--- a/DOC/IO/WIN-IO-1AI1AOM CE.docx
+++ b/DOC/IO/WIN-IO-1AI1AOM CE.docx
@@ -196,7 +196,21 @@
         <w:rPr>
           <w:sz w:val="28"/>
         </w:rPr>
-        <w:t xml:space="preserve">The IO modules are mounted on DIN rail mountable casing and with exposed connectors and LED indicators. The DIP switch for Slave ID and Baud rate are placed inside the enclosure. </w:t>
+        <w:t xml:space="preserve">The IO modules are mounted on DIN rail mountable casing and with exposed connectors and LED indicators. The DIP switch for Slave ID and Baud rate </w:t>
+      </w:r>
+      <w:proofErr w:type="gramStart"/>
+      <w:r>
+        <w:rPr>
+          <w:sz w:val="28"/>
+        </w:rPr>
+        <w:t>are</w:t>
+      </w:r>
+      <w:proofErr w:type="gramEnd"/>
+      <w:r>
+        <w:rPr>
+          <w:sz w:val="28"/>
+        </w:rPr>
+        <w:t xml:space="preserve"> placed inside the enclosure. </w:t>
       </w:r>
     </w:p>
     <w:p>
@@ -2495,7 +2509,21 @@
                 <w:b/>
                 <w:color w:val="0070C0"/>
               </w:rPr>
-              <w:t xml:space="preserve">AI 1 – 10 Bit </w:t>
+              <w:t xml:space="preserve">AI 1 </w:t>
+            </w:r>
+            <w:r>
+              <w:rPr>
+                <w:b/>
+                <w:color w:val="0070C0"/>
+              </w:rPr>
+              <w:t>-</w:t>
+            </w:r>
+            <w:r>
+              <w:rPr>
+                <w:b/>
+                <w:color w:val="0070C0"/>
+              </w:rPr>
+              <w:t xml:space="preserve"> 10 Bit </w:t>
             </w:r>
           </w:p>
         </w:tc>
@@ -2518,7 +2546,13 @@
               <w:rPr>
                 <w:color w:val="0070C0"/>
               </w:rPr>
-              <w:t xml:space="preserve">40002 </w:t>
+              <w:t>400</w:t>
+            </w:r>
+            <w:r>
+              <w:rPr>
+                <w:color w:val="0070C0"/>
+              </w:rPr>
+              <w:t>01</w:t>
             </w:r>
           </w:p>
         </w:tc>
@@ -2658,7 +2692,19 @@
               <w:rPr>
                 <w:color w:val="0070C0"/>
               </w:rPr>
-              <w:t xml:space="preserve">40003 </w:t>
+              <w:t>4000</w:t>
+            </w:r>
+            <w:r>
+              <w:rPr>
+                <w:color w:val="0070C0"/>
+              </w:rPr>
+              <w:t>2</w:t>
+            </w:r>
+            <w:r>
+              <w:rPr>
+                <w:color w:val="0070C0"/>
+              </w:rPr>
+              <w:t xml:space="preserve"> </w:t>
             </w:r>
           </w:p>
         </w:tc>
@@ -2728,6 +2774,394 @@
           </w:p>
         </w:tc>
       </w:tr>
+      <w:tr>
+        <w:trPr>
+          <w:trHeight w:val="325"/>
+        </w:trPr>
+        <w:tc>
+          <w:tcPr>
+            <w:tcW w:w="709" w:type="dxa"/>
+            <w:tcBorders>
+              <w:top w:val="single" w:sz="4" w:space="0" w:color="000000"/>
+              <w:left w:val="single" w:sz="4" w:space="0" w:color="000000"/>
+              <w:bottom w:val="single" w:sz="4" w:space="0" w:color="000000"/>
+              <w:right w:val="single" w:sz="4" w:space="0" w:color="000000"/>
+            </w:tcBorders>
+          </w:tcPr>
+          <w:p>
+            <w:pPr>
+              <w:ind w:right="58"/>
+              <w:jc w:val="center"/>
+              <w:rPr>
+                <w:color w:val="0070C0"/>
+              </w:rPr>
+            </w:pPr>
+            <w:r>
+              <w:rPr>
+                <w:color w:val="0070C0"/>
+              </w:rPr>
+              <w:t xml:space="preserve">1 </w:t>
+            </w:r>
+          </w:p>
+        </w:tc>
+        <w:tc>
+          <w:tcPr>
+            <w:tcW w:w="1986" w:type="dxa"/>
+            <w:tcBorders>
+              <w:top w:val="single" w:sz="4" w:space="0" w:color="000000"/>
+              <w:left w:val="single" w:sz="4" w:space="0" w:color="000000"/>
+              <w:bottom w:val="single" w:sz="4" w:space="0" w:color="000000"/>
+              <w:right w:val="single" w:sz="4" w:space="0" w:color="000000"/>
+            </w:tcBorders>
+          </w:tcPr>
+          <w:p>
+            <w:pPr>
+              <w:ind w:right="50"/>
+              <w:jc w:val="center"/>
+              <w:rPr>
+                <w:b/>
+                <w:color w:val="0070C0"/>
+              </w:rPr>
+            </w:pPr>
+            <w:r>
+              <w:rPr>
+                <w:b/>
+                <w:color w:val="0070C0"/>
+              </w:rPr>
+              <w:t>A</w:t>
+            </w:r>
+            <w:r>
+              <w:rPr>
+                <w:b/>
+                <w:color w:val="0070C0"/>
+              </w:rPr>
+              <w:t>O</w:t>
+            </w:r>
+            <w:r>
+              <w:rPr>
+                <w:b/>
+                <w:color w:val="0070C0"/>
+              </w:rPr>
+              <w:t xml:space="preserve"> 1 </w:t>
+            </w:r>
+            <w:r>
+              <w:rPr>
+                <w:b/>
+                <w:color w:val="0070C0"/>
+              </w:rPr>
+              <w:t>-</w:t>
+            </w:r>
+            <w:r>
+              <w:rPr>
+                <w:b/>
+                <w:color w:val="0070C0"/>
+              </w:rPr>
+              <w:t xml:space="preserve"> 10 Bit </w:t>
+            </w:r>
+          </w:p>
+        </w:tc>
+        <w:tc>
+          <w:tcPr>
+            <w:tcW w:w="1986" w:type="dxa"/>
+            <w:tcBorders>
+              <w:top w:val="single" w:sz="4" w:space="0" w:color="000000"/>
+              <w:left w:val="single" w:sz="4" w:space="0" w:color="000000"/>
+              <w:bottom w:val="single" w:sz="4" w:space="0" w:color="000000"/>
+              <w:right w:val="single" w:sz="4" w:space="0" w:color="000000"/>
+            </w:tcBorders>
+          </w:tcPr>
+          <w:p>
+            <w:pPr>
+              <w:ind w:right="57"/>
+              <w:jc w:val="center"/>
+              <w:rPr>
+                <w:color w:val="0070C0"/>
+              </w:rPr>
+            </w:pPr>
+            <w:r>
+              <w:rPr>
+                <w:color w:val="0070C0"/>
+              </w:rPr>
+              <w:t>4000</w:t>
+            </w:r>
+            <w:r>
+              <w:rPr>
+                <w:color w:val="0070C0"/>
+              </w:rPr>
+              <w:t>3</w:t>
+            </w:r>
+            <w:r>
+              <w:rPr>
+                <w:color w:val="0070C0"/>
+              </w:rPr>
+              <w:t xml:space="preserve"> </w:t>
+            </w:r>
+          </w:p>
+        </w:tc>
+        <w:tc>
+          <w:tcPr>
+            <w:tcW w:w="2125" w:type="dxa"/>
+            <w:tcBorders>
+              <w:top w:val="single" w:sz="4" w:space="0" w:color="000000"/>
+              <w:left w:val="single" w:sz="4" w:space="0" w:color="000000"/>
+              <w:bottom w:val="single" w:sz="4" w:space="0" w:color="000000"/>
+              <w:right w:val="single" w:sz="4" w:space="0" w:color="000000"/>
+            </w:tcBorders>
+          </w:tcPr>
+          <w:p>
+            <w:pPr>
+              <w:ind w:right="57"/>
+              <w:jc w:val="center"/>
+              <w:rPr>
+                <w:color w:val="0070C0"/>
+              </w:rPr>
+            </w:pPr>
+            <w:r>
+              <w:rPr>
+                <w:color w:val="0070C0"/>
+              </w:rPr>
+              <w:t xml:space="preserve">0X03 </w:t>
+            </w:r>
+          </w:p>
+        </w:tc>
+        <w:tc>
+          <w:tcPr>
+            <w:tcW w:w="1276" w:type="dxa"/>
+            <w:tcBorders>
+              <w:top w:val="single" w:sz="4" w:space="0" w:color="000000"/>
+              <w:left w:val="single" w:sz="4" w:space="0" w:color="000000"/>
+              <w:bottom w:val="single" w:sz="4" w:space="0" w:color="000000"/>
+              <w:right w:val="single" w:sz="4" w:space="0" w:color="000000"/>
+            </w:tcBorders>
+          </w:tcPr>
+          <w:p>
+            <w:pPr>
+              <w:ind w:right="61"/>
+              <w:jc w:val="center"/>
+              <w:rPr>
+                <w:color w:val="0070C0"/>
+              </w:rPr>
+            </w:pPr>
+            <w:r>
+              <w:rPr>
+                <w:color w:val="0070C0"/>
+              </w:rPr>
+              <w:t xml:space="preserve">RS485 </w:t>
+            </w:r>
+          </w:p>
+        </w:tc>
+        <w:tc>
+          <w:tcPr>
+            <w:tcW w:w="2126" w:type="dxa"/>
+            <w:tcBorders>
+              <w:top w:val="single" w:sz="4" w:space="0" w:color="000000"/>
+              <w:left w:val="single" w:sz="4" w:space="0" w:color="000000"/>
+              <w:bottom w:val="single" w:sz="4" w:space="0" w:color="000000"/>
+              <w:right w:val="single" w:sz="4" w:space="0" w:color="000000"/>
+            </w:tcBorders>
+          </w:tcPr>
+          <w:p>
+            <w:pPr>
+              <w:rPr>
+                <w:color w:val="4472C4"/>
+              </w:rPr>
+            </w:pPr>
+            <w:r>
+              <w:rPr>
+                <w:color w:val="4472C4"/>
+              </w:rPr>
+              <w:t xml:space="preserve">16 Bit Unsigned int </w:t>
+            </w:r>
+          </w:p>
+        </w:tc>
+      </w:tr>
+      <w:tr>
+        <w:trPr>
+          <w:trHeight w:val="325"/>
+        </w:trPr>
+        <w:tc>
+          <w:tcPr>
+            <w:tcW w:w="709" w:type="dxa"/>
+            <w:tcBorders>
+              <w:top w:val="single" w:sz="4" w:space="0" w:color="000000"/>
+              <w:left w:val="single" w:sz="4" w:space="0" w:color="000000"/>
+              <w:bottom w:val="single" w:sz="4" w:space="0" w:color="000000"/>
+              <w:right w:val="single" w:sz="4" w:space="0" w:color="000000"/>
+            </w:tcBorders>
+          </w:tcPr>
+          <w:p>
+            <w:pPr>
+              <w:ind w:right="58"/>
+              <w:jc w:val="center"/>
+              <w:rPr>
+                <w:color w:val="0070C0"/>
+              </w:rPr>
+            </w:pPr>
+            <w:r>
+              <w:rPr>
+                <w:color w:val="0070C0"/>
+              </w:rPr>
+              <w:t xml:space="preserve">2 </w:t>
+            </w:r>
+          </w:p>
+        </w:tc>
+        <w:tc>
+          <w:tcPr>
+            <w:tcW w:w="1986" w:type="dxa"/>
+            <w:tcBorders>
+              <w:top w:val="single" w:sz="4" w:space="0" w:color="000000"/>
+              <w:left w:val="single" w:sz="4" w:space="0" w:color="000000"/>
+              <w:bottom w:val="single" w:sz="4" w:space="0" w:color="000000"/>
+              <w:right w:val="single" w:sz="4" w:space="0" w:color="000000"/>
+            </w:tcBorders>
+          </w:tcPr>
+          <w:p>
+            <w:pPr>
+              <w:ind w:right="50"/>
+              <w:jc w:val="center"/>
+              <w:rPr>
+                <w:b/>
+                <w:color w:val="0070C0"/>
+              </w:rPr>
+            </w:pPr>
+            <w:r>
+              <w:rPr>
+                <w:b/>
+                <w:color w:val="0070C0"/>
+              </w:rPr>
+              <w:t>A</w:t>
+            </w:r>
+            <w:r>
+              <w:rPr>
+                <w:b/>
+                <w:color w:val="0070C0"/>
+              </w:rPr>
+              <w:t>O</w:t>
+            </w:r>
+            <w:r>
+              <w:rPr>
+                <w:b/>
+                <w:color w:val="0070C0"/>
+              </w:rPr>
+              <w:t xml:space="preserve"> 1 - 12 Bit </w:t>
+            </w:r>
+          </w:p>
+        </w:tc>
+        <w:tc>
+          <w:tcPr>
+            <w:tcW w:w="1986" w:type="dxa"/>
+            <w:tcBorders>
+              <w:top w:val="single" w:sz="4" w:space="0" w:color="000000"/>
+              <w:left w:val="single" w:sz="4" w:space="0" w:color="000000"/>
+              <w:bottom w:val="single" w:sz="4" w:space="0" w:color="000000"/>
+              <w:right w:val="single" w:sz="4" w:space="0" w:color="000000"/>
+            </w:tcBorders>
+          </w:tcPr>
+          <w:p>
+            <w:pPr>
+              <w:ind w:right="57"/>
+              <w:jc w:val="center"/>
+              <w:rPr>
+                <w:color w:val="0070C0"/>
+              </w:rPr>
+            </w:pPr>
+            <w:r>
+              <w:rPr>
+                <w:color w:val="0070C0"/>
+              </w:rPr>
+              <w:t>4000</w:t>
+            </w:r>
+            <w:r>
+              <w:rPr>
+                <w:color w:val="0070C0"/>
+              </w:rPr>
+              <w:t>4</w:t>
+            </w:r>
+            <w:r>
+              <w:rPr>
+                <w:color w:val="0070C0"/>
+              </w:rPr>
+              <w:t xml:space="preserve"> </w:t>
+            </w:r>
+          </w:p>
+        </w:tc>
+        <w:tc>
+          <w:tcPr>
+            <w:tcW w:w="2125" w:type="dxa"/>
+            <w:tcBorders>
+              <w:top w:val="single" w:sz="4" w:space="0" w:color="000000"/>
+              <w:left w:val="single" w:sz="4" w:space="0" w:color="000000"/>
+              <w:bottom w:val="single" w:sz="4" w:space="0" w:color="000000"/>
+              <w:right w:val="single" w:sz="4" w:space="0" w:color="000000"/>
+            </w:tcBorders>
+          </w:tcPr>
+          <w:p>
+            <w:pPr>
+              <w:ind w:right="57"/>
+              <w:jc w:val="center"/>
+              <w:rPr>
+                <w:color w:val="0070C0"/>
+              </w:rPr>
+            </w:pPr>
+            <w:r>
+              <w:rPr>
+                <w:color w:val="0070C0"/>
+              </w:rPr>
+              <w:t xml:space="preserve">0x03 </w:t>
+            </w:r>
+          </w:p>
+        </w:tc>
+        <w:tc>
+          <w:tcPr>
+            <w:tcW w:w="1276" w:type="dxa"/>
+            <w:tcBorders>
+              <w:top w:val="single" w:sz="4" w:space="0" w:color="000000"/>
+              <w:left w:val="single" w:sz="4" w:space="0" w:color="000000"/>
+              <w:bottom w:val="single" w:sz="4" w:space="0" w:color="000000"/>
+              <w:right w:val="single" w:sz="4" w:space="0" w:color="000000"/>
+            </w:tcBorders>
+          </w:tcPr>
+          <w:p>
+            <w:pPr>
+              <w:ind w:right="61"/>
+              <w:jc w:val="center"/>
+              <w:rPr>
+                <w:color w:val="0070C0"/>
+              </w:rPr>
+            </w:pPr>
+            <w:r>
+              <w:rPr>
+                <w:color w:val="0070C0"/>
+              </w:rPr>
+              <w:t xml:space="preserve">RS485 </w:t>
+            </w:r>
+          </w:p>
+        </w:tc>
+        <w:tc>
+          <w:tcPr>
+            <w:tcW w:w="2126" w:type="dxa"/>
+            <w:tcBorders>
+              <w:top w:val="single" w:sz="4" w:space="0" w:color="000000"/>
+              <w:left w:val="single" w:sz="4" w:space="0" w:color="000000"/>
+              <w:bottom w:val="single" w:sz="4" w:space="0" w:color="000000"/>
+              <w:right w:val="single" w:sz="4" w:space="0" w:color="000000"/>
+            </w:tcBorders>
+          </w:tcPr>
+          <w:p>
+            <w:pPr>
+              <w:rPr>
+                <w:color w:val="4472C4"/>
+              </w:rPr>
+            </w:pPr>
+            <w:r>
+              <w:rPr>
+                <w:color w:val="4472C4"/>
+              </w:rPr>
+              <w:t xml:space="preserve">16 Bit Unsigned int </w:t>
+            </w:r>
+          </w:p>
+        </w:tc>
+      </w:tr>
     </w:tbl>
     <w:p>
       <w:r>
@@ -2748,12 +3182,6 @@
         </w:rPr>
         <w:t xml:space="preserve"> </w:t>
       </w:r>
-    </w:p>
-    <w:p>
-      <w:pPr>
-        <w:pStyle w:val="Heading2"/>
-        <w:ind w:left="-5"/>
-      </w:pPr>
       <w:r>
         <w:t>Note: -</w:t>
       </w:r>
@@ -3013,6 +3441,7 @@
           <w:b/>
           <w:sz w:val="32"/>
         </w:rPr>
+        <w:lastRenderedPageBreak/>
         <w:t xml:space="preserve"> </w:t>
       </w:r>
     </w:p>
@@ -3026,7 +3455,6 @@
           <w:b/>
           <w:sz w:val="32"/>
         </w:rPr>
-        <w:lastRenderedPageBreak/>
         <w:t xml:space="preserve">NOTE – </w:t>
       </w:r>
       <w:r>
@@ -5423,7 +5851,21 @@
         <w:rPr>
           <w:b/>
         </w:rPr>
-        <w:t xml:space="preserve">For Slave ID Selection SW is used to Set The SLAVE ID . </w:t>
+        <w:t xml:space="preserve">For Slave ID Selection SW is used to Set </w:t>
+      </w:r>
+      <w:proofErr w:type="gramStart"/>
+      <w:r>
+        <w:rPr>
+          <w:b/>
+        </w:rPr>
+        <w:t>The</w:t>
+      </w:r>
+      <w:proofErr w:type="gramEnd"/>
+      <w:r>
+        <w:rPr>
+          <w:b/>
+        </w:rPr>
+        <w:t xml:space="preserve"> SLAVE ID . </w:t>
       </w:r>
     </w:p>
     <w:p>
@@ -5488,7 +5930,21 @@
         <w:rPr>
           <w:b/>
         </w:rPr>
-        <w:t xml:space="preserve">IF Eg. Slave ID 1 is Needed to be selected Switch number 1 should pulled up other three should be selected down side. So”1 0 0 0” will be selected as Slave ID 1. </w:t>
+        <w:t xml:space="preserve">IF Eg. Slave ID 1 is Needed to be selected Switch number 1 should pulled up other three should be selected </w:t>
+      </w:r>
+      <w:proofErr w:type="gramStart"/>
+      <w:r>
+        <w:rPr>
+          <w:b/>
+        </w:rPr>
+        <w:t>down side</w:t>
+      </w:r>
+      <w:proofErr w:type="gramEnd"/>
+      <w:r>
+        <w:rPr>
+          <w:b/>
+        </w:rPr>
+        <w:t xml:space="preserve">. So”1 0 0 0” will be selected as Slave ID 1. </w:t>
       </w:r>
     </w:p>
     <w:p>
@@ -9706,25 +10162,6 @@
           <mc:Fallback>
             <w:pict>
               <v:group w14:anchorId="5B232C25" id="Group 16" o:spid="_x0000_s1057" style="position:absolute;left:0;text-align:left;margin-left:115.8pt;margin-top:.7pt;width:349.8pt;height:250.8pt;z-index:251656192;mso-position-horizontal-relative:page;mso-position-vertical-relative:text;mso-width-relative:margin;mso-height-relative:margin" coordsize="46012,37203" o:gfxdata="UEsDBBQABgAIAAAAIQCKFT+YDAEAABUCAAATAAAAW0NvbnRlbnRfVHlwZXNdLnhtbJSRwU7DMAyG&#10;70i8Q5QratPtgBBqu8M6joDQeIAocdtA40RxKNvbk3abBNNA4pjY3+/PSbna2YGNEMg4rPgiLzgD&#10;VE4b7Cr+un3I7jijKFHLwSFUfA/EV/X1VbndeyCWaKSK9zH6eyFI9WAl5c4DpkrrgpUxHUMnvFTv&#10;sgOxLIpboRxGwJjFKYPXZQOt/Bgi2+zS9cHkzUPH2frQOM2quLFTwFwQF5kAA50x0vvBKBnTdmJE&#10;fWaWHa3yRM491BtPN0mdX54wVX5KfR9w5J7ScwajgT3LEB+lTepCBxKwdI1T+d8Zk6SlzLWtUZA3&#10;gTYzdXL6LVu7Twww/je8SdgLjKd0MX9q/QUAAP//AwBQSwMEFAAGAAgAAAAhADj9If/WAAAAlAEA&#10;AAsAAABfcmVscy8ucmVsc6SQwWrDMAyG74O9g9F9cZrDGKNOL6PQa+kewNiKYxpbRjLZ+vYzg8Ey&#10;ettRv9D3iX9/+EyLWpElUjaw63pQmB35mIOB98vx6QWUVJu9XSijgRsKHMbHh/0ZF1vbkcyxiGqU&#10;LAbmWsur1uJmTFY6KpjbZiJOtraRgy7WXW1APfT9s+bfDBg3THXyBvjkB1CXW2nmP+wUHZPQVDtH&#10;SdM0RXePqj195DOujWI5YDXgWb5DxrVrz4G+79390xvYljm6I9uEb+S2fhyoZT96vely/AIAAP//&#10;AwBQSwMEFAAGAAgAAAAhAPk8YQcVBwAAU0oAAA4AAABkcnMvZTJvRG9jLnhtbOxcbXObOBD+fjP3&#10;Hxi+t0YCBHjqdHJp07mZTJvpy/QzxtjmCogTcuzcr79HQhAncZrUvl6nrjoTF9ALq9XuI+2ulhcv&#10;N1XpXOWiLXg9cclzz3XyOuOzol5M3E8fz5/FrtPKtJ6lJa/ziXudt+7Lk99/e7FuxjnlS17OcuGg&#10;k7odr5uJu5SyGY9GbbbMq7R9zpu8RuGciyqVuBWL0Uyka/RelSPqeWy05mLWCJ7lbYunr7pC90T3&#10;P5/nmXw3n7e5dMqJC9qk/hX6d6p+Rycv0vFCpM2yyAwZ6R5UVGlR46VDV69SmTorUdzrqioywVs+&#10;l88zXo34fF5kuR4DRkO8O6N5I/iq0WNZjNeLZmATWHuHT3t3m729eiOaD82lACfWzQK80HdqLJu5&#10;qNT/oNLZaJZdDyzLN9LJ8DAIAhowcDZDmU/ikOBGMzVbgvP32mXL131L5hFK+pYR9fw4VC1H/YtH&#10;t8hpimyMP8MDXN3jweOyglZyJXLXdFI9qY8qFV9WzTNMV5PKYlqUhbzWooeJUUTVV5dFdim6G7Dz&#10;UjjFbOJSL05CEkcBFKBOK4g+qqm3OzRWw1RNVe2ubarGdsGzL61T87NlWi/y07aB9EKnNFNuVx+p&#10;21svnpZFc16UpZovdW2GCEm/Iyk7uNRJ4Sueraq8lp1aibzEaHndLoumdR0xzqtpjmGJP2cEkw2V&#10;lhhSI4padtPdSpHLbKnePwcd70F7N5lDgSb6hk41hBZy92RJuyUvJPDjO/ICHopWvsl55agL0Aoa&#10;MEnpOL26aA01fRXI2Q0B+hK3SgMAQ23PPdzd4983adqHZdrkIEF1eyMaYcj8mDHi95LxUWnTH3zj&#10;6Lk2lZVOOnKDx0YG1PMHGOaHnp9Q6JJSwoAkfqJVKR33asqC2I8Co6WelyRaSQdV+0bWpeOWl8Ws&#10;l7dWLKZnpXCuUoDs69ce/hlFvlWtrNVc3Hp0q+WZarijJahUTQEH/fj1lbwuc9VhWb/P51A5sInq&#10;2dZrRz4QlGYZpNoULdNZ3tFJwq2XqdVGtdDooztUPXdybPomX+u7k3RTXzXN9dIzEOY93nhood/M&#10;azk0roqai10dlLLDBlDa1e+Z1LFGcUluphsNR2QQrSmfXUOyBIeGQGLaJjsvoC4XaSsvU4HFDw+x&#10;oMt3+JmXfD1xublynSUX/+x6rupDU1DqOmssphO3/XuVKqQt/6yhQwkJAnQr9U0QAuwBKdsl0+2S&#10;elWdcYgSgAbU6UtVX5b95Vzw6jPW/VP1VhSldYZ3T9xMiv7mTHaLPHYOWX56qqt1EH5Rf2gA/N18&#10;Kjj4uPmcisZghoTGvOW93t6Djq6umqKan64knxcaVxSrO76aKQCG/E9gQjwvZrEXDWByKgRfj51P&#10;jcOUFirSAD3DCt/rUL/KDst74LE49JnGEBpEHg2jDtl7DAlDGoQdhCQBg/4YJe+3CT20Gk6uGk2J&#10;FlwNwIpri5lZDNPZX5jeeVVC4IAbju7sdjndLick8oJe3E13AIb+narvh5HFYpLiz4AwHVj+MEyy&#10;AHRcABRHLCK+r4yAbqO7LwL5IaVJhG6wi7EIZPZTdleUqa2QAjCzy+ng65BdkUWgo0IgxhLKqB8m&#10;PQAdbE9RGEs+i75uT/lmM+Rbe0pt1n8xe4r2m2sLJkcFJjGLsA3xYN0cuJuhMJKYwRDsZqKkM19u&#10;fDLWnrpxIlkfz/4+HgtARwVAlBAGh04YwF17mD1F/QTO4G4XYxHI2lMA2cEHZO0pLPDWpbwzPkVY&#10;yAiNwxAe2g6BDjaoiB/Apdw5lx8MUFmDatz+ugEq3xpURxmgYpRGQagiR4ftZkiCEJBndzM2Zo5g&#10;fhdwt7sZGyDfOvzXR+1NyNscxIJfMk5YmAze4X3DU8RnfhQOAXLr0FHHfWx4yoan+mM51pzaaU4x&#10;nOz1/RDu3//KmqKU4jifjU7pUz/92b3uWJ897acOH5PAGlNHaUwRL46jKMKp+x5M9t3NRDiaHqIX&#10;fdYmDhm9c2LYRqdsdKo/V23P2tjjxsaaCuIwwVmb6GB3Dg0IoMziz3buhDWmrDFljSmTyrnbmwPQ&#10;AHAg83NIqzsXyK5ziN6+PDnZwfeRTWB2PxFjVKdK3BzNIR4JaIIEBJXVSEJCcMbP+BwfyHaYKyqe&#10;mOtAWZCY3o4kk8EkR32X4FWf9LFXdlXf2HqKraf4UU+xMq6SMIpVqloXq9oLWwAWjMbGT8ziJNDh&#10;im1w8RT6/BhwOSyLknVpiN9FzzUE44jKXnreN7Z6bvX8cT1HlhHS87c8snvpOfVxSAaJ1tqFskPP&#10;ofhIyv4Z1dwu5zYz+ggyo6PE8/EXH7ac+xQfVwiMp2KHmhMvipA5/TPqefAdl3Mdgdh3Oe8b2+X8&#10;517O9Sd88OUi/V0N85Ul9Wmk7Xv9xYSbb0Gd/AsAAP//AwBQSwMECgAAAAAAAAAhAEF0wC8rwAMA&#10;K8ADABUAAABkcnMvbWVkaWEvaW1hZ2UxLmpwZWf/2P/gABBKRklGAAEBAQDcANwAAP/bAEMAAgEB&#10;AQEBAgEBAQICAgICBAMCAgICBQQEAwQGBQYGBgUGBgYHCQgGBwkHBgYICwgJCgoKCgoGCAsMCwoM&#10;CQoKCv/bAEMBAgICAgICBQMDBQoHBgcKCgoKCgoKCgoKCgoKCgoKCgoKCgoKCgoKCgoKCgoKCgoK&#10;CgoKCgoKCgoKCgoKCgoKCv/AABEIAocEKwMBIgACEQEDEQH/xAAfAAABBQEBAQEBAQAAAAAAAAAA&#10;AQIDBAUGBwgJCgv/xAC1EAACAQMDAgQDBQUEBAAAAX0BAgMABBEFEiExQQYTUWEHInEUMoGRoQgj&#10;QrHBFVLR8CQzYnKCCQoWFxgZGiUmJygpKjQ1Njc4OTpDREVGR0hJSlNUVVZXWFlaY2RlZmdoaWpz&#10;dHV2d3h5eoOEhYaHiImKkpOUlZaXmJmaoqOkpaanqKmqsrO0tba3uLm6wsPExcbHyMnK0tPU1dbX&#10;2Nna4eLj5OXm5+jp6vHy8/T19vf4+fr/xAAfAQADAQEBAQEBAQEBAAAAAAAAAQIDBAUGBwgJCgv/&#10;xAC1EQACAQIEBAMEBwUEBAABAncAAQIDEQQFITEGEkFRB2FxEyIygQgUQpGhscEJIzNS8BVictEK&#10;FiQ04SXxFxgZGiYnKCkqNTY3ODk6Q0RFRkdISUpTVFVWV1hZWmNkZWZnaGlqc3R1dnd4eXqCg4SF&#10;hoeIiYqSk5SVlpeYmZqio6Slpqeoqaqys7S1tre4ubrCw8TFxsfIycrS09TV1tfY2dri4+Tl5ufo&#10;6ery8/T19vf4+fr/2gAMAwEAAhEDEQA/APnu+kR2VUPHX5u1Bhkmg3Ws7OxIEce3oc1n3V9CHLxx&#10;dvXpz1ro/gfpn/CafEzSdASLd517Esiq38O8Z/lXLKTvdD9T9Bf2A/giPhR8JbP+0NM8u915ftNz&#10;ciPuegJr6f0bSbq0SGCcSbVT5XUcAf0rmvDHhW807TdOhNuqQQQqscf90Y64rqFj1WRfLtrmSNVP&#10;3dvUV51S7bN4+6aUVpb2jNcqp5/iLZqjqd9Jb3Pl3MZkSTmNjxim3d3LZ2v2WGRnZVz8zc1nxzy3&#10;Kf6fP82ePaueMddSmyj4ht0u9i3NmjFeY13c1e0K91C1iS2W2RI1XpwMVS1N9PtGYzX7TMwym1eB&#10;UtlriGKGzmVl6DzKfL7wXNia7gng/e3LZ/6ZqarQa7caWGEiM8Y/jYdKqTos8clvDfku3G3096NI&#10;S6UNYyjzlz/F3qiWzcttajv4FninTa3UVpQyOJo/LfDA56daxLK2t7d2hjhG7t71rwvCgWW5mZWV&#10;fmI6VaYCeNNL0nUtKuUurfd50JX5F+bcR1r5C1PU/CGl+JJtF8Q+JVka1mZJFnuVBUq2COo6c19b&#10;ya3azySpZxNMVUlt3G6vkP4jfBT9nzxl8Wte1zxBa2g1Ca4db23N3tAdh83y5wG+nrXXhZcs2cuJ&#10;jeOpLqHxC+Ak8sUH9sWe6RPkVZgmOOTyR+deC/tLa/8As53MTW+g61Zrq11GRCsM2TIc8jqQa9Ig&#10;/Y6+Cd/LbwaXcKj28pK75WPmr/dbkZwPSvkf/gof+yR4U+B914b+J/w51i4+2f8ACQLb3EdxI4WR&#10;W5AGSRx/KvUo+9LVnHKnoc54r8S+NfhPeaf8X/A0jzSeHrpZrrTzny7m36SRsO6suQePevJP24PA&#10;XgrwB4t0zx/8LlW38H/EHTf7W0O12/8AHjK2GmteOMKzDA7A47V7VpWqnU0e11a1Egki23Vru+Vg&#10;euOP84rY/aS+FHhHx3+xJq2gQ26LdeEY21jQG27mg2ZMkY9mQsCPXBr1PdhJWZjGUo3Ujyj4Uq6/&#10;DTQ7JyxC2ud+73NcB42kt/8AhLrh87tsm1hMuAfeuw+D+p2c3wz0aF3+UW2VPr7Vw/jq7tZfE86n&#10;5trfKD3Oea9ytU5qEUjx8tpx+tVGVE0+MyyNasFWT+APwffP4Vd8u1s7YW+nqrN0Y44z9ax4DLOv&#10;Me0Lgqo7e1bVhMTp0lm1qvmbvmlZuB7Vwts+i5VHQjeNrNkWQnEineq1LEqyRshjLYb5Wzn2qpav&#10;Os5fzvMXPzKOasBnB820J2q2dn40QaM5Ezlt+5Dtxx9aVLlJ4/3Q+bHJ9aSG4eWIqYuh+ZiuPw9+&#10;9NW2tUDCOZvvFvu8fSteYnl6k6yoiCe4by1DZ6dMg1PYwJeSRmzI5YDn5fXmqQjjmVY5UZu/I4qW&#10;1M1uq26rwvK47e1UrdSS9qEU2k3H2GP5scsoOcfSpbG/gfiS0VmA+8x6VVffCP3hJ9XIpYXYQsAm&#10;O271rTmj0D3ieOeCCbcJ9rbunWvZ/hAtje+AdSmZWTBUHavp6V4iIY5E3eaisrZwepFe0fBO683w&#10;BqQDqWDKuzdhhXXgpcuIjI8XPYSqZdJHO/FoTP4SjlZtyrN93kf0ry1p7QSbRL97BwMmvVvjYXg+&#10;H2AWEhuwcL346V428dw8iFUUP156DjNdOY1Oau2jPhuKjgbMdfTSIFaORWUAH5evToaks9VnSyNr&#10;C22M8sNvU1R1iI7yQNwI6DPFRW63ccHmbWxuO7j8q8epK71R9AacVw0bC3xkNy0m3t6VWlngM7fK&#10;oQZDLjj2pkbzBiwlb5ef/rU2W2MkjOwZd/3qcZW6CY+KQOjwpI3y/d7ZFVruaJIVjk+Zv96lFvP5&#10;rLu3HOF96qXLykeRNnHXH901p7TqLlIJT5TrGyrtLZVlXcVq5bSWajMt15jM2DHI3b0rM1K+v5Pl&#10;j2/LyFXg4BH4VDY3M91LuCFWx8qlc4pqtPsGiOnbUiPmt/vbcbF6A1LDcmVd+7+L5m3f/WrIsrCb&#10;ymlDlnk4w3HH5VZtoVWQBRI3l4yrKOtaxqdzM07YRl9vnr8p/wBW1SlFWdpofmZvoQKpC0mHKoyg&#10;rnJXmn2sF0kCtGzOwbDAngCtoyiKxpOFSHdJ8rdQy1HFNGjAlTw2Wbb16daVmka1dZMKQflbH60y&#10;HzIwzvHu9GHJb2xWhlKMhQgvpCDJgdQVzxVhYoYQqXDblXnkdKrMgifMUX3+27HFJslVeVZQc/eo&#10;D3iVZvLikkt5Ac8DKcVA5mn3RXC+So+916+v41WkmnhceV8vP8XT600XM8Um24f5urbcYP4f561M&#10;gSLkcmmSxN57qhT7pSPv6dKik1OGAeXGAdxwzD+dUpxMPnD7Q3JWoXYvhfI3K3J5x+lZ8zlsaJWR&#10;ZmxNP5Ylzu6rv7A0pihWIBRtG7se9VZ9yw/uojleN3fr0xUiR+ZF/eHUj/P+eK55SS6FQs3Y2bHW&#10;JtEhe3iiVWmXD/KCTUSSLqlw8ctysXynDsOOv55qjbW4Ys0u71BP8qa0MiL5RRjz97pWfLJmnum5&#10;Z2trY31utrc+cWIZih+UE/59K+gr2ed/hfpFnEGKtHuaPGM182ackw2xTNtLMNrKOgr6FsrgxeAN&#10;B2q8yxw/K2ORg16mWc31hXPmeKJcuCSR5B8cra8h1e18PTTOtrHD58luOjyHpu9cDoOcVysLOWXE&#10;Xlx4429PpXd/tCRzy+K7e4Eq+W9nGdrdc964gSSRpvlB29DiqxtSUqzb6HXkNKEMvhbdiyN87FVV&#10;mb2pupWunlVkFtyy4I7j2oeAOf3KN61EI7l5mWQfL/CpbrXmyqSex7Vhp02MwKQx+ZvunqBx+FP2&#10;W0cqxiRW28tu6gn2FOg0+cvuDlWA+XctPFkVkZ2hVuPly2fxqo1HYXLfcebcRxLMnI+tSQ2DxEkr&#10;nb245zT4Lf8AcBGGcclcdans1kkjKpncP84rZS5iOUhFq7rvdRlWwq/1pY57qztWMI+XkZ6jrVmP&#10;7OpMLfexTl054LRtqbhu/iqlci1mQ2D3VzPHbecimZgpuJPupnucdhXUePYPh7pNvZ6R4HvJtQnt&#10;486hqEnyrI4xwgPOM556cVhWdldiRf3a4HIqLUbRpjv+63+zU1FOTTTKvHqNhhMyecZt23+HI5pJ&#10;o7eNt0jlvL/g2jA/xp1jZulqytCVZucg9alS3aVQhVl5+bnmtY1JEPl6ENy9uxVoPm29wvAqaE2L&#10;x/aN+58geWtQzRElkMe3OO/Si3tLmWGSOAIeoJ6EcmnzSYcr6kkTxSbmePr/ALNPke4O1VCYXn5v&#10;5Uy1tJY3SMu27+IsKka1ccN/D/tc0MfLEdCbZUbzHLMzY+UDgGpI5ok+/Ftkxlt3Gfeq8caibygN&#10;zdFRuKfPaXCSh2Rly33V5J+tS9SZcl7k88sROxW4bllBpLQi3+TZlW5+97f/AFqjntgbjeGx8vy7&#10;RUkdvdyqDJF93gY/nU3XYXuvVA8FsZCyhWwv8Iz9f8+1I0aNCruu3aP4m+anSxOqhIlYc9vXuKbc&#10;tKrDzrdW7bqpVBqMe5VkEN0u1ZW+b5ZAf4h+NTfD3xB4k8C62unC9kn0W4kx5L/etxjkjPbpTHtY&#10;GAMSvubk7c4oaV4lji8jzPnxs9RnkV2YbGVKNrHHjcDTxVJxke46Hf3Wn3BR5o5redAQuA24HtzX&#10;mvj5vC8XjiWGWGa3to/urCo4J/8Ar16QZLTyrKWytgN1vGyqyYxwPWvLfiybdfGd5I6fe27lXp0r&#10;szGXPThU6nzHDsalPGTop6IwJbjS7qV7a3WTbG2VZjtJ9Ki8y8ikkCY++QNyngen196qzZnuFkht&#10;ymBlgewp9kLybfMJW/2mx/WvAlOx9zyxHxukUm5Y28xvvDbxTiTIuBA/Oei81XlsbuVvPgkLHPK8&#10;1Ze7vbQeXE5zt5+Xjr0rL20tiXFjbGBJEZ7dWZ0bPy+nrTEuIizyPabiB8vzYwabFcX6hmiONykS&#10;bTjNR5baqIG9TuPWplKUjWNi4m2eP5iBtXI579qj+Wc/J/rFj/i9KhjM7R/Na/ePBAJqR45vOXL7&#10;QeMAfpVcz6ktIWaYlBHG38WST296UXsBbdyzbeflpl3CM7UDf401rXerMrf6v0WjmYehqNeeGhpt&#10;uv2ZhdcmZpD8o7DH51UjubcsEn2pt/1h/wA9qrLCXkVogWbvtP61reGdAfWdSNvFbyXUscDuVijL&#10;kKOpIHYZ69KOb2auyPUgiuo1zJbBuuF29x+dWop4oo1k3qn8RU/z9KnuEis5HtNQ07G3lTs2lagd&#10;LO62iw+ZW48uStKcubUlxbloTXpk1BI5RGHCnDBO9V2kQlo/L6cLuTP5VJI10gMEDFfl6hv6flVX&#10;ypHgZpE2gYUk1onJvUZJuMEJAj3M/C9fl/KpLeSFlJnj+ZRj1xVe2eNJGclmwMfdp1wgMO+3TG7h&#10;f896HIXxdSWTyrZGFuqliAfZDzVd5rdY1eVdzKAG46/nSKyLsyzKz8MzdOnSoZj87+X0X7vvU87R&#10;poOu2WZx5IUHHvx0q1p95YzWxs76NVbGRKM5PTioYYElbNwQzdefaqkizNcKZN2Fz/DgDjvUSfNu&#10;PYfcrYxzmCRmO5vu7c1IujG/k8uzH3V3NvcDFQOskc5GdzHv1x7U+IjY0k6tvLcFWxUSlJbCjylJ&#10;7fULZ22Tfd7V03w0gtr3x9aSTW3mTNk7punQ4HH0/WsRn3BVjj3c/MzH5sV6l8EPgD8WNTsofij/&#10;AMIjfJoKSNs1WWErHJzg7f7wB4yOK2p1vZyjKZz4yMZYeSOk8tIoZz5O3923y+vFeL65I0WoyKgI&#10;LSZ3Nxmvcr5RHczWtzExXy2Hy/SvG/EVp9smkMalW3MMfT3r08ylGag+jR83kF4VpozX1SSe482Z&#10;2DMoB9DxinQqNSiLvcRqyc/MvzCoWt9kQRo93vjrU4sJ4bFbtBtVf4S3zN+GK8jlPquWTVyAX+2Q&#10;l3V1Hy8rVprs3Mew2zbVXBboORj8aqlVkuFcxlV6FV4zUlugdWMEkmz/AGm4o94OVk0NwUl3qVX5&#10;jhVA71YN3Gj+VNINx+6SvBNVbeCQSb5V+Y44HbFSX1q126LbIrMPvbuBVRBxZctLlJJfL/BqWUK/&#10;70R/Kvfv9KbbQpbJumj+bs3cClkhhjkDJuIbllStEyeVkhuEZwqOu3jJbofapopz8+2IemfxqpBb&#10;M8eUjzh/lVmq1DC8biRU3M3RfWqJsLHL5yxxy7t0Z+Y9R7CppGMcotwPmYckDjHpUcqXLMqnj+8q&#10;jr/nFPCt5eY4sju7dVz2FL3ugMksJSblYQXUq3of512WmeekSxrKeDzj37fpXH6VDI1yp8tvvY21&#10;2ujQJBH5jLuwed3861pu0rs83Hx5qehwf7bfhSTxF+zdBqMsjrDZakHEZ+7kqyc4+pr80/HVj9lv&#10;s+Xt+bBr9PP2u/EMVh+zbM0hYRyahHGkKpnzG5/LAGa/M34k3C3WpNKE2/Mflr5PNn/tTPcymPLg&#10;0cvRRTgoP8VeWekfp4/iWe6VZgkkZGdp/hJr1r9j3Xrax+PPhm8/5af2gqlxnHP/ANevB7OO6WFp&#10;5ryTYhx8q12Hwc8bDwj4803VYgZTb3kbY/hGGHNc8oe6apn7xadctdafDMbbazRjIVv1/SrqTTrw&#10;xVtuR8vauY+C/jTS/HXw40fWrO6imW4slcHzAc8c107BoYyY7TDM2Fj8wc15stJWZdrGdMrzTNPK&#10;p3A44P3qz9SubTTgZpU+8em7mtq5j1CFVuJFwdmdvpXjPxt8c3OreKLHwzoVssVzEwd7jB3Pz0Ax&#10;jAHrUcoHoCW0F1NsSFlSYk/Q1a+wyxp9mVlbnKtt6VVstSe7061utP1COQgYmAGCDgZyKuDUWWVB&#10;NNz/AAqq9aiWgWLdssZwIgvmkfN71Fa2uoW1w0onVd3G3dlqk/0mNt1vCkYZMN3zkVRjaBbplKNI&#10;w6s2QBWftOwG3D9kSNZGuG3N97g0yJv7Rv8AyZWl2Jx8rcMO1FqjPH5hK4YfN7UWl49mWjgXzEdv&#10;xFO99UA7UFi0tJNSd/Jgt4y+0428dyTXwf42+AXgH4o+LtU8WXWr6nZ6hqWoSXUl3b6gyF2Zien3&#10;eSc9OK+mf2vPiXH4X+HreEmjjXVNaby7BftAVyg5ZgPQdPxr5oh1S68P6XH/AGzA8kUuF+dwGQ/n&#10;/nNehg4Si7s5cRJnM6h8Cfj14ee41D4YfHu9ZPMURW+qRpM3lgYK72DEf8BxXzh+3B4s/ab8V+M9&#10;D8AfErTI5ND024hlXULKInzZCOrHseOlfV8XjTw6l+1rPrlxp+UzCxcmN+O+K8N+Lni3xRreoyaL&#10;dW0N8nneba3sJBYKDxx/9evWgveucvtHLQ8ttpdZ0e8C2ludrDnzhyOPevYPhho1p4r8FXNh4guF&#10;SO+tZrSZf4QroR079a4XT/iLptxf/wBieO9C24GxbxV5Q478dPpU2sXOv+DdJ1DXfDt5FJp62Ly2&#10;SpyflUk4rt5oyshSh7p4/wDCzwXqHh6NfBUmJ5tOupLbcBw+1yOPyrlfjl4G8V/Dfx4dD8c+FL7S&#10;7m8h+02P2m2ZVuISeHQkYYZ4yOlevfsGaz/wlHj7QdZ1oJJNeawHbzI85y2dx/Gv0G/br/Yss/2v&#10;PhloOj2Hiq30vWNE1Bri2ury1aSOSN0w8Z2/MBkKePSvRxGMhQjCLPMy/D/vJz8z8erSBo8ASrnd&#10;lh1HTvVuZldfJLt83Lba+3NL/wCCKfxQgkaS9+KPhORzxGiC4UgdOuzn8qr6t/wRi+LsGiX11pnx&#10;Z8MtcwozwWrrMN5Azjdt4z64rB4yjuj1PefQ+JcRRP8AIrBSf4m6e9WbG4KN5Sz7WY8e9O1PTrjR&#10;9QuNH1C3Ed9aTPBdKpBCupKnBHUZHX0qkElQZdvm/Wtvbe6mg5e5rLNHt+yOpLLyop+mxCWTfcW+&#10;EXJV24FVIWk4mjlDKeD/ALPFLbvcFzFEzSbm+cNgBfpW0ZORLiuhfF7bMrPGdy7wuFWrMaRl/P2F&#10;WC/nWdtTzdkZxjIYKp44qa0e6BbkMucLzWlybEzSwSRBxMp5wVHOeacd+PLD7Vxn61XESyQeSSzZ&#10;bO5m+7TZYZV2sLwZjH96jmAvaVoF/wCJb2LTdK05p7qRgI40z831x/k9K9g+HXhjxH4E0/UPDPiv&#10;RbrT775JZIL23MbFCPlbBxwe3rz712H/AASnstE1j9qzSYdX063uFWznkjaVAxSZUJUjt78+ma++&#10;P22/2XNX+PmiaLP4Il0uPUtPmZJpL4mMPbsOQHCnOGAO0+prOnjo4fFRjPY8/MsPUxGFlGCufl38&#10;XLhJfBhbzmLfaMsuz7teQwtclFkT5hvIHqK/R7xB/wAEkPij4z06PRU+Ifhy3H3mkZpjj2xs5rzn&#10;4m/8ETvjX4Q8Jah4i8L/ABO8O6pdWFq866b+9ha4CjJRXYbQx7ZAGeCR1rqxWYYOrU/dyOfKKFfD&#10;YfkqKx8UOqiQQrKkbN944plw6WoLRp5hz8y7e3tVKC8a4XzIreT5l4L8Zp83nPEZmH3ehLVzuXU9&#10;mK01J4LtlkWIv8rH5V6YpLqe3HyzbRjoXYjJ+ufpTYmuJCpeyU7edw6896bqT+a0YhUNtPzZ6Cnz&#10;aCIjLGImdofuOSrbvvUy9eOGOFo2jYTcttXBQ+9OulluI8f3eAufes+7S6Q+WY2f5fmX0px3J5Qn&#10;ge6ZwUVlb7q5/WrcFtHpdgsjWjBpDkP6461W8iaKNUMnzL1YD8qhuvtt5Gtn5kjLGchGk+6Pp9c1&#10;tzc2yFypalyLU5rq42xMEGfuleatR3CRttQtIxPKqh3E+1Zen6fMku4IA38LdavWD/Yr9lvT8rrn&#10;cD3/AAqr90Jxie9+D/2HP2lPHfwKk+PPgv4ZXWoaGtvNcxt56LNcRRZ8x4kJBYDa2PXHGTXjVpfX&#10;JlUpaKqSc7f9mv24/wCCcU+nav8AsRfD9rx1uIX8PqjfL97DsrLj26GvIf8Ahyx+zZqGv6lqg8fa&#10;9DZ3N3LJbWETRYtdzlgoJXJAzgZ7VwwzLlqOFTYicJS2PytuXUMtvtYKw+ZvQVGLhYSyxk5U5Vhy&#10;OnWv1kT/AIIjfsrLpLR3njHxJJddVuVuo12j/d24NfBX7fn7InhT9jn4zw/Dzwn8QH1q11DSVv1j&#10;uI1S4sMuy+XIFJBDBdynAOO3Q120cfRrS5UTKEoo8Pt7v5WlYb2z8rZ6+1WLnzZ4t7HcBxtVu9Z8&#10;0nkqsLhjuXG7+VSypcLAn2Nt2317128zIjHm3YLEF3SPwW6L61WuXDzNM8SN2Jx0/wAadeC4CqZd&#10;zHHI67aoXFk5HyyHaGAVc89eazlJ9Db2fS5JeXEdvGqGXDdF2020muCN+9htONu7r70s1jDFGqmN&#10;VKqAFznB9KXyGcI0cfzHjan8X4VhKUkVyrYaNSjkmYwyrw2chs4OasWV+yupMZYjlfl4/wDr1VvN&#10;NvbCYGew8syDKiVfve4zVhTKYwUYSDrt6YrOMpS3K90uwNEWzcMylsn2FdF8Ivhh4s+MvxN0T4Ue&#10;DYY5NR1i+WKHzm2xovVnY9gqgsfYVy1pFFuMpXLL/Ca9w/4J2arHpv7bXw+uZZmjkk1hoY2POC0M&#10;i7R9c4rnrVJU4thaJuftTfsGfE79kpdH1Lxnd2N5o+tSSRQahp7F/s86ruWNwQCNyhiD0+U1DB53&#10;/CvtHE07fKgDMvrk1+tHx2+EPwd+N/g2Pwp8ZNMjubKG6juY2N00LQyrkKQ6njIYj3zXl+nfsqfs&#10;HWsY8NT2tnIbVf3cM3iIAoOuP9ZzRlubLD1OecWzxc8wMsbRUIyt6n5R/HuxuZvENjIseVaxXlSO&#10;ME89a4VwkI2y7uRnI5yK/Yj4i/sj/wDBOmDwJqHivxto+k6bpNrZP9q1q41xwttGByyNuOWz0Cgk&#10;nAwa/H3UpdK/ti+t/Dd7cXelLeSDTbi5TbJLDvPluw7ErjI9TXX9ehjKjlGLR3Zdh5YbBwpN6pdC&#10;JruN02QR4UNzSXE0ClXdl7dOtNvJ1wqyIzfNj5e1RyK8sayBWZlH3cYzS5tTrkizDeqh2p5gctz8&#10;3BFLdRRtKGjlK/Nnb6/jUUKIwZ5IiT1Knp+dPktowcDCrn5trZwD61UZEdNCxHeuobCLyowQpOKm&#10;tr1Rc+bHc4Urhty5qtPbNFEiOcBfunjkVLboivxGNq84XgH3q4yfYOXQtQSRyn/VBgOfmXtUy6wk&#10;kjbLRVVuPqKoyzy2kzOJdvqvPepo/Nb7zxhVXlf8K05pdyeVdToPA/hnUfGni7SfCOjqpuNW1SGz&#10;gDNwGkkCAn2Gc/QV9mftff8ABKbSvgD+zZcfFjwX431HWNW0ZoZ9at5bVBHLA3yOYwBuXY7K33jl&#10;Q3pXyT+zzczWXxs8I30a/c8UWBU4/wCnhB/Wv3W8Y33g6PwhcT+NhZvpMens+pLqG3yPJCZfzN3G&#10;3HPPpmvIxuMrULWYSpxPwO8jy0VmChmXOWcVWMNsXYCRpW65RS38q/XvSvjF/wAEydO1Fpo9X+E8&#10;MkPDO9rZqcDvuKcmt7U/2nP+CeFnpkktr8RPhfHG8f7wQ/ZPmX0KqpJ+gBqo5pUktIMzjGXVn4xS&#10;xoI3YMGXoeeRTNqLCsx3gYG5a9f/AG3fGfwN+In7RWqeJ/2cdKW38MeXFGZo7L7PDc3Kr+8mijbD&#10;CMnoSBnrgZryFrVZrjdI3yj+HPtXp0akqlNSasPfQaLiPdugjZv9vPtTy7uWVCu9Tu3HvSXrxs4g&#10;sSSRjPz9DUkcUM52ybtw5L981spSY7ISG9jmJkEKqfusfpz/AIVC18wuAsiFipyAR2qV7WAAhSWd&#10;vvkjioJIkm/fFSrKMfL1ocmidCdroZ8yKDjv83SpIb/zvkjw2VxyetU54fITeZD6DP61G7YiVQNp&#10;35Xy+lZymGhZfVDBct5ZBfp939aexWbaZLnB3fMOODWebpIW2O22Rei7eakVmZGln6scAmlzaFcs&#10;ep9v/wDBKj9jX4C/Hzwf4p8efF7RpNWmsdYTTbGzN08cUCiJXLgIQXdt/UnAA4FeWftV/sLfFL4a&#10;/tA6x4L+Gvwk8UX3hxblH0a6tdOnuleFgGAEiqRkcg+nfpX0r/wQlvLUfDbx5aSn5YfE0BRZOzG2&#10;TJFewftDf8FS/gZ8A/iXf/CzWtP1q/vrDatwNMskdBIQG25Z15AIHsa8T61iKeLajqFSnD2euh8Q&#10;Q/BD4u3enKsPwl8RTCGMLIyaPOwhwOQSF4ry/wCNfwc+IHhHT11/xh8Kte0qzuZtlvql/p0sMbt/&#10;dBYcn61+gH/D17wtNbpJb/CLWvLmAZWe8iQhSMgnrz9K8M/be/4Kbt8WfhbffBHwh8IWjbVCoutQ&#10;1i9WRYQDnMca9X/2ieK9WpjswrU0pQsjxcvweDoYpzp1LyfQ+G73T47d18iUsoHyg8Z96WKf7ONk&#10;q4Zufu44qIi9luWS9jb92fu/3afJZ3NtA1xHACM/e3AnFRzSlE9+K1LVveGOUyKy5Ax1qtPcTPIH&#10;Zm3D6evpUZTzwPLVfl+97Uy9d5AqRkBk/i9R6Vmo2dy+UsRRsshLqGYrnkdahu18uXBTpz8q9KjV&#10;WlIeN9p3YGM00PJBL5ksiurH/V9xRzSvqLlRajuZWCzn7o527utNM6z3TTSLz94k9uadqD3ckaSs&#10;qj5fvIvNR2jOVZJAv5HnitVLuDQ6S6xKIfl+7n5qWWZcgTPtDdG7GkYPJFtEcZJbO49adNE6FWfG&#10;0dV4Io5vIQ63HmoAZY1U/ezx2r9Jv+CJPw/8GXPwR8TeJ5/DttJqV/4rms7u6uIVdpLaKCFo4wTn&#10;am6RyQMZPJzxj81AsyBd0LMBzwO1fpJ/wQ/8R6bD8JPFmgy38K3UPiw3CwNJz5L2sIBx6lo2rix0&#10;qnsW4k8q502YX7Yf/BMf4z+OPi/qXiz4PeGNJ/sy8mEkMa3SW4jY/eBU4A59K880j/gj1+1vczIb&#10;vS9Gs93zNJNqYIUf8BBNfRf7VX/BVTW/gX8V7z4d+Cvh/ZaxDYqouLy51Bo8yYyQNqnpxXmdt/wW&#10;4+Ltxvgb4MaGy7flLavN8vt92uXD18w9nZIzlGjzPU8i+Mn/AATP/aU+C/hG88Ya5o9jeabZxh7i&#10;60++DbFyOSpAIB9cd6+dr6ynsUaCVcYOOfWvqb9o3/gqL8d/j54CuPh1aaJpXhvT73auoNYs8txK&#10;gOfLWR/uqcc4GSM18s3UM13863j/ACN8zMevvz1r1cPUxXLeqCjF7MobzAjPG2056sOppsl0I1UO&#10;V3Y+ZVzTpy/2horcKysMyeo96gnRSpL3A2qwG3gmuhyfQr2aWpJPcQXM25WIyTuXHHHeq8l0EmaM&#10;LuAX/WbTzUsqzaYMRRq2RhmYcUyR18xXlT5QfvKOtZSlLsNKzFW7VY1ddq4PHynmrMGpyi3aaXT1&#10;YZ+Zif0qvstSGilPH8IZackE8kLeVIwQYO3d1/zms3KRfxaE19Yq1nDf48tWGfvdD61SErSq0U+6&#10;RFxtbvVrSpLu7umto44pIljJ2ythV96vyafdXKQ6bPFZwtnP2iPqR70lUkPkjYxbSze+juI451i2&#10;QO+ZZQucDoD61+4/hj4TeD/Fv7NWk/D+wDWNp/YFvDY/ZQB5SiEFRjpjnmvw28V6DFBbXVkH+ZYX&#10;Eb/wnK4BH+NftV8N/jX4bT9k3T/Geg69FdN/wjEP2SaFhJ+88lVxgZw24dD0wa87MHWlKPKzN8sb&#10;3PIdS/4JYXOolruP4q2sZkYiSL7Aflz153cmse8/4IqaNcWpQfF75id6v/ZjA7uw/wBZ0Fed63+0&#10;h+1AL+c2PjzVI0nLFVW1HAzwRla4+f8AbP8A2/EeXRLPxdqrJGxCyPoqsSB0+bZW0o5hKEXKotDz&#10;MLLB+0l7KDT6nGftpfsc3H7KOu2emXPiS31CK6tfNt5lBRjyQQQe+R+VeD2+rWaSqtxFuZOdp6Gu&#10;u+Neq/Gjx14mk8U/GTVtc1DUpx8txqjMMRjIwoONq8dhiuMt9NvLuFmtMuF5YSHpXZGVb2aUnc9S&#10;CJNQ1SK8kVBbqiM3KrwBTZmtLOPy5Lj5M/uxH1GaGtHmXnIdhyo7UJaEbJGjZum1WOMc1UZVFuO1&#10;iZr4ysWhJbavynFOeWGOJJkwCeqkVEtuwkXA2SK33d33vT69qsxQyLOwmtMf3pPWtI8xEuZCwzPn&#10;f5q524+b0pE1CRZm/wBle4qRbVVQ+XlVHOexqNLV5C2HU/7J7Vor2J1JlmJQso25p0M7iEFwz7eN&#10;ymmRWbruUp7e1WI4omgFssa7sZYCqUpC1GrOjRr5IbO7+IcDirMWxIS7MzLxnBxUCWjsi748Keq9&#10;xVvypVRbeOLO4Dnd0q9bES+Ek00BplOW2r/ebOK6zTpBEqusm47PoR7VzKxiKZY412rjkDoa6G1R&#10;Tbo6Er8o2sp6VrT96SPNxv8ADPJv27NUvJPg5ZaVZ6hsb+0DO0YY54Qg/wDoR/Kvz58brILrMzZY&#10;mv0A/bb8OXN34F03XI45Gihkkhk9FZhkEn0O0ivgX4h21zBfDziP8K+VzqPLinY9rJpOWDVzm6KK&#10;K8c9Y/Sj4mfDbxb8FfiLq/wl8eL5WpaLfPBcLCcpIoPySqe6uuCD3Bqnp86xZiaUD5gVU8Z/GrF1&#10;+3L4e/bK0bw3pPxS0e3074jaLpy6bPq8LBE1iFCdgcf89BkkA9MnscVn3CzwXbW6xMWDbW+XofWs&#10;2nzWNKe2p+hX/BJv9t3w14HuV+A3xd8QQ2sV2uNEu5mOxHJ/1WTxz9RX6LW+oaNqP76z1Obk/wCr&#10;6luOCPav57dHN9ZXsDzbmQMM5+U/T61+oP7FX7SfgAeANJHhPxxc6xJDbrDe6XNf77y3k4H3Scj+&#10;RFclbC1JapFOpT2R9n6hfxG0EbK3y8M27Nc5rfh3Q7pjqHkxrdNHthnZASAaTw18QtA8Zacq6BOs&#10;dwv3raYYdfcg/wBK15JbpIVBs0aRlw0mMj8q5JRlGVmO6lscN8KPCniXw3DqFtr94txNJdZhb7oZ&#10;Mnt+Ndk4hnjZDE0f8LL6H2outNutQjMLxrbgDm4yN2exqjp9h4jtrnyLrU4bq3HImYYbjtWcrDsW&#10;oLqS3XyWRpMH16VX8Q3GpQ6W17omyS76Rwy8KfrUl3ri6enlxhUZvuyMKqPefaY/tQd5GPUKpOPf&#10;ArP2fMUSx6rfNZKZsxuF/fKp4J7gVyfxr/aY+GP7Mfwe1b45fG/XodI0fSUY7jIPMu5P4IIlPLSM&#10;eAB6147+2L/wUy/Zb/Yl0e7h8f8AxJtNX8TQ2u+x8CaFqEdxqVxIeVEiqSLZD1LyY46AnAr8O/29&#10;/wDgoD+0L/wUQ+IMfif4p6tDp+h6UzL4d8F6azLaacmfvEf8tZiOsjDPpgcV0UcHUlutAbidd+1L&#10;/wAFHPjf+1J+0NeftE614lvtJK3BXwzplrcMsem2it+7iA6bscscHcxNepfAn/gsnAjr4U/aM0R7&#10;5Z7pYotc09VVYlY4Jmj74P8AEuODgjjNfA76zftbtGJkXa2GHGKybu6W2VnOPXGP5V7UKUYRSRjK&#10;MZ7n7GfE34t/Czxx4Qh1j4b+M7a7j8wN5lrMJIz328HIrC+HWp3SWMuoarf5d2xCvbb6V+e37EWn&#10;ePtZ8dSX2m6lLHpduA06ySMI3OcgYzgn+VffmnQab4l02O80qRY5IFAlhVgcNWi5epx+xcXc6nXI&#10;7K+iQTWKyK2S7KBgVx2raj4jt/DuuwahZm20+OymWyeRhtYEHgfhWhH4s1m0lGn3NurRuMZ4JA9a&#10;5f8Aa4+Mlr4R+A19e+RC3mWptovMUbmmfCLjPTrn8K0px5pEy0RyP7Eeop4a8TeF7qbUmaK31BG3&#10;Kx+UBulfeX/BSv8AaP8Ai/8AC74YeF5/gnc3FvJql6zajqENn5myFEBC5IIXcW69flr86/2PvEN/&#10;op8N63cadHqCtMjfYG+UP83Q/lX7OfCDxto/xS8AWN9L4Na1WSJRHb3kI27hxwehHHFd2YRjTjCU&#10;lc8vAz/eTj5n5dp+2r+3AL3+0rr4ga7DCyYhj+whY2/3QU5x60eJf20f21NV8KXGlXPxE1qO0kiZ&#10;bu5jswJApHPzhAVGK/UXw541ivPGV14W1f4YX1hHZtiO8uNPUQyAjgq2MVyX7Xfxk8Jfs/8Awj1L&#10;xbq/w1uNU09rd45bex09fLUMMFpGxtVeeSa8+OJpylZRR6q+Hc/HC4ubp5GuZ7h2aQ7mdjuLk989&#10;+aWe4le3X5FZuhyuKsxapZ3V9capFZRR29zLJJFBGx2xqWJCjHoMCmaksVzIq2jiPKjcGHT169a9&#10;aMnog5eo+xcxDybhoyrc+X0/zxTJPLt222zMuWO7b1ApItOyhwc/KflHOPfNPsrSVLjz4ZVZW4Py&#10;5/Gt1KxnJK5NbFZR5SzfNn7wzk051uLWTbLA4k/g+mcVMii0kaSW1/eMw29evrUNy2p3MztPN83I&#10;Uenbj/P40+aXYVuZWuMkl8tf3l3tDdMLjHtSx3cTxjbb8Yw0jPnNV3sLiSQI67cH5mbn9anCScgx&#10;N93A2xnBqeaUiuU97/4Jy+P9I+G/7Unh3VdenS3tZmktEmboryIyrntjJA/Gvv79un49+Pvh1pvh&#10;+H4e6g1tLcSTSTTNCGUqoGB+O48e1flx8DfEWgeGPij4f8R+I7Fr7T7HWLea8tUGWkiVwXX8gfwr&#10;9r/DPjTwN8RvBtpr+mWEd9p91As9oLqxGCp5yFYda8/ESp0q6nUV12OXFUZ1KbUJcrPgDxT+39+1&#10;h4R0/wDtvSfEtpcSNhVt7jR1ZPqAuCfzryj4v/8ABR79sj4geBL7wl4h8ZQ6XZXcbJfXOlaN9lla&#10;E/ej8wk7QR1Iwe2a/UP4a+LNF8YeOb7Tn+Fstj9g+W3u7jSFRZF74OBj+VcB+3n+0d8Lf2ffhlqF&#10;p47+F51T+2rOa10+zXS42t7mRkI2O7DaPvDjkkdAaPreHqVlGFNIzwkKsaVqk+Y/F65xbqiQyM0Z&#10;ztZu3PX/AOtWjpuu21pok2nS6aHkuJAzT7eQvoKzJrPbbKoVpPKGPvZyP8/yOKt2tuwt9uW3Mv3S&#10;vSvSnKUo6I6uW4TXbSSKbSOTcoPGcCorsvHJh4d27/loJOp9MVY8kRxfNM25fu7BVHfsm+0SwM45&#10;PzfTtRGUuoEc32pCZpF27cAD1461Hc6g7TLAy7uB8wbr7U+4s5yGuUkkbd0BzzUMelT/AGhJJWYN&#10;ux8q8CtoSYDbia8MpFtyu3nPSiLT59/mll3Mvz/4VpBYVTYvLL/9f2pq277fNlUfT156VtGpyiep&#10;WtFn3+Wv3f4TnmtG3t4RcR3NykZG4E571HCsKcwkow/hXnFXLW2Msi8Kzfw8d+1VdsiUT9iv+CaX&#10;idtS/YS8Nw2NrLu0sX1sI4Y8s5W4kkG31+V159a+IdS8cf8ABUDVNdvLfTv+FnQmS6lkS1t7WXbE&#10;u84UHGMAYHWvpb/gj38efG3iD4YJ8EY/hxNPb+HJGkbWbVgsUUEpdgkgP8e8EDHUfSvtTV9R8T2E&#10;1u+jaQt0XmAmbeBtXua8KdT2GIcmrkyjzR3PyZl8Z/8ABVu4ssXNz8VfJ/1eUt5d36DP4182fEmH&#10;x5ZePdS/4WvDrKeIppA+oN4gV/tTfLhWbzOSCAAD0wOK/oP1rU9Rg02S60yy+0XCxny4FIXzGx0z&#10;jjnvX4p/8FPvj18Qfjb+0rPpHxJ+GY8I3fhG1On2+mzKTdMGYv5kknG9W4KBfk29M5JPfg8V7Wtp&#10;BIz9ny7s+f7u9topEidirbcsSvU5qO7nsyiHz/u/NtUHIquPOlik3llK/wATR459qo36O6jMh2/7&#10;HevSqVJRjoaezRcfVI2RnWZmLe2NtEssaqqxNGokbq3I+tUobViixFW+UH5myMU82MsLB7e5Vn67&#10;D0rl9tUluUqaR9CaF+zf8G/Efwq87SfFVzfa5C6T3l5b3ShUQj7nlbSGGc9wc9+1dZZ/Cz4F+HvC&#10;f9l+H/C0d1fXNixl1jVnaSWCbH3wAVAA9APqTXzv8H/iz4n+E/iyDxDpYSRGlVrq1ZfkkUHp7fWt&#10;D4ofGXVviD4u1HxZeLj7dJu+zw/u0iUDG0KMDp+fvXDKnWlU1bsaJI4fxFqt7qN40V3qSzLbO8Vq&#10;6tgFQ3bvg02y1AbWluF6p/CentTZYI724a6ht0WMnG1udpH1pUtIflcQLtXhlHc4611x5ok8pb0d&#10;5dVu0s9PmVXbI2sRhj1616F+zX4+1z4VftDeEfHGn6PJqlxpmuwFdMt13SXGZADGnX5mBKg+uO2a&#10;8yayhR1FkjRN/FWz4c1PxN4N1nT/ABfoGsyWd3o99FeWt4q5MUkbhlbGOeQOO9RUjzRaYWS3P1y/&#10;4KC/B39o/wDab+GGh+Dfg34fnEf25b7UYZLxbV8KhCROSwycvuxnAK45r570H/gnV+1fH4etdOv/&#10;AAHZ/a4RsmjfVI9/+91/rzX3X+zV4s+NHiL4UaT4q+PXh7T9C1u8tRJNp9nIcKrDKllJOxiDkrk4&#10;PGcjFdDDZ+NofHc+rT63ZnQ2twI7UQnzRJjruz0ryaOZ1MDJxhFfmceMwVLHRXO3p2Pzb+J//BLP&#10;9sLxLaLZaJ4e0/7PCu+S2k11FSRuv3fX8K+MdRgvtKvLjTL+2MM1rNJDNCwH7uRDhhxwcGv3M/aO&#10;uf2hZfg5rmqfswSadN4ohtmNjHfQrJvwPmEQb5WlxnaGyC2OD0r8K72TU72/u5dckn+3zXMj332i&#10;Pa/nFstuXgBsk5AHUV6uBxdTFSk5JX+46KNOOHpqEXoRpdwLLukb6exqSW/yqvHz23bhVWPTGWMk&#10;3CnJ+XbTo7Pe/ltE64/hK/lzXS+eLNJSuXYp7cfc+83b8KfHIrDfErbsfdb6U1LdInPmqo+YLwvI&#10;4pz2SCRlV2x/s1UebqTZRA3bBtxTo2WqZZ9o+0MD83p7VXliSC3/ANZ8nRmrasfh54z1vwNceO9F&#10;8J6lc6PaymOfUIbdmhUr94E46jv6d6J1o0o803YFFyMxJJXi8yQrjr8wqe3uUmC4laRm4C7elULa&#10;1u7pgtoGYPxHCOpPPatPS7O4iTzGjWNl+8wPfH86arKSuiJR7F7RNTvdGkj1jSbuS3vLOZLi1lT7&#10;0cqNuQ49mAr9hfiF8IPjN+13+x7ZeCb3xRpvhnVvEOlWjaxH5bzxsmFZ4sggqGIGevBx9fx+08ad&#10;DaySXCSO3llpGfgIv4V+wX/BOnw1+0BonwA0jX/2gvFclxNeWsZ0GyvkU3drZkfuzO4ALOy7Thss&#10;B1Oa8zMXeKfYmKlKWp836f8A8EOfFM19HY6t+0Dpkdvt+b7N4fkduvQBpVH45o1H/gh542sLy6kt&#10;vjlpH2df+PJpNDkaVv8AfAfCfgWr7s1Hw1rF34z0/wAVWPiy6WxjDfaLCBE8uTngluo6Vc+JmpSe&#10;JfA2rWnhTxidMvGs5IrfUbYK7WsxX5WxzyD+NebHHYiP2ivZxbPxF/aJ+DHiD9nT4sal8IfE+sWd&#10;/faaEeS409j5bKw3D7wBBwRwRkVw8t6TEzW6bfmwy475rqvjp4A8f/Db4t694T+JwvJtcW+aS8vr&#10;qYyyXW/DCYSEksGByD6VzcNtGkBeNd277rEHap7Z/wA4r6jC1OamnuRywj1CyKZ3mVV6sNy1HcTf&#10;aJSQFK4+9u60XOm3YbyWTy1PzKvXIqG6tGlQQrF9znHTHvmuq7DlhLqOmvIYRtt4Wb/Z7tVdr9g2&#10;GRl6jZkcjPWmizkLncfmLDcy8YA9Ko64s1vNGqHkPyZOpHNZ8zuTyaly6vhIn2WD5Vz95l6UyLUY&#10;Vm8t1ZnC/Kf61WtbK6vplTzdvftg/j2qQQrBdb3YbeQx3Z/Cs5OTNORMncWsibefm+bdt9qjEzQj&#10;gbgvPzDmpbhdrDyz5ZXouOo/xqOQq6fcbcB87betZyY+RH25/wAEW9T16T4heK9It/E9raaTJZwz&#10;XGnyY82afJVZEGc4CjBPfj0r6U+JP/BLX9nb4meP9Q+JniTxR4m+06hcvcXUcOpRBC7NkjmItjpx&#10;mviH/glx+zHd/Hz4+f29d67d6fovhWFbq/m0+QpNO7khIA3YHBJPpjHXNfqdF8R/hza+Pl+Dy67Z&#10;/wBsLp/2pdHa4BnEP94r16cn0HNfP42pKlXvB6mvLzRseH+GP+CaHwHv90114z8RTQQjy7eC3uoU&#10;RAPU+WSTXk37b37Dv7Lvwq+D+ofEXw94ym0zXNNAMI1bUkkS9PTywuAd/oVB9xX1H4++M/wk/Zo0&#10;ZYvEN+1nb3d2wt4UV5nZjkk4HIArw/8Ab4/ZN+Hvx1+B1z8evBlxdSa5a2pvYmSdmjuoMZI2N0IH&#10;PGKVHGYyUkqknynPSw+GjUbglzH5ex6qY55LiLEzSfd8zt1pj6rJ9kZfJHzcqijhaS80+4i/eeXs&#10;w2drDnj1Bp0do7W/7xeG/vNyK9tS2sbxiUVupElZD/EM/d5+lSJlixePdvwPTFTJZmUm2j3bv9rp&#10;UMlgLeXzS7Hy1/ec0X1vcrQaZnSRCkexV+ZmzTBJJ5rNNH8mcq1X7S2W9t9snyrtOWzRYQTrK0bG&#10;OROittyR+FJz11IaIBMS4CMzKMHbmnxsqo+D8tSppmxWxMP3nbuPpSHS98vkib5d3/AQcdKfNfVA&#10;kQ27pND5i7lC8htvp1oeUsmIz93ljjpU81teW48ghWVG+YNSWsP2ncJ52RmbC9SBRFyYNCWDRvCZ&#10;Z5PUfWvrP/gld4s+Avgz4p6trPxW8VjTLuWxht9DguJDHbTnc3mOzf8APT7oAbAAzjNfK/8AZK28&#10;+ZEEinHLdxX1d/wSe/Z28G/Fj4x3vj/4heH49R0vwqkZs9NuF3QSXzsWjZ16SBFUsFOQTgkGs8VL&#10;lou4oxP0Pv8A4Bfsr6/preKtW+Feg33nN57XV1ZrJvzyTn0NTeE/2e/2TvGmljV9H+CnhjyVysci&#10;aSgBwfYc1FrP7RXw40b442fwAnsi2p3lh58cf2dVi24J2/kPpVb9pT9q74bfsqeFbPVPElhMq3kh&#10;WG10+3HCDq56YAr5/wBpU6Nj06ngX/BQXwl+wn8LPhpqkNz4O0ey8ReRt0mz0eErcGY9GIUbVUck&#10;k+mK/Mm81CMsXs33L/eYdT+dfrD+3d8MfBHx9/ZluPiNbaDarq1jZLqOmal5ISYxMAzIWHJBXPBz&#10;g1+Tl3aQR3kkfnsA0hO2PCke1exl9RSp6tsy5nzFM38xYR5HX5mRcA0alqdiXVVsPJ+Ubo4zncfX&#10;mry6HZTTxwx6j5MbZLysm4rx3FZ91YgXbMr7l5G5l6479K7pScnoaMcuptczRxudzNxtZc7cepp7&#10;y2zuyyK2VP3fU+tS2+oalBB5MSphvu5UZHr2pdI01Li7aQvH83Dh2xRzyHyxKE2oL5rbk3Ng4G3i&#10;kt73EQLHP94H0xV3XLbS2QLZszyHgsM8c/yqNtFvILQSTRbUkA2OyY3d+po5hbFyx1+EWT2k9ouz&#10;d8rIMFfxqFNQsoYXeNGXsCzcmqMMQU7m+Zc8q3GatO0clplo/b7v3aXUuMuZEakXMn+kR71bhdzc&#10;1+rX/BL74u/CLx78AbX4ceF/BM1nceGYkttehuLfMbXBXLSb+Q2/72OozjtX5PSXQMeUYLMAfLH5&#10;81+xf/BPL4b+GPhX+xpocujWStJq2jjW9Qm2gSXE00YkJY9eBtUegWuDMIy9jvqHuuVj2bxTP4f0&#10;Wxt4ovCy3STMEXyrNGVPfpW6Z9DsfDv2waPDtWPLRx24zj0245rxz9mz42+Ivi3baydUsoYF0+ZU&#10;jt1JIIIJA56Vz/hv9q7xDq37TknwJuvD6w2ptXa1uo3fcZFIJyDxjGfyrwXTrPd/iKlKne66+R8i&#10;/wDBTf47+Hvif4yh0Hwh8O5NJt9JLWsl1dW6xy3DBizHAHyrzgZ5Ir4/W4a1maM8KG48tq/TD/gr&#10;T8IvDlz4TsPiPJYRw3zK1tNNGu3fgblLYHPQj14r82tU0WQN5si7V/hxxx9P8a+iwNZ+yWmxDfNU&#10;aYmmYeaSWcsygZZm/h4qF51muZHWbcqNhe3HtRcWE1lGvly/u5euehqWLT7KL5nZtoXMjEn86705&#10;S1BxEtLyGB5GuI2WQfdIB4/zxQb8b5GaWT/ZVhxRDb2czgW8oMjcg+3+NT3Vo8LedHGxk2/PkDGP&#10;Wrj7TqRyrqyBbkiMiNtzZ+baake6vCdisoyuOBTo9OiXCeZywwTuqY2BEq+YML1HX861TIdkRxS3&#10;Cfekwy4PJ61Lbzyz82zr5xcHGankhhjBG1ZJP0FEMKpOrbd2PvbeMU+Zi8yRruIt8ysx+Vdw/wA9&#10;KluboDbJHahexZRyajjs4pXybhdvJVVP9algt0eYoq9F+9u6471prIe6HWly00uJGyG9uldZpIju&#10;lVbeRssuB7f5ArlrS0iRvMiZvmbsxrqNDhCQxybdr+p78GtKPNzHlZgv3Z1l/wCDPDXjT4F+LLHx&#10;Bon2+SOxeS1hXGWdVLcehyP1Nfkr8abULr88Udi1v5ch/dMc7fav188K2M7/AA/8SRhfODWExjjZ&#10;ioJ2E4yOlflZ+0Hb2txq1xNa2DRs3JGOlfIZt/v0j2slt9TSPFeRwRRTpAQ2CKbXmHrn0v8AHX4N&#10;61Y3UnxE8BLMvlt5l5Hbn54v9sY6dMnHeuu/ZF+Ot94y+JehfD34gyeXDf3iWx1CV8Pycck/1716&#10;Rdato8QWOMbWkXHlxtkvnjH/ANaqetfsKTzC3+JnibxVpfgOwkYTRz69ceRJIc5BjjHzk56YAruq&#10;U4810TzdLn6K+OdZ8D/sunw/4S8LfAFtY0/VINr61PEsg3em7DHcevOOOxrifjt+yD4gj8V6b8Uv&#10;gFqdr4c1zUJGa4s4JWt4wfvJgKDg5BB49Kk/Zh+Kf7YGu/Dix8L/AAX+JfgHxhNo8OID4x0m8VpF&#10;A4HnQsMegLAn3r5Y/aK/4KqftneAvj9ceHfjh8CvCmj+JPD37ttLEN0iBSQ4kDCciVWHRx1H41hU&#10;lyGdOEpS0Z6Hr/8AwUQ/bC+GWs3vw88TWcGleI9JuFja+eEebx/HuHyurDBBBwQa90/Z4/4LZ/GW&#10;5EHhn4q/B7/hLJlGya88PnybkjP39oBU478D618DfEf/AIKPaB8bPEC+IfjP+zzp9xcLF5aTaLrE&#10;9u+we53Z/HPWvXv2P/23v2KfAZv7C6sdc8M3GqIqGa9jFyIj6CQcjn1ArlnTp1tbHRadNaI/TOx/&#10;4Kofsn3Vj/ZvibUPE+i6gI83GmX2gySTJx28kuD+YrlvHP8AwWz/AGJvhnYs9npXxC8RBc7hpvhV&#10;Ywp9CbiaP9Aa+PPgd8GtL1b41L8dvB37UmjeLLWa4aeQXS+XcGEjHlFCxHC/KMYxjOO1dx4j/at/&#10;ZatvjJe/CvxfrlnZtHYl5Ly8s8QtIBygZh6dDjBqY4Og1dmcqs1K1it8YP8Ag458PXzG2+F37J14&#10;0OSq6h4q1yNSPQiGAN+r18UftVf8FYP26P2k768tbf4v33hHw3cReV/YHhKZrRTHjkPIn7x89/mx&#10;XC/tD6P4A0X4s65D4G1v+0tAvL557W6ht2WGMOdxAbG3gk9O1eV6j4n03w5cPDZXCXG5TtSROBSl&#10;h6cfhR0RkpLQ5mEzRXT3sqssgbMlxI5ZpXzySTyTn1POaS/kNzcLe2Ejhm6sn8XFWZ7611jTWSaH&#10;Y0bMzSbuGPb/AD9aw11CeINFCS3lkgHFdNO/LZilpqXJootH0/z7qTdO5ykeOBVXSdLm8R6mFKhY&#10;937zd6H0+vSnWOn3etzLNcrJ5at13c//AKq6CC0GmgCKP9yoxMpbBx6/Wr93qT6HrHw8+LWl/D/w&#10;snh6x0hI/LO5WhAALY78c12Hgf4/674duZ/ET6yVjk5a1Vidx/z6V86w3V291JNprNgN8qs2SOOl&#10;al14ja3VSzKJmX7gXr71KpxewuV8up9j/CP9pjwv4h1drbUr+1+2Nkx2tw5yx7Y968Y/bk+JLa74&#10;5svDdnfNItvGLm+t8fIkjD5FA6ZCkn8RXGfC3wh4k0zwvqXx412KSHRdMkWO1kZQv2u6Odsa8cgd&#10;/wD61c1qPiM+Kby68S+I/Mnv7ube0jHA3H147D+VdVGHcwlGPQ+tf2Gkj1vU/COnuVVbq8RGdQT1&#10;foPTiv1H/bS/aB8a/sufDPwxceAdCtbz7dqaWTLKCFiRU3cY7kDj8a/LL9i3xND4S13w3rtwm6G0&#10;uI5lUJ95QecV+rut/Hf9mv4q+B7bSfF76bf6erRy+Td25by5lHB9iMkVtmlOUowaV1Y8rASiqk4v&#10;e5p/GD44ah4O/Zg1T4x2VozyWWhC/CwR7jvwpAx6ZIz6DPpWX+x98T9X/ac/Z0vrz4iW9vN9vNzY&#10;zqsJ2ujIBhlP+9+lS2/7VH7LEFjJ4F1nxtoLWstr5H9n3DKI3hxsZSp4I28YpdE/aS+AHgH4R6xr&#10;nwk0lbjStDt5Jpbbw/Zb1ZsZ4A/megryYxcdo2PUduW1z8hfE2it4X8Zaz4QtxIi6Xq1zaRf7scr&#10;KD+QFLELrajPFuzySevHNN8Y6ldeMPGusePIzJGmsarPdeQz5ZN7lsdccAiqp1W6s2Zb22cQ/wB9&#10;eu3HJNe3D4UnuZ3fRl030k/l2kK7pPRemPT+VXJJzGiJtVSpzxVeGKCXbe6W+5gONrdKUr5JCy28&#10;jNJz8zZU1tEJWG3+qgyZ85tvdl6Zp9lqVlcRbIF3SA42t3wOtMkgtZd2/CqyH5cZ5IptvpzQxsqh&#10;o24KrGvJHr1q/e6E+6XGxKomfG1c7kz8y0201+ULJYwn5X+X5uh+tBsFC73uQ/mfeX+77VKLe1i8&#10;uFUbduwvFS+ZAet/sKfDfRvjF+0T4f8Ah54gO2yurrzrwD+KGMFnHtkDH/Aq/UH9oX4y3fwE8QeD&#10;NK0LQYZNNv52t5LeNdojiQIPlx0wG4HtX5t/8E7viT4H+EX7SeheJviNqMVnp7QzWrXTcrFK6kIz&#10;46Lng+mRmv041nxP8EfjU2j6dfXVjqzQ3fn6aIZN21h3BB6H0NeXjKklO8o3RE4txtF2Yv7Uv7QG&#10;o/A/4T3HxE0LTBdtbwq/lSSbcKSOTgc4zS/DnxF4e/bF/ZeM3jnwvDNpviTSpoLyxuIxIucMu9Mj&#10;IIPKtwQQDXa+Lvh14K+ImgS+F/G/hyC+0+aP97aSodrr6eorzvxj+07+yz+zN4IvPDsnizRdFtPD&#10;tvIP7EhmBmZgC3lIgyxZugHqa46TjKovZrUcV7tpM/EW1jaC1MOWM0bNHImcAsD1/OprW5laHzmC&#10;qAQCOlWLLTF1pPOijZZP9a+9uhJ71JZ6aJt0UsQ3bTu+br9K+kjsk9wUSjPcyPxbsu08hmbmix1A&#10;RRk3kO4Mv7ti2ME96dLAluzCSz+VSNpbgHmo75rOS3bf80agbEjxwc+vpQ7kiPPJNCDFb42yE7u2&#10;PWq8uoTLIsLtkdGVT19O1aOitZrKvm2s0kfHHA/LAqvqen2VxqCiz8xG3kyAtytVByi9QBzGsZtW&#10;G5pBlctg/wCeakjls4oiskfzKoCjcMcf0ofSFgZZmmbcrZ+X5gR+lOtbS3UGUncP48j/AD1roj7z&#10;I5u421uY3haVE2tu/u9avQTGFo7h5BG23lmX9cVHDYefJ5kKe288YHrVizWwW8j+23DSrG2ZPL5Y&#10;D2/pmt9kyHJWP2K/4JQeHrHRv2HfD/iHSbJYbzWp7251OZh+8uJEneCNmI/6ZRpj0yfU12P7F3x/&#10;8Y/HTwb4oufFmiSWl3oXiy80+OOSFo2aJJXVCQ3f5CfxFeEf8Evv20fhLo/7OGl/CXXtZuIdb0fU&#10;biCG0+ys0lzG7NMjxhQdwwWUjqCte8eI/wBt39nr4W6dJe+M9Qfw6lxMZWk1DSpYRI5PLE7ACffr&#10;XzWIUnUdy1y2PNv2dv2s/jd8S/21/G3wU8T6FDD4c0NZ/srJasHiaNlC5c/e3ZPHTjivl7/gvTZW&#10;Nl8Z/h34rhjVbvVtBvLS8YL95badPLyf92Yj6ACvtnwj+3T+yl438YQ6B8OfGmk6hrutfw6XZsZJ&#10;2A43tgHp3JxXwL/wW08d634g/aE8I+G9T8J3un2el6DcS2NxdKFjvmmeNnMZHXaVVSOMfiK0wr5a&#10;yaQvdbPiy61e5ExCnaq8KOuaptfyQoJc7nMm7B7VYvYQ1x5V1IkeT8w245ptxp9tsUmZOp+Yf1r2&#10;JSbkadCNtUtLzdLG0iyf3mPANTLMn2lZpvmf+La2D1/SoYdPWdvJhHmFQR8g7+uKuJYlVXa8bNIR&#10;t56Dpz+VVyxtuTdiPeweVuG5QMcH6VBJdebAws7hfnGcsvSrEkdrar5JdmVjkjOaclrYxfvI1VkY&#10;YYdxmo2drlFWG6njdYlXO0fgauXLW0eAH8zdgsoXr7VYsbSJYixg3BPur7A9Kb5MEty0sFsseCPl&#10;7CnYCSBHQq8Nm25h0ZTxXp37IOn6Nq/7Unw90LxjYQ3Om3Xim1hvLOaEOsyM33CpzuGcZz2rgyGk&#10;Ee07NpB6Ctbw9rviD4beMtJ+JPhkxrqGi6lb31n5w4aSN1cKfZsYNZVfehZEyVz9hP8AgobbfHCX&#10;4BRXPwFstTm1oeILEXkelAtMLUv+8YBeTzt6Z4Ppk1ufGzT/AIjL+zXqVl4c+3Lra6DFuW3BadJN&#10;i78bed3XpXOfss/tp3X7UEdle+CfhT4htbFrUPqWp31vi0t5McxrLnErBuPl/TpXuLT3M0rLbtGJ&#10;Nv3WbFfOe9Rq3a2Jqe9FxPF/+Cd+nfEPTvgjdS/EuDVo5H1qT7ANYSRZWhAX5gr8gFt2M1+Sv7VW&#10;lw2f7VXxM061tRHHH4+1RFijbCr/AKVJ0/HOK/Vb9pD9s74i/sveHNc8TeI/2ftX1e009c6fqNrd&#10;L9gdiMKZnXc0a7sZ46dxX5J+MNX8W+O9d1D4keMRA194i1K41C6mgwqtNI5dzjPC5Y49sV7GBnKV&#10;R1HpcKcOSKX5nMyQeVH5drL8y8qvXPNIi3fl72lUMw+6OGq0dOJfzS33W5dSKka3JlX7QQ392TaB&#10;mvSlzdytCtbGeLcvyszNuLM3X3/KmXLziTb/AHumD0q/Fb+S3C/JIcN6kenT3qOaKJHABVuvzdKX&#10;NKOovdM8yPEvlh8naeex+le1fD79t/w7oPwp0/4OeJPhVqiWlqjw3VxpMkbwzI2cvsYqwZs/MOe/&#10;J6V5lpPho6rM1hp7NMUiaQ7VG4AcmoLCwTeVjjxls7a5cVg4ZhT9nU2Lp1PYy5ket/DD4o/scz/E&#10;XVtc8QeDtT8M2/2P7PYrqdm91b3CsMmZBB5jxvxjDAYzx1OPMvEZ0WPxLeQ+FL2S803zt1i8yspK&#10;HoDuAP5im/2IqPv2q7beMDpUkmmsV225YNuxwM/5FRhMtlhdIybXZsipWU3exoeB1tbvxhpNtfIq&#10;wNqdsJY2GV2+amc/hmv3S+KvhPXPFvwL1rwd8P7xbXVtU8LXNtpd15xj8ud7dljO5R8o3Y5HTrX4&#10;U6aht42WJjHJsG2T0IPX8K/Uj9hj9pP9r/8AaQ+FsGpaf8LtBWz0pVsJPFGp30tvHqEqDBMcQU7i&#10;B95lO3dxx0qcxoVOVO9iIy6nvn7N3w38YeBv2dfDPgb4h37XGtWembNQkupt7GQsxwSM5IDAde1e&#10;S/sXfsffFb4HfFv4ieNviJrkEmma5dsdJtbe8aRZQZWcSMhACkKQvPPH41pfHX4q/tt/BrSJPFVr&#10;8D9B8XWUYJmXQdYnWe39zGY2Mg+g/GuY/Yr/AG4viN+1j4w1rwjrngex0N9HshLcTR3kknz79uwx&#10;yICD6gntXlxpzcSpSPkT/gsNYQ6d+2KVULtvfDFjMyLjCkKyZ/Hbn8a+XBOtwDFGVVf4t3p617//&#10;AMFL/AXxD8I/tUavN8TPGUetTalp8N1Y6hHCIVW3IIWMJnC7cEYHFfPM9xZkxrZluflc7v8APavo&#10;sHUth0kYund3Y66kuGVSsxb5sBvQVHdzssbtGufTvWnFeeHo7NrO6sGnY4aOYSldnHTj3rC1O9t4&#10;JZBBHiEdBuya6VV0KUIjBqk6bZNxbcvK++OPyqITvK4lkh+XPyr6fX9aWOeC4hVUtThedzJznFNR&#10;JozshRZGchmcnnFZc76lcjLMcfH7uLlm45HP+H505be4EjWzQKG/h+br/hUc0Eyw7mdevft9KcqX&#10;N8qoJmbb1KkDPH61MqkhuNtivMsgnVUVhzhvm4Iz1/lQblHfyURtv3WZu1SK9zpl5J5yeYpj+THX&#10;9P8APFQrDdi581oVRJOf/rVHNLcfmfe3/BC+8srbxN8SLSW7UbtPsSqbsk4aXmvqU/sn397+3Gv7&#10;VFt4rtPsDaG1tJY/OZXkMPlY6bcDhs5r81/2J/Cn7QOtfGe10n9m3xNFpWuX1qwvLiWbFulqpBZ5&#10;hg5UHGAOSelfqr8JPBHif4TeGmuvi18X5fEmqSfPc30lslnaw4H3Y0ycL7s2T7V87jVL2zcWaR5e&#10;XU8//ax/ZD8U/tCazZ3OjeMLHT109XRY7yN9sm7vlQf5V6Lqfh+x+E37Kt74d1LUo7mPRfCs8V1e&#10;OdsZZYW557E8etaNp8TvAvjZLnStH8Z2fmMrIklreRyMrdMjnk5r5K/4KF/A/wDaK0b4G3Xib/hf&#10;N/rHhSO8U6rozQ+SRGT8rMyH94oOOCcVnS9pKpGM9EYwjCMnKD16n50X08VxqMkazxTfM21lbjGe&#10;Pw4qmjPJcERN7HJ4+ntV6a20+GbeF3I7AD5aLXSNMinZjJLhs5RedtfS/DFIuLT3M15L2W4khjia&#10;PyzhNucke9TLb3wV4DAGZh8xzwauLZ2No0tzcPIoX7iAgF+ehNZ8/wBraQ3ltE0e5h1kHHNRdofK&#10;NktLqMbWiG1V+XJ9h/hS2l35c6tBcIjrjcvpU9tMZdQNxqhUrGuGhA+/6fTrT5rPRPOaSMyRyFgq&#10;98D+tJS7jvYl1We41MpcXSxfuz/yz4+lR2WpxIMSy7VBwec02a1gYGEXTsuNw28Z9iaNP0O1uIQL&#10;GKb72Nx6Z/8A11ZHMS/2na3Vx5RfcvRXbsTVmK2WNcibLFsfIKrrpKRz7JomCx8v65zVrTQ+n3Mj&#10;WSySKR/FzinG/QonQW53m4uNu1eBtz/M194/8ETPEGj6E/jTQ9bvreO81C8tbixgaQBmhRHVmA9d&#10;zc+xX0r4Be4ihna9vRiMOCyyNjcM9s8Z619AfA34ffBL45/tKWXhD4Q/G1PC2h2NnFealrt/qUUd&#10;xAq7UlWI71GS5AAJwCxzwADz4qcYx5Z9ReylLWPQ/Va/+Bfwd1H4yWvx2urYtr9pa/Z4pmkBAUjH&#10;T6Vz/wC0R+zl8Fv2mmsIvibLdfZdP3LHHb3WxZFY8qfxrh9T8M/sG6Fpi6HfftHaSksaiKTULn4p&#10;J9pbAxknz9ob8Me3avkz9srwz4U+GdtF4r+Bf7dlnqmmszG40+Tx3DJcKewHlSYYdM/KMda8Jdkz&#10;WNN9UfXn7ZHiLwb8Lf2VfElvb3Vvb2a6Wtjp9us2WYkhdg7n5cn2xX48X04uHaJIo8ox27BtDd8m&#10;v08+MPxC/Yk1L9jdtA8RfHfwY80Ghx3FpNJ4lhuLhbkR5yyq5difmBGCeeO1flZqXxM+GsN1NBp3&#10;iW1mjkkZo5FUrxnsD29M9q9HAyjDdmcqclLYtvbTmHzJJGCr+P8AWmLPhC6ljtYEqxxnpWRD448H&#10;3btby+JIdq/M2xic/pUY+JPgiBt02oNs2sGUKfm4HH9a9KNSn3HGLfQ6C3e8chn/AHa9YztwDyf8&#10;Kk1KSKA7GVW3fNuVuDXOp8V/Bgs2W5vpWw7LDtRuOOuKp23xf8LW+biadlP8LCFsfWp+sU+5Xspd&#10;jqo75lmEu1vL/uKOpqXUtfn1K533eVjVQIU28IBXNf8AC7vCkskDXV/G3ln5THbn68jFQy/F/wAF&#10;3cm64upvMdsu32Vip9hT+sUerF7Kp2Og3wN+8hlJ3cn8T05pUu5V5SY4/utXPN8TPAjSKbTU2ZVP&#10;G6Fsk/lWhpfiXw9q8nn2VwzMO7RkA/4VSrU5bMfs5x6GjbWw1AuzOseVI3Dt7V+uP7E37UHwNt/2&#10;Y/CfhjXfHWm2txbeG4LO6sLyYRyAxR+Ww2k5Iypx7Yr8jPPSFdsabd2eK/R7/gkZ+x18PV+Gf/DT&#10;nxV0aDWdc1pZF0FNSj3xabp8bsoMcbZAkkZWZn67doHeuPMFF0dSHvofY/ww0H4YaX4eab4d6Jb2&#10;9vqMnnzSwwgNOx/iY9Tx07elN1H4dfCvwr4jb4o6n4esre+hTD6pM2GVfqTgcdeBmvFPHP8AwUg+&#10;DvgfWrvwh4a8I6ldyWshi8yKBY4QRx8u5s498Vd+B/8AwUF+DX7Q3iqb4T6hot1b6tJaOx0/UrVW&#10;huIx94KwyCfYgGvGlgsZGLm4vl7mdLFYWUvZxkrnjf8AwVj/AGqfhVrngXS/hv4M8RW+r6nJqDTX&#10;kNgxb7JGqEZZgNoJcjjOeK/PW81K4vrlpPlVFGNq/wAPuBX3X/wU9/Zc+Gfw50m18f8AgXQvssGp&#10;yn7XbeacQyLjiPJyASw+Un1r4OudNhhkVzJ2O4K/P417WBUfYrldwjf2j5iOWWMQGS43On8P/wBa&#10;p7Ga2e686+O4svyrnA9B/I1Vjt7e1ha3tLpj82PLYcVZjtNOSMSpOrTRn/VtnDc//Xr0Om5Wg6K/&#10;ka5kWFI4xgbVz3qYXl15H+v3P/FgcVD9giibz53VjIpHy8AH2zzWjpcGnwu3nS/Lt6scnNaR5o6m&#10;crFSNm8oNKNq8dc8c1Ml7P0KbmwOA5H+elak1tokqLb6VBI82N0gbvz2/AVUsYYobiaaQ7CygEP2&#10;64xWseaUbpE+69xI79dmyKL5lXqTyPap1eSSMMpKt1bb0NNS3t0BUyfNJycjrT4rSJRvFwVH5imu&#10;a12KyIVkuYn8vzMJ/dx1+lSW0sbsYhbqv+1688/59qJBGjMzy4w2FIbof8irlhCqRrL5f3s/eWrj&#10;JkvYLJWinCIEAH3Rj+lddpUpkjjmIGQvzeormYIrQ3Ee8AEHs3FdFZPKQoEatub5f0renzSdkebj&#10;fg1PTvhxceV4f1jz5FELWsnnbh22nP41+S/7QGpWU/jDUrbSLic20MzpH5w+YqGP9K/WLwNbPdeH&#10;dViKq3mWrr168Gvyx/aX0u5j8V6reS2xjAuHXHl4PDHmvkc1j/tbbPUyWX7k8InOX6UynOMk5am1&#10;5Z7Z+qn/AAST+BOifF7xRr/xE8btJfano0arpNi0gYxSFS3nBSCCw4AyOOcc4r6O/wCCfejeG/G0&#10;fjb4ofELwxZ+KviFY6pcRW8fip/MWwdHKxqqH7mAMcAY7V+ef7JX7RPxv+BnxHTVPgjpdzqWoXCK&#10;jafb2ryb2z8pO3v1HXoTX2V4U/Y0/wCCkP7V3j+4+L09vY/DdtcRRqH9kzNbuxA+/KFYszn/AHiR&#10;3AraVaMXuYzpSqSPsjV9P+PeoeFbf/hFPEHhjw3q0twj6pDaaaroI+6R+/T1r8tf+C3useFdX/aT&#10;8M6NoNymp65o/hY2/ibULVldcNcNJbxsFPEi7pWI/uyJX3Z4P/4II+L9clXU/ip+0/rVxdMcySW7&#10;SSHH1dga6KX/AIN2v2bJrlZ734u+KI7pi3nSK0DfaM87iGX5TnuDXLUxlOWjKo4d053ufhO9pNEM&#10;PLt3c/MOTxVi30xvlII2sckKxyK/Z/4jf8G7Wjabb/8AFB/EfT9UkYFnh1/TzCXHYCWIvhv+A4Pc&#10;18tftHf8EYfjB8Foxr9n4HvoLPnzLjTZhe2q/iMOnHqMVVPEUZaG9pcx8o/s3/Bb4ofFDx9B4Z+H&#10;HiJNLupPm+1XV60MacjGSOc59K98+M2mfFv9m7xLovgr9vr4Kx67oMjbNF8YW/7xZF4Plrcrg59Y&#10;XKnuAete2/s2fsm/sdaxollouvfEHWvCXiuwIDas1wDBdHbjnIKrhvpxivqqx+DuoeM/CN1+z58b&#10;r218ZeDdQj8q31CG3Dts/h3jqGB5Vx0PINdHNTvoYSrNSs1ofnx8V/20fC3iLVbHwn4O+FGk3fg9&#10;rdI/s/2VQIhjG0x7du0Djvn1r4k+OFt4S8LfFPUNL8DWsMunzSebDbq277MW5MYPPAr6V/bP/Yn8&#10;e/sXfFXUvBD3jXGg3DNPoN9vOZ7NicA/7a/dPX1r5Z8X+Fv7IupdQsImmR1BOVyw96OZSNlyxV0Y&#10;8a2z/NISWb7yg4GPU1a00aebj/TSzJu/1YbCjms9ZJZFUnO1shV/nSLKsUhTezZb5cDkVXLoHMej&#10;+ErHw5MZGjn3zFTthXae1YXiWK7hui90ihd/yq3B/wA9KwdE1XUNIka7t51WQZ296XUNY1XXbjbc&#10;7pJ2b5VRcliewx1qOVp6jujR07XzpW6No18xnOxpMcfhXqv7NP7O2ofHqfU/F/jfVY9D8F+HIjc+&#10;JPFN0PLihUciGNjw0rdlHPtyKg+G37OPhLwhZWfxa/ax8QyaBoQJltPD9vltR1QDoqxn7gY8ZPbn&#10;jrT/AIuftNeLv2idLtfhj4a0a38J+AtHb/iS+EtPASMkf8tZ2482Q9yeB29a1jDm2MudbEXxg+Nl&#10;h8YdbsfCHge0Ok+C/DymDw9pJYhZccG5kz96RuuTnA49c8bFpl3e6muko3LS/K38NS2XgyPSdNa4&#10;XULeVQwLLHJuZcVa1G9trSCCWxg3CNs79mGb611Qg+UTfLE+qP2PfD8uu674b8OXKsxa4SAtENwA&#10;LY6egr9XPHXjH4BfsX/Cqz1/xh4XtbfT7iaO08yPTxK88zKTluCTwrHrX5Ofsta/J4bl0HxXpqzQ&#10;zQyLN5KnHmc/Wv058bfGf9lD9pT9nq68OfFu4tJLOSzD3llfyGGa3mRDhkPBDg5wy5znHfFGPlUj&#10;GHY8rBez9tPvc+Pf27vj/wDCH9orWrOb4BfC/TbH+zoz9q8WG2+zT3BbJMYjULuVexYE5yBgZzh/&#10;A/8Abk/aD/Z8+Hdz8NvC3h/wzfWMzSD7RqemsWIIwQxR13nk/eBrzfT49A03TJIdGkmmso5H+yyS&#10;N8zpuO0t9R/Os+W+Sd+YWEfYA4xXlyqSb0PY5YpaI5YwfEK/1a41OWazgS6unlMNvb4VCzE4Ufwg&#10;Z4HpS3Nl44kkZYriDH+7muodWmjCiLv8rcVTSJkvHTeylf4lJH+f/rVtCtUXUXJEw7ePxpaJ5sbw&#10;bs464U/gOlV75/iTcTLtezwG6FjiuiuPOIBkJ2sVBPp70fZUAkeadm4yGz1pyxFTuPkh2MSyT4nW&#10;cTXVxYWcj7vlXzj+fvTxJ8T7q4BFjZHzFzuEn+rH1/pW7aI80PlwOWXb92R+vtUlzcS2yLEyLGnd&#10;l9fT3qFiKt9yuWPYwpL3xraP5S2FvJt4G1+W/Cmya142DrP/AGKrNG3ygPuH0rZgsZzHJeJIfJU/&#10;Lu5J/WpY/MiG+Rl+Zs7gcYrT6xU7k8lMh8GeLbzS/E1rqXibwhJdaeLhTeQW9x5chjz8wU4wDj9c&#10;V91+D/8Agqv+y38HdAsbP4b/ALLXiiGaCNVkumvIGaQgYJLOSxP5CviKKO3kRbZ7keiqvcetZ4uL&#10;iW48mRNyj5T81RUqyqaMPZ030P0a0P8A4Lv/AAsmvFXVvgL4ytbdWAaSOS3kb/vneK7a98L/ALEv&#10;/BXHwNq194I0G48PeONPh/0fVms/s15DKQfLaZVOy5iLDDZyQM4IODX5ewOqFQsWFJxuZeldF8Ov&#10;20vil+xn8SIPFvwuubWT7fZtbajb38ZeN0JBDDBGGUgEHPqO9RRi1UvHQzlTi9kcDb6lqdk7WsjT&#10;hiTHOrMeGBAK/gV/z20jKyweb5zeYfun+77VC99b+Ibo60Jv3l9K88jNwWZ2LE/mTVqOCKBVj+1K&#10;26TGTXtR5nqzJqKI7x7mWBRJB5mWyCq/qaqvOyksYlO6Mhtv3U960xf2qP5DsFXGCQeMVQe3tDdL&#10;FAyyAklmVuAAelaR94yekirptzNb6gH8xljU/f69+1aHii306wv4J9B1R7prhQZXkUrj2HrUjaXp&#10;16ivHOsezlVXo1bksnhjVdJtYreEvJbLg7VK5NaPmT3BJNGTcReXDGqyurSL82OQB9ajO6B1jA+X&#10;b83sf85q0DHIdkybdq/JuPb6/wCetexfCXXf2SPHVhofhL4/fC/UNCudMhMEvinQbt3huCMf6+IZ&#10;dCccsocZycKDRWq1MPFNK5lyxkzwDUtV16e7XSfDgTzNmZZZOij161kLpfi03bNP4ikjYHjbhQPe&#10;vdPj9ovwQ0T4japbfAy8hutFtdPi23sUjO0shyWDFu447CvEtWv7i6vPJtnO1c/Mf8a8mtj6lV3j&#10;dHdTo0+U9I/Zk/bA/aO/ZP1vU9c+E/jTTYrq+h8uSTUvD9vdMi8ZCMy7lDcZGcHb9c+keM/+Cuv7&#10;fXj3S7jQPEfxK8MahZXSMrQ3HgiyYID6ZXr6HqK+aFnMBZRwFPzM2e9O2FGaWS42R4ydq1zylKTu&#10;2b+zp8ux1Hwq+Nvx8+B3xG/4Wp8MfiSmn6sokzIul20kbK3JXymjKYzzwBirH7RP7Sf7Rf7VmqaX&#10;rfx5+MN1rk2krKumxrpdpaLAZNm84toowxOxOWycDAI5zytnJbwqrXDeduGF7VDcWsSO2QRucn73&#10;T0oUpRd7kezj2M250C7mUtd+IpmUsDz29qhu/CaJKGa/u2RcFWLcE1rTSoAu9d3HTjjtTnjup4dn&#10;l4z6Vp7epvcaprqjNXQnVRNF4kuo/mI/duflOORRP4U+1pug8Q30e3iSRZSCffpVySCERm2j27Qc&#10;szN/nFSxxxLbqVdmU9Wz9an29WW7K9lFme3gmclVfxHdvGvBZpif50w+GJ4GVIPEV62NxH748frW&#10;l5EjI0Ambb1HTmoZyYXWVZVbyyBtXvU+1qc2jJ9ml0Cw8KItwW/4S++Vj1RZvl9+9akiah4ajglO&#10;tzXtvPJiRZFDEe4OPwpktqBDDMjk7uSM9/SovEBKadG0qsrecrNt6AZ6V0U69RSTuKVOPKdIJCVa&#10;PazZUMu5uR+NdB8O/D+m+KfHnh/wP4x1drbS9X1qztNRvBIVa3t5J0SRlPqFJOe2M1zNhJZ3DR3V&#10;0+Cy5ZmNdL440LwhpHhXwre+HfGEl/ruqW8s2qWVuvFl+82QxgjneQCfXketelUn7lmefJ8srH7T&#10;fH/xTrX7Ov7L2seJfgv8P47pfCWjoNM0G1jbyooI9qlsLztRMs2OSFNfD+n/ALff7TXiW3tfiFF4&#10;zs4WuvlGnwWKNbooPQK2Tz65zX1H+yb+1N8aPFHhTQvDXxk+Afi7T9Zns1hm1hNFY2V8uMC4Ytjy&#10;iy4ZlYYyTjIr16X4V/Ci0E15p/wg0L7Ry+2PRYSSx7424zXnYfEU8PN88FI5MZQlWilGXKcj+xl8&#10;TfFvx6+Ddxr3xT8N27RzXE1rIZLX/RtQhIww8t8hl52ngg1+Qfx58KeE/h/8ePiB8O9Nikjs9F8W&#10;alaaTb253RiNLt1RRk8KEGOPSv1A+Nf7RX7Vek6BqPhb9m79kzXJLxFMVlrd5FHHbWTdpY4BzIyn&#10;kL0z6jg/kZcnWRr2oW3iie5k1j7dL/aj324TG53kyF92DuLZzkDnORXXh/4jktE+hrRjaK1uRRSF&#10;kMKWjcc7FycVJbSSTK0z27FbfncynaKtHyInWe21Rc9Hjjb5hxUMp3TARTt5bLn6+x5rujzM2ZGm&#10;rNexi4V1Ubvlz1/Lt2qNluJ5/LO3cq/N83JPPanwm1tIWha28wtjacjg5H+etLLY2yy7Q0iDdlc9&#10;/b/PpVeouWKL2k301hL9rsw2VTY2c9xzmpLUOkpn3bv72GAxUOmmKzn3T263EbJ8okP8+as2um/a&#10;59pnWFZFJwoP5VtRg+a5jzdCc3ReUpC+wNyRu9/bpxSyNOsT7jtU4+Y5+nWmvZ28F09vBKWHH7z/&#10;AD3qVttsu/7Pu9dzdfwrs5epPNFIjtDLOvzXjLuXZ8o+6OhP1xmv3g+GWjaXov7O+jaF8GNOs1t7&#10;Hwyg8OwRyeXHO3k7oyXH99iCzdfmJr8J7C1e4WQ/Z1Q5yrNgYr9Cv+CePir/AIKB+GfgVp50T4aW&#10;fiDwjIm7w7DrWtRWN1HBuP8AqmJJ8rrt3r0xjgivHzJXhe5VOUW7RN74Pf8ABT/xN4Q+JT/B/wDb&#10;c8AXXgnUpZgkGpT2rxQRqW2gyK+f3e7/AJaoSuCD719KeHvhf8JdD8eax8V/BemW8OseJLSL+0Lq&#10;zm3R3arysoxwSRj5h1HNfGH7Zf7If7en7Zvj3T9f8Q+C/C+g2Om2rwabaP4iik8lXILtI4BZySo6&#10;LgAcDkk+o/sd/s8ftufs76OvgPx54j8M6x4bjjzZp/bEkktkf7sR8sHZn+E8DtivFlyOn7srPsdC&#10;TbtY+Tv+Czck1l+1lp7NO3z+D7dlj+8q4kkXH44P518hQ3rL+9MqsrfN8/YY7V9G/wDBUTUvifqn&#10;7Ut0fjB4Zg0ee30yGLRobOYSxT2algsgfdzltxPAweMV4Bc6GbbTE1JoMxTcrLt4HtXrYV8tFElF&#10;9QkZIyu5nZcLszzSX1xfJBJdQ7WMK7ptzY2L6n/Go40gil+2y/dU/KowM+/SqSeGrHxTpcmuawVk&#10;QTsI7fnA+tVWr+zptoqnHmkTWfi/w8R58OvW+5fvKs6nHHpVrRPFnh69aO0i1y1VpThQ9wv3fz7V&#10;z1t4I8K3UUkMGlR9Mmr8Hg/wfhWfTPL2tlXjUfN9a4f7Qla9jqWHizW1fW/DsN2ttN4msvLVtu9r&#10;gdT6nOK2B4a1Kx0WLxCNa0uO2kYiNf7UiMjD+9sDbtvvjFc7a+EPB00rGfRYfL7MVHP1qVfDfgZ3&#10;It/D8fyLtbYuOaPr09LIPq8S3b+JdMsbtp5NXs7jeCu5bhWO6m3HinwpcBIJ9WWPLcNv3An2qnPo&#10;3haUmxg0OHf1zs5H+NNl0Lw9Ogk/smELH1wuM1MsdLsH1Zdz7V/4I3fF/wCEPhb4x+KtO8ZePdB0&#10;m4uNBgj02bU9QitvNCyuZMPIwBPK5XOfyr13/gpR8L/HX7QHjrw/4l+DX7Sfhe+0eOxFvJ4Xk8f2&#10;dvHFMHZmnVTMEk3ggEt8w2gDIwB+Z8Hh/wAO3cRYaNb7Im/iUZHvzUf/AAjXhKb7/hmz3feZlgH6&#10;8Vxxrc1TmsEsLGUbNs+3PDn7Onj+5vbfQtR8ZeD9JuI1VGuLrxvZBUb+98sxb3zj8a+nf2pfjr8E&#10;vgd+wlq3gbx58fPDevahJ4b/ALPtYYdet7m4vro9Nqq7MwU857Bea/Iu28G+C8SXkmlW3+sxhYRm&#10;kufCfhSGfz10SFz0DCDaxH410YjFSrJJrY5aGX06Lbi3qLbfErw7LcfNq8abl2geYCpb1HNdSnxJ&#10;8JS6BDp39saU0kbkB1mAk/E9xXMr4T8O3Ui+bpUcbNwq+WPz+tWYfC3hozBrnQ4VCjCkIBu7mq+v&#10;VJJJnT9XRtAaNdwtMmpLM8jZUxtuVc9veql3p7xSKtygV+Gxnrz+nFVpLXTfBfiTTdW063CwzE5X&#10;jaPwrR1XWLbU9Se/kZV8zgqucHjr7GuyjUlUjdGNSHJoP0rSbO7lLTX6xyY4DMMfjSSaa5nYwp5n&#10;lH7w7/SoFupIDJFZou1uC0igt26GovMvWUNG0ir/ABbcjFdKUramWlyxNEVtdxPynllyDiptL1C5&#10;t5I7YPJ5X8AC43cf41nxkF1jaRjVxb29srcJb7WG0leM5PpVxjIhuKLl+kvlearbhIcNxyPxpmkX&#10;V7HNi3lCNn5fl5NJLb3MwaLJ2rJuYdj+tWNU1Gy8M6DNreqgtAsTfKvU8cDj3qkpRVw5vM8/+K2r&#10;x+M9ffRr6HbZ2ka7kjcrufjk4PNc/YeH/DEUaNbaPArKudx6kf1q/wCCg+raRf6jdSdbsljgn5eC&#10;DnFX9W8GzS2MWq2QWRdwG3dtx/8Aq4rwcTUdSoz0KOxgNpHh6Kc3cOjws7Nz+5B/Gn/YdHnHmLp8&#10;ayL/ABLGOfbipptPmjaaGPLMn3vL9faq9k7qFgncr82WkxXOvM3924yC0skjaE6XDGrMQvQA/j68&#10;9KkfS9CRdsmnQ7um0ICT+dLcCK7/AHbTfJG2drdcflVcJH5yiMtHnrluPrQtNirImGm6bZzAeTGq&#10;thlKxj9ajknt7h3uLeyXDLs+aIEe/UdKbP5atsX5mHKlTUcF3Nkm729+B/KnzMnliWnS2jjZNkKy&#10;N1VVH4U1J0kRbdljwF+b5fve1QrfwFt4ttzdfm/GrDTR+XgfIN38Iqea5UdA22zK0JsrdFK/wqAa&#10;DJaW9tgWAZlYbSqZ/pUcogPyRzbnXlm7Go55Llh+7wvQ9c/jSvy7gtC5bSW88QE2mRrt+98vPBrY&#10;ttTt7zSrjTrSFVQpnd6tWTo+jyXUbXd3frEnmbdpfk1vaZohisJLwKqIpxuLcsan2iTXKPeNi54f&#10;1KxmsYpbiRhJ5WzazZ3Hp2r9Ov8Aglv+1v8ADvRfgVpHwh8faxb2Wpaa1xbWaXx2LdW5leUOjt8r&#10;f6wqVByMcDFfmv8AC3SItYNvZ61rMdpatM4kvCobyVHfHfnj8fSv0g/4Jj+Cf2aviX8OblvG9pae&#10;JNfs7yWGWHVRuEMKsDG0cfRQVI565Br0sRUlUw6k0efW5efY9O8afsV/s9/FS9ufEfhTxpNa3Fw5&#10;kCw3iTR5JzwOuMnpmtj4MfsI/s1/s96xD8W9U1Wa61qztXzqWq6h5VvCGHzuEGFxgfxE4GfWu88U&#10;y/s7fAmzjv5LbTdF+1fJE2T82PTvgfSuZ1b9qX9lHxP4e/sfxZ438P3UG/Nxb3l0F2KO5U8n6CuL&#10;61jK1NRTfKc1PD4eNTmskz47/wCCn/7WGk/GC8tfBPw81qObRdHdkkmkt3Vr6ZwNzLuA+QAYB6nP&#10;sK+LFtNSuoGuYQyr/FubH86+wf25/G/7KPiS5tbb9n7Rds0jk3V9b27C2JByAu47iSe+AMV4Hr0v&#10;ha98ILZTaV9n1SL/AJbw/wCrn9z3Br1cLKNOKilY0d3J3R565hns4454W8yNug9aZ5MsUayzSH0D&#10;L/d/yasNaXdyT5TfN93hsAe9JFbziBrbfuZeMdq9LlluYylHYLXcqK0cokjXPzN+dXI4XE43FfLb&#10;nPrTbGxVXjiknTpyvt2rat9JLDPlKFPHXNdVNc0TOUodymjSRRmWHbx8m4Hkc/0qRlaaJYcMsm35&#10;s85/zitC103y8oG5A5bBP41YXSmu33htu1cMR39605exi6kTLVt9qJGLMMcfhVdQcl4hxx8u7P8A&#10;KugOiA7YplYEKNrdjRb6G53sseQrZK5/WjlkT7aHcyQktwgmeLa3QDb146j3qzbSJEgjO7f/AAk/&#10;d/8A11oppV6pPlwKwH987e3H+fap9K8NyOjq6gqrcYbFWqbJdePcz0hklulKplf4grHiut0CI7lW&#10;PaWBwrcDAGM1X03QkgLSblU/7bVpWVpDBPtG3cw+Zq6aFNyd0ePmGMp8tkjt/hUgnbUIX58yEkRk&#10;ZwMV+ZH7Y/iFJvHGrWf2hJGW6kT5VA4DH0r9P/gtY+fd3kTv5nmQMrjdx0P+Nfl1+2T4c07T/iPr&#10;gsbfy0+3S+Wu7O1dx/8A118nnkeXGWPcyCpzYe586MTk/WkoPBxRXin0B/U5+xh/wTa+Cv7NnhuG&#10;4/sK3vtUmkE95ctbBQrYwFUew7kk5z6V9K2mjWWmWgt9PiTrldq7dtRWVj9qZYWDeXHyPm2/j79q&#10;tSsluuF3L3XavGPevKnOU9zVeZPZFoLNpSF5b8TWc0NhNdLJdITu96mtLuNPlO7d02t9etLdWsMk&#10;bTYUc/Knp71A1Y0J47N7VpIFDSKoAbNUl0eDU1ZdSuR5ZGGUIOnpUVpHcw5HnNhvWrKTsDstYvfL&#10;N70A30Pm39rv/gml8FvjlpkviXwEv/CJ+LArC31a0hzbXTY4FzCMDr/GuGH+10r4f8A/Fb9oD9ir&#10;4q3Pw6+IentbXNnhZrS4+aC5iycSRk/eQjkMOfXnIr9gPJjZFkmijfPDKFxxXzr/AMFDf2X/AA1+&#10;0N8H3axslj8SaKGm0G+jX5/9qBz3RwOnYgHitI1Zx2Hyxasz4c/4KGfFX4K/tP8Awc0+0tXb/hIr&#10;e6WW3jjgLGIEYcF+gUjt61+X3jvwLqfhHxDPZ3YBg3MFcqMFa/SD4d/sefGbx/Yfb7XToYIVmEMn&#10;nNtbcOCdvtUnxR/4I2+LPHugXt/feOoUv4Yw1s1rBmJxn5lYE5BwPpXpUXLqc3tKdLRH4/eJ9Gt9&#10;F8QCNI5HhmbMY7c9qu6X4H1/W3W30TRJbiaTp5UZbH1r9Afi1/wSv8U/Cr4Z6v4q8EXn/CRXWnW5&#10;mhtbyzG6ZVQllXB+/wAHA79K+Df+Fq+NZYJI7LVGs4XYhltEEbL2xxgiu6EXJk8/NG6L+n/A02c0&#10;c3xM8YWOgwK375d3mT7cdkXv0rqtN+Nnww+Cqeb+z14FTUNaiG3/AISjxEokMZ9YosAA56HIx3zX&#10;lv2OS5la4vJZJXkbO6RixPuc1YSwKFZzCvHClh29K09lHqCnLqh3i/xX4o+I/iabxh451261PUrr&#10;5nuLyTO3/ZUYwq+gGBU0VjAlsos3YSAfMPWrdtoS6p5ckFuvqAp9P5V9sf8ABLv/AIJjeDf22bHX&#10;9a+IPim9023s8Qaf/ZsfmMJepZhkZ+hIor1qWEpXY6fvyskfG3h+ELZNH9qaOU/K3y9ee9XL22l+&#10;zMdhmXpnuffFfpZ+2z/wRh8C/sp/sueJv2iI/ipHfN4VsUmazvtHSH7TukSNIso5w5ZsAkdTjvXw&#10;f8MNIPxS1G10bQdAEMsy4baBxx3xXHTzKnVjeCNpUmj2T9mXVPDejaToM+sxI0IdWuo3kAyobke3&#10;FfrBpd/8AvGnwLbxE3hDQ7nSk0eQ7vsMWEVYyWUnHB4/OvxF8Q+Hrzwzr954Uu7Uh7STayLz6dMV&#10;oaR4i13ww0NlB4g1NYZnUtZx6hJ5OM9GTdt/MVVfFyxFNLscVHBOjNy7nr9v4amm0COK5uPIM24i&#10;FRjHsPwrGk0O8sr37MXaWRV+6FwVHvmvQtJkMtvBeXpjy0W5f9njJrhBqP8AaXi+8u01GWUN8q7v&#10;ugen0rCPLLU7PUZdWUkRWOSLax/SoxED+4D7dowzHq1TanFLcv5jmMMn3fmqm8RuJcM3K4/1Z6np&#10;WvvX0HZCT3Iki8iC1xub7xXpimNFJInB+6pHsasS3IlLeVc+X8oG0MDnFUZ764lP2NYCzRr9M+ho&#10;spbisPtTIh2si7l/u9/ekaRthmkjG0vlepI9/Sk0+HUHVpZ5xwPkVl7Z6dP60yT7agkcybcY+VgF&#10;/T65zUxs27lFwiIyLvdlUD7v8NRXNzLLONsII/nUPmXs0KITu3chdvUVrWU9wLcXE05ZQu1VVRnN&#10;VyxJSi9ypBbvp7/aXhYbhjk5wKDFciffHEfm5YEdfX9anZru6kfzJAdvO1l6fhVrw7ZXOs6sbGNl&#10;3BcLIvGD/KpdooTINN3yTeWLuPK8rHXnP7Ri3B1CyeORCWiyQOMds1734z8G6J4W8BrqN7HF9o/j&#10;aPlj9TXzR8YvFNrdXyQXMQHlxnycsM9acU5BzLZG18Kdc83Tf7HlkVmWX9yzZ4AzXdWeltcSMPOk&#10;UHny278djXlf7Ongm9+Lnxo8K/DDTNbjsZ9a1q3so7y4PyQ+Y4G4j2ya+9v22/8AgnP4p/ZD8FWP&#10;xCtfHNrr2ly3i2t4htGjmt5H+6cZOVJ47GvXo1qUYqPU4qn7vU+XTYSWztNCBjkCM/Nuptpp0ryS&#10;GSP7PCwBw67Tnnp7cj8q2gsV3bIvAwPm29RUi28DHy3k/wBk7myT0/wrsVPU5JV12MNdNuYp3e2l&#10;VkTj5T1PrXU+HPDhHgltauG2MsmOxbrUcGkwJFstXyFwWDLnrXX6H4fm1PSpbKzCySlc/Z40LYH9&#10;72rf6u5RTREsVHscSmhXEyxu+4Lu/ebl5P4VuaR4Q1LU2U6enyMvzD7u317+ua2tP8N60YftCaVJ&#10;IqyBJWmXhD+PTipNUfULO3aSPcjMv3fu44rt9iuV69DGOJfNY8703T72CTWYLyJfLScqrRyZ3HvW&#10;Lqvh+0jk3rebW4LR+lejafb6PPpS3eoH5pmYOVb+IH9K43xir6jcLFYW6xxxfeuGcfNz/OvjcVLl&#10;rO57FO7irHJXRUT/AGRWXcqZY9jStcGS1B8rdkY2+tGq6SjXi/Z5jIN4zz+ntTQkskH2VnU7eF5+&#10;6axi+ZHUpDRpwkVJYoyvzfKu7OT7VMhW4DJI7M23G1+5qmNNvrL55ZH+bowb7vvVJrqSKUxLKzN1&#10;8we3+etV7ocxpx2blxGE2t3bdmppmmso2E8y7M9m6Vjm/vWCx28rMA2GYd+tSy2csK7p0bbIRtHO&#10;aA5my3HLZzBpRIG28yLu/wA+tRieK2LF5v3fTjqD6fTFQ5sogrRwbW3fNk45ovPKEatbJHOrLlvm&#10;5xnrSsUpW0J7a7STMEs5UscKeMfSpWiihK26SqzH5gFSqKyQw7bhV2KP71OF2JrxEWP5SwO5eDRy&#10;qIzoX020/s2OVLltxbDblPHFJ4p021tdAt76S/jzLJzHu+ZaRtTsba9TwxaxyzJcW/meYRwhIP8A&#10;hXEfEu71zQrJbnUJUeRZMJubj6flSTjyp3E+Zqx20dzsVbKCAMphG07vatDSNd1DRdVstW0a/WOe&#10;xvI7qxuCgBSWNt6nnOfmUexr60+BOj/8EdZf2bPDvxN+NXxovBrk+nb9RsF1aVboXCL89usKp1zw&#10;OmQRzXxh8Rfi74C8ceONSn+G/g+bSfD325hoem3twZLiG3BO0u/ckcnsCcV6H1ymqdorU41Rlzan&#10;7N/BH/gqp+y74u+DGl+MPiV8Q9L8K609uItS8P3058yO4ThjEOS0bH5lPOAcHkGvKfEX/BYzRLf4&#10;hap/whWj6feaGs3k6e91cPDNPt4MgYAgAnoNvSvy48M+LIbzxz4c0zTtEtJpL7Xra0b7RAJFdXkU&#10;FT6g5/Wv22t/+Can7IGnaJcXWvfCvTReRaezvKbdGUMqZLAY+Xp26V5v1mnRl7yvc0qYP2kb3PBN&#10;W/4LQakmlNZ6R8IbDUr9lJtd3iImPf23qIlYgHsCCfUda+DvFN54l+LXjnUvHfi3VrSbWNc1Ke61&#10;T7PGIczM+5gqZ4AJwByfc81W8f8AjA+FPF8mt2fhqwjgOpTJaR/ZgY4kDlV47nFcv/wmthC0mqRb&#10;Um80tG0aHBfqCB2wa2WOnHWEUKOEjGOrNnxHplt4b1loFt5Ymi2pNDKpDjPPNIlzaScFiZMZVsdq&#10;6f8AZM+Nn7PsPxW07w1+1X4MbV/D99cPb6hqv2iX7Vah8bJsoQ5Ct94Ak7TxjFet/wDBQrwz+wlo&#10;mp6Bc/sY+M9NvJplkTXLHSdTkuoEUYKSZkJKOeRjJ/CvVwuNp1Eovc5akakNtj57mt0mfCfKi8fd&#10;rQmN5NCmn3AEixfcZlBKj6/jVCzmWWRopHG1VXjdWhFPGw+T5Q3H3untXpqnzbnM6khNO0wXNyRJ&#10;J8qtz5jDirmn6OLm6+zXl40XzHy2WrMDyLa/ZyNx3Z8xVG7npWlpdrHPZ+a80ayLlkX+Lp+tdMKa&#10;ijllW96wzVtE8qBZ9L09hHDGsdxMW3bn7t07+lUX0m/SyXzjb+Ww+XzJCGJ9cVrC8dLOa2ll2sy7&#10;m3SYIx6j869E+Bn/AAU6/wCCYX7NHwv/AOEf+KX7L93408frdTNdT32nwzxMc4j2vMGES4xwoz1O&#10;ayxWI+q0/ed2aUY1MRKyPEdZu4tKQx6jequ2MhSvbj9K+gPgP/wWW/aF+CHgbTfhq3grwj4osNHt&#10;Vt9PuNQjngn8heFQtDIFbC8Btucdc18X+KfjnrX7SHjzxH49sNJ0/R4L28edNJs4NkVrET8sSjAz&#10;gd6o2tndBvMF2sY5DcdPzr5nH4ypidOh7FHDxgtdz9L/AAF/wVa/bQ/aJ8Z22h/Cv4P/AA8sJ7+Z&#10;bexstQurqVpJD/dfzk3HkfwjpXc/En9oX/gqv8LfC+qat42+EPgG1s9NQtPrEfnSJCP73+vxj618&#10;b/8ABPLxr4D+F3x18F+MPiRrkNjp1jq7Xc19MxEcLKh2M2OeGA/CvtD9uT/go1+zz4h/ZD+I3hLw&#10;d8atF1jVtQ0k2lnaabcF3dndckLgHGM89BXj1J1IySijqjTjI/M/47ftJ/Fv46fEm8+IvxS13+0N&#10;SuVWJT5YSKOFchUjUYCKOeB9etV9C1+PV9EENzb+S8PDfvPlcYzkf14rzW2guNRVNbjv5VDKud3z&#10;AD0p0/iVdLZfsk3nXCzA7JlGGYEHpnkeo9K9Kliq1Np3JlQjLY9ai/suazuLe6v4Y4/Lys7ffXvg&#10;fWodD8jU/DMNtBKUWSRirn+LnvX0x4V/4Lgfs8n4M3XgT4l/syaHqHj5dDfTIda0PRI47S4Z49iu&#10;TMnmRYzyqkjI44r54trdvClpa2lxp8ct09v5zQHKqm4Z+XOPWtquIVbVHPGjKO5lW3h6LT0lngYs&#10;0THzBnr7fT/GopL4MhtIIVjbH8S5waILCXU7m81S6UpsXOIpPlYk8DH5/lVBr23SdURWLKMs3r+P&#10;0rmfvG0XbY0b2dvsyRxfNjHz5/8ArUuFX93FujXblsHqcVRn1iG7iVCVVc/KzYOKhm1Q226MyMAq&#10;/LJjv6Ul7uhXMXFXMnniT/V4LNjqP8almuopNqCPMZ9Dis2DUkm3xXMpC4+8RyafBeWsim3RmB/i&#10;xzikw5i/BJFD+7bnHPTmnxyD7Qz2w+8u1pG54NZT6hBA2eZD03+gqe11iJEd2hZQo4B43Gkl2JNS&#10;2i8pXMMx29NrNnNEXmSxssjvwcqy4xisv+2YIIfPcY3dPmIqBNdN23lW5YbT91Vzn3rS2hUdje3T&#10;tKs0T+d0Xa3GOPaqnibT/EVkYV0+4gIkJ+WUn5fxqvH4gtob2O3SdR8yoduOD06V3CadfWloL3Wm&#10;t3gbBExXPFHupbDZ53c6tq6wwWOt2nly290q7AwKsD/ED6V6J4a8Ha346ubfRfDWnJNcMpwNwUDj&#10;rknFcN468Q+CoXF1Pqch+03SpZRpHzJg9uOB711kPiG60+232MzR4QAqxHTFengP4bSPOx0uWwuq&#10;+HtZ8N6j9jvbMpIrkSFmGAo4zx9D+lRukwXbH25JDVbSeTUrSCW3mZljXEkUmDn/ADx9aSS3jlvi&#10;0qLu7qo4WvXpR5l7x5znLuRnS7SeBZN+G4P/ANarNhYQXZVVO4K2PlPIPoasppSsAY33YXPyn+lW&#10;rTR/N3vb2/zsvVV6N7//AFq6o06fQydSRTubO4t4Slw/3iPlhUt7D3NQftRfBL4u/DH4aaL4j8Z+&#10;CtX0fTdebNlJew7VmAXd9088g56dK7L4QwWg+M/hS2ubKS4VvENmPs/VZB5q8HPWvq3/AIOKdSsr&#10;fwh8Pfttz5dvZi9kjj9X+VRgfTgVx46r7CKS6m2G/ezPzb+C2240rUtPsmleSP55lYDagIxmrmpX&#10;GmTRtaXGqXMMcLFpF6bm9x6Vh/sn67qWueJfF2nS/wCs/sUMrLGFAG4gHGOTyB+NZfiXVbuy1aS3&#10;1AFplbHuea+YrKXPeJ7lPlsXL/UdLt7qWTTp5pBuwuR0+lZ9zexyFZbgSr33AdqkjuBJZCWVQBu+&#10;6lVY2mkffcPuVshQ1KJaiTvqlutsE2My/wAWB0/yKrNq9mJ12xS+X/nmmXKsLhvKmG3JwFxyKqar&#10;HcwwooP3vvFqNCi7Jq4lP+jwlVVsnYOTSNqWnwI0pWRuf4k6mqVrKVHlqN2R8p3YNQS3Us9wsjgE&#10;qceUuOfrSGtTRs9WXf5UcbSbl4Y9uen5VLNrOGaCOFgyn7u3g1mrcNu89I1jbP7wN1xTrO7mceZM&#10;u/5vuDuKZXukz6vHJ+/FlNlm247E+xqxBeoP3JjYN14Yt+Gf/rVCJriGUxqI0RuQndfeq7XtzcsY&#10;7aPzFKk8AZBNG5J0Vlc6dqFtHp2qPNFEswfzI25zXVHWPh9a29vZSS6lJGq7m2MAGb2rz+wlj8hr&#10;i4bZJGM4ZiP0rLk8QXV5d/uH3FW27FNTazugPVtB8S+HjZ302jXMizR3YENtOuV2d/rXcfBv4yfF&#10;f4Xa1J4p+G9/Hb3XktGLqKE+ZGrDkYztYf7wNfM/hvxNPF8Q5vD7TbNsYkO3GT0/xr1Dw3ea9A7T&#10;288kcXA8yKT+LOfWsqkq3chpb2PbvF/7UH7Qfjy8Gt/FP4s6jfSWkONPguI41jX2CIoX8cVtfse/&#10;s7eKv27/ABJr2g6P8WNQ03XNHh+1XkNzpcTRGEvtVw+8H73GMA/hXiOp6/FDoUl1ewPPcnOyeTHy&#10;/wCJruv+CeH/AAUZ0T9h/wCJnijxd4y+Ft54ktdc023tBDp98tvJGIpWYHLKQ2d+PwqFLEKnaA40&#10;47tHtXxx/wCCa37VPwY+FerfGqX4l6bfaXoa+ZeW6osUpTIBcLk9Ac9c45rz39n/AMG23xhaz8I+&#10;J/iDZ6bd6jceVZ3F3gxqx+7k5GMmvWP2ov8AguJ8L/2jfgvqnwS8CfBLWvDt5qsiF7zVtUilXCn5&#10;k2oOeCR17dK+VdPsNQ8Q6fJrtpbTTfZ2UNIM7UHb8aKdTEQjeb1JlSUj2D44fs3eIP2d/F0/hHxT&#10;fQ3EwXfDcWudrj15rgYLKQSqXj3ndhU7L+VaVx438SeJrSM+Itbur7yIhEsl1M0jIAMBcsSeKbDF&#10;9nbER8z5N2/uM5zX2OBlLEUVJnz+KpuhUsMttNi89jLtjl5VV/lWrBbKF8rcFZl7mqliwe48426s&#10;Tk5Hr61r2ewREFwrHkmvRjR5TklUHx2pLGSEAKQAxOeafFp7+d5Zbb8x3N6jip4XcBd0bbejEcg1&#10;dtYYZm+7jvlvWtowOOdWVyrHpjLMtuzlVK/Mx7VI+mCJ9iT7uxIzzW/YaPaDR5tf1m7W2tbcF7ia&#10;Rtqqo9TXHWP7SvwDvddbTLDUVYR/KZmb5Tz2/wAa5cTj8PhZcsi6NHEYhXitDWNjdWz7Yv3ijja3&#10;dsHk/rU8BWNem3nBUVfPxQ+DMMf73XI5EGHbbcKCSRjHsc/zqbRfiB8BNSJvr+5uEUnHzPwO3avP&#10;ln2Aj8TZt/ZuOkroy5YZrqWN967OmdvOKuWkEkLM8bZA67l/z711FnqfwFuJWeHXJkjYZWRJBz/M&#10;1e0zU/gOJlhivbjczY3SHk/pQuKMvp9GzlnkOOrblz4LwOdRuCpVsRZ2DjH1r8z/ANufVdJ1T4je&#10;IL61t/LeS+l3KqbQCGIyB+Ffoz8Rf2gf2dvgR4evrweJturXFpILO1yXlk44OOwz3OBX5LftJ+Oh&#10;4o8W3WprftN9okZ8tweT0NfP47HU8wxXtKadrH0WU5fUwOH5Jnkp60UUVznrH9nCRyQ2q20MhXdn&#10;Ipl2jxW3myuNyp/WpzdqEbywm4DALKev4YrNuruWbmYK2OG8vNeN1Nrdis93JAyyhAxOOSP1q79r&#10;SaPO8KBz61TvLu3ht/MMe0LxuHQ0l7GPIS4t/l4zzTDS1jVWQKGkQ/7pYU03ES/6zaNwz8tVbOV2&#10;i82+f5Y/4vSprRFmkYwjKs33v60BcvWLQpCpMjH5s0XGjW2oJuEac8l3XIFNBiteLqXauQFf61cg&#10;CndGG9t2ODxT5rBc+Z9dhg+G/wAStZ8PQxiSOa4+1xLCnA39T9c1em8VobeSBnVDJHgK3A6U74nf&#10;2dY/FO8vBOv2hrdQ0bDgjn8qw7rUNEntZbfWNM+WT5VYNwua9CguZo8uvb2jPIPHiatJc3VnoGsW&#10;bwSbyY5MnZ7dM1+Lv7Vnwlf4efGfWCbVYYdQvJp440X5UYvlgPzz+NftH8VvDVoNNuJ/D9pJAyKW&#10;82Nvv1+dP7XHw4i8aQXF/FbYuLC4Z/336812+05aiZVKXu2PjCDT2vwqw2ue+QK04vCmoXOZRZMc&#10;KAv16f1rqrLSrYKTBp6oytyqtnpW1YXMEUCvKqpyD93BFehzxNlzHmPiHR9R07SZDby+Sy5Py4B6&#10;d6+tv+CY37e/xn/ZP8Dz6X4Kh0qa2ur1ppI9Qt95kfGOuV4/Gvl74sXUb6bcTxhVUN/rR1Oe1avw&#10;adj4UJadlfOY9vT615uItU0ex00ouKPtz9tv/gpN8fv2q/gPr3wX8WaZ4cs9N1oQfbJLO1kWTbDM&#10;k6qNzlRl4155OBjvXxn8LviJqvw4vLXVvD8q299ps2/YyjLY7Hnpiuit/EFveRtpmtTsx6bnbrXE&#10;+OPCV3YzjxNoojZsfv4e7L6+5rnjRpQjaKNuaXU9D17x23xX8TXHjO50uG3museckPQnFUpIhZ36&#10;3EK/h1wa8x8N+P7nSdQWRNrI7YkjbIz/AIV2th4ph1MNPklc5GO1UoJaIV+rPc9Y1uTXdC07TbuA&#10;eTHH96D5XzwSc/hWZbXsNlthggP3TtbuB71Z8P6z8N73wLBeN42a11KP921vOmQAP4s/SuX1XxX4&#10;ahVRpfjK3kTzCryLkd/eqiuiM5y5mbVzqDtLgEbl52t2qq2oEfOHZf73y/4fSsm01Tw5I/2u58XW&#10;o3PhnaTp+tXpbjwabp44vihpixtHu+aYZ57VoqdnoTtuTpfohZLVF+bliy9alG6fdNEy+dtPcYrP&#10;WTwlAIo4fHNnJvYDd9oXvVq+j0WxV5YvFem3Ua/88b5Cfp1o5Z3uHug+pqkUf2gsp3EeWoHzc+xp&#10;GuYb/Er5ULn7xxk8ip9C07+1j9pj1PTYYQ2PMuLxFUZ9cmo9S8LTTx2+oWWuWNzG0hEnk3SkA/UH&#10;04qeWVyroXe9q6G2Vlbqu5uK0YNQe2Te8m+TqNvPNFzo8Js0FtqNt5yx/KokHPt15rItbfWJrpra&#10;4uYY9vLJuG5v8Kq1RE82pPLPdXLNeeZtV2wPX/PH61d0S41O2vDew3m1l5GV4qLTvDus3hZRPE0f&#10;3gJG2j6dfbFOjtrt7l7dIkI4PykHHv61XTUd0XPEuuw6qrHXdTmKRQ5Khvl6elfM3xavIZPFiy6d&#10;NJ5LyYXcw9a908Yf2hEvlQWyupXDMeM/hXz38QRIfEO7ytuyT+HuKqMVcmy3Rv8AgDXZPD3inSvE&#10;djdyQ3NpqUMsc8bBTGwcHI/Kv2T/AOCh3i25+IP/AATp8P8AjRNQkkeS60m4mkeQN55bAIPvuzX4&#10;gSXTfZvJU53N8rY6HNfq98SfFV/qX/BGbQY9TiWC4tYdNQW8ecMom+Vueckc89yauNvaRXmclaN4&#10;3PlqK4WOUQ3Mn7xlyPl6cfyqWPbPGkaruY/eNcTofik3s/lXLs0i/dmZjx7deldp4XuVePzxcbmK&#10;/Nu/hPtX0dGEqj0PJqS5TqtJ8OtbaK08Sv1+VS+ePpW94VitbSeO/ttVaFi22ZQ2GI/rWHY6mRCo&#10;dt205XjBP1qxcT2ySrNZTKx3ZZNvA/WvRp05P3WcvO73Otu7m+leTUoraaSGFdv7tSeP7xx9a5rV&#10;v7RQ/aLoybGU+W3bkZ5q1Y+OvE9haSWEGqzQQyKUk+zts3KfWqmteIm1og3xSOBYwi7fl3Ef1qfZ&#10;8smifaxehz0Vzc6/4EuLbTQqm2u3EzLHg/h61wc/iDVYUWz8oqsRO4bT81a3/CyF+G/izUNH1a1m&#10;ksb5Q8LWuGZW9cdOa529+Kng20nna7F8qT5LQz25DL9P/rV8djKbWIZ9Rh5Xpoj1YajcJ58LeWcE&#10;7Se//wCqsOGTVEkZZZfm3c4qS5+Mvgq4h+WC+2q2drISWWptF+KPwmNw4uNOvtsi5Ehj6tWHKzbQ&#10;m0wXerWciz/N5edjFjyKpWltqE139mmgxGz4VlbnpT734r/D5r77Pb2N7Hj+PaMD2461oaR8Yvhl&#10;eSmw1GyurVYRuW6S23bmHrz3pcvUXMmipa6UlrdeZIJid3Ee2nardSXV2omUJHGuO9WdR+OHge5m&#10;3yWNxM+z73kFQnpz+FZVx8SvCsUn9rajoc0sE3DNCo+U/wCferUbCWhFc/a8iOGX911b1NLNNi1X&#10;7JC/oTj3rbtdSGqaT/wkekeHJ1sunmNFwKqx+IfDbWcs4jj823YtNG0wUuB25GMimpRK5rlQJcvD&#10;NLj92uO3J/Gizk8yMGGGSNl+X5hz+dVrz4naRfWfleHbOa1WQ/vVuVBBwO2PesG5+LRtna1l8PTK&#10;0Zx8rDDn1qXZhzHU6z4rl06HNtct5ixgt/u46Zrz74l+J/7Y0xVtLiSSR5gdrMTxipbvx+nii5XT&#10;tP0e4DEEsr44wM5pmrWvg5NEjmso7x7zG1l42q59B1xU8sY2KUtWeS+PJb21W3u11ORVkYr9lUkY&#10;969I+CGq2w8PxTaokshjkIjLckj1rz/4p2TWsduziT/WHduXGPwroPhZfvaeHxGSzbed349Kn3ns&#10;Tb3j2fRfEU3hjX9J8aaBetaXOj6hFeWsjRLJskRgykqeDyK+rdc/4LZ/tF+MdFuNI8X+M7No5rWS&#10;1As9MEP3lK7jjr1r418J3La0fKu7fahjYbue2McVYsbJlWSK30O2uJNx/ezJ39qmVOMty+aWx654&#10;Hk1zx/4NvNUaUXFvb3f7tWX5z7/iTWTFHd30klncR7Vjz91NvQ1ufsxz+Ik03VtF1W5j05Wkie3Y&#10;EbS3pz36V3Gv+Cpvhvotz4o1rwvPc2t1JiOafjPPt6+9YS5YysPzPnX4iW2iad4jsPtGmR3PmKVk&#10;WRiowejAjkMOoq7b+GoPC+uw6xdeMJNXdYd1vZ3krI0S8crjKkgfSqvjmXQfEHj230iw0q9kuppl&#10;aKO3XeIhnp69q9Vurf4N+JLW48N+IvD9xp+ozacwh1ON2LwsqjAUZGcnqCDWsZxptSi9SXDmiUbW&#10;8ju4ft1pc7kkXMQ2irdtJdTosSS/w52qOBz1/wAisDQ4Roej2ulK0s32dcea67d34f8A662rTU7L&#10;z/LMjL5nCqO3419RhazrUU2fO1uaEmjrrQwQWdvDYS/6QozMrEc/l1rQtbnT1aRpbD/SGwVx/DXL&#10;Wpl06fc+Wb+Hb/St3S7W8uEW4hs5ds33S3Csa9KPuxu2czhKWxR8VakLDQr++un2MtqWOFy3T0ry&#10;Ow8JeHNc0KTxnD4FBluBIGvprXeHZRzz2Ne1fGBvCVtYWZs7+d2azVdQLsMCQ9QMdhwBWbH4MFn+&#10;zWnimz8SW1nCt1OfJkZl3HBAOO4OO1eDm027NHq5fHkumfNXwF1i2udf1wX0uMxrgDhVO4/LXpNj&#10;oTXwUabsZpJDtV26GvNfhVD4XPiLUrqyu/MkmhDzcfuw2T0/+vXfWviQWG25066jkMT8jOPwrw7v&#10;roeslyosfGPVvFHgi10rQLB4GE1q0sy+Tu2tuwFyfxNcDP4r1y3013vpUVpF2vG0Y4GOufWuy8fj&#10;/hKLnT9WtNSjnbycTxySY2NnoM1x/wAQdKsNM0155rO4ysZwWOVPvWkVFRI5pdDoPDM9o/huGxju&#10;cM6fvMD5jXn/AMdJ5dA0CPUNPdo5kulMc4YK3GffpwKm0jxVb29vD5MjcRjaFPArmfj1fm/8Pwxz&#10;M7M0yn270uX3tjS8rHoHwr1HQ/iN4GuNeutPtY7y3kjNzcSL/H/e/GveP2iP7MgudObT2+0wzabF&#10;ulyR82wZx9K+R/gbq+oweGLy0s71Fj3bpY923zAOcH8q+xPipqvh/wAW+C9B1nToPOW40uJpDGvC&#10;nZyOPpV8qimZc3c8/wBA1UfZzAY2jjSHCozEZxxjpVhZrVf3VxJGzMPpWfbTwD9yJm3AHAbkVT1D&#10;V9PskaKeMO7/AHT1weaHoVc1rq9W1RbO1h+91Zvuj1xUNy0Eh81LosMYKevWs+TVbe7tE2TBXQfN&#10;7059Ubyd0Cru/wBlM4+tAe6X3vLUJ5yQ7Sy4+9+lMs7m7tWPm2y7MZ3jGcf1rMN8TMolt13Z3hOc&#10;VYuL4TyGJCvqIwfuigdkaLXunXMqok23K/wjvVdVle5MVxdkKq8uG/zmqcktvt2xRGN9v3l78VHY&#10;XdxuLyQ5YYx3OM/hRyyeorI00NvvkQybo2IA61PKVidPssY+VSD5fWs2e7vDF5Ft+5G7Lf7dOGoy&#10;yQKftASaPIwvy/rRcqNnoTCUz6mshtmCrIGcLxwK1PEvji8FstktzJ5fG2Hd8o46Gudj1i7sztW5&#10;3SMcsDg1V13UoZINypy4/fbj39qmS6gN1R7/AMReIdLvrqeKNLWbckYXg+1eof8ACN3n9mrc299w&#10;LfeVDjkf415D4XvF1bxpax3LfuLeFjtDcA+vSvUv7UuLSJVtrr5RGcBjxtr0MBJnn4yMZNXZHoF6&#10;tsV82djIsm3YqkA+tdJb20z6hHdRzK28AsobmuV0TUr1J21K2hj8wM2VaP5T2Nanhm71N7/dcW25&#10;VbLeQhCoOeM17kZK10eS49jvrHRGESySW+Bn5SW4P41t2NvZW6tp8qvDMoIcbhg+4x9RWBZeJpBZ&#10;yWc00yqTt8p1GPwqnqGuSW0TXJu5PmXqx5ArS0paIzi+WWpveFLubRPjz4FK6vDJ5niyzykZKlf3&#10;645xyelexf8ABxz4ugvPFXw28IRXqtOmm3V1fWu75oY/Nyje2Tn8K+UvDPiHVr/4++Cblrpdq+Kb&#10;HY0j/dAmU5/Ktf8A4LS/Ey3+Iv7cOqiC7uP+JXbxWNuj4O9EXJZSD0JPSuXM6b9nGTOrBS5arVtz&#10;xr9jzxPNpHxt1FA64vtFmt1B7sHjcD06IfyrX+JLLqHjK6vxGtuxkPmDbx74/wAa8t8EXFxD4oku&#10;NL1hNJvFZZLO7lkKhZB2J9D6HIPetrxd48+IVxMt3rx0WRvmG+1mH7z3PPGcDp618+9Nj2ka0t9p&#10;9tKqGT5lyF246+9UZPE8LhoLj5ueSoxiuLbX9duJ/wB7dWaEtuKCQcfrUN/4hu1ulKrZq6rhmDEr&#10;n3rOxpE7S5k0yQ/b5JHK/wAPzD73aqMPie3eVo7mTdt+7z/D6c1ycniOe7jAu5rZZFPL5wP0/Gq8&#10;ep2V07rcavBjP3t3NVy31uUd3N4htpIdllGisq5Zt2OKZ9tuLobrgRo+Plk/ib3968/udYfcslte&#10;R4XjzN3BHvRceK9ad1ii1G2PlLlWz2o5SdD0KXU4hEwuWdm3ffGKrz6wkMaxdMjO5a4q612/uyZ1&#10;1G32nOdsh6/Sqj+IdTZFWK+t4WPDE/NQlpqHMehXOtSSlTMBu2+vNX9NvIWt1dRtk3E5/D+VeZrr&#10;usH531u1Y4+bC/55qKTxd4gKKkOtR+QuCqqvzA9vwqX5Aj1DUNSXUAS8gDL/AHV6fWs2Oe1gP7h2&#10;yW/KuHGs38spmu/Eflq0e5vLXvVJdUvI4Xu4NelmaPPynq1Ae8bPh/W2/wCFwXmoswbdBj73ToPx&#10;/wDrV9HaLothoXgDTfGep+KLKT+2JnVdNt5d00Gw4y47Z5r5H+HGsXV142m1SeIO7JuKt9eO9esX&#10;HiKWzkWO4cozruITt1rOUXJlcsonrWr+PfCWteHLi1jaO2aMeVG0anEjd25Jwa8ruPDkzwkpMtwo&#10;YksrkgCsO2uIrrSpbeS8aJRNuYTN97J/Ou4+Fs51WVdJe8s0R3CxK2MH261Sfsx2vqR/BLwdH4h8&#10;fHU7uz+0W1k21bdoywkl6AnpwOtfRGjeItf8M/D3WNE0yxb7PLMN0iY2xN6HPX+dUdB8I+HfhPo0&#10;kGk+IrOaefEk1vGysUcjrkfXj6VX0zVdNuvD+p6Xd3lxDI7CWHy8srt0Oa56klVkLmsh3hibVLvT&#10;GSeaOGNGztYfM+a6DTJWaMrHIDkY29SOtc1aquo6RCtgyh4pNr5JBK1t6W81rH5alwV+Vi3Vz3PH&#10;WvpMpm+TQ8fMYrQ0tLgnRzNjHzfKuRWlZRTRlpbjPzcq2e9VdHt0EuHyze31rWSEqMQtujz82W5B&#10;r6KGp8/W8i5Dabo+H+bblcemelWLKU4V8B9rfdzwMf8A1qgtWMZWMNlV5YNnH6VY2jzFZwVDN91R&#10;1/xrqjFWPNqSZV/aPtTffsreIZ7bUI7U26pLPuPyyKDyn1NfmJq2rahaarK2hX00P7zP7tiK/RL9&#10;r+11q7/ZK1ifRbhgsOowtcLt6xbuQa/OEC585luAW/eYyv1r4zOIcuKZ9hkcubCotxeKPE/mb59U&#10;uJNvTbMeKvj4keOUZfsPiS+t9q42rK3Fc9qE0ClU06dtxbBycVsnRru3iS41GT92U3boRuPTpXjc&#10;sX0PaXkdLafHH4i6ZpywNrl3cO3G7zsYqfTvjF4xuZvtGo+Ob2Bl+aNRdN8jfnXm1/qEkcxNq7Kv&#10;91qyrzUpQS2WJNT7On2ByPSvGPxUl1FMS3rTNtxJJJIWaQ9zk15b4h1Z9Uut7H7vSopZ5GTEjH6V&#10;Wf71VGKitCJO42iiiqEf2YXlw1ttx83mNgn0qJpeeLXcP73pUtwou5FlH/fNOvX3W2xYyvy9vWvF&#10;ibSKc6Wt1KsEkfyr044Bp1xHGzLAkyA5wu081GszWkDPLYSeavA4zurFsri+v9WSW70uaNFHy/N6&#10;GmSdQmmsZTHON3y8KavW9qibV8zb8uNqrWLc6nqKmEWMSlOhZhnFaEM12yYmkXdjovalfsBZkEom&#10;2zJiPcdq+vpTNX1ZbWwkkkuFiwv5e9RyXQwEEvztxu67a8p/aO8fmys/+FbaTeI2rXkO+9aFvmtr&#10;c/xHuGbt045qqalOSRMpcquzz86qfFfjDUdfEUbLPcFLdn5yi8Z/Grl9oumalE1hdxRhscrt61yN&#10;7ZT+HNJgvoPtU1tDw3l/eHvRa/Fzwxf2MdzCZYwo23BuflKGvap05RtynmSlzSbZ5n8XdKvNItb/&#10;AEzRfEcwjWN2jzJuMZPVef09BXxF4v8ANvG1LT5rgk+Yy/Nzu55r6n+PevyTw3OoeF5WkM7HdGc/&#10;P7j25r4n+MXi3UPCWtwWrwyjz5CJH8s8Z61UlKKvY1w6vueB/ELTLj4e+OWgfd9mvB5sbKvyjnpU&#10;cWv297DIYWH7uPmt39oqZxolvqMY+0LHJ8z4yVDe9eTNd3Daa1xp75kwRtLfoa0oynKnqtTq+Erf&#10;FLW7CbSZLC3uy8jSAMqj3rb+Dusz2nhtYiild20LMDgH2rl5fB+m602NS1vyb2Rv+PdYuv4mu28O&#10;eEdQ0Szt7GGbdz8zL059amTsdEZcyLni0y3q7ICyyE/KV/8ArVg6nr+o28os9TkKrt+bceCK66/8&#10;OXca5ghbcozvya5vxPokl3Ksl3A279PqKmMU9yZHI3aJJq0dzaxq8Od2I+ua6i116S4vd2mWS2UM&#10;gAkhRuC3rzWTNpzW0jW0J+oFXdLtJJ03GLdtX5Vzg5qKkbyKUtBfCvjGcfEF9Ji1FI3X/j3WY7lY&#10;nqDmui1rUPEz3DNd2lguCf3cUO1T7+led+I/CmpW2qf2xblI5pHG1s4Cdv8ACu3l1GeTw9FcXt9D&#10;POsYDNG3WtVTj0JvdlS613VRPtmsrVYlXhY+5/Os258RXauCunW/lt/cz+HFVZ9fkkXabfDcj2H4&#10;1RnvIgfndVZR+8254os+gXaNKbX707VTT4HUHDBe1RtqkjqQdKiwOVbceKpWE1rcZjt92/qNo6jH&#10;X+dT+U5lyw+XGFPT696rbcNWXbfxDcwyLPBp5yq4aMSHn8e1Fp4jnjRluNK87c5JUyHC/jVJ5hZF&#10;QSCWOPr/AIU63Y+WWWRT83zD0peYFweIEMvmy6dIi9lWT7vpVweNLqzcPbWdx1+ZlnO7NZM582Nm&#10;H3ev3ahjupWjZI2USdRupgdQ3xMv7x0aaXUgQ/8Aq1u2H6ZxUeofEplla4hk1BZGfHnfaW3Y+orn&#10;odQsIQBe/Kd4DAHrVnWrvwo0SxaJHdZ/i89gVP4DtQTJ2NLVfibqFwkYSS+mkH9+U4NZs91catL9&#10;vvsjdzt7iqKz7mG21wy+4xVy1JkTY867mJHzNVxiZt6aDtFW1XW7eKSHdCJlEhKg96/Sv436q9r/&#10;AMEpbW0sFdbVb2zWMydVi+0E5B9OeMnpX5uaLpd1PdSCCYL5fPp+tfoZ4sd7v/gkZpOnyzrtmW3a&#10;aSTPzOt46gDj0A/KnGP75Mxq/wANnyb4anjuJYzNFIqnhnj5yK9Q0TTI7aFWhldVPP7w9RjuK838&#10;K6fbRbf+Jky3GP8AUL34/Ku58J63E0zl7ptynYy/eH+e1fVYaPuqSPBrS96xvw3l237o3u0bsbl7&#10;/lVy3dyBFBKzD155P41VDrNe4gtVHmH5vUVsXlpb6NbxXAuo/Nkb/V7gSB7+n412Odtjn95klx4k&#10;1CS0SGaSNoY2+VfLGTxVeSazvNMjsovKt55JAZJJnGSv9Kpxte3WpyJBcHa2W3cY9DWfJft572jF&#10;GbcV7/Lz61MveW4KLOT+O2i6LM1reaZfyRXlupDXduQvP1FeNeLNS8Ya3NG2teI55WiG1ZJFHC/l&#10;zXv/AI58LR6h8ONT1trOZ5bF0kFxHzHApOCX46GvnXxZqcK3bbrlfm4wuea+ax0V7TU+gwMpezKQ&#10;t9Thf9zrL4XuFx35q61hKFaEazMxXqqqBWfHqEc7LFbSsAOq9cj3qW41tYLhVtpfMZVBO0da4vcO&#10;z3iT+xpkKyNrU2d3zNtHHtUS6TIZdw1ibav3i38VQ3HiGFZCt4zIc5VWU1G2vRtGDsKpu+ZgvWot&#10;EPeNT+yQttt/tWdv+2mQK9F+FnxB8M+EfDDeFvFPhn+0LfeW3fLlgex9R+NeV2viNYy3kKsm5e1P&#10;HiK4mgKLMskmM4X+VKUIsqMmWvGN/GNYurnwzqmpWOmzSsYbEXjbYl9MZ6VnaZrElj8l1M91DJw8&#10;bHP69RWNqepzNP8APKNzfw7qp3X9oq/kvEy/4+nWpXKVeRra1qK6pfedaXc9rb8eXCs5OMdTVGSW&#10;dz5g1W4b383NVzLfJDs+z8DjC/w+1IkjLEsT2hj3/dbdwaiUbxuyepe23HmxzfbZFbo2Djca0dPh&#10;m8lnguGLFsbt3JrDFxfrC1wER41yNzN1/wAP61veBhquqXUEOk6M00jyA7VxjA6nk9KrRIq8u5V+&#10;I+h6vcaJBfanbssfmgecyjB+pxU3gy0tYtN8hLWNm3fK6yHk/SvaPFHjqx+I/wAM9W8A6Domi2c3&#10;yPmS4VCSnUrnqfYV5H4S8Mz2syw3twrSBiFWPgFvSueHM9zQ29C1SW0u1a6WSL5iGXYcAV1XhXXW&#10;vr+3sNP1CxaaWbavnS4CnpzV3wx4K+Gmo+ANd1Dxh8U5NN8RaTeQi10M6QZI9UhZtreXMrHa69Tu&#10;Xb056kYGu6L4TvfEEa+B9Im0+CSRcQ3t8JDu/vbsLjntURrKTcewP3dT1fW7XxZ8Lb6x8U3dja3U&#10;WUkXewkgZg3Rsdq77xL8erfx7Hsn0+SLT7rTlWS3umZlWQDlY8+h6E14RbXfia81dfD1xri3LSLt&#10;MM1ypj6Hv0/Kujtn8V6b4Vm0NtctVhnvF8zTI2Dtx907gM/8BzUun9pg5c0Tm9c8Oa/4b+K+m6ld&#10;yXFl/amnvPpTW1wmZNrYKtg56+uOtep3+r+AtJ0KPVdclghvrcBre1mkXzJ5CPujv15NeaN4At7v&#10;xD/wlPiq6d44bfZbKkzI8MmeGHr9K9O/aY8IQ/D/AOFvhfXG0mznbUI2aS4vCrToxAxtHYYPX860&#10;cZOWxmpcu5w0HiiPUr19QLPDJcSEou/coGT8oPtXXaDbxNE32qAdmjlCD5hXnvg+7GryJFLbL5cI&#10;+X2OeRn869N0y8igSBYAjIseGU9a+ny+j7iPBxdSMZM1IbJ4VaZwp8zld3UVoRz6h5It/wC0GxHg&#10;xhW+UcfXrVeJbqWPzS64UcKq9KiBl8pk85V3N34xXqyoxlG1zijUle5X8VW8OvyWunW8Um4ttmkU&#10;/f8Awqv8UPiL4K1y3j+DtvzY6Db7bqzjYrmRk3EAnvg9T3JpLu9NsCRKzFRuXZnnj9a6D4efsfeO&#10;fFvws1L9pnW/Clk3hnVI5Uh1H7SfN81H8smQKPlXOecnpXh46jKUUj1cHWjzu7Pkb4JWaDxdqjWa&#10;NHAqssMczZYpuOBnoTjHNdXqMmy6Z47ZY493zwquMmu88SfCi1+D9m+h3mk28bP+9E0Evmecrf7f&#10;cYrhdUWz2sYbvdubgZ5FeHUp+9qezCouUwNeK3sE0L3DWsfVdrHk+1Y//CKXGt2f2ddVkkbd/q3u&#10;mGR+Jq/rt5a26/dZ1zjDVAdag1KQCwtVjVeMeZzRysbjEqRaDdaWqjygEXjdvHFcv8WGuJtBWGRJ&#10;GZpwY9q16Nb2Gnov768bzGXcFJzk1V1PSvDV5AbjV12i1csrM+3t6d/b3pp9xWlbU4/4N2st34Uv&#10;BbWbNJHIFk/d425HUmvXvAniXx54H0Oaw8L+NbCSGaIifSdUUMo90z90/QivJfAHiK70/VruLTbR&#10;ltbycGSHdgsoPBPvXqnxS8P+HotEtbqG1iEkkedw4xx3x3rSMZS6GXMrleH4gfEC7u32xaK2OWYs&#10;F9ffnrWP4k+IfjTV79ftEWmoOirFtA/nXF6hDtl3Ffl3YWqsttaSBQsTEK3989KXKVud1aeNfE1t&#10;KYoLPTcKdu2SUYDfnUknxD8ZQq8Xl6efL+6sUg5Oa89ZIdv7lS3b5WIquscCTs8MLrnljuNSSelX&#10;XxH8dXcKRwQ6YsjLtMasNy+/JpLDxp44jLG5XSY5NmQvmDBFedeTE8vyBsGT5vnOakXTbOQGaNny&#10;owx3Hmnr0HrY9BtPiD4yvJjZSS6assa5Dqw59M+v0rXu/Gt1pukQ6pB4utftzowurMRhRG+eMZ6j&#10;FeVx29nE6x/YyUPzMxk60/7JprmQpZMjMuf9Z3o95vce52Z8a+NL2bzzf6e0rLnmQDaPYZqCfx/4&#10;tQNbPc2u1mzt8wcmuLkOnqojeJ93Zt2fwqC5tbOaVZRE/PDYbr7VfKTy8p3svi7xtKnmtfWIVeRs&#10;mH5cVla54n8Y6jaLZLf2a7cndxn8/SuT+zQ2yFY0bbyMK1aGjRaeGxLE7fwjD9SatRUtA5z0D4ON&#10;qh1DzbpZJZMYaYDK+3WvYLO9uZ4ltY23eZwy5GK8r+Gz6u0i2GlwxNCWxMWGSD6V6tYi1t4/KEai&#10;TgP8vNerg8PGUbHm4yolLQ2tHF3Z2ZspIgG3de1a1pFc2enPDHe/eH7wK33j9KpaP5K2JlluPfc3&#10;Ye9V7nUFu7sH7Yysx2xhF4I9DXrU6NPRHlyqamzb6hqMNkshvWkWP5lQr3rJ8U6nqGp2UssVozSf&#10;3UyenPA9eKv33mWNmqH7p/2ulctruvX+mTLe2180bRthGj71py+8mjOTuY3gfUbiX4y+FbiYvuh8&#10;QWrFSMMmJAcY9c1Z/wCCi3jJ/GP7WfiHW7zTdsrSfuZFjGOmCeKw08R3cPjfS9Ymtn8+PUoZI2hO&#10;GeQMCBx3zXqH7Xvwo/aV1Z1+Ivjr4D3mjWmoXANneXTJ5t4xXj5Rz07HFefmSckrnZgfdk+Y+Z1t&#10;nTw+82obXablc8Zrmn0rSWbPkfM395s1b+Md34z8GeIV8I+K9CutOnht1f7LdQsjbDyGGRyDngiu&#10;U0vxubbdJxJJG2Nkke4Yrw5cvQ9mMZbnSLoWixr56wR7tvLZ6/SnxW+hJIUljXy5cB2A56VyreLJ&#10;ZbvKXKoGOWYxdB7Uv9tGSTYupxttbHKkd+v1rPmiaxizp/7P8PL8tlp0bhsj5sio20rQGbd9jTcO&#10;0fOPrWDD4p0iKdVuNTd/n2tsiIq1b6qFka4jUrbrgiVj94f0qd9jRGnPpWmsFWK1j29Pu8Cs+9tL&#10;CEeYlkrArjOOnvUv/CRW0yeUkMkit90gVR8SNdWyeabhWhk4Xy/89qLCuhu22hh8uK0Tduz70nni&#10;c4WFY9vVmXisoXESxyGXzFYLw3PFWNLn0JLtYNWM8kTr96MfMp+lJjLUklukebcKM8nbxn8e1NSe&#10;PH7sLlfvcZ44qqLzT5N8EKTNhieAPu1NZ6fM4V7W1mds/MWAAHoevFTfULF62jt7htqwqS/pzmuw&#10;8P8Aw80mbwbeeIdUvo7MwqVit9u4y1n+DPCatq/2jVJvs9vFhpJJDwtWrv4ow6P4xg8jSoNS0mGY&#10;LPbSf8tE6Ej3705c3QDj/h8Ui8VZsLV2PO1SvyntivQpY1nRjcxqLh/u/NhV56YrsNB8O+EPEWk3&#10;XjXwppdtb28Ug8oxxFXVj2PHb1rD1i7i1Hctxb/Mo+WRY9ufxFZ85UTJGmXN2/kLawuyr83fP/1q&#10;7T4U+D/DJ1Bp/F2stYlVAt2htGkckn0xwB1zXoXjH9pb4DeJ/gNoPwt+HX7LGl6L4ntFWPVvFTXX&#10;mPMy8ZQYBJbqS/ToM9a4APqNsHa5kXcn8XfOP1qHL2mjDmPV5vAXhHQorU+EvFTaws8Ylv8Ay8oU&#10;9ipG7j3rc8VeLfA2i2i+G/DsEN19qtRu8gkeW3+0T1NeQ2mv32mxpLaaixuJIwG2c9sV1PgPStF1&#10;gG213VJBdTRj7PJbtxG2erisvZu4Sa6nW+FLnw//AMI7dW9/esL7cPIjjb/P0rY0YXUhSdINwGFy&#10;x5wPb861rD4Mavo3hG18QXOjx/YZ5WEdyYwGmI/iB/iH0psGnpaurcInHyqD719NktH3bng5nVit&#10;EaNkCoJldFXso69+taNjaw7932j73KqapwiCdVaNmOOFXuT71p2wmTa3ysYx8y19FCCkfPzqIdE8&#10;yqVkgK/NnPHNTwrJLKRPGm2P5lO3PHHH0qNi96vneX8uMjH1qxbkq+9Cdv09f/r10WtGx5dSXvHq&#10;HxX8XaX8efgdrvg69+Gmh6DbroJhjh0azEMcjovEpAHUkZNfjn4p02Tw7q10st7GqpIUCrjj3r9b&#10;vAUom8L6tA+7a9rIGyf9k1+U3xiSGLx9qkQtfs6reOse7B+Xca+LzHCqnWk0z7DJsROpSSZxTtFI&#10;VaBVjAbLN/Dn1rTfxJfwotpZXcdx8uCy81WuZBbfu44UkUcKcY3VTup4oo2ktIlhY/e+teW1Y+h2&#10;I9f1VGbLIocr82PWsG4uRKMA069upJZGLSZqozYqTOTuDucYzTKKKBBRRRQB/ZwnmEbyq4ycH047&#10;1E8qtKfLmC7fpXyV8Df+CsnwK+J+kQp4wvZdJvtuJpmjKoT6le39K+gfCHxp+GPjOyjvPDfjzR75&#10;ZxlGj1CNQw9RuYfl1rx+WUdzeUGjt4Q0sW6Xqudue9UriUxXCpHGGO7HuBVDU/G+h6VYG+1PxFp1&#10;rbx4HnzX8axjPbdnFcH48/ay/Zy+HFnNqHjz43eEdI2KzSfbfElurBR1O3fn9PpRZk8r2PTJryHe&#10;HjAXJxim/wBoTNIYIYGdtuVx3r4C/aD/AODgj9iX4V209p8NLrVPH+qRR4hXQbV4bMuc8G4mCrjj&#10;qgce9fm5+2F/wXD/AGv/ANqmC88Fab4pXwP4ZvA0UmheF7h45Jov7s9zkSOCOqrtU981pGjJ7D5W&#10;frB+3Z/wWO/Zy/ZF0vUPCPgTxDYeMviCsbRwaXp90JLWwmxgG4kXgkHP7tTk45xX5R+C/wDgsZ8a&#10;vh98eF+IHj28bxA2q3rTeIJGYgzb2OY0X7qoq4UAAYAAFfH9x4kmsgJDc+fdMv3gvAH9O3vU1j4b&#10;0q6mXW/E12Yoc7mQDk9+K7qNGNON3uKUYtWZ/Qp+z5+1R8Jv2q/hUvjX4Z6pHGGh/wBKsLjiaGQf&#10;wFOPz6VyHxZ/4Ru+DpEs1tdRqWaMcK2P0/rX4xfCL9uT4mfAHxFa3XwxuUtNLhuFaS3kXd9oAP8A&#10;Fxnmv0Y8L/tg2n7Vfw3i1/QbBrC8ihC3tqw+bfjnHfbnviuyMpL0PMrYfll5HP8AxD+LniEeIY9M&#10;tbdoLeDozD/WHHX6Vwnj6z8I/FbQ9UtVk26paRl9q/wN2P0ro/El34glwmqRhTExPmbevH+FeHfF&#10;K98S+AviZZ+MPDlzI1vfYS8iUna+eoIrTmv0CneLSRxuv2KQ+C5LDxKkgKZ3SeWefbmvDL+4gtLp&#10;vJLKpJ2qRjPWvrr4jT+FvE+nxrptltvJocMvVWJFfMPxN8E3fhtmmuIkjEbZC7vWs4y5WdnN3KPh&#10;DSLPxD4gto7m33SBty7GIP8A9eu0sL+9tNWm0UXEhaFsMsnasH9nbw5c+JPippOhWlz+9ubhQpk+&#10;79OT3r6Y1/8A4Jw/tZ3PjO48eeAPC1ne2bDzofL1KKNjgfd2OQSf096p0+Z6h7TlR5ja2LahpSsl&#10;/H5i7maFjlhx1Fcr4njF07WxRvMVSdq9x0r7J8Ffsp/tOp4dt11P9kGz1KeXDSXEmpWn7r1LAy/L&#10;+NdVov7EHxTF/Jd6j+ydpjLMoV/OvrNio9ABJzzVfV/MiWLitj88U0pCrLe2y7gvDY5p7aLcW1v9&#10;v+zyKjfcbbwa/SPV/wDgn7qL6VPdXP7N2lWoMed0d5D8px7NxWZpX/BOC48Z+CCt98FPLlbcYZ49&#10;WSJUboCMtR9X7sPrXM9Efl38RjqNtcRx3UbQ7o8qORkGq3hKfVRKLa5SSSzlUBvLGSB3NfoB8fv+&#10;CN37RvxEg0abwD4b0y1ks4Xhum1LXoQHXOVJK5yRz0B4IrmPDv8AwRF/bCSOaynvPC9vsULFMuvE&#10;o3r0jyMe4rqo0abj7zFKtyu6PkG38MxJqq2kU7eQzfK0mFP60a/4H8SaTfXSWlpb3EabctFIrgqR&#10;x0PWvujw9/wR4/aj8PadcWXjey8KavZyfJGtnrx82JscOpkjTDfjimn/AII9+PLO12zW/iBbhsKI&#10;7WzimAbP95X2456kis50405WuUsQpI/P+GDVLGba9uI5CPmQZwBn61ag+23c0azCIRrxh4un0Nfd&#10;Wqf8EdPjQ8pg022v3uimY5Lq3hhh25PDMZOvsM/lWF4l/wCCV/x/0ZfsR8I3kbR4/eR2iShgf7oV&#10;zkfr9KiVOnLqae2SPlWL/hGdO09bX/hHlvriXjzmziM56AA81ieP9bex8QQaH/wilro7w26ecqh1&#10;d88hjuJ7fQV9aWn/AASY/aYu/E506HTpYvs6pKlxJpc3zEnsFz07kEgV6r8a/wDgjN8dP2hfEej+&#10;K9ObR/DE1npMdrq11qTHy55Fz80cSZbODjnAwBThRjKVkzOVY+ENA8Kx6v4Bv9dvJJLeOFgIZOAX&#10;J+vauMIMF+of6Djk196Wv/BB/wDa6EclqvxO8HyR7v3cQmulEqjox/dHafbmtX4of8ETvjN4a+B8&#10;erXfijQbnxJZzb0XS45HW6iOP3R3ANuHY49j605UXHW4QrRPzyvDGZ1uZLVZPm+YevpmlvJoIit3&#10;DZoMryvmZC19T6z/AMEwf2qNG0+1mvvhy8n2gDzlt43kMWeRu2oevtnFcN4r/YS/aK8LyQy3Xwr1&#10;JoridolMdlIwVgcYPy9/61lyl+2ieEwmWa3Y28RMpP3hL90emK0tD8PeI9fvbLQNA0i71DUry4SG&#10;ys7dDJJNIzYVVQDkk17Vp/7FPxyhvY9Ki+FmpNeXDYjT7E2emc9OB7nFdt8M/wBm39pz4FePNK+J&#10;1n8ONYRtD1BJbiSLTmfy1PysjYHQqxyffrW8aPVsiVZW0Mnxd+xdc/ATwXbj4hfETT4/Ek1qJr/S&#10;Vm3NbMRnyR/eZc8sOCc44Ga+5Pjl8ErP4W/8EW9HvriIXFw1ppt35jSHKLPcGQYH0cce9O1b/gmN&#10;e/t7a/8A8L8bUJvBNjbWsdnbrq1sWuNbYc+cLcENCi52B2xvPQYGT6B/wVGfwx8D/wDgnlov7NGo&#10;+M7a61qd9PstNtVkHmzw2zBncpklUCjG48Z4rrw1OLqpJdTzcVOo4XPzJ0zULSC1SWZAGKgqm0g/&#10;n61t+HTfXWpItr8ob5ti56msBjDBAjyRI8jME5boT6HvXWeCZPJkjeZV+X5T5f14r6iMbRaPFqSu&#10;00dxoumwLC0k7yQ9t2OWPp0//VThHb3V20SQOI5EOWbt71IDFPbedLcs8aN2+vX+VO+16a0isI13&#10;dOfunHUcms9ComcbK8t7n/R5gI2UhvTrUVjpqC52Y3RvISec7f6+takk1owUT24+TJVd3f8ACs+2&#10;l2StKsqq8rcoq9fTH4dazlHm2NFUitD6a/4Jy+E/DHinxX4u8E+IYEvrXWfDjWt1aSQB0Ebnbux6&#10;9/qK/P344/AnVPDXjbXPD0enXMd3pmqTQJavDgtGrkKwH0x7V+iH/BK/xb4C8E/G7UD468U2emrq&#10;WkmC1mvpBFE0gbO0seAT255r2P4w/wDBK79nr4l+PNQ+KafHu9068vL43UUdvqFpJHHk52jccsM+&#10;tfP4zDVpVj1cHXjTjqfhdPomoWl3JaRLIshba3ykFT6VIPD2sCIyJaS7F4dlOCK/Vzxr/wAEOvhT&#10;4y8c6h4j0L9pi3jW6PnTWcFxbMY2x8zYyTgnn2yecVn6T/wQ9+F+lQyXE/7SNjrMjuDBEtxDGFHQ&#10;/wAWM1yrDdzv+tQ6H5S3um6pEGP2WRzJjbI+eakfwz4nubONo1Cjb826TtX7Bah/wQ2/Z/1iyjtd&#10;R8ZzwowBWaLxBbQlj7ERf1rDuf8Aghd+z5b6qkd38UGs7fy8bpvHFty/pzFnp6Cq+reZP1lH5Y6L&#10;8L7ufQ7rVle5ZLaMPNNHGSsY926DP9K5zS7LUNKvvtwD+X5nys3de9frdo//AAS8+D3gHSvEXgm3&#10;/aC8HweHdcWO21ZtS8eWklwsKsSWjUiMBlzxk5qtov8AwSQ/4J1+Drtby/8A2x7K4EwLWcFz4x0c&#10;Kq/7u47gffFEcPKRP1o/Mnxj8GrlNIXxdoVxHI0toJ4reK4E24Y5zt+6R6VxMHhfxHJCs9xFJ8vz&#10;Mokzu9/8+lfsZ4d/4Jlf8E+fhn4ls9c0X9qK1ttQVjcWs194s02Wz3AdDCzDcmDzg4ri5v8AgnF+&#10;wRrGoapq3jv49/DO0aS6Y28nhf4mW9tDCnGd0MkjeUxyCFGR6YwRUrBzlK1gjio7yPyqbQvFAVpb&#10;WyuJozwxXLbT74pkHhvxDlVv7KZAv8TjpX6wfE//AIJq/sefDr4JR+I/A3xZ8L3FvqF0Ft9em8fe&#10;bFIcfcLRKy7fUhTivn/xn+xj4RtRb6ZoXxa+Dc81w37qG1+I88x2+rO0IRfozKa2ll7UdTL69H2i&#10;hsfFsOiTGzFqEVTLNjzM57jtXfeJ/B3xA+DngjTdQGkvat4otZP7NuJYxteNThtpz1yRX2l8Kf2A&#10;/wBjaLRr2z+Ov7RvwRsddim3WtrY/F52UR4BDOFIw+cjCkjvmvctU/Yg/Yb+LXhbw94b+OP7anw1&#10;tfCnh+Ex+GdD8I+MrS32SNx5klzPM7yEjPYZJOax+rSTN5YlxPyL8CwSGW8TWLsQzxw/uVHds13W&#10;g6BqniXSptRsLbyprVN1xuX5dvQMPbmv0mvP+CYf/BGPQ3Nne/ti6PDqDkbWm+KFh5mP9z7vPTmt&#10;3wV+zR/wSD+F1xqNz8Lv2v8Awjb61FpctnN/wkXjK3vLKZXxlJEfajqTjIRsVpLC0eW6bM/rnkfl&#10;VHe3VjHJHJqsMjFtu4/XqPxqEXKS35tdR1qNc4BzyPrX6Sad+x//AMEZoNH+3+IP2sfhj9q3gXL6&#10;f4suQquOuyNZi3X0BXHfiuJ+MX7Kv/BJ9LrTYfhB+118N4dQbUI2uV1TUdRubeaD+Jd8Zfa3scfU&#10;Vj9Sj0iyljoyPhG00qx0rWUafWIp40kWRdsnDc9M13WgfEzw/ZmaVopCZroMYY4txTGOA3YV90af&#10;+yv/AMEY/tEt3qX7SHgSaG3Uw3kMN9PHH5+OWiMsu5l/3eM+9VbH4F/8Elomnv8AQ/2iPAM+l2zK&#10;22PTdUuTEMjmRkcrnoPm49amWBlLWz+4f1qHVo81t9A+E/wf8P6L4/8AFHw9u/EvjLxtppbwD4bv&#10;lYWtl5o2i7mHWRgMleMAc9cEepf8FY/g/wCGfh1+w58LZJdLVtam1eNbm8hXIbdbh3TnkqM8DPGK&#10;9atPiR/wSWm8QWPiv4y/tGaf4u1SzhW20jydJvlhs4RgiJUhi6Z9/avO/wDgp5+1R8C/2s/C3hX4&#10;YfByHUm03QtSlvbjULqxNtG+YxGiRo+HwAO4X6V2YPB1XWV4uxw4jFRs7M+JfhPoyz6UpSFvmBG3&#10;oSB/Ku+sNGWAM0VsrMvP7wk7sY56VN4N8C2FrJHbR3PLuMyTMABzxW5NYstz5AmV9rEBl6H8q+m9&#10;lRhseRKUm7yKtraGUeXegqrc/KSA1OvNHkuWWG2RgFOWLc5/zitRtNW3CwzqzMy/LgjBqCSS4099&#10;lqSvzj7y5+aq5I2uTeRnTeH7eFA085Zgu2PP8q+8vgLo+lD/AIJFarBJbrItnp2sDyyoOZNxdRj/&#10;AIECO9fDMxubqfzWCyNnO126j/GvrT9h39v34T/BL4U6j8Dfjx4MvbrR2upLixvdP01LlZllUCSG&#10;WEkZ+7kHuDg9q83G05Sj7qNqMve1PjP9kOfw/wDFfXLL4Z/Gq9uJRE3/ABLr7zlJ3EH9xIGB+XOC&#10;pxjIwetTfEv9gL4/jxpcPoHhm1uLNpHZbhZIYhIuflwq4GcYBwPyr7y1b9sf/gkxotq/iG3/AGYI&#10;1uIQRG1v8NbRJm9wwbI/nXNX3/BSH/gljpwSaH4b+K9z8SWsPhqVPKJ7EPMox/u5ry5YWVT7LPQp&#10;4zlXLc+Cpf8Agnn+0ZfXLnUPBVuqxrkg3ic59OSM1Wi/4J9ftAaZMLuL4YSSKM/uEuoyz+4+avu2&#10;4/4Ke/8ABMuG5+xxfBfxpMNufOh0Hbken/H0D+dYd7/wUs/4JU6jdNa3XwE8f+czdf7Pf5h7YvOK&#10;I4TvFmv16y3PjX/hi/4/rPFE/wAINQy2B8qopQkjGTu6e+a8r/a++FR+GHxMs/hVYajJcXEemw3G&#10;qSMAFimkLfIMHsFB5/vV+mC/8FVP+CXWgtDYr8FvHyzMuwK+kZ+X0ybv0/Gn6j+2d/wSe8T3UesX&#10;P7HLaizNn7bq/gPT5JWzjq00jMxz6mtPqcYy5uVkRxtaTsnc/IfS9A1DSr/c6258qQBjH09j713P&#10;iS+8d/EHU7Xw74P8IXerXCx7Us9JtXmklOOTtXJ6e1fpD43/AOCg3/BLnStWhuNU/Yntr6PTf+PW&#10;4bwPpOYvohJ2/gagtf8Agsx/wS20bSPK8OfskanZySNmaHT/AApplqF9PnjkG4/yrOdNy0jE2jiZ&#10;R+I/LrWfhx8W9DIt/EHwd8VWW0/N9r8OXUeOeesdYOs2ut6AGXVtBv7VQcN9ps5IyPb5gMV+reuf&#10;8Fm/2F/EmmTaDqf7Ofid9Mk27jJHAroBg/KUmyP4ec1V8Sf8FDv2ILq6tfiDbfsiapfNdWjQxzza&#10;mIlaPGCNm44z7c1jHL8VU+GLNJZhRpxvJ2PydOpW48uW5jaGOTo0i7Q3uCetI+u6bFCvlatGOANq&#10;sDn8a/Vmy/4Kr/sEfDbSLPRP+GG5IbJ8sbGRra5jL92CzIefckmodd/4LI/8E8b2WJJf+Cc+n6qi&#10;g7WvtE0s+X9MwNxz7Cp/s/FRlZxaZVPMKNSHNHU/K0axZKm63voct/FuH+NS2mq6e0oEt/H8v3lV&#10;q/SOL/gsN/wTpnuppr7/AIJheHfK3fuzb+H9JZj9c21N07/gqn/wTtv7uSb/AIdUeF44mX/WNoek&#10;5b6g22B+FV/Z+IW6K/tCmfnWt/pjFd07Mp7gj9Kq3uu6RFNstpo92eNz8k+tfpJ4h/4Ka/8ABNHx&#10;BHZ2kn/BLbRZGtywhVdG0qPYD1wEgw2f9qq1z/wVf/Yw8OaM3w2+HP8AwTp0nQ9E1CRX1ZY4bLdN&#10;HnLJhYQCWHy/MeATiksDir6ImWOorufmpPrtlM26S7jAOcKrLx9ab/athnclwpVPvMG5r9Lpv+Cq&#10;v7E80MljP/wS98ItbxsGjjt9L00B8fd3f6N1ra0//gs78GtbuE0LTv2IrbQ7e3hC+Vp8trtVe3y+&#10;Sq/lVywOKX2TNY+jLZn5f2cgKbPsV1L5q58uOFiT34wK774Wfs6ftJfGS6tdN+En7PHizW2vm/0W&#10;eDQZ1t27ZMzgRgepLYr9IPCv/BV74eeHtft9Xk/ZkmkXY0dq00kMQ2k5+UhOPfjt3rstX/4LieJ9&#10;E1JNP0f9nbRXi+zhrR/+EleRo88APhB6dBjinTwmIv8ACE8ZRir3PlMf8E9viz+xlo+my/GDU7K4&#10;17xND9ou7C1PmRaYo/5ZmQHDtzyQMA8c1h6to8enXTfZ4nkZmKrJGo2/njpXpnx8/ai+Jf7V3jiP&#10;x34+lt4fLtxBZ6bYoY4baPOTjJyxJ5LH9K4W9nSFVtpoJov4oyYyMrnqPb3r18NTqUdGtzysRW53&#10;zIzbbTA1xDbSXjRxu37xQ3HP4Vpppdhaah5VrPvIXBbqKrWdxaWU8SSztIrPna6fh0/yK2ZkElx9&#10;rHybuFGzJ69a7uXsc0anNuQX8EU9u0YkOxfvFsf4VxPiq1cRyJaQsyrwN38R9a6/Vbq7dWhgVckd&#10;V6479fSsDxA0ZsvskUcnmHALBeOT1rajSgtZGdSfbQ86up4rbxHpceWkkGqW+5VBzH+9X5x9K/YT&#10;/goF8LPiV8Q/2dLDUPhR4dutW1Cwu7W6/s+zA86aLb82335zxzX5GeKbGZ3/ALPM6I8S7o7hF+br&#10;/OvpT4af8Ftv2pfh54DsvhlqXgrw7rU2k2a29tquoLIsssaqFXdtb5mwOuOaxxmFnVpr2auXRrKn&#10;K8mcX+3H8H77xp+zWPiD8cvhtf6X4r0vUY7Hw+kxKXjQ7h5ivx80YUk8g4OCDyc/EOnfDuc2U12m&#10;n3BVuB8vzNnpjjk19l/Hj/gprq37RetWM3xs+C9hdLp0Lrb29hqUsMO4nPzck4JHPPSue8N/8FDr&#10;Lwnq72ui/steFI2ktwkkkc07MsY6Y+fH+frXhvLazveJ7NPMIcq1Pli6+G2oWtus9zYzxS/cVZE2&#10;sx9AvUmsseGGa6+zTWk0cg/haEqc/Q19q6d/wUzt/C2i32o+DfgRocWqXk/+lR32nfaEuF6Ab8hl&#10;H5iqcn/BXT486bfx22hfAv4d2tvJEI2gXSJJsDkc5cc/UVzvAy/lN/r0e58f2XgRLmcwrZ3EkzMo&#10;jhjQlmOenTk9OPevdvBn/BPz9pvx/a29v4Z+C+r2+lNCXa+1C1Mas+Oi78FueBgYr1n4Uf8ABSnx&#10;x4Kg1JtN+HHgXzonN3JDc6GiyuzHcxjKYHHYAZA79a3tX/4LRftIf2ZJqPh/Q/CLTMy7YrjSpCUX&#10;sOJQMY74FEcFJS+Ebxfu7nhHiP8A4J9/tf6RaRQ2/wCzX4gZd3lm4htRMd2cdIySM+pAFanjD9iH&#10;4jfCf4ESXnxQ+HepQeJr7UB/Z+mrbNJOkAHLbY85z+PWvVLX/gt5+17qd5sttK8F2O1cSbdEkYOf&#10;xlzmui0b/gr7+1B4yl+03mleAIJrJdskl54bWcyKeMqJGyo555qqmHceliIVpT2Z8Qv8FfHR2xN8&#10;M/EwbdnD6DcjI/79itkfAiPS4ludY8O6h5kijaGjZAh9DX1pN/wU2/aFvNVlj8TX3ge+jEuOfCcO&#10;UB6AYbGB+lTal+0r4l8cWP2y7PhiORYi8ir4fhUvnsMg/lWMcLfc1qYipCKaPj4+BdVZ/wDhF/D2&#10;mTf6UQGihjyW/TNOX4UeN41+yWPhG+8xXVBGsfzFj0AXqSfQV9TaH8e9e8CXyeNPDXh7Q1uMFZD/&#10;AGbH3GM9P0re0T9tj4g+G7pfEPhfR9DbVY2fbfLp8YZNw6Lx1H+cVhKjLmtY2jW9xNHkOj/8Exv2&#10;3fH/AILtdW8PfC/7LazWom8rUL6OCaXPT922Cp9mwaV/+CUv7ac+lW8D/CO3M2/a2zUoVkT3bLYP&#10;55r3HUf+Cin7Us+mx29n8RI7aX70lxBpcJL/AOzyhH6Vyep/8FE/21ftZTUvjH5cMfKNHotqpce7&#10;CPP8jTVOW1jP2lQ5f4zfAX4p/sx/Cax8J6p4LuNNuZ4915ezLmMbRkgPyucjsc4/OvFbTTPEmpad&#10;9rS3ZtyjcV5Vuv0Ga+p7L/go1+1Lrt5DGfGP9pJGymHzNNt2jWTGNxBQEN6HPeutn/bX/aNsYG1j&#10;xBc2t3qVvHm3eayjZYZP72P5VLw9ylVkj42h+G/j2GxW8fwdqkayH93MtnJhj7EDn9a3tA+An7SP&#10;ixWh0L4SeLNS3DFvJbaPMVb8SNv619L337Zv7Q/jGzt9T1f4ptNfREssM2kw7Q3YY27ePf8AWnab&#10;+3B+2eIJFT45aireX+6WPTbTywcjGFMWFx7VvDC6bGU8RbqeC+Hf2NP22dXvpNFsvgL4sgXbgfbt&#10;HeLknsWxke4yK+qvhL/wRY/aG8d6bpEeo6za+GXmizq97eSeZOmTyFROOB2JHvTfhx+2d+1JqEwg&#10;8bfFXWLppN3lyTLGmMd/lQfhiu8P7a3xxtIxZR/FXWoZF4jb7YTvPoe+PxpPCVJaRRlLFWjqz2f9&#10;t34EeFvgB8DfBvw58P3j3EGk2S2sdxOwWWXA5c47k5PHTNfIF3YW8snmbG2/xAHkcdf8iup8U+OP&#10;HPxT8SLf+P8AxpdXhddrXmoXDSCJOu1dxOB9KxrqOG1uWs7W6W4jOds23GevNe5gaMqdPlbPFxdZ&#10;VZ6GdDZmSeOTewxgde1bCSEMuWHp93LVXt5LeMGLbnZ95VqdILqODzpk2xu2U3Dk/SvWjE8yRM8Y&#10;tm3qh+ZsAVJdt9ntzOFVf4Wb1yOtNgui5CM3v0560wSJ93J37cbfSt4R1szz6k4x3Oy+Hfnz+GdW&#10;jbH7y3P3PlYZGK/K74zW81p8RdVtr+1djHeyAs/P8R71+qnwrt5buz1CLzl+a1YfP0+v5V+Zf7R9&#10;hczfEDVv7OuI/KhunUwmPaeGPTivls6io1HY+n4fnzU7HlF2kU8jPEHbcQFX0qlqMDwQfvUxu962&#10;PMtrPEtzGTjsOlc9rV0k8xMbttY5UGvm76n1ZlXSqrYX1qqx+arFwRng1XoICiiigAooooA+ntL/&#10;AGjtZtblRrVj50zPmSVm/Tt39K9ktPHf7J/xb8PWiX37RPij4b6xGoF5G8M99Y3Lf3iiSIVPuCPp&#10;XlN/+z83i+7f7JqUdvMpxuk6duOKw/Ef7EHx/wBPVLzw/wCGbfWoZMkNY30Zk+hVipH61tLBVqfx&#10;Qv5nRGvRqL3ZWPoDxD4g/Yi+Hfg7VpvF37S2sfEbWjYyRaJZ6VZ3UKiYqdpPmSEJzjJLkAZwD0rV&#10;+HP7KyftKfsnXkng34b29n4mkkFxbeKtYvTDAiK+4/NyWyvynjAJ618iXP7On7Qnhe9iuvEvwV8Q&#10;hN6ktDYNIuAR/wA8w2K+3Pib4n+Hf7Tf7G+h/D3w94/u/hz4r8LyQ7dL1BZYLa/VEMbROVwMYwwJ&#10;HDLyOSah0YqOqCpLkejPk79pz9i39oD9mrwzovj74i22nzaHq8xhW603UBKLeTssgwNu4ZweQfY8&#10;V45Jem0O2BfUZ2/eHrX2/wDGrxZ8I/hn+wpq3wd+Inxu0vxT4yvlC2Wl6bcG5a3kDhlfPO3AHJO3&#10;0Ar4bhjuJVSOC3Yt/DtXOaahy2SRnGfViwRyx/6VJ83puHT0qTVfEk90ywM4YjgIvQH/ACK2PDvw&#10;28VeLZvsVvGE8zAJZwpxnmvZfh7+yl4K+HOqw6h8X7qcrMgaGZZf3e7qQTjr7fzrSNGdToZzqx6H&#10;lXgz4X3e1vFXihFWNV3W9q38f19q9d+Af7Rnib4a+OYb37NG9uT5clqDtj8vPQ4/zzXoeoaX+zNq&#10;2kX2m+H7u+k1H7KwtJZwTFuA6Dpxx6V84+UNP1aR3bKLJ+fPIxXVHDxicvtOfRn6M614qsvGvhu1&#10;13S490N0m/Ef8GQTz6dq868eaVMunr9t01Xt2k3LIynOfrUnwN8aNp/hfS/DNxp0a2d5YqI5jISZ&#10;GwPWul155/s0umanAr2bZz83T6elYyjysz+E+fvHk/iSztZF0dVt7hvltdzDmvC/H+qeNbwND4pj&#10;ZZ1k2yO2fnFe2fHe+1TwRd2PibSNGe4sIZtsxI3bTnjNeW/F7xPB4rntZreJo0m/ebduGHT2qYxu&#10;zaMvduzG+H9prNrqdvf6XdyQzQ3AMMkLlXQ9c5FfVPh39tj9qLwToSeHNO+Kt8YVjC/voUdsdvmK&#10;k/rXzN4cN7pF2pgQ/MoKqv8AF7n/AArvdO1Nb+TzrydlkZfm3/dP/wBavSo4f3feRzVKiR7ND/wU&#10;S/aw+wrYaf8AF6+hij4O2GPce+c7cn86mtP+ClH7ZFhqnn/8LZkkhb5cTWMDDp15Q8/zrw3VLGWA&#10;+bFeQyecflaHpz2wO9OuNOIZXKMNv3o2zkHnBrsjRglexl8R9DS/8FG/2u75JTL8U925du1dMgH/&#10;ALLTX/4KCftmS2cFqvxfkhiHyrHHp0K7v/HK8P0m1E+4FP8AV9s9a2oLyxW2NpcWgOWzuZSSv0NV&#10;ywS2DkUt2eueIP27P2x9NtVlg+Ml8sghA2R28IUjjPRTis3w3+27+2TOplvPjbqT+YNpjdY/z4Xr&#10;XmLXM8KJaSxyOrNlHz2r1L4D/sf/AB0/aAs7jW/hN4XkltYJNk15cSCKESdcBm6n2FYyprlvYr4d&#10;mWtU/bC/aRv7iFNf+NGurjhTDKq9++BReftr/tJ6IzR6P8dNW/dkFh5w5/A5Fea/Gr4feMfhH4yu&#10;PBfibX9HbVrX/j4W11iOQQt/dfB+U+x5rz/XPCt3IVuLvxxo/nTSAOy6xFxn1w3A5FedUnTpy7nV&#10;To8257tYfto/Hm8K+H7z416rNHczGd1jvfmVs9z1A5zxxVP4hftb/GCXSDJJ8W9Wmnt1BhaTUCOR&#10;05B/nXzvbeHdPsvEqX0nxA0NVt1KyNHqoOWycc55OKx/EVlb6jfyRx+N9MYFseYL4Y579a66OJw8&#10;cPaUU2c9bC1ZVdHoe16v+3h8fY4bbWdJ+MmrQ6kyqjNFqT4GPRQcfpTNF/bs/bDtTb/2l+1P4ght&#10;/NZtq6gGK7hhs8cjB4B6dq8NHwZvQIRH478PzeYN0bLrCfd9+eKs2PwF8RXUcz23izQ/LSQor/2w&#10;mC2OnXmuWVWje6Or2dj22L9un9pqeZdOi/af8UNHDIRH5moH5ufXr+tJrH7a37VEuqKkPx68VXMc&#10;mA8b6y5XHsDkCvGNN/Z88Z6pcLa2HizQHuGlEcdsutRbnY9AAOaPG3ws+Jnwp1G20vxtbrbyXcW6&#10;HyZt4OD6+uaqnKnJ2ZE1yx0PoEft3/HptMj0pvi1r22IN5gkvXDf99A8/pXH+Jv2xP2g/EClZvjD&#10;4gP2eXfDHNfucYPHOcn8+1edaWbi4t3tmjwOU356f54qa208wqqmIzK0vzZOM16mHwtJyvy3OSVS&#10;SPQLb9qz9o65jW6f4m6t9oZwRcNcMzEjpgnoPbNdFc/tVfHfWfDk3h3xD421SaWf59yXzqW4xk4I&#10;rgLDT7NrdYI7OSO4Zsw+W3GPQ1q2uga7GfKukV03DMir8y+2fzr0Y4WkpfCcVapU7k0fxt+OWjwK&#10;1p8T/Fcyqudq+IJ1Uf7IAbnHasfXfEHjPxJdR+I9e1G71S6mdVeTVLp5ZNvoWPPHvXVaTbta/wCj&#10;29nE0Y53M2SDzmoTouvS3ZleeELImQsakbfQ/WvRhTpbqx50pz7jbGWLVdH3ajp8cMkfECoMA9vw&#10;rq/B+l6X9jxdOdwO5vk/i9P8/wBayodJvnkht5yDHsIMm3AzW1odnNbRq0sisG5Zhxx/+qiUY7GP&#10;OdVob2wSSztrdWJXMasvBrQPhC6n0/e7W/m5+WGPBb8hzXPwNFZndZbtrfxZJ61a0zWZrTUYr61k&#10;kdkwV3H8xzWLi1axpz6alb7HNFOYo3ZfLb5iw6D/ACB+dMisJJLnN5/q9g2t0wemPpVq6v5r6eW7&#10;Mf8ArHxJGpwPvdaJoyqLI24Kyglj3H9anlHHlZFOXsrxdLs9Q3tMvzHb8o/HNZ2t2+qSxNbX+rzX&#10;CKx8tPOLKn0zWlbWjSS+c1qp28bmbFSadqi6PqkepWdvHvgbKwzKGQfUHrWUoRvc3jO+iPJ/HXgR&#10;LpPtFg0izYyGhY59w3TH4Zrh7/wvp9iyxq7rNHzLuOR9BXvfiK2hvrqbUFXbNMSzLGAFOeoA7fhX&#10;KJ4UjutQjmt9P+0cbfLEfzHtyfWkvZxWqLXPE8rk0W+1aCSCHVrhfLiLRxzXDBCfQehrJ03QruZn&#10;bVWuAsa8iWQnPWvWLjQbvU9QuNGtfDGVt8lxuCsuOuTXOnTJDqsej6s32e1k+R3UZ8rJAyf1zRzx&#10;eyNYxczzrSvh7rT3ijStDmMkw3fu23bhjritCfwzfwxIl/Yywtt2sQMg/Xng16CPDtlp+pxLqnij&#10;zoRnyms22YXpn2+lfV3wY/4Jwfs265+zBZ/tLftD/tS6l4W0/XLqSPS4bWOLZGoYqA7SK25sqeBi&#10;uetiKdGPNI2p05KWx8C3uiJKy3Eljb+TGp4mfBUDkn06Vz899YXE2LaxVo1bKuvQV6t8QR+yJb+I&#10;7zR/D958U9Ws4rto4dQNvYRLPGDjzAucjPUZ9a5e4b9maKRU0Lwt8StpbNwl5eaeQ49F2qNv615k&#10;s1px2Z6EcNLsdV8O/GWg6H8G9ZutT0l7mSSSNVjWTnAPr1xWPovjfRtWsdUtrfRBDI1uWhPnH5f8&#10;TUml/Ef4KaHbS6Dp3wu8ZTafNzcJdatbecD/ALJCY/MGsa78TeB9KuPtHgf4X69HHMxWZb/VI5GK&#10;+g2RjBHvmuqnnUYUHDTXyPPrZMq2KVVx2OYfxI8223ktvnThWk5xj/8AVUf9pRg4Fg29+fMb1rUu&#10;NO8N6hqcM+meCdWt45XVbhJr5Xy2ecfIMdfeukvvh5plpbzX9t4bvpFVf3KvcD5PqdvP6VxLNKUJ&#10;a9T1PqsnG1jk7CciVY4NjMoyWYZ59PSui8JaZDrUk1vcovmSYC+WnIP51Y+GfgnSPEvjLTfDGv8A&#10;h/ULePULxIFmsJAzx7jjdgjBAzk+1e9ftHfsgxfsnaz4eTS/Fk2pWmu2cj7rmFVMckbANgrgEEMu&#10;OM9etFPG05VEomNTDqKs0eH6b8A57idbhtSaM7/3iSxhsrjJPB7mtaH4CWUl2JX1BlAwYdse0g+v&#10;P0r0fwuv2u3Uucdl+Xn1x9KvzxSXEyzF5JGVunQCvap1ZWXmefKEFHQ831L9njyNFXV7XWUubj7V&#10;taHy8MVx9459+Km0f4T6kNMktEhktYZiGn2yf605+XcPY16d9nuVgWW3Ibn5lz81WrW1iB+z3CjA&#10;77j16V2UpJbnn1V5HP8AhbwTZeH0W7WzhkuFwGlkjyD9MGumFo728jxQPuP3cDkfSmxLDFMY1b+L&#10;5UK1tRSxCNfKPzcbpO1bx9nuY/CR6Rpl35cZzuMnDRsOVrTvbF7O6aHerOo4C0mmRfaryO2Nw0bH&#10;JMm49ACcVHNd/Z7iSRgxRW2sxHJao5ad7oHPmVmxGhuJ5CLn5do+VRmnz27WqZlVsycqz9Dj04o+&#10;07zujXoMMzH+VWJtcu7y2j0q5vt8cYzb+cBx9Pbmpc420RPO7bkN3cWUqFba3wxXG0noaquIkjC5&#10;w3Q89abcLFHundgMn+E57+vpzThbpPEssLSZ5HTGPYAis/dWhrTmyjqFk18cmZoQvTPOD7imppP9&#10;oyqhit5AV2yGWMfnmr9lLc218r3iLMoVgySKPT6VEyho5BEdqsxPl5+9U6GtP3pamDc6VbRSme1R&#10;dvTYIh+efrTLfSfNu932WKTau1mMQJq/eXVlBGsz6lAvy/6vcMj3pmj6nLA/nadqUMjSZ2sq7utZ&#10;yt0OiMUitqGjaUkIgeBfMC/e29KztXjt59Ma3tgdiqMduR/9et69vmlibzAryRsB5jJjPasi9uUj&#10;1KG1uIy0LTx/aFh6lSeQDWKTtdnTFKyPJ/GOm213DJDchlROP3zck9efWvJfF/8AZwdVtrlflzlF&#10;/h59PSv16/b98T/sefs+fCC30L4Qfs4/DnWvE1hplnPFa63paTeYkjbd0jDErscMxJcEmvgK+/bb&#10;jhvprg/sDfAnzDy0j+GJyffrNXm1swo05OKOqjh5y1PnOz8RyWF19khCyebGA0e7oemOe/ANex/E&#10;fxZr/hL4W+E9Lj0aG4jt7F2kuA+SGc5yV44AOPwqyv7b99aXMlxpH7GXwfsUdsyw2vh+VfMI7j97&#10;kdevNM8S/wDBQvxvr+o/a9Q/Zd+GiW0Mf7uBdLnwv0/e8fgKxp5xKlK8B18vjiKfLNI8p8bfELWL&#10;/TLOCW0tvLVt6sq5xx9TXLzeIrh5GK3TbmX7itjv2r27Tf26ri31tdZj/ZU+H3m+WUCrbyhcH/gV&#10;b3hX9riPXZrhrH9k74e2Pzb7pobeQNKeB3yCfqMVnUzipUnzTuaUcHGjBQikjwDSfFkUUgtWtlXc&#10;oDNIOp/r+Nblp43hsjJGGVvOXDbug+let+LP2m/B3haQz/8ADGPgK8P2j9zdCMhx6lvl5zXrH7Mf&#10;7QX7KXxTnay+Mf7PPhPw7fR5NjeeWskLf7PKqVb65H0qf7SjLe5t7BrofKVl4ktph5lkN8gP3mNT&#10;pcw/JPqEbMo4Hl9z1ya7f9pHRfhHH8fvEE3wTNr/AGBJIrL9hB8nzCo3hM9g2cY4rnNC0Sy1LSZb&#10;hLqXzhPgW7Y+VPX616mEnCtFHBWjLm2Gy6vpNzF/pUByAPLWNduOO9WtHu7pj/x8KqBQ3mE/MP8A&#10;ZNRWWi29ywtr4vujkwNo/n61Onhe0M7Q2sNy2587gPTtXrRpxsrHn1L2udRo+taxdaRK2npHNa4C&#10;bbmTOwg53LnkZziuq+G+iPqjyJewqpPJjaP7wxzg1i+D9DuYbxbL7JIyNyDIo6jI6duCfyr1DS9M&#10;mHkpDZsskbEKyKOAfqK1lTpnPzBHZtp6xnS4S0anL7XzkelaN5cya4trdvDNIsEYSMyS5wvZQPTN&#10;WUSKwk8uKLa23j5TjPerltoGuX9vJcWFofLHPmMoG3Pf6dajljElmKdPlgmFxNack/N/F/kZq1IL&#10;iaMyxy9DnaKuGCW3tkjuVjduVZlyOP8AOf0p0EVmsTCC3ZRnnvmplKPQUbmXFZW1u3nSqzNnLMq8&#10;niqfiCya4gMsKDj5o++7A/SuimfzYPMVRC2MKpXO4+9ULuyt9UWOyldstMi+VGuNzH5QoA5JJ446&#10;mrhKLaTFKXNoeTa5c6e9yRLYzPM0m1lVffrx7VgeJdLguGSeznWPbw8LLz/OvX/GHwx1LTLu40mT&#10;QZtOuIzh4rqFo5AfTDDNYUXwH8YaxazT2ui6hfW9vb+dcSW9qziJfViq8D61v7Sl0MuWUdGjxy88&#10;NRXF+IbS+V1UksvcAD19Ky9S0ma1uXmazWPLYV/VfQmvWJPgpJMRK97HDng+VGW2jjj8RUkXwen1&#10;bUYtM0dpry7u5lt7WzWAzSyyE4ChVB3HJ9O9ZVKlCKOmlGUtTxyQNBBiRVaP+NV5x+NVotN0yUTX&#10;Md7tk25VcHk9+a+vNO/4JT/tga5OBZ/BS+ttybo2vnig3fUFuvtjIryf40/sl/F39n7WYbD4q/Di&#10;80N7jcd1wQ0U+OpRhweork9rhqkrRkjqtUUtVoeK22nXUW5riBoz18xGzlfT8aWy0XVtV1W38NeE&#10;NEu9S1C+k8u00+zt2kkmb0Crk5x6Vr38P2S+VriPzFZWHlRZ3Lg9cD2r0b9i343eCP2Zf2r/AAv8&#10;bdd0+ZtPs1ngvvLQyNH5sTJ5uP8AZ3Z454o9yMXI1hCTDw1+x5+1b4F0XUPE+s/so+JGjkhyt7qW&#10;mSKkS+oB7V5344PxL1izh0aXwtaWrWmRtj2IxPv64xX19+0t/wAFt/jV8V/E+oeEvg14f0m18L20&#10;pSGaaxZ571BxvdsjYpPRRjjqTXxX4i8JHxPezeJL25ljmuWZ1jRjsDHk8fjXz2Mxl53aselhaEuW&#10;9y9oHhXx5A8d1qfh/wAyM8Rt9qj6+/Ndsug+P9dEdj4esomkjC7vLuY1O3uOW615jb+BxKwtrRWP&#10;t5jZHr3+lSW3gC2kvfK89w3IZYpjya4PrcVodUsP7Q9pj+EXxZuZY7aw0CSZZI9zbb2L5fY/Pwc1&#10;qwfs+fHGMfaZfBklv2yLqIjr/vc14vY/Dyyib95ezNxk7pGGPbrWlpvhTSkOSZj83yt9oYkfrWMs&#10;XrdGlPDygrXPW2+D3xanj/syx8Lyeayksqypzg8nrWaPgF8YPECsLHwpfakLcbZFgG/b+XX8KxJv&#10;CULWiraXV2rKvzbLh+Rjnvxx1re+DevaP8HfiPo/xKbT5o4tHuvOm8qRt0kexgV5bB655oeMl0K9&#10;jfco+GNM13wXrDaJdaQ1vcRyfvLa8zGVIPTnn9K9WuNHvI3toH1iGScbftDWxyjDHOCeWxnHQVyf&#10;xi+Pej/G74r33j7QtLS3guGUxWrJ8wXgZb3PtWt4blu5IJJWiHoAp5Ue3pXpUY+0s9mcdT3dDcvE&#10;sra2aCwsId3Vptuc+o9K1IfDMNtoMerXN5N5rSLsghh+Ur3ySeuccYqjpP7hdkmHU/NJ8vB9q7rT&#10;PEvhjVNPbTL23uIrqOMfZS3EbH0PFdyucdR3iYFnDqkOofaYrSZU8v5WYg8e3pXR6NaW06fbNbsv&#10;tDRn92GbHPrxWfFrpY+U1u/mBv3ijHCnnp2/+tXQWguJ7HZZ6esk7NlsdAPcdq6Ix5Y3PPnK8rFL&#10;UraSZFmCRxq3/LNX6fhVu2jKaON/lMVztk6Fv5+grS1y00HS7A3NwfMnZcSJFwFP171k2epeFLm1&#10;a0v9NuElIBjMcnB9c/X+ld1P3o3OOs3GVg0W3hmm8spueR87vStbWfEFxbk6ZbLujHysAM4+lZRu&#10;rB5N+jQyQ+r59qRC4bz5m3v/ABGuunTj1PMq1JdC1b+azbpE3B/utu5HPpViSKSGEpuw/GWI/CoI&#10;XncCWNjt43e1XVjNyvHLKPm3H/PfNdUVGx5lbzOs+EKMzXSDaQ0edrCvzV/aMsruD4w61pd/IsMc&#10;GoyrsTncNxxzX6XfBT/kM3UBB2vHjb/e56flX5x/tqNHp/x/8T6Zb27SJHqsgjkjUgFc9a+Sz+pC&#10;OI5D6vhle7oeL+JPOtR5VvOrJ0b61yup7ic5rotQaKZWdEbKnua5u/kmaVg4wua+blY+xl7rsZ8w&#10;wTzUNTzLhsioWxnipJEooooAKKKKAP1C1XwLZ291NDaaYkdx5Yba/wB7kdcdwexrzu51DxTo/ilt&#10;PTWpLNVYhv3hG7t0r6WvfAqfFf4b2ur+FbhLbxh4dXCq2cajalj+6PHJ7jPIPHevC/2kdD1fQtQj&#10;tdZ0JbPUjGrSxKwDYPfHcV9hh6yvyfmfP1VLmuvwOY8YQ/Hy1hW+0T4jyyRtgxxjIwPTI6Vy1hcf&#10;HdZZLrUrWPUyq5/0y6RivoOueldH4Q8e6rA66ZNeskYjAUy8/N6ciukl1W6sXaS/0u1ulbkSN8uc&#10;+/8A9ascRh6fNdnVQqSnBangXjT4a+JfFGqNrOoeG7WGY8MY41HP0H865K/0A+HLv7JeWe1vZeR7&#10;19QrqVjqd3uXS7ePK5by5M4P5cV5/wDGLwKPEoa60+VftES52letYewUdTVTl1Z5z8NfHI+HviqD&#10;xJDp0d1HDJloZlBVuDx/nvX29F4j+Evjf4I3OqXWmWt5BcwbryxMYZ42HTj+HHYjv0r8/pEurKRr&#10;e8tv3kbFWUMByD2Neu/s1fEiyfUn8F+JLzyobzMdvLI21RIemfbPFTUp2Vw3NTw3p/hr4Y+OIfHN&#10;rZTX2hpcFbmPdloVPTjvj9a8z+LF74Y1X4g6hqvgtdunTXRlt4WXbgHnGPrmvo/TfhNNpWm6pda1&#10;ND/Z88DidWI2gDuM/mK+WtaGhNrk0dlK5t0mYRyN9evvUSso3LUZHonwf/aQt/DelL4f8XeH5L61&#10;hkEljcWsg8y3boRz24r6a8HfEHQvjB4Xa48JwyRx2qqbhJ8KxJr4J1bU9MtI/J0yXzJ2OGmXhR7Y&#10;/rXon7Lv7Ql/8NPFa6Tq+660y8Ux3EcZ+ZGP3Wyev0rhqLm2NHT2ufSXxAksdP8ACs/hrXLGOaG4&#10;3NtEY4GPX1r5d1Wez13Wg1larBa2pZLeP05PJ9/6V9I/tK+FNb8JeAbfxfqry21zr3y6XaSgq7R4&#10;yXwewGPzrw74deFJ7zW4bOWNZJJpMALzuYnhfzxXbhcPdXOSpUtFnpn7Ln7Dfxq/ao1NoPhx4bCW&#10;duwF5rl+xjs4Wx9zzMfM3cquSO9ew/FX/gjf+1l8N/Cd1408M/2H4pS0tnnms9Iu5PtDKoydkcqL&#10;vwOwJPoK+1vip+zX+0bafsh+G/gt+zbqmn+FbtYLZNSeLUTbeRHs3yfvVQtkvncQCxGetfPk3gr/&#10;AIKyfsy+FbjWdE8QDxpotlbvuXTdYbUolXByyxyiOQ468L+ddEalSUuWFrHM7bs+D9D0Z9UvIrO4&#10;ja22yFZRIu1o2BwQwPOQf5V9IfAD/gmn8bvjToK+NZ72z8P+H7h/9D1LVGIa6HTdHEBuYYz8xwD2&#10;Jrif2X/B8/7T37RWn+HPFeqC2utc1lpNUuNoVtxJeQBccMeQB617F/wUx+M/xA8NfGe2/Z58G+Nr&#10;yy8O+E9Ht1exsboxF5pY92JCvJ2xGLAzj5s9TSr1K1Oah3NKcozV9TqtS/4IwePodFbVvCXx40a4&#10;eOMkxyabIiscdNysf5Gvi+7iufD2s33hvxJKv2qwungnKt8oZGKnn8K+rv8Agl18RPFsnxfk8Oz+&#10;KdRksbnT5HmsZbt2iyOh2k4z7180/FrwdPr37QPizR7GNhG3iK6xt4yvmE5AqadSabU2bRUXsYMm&#10;tWum2hubnW45Sr/LHGc7R2x+te+fCH/gpdq/w1/ZY134FeDvCU39tXwuP7L1pJvKWATAB2Yddy4+&#10;XB5z2xWt+xr/AME+fA3xS1t9Y+ImoTR6NCjAWqEeZcOOcZ7D1I5I44rzD9un4SeEPgl8XZfB/gPS&#10;1tkWEPGuSVZDnDdeCcGvNrZjeTpo7adGMtTxm20jSG0+S51LRLOZ5GJkLRAsWPVieuT61Rbwb4Y1&#10;CF5Lbw9ErRjdIyrtH4mr0Rea2WJjlmwN2P0qze+fo+nmykba03zNxXnTmubU7laKOTm+Heh3heKP&#10;RFVduPlbGPeqdp8L/C10whh00I3O5uua7Dw/cyx6mr7lZejqx9a0r6dNFMluNHij3qfLZh97P8QN&#10;TKo9he6ee6V8M9BttWES224K38T4yauar4F0WRWg+yf72R82M/4VtaaJGvRcToqru547HjNaF2oh&#10;1KRvJaQMBtby+xpLmvqPlieUa1fWvw51qzvNPscuZQyxngZBB/P+VdP8S/2jfEvxh1ez1jXbBoo7&#10;CEQwruLM3+0T61ynx9gH9o2RjhbLZ4XtX1z/AME5f+CVkv7S/wAOLH4lfEjxffafouo33lQ2+mWa&#10;zXUkanDFQTweoHB9a6KdSNO0pGVSN1Y8D8B+IdL16VYzbNHJu7jqex/Gu6tvC9rDcM8IVmbnaV4H&#10;sK9O/wCCgn7Inw3/AGRv2i7XwF8FtD8QL4dXToJY77XoWDXF0M+cqsQNwUlc47k445rHXwv9ms7f&#10;xFqA3edztgbCr3xX02XY2nW0R5OKpuEdDL0jw9Cki+Vb7ZMZYYI/OtmCydpBD8qDcPmxyasy3cD2&#10;6Ppse3aP7uS31oju57pY47iNQyNnKrya9iM1zWR49S+tySHRooWZXAZg37xlX7wxWlftCLGO28mP&#10;5eRtXqPQ1V3wqpEZbJ/hY8n/AD9am+zTTCNHlHrtNdUfdOPyCw0yOVlMUfH3lHGAfzral0HT5LLz&#10;DJGsm3asYwMdPeqsFsBClurqF3YfDVbltUX5WZmXjZt/zxSvdmMY+9uUINOmjPl7xhTgKT2qw1lE&#10;km2IruyOcfd9qtfvyjFYQ3y4LNUTW0cUQcsxYH5V46+tJ8ydzboJPZoIo4zIuVkDYapA5mfyzIp2&#10;4428f5zTpHnECwG1jLBjtm/i+hqSzszIzDP8IJ2+n/66i7JUrHrH7HP7P8f7RXxu0/whr0LR6LCv&#10;2nVjD8pMK/w7v4Sx4rn/ANs/wl8EPCP7Q2taL8CoBDo+m4tpxb3TSwtcKMSFS2c88ZzjIr6o8I6L&#10;pv8AwT2/Yu1T4keP2+0eOPG9sItL0+PG638yMiJS3Yqp3tjocDrXwMkt9ct+/uGZpCWkPdiTyT9e&#10;a5qcpVqjtsi4uNrnpP7In7Nuo/tT/Gm0+G1jLNp9gqm71u+VQ3lWaH5yv+0xIQZ4ycnpX0x45+N/&#10;/BOP9nHx5qnwu8GfsvR+INQ0GVbS41K4sreZZZFUbv3sxZsgnBO0DdkDpW1/wSJ8M6HF8MviD4vt&#10;bhYtUWaO1V9o3RwiF2UD6sc/gPSvz9/tC8u76e7v7kyXV1cSS3DSNuYyFySWPc5JrirRliMRybJH&#10;bTlyU+Zn3x+0/wCA/wBln9oX9gDXf2kPhh8DtO8N6tpdussMlvZxQXEcizIjoXhwJEIY8H8hX5s6&#10;l4e1OW0W/tNOX5Ub94VwrY5P1r9GPhFBNc/8EbvH7FF/drcn5z8v/HxFXxZ8L9DuvFP2fRZLhWUM&#10;PLWZzt5HP8v1rg9rUoRnFa26no0VGck9j5z8Qaxb39xcadewL+7jysiyBeQDx+ldVqv7Z/i/Xv2b&#10;NJ/ZT1Pw5DJoOn6r9ttZPte6RZSePYAHPHvX6GfDz/gj34F8UfCGXXvjF4RuNP1a8L3UOpLG0YSF&#10;hlFKsASO+7jrxXwj+2B+xJffs/eK7S1OqWt1Z30+2xk08McYbjdkDBx7mvIqZtKvH2bPUjh43PKh&#10;FFDcqzx43cfTnpU9loK3zsihFXqDk46YzVjXNN+zEQKGeSPkleh9e9LJbzwW0ZjtmRZegPb9a4X7&#10;x2qXJGxn22hpcSrEYT6L05rQj8E61bXXkHT5NudzMy4GO5qcW2pWux54vLYHMfzVqfbb6wt5NVkv&#10;TJJKhXYz57f4Upcy2B9zFbTi+pJ9kljwrAR+YOp7E/TNdLeXkps2tLq4Eixj5V/WsCwZJL6GXO1u&#10;Bt9a6TVolhsZWmsiu1dzSNWco9WC93U868a+Jr/wcq+ILDUpLebfj7REcMv5e1ZusftI+KPiV4gj&#10;8QeNtXvNWuLREijmmmb93EvRVB4UZ546k0vxtdJfBFw8SqBGwfLcZPp0r7X/AOCAf7NPwE+JuheJ&#10;Pi58bfhvDrlvpbLFLHeWRkgt4l+Zm5+Usw7E9FzzW/1mWFp86VzGUVN6nz38L/iBZ+I7n+xo4rqG&#10;NY2eO4udp84gfdGPug9s16FpttBd24DW7Kwb7jH9a9V/4Kq/APwr4C/ao0X4w/CbQtD0bwn4g05U&#10;tvD+jzYkgEe4R3DpgAGVeTgfwd85Pjz6lcBd0d1tUj+Fuh96+nyrEPFUVUPIxlONPY1JtMjt3aIP&#10;/D95TkDj1qjJYQrdrdQ6gWWPIZF6j2IqBrtovKNxL95M8c5qeW9kdxc2NsvzAhvN43fSvpKPax4V&#10;Xl3uaUlvHMVh+zmEgDbL1w3cVdtrWQw7yoX+VYJ1+BSyTRMjNzjb07VfttWaa3VLU8LgsGkxXV7O&#10;TV7HA6ycrG1Z3T21ytx9o3fPgL94E44/CrV1pyX7tcW8vLfNIOQMgnnHaudg8QpNcGE26gRDH3sZ&#10;x/WtrS/FWlW8iQX8jGKSQb/KXnHcflWMqbWthc0X1JLETBo7ayZTJcTrGCz8HJx/OvvPWPgD+xN+&#10;wh8HPD/jf40+DV8deMtY2G3t9QjEqyuVDybIXzFHEgYDcysSSPfHxz8G7HQdZ+OfhnTdJRrixn8R&#10;WyLFcKAzpvBPFe0/8FStb8U3P7SFpoviVJF0+w0OAaImzarI2SzjsfmyD9K5MRH2kUk7HRh5csXd&#10;XPVtO8A/8E6f27Lybwb8NfB9x4A8aTae8li9jY/ZUdo0yT5cRNvMFzkghWKhiOmR4l+yv+yjDqH7&#10;aEX7Pnx1sTKtj9sj1C3hmKrO8UJZHVhg7H4YexFcl+xv458R+Fv2mfA+o+F7Brm8bXIreS37yQS/&#10;upvyjdq+uNVXTvDn/BYzT4nMafbfDfn7kbIkmNtKuT7kIB+ArhqSnhanIndW09TqjH2lPnt1Ph34&#10;9eCNP+G3x48WfDrQof8AiX6Lrs1taSSS7mEYOQM98ZxmvTf2Ff2JY/2vPHGpS+KvEc2l+D/Dsccu&#10;tTWrBbi6lYtst42PCAhSWc9FHAyeOM/bEiaD9rPx8qqw8zxJK6gdgQK+g/2StI8bSf8ABNv4p3vw&#10;6LLqlxqF1G8lmx8xoUhh8zOOciJpAAOTj3q51akcNzJ6iWtSxo6r+3T+wv8AAfVLr4cfA79lzS/E&#10;Gm6TcPA+sfZoAtzIjEM6SSo8koznEjEbuo4xVj9rH4n/AAb/AGpf2FdQ+L/gz4TwadqFjcRpG01j&#10;Cs1myuA5jljHK4PTj3FfC1/eaRFpXl2FirMQpBUYA9819WfDi5s5f+CRHjC4WMmSDWrjDD7x/eRc&#10;VyzjyrmbdzeMqnNtofIVx4R8e+LLe10zwDpK3WoXE0cW2SXao3OACSfUkD1o8dfsN/8ABSPwndza&#10;v4i+A91p2m21uZWvftVuYiAMgBg+Se+McD8q+iP+Cd3w++DnjXxi2s/tA+NbrSNDsJLZ5I7aMCW5&#10;BZjtDc7ACoy2CeeMda/Sb9r/AMM6944+Dv8Awsf4OeEtU1zwfEZY7W8s28y5BWMrvZCdzR54yRk4&#10;yQM15eZZhXjV5YbHu4OjCUOZn89cni291TTi+vwTf2tNIReXE0zFnVflUHI7Y6ZxxWLLpa3Urp5K&#10;s20/KqjBPtXQ+LLm7bx/q9jqO0SQ3sxZTbhSCXLY46delUrOW3GorLqkvlwhxgqv3vxrw5SlPWR6&#10;EIRjsZ+t+HrPTtIjhuNIjjmnKvudBuC+lQ+HfCPhnxBpVxZ3SR29xD8ySMvB55HvXValo+ia1cJd&#10;Xnje3G75f3iNmJf61i+Hr3R9F1/zL+Zri3iYh/LTG/8ABu1Z8zasi+WJlReC/DWlaZNO/wBlutzF&#10;It0OePUZpfAHh6ws2u51hjVW+6qjrzWp4uv9L1CdY9DikW1QkDOBjmjwpZxSi4BmWPaoJJXpz/hV&#10;e9ylaLUzPG+l2MhjktbNsu5I3fdNeb/EKOz0O7ijZMNIv/LPpzzXsfi/VNOubG3tre1jieBn86Ys&#10;SzEnP6/1ryvxloa+L/iHpfh+zjkkmmmSNY4FJaRmIUBffPAog2ldCl72qJvAXgPx94lvodM8J2V1&#10;M942YbWGEyEL3PA4A7k8AV6JpXw11PQb1/DF2WXUgo+1Re/oK/TL4c/sD2vwW8H+Hz490DV/BM2t&#10;aHDHayXduhLZAzuJ59OODXyL+1b8N9H+F/7QV54Y8NeKbfWI7Nlim1SKFk3SbFZoxnrjPJBIyMV3&#10;YHHVI4hR6HJXpRVO73PH7H4a6nZhhqdoYQBlW24JB9a2vC/w1u7i1k1S08ny4flkzKPmX2B6mu0t&#10;NPlksmnlvWZScKGw25ari2S2dY43ChuFUH19a+xpVnKFkeBWp6lcWb3063yxyKqsA20AZ7dB9K6P&#10;S1kaB3+0P8z5Yk4CjPFRaVDeWcQjgl+8egPWpo3volG1W6c5AxXTTk9jilE3NES2TU4bm9i8yNT/&#10;AArnPvVnU1ltNRd2Z2hmYmMqx496ytJvp7RCvnr0+bbV46zcJbLG6GRM5G7+HI60WkzPl5SGNGnl&#10;Oxty7shce3vQLQ2cX2iGMAM2fvZxTVuPJmUhPVghPrTre8lhuSLy3VkHKrnhj60SvFXBct9QEior&#10;NMI277VOea9I/Y1g0qH9rH4fvqtrHcR/28nlhRuIk2N5bfVZNje2M15fb6LPrF817Je2sMayKv2d&#10;MiTnofTAr0D9mmK70X9qr4c2Ulz+8HjrTUaSFuNjToG59CpxXP7SWqtYp+zjG57V/wAFVm0PSv2i&#10;IZ008Cf/AIR+1lZ1b5Wy8q59zhQPoBWh/wAEutRtLjQ/iNDq8KyRtZrIN3YeWw2fT2rP/wCCwOnz&#10;y/HnT7j7NthXw/CqyLESo/eScZ6Z6VD/AMEqZ44b74haFNtCy6Kk28rk9HUj8qxpSfsW0aS0qWZ8&#10;l/ES5uE8UXkVrZsu26cnb8q4yeK+vvgRpWk/8E9f2Rrn4/8AiHwtp2oePPEgjNvdXC/Nb+dgw2kZ&#10;PKokeHkxgs2QeAMfLHxF0u/tfEN9czWc1vtuZAsksJGDk4/Wvqf9uXwnrXxY/Yl8D/F7w/cPqWm6&#10;XZImrPbPuHmNGsbSHH92RWB9Mn8fPzKVSUYqL06nRg37zueJ+Kf+Cuv7W/21NS0/xRp6xRtuazbR&#10;UZSB1BZvmIx6Guo/4Kxa/qnjvwf8PfEurzMttqWkG5FvbjYiTSKpY+3UflXyTJYzWtvNHc6e0gYE&#10;swb7tfa//BSvQtF1T9k/4YeJ7a2jzdWcQVt3zD9yh49R8n61yxpexkmkdkJ+0laR8feB/wBlXSvj&#10;Bp+n+GvD941jeXjNF9uVPMx1J3cjoMnFa3xS/wCCRn7Rnwr8IwePNJvrbxJpLMwnks7VopIEH8RR&#10;yf0Nfan/AASh8M/spfDD4Ut8Zf2r7G61C11G8uotBs7DcyxGOZladxlRvyhQEkBQD/er66+KOk2P&#10;xz+Ea+MPgVa6bN4RhjeOa1j1SAyRZx8jIrFt23qCB7E14+OxWKjWaT0PUoRpuKP595PCEfgGxvbC&#10;0u5oprnIvvOtQuADwo9azUikKRxnDRrwvy9enNfSX7b3wfPhX4ialbW9lJaW9zMot4vLJwQOcZxx&#10;XiDaTJZPFEIgyx8GRvp6Vn7SVWPM2dUOXZIraPpqafps2qyWqtNIpSBR2OetZtlpbWN99rjRSynL&#10;7h19q7GfVIDpsdg+mxsuMqxG1hj6VW+y26orFNo/iz/KsVzPc1asUdQjsL23WeOx8uRl5VTxmo7H&#10;TYxPG0yeXz1/vcdTWtDJbwWr6eunKql/9cDyKbEisyF12rnA7ZFLlcQN6C0SDSt5CyPt++vcYrP0&#10;4WUUpm1a3V7ff+9UtkFfStSe/wA6QunJasI15WVV+Yj3rFvHjazmD2wPoCOPxojewuqP0U/4J/8A&#10;/BJj9lL4yaNB8ZfiNLLfWM9n9rstDsJ2ihkyP+WkinfxzlQR9axP20Phv8FPhF4h0/wb8O/hNpuh&#10;WthG6yfYY2JlG47fMLElunUknmvU/wDgjT8WPDug/Daz8Ca5cyX3mefcLbw8G2GFPlejjhuRgc4x&#10;XE/8FD/Fdl438eW+u23hK/0ezneQW73C5jm2tjaT0JB64PGawy/EV5Y1Rk3YzxUEsO2lqfM+o6MZ&#10;3i1G2toY4f8AnnG2Ttz1IrVlSC205fKtWWbAKsqjLVQudJazlWZW8xF5ZY8gfz5pE1Nrm4WNo2XJ&#10;wOScZ7199SjGdM+XrVPZuxsWHidNVlaXWNCt5nDZa4jOxjyeuOta9l4ttxBJY6LZrBn7zeZudue+&#10;a5GeNYrvymI28bSvHbrVrQ0aGRT9rULzuVerV6EKceU82rUlzaFzVBe3T4adR833G70/T4beC6X7&#10;ZGWRfvFew9P0/UVbltbWUedcP83UN0q0dJSGFp4GVlfnr1/wrojHscspSA6RZQW6/wBi7nQN+8jL&#10;cj606GBo12+XlieVDdKbZMLcebysjKN2zvWnZ31lqaeTOvlyqQqyDGCa0j5mMlCWz1IbdQV8sg7W&#10;GR71ZjUBd7AK235ivamvYpbM8Gz7rZHfmnPFF8x3D7w+Xd2rSMtNDza0feOq+C9xKviC4JZVzD/F&#10;2xX50/tcXAn+OXiSeZJiP7RcfMvv0/Cv0W+EMcSeIpo1fDNHngkgV+d/7ZhOl/HDXZ5L4SM2pSsY&#10;1U4U7u9fM59TjKpe2uh9PwzJx0PD/EzRadbq4spF8zn5u9creEOhZY2rrtd1l9YhO992zj5lrk76&#10;eJGKM1fLM+zlvcypSDyBUL/eqzcBc/L9arMcnNIkSiiigAooooA/cDwF4l0v4Xa3Dd6NexyTW7Ay&#10;bsMGYfw47iuw/aR/Y38Gf8FMPAbfEH4E65Bo/wASdEtT5+k+Z5cN+ByCv91u3oc+vNeE38mzdH96&#10;Rudyjq34Ve+HvxH8b/DrxRa6/wCFfEV5Y3dq28Nbsc4PYkHBB7iv0TGZPBw56btI+BweYV6cv3ru&#10;j5T8d/Bf49fCh77S/iX8MtSWXS5jFqLQwlpbcjjc6D5gv+1jHfNc94X1vw/rKPpl78QprO43bYYr&#10;tcKPz6V+yPwZ+M/wf/bLlj8CfFvSf7H8cSQ/Z9N16yZY3uu2zeR1PZXBXPcV88/tN/8ABGL48+Dd&#10;Y1S5bwhZ+PLf7Qzpa3EMdrqSRkk70IISTAPRGyeoWvmKlbE4epyVUfVYWVGtT547HwyPD/xM8IWP&#10;/CQ6ZH9s06Rflvobcyxt78DFY+maz4iuPEgv9S8SRySSPny9gAx2GMAYr7a+G/hfwP8ADH4e3nwQ&#10;k8VeLvh3eNIy3FnqliYWOR/A80ZUqfrXj+q/8E//AILXOr/b4f2lvEGo3EjF23SQE7s1ftla8UVZ&#10;XuzxbVPAnhCXUW8UeJbGzuPOx/o8bbcnp0U1598RvDaaHrUepr4ebQ9PuObWRpNyyD1BPTj04r6Y&#10;8a/sb/BLwbZQ6m2qeLPEMnS4g/tS3jUrxx0yP5Yr5z/ar8OXieILKXwj4Lm0nR7e2WK1sLjXBeyE&#10;45bg/KT6Y6VzVMRUlpY2pxXcq3filtT01dNk8ZXuowxqP9HkuHaNPpk1w/it5RDIlvbjg5WNF6/X&#10;8K7L4O/s9ftBfE65GmfD74Xa5rBZgAmn6ZI+T6EhcD6kivs39nr/AIIN/Hnx8Y/EH7QPi6x8FaWx&#10;DSabCRdX8q9cEA+XF+LE+1ZylzLexcnCPmfnx4Q8HeK/Huu2PgfwL4XutU1bUJRHZ2FjbmSWRmOM&#10;BVGa/SD9mz/gmx8Lv2DvhjP+1v8At13FjNrWn26nQfCDMJFjuWGUjYZ2yzE4+XkL1PSvTPEH7RH7&#10;An/BKu0uvh7+zJ4CtvFnjxbcw32tLIkzW8xH3Li57YPJii4X+LBOK+D/AI6/Gz40/tP/ABCk8bfF&#10;zx5d61J5u60tfMItrLPVIYuiADjOMnuTW+GwtSs7pHNWxMVKzZqftFfHzxT8ePiNqHxC8ewLbrcL&#10;t0uwgYiHTrYfciQfqT3J5rnfhHrmkaP4jsdZmkZpI7pDCzID827njp0B57de1UfE1vmJYxp0bMsO&#10;FCyfe98Gq9pu0+CNU8tpU+ZWXnHfn6EcV71HB1Yxs0efWxVOXun6Z/8ABTr4/fFTTv2cvA3ijwnr&#10;+oWfhrWriJdduNNmMYlLQZjjkdeQpPqcEgV5/wD8El/in+0F4r+NUfgzRPEmrXnh+5t3lksbqTzo&#10;Y0z94O4JH1zWR+xj/wAFTvCfwq+GCfAr9oz4W3HirQIRizms0WSaKPqqOsmEkUdskEY69K6T4jf8&#10;FS/h74I8K6no37Ev7PWn+Br7WFZbjxDcWtvHMgx99Y4Rgtzxvc4PauWWFqRlyqPzOZ14y6lXR9H+&#10;B3w6/wCCtV1ZeEriNbMa9tuoY3Ahg1Fk+cJj+ESE/Q9K4X/gqd8HviN4R/a91z4meJPC80egeKlt&#10;W0fVY13wO0VpDDJEWAwrhoidrckHIz2+c/CE2q2/i/8A4Tx9dvJdUkuvtD6l5xaQ3G7cZCTzuzzX&#10;6EfC7/grD4e8R+A4fBP7UvwPtPExRF+03tpFGVuiBxI8Eg2bj3wRWmKoyjGElHmS3HQqXur2PLP+&#10;CVfgyGb43rJJNDJ5lhKkVtEpMhGOW9gK8a0m18PzftraxFdac17bR+MLoTRs3WPzGH5V9pH/AIKg&#10;/snfDjw/eal8Dv2R49J8RS2xjs7iPT7KyQDsXeFS7DPVf1r4JOp+JG8e33xFuNSW11DUL6S8k+zj&#10;aqu77jj256VxQw9atKTUbJ7HdSqKG7ufrN8I/wBpz9lnwh8MrjRfH/gLTw8dt9n0+aC3VNpwRnjo&#10;a+J/2w/2ePCnxq8NyfFz4KPd32saPazPq2m6hMCs0IywaItyWVexOCPcc+S+BfFt/q/imHQdcv5r&#10;iS7bKzSOTg4zj9T7V7N8Wv2efjTo/wCzLqXxd0jxJdWujvC0M1vY3jLJMp4OQP4c8YrzMRkuIovm&#10;ujthmFC/KfBMM32qJb22i2tu+56VozeLJE8trvSYZ5FX5hJHWdrnh/xP4cQLqZa1tn5jaeEjHGee&#10;O9c7FrN66sbjW7ODZ2duT+GK8uWFqc2p6calOUU0zptY1MarqLXgtIbSSTlVt0wMfSq+p6le6w8d&#10;vPdf6lcKSo+X8q5yTULjziH8S2cmW+UqTgD8qvo94sH246vY+Wv3l8zGatU5bMOeJt+GLF7nUo4Z&#10;XJYN8r8cc1ueJo4NPWQRdONrMRzmuK0rxVNYXqz2utWu4tn5jx+g/wDrVoRXnjjx3qLaP4ZsDql7&#10;J91bO3d2OBnhUBJ49ATTlRnuV7SmcF8ZLb7ZcQ3TmJWtxuHmN1H6Zr9Y/wBgL9qX9iXwd/wTH0Gz&#10;0z4geKNF+Jemu9vMunzgsLnzNxcqwIERTjKlSM8V+c8X7Ffxw+Kyvdat4WvtLFoUSP8AtbTprTzm&#10;ZsYAlVSQOp4r6U8e/sJ/FT9in4KaPLrviLR746+jyR/Y7dt0cgUHbluGAyBnj6VVGi60+Q562IhT&#10;XMZX7a37cfjX9sC50XwVJf3kumeF3kWxW+jQzMTtVpndVDFmI7kgAjHOSeY0V7q98MJBqV2qmPC7&#10;Qpywx1FeeeHfCPiCz18+I9fnWFrhvmEY6DP/ANcflXexX6fYPsMHHzf6zOTX0WBwfsku55mJrc0d&#10;CZZbKxeLzixJGE8v+L61ds2We/WSK02r2Ppzz9ag8OaNqN2xeSRZDnK8d66jS9PvdPvd9xGrBiNr&#10;RrwtfQpK6ujxK0nLRMr3Oif6NHKInG7rIvY/Wo7G2sdNDC4DXEjY/wBYxz0rauXe43Wh2hM/dVet&#10;UrSWNZPkTbjjew+U+9ar0OGUZbXJtHgaabEFsF8wE7SnQfWp9UsJrHy5VXd18xd3zAe1Ns3uJctD&#10;PjZ13MBn6GjynYtK8jb/AJj94mjqTyrlv1I9MQCRiblpA/P09qfPAIQoCbR/efJ+lQxRosivMrKs&#10;f91ane7+ZoYbduVPzc8VaHTlK2rI5mEc6u8q7ivHt74r2L9hX4Aal8fP2hLHQY90el6dm91S8XDD&#10;yUP3ecjLHC49814pIyi5/wBIbkLjtn6Zrpvhf8a/in8EvE6eI/hX4pvNEuPLZPMtXGGBHIZWyrD2&#10;IqKsZcj5d7FLl5ve2Psf9vP9kX9s/wDaJ+LqjSNM0u88M6XbiPRY/wC1I4kUtje7q3O8nAzjAA4r&#10;wbxd/wAE2/2sfh94R1HxnrPgPTZrLTLdp7oWutxySFB94qAB0HPWs25/4KC/tn3EjQXHx51bH8Ui&#10;QwKy/QhKwfiX+1p+0v8AEzwy3hzxz8ZNe1LTZsLNYm72LMvo4QLuX2PFebTo4yno7f5nTzYVbJnp&#10;/wDwTn/aA0L4DfFL+z/HV/HaeGPFNqLXVLiWTC2sgOY5WB6gZKkjs3fFdd8cf+CRHjnWfiNd+Mf2&#10;efFWi6h4Z1q4a/slutQ2tB5rFmRHQMskfOVIwQOD0r5AufFRnjjeWBEMQ2qu0DP+zXS+Df2mfjV8&#10;PtNGg+Avirr2k2bN8tlY6hJHGp9gOn4YFFTC1vac8dCliKfLY+7PEnwZ8Qfsu/8ABLzxt8OPihqV&#10;l5lzHJ5a2cpaMSSzRlU3MBknBOK+C/2dfippHwc+JFp45utChvIbCOZ/JudoBbYduN3HDYINS/ET&#10;4xfF/wCLukx6Z8SPilr3iC1hkEkFnquqyyxxt/eCs23PvjNeYeLPDDaunkTXEkbKT/q+59eK5o4C&#10;cpSU+p6FGtHTyP1G+Bf/AAXW8BeLPGN1/wAL6+FFx4msG0tbGCzhZZRaKCOTERtYE9W69K+U/wDg&#10;oH46+G/7W9jF4O/Zy+D2sab4kj8RS31pYxnZHNalPuKrHnb1A/DpgV4n8EvDMGk+GtZFpaiO88ob&#10;bppjlx6fSveL39iDxd47/YUj+NPwRsNU1bx5/a5fy7G+PmRRq2D5eSMEDnivMrcPxpwdS9l6GkM6&#10;viPZJXf6HwPr9xe6ZdXEF+vkzxMVuLSSPEiSDgqwPIOa52fWfsys89wFXd827gen9K9L+J37JX7S&#10;DXcc3hjwL4s1LWL64C3bX+htFGJWPJ+0SsAfm7nrXCa1+xb+3bDNdQax+zR4ycaeP37W2hzTLJ/u&#10;NGreZnr8oNeN9XqJnvRrxnZlF/E8ckUfl3MTI3C/PmibXktE33Nz+76K28/kKx7j9nT9pe0n8i8/&#10;Z/8AG8Eg+7FN4Pvg30wYs1fT9mP9qmO1j+0/s9eP2LY2L/wgWo4Of+2NKVGpsV7Snsa/hPVdM1LV&#10;4fLmjkVnx98f56V3WrRg6NfOi7sJ8x25ArzfSv2af2t9Ll82y/Z2+IUcm793I3gPUDz7fuete8fC&#10;L9gr9s/xBZS6f8Qfgt8QFjv4Q0MKaLLaui9TuM8QUE56Z4rN4eb1uHto9T5v+JsUOreGpNMgZizf&#10;3ecGvqz/AIJf/t0fFT9mf9nLxd+zXY3GhW+h+Ib7+0bi6vVRZyREI3j3Mp+Vgoxgg9RXXeHf+CTf&#10;jDT7GPVJfgx8RtSvZJhG+m/YlePa3ygswC4wSOenvXvn7WH7CHwH/ZC+DHhfT/D3g21i8TXulyHW&#10;PtFwJpH2KjE8kjAJYAgY4I7VvRo+2qqkupzV8VGnDmXQ+NviV+1Tf/tFfGBvFnj7xBatb29nFYaX&#10;HHhYbSCJFijj444VRk9Sep6VDqej6TMxvNM/ebcEMrHB9+tcB4H+FMOlNqFxfWsLXF9f+eqTJ/qk&#10;znao/H9BXpUDGC2WCQJH8u1mXjn6elfa5fl8MLRUYHkYrEe2ZilGjnkVbkqsSZKyHAH0qxbX1zF5&#10;ckbxou77sj7h+vrVXWtMuDOsdztkWSTHDdPwrSt9G0+GHcl3+8jQmRXjJCDNe9RpxitT5upN6pFi&#10;3uLi4nV/KhkZpDtbbwB7VYutPezuZLhL/ev3mjcYGfQVl2+stHqS2X20KuctcNFwo9P51oGa7ura&#10;S8hljljHIk3cNXRy22Rx866jptHjRBq9pGEjYDchYZ3dzntVy2EcSeXf3FuUyHyzDeOvTms+wv8A&#10;YrLKysqnKp6DuR60sKWSFrl4lZdvytuHX0/+tRbuT8Tudl4akutJ1Gy8UaBrMcN3p92k1m3mDzEk&#10;UhgcdxkfjX3v8T/gFd/8FTPgn4R+NXw38Z2OmeItEt2sNS026Vmid8glXaP5oyG3MMghg3bFfm7Z&#10;3UCI3llY+/3cDp7V0vw2+J/jnwDe3U/gzxxqGhzTR/vp9K1KS3Mg9CYyM/jXlYzD16lp03Zo7sPV&#10;p0tJo++/2e/+Cfdr+xd4uk/aY/aa+Kug2uj+GrFm02G1383TqyFnZwN7DOEjQEsxB7YPk37OvxTt&#10;v2h/+Ck9j8UdRv5LW31DVZ209bmQK6QJEVijxnjKgfL6sa+cNX8feMviwEs/it8btSvJoWL2Mmsa&#10;nNcrG3TC7yQvHHHvVe60DXfDgXWdHmW78pVLXmm3Bynv8vKn9a4PqNSTbqy16HV9ap6ezWh9if8A&#10;BSfRf2F/A8esWfh60k1T4nateLNcSWOsTstieMmXa/lg4/g2k/SuN/4JvftkeFvgFr2ofCP4nTJZ&#10;eFfFkyj+1hj/AIlt0V8syPkEGN1IDEj5dqnpmvkq415DqrNcXZjkmbcxuN2XY9SSe/1rQtWeX/Sp&#10;mMo342qODzzQsBy0fZzdyvrClVvE+wfiH/wRv+MNtfXU/wAOPH2hatpN1J5tjNOXhkMLHKZKh0Y4&#10;I5Bwewrvviz+ytqX7KH/AATK8a+GLy/ikuriFbu8jFyXjWTzE+4Wxycen4V8R6d8W/ib4a0xdJ8N&#10;/EjXtPt4Uxb29nrE0aQr6KqsNo+leV/Fn4zfFX4gt/wjni74ja/qlsJgy2uqaxNPCHHQ7Hcrn8Kx&#10;p4DE1fcb0R0fWKUdUj6W/Yx+PP7Knhb4GfErwj+0AtjDqGuacsWh3NzaySTK3lSj9wy/dkWTy2B/&#10;PjIrufFv7cPi34beH7HwL+yt8eNXbwzttrxtRutPdSb0IVmi8qZnjZOAQSmfm55UGvhDx5qMHjuL&#10;R2srOO0vNLURX13HhVuABwdo4z6mvbfAmkxSfCrTbOGZZ5I9QeRVVgFI9OeDz2roq5Pg6suZ6Nb+&#10;ZpiM0rYfDXpoyf2qrf4XweB7nxudVvJtc1CSGe+kXSwiS3MjkykyfxAjncB97PbivmiXXNLv7X9x&#10;Ooj6r8vP51+rn7c3wVh/ao+Bfgbwt8FPDPhfVre70uwOuWLeMLXR7q2eGMEqHk4+9kFTzxXwx4//&#10;AOCMn7ct1qUkvwY+C2nx2Kr964+LOizFj3+Yzx4/EV8fisLy1pKK0ue5gcVKpRTqPU8HGtWQbde3&#10;CNx98t14qC48SeHBL+/uPm/hZQeT9a910b/ghr+39q+nR3mveNfhroMjfes9S8fJNJGf7pNvFLHn&#10;/ddq1W/4IM/tqSX32a8+PPwij2jLK3i6bJ/D7Pk1xvC1D0PrEO585y+IdFEA8m5wq9c+taXhPxBo&#10;dtcTC81aNY5oRt8zgN8w717tf/8ABCj9sa1njXSvjv8ACG4jx+8dvGDxbD/utBk/hVHxx/wRH/bC&#10;0Dwy2paL8avhXrV0qkrpNr40S3kkbrhWuESPPb5mUe9KWHm1ZE+2j3PEvEPiDwvCFzqkLLI7YEfJ&#10;HP6Vj6dbs3jvSvE2la61neW97DJp80KnekqsCjKR1ORxXf8Aw8/4JvfFSLxhd+Dv2h9Y0/w5qQaL&#10;7HZWHjHR52mV85bcLll49M5r7l/4J3fsP/AX4KfFJfHfxB+KWi6tZ6Rat/Z8OqTQXH78n74aFmTC&#10;e3Oan6vOOhMsRGMbmB+0V+3Z+1L8Yvhjb2vxz8Y3F9Jb20MELCzWBoVXb8y7QMOQvLEE8nHNfN+p&#10;eN77xKqNrsW5InZ7ZWjG75sZJbqx4B5r6I/bcj8J+Pvij4l134fNK+lyXyrZxx2xVZNoAZwCBhSe&#10;RmvnseH5ob3yp0k8uPBVpgF9OvavfwOW4d2nJ6nnVMY6mhY0hJri3YsrbVBK5bt9KuWthBLIsmxT&#10;hSVz1pYLCCAqlxKxkZfl+bir8em3FpD57naq/dduBX0EYx3R5VWXvbjrWG6QjMXy9t30q1Z20vmg&#10;RfeZfukHC/jTYDE0uy3kO5uGctx9amW5khvWggZJpFUZkGDgV1U1G5x1JeY22itYZJJGjVdp+Yg8&#10;k1as4ITHtSRmZTnazciqtxeSSbo5Aq4/iYY21NC+E3SnJZTmRfxqpeRg5aXuNkWA3nmrukkP+cVY&#10;8z7bCYLxCNmTHtXp7VBDNcyuHjT5UO3cvG6lWfMp8qU/KcsFXP6VLakLmkySTTLaO3+2S4jkJwB/&#10;s+/vXQfBTxP4e8B/FHw/411uJrqPR9ftb1Uhc79sUqsT74Az+Fc+8P2pWnkbgDhce1ZumadfJ4kk&#10;1O1bbsT5JD0PtUOLnFphpHc/QT9rz/gpR8KPEfhq48GfCLwHaeILi+t2S61rVoAsMCleiJ1Zh74A&#10;rwf9gD9pT4Zfs5fFPV9f+JlvdSWOraUIVkt7fzPLkV923A7EV4R55uZP37FpCSXj28UixW7ncj+X&#10;Jn7uefrXCsLGMHBdTqnXlKSaPcP22f2u9J/ai8TJbeEvBlroehWcjLar5O65uj03yEcKBzhR+JNa&#10;X7Ev7aHhL4G+FtS+BHxw8OSar4K1yRmEkcfmfYi6gSK0R+9G2N3y8g565r56mg2/uUmbazccZqte&#10;WkUcgEDLJJt+Ztowf85pSw69nydDRVmpXPsCb9mH/glF4/1KTxFY/tBT6XZSNuXSRrAt4+f4V82H&#10;zD+DE1xP/BT34s/s7+LPh74S+FnwV8ZW+px6Duj8u2V3jijCKqrvcYJwDnrzXzPdwSKZI/K+Xr8q&#10;960tA+GXxY+J+m3Nj8M/hLrHiW4tnU3Eml6XLctDx3KjaDj1NcscE+a8pOx0xr82ps+F/wBvOX4f&#10;fsnWP7MWqfBKzvo9P1O4nj8Tw3zJceXNcNOVK4I3bnZck4K7cjIr0eX9pxf+FN+E/wBn79izwRqO&#10;h3urQJceINevb5mvr+9kYsUYk7EVScEgdFAAAzXjNv8Ase/tlancJbaL+yD48voZmxLdS6OYQCT6&#10;OQcDHXGPevevhb+yb+0f4Q1vQdah/Z/1qPU9Gkikmh+wuq5HVd/3SSOOM1nWyzBVJOTevqOtmNWj&#10;BKCv09DyT9ov9orxPaxaR8Lf2jfhtY33jDR2c23iBJtjGJhwsqL8rkdQcV8ieKfjTpGk63cWd5Yy&#10;oWmJVmj2qRnqB6V+v37QH7In7P8A+0zd2/iT4hfAX4meH9ehjAuLvS9FaQlQOVIyVIz0OM183+Pv&#10;2Cv+CXXhPWPsvxI8Q/FPTLhlyft2iBVx6ldhb9DXgSw8PaNQTPXo4hxV27nwKfjT4a8hFMrFQ25v&#10;k59qavxd8Jzkyw3TY7LtIINfZl/+x7/wR21O6ljf4z/E6yZc+XJB4eAjb6L5QKj6gVw+u/sPf8Es&#10;5TLLoX7VnxIt5I2/1c/hGOTcPY4A/PFP6nKR0/XIHzevxe8Iz25ia9O/opUEZ/Gpl+L/AITtpYWk&#10;m85Q33dpzjP8694j/Yk/4JuxRi5f9pX4lXm/gx2vg6FGj5/i3sB+v4Vav/2RP+CW0d3bfZfjr8XG&#10;3YEgTwxb5DeuWIAH0JoWAkw+uRPGY/jf4f1sSJZ6DqUka8Qta2bO30O3PFXPhzH4l+MHjTT/AIbe&#10;DvAmpXOpa1eLbWdrLbtHvdu5ZgAoABOTgDFfWX7N/wCw38DfEAmf9mTXvj1qixzeTNqFjpVhFbI/&#10;Xl5G2gjIOOv519AfDz9jP9oLwj8TdD8QxeBfiJrVvoNwl066veWsJvXU5Ac8Bf8AgI5qJZfNPc5K&#10;mZ04S5ba/M8X+FPxR+Kn/BNfXrLQfGfwCL3SWzLb3Ka18k0RU5GShB69Qc1x/wAXv2t/ix+0Zrds&#10;njW3tNP0rTWl/sjR7OL5bdXbJ3O2WkbGBuPpwBX2Z+2h+zP+1r+16LXXrb4EwWbaeii302bXbQTp&#10;gfe5kGe/HHFeG2v/AASy/bAE8Vna/DG1eaVc7pddtQsXfBzJkH25rtwOX4WnNVJWuYyzKpVi4RTs&#10;eJafrd+biGZJCyx4/dlR09xWje3Gn6lcfarSWO3bbxHnqa6v4pfsr/GP4Ca3D4Y+LOippNzNGJI9&#10;syTRup7hl4I/Gsa88O+H7dFe28SJchI/mEcZUg9xg8496+ko06a1j+B5OIlKXQzYA907M8i4UfeX&#10;nJ9KtaLYRyuzui46+ZiquiWci3qz277o4jhE285z3rpbhBLZLJ9kjjbbtYpxuP0ruv0PMk3LfoVH&#10;ji8zyRMkg6rz/Krmk30FqjxXVuZFYYx6H1rNhtY2b9yRJjhj6E1dlsTbWyzvdDI4Kf3a0uo6GV5C&#10;ZtTN+6jbb/tdCKtQtbIyrbIV3enODVNJGEXlkldzZVdv3qsYk2LFDjIXLMo6Gqjsc0u5f83MTSgf&#10;N1b8KVcXJDlDt7k9veq9pOVURXill/2etWAC2DC33sE/4VcfdOOozrfg/Atnr7SRyLIrREKzD/PN&#10;fAn7e+oT2Xxm1q31PQfme6YI0cYx07+9ffHwqWEeJQrEfdJVVyDXwx+3lBNYfH3xBqE9qsyTXWUd&#10;2yB8vTB6V85nUv3jXkfRcO83Mrdz5Z1O58uNiQsKs33e9YV6UkO7j610HjC403ULtmMHlt/s9K52&#10;dYYlwozXyJ9xK/UozlM/Kagf71TzBeoSoXPNBI2iiigAooooA/YFtPlRWl83zI1UsGPesvVvE+ka&#10;LZtqU0yrHHGfmbqT6Y71kfFX4hWXw+0Ddqk0kkzrmG1j++57V41px8a/EPWpPE3jK7mtY14s9PjB&#10;2oue/qcda/XsVB06fNzK5+a4ai8ZUslZHbaZ411rXvEEXiGx1rULGO3mElvDbyFDuB65Hf8AGvpP&#10;4a/8FR/2q/CGoW39s+Km1/TbURp9i1tDKzRrj5C/DfjnPFfOekWcn9l+YEWFlb5Ny7citmzjsV3S&#10;6mkbZX5Ard6+TxUFiJXmrn1VNRwdPkp6I+/dK/4Ky/AD4j2CwfE34EXFlxiaSK4S6i3Z7ROmcded&#10;wPtVbxD8f/8Agl54z1mNdR8G6XNI6gzSzeHDGIc9QSvX9a+DIxAYpFji2o/CqM/L+NZk+iSQwMxl&#10;fcz4ZRzn1P0ri/s+Mtrr5jlipbn6Bavr3/BJzwrcxWv9neHVW9bmRbOVo+OQTnpXPX/7X3/BJ7wP&#10;bzXeg/D/AE64uIWO2a18HiQv7KZFGa+C7zw5qX2f7TcS7oo8Llm+b/HH+FVLX4eT61Aoth5i+Z9M&#10;N6mtY5fT+02Q8VUvokfY/jP/AILR/Djwloj+HP2ffgPcTXjZ8m61Ux2tupPQ+VDksPbctfJf7SP7&#10;e/7XfxwsDY+MPiJJp+nyFtul6Av2WFsnkNt+Zv8AgTHpXPSfDpdNlZmkE6KxyqtgimR6BoUWnz3F&#10;3ZNLNk+WjJux+NbU8Lh6esY/eTKtKWjZ5TZaVFBZSakth87MWPmNzyeTn9aj07TLpJ8pdjZMSfLj&#10;wXXHbNe9fDr9jv4t/Hlls/hj4EvtSZW/ftHDtiiHX53PygYPeut1r/gkv+3d4XData/Bv+0YUXzE&#10;i02+ikZuM7VG4ZPoBya9anWw9PS6OGtGpfqfNj6dBFAmoXq3jZXaq9lot9LaS5+0I0e1lyu1dvy+&#10;h9/xrpZvCfjTWfE03gjVNLutP1WG5aC40y6gMc8EwO3Y0bYZWyenWvfk/wCCSH7dUvh231/TPBen&#10;TWd1bpJb2smpRrdMCMgkE7R+JBrslio043k0c7jKTstT5ukls7eVZ9Mj8pVTY3mfxN0/nWlp07WV&#10;3FfRW8dxNCyv5cynazD27ivoSw/4JOfty3kHlt8ELZWTBSaTVrZWU46n5zXF6l+yx8Z/BvxCX4Ye&#10;NvB1xH4kaRUt9PhKv5xb7pUqSuPfNc7rUal0pIqMZx1aOJ1S/vfEGqTa/qNha2sly2ZIbOFUjXjq&#10;FUda09LK3CLLaDcyr/rOn6V1fxF+CXjr4N+KP+EP+I3h2bS9Q+zpOtvcfMXjboykDBHXkdwfStD4&#10;d/D2/wDiBr1r4W8F6A2oapfP5Nvaxrnk9/QAYzk9BXPKUYx3NqfvalDwR8O/EvxR8Q2vhDwXpM15&#10;ql5MI4Yk7n154A9817vB/wAEgv2uLyEySWnhlGblY59a2sD1w2FP6Zq5+w/8NvGfws/bK0XwT420&#10;9re/sNR2XFuzZ6pkEEdRg13H/BSf4nfGS2/al1jw14I+M/iDw9a6X4Zjl0z+xbl1Am2FypVWGcnr&#10;3rzcVjKlCS5LandhaPtNznfBv/BID9rPw54isfFmoy+G2aMsjWtrqjE4x3LRgY/M19SeBPhJ+1Z4&#10;J+E03wa8S+A/B+tWErPtW61JvljfqhwmD/SvzV8I/taft4eLdNjfXP2m/E0+nW7gxx6hqTpHIc4+&#10;by9rNjjqSc19C/s8/CL9tH9rLRNRuPCnxGjuJtJA/wCQp4omQuxBICAlj2PORXmyzRYqLhUmkjf+&#10;z5UqynFO5v8A7SH7E/wZ+C/ge8+JPxS/ZF0W402FQbq4j8fXe5XJ4VI2IByenP0FfMXh/wCIf/BO&#10;DTNfkvZv+Ceous/JDJdeMppFbI6tEwI6+5r1nWv2LP2nvGut3nhn9qH4vK1nZwSf2fDqXio7befH&#10;yECfgL698dK89P8AwTX+Ic5kurf9o34TiNThv+K2g+Ue5GcH2rKNfB7Xud8aNexf8N+OP2B77zIL&#10;T/gnP4ZaRmz++8Rybfr/AKvj8KwPHetfsRXG4w/sEeG7Xy2+aO18TXKq308sL+pq5cf8E/tR0VFf&#10;U/2xvhDp/mYG5/G0RB68KQfpxWeP2LfAtrMyap+318HlYHa+7xMDz74J/OsalfDt6M0VGoY2mar/&#10;AME2YbSOTVP2Drm41A7m8m3+I99HCv8AvZDfkBXtP7EPwt/Zt+Mvjy60D4W/sm+H/Cdx9n89r7Vf&#10;GN/cskecHaxdTknjCgdRnpXm8X7IXwCs7hIL7/goh8G4zIuVVfECHn/vvmvQPhF+z9+xZ4c8TrN8&#10;Rf8Ago98PrqzMbJcWfhnxJBHck4z8sjO21eATlDUe2wvJuTKjW3R9f8Ai79h+48OxaRrHgvwx4N0&#10;+9WVS0mreJL+5guyOhEbEheR2JNZ/wC0f+xN+0P+0heaXYePvi54Jh8uAw2tjpqyi3sw3Uqu0M7c&#10;DqQa8u8Pfs5fsffF/wAaw+Gf2cv2xtQ1q/W2bbZQ+KItQePHVt0aKAPbg1zv7YP7F/xB/Zk8IaP8&#10;StK+PTTJeaoLW8murORWtiy5WTzA7ejdRziiljsPRkrNX8zmnhK1SVpXsW4v+CFvxfk16SBfjz4R&#10;m0uOPcl+LWdZN+cFPLyy8eu8fSvFv2sP2BfiL+xiNN1LxxrWk6vYa1dPbWV9pbyLtkA37XRwCMjP&#10;IJHH0qnoeseCvCtnrFxc/GbXNW1X929i+nSuLXnl3lctuI9APfPWvpX/AIKMvqmufszfCPU9Vvmu&#10;nttj3V5cMWLs1rgZ9Sf6V6mDx1WtWSvddTKvSVOJ8ZeH5IdMiMYtwxZMHae351pW96J/ljjkVc5V&#10;WbqadpOh3XiHWniNxGjCPLdECjFT2ukytdfZY2DbX2q/G0D1r6Z8kjxakZqW4ya9t0kVnG1m+UEf&#10;zNQArIh27iqtgj1/+tVmawniu/sMEizMG+bb35pbmScTtaPblHX7zcVfNLZHLKK5tSBJ7Y/L93HD&#10;Z/xqNgnmMyy9OFw3JqyNGuZJ1En7vcNyuwyDTUTy7xlklVdy4jDdWbIzVGctAluRHH5YAbcuF3df&#10;rVaO4mto2ZVby2HX19aszSWMVvullDc4jw1QXESrarLdxNHGpB/eZUfrxS5ok9dCvHcW8LtII1bc&#10;CV2qMjj8eammm8/bLEUB/i8xT0qmrsWea3kXauS3zdAK3tA+Fvxj8Y6Kvibwr8GfF+p6VK5SLVdP&#10;8O3M9uxBII3ohXt3NVL3dyebszHIjiDPMflyPmHr71Xe8gMn2cuu3qPm6+9dhbfAf473N6NMtfgV&#10;40mlkUeYn/CJXmV/OPpXJ+I/CureG/FE3hvxZ4fvtJv7P/XWOpWrwuo7Ha4HFRGUXKyZtzPlvYqy&#10;pGskY+Ri3zbl5IA6fjnNRt9m3s+xfmOfTmrF3ItkbjTLmKS3uiqyQq8RQ+Wfutg9j2PQ/nVXSLEX&#10;UbRyksysBu9cnpjuc1estivdUkj1r9lD4E6Z+0b8b9F+F+teIG02yvmdrq6gjDOsaLuIXOBuPrzX&#10;0d8Tv2Cf+CePgnxavgfVv2ttb0/VLebZdW8l5aO6jPKMFgwhwe/IrzX/AIJq6DPp37XWkwajbzW9&#10;1aWNyGt7qNkeNtgxlTgjj2qj8U5vBOiftV/E6PxP4Xj1K3bxNqHkR3d067F8891IPAPr2rxcfWqw&#10;qe47JLU9nB04tWaPfoP2Iv8AgnX4c0NfEel/tNX/ANhm2213/wATm2lZuhBIEQK/XBFafw/8K/so&#10;fCXTp9M+Gn7fPibT9LN15rWFvfW+yJv7wLW5wPXjH1r4q8RWvg3wvazJ8PfipaS29xMBLp9zJ/pM&#10;Q64DNkuB0yRnjkmvoD9gT9jrVPjn8ONc+M3iHxpHqsWn3UtrY6DNZt5dztAJeR1YMw7BRwe/pXkv&#10;NaMsK1UqP0sazyuosWpwivU6H9s39pvQvg34FGsfAb9vvxJ4m8VSTx/ZtLVbO+t2i/i8wpbosZx0&#10;JJPGMHPHyVaf8FM/240eR7j4u6lD5rfLdGC2dQfZfK/wr6g/am+Bf7BPw/8Ah3eT/Fn4daR4Ak8a&#10;QtaWuqaPYTTXUF1Gqt50OzJXadp24wwJU5BNfIzfAf8A4JieF7O4tr39vzxdaw3ajdBD8PZ1Zm/v&#10;Df3/ACrhw+aYWUW7XPUeDqbGxrf/AAUl/bpi0to5v2j9RCtIGjkeGBZFHqG2Dj2x+NZzf8FH/wBt&#10;aa5hku/2k9cXHQwTRpu/3tqDj86xLj9nv/gm7qOnfaY/28fifqVrJGAvk/D6IgDOAQTjH5mtDQ/2&#10;ff8AglPoFmp1n9o740XVxG2Ddr4ZtURs9lRkYr+JNdX9pYJx2/AmOFqROjsf2/P2yrudtRT9pHX+&#10;cZVbhdv6Dmvc/wBlL9rhPH2u6lF+13+1v400uxsY1+w2WmyeULtieWeVI2bA/ugqeeteJTfDX/gl&#10;YmlLpMXxu/aCaFwD5el6TZpIx9CRbk89eAMCvR/gj46/4JTfB7WG8Uap4U+J3i5Z7b7Pbf8ACxPC&#10;i3VpC+QflVYo0MjYwDJu4JxgnNc88fg5Qdo/gP6tW7n1J4u+Kn7APiHwxava/tJ+Pp1WYILrSfEF&#10;000Oe7bhjH4E1zV6n/BLrxPeR23iLxr4u1RuBfa3rWrXUnmxjnbJIcYX2UACud8J3/7E37VFvrV1&#10;8Ef2X7OxvrGNN63OimyWQE4yiROVyMema4v4wf8ABMWDxj8H734zfDrwPrl9JoWqLd+JvDei6o0X&#10;27TR/rUgQKSGULk7fmKlscgVFHHYWOmqOSpgq0pX0Z6Jf/C3/gidJqjanZ380kFuxVbWz1PUPIcf&#10;3h3P54ryz/gpB+xp8AfgJoPg34p/s+XV8ukeKnZZbG6vPtEIUx+ZHLEzjeMjqCT+FeV+K9e/Zzs/&#10;hQviX9mn4d3Gg28E8UGs6bfX0lw1uZQQsod3ZmVmAXOeCcYFfQv/AAUXElp+wv8AAYmMMptYTIx5&#10;ILWm4D9a9jL8VUeIioybXmc+Io8lNto+FPFej6dpGoSb9R+2KqKQ0JJCsR0qktwpt2lgt2kkVdyx&#10;gn5uOlGoQahLfNJbsDuz+6OMN9af4ftnuZ7qKN/JmijxmQZ/DgV9zRlywTZ8zUjKUnYqWk0k6hJb&#10;Jo2b+FwCuPfNWrbUrFrpbVUjRdhCqvQmsuTVRKpjjZfMWXazgdV7jtVprkWcS3smnqxjkBVupI9A&#10;O9dLfNHRHByyW5eW8tkIt7iaNVb7qs3THvS2T6ZZ28kjwLJnsZDjd/PHNYzah/aCGVIVj8xsKrfw&#10;gHvXuH7DX7GXjD9tHXvEml6R4yt9HtfDulfaJLqa3MpluHYrHGVBGBkMS2egrCtKNGnzTdkKnTqY&#10;itaJ5hbXXlIguooyr/6teqj2qdr3TlnWRI13jAmSNvlP0rKnhuNG17UPDOqzsLzTrya0uDGuU8yN&#10;yrEA9sqa97/Y4/Ye+LP7bM27wZpNrovh3S7gQ6t4quYyQ0nUxQp1lcLyQMAdyKxqVo06aqSenc6a&#10;dGVT3Y7nkds+luGVj8si/uz5Yz2zWlZXVzp5W70y6uImDAearY//AF19tWP/AARs+A+pRf8ACOeF&#10;f22VvNeaTyVtVjsZFabuvlRy+YD7ZJHpXyr+1z+zN8Xf2NPGMPw9+IUsV5ZakjzaTrNjJuhulBwf&#10;lblHGRlSO/Ga46OZYbET5YO78zWeFrUY80l+Jh32vvqNkun61Hb30e4N50sK7kP1wTVvTtK0DW5m&#10;tPDtv9ln8lpBbq2VkOMnHcZA6V6J8T/2F/Engv8AZW0H9q74XeOW8XaLc2qy+JLUWoSTTyTjeuCc&#10;xq3yt0K9ehryr4f67b3+sWNwLNrWSORNzbslQP4h7Y/yamUvaXcXsbU7KVmgmaJ87wFRV+ZjgZPp&#10;X1f/AMEovhJ+zvrV342+IXxN8B2Os32j2scqT6ha+eLO3ClnYK3G449+K8T/AGwf2R/iB+zf8OvC&#10;Xxl1nxTY32leMYUmkWFSjWUkkYmjTn76srcH1B9a9g/4I+XTX3w5+MDxTLMZNBwmR/0xk4+lcldy&#10;qYOU4M7oqMKyi0d/Yft0fsYGa+u9E/YMhn+z3DKt8mkWCxsuTh2fYSpI524P1rU8Xftr/sjr4dsW&#10;8Afsi6PeWt9CTqUd/HbWpgfI+VTHE+4Y5DcdelX/APgmZqXgv4c/s3eI/iVrNlYa5eaf4oCp4bv1&#10;UR3sZjjXnIOWUFsHkD0rxj9r7wp8IpfjpceKfAP7PuoeGfC99bpNIp1VjarcMzGRETeVUZ/hHrwB&#10;0r5OtmFGnVs4t28z3Pqcq1O8Wl8jt/E/7XX7PWr21rqtj+wlaa9Y6ewF1baawuGVtvH3YACfY18y&#10;ftX/ABX0b9ozVbdvhX+xXrHhKSzbFxJp+n3MksoxhVZIolQAevJFfo1+wZY6TpP7M02r+FtDsrKO&#10;61SZ0htU6KEQDJPJPB/Gvm//AIKyfH74q/B/wDoOjfCrx5feFrrXtRlN9rWmhVmKRKGEauwJQ5bJ&#10;C4JA69QeKvnkJVlGEfvZ04fLpU4Xk7nwDf8Awb/agSeS1sv2afGt0iv8nl6Lc7XGM8Dbz+daEP7O&#10;P7VOpHz7f9mjxs0jqpIk8PzNtHpkrXpmkfC//gsL8QtNtdZ0/wCIfxuutPmjSWC6GsPaiRXXcpUN&#10;IhYEc8AnFee3+v8A7dL/AAovvjbe/tFfFk+FdL1MaZfao3i67T7NdELmN0EgIILqCSOCcUnmk9rI&#10;6VhYyWo6y/ZA/a/1ANpcH7MPi5tzfMZdDdcfQmpZP2A/2wbxhHN+zL4mC5yrNpfHp3PFcrrutftU&#10;z/CK1+N+u/G74r/8Ifeag1hb6xP40vDDPcDqmDNk/UDFdH+zt+zB+2J+2RoupeKfgx4p8Wa9Z6PM&#10;ltc3F542kiKuV3bF8yXJOCD+PGahZlWRX1On1Pfv2S/gx+1r+yxDcz6h+xHoPiiz1K6jnlHiS3gj&#10;urcgbQBIS+1ehwyN+GTXvvif9pr9qbwdazatH+xN4J0mxt4wqrAVvGhY9CfKVAOfavzS/aS+CPxX&#10;/Zt8fR/Cv48eL/EVvf3VlHeW/wDxUMlzHPAxIV1bcc4ZWB4yCK+0P+CEuppD4z8deFbrUJdWsdQs&#10;4GuDq2pySMeSDiM5U9evHasamNkvfaIjhXsmdRbf8FJP2ldJ0ebx3qPwZ8L+Vp959juPsuiPCyyY&#10;ztJ3E/dp2if8Fb7Hx/rNhY+L/wBkzw2bD7dCmrXbSbpCrMNzoHhGGAycHOT3r2D4y/s5BfDfxJ8J&#10;TxKttqUaXOnzq+3ymU5VlA7jH1xXwZ4m0Xxr4Xs7nQvGGjiC401t9rdGMK1zDkEOy4+uM4OK2wuP&#10;hWnbYith/Zq1j7H/AOCxPw7+FOl+FPBXijwf4QsdPvJrqSL7ZYWqx+ZB5e8B9uATnGPSvg+S0juE&#10;VDNKGDZ8tm+WvvL/AIKZT2up/s0/DTWRLuSeeGRfdZLT3r4lvo7LQo4b6SFjE7HDLhgMe3avrMvr&#10;SeHSep4eKUfaOyMW2tLaGLMGolJAxG1vunt/kVdtBDHKwjDlmX55Bgd+uOcD8aoa3qGn6neNPpFq&#10;8aEZ2sMb/cVXhv5b5DPYooU/K3zdf89a92nHm6HjVJ8r3Nj5bqLLDcy5GHUcgd801GtI1/cJx/dX&#10;p25rJzqsN35cEazPtyTG27b+HU0157yFN8qyCRjwyj5R74rV0Tm9ukdBEkT2IjeYsV5zux3qzpM/&#10;h2ys7qS/SaS4aP8AcLG4Cg/7RqL4Sax8MLL4laGPjLpuo6t4dS6DavZ6XI0bunucgkA4JVSpIBGa&#10;+3LP42/8EjNYFvYad8ALea4jKpCp8Nyh5XPAH+s+ck8cg81w4h+x6NnTRl7TS58O2skEqsbi5XPV&#10;Pm5/KprOJJX8tZEjb7zFmxuH+e1fqR8Q/wBnT/gnv8OPgjcfFT4l/s++H9C097fzBbz6a1vdySMu&#10;ViRQwfzD6A8dTgV+cHgb4by/Hf4xWfwr+CWhvaSaxeSCze/mLLaQjc5d2xkhUH1JA9awo4ynVvpa&#10;xdSlVp2u1qclL9mibfJN5ZXhpOmB9KZaWUCfM95u+XIk9favvD/hBf8Agnf+xHfW/wAOPij4JuPH&#10;HiaGxjm1bVryxF2vmPngRO/lxj0AGQMZJovPgl/wT8/bP8J6pf8AwJuI/A/ijT4Wl+wR4tRIMZBe&#10;3Y7GQ92jwR3rP69Tk7KLt3NFh58t3JHwgWvLYi4jLbSeN3K0ST/aZt8uxV7rzXt37KXhj9nS++P0&#10;nwp/aQhjXT76NrLT75r5obeG63YGXBAUv0VjwDgd6T9s79jfxF+yr4/e2t7G6uvCuoSM2h6rOqtx&#10;nPkyEYAkUegGRz640nXhFpNblRj7rlvY8e0LSLLWUuJf7ctbQwxmTZdMV80ei+9fa/7APj7VvhR+&#10;xR408c6Da21xcWOrXE0C3Ee5dwVcZ6Zrw79gX4D/AA8+P3x0uPCXxM06S40+10SW6jtYbhow8oIU&#10;MduCQM5xX0B8L/BGleHv2Mvi14b0Tzls9P8AEF5bRtNncNpUBs9x7964cVWjd02dlOHuppHmfiv/&#10;AIKCft3W2k2vjubV9K0nR72Vo7OSz0G2k3gd2Epdhz0I2j271y2v/wDBTD9oexVr1PiJqX2iYjzm&#10;stNjEef9ldh2/lXL+PtN8ZeIvhLo2neFIGkmt2MSbXP3S3IK9D612/7O/wCwR8avijrWl6zr/h25&#10;h0vzlN5dLavHDLj+Df0x647cV87WzCOHm3ypo9WODjXpp6/LQ0G/aI/4Ks+IPB1r4w+HPh7xdeWW&#10;oJ5lrP8A2HbZnQ913qOPwrzf4pfC7/gob8dnt/GXxs+GfiKS7j/cQWl5bwxyog6uI48YBJ6461+n&#10;nhHwXqnw6hj0DXtRF2VC/Z1WPbFGoGAiqegAr8//APgtX48tYPjppOgW3iC/gXT/AAzA7WkV20cc&#10;cjvI24BTxldpJ6/lXlR4gq1sTyQgkd8cup0qabk2eAj9k/8AaskJ2fBDXpFU5Xbbjn3PPFYt9+x/&#10;+1rJOqf8M7eJvKmk/wBaum7gPx/rXq37HX7Mnin9on4M3vxpuv2pNY8G6db682mRL9ru5GMirHyS&#10;JVA/1gAA+p7V0+v/ALD37Rvh/wCOGqfBzT/2lNZmtdL8OnWr7Xf7Yu41hhwcL5fmH5iR2NdP9r1F&#10;KzKWFoy6nh+ofsfftNaLILKz+DGuXEcg+aaGz34bj361mD9lP9qBbyOI/ALxMyxsGR5NLYb/AGxX&#10;pn7K+i/Fj9ovxT4i+G3hz4z61HN4d02S9/tC51W4xJGGK42hs8kdfSub0D4oePZfi5b+AdT/AGpL&#10;rQIpbhkbV7/X7lYEAB6/NnPHQ+uaP7WxEd0OWEp9Ge9fsc/Cr/gol4M8H6hP8P8AUYfBeiy3bP8A&#10;ZfEk0MbLLj5miiaORwDxzgA1veIfj/8At4aBcXPhHxZ8Tb4S28bSyalGyLFJ6KjbVOPyrlfin8Gv&#10;i58PfgRefH2x/bSuPEehQ3SRCTTNcu/JdiwUhHMm0sCegr2r9jHxVq37SP7P9jqvxXvbPXYbW5kt&#10;Yr6aFVuLiJDwJWA+Yjpuxk981k82rc3M4pr0MZYCNTRNo4H9lv8AaA/bE/aB+Kv/AAqnS/jLrUMF&#10;pbyTalrUdtHMtsijAVicDLMQBg5PXtWT44/aM/ay+BfxAvjqPxv1R2sdTFvNDMySCUKfvbGUjB/k&#10;a+zvg74T8FeGtQXwv4H8I2Gk2c1wC8em2oQyN6sQMk/U9+1fN/8AwVS+A6eCZ/8AhJ9PdXa8uhNF&#10;M3UZ5Kn1GMY+lFHM3icaoOKSfkTLAxwtFu7fzE/4KReJdT8X+EfBfjbUj5jX2ngzMo2rlkD5AP16&#10;V8dWMlhLfP8Aa96/ISm0dT719k/tuaIusfs6eAdVRxH5emxFlbpzCv64r5E0iysYcy28+yTkGNl3&#10;Mfz6V9pl7lHD8qPn8U+apdlzQGWXz7W44ABa3YrjOT0/lWxperzWkEtjJCq28uBIGUNtX/ZPY1nq&#10;Gs/36ur7R8xdelOFwbiFf3W7GFGBjmvTVTTY4JavUkWDRo0keylfarnPy4BqqLY6jdcSsFJ2kt0r&#10;Tvho8dpHAluyyj/WYb7x9apPBDbZY3a72PG09P8APFaqd+hy1FH0HpotxCPPln3BW2pt7jtV2PQr&#10;mO2NzbvG4Y8qrciqdrcXhh5viw6YzxWtYt9mjHkyfMy/ME5B9qam+xzzjFlOGBz0i5VTznqasWYW&#10;O3zIeV447VYNsqEtcvtb+Amog0TOY9nXlm9a3hU02OOtDqdP8IxHJ4tjfzV27Plbpj2r4h/4KW+G&#10;orD436rCt9JG0kqt98c5Xg49K+1vhUon8cW9rEwGPvBuAa+Mf+Cn8st7+0fqkhtY408mFFK9WKrj&#10;NfK8QRkqiaPpOG+XW58Z67bm3umDTM3zfe9azpmBXIrV8TELdMFfvj+dYpLAda+VPtCJ3buKgJyc&#10;4qV2OeaioAKKKKACiiigD9FviJ4b1i4+MGoahrRuHt41RbdLiMqqKFxn5vfOa0rW3tnmxGOf4Sq9&#10;q/TbxN8Svh98ff2SfFniXxV8J9JjvNLs7n7ZIlopDYQsjodu4HHv1FfmnoECS6TDcOrLIv3laPG3&#10;2r9E+sVq1SXNG1uh8th+Wnh4wTv5m9pVnAoZyiybV27dvf3qxa+HpL6UvIvlMM55yCMdOKjTGn8R&#10;P5m9c4VQAv1q9Df6pJZtarLtZsDdjJFZypyCTXUsWGkiyiNss67m9uajuyoVoovL3rj5GXlqrtZX&#10;8NvugeTCn95I3emxJO9yp+0bfVyM7aFTMJVI7IydTnvZ7iSGWH+MDDJ8o9vyqhFpd/ZxubG4wr/e&#10;2NjHHpXSakUkZVUqzZ7p196rXFt9lu4wwb95ncF5GMfSr5UZc77nJvo2tW9sJptQYvu+6W65/GtD&#10;wz4eunvLeW4nhZ1nXKSNhSPf1H4VrtGJJdkKKyscFlbOKSx0xpbnltrK3Tb0561EqblHTQXP71z7&#10;v/aM+IXj79k/9gLw/q/7MttaxnUri3TVdes7FT9lSQfPJtxjPmYTJztNeBfss/t4ftpy+OLXRNS+&#10;KMmsQ3l1HD9m1CzjcMWYD5TgEV9MfsG6dodp+yj4i1P45a5HN4HjSUCx1JfMjCgfveDnC9MKP4jk&#10;c10H7Mvir/gmzrF4198L/DOm6LrcV1vsPttiRJI3RWjzuA+nH4V40KkKNNwlDmfc7KkXUkpqVvI+&#10;Vf8Agq58KJbj47eHviAuiW9nrWq6Qp1C6s5gryyIcISPYYG7v0rM+Hfxf/bu+IF7pPwV8GfFrXrq&#10;4dVgs4bKQPJsUAYaXGVUDGWJAA5PvQ/bm8PeNtA/ay16Hx14qk1hpfKnsbx2xstXXdHGFz8oA444&#10;719GaJr7/wDBP79jWT4u6L4VgvPGXi5obXT7+6TP2MyBmj3jqVVVL7AQGYAHiupS5cLFbmNoc7/Q&#10;6b4x/tWv/wAE+/hfafDC7+IM3jv4mapbK0lveXJeDT22/NPJklgmfur1c84Aya+Frz44fFDW/imv&#10;xZ1zxDNd+JHuhcNqMrcLg5CKvRUHQKOMVQ8OeGPiL8efiC13517rXibV7rzLi4uJjJNczMc5J7Af&#10;gAPYV6V8Mv2SPHGtfHiz+DfxAs/7J1Ca4VZg0gYCPGSwK9eBx71rRw9Kim6j1KlWlUilBn0Z8T/B&#10;/h3/AIKZ/ssQ+NfD+lfY/iV4Ptz9mjVf+PnA3NbZxykmCV7h/qa+f/8Agnrp3ibwz+0voovvCtxH&#10;cKsiyQ3FrIrr8uG3BwCCMnr0Oa+kviB+2B8H/wBgLXof2f8A4OfBiTUNQt4Fl1a9vbzyRK/HVtrM&#10;zHrngDtVr4D/APBRux+OHxWt/CurfBnT9HuLjdHDqNvciRllx0bKLwx46jGQSDWMZVop8ivFl/u5&#10;W5nqee+DdXuNd/4Kb3mq3G/dBqwiWPb02xDp9a5n9vlNNvf24Znsrllmm0+28yHbwmE7+mRiup+F&#10;VtOP+CmV9quoD5rjWmdY0xtX9yMfjWd+1/YCb/goZdaalgz+dp1mzmJd27MPC/XOK83HWlo+x34P&#10;3djwXxP8M/Eni7V77T9N8MyC3iCyRyRxAK2SPu4719Uf8ErPCGo/D34q2OnXvmx/apsXEbOWjIAO&#10;RjpntzXqn7LX7Pmh6rr0114+8JX0tjGpdfs5K+W4H8QHUdOK9U8H+BvA/wAPtVm8aaFof2STzpGV&#10;pF24QEjPYV8bisXRppxSPao0qlSV2fOv/BwFpHwr8GfDLwv490nTFXUrzxR9nuJ1U4kj8kkg/jjt&#10;X5z/AAU+Pv7O3hfxo6/FH4OWniyGa1MUOn3MjRQq5xy20HceuPQ19wf8F4Lk+MvgX4R1mDWfMjh8&#10;Tf6nb8sheI4555G0/nXx5+wF+x5pX7S/xy0/Qr24+z6XYSLfa5N/G0CsB5K+7uVXPQAse2Dnhqt8&#10;PzSeh2Sjyysfaafsk/swfF3Qvh7rU37P9poMfiLT7u7TRbeZ8Mqwl1BJOSAMNxjkjrzXL/s9fsHf&#10;s2eNPg34d8SXPwd0lbx/HVxaXj3EkjSzwxyEeXuH3+nernxC/a18WfCD9t7/AITP4veANZ0n4a+G&#10;7e68PeFY7OxLKwWMBpwSVB8w+n3UCD1ro/jl8XPBvgz9h+3+Nf7Jur3Gnrb+No72zXVo13iaaVml&#10;IQ5BGTnbyMVUalRGfkW/FH7NH7Ot7ZeJrl/2J/Bvh6Hw/wCNrDS9O1D/AIR+FZdSgeaFXk8wJuKn&#10;zCpBJBwetV/jx8F/gDrnh74/fCLwx+yp4D0ub4feE0k0nVNM8O20VxcTT6cblCGVAVw5ABB9DWt4&#10;Z/aH+LPxA/Y98M+PPjNrMOsat4s+Ien2dvCtrHGsduspfzAsYUAlo1wSOCw9K9A+JHw51vwh4h/a&#10;J+MXiaSGz0HxH4LtRp9zcSKo3Q6cYnzn3Uc9jx9dozk1ZhY+Lf8AgjLo2kah8frx9CsoYHGgSNJK&#10;2S7JlemenOOlfpj8VfgV4J/aH+GF94E8daO+t262biDR2m2CWcA7HBXBDZ6HNfmZ/wAEZUGj/tFX&#10;BBaTyvDsyqu3vgcnn0Ffq14GtPEWsxz3Xhy1jmu442lit2k2lyOw9zXn5jKpCpFxNqcVI/EfxJ8L&#10;7v4danqnhbUdMmtY7XUWt5Le9jZGQhv9WxYduB+tfWX/AAURtLjS/wBkr4YWl9qUN4tubeMSW7cO&#10;y2pUuPUHHBrP/wCCoeu23i7UZfF8Wly2txeav5V5a3MYVzMqKpPGcjKHrV//AIKJh4P2B/g54it7&#10;1I5rW3sY5MrlpvMsTgZ9cAn8K+wyipOThfdni46Nkz4y0y/so7xZzDJu5/1rda6iPU0fTCJJFj+X&#10;IjXvXA2d2+pP5wyWXgsOlbAlmkhVZZmG1dq9s19rCnK+p83WqGtHqotbvzhbsylsBc8Drz9adPqZ&#10;uLvaQuzb+dY9xPC37uxkYhGztbr06VHJeXhRfIBXtwtdfLbU5ea5uW9w8R5yy/3mOeK9c+A1v+zd&#10;458Ca38Ofirpcmka5N++8P8AiqPc22UjYsTAEhcOAeRhlY8ggZ8SimkSJBO/zbs5Her2naj9juxf&#10;KZFkjkBRlUDDA8cVz4qjUqUXySszTD1IxqJySaPs/wDYr/Yk8LeBbjxJ8bf2ofDVpPY+C9wh0ViJ&#10;opZEjDmdgOHXbt2A8HcM9MVueGv+CufhPxtrqeFPF3wAtX8L3V4IYbf7Qsnk25barPEYyjALyVGM&#10;Diu4+CX7aPwx+PnwstfEvxmudNsbr7CPDnj3R9oja9gaMCHUU5GcfMjAAkDnPSuI0L/gnf8AsUeH&#10;/G9n4t/4au+2eHo7xZF8OyXFq8k65yI/tCOrBOgP7rcR3HWvn41ZVJtV27o9CpSp09aSVmeLf8FJ&#10;P2Wfh58B/iBpXxF+E0EUfhfxpDM6aTGu2OwuI9jv5Y7RssikL2II6Yrb+F3/AAVR+Nvw/wDAul/D&#10;yy8LaHcWum2aWmnstq4cIowoAVsZ+gzmvVP+CzMHhFfh78O9L8MmGFF1K8a3t4T/AMsVhhAA9uB+&#10;lcx+xF+y/wDCr4LfA+4/b0/aIMmoW+n28t34b8PxQ5SKOMlVnYN/rZXcfIv3VyD8xII7KdRTw96j&#10;uuhzSgqdRcqt3PojwJ+0R8S/g7+zpdfH/wDbKh0rw7DeKJdI0K3mZ764yMpGRyPMfjC5JA5bHSvz&#10;j/aP/aU8Y/tOfFpvij4psLe0+ZU0zSVG6Ozt0IKoT/Ef7x6Ems39qL9qX4m/tbfE/wD4SjxbcXQt&#10;xcGPQPDsbForCInCoqj78jd2xkn2wK5OLSfFdrr6+FF0e4i1SSZbddPuYTHKJG4UMGAIySOorfD4&#10;XlvUk9X5mVapz+7HbqfdX7S/hPwJ/wAFDf2LtJ+OfwZ0mH/hYfgO3H9oaHFCPtLxhc3Nn2LKVHmw&#10;t3I28FmA+Rf2N2027/aJ8Fzazpsc0I8Rwb4fL+YYbup7hu3UV97fA7Qf2Z/+CXPhS31z49/FO6uf&#10;GHiPTd2qfZ45HggXzIz5cMKKSQrqo8xuWwxAUEimfDX43f8ABKv4gftDx+MPCvhzSU8VT3gmt9Tb&#10;S5IY5rhuQw5CBznklRk1zRxlSg501FuPc6vYRnFSluYmqXsN9/wVnt44l2rD4VMbrt6tsU7ifx61&#10;86fE7wDqHjT9rn4k2odV8nxVqXmRlsuT5zdPzyfavo19Xiuf+CvVxBp9n/rPDJVW6jIiTmvLfCdl&#10;Lrn/AAUp+IGn2cbR28/iTWY7iNl3Y8tmDMB7su76GuPE4iUqbl5bHdh6SjNHm/wP/YWsvH/xXZdX&#10;uJFWST9zHHAZP3rHlto4wOvPFfqp8Mfgv8NPhP8ABuz8O+HvMtWtgHusthp5CMEjGAB6AcCu/wD2&#10;Zv2fvhBoPwRsdb0LwwY9Wum33E0w3zXBJwuB/CuMfSuU/aBttI8Ef2lcaNrLXNrbxq7Lv+444ZOP&#10;Q18Di51JyskfR0oxW5+cf/BcHVbDQPhb4OiWwje4m8SXRt3kOWaNYVL4565KVwH/AATe8fXPhr9g&#10;f49ftD6B4M0eXxJ4VuRJazalpqSloo7USKjFlPy53kAcfNnrXaf8Fyrz/hMvgr8MfEMVlCsK61fo&#10;rqPnDNDDwfTO2uf/AOCUnwuk+K/7Cvx8+Buj65Zpqvie4WxgtWuQGVZLHaJCOoUkn5sYyGHat8PF&#10;wolSkuh9D+MPhRH8Rf2wtM+IGueANF1LS7X4CyalfafDZRyfar6faqRxRkcgF8c4HPGa+e/+CVPw&#10;L+Kng/8AaW8TaJ8c/hFeeHbO+8F3d3pkWtaOYmK+cMtGGH3VU9hX2XoelXGk/GO28LaP4n0238Qa&#10;b8DItKUreJiO7jaMKSM9N656dOaxdK8ZXvhj4v8Aw90D4vfGHwzd61Z/CnWU8TahZ6gghWffFyck&#10;nGM5Jx0q+efwkHw98cv2ffFX7KHw58AftefsW/tDXPji61/x02i2NhDoUf8Apczi4VVhUjLMHiaI&#10;g9d+QRXdf8FaP2rfiH8M/gb4L/Y8+IHiez1r4oanZ22tfEeTTlH2bS48FktAw/jLYzjqIycYYV3H&#10;7KHiX4Y6Z+yn+yr4c8U+LtBhn0f4uapqF1b3mpRL5SoNR8uTkjb880GM9Cw6188/8FIf2SvE1v8A&#10;Fzx9+1vrvx38D6xZ694iaaw0m08RCa++yHbHGgXbtOxFC4B6DitI+Yam9/wRi+IDaz8e5vCOp2kk&#10;lvfC3kltY4y2wK5BcnH3QCK/WfUf+FU+BNJ17wjplw2jpqdrPH9vhky0UkiFRJg9ME8cV+Xn/BAX&#10;SPDc37W2p26axdRv/wAI/JJHbxlGt5kDDcHBG4MDgggjuK+yv2s/Hnh0/Fq88JXMEywNNCjtYzfM&#10;FGOeP4u/Fc+I5nJcoI/O/wDai/ZK+J37Mn2k+IbCzuNA8TWsrQ6hpckhRmSTequJFDKTgMOo6c16&#10;v+3Drsuqf8E1PgLrk8W5ZoY4cMPmG2F0X8cLXZ/8FV/2ovhR8VfDkXwV8LrNBceG9M865upsKLq4&#10;aIfKi9VVcAZPUk4GBk+b/tvobf8A4JcfAfWFnYRxXCR7N3UmKXt9a+lyWUp1KfNvc8nMIrkdj4tS&#10;01mWVpIrTNuh+aZpBge3JpbnXZraX7RDbLGturCSbdgt7Ad6wrzxVd3U3kSS7bXcB5O7GcGjxFr6&#10;aqYpLIbIYflmkbAx29P1r9DjUqKST2Pkqkdbkgu5nib7XAz+ZIXVVX7tWLJpLkSKty21ANnlv8wb&#10;tkVgt4tuDdtpmjXy3EoBSSaPlVHqD3NOtYY57aRnv2aaFcysfl3fT1NdlOvL5HJKhGXU1ZJIrC9X&#10;z4nVJR/EP9YeOn41+in/AAQUuLI3nxGtNOtBHJ9ks5bmTjH35Pl/Ln0r8y7aynijBtBLIyMZI5pC&#10;euegHpX6C/8ABADUtW1D4i/EKxlMan/hHrfcSu3Obg4GB1wDXl51WcsLdPqdGXU4xrJWPlP4tzaC&#10;nxj8VX3nKyzeJtQP7tjzi6kx9K+9vhV4k8df8OeNS0b9nHSbybW43nh1KPSc/avKa5BuWQDkkxZ4&#10;HzFSQM9K+T/28f8Agnx8Rv2W3v8A4veP/iv4VWHxB4puDpOj2MsxuJ4ZJWffhkUAqGGQCR/tV6l/&#10;wRk+JH7QPhr4uX/w3+Hunx694LmhFx4uhvgwislxhZopBnbKcYEeG3gHpjNcWIqxq5fFp7WN8PT9&#10;lipcytc+QP8AhYmveHNT2afr2p2WoW/Ct9okhmgYHj5cgjGBx2/CvUfjN+1H8bv2ibTQLD4v+MP7&#10;Zi0ODZbt9nCszbQC7t/E3H416N/wV3+P/hf4/wDxwtvBPw7+Elxb/wDCIm4trzWP7IMd7qlyGG8h&#10;VXf5CBMKWzk7jwMZ+TLbxRePDts5ZmaNMYA5Vum0575/Kt8LUpVqaqWSYVVKnUcL3R+iH/BIj40e&#10;NI/Fmofs9XHg268ReBNcimTUoVtWkg06R0O7eSNojkXKspI5IIqn+0d/wSt+PHgr42Xunfs5eEP7&#10;d8IX8f2nSr7+07eI2KE5a1l811bKHgEAhlx3yK9D8J/GT4nfAr/gnF4P1n9j/wAALfXE0QXWLy10&#10;v7TJbzOrebMyDln3d2DAYHFfNTft/wD/AAUY03UY9HufFvjKSYrvMM3h7OeO48kEZOPavMqVsTHF&#10;SnDRHfGFH2KTWp7j/wAFiPDnjnQ/2TvhL4W1y0hVNAjhs9aIuFZfMjs44kC5OX5DDIz0Brnf+CKx&#10;b/hHfipYKij/AIlcJ9iux8L9Kd/wV8vfiR4j/Zj+C/i74jWMtvrDQiXXLeSHynFzLaRFgV/hIORj&#10;jH4Vl/8ABDjU7gan8T9IvMNG+jwNnuOHG2umnLmy+XKZyt9aR6R+wTpvjbx5o/inQ/BOkw/Y7jWf&#10;Nvo42EcNvkAcFuFJxwByTX1bZfsc+MNW8IyzeJPBbXdpZjzbyNrcTxFQCevfA9iTXD/8EFfhimra&#10;R4/8Tu1neW9v4ijjjF3IQqsqseR6rkHPf8Aa+2/i9+1r8KPhPYXXhzTtf/tS7nLidbePzIlLDG0H&#10;OFAHbmvgMwl/tLsfTYePNA8I+FljoXhf4Vw2Hh61t7a2+dobe1h2xxr/AFP4V+cn/BcvRtQvvCPg&#10;G8gVn26lqWzBAAYRRFf1P5V+mlt48+H/AIz8F/Zfhtp8Nvb6fbotxHCp+8Qck8dSQa/OX/gtH4k0&#10;/Svgh4Vjv7tbZZvFVwftDweY0IEAzheMg5AI9hXjxvHEKUjt05bH0T4E8ceOtG/b2+EfgWz8UXkf&#10;hfxB+zvd313ppu2EVzewyRkSPGDtL7Wznkgj3NfPFz+w/wDE/wDah/4Je/D/AOEfwj8ReHdPvtW+&#10;Imsazq3/AAkWpyW/28m9vECbo0k3uCkZxg8IPSt74O/t2/8ABP8A1Lxl8KPj/wDEH9qOxsfEXgfw&#10;HNozaLJYzL532qFFmVzjH3kUj+6RwetYvw5/bT/4J+t8MfhvbeKv2pF0O6+HPjjUtatdNt9OmLXs&#10;cl5cyRLgLnBWYetdvLLm0FF2L3w9+G/wy+E3/BOrQfgt+1X8JbXxfbaT8Yj4bvdNsdSZBb3UtyiL&#10;Kkq7Tgb89iQe1Y/w/wD+CbnwT+H/APwUx8beOJBN4R+EvwjtdN8UXdvDqUqrPdpCs0aFyxYIjRyS&#10;N/EwCqOHwfMf2jv+Ck37JfiX4W+L/CPgHxPqeo6hqnxutfFejr/ZciLFBGyOz5fGCSnA6nPau48S&#10;f8FRv2Fvi7P8aPA3xM+KWvaJ4b+I0GkImpafocj3RMFrDHKAGRgPmi2/MuCOeafJMrmPi39tn9pf&#10;4o/ti/G29+KnjRYIbP7VKNA0q1g2wWltvwgG4bvuhck856gV9Jf8EMX1g/tOXWgtay7brSQ8kiD5&#10;QA44P1r5T/al8RfsuJ46s9D/AGPfGPi7VtDt7HffX/ixYkMkwJx5YVVbG3k7lA5GOlfc3/Bul4Y0&#10;jx98XPGniS81lkvNF8OwPYRxtuTfJOEDP3wvJ7VrUpuVHlHfl1P0o8Yw2Fhr0Gk6xeQwxzOEbzos&#10;gc9/SvlH/gqf8GtCtbL/AIWJLqPmS3Wlra+TtG1goJDf0r27/gq98R/hl+ztpOk3V34ra6uLe1jk&#10;1qNJwN5ZuMY6cZwPpX5v/G79qWb9oTWNR1vwrq839gWVuLWCzuLhpGV2XGGJ6EjJx2FcuDwdSFZM&#10;mvUjOJ9CftxadLL+wV8K9SvIWmCQ2G3eMeXutMZ/z618S/2PrV4+7SkZ2UbmWPBO0e2ea+8P2/Uv&#10;dM/YJ8Caja2YHlw6dFt3ArGotAMjP0/Wvz0b4r67ZNIlitraSJE0e6BSJJc+vb+Vff5XGp7FKK6n&#10;y2MUYz5maM95o11dR/a/MMka7ZF2hXT2xWfaQrHM09jcPGo+8pIBIzXNpqlwXX7Vv2v8zvtw30/l&#10;Vy01xhF9qtFWRVQhBK3Ofwr6WnTq7o8Op7OTuzWSWyiuDcfbFjZct8n3jz6VoR39uun3GqXO24KH&#10;Cgr19vauVnvhMGurlkWRhtXYv6GtTwT4T1bxrNNDYS/ZbeztXub68uG+RUUdQO5PQCuiSla7OX3Y&#10;6pDry9WK2FxHZbdzYgWPGc54B9K/RH9jj9mv4F/sQ/AmH9sT9qrUrafxNeQC40XTphvNjuXMccSH&#10;71w3BLEfID9a/O74YaloFr400OfxShfRbPWIZdSXrLJbrIpcLx3UHr2Nfoz/AMFD/wBmX4t/tS6F&#10;4P8Aif8As5lPE2gfYgsWlx3UflxhhkTxZYA5HytnkYHTmvHzOrK8aUXZPdnVg4c16iV7dD5G/aZ/&#10;as+IP7S/jmbxV451iSSz+0OdJ0jzMQWUZ6AKOrEYy3U8113/AAT/APjf4b+Fn7UGgav4gFvDaapB&#10;Lpj3TnaLdpiu18ngfOqqTnoTXr37Kf8AwTnuvg1Z+IvjL+274U0K10HT9N3WtjdX4uDAM5Z3WP5Q&#10;TwqjJOTXxv41s9I8YfEi40j4T6HN9nutYMWiWO473Ekn7pOe/I69PwpUY0akXTp7W3NJOrH35/cf&#10;bH7fP7Hf7SPjf4p6x8XPAXg+LWtCvLdJVbT7xBNCqpht8blS2McFd2RXxX5DwSSQXsmyRTtJYfMv&#10;t2/Kv1W8IfB/9pX4L/sTW/gDQ9a/4STxk2nsrxz3weOyaXAMMbOfnEY9wM5xxX53/GD9hf8AbC+G&#10;umXXjn4h/DOSPTldpJrq3vop2iyepWMnvWGDlDmdJtG2IpyjapZnN/Cr4a3vxY8Ux/Drwrod5rHi&#10;DVWEel2sagRgYJZpGP8Aq1VeSx4AFfqNpP7Ntn49/Zm0/wDZ+/ad+J+n6prFvaBWvrW4CtbMrExM&#10;jSYZ2RcKWIG7n1r4P/4JX/FXwx8K/wBoybS/G93b2MfiLTxZW2rXkgVYJt24ISeAHxjr1Ar2j9pb&#10;/gnZ+1b44+LWq+LvAuradrWm6ldNNZ3MmtCKRUbnZtY446ZBIIFZ5hScqig5W8zTB1IRjzpX8j2z&#10;9lz/AIJ5/Dn9nz4jt4+8KfF6TVrlNPe2nj/dneXONx2k7VHp+teTeBvE3hfwr+zV8avD2vXy7pPE&#10;d0WVWLZO5dv5kc/jT/2Hv2Fv2oPgP8af+E8+IMlrY6Z/Zs0M8NrrKzCZmHClV4ODzntVWx8D+F9b&#10;/Y7+L3iKK3kkv31jUHkbHAMcwAx64xmvJ9jzTalO67noRqKytGzMH9kX4K6p8edK0vw94aMcv2rW&#10;FtEl84LtBCsWPfADHpzX65p8KLT4S/DGz8KeEdJtrax0i1SGNlUAuwHzOc5PJya/Kj/gl34+8LfB&#10;L4a6f8bPF1zdJax67dW8aQRgqrblAkx35GPoPav0Th/4KN/sx/EO0bw/pviqSbUri3KJpt0PL2uw&#10;4ycAdOlfN5jRVSpKL2R7WGqWgmeKfFbWr7U/iTItu/meSqlY1BGznke9flv/AMFldPvk/atg1e5k&#10;aX7V4ctXVcHYYwNuB153K2RX6LftA+IvEfhjxU2paIqW0ckW5blpP9Wp7ng1+Rn/AAUv+K+v6T+0&#10;xdWfirxjFrECWEJ0+SD/AJZIV5XHY56/X8K8vD4T2dS53c/NGx9Q/sWafbXP/BLLXBM0NvNb/ExR&#10;C4Y/PiSBjvAHHRcc87+a+v8AWNN8AwePPiT4l8cXslvpq+E7W21C6t13SJbFWBA6461+XH7I3/BY&#10;P4Y/s6fA67+BPxG/Zx/4S7T7rWpNQW4h1pIfNZgnDo0Z5Uxrgg9McZHPqLf8F/fhdf8AiXXtQ8Q/&#10;skfbPD+t2ENpNpf/AAkaJIY0XGG/dFWz9RVVaddSukEeVI+qv2a/2Ofg5+yd8d7zx58Htd1jVLXX&#10;vhvd3u3WZkbGyRWRQqqMA+/qayPiz4Y1X9vP9lP4R6H4r0m0jn8S+NpG1MWMaRNb2kDzRyNGcdlC&#10;njr25FfMvjD/AIL/AHg3U/GEXiLwT+zeLGzj8MSaPDZXGvKXiVjnOVj27R6YB461yfwT/wCC3vh7&#10;4ZeBfCPgq5+Bsmov4P1C7ljmt9cEPnxTlzgZjbDAvj0IHvwvY1pJSYeSLP8AwVp/aA0jUfEmlfsn&#10;fB/ThongLwEv2Ow0u3+VJ7hMq0rjq7A5+ZuSct1NfX//AASn8O6bb/sJ+F9b0zSpfMvL68+3yStw&#10;zCXG8Z7EV8E/tWf8FHP2Qvj14cvbjwj+xp/YfivULsTS+ILjWo5wMtl/uqDk89u9foN/wSA+JcWv&#10;/wDBOfQr+Gyj8qz1TUYDFt3JtWXj+dXKMo0tRLm5j2q98ewfDG8g13R7JbuaGTLW8YPOfVh04r5z&#10;/wCChnxqg+InhePVL+GG1mZ08m18/dsxyevv7V6/DqFhfS6hrmoE29nHDIzbRk+YTwAPeviX9pzx&#10;ufE2s3unRQi4t4if3i9A2TkD6dKzwtP/AGuLLqcqw75lufQv7Y9/Zzfsg/D65R9zT6fA6sjfK/7o&#10;d6+Q9Du7TVpmheyCMFyr7sd6+rP2pDaXH7D3w3nC8W9nBtXdyAYsY96+NbK5uYSZ4iysz5LN61+j&#10;Zf8A7ufI4uP77yOgGoWtpcO9xJskY4+Y/L+VOa9t7O585LoJ32qvy59axrq++0ptllDFh827n8eK&#10;rxyTykJPctIv93bjFehGXRnDUtE3Z9Te9xIJAob+JsfMKfDHJcTBxKMZ5J7f5zWXDDIVjSZyiKfl&#10;3c8etaayRImYouGx93/PSumM1E4al5lqWyltgPMO7P3QG4qWzkeOMKLny/mwAo61RE8hiybkrg42&#10;7e/rVu2Uuvl/Luz8rV0wnHscdSMn1LfmubiNXPzScFW571bt5WR1iKqzN0PpVIW4WQfvB8zflV9F&#10;Ex+d+e3bHt9Kvmj0OWo5R0N34ejHjC3kGdxbaFr5K/4Kg6df2nxgu1urG3XEEbxzbvmKkZGR619Z&#10;eACyeKrWPO4mQ7fl9PevkH/grBfFvj9JObCdd2l20bSKPlZlXGR+FfJ8QzlzKx9Nw1yuTPinXfMl&#10;upHdMMG9ODWPMjjkV1niGyjlgLsy791cvcRupOBzXy3Q+2luU2BBwwqM8cVPKGB+ZeagJyc0EhRR&#10;RQAUUUUAf0bfs86pY2v7JPxGjNp9oZLW4aWORA3ymAAZDe+fzr4H8Pme6WG3idnZeCyoee1fpF8R&#10;fhT4Z/Zb/ZE8djWviNp15PqlhMqmGZUUyMhWOOPJyzHgcDOc9a/Ovwnfw6KsNxNEtwqr8yM+AGI/&#10;ya+5o1eapKprq+p8nSp+zoRj2SL8OjzNKTGJDtwzRtjgetXbi3urHTFvA6BZGIXnJFZ8mqXjlhJO&#10;213+XGTgZ6VctrhFVUEq4Jwd3+FbycmKUibTrxs7LkkxspMi4GDUb3ekW7t9ktjIrclZDxUDNNGs&#10;jHDKOnzdfampJE2CUyjc7c4qoxdtzGXewskckl7+5KrxvCx9vanCzyWaSXdJt4YNxTUAebATPAAb&#10;bx+dOaZ5ZciFW28cdu2K0XZGUowkVxpggtmnjK7OjbapLqEomad0YbeMAHn6VfnVLZdt2Cqt95Rz&#10;/KnLHHu8mGHrzkt2p39055RltE+uP2KP2t/2e9G+FOrfAj9oyzZtB1Tc8cstuZIQsi7XiYKdw9Qw&#10;5B/Ctiw+Lv8AwS5/Znum8b/CnwTqmv6raqzaXYf6TIokI4INw21R7kEjtXxPLDKG/wBFk3tuJ+b8&#10;amstKudYu1gM6ozYWP5tvJ9SeBXnywFOVTmu0mdUcVU5VGx0vxs+Ofif4/fF2++K/inSLWya+ZY7&#10;fTbUkpawoMIm5uScdTxk19Q/s6ftkfAD4hfDH/hQv7X2l295pNpGh07Urm1eZVC8ANt+dXXJw6Yb&#10;HHpXxj4k0TVPD2uzaBqrwecsYLfZ7pZVwRx8y8A4/KtCz07Triy8qK6yVHzK3I/Pv1reeHpuKinY&#10;I1HTlex9l65+1b/wT/8A2Z4bjWP2VfhFPrHiaOFo9PupPtK2sTEY3ObhycfRAT0zXzFon7RXxb/4&#10;XKfjtrXiD7R4juL77RcXDR/Ii5/1SpwAgX5QPSuImsha3UaLyryDq3yjmt/VtU0aw1CJLa0ZGjhH&#10;mBcHJpfV4wj7z5vU0jUnOTdrH29c/tW/8E8f2lPD2l3/AO0l4Djt9es1CSyNYybo/UpNAwk8s/3T&#10;xS6T8Wv+CVHwg1eTxj8NtLjTVLdWaJLO1v5JHyCAR5zFQfy6/jXw3Bq+hAfbbhArNJkxqAD1qe91&#10;jQNMdNR09o5rzzMpZw8gf7TE8HmuCeDktm7HRGpF6WR9BfsxePG+Kv7eVv8AEG20G40+y1TVXlt7&#10;WbkogXaoY+pA5A7966D9p65VP+Ck6XdvNths7W1knVWPz7Yt3I+mBXJ/sMeK9R1b4++HkvifNkvg&#10;PtEjDKcHjFewftZ/shftT/8ADW0fx/8Ag34O0vxJZyWUSXVjNqUcMu5RtKlZSoIIHYn3rzsdeOjX&#10;Q7sKulzsPhP+3x4Z8FeLL/wzsmmtrqZkm/0cyLHgfe4xx9K98ufE/hj45eFtM8R+Fb6z/s2RHtbm&#10;O3bBhZT/ABKeRxzz196+DfEP7Lf/AAUF+3rqvh/4E6bp8+rTNI8Njf2rC2JOfmbzCqjqetdB4M+C&#10;/wDwVv8AhYJoPCXg3wrtugPtXmeILVfM/Innr6V81PLXW9+x7VPExpPlbOP/AOCufjK50n9lu7td&#10;K8CXeoXGk+LreOzYWrybVxIGcbRxkAV+b/wf/aj/AGw/hzrlx4l/Z/8ADHjLRbi8Xybq60fQ7iVp&#10;I8/dIMTDg8jjI7Gv0O/aQ8X/APBWn9n/AMG6h8UfFfwd8JjRbFVN5f2Wrw3klqpON7Rq4YjPoDiv&#10;EfD/APwVO/bMv7LzLrWdK2iP7q6aVwv/AH19K7MLkmIqU7RSa9QqYync+ePiV8af+CnPxtlt7Pxj&#10;8M/ih4itrRt9nDceE7+SNWPVv9VgkjuckA4GKpQ+GP8AgpP4o0mDQb/9nL4pSaTay+Zb6WnhG/Ft&#10;FIc/MI/Lxn3xX01J/wAFKv2yb2TzW8S6avPzCPSxxz3O76VND/wUH/bRvkVz44sQrHj/AIlaNjn1&#10;/wD110f2Lio6cqsYfX6XMfNsPwy/4KlSx2egWH7N/wAXJtPtZ2msbSPwzepFDIerp8oVDkZzxzWz&#10;4i+An/BYb4iWwHif9n/4tapp+8MYdemuJy7Z4YrPLk9+g7CvoG4/bq/a/kijSf4ptH5kn+pttNiB&#10;ZvQDHX8K9X/Yo+Pf7YP7RPxO/wCEL8I+JNH1yRbWWSePxRC1vBCq8FiYlL9SAAFPP41TymvGN9BP&#10;HU5dzV/4IZ/sdftL+GfHHjLxh8cPhDqugTR6D9nsP7WVUlaV3UkKuckbQcnGAO9fY37Q37WN7+wn&#10;8B9Q+JureCPtmtzXC6boljLKq+bcSZwxzyVUDJx7DvXHeN/gV+3xqVlbnw/F4F0C+tYSs11pPiS9&#10;Rrpj3izHwP8AeKmvIvH/APwTu/bG+JXlt8QNc8J3c5mWRbjUtZlmkhYc5yYmP5ZrlqZLKu+ecl95&#10;H9qU6Ura/cfJfxS+PvjX45z6hrHxK1dri9mka7uLCOFUW33HoqgDaACcdT69a97/AOClEsMv/BNv&#10;4JraXKrE0mmLJ1+ZxpsvP0HzVu+Kf+CTv7UuuXl9d3PxY+GckWoWi27XR+1pLGuAMcW/zHp3HQVh&#10;f8FaPhNrnwk/Zg+EPw/1P4gQ6jpeh3X9nXlnDa7RcXS2zbLleS2AqyJjphwe9epl9FUq8Fe9mZYm&#10;uq1Ns+JvDjW1pYR28bebhflZW6/j3roLO6hEfnSxHYq4LqvGTXJ27w2tyJLSJVhj/hC9q3o5Y38P&#10;stre7ZJGz5YXkf8A1ulfYynyyPn+Xm0GjUEtndY3xn9fxqSyvjNNhA21siTnoay5JIZFxc2zK4UB&#10;dq8Hr6VKt0kcaRrMqkfMyr2P40e2vsYqlZ6ne618IviN4b8D2fxH17Trex0q+I+yfar6NZpuuCIs&#10;7sH1xXOw6ghkAaTGGBDbuvrWLqniOXVLhZ9Q826uEGF85mbaoHA5JwPpRDKZHEcLsu5Qd7L90dx7&#10;9/zrP2suo1TgfSH7BWkfs++MvizdeEv2h9aS107UNNkh0szX5tU+1Ejbl1Ix8uQMnG7FfQ2ifsL/&#10;ALK/7Ofje1+LfxC/ams5/Dun3JubXR76e2VrkqdyRb1ctLjj5Y13NjGOTX56wXh+zMpwy5+UsAOB&#10;3qO9kD2jSLPI8jYLIvC4rz62HqVJOV9zpjUiocrR7t+3l+2Bp/7TPxoXX/B9lJF4b0W3+x6DFJH5&#10;bTLnLzsv8BY9FPIAUV7p+zH8e/g/+1r+y7cfsS/HH4jf8IneW9vDFoOsCZIRdxJIssaZf5PMQgKV&#10;ON6gY5zXwfPPthHlhWyuPl/h61mxTSRTSMsmQ2QFMh4OeaccLGVPluY+0lF33P0f+HH7F/7F/wCx&#10;741tvjl8Tv2q7PWF8OxtcWukzS2aGSQKduEV3eRvRVAOa+Vv2j/2rbX44/tEzfHrQ/DDafbw3Nv/&#10;AGZa9ZPLtz8jycD5jjJ9OnavBZriOPbBJCq45TYP51Y3MieZDOR8o2rt+7XRRw3Lq5NmMq9tIxsf&#10;p18S9M/YY/4KYeFdD8Xap8dJPB/jLT9P+zsLjUEtpFVjuaJoZyIplDlmDIQw3HJ5Armvhl/wTr/Y&#10;7+EXjbTfiFrP7bOl3kOg3K3N9a3Gq6dDG7L8wyVk3KvtyTX5yXOpSokpkuW3JjhWxu5Ge+Ky7LVJ&#10;57hlS2+ZpOfMb/6+KSy6tryTsjpjiKdtYn6QfDH4reAfir/wVaXxZ8MfFL3+j3tnLb2t8kbKt0yw&#10;Yby8gEocEg4wQK0vgJ4B8XeKP+Ci3xe1Lw3pn2h9Dvtdv7q6lRtiLvb5OONzISFz3HrXzz/wTa8S&#10;eGfCv7U3hHVvEurQ2Fr5k0AuppAEDPGVALdskgZJxX21rv7GWkeD/wBpbxF+1D8Fv23r7wPqniiS&#10;STUbNYrW8tmMse2TCyOBgn5hnODgjpXi4+l7GTpp9D08HU5lc4/wp/wUc+O3wR+OuqRaV4bTU4bO&#10;SS0FreKzJHGBtKKFIK4Oe45r6O1L9o7wj+0X+z5N4h0XwzHoutJblNT09oWCI4O4MmeWDddxPWvk&#10;3Uv+CO3gnxbr7zt+3t4qu7i+upLjVPIW3867kckswZW+UknPQ9qoj/gkB4f0DU7nTbD/AIKXfELT&#10;bONf3elrqcUckLepIkGfxUfWvnpZfCW8j1o4jlPMf+CnPwU/ar/aK/Zz8JeFvgj8Nb7XNS03xHNe&#10;yRWOoQoxgaLaRtkdec4xz2NfIOk/8Exv+CpVzZMbT9nfWLd5oQMTeIbKHcOytmfsa+pP28v2Mtd/&#10;Za/Z21L4s+Ev+Cn/AI01XUrO5hisdHuNUbbfvJIB5Y+zy7lIXJ3EFRjnrX5/yfHX4+xPv8RfHbxj&#10;NM/zTbvEl5tB9v3nSvUwmR1MRS5qckxSx0I7ntulf8Eif+Cs2vxtcah8IIbVduZpL7xhbs2Pdllb&#10;n8a29M/4Iwf8FOLqImXwpokcbfKwuvGSnKntwCCO9fO8Xxx+JT3wd/i74pMz4Hmt4gut31B3/wBa&#10;mivfEPiSR57rxDqE0ztvkae8kcufUknk11Lh/Ep6tGUsyhvY+ik/4Iwf8FHYptzaB4ZTapTa3jDg&#10;5wf7n5+uBVOD/gir+3xpNwy6zp/g+3if+KTxkNoOfTZ1/CvGdHtJZn+xOb1pGOY5Fmc7R09eO1fR&#10;3/BNH9lbxj8dPjz/AGBqX7S2qeD1soPtOnnR5mF/euvO1CTsG3qeGyOgwDUVcjrU6bk2rImOZRvq&#10;j7X/AOCFP/BOfxl+zf428XeMv2kvGmh6DeTWm3RntNS84i1Q7pmD8LhuPfHaua/4KUfHmeH486lq&#10;PwSt2vYQyQaTIsG37Q0YxuBYANnH0ya9l8f/ALGukazqMekfE39srxNdXlra7baa4ht45kGed3lq&#10;qn/e2gnua828cf8ABNz9lu8tk1Dxp+054quppAVsbqaXfCkhHBwqHnOOMjNeT9RU92U8dH7KZ+dP&#10;iiw+KOueM9b1L4lXjyeIb5JJtQtY51doQxL/ADBT8vXp2A/Cvqj9ri11Wb/gkJ8G7m81WOaZdQhj&#10;klj+UMQZlAAPcEc9s5PFe0Wf/BHz9ibQPE1v4ku/i142hk1ODM0KaksaXuSCWP7rIyRnGe9eTf8A&#10;BXjxh+zP4c/Zk8A/stfBbxDdSXHhnxA7x2Elvcb7eMRtuMksqKrZdyRtLAn2r0ctpxp1oQicuImq&#10;kXJn526vqtvbXXkW06zOrbZVxgg46ZqpBLqOr3jebfNDAYzttVYqCOnPrT7+F0JkjgV592FZhnn1&#10;/lS3NhM+oLp8SeUGhXdMzYwT1/rX3F5Sja54NaMexPdG20eBrW0CsA2WaPIIPsfSpW1yGC1WIuY2&#10;mP7w7BnHfOO5qmtgkEMi3U0LRyHd5Yzuz606+sZIrSO6Zo2bdlYVwzEDvU/Dszn5Ys1JLuxFlDLY&#10;TNHcTSeXFbt/Cf7wHTBrvv2Yv2qPjN+yB8TpvHHw21K1N5PYyWepadqVqZLe4iJzuIyDuVgrBgQe&#10;PQkV5RbWqx3iXF/bhmyTtbcNoAHNONp/o630kEjLJ8wwSNgBHJI56+vapnBVI8stUVC0HeLsztv2&#10;hPj18W/2mviTP8QPjR45vNX1i4t1EDLgQ2kQ6RQxj5IkH90D3PPNe1/sDf8ABRLxp+xXoGueHLD4&#10;cWGtRa5eR3HmXV08MiSIm3GQDkEDOOMHPrXzGtoshmuLKCWNnj+Yds06y0q+vblLa81WOP8Ad5LS&#10;cKDiuerhYzo+ySsjb2kovmvqfoldf8F7Net7ZZLv9nnR/tkkrf6V/abMpz/FjyyT15+YZIr4y+MH&#10;x2n+PPxV1j4tan4cs9Lm1iffJaaXAIocAYBAOSWx1Y8k1wtnp9xetappsMM28FGVvvykHtjtx+VR&#10;NBcQu0SxyLLGxDxHtzjt/nFc+HwccPK8ButUqL3j6X/ZF/4KOfGP9kPQ7vwv4VW01fQ7y4+0NpOs&#10;KxWOQ8M0TqQy5HUcg+ma+iNH/wCC5HxFv7UxyfBrw9HcMv7sedOV2985PP04r87YHuInaZ5dwjQb&#10;YVXBPvW3ocdreWRkvU8uXOEj5/KtKmBo1venEunXlDRHvH7an7cXxa/bEgs9M+JP9nWFhpUkkum6&#10;bpduUXzHADSOzMWduOBkAelet/8ABC6aOLxt8RNGvZ8GTw/C8crNkFPMYHv1+tfGGv6e8tqnkKud&#10;2Vkbt7Y/CvsD/gib4n8I+DfjR4r0/wAS+GNZvr7V9GSO1n0uxNzCipJuYSIvzLnOA2CPXFVUoxw+&#10;DlyaJFU5KtXT6n2F/wAESte8MTfBj4g+E73xfb2cNz40WLUrq6uvLWKAqIwW9Nxyo9TiqX/BY/wb&#10;pnwPh0HQvg78UI11S6VTqFrpzK0x82QokjgMQFOAARySDyK2F/Yq/YvvtfvNci/Zk8VwyX90Z7qK&#10;1F9bQSSE5L7ElVc59Tx7U7U/2Gv2LNYsZotY/ZT8YalDGu77NdXWoOO33C8/zY9ietfF1KcKk3LQ&#10;+khUhTjynlvwj/aa8U/sk+M9U+DPiDxT4c1S31GwsrqC8vtTEDWsjREyLIB7n1615p+3Z+118GPG&#10;Pw1U/HP4KaH420G31KOS00+18UG3M9xyAyPE4kAA6hWwe4Ir6Uu/+Cdn/BPtPDVjHafsIX81u0ge&#10;OOzWdZkPrKr3KnHrnP0r4U/4LQ/sy/s5/BzS/Cek/CX9m7UvBRvGmkuNQYAWc65A2L+9kxKO/wB3&#10;j14NVQyrC4mtHmdmTUxkYReh5JF+1d/wT3iC/Z/+Ca2ho3T/AEjxJK3A9TvJP1Oakm/ab/YKjgjv&#10;5P8Agm54KfzPuxDVpXyfwf8An+VfMaeD9GhDWFlFGzyKN0syj9Cccc/5xVyDw1c2iuy2XlxNwhVe&#10;MdOCe/0r358O4eNrM5YZhJ9ND6dtf2r/ANjKAi90P/gmV8Olkjj/AHaz2scnPuGRgf51hS/8FHv2&#10;c7KWZbH/AIJd/CNpoJMSPeeG7M4PrkW3/wBevK/CWjL5ggn09j/eXOc57n1NZfxJ+Dz+H9euLXW3&#10;aztpkWaGNWDSZI3dOw+prl/sfDqVpM0ljKm6R+h3/BPf4k/smftoeDvFniD4p/An4F+EdU0GSztt&#10;C0uTQ9Nh+0NOJfm/fRhio2oBt7lhxXq03i/xV+x94j1Pwj8ONP8Ahj4BvpEaLVrfw7FZ28skJbKM&#10;8cRGQwwylh05r5Z/4Ii/s6/Bb4o6j40svi3+zBbeOoIbiD7BrV80bw6cNrfuzG7qSX4bcoJBGDgE&#10;GvvbXf2QP2ZfD2uGDRf2AYbi3hIQXml30cO72YGdCQPQ5x6V5OKy+FGs43djb69FU05I+bf2m/iN&#10;8LPif4bsfEPxE+L1r4q1a+ukfUNAtYUZEjUbSH6gA+/1r508b/FP4e+IdOl8B/D74f6P4X02wnaS&#10;G10xURrglcFn24y2Affmv0ng/Z4+FOlFhp3/AATgsg38Nz/aFgy4/wBrdMSD9Qa0P+GffhDPFJrB&#10;/wCCcXh0XyRjcJZtN3SYxgK5cjP1xSpxo042VyZVZT1SPIf+CieoIf8Agm14BiJyWj0kiU9TusVx&#10;9T359a/Lm4uWn1VoZxJNu4WQN9019+f8Flfjj8VLvwt4X+F2ufA2XwnoazNPbzTXsM3mzIhRUTyC&#10;URQhOBkn0r89Zosxq/zA9Y8McdOlfWZQuWjzdzxMdJSqcpsnUUR/sFzIzTbg8e1stjHp0wOKlttV&#10;tbOMqluXd2IbzDhU98Y5rK0yIyq12935axqRu5JPHT+XFQWWoTBZcxM6N/q1kUAnP8q9qNSW1zyq&#10;kInSf8JDGtstjqDRrHM2VdI/mBHv1xTrI6g3yWWrSW6yD52WbEbp6Me/41zYtxLOt3lpBnHl7+hP&#10;f2rSF39sX7KZfLhhXIjEmGJ9K0VSdrHNKmupoabeCyEixMoZ2KtnBDjI/LIr1n4G/tlfHz9nS2kt&#10;PhJ8VL/T7Rn3PpcyLcWzHP3hHIrIp9wBXjF9cmfy1S3jVfLwkhbrgdKtarbaVuQ+HdSuJo/KXzvM&#10;QBo3/ufQdjWM6cK0vfHCXsV7h7N8aP2xf2lP2iNO/s34ofFfUNQsFk3jToQkEB9MxRKqkjsSM151&#10;o+rnQr23e31Ga3lgnElrdRybXjcEYKkfdOcYPasbzIraxt5bC/la4GRcRyN8vtg9c0xGkkmWaeZV&#10;U/dUx/Kx9P512UsPTjTaikrmNScpSUpPU+mbf/go5+2WsP8AZkX7Quqs0MY2boIHbHbJZCSfc81y&#10;Pjv9sb9qD4l6RNoHxE+O+tX2mSNmazaQLG/sQgGfoa8ns3jybdAAV+8T3qzBYrOrR308cfmL8pYH&#10;5fyqY4WhHVQX3D9vUenOzdt7v7RF9uhkyN+ZGkxz7Y/rXrXw/wD2mf2iPCGi2uneAvjP4is7WBMR&#10;wx6o7Rqo4wAxIAFeF6fYajaXH2P7QqwscqVYEfzrrtIS405dtz8u5sp2yMda5cXRUo8p14aSuel+&#10;Pv2zP2q76xk0vUfj34kmhkRhNHHqDRCQEYKsYyCwx2PFe+/sdah4p+IX/BOXxvofhzRrrUNR8y+E&#10;MFvCXkk5DHhcljjNfGfifTDf2Ml0dTwwX5Yx1YV9k/8ABFDxD8dYrTxR4S8PWeiT+Hbe8E8V9qE0&#10;kTx3DDBjQoG3ccnIGPWvJxFGnQw8nFanfRqSlWUU9Dz/AMDftCfsy6X+wdF8PfEHxWk0XxdpOr3T&#10;3Oh3Gl3CyK/2hiCf3fH7thzkYIIxmuE8NftOfBT4e6B/wlfhnxBrHiTXLjBsI5NFnaDdx8u8jJxj&#10;nbnntX6yyT/GuOV5oJPB6DdlQLi5+b1LYSnrc/HESQzSa34Pi+X5kjmuW/I4H8q+UrUadabk47nv&#10;wqcsUj83bb/gof4f8caNZaf8UvCXiyxu3jxLp9j4Tv54go6MoxufPuK4T40ftl/sgSGzTUP2UPDv&#10;jq+iRt//AAnHg0WtxGowBt+1RM+Mk9gK/WGa8+LbFpZPGfhjjgMPPJU/iwr4o/4Kx6Hrfijwfolv&#10;8SfEHg/UoIbqSS1fTVJuY228gh9xCn5funGQM9qijgaM6yRs8RJRZ8YWv7c/7LERdNJ/4Jl/CmOR&#10;sqyx6ZaZCj6W/Smp+1H+zl4hia+uf+CXHwvWIjdM0VjbgnH/AGwA/KuMi8I+GtFVo9NsLcNtK5WE&#10;Bj+Iqs+kyxD/AESZVUHDR+tepLJ6UdTH65KR3kv7Q37KUmkTT2n/AATR+GKx/wDLaGC3iEnHbPlf&#10;y9a4a4/bN/Ye0h2W4/4JeeA5dshVj5iR4x1GRHxVYaPDDDJN9ljXfGfMVVxu/Ida8v1z4Y23izxN&#10;F4e0+3t1bUrjZCl5N5ceSvOWPb9en0rF5Th3ujSOMlFWaPavDX7YH/BPHxPbNYTf8E0fDMF5PJi0&#10;tdNzMZVxycrhsjI6Ka+jvgj+3/efDb4af8Ke+BH7J8ui6HCryR6Pb6Vdfumc5b+HcSfU5rmf+CFH&#10;gXw/8HfjH44h8T6j4fsLj7LFBG18yfaSwkbJhkbGIsdQOT8vFfpHD460qfxdcRR/HHQYdOjjJ8n7&#10;UjOjepO7pXBiMvpwqcsUw+ty7n53T/tQ/ta+OLWbSdH/AGdfED6M0zNcSabpl2j7eyFghyPYHJrk&#10;7/R/jN44tG07SP2RfiNa3Ej4jk/4RS7Ebj1GYx7/AFr9VLXxfZv4buL28/aN0CRWkCw3MLRoq9tp&#10;/eHPX2rUuvGOnnS7W30f4yaPDMrATTSyRyecMfwjeO+fWso4ejSs1B3+Y/rNSXut3R8Z/tGaF438&#10;JfsO+B/Dfjvw1Npt7HCizWt5GY5YMAkBge+McdRXxvmSYM7zY2v91Wr7q/4KieH/AIljwrpetN8S&#10;rfVdJkkYLDBCsexupPBO7jvn8K+C3hmRmgjlXcx/iY89a+ky+T9jozx8VGXtNTQVNOCfLJvbbhg2&#10;ML7fSpIBbuhnTy49nG3d9/6ZqnBtPzkfNxuO75T2/wAKcsqSlo4ztz1245r0LtHFKKNKLz2iD/Lh&#10;lxtYnOBUguYvL5Y53DqcDrVS3Vo5IwW6/Mu70qy99awf6NIVKsCV6cN/+utoyOeUSxb+RMq+WcKp&#10;42CrENssMe9pQ3dWLfN+FUraKCF9kw3p1ATsf8mrtufPmKFflbOPatlVOWVG5pWjvJb/AN7j7xXo&#10;c1cs5VSPHkli3Dbu4rLgYgiNpPunBAbgc+n41cgdWYss2VySo9a0jUuzhrUZRjc6LwELifxbZxIu&#10;NsnzbeMD8K+W/wDgqT4ZZ/isbhxN5i26NIpGABjj9O9fTvg3V54vE2nugXasxH+1n0r50/4Ky65r&#10;Nt8SrJJGiH2jS49ir1YD/wCua8XO5csVzI9nh2MvbNrufBviZo5Lp4LeZ/lfGWrBvLb7OPMYsfeu&#10;j8YySYEpRVJb5ttcvNd+Zxivjtz72RWkk3nNQnrUsjDdUVIkKKKKACiiigD9yv24/wBib4+fAzwv&#10;N8WPFHjLSvEHhuKaNWWxvm82zLkIu6Nxz8xxlfXtXzXYTpIPOnJAx8qqB/Wv0U/4KI+A/iNcfst6&#10;1atdyeVe3Njm328yj7TEf07+tfL/AIb/AOCZ37XOoeHrPXNG8F2M1vcwLLGs+oQo6qwyPlY9SK+h&#10;ynNvrFByrtXuePiMHDD2VNM8ht7iUSLHkqG/1ZZeBz169asT3SwxMGgXcGG35uvX/GrvxR8AeP8A&#10;4R+JV8G/Ezw/Jpd9EglWOZkKsmcblZSQR757ViHUEvVBfJ243Dtj1+te3GcZK6Z5dRTNQSmZsZVW&#10;XJ5/pUcEiN8qllbtIwyKjgaC4hLOu5s914HahbhkLZV9uMMwXgVspR7mDv1Lkcl6lvIHaHy24z09&#10;cmm3Ja3gWOGdWEnHyt096z11GWSB7VB/q1BOTndzTrUSMjnzdzLwu1vWr90hxJzcusflGXO3ne3O&#10;atC/ZrVdyYGf3jbece1Z9myIfnDKze2M1MspuRJBblgyttyeh7E1PKpE25SX7W1ucQMAzSZHmHrx&#10;iqslzKJ2mab+LadpNemfAH9lX4p/tJeJ4/CngLRJAkSCS81C4Gy2t4c4DM/qcYAGSfzNe5Qf8EmB&#10;DqkmgXv7TGg2upLw1l5ILlvTBcH9KyqV8PT0bL9jWkk4o+O7gmf50G0HrtbJqazuonLWzs27blpE&#10;XbmvVv2hP2Jvjt+zPO2p+LNFi1Lw3JOIovEulsskO89EkTO6JvqNp7GvRv2af+CfXg348fDCT4n3&#10;v7Q9hobRztFcWr26N5LAAkSFnTacYx26e1H1iiqfNfQXsarlax8y6hKRFiK7O4cqob3qmb95JFu2&#10;dzIp2sD/AJ6V9reGf+CRPgHxjqT6d4X/AGubXUJI490y2unwykemNkxrxD9qv9lHwt+zb44s/AcP&#10;xeh1vVrpFa402O0EUtuhPyM+1iF3dgeo5rNY7C1JcqZt9Xrct7HjTym9SRCGPlncu0dT7etNify5&#10;UkyQzfM3bGK9o+Nn7C3xD+DPw10z40wX0ereG7+MSahfWa/8g1mKKgl/2WYld3QEYPUZ8z0u0bX5&#10;rbw5YGNhNMiKzYAGT3P+etaxxVGUfdZP1eV7tHpn7Huk6l47+N3hvwlb6xNZm6v1H2yMfNGOufqO&#10;1fpJ8T/iH8FvhXr9p4H8cfG/VRqgshN9k+3ZuHj6B2CAnnBxxyK+INI+D0n7DnxS8CfFH4heJY5t&#10;NvmM0/2cbjbsse4gH+Lr+dfI3j/9o74kfH/9snVvjDZ307DVtYZbGB13LFZR/KiY6KAgFfN5xiqf&#10;tUo7HsYHDycW2frxH+1v+xtpurrBrX7Reo280K/NDdXcqqc9sbKo3/7an7DNshupfj/f3G7nykvp&#10;2b8FC5r8+fEXxB+HV1YKs3wdGoapM6xveXAMhLnGOecHPYdq3/Cf7K2oamn/AAnMnwxt45kkjkt7&#10;GGFriINkEFl53LnqDwehrzPrkYwuzt+ro9Z/4KJ/tN/sifFn9mnVPA3gLx54j1zVrqWOTT4o7y4W&#10;GGRW5aXzSFKgZ+XBPSvztW+msUESxLH8m3/gPqa/Qz49ftZa58GPh3p/hzxt8GPhzr39qbrW4s7P&#10;w/a28SBQAUcKpO7n2xXh9h+0z8DY48xfsLfC2GU8x/aNOEilfXBAruwWexo0rKNw+oT3TPnK38S6&#10;dZ2MivdrGrY3rkHt1zWh4f8AGmmy2weTWLdFjIEbSY+b2HJr3m4/bD8OaYY9R0n9kz4QW0e4BAvh&#10;GFiB/vH39quaV+3p8S7q4W28GfAj4cxyfejh0/wLFK4z3Cgbj+AFVUzyUo6RtcPqL2udN4I/a6/Z&#10;V+AvgzRbDwP8PbLx14oit5J768u7cJCl2w+UMxBYoD/CgzgAZBOaq/sO/HXTPCH7Q158avjT4d1q&#10;WfVpJp5h4d014Io52YnCxrjEI6BcnGBnPWptM/be/bP1jxAPCejeCI7fVJocwWNj8P8AFyFwTuVH&#10;iLFcexrD+J/7Tn7bHhm3t7b4ieP/ABB4VN6SYZNQ8Lw2ZmxgEK0luOPoRXCswlt38zWOBVtT7T8X&#10;/wDBQP8AZwi1WS41v4aePpIT8v2q6WRUx6jMn+Fc94p/bt/ZRtLO1ul+GvjKS3kkPk30kk23cOq5&#10;aXt6Vwv/AAT11Pxj8ffC3iTSfGHjGbxU1s0TyRX1utwJEfKuu7GB24/EV6x+1P8A8E/vEnh/9jnx&#10;HB8NtDuL3XvD90NY8OSadb7riJeBJDs58xdhyVwfu+tc/wDadNVeWSM3gZXvFlXTP+Chn7G+taHL&#10;r82h+IUjsFWO6xbyeWuT1bY+OuRmvmL/AIK3eHfgmfhl4B+Nnwqt75f7Z1iWNZpL2WS3lhktzICy&#10;yMdrgxgDbjgsDnivmC68R+PfF9hqEfieO30m/Zo01T7FaCATbDn95EoA3d+g617V+27qkOqf8E7P&#10;gyHmQfZdWt7faD/ElndI36oSa9TC1I+2TRhWocsdT5dh8RyOu+PaJNvzKq8UTatJc3Idbt1wvzLu&#10;O0Gua0/XryVvsv8AZAj8pvkk5+b3rQvUnurhYZGZkb52RDjP+c19IqrqS0Z5damodDbbxQDL5EMj&#10;OVXOW6bf/wBVWE1+zY71XcgX5tzcmuZsdNZLdnjuZA27LeZ2X+6Pz/lViZLQxgS3O4r2bg//AF62&#10;jGRySlHlOgh1yCVFktoVX+9ubOab/boWcvDLtAbq38Pv+VYMSyRyK1reOu9ss3Bxx09qmh0zUfty&#10;tLflV3HCq3DH+pNDh2ZKl5HQ22oARybJWK7smPjJPf8Az6VK17Ht+1byAOqjg/Svor9hn/gnvpXx&#10;k8N6h8f/AI/ePW8L/DvS1bzIxeJDNemMZkcyNxDEvQtyxOQMda7DUdQ/4I1XFxJ4cg8FeKPsu/y2&#10;1u11TUhHLjjzMPcEkH/cH0riqYqEZcvY1pxlLofHdxrVv5wiim+Un9B61Qm1Z1aOErtDHDLnnpxX&#10;0r+2t+wr8P8A4EeC9F+PPwK+K8OveB/ElykVnDcXCyXVu0kbSR7ZFwJU+RgcgMuMHJ5ra/Z51f8A&#10;4JX6T8KNP0748/CPXNY8USRltT1G8u7lmeQn7sP2eeMLGBjC4z6k9accVCUOaNy/YyufJ8usRqQY&#10;T8w4yRwPrSR+IEnk+WRWZYzlezcc1+lv7N/wA/4Jg/tGalf6l4A/ZluF0/QU8y41DVpr9bNDjOHL&#10;3DRk4BPJ4HNfFf7Z0X7GVx8b7ib9lHw5cab4fs8QahNb3Uptr6dXw726SMxVQPTCkjOPXbD46nJ8&#10;qTuTLDy7Hi95rERYGYrlmJaNV68Z/kKuJNpN1Gtxp9s0CCQbjK2c4A/nX1x+11+wL8Abr9lDR/2y&#10;f2N9VmmtdNsFbxVYNfyXXmwcCaUkljHNAx3OvAKZPGBn498NmfW7i00vUblVtjKqtMrcIpI5PrgZ&#10;PpXZDFRqRdnsctSnKnJK259PfsE6ToPjT9pbwT4a8Q6Al5p8+pDz7Nl3K4SN3AIPB5UHnsK+8viz&#10;+3B4F8F/GPU/gb8P/wBkz/hJpNBZE1RovLi2narHYiwyHaNwGTjJ/OvIfAvwC+D/AMBP2z/gfZfC&#10;ZJGh1fQrq61J7iYyPJIIDtfn7u7PQfSuP8beOJ9K/wCChfxO0O0vLq1bxDDdWSvZ3DRud0EUhGQQ&#10;RlVZcjkZ7V83mNb2lTntdI9rC0VHRntVv/wVH0f7U91o37JMjLECTLa6wvmDHqFtxiq1t/wVN0bV&#10;rmS8k/ZC+0XUnDMmro0jDsCPs5NfG0Hh79sf4NfEm50az0eNo/tOPJmkQLDGRlSGJBHBx3Gc96/Q&#10;D9gj9nrWfA/ge8+LXxU02xvNc8WSL5fmIH8m3TPyqWz1bk4x0rwa2Z0KMXKUV956kMLKUtDwf9uD&#10;42fHD9qD9mHWPB3hv9iS48P+HZlWbXfEd5GJzaxQkOGTCIsXK5LEMcZ6ckfmNr3wslYxtbTW9z5N&#10;uwdBdRSEhew+b5v/AK9ftb/wUH/aRi/Zl+DNjqnhKDT5G1LWhYzaffSk27RGN2IMSnDfMF4+tfF/&#10;/D1+50KaO2j+E3wxjm6jyPDMaup6DBDD24z+tdmW8RSp0fdgrBUy7me5+elnrfhLToVjvZ7dJo2P&#10;7uVSpH1BPFaeheM9C8z7E0yqFPytGDgivvPUf+CtfxAnP/Ex0n4ex9Nlu3hJcj65kLE/jWVcf8Fi&#10;PiGp8pda8G28S/ca38MrwfYsSB+VdlTiaq/sGP8AZd3ufKekeLIHa3X+zbhTcELCq2Mm1ueuQMfn&#10;/wDr+xP+CZfj34reD/ive+Ifg/8ABFvG+oR6O6yQTWLxLZxb1BlFwxVYz0U9SQenpg6r/wAFjfip&#10;Bbwpb/ETw7DIzbYvL8MWxy2eAGYHkn39OKrr/wAFZ/j1qRaGz+KFrB8o8xbfQ7RQyddp+QnH49q5&#10;a2e1sRBx5dCqeV+zlqz78+Jf7VH7aFncw3fhn9hiG4uZLfbPJJqkdz/6LZNq/Usa8b1//gpz+1lo&#10;t+dC8Qfs6eFdN8v5ZoJPNkKNj/ZlwPp1rjf2H/2pvin+1J4k8QeCPFnxQm1TbaxfZ7T7HHG7B32n&#10;Y0SqQBnnOa+lNC/4Jp6D4fv72LxtpUs1jfIy2rRyGO4QlfvAg8EE5yeuK44ZpTpRtVgiKuV88rqb&#10;XoeHal/wVm+NGk6Qz6v8FvCjSwLi3drmeFtvP8JLccdjXmH/AAVK+M9n+0t/wT0+Hv7SNp4PtbW6&#10;vNchd5VYMLcFpYWCtgMVZo+B6EfWvP8A9rf9mD42/CXxSzXPhLX9S06RZVa9k0+QrCUB+8wG0KR3&#10;zjk1a+N97Y+Iv+CK3gJnha3EOu26JGV4VRfXA2n2A/kK9TK8Rh60lViiK1KVGPLI+Fz4su5FlCiH&#10;LceZGCcenU9aadV1yC6jm1i1iaN1w21SGAx1wK2PBfgKbxHrcPhHw5bRr/aU43X80nEeOd30AGay&#10;9bn1DS9ckj065+0LGWhaVF3b+dvGe1fWRnd2R4laPu3Fk1aKKHa0Dt82Pm5x6n/61W01G6uoR9hh&#10;HmMu3ZJHz+FYqSX1sr215HtK8lGXLVahOtSQi5SGcRsmFPnfe/wrZRkzkk4v4TQgnvZIpN+pL+7G&#10;JMKN270/z6VmX3iWW3lWIXrfvJNrrt3KeOgqzYPMNEbSrabaszb2VlGVwG79vfnnFfoz+xz8FfgZ&#10;+wF+w3/w8F+JXgSz8XeNtY06O60G31Bw66baTviJIdwKo7r+8aYglVOFwM55a2I+rrzCnTcpH51X&#10;HiC6gsVaZLiONmALtbsoJ9MkVY0lBqyeeJxJMuWUTSjlR19OfT61+kHgX/gtD+zv8fkvvhd+1p8A&#10;dNh8K6lYPDPNCx1BRu4+6yBl46PGdynkV8DaV4s8E/Db45L43+E+mPqGkaPr/wBo8OweIoA2+3ST&#10;ciyLnkYA75/Gs6GMrVrpwsdEqMYxTucxP4hv9Plt4hpuoQxgExyf2bIMMRzzt5A9uav21xrU+nz3&#10;sOn3E0cWfNljsXdUJ5+9jj8a/QP4df8ABX39oX4teLtL+F/w5/Zh0HWfE2qTC20uxsDJulIzlsfw&#10;oqgszMdqrkkgCvrj9qv9tL4f/sU/AvRtV+NnhfT7rxZrlqqWvhHTJEbzroIDLlz0hRjgvg54AyTX&#10;LUzKtRqezdPU2jhlUjzXsfiXoGoWuoRtc3F20T5AZpOf5Vd07VlS52WdwZo42/iXhvxzmu/8AftL&#10;6Hov7U1n+0N4l+HGl3Fq3iB9QvPDmn24jgRX3bljGCMqDkZHWvoT/gqp8CvhPcaB4P8A29f2ZNEs&#10;7Twh4xtUt/EkOmWyxww3TDMM7xgYjaQAo5AA8yPJ5bJ7JYuUZJSVr/mc/sY8rad7HzPokela/o9x&#10;eHU4opIIWdUkzg46jj+dfWn/AAQ28Ua3YfH3xgyyYs5vCqvJGF+8wm+UDHSuZ/4I7J4Ag+OXiC28&#10;T2Vq63HhZhb/ANoQqwVvtEJZUDD+Jc5xzgV6R/wSzsPDukf8FAfix4e0TTEs7OzgvYYLNCAI4/tp&#10;Khe2MEY9BUYqXNSlGWiKpR5ZRlHc9Z+EH7Tf/BQ/9qPxD4qtPhJqfhnTrfT714YorqxihW2O47Yk&#10;eUOzyBBliwI/PFX/AIneOv8Agpr8M0hg8S/FLw/Cse0TNDb2kgTOByPssbN9RkVpf8EwU8Uy+APi&#10;HqfgueytNfj+IF9JYS3G143XyIWRGyOM/MuexNfUX7aHw8H7QH7PehaqfD8drqS30cet28NuFZJF&#10;HzIsvA2FuRzzXw+KzD6tiOSCTXmfTYeh7SnzSPhvwP8AtI/8FKviR4zvPCHgj4i2MzaZb+bNe/2R&#10;aeRjooyISdx9MV5j+038Lf2xv2lNBe6/aS0fUtdTS5tkUEUlvZwQZOCVwEQE/wB419zfst/D7RPB&#10;viK60G1HkrdWbuyRxqGLg8sSPvfWvMf+CnPirQvBf7I/j7Ub21uM2i2yxzW3XzWuogobtg4I/wD1&#10;1g85xFOonCKNfqlOUdT859Q/4J2fEEaX/a3h9LXTLxZAFsda8W6WwkjyOQ6zcd+ufwrD/wCGDv2g&#10;1BTVdW8FwRRrw03jyxwv4LJVz9hS40D9qj9qLw38EPEz3UNjq8d899cWjhZQsFjPcALnPOYwOh4z&#10;7ivoj9pT9m79nPQf2ePH3xF+BupeLL7XPAnjC18P3kepSwsjXDXUUMwASJSdvmfyNd0uIMdFpSZC&#10;wOH6I8H8M/se/FTwzcW99/wsv4do0Lb1V/GFvJuPv603xH+xt4h8T6lcavrXxd8DtcXCO0kzeJN4&#10;cgdCAh4+npxUH7ffhLQP2W/2jtG+D3gxru4sZtF0y41e6vJhJI01wRvCsBwfbHGRXtf7Vn/BPD9p&#10;LQfGMGq/spfDeTV/C7eHI7mTz9cgjnF1g7oY1lZSxIwQBn5nAyOlRLOMVe7aNI4PDxOW/Zj+E3ir&#10;4E3Vzqfhz9rPwl4Ua5jUzXGl+ILiSSfByAyLGo454JPPevf9N8Y/tA/F/wAe2vhn4SftkaPfaldK&#10;VjhOoXMbTMq53Y8ojp2BJry/9gHw3+yN+1h8JNc8e+KP2edT0tvAukwnxZ4mvPF16sLym3aQyRos&#10;ioDhQSGX5d6+teMf8E5vjlpniX9vLwVZG0ml0t/FjR2KiZd/kneI95GBwu3Pqa4/7YxFWUra28gq&#10;ZfRla/U+s/iBpf7dvwy0DUda+Ifxq1SOxtJArS29zK0U59EJAIHua8T1n9sT9qPTnuLa++O3ii1t&#10;7WMzWWLklXX2YcNjrg1+r3xB+Bth8WDH4WvNaW1sbiRw27YwPynA+bjrX57/ALbf7H2q/Bnwt4i0&#10;m7gWVjGt3astvtWCQE42juuAV4/vCtcNnEaz5KiX3GE8tp09Yt/eXP8Agrbq2u+LfgD8OfFHisQt&#10;ffaTHqUK8o1w9orF0PGRndjgdeK/OfUpBp8hS3dsbORuHymv0P8A+Cjeoxa1+xN8L3EoN1JDpbeZ&#10;t5B/s0A/jkc++a/PDXLBVuvsck/mTSN94N3r6zKKn7uyPKxdNRkZ6anNZrs3fN12q33uc/yqYyqE&#10;a6kVyiqRtXu3XiiazutMnMH2ZZhCM+YGBPYf1pykQzKILx2ULlY8HIJPavei5dTyqnKWdPubaax3&#10;x3Lsu7n1H496kN7cQ253wx+Sq4+YfMfc89PpVZLpIIXYo25m+b9yeD9cdabDNul3zSOQv3cZ4P8A&#10;ntWhg7aJHSaZ4nWHR38P3Ogxzb1D+djb5ZzgHn14qrYaliSSFrxC7fKsfBZsDpxyTVOyGr+KNftb&#10;PRbFry+vZEtbeFc7pGY7VGO+SQOnU1+m/wDwk/wV/wCCQXwc8NeDdQ+Ctjr/AI28QW73epau0cYa&#10;WYbd485lLbULBVUccE9zXLPFfVrK129ioUPbX8j83m1SS3RYtV0+W1aTkRzQsjH8xTnlaBY4QG34&#10;3rI/3QccV+nXwI/a7/Zf/wCCnl9qf7OX7Q3wSs9N1K5sTJoV5HtMhK9fIn2q0cq9cchhkYIyK+R5&#10;P2Cryb9uWT9j6XxwI9Jj1lvtOvSRASrp4QzfKv3fNKfKOwZgTxU08095qonFrX5BUwOiad+h4fYt&#10;qGpyqNI0+bUJo1zdx2Nq8pUnpwoPNaF+usaS4XXdE1DTTt3QrqFm8OR7B1GRX6NfHj9sL4Jf8EyZ&#10;dN/Zu/Zl+CWm3cVnYLLfSTSEO8rgfNLIBvmlYYYsxOAQBxwMP4b/APBWP9mj9qG1vvhJ+2R8ItM0&#10;3T7y1ZFvzC1xArY4+cL5kTejr0PpRHNcRU1hTvHvf9Co4XDxfK52Z+e6aosLxpFJI258IuOS3YCt&#10;7TdcvLlIbuCZ5lYYKdh7e1eifCXxr8Mf2ev2o3+JHww0mTxV4S07Upol+1Q+ZItizFfMTcMB1B68&#10;bsY4zX0j/wAFAf2Vvht4y+HFr+2n+yPZ6f8A2LqNjHc+ILDS4PLjdSSDdrGOEbPyyKuCGDEjO6tK&#10;2PirXW/4epMcPUUW1qfF2oa6LSX7RcNGFwR5Tf0r7T/4Jk65qEX7LXxO1Lw/LNb3VtJdS280bYbc&#10;LXdx7givGP8Agml4X8D+L/2mEsvH/h+11KzOjzmBby2WREk4yMNwflyOlfUHwH0bw18OdA+N/hfw&#10;HYxWenWd7fC1hhPKL5DHHt6Vy4qvT5XDc7MNTk5XSPnv4deCvFXxOshrcfxs1axvri6cxwNfSZKg&#10;eu/nPNbx+A9/pCSX6fGvXlmt1/0m1vZGYn/aR0cd+2Pxr1j9jn9mD4e/ED4YWfirxj4lXS/sSMY4&#10;1uAGlJywUAn0OM9Tz6V9KeAP2TtEsfDMnjPV4WlkkUNaWvlqwEPVWJ7kj9K+Dx2ZVqdR8rsj6PC4&#10;aMYq6ufOvhb/AIJjeJvE/gWz8aD47+IYRfWYubmya4XK5/hwV6455Ncr+0l+xD+z/wDCrwRYpq3x&#10;w1jS/EF3gwXfidluLW4hyVcKIYw0bA7Tn5uhBHOR922OpRXNmLO7tRIk4+YRtt3DGO1fA/8AwWz8&#10;b/2H4c8F2TeGLq1vLe4uBCZI8wyQED5uO+R+lcFHNsTKpZM7ZYeEY7HhU/7LHw0muH839tT4fwKy&#10;4j3Wt4Tu9/k/rVaP9lv4aWm6eT9sTwTMNuXMNhdvnHpwP6V5L8F/2oNC+E13qD+N/gd4X8c210F8&#10;uHxNZiT7NIO65BGCG54znnPXP6F6B8EvgT49ufCXivS/gV4W0k+IPh1LqbaTptikcaSvEGXCKApZ&#10;c8NjIPvXdLNsdCWsiFhKPLoj5Df9nj4bXkZtk/a/8LRvuyI20O727cdd/wDTFZdz+x58G7hzcav+&#10;2j4WLxsGhEXhe7YA8HH3s9a+lv2a/gt8KPGfw8+FnijV/hzpt1cX/jDULPV/OsgyzKiSFRIrZDqC&#10;ARnIBHavTvEnw78BeK/h14ws9e/Zn8M+Hl8N+PbXTNLuItAjtJLm18+EGUMoDMrRO4znDGs5Z5jY&#10;2jzBHCUX0Pmf4FfAf9hrw5qV1d/Hn9qe61qR1X7C3hfT20/yiOW3+dHOWJ4wQVx719BeC/2f/wDg&#10;nl8Z7e40L4JfErxfearp9qJryO41WE7oycAgNbDPPoK0PiHpXwq8Ta98Tfgza/AvwvZr4b8NLeaf&#10;qVjosMcwLRbgwZVB4OR+FfPH/BFvVtH8RftXeINP16bzJ5PCcjadCW67ZR5nH0IxWUs0xdSLlzNM&#10;csFRe8T1LxH+wfrunaXHq/gXxP8AbEjkY3VjdW/73bn5WDKcE+owK8i+JfwL0vwd4cv77XbLUJtQ&#10;2Zt5opSqh/7pH+SK/Ta78feCvhhrx0TUbK3hF0i+XJMBzn146CvH/wBvX4V2114CuPEunParNJbm&#10;SNYcYZh8wbA4zz+NZ4bN8VVqckpEvLcNTXNA+d/Hc+pa1/wTr8Ltdsyz27bWkkJLgb2GOeemK+PZ&#10;LpoZckLlSceZ1Jr7K1m51XU/+CeUOo6gVeS1vCJuRgYcggDHTmvi+e9lubv7RPZtuMn7vsD9P8K+&#10;xy+alC7PDxsYqoi/HfLLArOm7Jz5YGOnarEMtsSJBblWX0z1/OpLYQi180/u5mjICSfKScYqpZ3A&#10;MvkTxLl2zx2969aLPPkaCXFtIrPcsyseFVe1NnFmTtKM0jfcb/GoktbdEMSWzMu4lmU8j3pbOKR5&#10;jBHleM7sdOP/AK9XfQ55F+C0aCdJVl+Xdg7m4q9HJOIvO+Vvmx8p5IzWIlvFDH8ly3y5+bdx1/rV&#10;rTbmdJVulz5e7le9aR2OeW5sx3jq6I0S7t3zDklvStKy2uNgbavVVHY5FZVpKzFZ7aX5erKy5zn3&#10;q5ZvIX+bdluFbd09vpWsNzlraqxr+GpJk8T2Lzy8LcDA4x1rw7/grskcniLQL2TTFaSfSfkuFX7u&#10;GIwT6969y0W3WPV7OXzh8txnae5zXiP/AAVPtnudf8N6nHlo10p1kjDcKd+c/WvA4hcpch7HDceW&#10;rI/PzxJLcwW225RM7uobOa5qUFvn+7XWeObGNp2uYkK/N93PSuSlYl2Uivlz7SW5E7Zzz2qOnyYU&#10;cUygkKKKKACiiigD+kX9qr9qqTXv2J7iXUfD8f2yG60/7dduw2oouIxuGe5OB9DXf/Bb/goD+zh4&#10;18B6LoVh49tba/exhhktZdwZZAoBAwNvX3r5z/bw8BeItI/YG8Uava+FJGjha0la+SXBRFuot2fY&#10;ISfwr4s/ZGu57n4iaGsZVm/tCIys3UDeKjL8LTrYd6meKlyy2PpP/gqx4hsdc+P2lSwFJI49BXcy&#10;9SxlY8/hXzXDebWUP9ePevpP/gp5aR2HxK8MXE8aql3obDcuAxZZec+o6V8zW62m3cJDnkZ9R719&#10;Lg5uNFRb2PJrUV7Q6KxvLyHmOD5PulmzgGtC+8Q3v9kjQyyrF5wkbao6+n0rHtdVuNPiCRAbQN3z&#10;VHLqAvZvOboMfL713xqXkjhlTNDajCOVXPRuCw44xUiRPIrZX5R8r46k/hWbJdMTiALtxjP/ANai&#10;yur2OV0M2UY/d29K39pYx9kbVpaWd7cMj6kqCMZGRnn9aihuxDdeRMv7kMDu9azIZXV2SIckZYMe&#10;tOu7wvD5ZUfMo3bW96PaS6MPZn6Cfs0+MfEXhT9g/wAZa98EoGOvR29wrSWoLXCOsPBGOeA5I981&#10;8Ir411uW8OsjxBcNd7iZpZJjvLE5Yk9Sc+pzXrX7I37aXiv9mTVZLi00qPVNNvlxfafNJtV8Zw4O&#10;DhgOM4r3LSP2kP2AfiF4wXxPqf7Lvma7cMrTrHZxSKzk8narBW57lc15LqSpTblG508kakVaVj5k&#10;1z9pz4xa78OIfhLqHiueTRXw8kLje0wByBvPO0egpnwf+HHxF+JvibTfB3g3Srq8uNUvFjhZFbZu&#10;xy7eyrkluwFfUH/BUDWPhPpHwh8J2XhL4brpV7qV4stk0FjHbtDCFPysAATnPQDt1ra/4J23GgeD&#10;f2bfF/xU0XTF1PxLp8FwLWxWMvJHGqb1iVRz87ryep4HbFdMMRGOH5lG1zGVNOdm9jN+NX7T/wAI&#10;P+CeXgpvgT+znpi6v8Tbq1UeIvEV4paPT9y53nsXOfljXgDBb0Pwvd+IfE3i/wASXXifxJrM+qah&#10;qFy099e3Tb5bhyeST1+g7Cug8K+Evid+0z8VMWiXms+J/El8XuGMZLPIx+ZmxxGqgZ7BQMYAArpf&#10;jz+zVr37MfxX0/wB4i1u11CaaxW4maFceTzgxkd89jnmt8PLD0YtvWTIvVqbaLzPpf8A4JsfFH4h&#10;+ONG1T9nfxJ4HvPEnhPUrN4pHaM+TYqwIaN3YbSjA/dJGDyK4b4h/wDBLb9o74R/Gky/DHw8df8A&#10;C7X4n0q8tL5PNtoS2fKmVyrFl6bgCGwD34+i/iR4l+J37OH7GHhDXP2cvDgfS1WGfxBJp9p5lzFG&#10;6FjMAoORvxuOCRx0FfNNt/wUy/aguPHdium+K57jzpNq2LaaGWUbv7oT3Ga8mrUnKtJwVu56EYxU&#10;Vzs6X/goT8PPjn8a/F3w7+B1j4Tm0mH+z5Hu9SkIdUO0K2Qp4AHrjOa+ZPgr+x18QvCXxa1TR5dU&#10;huLfRppI5tU3bYGOONo+8eOo7Zr9JRda/rv7Rnhu48eSyJcXnhmSSSHy9oVioJGO3Pavnbwh4v1H&#10;TPjr420WbSIJLGz1O4eGJpAzbc8gjt0P0rw67re0uexRcVT0O+/Yb/Y90341yavY+MNRuIbeGFfs&#10;L6cwCBh1duPmB7Zx0NfZnwo+COk/BT4fTeG7OW0utSkkYlJOhXoMnt3P41j/AAs/bx/ZSb4DWOk/&#10;BrSrWDxNNbxW2oW9vGsKJIflLtjl+egHUmuA/a5vfj3+zj408N/GPWL1W8P+JrcWaqi7o7aQgkKx&#10;yQMjnJ614+KhWqNvodtKMY7nxd/wWvsP+Ee13wnp3hHw3HawrJcyXE1qoEcsh28cde/NcL/wT0/a&#10;n+I+keM/DPwIg8CeHtUj1LXI4xeXGkhrpEZvmAf0Xkluw5J4rtv+CsPiSC+8C+FfGF7Lar9ovJVa&#10;4WbhW2g469/y4rQ/4Ja+EG0X4YeJP2gvAvh7Sde8SXNrLYeG1kvVWOGQAh2Zj9zLYyOCQmOM0qEu&#10;WjypFztzHrX7SXgLwDcfDn4rXXh7w9pM32Txjp7TTQWsYbzAYPNQkAch95I9Sc85r2DTdL1vQtb8&#10;WXXwu0WztNUvfCtpLpv2dY490mOOePlAOOeBXwDB+3dF+wvLrv7Ov7QvhnSfE2pa9NHf6vH/AGuH&#10;a3eT7zuybuWOW2kZ755FWP27f2x/htf/ABk+Huq+AvjJb2cOreF7eO4j0vVi0doGdceZsOQAGx82&#10;Pu0qlOpLQlKJ9/alq2t2vjuzbxDcouvf8K9uDM0OG2yKyFip9Mg9K+N/+ChF5f8Axe/YL+E/xT8Q&#10;37SavN4pmhuG24+f7Pdq2fbdb/liu0039ub9nWL9p+x8C3/xu0OC30/4f/Y21W61NBCbhihKvITt&#10;D4ycZrxT9vP9q39njwR+x/oPwQ8D/HrQPFeqad4w86OLS5lmYWzid2BKZUYeQncCOCo9SeWOFxEK&#10;ymmzo9pD2fKfQf8AwQF0TUNO8Q+Mguqp9itbeGW8sZAp89txC7fTGe3Wv0wh+OmiaT4intLixhgC&#10;2/8AG2Dg8V+Pv/BAP9ojQ9a+JHjfSo5I1hl0OKWSeVlCwFJRk9fepv2ov+Ckfxyvf2tfEetfCDWo&#10;rHwrobLD51xFuhlt4OXkJBU/M2ejA1tiqNStNOJjGSjqdz/wW2+EWg6T8XdO+K+n6isDeLYCPs5V&#10;V8hoVAyMDJVtxP8AvA+tfMn7XemY/wCCePwrmjlkk2+JM+Zt4ZvKvAT+Zasb9rP/AIKSfEX9s/xN&#10;Fr/i63s4bWzsTDo8EcK/uVwA0gYc5Yr0PA68kknf/bOvLk/8ExfhWlrHlm1W1kuHUdV8u5YHjvyA&#10;fxr6DK41qco855+KqRlFux8m2tzHaRmSRAzdNoHIpH8RtZwGcSrI7DMfzY+b0/lXOaPe6tGTLcSK&#10;qmTailucVqW1gss/nzxHbH94dzk19pRh1R8/WqK2pakvNau7SNneRTFzJHH8uSegqxJqhlj8428g&#10;bb8zKueR/KpN4b9200apuwp3bWAxVnzpraNlsrhJoXUjgdK64UlGV7nHKXNHVFbT/E0/nr5km1f4&#10;lYfeGOBWnaeJ/KRrma2WQq37uGNM4PTp+NY1lpKyTS3ZlEeVPmIq59s1esorNokNtEZLhmw7MpGf&#10;84FW4RM+Z8ySZ+iXwqsPFP7Wv/BJ68+BfwbtbfUPFemSMLnSVukjaQi8Nx5ZLkAb0O0E4HbNfFvx&#10;P+A/x8/Z2iS1+NXwl1rw79r+W3mvrceTJ/srIpKE47Ak19If8Envgr8c/E3xvj8YfCvxRJoOh6b+&#10;88Ras/zRzxf8+wTpIzduyjnivUP+Clfwj/b3/af+I8Xwy8PfBuSXwRpLCTTbjT7hGW+mI5lmcvwe&#10;wXaAOeteDN06OK5b6M9GKl7O9j8+9S8W6zq2n2uiXGrXU1jYtmGzkkYxw55O1c4B55PBr2z9hD9j&#10;rxl+2L8QDawTtpPg7RWR/FHiOZSFhX7wtoh/HO47dEGSewPj3jr4beMPhR4rvPht8TPDlxo2sacV&#10;+0W1xjOGGVYEZBUjuDX3/wD8E47/AMQ/Fj9gbxr8Avgzr9rpvjSxa6ME0j+W37+JVjmOBnlkZd+P&#10;lyM9hXfOUaNG8Hv1RzxlOpLltY8k/wCCgX/BR21sNCvP2J/2RI18O+CfDW2y1LVdPuNsuoNGNroh&#10;XACZyGblnbd26/FmiXP9pRspA2Lz8rZGPUivqr4C/wDBGj9pzxd8W9L0r49eBm0HwtDeCTWr6HUo&#10;pHniVslI9rEkv/eIHBJrjf23/CX7MPwy/ab1Lw3+zlCi6HY28UGoLbXXnwi4UYlVGOew5wcbs9Kz&#10;ovDUo2i7t7jcalrn2B/wRT+BHxd8KeC9b+I/jm4t9P8Ah34st/K0/RNYG6TU5BwbhUbCxRFcoScm&#10;QdsANVr4g/8ABE/4Mav8Z5vFvwj+O9r4d8O316txdeHJLWK6+yjdl0t5BMpCegZW29OnFbX7b3wY&#10;+Lf7ZH7Jnw08XfsXeJIbjTdJh8z+x7PU/sxuoGgjQBDkL5kLIwMbEf6xuhGK+PfAH/BNH/gpbpni&#10;m3vT8K9Qsc3Cia4bX4QFG4Elj5nAx6CuCpzVJSkp8vkdkLcqvFs+1vjF4WtfBn/BSn4E6LpupzXF&#10;unhi/iXzPvNsV1DZHGcKD6c14pZaXb6z/wAFe/7KZ/Mhj8a3FzeMW4eKGzadk5652AfQ4r2/4tXE&#10;/hb9v/4HeHfEFtD9qs/B90LqSObeyN5ZQ8/3SVzmvC/h/wCLNC8X/wDBWfVvEXhLUlm0+18S6ruu&#10;Om1o9NmR8Z7bwR+Irhqc3sXc6KTUqqaPsBP2N9e/ae/aOuvjN4k0i40fwbbXUe6EsN14Y41RUiUf&#10;wkruLHj5jjNe/fFv+w/DfhmAaFbm30/TYfs8MSw8rxgdBxXX/s5fH34HSfDHQdF8W/ETR9N1lUZP&#10;sMhCyBN2CCuc56/N9Ko/tQ33hOPwxqz+FtVhmhu9PdreRJBuaQenSvjMdTrVZcp9Bh5RPyc/4Lh6&#10;8sf7PXhHR9OSZdQvvE8tzHNIQF8uOEqSM9eZhXyT+wx+1RovwhNr8H9d/Ze8CePtR17xAot9T8Ra&#10;SLi6Qy+WgiUtn5QVGMYwWbg19Sf8Fh/iF8PdT/ZC8MS+I9djXWtF8WSQ2MfLSXCyxHzI8fw4KRtk&#10;8cY78ec/8EXfgTD4i8Qa5+2RH8Ojrn/CGxtD4F09lQm71nYH8za52gRKVAY8bpgcHZx14aPscKkw&#10;lK8j6J/bC/Z4+CD+Ef2ptG0b4JeGYNQ8O+FdHn0q+03SYY2tbp0lMgTaAVb7jcY6DrXoPwo+AnwW&#10;034l6L4x8D/ArwndPP8As+217YQyaHEWuNQUkYKlerlVBbqcV8S+GP8AgoPc/skeOfiv8K/+Cgnw&#10;a13WNV+JN3Fe+Jlj1GPc0bbyFTkK0WDgbWGAgGK9B/4KNftjQfC3Tfgz8Qf2ePiJceGdLuvBrWlv&#10;Hp11mRbPcHRHKls434IyTmtpRlOnbuQpNbH1hpPhXTvHP7Vn7NOpfFT4ZaPpuvaj4F8X3GqaSmlR&#10;rFaX8drpxQopXaHjWSUqeCAT3r5O/bY+KF9+1l/wSdtfj54u+Huiabr2n/EySwhuNPs1BWOO78hm&#10;R8ZG7OCOhxX0N4C+Mvhyy/al/Zy8BX/imPVtd0/4T61qVxfSagGe6a7htx5hOTnzGt2288qG7V81&#10;/ts6bF+yZ/wS9X4FfErxRoseuXHxIur7S9Itr5XeS3mv2uFGwHJKpgk9BxzWEEyy5/wbi+F7PWP2&#10;xdWTULRbh4/B80yquSUdJBg7e/8ATFfo5+0Z8ZtW+G3xi0y+17xy32O4smNvZNOUbduK7ifTjjNf&#10;mh/wbt6zrtn+0d4s+N1lCv8AZvhfwruv5lkGVEsmNmO+VBz2HFd//wAFAv2oZ/FHxN1nxlrAWG0j&#10;uEFrHI21orbPBH4dvfNXWoyq2iI+0f2vvHGjwfsRa5481XxTYpp99ZgSPLdK0jOQdqqM5Bz8uDz/&#10;ADr80PjR4i03Wv8Agj7pui24ZY4fHaW9pt9pzJ/7Oa8u+Nnx4b4tC20jw74gup9Es1ykbO3lu6jG&#10;cE4PU816P410nULj/gjxp17Npyslp45ErTq3VzPjJHqPT0r1sop/V7I4sV70T5Y8Km78O2U13bss&#10;PlwkRv5nqOa5WS4Qav5b2v3uWYHP61fu9SSRYNJuZNqs2JJW6D61VRFdZgNi7CR97lxkc4PQV91h&#10;4ylqfO4iPQs3V2t3Zq8G2Jlb/lo3OKkntZpbVJIWAjU7iseeD9Kp48qx3PGu1uWHf61aW4lhslla&#10;LbHtx/q+D+Nd0VI4Fy9hSCsKLbWS75LxWeRhztyMjn159Otfth4//aE+An7IH/BN74b+NfHPhWz8&#10;TT2fg7w/D4a0m6hjb7VfCxiKyAsDsAAeUkDIX3xX4ri5e6iVo7ZUk4+9nJX1Ar9Hv2cfF37NP/BR&#10;v9hHTP2L/jX8R/8AhE/G/hOOCHQ9UZo9zJD8ltPD5hCy/uT5UkRIOMkEZBHl5nh1Llk72T1NcPKU&#10;eax03wQ/b+/Zn/4KZ+Kj+zR8e/2crFX1q1aPTdRX5zHKBkLHKyLLC+OVZTjIxzX56ftN/syaz+zV&#10;+1N4k/Z50O4m1yax1KNNDYR/vriKYqYUZe7kMqnHU1+gv7Pv7AX7OH/BMTxPJ+0z+0z+0+msNpML&#10;t4Z0uys1tTPLgjeELvJM+OAq4UE5LGviH42/tReIvjR+1pqX7Xfhnwz/AGfdW+tQXui2si+YIorY&#10;r5PmZ+8SEXd9fxrHD8vtG6bbjYmXtvZ+/vc+4vDuifDn/giz+yNcfG34habput/Gzxjam30+GNjK&#10;LeR8H7IrcfuIAVaZhjzHAA4KV+avxc+MvxE/aG+Ik/xY+Kni681zWtQz+9m+bykycJGg4jQDooHH&#10;15r9Nfi58F/g5/wWq+FXgv4v+Cv2iP8AhDfEnhm1mg1fwzPZxXiW8spQurxGWOQYdCVlBYMpGRkG&#10;sz4Lfsr/ALIn/BKGLVfjH+0n8WtL8ceI760Nvoekw6SiuqYy4igaR2LucKZGKqoz61EK1NSbmm59&#10;jofNzabH5y/DbwZ4n+Inj7Rvhh8PdMW+1jWrtLexiZsIGY8s3ooGWPfAr9cvhvqn/BPv9jT9n25/&#10;Y3/aH+MGk65PdWpPivT9aWSVZZJdsrLFFGrGFA/zqoO4HDZzX5x/spfHvwN4G/b1034/+ItEj0nw&#10;/L4kubiayt03fYbeYSKBgDkLvBO304r7O/a0/wCCZngX9uP4vT/tK/s1ftPeGLfS9atYZNVtr1Wu&#10;BBdIgQvG8bAqrKFJR1BVt2DjAFYycbRhNtJ63QUOaXM4pX7HrH7G3hv/AIJY2PizVL/9k/xRZ6jr&#10;l1pu24Wa8upJba3DfMI0nUFeozgZwO1fOP8AwSQbQ9G/br+J+nW53s3237Lt+b5Vvmzkk9xivVP2&#10;M/8Agl/a/sXeMdS+M/xC/aY0e/hm09rZYbOxFrCzMQSzSzSnkAcADJz26V4v/wAEt9R8Nw/8FB/G&#10;uo6Bqkd1a3C6nJb3G/idHuiUYdPrWUfZujPkm5adTblqc0eaNj65/wCCKuitqXjv4taSj+W2l+OP&#10;tqhW+7uaRAAOwHlH8Wr9IbrxTp9tcNpHiXwdFJpaqbqGWRgfMnUcDkBQePXvX5b/APBKN/Fd/wDE&#10;T45Xfw88WyafqWl+LLe+iW0tll+1LvvR9mkQsu5G9Mgg4I5r7Z+H3/BQHwT4D8E3WnftaPY2HiG1&#10;mZ9Mkjt1WK7VvuBYyx2upJU54PXjOB8HmeHlLEXTPpsPUXsjznRb7VB+0ZfX6W0O6a1k+z26r5aR&#10;x4J2Ae36182/8FWNP1DWf2KfivFBa8yW9pI3zAY23sBPHsMn8K9h8KfHjQviJ+0ZNrml6yszS280&#10;nmKoXamz7uF4x9Divnf/AIKOeMtW8T/sn/FPSvClvJfagunrMtrDCXOyK5ikcgLg8Kpb8K8/95Gc&#10;Ube6fnn/AMEttUHhL/goN8K9Ys4d5XVrq3uI3YrmObTrqEke/wC8J/Cv0GvdK1Xw98MP2hbe50aa&#10;OOb9oC11i3Z4sLNBJJZSMwJ4PIbOOhNfjr8Hf2nfid8I/iVpHxO+GmltNrWg3y3di/8AZxuIy4DI&#10;VZccgqzKcEHBODnmvfPiH/wWJ/4KLfE3RJvDXibRbeOxuJlkuLfT/Agi80qwYAtsLEZA7816dSnK&#10;UkwvHsfpR+1F8Lvg38ePHfxjsfFX7LmnXHiDwX4ftL3RfGF1vLX0zNlQhXaPkxyOa1tNv9cg/wCC&#10;m+h6ZbajcjTbz9nu6uZrfcTGLqO5tlSTbnAYZZR3Nfmb4k/4Knf8FYfir4auvDyaD4gTT763MU0m&#10;hfD1o5GQ9jKImbt1BFcnf/tlf8FNbPx5Z/EvUdP8dQ6vZaL/AGVb6h/wh8qyLaE5KYMOD8wDbjzk&#10;A0eylKO4XR9UftGaN8TfhD/wSb+F/wAF/gd4NvFh+IlzJq/xAbRdPkkmupCN4gkKgsVB8uPGANsA&#10;HRufnX/gmN4K120/bt+HOn6lpYglg8X28U9nexhHLcgrtboR780zwJ+2T/wWR8L+GLfwd8N9K+I1&#10;vpNupjjtW8HiQID2QzQFl79COtWP2I/Cf7aOh/tt+C/jJ8Rfgt4uEa+M4b7WtU16we3U5YmSR5GA&#10;AwD29AKdOj7OLJfvH7lftf8AxP8ADHwB1vT/APhMtVu7PQYiW1J9Ox52Og2k+9eFft+eOfgz4l/Z&#10;9muNK+JMN9K2ni50uWSdWuZlYBhuUHPIGPY49eOH/b6+OVv8X9b1G5RhdQaWhCMwysgHT6/WviP4&#10;hfEKfxPo0cRlkjjt4TiMN99egX8O1cdGipV/dJlNctj239uRi3/BP74Zay08ny3FqGVhtzm3k/r+&#10;lfCGqajLcXCrbblPUen4V+gn7dOkSj/gl18NfExKvHazacZPvbsPCygfmRya/O25u5J7pViRmVOf&#10;lIr9CymPuXPn8ZL94WrXVvsr8XDKSfmVlzls/wAsVKmprGVgltw8hIVF+9u9KZYwGPbbztDIGZX2&#10;yPlsYzipZ4LdJ8XFwXK8kBsYHQDjtgCvcUpHjy5pPYsjzLxzPchk8gZ8lmwo/Kmubm5hfyLiONS3&#10;HOWX1qHZftOt1GWkWRflXdlVH4VNBaxPb/8AEwRQ+7au1cZ+tbc3cy26Hdfs1XOlaT+0p8OdYuv3&#10;32PxlYSNgADAuEOT64I6V9Pf8Ft9a8cv8avDq6tdM+nLonm6VJtAXc0h8wDt/czXxjoKz6Xqsep2&#10;NytvcWEizW0i4BEisMEHqMYFfpRFB8EP+CuXwK0fwvonjix8N/EzwyqtNpeqHPBGJdoU7nhY/MGX&#10;lTjI4rx8ZJ06ynLY6cPHnpyjs2fGP7B9941v/wBrLwDFocjQzf26vzqCfk2vv4/3N3519fft0fGr&#10;Rv2X/wDgol4W+Ms9gLyGHRrU+JLeNQ0k0EhlhkIHdhHtZfcLXQfAD/gnT8O/+CfvieT9oX45/tL6&#10;ZqGpaNp876To+m2q20SkrgktK7SSsRwNqp16HNfDn7Wn7QmvftSfHHUPH99p0NjDeXEcGm28k3+r&#10;jHyrvY9PujJ6A5NZc8cVWXItLbmjX1ei1LfyPuz9qb/gn9dftzeJYv2m/wBnD4p6JNb6zp8cjWup&#10;tIsNyVXAkjkQMUJUBSjLwVOcV+ePxC8GeJfhl4x1DwL4utoYdR0u8e2uktZFkXcp6gjhh7/pX66/&#10;AX9k/XvhH+x/Z/B34N/GPyta1C1N3L4lmh8y2NxOA0ghRT8keMBcEkgZ6sa+Sf2gv+CQfxY8E+GN&#10;V+LuvftMeHNUvId1xd2txp8tsZ26kCRpGy3oCBmssLiI0qjjKWnQdXDupFSUdT5V+C3gPx18Y/iH&#10;pnwr+G9qZtW1ab7PCjPtjiTrJK57Iigs3svGTxX6ofBuL9k3/gnv8O5vgn8V/jbDqFxqmbjVLLVl&#10;MkP7yPDKlsgYRxsDznJbqa/Mf9mn4v6j+zB8etJ+Ldra/bo7GdoNVso2G+W0c4k2ZxyAMj3HpX3b&#10;8XP2S/2dv+CgXiP/AIXj8Kv2n4dNvNY0+I3Gn3Fqk/lkKFyYzJHIh4GV5HHBrTMW5W193yHhPaK6&#10;tqd1+z0v/BMWX4w/2p8ANZtpPEU0chhs/Ou1jKnrsSVQvA9+K574IwaTqGsfHTR7aJo4P7SvYXMj&#10;Y3ZgbLfTn8xWV+z1/wAEtLj9m34q2XxX1/8AaS0nULewilVbePSfsxbcMctJOwA/Cq37MV3a+IfF&#10;3x0/si8julkurn/SYZNyNmJxkHpz1rz/AHVfkbZ1x5o8qkrXLH/BJb4d6D8atdm8O+NvFMml6BZ3&#10;ckl1KbjBuCPLxbqSMBiXLHsFBxya/TLSPDGn3cd1p/huJG06xh8lVhUtGFUYBDHH8ua/DT4A/Hjx&#10;f8I/hjc6P4PkjuG/4SCS4vNrYKfKq/eBznCDoDxX2/8Asaf8FKfEugeF/EmkeImuLhtWhjh0qOa6&#10;3eUQDubae5GBn296+VzCl7as7Hs4Wpy07M+kNe1RPBXh1nitRKvnsrTE7tgz0xivh7/guFdr4s+B&#10;Xw511rJVj/tC8ieaRgGZsDChc5wBuOenzCvc/i58X5Lnwkz2uiajFNdbWt4oZgV92cnp9K+Ef+Co&#10;998ePif4B8EeG/hh8Pda177FcX018mm2slx5O7ygifKOPusc471w048lVI9CLjKOp5n/AME7f2WJ&#10;fj9+0VZ6r4s8O2upeEPCcf8AaOvWcz83TjPk26oOXLSYJHA2q2T6+7+Nf2sPid8Af2xbz46/H74E&#10;eJrXwlfWc2labpcMaw+Ta7cRiFGKqSAMkZXr14r4Q8I6B/wUQ8E339r+Ffgf8RNIkK4e40zS7iFi&#10;OoBIxnH4/StjxxoX/BTP4vabar44+CfxA1pIdwtZNWhlLKPUeYc5rulT9pK7YWiloz9Bfid8W/hs&#10;n/BP3S/jH+y4NU8Px2Pi5p9NjvJkFzbyvI4kyFZgRuzxkj1qf4RfG/4x+Pv2IrHx18ZPGsmr6v4s&#10;+IUcVn5m1THaxSqEG0AcmSGQ/QivzVsPg/8A8FGrLSH8Nxfs8eOI7BpC62H2FzGW/vbc7c+pxViT&#10;4Xf8FJ/sdlpVx8CfHy2tncb7OzW1lEcMg53Iu7g578VjLCrl0kTzxR+x2ofDrxxafHT4l/ETUNAi&#10;j0HWPA8dpZ33nDM0yKd3HZQDjnuK+Hf+CUerxfDv9sjV7ywjaeZfDt5GrxAMiKZF3Ek/hjFfOniP&#10;wt/wVs8Q6X/Y978Ovik1tMpjaz+2S+WynquN/Q+h4r1L/gmd8H/2s/AP7Sq6v8a/hTrnhnR4/D92&#10;jX1/AEWSXMeyPIPf5vyojh5U6bbdylUUmfov8QPiPd+JNV/t7U4GkmaQbVkbIjUemOgrL/a0+Nuj&#10;3/wqM8k7C++x7FhPzKDjBIrN1nxbZ6d4euNY1G0hjt45PLM93KqqGJ684/rXzb+1R8QY9R0xbbTN&#10;VW5iWHAnVSsZz2BwN3HeufCR/fppFVbKm2j0DwRfzat/wTxvZ5Ljz4m1KZfMj52/OCc18m6jb21p&#10;Ot0boMjH5ZE4x/8AXr6S8J6f4/8AD/8AwT5t5kSP7Jf3rNHDGoG2Iv3OepI69a+aJbO7muHe9dVV&#10;eTu7197g4uUD5XFfEON3NP8AOz7v9rPzHnr+lWbBLaKQyXETf73XFGj21rMcGQc/dHYVc1ANBstW&#10;8uNj/FG24Yr1VOEdLnG4DJJ5IGZrSVsFeRjirVvvWGOR2Xcw+QL160l5bwJGkUMqyLw24HmohBqV&#10;mUCJmNlwpbsKq99jnlGTZOUmhmNvcFSr9NozilMKRfNDcdOWHSktriRZfLkj278seOtWI4Vl3Arn&#10;nlR0FaKUloc0oosadIzlSJM/OfvDpzWs0sO1d/POfY1mmNHRR5m35vlzVq3DNLHui+UAYbd/9atI&#10;yOatDQ2tCu1fWIUkc/6xSrBfevBf+CqmiXE+raffPqbQ+Vp+1I9vyk5OO/evffDzJ/aUIWVf9cvU&#10;D1rx/wD4KfWclxd6JcpIFRrRkkDEHJz6+2a8rNoxlTXkehkzjGqz89vEFxD9hHzMzN/e7VyMz5Zj&#10;jvXYfEG0e0b/AFyFd2cLXFyuSce9fJPc+2GvnHNNoJJ60UAFFFFABRRRQB9heJP2pP2jfiL4KfwJ&#10;47+NfibUtBidX/sabVpPs7sDlWdAQJMdtwOMV2X7JfxB03QPi94bhv73Z9q1KBWeTkD5xjv6145r&#10;OhS6Ni1s5Wn3rt3dOc17f+yD+yN8Vfib450fx9oeq6Xa2On30bTfbLpvM+Ug/Kqqcj6kV0UJxpx9&#10;wmtHmjc+pf8Agqx4oi1T4h+ErNGXaNJkaPc3JJfB/lXzRpi+cJrq4f5lGF3HgcV6l/wVKnms/jR4&#10;PtJ52/c+H2O5fulvNbOK8Y0m8mgtQkkmd38bdADXoYeUnDQ86pfmOlWS/njVJfmXGfw9quQXEcMi&#10;xXUW0NwGUfNWRpWpPYqyQS/Jt6NVqTUVuQ0rQsueVZD0rvhKSOGcbal+6uY0HylcbsZPBqrbXspl&#10;E0Eh+bg7jwBVN5pXtzM78/xFxn8qmiffAsmQNoxtK9a15pMykWJZ7jZ55nG5vvAf0qP7XczjzGhd&#10;P9nbnIpYL3ZJtaH7y/dPY0y6vhB80jKV/wBlqYcp6d+zP8dPCvwP+IUPjTxZ8PbXxFHBCyjT7yNW&#10;VGPRlDArnp19K+kV/wCCvemWWrG60r9nHToQP+PfypkVkGe5CDb+FfDCzxmQ3t3dpHt4j5JJzTk8&#10;2ZW3zsoxksOn40/q9OpK8io1JU9Eeq/tfftdeO/2qviBbeI/EWm2+mWen24i03TYJN6rzlnZj1Y/&#10;yxWj+yV+2T8Rv2X/ABXJqumada32n3cHl3un3TDZJyOQecNivEri5gmK4uVk2t8rKw/OpZVkvP3n&#10;m7eytu9uta+wo8nKZ80lLmPurxh/wWi1W30K4Hw9+Dml6VqZj2x3F1J5irkddqBSefUgV8Z+PvjB&#10;45+KXjS++Ivj/wAST6prGpSbri4l+UKo+6igcKgHRRwK5G4u5bUrDONqsn/LThfrkVsaDoVpqGk3&#10;U8jBIfLILc5U9iCKVPD0KeoSrSqWv0Po79nb/gp78X/gP4Yi+HuoWUPiDRbeM/Z49QmKyQL1Kq4/&#10;h+ua9Otv+C0U0cZmX9nzTV8tiYWi1DBDY4P3en0r8/bq+ht/9E8/zhHjfnqvvUcU8txIFin3LjK7&#10;evNTLC0Ju5p9YlFWZ+lf7IP7W3j79q/9pseIfFVnaWP2PS5ja2VsOAv93Pc+9fN/x98W3Xhr9rf4&#10;jWdpcTR3Fxq04ZYm2qsbDn6jHNaH/BOX4heDPgF8f9Nu/jKb3Qf7Usmgt7nUIGjhKOMhsnsfXtXt&#10;v7VH7MH7CXxt+Jd38TbD9qOHw9f6sw+3DS9Sgmjd8YLBWOQT35xXjYihH2nu7HqYap7i5j4X8bfH&#10;Hxl8O9Ut38O67Ja7tp+0W+QSykYBH5dK+z/hl/wU48N/Hf8AYs1zwv8AtRftM6DZ6p4fgC6LpeqQ&#10;s15cSrjyyIxlnHuB+NU9E/4Jm/sNzxCe7/akutYka3bzfOvLQhQcHdhR8pGO+awPEf8AwS5/4JrX&#10;brOP2qdSiTcQwTVLVj15/wCWecVxRwMZJ3/BM6KuYKErM8R+Nni79kb9pPw7pMfxn/bGg0BtNVnS&#10;10vTZZjluuE28Hj3rx+6+GP/AASu0mbY37a/j68TbmSLTvCbp5oPbJT8813n7fX7BP7APwA+CV94&#10;7+D/AO1Tea14k3Iml6U2pW139qcn5lKRLuUBeSxxg8c18P2GgzXH2f7aGA/iMakc1pTyvnjdfkCx&#10;nMfR1/4M/wCCTy3U01v8SPjBfxbQC0OmW8e9sdcuAent0pNIg/4JS2Eg+zeHPjJqEgbDeZe2iEe2&#10;Vx/WvM7LwXoaQQgMzZ5Ykls55/DitTT/AApp+lym5todqt97ax61rHKo9WL61Loel22r/wDBNW41&#10;Mw6f+zN8TtQC8Mt94wWMPz6IM5/Gvpj9jT9in/gmh+1Vovi/xLrnwos/h9a+E9Dk1S/h8XePL1pH&#10;gUZMibLhMrj7x55wB1r4rsoLSC9a/hSSSWMgxr5u3Lep9q+gP2TdK/Yw8e+LptC/a58ZXWlWa2RY&#10;ookjiuWPBTzY1Y47kcZ/ClLK3ytxYfWpXVzL8J/tVfsffBfSb3X/AIF/Ay10e5WFo4Xm1i8kkuUZ&#10;uVbzSxxj3rzy/wD2m7jx/NdwNo2lsmrzBZLNpnjWJCc7eTgrwMkmvvW1/Zj/AOCKt/4daLwvrd3d&#10;LJ80t1b313P5a987oxgfhmsHR/2U/wDgiRqmrDQtC+IWqNI+ftD/AGy6Vdvcbmiwn1rOjlan77Uv&#10;uMsRmUaUuR2187HyHqs/w/uvDMljo2nWtvq0kqGb7DdRyQRwqOVXaTt7fjX1R+2vZwaf/wAEoPhl&#10;c3FxHHcNPpi2/lr/AK35HBH1wGJ/Guq0j9jv/giRo/ipotE/aCEPkxn7RYnxuzI/GTglc59h+lcj&#10;/wAFXvjz+x34k/Zj8G/s5fsxfECLU30PWI7iODT1kljgt445Ew8jgZZmfgDJ713UcK/bJW2MsRWv&#10;TufCWl3dm4Vkt0kdJPmWTsfX3rqZNBu5LYalYCG4ZlzKtu3zx/hXJX9p4g8MNFbeI/Dl5p88qb4f&#10;t9o8LSqehXcOa7v4Ot4j1PxJb6ZYyLtjzPK8i5wijLE/hX0lJRpni1uaRyst1dPHHbiHLtyGXv7e&#10;1WI9R+yWrW8bP9obcWbdwB6CvSr39lf9ovxDJeeK/AvwA8Varp5aSdptP0KZlRTjAHHNeY+KNM1b&#10;wnN/Zni3wZe6PfMcta31u8Uy59VK1alR6MwcKjRa0a4v70zB7iQMn3SvcY6fjVLUdReO5XGpKsiy&#10;DaqKSX9a2/hx4S8a/EDX7XwV8OvCd9rGsX37u1sbKLzJZWxnIHsPoBSfEL4Z/EL4M+OJfBPxU8B6&#10;l4e1aNQ62erW5jMsbEEODjDDI4IJHXmri4vRMmNNx1aPQP2ef23Pj/8Asw3GoXXwk8Xz6fDqSqLy&#10;2mjjngnI6ZjcEAjP3hjivT7f/gsL+3eiNOvxQ0/bIpG06Hafuv8Ad/d/418wwzXjESXTrvXO5UHF&#10;XltUXTlfULIfM2VZepH1rnqYLDy96SRXtpdHYvfGL4yfEz43+N5/iB8SvFsuraleFRdahdY3ccKq&#10;ooAQDphQBR8Jfjl8Xvg/4z/4TD4aeLLzStRtwVgurOUq+COUP94Hj5SCOK19T+Avxc0nwD/wuT/h&#10;R3iC08IXEKvFrTWUj2oTpuLY4XP8RAHvXJfaWvj5q2yWsawhlZGzu/X9aqMcPblW3Yd6j1TPZ/iN&#10;/wAFFv24Pif4ek8LeK/jvqX2OSExXEdjHDamZCMFGaFFYjHByea8d0DxJo1paXEXiG082byytq0L&#10;7fLfPDHHUV6P4B/Yk/bF+MHh6HxV8Ov2efEmpabcx+ZDeG18uOZexRpioYemM5rhviD8G/iP8K9Z&#10;bwp8X/h/q3h3ULfMkcGqWLRO656qTw4+hNTbBRdotJmi9utWmzr/AIE/teftHfs8tcn4QfFvUdFt&#10;ZmWW4sYWWS2lk6bmikDRs+P4tufeu4vP+Cuf/BQGK/uYoP2h7hllLDyxpFkoXPcDysA/rXn3jz9l&#10;f9o34OfD23+LPxF+BusaT4d1JYXt9Wuo18seauY9wDFoy3YOFyeOteYxXA1G/REtlkUt/F1zWf1f&#10;CVXfRstSrRVtUfc//BLL4s+Lvi9+2r/wmnxi1268Ra5d+G7of2pqkxlkUqU+VcnCpgn5VAAqf9mn&#10;4ifBf4Ufty/EfxD8X9csdNsLDVPEDW32ibaomNxsSMd8kFiB1OPevMP2CrL43/BfxvZftfaF8BfE&#10;Xibwb4d+02uryaKqL5kTIBKUDHL7MAnAI4617v8AFj9vf/gj58R5r3V/HP7IutXOp6u5k1K/XwvZ&#10;wTNKcZJlW7VtxPU8Z715OKpSlUlCEfuO7DyjGPNJ6nzX8Wf2npPGHxBm8Z6Jr2o23lEC3e0kIZFB&#10;OGH90kYr2P4Jf8Fifh7pnw9k8CfGWG+uby1Zns/EMeltNNnG0d+PwwK7TwD+0D/wS58WQKfAH7Fs&#10;kel6Zb77i4vLOKN5EX+FlEzeaTz95qZYfFz/AIJP/EHxX5Vp+x0tnJM4VbqbSYlhAz1CxzkKD7Lm&#10;vNlk9SSb5XodH9rUaVRRlNI+Wv2o/wBpr9g/9qTwxZ+EfGHinx3a/Y9We9k1O10uIySZTayYLnqc&#10;c8Yx715n4N1/9iXwDpsmkeA/2kfjjpdnJdedNZaa62sLyYC+Yyo4BbGBnGeB6V7x+2p8av8AgmNr&#10;Pwd8SfDv4HfsoS2/jC8k+z2uqDSYbNNOlRxmYSiV3cYUjaFG7OCR1r4dsfBcqTNctErRlfun+FvS&#10;nQynmp6po7frl9j1DxVo3/BP7xVq39v+JPH3xg8QXs3yyzajcWxkkH/XSTcxArP1PSP+CfbBLa20&#10;34nyrDHiETata7evQARcCuJGj26Jm4tIV29JGwCfpTV0tJG2QxKn8O7HStf7J6K4vrcj0H+2f2Ad&#10;OlWVvA/xVufKhCLIPE1rnbjG0fuc7cHGAeBxVvT9Q/4JweJUuLGT4feOrSSO3Z477WPExkDEY+QB&#10;Y/lJ7Z4rim8EPN4XutcIj2wzLG68LI2R94Dv+Fdt+x742+BXwH+LFt8QvjL8BofHFj9laIadeTKB&#10;C5IxKEdWRyAMYcY59al5TT5XbcHipRPV/wBkj4y/s8/CCHxNcfAxrrRZtT0V7K+udb8QTTRPETuX&#10;EUaqHIYZGc4Ned/En4oWnj/Sr7VviB4ll169tpFW0sVSQLLHn5mZzjaAox65r7n8C/tufsL+O9Cu&#10;vE/gf9gbQLW409s3Ed5o2nKGT1DRx9/oce9VYP2zP2Q9d15l0T/gnf4NWFY/MvHntrUvIByQALcD&#10;8TU08nrVLuMW0jjxGcYfDyUJySb2PgPSvjZ4Z8U340jTdBsdF063hUCztenA9Se/fmvs3xdePf8A&#10;/BFGG8soFWzTxcsiTMc+Y32nblccfjW3/wAPDP8AglNBrd0mqf8ABOeLz7WbImtNH0358f8AAkI5&#10;7YxgV1nxO+NvxT/4K1/AuT4E/sd/sqf8I74X0K8judS1LVtStraENHkw2sSxKEDE8nkgfrWkcNKj&#10;Jc0bLuaSxHtIn5lQ2/27EU8qeX0beuTj296kTS2sJj9m8pZCoKso4x7Guj1v4e+NPhj411b4f/Ef&#10;wfNoeuaTdPDfWN39+Fh16ZDA9iDgjkV6z+zV/wAE9v2pv2sraPxB8JPhjcf2AX8r/hJNUmW1sydw&#10;yVZzmTHP+rV+lfTfWMPQhzN6HkyVSWh4TazxaXqKTarZzzQsMyLHIQG9OadNqdvqdyAJVEcfzeWZ&#10;Mso96+wviN/wQw/4KC+EJ11Hwba+E/FFvHhlXSfEHlzBQMkNHcxxc+gUvk18o6/4O1HTtfvtK8Q+&#10;H5tN1TTrh7fU7KaPbJFKpwVb3z+FbUcZQrK8ZHLUpVYbozxLcRbJQVSMElecEduf/r1N/a1paYLa&#10;qkUkbKYmjl5bn2OP8K+hv2av+CZX7T/7Ufw51T4q/DXT9Ai023kMFh/bWpmF9SkAyyQYRgNp+Xc5&#10;VdxxnqR8/wA3g6fTdVutH1TS/sN9ptzJa39rL/rFmRyjqeoG1lI69RVe2pVk43J5KkdbEer3+sSX&#10;4uLq+mucL8nnTbgB2xznFMtpL128mW9kjzyu1uvfikj0qezVlETS+Y33g3SrDQara6xG1i8JhjUF&#10;/MmVtp9yO2PSpjGko2SDmlHdDVtTY3kLwzTLJImRh9v4kDFN1a/vEaM3bySNysatuIC16J+zd8IP&#10;iP8AtQfGnw/8CfAX9nw3+uXRH266yYbS3VNzzNjnAUYAHUkDvXc/to/8E8fj9+xZqGm6r4/1TTNc&#10;0DWC0dnr2kMyCOUDPlSRuNyHGSMEg1zzrYenW5ZOzNFTlON1qjwBPtMb7pA/mSAfu/b29quR6tqi&#10;20ltaXlxGp42rJ8jHHpXoH7O/wCzL8W/2rfHkHw4+DuirdaksBluLi8lMVvbRdPMkcA7R+GT2Br6&#10;n1T/AIN/P2l9F8PQ6p4f+PPgq+1AMr3GmzQXUMYbuFl2NuHuUXPtU1sRgacuSpK3ky6dCpukfEtv&#10;8T/GGjaY+gy6jIbeSM8TjzVjP+yGzsPuMV9I/wDBFzxctr+2RHbNBJJ9u0O4ggIxxICGGT781jfD&#10;H/gmt+0j8SP2j9W/Zk8R2Fn4V1XR45Lm/wBU1DM0LQceXLFs5lD5G3oByCQQRV7UvD3xu/4I3ftW&#10;2NxqE/h/xVcXmjs9ndfZpI4Lm3kOHGDhonUjHBIrnf1eUZKk1d9jrj7TmTke4fs2/tp61+w58bPj&#10;F4S+JPwU8eWeoeKdY3WL6b4PuZ96pLNhxsTlSsgIYEg+teo/Ev8Abl+FPxL/AGS/EXww8OfsueLt&#10;d8Y65JM97ca94HusxQ4XyX3CNivlbflVSoBJbqTXjdl/wXL/AGjvE+rw6Nonwy8Js11fQ21nGyXL&#10;OjSOqBsmTpls8A9OlfUn7THxh/bQ/Z28B6b4s8Qa74R1KO7vVtpFsbOdTDNsZyuZGwR8rAEY6dK8&#10;WtgVKaUlq/Q7livZ03JPRH5zeAf2rP2rv2dLlvF58P65ZJHpzW81xeeD5zE0Z7jzIxzn0PNYt3/w&#10;VB/aU8I6h9tvbGGxuLoGa3/4SPwpJCbhD1YDchdPpkV9Tyf8FSvj14ismjGjaBusZC5maxLhyD0w&#10;zcfUc180/tz/ALffxS/a70ax+G3jjwn4fsbPS777Qr2Nm3mvLjAO+Rm2jGeFxmqnkdpJONvUnC5p&#10;HERvFXMa6/4K6/tmL5qeHrPwOoZQVWPw+wxg84DymqD/APBXr9tvbJb2934ZjGc7l8Ojr6cvXiK6&#10;FESvm26Ksf3e59uR71at9OigiSa3hjm+b5g3QV0RyejGNrI6JYt7nq0//BWr9vC93xW/jHR7ftHJ&#10;B4agVl+nX9Qaoy/8FY/2+7WOZYPihbI399fDdnkHp/zzx+fNeYrpC+RcTtJGqyNtYIOn0FZ93pVt&#10;Y221I3kw20sygbh39amOT4fojnjjqnNY+jPgP/wUa/b3+JPiS50DU9R8V+LrhrMvaaf4N8OW/wBo&#10;iwwBkKw25JTBxk8Zr1jVfiZ/wUR8ZaXutfh18erONXWOOPUvCjFJQeuCsIOfwr5j/Zh/ar+Kn7If&#10;jybxz8G9Zt4WvLf7NeWt9biSG5jDblDKeeDyCD7d6+wvAf8AwV4/ay+KPhq8vb2y8O2dxpsijzLW&#10;xwr5HVgxOPwOPpUzyGVSpaK3HXzOOHpOcunU8p8Q/Bb9ujUY5JdT+EHxeu1vYWXyW0m8HmZ9FVf0&#10;wKoeBv2Wv2vknudL1f8AZE+JsbNabLW4vvDNxhXzxksOn8q9/wDDf/BTT9rvV5prp/Gem7bSLc0c&#10;emqYxjtXO+JP+CwX7ZLXzW9vqWg26RgbpI9DUn9SfxqZZNWwdTlcV95yYXOKeNjeF38j2j9v3QNf&#10;8C/8EpvCXgrx5ov9n61bf2ZFdWUm1mWRRjadpI3AdRng1+X9la3yzfaSghZl+9xz+Fe9ftPftk/H&#10;79rDTLHQ/iTraXFvpsrS2trplqsMbSkY3kDqcf8A1hX0Xpn/AAQov/Fn7Nmm/FHwr8WL6PxtdaIu&#10;oyeH9StUNtcEpv8As6sPmjfbjDHIz1HevQw8qeAp/vnZyCrGpXnoj4EtbeVrYXstyJJFZgAy4P8A&#10;31U02lvYsttfQqszLuUN1bI9a2n8B+KV1m38MWfhyZ7i4vBZx2SqGke43bfLx67uBX398Dv+CAGm&#10;6t4OtNe/aV+Md9peq3EYk/sTwsqSCxBxhZZpQQ7joQqhR2Zq6q2Mw2HjzTkccaNaWyPzqj0vbDDF&#10;b/LJtLMifKPwpfsuoNbLGElzuyS/b2r9DP2lf+CBz+H/AALeeOP2cPjTqWqalpcDTPoPiKOJftkS&#10;j5hFLCo2SYGQGBDdMivgq28CzeDHuJNWui0nzBopVKujjqG9elaYfG4WvByjIzqUqsH7yKMchfcs&#10;iMrM3yqrHcOas2WrT6JqtvqWkTXFrfW4Dx3NrMY5ofRlZTkfUV97eMf+CN2meF/2Xbj4saR8Z77/&#10;AISaz8Mrql1Z3Wnxmyd/LEkkIIO9R94Bs++O1fBesaXqEiqUmhWeNirMik4HpRHEUcVdQlewTp1K&#10;esix4h8YeMPFepya74i8S6tqV0ykvPfX0kznjuWJNZMGq3erbo5WkO07VBzgqRyCD6/1rY0DR7pW&#10;Zbq5VV6zGReo9P1rTWw00TKbe7jVVGemOuBmqXLBaImPvEEfjv4gWmlDTtL8RazDbrgRWsOoSrGi&#10;+yg4x3q1cr4z1q2WO+8T3c0Zjzvku2Yj/vo19qfsDf8ABL3wj+0r8Jbn4mfFzxDqWni8umh0FdIk&#10;2qIl4ac7h8+WOAOB8p9a+av2mP2ctY/Zf+L2sfDHxKHuRZTN9i1CNCq3dueUfnuR1HODmuT61g51&#10;vZ6XNlTrRjzvY84j0t7FhaXGpOzbcqzcnH1rQ0/V9RlktYob64K28WyFf4UHp7DNfYn7AP8AwSu8&#10;O/tAeC4fjj8cNZvtP0e+ydE0PSyEmuYRx58shzsU4O1VGcYJPNey/E//AIIr/BLVdBubj4D+PdW0&#10;rWLe1d9OttUuhc2s8w5Ecjbd6Bv7wLYPY1zVsfg41PZy1N6VCpy8yPzgm1fVdQuEk1bUbyZIyNyv&#10;OzFV9gTxX2B/wSUSz8UeJPiR4J8F6uLaG702EW7XO5mBZXUsepPJFd18Af8Agkj4d8Y/Bu4vvjtN&#10;q+k+KGknKx2syqtqFGFHcOuQT15r4VvfiB8Xv2UvijqU3wg+IVxoeoWU0llJfWbKftCq+OUYFSOB&#10;+dKnUoVrxpMuUZJpyPfNZ/4Jx/t4eEtC1bwP4c+EPh/UFurySSHXP+Eqgik4b5SNzDhgowO2eao6&#10;Z+wt/wAFNvDOnWw0bwLpNleBdsl1J4stZMehyH7fTNdx/wAE2fjj+0p+2b8btV8JfFz9ofxA2l6N&#10;oP2w22nSRwm4kZwiruVPlA5YnrkAetekft86f8dv2cNW03UPCXx48Q32mahEWt4766xLbEdVLKBu&#10;XuCRnsexrieDVTEKm7XZvLGRw+H9o72R8/237E//AAWIjj+x3Pxx/duCPs6eNnaKIehBHH4A15b+&#10;0TpP/BT/APZJ0CHWfiP8X/FWn6d9o8m2vfD+qrNCZGBIR9vzc443rjt7V6lqP7Sv7QUmhNqtp8Wt&#10;aF1GoEcgvtuPXjpXl/jf4rfFL4pqtr8QvGF9qy7vljvLouoPqB0z+FOrknsal5JMeDzP63FuF/mc&#10;D4W/aj/bZ8SQtqesftPfESweYj5TqmxcY6iMAKv1AGa0r749/tci2aT/AIaw+IT7hzMfE1wuB/uh&#10;sD8qkvNDghi2StIsifLubo+KrR6JFDb/AGjKszfe69Kn+z6fY61Wk+pmXP7Q37Zkm6WP9rL4gbf4&#10;Rb+IJoxx/uEZ/rXM+Jf2lv25Yj51p+1l8RGh6sq+KLlSfYAPj9K7RIYI4mhS1DMwyvyjGaw9V0Np&#10;We4kH8PyqD7fzzWscvpNWcSJV5ROg/Zb8ff8FM/jdr954Y+EPxP17Xrr7MGvLjxV4mPl2q7uCjSN&#10;uUk/3QTXtFp+w3/wV68YXCjxP8bIViuMrMsfjidtnsU2jI+ma+a/A3j/AMffCnxC3iT4ceLbzR74&#10;RmI3FnOUJQ9VPBz6969i+D37Uf7Q3jXVro+KPjbrl5Jb4FmyXzKUJ68LilLKI1JLksvkZ1cdKlTc&#10;mrnq3hP/AIJHf8FHtE1iDUdK+OXh/dGzP5etao93azEqRhoijDp36+4rsoP+Cb//AAUr1a5vNH8Z&#10;eNfhLqNtNAYhaQzTQlPQqPJ+U4HcmuG1D4wftAro08Wp/ErxIZGh8yEtrU2RxxgbjXAWn7Rvx0vb&#10;pY7z41+J2lUZVl12YYI6cgjP45pyyWpTs04/ccuFzVYqTVmrdz7W+NnwS179mD9gHSfh98QvFVjc&#10;6zCyiZ7ebbGzl2Yqm7BYKCOcc4r4ag07+3r77St1v6Fvm+XrTPHHxa+JfjyaN/HnjXUNXaP5YW1C&#10;9eYrxjjcTWPp8eqSgtFN5f8AdaPr9K7sLhZUqb5nqZ1pSlO9jY1OaLS7zz7Bt38LKvOCKrLf3c67&#10;zHt7cH7taPwk+GXiX4vfF7w/8MPD1zJ52rakkdzMAcwwbgZJTj0QHHvX6LfHf/gmB8Grj4N3178M&#10;PDK6Trmm23nWs6zu/wBq2j5lfJOcjv61OIxFHDVIxlu+pMKNSpFtaJH5v2N2Ip1E0TMenmdq2Jby&#10;eWLz3ViqrtX+9XoH7Nn7J/iP9oH40xfDOTVf7K02zLXGtX4Us0cKnGyIY5djwM8Dk+1fekv7D/7A&#10;fwU0KGX4heH7Z/l+W61zVpPNkOOuAw/lgVNbMKOHa6smnRnUi3H8T8yERZljeZzCy/6tS3Jq1YXk&#10;iBgVORz9371foJ+0h/wTp/ZsvPhddfED4WvcaTeW1r9qj2ah5sE8eM/xdMjpXwt4Z8IwX3j3TvC1&#10;zHPNDcalFDIY/vFTIAQuPbitqOOp1o3RzV8LOnv+BXtr6OW0WI/KzcKdvX3xVq2DpCBHLyoAVcZz&#10;2r7x+O37EfwW0X4HXHjPwh4H/s3VNPs1cyQ7n81ehG09/evhi/tILTUXskkbCNn7uCPyrbC4yniL&#10;qPQ5sVQnSir9R1nKbi/t1O1dsq5we+a83/4KQ6Ol/wCHtN1U2camGAgKxwx45we9egIwtby3MZBD&#10;SDbtPOc9a89/4KMW+uTaToXl2y7Et5DI7Sfez0wK5M0k1BWNMn/3hn52eO7RYXLtkHd92uPf7xrs&#10;/iddBXWB4v3m/BI6VxZOTmvl9tz7iQUUUUiQooooAKKKKAPpLXJobjcbK4Zt3Lsp4Jya3PhD8SPG&#10;3g/4n6CfD3ia9sc3cXmNDOyqw3AbSoPIPpzXFaWwgs7hsfNtIzk1q/DwTT/FHQygWQ/boP3e/Bb5&#10;wcV0UYxjdMVa19D6r/4KOQarJ8VvCGr3V00i3Og42spyG8xiSe38q8w0pdltGkXzFj91n/nXr3/B&#10;Se6nt/iH4Hgjk2q3h9pMbs/MZDx7YxXien388rYS23Hd/d56813Yd2icU46nV2lubZW3M208bd2O&#10;auJBLZQ5ZNvmtnLN+oFYsN0LYLJG2W/iXPH41orfPcP9qd1b5QOGH5V1RlqclSKZeiVzHsd2bPQ+&#10;1OZIkg3EtkNgruBqvLNLKdm8x7gOcfoaZDOFuCiybgvBI+YA10x7mHWxP50yQNGYuTnafSqxJnga&#10;BW2t/ePUGn3GqE3EiB1+8APWo7lltY/MkO5mOWz2rSOuxMrdAVY28yGYH7uOP4v88V9Ef8E+f2aN&#10;K/aE+M2n6P4itxPpdi32q/jkz5bqv8LY6jPavn/R5oZCEXc3mHnaOWOMf0r9Ov8AglX8IZfhV8E9&#10;R+LXiOLyW1SEvCzRFSkKjcfvVz4ytLD0bJ6sKMVUq2ewf8FJf2EfhBP+znqnin4Q/DLTtO1fQNt5&#10;HcabZJFJLCvEittA3Dbknv8ALXzz/wAEwf2FvDv7Rnimbx98VA0vhvw7IrtpK5xfT/wRv6R9Wbuc&#10;Be5I+9Pgh8ZPDf7Xfw/8QJp8e2xjebT5GDbyylSu72OK5D/gnF4Z1H4W6b45+DmvacLfVtJ19mZt&#10;o23cJACSKe69P++q8qhjMRGm4ybudkqNKTTSOj1H4h/saaT48/4Z5uNC8Lw6gqBH0mTSYvLUMoYJ&#10;9zA+XHGe9Y/hP/gnh8FPC/xon+JfhzwnZ2+jXUfnS6K1urW6TeqZ4Ck87cYB6V8cfHT4d+MIv+Cp&#10;eqWuo+FtQX+1NWs7mx8m2kEcsJgiQsH+6Vyj5545r9U7T7MfD9vp8XlqscKx+WMYGB0xXNOpVoxU&#10;lLcuMYuVkj8kf+C2Xgbwh4a+OPhE+EfCNpYi68OyteTWNosfnFZ2CKQgAJUHrjuK85/Y5/Zh+Nev&#10;fFPwl4t/4UPrGq6LcapC4updN/0aSHzBl9zDbgDNfTH/AAVN+D2s/EH4zWnjz4aeL9A1zUvB+kNB&#10;qXhGa+WK8kUStKViVjtdsNgqSDxgZOBXcfsyf8FZvDPjHXfD/wALJPhi2mzPHFa26i7UJCFwoAGM&#10;DnHA/OvTp4qSwvu6swqYf2lW70O5/wCCqP7M/jb4v/s1Saf8Lfhwmq+INL1C3m0+Gzt4/OWMHDhC&#10;cfw9ga/LjxX8Jfi58LNRt7D4p/DvWPD811EWt/7WtDGJMddp+6SPTNfst+2V+2J4a/ZM+ENx8VvF&#10;2l3V9aJNDBHa2ODJNNIcKvPQe56V+bP7Zn7f0X7X1jpenWnw9k0vR9Nka5ENxfCSeaYjA5HQYrPL&#10;61aWlrq/U2mox0uecfCILDd3X7xtrWjEDpnPWuaku0udXvrS72ssauAMHgetdH8Grm6ubm4nWxK4&#10;t2KRs24ICP5niuSs4Le/8a6lb6zJPbXDLJ5UKAlXbB/nX2WX04OjJ2Pj84lL69FX00PnGe00rVdU&#10;ulS0UpFcv5ZkX/aNXP8AhHo51WK3t9qru+960y98Q2C6xcJA0cMazSBjKoHIY5H1rf0TXtHm0Nbn&#10;VVSFmYrCzuBvweuO9c8lY+lp29muVmfpWgW8f+o3Kdo3eYx4IFW4FY2jxXITapwPLY5z61btvE3g&#10;SGznDXlw11uH2fH3dvfp1qT4b+IIpPEZbTdKiunRWk2TJuVceo6VhywkD5kUdN8mABCOWB3Mw5qx&#10;Gv2hlNuZPMbjG3kmmaz4v0tvEEjzmGSa4c7/ALPGu2Me/pWrp+p6La6nHcWuteZ5e3zOv3sdqShF&#10;bD9o46XPZvhBbalB4Bv7G7Lb2tGEuG2446e1cT4MtIYtSvI57aQym3kUyKxHlqFPPWvUPg3b/b9C&#10;1Iz3EnzWJbe3Arg/D4iin1S/s4ePs0y+okG08j2r3MtcVhZryPh86dX+1IO58xi0mn1CQQPK3zsG&#10;ZWOVAPXj1r7Y/wCCLn7IOgftD/tRQa98QIFvtE8K239o3VncYYTyKwWJSCOV3sCfXbXyT4Jie1uy&#10;bOx89fOLO0nJxnG0fh61+3n/AATV/Z68Ofsmfsk3XxU8TCO31TXtPOq6pNIAvk2iLujQk9v4v+BV&#10;87mmI9jR93RvQ+2pOMuXyNr/AIK1fsiaT+0J+yfq0Xhnw9C/iDw7jU9HltbZfN/dcvEDjJVkzx7C&#10;vlv/AIIb/sefDjxtqeqftEfECZNWfQ5Psem6PJD+7juDy0kgJ+fbxhSMBuTnAr60/wCCfX7Xmsft&#10;k+CfEV5rFjBb/wBn6m8Vuix7S9q2dhI+mPzr5/8AA2v6n/wS/wD24fEvwdt/DN1rHgX4kTHWtJjs&#10;fmnhmlfDIi5G7a+U2jrkdzz87DFVo0Z0m9TonT5qkZpXR7j8d/8Agq5+zv8As5/HF/gR4s0/VhfW&#10;IhOozWtivk2yyKGXknLZU5O0YH1FeLf8FPvi3+yX+158E4fh/wDCeS18VfEObVrZPC8Wi6fuu45X&#10;PKs+BhSvDAnivs7X/wBmj9nD49X+n/Ez4v8AwI8P6rq0NisdrN4h0SJ7qGL7wjbcCflbPytkA59e&#10;fm3/AIKw+JfCH7Lnwf8AC/xb+F/hLSdM1rQfF1qujLY6bFGqrg71YIo+Xb2GKyw9aMqyUL8xVSP7&#10;vVHn/wDwSi/4Jq/tC/s9fGmb4lfGLwpYaTaw6K6W7fb0nmknkx8oC52bVByc966L/gsJ+wh+0B+1&#10;Pr/hXxJ8H9E0i9j8P6feR38l5eCKdctG6jB4ZcK2McglvWr3/BOH/gp78Qf2tfiNqHgHx14Z0uwj&#10;g0w3FvJp5bczbgCpyfStj/gpb/wUk8Sfsa+IvCvg/wAC+CbHWNQ8QwzzzfbrhgsEEZUD5V7szcE/&#10;3TXT7bMIYzmirs5pRoyo2uflD8Yvgd8Uf2fPE0fgT4teFZNN1SW2S4tGGGjnhbI3K4yrAEEHuMc1&#10;0v7MHwn1X4vfHHwv8NXtPtEepavEt0u7cDAGBkPT+5n2q/8AtZ/tEfEX9sj4lWvjn4iXljaLp9mL&#10;bT9P02PbFAhOW5bJYk9T/s8Yr7m/4Im/smw+HtB1H9pTxtYxma53WPhjzR0j/wCWko6ZJPAr6DFY&#10;t08DzT+I8ynR563LbQ+8rnwb4JT4av4EutHhbR5dLNhJYxwjY0Jj2mILjoV4xX5AfsmfsUWw/wCC&#10;jcH7P/xJ8E3NxpOhapNd3VneDYs9nGrTW7OO8bJ5ecHnp619tWX/AAUOs7//AIKDN+zppV5p994c&#10;846VJdW7gvDf7Mlg3cBw0ZHvx0rq/ip4Jl+Gn/BQLwL+0ALd2sPEGiXPhjUrqH/ljOQzwNJ6BslQ&#10;fVcdxXzNOvWoycm/iR7io03FK2xe/bl/b28I/sOaR4fh1LwhJqUmrXJhs7OzdYEggjUZb7pwBwAB&#10;XVWHgX4G/tt/Dfwn8SvHXgxNSs0mh1XS475fmt5l/g3DqOxHQ45FeC/8Fcf2Mfjv+1ZpPgy9+Cnh&#10;qy1O40W+mW8t7jUordljkXAYeYQCAcEjOfY19B/s5+C0/Zl/Zy8L/DPxrqlqtxoumw2t9NC+IRMT&#10;yAeM/McZ71nOVJ4bmUvfuZSjW+sW+xY8b/4LUala2H/BPzxlpzqdl1e6VbxBByv+nwYx+AP0Ar82&#10;P2XP+CZX7R37Sfhmz8ZeCbLSdL0W8kZbW+1bUQrOqHDMFUFsAjv1r9lv2mf2dfh/+1b8GNY+C/jW&#10;7u7Wz1mOMi+09h59vNFIssbpuBBIZRwRggkd6/JXUf2uvjt/wTU+LPij9lHwD8TrPW9H8O6sRaza&#10;nYo+0SRo+B83ynnBXOAfTmu7La9SOHnGHxeYq9NSkmz9Zv2dPgBpHwS/Z70X4M2N1b3X2DSvst5c&#10;R2xSOWRlO91UnJ5J6nJr8pf2kP8Agi5+1D8KPBHif4kaX4q8N+ILTRludSm021klW4ks0Yuzr5ib&#10;dwTnZknjAPSv1S+GXx2hvf2ZNN+N3i/VbeOM+FV1XVJs+XCmIt7DPpkY69eK/Jr9oj/gsF+0l8fv&#10;C+sfDLT/ABZb+G9M1jzILxdGsDHcTWpJ/dGYksqsvXbtyCeajLfrssY3F27lS9nGNkjzj9maa9tf&#10;BeuJ9kX99YsIVZsYb8OnX9aPBp1GC7MrwIqorbW3DduAznpUP7PN5pH/AAi+qNZhjDDaOsmGClpP&#10;Sqtjc+OIfMNpJDpsU2dkcduGbH1NfWzzKhg6T9pu+x4OKyuvmGOi4qyR5f4itdO1/X76XULpbWdr&#10;hnZuzNnJz6VX0Lw02q6za+H7G9t83VwqRyb9oB6AnNdZqnwmXVriae61+aOSRsyYA5PfPrTbH4O/&#10;ZLpby31q4VkXMe1tvI7jFeLLNcOo+6fTwwsoxSbON8UWPh3Q9bm0u6DSSQtskWPOAR9euabpGnvq&#10;0BktdKmWMNhW8nh67mX4N2b3jahqmrXUskjb5Gkk3Fm9TmtbWPDpv9Nj0GTV5Y7eH/VrGoXH/fPW&#10;sf7YpyVrCeCnzXuedGzurmL7K0MiZOfvY2kZ/wAav+Ifh5c6JplnqWn+INP1FrqEy3VrHGy/ZWJ4&#10;QsQNxx6Vu2fwutDIIP7VuRHGc7mb71WpvhzpbwJa3WpXKru/1YYY/TrWcs0jFppf8E0WFl1Z0X7O&#10;mmXmj6DrGn6kFhkuLPeIlxu579a6L4f6cn9tXUGnWrmRLVxNNJJwq4rgLfwFFYXT3UGs3UckkOz9&#10;3IQdvpmn2/ga3g3Kmt30avxIrTHkHtXZR4ihRpNRhv5ni4zh+WKxSquexx994WvrnxXqUdhZ/amk&#10;umWFYz8zZY4XH1xX7of8Ewf2etW/Zs/Y58MeD9f0dYdU1CNtT1MQ/wAMs3IRj0LKm0ex4r8W4fhN&#10;oVjqK6nDezNJHIskLCdgFYcg8d8132ofF7403iG21P40+LHgZcLC3iG52j2wHH614uOzCpiqfKla&#10;/me5TwtreR9af8Fx/wBljRpvil4K/aQs5Y7GPWrqDRvEsnAPyMCk5HRv3ZYEn+4M191eM9auvgP+&#10;y2bj4EeEINak0Hwyp8NaDbzBFvnWIbFUp97d97AGWP1r8P8Axlq/if4iWEOkeNfGGsavBa7vssOo&#10;anNMseRg4DscfhWr4D8efEDwTc26+GviFrdgbVV+zrDqkoEQHRQM4H0xiuOVapKiot7GqwvvXP0L&#10;/ZS/4KT/ALXHjzxHceFfi5+yVrrMMyrf6TpFxaGBeux1uCVf0GGUk9q8+1b9izS/+CpHxc8WfHzT&#10;b6P4Zx2eoDS76xm0xbq9u7iJcNLcRK8axMenUkj1619G/wDBLn9rW9/aO+COoeG/Hlytz4p8M3n2&#10;e7uNuDdwN/q5SBxu4IY8Z49a/Of9qn9qr4yfDP8AbS8feIvhB8QL7w7crrj2t0ulXTRxXCpgDeo+&#10;Vz7kE11YNzlf2TszkxC5PiP1q/ZH/Zh0X9lT4D6P8F9O8Vza0dNkkkl1CS3EJmeSVpCQgLbQC2AN&#10;x4FfFP7T3/BDeHxT8QvF3xN+Gv7Qv2OHWtZvNaTSdW0MyeQ88jzyxG4SUErvdgp2ZC8HOOfoH/gm&#10;p+1Nqv7SP7MEGveOPGsN94k0/UJ7PVG+QTLhsxl1HqhHzY559DX5l/tL/tsftIeOfif468JXXx88&#10;Svoq65qFnHZ2epGCC4sluJEQbYgvDRgcDgqR1zmujL6eL+tO7ZxVpQ9mrHiOo2a6Zc3Gn30gZrO4&#10;eGS4hkEikqSDj1GR1qnFYzXLySWdrHsk+Viyn8xitXT00C4jEMVp9lj2/KpX734VsfDrQ9a8aeL9&#10;M8DeDXm+16pqUdlaiRVAR5H2gn/Z5yT2AJr6jnjynF73U/QL/gg/+zU2gaV4j/af8RaE0ZvWOj+G&#10;3mT/AJZo2bmVO4BfbH7+Wwr66/b5+Aug/tQ/sv8AiT4cXMS/bY7Rr3RZo1G+G7iG5CPqRtI7g4qD&#10;xRe/D79h79ie8u7PWPs2n+DfCAhtZdwDTXWzapUd5JJmzjuWr5w/4I5/tb+IviZo2ufBr4neKrrU&#10;NWs5P7T0y51Jt7T274EqBvY84P8AeY18jjJVq+IdXsejRjTox5V1Oo/4IbfCa18L/s06r4sZY/7W&#10;1rxDNBebowJIxD+78skc4BBOD3rymx/4Kk/Ge+/4KKJ8IrWS1bwnP45i8Nf2O1qD8rT/AGYTB/vB&#10;g7Bz2wD9K+jP2TdI0X9mv9p/x9+zEutRx2utXp8WeE4WmAZoJ+ZolGeqOc8djXCeMf8Agj9pVt+3&#10;Nb/tafC/4pW9hocniOHxFc+G7q0ZpE1ASeY6Rupx5TSfNzyAxHpWUpU5S5qvUv4Y8qPsODw7p9xe&#10;f25Hptqt95PkNeGEeYYt2Qm7rt74z1r8of8AgvBZr4s/aj8KaEl1HatD4bWKKa7O2Nd82C57kDvi&#10;v06X46/DnTvicvwQm8W2a+KGsftzaN5mZkt+zsB0yMkA8kDOMV4//wAFFtL/AGHvGn7Puo63+05J&#10;oenzW9pPH4f1e4ZYtSiuQpIFqeHfJxleVPcVngsROjik7PyNJRjKNjxH9mb/AIIf/APwLc+Dfip4&#10;h+N3iPXtQ0y7tdTurVY7ZNOu5EKyAKAhkCBsY+fnHPUivsL9qz9nnwL+0b8Povh94n8QahptuNRS&#10;5FxproJd6qy/xgjo57V+Ev7M37bPxW+DPxb8LPB8adfsvDOm+JLVryKS+l8mSyWZRLGYwduDFn5c&#10;Y/Sv1H/4Kh/tN+DNR/ZIt9Q+EnxQ0+7utW1G3ntbjQdajMrW20vv/dtu28KpHYsOhFerXw+OlioW&#10;e708jnrOlQw8pSWiWqPDv2yv2A/hh+yR4Ng8TeBPivqWpy6iWh/szWvK80sOd6mML8vbBXj1r4E8&#10;YtaJ4gmnms1D7/m+Ynn3r1z4ZeJdZ+INpqEut+K9T1KSPTdqNqV3JL36AsTxXgHxW1rWNC+Ilxoy&#10;svyKobCgg5HfNfUSw9ei1GtPmdt9jxcnxVGspOjDlXYspc2ZfeiIqs2E4NRy2bRS+Vayqdy7m+XB&#10;rk77xHrdjM0X9nQd9rKNwU9vx96teFtVmvrpftEkm7y/mWVhjI/qalxilqepUdTmOjuIoJFVWmj+&#10;ZsZXrUt5pliECWk+5ukO9ehI7/8A66zk8Q6bMGhtNOXzsgRJICNh7nNXr650i0jCDxBbtfzcfu13&#10;L6YPpis5ezXUScuxiaskDRNFIH+1K3lhVUbT05Fe9/s++DY9K+Ht/E15Gs91GhuvP5C+nPrivnnx&#10;N5Hhq7F/qesTXGWPlxr93OODxXsX7Luo6jqXwu166kvFl8mPzNrZ4B75NdFJPni0zizH3cHNy7Hq&#10;PgS2ks7TWbRZg0YtWHmxfdY4NeXeOLKQ6gClyW4JkK9D3r0X4OXsmoaHqq7oTc+R8wQn94McHHSu&#10;A8SWkx1RYUHmNyPLXtjqarMHy102cfDcoyw7ce56p/wT6+CWsftC/tI+HPCum6K91Z6fdrf69Kv3&#10;YraLk7u3zHA565r9tovEmnaRq8PhqG9tTP8AZx5Nm0qiRVAxkD0H6V8X/wDBD74b+GPBvwP174qX&#10;E1ul94g1g2zySSKNkEA4BY+rMzf8BFeG/tTft5WGmf8ABRK1+K3gzVTe6D4TvUsJo7OQlLqBcrMy&#10;4+/1JHqVr4vMIzxWK5Y7LqfTU5ez17nTftX/AAp8Kfsr/wDBSfwP8ZvEmj28fgrxR4ij1BPLj2w2&#10;1x9yTPYFZCJT7HIr6w/4KB/DH9pz4v8Awf0/Rf2ZteW3urbUBLrVrbah9mmvYsAoEk6EA5JG4Z46&#10;jNYf7fWgfDb9q79ipvEHh27sbyK3jh1nw9qhdBGM8FgxOBlCQR6jB5rtv2SfDvj74ffAjw9ovi/4&#10;qDxJMtlGLe8aPaqW20eVECWYyBV4Dk8jA7CuCtP91FyvdGsacZSsmeI+HPAP/BUT4V/s6apdeJvE&#10;vh7Wrq2sZJIdP1KZ5r+3h2kNtmXCyOBkhWJ+var37O37JH/BOvxl4F0X4o6l4b0vXtYkSKfVbjxJ&#10;rkjSG6zlle33rGmH/h2c19DfHz4tnwN8IvEXiTU1j8uz0qX77hQSVIC89ia/DnV9emutRuZ5riQp&#10;JdM5VXPHzZ7+/Q1rhadTFU5crcTCs40pJWufvt4j0LwX4k8FXnhjXrGP+y7yzeG8hz5a+SUIIyCM&#10;AD+VfBv7b/7HX/BPXwL8GtS8TeEtZsfD+sQwNLpn2HXGuZ7q4zwjIzvvU98BcdjW9rf/AAUh/Z71&#10;39i250VPFMkfiK68Nrpr6TJZyLcR3TRLExz0ZOrb1O0r3zkV+ZOr+ILu/n8y5vJNysdrTMeck9s4&#10;H4V0YHL8R7Z3k1+pOIqQ5VpckMOtQW/lW4V1bn98vOK1vhx4A8Q/FTx3o3w/8IaTJeaxrV9HZ2tq&#10;g2j5j80jHsiLuYnsFNcudUv1uFja5Pqr+Zx0r7a/4IxeDPD+r/G/xB441+S2nvPD/h8JpcbMP3U1&#10;w+Gkx1yI0dc9P3hr6LFVJ4fD3WrPPo04+1sfoh4Dvfh98Bfhh4f8F3OrWuj2Ol2dvp1u0jBI5HVQ&#10;vU92Iz3OTXzb/wAFaPgDcfErwDY/GPwxGz2ujfu9Z29WjY4WT1wOme2a8j/4LHftR2+peJtP+AXg&#10;jUftE2i7brXrmzkG2O4YZSPI7hTk+hIr6C/YO/aS8B/tbfss3Hhbx34htX1DS9N/svxNY3EgVh+7&#10;2rMQT0YAHd0yPWvk/Z4nWtbVnqKdOcnS2VjuLZLXwl+xncad4QuJtNW18G50+aEn9yPJyCCvPAr5&#10;r/4I7/Gjxz4v8aeNPA/iDxNeX1rb2ttfRpeXTSeU5d0YjJ+XPGfUmvd/2Qvi/wCAL3wrffs8eKPE&#10;2m3V5oEMlm1lqF4ub/T2BCOvPzjb8pxyPyrd+F/wF/ZG/Yw0bXPHXha/s9KfVIQ+pahqWsGaV4k3&#10;MsUYZugz0UZP8RNTFKPMpLfYFHRcr2PctXtbm40mQWm5pDC37tRktleMetfkD8PvCPwEP7c2oWH7&#10;Wfh77PoovryVrXWkeO3MhY+X5o4yvXGcqTjORX1toX/Bcj9l2xknttQ0LxRPJDMyQ/ZNPVkkQHG7&#10;LMMfiK+Zf+Ci/wDwUT+Ev7WmiWOkeA/gVfC+sZi66/qkcSzLGRyi7AWIPHBOOOlaYCM6NRqbsn1N&#10;qlGVSCkkff37L3gP9ibwneX+p/st+GfA9pcXECDUX8NGIyGLccbtpyBn8M1uftMTfs4y6ZYQ/H/S&#10;9JezWRjaSasvQ45AI9uwr8ef2Hf2rdX/AGSfjpJ8TdR+GU2q6Xf6a1lqFrbyiKVAXDiRDjBII6cZ&#10;r2z9s7/gpr4d/aR03T9H8NfCnWtPgsVMg+3XKNuc+yjjjj8a0dJLEp+0du/YzlTqSptcnyJv2srP&#10;9nm21rUr79n1ZItJ3Kdu5mhSTuyb/m2+xOPQV8y3WoxfaRFu6t95cDHvWle/G7VtZ8MzaXb+CJNz&#10;rjfJP1HpXE33i2/SJUtvBM32hl/eeZMMDB6jAr3qmLwsIKPtLnn4TCYiPNeHLc7O9vXmmjcsJfLT&#10;H7zAP/AqZ/alhFp81tNp8czYJiYsRs9+K4xfHXim2y114MM/yg583p/jVm08e6vdxN5vgJQxGVXz&#10;+Sf6VjLFYfoz0Fh66W34mhafaxK07hWjOXUVJHo2raxPHBpm3zJMqVcDv0x71jS+LfEMsYY+C0hk&#10;3fMvnZB78ioR4s8ZTfvpPDKRtGuflk/Ue9JYzDpXuRKhVtsZnjXSNc0O8ms3s1WSN/n+Uc/rXZfs&#10;y6Le2+oXGq3ukusfDd8n6Zrh9XvvHetXbtb6MrrnO6aXJ+vNdd8Ovit8R/BbmC68NWd1bxxFRuf5&#10;l/Kr/tGnyqxlLB1nTZ7ZqOoy3UEtys3zeUVCyE/KMV5LPYIbkoCq7HyrJ/npUyftGeJfLkRvh5a7&#10;p0ZTJ9oOOf8A9dS+HvGfhnWWWDxPYCwnuAW+0KQyKwH3Txn8a2/tGhyqETnwuAxUZOUzR0rSYVuI&#10;5L+23JIvOB+tbllp9hJvFs6qIzlvpWJc30+nKtst9HNayt+7kXnj8+K09K1eCztxANQjaOZdz7VH&#10;B/8A1dqmdbq2dKpuL1R9qf8ABKX4BTyeI9U+OUVisdnHb/Y7Gab5nmbeC7IMcKANpPcn2NfZHhb4&#10;5eA/F3jXUPhTba2i6hYLia2YANt6EgdDivJ/2Y/ib8HPg5+yNo974d8R6Wsdvo6ySeZep50tyUBI&#10;cE8Nu/h9z6k18W+Ef2srj4fftUwfFfULlLm1m1Bhqv2d9223k4Yj/d6/hXz9aMsVVbb2Ou3sYrTc&#10;+otM8M2f7IH7bGoT+Jbny/D/AIwtt+l3TKPJhl3biCeMc5HXFehftSfsa2n7WmpWPiLw78Un0meO&#10;18uaKS18+NlGcbQHGCQenPrXk/7cX7QHwB+Lun+E/D918QbGZZrzdcXFo25orZtv7wkZx9PzFfR3&#10;wY8bfBLwr4GsbTwb41026sbW1jjjmm1ZJGK7cZLM2cmorqpTpqW7MafsZc0Oh4n8Rv2L9V+D/wAE&#10;lsdZ+N2tatpOkPG11Y3WVtzCDyqoGJHPQEke1b3wn/a0/YytBp/hm2k0fSr/AHJFax3GnKrh+gwx&#10;HXPerv7f/wC0T4I0z4ETaFaeIrHz9WkEEMcdyrmTgtkBSSRxyegPWvzCuNSaHxBb6nBdQyyW10s0&#10;ZOOWVgcfnXThcPUxNF810Z4itGg0opNH7ca54+8MeHvBFx4n1Yp/Z9vb+ZPJNHuXb9P6V8M/tm/H&#10;v9mz4g6J/Z/gPwnHHqlvcMJrqKzWHgjpkdcnn2rD8Xf8FILHx58HX8Br4Pmtb6a2WK4mknVo16A7&#10;fXv1FfNuq6mbi6N7CjBOvl8nrXRl+W1qVRuZw47GU507RHJLZRX6+crbZJAVC5457V5//wAFLrIn&#10;wXoepW2pSRy7GLLuyCuB2/Ku+stl5Ks7xbPmB+70rjv+Cg+n7/AOjXF1p800QVk8xT8qggda9HHx&#10;vTTkcOVR/wBpPzS8aXrXR/etkiQ1zddV8TLWK0vSkZU/P1HeuVr5WTuz7YKKKKQBRRRQAUUUUAe+&#10;6XcArJbxH733vlHHNafw9uU034yaDLPbyMkeownCry3zj9ap6XYMJ2W1dptq8tHWt4A8q5+Nmhm6&#10;RvM+3Q7doPZx+tb0dRVu7PqL/gpI1y/xB8DvHB/zBpBukwOsmfzGc15FYXE9tEjOi7sc7R1r2P8A&#10;4KbbYviB4JzaqrJornzFbkqZMZx+YrxWynhmiXKMxb+JPwrvo6ROSRrorpNuVOp+ZQvPNXNPjt97&#10;PJcMGQ/NgnFZUU8EDNK0kkYZ9i7pBx702S/+zXW2DcyjlpN1ax5mcsrdTp9W1NltvLwrfd2svUVU&#10;igkiia8a4MYY/MFPJqPTL039o7Txqq5/dnuahtZre0lk83zJN3O0/Qf1rpo6KzMandBJPEZ/tG89&#10;flXuauTXMT23mvGyjpis+SfejM0qj5squ0D8KZJetDApeXcRkg57e9dlPQ55OS0Z0fgnxVpfh3Xb&#10;PWL+y+0w2twrPD5fLqGyV/L1r7w/ab/4K0/DLWf2bH+GnwR0y7i17VNNWziWSLy4rCLGHbjuBkAD&#10;vX5urezresHdirR5XauAOvep12TzL5t3hmyGDdvxqcRg8PiJKUlsTTnOKaR9c/8ABOz9v/Tv2Wdb&#10;uNC8bwzS+H9QUmaa3Xc8En97b/Fz2xn3r2PxD/wVk+G+m/tGWnxM+Htq9zo76f8AZNW+0oY3mDH/&#10;AFgXrgEJ79eK/OS+LW8K2tgytH/FcKM5/wAKrf2y2kSpHHBFMfMyd0n0Ixis62Do1I3e5tTrVIux&#10;+0dt/wAFP/2XfFzKbfStU1bWFwsWn6RozTTO2OFVn2Kcn3r5/wBV/wCCrXxJ8EftONefGH4Y33hT&#10;wjLbNHb6PfyBLuOH+Gd1OA7E9l4HYnrXxj+zN+2pqH7IHivVPixaeD7HWNTjsXGk299JiJJsfKzY&#10;B4HcDrXzX8YP2i/ip8fPifq3xn+M/iyTXvEGsT77m8mxHFCv8MUSLxHGo4Cjt6nmvna1GjQquNrn&#10;q0Yyre89D9A/2/P2/dJ+MU7t8AvBcfh7TdUs1g8Q+LLyOFdS1BQeLeLY7+VHjq5Yu2cfKBz8n+B/&#10;iFq/grWYvE2g6lZ2s1pMptna4GVYcg4zXhFx8Qb/AFCJQLgMV+6nmErUa+IJbrTplFmon/hkbIwf&#10;6/8A162o4ynTjyqBq8HzSu2fa37T/wC338aP2q/hzpXwu8feINFgsrG4Se5e1hCPeOgwhck8Y68Y&#10;ya4XQE+H+p+H/wCzYNfjbULXbukjk5l9uM8V8k3Vz4kvxGj3LBo+PlPWvav2R/Bsmta1Nd6tOJFt&#10;4dzBW+96A/57VtDHKntEmWDjHVM92+GvjDwh4EgubvVNVkjbycqWDNlsewrj9Bvx/wAJNJ4k1bXG&#10;uJJi7BtjBVz2HpXdPZ6DawMlzpkOwN/FH0Hp61XttZ8Nov2caUjBf7sY+auuGfYmlFxhax5OKyPD&#10;Yqoqk73PlvxN8MNYg1XUDHqPmia6kkj+U/dLZPaobT4f63cRRC6N1MLc4twVJVPavqiOTw6Z2ZdG&#10;jy3G7aDtqO7ubJT5WnaNHM3Bb5cYrGOdV9mkel9RpKNkz5hsfhtqrys+p6m0bJ0jWE/Nnt/kVqSe&#10;H9f0yNYvDzzW6tGUm2KwaT1Oa+ibnR7GbFybGFGXn7oPp1pZotD81XWxVhj5vlA5pSzauCwVJHy/&#10;B8NfEU13HcssqqGPmblPzD3roNL8G+J5LtLMvDG235WfdgD1r3a5ltjcLOmmhVzzuOeKZPqNjcXU&#10;dxNY24ZRtH7vkqD7Vn/a1eWiSCWEp2NP4a+P/C/hHwzdaXqF9cLM1j5TSR2rEk4ri9G1TRrHWJjd&#10;aheMJEZIYxCcDPrz710Ur2V3GzW8EasG/hHpUun6DDdhr7cqbVIB2/rnFdFDPMZQi4RtZnnYjI8D&#10;iayqSTuvM8msPh/qVh4ha40++aG1S4Z0Pl5Lfh/SvtL9pv8A4Keal+0J+zLa/s8+FNHudEu7u3it&#10;fEWp26sI5baNQPKiXqocgZ5IABA614Gltp3nqkVsz4+8ueGOafb63oWmyLNqOkDy9x2rH8p4Hc4r&#10;lrY6pVkpTV7HpwwlOEbJHof/AAT8+NXxH/Zy+MFvrXhDxRbDTL51tdX0fVpmit7qM8Z3Ywjjs351&#10;9deI9A/as+Mf7bPg/wDak0f4TeGbrSvBelzWWk6bB42tJZZEmO5pGw24PkArhcLj15r85/FUq3/h&#10;i6ubWbyYyxdtrc49BXm/hrx/e2niOO90nxnqujalausun6hZ30kLxSqcqx2n1rnlW9p7zSuH1aP2&#10;Wfuprv7Qf7UOipvH7HOsXfk5W4aPxRZqqqP4l5JYenGfpXwj/wAFhtQ/a4+LnhvQfEPiv4QTeF/B&#10;tneDyme8SctdEcNMyn5eMhQFx6kk15XZf8FlP20YbCz0zVPH2nvNahYrqU6TG5u8Y+Zic9cc4xye&#10;1fW37Xvx4v8A9oT/AIJV6h41ubWK31G+0e3mnNsRtSZZAGKnJxk8+2aWDf1espJGNan7rTZ+ePwO&#10;1n4mfCLX4vFfw38QvDrcmUh+zTbH2n+EDoR9aq/HPx/8WPG3xBa9+KetTX2uQr5VzNqF0ZWgTqEH&#10;JAHPQe9cLpaS2pgu59UuGK8MVYq349K0LSbT47ljepgPyrNyzH6mvo1OXNzSPMqU1FE2n/Z0k+0X&#10;eoJIobKhM5Ar7E+DH/BWz4l/Bz9nT/hTGl+DNMvLqztXh0PXGdk+zK3d4gMOy84ORzjOa+PUsrAL&#10;5Yt1Pmcl2H5fSpGubuOMoLWHbGnDHj6cUYiMaySaFH3TovDHxH1PQ/G1v4+sfEcses22oLfQ6ht2&#10;4uPM3h89/mr6B/aM/wCCrPxl+O3hrS9G8PaTZ6EtjfR3OrXVvcvJLdzqvyFdyjy0DfNxkk4B6c/K&#10;0NzFBAZb4KRnJLdu/SqdteXUszfZVVkl5wre1Y/VqMtZIpSnbRn6Tfsif8Fb/j98aPFFh8Gf+FMW&#10;fifxZdJ5dneQ6kbVJdq/NLMCCFAHJYEfStL/AIKCXf7edrp+h6j8bfjf8Gfhz4Y/tD7Tp9m2s3j3&#10;N/cRDcuQsB8wIecAhcnntXxn/wAE1/j18PvgN+1jbfFj4seMoNJ0nR9HvTcNMyq837s/ulGeWbGB&#10;714/+3n+2V4y/bo+O198Z/EL3cWmx5tvDejGYtFptkD8saqONzfeYjkseteXio0aFX3Eelhqc5R9&#10;4+z/AImf8FTvj/8AHL4Wz+BvAfxx+HngGaGH7N4g8QWt/deffELjNoTAxiQnnoGOcbhjn4j1L4d/&#10;CnSNbe41z9pDQ9XuL9mkvbz7LeSuJGOS7s6DexPfJryjQpvOaYxRtGqsu5u2c+9Z/imPW4r9mWwY&#10;rn7zAhfr71nTxso/CdX1OE92fTPh74s6jqPgab9n+D9sv+zfCIjO6zne7NvMoOdu1VPGcfKSBXD3&#10;nhP4cQaXdanb/HTT2ukk8uGOGxmPmjpuGR/OvDJ59ZCKbYBcn5lA6U9fEfiXQg0zRQyLGB8zdH56&#10;dar+0a9OXNG1wWDp7H6N/C3/AIJ5/EH4XfshTftFaR8WvCfiPwvqAE7vp9xKsyjeFZBuXBcNwVyC&#10;DXI+JtHuoAs1jpjPHBGqs23ivnT9mn9qP4wxL/wo3T/FN5/wjutXkdzP4fWY+RJMuCH2dAcgZx1w&#10;M9K+n/FGq+OIvCLzW15DDCF33C7RlcetY1sVUxD5qgqdGFGVorc89e0eVpFMEi7m42LTbgLNFGlv&#10;IyyRDjOenOc1N4DkbWrC4Ot6g0Mke5kkK8yE5wBTo45LiTFvsYjO5sgHGTXO9NUdD3KP2i9W18vb&#10;5kjNk7vQ04wLs3snt83Y1cKwJMztMrHoVU1VWS4yyhdpVsqxHH50bK4iKOMWcrIXVcceWo5J9aI7&#10;/ZIyyLujUgjby2aSfE1utzLNtk5CyKe1Fusmwh5VZccbV5zVAOe4eSDMcHzdueRTUL3MUccEPzI2&#10;W3VFEZIzIkT75JPurg5H1q9awW0YV5rjaFX5gDj5vepcQJ7WaCZVjW0Hy4y/f1qLdaPI08gJH8KN&#10;60P5McWbV1PGWZW4UdarXEtjfQrNHd7W/iVlxnmjl21ANPkvL6drXTrJWkY4+Zv1rck+GXjC3so9&#10;Ru7aOFJE8yP5hlhxWT4d1iPQppdXSBXSFfnDdWHt6V3l544j1vwnHqVldqsbQ4aGSQ71/wBn/wDV&#10;Uyb2Fq9jtP8Agmjovxh8WfG/xF4G+G/xXXwWt5ojf2tqIt/OkKBgAI0JA37sc5GBVz9rP/gkx8av&#10;gf8ADnXvj9D8WtF8XWenyfatShazlt7tonbBmJdnVyCwzyODmvmOX4heJPBnjB9d0u/udPE0Jj86&#10;xnaNnXvyD0zX3X8Df2g7n9oH/gnf8QvhrdXWtXl/oHg29Oo6peqWjXALopkJ+Y4GcZJA5ruwtR02&#10;rM5cRTl2Pzq03xl4g0o3NnpOpXemLMoW5+w3bxCVMd9hG4exqOKWwu4VDXjLtKiPcMsR6HP0qhY3&#10;jRJHcGRMiPHzHndioLHVobnUGuJ7BodzYWQ8k9P0zX00alN2to7HjSizfaO13j/S5N3ptyTWr4fv&#10;Lbw7dwahBfyLcW8yzW9xGx3wyqQVYH1BAP1rB0zUBNKtrAFZm6n0/GlOo21u8icswOGYvUylHa4R&#10;jzHs3xv/AGwPjR8dfDdt4V+LXxNvNW0myuFmhs5GCR+YFIEjqoAZhzgnpXpf/BKD9m/xZ+018WNZ&#10;8f8AgX4zal4Ls/BtuiyatpUayXE9xNkLEit8hXCsWznsMc18i69qVi9l9mkt/NVlw+71PpX3x/wQ&#10;m8R6Pofgr4oSLd/ZYrG40+WTe+zYnlXBLE/Rf0rlxM4wovlWppSg1UV9jP8A2wfD3wu/Zz/aXOu6&#10;h+1N8TPGfxJ0kxTXGqafDbIdPyPlhL5Cg7eCi8AHBrTh/wCCnnj3UNAj0lPil8QIZG5muEsdN82P&#10;2BaM9vbivnSS9TxBPrvjRtRW8m1DxBeS/aGkLNPmZtr7iecriuVmvLi0lfyhtG7Jr5/6xLY9j6rT&#10;kdxN440rwp8S5vjP8PfF/j3/AISj7U1xHq+qahDLMzkbTvfGWyvGMYx7Vi/EHxj4k+POoyeJPi7r&#10;2uatqG0RwtdXQZET0CgfKPYfrWDb67cCBiY2LbsqW7Cm2V9d2UzSSSSNlssu7HetFiqid0H1SlEq&#10;Xfwx8E+bb2/9gTeVDJl1M2Cw7444zXSaZcaJoOk3Gg6L4UP9nzSbmt7q4Jb6DHXtWbd+JSs3lhmw&#10;/wDEo6VFJreoCZWM4Knn7vQD6Vp/aGLunzCqYTD1YuMlodN4Z1J9F0u6tvD3g9Y5rlcSXEk/AGem&#10;MVwfjn4W/wDCWXH9qzaXHHdPhZGWQ/P71eu9a1Hylkiu2LMeMMRS/wBtX0sbPcXMmF+7ubpRUzPH&#10;VZXlNkYfL8HhVanBI5UfCq5028WyuIoRGVzhuc+maevw6mhcvbNbq7L8rLGDtrZjurnUJy7RO0it&#10;nevb/OKnlN7A/wBqwRx8wHes3jcT1Zv7Gn2Obf4e6nA23ULu3kdlz5oTH4UXHwotiyyiSDOM7VTB&#10;ziupSWKVlLxFg3Xpx9agud6vlPlXHy/7Q6UljKz0uV7KNtjjdR+DEOqSLJeamvlq3yr616v+zj4b&#10;8AaB4hsfCfj3Uri18M6zfRWutXFqQslvGx27weeATyfSuY2wyBRHIp4HGfu+veiacWlnKiyK0cal&#10;mBPPAzQ8biov3ZMyqYalUjyyV0z7a/aV/Z6/4JtfsU/BjVvG/hv4/azrPiOS38vRfD0OrQXD3szf&#10;dyqJlIxnLMT09Sa/OnxT+0hPPI00PhK3ty8ZBaG4Lbh3z6fhXNeLPivpfxE8QzRPb/Z5rf5IQ0mW&#10;ZRwc/Wn6z8L9GstPsb271qTdd2vneQF+4CTg/p+PtTlmGMqTTnO5OFy/C4WNoQSOy+Hn7ePxI8Ee&#10;FdQ8I+Gr6S0s9TP+lQR3Unl/d252hgM474rNvPjPr/iC7tdN8M6RZHzmVdsiEMx9SewzXN+GvhjB&#10;qkciaRE07Rp5nkgZ346jGM1s+EPAbpqv293jsXt4ndPOXC5A4GMdaipiK26kdao0dmjp/iT+1P8A&#10;Hj4WWcXwbn1mGfQbSTe2m2l9L9lkJO7dt344bBxjGfzr1r9i3/gp7YWfj3QvhZ+074j8Sab8P5t1&#10;pNrGg61dxTaUW4ikwrn90p4ZVGQvIzjB+Z9S8L3d9JJPfQs0kjFm8458xQeo/CrifD3R9dsH1Gw8&#10;yzhTH2h2j/dpx245P581hOrOS1Yvq8IrRH7JftpfsY/Brxz+yjefEz4RfG3xHrE9nYpqWl3F/wCK&#10;JdQtNQtsZIAckcjkHggivy3ST7RPHLPeNGgbawXjjPJAr079kH/gpnD8Ev2bPFX7LPxU8A6p4i8P&#10;+XJ/wjGpWt0Els1k/wBZC24j5M/MuDkHPrXken+IdG8URi80iGYwtKWjSYjdGvoeOT716mXYhRi4&#10;s8vFYeXNexqajZ3cYW4s9R86MKqq3TbxkZ/lUPnWs7bbqFWkT72G4amy2WtapcrDEqx27Lk7ZsZI&#10;rLu4JbC4fczSMp+YKc4/KvYp1YtHFKm+bY6prTw7KqXct1hmh/1Ucf3fbNXtD8YL4b0uW48PvNY6&#10;hNiJb6zvHil25GUJU8jI6Vxumz3V9cKIDuDN8qnj861NF8PT60zYvkWOGbMqKORxnj8q09pTjHV3&#10;HyttWQ2/g1k3fn67qzSSX0pkuLiWQs249z3J6c+1fWn/AASP/Ze8CfH/AOI3inUPiVqeoyabpVnH&#10;CdO028e3F3vP3pGUhioxwuetfHviW5v7XVI7dB53PyrtOfxr7K/4J0/FDxJ8Lfg98RvH/hfXbfT9&#10;QsIY3adtPWVTiMkAofvY/nXJi8RH2D0ClQbqo+nvid8Gf+CSXw58RXFh4nv9M0/UtKU/akXxHdNJ&#10;HtHK4ViSeOVHNfBX7c3x3+D95rP9kfsx3V9aeHbu4EUK3m8zrCgALNvLFQ7DIGchSAa+dPij+034&#10;y8ZeM7/xXr5jvLm6upJWkubfy1mJP3gFxj6c1yej+MtY166W0vp1KqzSrmPhOnT26V8zzVHY9RYf&#10;W7PbrsJY6daXi2u11hUsVTqcZ5qvH4pntpMRleedoXNdVpkH9sGx0y00zzx9lXzWZsF22jpWFr2m&#10;6cNRaL7MY5IRiQMvQ896pykdUfhEl8RaiQpUqqsmQpQZqCPxRdI32RtvAycr1ye1Zj3Fpds8TTuN&#10;v8LHp/8AWqvc7pkAgX5gcKf6+9KKtqyjU/4SnUVZrcx7WkbAZeRioJNVn86QNch8rtYZ5rKkvTCi&#10;xXj8hf3jLwc1XdhJA08D5ZeV45qpWluhq1zdfWJLSFYbS43xqu7LL830qm2qyrem6MzLxnaj5/ya&#10;ojCjeJJmVR/D/FSysFsPN8rbuPOf8amHMkaK3KW49Yu5ZN8rSM2cbuvFT32pzWEkYaZtu3J8wckf&#10;5zWLYyuxInl2qTxtUc1aku4IyDNIzpzjac7T6fzquVvqRy3Li6hdxqk9ozL5h5X0/L6VJLqd1b7n&#10;Ddcbhu5OPWsyBp4f3lsSsbKfvdP/AK1RxXMCnZI37zcfvL94e1P3ooLF+HV3SSSJx8qrleOBSeIt&#10;Ts5NAkjzIG6hzHt6ehq3afZIxEl1alQy70CMCTVjxPZaXrvh6b+yLZ4ZI1ztZclvpSlK0QjG5wtv&#10;4n1N4msrfU7hlX+/ISF/wq/pnjTX9KUWb6hNMr8iN+3Ht2+tJaXEOpaWFvovKe3yv7uEJuP+NOlt&#10;tMaBWCtuRQszMwxWcq1Ta5pyRfQuXPj3xDZr5R1Ro45AMR27HB46/lxWfqWsvPFva6m3N1aOQgj6&#10;4qnp3izw3a6za2moKJbc3ASaRFBCKfT3r9Fv2Jv+CW/wM/aZ+B0fxA8fWmt6NcapfSjT77S79I8R&#10;Kdoby3R1ILbuo5xwRXPOvGjHmk7B7OMpaI+af2L/ANsDwJ4C/tH4M/tD+ArTxH4Y1S3kGm6w8Y+2&#10;6PcEfLtk43RnupPB6VdvNX0bXr+aPwdqEhs5GxGrTfw54zg+lbP/AAUR/wCCc+kfsfeOdN0/wx49&#10;OuaTeWolRpYUiuoJB1VgCQwPHOBXk3wUE2la5JYW8ckluy+YzSffTnJ9hxxXoZfjoykk3uebjMIu&#10;W8VqeivZTyWn2e8vZiv/AD0Zi2D7ZrP+dd1siMu0/umZetXtU1uS1gYeYrW/dW+9u9KxbbVpbm9W&#10;YvtRfbpX1FCR8/WVjovD0dxI8Utw27OeWbAFb0NzNDB5zLuj5Hyr/Ea55bCcRjULe4Plhd3lseGr&#10;R0q81GWLYky7VYDymroj3OGptsbenXpj2yow3Bvut9elYH7eGrTWfws0i6Nk1wpJEqqPlj44zWst&#10;r5m1Z2Cq7Z+90rl/+Cglmbn4D6a8l7JGwuVCeWx3N8p6+2K48yj+6TRrlrtiT84fixc2d1fNLBa+&#10;WzSZZfSuNrovHsc0M4SQs3zfebvXO18o9z7VbBRRRSAKKKKACiiigD6c8MvoHg+zuL3VL+O+uJI8&#10;QW0HCqSerH/Oak+Fl3HJ8eNAdmRQ2p24PmR4QDcMg/hXG6fOwTy4RuYyADcM45ruPgp4fvfE3x50&#10;DQYYCLg6nAduMDhga6sP8bZVfWJ9L/8ABTi903Uvih4Ngsn3NB4fPmHzP4fMOB9eDXjnhaS0tXUX&#10;rF03ZVQO1dt+3XHrFp+1C2k6nIu2HRrb7Op42gqSR+efwrhdNuYktdz2zeYrEhhjp9K6aduW7OH3&#10;S9eRyX0XnWsP7tpiUVm5Htmq9vb3kk21jhQ3zLu6VJcaut4yyTR+XHt+UKMc+9OTUpJo3lt03eXz&#10;ubjHvXXT20OWduhqSiGysVRW/eKuQv8Ad/zkflVcTTFll3bi33vl6Cq81+tzHwNxxlpPegXjGVU8&#10;lmZl/i/z6V1Rj1ZjItXFrbxybTIWDH73pURt/NLIkH8OVY8njtioIJN6sZJxG5OGjbv71IdTnt12&#10;rtbH3WU44x1/nXVFJROeXxEtnHY3J8vUbNmCnK/7PvT4NOuJ5Jbf7E2xvuhVJYjNNsZZL2FhIY43&#10;X7v+1zyPyq54e8ZafZ3HkazbuNrELKpwfpRUqWjoJR1LF54LvoNIW/luI443Yr5IbnP0rmbnwtpE&#10;Vwt826aX7zKrFdvr+eP1q/r/AIiLXsjWpbyw2Y2kbPBrLuNU1U363Ub+cnBk9B6fWufnm0dCiuhz&#10;3izQJNc8UQeGXDQrJtCJIT95u3vX6K/Cv/ggZ8IfiR8JdNurr4rapp+pXumrdXlx/ZEc0auR0ALA&#10;4z6EZr4I1nxBYaZrlj4qbTna5iuFm3yNlWwRjjHFfYNv/wAF+vjXoOj2fhDwj8NfDemW9jbrEJ5J&#10;JbmSXaOp4jCD25+tfI46dT2z5D28O+Wmrnx1+2h+y/4U/Y+/aU1L9mmPWI9WudLs7e4udS+zmHJl&#10;jEgXbuOMAjvXm9lZaBeo1uqMrKp2szDB4/Wtj9sb4+eO/wBov466z+0N4zmtW1PVvLWS3tIdsccS&#10;IqKo5J4UAZOSa870/wAQ291AskRZXxjbuxjipg6jjqdHNGWxuW3hLTbXU2trzUmXf93y24HtX0D+&#10;xPo+madLrUKKzyMiBVkA5XnnP9K+YF8XXNtqzJI6kAfKx5/ya+rP2J9W+G2n+GbrW9Z8asutXV6g&#10;/s6NN2y3Xqx+pP5Vt5kysel+JtEGlFjqvnRxzLiNduM/jWVNY6bYqsUBVo3TMjcHJ9vaum+J/j3S&#10;fGGupaC8B0u3QNuXld/Y8V5/d38U93JJFNujj4jO3AqYybvoZlu6uUhQRW8ONvB2DitDR9Q0S1t2&#10;uWmb7RtIK/Udea5qy1SYz770rhm+7u4FSXZsYib4Xqybn+Vf7taK4F7+15yZJS3Bb7pJ5NSTXNtM&#10;ht3ZUO3O5eCDVUf2dqlz5q34t1xhm6/jVK6uNIsXZEvzNyQr7Tk0coua25b8x0j2GdgG45b3ptvb&#10;iSIxNGhfdzjtxWfa6wFc20rmNVHysec+9Ot7mPe9xdX7Ku75dwywH1/EVNkgNrTrDS7VGkd2jYf8&#10;s0bO6oRqokdoD5hjU/KGbAP4Vktr5jb7NDF5m7hWXr7VC91cPJ5kk4Xb1Y9qqPmNGxbw6re3aQWT&#10;xpuz/rGGMAdf/wBdUbvV728vYdJsrRbm4km2bMAcZqjcaozXTiG4yY48bo+M9ai0tNWj8RQ6npU6&#10;Wz79zK3zLtPc0S+EbkbvjrRtb0fRpnuo7aO3jhYOI2By2K+Xdd1a6j1eSWeVt0gI3Rn9K+n/AIue&#10;L7G60fyNa1O1xawkqLUcOff3r5Y8VSWt7Ob6xk+VZG3L680qfvMVrDY/EuuPO1hpt4kQb/ltIuce&#10;uPevsb4fftXeBoP+CfHij9nOHwrcR+JfkF1rMcoaO/3OCrnJBTAG3AGOPevjPwytvdeI4IUtt8nX&#10;r8pwOQf0rvLawmvdE17VrC4ZINPsVkulVTsyWCgHFdNKP71GNZRlALHVdRKmCddvlrxyTkelX7bV&#10;Uu41QyZZRxjHHTj3riLHX8tE0fzdATggZrTh1pxKtwx2Z/i29fpXuRcTy5Rtodna3k93Js/tHlQM&#10;7vb+dXH1aBdqm73Nt7nr9a5OLxCl8CixAdenamxavLFPuuux+Ubeo9K0TMVF3NzWlnl2vbX/AAvD&#10;Rt09/wBKy7/Vb6y0yS2s7n7LI52/aC3qe1Oudb0z5pJZAD0XIJPb/wCtXK+Ir+51a2azjmQx7cMz&#10;dRj3rPEVIxpu250YeK5zl/Hnhexs7hrjU9Yub6UMrOy3GVbnpXo3w8s4/F2vaHo3hTT0t1mkjgjh&#10;VSzFv8T+tefeK76LTfCbRw28fyuAzN1atj4OfETXvh/d6b4p0l447rTryO6tHdQw3owZcjvyK+cl&#10;KUou+57fLFH9CPgD9kP9mT4d/DKG58TfCfwoLix0iITzxaLFHIreWAd0mNzHPJY5xX4H/E74gv8A&#10;EX4xeLr+FFOlJr15/ZMSRgD7J57iLGB/c2mvoj4r/wDBan9qv4o6I/hm/wBZ0nS7ea0kt3jsLHad&#10;rjBLMSSxweufpXx1L4s1DQr92t9rxzMSzL1IPp+dedh4VYyfOVzReiNZdMluFkmto02ocDa3P4is&#10;nxdp1g9gsRV/MQZ3buBzVbVvEXkmN7a4Kh+W2t/Sq/8AaT6nF/x8KzbQGGO3fvXoJLdlRfRlz4L+&#10;JNT8L/G/w7Potztla6SMPIfl5OMcV9/fEVrW5t59NvNQaGSeLcyx52sBz/Ovzt8NXQ0P4veH761i&#10;wFv4Svt84r9Evira6fqukSXBlWbC581e2RnFVHlOer8SPMZtVSwH2Sztl+XH7xW6n/GnXVzNb2+x&#10;4vKZo87ncfNz9awbRUnnljivYYVT/no2M4/rUs0wvGX9/wDMhyqliQR/nNPR6M00NuwnRLc3HmRs&#10;2flkbt74NFzfXkEP+k3ZYM2dqjgj8KwXv7CGRZrm5Kq/9xfu+gqK18QXdnI5BWVedvmLnA+macWQ&#10;bNpdwaowskb5hnjdgDirrLFYRLOo2uvVVbIHHWuQlvrWzt2mtJm8xlzIr5AH+f61a/4SOc26TW67&#10;9vDKx6D9ar3R6G4l5LaXH2l5FZ5MhduOam86fy2e8QfN931NctH4lM959omkWPjCIW+9Vuz8TrPc&#10;4mbCsOAz8HmoZL0N6GS3s/mkkWPd91Wb8efwqOLUrbULo29rGq726nvWHceJbBG3arcRbVyUDHHY&#10;cVTTxxayOrQWu7zF+VucLSDRnXXenwRulpdWwbzBhxj5akufFemeHtBltXijnaSbKtnHlgZ49K5D&#10;/hLXvI5JBI0kcPMrelcz4k8U6fqtq0SXqqob7rNR6FRfLsUvHHjS81/xXayxxxw2qrtEK4wQPX3r&#10;76/4J86lc6h/wTX+Kl9YXkcZubXXfOUf3Y7Nh+Py5xX5t+JNQiiuUsIGWXcSR81fdP8AwTo1+7sf&#10;+CfPxU8LTsI3t7DW32jrsks3Ykn3wV/GinTtUuRXl7lj4o8NeItNEe67kRl8rAhZumf610l5qFiu&#10;mw3V1CqhduEKjDjA5+teW+HZxPB9mvYg8g5Vlbov9cVq3ty0kMdo95MrRnlWOcCve5tmeXZ8rSR1&#10;E2qJNHI3nCBRkrGrY3DsKYt5cyszu6xxeXwDk+vNc/aPfXKO7lXjjj4+Xp6VNFq22eNrsMF2AMAv&#10;GPetPaImNN9S5qep31vKLS7VS0jE7Tzxn+lfV/8AwTv+KuvfCT9ln9ovxhoE0C6lp/h20uLN7pA0&#10;W7bOm3aeGOGJGcjivjjXdZS41L9yRs2ALvJzj6177+ydLd6n+yZ+0BolrfrD5mi2Uk7yR7xsUTZX&#10;Hv0z2zWVaScGXCmP+Fnia/1T4K2l7DBzNcSSMwAGWzzxx+nFLJDqs8RvYovk/iG4HPH/AOqoP2dW&#10;l1n4QQ6XqDRiG2kdPlb5l3cj8a2X0iz8MW4tNT1N5h5h2sox/wDrrwpSjE9GNzDlu7m5cRxQtnb1&#10;LYApkmsXUjeQ0HmGP7xUiufuvtVwWdrptobIkHYHoKaNQWFlhSf5s/vG3daXNc16HQDVYon+yyRR&#10;7JDyTiqmp3cj3McVtnbnLHdwMdBXPJqFws5H2l2VWy3HH0ok8QQm5ZUk24Ufe6A4zTuCOnsp7eV2&#10;gS7VTu/1fX8ai13UIfLWAyqAvJ21za3bZ8qzf3z7019SjuX+zXBIbd94N1zU6rUfL2OruNWjgto7&#10;m1eNVMeG24GT61F9ut7uPy7pwWcZVlbrXLXdzDdTrE87YjHY/h6+x/OpYNUgS3VXbaNo/PijmJ5W&#10;dBY3pt5PKivWVScMvvVi4ukwJJpvuMMDd049K4+W+gmuWjLj5RuEi9hUiPDMGuVuN+4fJuep6j2O&#10;0bREvdGOoX+qR2sbNtjdmzuJHTA+tP8AEfhDU9C0CSZ385JrcsrAY4x3H0qf4bava3tpb6Rqdvbs&#10;qszrMw6OMflVH4m+K9UgvpoI5U8nymCszDacDjij3hHyzNHLZ/EO6t7ZA0kMvzOG4PrXomu+MNN8&#10;QXVqbjcpjhWI7pOw4GP0ry37dbzeML6/vLdo5JJmJZR8o561qR+Jzb3rWWox2siTR7F8xfuZPDZz&#10;14P50ctzSL7nq/gfVD4S8SaZqGga6y3TalAmYm+4rSqCPoQTX7i2n7Ev7D/iW9s4NZ/Zn0Oa+1FY&#10;x9qdZkV2IGZGKyBevXiv577bV1sp/wBxMytDIrblbpjpg5FezXv7d37Sd4LKOH4yeJl+yxLHD/xO&#10;JAFUKFAxnsB3rlxCqacopTjHdHpn7Tfhjwl4Y/am+KHgzw14QSPQfD/iq8s9Mjt2JS3iSQhdh5O0&#10;jBx6GvE/FWv3gsJLW0vSqrKPJgj4AGfTivR/hN4jTV9J1SfXdTlv9c12aS8upppN7DjDSNu6kk5y&#10;TXlXi9rRNRvUa+xJbyMFaFeHwT+h6iqpzlLRlxlzbHRaJ4S1G08PXGvX8O6SSPPllRtAPIJql4Z8&#10;RWcE6Wkjxj5SJlKhc+mAKl8D+NLzV/D99Bqs67UjVog0mHYDsa5yKOTU9Y/tGzt/LjkXOFXqR2B/&#10;CurD/wAVWM6yjKGp3BiitQVs52VS/wAqxsRjjrU9uLyOfyVuGVJFyxbJDD8axY9bl1K5WyZkj8tA&#10;GkZfTtx3xWjbaxdRWz2Ulsv7xcpLIeg9vY19BGolE8mdPojTtHCBki/1fZgf1rQ8N6pqXh66fU4d&#10;Okkik45yF257/lXH3mqXFvzGeowqq2R9asL8QdbMUYurxmFuu1NxzgYz0qJVOyJVPl3PQJZ/D/jO&#10;5VPDdvcR38mXj+0MPLBA5AP1B619Ef8ABOnxJqmraD8QvBPjCCOAyaYBAJFHl7irJknoea+Kbjx7&#10;fwnFrO0SxnKvHwQfXIr6Y/4Jgz614rHjx7ydprWOxjhW4nJKxs5bP47ea5a3M6TTN4RfMmj5R+Ml&#10;kuk+MbDT7q5jmt4ZGDRbv9WdzA/41T0u5szPJJAVCxr+nrUfxruXtfF+oPdRBo7bUpkjYtkyAMeR&#10;7Vy/gfWrma8a91FwrS/IsPouOK86No6Hb6n1tovxO0zUNEsdS+ztHG0KYO3DLgYIBrn/ABP8Q7S/&#10;u5LHRIJdzMQss6/Mfxrn9F1Syf4cWgtSyyRxlWyvQ1zz6ii3vnSXHzKMJu6VO5UFF6G+mq3jXMkZ&#10;dd3Vvl5+mf1otdWvLVGfbuH8PHSsF9UhWJnN1ufdhQB+tMtPEgiDBHGNuNvXNUVKJt3GrXqlvJmh&#10;+ZsuSoJxSy6lf3EDeUsbN0447e1c5FrBkvhLdWvGOucAU+TWmiPlq3zMxO3OD/nipuTGJ0sd/Itu&#10;3mJEshxtbcOvpVMX13DMwvMSKeqqw2jNc/Dq3mzlJE5xu+Y9f096jn1YrKQdq9+cmhK25WqN64vZ&#10;ceTayjbz+NSXU11b2S+VcCTdyxQdBWC0qALIt6pG3+LPy1JBqiojw/ae5+YA4PIP/wBajSWqFdnQ&#10;6fdSDTtj3mHRTu3Lwaghupr6ZUMip8p2sax7PU2EZtjNuz+GKkN6YTsaUY74GaJXLO2stWtbaJY9&#10;Zl/dxjHmKOoH/wBaq+o/EOxt9OujoEn72OMhDIO2etce+vSLb+XcXXf+JeTVBdQh1Bvs8TrGG4yR&#10;Qvhsgikatz45tNQ0r7Xe20sMif6wxtuDN6+1Y+rfE7VvEmn/ANkWlrDbwq3zbU+Z/c+9ef8AirxB&#10;fadezWyTt5cbfxHrWHFr2pG2AS5eNJWzubg9e1ZyXcv4T0jRdR0eLWrca7H/AKGswEqwMA31r9A/&#10;2YP+Ct3iz4OfCPTfhFYeHNK1Kx0fK6dJIDHN5RYsUJHBILHDYr81/DttbziO1jumedhx82csT/n8&#10;q9g8DfDdbR7TULvXFe4kbHkwDO3pwa8/FUY1HdjjOXQ+m/2j/wBqe6/ay8cReKLrwg9rKuyG3jku&#10;C+V6bT+PsKy/h7rGt+AfDGqeH9b8K2dvHfTbkuXx9oXj7h9sgY+pridJk0TTPEckF5olxDJDGpMs&#10;MxOz3xXT/EXX7ttJ02YHznKGRLhmyz5A6/561tgKSVVRM8RJxpORFrN1us5ZLULtkHK5+b/9VZXh&#10;y8jivkXUG/cs3Mh7VhQ3V1eM8sl9Ip2fMfXvirmgm23xyyTTFTJwpz619pRbjGx8nU5ZSueiNAIY&#10;8abc74uq5kG3Pek0a7u/O2XUa7lb5uvfof5VVUkWXlwblXHy7j0qCwmEEhRGVunyhj35/rXdFysk&#10;cOIizrHurjYrp/CRgevsKzf27LmO6/Z60eRZ0Utcr5wZfmJKHAB/A1csZowQt2cYKlmWtb9qbwrb&#10;eIP2Xbq/gXdcWZjkhj2gq+Tjv0xXn5nVUKK1DLY/7Uflb8SkZJtsh5807R7VyddV8S5rybUJDdhd&#10;yyEfL9TXK18z5n23QKKKKACiiigAooooA9psJHs3ja7gLfMCG5GPf8q9g/ZG1S2l/aa8PyTwecv2&#10;+MZVufwrxm61nyJIf7SVlj8xQzc8L7V7N+yFFZX/AO1B4bvdMKzQtqUKwhFz611U5JxdgqqXU9R/&#10;4KYX0Mn7W++GPa0fh+zEvzHByuR+OK8s027luZFlbG3GD2xzXp//AAU1W1tv2vmnWFVY+H7NLr0Z&#10;tnB+mMV5bpLRTWq+S4jYtyGXA/Cuqjb2Zx1EkaexCuGt2VX5z2NRRAFGty+Y+4b5cikvBMG8syHY&#10;vHsKiFvFFN/rhJ8pILHge1dlO/Q5Khf2M1kPsi7WTnbuyW9qRLqfdvdArY/d+o46VGbq5ZxsO6Mf&#10;e+XhfQZp0Xmh9qxMyhc+w7YNdkYz5bs5pSZJ5byv5gRvMxkMO+ar3ZuYZfKjjbzGXHC9u/6VO139&#10;llVEfdu7t2HpVnTrOGVpBcuy+Yvytt5Hf+VaR93cz32NDwhrFtoFqx1BEuehbcB6ngZ6ZFZ/jTxD&#10;D4j1OP8As3RreztY0wqx/eP+8ao31rFFcNFFIQg4YcnPSs9rdvtKyNOcp90df/11UKNNyvYTlbQ2&#10;9T0WbStMj1DVGjHmriEq3JqnNf21/F9mittpVctKOhPpTNYXWXtTJLF5i7Rt+YjAx0Aql4eOo3lw&#10;sMSwo3/TRsYx/Wsal4SN0ua1hnjWL7JBbl+syny89BXF3MNsrGe5tW45wOM16h8WvB15c+CLXxNE&#10;yyG1bZMomAO3HXFeUz3++LyQ275c7epz/hXy1bllXkz36PL7NGTq91bm0LJaqGLfKrAcgf8A6q4P&#10;Vr5cvIllsk8z/lnkL1r0r/hENT1iBXS33Lj2JrnNY8Nul1vurbC87lVfasvhdi426HIWRuLiaQzA&#10;MuMcNzX0N+wzNYaf411I6nYiaH+zZFVDyQ3GK8XGjQwzFoI2+78qqufzr1L9ljxDH4O8auZrbLTW&#10;7L+8baefrVxkS/M9U8R6vBa+YlvPLGHcsF38daj0rxHaz2LGO7dZV4SPdww9z2rgPGfjA3msXCCf&#10;AjmZVQH7vPTjiqlr4kUQfvbkY3fKqtTk9dCYs9Ks/FWlPqv2O+QCRl+7uPXHUVHqWvRW8rQ/asfL&#10;8pVQK84PiSKd/MFw27PDN2/GmXHjPyZV89ty/wB885qd2aHcT+Kd0P7mY/M3TpU8GuyARuk2ZG+X&#10;y9wJNcHb+ILcSFjdKY9w+UHOKmk8UWcA3RTseysei/8A16sjlXMeg2+vR3l0tvMyW/zYaZ+SBn0q&#10;PxNqtjp+vNZaLrMt9bqqgXUkW3ecAkhewycA9yK89HjCMlpYZMnqzK3U1XXxShuTMv7vbHlvcUWV&#10;9R8qPQ7PxSsU+03PB4Xd2qPUfEJ81lTcyqOea4KDxKkk4eOfdJ/yzbHf0xUeo69LFc5e5KO33z6G&#10;jmWyFY7y08Swsi+YWLbgV3HG1cdKmXxpEkrNb3W1txwV7L6flXna+JIVh/eXG6RflG3v71UPiVRg&#10;SptB5+lG/UblobfjzxJBqVyIGuHbc3zN2rznx9JY215HBpc7YX/WezV0F3JaajOzx5SMx5ZVYnOO&#10;49K4nxJdLe3/AJcLNtjJPzetKMop6E3exteEpLaLxZbrcTPFu4kkVvlHGf1r6o8N+DrPwn/wTl+I&#10;/j3ULJZrnxFqUEVpcSLykMbgZB92b9K+QbL7ddTqm7aMY3HtxivunxtcGx/4JS2ejrauu7T4RubB&#10;w32piSc/n9DW9P8AiJnNWukfHGg6haFY7h4j5Zx8ue9btzNbxRNDdWe5W5jeNsbR+HtXIaaHQi2J&#10;ZWKjLbvu+9dFo+p3yRYEcUkcLZHmYO7I969WMox2OQt2V3AtuwCssgXu3U0n9robj7Skfz9VU1ny&#10;x2l0GawSTcrY/dqMfh7Zqibyazu83EQ3L1/dmtFViTbU2tav7W4RRZSs0zL+8VmwB/8AXFYFxdT2&#10;Deddx4bbj6+9Plu5LRlktXU7uSeo9cVmyt9sxPMvRjt3dufXpWc5RszSMfeTQ7xJa3WueB7jWYEh&#10;aG2ZRJ84BPPpUHge7hn0JZWmTMbdH55qzpukwa7I2gWVvNcXFzkJDHHksfYVn6FBJpr3GgG2ZWt5&#10;CJI5MgqR2Ix1rx6luY9KEu43W498vmKQxzgHd+tY919uNu1sSrKD174+tbF1bSxy5dBtA4Xb97iq&#10;z2kqvM/lMqJ95tp2j2zWa7mnu9jGiL+Yrsvyj+LOcVfs5Bblrh4HbzG+XGODSuls42xW6MoXC+9T&#10;C1QnbJGyfKNjY6dKmOm4GfdahPa+J9N1eWDH2a4V/l/iAOcV9dar+0l4X1jwVDOus/Z98IWaF2wW&#10;bHt1r5Q1bwq1/DJePexwxwrlQzcmsy21tHihs5kJWPhW3cVScuhM4qR7tcfFPQp/3/2sH5vmVe49&#10;qjh+LmnpLG4v/k6L2xz9a8VlubO1dShYlRz81Qh7EzMY39eG6df60e8Zx5j2lvi5obTyG4uvOVsF&#10;Qfm5/pSr8XtFgkaS31FvMOMBT+leN2+r6fHH5MkZJX73pTH1Cwjmd0dUB7KpNVqUz1nVPi3b37Kk&#10;t6Nq87QcZ9z+X51DD8YWs43NjefK3DNj+leWnULWco5Vd23rz71MupQK43zqF9FNTqmT7x6Fc/FJ&#10;JHW4NzIQtWIfi9FbRYPPfLEZ9MZrzVJ9OdsSTZ7jnr+FFxPZTMdzfLFjav8AFRzSDVnpDfFqwuoj&#10;LfWZbcNq7W7etOt/jNaafE1vHCwZR8pZvvLXl8OowmTMZOei7v4fpTpr6CONlZZNrNgSYz0/GjmD&#10;lZ6dp3xha2WVIo2jS4X51V8ZrE1vx7ZTQqoi+bzN0jgHn2xnH/6q4tNRgUK8VwzOF5Vl6fjTE1aF&#10;I98Y3c492Hf9armuS3LodRb6r/aGpRsEbpjdu4zntX3H+yd8TLrwX/wT7+K19DosCTRCW0huGbcZ&#10;1uIljZv+AByMdK+BtL1W4mgRntTHHG3zysML19a+svgN4wTVv+CevxQhS0EkdnfQxRyq3yqrNGx+&#10;pyKqMnzIJfCfPuh2TJdebbj5Y1y27jPb0x+laq3dncSJa3IZ1GN0j9T361z1j4j+wzCEhWZuV+p/&#10;Cm3+oT3Vz9pWFo93DLGPlX3+tepGUpbnMdJA1uokMF1uh3cqGqO+1mIXEckBzsyuPT3NYcF2Nu+3&#10;faoyabJeSPIqKjbg2arYXK9ya4/0uNp9m3dJ6jn2+n+NfT3/AAT7+yaj8L/jB4XkYj7d4X2M2c9A&#10;5HB+uB9a+Z4f3iswTcMfIFbo2ef0r2L9lT4j6r8K/h18U/HGmaWl5dWegxtBasx2vl8biB1AzyKx&#10;qVFytIaVmZ/7M3jC18N+AbqTU7B5Li3ug21uONoHNdD40+ND+ID5sFquc7VjKjCg+9eReDfiE01h&#10;eLqkyiS8UyMvlkfNnJFZp8WswZPvMMhmDdOa8uS5nqdsZR6ne32vyzKVjlbnlVGAF7YrOTULoOzm&#10;U9P4Wrk18V/u1Dybf5GoZPE6D5I5c+Z2VuarQr3Tto9f/dsvnbTnvgZ5FUZL+5guCz3CsrLnsa5P&#10;+3IDc8y/NwfmbORQfEMLEyG4+791d33hSv3EdlY6pcS4dbljtbd8pxiq994ixfElxt3Ee5rjx4lR&#10;ZWIuNpbO1dvSqsnieA3G+RmO30XrT0A7SbXUkIjt9yuqbmB7+1WtO1hMkvcqfMXBjZuhHH4YriY/&#10;FkJUI7lTzuVsdMVXk8UAHyW2fKfmxnPWp5uxXMd5L4iLRPEifL0aRQDRY6xHhS8e5j91d3U1wM/i&#10;0xMrKj4x8yjgCpm8XC4ClUw24fe4BFDTIPVfD/j4aaT5UqJxgqxz/M1j+NfHV7qpktwRt2nn14rz&#10;6TxXDeRlS7RjOG461Bc+JZpYGO5Xbb69sUW90DmS3ka1dSwybv3hG309qtzwtMMGIS/IDvkXt/8A&#10;rNaei6l4N1m2Ij0sQ6hGx3Zb749fTNP/AOJd9r8mVyT0WMc0atFcxz7W9xbQiRHcE/w7jzVrRJp7&#10;y7WPUNSkWFmAIjxlfoTXQSadZXLrbmPbuX5Vl4bin6b4TtbjUEW2QttbBWTgKf61m9rFHQaJqep6&#10;bewy+FtXnSONtrM3L7fTOOla/jXyr7R7jVru6M13OzfvBhQ2BwOO/FGhw2mkyNASvsy8nr1pdRtN&#10;Oa1W6srpm8ht0kbN1P5VNPezHb3Sp8HtJg1FLm71y4W2IXZB58g2Y7mum8d2Vj4Wih0rRtfhvI1j&#10;WbdbsO/OOK3vgn8JfDvxT8K+ItV1jzNP/s2xaW1EK/fcKSC3oOPSvJrU2tpIHmvNzD9f8/yrpp05&#10;SldHNUqRSsbtnPcQy/bbq5UCRgT7D1/rXTa/qmjWTCx0bUftMLRrubbj5scj8642HVPtNtGBYL8p&#10;5kKc47j6VYt2G4R5VV6FvWvUp/3jl0lsXpLtpVUbl+U/w+nv71FJMF3BR98ZHy80l1HZxt9pstwR&#10;mAfc2OfWq13BObZZInVieFUcHFatxFyssxRWl1CYWYhtudx719k/8EvL2yl+BfxC0m3nW0uFvjuu&#10;MYbcYG2HnsK+KGkntHSQFWXcCyfhX2t/wScWHxD4L8dW84hVWvoYxH6qYjmsayvT0F1PiX9peTWE&#10;+IGo6ffvvkh1CRdywhQxB+8MdjXHeF7tbe6tpJoyQs3LY9eP616R8ftQ0HxT8Ttat9Rimg1FdRlS&#10;Jo/9X8rEAY6dPzrzptDSzgUedubnaxboc15qj3O6NuU9W0rxBDbeGZNL89tyTs24t0Q8gYrBn8Q2&#10;XnFYWPrx3rz/AFDWtQ3FrjP3cNh8buKrprE5VdpZe3yrnFZuSTKukelxeJIlRofMWTPO3jPGT2pg&#10;8Q2CNv8AMVgec56GvL/t+oZ8qF5o+Cd6tjOT3pzX16gUl5CwPRmPNHMPmPVJvENncIH3bto42tjm&#10;qk2rGXEkl0uOD82OBnpXmi312NwAdWP8IfvU0WrajBdRtcxM0a4Lo3cVIc6PR/7f04qxNx5jsoC7&#10;eoH9KpHWJZmwZ1U/wmTsP6muDfUZ3uJPsscio3zbWbPGOlRebqE7mZJS2W+ZulA+Y9Gh1q3gl2S3&#10;PmNggbfXirUOs2b/ALxLhWKrnard68zivL9ZpH+Zj2yc/jRHcX7OqqzZblmVuo/w6U72DmPS49es&#10;2DKbndtbL7TigeKrZEUwSqWUcMWrzdLe6RWbf5annHmVDHHK8q5l3M33lVyB1p83QHK56Hd+JoZZ&#10;cTSDf/FtPtTYdcjkjmhRs/LtVh2rhBHIoIhiJG7AO7pXSeEPDUjf6VNIwzg7WbqKnmuESnL4P1G5&#10;lkTf5is2T8ufx6VND4NnaZS8XmMGUIrR4A969C8N+Eb7U75o9PtpAGj3FnPBFdJp/wAH/HV3ayav&#10;Z6eLiJR8yR/eUDPPp+tY+05dJG0YnF6T4N0jTPs8gjf7UqnzsY2ls54x7V3/AIO1SexnMwh3GKEm&#10;NmYKwPrjvWdYeFfEml3z2reF5mbcQymMkrg9eOh5rXtoLS0l864s2aYocqpJP09ql8pXukmk+M5G&#10;8QzWOr3LPNeRbI/mPDdjx1+ldl9ovtHaz8NeKVuN8duGj+XAC5zz35rK+F/w48VfEb4qaFp3wpt4&#10;v7durkfY2uBtW3IG55G4OFUAkkA+ncZ9B+PVt4y0jxQ2jeMzDc6jp7mGa6t1CiQgnntx1I+tdWBi&#10;pVrrocWLf7t6mBc6bFcItxbusK7cIoX5TxzzVWCe50+58prVWbrlj2B7VtaWZ7nSoobj5vlyrMuN&#10;q8Cq+uRR2sUVzYbQy8nJ/WvpIzi9D5+rHljc3vDXiOO709rQssjKfm2/eHeqcC3d1q7fZpdkPmZC&#10;kc/n/npWf4YeCG93s/MrZaT078V0Fx5Ntd+VDF+O3qK6IucdTgrdDW09rjzcLMdrcNuWug/ab1qw&#10;0z9ju4LaptmurqKJfmwSoJJx+WK53QvNlmKSN83FVf220jl/ZdspInRZLXVE3IxwW3K3I9+P1rzc&#10;0jz4ezNsr5frR+b/AMTZo5Lxii/elOW9a5OtzxtqUV9fMkZb5JCOaw68KKtFH1gUUUUwCiiigAoo&#10;ooA+ivi54Z/s/SobF4P3MbAxvtxzj/GvTv8AgnjpEM/x/wDDJmEjTQ6grhVbBPtzwK7D9pzwb4C0&#10;Y6Lf3VnNDp95IftEcfysQuN20nuQa9++EP7Rv/BNf4R6Va6/4K+CU/8AbFnGpjkWzaaYyAfeZpZC&#10;Nx/vV1YOXtKF4pk1ZWep5T/wUw0WxH7XGpXWqXDK0Ok2QitzH8qr5Y9PevFdMe3Ba8835e64/lXa&#10;/tMfF7Uf2mfjHffE2TSo9KtrjZDa2P2jzHSFFwu9sAbvXAwPeucsdA02ztA8ys7Mfvbegz6d69Kj&#10;StFJnFUkubQkuIrSTa9qvy7TuOTz71VTR/tLq7ScqOcHr+lX4NOsrZnkluZD/ssnT0phEbyMbWVF&#10;kb7zbf1rup0+VHNUJHgVl2N0Vc7fWnNNbhFhhB9mx05qOO1ZVaUTFt38R700Xaxzi2CgnO3H9a3j&#10;PojllcktZoriYTypGrL0b0Oa0NQWTSUjd5Y/3w+8PmIHv6Vl29rPfStLFF+6/hVTV6OICJra7JZn&#10;H3mPI7fpWktdzOLWxDpto+qTSLGGaXbxtxhqxfMjhv3F+rFt2I1C421vGSbTYc2r7fmztPbvWFqb&#10;3Eupf2jdOxmb+P09sVEZcuiHy+ZbCteKr3hmZTwo5wKzdQt2inUoY9hbKDd06VeN1PKscSTeYzZO&#10;0DoKqta6c1ys96r7DkSbc8e45+tcsuZSNab6Htn7FH7OHh39pnx5ffDTxZc3iwyabJJutLnaUPTP&#10;9ccV4z+1P+yb8R/2W/F9z4R1XQ9Uv1hun/4mkenv9lkhJ+RlcAjJXqOxzXe/Az9orxF+y98Sl+Iv&#10;wvkhvP3Jilt76M4kBHI4wRzXu/if/gqxqXjrw7IPEPw00uObbvEM107q7+hyOn415OLw9Ry5onpU&#10;K3s1qfn7YeJNS0pY/s10qMjbl3dR9azte1TU9fvJLi7YN5jlmCcZ/D0r1v4qfGLwT8QPEsniWP4H&#10;aNYXE0265WxYosh/vYAArmZ/Gngua4Uj4Z20Y243LcNuY/jwK5Pq9TRtHV7bm2PNL0XbSo1hb7Wj&#10;+8y5/wAmqljr19bXP237TIGHLttPBr0uP4z+GvDxdIfhdpsr9GaaQ5B/KqGofHPQNTdUufhVo6qp&#10;+Yop5+tL2Eh+1v0OLvvFt5PbtcaZucZ/eMV6VTXxTe4U/Nu67e9egn40+HYL8y2vwu03yePl29+O&#10;emOvtXIeKddstZ1E3lh4fht5JHzuh6Lmj2Mhc9zLl8Tag5KW4k+UepIqNtc1CRAzpKyHJYt0Xj6U&#10;Laai9w0g8te3zVNHFql3JFp0iKzzShIljH3mJAA/Ws/Zu4c7C38UapGmwtJtbnbt/wA/zpl14k1G&#10;YMzmRVP3R3rX1v4beK9F8QWulXccUc1w22NFk3Et9BUPj3wX4h8D38Om+JbTyZJVyFPGR61Xspj9&#10;pEy08QXVoyuLiRj0bc3y0668R3c+1jMwRR8x3Z/L3puu+F9V0Xw/F4huFh+xzthZBJyx9KwhfxBA&#10;vzL821tv0/Sl7Op2KudDaeIL5JFWK5ZVz9cj15qaPxDc3LkS3Em9ifmrBGsF0WGGMNx95jT5jJFH&#10;DLIeSSzIrdB+FPlkh8xojU9QVlKyNtVsb169anfWLx5VZvMMZX7rEdaxLa9aUm3gt87uRu5NBvrq&#10;3YpIm/auFHpRyky8jooPFl9aQslva7srg7/5dKzLiG5up2vC2d38K9j64qq2oTbt5j2cdc1K9xqN&#10;zbAyRquT90ZBNNU7apE3tuzQ0Gz17XtUg0bwxZ3F1dSDPl20RdsDuQOwr7/+OWi6l4F/4JVaZ4c1&#10;608q5uILOEmT5X3PMX5B5zivkf8AZt/aL8dfsz6dqV94K8PaW1zqgCXF9fWfmSKqjIQHI+XJyQOp&#10;69BjoPjB+0/8Wf2nNDsbT4jajBDp+khnt9L02MxQvIeDIVyctjgZJx2xWlGFb2iutDnrVHsjzjTN&#10;FW8jMrybmhj+bb29+KvWOpaa1mq6lH5aRuVVY15PHH9aseH7mw03T7mGC1keR1wrBuBVLUYba4uv&#10;MSJbdfl3qrZyfWvQipSlsZWNG1+wW4C2twyxSff55A9AapakY5b6a3tY2MYX90ZByafLbWVuqC2B&#10;Py8Ht0qje6k0zAxD50X5TnrTfkOw3Uns5beMlh5i8MV9cVXay8yPyEZfvY8zPHPtVi5UA7rmMKWU&#10;Hcq8ZpslrNKFtMBR0LAgHp71Ml3KUjtf2W/Cs2pfHfw/o8N0qtc3BVpOoB2n/Cuv/aU/ZW+JnhX4&#10;qap4i0vQYbrTbhfOW6tW+YnHIZeoOf515X4b1fXfCHiiHUdB1FrW8sZFkt7i3mwysO4NdLr/AO1r&#10;+0FLfO998Q7i5jkY7orm3hcf+gZH51y1qTcdDSMnfQ8y1F76C+mhvIbhWhkwqtHgqemCP0qPU11C&#10;XT/sctxL5MjbpU6ZYHiuo1f46eLvEOoLdeIIre4XjO6zjU7gOvyqM9utZ+p/FHW5mZoba1ZWXqLV&#10;eP061yShU6o6Izdjlf7Dklj+1QGQEJlflz+FLHa6hbqr3TTfd/55nGPStt/ip4zhtmttNFtt/utZ&#10;p/hVW9+JPje6jjtrjUo2Vc/uxaoMe/Sn7OQc0ihLp+ra7pUtpplrNMxkVEjjhO4n3qa2+A/xUmWO&#10;RfCU+1v4iuOat6T8S/H2jzeZpGttExbcrRWyfL79KvXPxm+LUkCyDxldbm5kb5c/yqvZz7k81Qzb&#10;z4BfF21046hd+D5xGnLNnJP4CubvfC2uWriGa3eKT+KORT+ddh/wuX4tyRLbJ48vmXP+rbGB+lSe&#10;C5PH3xF8bxabFqv75lZri5aNfkRRlj09Aar2cn1CMpdTi5fDl7bRF2KtuUDy1Xqaki8LaxJAHU/L&#10;33ocjivVtWuLE6V5dxdrFJHuVbkxjkj1HSs+xu9etvBMniKyuRIPO8p1WMdPyo9nOOpPtNbHncPg&#10;XXbm2W8jm+8furG3HvV6z+FHjTVjHZ6LoVxczs2NwhKqK9G+EWo+M/GGsTeEE1SSFFt2lhaOMblA&#10;68+3Heub8XfFL4n+HvEFxYaf45ulW3meLdCFXdtOPSpUZOTTNOaUloVIP2aPjdd3BgHhFW2/9NgM&#10;/nVk/s2fFeC1afUdGWNY/u4+Y59Mj3rMk+L/AMVJEDt8QtWR88st2wP6GopPih8VJ5lhufHmp7UO&#10;f+PhuarlZH7wa3wU+JUTF7jw7Mka/wDLQKcGmyfCr4iJEIE0O72k4A8snn3q1afEb4jTXDS3HjG+&#10;ZQuFDyk5H0ou/Hnj9i1tb+LdQ2t/rFW6dVNT7PUfNIbL8FfiHZRw3M2gy+XMdvGRu/SnL8HPiNFf&#10;YPhe6QbvlzH1p9v4x8fSRRxN4v1IiBgUVrliq/hnFXbT4g+LJS0g8Q3U07jLM8zHnjpk1Xsw5pHX&#10;eEP2X/jZ8ULZNH8M6Kq75Ns0lw6pGp9yefyFfUU/7Js37IH7CvjDRvFHjeG81DxPJA1xbwYW3EoZ&#10;dqR7sMxwDljjPpXx3afE/wCKGkN9p03xtqtrJKv37XUHjP0+Ug5q7d/EP4h+LxBb+NPG+sazHC2Y&#10;bfU9UlnVPUgOxwfpiqhRluzGTnLcz7iKGIohhwyryD3p4sZNQ4WWOMfMBubqc9DUmovDdwSKsaq2&#10;7O/d/DWdJc3uzyrST7zZ3AcCu6N5Iz2JU09YituZdrRtjavSlkS0ciEOwZfvYOOc1XsXvHvit1eK&#10;+B/DxmnXrRteMlsjKy/Mec8Vo/dGW4ZFiIHJTncFr6F/4J63Hgu8+IXiLw74qvLO1tdX0f7PBa30&#10;g23B3AsuTx0Br5uW5miTcqZ5xsx97nr+tQRy6hFP/oUzruPO1sFOetYzjzCZ6T+1z8CY/wBnn4gf&#10;2FpWtfarHUFa5s5tuMRk/c/4D0968qs9fksIGh8mN2kG3nnbV7V7m81hF/tPUZZvs64VpmLMo9ia&#10;yHsNPZv3E+5m5YZ69Oa4Z05G8WupGk90jsRKuM7lw3r7VG95Kh+8QW6471cbSdO2iQSSFv8AZFN/&#10;srSbh8w6hIsirgCTFY8rTNbIqm6ldfKhuOg+8fTFQw3reZlWXcfu7e3I9abd6fLFcKr3Sv8AL978&#10;arSKN+xotu3uO1HIx9C79tkWTe7bj0xQLudIxGsn3jndt5HtVHz5GX5XGVphmk8vfJJ8w9OlUqci&#10;bmgu9oMyyfwnt09zzSKMrxcHg4z3q1Lo8GieFbbxHqSTTLdTFVjixhcY4J9TU2v6FBow0zUEP+jX&#10;sauY87WHtTVOTDnKZXbtEdxuOcMzL1p/lskbLJfN8vCnaOT7V0fxJ8C6T4MTT7nTGmc31v5m2So9&#10;c8AnTvh4njeXTZAPMWLdv/iIzx70405WuEZ8xzzM0f7kTblxmtPwl4cv/GeoNpdlfRw/uz++l4Ar&#10;Eh0+dwt0VZei+xzV2G2ls59xm28fw+tHIxu52Gnfs2atY3azS+PNN8wcqqyYrS0v4Yappt880t7p&#10;dwqn5vMnCkGvObiBpZg5mmz13b6kt7J2jZDcyNu6sW61MoX2I949Qn8ESXka3batpvmpz8swJWpL&#10;vwTqNnBHLHqtmyMu7es4x/8AW/WvK4Imibc8z+mzceKtOdQvAUF5KI+P3fmHFHseo+ap3PTtN8CX&#10;2sQLf2vivS40zmRftB3enTH867D4Z/ALwx4jikufFfxTjs9o2yRwqvIJ4+Zm6/hXhujw3uj7rqIs&#10;N/8AC3T9a3tCnN5OsmoXcixs2cNkjp1qfYy3uVzStqz7Q0jw5+zr+zf8E/EcenfEmHUNS1nT5Ioo&#10;5b9JJnZkKqqiP7o5zXxylmyutysQ25C59MVMbS03t5Tbuu1l4/HrSTJLNiLewjVScLzg16VGKjDR&#10;nHKN5akkMRtJGjC8MM7m/Kp4CuVSQqT/AHl+tU4VaYos4ZsDC89s1uJZ2lrP9p8sTRyLldrdDWl4&#10;9R7FURwSBgsnzLztqIusRjE7Mq4+VfXmnzOPNYxrvAGM0Paq0S7D8y87dx4FXFLqLmHfbbGLdKYd&#10;/wAuFj9Pavpz/gmb8dPhr8JPFGr+HvH2pR6dY+JFUw3M64SOZP4W9AQep4r5XEMbsU+0ZxyyL2P1&#10;qpLd31i+5Gf73yev0qakbxsgPuP9qH9lb9ibxzJqXjXwV8QodP16ZXljktdYU26Tdd5jYHgnrgj2&#10;r4J+IvhTxb4R1qTSb2+0++t0/wBXeabceZHKpHB7FfoRXTazr19faQsN7HLMdoCsrDaq5ya4/UC5&#10;cQi6bA+X/P4VxKjy7m3tOiOfbzoIvPAG1eMYzmhrseSruVyf4fStW6t1giYMM71yMnOBWa0MjTK7&#10;RKUb7m3v7dazdNGlx7akPIWGaFpAWwG2+lRw3DSW/lmJ/OWTLdP51P8AZpUn8pU+6OvPPf8AHioG&#10;CSXG37uW+Y4xn0yaj2YDG1BhcZf5G6As33qjWRpJN8zbvm+8zdOal1K1lKieb7vA4XkCqRsr26kY&#10;2sZXt179BR7PuBaSVhc/I/y5w3y1P54jRZQdyjjg9K3IfAF9Z6HHrt0pkMse6NdhwPrVfwppyT6v&#10;CdRtlMc1wqSxtwNpOO3Slylc2hmpdCZN0Ei43fwjP1pjF2lYNL95Sdp/Q+1eg/GbwFp/hLxFb6b4&#10;b0vbayW6yIyoSCcc81e1PwPC3wotNcFmn2q4maNZORhRT9n7pPMrnl7+Y5Chd28YG3t7A1ah8K+I&#10;bqACCFUUD7zNyK6jw/4FkiCtOkTnqdvf8DXTDRIlgUofm6KoanGmrmiiU/BPwi8CzaaIvFnxHitb&#10;iRc/KoITjjqaj1f4d6Rp8pi8LfF21uIUfKb8q59Rjn09auW/hq2I8q5Veed27ke30pqaDp9rNiGE&#10;fd6sOtDpq5GsXe5StZfiBZ7ksPGVsNqlVVZuf5CtvwvqHxh06zk05PilFbJdNmVRM3zDA4z2plro&#10;dvfxq0dltPIWTdjNaOm6BbRW6xysN2cfMM4rKVCMi+Z7ot6frvxe02WNV+KlqqxktDubcx55BJBz&#10;nnv09K9D+E/wQ1L4q6rDfeJPjHZwxlvMms9NgZ52HfrtA/WuBTwum5Zt0fzYH3ckjufyr0D4Ti90&#10;LX4NQ0/UDbyQsNy7cblP8PHqKuWFiqN7mftpH2p8FfGX7L/7NQXUNMghk1P7OIriT7NuuHGOV3Yw&#10;M9+ea+Zfjz42t/iP8Q9U8YWdtIlvd3sjwwyY+Rc8D6CtLxbpttqN0upRxHyiCzRsxJJNcT4ghvIb&#10;LCx/Ju+VQea2y+nGm+upy4qXNE0PDKz3VooMqts6L6cU7XbaeCAp5LxqzZHHUVV8FW9rJass000c&#10;ituwvrWj4hupbm0L/M8irtXdn9a9qMI3uebUlzR0Myz82zaHZuk2NluNvHPFdITd+at4rMY5Fzsb&#10;+HjpXK2ct6WVWuUDA5VSO1db55n0SOdnVpO6qBXVzR0OGpFyNnw9eW1zdDcmyRSOB3qh+2x8OPiJ&#10;8Rvgzpmp/DPQLnUv7KlkN9p9qu9yCuBIF6sB7ZPNVvDkcUDSXh1VVy+fLZuce3pXoPhf4lXWk28c&#10;dhqH3W+XcwxWOLw7xNO0DHDVPq1bnZ+V3jTwzqyJ9rudLaGTzGEqlcEHvkHpz+tcu1tMrbTGc1+w&#10;Ova14P8AFWnSafrvhTS7kXG77YLixRhJnqWyOfrXh/jf9j/9nTV9Sk1C08Fw2rS/Mv2O4kjQH/d3&#10;Y/LFeXSyjF1N1Y9x51g4rU/OwxuvVDTora4mOIoHb/dXNfd+m/ssfB/R9Q8xfDVtcMmB/pCs2Pbk&#10;1634B+HPgnQ4UubHwZpqqvTybNAV+vHNbTyHGxjfT7zOXEGDjtc/LxtE1RIvOlsZkX1aMiomsLpB&#10;uaJseuK/YGKx0K+Plz+GtPZcKcGwTAH0xVT/AIZO+B/xmivtP8SeANL86S3byri1tRDIrEcEMmOn&#10;vmuOvl2Iw9NzlYuhnmFrVFCz1PyDIIOCKK9E+Ofwdf4aeLr/AEaCZZFtLySHcpJztYivPSjZ5rhP&#10;ZP1q/wCCh1hpa/s7+F9Cj8PW/wBos9ejxdKB5mzypAce3C5+gr5Dgujpji0MjR7v4/SvZf2r/wBq&#10;PRvj5a6RoHhLwreWsOmzSyTzXUq7nYhVVQq54Azkk9xxXjjwSOqz3FrJG27GGU4NexleGlRwyjJW&#10;M8dKi6z5HdGtpskQy3nSSLj5W9T/AJNXotURZ8IwbHG5l4H0z6Vn2mlz5U7vlZc+9alvDYND9kuf&#10;m3NkMVz9PpXo8mp5kpW2J1u3ldTcOrBm/iPNJcLCsgNpIflb5toqCSWCYjB2rHx/kUkF6/ysBuBP&#10;3q1jKSMeZS3Og8P39jp8MxvLMO3lEQpNH8pbtVM6VHeI15eSRx+XwipiqqzB5WjdHPy5+WpIDiJj&#10;HPuAGdslEdJXM5ctrEa3E9tBjC7d3BUf/Wq4Al2nmtL820n5e1Z67TGHMo2bssNvX/61RXWpyvGY&#10;UTyVVj27f1rRzMuUt3sFoYyITvPr7VjOiWiboo1Zlf8AieprfU0soM3MKySFcqF44OarWsP22SUk&#10;Mq7iV78VnLm3sVFdCK0uxBeNcyrIzMvYjApkOry3UMlvNGPm4OFx/wDrrQj8O39zGsmmW7eRn998&#10;p5rPv4EtfMtbbEbZzJzyOaz9tGWh0Rp8urKV8hdAbQMi9axtVlvZkDRzM237ylq2nS6V8D5lXgt/&#10;k9Kq3dpawx+Zkbv9kVnL3kax7nNt/aErfbGhOVyA2zGRUsXhCXU1e5uZPJjXJPTn/wCvXQ6KtuXk&#10;IPzYO1ZB1rQeOO4tjDcSBVf5m2r3rhqaROmMnbQ8p1HR41kZHlYqp67f84qr/ZML7WaIlfzruNc0&#10;iUM0tnAfLDceYvzH86yodIuJ5lMtk3lbuV6buamPw6lqTMSDw6blso21QuTuAwapy6SVuzH5vyqv&#10;T05rqptH1Bt0bMsK8qoH92jRdJ0OG+afVbqRdq/uwEzuOO9YyLRzbwtJ5cEVvJ83Tjoa9E+B/grS&#10;NJ+2fELxaY/sekxZtlkYBnuDnaAP4sHGfrWI9rDqN1vtYfJ8sfKy967Hwd4+8B2+lx6D408GTXyw&#10;zh4fJn2fmP8AOax5tdCpFfUbOXWfFmh6kIFkg/tFCZUb5uXHBFXf27PDGn2nxRtbU6slqZLNT5W3&#10;oSfTtWrr3i7w5o+u6Z4l03wyI7G3mExtJHPOOcZ59M1w37R/xLsvjh4xt/FsGgfZJFhWKQeZuBC9&#10;K6lF1LHLKVtjkfiholnZ/B/R4LDX47pxdMZI1T7hx0+tecQ2UbMVkkbc3yr6Dvz1r0jxzr2jyeEb&#10;bwmLKMSL+889eufcfpXJ2ulq+2VxuYfwqev1olHlR0U2+XUqG2tIYPNiI8zbhsfd+uKt6dYwXUDF&#10;5VB3fNIMGr1tpV5JE32KD5WH73d2+n/6qdILCzaO3ks/3sandJHyHrnZUSnZWNhbXYdLlvl+U/5N&#10;F5o585bkOGXPBC9KvWWnFyLqVf3bHKllqaVDLkI2VjOC3QD1rSMY9QkUoNIk1J1WRjtPG5Y/u+9J&#10;a6aba48uWfdtbCttOCK2n0bUbTRo9Xt7+ONZGwsPSTHqRUvh43Xn/ab2EMvygqx5P0rWn7pi9SlZ&#10;w3Et8luk+2Nm++y8Cu28Piw0nWxaypE8MHEkiDIkrJe2lu7iSN9kMf8ADujqKaxhtpGWGZ/3PPzf&#10;dc1YnG0TSvfs/wBtnsomRY5pMusaj5R/Ss2TyoLhrVB5m1srIw5qsuozyyMits3H5mPOKcPNtWaS&#10;SQTM3PzHp17itIp7mTuWpMxwEPt5Ynp0zWfHbS/MH27d33uTn8KtQRB4t8jZ7YH86keG1tzGDcEs&#10;wwFHSkVG7G61p0mntGs7LiRAY2U4xUNpeTxy+ezCTPG0AHPvTtUuprtUjuIQzjcOvv2qvGmyLlCv&#10;GFK9KXLzahsXI57Ww1b7ZbWsbeXgyRyL1/GszWopL/UHurW2/d56KemadtlkTcG+82Oe9PszsulL&#10;uo2n/V+ppOKNEZeq2MgWK4jtJM/xboz0HWoLw2yxxxyJ8qt82BW7rFzLfAOrFMMdqk9T9ay5NMBU&#10;TPP/AA59vft/WspU1I05jNmit4932Vv3m7JU+lRm3mCF5yyrgD5v5VfaFw2VYLuX5jt6Un2Yzw/v&#10;XJP+z3qHTsNSMu0jeKYo6bV9VPGafIguCIlbG3uKuR2sSx8NyrYMbH9aBYTKSWjIHf0pcg+YqTwS&#10;eWtsqKqt95mFXvBmqar4a8RQ6rpAkkkT5GhVT84yflx3zURi8wYdWHZVq74b1e+8L63DqeiStHPC&#10;QyScEq2ev8qrlitSr3R7J4m8H+C/Fnwtk1TWfD82hXCI09pEyspd/Qhhkg1g+DNMutH+Aeo30ejx&#10;XLC++WOb7231Aqx478Z+LPiF4Lt77xPqcty3mHdMvBPtj0ri7bWddgsxpVpfTfY9/wA0btxWkbyi&#10;csk1J2PWP2VJrVfGVy8WjxxM2ns0t1I33cMgC5985/Cvnvx5YRWPj/WrXBby9VnVWdi2VDkCu4fx&#10;xr/gO+tpPD195KzN+9I/iX+Vcb4wvD4g8XX2sAqGmmLSfLgMe5rl9n72h0Rk42vsZcdqETIO7K5b&#10;jAoZmDBQ21T0WpoLWVpcyS/IOnvS/ZGkmVUy7Z43dF9a0UA5hbWBCzRshdh+HepLgJbgtbpJt27W&#10;BPIojzCzMDkrxU7SySxfvEaT+8QvSiyDmG6OqtF+5Z0zycjrSWdnMkxVE9nwOatJcpDbCCKJVVG3&#10;K38QrTsrm0tkSeFGkuJDxuxge9VGN3oTcoLpy/aVguQyjOW5Hy1tDTdMthGNzbj907uBVJx9pnke&#10;WVVkdxuZl4FTXN5HGyyRiJmj67c4J9apxdyfdLd1ptsbDME6s5Odu3p6e9UbVRDBIyw5+bk89Txm&#10;p11S7vAzJF/Dj7vT/GmkNa2kgKKshbdtJ7da0jdEP3StGtwCZFhxu+7nimPGsG64klw3QADvila6&#10;mfaPMLdhUM0JuU3/AGz5VO78qBk6WjRx8SLJ1w3cD0qqjXlszQoE8tvvZzT2L27FSDjpu206/HnQ&#10;xzl9qsdpPrQBTuZw0LNL82eMfSs+G3xMvzSbmYlQrHFaAiBlaN3yrNhD6U17Pypv9GYtxllK0nYc&#10;Srb20ouMXcjIp4HJwfb/AD6VDPbNbzsyxbsZwzCpt11JPjzGGxvXimiOUXe8u2043A9Ca5pQVzWO&#10;hRkSeNTIXXZtz8vaq5jwhKS/N1+grUvba2ZV3Luzx8p6VTuIH3K5wu5cNip5dQe5TZVljG1VBxjK&#10;r196bLHGd3zbtiZyO1WltivzcLjgDdzSi3+YRoi/N3Vf51oNanZ+CppvD3w4k1e6toNSt5pgrafI&#10;u5oznr7fh6074m6LLdtpN4tpJHHdWyPDbg/c74H51ythe3mnJI+mXs0a4+Zc8HjGa6a3v9Qv/CVn&#10;eXV20l0kjESM3bPAH+e9KOrsRKPu3PTPjbp9tD4c8K2EehRztJZqWuJFzjgcHHQ5q54w8N3N98Br&#10;c3MccdrHfqBGiDbux19eleb6PrHinVru1s7y+kmVW4jkctj1/CusuL2e8ibQdX1OaG15MZXlUbsc&#10;USvDQKfMea6haQW4+x26428AlfeqkcRyweNcr3atXU4fKkkHmK23IWQ/xDPWs9bQ484bvm4z2pbo&#10;1uyuiiLc7qHZv9rpU0EUOzsf7wqS305cbsYLHq1SR6ZeASOp5VQWz/MURiKUmLBZ2swzGD833cd6&#10;kj04wM0kzfd4+boRUlnbObT5o2VfqKs+WvmRoWZlYAUOMnoTzEluAIPtDYKhseoNW9IMk8264VSq&#10;Kcbe5p8ekzyRMLXaI8gfe6Uj2c9uVjyefl3L0Faxp8q1JlJ2Jp3QyAeW4Zm7Dj/61S2lq5hkukl6&#10;YBU1e0i2aCylgv4o3WZMr8/3PeoXmjhXEUZUdW9/ari10J31HJAxt/tErspVflGetGnvcmbzIgu0&#10;fw7jyKa0k8jq8Dbgx+XJxjvTZGvEXKBfTcD/AEquWPUkmuNguMMflZs4q01jCii4A/4Ce/SqYRmK&#10;yNMu5Vz8rD+VSRXEnl/aXKyH+EfTmqfYlx1JGsYTiaGDy227pFzwc+1U4rDcpF1Fvw38XatLykuR&#10;5gcq2zJUHNOt7JpYPPG5s8N8vepKKOpQQIq2tuWVc8rmq8ug2VxCw3fd+98vXnitSHSJbtWuWjLe&#10;gz2okSFXyLfaY8bl9T7UmG5iw+GrYna8Tbt2Ixu4qreaDaWzjfcfvVPyj+6f6VvS3ARY8XXBPKkc&#10;qfanTaZDcHz32yN2DVzyjY0joc+nhu3uJFkvD8vc+9EXhjS1Lbim7GPu9ea6QWkVtBtli3Fm4UNx&#10;UdzpsaSPK67lK4AzioNtOUwW8OaUGZWjzu6LJzVebwZp8i/J+7bPO0defWuksNFnuw0ars+XKs9a&#10;EfhTToNGkvLnW2Fx1jjVcg9ODUylYl+ZT8arqGteG9Jk8JasrC3jVJ4FIUKw45FDaDpD6hpoQxpe&#10;B0N0dw2bsiuV1WC9DyHT55BtXLqowDWz8KtCudRFxcalcBpQwaONm5IzUqRPLeJ638btBsbW4s1s&#10;poHgktUKLHh8N3zjpRL4duNR+DtrK8kLeVeEiNZBmMZI5A55rKtdHbU7fba5WZf4d33l+nrVC5tr&#10;631LZBOyoFAZM4wcn3rSKvEmUfeRk3egRW0+blslmzlWq1Db2wVo7ZW+X+93q95UMw3iJiV67h0p&#10;TbW29WtRtL8MMcmpS5TS5QTS5ro70dV2jLR9c1Yh0CO8jVZmZWXncvH4ZNaEli0Mi3MEjBQPyFJZ&#10;vaXiyRzttbP0Bq9CX2GWOlzRSFI1Ro16seN1Xv7MaMeZtVtx+fHarennTZbJbC4sl85GysyPksKv&#10;6bFYWqzQXSPJJMv7lt+FTnvxzTiveJ5pIo6fpYuLf7RbW0bH+JuMj8D/AJ5rpNJ+1abZmWO33uoy&#10;zLwQf8az9F1C30DV4W1XRFuYYbhTc26zFVmj/u7h0yK6O/t9G14zat4beSziZ/ltGkyU9s9xWkox&#10;6oxlJ9CD/hItW1cqm+VcLhfMzk/gTQNFkvb5fKWV5HAJYpk544xVnUdJOmR2ywSq11Io3LtB9/wp&#10;8MmvadeLNHMFY/6tl9SPSuylOMYaI5ZczerLtpBLbWvlCFmmDYZMYwfx+tPutOMtlJGZikzcs3pU&#10;SahqruZtVm/eEA4WPHNMfWJjDJJEq+jbxW6l1OWS10MGBLmG5MUa78YBZpMY966jRDqOpxLFNCqo&#10;FwHQ59fz5rlbm9lWdXgUBWOMdOOpNdZ4H1qOS2+yRRqqKp+fd+nSurmjKOxzuPvXK4sUtb9rUROz&#10;9RIy9B1rY0uUiDymP3cn3rLvLu5uNYZrZl8xD8qv0NTQ3N9BKVuIW9wMYPtXTDliefWjrZGtDqF+&#10;xSKOXb97b1546VZja9LL9pm+bGN2/p71Us8k+aJdo6DcOhI7Cr1msMkv2pQu4fK2eoNdEaqWxyyp&#10;uxJbWCR3bT+WrnaM7ud4962dGjidC1vCsbHAZVPFYwuWe5FvAdqx/ekK9f8A9VaVpfXC3GYk4x8v&#10;ycGrda+5xyp6G4rl5FZJFVVA3MGHNd58Ir2Q3N5PbAII7ZjuGMHj+debsixw7QvzcY5rsvg3qE73&#10;txaQJtYwng/dPHU1xZgqc8LIrAc0cVE/P79q6wku/Gurao6W6NPdSySLGv3SWP51833FrIs7g/3j&#10;X0r+0/qdld/EbWNNSw8vy7qT51kJXOTnHtXhdzpUf2h/lH3jXxUoqOiP0ul71NH0VaXVnbMsr6eG&#10;k5Afng5//VWxJqFpqdtDFMzeXGfvbRgH3Pav0wuv+CJ/7HVqFg0742eIgq/ejbVLXd19StOg/wCC&#10;Nv7J2nzSi2+K2pGARFNtxqlu+D/e+6BXryzTDbJmH1XESXw2PzIfUrWK3/s+yjQRsx/eY5+hNQC8&#10;nt5VlSTepYq2FxwP8mv0w8Of8EY/2UxY3Ca/8dNQ2yy5t/supW4CD8VINWYv+CKv7JflRwRfH3XX&#10;bzNx/wCJhbcrzxwPyFaRzHC2vf8AAwq4TEXWh+Z1t5TwyXEEa5POc0xLOGSASNdfe+6q9q/SnUf+&#10;CNX7Jlnp0moWvxz8QWy2yl5M3duy/T7oJJ/OvPrz/gnX8ALofYl8T+IpY48qsgvI1MnoT8lZ1M6w&#10;dPSUrHHWp+x1qaHw9Z3ItVZFLfKMHOc9+lJZ6zZpdbvL+XHv+NfVvif/AIJo6OdVjPhXxXqEemls&#10;zecyvJj/AGTgVNq3/BNzwm0MZ0q+1qNY1/eMblGaT9OPwqZZ5l8ftXOCWNwcZWcj5Pkayn8yOyRp&#10;Pm+Zun4VTvUNtE0EjhWZf9W3pX1hN+yh8J9BtI/DWpT3tqsJ3vcRuPOk+pxz7CvUvh94S/ZA8MaP&#10;Hpep/COz1q4ZcT3uvW4mdj0yCfu59sVnLiDB046FfW8PJ2ufnrpunedfwS3LOqyZCj+83oKsfZ7L&#10;T7hrlb/y/JPyxSL3HY1+n9l4Y/Zeuplv7X4IeGZGiQC1VbFcRcY49/zNQJ4E/Zus7qa7X4A+E57q&#10;45ae70pZj+TggflXK+JMPfVaD+uYOO8z8yZfiJrM6Nb2jwwr0VVUDI6VlkvclzdOrSf3t33a/T63&#10;8EfAmGG4sk+Ang9vP4dv7BgGM+ny8c+mKw7T4D/AVWeST4Q+HJGds4/s2MsOfXFZvP8ABrWKYv7S&#10;wnWZ+bK3X2Fn82ZdvlkL/jVG0S2lIfVLpmjkb5jEuSBX6Tal8Dfgrau8lt8I/DC7+M/2HAzH6koT&#10;UOlfBD4KxI733wq8LoJF2vCuiwFWH+7sx+lJ8RYeUdmYrO8HTdmfnhNoEl5qH9n/AA+0HVtYG3LN&#10;a6fJMyjHJIjU4pniGLX/AA6iReIPC+oWZiUM0lzZyRjoODuAr9NtP0G2MEfh3wTpEUMcahLe1sbd&#10;Yo1A7AKMAflTbz4IeKtTZoPEHhC11CFnDG2vNkkbH/aVsjH1FcL4gj7Tl5NDB8R4eNS1tD8sbvxn&#10;YXtwCl1HIqrhtuPl/wDr1V1fxdp91AlpYKnmRqSzbuv4V+uGv/CTR/E8cKar8B/BckyoFWY6Das+&#10;0DAGSnYdPSpofhaNKtVs7D4NeD7eMgBjDoduC/pkhOa7o5xg+XU9GOeYK1+Y/G7/AISAs5U3ka+m&#10;WxUulPYNEb/Ub5o42kwSGHzGv2OufhLeXsSxTfDjw2Y2+8p0uHHt/BUMPwRe4vV1G58FaKzQnFv5&#10;ljGdgHplePwqKmdYW2iKjn2BcviPx31i50n7NHPo2o7lLbZF3j1602wuEEsO1sFmwZBX6x/Fn4b6&#10;Rpdq2p6/8H9ElXO17iPS4tx/4FtzXnA1n4ISuNOuvgN4dYRMW3y6Lbud397JTgk/jWKzbDy1OiGd&#10;YSXW58T+ORaD4d2D/aoZGkmIZ1wa8zFsby8zJGsccLY3LgbufSv1YtviN8MdRghWH4S+GV8pAIWG&#10;mRHy/YfLx7Vl69D8P9buJLyX4W+HWkfBdn0mEsR7nbmuuGdYOMbWOX6/hXO7kflD4z02106/e7u2&#10;XlVxlsfh1qrb6bcSxJND5SRN87K0o3AYr9W7zw/8PbgW88nwt8Og2/MJGiwfIfY7RitPTU0O1nF1&#10;H4X02OZVUK0dhGMjt27VhLOMPbqdX9tYGOlz8jjqFsJfLtptrdSqSZp0FzZFgLqTbk/KW/iPYZr9&#10;YD4G8A6hqs19P4E0Xzpvmlb+zIjuOeuStbekWGgabanS7Xw3p6QdfL+woc+/SsVm+HXRmcs+wa2Z&#10;+R9ibY6gsN7qSiBWzIEYbuvQV0nh/RJPFer3aaVp8v2e0t/NNrBCWIUc5JxX6qxaDo3iDV4VuPD1&#10;jNNxFbtJZoxRc9ASOOlel3PwKsljjhub5kLIvmeWoWspZ1h+hl/rLl9Pdv7j8cIfBVt4m0uaTQ9U&#10;Zr+Ncx6aIySRnoM85qsPCY0C2a21yG4t75crNHIvzRntgV+wd/8As2+C9QEdreRI0aybh/o6ct6k&#10;7efqaux/s5eArC3uL25to/JhjMkgkjXbhRnJ47AVNPPqcXrchcTZbUlazPxYkGqW08MV4ZCqkEBk&#10;bJX1960fHUEst1Dc6Dp880Mka+Y0MbMAff0r9a/2dpH+M1lrWqeF737LY2dwYoXaMcrzj6dK79fA&#10;OsWsa28etRhOrRrCAJD711xz7CdglnmBi7Sdj8RV8MeKksk1k+E9WS0uH2RXDafL5LMOwbbgn2zW&#10;k/gb4hQXC6Z/wrTxE15Ihljt20O4V3jHVgpTJUZ5I46V+4GjW/izw4caPf28X+6CF/SuV8e/HXx9&#10;4Fn+z3NtHIJDlmWRhn36/X06Vos/w8nZIKedYCpLlUz8Z9O8B/EvV7e4m8PfDjxBcwwt/pEljodx&#10;KsX+8VQ4/Gm2/wAPfiMlvFNL8MvEQjeQrbSDQLnE0n91T5fJ9q/ZLTf2x/FF3CIEhjjYMNy5JDeh&#10;65P41pJ+1P4vuk3GcbW4+Vm4P51p/buF2NJZpg4aOZ+OWmfB74y+I9Wh03Tvgt4wmvmTMVnH4but&#10;8mPQeXTPEnwY+OXhuCS/8U/BTxfp8cfEs+oeGLqGNMdtzRhQefWv2Bj+OXiFrhrl442mfne2c5+u&#10;alg/aA8UJDtQR7gCWXd/PB61H9uYUP7Ywa+0fjSfhr8SpLGPUY/hd4jktZm/c3a+H7ny5fZW2YJ+&#10;lSW/wh+L+rz/AGfRfg34su5lXDLb+G7ptpHriPiv2Uf9oDxGIArxw4VuFaPI+tRN+0Jrq/NOsIb+&#10;HK5x79aTzzDB/bOB350fjvp/wc+Ms8UksXwO8YTCP/XSJ4ZuysbZ6E+XxS3vwG+OOEhu/gj4wh87&#10;IjVvDN0GfHXA8uv2EH7QniK2jIggjVWBLfLtycfWodO+N3i3V9ZjtrFI/OuGA2p/F9af9uYUSzvA&#10;dZn49v8AAL46Rzx6cfgb40a4l/1cX/CM3ZYj/v3VjTP2af2jNUkmsdP+A/ivzI42ZxcaLPDswCf4&#10;1AP4V+2lzpnj1wsk2uwQyPyy+Xkn2NQpo3i3Ie58Swbk4GYxxz6Vl/bWFIlxBlsdpH4oj9lX9peW&#10;HzLD9nfxvOjSbVmg8L3TqT25Ef6mlu/2RP2tLDVI7C9/Zv8AHC3Ei7o1Hhu4ZWH1CEfrX7N3tn4s&#10;e68yPxSvoF24A/DOKWLRfF5bzP8AhJYjnsI+TRDOMPIP9YMvjq5H4y237HH7W+o7vI/Zx8aDY2CZ&#10;/D80X/oYBI96xZvgD8ftPvLiOf4F+LjNZsI7vyfDtxIsLEZCsyoQCR2zmv2x/wCEI8ZGU3B8Twjt&#10;tEfFZ/ifwR45g0dtXsNXt7gwqzNDJHnJHpjvT/trCrcqPEWWylbn/A/K5v2ef2im+HenWV18D/E8&#10;c0zFo4V0WVpCvqyhcoPqBXMXH7NP7RNo5lvvgX4ti8ps7m0K4C49fu/y5r9Ij8e/FzXGzUHWLa23&#10;92u1W/LtWkPibrF8vzyjcxG1h2FVHPsNCNmjSebYOEruR+ZPin9m/wCP2pWS6pp3wK8VXKRrj/kA&#10;zq272BXJ49Aelci/7Mn7SsEZvL/4C+LI1+6xGg3BA9yQtfrZD431UxFNys27+FRzjvSSeMNUu0zd&#10;3C4XjG3k1l/bWGb0K/tzALRyPySj/Zz+P4uUsx8GPEm6b/UKulyN5hx0GBWrYfsmftN6nZS3Fn8A&#10;vFoSFdztLosiEY7DcBuP0zX6pReJdURmSKTHzZ+X09Knk8W62d00NxjaQODUyzqn2IfEGAj1Pyjl&#10;/ZO/aetrdbmX4E+KFjlxtD6U6t/3zjP6Vcj/AGO/2p2vo7JfgD4oj85sL52lsq592bAH51+qEviv&#10;XTF5sl+x6DbkdMfrTZPiLdudpvmVwuGZl6+1T/bVFK9jKXEOBUrXPyzm/Y9/aZtL19Pn+BfiB5o+&#10;WSG135+hUkN9BmpNL/ZN/aquraa70z9mrxnNHE+2QLoM24fQFcn8BX7G+F/AA8WeG4tS8T6pIzSD&#10;dDDH/Avt6H8q07TwlaWqC3tNWut0f3PMm6/5xVLPqDjdRMZcTZfF2bZ+N8v7EH7Y8cMd0n7Nnip/&#10;O/1a/wBn/Moz/Gudyf8AAgK0v+Hf37ascaeV+zzri+aOG8y3IH1PmcfjX7AJoEszDfrNwNzbW3yk&#10;4/D/ABrnPG97pfhz4keF/CDSzvHrCyiRlk6bBnP0/wAaiXEFLoiVxHg57XPyig/YO/bS85oLH4Ca&#10;15kZyyyPbhR+Jkx+taN1/wAE+f210+x3qfAK+bzvkUfb7Ulf94Cbiv1bn+Gvhy7vZJ5b+63buP8A&#10;SDx+NTSfDnQIYxGmoXhYDO5pjn/69RLiKn2IfE2Djvc/KaX/AIJp/tu3CrNafBFvn6BtWtF5/wC/&#10;nWmQ/wDBMz9t37PJO/wcjh8v70cmuWuQP+/h5/Gv1Uu/hjZz2zNY+IbuN9vG2Y5z6fnXivir4i+K&#10;tB1+58P3OszFoW2+Z5h+arjn9OS0RvS4hwdVe7c+E/8Ah2z+2ckvmSfCONlkTcP+J1a9fTJkFSP/&#10;AME4v2ubtls4/hfax4zuMuvW20f+PmvuSy8fazs/0m/kmmY/xsc4qxL4u1AybXnaRmPyqvU8U3nn&#10;90UuIKOzR+fus/sCftZ2Ev2NPhL8w5aSPVrXbj2JkrBuP2Nv2nYj9l/4VhMjs21/9PgO3H/bTp71&#10;+kE2sXUkeH8zay42sSay5dXhiZ/KVlZRnd61nLPJdjKpxJRj8MT88bn9jj9oKwuEtJfh3NMzkBpo&#10;bhNq5HQnOK0vDX7BX7Qeu3rwanptroltGSPPvrhTv/3VXOa+9JtZkuHUyN8u3KlhgVVkvonO9m45&#10;KqvSuWpn1a1nuc0uJKkoWirM+Lde/wCCbvxLsrNDo3xA0+5n2bpY542iBb0U88flXHp+w3+1JHL5&#10;B+H1vPCG2+ZHqEWOP+BZ/SvvKbWYI2ZWYL83CnFel/A34bRfEyF50uDFaw/M1xtB3N6c/T9KijnN&#10;VaTY8PxFUp61tvI/L62/YT/aavL2SG1+Hqy7VBDLfxAHP1b+dOtv2CP2oLjzDH4IjhePLYk1CJd3&#10;HT5WP61+vsf7OvhdpmdtcuGfdhvkXsfell+AHhfzPNk16f5eNqY6V0vOH0Oj/WvB9EfkFJ+wR+1N&#10;Fp8dzdeDLeNZ3IaFdSiZk9yM4/ma7Gz/AGCf2hLDQ7TRbjSrGS4B8w+XfLsGe2cfpX6iw/s/eGLd&#10;8W+uXRQtuZG6e4/SpLv9nvwhdTK8mtXjMG42yBce2KI53yvYHxVg5aWZ+Xun/sUftKaPMZLrwlZN&#10;/daPUEJYfTitx/2Pfjvd6dJdReFIZJF4+ytcgMR7Zyv61+lMn7PvhFpcNqt023lfmB5/pWL8RfhH&#10;D4E0X/hI9C1iaSKNsTW8vJ5/iB/pRLPLxu0VQ4owfNazPzh1L/gnj+0zdRJKnhjTk8xSzNJqSDyx&#10;3B/+tVjQP+Cbf7ROovJ5+l6OIoxhS2pcMfbg8V9sReKpDD9keVgrH5s1rWGs7xnoM468H8qz/t1W&#10;skbf6zYXblZ8Mj/gmp+0jYXUUmqaBpPks3yuuqq3y++BVjxd/wAE2f2iLa8j1Tw5YaO1pJtVoY9S&#10;LGHPQncvIzz7V9z/ANqQGXK3XK/eyxwParEurw+VxPuVj8w9fSp/t6UZEy4mwttEfn9r/wDwTb/a&#10;bj1P+y18P6afkUrcR34Mcn+yOM59cgVe0r/gmP8AtNSQl7tdIsUXlJbjUQVJ9PlBP6V95R3hk+VW&#10;Ztv94/d561LJqNyqqu9m+XGMk7acs+lukY/6zUf5WfD2nf8ABMv9oie08mXX/DsNvGm/zWmk2vx8&#10;2PkzxV6T/gmR8cbmzju9B8a+HbqFl+VriaWHBH1Q19mXWu3FraeV9oI25wCc4qG28XT3Bj02C5Uv&#10;JIFG45Jz3H+e9OPEEpPYpcSU56KLPjRf+CXX7R6KY7nxT4Vjfyy3yaq77xjoFEfWtHwT/wAE2/jb&#10;qVrILq18OTEsYljn1F42U9n+7/Ov0Qj+H2gw6bbyalLJJJtVmm3n7xpE8MeFYVzHayN833lY1S4g&#10;lJ2sc8eKcPzbHwJp/wDwSw+OV7rVxptn478JwbYQ6LMZsZ/uqdv6moU/4JSftAtaNBJ4s8OrIx+W&#10;TzpCo57/AC/yr9Crbw54eF0r2tuWkZeB5hJPAr53+CH7RTfFb9pzxB+z3rAlt5LK6ukWNZR8ggJz&#10;yPb/ACKHn0obndh88w+KjKSurHgFj/wSa+NTbnufiP4ZhEa4f5psMfQfLV/Vv+CVPxFtbJY7Dx9p&#10;u6OHfcPJbysrN6KB1GAO1fe0nw80F0+znVLpdrZA3HkUQ/D/AEKRRE3iTUFDcf64/Stf7c5uv4HL&#10;/rRl17Ns/PzRf+CXnxcu7dr61+IHh+OMHEYuI5oz+WP61r6Z/wAEofjtNG9x/wALB8Nwq6/6vzJJ&#10;A/4qnH519g/FLwIfBOgHVtO1q6uLOSTbNFNIW2+9cBbeLbuKBbKz1y6gh6qsczBQfbnin/bXmdFH&#10;iDA1NVc+YY/+Cdnx3svEkvhG6v8AT0uI13i6XcYSO3zY7+n51a1b/glT+0BY2/8Aauk+OvDs6so8&#10;5ZnkUof7uduCc19JTTandXMlzB4q1J/MwWZrg/8A66kd7i+byv8AhJdYjULhlj1BwpHfIzV/2st7&#10;m0s8wMFrc+T9E/4Jn/HzV1ke8m0xY4GIklEzYY+i9K0br/glt8frx93hnV9KZVX5murjaR7cDmvo&#10;9dDvIreS3tfGGrLCzbvLTUXGT+BqxZXeuQR/ZYPFOrAquFDXrjHv1pSzePf8AhxBgZd/uPnPRv8A&#10;glD+0vcxNeyeKPDMY3f6uSSVj+YWiT/glF8fZvMa48Y6EzDhWVnGD9NtfSUmp+KANyeO9bXzlwVX&#10;VJAOOOm7rVeL7a0nlaj431xldifNbWJWk+n3sj86n+1PP8Cv7ewXmfOsP/BLr9oSG1cReN/Dm5cD&#10;yds2SPXO3FZd5/wTP+PMdwLaTxLpMju212UNtUeozX0dfave2UjW+katfyCP7rTXbsxPqcnqa9H8&#10;BfBTxT4v8NR63qPim4tRcR/IEkI6jqazeaR5t/wKqcQ4OjH3z4k8Qf8ABKj4kNMvkfEfT2IwJk+z&#10;sq479e9Fv/wTZ8d+BpFih8ZwXHntvjmWMqfptzzX3be/szNJbNbf8JfcGOUYkAkOT+Of6VjD9j6w&#10;n8tL/wCIOozxwqQkM9wzKPYc0f2jF63Of/WrAcu58w+C/wDgn/8AFKS1j1afxfZLulwoW3O4D1Oe&#10;K1rr/gmV431Cb+0j8T9PkmU7miW1cE49Bnr+VfSMf7J9vFCq2nje6jVeiiQ4/Gnn9kqExrLF44vE&#10;cKNrQzMpP4hqiWbRjqpfgEeJsvdrtnynqX/BPDxal7IqfEazijVRvZrJ9z+vyg1geOv2Fvir4Y/s&#10;0eDC/ib7bJtY2tmYli9yW4A9zivsU/shzOrxD4jaku5v3gW6fn2J3Vk+Kfgtc+Ddmjap4013bjdG&#10;seqSKpHqADxVxzeMo6yNP9aMtlLRs8Bj/wCCa/xZ1Lw/HNDrmn291G6+ZZyRsSwJwcPyCRWlaf8A&#10;BJP4kGGIv47sVGR5m2Isyj3zjn6GvXrbwpLFbrDH8SPFUKJxtg1mVdv5Grlh4Lvog14Pi14ukZjg&#10;GXXpmZR6deKn+1I2+McuIMtlq2/uPL9B/wCCS/iy81l9PvPiTb+SI82832Eovmf7QBroNB/4JB6/&#10;Pb3H2/4+WsEkL/L5ehu6D2O6QEfUCu8i8HX7MVk+MvjRY/4o016UD+fNTT+BVkJZviD4qCtgmRdZ&#10;lUtj1wRVRzSmtecj/WDLuW6ucb4X/wCCVHjW/wBMk0PWvjZHJbxzSeYsOi71KngMrb+4HQjjFalv&#10;/wAEgp7HQp9X0/45XEnlqWa1/sUJvUdgfMOG/Ctq38CafYXPn6T458VJIzFsQ+IJlXOMZIB5P1qa&#10;Xw1ctmaf4m+JirfNJHJr0pXp6Z/pWks2UtOYzXEWXeZh+CP+CRkV5pbarrHjXUlX70cayr5mf7ud&#10;hHXtmnRf8Ei/EWr6xNZ2/wAYGsY/vWsN1pplZj33MHXH5UeINYttCHkaf431y6mk/wBXHda1KwT/&#10;AHctxWh8Mfiz8RPC/iSzuPD3iTVLiaRvKNre3bzQlWIzkOT26Y5FL+1bPSoaRzrL5Ru07dzwT43/&#10;ALMHjn9nnxjceCfGesw3qxxiWC8iTb5qEcdTkEYPrXmd5ZLcI1o9wVO0lF21+h3xx+BEXx91BPEf&#10;j2+aO8W3WPbCxUDv/WvNR/wTx+EP2n7Xf6xfXTKvyhrnAU+oAxXp088wsYrmep588+y3mspfgfCk&#10;1xax3X2V5g3lnDRniujstT0+DTFitYFDYwzL2NfZ9v8AsK/ASz1i3vjoQvGVgJEnkdzJ/vZNeJft&#10;32Pwx8O+OrLwx8OPAFnptzpcCx6pd20QhWdmAOzYBgkAj5vfvXdh8/w2LqKnBBRzLCV6nLTd2eIr&#10;dsF8mN1V+rGVuMVraF9pDO8iswXlWVuB71zUF9cyH7MycbssNvT0re0LUpI4DB5ZESn5R7173Npq&#10;jaVPW6Ni6lubobiysVfO7GM/pVi3lkiVSFfeeW6ED8qzzfidGABUdvlIIqTSZo5QHZ/L578/pWkT&#10;GacdzWs4rpmYZ4xxiTHNaem3EjSLbsjMyrwnYHrmsZdRLXKi2k3qD8x24xWwb5c+Zs2cbY5N/Xj2&#10;ro9ThqRZfZ/3SyNA23cfmY42V1/wMvIbjxDdRQyttFud24f481xFlcXszbbpFZBwX2nv3rsvgjdR&#10;xeLLgi58uPyW421GLXNhZW7EYf8A3qDXc+BP2q9FaD4p65E93NH/AKdNsXPYnpXjpSDP/HxJX0R+&#10;3DbvdfFjXEsbuNNl0xHcV82zWtyJWDXBzur4ie5+i4f3qaP2HubB7MKLnU7yaQDG4zH/ABqqWvkn&#10;YJfzIo/vSdap6nqG6aN90kigfM7cYPaqk10JU8wLuLfe+evyb69iObST+8/siXD+VSppujH7kdN4&#10;ce9v9R+z3GrTMm3+8RXA/H34meJPA3jaHw5puuSwxCzSXasxB+bI5OfUV2HhS8mk1RINq5Xr5fcV&#10;88/tieJmsfjZdWY/1j2cTu8iHcTsAwvqOM16OCxGIrVOWUmvmfJ55kuVwlaNJK3kdH8P/iv4i1H4&#10;jWOm3nim8uIbm6XdDNcOUIzwOtfbdzZ/2bbw+QOWjUsv9046nNfmz8BNdutS+LOjr5u5vt0e0Z56&#10;1+lmoSG48tHj2x+Sp+XjPFd2IjLTmdz+Z/E6jh8PWjGkrIoxXV3b4KzNIffpV6yvL2UMiyMfVm4+&#10;oqC2i8wZRtpzhfWrNrA6zCExM2f9Ywb7prKVN73PxyXLI8m+NJgbxGrIigqvbvXnWu6pcW7s1t8o&#10;UZO2vQ/2gtun63HM64Upu+bivNN0WosxR/lfjrXTQUpLVnfh4Slqr2N/4feIdQ8pYTNIyq/y85+v&#10;869EsJ7i6PmM59Oorz7wfBBHCsyzLGI/uqq/zNdLH8RfDehSta3Sq0kfP3+n69a0lTbeht9UlUlZ&#10;bnUx2crOrru6fd4/SrEmlXctt5u1lwvyqx6/5FeY6n+1Hp8F+1po+hTSCNfvNgAew9acv7Smt3hQ&#10;yeHpIYv+ejIcY7VsqE7bHRTyXFT6HaXltfwT+WWZt3b+dUbmO8Vyu/8AHPI9qxbH9oDw94i1GOK8&#10;t44GjwBJyOnfiuni1Gy1hVn0/U1m3nJVWHFS4zj0OGvldejJ8yO5+Atr5X2rUJXBkWPK9OOa6i51&#10;C4lkZpLrEhb7uf61jfCO1jSxvJAWwVw3y1puTcNulK/ezux+VcdS92eNiKbp1LMmWdgpy+f7vGM0&#10;1LmZIS5Ge3zNUMgaEh5IztX19f8ACnKYZUZAmOf4m6Vjyy7kdNB7ajdqq4GVb6nAqaPVnRysbDa1&#10;UiFaQMAq7W2jYetESGSTbhcK3Wq97oRzGb8ZJ5L3wDdLLJwq/LuHWvkfxtcS2luYLb5WZvmO38R0&#10;r6u+Mm4/DW+JuWX5ffmvkbWRbX2o/YptSjRm6oWw3v0/zmtI8ylqz0st5pMztB1q+tP3c6MG3dQP&#10;512Vhq95c23nNOAZFx9KpzeCra0tIb8XzMrHDbvrVXxF4r8IeC7E32o6kPk5MKYY/p3rqXLfQ9uW&#10;F552idPY3t4uIx5kjL0weK6HTrK4vo98UUm0t8obOc+nWvnfWf2s9cmu2s/h/wCF1aLb/rLhdxLe&#10;u0c4rc0P4+ftQ6TpMOs6h4Je0snYmGa60uWJZh/sFsBuo5BNaOjO1zohkuJqapHvUmj39rmPyc/N&#10;mp47aXdtkT+Hk7jxXCeGP2wY5r+HQ/HnhRo3mj+WSNduPwPB/CvUNF8aeANaslv/ALVHCr/MqzKB&#10;n25rGUHE5cRltSh8ZN4AhMPiqxkuWbb52Qu3/Oa9s1e4kErbgdxXjtkYryPwj4i8E3njK0tINUt2&#10;keZQsa5JyeAPzr1bXdpn+U5VSOrdBiuSpbofO46nylfz7oxYkKnnAx/Oqvime5/4QrVI4Tu8zTbh&#10;WU9f9U3pUkL7mKJu2n1qj4zl1e58EatZadAWupNLultcDrMYW2A+27FTDl54nNhZcteL80fKP/BG&#10;r4g6p4k+E/iqDUNTaSSG/g2xAcBiJc/nx+VfXk0t4jfvWb1IU9K+J/8AgiJDq4+GPi5JLHbYNqMb&#10;rORhjcAMrL9ADn6mvth2J3KrseMt8vStsRGMazSO/NqcljpWHx3LFFUNx3/GvLv2i51ZbNJIPmxs&#10;80dsdq9OjbfN803y7ewAryn9quVdN0i1vo2xIWPTB+n581haW9znwulZHj4v2TUFS3lwN2N3rWtb&#10;a1ewFoElYqfw5rlfCkKX91vN9CxXgjzBkH6Dmuok0e9Fv5iyovGV+bPFdUE5ST3PaxVGUkrGlba3&#10;MymNpm+Ubtrc81pRatNLKpkOGYfMu3jp+nNeV658ShY38em6bG08zMFLLgAev1rpLD4L/Gjx7p1v&#10;PY6zHD9pT91Gtx83Prj6flW1HCutN2VjbC5LisVHm29TtFvrt/3cTKc/e5zj3FU7zUXS2O5i237u&#10;3tUnhb/gn/8AtDeIbWb/AIRL4kaPdagi/Lazam0JLegL8H69K8z+MmhftQ/sn6vD4b+MXhfPnnMd&#10;xDdxXEcg9njJ5+oHStKmDqQ3Z1VeGcRGndSTO8XxBv3QzHcQMNlu/wDkV037PVydX+I0KznCwsWw&#10;e4HavJ/BXiKx8bsW0+c28m3cySdq9q/Z28M2Wk+MY7qXUIppmyW2MD/KuGpTkup4dfBSowd1sex6&#10;zdzyX3mFJOGOFHQiqE11JEjSOWRiufmbp9Km1e4UXLOz/wAR27e1VZlaYq0ku5SPmB/z7/rWKi2e&#10;PGMebUyrrV2S4DmLzJGYD5vSrov3iRp925scc9KbdWQk2SQQru3cHb269aRrV1ZgxCrt6HtQuaJ1&#10;vklGxatNRuHTLbvm5HzVZutRnt9IurdCzMsLFjzgcf5/OqKbF2lWVl29lz+daEiQXmk3KT4Vmt3A&#10;VV+8dtD94w0jJWPj3xLLIt1Mk+1VWYldrHJ5puk6zd20uZBJjHZs1D4lvNCXxu+iXeqeXI0jLH7A&#10;E1qW3g65KbkvY5F25WTcORXRGMfZ6n0E6cpYeOpqJ4jfy0ZrhuFBbbwSvT/Oa1LLVPNVtvzhsEBv&#10;WuF8QX1l4QUza9qChdu5UjbcxXp26V5rfftOfEPUb+Sw+GvhSNbNTh9SmXzmHbOOgP1zV0qdST91&#10;GeHyrF4upaCPpC3ttQaIFogzbv4SR+tR3N8dOj2PGwboWbtXhtt8QP2jJ7i3mXxJdrDMoOI7UKqj&#10;1wBya1Lv4zfEnQdQkj8R6YmqWuAI90QRvzA710qjK2p3S4fxUY7q56lfapOo/cyNk9g2fxrK1LWZ&#10;YVVJH4yN23tRouuaBrEFtILn7NJdDd5MgOU46H9a0/8AhE9P1ZGsIbxXZ+HwP0rGpGfLa55c8vq0&#10;5e8j6K8Dea/w6065RvvW4O5epFSRmfPmiTCqvzbhyee/503wVut/A+n2h+7DbhV46YGMVJEyT5Qu&#10;WOeBt965Ix6Nniyjy1GME7Qop3fK7ZCnvXFfGPTop/HXgHVSdskeoTrhe6NH0z25xXZsfLOFHH8X&#10;y9K4f44a7Fpev/D+G7TAu9ckhX0LGPgZpyjGOzOjCz/eW7nYwFjuXziPmx8xz2qwskiKS0mVK44H&#10;SqNvKrzSWklsy+WxAz6elWGLrLjGf4TU63OaopczsTWEkiNI3XH5sfSvmX4taf8AaviNfShGj/eE&#10;NtPXJr6c05ITcY29u/QGvm34m6ybT4m6lD9icKJyyu0J5APb1FaU1LmPRytJ4i0mZ+kaTKrR3Mu5&#10;ewJXjNdRp3hm4kkjeZdu0cMe1cL4q/aB0HwfpzPDYSX02P8AR7WNDjd0ycf56V5nH+0V8YPiTr7+&#10;HLC3k0xZ3Ajk8lhsX3OOtdtOPNKzaPpKeXqtLRn04dH8NQx+Ve6vGr9D8wyf1qveeBdFvYTc2Nyr&#10;LJx98celeVaJ+yX8TfiNqMemWPxMsbe8uIWkW41a6aGMHGeG6g1z0fw8+OXg6S7GgfEqG+vNPuGi&#10;+xw3UkkcroefLY8MTxj1zXT9V8zu/wBX4yjdyR6trXguS0jZXjZl24VvYVg3Xh66hYvb2zKrcr3r&#10;O+Gf7SGq6taLZ+NdNk+0RYWTzIWDZPet3U/2lvgDpviFNB174hWen3jMo+yXEbKSfTpiuWVJNtHk&#10;YjLfZyt+Rz+p6WyJHMF3SfxLtxjpX0N+ynBJZ/DG8uZPlY3p2qF6DA6/j/OvN9V8SfC/7LJqkOpW&#10;7RvGCrKM5Jr079my6t774cajqEDqym/YRM2RlcAdPwrnq0lyq255mMw6hh3ZnXveSM+/zd3+1Qk0&#10;jrscj5hgLn3qNZh5zAN8vfjpSeYiygeQQuO+OeamKVtTxdehYUzIGjkdRn5Qu39aijcyMUaX36Yp&#10;Uny2HbPZW2nnrSI2JWVh+JxRyxDlbY8F8bi23b93knNZPxZmlf4aX0wG5iF28H1rSjk3yZ8z+L5f&#10;SofiGtvP8Ob4YGGZVbd25HP5VMo8zSRdPm9srHzekEk67o0B+XkDr9K0dKt72cC3CNn+Vad5qnw5&#10;0KOW91LVI1aNMfu26H+Vcx4k/aL8PeFNNz4c0KS7umU/vPJ4/lxW3sYxjc+hpYT2zsjudH8G6nM/&#10;nyRKqycbt2BWzB4KiZ9o1OFmZs43DoK+cNf+Kfxu8fWgay8+y8xsW0NpMy/hXV+A/hN8ePGthNBN&#10;qQ3eWreZNeMkhbPK+2M10xw3tYp2PYo8Pxl8Ukey3Xgu7iPnWc6su3PyyZNZd1p19EmyUtt3enP0&#10;o8G/s9ftV+GfDj+ItH0ttYs7SPdcFdTi3R47bXYbvbGc1Vvvizc6JFCnivQpvmBGPspzG3vxWM8H&#10;KJz4jJ/q93dMq3enseXdlx947eawdFWZ/FlrdSK+yG4AO3uc/wCR+FJH+0Z8ONc1SbTraDUYZ4W2&#10;SLLpMq/NjoCVw3HoTSWXiiw1jxZZ6V4W0G+lc3MfmMlq23r1PpWUqMYx3OP6vGnTb8j6euohJaxh&#10;Nyx+WvVenFZ8kBI2wyfKR931561pajKg2WjNysQyu3kGqM4ZWCRKV+Xk4+9+lc/KfMyfvMksIEWS&#10;I4XcJv3bZ6+n9a/PD9iW7a2/4K7ePrKZiZBda4oVmyd25t2P1r9E9LhmmuYYLdMrvGBj7v51+cf7&#10;KR8T23/BZzxraa7p5huvt2tNIuwAiIqTGfxj2HPfOa7cJT5oTb7H0mQRVSlXV/sn6OSSSCVsPtX+&#10;Etn8qhW6XeF8vKscKyipJpUJYP8AdLfLn271GJJI7kHHy8bfpn9K5eVXufMzj7xk/GWN7v4a3iud&#10;sfBGG5PT9a+d1uEhxFu/8er6I+M1zZj4W30ktysSqgJkYgBCe9fK+r+LfD1jov2+bU1uDDw3lr94&#10;+ma3iontZbRlUg0kdlb3Ulksf2eb5V5GGz7961Ft5Zj9qB8tpMNn1ryGy8fajrrI2iyCOHvuiznn&#10;3rU1TSPiLr91HbeF7pm8z5EY3HlhT0zk4AFdMaPN1PoKeS1q+rsj0ZbWVZJJVi+bPO1uKyb+6mhZ&#10;t0uzactluvtXF618J/2jvh07Wz6o0k0kfmwQw3qTq3+znJ5/Gs+w+MGq2V/H4e+KfhqSxuWjDKW4&#10;39s8UpYXlV7l1MjxOHhzJ3O5kvbh838wkVV4Uhu3H+FY+s+IZYCuoW10w8o8Lu96s2ur+HtRsPtK&#10;azbxpz5ZlmVf5msnU5/CDW7PceOtHiDZ3f8AEyj6jjHWsdjyZU6jqWNPRdUmvLtbwuWMij71fW3h&#10;yaO18C6bZwpwbRQBzketfEXhPxXoM2vrbaZrUdxGrL80fzK3PY9K+3rGHPhnS4oHwDZp83rxnNc9&#10;SSnPTocGaRloNa9umiVWLKFbPt/SnG5LFnkucKeF4qobnZM0TzLkZJkH16Uye7fcEkl3IwwBt6Vn&#10;GS7nj8upYivLkHYrfm3PWnrLKj7t5X/ZznHas55ImnWeMtlR2XjFWJ5AmUMn3l7f1rTyHy6XZdh1&#10;NoTufzPmPr/9euN/aAuGe00++lDr/ApHeurhzCyvKx7Hjt6Vz/xtsI7/AE2xkh6YOR6VMU+bVl0Y&#10;c1Q8ni1u7BW2hRsc9u3rWppl9cTSfNIzDpu9cVha/faX4djbUNQ1FUjj5KlvSuHuP2lrUa4ukeGb&#10;Te4ZQszxjbuP+RXR7Ln0R7mFy+viqnLFHtonvXxGkeCp468fpWLrXj+PRLmSLU52U/wrz830rkdP&#10;X43+PQ19o8t5MzcLDp8DHJ9BgZrrtA/Zs/aZ120lk1L4ea1qLxrva3u9LaOQL/shwpb8Mn2rSOF0&#10;PaXDOJ5buxXn8ehxHeWFz8v/AC06YAzWdrnjXdDuikZt33VXt71F4gvk8PTSaH4h8MXGl3EC4uIb&#10;q3aNxnGMqecEEVi6nbJcIGsbj9233G3jGP8AGsalH3bXPLxWW1MJU5ZI52+1+61DVY7q7kbBbb+F&#10;d18Jdbe78V2dsEfCzgs+emPSvNdb1e30NPJvNRt1LSfLHI4z1966z4KaxDJ4ysXZtvmTBY8/daue&#10;VOStdBWpy+qySPsDVtTmdQVuG+6D7istLiUS5M7bO6lvu1avkhVEa3xt2gfL+FUwVKMAm07s59a0&#10;ufLdfmJp19u8R2cLn5GmC7iOWr5I/wCCmGhW1l8el1eyP7nUNHhkkjj/AOei5jzj3CCvrSHULGw1&#10;a1nuk2widSzdOCa+YP8AgqfJbr8VtB1uwjlMNxoISOVY/l+WRjj64I/OvXyOahmEbs9nKdMUj5Zt&#10;UvBAZJpfLOeflOPpVvSL9fNMZfI/jbH+cVVvNaJi2hWHzZXzMVCl8AiKYmj+fIZc5YdfWv0+NSUo&#10;n3Dgkdtaz2EkcbW8cittwVZs596dfyadcNHHYxyLMqnzNzAhvpWVY34S2jnPP+yq8iohqwe8OyTa&#10;y/xD/CiN+ZHPU+E6LTJ5XkFpIjbQOScfpW1NuMHlC2VSn8Tr/hXD6ZqarfI9zdvndny9oGfpXQQ6&#10;4JefPG9eRz1z6/ka7LM4V717nS208zw7Qm75s/6zGK6z4TTMnicbtvzxlR8vfFcBaa8kEUcET8M+&#10;MhOCema7L4PaxCfFQi8hw2w7JG71Nb/d5ehz09MRFeZ8i/tm2zRfFbWoWTy2+1MWJ/i+ntXzvO2J&#10;mG3PzV9Pftw6W8nxS1bULaD5XkOGc9T618x3k11FcvGLb7re1fF1NJWP0TCv9yj9VtQjlklmEsgV&#10;Q3yso6jP61RNnrrWq3p0G+eJflWaO3Yqf0qG3vkub9bSW8EzK+3buxyD/nivtj9ln4YafrHw2kaW&#10;FpMuBtnX5R7gd6/JaeF552P6h4w46w/C+XqvOPP5XPkfwDqbtrTRXsE0LRx5UTQ4wB718jftneL5&#10;Ln9o/VPs909xDHaxLkRttDbecfTOPwr9hfEXwV8KR3bxXuhR+Y2RlYwPyOK5u7/ZY+FGpL9tn8HW&#10;zv8AMd8kCEtk+uMivUwdN4eV3qfiWaeNmCzGN6eHlc/H34B+JtR/4Wzo15Z2lwzR3kYbyrc9N3Tp&#10;X64TQ2Emn2t1Iv3rZDtz04FaFj+zz8NNKuFn0/wnaweSdytDCiknPU4HNdcvw+0JoA0qEMq4XLdK&#10;9CpL6xsfj/F3FEs/qKSptW7nncFvag/POx3cgkd/ap4TY28pk3M24D7o/rXbv4L8NiRYt/z927Gn&#10;SeAtG8tZIrblh93PX9ax5ZdT4Nc8uh5L47+FPhz4kXn2jVb6RPLOFSNvb6Vyb/smeBXYIPEmpRr3&#10;WOUDP6dq+iLLwTp0jM02mKpz13Z71as/A3h64Q7bb58c0KpL4TR1sVRhufOa/sq+C4YVjsPE+pKu&#10;7O7zgWJ69cVHYfshfDO01P7fcazqMhb73mXBYNX00PAOg2rGI24XHI9vb+dLL8P/AA9EqiazXHUb&#10;a2jU9nrcKeZ4ym7wk0eL2nwp+G1npf2G20mExrgLuhGQfWpNR+FngbUIViZMRx5yqRgA57GvYo/h&#10;9pch82PTlUfw+3tUcvgG3kXyltIlBx8hHvT+t1NrndHPMycfjZ86a7+yj8L/ABLqP2+aa8hdhjba&#10;yCMH3qaX9mLwBDp7abba3qlvGy7Q1vclSOOx9a+iv+EGttuTp0W7qfYU4eCdIcbXtE+b8eaj2sqn&#10;UyqZtmFbeTPGPg/8NtF+EWiXel6PreqXv2mTez6jOZDwOg9K3Z5F3bkjk6Z24616W3g3SLXMSLGy&#10;txu29Pwptx4OslPmxQRs2TuXb/L0qeS5wVJVqkuaSPMzOZEw8bFT90N2oe7dpPs8aSL77eK9Nj+H&#10;sE7hykar1+aPNXT8PtNwWhij3qOcp1pOnJIzbcTycxbozIsDAnHHX8algSRHysbenSvTl8HKJFVb&#10;dG7/AHcfhVlfCKTfKIY17sAvB9KIxuZuR5Frnh+z8TaJcaLqdrI1vJ95VJy1cHd/sg/BvW545dS8&#10;PXBaBflb7RICe/bB619ML4NhVAF2rx/zzqOXwrstM7ldmyVbb0xzScZRNqNStTj7srHz7bfs1/Da&#10;ztvszaBcsm75o2un+uM56c1Rvf2SPghfb5b34e+crsDIs0jMpP0zX0hbeG5nXIKKSP7mM/5+tWF8&#10;KQRws0qHOP4gKUXKMr2NPrmMjK/OfOvh79mb4OeH3WbQPhlaWvlr+7aKHmuquPD2k6new3d/4c+0&#10;TW+4QvJlvLJx0z9B+letHw+uxJIAcqdpXaBVceG7i4ky8XyqMrjj8OO3T8qt1qkpWTZ0RzDMOWzq&#10;P7zyHxD8NvAniaZLzxF4CsryW34i+1WiyFPpkU0/D3wQqqkXgOA7VAUC3GMemK9ti8F2zkSPuYbi&#10;cbulSweDdKjmWS6jkYY/vY/pSk6q6mM8ZiqitKZ4tpXgnwzpV+t/o3gyGK4jbcsi24BU1oPcavd3&#10;DAaZzwB6nivTLnw3awFpbYDg5Vv9nHf3rlfGvjTTfBGnyaoLCPMK/M7VlKXLqyYuNSVpO5Rfw7eW&#10;ujLrN2uxcfMi9vwrKOvf2fpt3fW9hNO0cLPCiryzgZAGfcVY+CHxbt/jdbapBG22S1kwIi/BX1x6&#10;V3GneGtNsLU/2hEqtuwVVc+tZxk73RpX5cPUTgtj4d/4JX/Cf4s/A/4W+JPDvxQ8OtZtdapFLp6K&#10;wbeoEm9jjpzt+uT6V9OSm4aRXjsZflH8OcGvWbPwxpKW7L5UagHhfLA3e/vUraPpkaiNIY1PUfL/&#10;APWrqleUuY5cVjquJrubW55OGmij8yWy3cjd8vSsvXtF0XX4wusaALlVb5VaPt716/eWem8KLYNu&#10;b5tq+4rKOnb5ygt2OG4KqPu1MuzCnGrL3loeM2vwd+GdhezXmmeALWCWTBkdIfvf59quN8NfCEnm&#10;RSeGlbjptOBXt1poNtJB5ksQDMAM7Rwae/hu08rcsW6T3Uc1SjKKvFhKpiZS96R8/RfA/wCFVpL9&#10;uj+Hdmr/AMLeTyCe3PrXTabZ6TpASy0zw+lukeQqxx7QBjtXrCaDt2loI8Zy3ydasT6BbWaLM9us&#10;m5crtUflVRqSW0jWOYY+ntN/eeS2N4+n3BurXTpI26sygg1h+MvDfhrx3qX9reNvCialJtwrXUe4&#10;gD617M66WGbfpnzbshvL+79amhsNPlgYrpqksMbdn3qn2knq5MUs0zKUbc7R4HY/CL4ZafIx0/wH&#10;bQGQgN5dv29a1vDXhbw34XvGuNH8NtFLnDSIpyRXs09tpsNtlbNdxz/yzGVA7UkFppsy+aIPlAB+&#10;7RGXNfU5amKxc95NnmE9zJK+H06bnkHFNnEqx8WTf7JUE55r1N4LbbuTT9yn1jBxUXl2kYy1iPVf&#10;lGSKlmcZVDy6WO6SLDafMG91PP4UtvJdGNS1lIrNwGdeeteof6BI6s9owXg7toPP0p6Lo3meWisy&#10;/wAS+TjFONOHNZsrmrNaRPLZbe8E2X0yVsNnaq/L1+lP/wBOMZzpcrK6fdZTxzXpGoRm3uAbfT9y&#10;njftHp9KdtNyFK2bL8uWUIPm+lEqcV1BxrOOx4a/wl8BXd79s1D4aWk02/iZ7fcfzIqyfhx4TVm8&#10;rwXGFUYVVhz+HNe32unWMKN9pjkYDldsYqYW2i7vkRjt5bcvFTGNmVGtjNr/AInhbeB/Cc7fZh8P&#10;7WRWkUfvbVT0zxgj/OantPAOg2C/Z7XwVaxQkYZI7MBT+AFe0NbaVuWZbUblbLbF7nFVtY1TQdOs&#10;/tN3Gyrzjao+Y9q09ry6XNo4nG8yjGT+88wbwjpjATN4YjPlj5NtsKT/AIRaIRtjwdBnqzfZlOPz&#10;Fdx4d8W6dr901la6dJ+76MV6D3roJo7dbfdPGpfbn7uPbH1pRfN1NJYrMIytKT+88fufC4Vg0Pg+&#10;3UsxPmrCmR+n0qa30gWX72LwrGG53P5AP9K9FhuYJrj7PJZvh+uFxWjJZ6XtEMCSLx/F3o5qbjcJ&#10;RxUteZv5nmIXWHt2jh011XHCmMgU6y07Xi3zW0hGcs3l8D2r0aW70vR9yThm3f3Rmi51XTnVZLa2&#10;k28btvUd81nzRcrIzeHrLdHG6ZpeoyrJFPpvRPvButec/E/wC3xJ1vwzf3OjEyeGdcF9b5kIUuBj&#10;p349a+hTrfhPRtGlv9Svoo0jjLMXHeuK8Fa74f8AFN/dX2hH7VbtJ8pUcA1XNHRI66LjCnJ8uxh3&#10;9lr8moSXv9httlfPyr09KiksPETMuzTptkmCxYD6Z6/0716vptnHbSKJLYSKvO2rF5punSlfLgCq&#10;flJ/UmtOVdUec5OUmzymPSvEabTBYNtx2qvd6DdzHfc+HRK3TdJGGx1+vFevRWdjCpjij3AL8xbP&#10;Ws3UtKM7tJDuGR8u3tQ4tL3QjKXNueYLoEscXkv4cjj/ANn7OAB6Z46Up0CThptDhbc2GbyRz+dd&#10;9L4ZmvHdJZWUKvI9f8moV0CSzkwyfLjJFUo6XO6nKo9XM4k6dcR/d0SLsMLGB+uKanheOGPzI/Dl&#10;v88m5sQjIb16V6GdMBiA2KVUfKNvIqf+yzN80ceFDDcwFHtpR7kyr4i+lR/eeZTeD0kTfN4Xt5D7&#10;24/wpp+H9lcyedP4Mt5G/hZrVWP05FesLp2PlZM7TTmWMOwW1H91Nq1cZq17nNKviZO7kzyX/hAd&#10;PSP7OfA9qy/9eq8e3Sr0Gk3lha/Y7DQ1hj7QxQ7QPyFej+Y6zFhZZG7/ACRSv5EU2Wjbcw+XcM5q&#10;JT1SM3Ks9Lnmx0fVpT5g0eTax7L+tH9gaqZNrWLHPRvSvQbm0vGZWt09vmGKW3s5I32FN6sv8fOK&#10;nlXVDiqi6nnc2gaqx2pa4bcQvHX0FSDRdYLKGs3G3qp4zXpkenwysHVQvzY5FFxpUZb90rH/AHiO&#10;KtcopOSR5q2h6rEPLGlHls/T9Kc2k6rcxNZ3On/uGXhZFzzXpQ0eF1BUEEfeLc04adsk8+LtwPlz&#10;17fXmiSRlzVOh5T/AMIZp5PmHwTabW5LfY1JJ9c4p3/CMKjlU8K2pz2+zL/hXrJ06KTaM8rx0HWl&#10;fSrYKQ8KLx97370t9zSNfEfzfieV2nh683gRaDbqvVgsA/nirEWn6xGwhg04IjMfl2969IttPgj4&#10;kj/L+dPWytyu3YjIOC2ORUzdSOzZp9bxi1U395wlnceL7Wy/s+O3aOGQEHaMb/riqa+Hb1cfa9HV&#10;mZiR8gIr0k2VoMRyRqSv3sZwKWa0h/55jGfxqVfq2V9cxU/ikeZ3uh3R/ctoyNhsr+7HXH86jOja&#10;tGCYdOVG9FHNemC2h2bRFy2Onfn6VHDYQhvnj5BwVenKPMTzSlK7kzzW4ttdWMiTTHXA6bQcD1qD&#10;+zfEQVRHpzFQ3Zeteo/Y7SJGjdVZT0UJ0/GlU2MAEZijPynav972pcvLoVGnzbO551olrrFrcrI9&#10;m3ytll8s/lXhOhfsaXun/t26n+17a3kyzX1rJDLYtGAjloBFnJ56KK+vJfJhXzolj3DnauPrXE/F&#10;Px3N4a8OX+qWFtuaCFm+5ngDsBTjL2eqOrCVK2Hb9m99GZV1p19c7hDEjGPIZUXv6Vk3R1cJteyd&#10;GDDHA4/CuM/Y9/aq8IfFcal4T1SZl1S3umYt/wA9AT0A6qRg8Gvb7zSrVrlBOr+Sp/yDWDjdXR01&#10;cDLnS2ucFMsmoWMlhqOj+fHIu2SOSPcG/DGKq2vhLwzb2ywyfD+z2bejWCED9K9msdP0WayE0sCx&#10;7Pu7efwp722klPJjj6dfkH5VXudTkl7ahK0WeNQeGvDEMnHgOzVWPT7KvPPpip3tNJykdv4Qt1j/&#10;AIv9HXP8q9TksLMvmOHDdDtXjFENlZYZJLePcpyuBz0rSMpJaMX1rHRj8b+88rk07R7k+ZeeGImB&#10;4+a3Bx7Vnz+Bvh1qMuNV+HNlcMudvnWKtjjtkcV7FFZac8pV7dWU8rx0+tWZNN00s3+iA7l+8f5U&#10;KVTVNilmGOkkud/eeETfCj4PXkf2Kb4aaa6quViexXacn0xiql9+z38AZY5Laf4I+HnRv9Yv9iRE&#10;H/x3j6176+kWMEjMLJCuP7ueeP8A61A03TZmxJp4PHzFVHP4VMebuZ/WMVF3UvxPBdF+Dnwa0K2M&#10;WjfC3TbVV5jFvYhcfQYrrv7VVYo7SPTpAoUJGoB+XtXpjaPpabDDYLu25+7TotH0xiGFkn3s7gtV&#10;7N7omVetU+PU8puY2kOUtpAd3zdsf41Vu44xb58mYHqW2nn/AAr16TRrCQjdApGAGbYPXr+VOXQt&#10;GLkyWilm+8dvX/CpjS6mftpR6HkVrqRcCH7I2NvPHDCrJnt1G9E5LY7nj1r1X/hFtBVTI1svpuMf&#10;6Uj+H/DqQ7P7Ojxt4zHyTjH59arl3RUanMvePLGvgiKoibG7Kt7/AOGabqVtpviCw+x6tG0iEfw5&#10;yPyr1GTwnoBHmR2ox/D8o4/SopPDegRyNBHYDbjPHrUxpuLuR7apF3ieKXfwg+Fstt9l1Dwusyls&#10;v5xLZ/P+VQD4MfBCBle1+HNmJIeVkWEr+or2650TQgVD2i/M2Mev6UwaTo9sm77Kp5+VQvQe/wDn&#10;tRL2nRnXSx2Mh70ZM8+8H3Wk+A5opPC9m9iysGjaGQjDfnXa3H7QXjPWNkGqa5dzCFf3ZllJ2fT3&#10;q6mg6FKvmmzjHzD5u+RSv4e8OuNyaerbuW+XPHei1d9T0I5xmkY6TZwXjeDwp8SbgXPjDQo7xofl&#10;WS4XJA9M9a5S5+Dfwavplmu/Btu3y4QqW59sZr21vDGhyKqvAFXbjbt6/wCTVb/hF/DxbC2W1R02&#10;VSjLucdTF4+u7zm2eJ6n8Af2fNWh8jVfhdpc6oQyLNASwOf7wOf1rU0X4dfC/QhDLp/hK1tVt2/d&#10;LHGRtx7V69D4a0Zn2RwKqnuy5/Cp4vCnh3cJJbWNj/eZaUo1Z2uzkqYjFfC2/vOCOuWdxuaW2fb6&#10;7ajS8t/MKPjb2Yk16Avh3RWT7OthH/tZWnReFvDsS7JLWM7v9mqVPoc8ZSvseZ3f9nXU5MkJZQw2&#10;8GvJf+CgXhm+8d+AdCt/DOjyXlxY3TtJDDHlvLZAMA9Rggcd/wAK+o/+Ea0CJMvbx7i3y/L0WmT+&#10;DPDV4ivPZJIVJK7u1Xh6ksNWU10OzD4yWHqqSR+TWr/Ar4rPAk2l+A9UuGVvlXyD8oPf0r074T/8&#10;E7/iN43Sz1Pxn4ltdHW5j3fZraIzTxegboufXBOK/ROLwZ4Qtnymmw7do/h6GpI7TR7Hc6QRx+Wu&#10;fu4wPWvf/wBZsVoopI9r/WOrL3YxSPy0+N3wc1L4FePrnwTqVyLl9ubeaNvvJ2Leh4PHuK4oWhuR&#10;I0Eyjb1XnJya9Q/bn+IFprHx11bddrIIWRY2XkHIzj8On4V5DY+IE857YyR7myVbkts/xr7vLq0q&#10;+GjUluz3KdWpVpJvqa8FvDa/vmuBtbCqrL93jrmtDSLe2klaRtT8veNqoxIXHP8AWueTVoIbSLF+&#10;vmN9GOPU1qaeW1BxGlxHIsu1N0mSByO49DXqRqdyKkToorfU5GD+aske47fLbH+RXe/BeSWbxrax&#10;faI1VkJZeN27H1rgL6SzsbeM296rSLy3k8Af/rzXXfBy+eXx7pskzLG0sjIyqvIGKMRJyw8kcdOP&#10;LiIvzPm79vi9vbf4zara2s0kZkbf5P8AdBA7e9fPD2FxI295G3HrzX0t/wAFB9Njg+MWo6pLJ829&#10;Q8qqcOAox19uK+ZZdYsxIwS6GO3NfC1r8x+hYON6KPtjUPiDqVnqYktpm2o3zSNJ8zt3J5r7e/4J&#10;0ftEeKfEc8XhS11F2jZWEq53g4/ka/NnxHqcyySOG8xg/wBxm59zX2p/wSFvLy88VW5knDMrSblb&#10;sv0r87wmHlpdn7h4tUsJ/YdRtapH6CanoUmqXrXt/NIzc4G7jn2rLOgLCyndICfl27jiuw1W4ZlA&#10;WH5l7hay2k3niMfe+Y/5716UaNKJ/FMcxxFNtR2MW38NqC0Sj5l5wy9/arn9kNGqxzptyvyttyDV&#10;3zyJPLkPudw5FMdvOO5dzK3VT2qvZ046xM5Y3EVJXmynFoOnkMxADZO5Mfyp8Wn28G8rhgv3QV6V&#10;dWFvllA+VeKZJEDKxWNvm56deP8A69CiY+2qS6lZLbdGQAOe+3NRw6bEjYCgsT8zBelXRE6PuVSM&#10;9s8UssflOJEVnaiUVIPaTtuMj0+MRNvG5f73GamEEZK5i3AfwnnNSrjbtK4AGcU6H585GF6nHely&#10;RM5Sfcg+yRvygJ7hTn9KRYlR9knX+IYz3q1cK8cyfIrdNp3dKjYvHGqyA/ex93JFHKhe2aINiMds&#10;Z/FuTimtbgDeByzYFWxA5Xa2c/3gOBTjFFG25X24+78w596cYj9pJ7GZJZzGUJ5ak9sd6aLOaNiq&#10;sdvXj6VphfnJZenbPWoyGI8tlzn+6KVSnzPR2NI4mXLYqwzXMS7VO3b/ABHrViO5CnbIVJx94f40&#10;0JIX+aJU7fUVI9tCTlG4z/CvWmoyta5jKQvnoGXy5Fzt+bHapIikr7hL5fynaG71B9lDPuRC3OOM&#10;DIp1rHNuw7//AFqIxsTuOaWRj9P9nijbKTt3Z6Mfb6UkrrHMoB2n+dG9VYYPO0n6USYe8LIC0jLI&#10;3IUcjtQqNIdrr09u/rRAu8s0i8HjHepBcokjCTd0/h5qQInhlIwFGMZMlMVAE/eR7dvX9amkMjSs&#10;Ub5W4G7tTZFeMYZvmb360CUnsCSEYyvJHQmmyyrJ8nmeoGO4oeTy9spXG7ue1DpkYjU467umazlC&#10;O47so3CgQNt24A5ZlxivKfj3YpfeC7yKYH/VMdy9M8161dGL7OSrlufueteY/Gcef4RvkEflhUct&#10;8vUAdR71LhpZGlLSSPEv+CaNte3vivxFaXcztHb/AHGb7xBY8fhX2NcaKsfJJ+7zuUda+Uv+CaMs&#10;H/CWeKAE2ybvlXoWG85NfXWpKAVkkkO0en8qujGPs9TXHzm62hlbFA27VZQd30plzbxMdgxj+VWA&#10;0Sp5zNu6jb29KajF33NEyr375q+SLObmkU/seH3zL8v+znn605NO2guE+Vv05q00ob5BCF54+XtS&#10;wTeS/wAg3Lu6DPShU42L9tUtuMNsqwAKF4GRjmg2TSNx124z6VYjMMcbeYG2nr/+qhWWMZSPlm+X&#10;rzVcqMJSlu2QSQN5QSLhl/iHemS27jZuX5gv9B0q5JGyjCd2zjGaTz3ljYMg3c/MO/tRyxK9qUpb&#10;GFm2yQ9vmbbkH2py29tEmYouRz+NWBE8iHc3zfxEUycMB91VxgBs9aJRjYmVRyKX2TznZ3CnGB16&#10;VL9ihj2gAnsy/hU6kSjEige9NaN0k2kdR1qeVdhe0ltcjW2t/NIUcEVI9pbiPKwKeysy9sH+lOVA&#10;F+6Pl5oZ2a2aPbx0wT096q3YXNIqy6db4+ckKG2sPb1qSz0pElUJDt3DvjmpiWX96D97kD1p0cwk&#10;YM4Py/h+NS4+9excKs46XK13ZQktFNb/ADY+8KijtIQGZox907WUY4yM/jVq4CZ3btoHDMx/CkaR&#10;YlUkbgcj5V+lVyle1k1uV3ghknMgTr90LUcunxn947MqnhWWrsUcYGHTaxb5ac6ugyhG7GGOOvvR&#10;yxuQqkinHpIWBULY3dAy9T/hVW58O216v2eSFfvYOBnFbDMCmJGXHIWozLCr/u5QrBh/D1qZKL6F&#10;KpOOqZRsfD1hpv721gX6baV4QFyUVv7xK+/6Vdd2ZcFt2fTvRJbMiEsV2tztojy9C5VZSd2zEOi2&#10;6O0qqobzMrtqWeCQjA+XjvWgYjGhfZjnjpkU2RFmcx7fmC5Yn+KhxikNVp9zFm0tLyZMKysuRyMU&#10;6XRo0VpIwAVH3R9Mc1pwRiFsTDb70lycJkNkZz8o61n1uU8RUlpc8r/aLtLmz+G1+9sV3QwsWxxn&#10;6Vm/sB6VJe/DeS8uCflunXzGPXn1rd/aBjab4ZagHfLeQxYr245FZX7AmoCL4ZS6fImEjvZCNvU5&#10;9TWUaUvaJnVSrSjg5pvqe33tlb2bYDcbQe2TVKaPM2di8Hoe3NaOphF/eI53dNo75rOlkcSlgzf7&#10;y9TXXynmKVriSQBI96HHzdFHNRLC/msZOePTrSxzSGQvt28VLKzIm1W+brz0oiHtJFWZUdPLIO3g&#10;t7GozYFJdzof9naOtWLlljXeSfmb/JpsCyOQ0rr9D3qi/bEYiBi8vZux935euKfErJEIAOenIxmp&#10;wsaRsiL8w4GV5pi2zljIXPtlalxY/aJj0t9sZ391xkj+tRtbIQJFfAz0FTxyMo8to+n3fmpkaZfa&#10;fyx0pKK7E+0e6A29u8bPHH0/vdqqxqySb3h/hzkVcYJCDKyr/U1HKQ8m8beV+XH86fLEXtJDkWIx&#10;bRtZpF+Vvw6VEIkbkRlfl/i4NP2H7rD7vpTjM6IoZen48VUo8w1KfchG4ruDt8rfdVs05UYRFpE3&#10;HBzyaGLxqFQ4VQSxCjBpxJjThm3d/bNTGPKh83mQ+fgCOOL5R/EKmRQcRuh9eewqJUIdSG/3vepW&#10;DBllIzhcAetVYHLuCxvHKyvH3z06cVLhAMuflbghqQFpH+9/wI0iyCT5jJ/jQrE+YiK+dg7r1psb&#10;PJKwc42/ewvX/P8AWiQyM5SN93HzYNLuRG2FjuK4JxRLl5g5hU8ollxlu7YpkkatIrHcx2446VJt&#10;j4Hm/M1AVkk+RSC3JFJuO1gvbYTPlwKXQL/sjrUMaRM4aOLaxbt34/8A1VJIA9woZD6gU0xID5eM&#10;befl+v8AhR7qNYyTI7zaoZHk6jof6+lUZrWKcCRB93owI/KtB41cZdBtz92meVEkeU+Uk/KorPlT&#10;N6c+R3M+VsRZYpgfwjkk1yXxQs4G8FaowjjZvsr/AC8cnFdfeqsTEx7toONvQ7q5/wAe2/meEr0l&#10;jGRAzH5Q3Y9acY2OiNXsfmX/AMEtdQ13Uv25fE+myeZJFCsryQyMM5EpA4P1zX603NlB9mw0f3Vw&#10;dvc96/KH/glguz/gor42hmkRtsFy3nf3m88Y/wA+1frFdQmO2L7G/wB6rqR5ZKx357Vl7amlpojB&#10;uWS1cKfm7bVPSrEEp8vzpX54PXrTZU80Z2juWNS26okaqV3DHQ96ytfSx5l7dRGZJrjcuVzyce3a&#10;iKSNnwq7d3G49qkktwRneq57biD16UkkMci4b5e/Paly+8Y1JJxsJLHG/wDqiR8ufrUgCsFXacLy&#10;cUkSmMZT7pFSRttbEzLtPvWuuxzt9hkkCSOrKMfLnsCKdBbkFSTt+X5s88H3p0bbcpGvc8svXp9K&#10;kVY4htYdRt+VenvQ43D0K82CrFY2Zem7cKfHJGU3u4Zl/hpCwcbAWwf72eKVrdFJ8sc+/pS5Y7C5&#10;pX3GNIHclY259M4pyLufaSVx702ISrJuJ28Yb6/5NI3nop3H5W6kY/Oqt0HzNbjg4YrulbBU7Vye&#10;fpSSy5YL5eQvRvTNCtkqrE9Qc00vGAynjd6UlGxCnLmHi4CFVEblcZ9utNlRWG5IWznrTGGTtR2C&#10;+46VIsishTdjB596q3YtylsiJwpy8oVvm4z6c1AYI3ZJEB6HcF71cdo/vFfurmonkbG5Dx3X8alx&#10;uVzyjsyJQsmR5AHP8Q7UpjEUOWjX8/1olk2n76r680iltquV2+nSp9mae0qSjuKjhYjCo5258xjT&#10;UhdnxC24Bu7dPen+Y7fIijkdMe9LvWIbFTlj0p8pUarQQxKCZSy5Hv0pCcvvLe26gRSKjKgzhutN&#10;CxRxKrsd7Ht3o5UPn5gW4Gd2cM2RhjUUxIK+W3TnnvSkITkdABtZh93vUTsxIBDNzj/dWrSsNEqI&#10;XLPJIMr/AA5qaOYlcFG+9/q6roiPJuzxjn3qVZVJEigttJ6H2qeWJMk46oe0UUsm4J5eOnNYvjq0&#10;nHhHVriIBnjsZnw3fCE1rJNGRxGV/wB7nBqDxJE174S1RWj2tJp8yqc8ElCOadOMedEQjLnTPxs8&#10;dapP4n8Wanfald7pvtku1ZGw2ASP8/WsWKOaIfa0kVmY9GXIFdD8RLS4sPiNrNrPFG0sGpTAtH/F&#10;82f61zjXryXCx3CxxwlsqFb5jz1r9Vy6UI4WKR+jUaf+zx9Cxp0unSS7L7RQ0jZDSLnbz2rW8P3s&#10;Nr5ml3cTCQybrZcZ3A/T2qjeX+m2xWHSojcvInPltlt3YVN/bhuJobU6ZNHdR4ZvmAP4V60TKpE6&#10;CKOSJkc3jRAff+Xf+PH1/QV3HwdvZ28fafG94rBZML5nGV9a4KGVpv8ASI1Zdy4X5cbhjk4rqfhH&#10;FdT/ABF0y6MvmBZAsZZvz/GqxHvUZeh5uvtk13OF/wCCithqNp8Q5WureJYZLdDD0+bI5NfJ8uma&#10;b5jF7NM55r6e/wCCi3h7Vv8AhZc1z9sdvlXardl2j9K+YZI7gOQwUn1r4Ssux+j4JR9irnu/ijUI&#10;oZWskufK5bdIo+bI7mvtP/gjXJJc+LcSqreWXPmDqcdTXwr46u/Ja4DExszYZtvIPr64r7d/4Ig6&#10;ml14xmtp3Z3Xd5jfwn5c/T8q+Io0f3MZH674vVl/Y9Vdz9QZ5GiTe2cKv3i1URMgbzSh2+y1ev4R&#10;LG0gRGxyvbNUVMRdV2445Aboa0lF8x/FfqQyhVlaXyw24ZOe1LC8Kx8A5/xqU+YqbfLU56rnmnqq&#10;RxbH+bc35UR21JlIRVVYmVD8rKBUc+IxuV8dvvdOafdyW6Q4WTG3g/McAZNc9r/xF8G6GXXVNfgx&#10;/Eqtu2+3HSjlNKVOpUeiNr+1LS1UvPKo56Z/nTbPW9Lv3EMV2vmFsbVcV5D4v/aW+A3h9GfxD4jg&#10;RlJ+aW6Cj6YB/nXF2X7dX7MkF8osvENrJtk+/ExPPsaz/eRei0PQ/s+UoX1v6H04GQwYG3C8Arya&#10;dAzmdmDAD+6eK8e8JftifArxFtNl4pjXzHw26TGPzr1Hw14n8L+JbZZvD/iWxulk5UrcDcfyNacs&#10;pas8+pQrR3izUmaQgspVcDr1pjh5G2KWCn5vc0TGe2/dSwcN/wAtBzx+FKs0WOjDPTaaqTiupg1y&#10;gyldo2/dOevUU0RdlC8fxetPhkQOP3jYAyDT2PynaWLN36Gi4yN3Rf3aDdhcFahxL5e1V29o1qWW&#10;VUdTk5bjdjkVHGU2GHawbqu7uKWgr9BYVI+WTgj26U4JLIkjHDbehXtRGiIuS27jsf0p3lhv9XJs&#10;bt60n5FXGwTyQN+8jzj9OOtPEzYabPG3G6o57uGD97LMqe1ULzxJpVmrT3mpJGinLfN97jpSvIvl&#10;lJXSNJXiEeJCN3XJqreTxb925Su35TXmvjz9rT4S+BoWfUNZhXZ/FJNtP4DvXi/ib/gqx8KdKupL&#10;bRla+kVsfugFX82qfelsjoo4PFVtIwZ9aRyKo3g/hUglieTIcLj+KvknQP8Agqt4Z1F5GOl+SqoN&#10;2993P4VtaZ/wUw8EXl+tre6X5kbDLNbjn9ar2dTdnRLKcbDeB9PS3kaBg0i5Zse3tTIZEJ35VlPM&#10;jHt/nivItF/ag+C3jm2EEerLbSSsNpkkAbPpkZxXWR3Jv7MXnhrVTNuXKxs3Dc9M1j7TlepKy6py&#10;3enqdhO0QCvnKv6Uot5pQxEfGKwPDetNIptNYDQsvSNuMmugtXt5RsWRlB5w1PmU9jkrUalOVrEW&#10;oQqLby3PPA+UAcV5x8arVE8H3WWb/Vsfu9OCOa9OvY1lXzUdWGPl/DFec/GcPP4NvkkkXdJbuE3H&#10;jpR9kzhU5Zo8b/4JtWQHi3xVI20Mm0b1XPG496+tNUt1kgEfJPBxXyp/wTLhl/4SXxUzx7TsCnd9&#10;0/Mf1r6v1EJIy4kPzY9qqn8Ni8ZLmxDaMdkWIiFT2wTt6VOqEx5VRn60gto+u4jd935qklgQFYzN&#10;75HatIqSOXmbIVEaHIXqfmwelTbEBB+8zKdvv71R1TVLLSYWkvLlY41+9IzgZrh/Gn7Snw88FxYv&#10;dZgU7ScmYfyzmp59bG1PDYipK0I3PRvJjBxLuycgYPemvIYwpVh8q8j0r5G8Z/8ABTjwRpF00OgC&#10;S7ZHwGVML+GetYZ/4KdXt4TNY6RGx2ljGwP8+lTKbtselDI8dP7J9rJIrck/NtyF3fWm7XH3fvd8&#10;L1/Kvkbwp/wUT1LUolM+gxswXLxoxBx37V6h4J/bg+H2szLDr+nXFn5kfyncGUH8DQqqM6uS46nq&#10;0e3R7onGX9tu2myAHcsh/wCBKP0rF8JeOvCvjKFbnw7rEMisNzcgNW8Zc7oSwz13ZpqpzHnyw9Wn&#10;8SKwD5O4fkOlLIXLE52+6+lSNsY7kXDfnUe7M5+Xjo2a0utjLm93YjjJEhYemBTscCUkcH680SKk&#10;W2Qqac9uwi3F2C9dq09SbkMYDFRGrdc5FOUYPknA/unrT/LOwuk3+6ucc0gVohhJNzY6Fu9Td9St&#10;dhrpHub5BzjIH86FUsfJY9OflP4U4xs5EvTj5uetVp71bZ+UwB/ETz1o5uw1GV7InYNMu8qdq84H&#10;am+ZEjATSKB9e9cX43+N/gnwbaeZqmuwxqv3lZwCSOwrxDxp+31YWAktPDtuJpAxUoqjdj16Vm5P&#10;mskd9DLcVitYRPqGWdZ18tWy2c4qO4lh8sCXt0K18Rt+3746vr1VtNG3HdiP7xK8/StrTv20/i1d&#10;nd/wjrSLG+CqwtyfTnNE3yrRHoQ4ex0uh9kxM0lvtVfl/vDv/hSp5ciMHf6bf5184+Cv25L2zkW0&#10;8a+E3jRurI2GA9ea9Q8J/tK/CfxgI4dO8QNavJgCO6TZhumN3SnTlzRvY5q2S43D7xZ3ksEbuxch&#10;tvH0wD/jUU0CbFMR3Bf4cUlzNbmJbiCfzIygPykEE+uRTrSVJgyBju/2f5Ve55lSjUp/ERInmArI&#10;gz6LzimSyKoZd3bG0VI42zN/Ch7N1zVeZcszeX/DUte6Zann37QMUcfw71KSZtoa1b7oA596wf2D&#10;Uij+G06Qvg/bpBnPDV0fx6Rl+HeoOmN32diCfpWL+waby5+GskWOFvXXGe1TTqc07GzlKNCVu57P&#10;fhgRsZm2rVIiFztic/3gp9a0dTticJJwe3tVGZJElVjztzu9D71pr3Oe/MCAN8ynbhuR6Uiqyfvs&#10;7st93FOiTAaQN8uehptxPp8CmV5Nuz7zN0o5Stb2RC8bSyKFyq/XvU1zIlqnntxtGct3ryr4t/ta&#10;fBn4SrJBrvi+FpEX5oY5AWB7DNeD+I/+Cq3gu51RtN8O6PDPGuAsk8zbT+gqbM9GjlWMxCvCLPsP&#10;+17Pf5zbt3RvL70qavCwZwGwv3ck18W67/wU9u7G0/0DQbCF5FypjhZ8H61zGpf8FSPiQmxbaytS&#10;xYEstjyy+nX0Boj7TsdX9gY5L4GfoFHcwC2Y5O5u22mJcKyK68543DtXxp8Ov+Cm8N4oXxLozQpx&#10;5gSTLDPsea+jvhL+0p8Lfi/ZfYfDfiCFbrrJDNhW57jnn8Kpc/U5p5RjKW8WdhrmtxaWimZMl2wu&#10;OnPtVi0njvIvPRQGCj73TbT9V8G3yQC5crPC3O5OcUlokUUCxAKuG6H8qpe8tdDjqUZU9x+/zQ2y&#10;Pno3PWkQ4KxlT90/Kc9KX/VqX3rtHqc0kqvcIrkHCqD8tBEY9UyNFMo+d/cZpzSBXz8xVmyMt70e&#10;WrjoRnkbj+VNMZ+4xZmXr70A5Dv3c24leD93mplhITPmZwfy461GiPHtdYcc/dbpUm35FlZj8zfd&#10;JyPpQPSVkIkZX5XjOfu/e61L5DKAVj+7/C1VU3+Z5jMd3TZk5PvWT4w+IXhLwPaPqHiTXo7cL8zq&#10;0mNtFylSqPRK5sTTGDtnPfbjH5UPHcGUNGu4f7K186/ED/gpD8H/AApPPaaRJ9vki+7Jkbc/j1/K&#10;vH/Ef/BVjxPqd20Ph7RkWNdzLIWyT7HGMVKb5tj0MPk+Or7QZ9qaprUulRSXpsJZGXnb2rnoPjto&#10;DXotL2GSEyNt3SL8oNfD0/8AwU2+IV/I1tPokcmDyvzL/XmrVv8A8FAQyLJ4i8LQSqzZIVeV/Oql&#10;GW8T2qOQVIU/3kGfoNpmr2Wp2y3NmysrL139SO361ajcGMux257jkCvl34J/trfBvxRpTWB1BtNu&#10;FwUWViVyR69j9a7ZfiV4g1pJLrwh4qhuWXlIWx8w7lSODWf722iPNlk1X2zjH8T2hoo7lflXB44P&#10;rTXiXeY2VeOfb6V4npX7S2reH746Z40smhl3Y3N8u76ZNeteGvF1p4q0xLuDbtkXIcH7wojUTdmr&#10;HListxeDjeSLF1BxI723mfNkDdXO+NUDeFr8fw/Z23D3211UuGTqy7ev4VzPjW7V9CvlT90fLY7t&#10;w5OKvluzkh7RtLzPzN/4JbLB/wAPBfGEIdt26baT6CVic1+s16AbWNWcYVfz5r8o/wDgmXF9j/4K&#10;NeOEu5VV2a42eX90nzsmv1d1N4pk/dcnp64p1ns2evn6/fU/8KMqdVkZlVj0zj8aEtGGHEjdiPap&#10;jGpXYxVSoxmo4ZXd8bfl7Z6Gp6aHhpyW454uiNlu+76VA5Uy7HC7f97rzUGpahbad80r7Np596x9&#10;U8caTYWrXd5Osat80POCQOpOeg6VLlGOjNo0a1ZXSOiM0ewJ5+CwOF7mm+ajMq+auc/ePavE/F/7&#10;VHw20ozmbxQqmE/NFG+5vpketcHd/wDBQb4a6RuENk0wb7rfagD07j1qVJ3tE9ejkdapTTaPqb+0&#10;LNWaH7Queq9sf55qVL2F03PPu9VVq+N7/wD4KR+D1Vri30AcsvBuBuP5/wD6q0/Cv/BTj4Y/aI7H&#10;XJLm3y/Q2qsoHvtP61oufqRUyXEwjezPrhLlQvmCTtRmWRsRyH5uvzdPavOfAP7R/wAKPiXaLP4Y&#10;8U2zM33l80fL7ev6V3VtqxkiEkYTbj5WU9fw7UlNc1jzamBr09Wi4RJIu1o++efWkdHVRIxx25pE&#10;uxOS0ZUL0zt5pyvwYW2yf7O3NWcvWw2J2aTYu3bns3NOmjLIybCW52nOOeaSKIkMURlODkf1pgWR&#10;Wx0OT1b9RQHKV5pZ2mZWO1VX5QR/KlzhlKDjb83zU6VczfOCyn9OaHtYptzv93bmjY0iuw9pR5e4&#10;tjdxyOaZ5amJWnbbu60w2wXG7K8UXV5bhM5CqG+bIobjHdmkac57IdILdVIUbW6E461GZVklXD8D&#10;qozVHUtWhARLUKzOPlXuay28fadY3/2LVdRtLQ9P31wq4x9cVnz9jrjg8S43sdJFHKzM28gn7qgE&#10;E1MDuPQZVfmXriuC8QftAfCfwlAZdT8YW7ZXCpasHJ45IPTP41w2r/t6/BLSLlY/tFwyrz5skqLu&#10;/wDHutW3aNzSOXYqptF/ce7TOmWjZvnbuvSo/LBPmSclT96vJIf20PgTq2mLq1tqU21sFVxy3rj1&#10;xVnSf2tfgXqU8ejwePIbeeb7sd1KqdO3JrJzlLdFrKcT2PUHjO8yA57blXt9KckUYbL9v7x61i+H&#10;fF2neJIRPomrW1ym4gNFLu6fjW1HcvGpE1uysv3m96uEjGpha1H4kQTRgFpCu1unXgU2Nni+QBlK&#10;8fL0q2pgkBTPyn73FAjxgqm9enP/ANeqMW9LMhVA3L9hlmqLV5ph4evXIxi3fLN027etTu7H97JG&#10;vy8bfSmyfZ10a6MjbR5TFizY7d6cY2qImLXMj8c/i1rEw+J/iCeOyWQf2pK4VVPGSSR+Zx+FcvCi&#10;39t58LLHI3zOq4+X2ra+L/222+MHiSIXUe5dQlVSrbS3PWuSOp6vayulra/6M+F+XHyevfkZ71+p&#10;ZbHmwsWj9AoVJewj6GjYyrYTBZBG0hb920eM59K2LW7t3uo77U2WOY5LPvGD7VzSS21tG1207MpP&#10;zE/w+9XbO6vbvF1NqZCwMP3EkO5pFPXB9B7+tetyyjuTL3juLiBNclgOmPEsUC7XkEnzFs8n0re+&#10;FOjiPx3pUcmoLG0eoBofmPzr1rlvh7oNvrjskOohLhmbaksgwBk4/Gt/wLcTWHxK0eynhIWHUF3n&#10;sTRP3qbv2OHlXtEn3Mn/AIKWR6MvjeD7FcSCQ6epvDtHXPGPwr45mhjeVmFx1b0r7Y/4KfeHpLHU&#10;dG1DT1t/+Jhpzidn++zK38sECviGZJUlZGfo3rXwtTl5tz9CwsWqKPWPiFe3MszGSNVbb/rC2dw6&#10;EDt+pr7k/wCCGVwZ/FBtXjUqvmFmaTnP07Yr4U+LEKbCqjbJvbG1uv1r7n/4IV2cyeK2JdVVtzSF&#10;j84bb+WMV8nCNsKmfpfjBW5sLVUT9UryGNYlQY5OM7unFZ4WBlyBn+7+dXLmNQjSMwY9VXvWbLKi&#10;y78sFCkru4I+lR71z+OpOUptIbJOttvyO/ysea5H4h/F7wl8PtOmv/EmqpCsKbmXeB+fNcn8fv2m&#10;PC3wu027gW+hadISzlZB+7wP51+Qv7bH7cHjr4l+Ibjw5omqTeSZCF2StlyT1PPJxTowlXlypnvZ&#10;XklTHVE3sfX37Yn/AAVw0bwtJJpHgG4FxMV2R2sMo+m5z/QV8i+Jv2of2pPj1zZ61eW9rIfmXTyy&#10;Ng9t2eP881i/ss/sT/EL4zXsfiDVrKRYpCCbi6bavJHXPJ/ma+/PgF+yH4E+GWnR2v8AYEN9dxKp&#10;W4vPmDH2XpXoQowpx7n6NgciweHglGN2fHvw4/Zi+KfjeRDqVtqV20h+aabzJMt9cHJr2/wT/wAE&#10;9/itJDHIukfZ0Vgqi4Kru98E19heEbC20i4Fm9hHBGzfKkKBV/8ArV19xZ3EZMiNJvIxHGjfKT2O&#10;ayqShLRM9WOWxXQ/Pj4rfA/4hfAm+R9VdoFzhGSbcrHvjB+lfUf/AATe8ceClvrey+KPh+1uWuo5&#10;FjkvNwByMKVI4HPX+lfPv7SfxT1P4v8Axsfw9auJbHTZjbKVPDMvDn36Yr2j4O+EJIbeDUrtFWOO&#10;NUhSNflVQOKUebtoKWVYOUbTV7n6QXn7Ofwu0HwK3izwx8WdRtbpog8ej61tnikY8CNJVwQue5LY&#10;rzNIlneRbO5haSH5pI4ZAytzjKn0NfP+teI/F0+nrp2lapNN5MeVgaZtnT61y/h/4m/FP4V+KoLj&#10;xEszwzKC8O47CuegFY4lR3SPlc+4Zwqoc9CNn5H1bbHzLfdk7ujK3WlL/P5SHhfSsvwv4w03xr4f&#10;t/EuiyL5c0eZY/RscitLyTJH58e7cfvEVzwakfmlSnKjNxa2Gzr0E77lPQ9/xqRbdklKttZuOVpx&#10;X7sTpt+tRyBWICSMW9V/hNU0ReI540+zZztfORtHFRTzbIwu7/rpnuKeUGGB6d+ea8u/aM/aA8Of&#10;BLwjdatqVyBOkJaNWbhRg/Mfb+tZy5eXUqjTlWqJRK37QHxy0D4UaHJc6nfQQyBCS0kg+RfX8vpX&#10;5n/tJf8ABV/xVq2u3Xhf4UzeYoYo14Jcqfp6V4X+21+3D45/ab8Xv4V8P3cyaatw/mYY5mOcDPt1&#10;OOn5V2H7HX7FF94gt7fxd4v05Y4JJAIluMfMPXGOldVDCRjDnqPfZH6Vk3D9OnTU6y1ZL8PfBPx3&#10;+P8Adp4k8W3V59nnbcJJpOAD6D0r6H+Gn7FPhyDS49e124+0OpxtbnI4r3bwl8NtE8NaDbWulWsP&#10;+jxhJAsYAcVqNous3dwtta28cds38KHj61tGUI6LQ+uo4GjC1opeh5noH7L3gvSZDdS6YrKzDCsv&#10;3hXe6d+zR8O9Wt1ih8Owx4/jWPBJ/rXa6ZolwlqYDaNJt4yq9OnP/wBete3vLnwxF500W5Qu5tzD&#10;AHrmplL3bHR9Rpy1aPGviP8As6eG/A3h6bxNaambfyVPy84f2pf2WfjP46j1f+yxZvJYyMI/3jE+&#10;vzZPQ460nxU8Vat8etbTwjoFxHb2lvMN07MQpIPLHHb2Fanwb+Heu+H7+KylaN44ZGLvb9GHr0HX&#10;/CsYwpz0kceIybC1otSjufSVlOmuWUbXUe7K5znkfjXQeHLVdJmW0naQxsuVYnPFcDolxPpOof2g&#10;0zLbrGP3fr+HNdh4N8b6F4suG0uC43beqMvK/SuGSjCWh8Dn2SVMDFzh8J0TxKqMRICvoK4P4uRJ&#10;/wAIdd70GRA3zbc7eOldhN5+nXstgG8zujHuPwrj/jBk+C7w3J2N5DHIrbm5o3PhfhqJeZ5N/wAE&#10;2Yj/AMJZ4u+f5AyHbnK/eP619T6mqyffjHy98V8o/wDBNGLPi/xYfNYg7e3yjDdK+stVZdrFduGP&#10;PHWqh71NM2xkrVmZsK7dxb+Fvyrl/iH8SNJ8K6TLqN1dRqVjOEJwTjvW34l1ddI0m4vZZxDHDGWc&#10;k4HAr8jP+Cnn/BQnxD4w8XTfBr4V6q0O1mj1C6tXwQuf9WCPXvW1OjKpKyPUyXKKmYVbrY9I/bZ/&#10;4KoWVve3XgL4T3JvtQV/Lmu1GYo8ZyF9Tnr1FfPHw80X9oT9oTWG1rXNTvtko3+ZLIyqwz6Z6egq&#10;p+xp+y1P4nu4/HnjXTGvI/N3Q2oBLMf7x9Otfd3wp0PS7GKOw0zQltfLkxGnl9cZ/pXZHDUae2rP&#10;1TB5LhsPFcsde55X4N/Y00mw0gX/AIuluJJmXd8r8H3xjmvRPh/+z/8ADE2LwanokdwwIUqw2sR6&#10;8V7dpGj293a+Xf6aA3Rfm74rH1rwNNYakJNOt3hH3v8Aeo5afY9KGDguhg6N8B/hpYJ9qtNEijZV&#10;2ptJ3AVR0P8AZ98H61qUlvfXs1ruz5bW7Z2+gx6V3EF5e6MBb3Fux3rn7uc1sx2lujNdQ6eFkZB5&#10;jNnhsVlKNGUthvA0be8jz/TPgz4w8HT7/BniiRriFv3cJXiUegau++HP7Ser6DrKeBfippTW1w2F&#10;iupBgn69se9dd4Z0m2t7VdT1eI4K5TnrWF8ZvC2n+P7COH+zka6t1xb3OMMntnuKwqUY7xPAzLh/&#10;D4mm2lqeuWl9Z31vHqFrKHhkjDKy8hvcVYi2yxsuec5G6vnP4OfF7Xvh/rR8D+MZfMsZJlCBl+aE&#10;+o9vavoeKSKQefbybo3UGOYdCDXPTlaVmflmaZfUwFRxkvQeMHJZvopxg03JCN5cLE9NvYURAoGa&#10;T7q+i9aUMyRM4zgnPysQcVtc82Nuo1XUKEaP6N3qNpCMmXPHde9T7nBCeSq5/iZaq6pqEenQNPcz&#10;oqbT8zdPrUtlxs5WRX1jxFp2h2bXt9d7YxgMc9K+Lf26f+Cmvh34S6mvw/8Ah3qC3utujfaYY8ML&#10;bPCl+fvdTt9vcVyX/BUb9vK78Caa/wAM/hzd7dUvMr5qSDMS/wDPT1UenfmvkD9k/wCB15488XHx&#10;r8RYG1CSSbzvKlbO5iSdznqTW2GhzXlLQ+04f4dlif3tbSPRdz1vwNoHx2/aXvz4s8W67NHp8kmY&#10;1aT946+oTpXuvh/4A+EPDVvBJ/ZslxJ1aa4lLE/Xt+FdJ4B8CjQ7RLjPlwwKvlpHhcYHT6YrsrCw&#10;/tsSQCNUWSPH3huB9RW1qfxM/SsPl9CnBRUTgrTwrBY3y/2NpsLNv+doYwNvtXbWs2mRzLZ3Nsrl&#10;W52rgY/Kr2m/D8+H7RvJdtzNv4GSa67wz4NvNWsJLv7AoWNeW46Y5IpSqQ7HV9VpJbHOL4O8OXmn&#10;M9zBHN5nKIEGQP8AGsHUvhhpDJ5lhpc0bcmNo/lNdUbG+0W6aORPlSTCSeWQKtTzamII4Ltflk+Z&#10;W7n6VHNGXu2M6mBp1Fqcf4a+J3j74WhZESa4sc/vLW4z8uOo9q9w+Ffxg8L/ABNsjJp8vlXC/wCs&#10;tmIBU/1rhbjQbbVYRppjiZmPzbveuJ1DwPqPw08XL4i8P3TeU0gaW3HG3/EVz1KP2onxeecO06lN&#10;zpo+oNm/bHKrZC5570XJCR/O39a5/wAHeL7bxN4eivorpXOz5T6Njoa15JIja7tzc8nbzWUZylof&#10;mOIoVKM2n0OG+PkUcnw/1Ah8stux5PXj9K5n9gYSn4fXDC4TK3jblDZNdH8drZpfh/qIZnz9lf5d&#10;vtXLf8E/H8vwBeSkhkXUmXa3BJ+tK/8AtCS7FU43wsm3qfQF35XmeaF/h6t0xWftlKYZW2468c1o&#10;37xuxRQqr93nvXOeKPGWn+DdGuNY1b/VwoWf5to6epPFayj5nPRpTrStHUo+O/HWgeAvDNx4m1e8&#10;WK3t1LN5sojBx2ya/Nr9sX/gql4y8S3tz4J+DlxDHbhihu45i2TkjHHWvPP+CkH/AAUH8VftCeN3&#10;+FvwyvHj0m1mMTG3k+WUg4Iz356kVT/Y6/Zc07+0bfxD490cX0k6boYJmxHH/tH1NdWHw8vjkfoe&#10;RcMe6quKXojJ+E3wB+Pfx8uG8WeLtQeGK4ORcXUjfOvbA/P8AK928BfsYeBNIhU6/f3s1wnLbVVV&#10;f8+RXuWneAoNEs4YdDuoYySCU9B6ewpbjwvrkcrSSRNId3bla6ZRR93TwNOnG0VZHDD4C/D7TbNU&#10;GkRtCgx+8+9j8q6XQf2efgbrmnAxaNJGzL/yzkG0t+I9+lax8NatdFba9umCt/CVx+FdB4f8Of2J&#10;Y+RHZqYx83zHBJrP3VuaLBwtqeUeM/2HvBuuHZ4bluobjPzTeUCg7ivL9U/Z++OPwfvm1rwja3V3&#10;b2rfNPY7sqB3I9P5V9haPO3hw+feltsgzHHuyK7Dw/rGjJFHJLZx3ET581FI5U9iKzlaTtE56+Xx&#10;lG9rnif7Kf8AwUp1XwxNH4Q+LQknt42CLJMm4x/j3Gfyr6u0vxf4T+IOmf8ACX+Dry3mt5m+9bvk&#10;bvp2r5S/ao/ZM8B+JNOk8YfCr/iX30hMk2nLzFJ9Mcg968q/ZR/aL8Z/s9+Nm8NeMrmSTTZJil3Z&#10;y5+XkfMPccn8/WsZRnJWkfGZ5kaUeemj9DomQDYw+Zh3XinMnllSGO5vvL0FYGm+PbPXvs9/oDx3&#10;VncoHjkibqp6V0oy0KgoN+M556VjCXNoz4CpRq4d2aK6RZk+58qj5VPHP68VHPkMWy33/wAQKmeS&#10;EESA5GKa+6VMsgC7vlY85+laGG7B2KQ+YQdtVdQ1CK1j82R9iqu52z7Vf3JJFtRDlj1YV8n/APBS&#10;H9tfSP2dPBtx4e8OXEdxrt3E0dvEjY2MRx78dz7YFS41JfCduBwrxWKVKO7Kf7YH/BSnwD8DLW48&#10;MaRdfatcYlEto2BZOcZfB+X6dT7V8Mar+0P8fv2l9ene3vbtoHkO1Y1Kxr7Dt0/GuH+DfwZ1345e&#10;Nm8bfES/uJILi733G44admOWPsOfrX398M/g74C0bSLe10fRYIrW3ACQwpt5x1rshRjy6vU/Vcu4&#10;foYeknJXkeB/Df8AYr1K709dZ+Id9O10wDtApKog7DJ6/hXomi/s5eBtOnjgsdBtW5G/DbuMe9e3&#10;X1vPdA2CFfJVcLu7DpiptN+HEOneH5JtNtP303zJJt6f4VquSMT3Y4OnCOxwFt+z78LRBHFqXhm3&#10;VmA2tCvzA+9R337IPwn1KcQotxtk+ZovJDAV6zpfgGVraG4vB5sigM2WxzVfx54p8N+E7RruB2ku&#10;ljwIUPAPvU+4+hX1SLPkz4x/sqw+Dr3Hg/Wpo5vNzHasmFlU9Ohrovgn8Cf2mF0v7b8P9a+1XgU/&#10;ZtBnnCPMAM/KzkBT2AzzXc6F/b/jfxO/iLWlZvNb9zHt5HoB7V6z4C8KajbX6zkxofMB8lX5I9fa&#10;svZxlqglgKPLZpHn3w5+Mfh/4mvN8N/icJNP8Rae/kX+n6pbmO4tpBx3A3L7969m+EV3qPhPU28K&#10;XDedCuDbyo2VYHvWf+2J8P8A4e/tJeCo/FOmaC+n+OPBdv5+m+IdHjCSPCv3re6AGJIzg4PUHkVx&#10;v7Nfxh074keFViSUrrGk/u5bfzPmyO/uK560Ka1Pm86y3lw7V9D6ckupYbLdvO7HP0rnPFcQOkXD&#10;yyfL5TYyc5qXwXr7a1bN9pUeYo+ZcenT/PtTfEcNxLpF0qR/KYWC57tzxXP7SX2T8ynT9jW5Z6an&#10;5v8A7Advpdp/wU88X21ncyMpacKccE7s/h3r9Urhd0MaW23HVm3Zz71+Uv7BM6H/AIKc+KGkibzJ&#10;prncqnhcSZP8q/V64jT7Mrxr91a2qdDtz6S9pTt/KjNkbbCWMij+8JBzUb3CRx5iftytF5CkStMZ&#10;tx6hV7c9a83+JfxQ0vQ7238MQ63HFJdBvPm3YdB09ahycNzgwOArY+soQWtyx8Wrn4gaL8PdU+I/&#10;hbwJqmuafpPy3lzYWpmEHq2xcsQvcgcZr4N8a/HH44/H3xFN4e0Czu7e1aQrLIMqseO2B1Pr71+v&#10;P/BMv4s+H/hbY3fhzx3qdvdaTdahI9vqbLuWF2A+WTrtJ9TxzXpP7aH/AAS9+Fnxrjm+OPwIWw8N&#10;+MGt/Nf7LGi2OsDGcSKowHI6SD15B6110sPTqU+a5+t5bwvhsPSUau/4H4k6N+yjr95BHP4j8S3T&#10;O4zJGvCnNdIP2WfCGkWfmXVlI7L91pG5+pr6C1Hwj4ss76bRNa0efTdStZDHPY3duVYMDjIyBkZ6&#10;EcGrGi+GBdStba7IrfLj/V9PwrSMYR+FHsRy+jSlax4v4Y/ZM+FXiHQ5ptT0eEzRKfLjWUo0hP8A&#10;Fnpj2rhvGP7FGgXTNDokbQqFwzxyZwfevqTVdN0aO38nT72SIwtzHHGBuH1rP0W3heW4mt7yO4iy&#10;AQ3UGqfRNDng6T6HxF4o/Zs+NPwbSTxR4Q1i5/cNwsErbj37V137PX/BSj4leCvGNj4R+NtlLeWM&#10;kixyXMXyzwjoCc4Dj2OPrX1l4n0C31azWJ0Tbu+dZVyDXmvxs/ZE8EfEXSF8RaXpdva65agtDLDG&#10;AtwvXaRjg9cVnOjzLY8zFZZSqRcXHQ+mPh98VfBvjzRf7e8I6xHc2Zk2u3mDIb0IzweeldRa67Dd&#10;KzBdp6cGvyLh+MPxg/Y/+I8n2e5kbT7i48vULOUt5ci+oAI2uMcH881+j/7OHxS0f4wfD+z8ZaFf&#10;LcQ3Ea/NuyR6j6iud0/Zq72Phs0yNYeLqRWh7JYypuE0Y/hwxZutLLGs06zKwHzcj8BVWxEaQEKf&#10;lYjrVwLIuXRVCsoLM3XPejS1z5CpGMZA0CeSxzt9PeoyYUOd21hxVhS80fmBVVR1Y9qr3AEK4zyV&#10;+8BU3bFBxWxDcSRIPmf51GDXJ+JtQ+3WtwlveiGKBS1xM38C4pvjnxReWaLYaau+ZuWkzjYMc18X&#10;ftXftnazbz3Pwg+G8pkuJX8m7uI2O5z6ZB9fzqfZc/xH1eT4F4iSdj0D4s/tr+F/h67aD4MuPt16&#10;p2rMxy7H6c4/OvE7vUf2hPjRfNrl7eyWEEjZUvIflB9qs/sxfswRR3H/AAm/xCH2vUpBuj3vuCHr&#10;nk8mvcH01LeZ4ItNdY4+q4wD+Vd1GjTjHY+8w2S06dpTV2fPdr8Bdfu4nHi7xdqMzeYUjSOYhSD6&#10;VraZ+zd8PoYVjv4rlpl43SXBOfwr3az8JS6tBHJb223dyu5unPWjUPh9bvL5l5iLy1xyRyauXKj1&#10;oYWlFbWPGrH9k7wzqg8iPUrqGM7vLKzHI9ulc14y/Yq8VRaabnwR4okeTr5V0pznPrX0totnNaL5&#10;hdZY1+VVVcVe0JJL28b5PLVfmVXboKXuE1MHTl0Ph3SfjH+1f+yfrbBzdNadJIbjMkLgenoPpX11&#10;+yL/AMFGPDHxltP7I1i3fT9XU4nsZvmjl90b/Gtj4j6X4P8AF2h3HhSKwtr66mjO7coKx/8A1643&#10;9lv9jb4O+HPF11N4h1xtO1SeaNtP1CNd8cTZ+40fdD3I5rOpSjKn7u55OKyeliNGj67s9dstVtF1&#10;TS36Y8y3k4Zf8av2epLNjdIy8emAa4zxL4e1v4ca/wDYX1S3uDFg+datuhnjx95cjp+orb8L6xY+&#10;KITeaVGvnQ/8fMG7p7/Q1w/vIbnxGaZU6MW7Wsbk0wEYTyjzx8tMvgZ9PniQgZhYc9OlNiBnXEkX&#10;zZ/hPSnmKWGwuPMRn3Rt8wHqK0jP3lc+YjHlkrn44/H+4S/+L/iFpwFzq0ox5fP3j19PXFcXewyu&#10;n2e3nRI0Xd8q9T6V2P7QU8dp8c/EjNbu8ba3cGTzMDa28t+mcfhXF3FzbxxMhnVVLHDDJPX9K/VM&#10;sqRhg4n6JhvewsbdiCztr6GEtt3KxyWkOa6DwxrcWjNut2tJknUCaORfnz7cH09qxYtGvHhhlsb9&#10;VhkY7nY8H6VYk3w70MI2x/LJNG2ARjk9etewpKSMZtxZ0zjTNTv/ALZpdtJHjld8m3uc/j+ddB4J&#10;1WLS/GOl3aXrXCveKPLk5LjPPXFchZaeIbaJ7adri3XBaQt80eecH8K2vB13bWPjCwX7J8yXUflt&#10;M3ykFuo96rkjGm7djza0pOomu52v/BTWxi1FfD+oRDaq6e4Rdx/vAn+gr4dvNGvRdONyfe/vV9sf&#10;8FGdcitYtEh1KdmMdiXhjUdQTzn8a+K5/EsE0zSovys3y/LXwFWnKNRpn6Nl9Tmopvsd38ZSI9Qx&#10;DtTj5mj5APpX3D/wQvnubjxL5kTfKGcHc3JGOf1r4f8AjZdKkrXSIoO4su3ge3HuK+7v+CEcDTeJ&#10;WmVWVdsjSNtyBx938a+Yh72BR+geL7/cVUj9RblgieYWRgRn7teYfHL4oW3w/wDDM+oiLdIAFXcc&#10;YPavTrpVRHJk6DI+Wvj3/goL44+wrb6I9yqxR25mZVHJBJAPGcYwRXn1JTWiZ/LeX4WNWtqfEX7c&#10;P7R+qR29xHDqCs9wzFmUg7mP+FfPX7NHwruvHHjSPxD4jtDcbpC+6ZCRk9xUnxZeX4ifFqPRIXk+&#10;zQyfMkin7xOa+jvgz4a0Tw5b29rAu1kChlxgn3r2MNFUKGnU/WsrwdOjRjGK1Z9TfAHQLi40y10D&#10;R9PWG3hUKvl8f5Nev3Pw+1KLybeK4kDDkMqnjFcJ8IHs7G1ge3Ztvlc9sfSvcvCJuNSCX+MoI87i&#10;3WpdSV7M932fLaxj6P4Tma5txcu5bdgtj9K5n9t/4p2Hwb+DtzJpVwF1WbZb2a7sFWccke4HNeya&#10;ekEe12tBtVc5yMfU1+fP7e3xKf44fGz/AIQvQrkSafocnkh45Mq838R/Dp+FYyavoOL5+hwfwA8K&#10;XnjHxKdUuyzC4m3Djphssc+5/OvsnQ7CKx0GO006PcgwO/p1rzD9nv4Z2ejaAkbQsJGVQo29B6Zr&#10;6G8K+D/sWmec8W75c7hxtFae05YjjFbmX4YsF06BX1S4jM0jZjjL8lRXXar4IXxz4XnF/bRqy58u&#10;RlG6MYGAD9axPhR4dTxR8YYfEPjFHj0uy/49YmXKHHTP1717T8YPEvhLxHqcJ8KaPZ2u21Ecxt22&#10;+cQfvEevaudS5rmGJpxqRszwv4EeIZ/A3iu48IanPKbWabyyrMCN2eCBXvSboWa3XKr1XnrXi/jz&#10;wE+gP/wmNoG87zlJXPy8969V8P8AiM6z4f0/UWiVmmgUSMOzCuXl5ZtXPyfirK1Qre2homaMwnZw&#10;Srfd+92oW3eLzP3oPBNL55gi8lgWU/dC0sE5KEGFlJPy8dRWyjJxtc+J1MvxBqB0+0edpvlEZO4s&#10;Fxx1r8hf+Crv7S+q+K9VvPDNnrdwytcFVjjkOHUcAfSv0u/ax8fy+E/hjqV0rssjQ7FC55z2/Gvw&#10;9/aK1W+8bfF02V3uLeZu2+nNVhbVK9n0PtOGcujUqqpIsfsqfCm08Q+LYfEWv2W9UbLrIuQTX6Uf&#10;C+CC70a3t9A0uNoobdUjjijxkDuMe9fN/wCz58KrHQfClj9lgM1xcRruI6BsV9b/ALPniK08GXMc&#10;d7Zxrs+VsqMD8K7K9Tnk7I/VqNOyub/hvT71wtreDy/MPzRs1ddDo8cQS3ngZV27VX37YrShSx8Q&#10;NJe6YsOxpMk7cV0GkeCTd2EmpTo37gb8s2OB7flXLf3TsUY7sXTtIXS9Gk1O8gVdsWSsnGQB1r54&#10;/aF+PMniC7XwT4Btgs0n7q4mVex4wP8AGn/tQ/tST6A83w08OSM100WLiaKTd5Gf4eO/8q88+Bnw&#10;51SXUk8Q66GZpmZ/3jevc1MVKTsVJW95HffCX4a33h2H+z7mFvtE+DJLG4Yfnz0zXtHhLw4nh/S5&#10;LfHzTSbi2fmrN8F6RFZ2i3Ih/edF/wDrfWuq1DXY/C9m2q6rp7XB8v8Acw/xM39BWlSSjHlSJinI&#10;qw6W8l0ljeyyBbgkRtJ1x6irmr+A0+HElr430WdsxupulX+JTVPRZPEnimceJtaVbWFVC2tqFIIr&#10;otYhubvRG0mYSSxzwldzHGG7VyyhzQPPzTC/WsM4nUrPHq8UGtxfcuIgVYHrxmuR+McMTeE7yDGT&#10;5TDLdzg1u/DOa4vvBrWMufNs5iu1x27YrK+KsTN4WvFhABa3b5X+h/WuNScUfhOOw6o4x030Z4p/&#10;wTaJh8Q+MI3Ri0cq7lB5xuNfV7zLNFknbtOfvdq+WP8AgnJBNL4l8YP5fzbk3buSPmNfRHjqe/sN&#10;KkktpNuwE7u3A610U5yVO7M6lKNTFKN+x8l/8FZ/2uYvgR8HLvSdBvFXV9S/0eyVWz5bMpyx+gFf&#10;lN+z58P9R+Ivir+3tX3XM01z5ss03zGRi2SSfc167/wVf+Kd94/+N9l8PHu5pFsZDNOGydzt904+&#10;hNdJ+yv8O9JtvD0M9vqMcNwUUlZGHPFetT/d4fm7n6xw7g44fBxilqz6U+Bfh06VYW9jBAkMcAGN&#10;mOfy6167OukeHVGpvcp8w2xvj+LH+fzrzL4cX3h3wvAJNd8U2iDquZM49cYrY1b9oH4R+S2kBftL&#10;K2A3mAA+4B+tY+0lY+tjBRdj0r4b+JRqeoi2uZGulOVVo2G4H1rv7G2jn1VZomkyrAKs38q8b+Gf&#10;xA8F6bD9q07wrNJcMDs8y6G0/wCFeg+G/jBreo3i2ek+GrGGRW3F5JGdl/QDNHNJo2cUeh+IPCVt&#10;qL+fb2cbNGR8u3730P404+FLSS3UQxL5hXJVsDAHv+FYzeJ/iJrFwLpL2ONY2xtjXbxj3rJ1C58T&#10;z6rtvNbuVGcMwk2/y4qVKXUjlvGzOg1TTtd0uGNPO2o33dzAisnUG1G0s5NUmmT7P0WRmH3v/wBd&#10;akfhnQr/AMk6lql3NEyY+acglv1rrLLwR8P4tP8As1tpSyeYAWMkhbHvg1SlK+hnKMep4T468J6f&#10;4u0+PWIb1Fvowuxl43r6fXmvVf2eNT17XPBZ03Wlm32MmwSSRnDr2we9dxoqeCoHXTU0GzDWvR/I&#10;Unr9Ku3Op2tlbNaWFxCF35VFUD9KxrUL+9fY+R4kyuGKwrmlqiH7PJD8qou1hwDTVhIcZXdyB7VF&#10;BcyTz+W7L1BXbnrmrrSEruDA49azpyUkfjdSEqdSzK8qqTswev8AeyRXjv7W/wAXLD4VfDi+1a7v&#10;AJIbdtq7vvnHT0617H5asvn/AMX93dXw5/wVi8Q3S6BpnhzTHjMt7dBSsr7QB3z7VUve0Z7GR4f6&#10;1joQaufnj8UoNZ+IevXXxB18yS3WoTMxXJLAZPA78Cuj+DPxy174YXMNjaTSSRxgbgwHyn3z1r13&#10;W/gHqaWEAexjuj9nQhrKTzIyCvbjP6CvPbn9n2R72S7hlSNmb/VtncpyOMYrsjUpqnZs/dMNhY0a&#10;MYRWx9DeCP259Gv9LW11jRbd5NoHmrDkn3wK9w+Avxv8D+NNtjqMdvZtNIFWZlKrg18q/C74M6FG&#10;kf8Aa1gkjfd3LwD78mvqf4TeEvh74f063iaCMNGuGjkUFRWEuXmsmd0Vpse93Xw41GayW9jnWe02&#10;ZjktWVlPTk+tQabdNdOnheynj8xegZNuPcms7wv4H8NeL7VpNP8AF1xoUzRlFbT5GZVfjBMZI4/G&#10;k8Ffss/HTw94g/4Syz8f2GtkPu8k3DRsV9CHAXPsDx61FR2+FXCnGWqkdTrfhrTLPw7JDeXKmQLn&#10;azDax9geprj9QtxNbxvawx/u+F+TOfavYLy3W70vPj74M6hH5KbZrzSm85V9/l/xrE/4Rf4SaxD5&#10;PhjxVHayH5vs+oZhYt6HNTGUosOVdUeXQ3E8N40VpajzWwNwXPzVaXQI9WSS1v7FpJDGcsy8Yx2r&#10;uE+EnixrhrnSIobgwybJGt5PMBx9O2Kc3hrWtLvDaX+k7X24zyPx6VbqGNSnGpGzPDfh54tu/h94&#10;7k8HXr5s5JiFjcH5Wr2zTJ7e5jkWCYqq8jJ5/wAnNeS/tJ+EodG1jTtbt1aG4kj3SBiPmwevavUf&#10;A1ql3oFvqscgZZIV+bHH05rjqc0amh+U8UYCnh5Nx6mN8bo7mX4e3wTcx8lio9RiuX/YGhgX4a3e&#10;yIFhqcnnMx7/AOfSuw+Mhx8OtQUOVP2dgCfpXL/sEaa1v8Nb6SRsbtWkK/Ng4pxj++TPiVUthpK3&#10;U9su422ssZPzKTtXvXxf/wAFP/iF440zR7X4f+GLa6b+1o23LD90IOvA719rSoqBiT8ioSSehwK+&#10;Kf2jTZfEv4pahHNrEYbT/wBzbwyScoPbt1PNbR3PoOEcv+tZhzPZH5w3HhDRNE1M3Gt6RJHcLLu8&#10;0KQUOfavp39m/wCPul6PaW9vqk1vNBAn7tZlHI9OO9WfFPwj0Oe+x4htFlEb/O27kj6im+HvgP4B&#10;1G5eXRr2a1x91mYFPpiuqVbmiktD9qp4eMLHsmmfFu017UGvTpMkNqzA/wCiqCUH07ivSPBHxJ8O&#10;CH7D/asNxG3Rrhdki+3NeS/CP4J+LLO92WT/AG6OP5zNbsOmcYxnPQ+le/eEvhH4K8VSxaL4rs1t&#10;5hw1wqlXT3OOtZ+0qc1zaUY7GZH4j0C417yVsF3N/q3Khv1rd1CfSYFWaRjjgtHxiuom/YYvLjTT&#10;bfDn44wwtJykOoWpMTc8Dep3L+RrPl/Y8/ac0TSJZPF/guTUEt1Hlajoc63MTjsSFO9fxWui7a1R&#10;lKMdlI8/8S6zp2vFbGyhkVlbC8bSPyrf0HwZZW9nDPeyNFOpyGORuHvW74Z+EdpCjXl7e+TdJ8si&#10;Xluy7W984x+VQeINI17zjZQ2xmjGV86HBQ/jWbn72xXL7uhf02fSNS1WPR4bC3YMvL7sknFfM/7d&#10;n7Pdp4d1f/hKvC92LiKZg7MIdrROBypHPGehr3jQtDvNJvBdSwCIx5wu75j3qt8U4bPxp4U1Cw1S&#10;3Xc8W6NiMkEH1xVWjKOp52Mwvtqdzzv/AIJ/fFtNR0ibwLq94vmQfNBuYk46EfnX1VZyeWGjEjDj&#10;7u39a/P79nm6HgL48QvJeMpa62LCU4bPsPrX34rxNNGY5CN0YPTFcnNaVkfkXEGDlh691sXHjMu1&#10;ABtxjv8A5zTlt40ZklYY/hX+lCxxqzPv3Ecn3/zmpPMicLuf5fVqrmPmYt30OX+J/ji0+H3gbUfF&#10;VzMBHY2rOFJ6tjgV+MPxY8U65+038etS8Ta3KzWNtdEQrtJwMnaK/Rz/AIKZePpvDfwP1Kx0/UNs&#10;l5tSONeCMnr+VfCfwK0jS9OtoWuLQySTSb5GVcZzn86unKS1P0rhPK4x/fTWvQ9K+DXhFNJs7a1n&#10;TyvukK8WDj/DivpbwX4fvb6S3SzDMEwfl44rwrS9Yku9fgS2iZgjjdGv+NfRvww1J/sUNtDZvluF&#10;bd8wHpW3tuh+i06fRnUeHvCMH22abVI9rKufvfd+tdMnh46lpax291tWPPlqQP1p+k6bayrKdUtd&#10;sarmSSR8Yx615V8Tf2gtK024bwj8P7lJgSVa+GeTjovtnvQpGjvayLnjz4ow+BJW0GGdbq+lUrtT&#10;DeUO341xul+F5NXs21HU91xcTSbykjYH/wCusrwj4OOvax/bWrTNNMxz8zEn617H4V8HyIqGe2ZY&#10;l/h9apTXUOSXLqc/4J8MxWWoxyzwIGkUIq+n/wBeujvBcrfiy0eeO3h/imb73bI5711vhP4e2ut3&#10;k9/eXaWOmWS5mvpFBweyoM8nFcdreq2vi7xoug6FeRR2NmrETquwFR39STWMqnN7sDRRiW/iFYap&#10;c/Di58FeBo5LKzuoS9582Wu3x1kYdvQdBXwz8KPE2v8A7PH7R0V5rDsbG4uil4u04KMcZ/CvurwL&#10;qmr2F/Ppl5dM0TZAKKWJUdsV8pft4fDa+stfk8SeH7cxwtlgu3+LrmlKPu6o8LM4OUWu59w+FbGx&#10;ktYtf0uRZbe8jWSMKvA3AYB/+vWhrCS/2TdDA/1LFd3bivMv2LvH03ij9nHR7zVZBLPa2y2zFeu5&#10;Ply3vjb+Vem6ncQXWhzSeWSHiIyue4rih7tTQ/IMypyjXu+5+Zv7Bkcjf8FSfFBitP8AXSXRf/pn&#10;h88E+vpX6wan5f2Tz5Plb+FF6mvyt/YfP9i/8FV/GGmtaiaEyXDD/nouGGNp/E5r9Srqa4mgwc7W&#10;5+bqK6qkjXNo80qbl/KjmfHniiw8IeFr7xPqzbI7G3Z492BuYLxXwhYarL+0P4x1TVbnWJrG4jmL&#10;WdwzHaxz0z2r3/8A4KU+NtQ8KfB+30m1nMZ1CXY6rxu4J/kDXyH8BvFlx4MRrqa381Zx80cjYH1q&#10;Je9TaR9fwTgIczrSPoD4P/Fj4sfCHxAdL8WeIp49NdlSafzA0M/IHzDntxnAI9a/Rz4DftcavqHg&#10;tPC+kzjU9KW33yaY15tnjgKgmS2k6sgz07dwMjPwL8OvEnhrxr4Jn8Naz4ajmtmz/pK/6yAk9j39&#10;R0qreap8Vv2fDbp4Tv2uNPkBa3b7zQD1Rv4c85AOMVyxlWjL3WfqkFGUeVn60+Ovgd8Jf2vvhja6&#10;lqOoxw3VvF5eleJbXCXdo3/PKcfxLnHXIPUV+dP7Sek+Jf2Yvii3gD4t6VIkhUnTdSjiK299Hn5X&#10;VsbScdRnIr2H9nv9tjTLnwrZW76l9j1gwLHMVfEVxwOJEI4br8w4+lewWmrfCj9pHwpcfAz9oXwe&#10;l3peoMw86bmSxJ6SwSfeXHXjH5V6ka0JxSvZnM6coyvLVHw1Ha2FzBJrlvLujlTdGhYnOaoaRFJF&#10;crAlr5MbPuzjANex/tBf8E9/jb+yRdv4j8LXf/CV/DtnD6fqkSs81jGf4bhR90ejj5T7HisbwZ4X&#10;0vxLBDf39kEhHysBHn5vSnKVo6mUqct1sYrXGkTWsNqIlZScMzd/pVe4m8OWcTXMdwu1uGQrg/UV&#10;seKfCVmJ5HQNCvIjVVxx7VzNz4Hsbstd28bGOEHcvmfKxFEZVO5k4w6nhH7X/wCz1o/xK8LXd/DZ&#10;xtcRw+YskagMdoODn1/pXg//AATz+N+ufs8fGG4+Dnim5kXS9Umza/McRzD2PqOOK+54vD04iktr&#10;y3Zrd4zjHOe2K+D/ANufwZa/C/4tWPj7Qx9naG4WXCr0561T+Bpo8LMMKqkHF7M/VDw9fWtxbLPH&#10;NvVlDFl5HT/69a6uivuVffPtXkP7IHxEtPiP8NLPX7lVeN7NGEm/gtgV6jYsyybfNwvXnt7VwU5J&#10;n5FmOGeHrNGk85K5Cj5ufm71n6rOvlv+8XhflC9RV/aG4dG5X73qPWqF3bfaTtP0VfWrk2loclGK&#10;lJHzJ+3J8aYPhX8Prm2s5P8AiaalmONF5ZVI4/U/hXxx8FvAq3mtp4r1kmW6uptzNMvI568969e/&#10;b50nX/Enx9GlXsebOxRGUb+gIGc+/WuY8I2cMNxHBAAvlrgqO3NXRvyu5+xcP4GNPDxn1Po3wXoU&#10;Vvp0bIFHy4BDf0rrNF0NZS322Ndrfe3Yya4f4UXMl1pf2CQMzQsNrDp1r0x5fslmt1dIuVwFfb1/&#10;KtVOS0TPqOSxc0rw9ZWtowtIPm2/e2/drjdQ8I6jqF/JLNdybY5DmPHHtXRaj8fvhv4ecaPf6g0k&#10;yjPkxYY/T2rjNf8AihL4u8+00af7Csmd0a4DEfX6VXvbtgN8TePrDwu0OkW0EV1IxxIq4+T8u9Y1&#10;xqUWqWMryjyGZsqiyfe9jVOPwyJQtzaDc2fmZznmrGm+B7mWT7VqZbBYlu2PSjmjKNxcpX8PRTWO&#10;oPeW8ixbFO/cc5z2960oI7OUrqFrqEguklDRshOV96z9TtLiNplbdHbxctMxwoX3Ncf4h+Ntnokc&#10;fh7wTYzapqTEruiTcKcZa6i9n1ufYGjfEL4ZeLv2bdUu/iVqsNn4k8NzSSaZqTyBGlTaD5T/AN5W&#10;6YI46ivPfgJ8RtJ8ReLYb7QNS/dT/Ky7ioKkDj39q+dYvgz8UviZoFx4j8YapdW9vMm77Mkm09O+&#10;OM9u9U/2U/iJefDf4lyfDLU9VkkWOYG3aVh8o4PHPTp9KwqxjKJ4OeUaMsLpufoBdxSfbWcpty3R&#10;TnFTMpjsZPnC/uyGDHHB9+tQWOow6todrqsDq27hiOx9xVh2L2BcqrcfN71y05Rc9T8jxUHGsj8c&#10;v2q1tbL4+eKraOBViXVGwOADnGGJPtXn7y29u/myqsiN0Zcc/QV6V+2VDBaftEeJrS5i86T+0Gbd&#10;Dyu3nGffArz221rTV0yfSLnTI3DfeaSHO3Poa/Ussl/sUdD7zBx5sJD0M+61QLK0ohcRf3Q529Pb&#10;pU1hNs8qKTS2lFwynd/dU+/ampBpMFybSVGl+XMaq3AHuKv2U6fZ8I6thvlbOeAfumvWjKS6GdSP&#10;KaGlpdWMMsFpfTMm4ll25AX0wOta2lXd4dV05xGvk/aI/JbdjLBuhB6DNZ1veX2l/wCnabqRgjkT&#10;EsMY3bufeta1vLi/ntl+y+WsM0eZFX5hk9cV2QqOUXFLoeRivda9TuP+Chyx3ujaHdt5e02Y/hBZ&#10;OueevWvhu706y+1SHzW++f4TX3J+3/ayP4P0CdrbINsdzFh84wvUdq+HbklbhxkfeNfFYpXqH6Dl&#10;9/q6bO/+OZjEuZbouGONxUbs9O3avvb/AIIRBo9QlEMjY8mTLP1fP/1q/P8A+N80GWdGdmbldy9f&#10;8K/Rv/ggvpcA0a61EzxsWikOxQN46d+4FfFUb/Uopn3/AIwN+zqxP0g1eYQWrNH95V/vDj9K/Pn/&#10;AIKHa8W1u7MT+YYrfblTnJGTgY7fMB9RX394o+yJpskcrB9y5bDcd+/0r88f23NJaWbWrlvMVhIw&#10;Vt3J44I/IVxpfvVc/nDJoxliFfufA3wZsH8RfEzUNXun3P8AaGLbucc9vx96+m/BVnLBdRgWXlqQ&#10;MyEcE189/s5Q2Nr48urR7h5t1yVIOR3/AF5r6q8PaZ5sZmUBFjICxletevWk1FJdj9hwMVGJ718G&#10;53msbe1Z423c7xxjkc17v4duY9OtYbaSWNtwBYq2D9a+TvAHii50K8VVuWjY8R/mOMV7l4N8VvrO&#10;mNNIkhkaPaP16VzK3U7Xqb37Uv7TXgz4G/CPUNRGrw/2xPZtHpdnHhnkkYYzt7Aep4r4J/Z/8PXe&#10;raz/AMJf4kuszajeGSZX67Tzn2NYP7SOsa/4o/aI1TR77Unkjs7jy9qtuCgc4qTwH4m1Fdd+x2S7&#10;YYVCLtY9Aev1q5RUolckYrQ+2Ph/LHcvDY6cirEqrubd/DXTfFP4xab4Y8P2+h6NqCtdXUywxKoO&#10;QP4j/SvKPhp4lvLbQ289VU+Xlm9OuPxrU8KaVeeOfHkesXdlI1jbr8m6Pcp/PjJNKW+hPL1Ppj4V&#10;aHe3Xw9t9Uu5RHNcRb2ZF5b86pw+GNXj1qbVHuRJbrgiMKdx9RXY+AtS0DTPDVpoyW7A7B8v8I+n&#10;/wBapPEFkkcP221jWNWU7gp+pBqVpsZ7bmN41vNGvPCKwXEe1pfkUMRzge9V/hnqcTeGbfSotv7m&#10;duHYZrMk0qbUoZbaeWNltY2kadpMleOOtWPAegzWllazibdJkySHBAPPTPeuatH3j4ri6jF4NSZ2&#10;7FlfcxB+X72elLDHJ5LBpR8y569adH5YjUtuZW4Zc8imtlEZS3svfH+Fa+7y6H5ErX3Pl3/goNqN&#10;5Z/DlplnO0SNlV45x35r8iNNiuPEfxymknKtJ9oI2KBwM1+xf7eHhaXxF8NpiI22wyFpBx8wxjNf&#10;kP4d02HQfjtci5bawuNytu96vCJRnKXU/TuFl+51Ptj4ZRLpul28V1aGJVjzCo7ZHWvQvBd9p8F6&#10;sl/P8rt/FxiuL8OaRcXfhi31K03HbCoG38P/AK9b2n6ddyFYUdWDfMrN2FLmaufotKPurQ+ivhPf&#10;2OqXJgsEDxswDf8A1qzf20P2qdO/Z++Fk1jpkcMmtXEYgtcyf6rcceYR3I7e/PauH/4X94I+Ang+&#10;a88RaqPt625aKGFPvHtn0r4X+Knxh8VftB/FG48SaxqEtxGZP9FjZsj64+nSpUfeNrLqejfB68vf&#10;F+rSeJvEk0lxcXE29mkYdz16fzr6o+HWn2d8I0kbZGqjc0Z/KvmP4S6VdRRJGkXlbsBV8vnua+sv&#10;gP4f1CLSvOmgLRJ82ZFxhfxo9rGD0LVPmWx7B4P07SLfRn8QavP5NrbLuds4yAOAM9z9Kd4T1AeO&#10;In8SHSGjt1uGSBdu7K5wvatDw94N07xlaf6bOyWMUgYxsfv+uRXVaTYwWMn2TThHHZRrmFF+XJxW&#10;PPKUtSZxiloc5eXG68W1umXt5cca4qfU5pNPjDyQ7cLna/cetZviS6/tDxFI2nWLNLbHBJ5DfQ1D&#10;Nq2p39n9mvNQ3SDIaNlHyL6fStuW5y1or2d2bHwmuUnj1iGKRSrXHA9DVP4yCVPCt5EhUbYD9enJ&#10;4qb4G27xeGrzVrkDdcXrBVP8Sjj/ABpPjApk8M3CCMFmjYBWPTANcfLyyPwrPlzZpKUe54//AME6&#10;Emi1jxizy8rcIPu+5r6N8eaO+saLLbvCW87jarYPT+dfP/8AwT3jRtY8ZSxqyr9qjX5hn1Oa+kte&#10;XZp7PGW34/dsvOD2q4R5onnVNMYpJ9j8If2ofDPh7xF+2/qema/cMsdrIkVx3yyR9vqevualsJ7j&#10;wkWh0iOWSFSR97t+HavVf2mfB2j+Fv8Agpze3et6UuoRalqYvJIZhu81pssSc8H945I7Acdq9W+I&#10;HwY8QHxRHpVn8Kp0by1aJE0/bvB5BBAwfzr05VFTpxW5+6ZXRX1WDXZHynL428Z3gaG0M3lj+GNT&#10;kVqeDdI8WateQ3V1FPtLYYtk7eeh9K+j7v8AYx+KjLJqjeC5LS1ZQ8rSIE2Z/n1rb0D9lnWdFt4n&#10;fULS2jnX95IswJHA5I/wrGpWjayR60Yzict8I/GGv6PeRWGowNJCvHzduPWvo34R+OtNi1USXskC&#10;qrc7sbsf1rA8Kfsn+DTYG9vfH8XmbctH5qrn+tXdI+EWi6dqaiHUprgLIF/cws+fpxWbqcsTblue&#10;tav8Vfh1pVykw1XfuGSoUkYz0rF1b47+CbHV/tSwbon9F3bTjr7Vy9/8Nra2VpIvDmqXsyoT/qdo&#10;C96ofZ7G1uv7F/4VtM8u7EazA5zxwaz9pLmK5Ka1udqn7QdtcHbYaHuX+F1XgfhUer/HXxX8sdto&#10;u1GUqsiqVAb1q58PPh1retXkawi103OPMjS3LlB9O9d54m/Zxm1S+S4uviQ1xZ28as1uLNIZD6gY&#10;4qve3sS/Y/aPGYvFvxv1TV5Bp1tIkZXElxwqnr3rpPAEPjuDxMj63raSNJt/dtNuzzXq3hH4JfDK&#10;9vUsL6C9kbjzJr7UXAXnoNhHNch8QfBPgvw18e9P0fwSjCKG2SS6jEzMPMyefmJI4x+VTUjNxueX&#10;m1SnHAzVuh6HZJJFfAYbhR93pn0rQjjfcCGVdv8AD61RtS87eYOn8TKcVpTbhIoA3fKRuWsqWkXc&#10;/AcVyxqshuZlj+ZR82PSvy8/4LRfETVNG8beGLCGRoSlw4XcoOVwOSPqa/UK8Rpo2Tb7V+Zf/BbX&#10;4eajLb6J8QoYP9Ht7zEm5Rlcjbn6VvT96oke5wvOMMyi2cp+z18Sdcn8Jw6he3Rm+XDBmOAK95+E&#10;9l8DdVmm1Tx74fkkkmUFJjISkfvt4z+ea+Zv2W9Xs9a8PxaUkCHy48uitgHOP/117rZeFFkdsqyb&#10;eY2A49x9ea0rQV7H7Zh6nNG7PR7j4P8Aw78S3Mlp4U1aOCM5+zt5nUdh9a2vDPwn8Q2CLp13bmYw&#10;8B4jwV9Tmsn4PS2Hg7U4725k84RsDtmg3AfhX1l8NLL4d+PbFNR1nQLdZW/1d7pt8Idw7gjoCK4/&#10;Z1O52Kp7ONj5w/4Rzx74au5LpJmXaBjgrx2PFdv4W/aG+IfhK3FrCqyYX5lkXcePpXsXjb4b+F7W&#10;b7DoV3cSWsqjzLfUlWUxHOeHQDP4815T4gj8CR+IZND1XTbvT7mIbBLHGfKl9G47UPmpx916+RUZ&#10;U57q513gT9sqwsdNkbXLSS386b98ytu/lg/pX0x+z58SP2dfirpRtPFXh7RdQj4Pl6lp6H5sdMsO&#10;v86+OT8EbK8H2qwjW4jkw37yJlUj69jVv/hB/GngzSlXR49ShjYH95GwZlB6Ed8DiilXqU5e8OVK&#10;jOOmjPtyb9nv9nvX/GtxN8LdY1Dw3fXHEcmkXLSWhYfwvE5OP+AlQKXxT+yr8cLV/ttrquh+I0Vc&#10;Rx36GNv17/ia+Gfhd+0V8Wfh94sUWuv/AGryW/fxSsQx47kng/8A16+nPh7/AMFS3tVj0zxnp8jO&#10;5HlvJF5i/UFc/niuiOIp1Je8ZTws4x0dz53/AGy/g18eJrmW5uPgrrKw6RcNHJeWMBnt8YyfmXOB&#10;9a1PhZaXDfDjT4r61ENwq7W3LgqMfdI9q+9Phf8AtS/BfxXp0mszajp9rcXDeZPifa0jY9Oua+Xf&#10;2l9c8N678X9Q1zwiV/s+8k8zaFChn43Nj3x1PNFeUHFOJ8Bxjg74TnejR438WoUk8EXkEmebdhz9&#10;K5P9iSSWDwFeW8jrs+3OV2jGfeus+LdyIvC12nkbiYGOPwrB/Yzs5IvA91bNYN817I2R0T2rlcpe&#10;0R+URjejJeZ6t4i1T7Bos94B/q4Gb6ADJNfj38Qfiz4x179rTxBoFndtDbxam0cghkKsGGM85GDn&#10;rX7AeJtLbUNMksjIqrJGUbdnAyMdK/Jb4+fDQfDb9r7WLPUogr3l0s1vcAH94hUHJ9+2fYV2U+8j&#10;7jgepGNSatqd7f3F/JaQxRaqs0h4kiulxu/Guw8B2GiyWqrqkMkEe3DSQ8qnuSK5C+0u3trKK/hD&#10;M+z5SWLZFavhJb+8mESzyxg8bVY/N7fpTlo7H6xRlz002j0pdQ0/wS8ep6F4nWaPZvKQyEN+NS6f&#10;8f8AXoteXVDqUiybdrRyKGR196o6NpfhjUozpOo2wZycHcv7zPoD610s/wCzVrSaIur6X5lvbzHM&#10;cepKF3/7veiUdNDojKn1Oy8IftJeIdLtFmtdUZZAc/M25CPTBr3/AOC/7ZHi26EGny2izKYd0kun&#10;z7WjOM7sE4OPSvkC18N23hJV07xbaSWq7gUueqH/AOtXofg7QLRvL1Pw5quSV3Rvayfd49qiNapF&#10;8pHs4VHdo+99O+Mnwy+I3hw6b8QvBumawt5H5U801qIbkAjBO8Drn0rYs/2Fv2cPiF4f+1fCrUNS&#10;8NXnl4ZotQa5jfI4LpIT/wCOla+NfA/xA8R+GwJfFTxXMKNhWkbaT9R1r1bwF+07pnhbUoX0i4n0&#10;lpGwzrMxik/4Cfuip9tUqS1B0VFe6Xvi3+wN8YfDOox2mgyWniaNId7TabmOXaDjDIeM/Q15H43+&#10;G9x4TsbjTfGvh660WdIzlNRgMRY/8CA3c+hr600/9oDStSZdTstajurxeZIFugVbI6AZ5/XFdd4T&#10;+I/wt+JYk0/4o+HbC+WaJrcWOuW4eLaRyu1/lbPv9a3punzas5qlOUo6xPw/8QaZLafHewktAoJv&#10;o2+Xr94cde1fdlkk4S2mnyGMK7h17dK9C/bS/wCCbn7Jfhma1+Mnwit7zw/q8d0hk0e1uDLY3C5z&#10;lVYny/baccYwBXAypIbiG1gDBI0A+VfT6issRTtLQ/NeKMPGnJXNSLc6KzKBu+6o4zTpbd2/5ZfT&#10;HGPrUlvHFlcc4Pyg/wAPNSQwAu32m54DdS3BFUrNXPzdfHbzPhf/AIKx2FxbeD9LZN7RyXiiXc3y&#10;49/xr518J6Ilh4bt0t1csy7lYcZ46V9k/wDBTzwZJ4k+DU2r2tqzLp9wszdOVBxn6c18oeD7qE+B&#10;4byPG8RY2Jznjt6Uoytofr3CdbmwVuqZt+DLEIV3R3EkkjZX5vu17r8DPElnpeosL+ZkWEZkaT+H&#10;8q8H0fxLb2GlS37p5LKmV+bH8/8APWvCvHf7Tfiuw1e4sPDc8y73KCSOU5bNKnGpUloj7eKUY3Z9&#10;n/tbftx6VoGnTeCfAcs00kwxLKBgqOleQ/BT7Rrlv/bt7eyM7N5jSO2efT6jPT/9VeIfDrR/EPiu&#10;88/U7dpXkbcwk+Zt3rX0H4C8L6ghh0XTkS3ZpAMg4wcfxfX9TW0m6e5pTir3R9B/CDRp5khu7iZp&#10;vNwY0VcAL717zb6Dp/hrw03jnxdL9nsY8hIWb/XkDoB6Vxfwy+G9p4E8HW+peMbr/SpFH2SxkBVp&#10;Rjgn+6tYfxcTxR8UbVTr+qmO1t/3cNrCD5aKOyr6Gs4qdXUcuWKumGu/FTXPi9a3ln4XtFsdLhfE&#10;dvDu2ome5z1NYunaZc6NaLeW0DmN5PmIX5yfauo8JQw6F4IfSrCH/WLhgxwT7/lW3pnhzRxplrap&#10;C0l4fmk3PwCccdeOtaRpxiYykJo7rFFbyWNxumkXLLJHy3tXif7ewOneF13QqtwyndGWzt98V7/4&#10;Wi8Orrwtbu5c3EPVWXp7Cvm//go1q2kWVrMRPtIiyxVgdzdv8+9Jy6Hn4uziXf8Agm9fXWp/CO6s&#10;JJGd/wC0HEW48lcKc/iSfyr6ZS0a20lrd2bKxn5m+leF/wDBNiC1tfgppfiDVrSO1gm8zy5Mf679&#10;6w3fltH4GvoPU5YZxcTRpiPYfLwMgVxS/iWPyHNta7utLn5z/sh6RMv/AAVV8UTqw2/6Qw8zhuoG&#10;Pzr9OJo8IFbC4X8TxX5z/sn2cV1/wVH8Yalax5jjiZhhccFwMgfh+tfo/eR4fO5c/wB0f57Vq3GW&#10;nY5M3lzOm12R8V/8FPtX/wCJpoehanZM1urNKkmevAGK+ftFgN7aRXcFoVRfu7V7etfR3/BTXwxq&#10;eptomtRH9xHK0cinHrnr74rxe0tLbSNMjayZdhjBaJWzWtPqfpPB7g8EtOp2Pwo8S3Hh52if7pX7&#10;zN/nNdzrGlap40slHh7W2MPmZltSTtb/AHcn9K8x0xRcWkbBCvzcBq6/4f65qWg6oxu7jbC/3dzY&#10;7dqPZxerPsoy5TpVtI9CsVltbf5rVgZI0GHRhXtPwO+NOr323UtZtpLZVwkPmTEB8dNpPQ+oPbpX&#10;nE1jY+K5Y/7P1BYLphh5H+6/sx/rWlZXFz4Phm0eSHbIy5ayPKS/7anv9a5qlNxlzHVGrGSsfot+&#10;z/8AtheGPFdrH4L1y1jWFofIura85WRcYOVPDAjjIH1zXM/HT9i6w+z3HxP/AGdkhbSrgtNqXh2P&#10;71s/Vng/2Tz8vbtxwPiPwh8XvOm+w30r2N1C4+xXnmMhQjHytX1J8Df2uvHuiDT7PXdXhh8vBFxI&#10;wVJx057c/UZzXXTxEZR5Jq5i6cqc+aP3HhPjuOXV7xLHTrgySQnZIzjafoR61lz6XJZ2D2Dp5eyP&#10;LMrA5P16V9u/Gf8AZO+FP7UvhIeNvg+2maD40AM2bebEF8x5IfHcnuMkd6+OPFGi+J/C/iG++F/x&#10;A8JXGkavartuLe6XlvR0PR14yGGQRW3LKnsiJRjUV1uuhx0mj3Mtksi3swkLYJX7oH/1vrXyV/wU&#10;v0ax/sJTIiyNHb5WbGST3yK+ztE006JYzLc6huXPHmdDn0r4o/4Km+ItM07TH0+2nSOVlBkyeWyP&#10;5VUZuSXmeRjI+6e5/wDBK3xHa61+zTY2lw0fmW/7pu25Rxmvp21Cltlsv3m+Xd0FfCH/AATu8T6x&#10;oXwAsdPs5RErSMI23HdI27Jr7e8D3F1caND9vkZmCDDFcHp0zXm8vLiHZH5bn2FlTrOd+puRrPLF&#10;5cpwy8HnpUNwbe0dIxLmRlJ61cMIQ/7XRm3ckVU1VIVk82ZV+SP/AFigc+1bdNDwMLb6wrnwF8Yt&#10;YXX/AI7+Ijq9ws3l3jBZOgODj+QrO0jRVS4cWyeWrc/MvX/PFdjfeAvDPhv47+KPD/xEt0m+0OZ9&#10;OujcFGT+IFc8MCp5B9MVg+JfjbomjeB77wbpmkRXFzNcN5N8yDzI+g61SlLZH7nk8OXBwt2PUPAO&#10;s6Z4D0GG/wBZmgWFm+ZlkyxX8a5f9o/9uTwTbaDJ4f8ABETNc9FZm46fe4zzXzDq2v8Ai7VDJpi3&#10;008jMcNuO1R/Ksq3+Hustcw3Wo27XEkjDb82cGtqaW7PY5Tr/Ani/W9f8XR6peTyTtM3zbugr6A8&#10;NWd7FYxXaSNJI7Yk+Xr9K80+Hfwx113s4LXQpJprqZVijt4SWyTgDA5Jz/SvoO1+H118JtJfWPiD&#10;qy2nkx5+zyMN3T+dRKpC9ria902tJ0SWHT490KhuCrL2471g+N/iT4F8HW80F5qaXU0a/LbxyfKG&#10;9M//AK643xB8YvHfxbuI/CXw30S6h077t1qTKVjHvkck+wrs/hp+zn4X0CZPEOoXZ1TUY/n+2ahJ&#10;kJ/uJ0/mahS961hPSN2cEvwx+MH7R17HoPh3UrfRbGRGk3alM0ahccYHcntXffs4/sm3Pwrtrq48&#10;Uhbq/ExQy8MfqDjoa9Q8LWdzcX6ajbFVhVdrFmx9cV1tqBaHySMq7ct2q3F7ozU42tYw9U0GzTwN&#10;qljHYFdtqxXavQAcn+v4V+cd9fXug/tI6bq7JNtkvjHFtX0OBkfSv0t8WXI07w/fP9oyktuysOmM&#10;jt71+ZPxYk1y5/aX0zTNJuXZhf8AmW4Y9UZs8gdO9VBc17s8fMacVTdn0P00+Bmo3Gq+DJVu7TYI&#10;2zGxbO4da6yynZo2Ck4UEjODXI/A+CW18BpLKuySSNQysB1xzXVWDB4pGDHay4+Xr+FcEY2qaH5T&#10;mUYxd13PyL/bnSTTP2qPFKaZF8ouUbewO1tyAk/mSK8oW6LIt5PHuZ2PyNwor2b/AIKCWPm/tNa9&#10;eLPtkjuNqKyj96vrxXkmlWsU8T2t3YFgJMx3TAbR7V+pZPKX1OKZ9ZgKing4sr3NnDMybUeJmbMc&#10;i/wt7+tTW2lapNMzRXcMdvIv7vzvkc9qdqVnMLT9395WPljqPxq8mm6Ze6fCmo3EyXSsG3bgQOPX&#10;09v8K92nd7k1ie10yO0tfsENwzSAcTk7go61rQmNLmxtY7jdG0ytKzMQeCDwc1laKZ9PikjR5pI8&#10;/LthBC8+3+ea3dNja4LatcQKsUcgTftwyn8eprspx5dbHh4r3pqzPQf+Cgnhm71b4SeGdct5pIVj&#10;3Rli3dkXAPr0/Svg6fTLtZmV8ZDYNfoT+3DqUGp/s4+H9Na4UbWSRPlAz+7618FyhRIwlb5t3zV8&#10;NiL+0fqz9CyyTlhl1Og+LYjMu4zfM7AKu44APfP5V+l3/BCbS7uy8NXksyN80LYPReo/M/yr81fi&#10;nJ9ouzlZJPLkBO0fMvPp7Div1K/4IdaKtv4Emusbmms90bHPAL+/0r4mm1LCRuffeMXNKlUaPuTX&#10;beC7UA7e5K7c18m/ts/C83NrNfRwyGO7t2Vfl6SKf6ivr68s33l5V+Xp1rzT4++CZ/HPhW406y2N&#10;NHmRQw3DP5+lcNRXnc/mvLqkqdQ/EbwVnwN8bJ9M1BzErXpCs3GPm619haRvS1T7BKHWRVI3dDXh&#10;v7b3wMufBHiRviHpttIscUoEqqpGxs9/avQP2Z/ibaeOvBq2z3kf2i2jH3sHOK9KUuekprU/Xspx&#10;UcRSUr9NT0jRnupdSjgvYFhZSTvPbpx+Wad8Z/2opvgx4dj0Pw1PHcatdIyru+7CvZj6mrHh/R7+&#10;/uJLmRJGZRgAKea+ef2g7DS9U+MM2mWN7NMYdqz7mHyyY+YAD0xWcPeke58UdDJ0KOe/Nz4n1WeS&#10;W/1CVmklc5Z2Y8mvSPgr4Tgvb9UaBtxblSvUdKyvBvhBtUnjkjRVVMKGfqV9RmvoH4a+GLXRtKa5&#10;s4Ve4c4OF5Ax61U5RtYqKe56F8M/AreIbiLSYYPLRvk+XGTgda+oB4H8PaN4Vi0XQbWNVW1VcSKO&#10;TjqTXzT8OPEMvhPW11jWDsjaPdDCrZNehWnx/juJDPcO8NurYUMwGaIRjJGc+a+h6fDLbW0MNrMs&#10;cTIcfu26Gra6hIumTfZDJIrHZ5jEZA/w5NeGXnxdn1i8a4S72xpJ8oTqBmut0H4s6es/l3QC27x5&#10;3Rvgknv9f8amXLDUlx0Vzq9S87T7NrW6XEl5wUPJKev0rV8AG/kJt7y08uKM7YivdQO/tXOQtN4k&#10;1BdSnVlZwBGm7JVR79673T9Kays1KH5tvzZ/lXMqntJadD824szSE/3aNZTCF3LGoVUP8Xf/AAqB&#10;wfL3tb52tg88mi0gbZtaRfmX0H41LKoSEDcQx4Bz2rVM/Mt5WPPfjV4fsfEXhC8018N9ojIPy/dO&#10;PWvxZ/bJ+Hdz8H/jrDq8O6GG4mIlbbgbs1+52vWKzWMiSruXBCkr196/Pv8A4KU/sz3vxO8Falq2&#10;gafG97ZqzxbQdxZen0z0opzlTqJtaH6Bw3jI00tTm/2a/Ha+MPBVrbSzpI8ahNsR+905/LmvSPEv&#10;izw18OvDNxrnia5jgjQYUMwG3jp718K/sa/G2X4ceJJfD3i95LeW1lKTQzDlWBwRXrP7WXx30n4p&#10;LYeGPCVif3L77m43cNnGF98c10VKfvXXU/TsPW546HLfFPxjqnxn8YzX1lcSraxnbEGyPl+nrXZ/&#10;CH4MW1vENVuEaRiMsw/Wsr4O/Dy6v7OJpk/eSSA+ma+jPhb8O7ye/israP5XUDlOCc8/zqbxjodi&#10;TkbnwS+CH/CW6lb2mlRusscgGdvyj/DivrjSPCnh3wn4dXw751vM8S7LhivB9a8X0zUdZ+FcS3Np&#10;thM67FVV/M1ch+Kb2MH2vULjM0meveuNU/aSuzf3oxsex23iHT9JC26FAq/9M+o96m1nXf7Sh22s&#10;8a/u8KkPf27c14RffF0alcrJL83lj733c+1XLT4yooWK78vG7MbR8MD25z+ldPs6a2OeVz1Jb3Tt&#10;P0oHUl8ti3+tL8sfTpWd411fQdN0SOTT4c3V5iJY1OS2eM1554r8X2klrH4j1KdVWEYhieTq30re&#10;+DWgaz401SPxv4jt2S3SPGnwlSN3+1USqJXPIzbGU8LhW5M9N8CQW2n6fa6GVYpFCNzer8nFUfir&#10;ubwzdsG+7G20KeSMcmun0fTPsZ3oM55brz3rlficXTQbpWThoyBzWMeaMbs/DswrfWMY5R7nnf7A&#10;Xl22q+L4Rblf9IjdmaQYI5HT619FatcO8BjgiUluOWr57/YWlkl13xUYsY85NwdRkcnv6V75rcG2&#10;MgsctznH6VcXzUznrR/2hH5f/wDBWW31nwX8RV+Oem6Ksd1otxFDdyRr8ohJ3LJkZ43kj8far3wP&#10;/wCCjes/F6fT0ju/s7W1ssL9NwbHr3r6i/a//Z/0r4rfD+8uLmyj1Ai1kgvrU4BuIGGD+IzkV+P+&#10;seFPF37HfxZ/4R/VDM2nzTF9PvtuPOjzwDxjeveujD+zrU3GW6P1vhzMb4WNKW6P0v1P4t+KvEKi&#10;O+1KWdWyWaa6bGPpWFe+Ir04W3jTYr4ZVznAHXmuB+CvxZ8N+OfDUUj36faPLyckfNxXV3V8omaJ&#10;4FDGP5e3NR7OMdz7CnW50egfDzWLVdSS51G9jVN2f3q9ee/pXrWifFaxhvvskdvH5ar/AALxXzAN&#10;R1JnUqgRlOPl4rY0HxPq1pO0l4vy/wAEnXFVGPvao36an194P8cabqV4ZnMMkaqFyvUEnpiuk1fS&#10;dASyNxeackknXcrDOSO3vmvmPwt8R5tIjjvLOdpGYr5y8YP6V2mhfF69uL9Z/EN+qqfl+Y7Vx6U6&#10;nxbGXunpGmXDQW9xLawbJuSgbgpRYa7f3wWHVtUYbXwVkU815748+M3huwZTpd+khX70kb/pWTov&#10;xos/7Sj1W51Sb7Ov+sRV7fSnKOlwtzHsHxA8cWfg/Shqmm6jBMnlYZFU8e1ed/BrSNU8S69f/EXW&#10;pWaS4YC3y2WYdKr6rr6/HLxjb6J4Vtmi0e1jDXFwP4z7/j/WvYNB8N6ZpWn29pZwxiOGPaoQAA1x&#10;1anN7qPiuJ80jQw/sk9WXNMieS0+Z9rbOVK/pVvayfOZG+6T+lKsSKn+ryvQjd1pyRKiPHtwOvPb&#10;/Ipxio6M/JKtpyciJ7gHmJvvN83fHBrwT9uj4BwfHH4K6t4StrANeSW7NZ4QklwMgD8RXvxsTnMa&#10;jj7tVb/SoryBYpxyo3A471ap8rujbBYmWFrxqLoz8Of2WfiJdfDHx3N4L8VpJa3VjeNFcRTR/MNr&#10;bSuD7c/SvvXQNKuNY0iPXbS5hW0kwVj3BmPHX2rxj/grH+xBrXhjxS/7WXwW0hnkh/eeKtLt4yfl&#10;X/l5Qd8D76jsM+tc3+x3+1rput6XDoGqXcax+SqkeZ93tnr0FdTUaiU0fuWUZnRx2FVSP3H1VY6V&#10;b20C3Z1BdzEFdo6V0XhnxbqfhhZBp94qxscqzZyG9cf/AF6483drLoseseHrtbu1f73lHcY27hhV&#10;e81e4s/LOoo/l7crluPyrBqLR7seVxuj6M8FfETW9VsEmv8AV4/MVdodT94fQ96k1iC21u8+1veL&#10;IDwWbGM+lfNlr481SJ2jsrlvLVl3KG5wO4HQcCtrw94zvrvUvMk1Ob7Oy8xib5sYp7RsTyy5uZM+&#10;mfDOp6zokS2dtqUMjHG2NmBVR+NXvEuqajq8rpp+qNDI2Y7jyjlc46j8a8N8P+O5bZ/ta3P7n7sc&#10;KsSxHbJ9a6JfjUPs7WukhvMGRJ5n8P0qfZxmVaW/U9I0P4G6lpPgnUPE2o3fh3VpG+/YhWguvLzz&#10;kkEFhn2zj8+TT4OeF7PVLX4hX+uyaDZxvsSOHDDd6uctgH6Csu4+OkmlaU8/inxFHDbqmW+XDEDH&#10;P+fWvkv9qr9ufXNf1iHwB8MLy4Zpm2rHBJje2cAkevt2rKWH0uZVMRKhq2foVN4O0hdEHiTTNYsN&#10;ThTIM0Cqkg9M7TzWLbS21zcNJbSsyq2Mnt+vrXln7K/hbxt4e+FVpe+NdUMmpX0SyXEZJ+XPY59B&#10;XqujWKWtkzTJteQ4b5eAayVJ+0Tij8t4tzf657ilsYfxPsYn8P3Bkk/5ZnDjjnFYH7KaS2vhG5il&#10;7X0nRs/Ln2rqPH7yJ4duIxErIY2HP86wP2XVlHh+8DDb5d852n0P8xSlHlrRPz6Ll7Fnpl3HIY9j&#10;RZzjcvtX5/8A/BUH4Xa5pPiWy+MGhqzG3fF5mHkIMAnH4D8D7V+g08U0sPl4+Y9G6D/9dec/G34O&#10;eG/i/wCFbrRfElllJIyPMyQU4IyMd66ZP3dD1chzCWAxiktnufA/g6TT/HXh211S1O51Vd0avxn/&#10;AAruPDuoaToseZ7aORlf5kPBH6cV5jc+CNc/Zq+J83gnV5bi40R5G+wzsmPlyeD71vW+k6tq3iX/&#10;AISDRJJLiwWLLLn7v1xWlHllH3mft2BxUcRTUovRnsXh/wAR6Wl5Hquh6RJJdLhiscO7DD0+td3N&#10;r3xa1S5hmltYrhhjahmRyntgH+WcV4l4e8XX+lqIrAqCF3MmPve1aV58ZfEtlZq+l26rcLwHhyuD&#10;9c1nUT3R6S2sfS0WnaTe+E5dE8e+H9Oea8X/AFdwyuyk9xzlT9K8j1PwFN4J1Nm8J67JbL5n7lYZ&#10;SVUnqOe3+FcDofx51G2glfxBp7z3jcmZpif0qI/FG+1mWO6u7hlwf3e77u32rSMlNXkg5XHZnp3i&#10;XxX41UwwwSLfPCFM8bL1z15+n1rqV+Jfhi70Fd0skM2zabNlBZG9RxzXC2lv4w1DwJcePIYo1sbB&#10;gs10rDMhPPA6muLT4iQ3WqJrCxsWh58zsfqKIw5tEHtJI9msZvGNvcR3ul6zDeeYxZYf9Uyfgetb&#10;er/Hr46eGLqHT73Tr6WOM4hguofMT/gJ/Hrnv2rwnX/i1qv2Q6reap5dvbrneygcdh+dVP2ef2vf&#10;ih8S/ir/AMIb4FnupLW1wb6SSFZIljyAchgQufXg1nKit2FXMKdCnefQ+yrbWPFep6Fb3euag00k&#10;0YZ7VbsypCx7egI9uKm0pWVfOnT5k+/71DpE8DWSRLF5eV/eKO7VpWtltXEzZHuMVjS5pSPxXifN&#10;VjcVo9CaHyl6N3J6UuySRiAzN67e1MEbrNxJ8rYPDcfSpn2ww7trfKcBs8fSui2h8fzJHPfFTwLp&#10;vjvwNfeFtRt1khvLdopFk68jGa/MHUBL8IPGeqfDPXoY1FjdOI5JMjK7jg9K/VHV79rfSpZ1UNuB&#10;6gn+lfE/7c37LV/8QIf+FlaM6tqFup8xIVAZ0z379M+tP3ea59twnmP1fEck/hkfI/xU+K1/4hmG&#10;k6FnyQQrbcDdxXDx+B01HVbOVIWWZX3FOPmNen+FPgne2Ny2o6hYZkZ8KsnJUDvjtXrvwP8A2bo9&#10;f8QS6o3gqS4kUhPOmkPlp3+UZxmt41YxWjP2CjGEoJoh+Bf7PmsSx22uQWk0l1cIBHBCuRGvv7mv&#10;pfT/AAp8M/2ctMHjTxi6y+IblVbTLCRVYx8ffcHgdeM+nFc9r/xu8NfALSl03wtbifVmiMcg2rth&#10;ccYGOK81I174oau3jjxpqE0800mRG8hOzOO3piuROUqvMzaUo7I+gtK1jWvH5Hi/W9c85pvmjim/&#10;hXHAArpNH8Q+Gprr7FqclrG2NrLL0b8cV474WutRtB/Z+nJJdLCm5lt1LbV9T6U6+8bacmpK2qyL&#10;vU5+ZuQa3+Iy05j1TW9L099QVtPVIrcc+Ysvyj/69GlakdE1R30xJLh5Fw8bMQT9K838U/F3T00B&#10;IbeJOB8rLywPWsrwx8YrkOb5raRWGBv3dPfFUo6akykkrnq+qeI7SC0uLt1+y3Cks8m4E/T2r4D/&#10;AGs/iJ4l+NXxc074XeHHknvL68EEccbZ2Rk4LnjgAZJ+lek/tPftXJ4E068js71ZJ7iEhlL8ISOp&#10;x3qz/wAEv/2Yda8TaneftQfFvSrg32oMYtDt7uNsxw9TJz3f8cAD1NRLl5broeFmmMVKk3ex9efB&#10;z4c2XgD4Y6N4FtAuy1sooxHxxtXHPuep+tdnLvsrTYF/hwoLDipdP0f7M8ZY7mH+H+fyqj4gvbeB&#10;WjuYvmCnG3PSuSnGUqnMz8nx1aVSpvc+Kf2WzP8A8PRPGjpB+5jt5N2cAtyuNvrjFfoJdRXSR+ZL&#10;H8xPr2r4B/ZuiaL/AIKd65Ik7tHLYyfJtxtOVz+Ir9BtRZApnYttPAjA6H3rSEOaTsY5np7NvseC&#10;/tofDy98dfDO6TT4meS1jMir1IxXyj8ONNt9W8PfYZHMktu2NrLjGK/Qy/06PU4JI7gblkUj5u49&#10;D+dfGP7Q3wj1j4D/ABCX4geGtImk8O6hcf6UI1ysEh65x09s1fNKMj6rhHNadOo6Mnuc7awplrPY&#10;ytu+8SB3qxeWTXGns8t55TA/I/b8vzq9faZHrlrH4y8OyrNaqu+SNMMUPfI+tZeoalFJbhpnEaMf&#10;utn+Vbx5ZH6fCXMkzovB3jLVIFjFxdo0cZ27gv8ArAO9e4eGLn4c+MdD8/xGsiNHGyW88NxtkgbH&#10;Dj1Gf4T1r5ouNesLaFLayZV29xV3T/EGrNcR3Wm3TLtIDJG3B55yP6U7rlsW/eldHvFt4Anv9V+w&#10;eKtQayu549+n3kkZRblOSrc9QRjofzq5a+MfE/gm2/4RrXbbzreCT5o1cMCvTcjf0rznVPiX4p8V&#10;Qab4e1K4n+z2K4tnZj+5z6e3t2rsPCHjvwRBqX/CH+KbhrxbpgjXjQhmjXoGUZ4x145rjrctOzSO&#10;qnJPc+jvgh8dU8H2trNofi24mtI5PMimUHzbcjny5EznHuP1q9+2J+0h4H/abk0HRlW2sr3SZ8t4&#10;gS3/AH0UZ++o/vDuVJA44618/wDjbwX4h+Fn/FW6Dq323TZ490F7Cp2svoRjtXA+N/iVHrWkrLoS&#10;+Rdbf3sPIZT3Ye1a0aspRs2Eox6I9TuLjTfM1bQr7xjpOqLpMPn/ANo6fNtW6jI+UhGwVb1X+E5r&#10;8rv27fiNqfxP+LsfgHQFa+m1LVVito1GWZidoUcdP8K+hdf0jxjLY6l4il1uTTNNSF5b68nkO0nr&#10;t92PYVwH/BOv9m7VfiB8fL74+/EXTJpLPT5HTw/HcRk72Jx5x9MDge5NdcVyxcn0PCzStHDU/aS6&#10;H0d8GfhNJ8I/h/4Z8LXPlt8qrJHCc/McbufqTX1h4XtQllGkbYX5WVW+nXNcfpXgRNQ1JNRntQnk&#10;qRFGf4f8ivQdLtGt03oPUbs1xRlzVG7bn5RneOjipJl1GLJl0+ZRgEVn+IrLzdOeYp/AS3vWhI2y&#10;Ldkfd5A9ahv1b7E7omSwIzVcsWtT56nLlqKR8d/tg+E7S21fTPipaafJc+WzQTxqSM46H179K8En&#10;8E6z47uJtW8TOulWJbNvHEp3Ee+fpX3bqvhk68l14c8SaKskMjZVto257YOPb6ivMfGvwSbXHkkt&#10;NMW3s7FsTTTttTG7rk9e5rnhU5ZWSP2vh3G0a2HUObVHzd8OfAumXWrN4ctE3J5mWeJAzMo75969&#10;z0n4C2elWsWsa1DHp1jHEXkmuowWYAcBQSM1fXxX8CfgncrqHgPw1FqXiBYfLW4clo9394KTtyPp&#10;XIeK5fi78T5P7f8AGX25tLmkIi8tf3SMO3Hb9K6Ivmjc+mk+iOu8NfHPQfBrNoHwq8LLcak67W1K&#10;84VWOeR1xxx2q5YfCC7+I3iqz1v4x+Pf7QV2WSXT7YER9fun/Z/CuT0Gwh0gJPplvH97hmXGD68/&#10;SuustW1C7iE0T7ZtvDKf1qfZx3YJtnqkfgzwlbTeR4Ss4Y7aIEQwxRgY/CqviDQbW40hrayt2huY&#10;1+ZY16jr/LNcP4K8S6vp1/8AZobie4mTJ2xqXyO/Sux0zxtpcF693qEbGSZArdcLjr/WtvidjGUu&#10;XRieDoL2HTf7NjdtsH3i33sZOa6b+39PmH9mrNGfK5YquTXM23i/SrDdPJtj8w8MOSeOlYmsfEfw&#10;3oNrNqzXi2wXLP8AKMnH1q4vlM5PS4z4/fFyx8F+C7qS9g/eSKwT58Y5HGD+X41+e/wS1zUPi3+2&#10;PNrEU/7qx3bXi+YN82309CPpWt/wUO/bJt9ehu/DGg6lmQNs/dn7q45P145r1j/glh+yjqth4Ph+&#10;KvjCGSGTV2Ex3RkHy8BgMnnJOM+mKupyxp88uux4eYVP3bdz7v8AB1l9h8H28Ufy7h8u1ecY71p2&#10;8qoNwTbs5qnZo6hQCwRB8q9Mj0rUgB8pjI2C3VsA1wUbcx+U5nXpyrcq1Pyl/wCCiWjyWn7Smsal&#10;aQsqfLiI/wB4KNxHryT+NeHPcXFzb+WyMkjcqqtjjr3r6H/4KVReb+0heXSkOqxqsghwMYJGDj0x&#10;+NfPcSW13OsdvLtw37yGRTz75r9TyXXBo+wy+0cFC5ZXU9GiVXuopFfZhoQ2d3ryOtRXTW4u/Phn&#10;faygLD1A/wDr0R29myKyWnnShsct0H09K1tH0pTBNM9oI5EYuW/ug+ntXuU/eFiOUd4ciE6rbup3&#10;GTPlryzc+ld14YTw3a2t1a6nbzRskZ8lR8w8zvnIrlvCcemHxHGusQO3kybozD8pHJBPv/8AXrof&#10;EVxp99Z3UujmWOMH5Mkk/ma9alTnUjynz2Kn7OXMejftlWKy/syeGxa2rMvnR+WZOCcR52/j1/Cv&#10;zx1bVdVh1KaJNNICyEY21+jn7TthK/7JHh0XIZfLWJ2kkboSvUmvz91uRotVnjVjhZMDmvz/ADKP&#10;s8RJLuz9EyWXNhU12R0nxKa4bUMllG4hdy89h6V+o3/BECOdPAcl1OZG8vT9iMzZX7/+FfmD8RY1&#10;NysTWTbkcZVu4x2/rX6hf8EQ/sreE7wQzOI1swVt1PCsW+lfn8P93i0fovjFHlwU5o+9rpEKLEPl&#10;yc1i3+kS3aeXKit19OD/AJxWxeRD7OVEvzLz0qoC5y4fcD/D6VPKm9T+VY15RldHzn+1J+y5oXxK&#10;0G9ij0mOZpoGW6tWA2zcckeh/nX5cfEL4a/ED9kX4ntNpMEkmhl8rPuJMPP3JARwfc1+5mq6Fb6t&#10;Z7Jlb5ujZ615J8af2QvAPxP0iaDUtNV5LhTHKrRg7gfXPB/SiMvY69D63Js+eFspHwP4H/b28G6Z&#10;4EaaLTrdtT2DDer9BkD3Ga8X8PNd+JPEF14y1N3knvLlnaZursxyfpXtvxT/AOCTV94a8UtfeEJr&#10;iK2E25oY/mTGe2eR9OcV1mjfsgXWl+HbGKJ915Awjks2AB6/ezjmuj21HRo/SsDmeHxEbqZi/B3w&#10;zZXN1DEYXmZgDIB0A9a9S8d6lF4M0aO006Rhc3S+VGsfJRT3P+Ndl8MPhhD8O9GuPEmuaPtaGPBX&#10;j5VAJLfkK8o8TeMfDPxD16TXIdYW3WKYrDD5ZJ2jgVzylGUj1pVo0bO+5c8OXWubWa+uXOFCwtJJ&#10;nIPNaFyL5x5MMpmZvuquc0uhto0kMdrZWl3eTN97bAW3V2ngL4Y+J9Ruv7SvNMW1Xf8AL5/YduOo&#10;qpVYRtqc9XHYeiryaMXw34A8a6rAq3kH2K2mzvdmG7FepfB/4OwaPdS3N3fy3K+YHhjl5CYPXnvX&#10;deF/hYI9NDyvvkZc+Y65xXb6H4StLGEbERpFXluawqSlNrlPjc64opRg4UH6kXhXRZIV8xRuXGF7&#10;t/8AWFdGZGFs0SN26ZplvZfZItuPfC9alkkaM7kk+b7pVlrWnaK1Py3F4iWJq87ZFbh2RgBz/dz0&#10;4oYSGMec/uF3VJas6S7woXbyw28U+aIEbCBz271oc3oReRBqCbF+Tg5GK4P4lfDmDXdOuLfEYMkT&#10;KD0J/KvQoytuoZUA7NzVe6iiY7jGrBv4sVnPlmuVnThcTUwsrxPyg/bX/wCCfjt4qk+JXw2tJbPV&#10;ACbi3EYVLxe5Yj+LA4Y8dj61i/s0/s+2Hj21bT/ERkstetf9TaXQG24Hrnrmv1Y8U/D3R/Elu1re&#10;QKyunzbl/wDrdK+f/GH7G9tpOuSa54Yg2TNJuXa23Y2fvKaHWqU423R+iZDxNQjHlrux4x4b+Cus&#10;6Dqv9nyaDIlxDJs2lSCrV7h8K/DdlpFtLZajJGt1Gpd/McbvwqxpnjHxl8LBeajr3hiPWrkR4h+2&#10;K3LAcZK9RXxb43+Kf7XKePdW8R3fhKTy7i6aSJbFf3aJ2CgE4XHvmpUotpn3FPN8DVjeEz7C8QPr&#10;PijUJEtoZrmJfuMkedqge1c/rPhXVWjYi1kkXGV9V/wr558M/tY/HLSIWiPg7U45WwWIUhXH5Guj&#10;0343/tCeJAFg8MXcLTK29pI8KP5Vtz011NJZlQjG/Mem6P4Jl1O8WTU71bVV4bzGOMetWNf8Q+B/&#10;DFwmi+HtUTWL/cNqogZUbOMDsa4Hwn8HPjv8Rp2OueIGtLdm+7bg8g9e4Fe/fA/9lPSPBNwNTkga&#10;4uGK7rqZdzHA9/0+tYutB6I8fH8RUaFN8ruN+GXwNvPGGrR6z48vZGETArYqPlA4wP8APFe+6Vps&#10;OlW0dnAqrGi7ECjGB6U7QNDg0uFZI8bm6nb1rTWPc+wr0PXsax5VLU/N81zqtjpNN3BcBBBE7cL8&#10;3f1Ncj8SVQ6FdEgsvltlcZ7dq6643Wx84O20twAtcX8Sb0Hw5eSSBh8p2t3XitYxXLqfKz5lUVji&#10;P2F5Y4tZ8WZfkXEe1WH149q951HzLjdC0fDNjdivC/2H7eEal4ouFxtkukyrD69693v0O9dpwv8A&#10;eH+etXSjaJrXco1NzmtU8PQTqxAzkf3eDXzP+1z/AME6fht+0xok2nagZdPmZmks7yADNtP2cex7&#10;g8GvrZkkJ/cxsN3Rccfz9D+lQQ2n73a6fLycEURUo1Lo9HB5tiMM009tj8JvGHwl/aF/YS8dSeHv&#10;iNpV1c6PHdbLPX7VGa1nXPHzfwNj+Fse2a93+BP7RXhHxfFC/iaVMdCoYblz3r9K/jR8E/DXxX8G&#10;an4R8Q6dDcWuoW5Ty5bdZEHpwa/Pf4r/APBGLUdOu7jW/hF4xm0W4aQmOxYtJaHrjbk7o/wJHtXX&#10;KrCWjR+j5ZxNh60UqrtI9F0ixsvE147+DvEMEx2bljmYLuGOhzV+fRtc0+1+zS6Miyt/DHhgPyr5&#10;jsP2eP2+vg/5iHwPJq1vD1u9Pulbgf7LYP6Vf8OfH/8AaQ8OyrFq3w81YSI2GAiYEc9Dxyaifu7M&#10;+nhmVKSvzJn0lpGh+MCI7+fSNQ2sSqRrblAe2e1Lren+IUfyZZ5Fk+7tkb7vSvILX9ob9p3xLbrZ&#10;6X8OtZ8xpMRCXeMc/QV0vh34SftdfFO936vbf2XDIuR5kxLHp1xwPXqa5/bR5rNE1M1wtOLcpWOt&#10;1SfQfBMC6z4o1q3uJNwxYxtudvqB/Wp9Hh8eftNeJIdH8O6MdF0G32iS4jh2bl+oHJ9O1egfC/8A&#10;YUtNK+z6j461FNTuCu6bcpZf1/nX0F4S+H2i+GbRLLSbJYoxgKiKOg6CqnOpy6HyeacWUYxcaL1K&#10;nww+GugfDTwzDoWgWHSNVmkkJLM3qT9a6m2to4m2PCUYLnirEcDhduMYxyo61YKY4B6N83epjFtX&#10;PzfHY6riql5u5FEigeZAnHY1K0QZS6Af7QYdRTIyEKgDry3PWlwjgNjoc+9PlucLkEtwBB54yrqT&#10;8oqO3macY3n3q0ZI5rfAh3MpxnNRbkifZt2lv7vQ1VtSNWYni3wza6zZNbz20MgkVlljkjDLIp6q&#10;QeoI4NfmX+21/wAEodc+H2r6h8bP2RZGt5I5Dc6h4NMhAOTlmtW/h7/u2+gNfqdJGJiFdF+X+6Ky&#10;9W8PWOrDbPBHIezlen9aqMpRldbHu5JnFXK6t09Huj8YvgN+2p4k8D62dD8ZRXljfRjyry3vFZHy&#10;Ozq1fWfgX9q3wJ4wto49SECyMmBKkYHHrXr37R3/AATo+EHx0jluNW8LQm65/wBKt/3Uyf7Qcc5r&#10;4++KX/BJ746fC66ku/gb8Sf7QhX5l0/WIzHKP9kSoCG/FRRLll5H6VgOKMFiIpc3K+zPb9QuvB1w&#10;5k03V4XE3zKseB1+npU2l29raRKo1SNR/DubBNfHF94E/bd+H18bbWPhdqcixr80+n4kjfnpwfr6&#10;U9PFP7WV7G0o+FviNo48AYsnUL+NP2fMtz3Y5tRdndH2Be+K7XRbsvc6/FHCvJVWFZniT9qjwh4H&#10;tpJLXWYZpGU7R/Efz6V8s6R4E/bS8f3n2bTvh1f2/mNk/wBoTCMKD35Ner/Db/gmp8SPFjwah8Zf&#10;HcYy2bjT9L3FcehkIH6CiMYQVrmVbOKVFXbRxfjP9pP4p/G/xQPBHwp0a+1K6uJsR29jCz7P949F&#10;HqTgDFfSX7HP7C1p8LtRT4g/FaaPVPFjp5ohOJYbIn+FCeGcd29elezfBX9lf4ffCLwdF4Y8F+HI&#10;7FFbc1wqfvpXPVmbqe/U17BoPhK1063i3oWZFIz94Y/KspT97lR8Zm2f06tKSTaZDoFubixUTQ+X&#10;/sf1/wD1V0DWu2FZWf5c/c7mnRQQRwkCFV46KOtSToxiypC7cH61lTTifnuKxEq0tWcz43Tfo8xE&#10;RcKjHA+lY/7NsRbSr2KJj/x9k8/Stbx7PLZ6BMyKu7y92TWP+zTqBvNKunI2ut033V49u9TL+MiK&#10;NpU3E9OuQVKqEw2Cfm6Gs+5jhn3IRheRuzVy9lCFVaPvnLA81Wbyxllx16KOvvW1o7GdvePGP2h/&#10;2WdD+LWkyXAtkjuVTMMm0ct9fWvkG50D4jfs36/NpGq6e1xpbNsdth+VSeh/xr9KPNjCYlfd2A/x&#10;61xvxM+F3hvx9pb2Wo6bA29erRg9OQR3FHs4brQ+jyfiDEZdJRk249j43tPEHw38Q6Qmo6Bd/Zrz&#10;gTRTSBg3H6H+mKxY4N13ifdJbyNlSrAbRXonxE/YYlkuWu/D3mRFhlZLbIyfcV57qH7PPx58JXi2&#10;dlfSXkCdfNhIwvuealV+XSasfpuF4gwuIpqzsyS78PaNqNxuDrGTwrDOAK1tU+Ed5pPhS38R3XiW&#10;xuPObMVva7iwX34AHSud1Xwl8fNCjItfCf2oMm4NGCAffkU+31T9oy+s4dEsPh24K/8ALSQ4HPf2&#10;x71SqQfU9D+1MPFfEjpB4k8S6d4Sn0UXElrvTazF+sfoPauA1r4n+DvAekTnUtRVZGX+I/Mx/nmt&#10;y6/Zu/ao8eRxt4hvodJt5G2syN5sgX6A4/WvRPhJ/wAE7vCOnXsOteNEk1a6TDq2pMdu7/rn0/Oq&#10;daK0R5+K4jwNOL97U+dfCHhL43ftW6oun+F7C6sPDaN/pmp3kTJGE9Fzgsx9uK+4v2Zv2e/AnwT8&#10;DL4R8KaSNsz+beX0w/e3T4+8TngDsO2TXoXhP4faTo2mpYW1ssaxr+7hhjCoOOmK6Oy06O3gwqrt&#10;7fJRzSlLY+DzXiOWKvGLaK2k2kVsGjVVz0yQeR6Vo/ZpPL8x2GV4+lOaFcY3bmpLtHRNpPKrjaTn&#10;tQoqOx8fK9SXMyHF0r+WHUr1UhevNF3eSJF5RDeYi9PUU63juJJFxCDx0ou7KTzNyuevXHT2o94n&#10;ljzalTTd2oHbcKu1e3pWd4k8F2d9aPuiVkP3vU1u2ZNmm5QQ2f4v50+4mZlBaPI5PX7xxS5XLQ6I&#10;VZUZJwPmjxX+zXZR+Kl1qONodPEubmGGPLEZ7dhXmfxj+N/hjwdrJ+G3w9a4sBt23Fw0hTeSPuj2&#10;9T3r7ZutItb62ZZ4Vw3yt65//VXjfxb/AGQPAHj2aTUr7SoWuGB2yqu1vrkf/XqOX2cj73KOLlQp&#10;qnXZ8k6BoU93qI1rV5vtCn/VruBwT3rrrfVILG1ZoJlZF6Q7Tkn0qTxt+xl8WvBspfwHrE/k4JWO&#10;Rsge1cXdaf8AHbwR8mteDjcOuMuU4J6/jWntKcWfYYfPMDirNTR654F+L1/4S8HaissSiW8+XzB1&#10;xjHSuDluLjxRftcTu0m7pt4x6V5/qnxH+MV4vlR/DmXa+eI16Cs9NV/aQ1FjBoXghrXLcTTzBev0&#10;zir9vHudUszwlPeaXzPTJbrT7AtbazeLDCnJ8x/mbFeZ/FT9rPQtHuh4P+H9m13csPKijs8OzNno&#10;AOv0FbHhj9if4+/Gqdl8X+MZNPtWbdMtvGWJz/tMR/Kvp39n7/gnV8Fvg9p8ctt4f+2ag0A8/Ubr&#10;Mk0jd8Ek7R7DtR7SDV0eJmHEuDo02oyuzwz9k/8AY0u/iRf2vxE+MWgW95cyTieHTtQmV47VRyod&#10;Ohfvt5xxnmvu3RNKOh20On2t3+7jQKirwoHoPQVFo/gmw0G2S106wjgiRQFjiXC/X61rKhjjVQil&#10;T29BWHNOd7o+FzDNvre7+QogePdIwVlPOdx49qxtRgtAzCTdyM7VroYztbAT5MVkavaebO02zauC&#10;N3U1nyx5la58/wA8ZSPir4Jx3dl/wVJ1UJAfsslpN503Xqq7V49ev4V9+3UsqYib+FeeevFfCnwl&#10;hitv+CkerPCGYSW7cNkAN/dHtxX3ZqkjIsZxyVwOelbczitDbMFzuCl2KSqdm4KDubPPasnxl4a0&#10;3xZ4TvvDmq6VDdWl7A0dxa3H3WB9+xHb0Nai3fzjzYgv+1jmkwGTHVTzWl+ZanLQqSw9RTifAXjb&#10;wR8TP2bfE8zxWEl54duJfleNWfylJ/i47HvTl1Twx4ukEthfR+dMmZIWb7pz0r7g8SeENM8R2klp&#10;eW/7thhkOG3eoINfPfxa/YO8P6jLJ4j8C6tNot9ksnkrmGU+hXt9RWfP7LZH6Rk/FVOUFCu7eZ4z&#10;qfhBbJwzQSrnjlcg++auLaQWtqq2sxZmwfm6k1ga1D+0V8LGa18UeHf7StY5NgmgycqDjNY2p/G4&#10;yTr/AGz4Ru7FY/7qsd/14GK6OaE9j7CjmGHrR5oyudhqHiLVGuYbS2ebaWwxSoNc0fVb911DRo7y&#10;fy/vMu47Wrko/jv4J0uDzINBuZLg427snBPXjFEX7XXirS7WS08LeD76bflVaK1OWOenIoko8tmb&#10;/XKUfeb/ABPor4E/tNeLPgz4dm0Lxna2+oaDd/8AH5pOqKCvPBZM8q2PTg981c1fw38KfGeuR+Iv&#10;hr4tVdO1DMk1vdsFbTzjLJ15/wBn17GvjbxB4A/bD/aL1Ty4dCk0e3nbPnXBYsqdjtHJ/SvqX9lz&#10;9jTxF8OdMjfxhq1xcXaqo85nzuyOcjt3PtXLL3dYnnYriTA4W/NLXyGeNfAl18XLXS/hbp2nC18L&#10;aXcNLNMIgsl/K7ElnPUjsB/hXvnwz+Ffh/wfocGl6LZ+RHHEq7Y0CjHYelXNL+HcFo0KxwqUXDYW&#10;PGTnvXW2NikSsWLHP3faqjOpJa6H53nmfSzB2hLQSztFhT5Rtw2Pm71o264T98nbrUSyqiKB97dz&#10;t6VOQGZnZuc52nPAq/dVj42c6jldsF3SKCu3d3bviorplswhdN+7r82cVOyW8W0GP+Hqfz4ps0If&#10;EbfxVdtA3M66022uVaS2Vd7ZO7riuD+O3wlu/iP8Pbzw9oerSafqMkObW6WYqvmDpvx2/WvS4I/J&#10;iMaR/h6etV50R4mdzlW6r1zWMoxTuz1sux+IwNRShKx+cHgXxRqvwp8ZSeCvjzoklreQ3RSaaVd6&#10;yLn74bowPXNfUPhrRbT4oaPJpHws1+1vf3e/7H54TdkejdOncV13x4/Zp8CfGPSdus6awuVXMNzH&#10;GAy/Q18s6z+yz+0x8CNfbxN8KtZGq2aK223aQrLj0BFClFRsfqWU8TYfGU1Gq7SPQNT8P674d1Fd&#10;E1HRbixnjZleOSLcAd3crkfSqOtR+LtPbzLS037T8xiHavLov22/jT8P9TnX4jeENbs32lZmmtSy&#10;k+nI5B+tV5P+CjOhuZHuoYyV+ZS1uVx7HFVH3on0yxlKS91/cfQfwl8Rax4Ks9U1CeaW3uLuHZtU&#10;cFfeq7XUOuSYS6K+Y2N0h4zivm3xp/wUU8JaxbpaQTxReYMO0cf3cevPFeP+O/29tc+1tpvhO6kZ&#10;uu2GMnP5c9K2jR6mEsVT1ufZHxE8Z+GPAlrJca14jjZoV+VY5APw9a+O/wBqP9ti4SG80Tw7qDIr&#10;8bo5OVX/ABNebzJ+1x+0dqi2uh+FdRWGbj7VcAxRBfUk9vwJ9q+mf2VP+CO0t7d2/jL4138mqXH+&#10;sWG4jMVrCw5yFOWlI9W2j2rdU6NOPNN38kcGJzTD0YXlJHj3/BOP9ji//aZ+NNn8Q/jppVxJ4Yt5&#10;kns9NlRl/tSTcCAwIyYR1bs3Tpmv2CsPDMfh1U0aG3WOG1QLbxLGFVRgDpXP/A34EeC/hZew3VjK&#10;rSQxqobywvygYGPYeld1r9//AGlqklxZvtUZVcjqBXHUq+2la2i6HwOdZpLESai7IhtLVOoiU7Fz&#10;gZpfKhuY8bwrA4206FmiiDEbmK/e7VESNm97gqxJOcVEeWOx8baUmfln/wAFLLS8sf2l7oW95skv&#10;LNHkfbwpHALe5XFeB2l3FGWiS7SOZWOQq/e9+nP419Hf8FL5ItQ/aYYTTKsK6fGj7VwxZTyT79B7&#10;gV873Gn2Vy63NvOjSDChCnD+mfwr9HyOX+xo/QcvfNl8Wx66ZeWt6NQs59s+3O4DOa63Q4bXVYUl&#10;S78u6a3YSSNnav4dqydPfT7SOMJEPtu7O5jlMenata1ku5Y/tgKeY0W0Q+Xgx/0NfVUablG6IrVI&#10;wd2QeH7m5N3dXF/aecy/8to2GcZ7VsxxWv74SXUw2oxkWNhx6c+gqCS1sUi+0nS2jbjf5Ldeenpn&#10;oaePs8UDXFpZs3mQ/d8v5V9c17dCMpU7I+RxlaXtHfY94+N2iWfiX9ge11GS9eSSxht5VC5XkttI&#10;x3HNfnHq82kf2lNulkzu52tX6QfE+/nt/wBgyGS0beZEhUlgVAXcTjnPpX516zFC+qTO1muWkyfl&#10;r87zGm1ipX7n6dkcubAxceyO2+JiG1ucsBt24LM/RieP89K/Sz/giLc2sXhO5ilXloCyyluG5/Sv&#10;zy+MGkyAPCkiLt3bmZs459a9T/YE/br079mPUTY6tGZLWTMciq3JyevP/wBevzujzTopW2P2HxXy&#10;nEY7ByjTR+2lwDjzh0z6cfnVW1gmI2r/ABMe3WvnH4Wftt2Hxb8PHX/B1qzQqw+983HrXSH9pXxK&#10;iPusVDdCpanFa6n8k4jLcRh6nLJao9ylt5GC7BtZffpTpbdnXypAX3c9cV4Y/wC094ogIQ6b8p5+&#10;Vf05pD+0z4hkCZs8t2ZulTNeRh9XxB7JL4Ys5pSJrVX3Hp121n3Xwx8OX10t5PpNuy7sk7eRXlv/&#10;AA0p4klGCE5OMKMenPvSP+0N4oLLiRUUNnCjr71EoRl0Oyn9bo6xdvmej+Ivgz4X1PT3gOmr5cny&#10;soY7T2IxXJaV+x18LNPbz/8AhFrXcxzygGKxG/aC8WuSzFWVeQcfpVef49+M7y22i4VV25O7qar2&#10;atqjoeZZpy29o/vPS9G+DPhDSoo4bLT7W2HtGOB9f/r1r/8ACCaQSsahSCw6N7V4mvxi8Zsxgmm6&#10;/wAQoh+LXjSKXC35weNxqHTjfY5pVsdU1lN/ee+Wnh6K2/0e3kIKt8u7nirn9lxttVyFbb95elfP&#10;qfGLxoAojvG+YYqOb4u+MzK0SXbMjY+boRjrWsYpaIw9jWlqz36Swmttw8wFpE+9u/nRDplxMF8y&#10;RSc4Y5yMV4BL8XfF7D7NDqEgUY74zTk+LPi/Yzpdsx/2vpWnKZ/VZHv15biwO4MrHI4VuoqHK7PO&#10;MgbqS3HB9K+epfij42afDXkoP3mxwAKc3xJ8XSx7BqMyr83fgmplTcVcX1eWx9BSLAqq0Thtx/iN&#10;SCK3kiC+d8yn9K+eh8QvFRCltTmZV77u1IfiD4rMmBrFwq/wlG5NSo+Q/qsr7n0PHaxI+GuPvHjD&#10;UyWwtZX/AH0ybQx2r618+j4g+MT9/Vp2fd8rFvm9Kqjxr40eVjNqMkm3oGbkfSqlTuhvDyvue8ah&#10;4W0DVR/pEUPXO1scH2rA1P4NeCtSG9rK1wWOWaNeuK8s/wCE68ViRpIL6Y8fLlulRw+OvFR3FtUk&#10;bvjd3qfY+7qjaHt6b0kdVdfsxfDKSVoZ7OJdvK+W20j2GMAj8K6Xw98F/h/YpHY2NtCq7eRIq5+t&#10;eUR+LPFsk32l7yT1+ZiDTofGfi21f/RtVmBHq1Y/V12N3jMW9HNnvVt4D8LaYu23Ee1f7v8ACfSt&#10;L7JottbqyXMfy4VlaT/PWvnWTxv4racNdahNt6dTyab/AMJp4qkLO2qShR1Vm/Lp6VtGhy62Oep9&#10;YrK0pH0hKdKWLc13Gu1QQrNjNQfa7JW3JqMO1sc5HSvnKbxp4wyvmaizKq4/1nPtxVf/AITTxMF8&#10;g3zY5w285pyp9zKOHlHdn0bq2taXbD97qMZXOPve1ec/FrxLpS+H7hYLve0kRBXcPSvP49f8SXMo&#10;ikvZpGjXJ8xv6HrXOeNBqeq20q3MrN7Lx19fSolD3dC6eDUp80md1+xBrsKapr0Ez+X5siMqt3wc&#10;Zr6Tu47S4tleK9j685b9MV+d1j8TvFfwv8RR3GjTy2wkkCSBSeRmvdD8VvGl1pUPlanL5hVSGU+t&#10;KiuZWRtisDLm509GfSBQOcLOuV4X3pzJ5W2MTLwPnwema+Xbv4m/EfzG8jVmHzYbdjaeKntfir4p&#10;mRYZNXYyBQDH2yK05JI45YWS6n0qZQNyxXKNz6iq89pZTALcCPk8rJ3HtXznZ/EfxUzSM15Jxj7s&#10;hAzmpj4/8UyXXnPqjIrDCqrc/j/npVcshxpVIu6Z75daDo89s8flQ7WPyqcYNcXe/A74d3t7/aEl&#10;la+czE7tqn+fevNY/Hvi1pGa51OQrnCqGPNdNonxOksLBlvYo5ndcbpHOU/Gk4ylod1LEYqmrc52&#10;1j8J/BNuBElhDGwxtbb047VtW+h6Bo5ElvLCqjgrvzz6YNeG6h46124v5I7a5kVd3y7W7VVfxX4u&#10;kCubyRpAPmZZDwPSkqNtbGVT6xU0lNn0XC+n7vMjlVV6KOBmrHnafbnYt5Gx/uqwJFfNq+KfE0T7&#10;EvJQGOSdx4pZPF/ieX5WvJm+b5g0mMVfs2cvsHHqfSAmtBEssepRfN/Duqu99ZrhZb6P5ujK/Wvn&#10;WTxb4qClJ7+TphMSE4qFfFGvgeRHqki8/KPOPNT7KTJjh23ufSCavZpKI3ukVT3LdKtCexdVY6hG&#10;3zZ4evmca9r0a7pNTnL7vu7j81WJvE+upGrf2rJv2/Ku880ezlsV9X8z6NGoWLsT9sibb/dPftSf&#10;a7aTa8d3HnHLMw5r5rl8V+KANzX03lnj/Wnriiz8R+Jrg4bUZBt+58x6UOnNBHDc3U+kp7mxjJkO&#10;owjGCBu6VHI+nq3mJqcWG5Kh+a+b73xH4jmkCG/kwvGN1RP4h8SAFTdyeXnCsrnPemqcmKWHPpUX&#10;mnyJtW/jXbx82Dn8KjFvo10jefcQSBTghmHFfOKeKvEIgVE1GYxjjbuPNTWvizWAqoJpOvzFm5+t&#10;TOk47Fxo21TPZdT+H/hLXb7F3BCvBDMrfXn0qi3w38KpE1nDKsiIxHUKPyArya48Sa+r4Go3DDIJ&#10;JkOD/nFEniXWwuYb1xn7xWQ+n+NEYXVmd0cRiIxspHrmgfDHwdDeNcLaxf7WTk5rop/C/hy0jU22&#10;xR1woGa+f4PGOuRllGpzD23HmnN468Vkq5vpfl4ZvMNOVFdjOpWxUvtn0FHp9lakSLNC2OvzetTI&#10;bSMb47pF+bP3hnFfOr+NPFcpzNqcwXqAshpjeNPFBjXGpTZbvJ96koOKOVwnJ6s+kN+mpJ5st0ih&#10;l7t09qim1PThAU+2R9cfMa+cP+E08QthP7Rm3A5KtIcGn3nibXy2JrmRtqjGW9v0pSpSepMsJJxv&#10;c9P+MGuW1v4euZpL1WUxsA24/wCNYX7JPijRotJurS6nUMbhvmyc9ePWvIfHer6/cadIGmm2tyyt&#10;N3/PGK434BeKNd/4SHVLSwu5FMcwOGlNTKElUR2Qwv7iSuffFxqGlSj5L1B6MW61Rj1XSmkJS6j+&#10;bqqt+tfOf/CS+J/IJlvGWQtxJu61CviXxLtVRfycdfetJUZLXucccLrufSkV3YNKzTXseA3y4anS&#10;z6RKWl+1x+n3hzXzWfGHieR9sGoydem77tMi8YeJg5Q3shPc7v6UezYSoNbM+kFt9FDvLJJHtAws&#10;Zaq82n+GrxvKk8snudwr50HjHxUzr5d9JtzwVYjFOHizxP53mG/k+7krzml7HmKj7WO0z6Hbw74Y&#10;CrEVt9wPzZI59qgXwp4NEnmsltjnzFyP8/rXgUPjTxC7KzXsn/fVQSeMPFMkrRrqUmD/ABE/5zS9&#10;mW3Xa+M+jHn8K26LBFdwlVXDYYHvTop9BlYL9qj29c+tfNr69roRi18xPs3IpsXiLxCqr/p7Bs4X&#10;5jVezMfY1JPWR9NLc6PHGzi6jVOq/N19qP7T0bywBeI27nAYV8zf8JP4hTcjX8/qreZ71E/irxH5&#10;Pz6nKN3AVm6c0ckug3hpP7R9QG90dFZ1v4l2kD7/AHpqXml3E5J1GMhVOSGr5jg8Q+JEXy2vpD1O&#10;0Sf/AF6WPxJ4gSbbFqEkjN/FuNUqbfQlYae1z6aXUtMhZil9HuTn7w5FRrqeluN738bKxA++OO1f&#10;NMvijxRu3G6lLMp3Kzc+lS23irxDGvlfa5BnhVHc+tT7OWyK+ryX2j6QnvtJVN325VVR1V+DUsT6&#10;XKgH2pGK/Mrbs59q+aW8SeIlfP2mZQucFXNJ/wAJT4pMag38mAem4+v8qr2ciY0Zc2rPpSe601lX&#10;/T0C7sN/jQLjS/uNcxsAOMd6+a4vEviOAYF/P8rcgscVJceMvEN4d630ikf3c1PspD9g7X5j6NWL&#10;Sb3cZrqHbjhZGqhf+CvCWseWlwbVypO4sAdv518/L4z8UITG93IuR95m6VPH4v8AE7Tl/tzrsAMj&#10;eZ+WPeh0pPoFOFSL0Z69qPwU8DXc+17a13Lx+7XHy/hUOk/CfwRaXqx2dlFkdcivJ28deJptxbUZ&#10;tx/h83n86jh8c+IY5WlN5cqVb7yyZrP2Mea9jrU8Ra3Mz6EsfDWh6e6paNCm1vm5q61mscfmrJ8v&#10;Tbtr52k+IviOQnOoyDcuGZh1+nvzUN18QPE6IEj1Obb/ABbWOTiqVNdDnqUa8tWz6OjjhIAeaNTj&#10;5RnhqqySWKbvNnVR3wP0r53X4k+K5JGga9k24/vmhvHviMMyS6pNJtHG7JA/SqVOXQmOFqdz6Eml&#10;s2wUvFxjP0FYeuahbWwaQXI+ZcrtP614lL8Q/FUf+rv5/m+VQGP6VzXj7x34ptNBurvzp2ZYWIZm&#10;z0FLk1uzSng6kqm5yHwbuxcft3at4qjuFa33PFk857HFffsRttXsEmgkjBVe7ivzV/Y5udX12/1L&#10;xxcTM05vnw2/pzX0xD8WfF9liHz32/3V6GnGN9kdmZYf34xT1se/XdpEZQF2fu+3rTY1g4UN1bG0&#10;t1rwaf4w+KI4dwufnH8K9apR/GDxf/rHvPu/3u9HJK+h56wtSNrs+jJ7GJ9yk4ZcFvb8qqywsyMr&#10;QrIuedzV4Kvxp8XIMf2gwZ/vetDfGzxl5nli+YbepY9alxNHRqpWR7Br3gXQtYjaO7s4ZFkG0iRQ&#10;eCOnTBrk9S/Zv+H95B5LaPb7snbtVcrXEH43+K4htklOM/e29aSX43eMNoEU23djC9c+1VGLe6NK&#10;dTHUVaMrHQW/7I3wxlnS9udDjkkj+63lgNgkdAR7Vt6b+zl8MbKdWHh2FWV9yt5I45446VwzfGbx&#10;cg2eeyLj5SI8Y4qNfjP40aURtcbm2/eVRk0ezNpVcwqLWf4nr9l4Q0q0uGaCKEZ4Hyhcj0rUh05A&#10;mIIx8v3gPavBj8YfFqSt5s7M2f8AlmeasQ/G7xZEixq8md33hxQqcjCVKvP4j3bYYwu5tp/iVjUm&#10;3eQzScLyc14K3xw8UGRi8qgMeirTZ/jR4jjnVTqDYPPQ4H096OWRgsPXue9rsYqypkfxFe3NORZ3&#10;/dxjdtPzN6DPavDrT44a+S0bbCm3LZXJH5U+3+P3iR+BGze7LjFHLJlrD1Hue5MrY3M/yqufmGKY&#10;rrgyH5u5+leJyfHnxEi7pplbg4T0FEfx08QhfM2Ky9SF7/SmXHDVD2eOV7g+Xs6MdvHU+9Si1e3V&#10;i43cfL9K8Rh+P/iEXGY7fIH3vl6VYb9obWQMLGkhVflGTSaT3JnQn0PYjbLMNpyMH5aq3GnW026F&#10;bdSe/H3hXkp/aC1DyxOy4bd8+5TnNOl/aM1SPLtYMyj/AGsZo9kKMMRHY9A8RfC7wt4itmj1PRIJ&#10;o5RhlaMfnzmvLfFn7Av7P+vXZvL/AOGGlzKzEyfuPve5962j+0Pd7FIhIVvu9OKb/wANC3wXypbV&#10;ORlfmODWcqZ308dmVGNoyZ5uf+CZX7MbXhli+Glmy8/JJbo3PuSuSPauo8J/sKfAXwsWh0/4XaJ8&#10;y4ytlGhA9BsA5x361vP+0NNMu1rBGb8j/wDXqfTv2gIbSYXH2HDsuFVu1EYzlozqlmmPnG13951H&#10;h74U+DvDscK6P4W063WMgKIbVR0+gronSFmCmDbtHzMvTFcE37ROmrabHs1LZwdv3qjj/aAsmChr&#10;JQO+3H6+prRU2csq2KqLU9ERLeEbg2NvKk+lRmGMy7t24sd3515/F8ddIZGaa3xu4x/npUMfxrtf&#10;K2bF/wC++cZ/pUqmjmqQrSPTY2REYyfeVSQG71QlvHU5aMcdgM/zrgZPjlp6zbUhdscDdWT4s/aK&#10;8MeGNPbUvEF95EQVsyN64/wqlG8rJHNTo1ZVEkj4V/4KW65b6p+0NLamSLdDCu0RsDuHvx1B/lXi&#10;ui2iG0ec22zax3t5f8Psf4fwrsf2h/H+m/GD4x6l4pgtttuzMlm2z5WUE7cE9zmuY0ltTsLeWFLe&#10;Qq0gLfLgDFfqWS4eUcHCLWp9xhuajhVCSs0V7e3tngRIdPkkX7p2MSR6cmugttP+07r6XbDsjwIV&#10;Ygsp/wA/Wm2Ud3LeoyxuNw3Rvxj6gVpQQ+e/neXNcmGTNxHsDKMdDx/XFfWUcM7WTOPGVvdGQQO+&#10;k/ZrCfYqzZ+fn8fcVs6fbtptnHqscCzwqCHznaPwp008OoLLc3WjLDCFHlRr8v8Ak+tTWUmlxaVP&#10;arOrbly0fmA7PpXp0ac4qyPm8VUjzXPXPGOp2eufsQ6hcxaZthSEFYt2QG3gcde5r899eV49YuEf&#10;y1bzOVI6V+hujwrqH7DGqSOG8mOOQs0a52gTda/OjxKLG+166vNkg8yYtjdX51nHuYyafc/TuG6k&#10;p5fFnt/xg0i7imeRrX5ujlmHAzXzx40WSzme5j8zar/cbGM+2MV9dfF7SFu4mdLH5mjOVZvvDr/S&#10;vlH4mW0ltK0XlMnnSevTnpX5jltT2kUz+puLKadGV1oj7k/4JIfFC31zQ7rwXdFYZkUlR/fwa+1L&#10;21iKqGh+fGNyrx9a/LH/AIJua5qng34z2V2Gk+yzMqXC9FKlgM474/xr9YL3yzCpjhVi6/Kyt171&#10;3VoxUro/kHi3DqlmDnF7mWbINzKq7dvX1qqZT8sRtuCcZIq1J5/l+UV4U8NngHFKkDKNzjI/lWKX&#10;c+S9pbQrNY7csiqo6javX2xUkGnqE8wJhiOV4q48LPh1bg9en+NOa3jSFogrqdoBb1rQiUkyGG1g&#10;aPc2Qf7uM0SxRSBvJkUqqncu2rCCL5kVOg7Go3gmT54Nyg9Ris3a5m/IjhsTIvnbug9PWpIbMxxM&#10;F+9u+9UgSWAb93T7qrwKFaVAQx4br60Rj5D5yOGJGLADduOMn6dabMGA2SmNTj5VHOeasN9oCiSF&#10;gV9dvA9qJLdnbfInRvlO3FVpErmexBJZuspAQsMD5vemGAKP7qq1WblZkj3Mm4r0z2qAJLKF3xHv&#10;93tRqLmCWWJmw6+27aaZFmadov4WGatrAy4h8nk/3u1TQwLhpGJ8xlzgLj8aOaVrBy8y0ZB9nCHd&#10;hSv8XHamLJHuZIkUDdlW29/zqaSARNskT5R7U6aJthYR4XGcY6+9SrozfP1K5BkOYh6n9OtOW33x&#10;+cDhsfN83WpEZ1X93jDcEevFJPJDDPvjXlfUdRmjckhhSRf3hU7em3NKqWz8hcEYzu7053Z495UA&#10;t02t0oto1kZXHzbeTuHT/GgWpHMXOVB+Xd8u1utOhjjkyxIXHHzd6m/5Z+Xt3nPy8YoRFH7qSBd2&#10;e/rQLUhmtoxuAO1Vxgqp54o8lsqNygNz0x+NOllKybduBux838X50MiOzTmQK3TH/wCugrUi+xpP&#10;lJRz/C33QaR9PR32oisFXqe1TF2ZS7Qj5ONxPSnecZYVKrhR93AxzRaPUPefUoFry3yydTwyr1x+&#10;dUNSha6ticsG/PPXJ+lbb6eA3mEfNyVZW4NZ16yeS0bcZHyY/wA+9S49EOnGTejPEfivbyQzrc2W&#10;crJ8zf3ea9x8CXNnqPhSxvBKrM9uhZ/UgDNeSfEWxkkilSK33LuOcV33wNuRJ8PrQzI+YWKMuewP&#10;T9Kximp2R24iLlRXkdA3lymS0jKq3P3V45pkOiCJ/PkIx/udKsxWoWcyD5d3T2qyIVRP3jYO3lt2&#10;BW0d7HE/dKi2bONwZVw2SFHDf/Xot4cneJFKf7tWtwGGP+rI70F4nlWGLG5fvKFwD/nmqkorqIiF&#10;s2nyZhQfOxPy88+uTS+Ws2Z5mUtj7u6rIRYZN83fJ2AZx6UjRR79qZLHBxkHNVGUUBVEEYcSTqu7&#10;qqqTg+9OUj+LGc/5FTyRttyI1ZsYO77y+1VxExG6RPm6/N6mj3ifeIk2yJuML5wRndmpI7YSR8D5&#10;h0G7BqwkcTRABCGPZeKheMRytM599u7OD/nFTKXQobuj28rnryBmlW2jDbfKX5DkvnrUkcpfiDjA&#10;wtLHbH/WMoG4e9PsLUYfLMmMD7uAvpUE3I2IM7WwuBnA681Y3lGI+Xdjj/8AXTTEkUm9D95sM26n&#10;zdxkaRXKkO68L95euacj3Abbnt/EKkuJht8tiy4b7q9c/wCFQxuqyNHIoDLg7SDTYSGz29xINoGF&#10;YZakZPIhWBp87vlX5eF4qXyJwm4uFz90Ypslkiuskyg7lx3+Xnp7UW6MOYhcWvlLESwbq3oaeUia&#10;IyLEqlfRqVILYQtHFJ5me7HpUkSQyI8Zb+EHaO9S+XsCkV5YW3qscmF46/3ajbarY7qMbVH3s9qs&#10;qItm9eO/sBjn9KbLEZnDwNu3AHaQBj3HejmQOaIFXyUURxJu3fMJGNSNZNMxiMhXpt2/yqQxBEfZ&#10;GGf3pLcTCLAh+VhlSTz6YFNy7BzFe5hmECmIBu2SelMkVD9x9xCgHnODTpfPS88h4W8s8BuOO1SX&#10;GnwgBYk29uByKnmKjuV4rRJWJmRVPY+px1qaFFBZMb1bAZvenW1m0RyG3bv7o5NLKjSIxjO0DI2+&#10;lVdlN9DC8bpAulyQKQN64OP88V5T+zxcXFv8V9csI2XayrtUYbv1r1TxNEZLdmk64P16V5b8DLA2&#10;nxr1qaRYlH2cYCsQ2d3euWo/eRtSvKE2e5SmSS2VFi3Med5HA9qjWL5M7fmVs7t1WGMbRLKXA9wx&#10;4/wqFViRcRn5V6j1raMpdDl1uQvBC7GRW+Zm+6P8aZ9jYSeYZC23rj+VTxWqyj9y3HJqS0t58DcN&#10;2xeF3bd1VfuTrIqm1YAsxVQ33vzzVe5spRKSpYKq4J6g1rTW8jSIqx7kP8Xqaja0kYtLkKP4VJNF&#10;+XYFcprpyKu9fl+Xkt3pzQoFLzIuBwdvXNTGG4kl2LBtUHnzCcj6U4WLRo21xyfm5ovfoUuYqTQ7&#10;VwpXdu4J781LDCqrncnzKB8o6GpG03fL5cbbj1+ZaP7NlkTzY1by/wC7u4otdhsVbmAxlVLn14Hv&#10;UN3bxCQLv+Ytll9fatCSDZJGFHzfw7hTbq3/AHrI8I3J9589K0AqRxowb7wPb2qKMRplVlY7Qdsi&#10;9KsSxuny+Uw3c7gx5FTwJCUAiKlVHUDGDUyAprEzuoRt+7vjp1zU6q8cq7AP3a8t1NWlsRI+4Kyv&#10;kgEk8fSjyI4ztkPXlunrU6LoTJvmKsUAZfNMrbc01LRC/wC7BbPH1q5JHHHHwyhcc4GeaisoI1fy&#10;mdieSOelC1KK3lxyuNxI+XHHT/8AXTVt1W6yoyvRRjGatbFD42Bm243dKGbyyFkHXH4fjVe8BVnj&#10;jiTFwv7yRv8A9VD2yhFkgm3Zb5io/SrTQK4KdlXP1prQedAiqq8j069+1XZFcxSKqi4Yc5xuHQCk&#10;ZN0ObZGwD971q4YYXXyZTkL2296Y8ixkLGn3uNtRyxFcqwoBtRmxjs3Sm5lTLL2bPar9zbxxMG3t&#10;yuQpUde9V5rdokEirtDDGPzoUYvqK7I0iLqztGNrNnKmq8ls8UzIG/hzjrV6RAlvtjPP92q9zbSo&#10;nmIvKrn5SMH2o5VtcfvFO+KQum6MN8uflbpXN/FS+jXwReukobdburBm+7kda6e7tvMh85l+ZVA+&#10;v/164r4xyxxeA70Qsu5o2DM33gMfpWNRcux1Yd+/qUf2MvD0WkfDqS4I/eSTOWbGATn1r06+8x08&#10;xdvmcfN2+lcr+y/o02mfCy1WRxIJNxzx0rsLhkkRoif4sqp6UYdy9nqaYyUZYjQzWS7nZSyA+4GM&#10;mpBaRLwUw3FWArMFaNFG39Pyps6vFjC55yWxW/Kcy94haE3O3bFtZQeT1ptqsckzCSMH+7/WpvMf&#10;cxgXaeN27rUlrFvO6NPvHlR3pcsQ5inLZeY+10KqvO7/ACaa9mi4hkk+deVXHWr0y7JmReOPu/1o&#10;FobpQYTuK/3+pqhrlepRkIiVQU2qGx+NOiCSyhxH97+6uK0La1Cn5jk4+bdjg9O1NeFoZGnZ8jph&#10;f4R60GqkUWg2z4Efb73rTpEc2wEFsoY8lm7AfT3qW8iZwHQ7skAB8UswuQVQnajchVUccUBe5Te0&#10;Kt5bkMc42qvT3pxigl/dykAfxLV9bd5Imn+Zdv8AeHWqxgiYMWLbm/2en+NTK/URXePyY90XGeBt&#10;5B/CpIkR4ihxn1x1qcwsm1FCtkZ6AYpDbsHUMh6fwgdu9EbdA0KbQSRzKoQNuwKLuASgRRo3yt1b&#10;pVwWPlvudmOOnsagnefzhtPy9xVc0egk2yIfuVZiW9GXH3qbDFEzeYUwh6r6HFWmG+PFzHx0btio&#10;pIoWDKAct+NJlXsQT2qyLwOc/KopqRvFGyuqqu3HzfX+dWvs1wsIlxt/2sDFH9nNvUSDc3+yavmJ&#10;5iqwx8in5W6fL/nmiVJ7lFiEyqFHy1aMULOcqrKv3stghqr+TK58xgy7ehPFTa5St1KsojguBNGv&#10;mBf7zfd/Si2uBLJ88DBv4d2eKuNZSTlJEGBjPGOaT7E0EeNn3vu/57VnbU1tBFaNIZVYSSAtyWxS&#10;raoyiVOn8qWDT2Cn+E9RirEdoywGNFySeKq7u0XzRtoUxFLKdtxsUcj5epHarUVjlVijLNjPLDoM&#10;1YMDW4VnPzdKlVVMSzE7t33ecVPLcV0Jp2l2k1yS7MT2214H+3zr72FppvhHS22i4jaSVt2GP49q&#10;+jLK0jiZZANjf3a+YP2uL6y1PxWyz4kbBXzGUts/wr0sspRqYqKaLwMVPFI+b7GC8jglVH8xC3G5&#10;fmTP1rqNCYJbLBetJcYQM25Aufaq9n4fgRGlLr5ch/duvPHrj/OK0tNsbqZPNsbGRdrYUsuPlx1r&#10;9awlPlske1iK0dSCz1WFNTWW8j2w7sIka9DnoK7iDwQRpz6noF00InAM9rtB9MHvWLBo+gatp/2a&#10;Utbzx/MrKy/Mc9sjrTdG1CTTJbq1udWvo18nyo2WY+ucHH+FexGjUdnF2PExFeDdmTXVjc22lFnK&#10;SgPlo2jO5WJ68/4UeGfCq3l8beG1kHmqfMaZumKmvHlWJbe1uriaPy9/mOvzMfTpVzQdQhtLG6QS&#10;BZpudxb7uR/OvUpRlGnqfPYqUXU8j1fwppt1F+xV4o0S3aSR1aZYhH0ALjoPQAk1+cviCOWHWriI&#10;s3yyY5r9N/gpcHUv2U/FloDHM0Wm3qLtj7+Wxz9eK/NvxUCfEV5vibd5x3Z9a/K8+0zGaemp+t8L&#10;8ryuNj6p8f2E0mi+dYt5jbcszLkV8tfGbTHm1lIpIGiG4fIy4BPsK+vNbga70hkYZIBKnP8AntXz&#10;b8SNFl1HxpBCSrGSTCq7ZUc9K/I8sqONQ/rvi/D8uEm+53f7GHhm5bxFb3fkbl8xdvbj0Ppzmv06&#10;8IzG58MxGUMpjjHDNnHHr6V8kfswfCfQ/CGjWeqXrrvaNW2r+eetfVHgbxVpt0RpdoFMnl9A3LAe&#10;1etUlzTuz+LOI6ksRjJq2zZfu4kfKGFR3B9azkLPJ5T58vvitudCz/MCuc4VhVKS1hCiRkDKG+bN&#10;DPi3qCyxxW4SPGVXK4brSC9d+uct97POadIIlh2FF2sfl+XoKqSlIUbyvmO7KqG/l+NBBZlmuIVK&#10;pH7fKaY+otDMsZgkHZuODVW0vHmmwYDx1JNaVvECcyjO7OKkqI2a6hkdISoCnnlaDuJJRfk5+UjF&#10;SXFuVfzRETtAO4HOMUkNhc4JCr83J565qk5IiUtRNyxSRrINwj+4oPSmmVpG3T5XHPTIFWkhXcqF&#10;RuVcrt/rQ8LPH5nlgbVz09/pWkZdQ5myrcgxxhpZGTHv1PpTY7lirBj8p+6rCi7hLw7Yw+c8l6it&#10;7O4ePZNJ6fKq9Khy5huRNEzSSeaYt3bnsKn8yGJc7uOvyk5HtUcEaQKzplvmwdvemx3EUky+fuXk&#10;7SF6f40w9oWJomEeBHlWb7jVGsC5KSqP9nPQVbM6y/MI1AXgZ6n3qKS3bycw8burZ55qb2Dm6EQi&#10;kgCnZtboO/r/AI/5xQ0CCTzAyt/e3ds+9LDOSfJd9zLwp69KkMbRPsMuO5z61RPMChfLwIN20/Mh&#10;pqQeWWSQN8w9MbeTUscUc+5pSqrjv1BpP3jtjeOeN3pxU6hzEKLJKu3YAqt8u0daBFIGJU7iowu6&#10;n+XLCPJDs3z/AC4WpVt7pP3jQjK8tihvlFzXK5t7p9vO/wDvHP3fwpDblUYCTHfH61YiYzMyllDK&#10;SevseKPKZH4hB3ctk+tF3YSmUltXifEsu0tyenP606O3Zwr2xG1fvMMc1buYkD+XsDbvXjH+NR3V&#10;uURYTNuGB9xeCKm8rh7QgESvcKjs2P4m6Vm6hZvH+5WXHHTHWtgQJMW8wYK42lu4qG808TlTGzMN&#10;xyAcZp3LhU5Wef8AjWK1l024nhg3SKpx6fhUf7Od1JPpWpaeysrpdbuT1UgV0fizQVktGJ+XcPm4&#10;P5VznwXeHTvFGpaWJ28y4CukZHTHWuefN7RNM7Yy5qLPRCkay+cUXb8ox1zTo40lfeU3L3zxVqDT&#10;fObegZVUdf8ACmyW6McojAD9Peum72OOU9CtdW5ViqRfL0Zuu6qwW68wloPljOML0rUkiXyd+3GP&#10;89KaFLcKmV287eKOV3MuaxnhgVVXjYMckBlOOnSpzHJFHHKI/cbOoqysTbVJRWb37U6O1unmWFkX&#10;/aXPGKoUavMUzbiUmXzW2r/s4zThZtEoeHavHCnmrklosXJDbV/h9+KSdRGypH90DLfjU+8loXzd&#10;SpDCN22RPlPP4+1Bs+WmiTp23dasyndHvK8A9VqJ3RgCJmEnswAxRy9yPaFIQKJsLjcCdzY9T0pk&#10;6+WmIfMZd2DVyKGdY9/yj+Isf4qkNtHKnksqlm+53xRr0KUiiZVt1SSVl9AO/wDKpI3juflkVuny&#10;oq9O9Eulu2ZnTLjoW6Y/Spra2TYsrruxxuoK5rESRxySMY1ZgvOc9/SorhngYssv3jjatXnjhiXb&#10;GrM3X5Vxj61HbWdzcKXSNVWM5YleaqNnuZuSZVh3TjyDAy4HPqakQgKUeJWUccjI+v1z7VJNAzTs&#10;qO3qx7GsyTXLVtX/ALFtbe4XavzSOnyscZxQ5jjzS2LLwSj7sLYB/hbOfenI4ijyyhTnG71qeCyn&#10;WFmAblsle9PjhhmjMWcEZHNEpC5SrDMI5fMljG5c8Kx9cZp7t823hd3yqAvSnCyOS0RUnhTjjPAq&#10;dbRo9zM3zBh8vTPvSTjLoHMymITG3I2qx+b1z6VJHFKzK6Jt7fNViTcZtkkC9MKV5zSwRHzc46jj&#10;p1//AFVL3DmKEVi0m6SU4Zm+8e1WkgEaMXz97HJqd4lKKTIvysQ1NaBBFzJu7sKXK+YObQzmRkc4&#10;jCtzt70t3CAmxg33h/D7VbewUnz5osM3TdzUMkLxR/K27P3vl6cUe93KjJ9Tn9etImhYg9VwOO9e&#10;S/Cu8s4P2kLjRoHYvLYsZNoO3g9TXt13p8U1vudAWb7u31rw3wun2D9s22QIsMU2myiZVOS5GMGs&#10;5KN02d2Flyxlc96vFZswBl2jpUMcMKoU8pueRuXpWxLpocNKqeWd2c8GqqHzd0mdwXIX5Ov6/wBK&#10;2j5nHHll0KskBRP3Pypwcbar5v3mXCFlXpx0FaipFuKrF1/ixnFI8BOCh5X7p29ao1UomZI9wJ44&#10;44mfceD6VJF9qMjKyjAbA75rRJjRfMCjqN35UnlwMA6J8+7K+lApSjJ3WhWjibb8xwN2WJHNKylm&#10;8tYvlI43GrYLucXSqvf5e9JOCYh6qQVFBFyqiSwngHpj86aksgHlxrz0+WrUscgGzO7H+zx1qONG&#10;80Lu2tt429M0JeYyi1rPJIzS9Oi5b/CorgvE3kxxN8oHzM3BrXuLU+Xm4gX5T0VuneqrWpkmL7Tz&#10;0B/h461WgSuURLbtKEmIXnO0Z5qYqsbhEKtzlty8j8Krz2XlTtk7l3fexnmrULEthxhunPpQLWwC&#10;Dd/rOFVcKWPfPX8qbGwiCyyY+9hWb3q0ba3EZiY4x1bPv/8AqpvkwPGpZi7L7dKLi5iIQKF2seB1&#10;55PtUZhkuJMKrL2Hap4QWLSbQu37qt3p6wSkebH2P3PU/lVeYvaWKxif5nDcLnlR1oRZGiYrFhgv&#10;ysD2/OrflXDv5mzaxbnI7fSkMDGULksBxmsud3HGV9zPcSCHlvNZhnbt6Co/JgSEhJMHP4j2qw8L&#10;W7tmMqG+6zHt9aSHTo5Q0sCBsqdw981XMxX7FZYmu22wD5VXLe9FunkjYqEt/dK9KtrElsvMhRvR&#10;Tipd6kmdpV+8PlHVvxqOYq5m3EF28i7HUKD8zYPSporWQ/vB8w289/61cSDzSzG4XC87dopRbMIf&#10;3fyf3fl/Tg0c2o7xKcpMo+zyxFfl+XC9f/r1C0atH8sm3tsbtWlF5ihVl+Z/vE1WlgZpAGy+45+7&#10;06d6GVzKJmXETQyEwDd8nduprgPj1sbwJeRvIq7o8Zx69s16G8SrcFeNq856gmvP/jPam98PS2MY&#10;y0zAL6fSs5y5Ys6KMlKSsjqv2etJh0j4YadbD5c2wb5mzW3fRwiQlYD97dgc4zUPw7tBp3gXT9NO&#10;F226qdxyV4rSksFUKQzcH7zdKmjeMFqZVJP2zKMUbROxgRsMvfkg0kscDw7y+G6bcdaupBtVpdq/&#10;7TE1CREE3TDaTkgDmumMr7mF5XKFqLdWb5iCfRTyKmW6gD7Yn2HdhVY8H6GlhigEjSBevtxjFOgs&#10;FkmBEeVC/Kv9aq5UfMqvI2di/LtbBDJn8qnDwRSYZyzBeGxjtU/2Mx7VeNfUsF/zzQYYUQxlVZ2X&#10;KA9AKUZXL5uUBMsqs7MmdnGTyabNGyRs4b5WORxnrTbaGKQFwQW3fLhePx/CpUhAZt5Y4GCgP+ea&#10;rUd7laR0UbY03MB83vTljXzWcna7deeg79KkMAdQ0Luv+6ajiRhNyy7v7rNTHGVhkqtGGMaD5hzt&#10;NNiVWXzhD8v8Py/pVmRCcu0XzYz6UpQMAMKem1fWkWpMpSTGNyURvm/2u1SQ+XdLvddrFcbmbt3q&#10;a5t4S67G6c/So9qA/JAd2MYz+tSpINCG5Yx7VWP5h935sZqKNpYj5jQfeJ5Y1diURJuMTSf7LcGm&#10;tbfui0gG1uStVZdBcxV+znZ5knIB27V7n/69OjRHwXTChvu96uJBE8WFRefXIqO3WKTzITuUR8nI&#10;61SiCkNt7XzSzCQ/8CqAi7R2SJMbWGHHWr7wRCPIfblsrxTFkMSszKfmzt45qZXL5kVGXy5sGZc9&#10;196jlbEhkilVuo2qDV4QoGMkihm/i3dahYQRyN+6Gdv4A1OoRl5FWN3eX5UwW/iP+eafPE7sBjlF&#10;AZj64qZxgK6QKAOy85pZIN0u1pGyeRkdRVGmsiKOINApcqSMjdinpGpTe8BUtnaV5zT2xGfLO3/g&#10;PSp3ghuIts8m3rypqeUnroU8C4fYoJVTz71I9nHMFEbFWH8NOhNtlY/O3bBj5e9BmjSYMvKgfKtT&#10;exUtrsnnjNtZy3TRquxMb2brxzXxd8cfFEOoeK76xnaL7OsjIsy5yeecGvrr4ua6NA+FGoaru2yC&#10;LbHu6818Y+J28O6iVjjO64b5t8nOPU19VwrhXiMVzvodmXyUVKXXoZGj6ZZmJYoZ43+XcoYbTipL&#10;yxmLbtPZsldu1mxu7ce9XJtO1TRkt5vsfmRsNqyNLyF69+1Oj01Nev7eOO6kt1M6mRrePLImeW57&#10;j3r9aw+GjsicRWmtyvp/hO11DUII01c2527p1aMfIcdPep5dHnhaSK3uw0cLFA23jr3rqvEXw58I&#10;WrNdWGuS3TwkMr3TgHHvtArE1K51KNJLC1tl8v7zTLjnjt69q9GnboeXio3VzOsbmy+yNE4Ysv8A&#10;CH+YH29uKksXgiItpWkHykHe2d34juKzoobCKUz2xaQytmTzOCvP4Yq3Z3M8+60nSKNlOEfduc/5&#10;/HFdapvl0Pn61b3rM+iv2W7i3vv2fvGVvcwq1uLW+jKbdpK+Qx5P8jX51eJNOlj166TZ0mP8Wa/R&#10;n9kW3834S+K7dwv7552VOoOY9uPoa+HfGmiR23izULeWGPdHdMrc9wa/IeJuZZpNH7LwbaWURufR&#10;17bzfZpYrlY23Kdw6r19vYivnn4saVJ/bpvreAeZDIdq7vuYNfSF7A8dn5ssav8ALjCnPOOmPz/O&#10;vIPiFoIMs1zNZKFkbG7aeD78f1r8ZyypzYi7P7o4mw1Opg5trpY5LTv2rvi34a0lfDWkamq+Sv7u&#10;TaN4X0zXtf8AwT8+PHifUfjXDY+L9fnvReLtVbqTd5ZJxjn3K18+SeCDHNmGDaGJ+Y49eozXZ/s9&#10;6Fd6J8TdNu9Pka3aG6Vmdu6jkgfUV9TKK5bn86Zzw7hZYGs4wSdm72P1Vvvshm3RphcfKyqelV51&#10;3SKjI3XoehFWLaOfUbaKcthWjVjuXk8VNJY4g3LH8zfwr/nisOdLQ/l3E0Xh68ovo2Zpso2ba8RJ&#10;x93NRtYICoC/ez2rTjsSm9jCwC8YyMetPQR3BUrtXcMqw/hFTcyuYLaSEYeTLtZVznseajRLmPEq&#10;fezjFdALMzy7op0446/0qQ2cSlnkT7i4bGM7van7pnzzM+FrcE5mY5Ocbf8APrVgQWypvaVl3crj&#10;6VFcWUrj/R32bTn5u/anw2r7miZOVxknop74NXLl7jXvEbIksnEe1V53DH1NOLiIeW2OV+UbetTQ&#10;CEStACq0F4kYySspTafLVuxxxS922hLl2KNxDKk2WXk/dDVPHBK0Cjy1XjO7b81TiJ75lfYuGPLA&#10;8cVcXT3VA8YG1eDU+6Lml1MtrWeFixRdx65Apsdp5bbnRfStRNPYymZo+Orfkf6057GFlYBvmznb&#10;3/8ArUrkycmZaaSZE8yf5Qp+UdO1Edm9y7R+VweG21pT2LpCqiT5TztqQWm1kVY92eO496vzFzSR&#10;jjTbe2m8tIueSVB6dOP8+tElosS+WIju3H8a2J9KkW7Wddp47mo1sz5hZgSO+OaOaNimZrW2ISkQ&#10;X73K5/nTY/Mg3KIAv8LKe30rUgs1CLIh+Yk8sv6U+HT4MefLJ82cMWbrSTiZ+8Z2m7psu8XO7G70&#10;qVxHDJIpl3Kw+82PyqyulnDTo23ORnd1FE2nm2XeXwyn5VbHFJyQOciibXyv3uwnOPl3f57U77OZ&#10;IY2Y7scYXjHtVw2yvLmXdyp+X0JoXcsKxZ+929R9afMw5rmXcxwSHy58hlP3Tnn2qQweam1Idu5f&#10;u9qutpjSsrNAxyxLFutSnTo41kjY4fb8uKJNAjMktGd967sKAMFqguLCeSVY7R+e4z0rWj0yWQmT&#10;dtXAPPfjNP8AsMYibCBM/wDLTaT3pRaH8OpzPiWCaS1a0b/nn8wrzrwJps1n8ZY3KFVkRo5N3OD/&#10;AA16tqNsyzhfOG4r95u9cNc2raT45tNTuTtVJdwb9P51lPluj0cLTqVrwR6Tb2DFNhH3c8FulNMJ&#10;MxJhb0+Vv1oj1OKdzOt0nPDcHAz3NTW93Zl2YSqflCkBuB71fNE46lOvT0lEq3lu8g5b5vrSGNDC&#10;myT5guNxbr7Yq59mglVpRPuXqI1FIum7Y2lniPz8Yxj8qexjzStqVpLNmbcUVgq5LN3NLNb7CASs&#10;fQdMZq1FGog2BF3BiM575606107z7to9m35eWY0cxOxmTK0q794Pl9BU0lxapL5aD5pF+ZfX1q19&#10;k+yXTQqAzL2XtSfYopNvzZ2+x7UXD2nYom3Ul/l7YVfSqq2Fus26WPd/d6YFan2djL5Kq2CMEA/z&#10;pqWe6ZmA29m3UNhGqU3spFjAWPhvlX8qEtPLYNHHtO37q+taX2KOXiRw+R8oz0qSOygZw3mKrHjP&#10;PX8KOYr2hkXGnzyMskoypPReoqVNKSGMFOFDZZc9TxWwdLE6eT5oU9NueahXQpo90Tvu67fb0ov3&#10;F7zM9bFn3SR7ehC+lVxbC2JEMfb5uu0nP0raj011sjFI4+U53VHNpqc5YcdF9aFJEKUkZMdnGjNP&#10;F8zyfe3dhUItkEq7IU3beCByeep/z2rW/s5413Bd390KPu//AFqabTAZpWDNtO1fT/Gq5o9TSNXT&#10;QoxmTy/LLMp252bc0JaiMlZYvmYkmMdSavf2f5cXnkxqO6ii4srvO6HhAMsxHX6ZoTiHtn1KMgTy&#10;WhXcrL97068VGpeQYYksw5Vulagttq5lcfdJOf8A634VG9hbqGCAZLfe3fd/wo5exLqRexRS3l28&#10;QL8467abFbs5KzrlsYjbGK0ksZSpkGQCOi859xTwokVfm3CME+/TpV2J9p0M5I4opljCDgdF9xTf&#10;sxlbgc7sMa0rm2gY73HBY7lz7GmRacFi8xJBw2GLfw/pSK9sUl0+HYPNkY4b5c9c03UoX8jCp/CB&#10;la1jaqkAfbuP3Wqu9m4I8/YU653dfaldKNjaNTm2OZdpniZYFJYHH0rwe/tZrD9sHw1fKdokiZCy&#10;twM54b3zX0VdWiJcbUikUN12np9K841HwnZ3PxbtvFMthg2a4RtnXnr9a5qmtkj0cJT55uMtND1O&#10;4MjXT70LbifL3Y4FVfsqwOY5lw+7cAOlaFxcaaZla4kYKyAhemDRdpA6fv8AaF3bfvcitonnVJSp&#10;ytYzkkRAzlOgodHktcMm3OSjZqy2mwrG0lpcLtznANPexgf95PMWPQnPQYrRpmca7loZahol/wBR&#10;u8xuGxxU72/2UfLhlyDxVh9JnYrFEu3oflX9Ke+lyW6MpPzHkLRdcxco1LaooPdKF2PF82Mbvaiz&#10;3s5kLgjb39qtGP5hA4VS2Pmp1nZ4jX96u71HUdOeanmHGokim4LOyxcDdnPvTdsgkXZHnd6NzWpD&#10;ArlmlfcSudy9WGKj/s8KrGJk+bn5utVuU6qKsqyND/pDjzF+6P61X8uaSUbSqjBznvWxFZq0e+6U&#10;BtvUfyofTxJx8uxf4WI45/8A1/mKfJJAqmhkT2cUgMXl4288VENPliZZRKzN0w2eK2otKEsnl7V+&#10;XoyDtTDYQxhk3lmbJZumOKfNroZ+2ZmCx3o3mR9TnctEdrudV5zjDce1a1vZxJCXYjOcMOvbp+VK&#10;mlqy7lfH97256VOrYe0VrIyWtolfYIuF77vlPvTmt5WVY1G3LfKOprXTTY921W3DrVe3hiWfE0i5&#10;z8qt/SjqTz66mcC4bYZF3dCvr/nNRPFewllwvzLz9K1hbeZN5kLRnac8NnNNm0qO4maZ5OCfvVWh&#10;SqGPbhLhvLu5FYLyq4/Wp5rGKJVW0cBujq3GB0/HrUv9m+UBIG438tuxSyWE6y7wfvZLk9QKiUkh&#10;c65tSo1iDNzjjt1z/nFOSJLh/Lhh27edoWp1shNJ56ybdvo3TnrVmW0ZZFa2bLbeW9aV+Y19p7tr&#10;FOHSpLjdI9vs2sBjb15ps9uIB9n8scfeK+tXLm1vI7fdK7Dc3ynzOv5e9NtbaO5wtwGLDhtq454q&#10;Srrqymtp5ce8upaRsKNvaoZbeLG9pPn7d8Y7VqXNhKsu1insqsKbJaQmBpt67WxtCjoad5MrlOfu&#10;7VoJFDAfN91ce/tXB/FKa28tTPv2+co2helela+tu0KL5yx55bg53Y4riPGuk28MkIkjExkkGyM9&#10;/wD9VZ1HHlszswqvUSOn0i6jOmRRfZj+7hXD468VdLPNGyLL8u3+70an2kWmxWENurbcRgfNx26V&#10;NGkEg2wMNzfd565NTTlHozHERl7V2RVS0LkBOnPPtTpLDG5n+YMvye3vVwRSRQZi2n5cbgaZJbzT&#10;BQXJXHY966YnMpGWmnSG3YTIrIc/d7VKtp5UvD/M3HfgVo2ljJMuxZtvTjPHP9afNpzSXSo3P+yx&#10;x3P+NXKS5bEqUr6mb5arIwVSTuxuZu3pUcYhB2mPDZ65yK1rnTnRvMjaNecMGqqbKdG3NKGXptUd&#10;eetKNh88myt9jiaP7Nu+ZTnnj0qKW2jUeZNu8xhj5W7561ak+xW4kV3VhtwDxkH/AD/OoibdoPNN&#10;15m77vt7VPMaR5tyolvNGgjZWI/vdP8A9dS28CMwIjUY55FTxvERskwPl7ikiltI90jPnaTzjgVU&#10;WXzMiBiYsWXzPlxu9fz7+9MHmEN5YXnnhelWZohMfORtq8fe5z7YpmzfOJ4j0GG3LweO1UIpXz7W&#10;E3l5YEDheT64oSXfH9oiPLL3XpWhBZxh2eUYyOPb3p1tboeJu3P3RSbsadCmhhkj3+VubPp0o+0R&#10;yq5lXap43NVxrJ4lYrjjlT+FNjslu5M3H93sOtLmiT8yiAUg80KfvYPPbB/xoaWKSPEZ2sW+8w61&#10;ckslSFkSP5l+9US2DQtkuFPZef8APFPmDVbkAT+/IH+b2zT3hEcfmIOApKn0PpVk24CPFJuLL91s&#10;f55prWcjQiFoVy/KlfYUlIG4lGGJWEkrj+EY9j6/ypBbxEfMON2F98VpHT3KfZcqTuw208dzTJrK&#10;SBdki9TxVaGsWrFVIYTBjGVZecVDdxyBlKswXptx0q9sMUSmFlK55Ud6kaI3USjy9sgGQ23pmsZO&#10;Vy/acsTMyUkVfIXb/ESO9MdIIpGDM23qEGK05sgNbmRd2M454/SoIrGWOVZVKjj5j3ojfqEZKRXk&#10;gRCrrFlSAQy9qdaxQtKJAnysON3ar0ttFHL8i/7zZ6nn/Cq9gbaS78lZPmV9vlgHn/PP5VT8ypfD&#10;oed/tU61Da+CrHRg237RcKWOeijqa+XPEOk6baajJJbvC6tz8nevpr9rfSbO6tdNmvN8EXzIrKvf&#10;rmvlq4txZ6pLZWs7TM0hDSKOi+tfqHBuFpywfMpHUv3VFWRfv9fin01LS83K0cOIpGbrg9P/ANdY&#10;9jqNnpMb4vGSV5MoVyWwfpSawIBYKL2R2jjOJWHy8YBAIPUZ/lRDrpvLZRPawxR2y/NMvDyHH0/l&#10;X6NQw8bXR5+KxTjuWLfVJteuktdJvsPv3SSfMm/HJHP0qTXdTNzcNDZXUcXmMpaOIH5Mf5/SsW21&#10;mO3u4bywt5EkWQ7k6LjHXIHNbk+kSTWRuNNvFWaUH94q/vFXqQPeuqNHlZ5csROotSrJHcw35uIj&#10;HcMVxyQu44wePrSaXpkVte+beqfmz5fldAx+lOsb3aVhurZV2thgVPzY6v8Aia1NPMLRFVlO7B2b&#10;Vwo46mujl5YnlVuVyuz339hmO7vvB3i3Sr52WSFZBGTjhXiOAPfINfFPjs6AvjHUg9zub7U2WacZ&#10;P/16+0P2HgtzZeLNO1C+EyybC21sFBsIPP0r4q8a/D/R4PFd/FDE21bhguZa/IeKKcaeaybP2Xgy&#10;a/smNj6nl8O6oGYRWbhONm1s5/Tiuf8Aiz8PrbT9MtNVkkLSTOVlj75x1r1ywsp7y5VrOMZb7zOO&#10;n+HFY3xe8O31t4ZTU5/JaON/n2kYX3r8JwVo4hTR/d/EWIjLBNXPnKfwtbm7KTAlVzjtXXfAXwpH&#10;qPxQ0vT4tMe6la4Xy4Y16tkAdOw/pTNUm0swM0s0MZ3DLbq+mf2FPHP7Pvw20/8AtLWfDEs2rXHy&#10;T6pIC7Kv91M/dHXkc+9fRe2lU0PxbiTELCZVN01zNprQ+oNF8P28lqDMGV8/dZcbfarkXhYHcwHf&#10;8jVPU/jt8JdUYXGgSeTEyjhiSxbA5xVSy+Nfh3Ubr/R2d4V/5b7MLnvWkac9rH8r4rLczrV5SdN2&#10;NWXwj5kYRTtbcMjdwBmq3/CDwyOTEzKpzyar6j8d/h9aQbrrX4wwwDtxjgdfaqEX7TvwWtRI1x4t&#10;UrFtwyoWU5HsP5VssJiZbQZ5E6GIo6OJt6d4DsbJy7n5W6gN1/Sqmr+E9RnnWLTZlhTcPMb735e9&#10;ZejftC/D3xnr0Og+D76e4klbapK7dzE4AweRXbfE+01P4O+GI/FHxClFhBNMI49x3ZZlJHb2pfVc&#10;RF2cXc1+p4qpFSjHQwZfBLKS4dpWDfLu4x9atDwSoh2SFT7FjzXFz/tT/DqHCf2p5i8EyR9D/hVf&#10;Vv2yPhTYMkEBmuP7zL/Dj6960/s3GVNoP7jGWFxUfhiegJ8PrWYZa2+765/LrVW68A2cDq8kzem7&#10;oBntXNyftWeAbfw9Dr8t43kyN8sYcCRsf56VyWuftufCu6gV5LiZXZctH1289cfhWkMtx0naMGaU&#10;ctx3NeolY9Tg8GW8TLGrnbg/xVYt/BnyMz3AK7v8ivJof20/ArTJaWUM11Iy4ICAYOOnt+Ndn+z5&#10;8bL39oL4iR/Dnw54f+zOzEyTySbhGo69O9N5Xj1vBlSy7FuVoo66DwtZ5IkHflV4z7UHwzZi5/ex&#10;Hpjg+3tWh+1Nb6h+y78P5/iDq8pvIYZokkiVNu7c+MD/AD0r5xj/AOCi/hWQMjeFJAFwRN54GRnB&#10;OMHNOnlOOqaxix1crx1PdI+gIvD1kkq74fMHuueKdJ4dtJHMijk8FVwMV4Wv7ffgi+t2aLw5cbmB&#10;CtBOG3HPXkDAI/KsbUP+Cg3hy02W+naHLPeOceWZCqL+OK3hkuYy+wzL+zsVLsfQ1z4YgYKE+aQd&#10;/X/P9KZbeFIkGblPm6fnXz7Yft+avPcwwP4Std1xOI42Vj3+nWvtL4a/ALxP4s+HFr4v8RaosN1c&#10;W4uPs8S42KRlQc98YpVMnx1BXlEqnk+PqaRR5i3he0CbpRlQfl+v5VFN4R0+aTflguex9qf8L9d1&#10;vx9+0NqXwNvbSK0OmTMJJmODIgHBGeuc17lq37Llzb3kb22sloWUlvKjGc+5rJ5fikr2KhkOZST0&#10;PDYvDVkAy72IXhVP1+lOm0DSVUh4mbbjbXq1j8B/EGp3U41IDT7WBion2j95zwRmvlH4tftr+CPg&#10;18Vtc+HOr6dJf/2bcGJJ4cfMwGcHP9Kzp5fjMRK0IMf9j42nG8oo9Ts/D1jeXDT+RtjVht3ZyTV2&#10;HwTp42xKm1ere3pXylN/wULu9X8QtBp/hqNYTIXEfmHhcdKt2P8AwUf1BNWmik8Kr5UeNir/AA44&#10;wcfh2rsWQ5q9PZsj+zKkdT6l/wCERt44mTZznG3aetNTwjaWrK6xHLDDBuor5q0f/gpXdXWqR2F1&#10;4XiTdIRJKp5A9RXrMn7cPwp0DSYbqK7a7umiDTQpD9wkcg5A6evNY18kzSjJKUGEcvxU3aNjr7zQ&#10;LKI7vLUH0DU6Pw2lwu64K7SucnvXzr4p/by06NJr7S9Hdle5bHmDonXk/wAq5tf+CiV7d2cLaV4X&#10;DbgE3TMQSwHPSpjkGb1NVA6J5VUjFXlqfVDeA7C7HnFlGT820niuU+JPg6xVLOOCDbJHcLsPrzXh&#10;0H/BQjxLa6hHZy+FYRu7lj/jzXVXX7XMeq2dvfXfh7fIrq8ihh8ijvz/AFpzyHNI2vTKw+AxVOrz&#10;xa0PVrrwbJNoT6ZbP5cjrhpF69uf/rVX0b4Zf2KgN1NJK3GWLZ/SuH8G/t2fCvU5ZE1bSpbdo1y7&#10;KwK4x+lPH7a/wqvzJc28cywiTCt5qgnjr2qHkuaRlf2bZlWjmOIXs3semw6DZRusSSHLc1ZPhlZY&#10;/N87PfYzda8eh/bG+FOoarHZW9rcrIxAWSRht579a+kvEfwZ1Lwf8Frr416rqzLFZ6MdSksU6CPy&#10;/MI3eu0GsqmAzCm0pU2ZUclrVLtvY4my8JW8ZeWSTbzn7xwf88VoQeHYScRMF749a8Cuv28/AtwI&#10;20mxmaIj5t8me/pjmrNl/wAFBPBGnM7aro1wyqoMa2+OR2zxXRHJ8yltSYVMprRpXpy1PcP+EXj8&#10;8gct03Y6c1HYeEFS7klmdtrHase4Y6fSvHdM/wCChfgXVxs0nQd3zbZGmm2hfwH0qne/t16FeXHl&#10;wWfltnbGq5wenPT61cslzKOvs2cVPLcbKWyPcbrRdOQiMuitwGUtTJfDunku0YXc3YNnHevCbv45&#10;6hf6/HZeG9B1DVtXuI1ZdPso3llYnsFUE/pXuH7Lfw4+OXxY8VvZ/EDwHqXhvToULNJfW213bsoU&#10;kEH8BWP9nY7aUbHXLIMZKKcVcefDMS+WYwB/e96t2/hi3CB4wD8uV3VV/a4s/ix8FfE+k6B8Kfhb&#10;rfiuO8hkaeazsml8llIGDs6dc8182+Mf+CgHj74da3J4Y8ffCmfQ7+GP5rPWYZIHxn7wDDke44rW&#10;nkuY1muWO5jUyXGUZNSR9QR+F4WjaVw313U2Pw9HLcZZieezV86+Cv8Ago9o2v3P2bVfDyorLyIZ&#10;u/sT1rY1L/goJ4G0j5IdDeVi3O2bJA+o6HFaSyTNoy5XTZm8rxS1v+J71c+GdOJHlD7wA5aqcnh6&#10;1gn27VZtuNwzjFfP2uft1jW41j8FeEpZGk/5atLu2+2B0r6J/YI8N6z+0x4Z1bxb4mkms4bG7FvF&#10;GrfM7bcnPsKylk+YU1eULG1PJcVXdolSfQYozuSHn1zWLrM9jZXmzManGWVuv5fhXQ/tbSan+z7q&#10;+kWtshks9Yumt2uJf+WLrgj6Ag/XivRb79iPTPGHgyDXLHxJP/adxCs3mcFOQCRj0/HpWNXKsw5U&#10;4JHVhuHcY63LUR4laT6Zft5MMbNhsYDZz+Va1r4fS4cJMu35u/b2r2zwD+wx4XtNP+03viC7NxD8&#10;skkZ2qW9QpB4ryn9tiGx/ZK8FWvje1umumutQFq9rdLy2QTuXHPQfyopZXj5zSsaYzh3EU4c0LFZ&#10;fCtpcGMGI7gM4XGMmqw8E6fFOXlj5aQ7vm9e9fO2uf8ABR46dbxvB4TSPcnzOuQT6fX1/CsyP/gp&#10;EbLTjNH4agmbzFX5puM85PPNeg8hzZq0YHkxyvEx+Kx9TLoGnxHy44//AB7p71G3huybgR/K3Dn1&#10;r5p0/wD4KEt4i86+Xw7Ciw8gK2CxA6ZPWrHhj/goTY654lhjvvDYht1yv7t8+Z9MjB5rOWSZpTvz&#10;Qeg/7GxU9U0fRL6Bp0IHnJjpuVTyP84NJF4d0+J2aKTf33Dt7V4D4h/bq0tLt7fTvDVw0rNhQM8D&#10;qeB3qrcf8FBvBukaR9ubwnqHlQ4F7cLG3lpzxlsYH6Vispx0npAv+w8V1Z9CvotoOfNXj5tvXP41&#10;Dd6Fb6jb+U0kbKpwyhgMV88aJ/wUP8I+Iorr+xNHMgRcqoJ+6f50zV/21obW2hu9M0iNkm+Zm8zJ&#10;X2/PNayyLNtvZM6KeU1YRupH0NZeH47afy1j3FV+VqzvH1h4Z0/S7NrbTYY545iZpjn95nt+FfP+&#10;mf8ABQ6ZrGS6h8PWtwQuEJY8ir0v7bvhHxFpQXXrNRdbsxWkfT65NZ1shzan/wAumVQwuMVXmlI9&#10;ni0a31p1ums/lUqV+b/PFbNx4VXVY/Kt4xtxl+lWvCXgnX7r9lQ/tGqrCH+zpL9dNwTshXOWz6gD&#10;P0FeN2v7cXw6024XSNVmXzG43Qz7h9D7+1c9LLMwlJrk27GeMyrMOa99D1y38B/Zjn5P3eOjdauD&#10;w3FCrYhj6HAx1OPqa8pP7Z/w6uYvOiEpiUYkmAxtP51pR/tlfBSTTlkPiJjKqnzIo1LMK1jluNb+&#10;FnI8qx1FJ9z0u20lYoBmJFB43N39KrXOh28775VVs8ZWvJ9f/bh+FsEosdM1CRrg9Y5Rtwvrj/Gs&#10;+4/bf8D2MUd27MVZcvt5C/iOtV/ZeYf8+2dMcDmFSNpNHsE3hiyUeZLF82Ply3Wqsnhix3NKYXK7&#10;eWDf54rlfAfxa8e/FnRG8UfDz4Q65q2necyR39vH+7kYdQpJwff0r6A+GX7L3xA8V+DrfxJ4slOi&#10;3FxF5j6ayea8OezHPXHpnFYyy/Fx3idFLIcdLojyWLw8scm6OBm/pV46BbvGqxAfN94Zrnvi5Yft&#10;P/D3xhqWmeHfgfqGuaRZyEQ6lYR7/MA9g24n2AzXi2lft56f4d1C70Dxn4buLe8jm2GxuMxvAw6h&#10;1fDD6YzW9PJ8fWV4xuaSyXERupWVj6Mg0TS7GJvtEw2571JYafo8kclxDJG+W5z/AJ7182eMf23j&#10;qVtG3hnwyyoWAdpGypAPP4YriJf2zPE2kXSK88UduzH/AJZk7Sfx/KuiGQ5xLaOgQymUo6ysfZkW&#10;jacI9sci7n+n86P+EbsXdmaEHy+/97npXnXwr8QeLfHfiLQbC01dLj+2tjxyW65xGRknjnIH619Q&#10;eP8A9mS9svA03ibwHf3Qu7W1aRY707lnYdsEd65v7NxMW1NWYS4dx26d0eTf2FbzOymEY4B46cf0&#10;qP8A4R22LYdFXvnd0roP2R/D9z+0z4ZvtTnum0+bStUa1uo1jw/Cq3fpkNitjx7bfs2/CzXl8PeO&#10;vilNa32QGie4DMQc9VUFgM98fjWtPLMXKVlEy/1dx047pHDp4XgQZjQn0qtceBYJmUY2D1POK+ix&#10;+zP4D1LwjD4n0LxfO9tdW6yJNHcfKFIyGww6V8G/E/8AbGvvh98RNQ8HaV9n1S1s76SGG5+6xRWI&#10;38cY4p/2PjqktIkVOG8bS+Jo9qtfCNnZnairMp4G7OOnPI60reDraSMhBt5yYx2r5itv+CgGrRar&#10;PZxaJHNHGPlzIVycdOp9a2vC/wC35FL4kitvEfhpobVhiZoJB+7HY+9U8jzBfYM5ZRiow0se+S+D&#10;THGrSplOePTvTb/wpp8m2SSFsN/D7YFeQy/t6aLeeNG0LwZ4S1LWo2hDxwWdm7yn1IRAxJ/Cpb79&#10;pr413Xl3Ef7OHiaL5v3EDaBdeZImeuPLz0rGWUY23w/eTRyXGv30rnqs3gmxCeaBs3DgelPsvDVn&#10;LFuWVRjjDHjNeVQftT/FqfzLOT9m7xT58fzSRtoFyNi46/NGP0zXK6x+3nqnhzW00TxP8ObzS7gt&#10;/qbqFo2P/AZFBqY5Vjm9Imn9k5g94n0R/wAIlZYWSY4U/LxUC+ErBB5kLZX0Y14prX7Z15Lp8fke&#10;HvKWTncrdvX1rntT/bGtIrdrqCb94v8ArEhkOfp+lEsqzKWkabNqeQ4lxUqmh9DQ+GEMrSzxYVm+&#10;UKc0l74TikXFp8o6Fcivnvwp/wAFGfBcF1Dp/iG2aPdkM0h24rcv/wBun4d6ln+zJnjtlyfNd+T+&#10;HpQ8nzOnG7pslZVWqT+JJHp83w8s9St2H7xmWTI+fpxVDxn8PNOtfDkMwnWG489dsjdR/KvIf+G4&#10;NIfVbbT9Ht9zXlwIxNuO1MsBk9h3NfUH7Tnwlh+EPwwg17xrcG+t7iRYWmX93JBMRkYwcYzXLWwO&#10;Op6Spnbh8pxEZc0Xex55Y+EI7+2EUspZlGN/XNJF8PZbK7W586Rm3c7TwBn/AD+VV/Bni/w8dMWC&#10;LxTDG1vGDItz97AGc571n/E79oXwv4A0v7bfa9aSM0m1I4SSS3oPXiueODxVOVuR39DOtTxCrNRR&#10;2Wn+H9sZVoGZRn7y0J4PkkuRJGxVVb5V/vexrzjw1+3T8Dri1hl1zXTazbtrQyY4Pt+ldDF+2R+z&#10;1cKYE8bRRybsssqkEr/n1rsjl2YJXdNnkYiniYytFHZWvhhoh+8iBG0DC9qV/Clu7HeCmf4l7dK5&#10;rSP2mPhV4nnktPC2oXd/JCpaRbW1LgLnGTjPBz6V6p8N/A3if4rac19o2k3VnGn3ZNRt2j3+wyKz&#10;eGxEXrFmdPDZnU2gzjD4Ttl+RvmGBn61FdeDjO22OTbjgL6/jXXfEDwb4y+Gt4sGseEtSvo5E3LN&#10;YWjSrx64HavLdZ/an+D3hW/l0nxJd3ljdwNiW3u4SsgPuDzin9VxUtosJYXMKNROcH9xe1n4dSXW&#10;6OOfy2YAMvasWy+Het2Nx5EkmYjnOO3PFPf9sP8AZ6lVmh8WmZuDgQtnqOBkdj/Woov2xPgHJ5kc&#10;PiJvMjI8xXj5UfyqvqONeig/uN4yxmziblp4HtjJJM25mAwVPQ+9O/4QgxDlF3Zzj1FY1v8AtY/A&#10;u8GbHxB5/ZjGuct7jtXpvwm0TVfjto7az4Dt43t45WjkluJCMMADjp9DUSwOMp7xaNYYfMK0rRgc&#10;Xqeiw2K/aWR2U9l5pun6ELxFmCsobqrDoK6/4z+Hde+B+lW2o+NNGVoLhykckL7l3Afd7VueAfg/&#10;4v8AiH4XtfFPhmK1a1uoRJH++OSD+FUsJjL8zWht/ZmYWtyO556/hCO4Uxs7LlQOo4qAeCZYWaLz&#10;XwQO+cV7Bc/s4/ERGV1t4FZm+bc5GPxxWL8Q/hZ4t+HfhW48U65DEtvax77h0mIKrnbnoM84/Gl9&#10;VxXN8LNKWX5jBcvJoedp4SuoU2xSsw4Hzdh/jRb+FrmKVZLiH/x481xrftW+BLHUDp1/dvGY5Cvz&#10;L/n8q6bRvjj8Pb52gv8AxJDA20GPzGwSvrgjpTlQxCfK4P7jOeCx0NeW5ot4VmaZ2gI2s2G4/lxU&#10;Z8F3pj2MDux8pbPNTWHxc8D6xf8A9naRqYmk3ZXbGeRjOeKv2/ivRJ7nyTqixhW+UuMdsf41H1fE&#10;RWsWZ1KOL5dYmK3hO8QgXAbd7Y5oXwxeIwbd82flyp4rorzX9BsQqXOoKuf9U23OTVG5+I/gSFZn&#10;u9et4vL4lZ49u335qlRrKN3FnP8AV8XJ6R/AzpPCuosqyIMnd+IpJvC14sS5RiV/ibqac/x1+Etq&#10;7W9x4ytfMX/aJ/yOfzq9J8SPh+R9pbxTahW5SVn++D3HqKUqNf8Alf3CdPFx+yZUHhS6L+ZJC23d&#10;8u09KszeGbi3K+RAz54O/t+Vbo8TeHGjS8/taFYJQDHO0g2kVK3iLw0FwviK1m3cbFnBxn8eKiNO&#10;pLVJj5sRb4GcnP4XvXKotvjt8p/hpzeFLq3VIwi9eeOtdt4dsn8W38kfheOTUJYVzJBZrvKjPXij&#10;WZNL0u+bStenSzuoeWt7r5GXj36U5U623KzWn7fl5uXQ4s+G76aNYY4Nv91gvfkflzU+jfDm4kuf&#10;tckbA7c7+mefSujt/E/gfzDAPE2mvIrY2i6Rijejc8fjWnF4g8PQ/J/bum7v7r6hGpOP7oJG4/TN&#10;L2NZPVP7ia2IqRWiPmL/AIKMaVdeH/hrod9YQMzNqLJIxPAXHNfJv2VhG0Frdxx3TKGabdkLznnH&#10;8q+2P+CiljJr/wAHrDVNO8m4S2vMvZ7hub5eq96+JNJM92WeDShAsihpHX5cY9fWv1/geh7TLnzL&#10;qKOKq8q9oT+K5TLp0Nst1bzSK43Rxx4ZyAN3XtWfqei2MWjR6pFHJFMxxJCygKcnoOvPNTTW6X22&#10;7uc+Yr4t2jjB3Ngc+3atK4lOt6ZNPfXiRtBHgQxdxx+vFfoFOj7Oyic1WrTqXuc3Z6bbafJ9ngnE&#10;6tysaycJ+lX41iNvDeRW/lld25ZAfXqAf88VBpQ1GZhc20CKy/eXKglff1/nWhOsohbygNpkJw/O&#10;Tg/KDXZyyvoedzb2CCykSOC6KN/q8OeBlvQjsOfxrRstUazDMLVdznGdwVfp71STUNhWPUIR9o2L&#10;8jHIHPBxzUd9DcXGoRi2MabgWmaMDazY6896qNOUpWZw1qkd1ue+fsRQ/wBoXPi6AiMyLCsmyNv9&#10;k8H6187+LdW0GPxLeo2gKStwwy0Yyf1r6M/YHdNFt/Gfilo45Lj7F5bRsvXhsH86+Z/iP401m68c&#10;6nO9hZQ7ro/uhGPk4HFfjfF3L/bEra7H7NwTGX9jJtdT9Jv2nP2WdX+Afwqh8U3HiS3vpITFFqT2&#10;9p5aFnfbuUk5IBPcA4NeofsTfBj9i3xd8H59f+LOr6DNqkCB7iDxA6uAT/dVztIzXzH/AMFFf29t&#10;Y/aYhh+Fvwy0v+xfD8NykslzcSDzrxwf4guRGgzwMk9yc8D5jXx943trldDbxTIsKqFZI3wrkdx3&#10;NaYLhXD1sKnKKi35I9zMfEDMvaOLqykvVn7KeHrX9grQp/sWn3XgGxVf4oLG2T+S1qeJvG/7Eej6&#10;RLqEvjDwmyKvzyJDEwPHTjJ/Svxh/wCFl6gj7ZPEDoQuW+XAY1Jp2q6hrc8k1/4jn+z7RGqNITu/&#10;Suj/AFSow3dvkeHLjCvU05W/me+ftqfGn4MeNvjVcT/Ah4rHTNNsxHcXEUPlLfS5+8kY6ADjJAzX&#10;mmmfHGCKJtNuzIV2fKw45/OvNtS8HjT9X/tWyuZFDfxhcBh7+tO8QaXDeNCPCmoeY6qGuDc8bW9B&#10;ivSpZHh1FRVn9xw1M+xErvbyOg8UfFiW+87TQGhXbwjSBc/7Rx2rBkudfitfLe9W43NvjwxO0f4V&#10;X1TwQ+o2S6qdxulXbNIgPIqimj3NqkF6fEn2aONj8pXr9a9anldCMbK34Hh1swqSlqj6W/YYN9P8&#10;YtBfUijL/aEQuPKG7v719cf8Fnru50v9nnQTbxNubxRCqtuPIMMp/XAr4b/YX+K2ieFfjLp1x4wv&#10;/Js7e6WTdt/1nzfTivr3/gqb+0R8K/i18MNH+H/gbxPb395Hq8eoSPHE223iSGRRlv7xZxj/AHa+&#10;ZzDAy/tCNlofQYPFQnlrbep8IaXqUk1iFu4c7m2sp428d/fj9K6GGy0C50iN2Ty22/e8zjP49a86&#10;t7+5gkks4pJZpJHJHykHr7+1P1f4iDwskVl/a1vNKSP3J+bbXvfUYyso22PH/tDlvzHsNj8ZfDXh&#10;XwtJYat4atb6aFCIbib+Af7vrXkOutpTQjVotVVmuJMyQnoq59c9qxfE3iCLxncLcpqLKwXy/Jij&#10;+83pVVPhVreyLVD4nj2phzCSe4+6f1roo5ZQo+892c1bNq1T3VHRH0J+xb8LfBXxd+Muj+HPGt20&#10;ejG6X7RDHN5fnZ/h3Z4BPpiv15+D37KPwa+DF1/angPwFpNjceWN09vGGcKf9o5Ofxr+fLw78UdQ&#10;8Ca80ekaxfedbzAEW7FeR2yOcflX3l/wT3/b21e08eWVj8W/HOqR2LNtnS4d3RRjjPrivNzjKalS&#10;mp0paI9HKM6oOapVY6vqfpT8Zfg78Pvi14fbwx8Q7G1vNPmkUtb3iZViOmc45zXxP/wUM/Y7/ZM+&#10;HvwYvtf8P6Rp2j65ZKW0e30mYI9xMR8iMnOUJxknoORWp/wUm/bt+GTfCN/D3wg8fyXGr3M8R82z&#10;d18mMNknPqfu8etfDul/Gax8atBqHxD1i81SSCQNKskjtvXr3J/xFeHgstxHLzt2R7WLzDDxq+zt&#10;f9Dhdetp9BgSztf9Hkkx5nHIz2zVnwlrkPgy5k1LWNK86Q7lh+UHP5103iiWw+M/xPWTQPD66Boa&#10;xLHJezKzKceg4r0l/gn8I5fD1vb2viOa6mt2y5Vdpn9u+PwNfRe2o0aajNHh2xFao3T2RmfsN/Bf&#10;Vfj/APHDSNE/stxpsFwbnUp92BFCOWx7nAUe9ftXpuhadY6FFo9pbokcduscca+gGAPfivz5/Ya+&#10;JH7Nv7N02o3MyS2U14isyshkICkkKD6d/rWB8X/+CkvxI8Q/GWa68GajeaboMM6pZW+0hpFXq7f7&#10;x7emK8HG0pY+tanoke1halLB0b1Hds+oNZ+COvaB+1PZfFLwvpKxpJF5Oo3DHh1weNuOe3Oe3SvZ&#10;/FXjW88P6d5kelvMoiLSeSuSQOwFeMfD7/goT8HvEfhnTv7VluBqU1uv2q3W3OY5P4snp+NX7X9v&#10;D9ndfFUvh/xZPNHbtDmG7jw6xnPRhXk/V6vPZq9j0qc6ajpLcPgp+1JP8a/GupfDnVvh1qVg1mzB&#10;ZpbfCR4JHJ7E+ma+Kv8AgrR+z34I8F/F/Sfi7Y6nb2t1rOYb7T3UAyug4mHpxwa+wPEH7ef7MPgi&#10;2uNY0HUpL26ZG2W9rb/vJD27cfU1+dv7avxX8QftR/Fh/El9AbNYLfytNtZpi2xc5x04z39a9LAU&#10;ZfWE37qOHG1oRwzS1Z474in0PRrObW7aWFWQbYyq8E56Vwtzr32e5VrqdPs8n+ukixuq18TINX8O&#10;y2uj69bR2ynErOk24SDPJ9qy/EHhFdSnTU/DjStaeTiaOOIlN3Xj8/xr7fDYehTjfmvc+MxWPrc9&#10;lF6Hrv7Hvwd8HftMfHfRfhvqmp3Njp8txie4tmAeRR/CCQcE9M1+p1r/AMEe/wBlnTNJ/sw+G76S&#10;RkBaS41WYvj654r8ePgNc/ErwV4ts/EHh7VLnTzayBlulUpt2/xD1r62m/bv/aIWBTdfGHUrkCMC&#10;MNISfxzXhZ1hq9SpelJHt5LisP7D99Bptn2Fef8ABJf9j+aaGwTwc2Iv9YBqkvzcY5GeeleG/t+f&#10;8Ez/ANn/AOD3wO1D4qfDmKTRb7SSssMMd2zR3ALAeXh8/MR0x3Hevnu6/bO/aMtb6e70L4kaks90&#10;+6fdMxIwedozjGKw/iN8f/in8W9PtND+JXiLUr62tpt3lTTMVdsdce1fPYP639Z5Jy2PdxVTBxw9&#10;4x1Z5fpvhnxBrd4tyEX7JGv7yXup9BVyx0eTV7uRZJ7jzojhUkYrlfqa6y78aaFo/hptB0izNvbv&#10;Jmeb7OTLKfTNTab4m8D6jZeRLpNx5ix4ifaVIJHXPevpVUju0eBsrX1OX8K6Ro19qE2n6nE9unzK&#10;3970NZniHQZ/CGrJY2hlkFydtugXO7nrxVb4heJdc02BX0KwlldWy8nlnn2H5VzOrfFzxYwV4rW7&#10;3tFsZkiLsvHODjiu+lQ9paWh5dbGcvu2d12R0j2s+g+IoLO8eO6umbd5KSYXHUKe/J4Nfsz+0dZ3&#10;N3/wTz1mxsjJJu+GtxHCijLyO1mVUADqcmvxD8BeI1v/ABXaan4isbxY1k+Vbi1fzG/HFfqn8S/+&#10;Ch/web9jtNC0+9vG17+wlht7P7GwYTKgx14A4Brx86wcpVabgk9e56uUYqnKhU5rrQ/LTRFE1gbT&#10;ZIZ4hs8gqVZWzyMevarGqWWqabp6z6wlxb3H/LGGYHla6GDxZqXirxHN4hXRVs5nybpvs5LSvnly&#10;fUnk+5pnj7xPFf2trJrAlmvh8u2ODIC57gCvbo04xjFNI8apWupct/xOauDqMGirPZ6a6u2Gkflf&#10;foPxrU0PUnbR1n1BGMnbcwGOnA96o6X8Qbm1vZIdQ0C6mjVSsbLC5IyPTGK5xo9U8QavNJqsWqQN&#10;IzCFEtXVMY9x14610SpUZSs7HP8AWq2jin+J+g//AASu+N3wu8CeK9Q1D4oz2tla3dj5S6vw8kRB&#10;zjjJwehxX6IfCj47fBDx/qtxpnw98ZWd9dRrukhh+86juK/Af4a6rceHrS6XF7atE37kvDJ+946Z&#10;wK+sP+CcP7Utv8KPik2seO9LvlsprV0a5W1OYj6+4NfM5tlNOpJ1IS280fS5VnVSNqVSHzP02+L3&#10;7Q/wJ+Eeqxj4l67HbPdKzW6NGckDGTx2r81/+CvHx4+Fn7SekaF4f+EkEkjaTfNczahdQqgIYbdi&#10;ZJYjufp0rM/4Kg/tTx/HD4g6fe/C3QL9bOzto4Pt0kJzKCzMWAHQDPp2r54stH8Ry2M13f6DJeeY&#10;uY5XDfKcck1OU5XThTVacrNPa5rmeaTlUdGnC6fVIwNMstH0qKOHy2adFwqoD8xxzitR9OgvrfNm&#10;irJ96Zm7D6dqkhtrrQbRL6fw/cbm43xxMWB/Ks4SXFzcNcy6bex7xiWH7O65469K+kl7Dnumj5xV&#10;anLZp/iTeAdV1q01n+yNOjkuP7SkWC3hhB3B2OFwO9fuB+xJ8E7L9nn4E6L4Qvvlvmt/P1ZmXDNc&#10;SDc2fTH3fwr8X/2c/F+neCPjz4b8R6x4WvpLLTdTjlmaS1faArA8cV9sftnf8FI9W8RaPYeHfgbH&#10;rEFvGPN1S8jhKuWx8qDjOO5r53PKUq1SMKVtT3cmrQp0pTqXuuh9afte/Ba1+Nvgq90LTtn25bea&#10;TT5JhmOO42FUf3AJzjvivTPh/HNo3gDT9Jvhukt7NI5W3dSqgce3FfBP7F//AAUtvrTw3deE/j5p&#10;+qXTQ4axv/s+Xdf7h969Q+I3/BTfwTB4ZMHw98P37agZtqrcwYSOMHrnvkdq+ZqYKvTnyH0VHE4e&#10;pH2nc92+Ivx91n4b6jYk+A76+s7q6WG4+xqGZFPRvevIv+Cq/wAM9P8Aiz+zFea9c3v2GbR411Cx&#10;nmXgOBgxsPUg9u4pPDH/AAUb+DmveDLe78caNdW+oqv7+OG0LAMP4hXy/wDtyft9+IPjtpD/AAs8&#10;DaZPp/hvcouLh4iZrph6/wB1R6fnmt8Hha31iN9DPFYmjGjLU+N/D+pSahafbNdgjmSMgeUyj52G&#10;eRn2rD1eHSLq8a4+yi3Zlby41+7+VbXjeLVbUW/h3QLJriSXnzPJIUcjv+dZ2oeEvHEdz5ep6PIL&#10;gQxlGt7clSuB1464r9Bw/wBXjrdHw1avWXuqLHeEtCj02M3Gr3e3zcGOGNvvE+or9mf2QPE37Icv&#10;wT0EaBrHh+zWDTVFzaTRxxyROF+YsCM5z3r8Xdb0zxQmyLTtC1O4jmXa3+isWX3GBXVeCX+IXhnz&#10;IrWLU/sSx523Fu+d2OhOK4MywdHGR0mo/M6sBmVbDytKm2vQ/bzSfFH7MctuNRs/GGh7W3ZPnRhj&#10;9e/865H45fEH9jvQfAuqL4s1vw/dWN9ZyJcWLwpL9pUjldqg5z+HNfj/AHGu+M9Ulke0e/8AMZh5&#10;iLGwXp1rbtbjxP4g0238L6xYXUNvbgs0sjMxc4+6TXiRyenTqJ+0/I9n+1nUjpS/r7jhtc8M+HPD&#10;viXWLvwQ3k2El9I+l2fI2REkqp+grkfFN94+8O28OsymGaxvmaMlZM7ABzx646Yr0ex8Cahba2z6&#10;xpF61o7MVWJcYXvXHfEvwZ4stL1YPDPgrWNQtXLtBH5LyeT064HTrX1dH6o5RjzJ2R8vWeK958rV&#10;/U4/wj4ylh1JrO7f9y52qqqQfr+ddInhPxfql6l9pWoW6CFfMkhmcfdPbA71qfBT4H6X4zu5LPxt&#10;Zalo6xuWErQld2OwyOtdoPhPpOg+Jbs6LPN9maQKzTAswHc9v5UsVicFrCLWxeFw+M0nK9j9Y9O0&#10;KfTv+CYdro+jhbh1+FjBtq/6xvsLFvzI+tfiVqFmJ4DqFpe+ZCtx5cnyk5ORzmv1E8O/8FAvh/oP&#10;7F83wqFnff21a+GZdLtY1tWKKPKMKuT9DmvzuT4VhNHuIrRbqJVYyQ7YTtf0BH4Cvnsnoxp1Zupb&#10;VnuZxWlKMORN2Rkxy3LL5j3zW8Qx/o7fdlHr16Vh21jY6/qD/wBiSu1w27zlYnAYd1qXxFea9p4X&#10;S4tA1KcSFgskdo52H8qpTeDtbbSftfhnw9rSX7sPMc2b7Y1/Lk/WvpaeHwcdbr8D5qvisVKVlF/i&#10;Y+jXvxA1fXJLSXS7iZ7UFWbZkKucZJPp1960W8bR6RpdxZXDyXF0sh/dxRghfxP/ANeug0Xwp4+t&#10;bNY7PTr797w7G1YMwx/jVrwv4b8Y+Gb+Sa88JTyfaFK5NiW2g9T04recsJyW0/AzhUxsZXs/xP0e&#10;/YH/AOCmv7L1j8C/DvgjxpaXWi6hpNotu0ItQ6SYHLcfdJ68jB9a+7Phn8U/AHxR8C2vjPwFqcd7&#10;ptwG2SRqVIYHG0g9+K/BK00eytfni8M6hHN3VbVsdeuQOK+7v2Bf26vC3wY+CEnw78ZeE9YWezuJ&#10;Xs5IYd32lWJOOcYbJ69K+KzPJ6etSjv6n2WV5pWlaFZW87H0r8cP23P2cPgt4s1DQ/HfiZhfWpxJ&#10;Zx2jMw4B4yuMnr171+WP/BQH4h+EP2i/jbdfE7wJaJJbywRxxzwsQyqoOS3AyeeaX9tnW/iF+0J8&#10;eb/4h2GiXEFnqEmY7fcS0aqAozjqcAV55pPhLxpoFwbSy8PXLhhiYyQttA79sV3ZVldHC01VqS97&#10;scOZ5liK1WVKEPdXWxy+n3txpFhJDHeybt+1QV+RU7++adda5otzJ/Z17fKXVdw+XjjofzqS/wDB&#10;fxBN1cTaV4Q1SNWYgb7NmXH5U3UfhV4ltrCFv7Dupri4hIkjezZfK6c575OeO1fQf7K9W1+B4ntM&#10;ZHZPT1P0x/4I3fDrWtb8GN8WPFDS/Z41NnoYblQoP72QfU/KPxr7zvdX0XV7KbRbLUYZpFjw0UbA&#10;kDp0Br84f2VP29dJ+B/7MGi/Ci9+HOpJqmnac1u1xGAUZizENx3+bn6V5H4I/ba8ffCT4+WvxM1G&#10;5aLTvtZ+12N3dMq3ELcMCSfvDqPQivh8VltStiZTVvvR9nhsdCjh4KV7vyZ+k/7PnwhvvgtrXi6S&#10;1Ea2Ouaw19HH0KFhgj6DaPavi7xp8AdV/aP/AOCiOsaFf6iw0vT9UW61ZoeiW0ar+6+rMVX6k9K9&#10;ST/gs18CbxHt5tOZZpF/cs19FtLf3Sd3HPt3rxH4P/8ABQnwn8NPjJ4m+I+reEZNQfxLkT3dpOih&#10;Pn3YUHIxwO/51nh8HiY810vLU0xGKo+6k3b0Z9W/8FA/j/p/7Pf7Oz+FvDNz5Op6lF9j0+FDtWKJ&#10;VwzfQDj8a/ISHxK/iDWpLrVZ7j5id0i9e/8AX8690/bq/a1139qLWvtyaQ1va28Pk6baxHO1M55J&#10;7n1xXhegaNqxYwatpLJ+7HlzQ4Pl+7evvX0GU4KNGi/aWuzxczx0qldcidl6jr+eHTWjvtHuPtTR&#10;tuZXXC8cY561teGviRY213JceKfDtvdWbfOFWPawYds+lcz4n0rUNJ1J9M01hNbswMlxsxu4zhT2&#10;rLsdN1SC8lhCXMkTNiNjJwPqOa9lYfC1I2k0jznisRCV4J/cz7o/4JeftQfs8+C/HviaL4i2lvoD&#10;6osf2K7kgzlUz+6zjIGTuGMg19yn9rv9kG1w5+JGmv13Ikb5/wDQa/FGw8La5rd5HIjNDMigKsS7&#10;c4PQ4re1vSdZ06xM2q6rItx0aPd1HNeLismwcql/aWPTwuaYqnTtKnc/Y0/tVfsjyXMCT/EnS0Yr&#10;iGMggtnp1Ar5t/bz+I/7P3xXg0/wnd6MusW9qJJItWSNA1tIeAAxGSMdRn86/O3y9WeGG+uPEElw&#10;qfdR3OE+nvXbeB9f8U6lcSW9lNJdQwLlrW4O7PvXnVsnoUvejU/E9CjmlSo7Spnrvjnwx4M8JJb6&#10;x4Fv5Lqzl00xXLNGAu5uNq+gx1r521nwJaaxc30Gixxw3PmHdb4O4+tdhdfEbxRDqMujQ6NCqhsT&#10;7pCqgAduetSX2veHY3ine3WG+aJj5gkDcnHOccjrWmHoywmsnvtqRXqfXNIxtY8nt/gvJPpTWbw3&#10;EN47Flmkxtb/AGccVQt/DsmjRSaJqOnmEQIzyPI55z68d/xr09fDOq63rUepal8RraSKFSYreOdV&#10;AbPWqvxR8J6v4o0C1u9P8Y6XHLCG85QwBlUcdfyr1qNahGSU2meZWo4iNNuEXc4n4X6Xbarr9vZW&#10;0cj/AOlQ7d0mAQGXPX6V+u//AAVhu1h/Y2uNXVtzWeoW0qR5yT26/wBa/I3w/rOoeGvJt00aO9uF&#10;nU77W4XejbhwMf5zX3r+1B+3n4I+OX7Llv8AD+z8J6v/AGnNbQfbo7qzG1JVQZ5zyN2ea8/MsDHF&#10;YqE6ey3OvL8V7DCzVVPmsfne3xY1rUtLkum+0WpWb5WVzlsnp9DWX4l8S3rvbHV7i+aTd/q3bcMN&#10;3/T8q9B8CajH4Ra9tNU+Hq31tNzG01uzMh9sgiruj2XhvxRcXlxeeE7iOGT5E/0U/uz7HHriva9l&#10;g42vBfgeH7StUj1+5nkOjaPB4inZJY/JEb/M0kYOfYH/ADwa2rnQtMi8ryWMRhYD7RurrI/BHiK2&#10;u/NsfDkklvFIRG6WZ/eDsMU60+Gd5ruowtNpl9bq0wWaP7KWCDPXFdUo4Pl3X4GEZVuaziz62/4J&#10;LftGfAP4aW2vfDj4o31vp91JfJdWGpzQkpcKRt8tjjI2444xyelfpz8HviH8JfiPos2r+A9bs9Qj&#10;tZvKm+zzAsjYBHHXHP6V+Hd38Lrfw3qFydD+1TbY1KSTWePfGRX0L/wT5/aT1r9mfxlqcfizR7y+&#10;03V7NNxt1b91cLnBCt1BGR+NfL5ll2GxH7ynJX7aH0mX5hUopUqkNO5+mfxa+LHwd+GW2bx7rkVr&#10;5nzKGjLEivzc/wCCr/xY/Z7+N0difAsrNqWmwOv9pRwbWbd0jz1ODzzwK0P28v2obX486XC2g+G9&#10;RtY4YyqBoyWc+ox6V8f6ZZ+JLi+mu77w5fX1uqkRia3bnjvxWeW5Th4+/Veq80GZZhUk+SnDfrZn&#10;m9hZiF2hk1nyVjTdJJI/LfXHSl0htOsZGu01CSIPwyuDhueuOtdDq3gO+u7e6SDwneo7yBl/cvtZ&#10;fQfTmqN94Fmtmt5LnSNY3SwLu822YgfUgDAz619NGngbbr8DwXWxEfssj8PWF3r3iy10TwrKzale&#10;XCRWSxy8zOzAAY+pr93f2Q/hZofwK+Duj+E71o/NjtVkvpD8olnYZdvzOPwr8RPhLoHiP4X/ABc8&#10;O/GPT/ClxNb6PqkdxJZyKVEmCPun1xnrX33+0d/wUfj8aeCrXQfh1pmsaZH8rzyGACSTI+6Cv3QM&#10;187nWCjiJJUWrdz2spxaoxlKqmvI+1P2mPhL4e+Pnw0u/BkE6xx3VvutbgKGMcnZwO/PHHbNP/Zs&#10;+Gt/8Lfh1png3U7lZJNPtViMn948818F/sm/8FGPiH8Lri78MeP/AA1f61oczebp8kuRNavnlQSD&#10;8jdcdQfrXsHi3/grJ4esdDb+x/Ad3HqCtllcDYF/Egmvn5ZbioaKzXqe5HGYOfvvT5H0R8dPjFf/&#10;AArv7CUeFLzULae4VJntUz5YyMkj1FJ+0R8MdH+OHwhvtL/taa2M1mHhmVto3AblDDuMnkdvWvne&#10;P/gqn8LfEGgQya94E1Jbj70iqAyHHcZ6Vxnxy/4KjxeIPA95oPwz8Oz2jXMflyzXeSyLjnaFrSjg&#10;a7nGNkhVMdhYxbufGPjSC08J+LJ/C+tW/wDpVvM+26PzK4B65qr4j8W6HqNhHcCeaS427WkRhtwO&#10;2K5H40+NNN8RavJqd3Z3StIMKVhb5fx789frXL6LrF5H5dntn2k4P7huB65xX1scqwzopyaufNf2&#10;hUjJpJ2Pu/8A4Jb/ABl+C3hHXdb0r4p30NnNdmN9N1S9QtHtGd0ROPlPQ+/4V9y6n8Qv2XdReNrz&#10;x9ocfmANCV2AN9OK/FdfHeq6FCukRaaXilXLSNC24Nj+Hb/Wqc3xj8bSzpbTm+8uE/uAquu1R7n0&#10;61y1sjwtTVSX4HRDOJU48sqd/kft9pfxJ/ZbHmQXXjnQ5Aq/LuZVP4kgV86/8FBm/Zb8YeAVj8Ma&#10;hpcmsGTda3GmyASHg8HbwR9a/OPUP2hvEj6THa/2zeq0cm6RhalndfTjH51xt58Y/ED3ZX+1rzy5&#10;pMRtcQuCq+1Y0+H6MZXcl95NbPI+zcY0tzrNc0aawnm2avN5bXDeUydVHoff6U1fE/ipY2vYfNlt&#10;4Rsw8nO3t3rl9K8T2JE3225uBJJNmFVhbaBjrgjvSX/xMtdMgMNzA06yOTxERtr144HBtctonl/W&#10;qnxa/celp8c/GFx4Z+zW07Qwxx7R5jc+nc8Vztj4p8daTd/2m3jGRlkB2xtNhRnjnnArG0bVdD8U&#10;abJZ/Z7tL5l3xJ5LbGX344rI16wvbO5+zi3mVY4z5y+Wx3J6ADuOaqjlWV09lFNmNbG4idtGz9FP&#10;+CMHjXUvFfx68TaFewyNHH4eildmbKrJ56DPJ64avWP+CpNpbaL4i+1Wxjt/N0/zBMo+ZivFfFP/&#10;AASj/aa8Ifs6/Hy61rxlBqS2GpaK9h9o2mQxsJFdSy4BI4C+1e5/8FJv2nfBvx13XHhTUbp7O3tD&#10;EJFtyoOf1rxauWqWbe7FcnyPoKeLoxyd3+LsfF2oeLvGaeIPNm1O8CSSeZxOdo9Mdv8A9VU9R8X/&#10;ABSu79H03x5cpDNvZohcDMfPXr/nNYuq+Jbl7WPTpXmjELDLeWTjNULTUdOjlWNRM0kjZXbE2Cce&#10;49q+xp5bl+l1H7kfA1sTUk9Ezrbr4keO/FipoHiTxS80UalEV25Jx69TWbbwXKCQ2l8soTiSPd0/&#10;qaxZL63upmSOCQS27YbdGeuO1OSWSCBpY2xNHzuWFiDkYx/+uvRoUcFQjaFl6HLKtW/lZo3UFusD&#10;yRX32ROCyr0U8dBSXZNsVjiv/MV4wG24xWPL4ltUlaC/jkhVowcOpG72zgZrR0/XNI3R6i0M0kcZ&#10;IkjWInr6/hXYnR7r7zCVSp1T+4bpGjSpM13pk0qt/FI4HzD0BzxVyVpROpt/MYI+ZYw3P0PX6/hU&#10;/wBo0jUrhk0tWjOzcIo1YEj8utUdQ1MwRzPaXrJI33o/u4Ax1OPY/nVR5Oa/MvvMZylHa5Jb21pc&#10;3KGOeNWXI3Y5UE9OvNWvsyWhkRZmaPj94q8fh71h6XqVu9ps+0bZPv7ezfjWhezaiY/PtLC4l+Uf&#10;KImGPfGOfrWjnTW0l95z8lSeqi/uPTP2eNevdEsvFEKwSG3msFCzc7t3PUccV82+OdbeTxbfvIXZ&#10;jcHcx7nFezW3if8AsHwdd2d7qK2Ul1GA37z7vFfK3i3xJaxeJbyM6+sm2c/vN33vevyHi6NCeZXg&#10;18j9t4Fp4iGU2qJrXS59Nzf8FB/2cJXRbj4IyeYZPnBbcM+vNOT9vb9neSZ5IPgZj5ccBOv5cUUV&#10;89HGYpR+N/efURwOD25F9w4ftzfAWcqb34EbeflaORBnnocLzWxpX/BQH4C2bpdT/BpU/u4AJU/9&#10;84/EUUUvruL25394fUcHGWkF9xc1D/go78CdaulN18HPJVI8W+1t278NoxVzw3/wUI/ZxW3uH1H4&#10;KQtcRpnDR/f/AB20UUvr2LitJv7wWBwjl8C+4sp+338EL2J5U+EUFuqx/wCrKk9vZazPEX7d37N9&#10;laq9r8JLW4G3c/m2pGW68fLRRVxx2MlS+N/eTLAYPm+BfcczN/wU2+AVnffatL+DwjMfG4QgHj/g&#10;NdU//BUb4Az6CrW/womkuGjXzHmXv37UUVj9cxUpXc395pHA4RRsoIx5v+ClfwKcR3UfwlaWYnCi&#10;SFeBn1xWFrP/AAUz+BNjqLTzfs92Uwznc1rEXDfihoop/WsT/O/vF9Rwco6wX3EWnf8ABWP4QsfN&#10;uPgVbR+Wx48tCR6EYTinXf8AwVX+F08Cz6f8CrUMV+ZpguA/thaKKaxmKt8b+8f1HCL7C+4vab/w&#10;VV+GFtpclxa/CHT4bz+I/YFOT67guay9S/4K4+FYp1kk+DVjuX7zRrtz/wCO0UUSxmK25394RwOE&#10;/kX3CXH/AAVv8AXdusr/AAltXfcc+chbH6UsP/BWP4aahCsOpfCi2t9rEK0FsCpz2I20UVnLE4j+&#10;Z/eXHBYXbkRpah/wVs+G0Fm1vY/DyFgq/uY2tTsz9MVRj/4LI+Arezayf4UWyycGNo42/wAODRRW&#10;MsRWtZyf3mv1XD9Iow9Y/wCCyOkQNv0r4e2+FY43xNuH41Ti/wCC0186MB8PNP8AZZLXd+uKKK0W&#10;IrR2kyZYPC78iLen/wDBae+0/c1t4Hs43c5bbATU6f8ABZHR2mW5n8DQu395rcnGeuM0UUvbVIyu&#10;mxvC4fl+FEM3/BaCCzkMVl8MrCSLaPLaW3O4HrmkT/gtDaozXY+FmnzzsMDzoiAn0xRRSlXrP7TE&#10;sPh19lfcUz/wWPN/f/aL74V6O38Df6OxIX0GRV2X/gshaxyLFa/C7SxEq7U3wtx+GMUUV0LFYiO0&#10;n95P1PCyldwX3DH/AOCwkN9I0c/w30qFei7bZz/hinP/AMFc/D13bNZXPw801OMblsmz+FFFZyxF&#10;e/xMr6rh9uVGJL/wVj0yC9T7N8PtP8teC7W77jW9cf8ABYXTpZiH8I2atj/WNYM2PwzRRXNKc+a9&#10;2aKjRcbWLFz/AMFe/Dd7Zqtz4Rs22dNumMM/rUtt/wAFktHNq1naeBbGONOMNYt0ooq41638zM3h&#10;qHLflRUt/wDgsRpFupWb4aafMpb+GzxtGe2R1ov/APgtgbuGSzt/hfYpFHxD8rD8wOtFFa/WK+/M&#10;wjhMLa/IvuOVvv8Ags94yspll0/4W+H5huywktnH9akX/gtv47v5EN58JdBAX+7G5z+ZoopfWK38&#10;zCOEw38iFk/4LU+JTNmH4QaLED/rJNpyT9BgU+5/4LT+LI7dksfhRoPzHK+ZC5wf6fhRRSWIrb8z&#10;D6nhbr3F9xny/wDBa34pXWUk+Hfh+NcALttpD/Nqlj/4LW/FLydrfDrw++0f6x7eQt/6FxRRTeIr&#10;P7T+8r6nhU9IL7i1/wAPnvG9zp6E+CNIFwrZkDWZZT+tS3P/AAWd8UNZYh8Faf57cs32cqF+mKKK&#10;n21b+Zh9Vw978iIof+C0fjuXNvceCNI2tgq0dqwYfrW7oP8AwV6u9Wnb+3PDNlCuz7sdmzA8daKK&#10;n6xW25mH1XD/AMqI7/8A4K3XkTSQ2mgWE0Kt8u6wZSf1rAn/AOCy/im2UxH4caezbsrJGCoK59DR&#10;RTjiK38z+8n6rh+b4UZeuf8ABaD4n6hA0Fn4D06HauEJTdioLf8A4LNfFU2/lXPgyz3dC0chww+h&#10;ooqvbVv5mX9Vw6+yvuLVr/wWd+Ia/Pc+CrVpFGEwx/rVq0/4LQePFLNdfD+zbdz+7lZef1zRRUOp&#10;Utux/V6P8qKF9/wWH+JdxLJLbeGbeLzBhVOWC/nTbX/gsf8AFW2bLeENNddmOY25/WiiiNSa6kyw&#10;9H+VCr/wWW+KFtIrxeBtJBU5L/Z/m6Y9atR/8Fq/id5gafwVYsv8S+X1/XFFFX7aqtpP7yvq2H/l&#10;Rbm/4LbePhOrWvw+sgir0kXJz+dT6j/wW38a3VtFFF4Dt2+X98GXHPqDn9KKKTqVJbth9XoL7KI7&#10;P/gtX4yVGSf4fW2Vxs24wKc//BbPx8WYW/w20zbxnzFJP86KKPa1O4vq9H+VG1p3/BafxPdW6Ld/&#10;D6zjX+JYlPBqS8/4LPavaSK+neBITvyJlYY3D8KKKSrVn9pj+rUL/CjLk/4LUeLrbUPtC/DyxkjH&#10;IVwQaWf/AILU+I5L3fZ/C3Thu6tMWLf+O4oopzqVFK92T7Gjy/CvuKmo/wDBY74jyTCW08D6RH/2&#10;wY8/nzVK3/4LDfFA7kuPDGlKzN95LVv6saKKJVq38zD6tQ/lRJe/8FkPiQsSw23hvT0/vq1kDn8j&#10;j9Kkf/gs148SwjSDwnYwv0k2wnB/Wiij21b+Z/eDwuH/AJUS23/Bafx/BLGZPCNiyBsyKLc/MPqW&#10;rSn/AOC0viO5mLQ+ErVVXG1WtycUUVXt638zF9XofyoztR/4LN+P3vWEHg/T/JLfw2+0r78dadP/&#10;AMFjfHShpLDQLOPcvCvZBsnv9KKKX1itvzMI4bD/AMqK0P8AwWU8fs3+meH7c4H/ACxtwOe3WnTf&#10;8FoPiXFFtt9FstuNpRrIc/jmiiqdestpMI4XD/yoqw/8FpPiyJdsvhXTWXI27bfBA9/Wqvib/gsp&#10;8X7+XzNG0e0h6fu5LVGX37ZooqPbVP5maewo/wAqMu8/4LCfHO4iWO106xix94/Zwc/n/wDXryLx&#10;/wDtv/Gf4has2ta7rxkkY/InlqqRj0CjgflRRR7aouoexo/yo5S+/aD8aaiqpcyrgNu4GOa1NC/a&#10;r+K2gw/ZtL8QSxw7f9Sx3KPfnoaKKFWqx2kx+xpfyo0Lv9sX4t3jI0niGSLam3bCuM+/1qG3/a/+&#10;MtnF5Nr491KNN27aJiefxooq/rWI35mHsaNrcq+4sL+2X8VGhaG98Qzz/L95up/+vVK9/au+JOpS&#10;eZJ4u1G3EaYhS3lIBP8AtetFFNYrEfzv7yfq9H+VfcWvCX7ZXxi8JanJrGneNr9riSJo3Mj7lIPs&#10;eM+9A/a6+I8kvnXnijUnJ5bN0xyfXk0UVP1ive/M/vK9jR/lRUuv2oPHVxcm6GuXmd2SDcNg/hmt&#10;rTP2wPHGmutzpOu31rLtw3k3UgyPT73NFFDxFZ7yYvY0f5UVr39rDxtcxTed4h1AyTt+823DgOO+&#10;eazZf2nfHjTrLFq91H5abI9twwwPzz+dFFH1mvf4mCo0VtFFmD9qbxXI268Eckm3DO8eS34+tCft&#10;Y+PIYltpL8SwqTtgkU7Vooo+sVt7j9jT7Ij0v9p7xVZ6nHq1teyW80c3mg2rFMtnrwa9z8M/8FS/&#10;ivYJHBH9juQpXzFu7LJKjqoIx19aKKPb1rfEzN4ejzfCj0vTP+Crc19bebc+GbWGZcCOM2ZcH8c1&#10;Yuf+CqviCzgSSx8K6ezSL++V7dv8aKKHWq8r95k/V6F/hRuX/wDwUk1/S9KTV7Gz02S2ZQWRtPfK&#10;n25rl5f+CxHifSr7yT4A0uZTwZFidD/Pmiis6dao9bsPq9C9+VF3Vv8Ags19p0fbZ+BYVvd2G/c5&#10;Tb68nrVHRP8AgsHfC83av4MszHtG3ybdhIOfXOOaKK09pUSepHsKMpXaNib/AILGTmwEdh4Ht8Kx&#10;IWeNuufb+tP0j/gsHq13Omz4b6arbRuO18t6kehoorGVSp3f3m6w9FfZRNqP/BWLU7G4VNK8I2q7&#10;o8ypNCxIb2IPSoLL/gsF4rtpmmu/A2kGSHO1Vt3A9uc0UVKrVr/EzN4ejf4UZGs/8FgvE08Ul5ce&#10;B9JWSQnaiwOVPuax0/4K6+I7gYXwVo/3QG22si5/WiitI1q1vif3hLDYf+VGhZ/8FhvEdtYlpvBu&#10;lMysNqvayMCPfmpJ/wDgsBq2pS738D6I5YdWsJDx6ctRRRKtVX2mH1ejtyoLD/gqXf6uxgPhTSYf&#10;m+bNi7f1q0P+Cm97aXH2bUfCWlNG4+Xy7Jxx055yaKKI1q1/iY/qmG/lRPqH/BTuGMwxxeFrFo+k&#10;nmWbHAqvdf8ABVLQrFo7a48F2sse75jHY4OPxNFFa+0qd2JYbD/youS/8FNPCOq273fh7wpD5qjM&#10;azWRU59CR2qnb/8ABV/TdIsQrfCWyurrdhJ5BtVc9RjBzRRWXtq17czD6vQ/lRrQf8FTNOv9MVV+&#10;GGn27HlnhjO36Yx/WqWtf8FQ7fT0U2vw10+Uhvl3BlH8qKK2jiK3LbmZP1XD83wIj0j/AIKk6DdX&#10;ROq/DezgG0ktCrNk9fQVpw/8FTdITUPI/wCFb6PHGV+S4SyfcPwoope3rc3xMUsLh1tBFuH/AIKj&#10;wyo0R8C6XJ/dDWrjHv8AWuw8Af8ABXnwx4ZsZIr/AOE2mtK02ZLhrMSeYuBjIx1FFFP2lTuyfquH&#10;/lQzxz/wV48G+JXa+i+FukxydI40sWTPucVUt/8AgqX8OrqG0Fv4HhE0wxebrImNGz0A6kUUVP1i&#10;tG6Un9444PC3+BE1/wD8FFvDenzJJaeDdJkjLfvCLF13fhtrQv8A/gqL4CtvLjl+E+kzRqu2Rksy&#10;vP4rzRRUyxWI099/eTHB4WLbUEUJ/wDgp58NUVki+Genx24bfsjsTuPrjgDNE3/BUL4c3G2LSvh1&#10;AVj+6slmBke/HWiiqWKxH8zKjg8K9XBfcQ6f/wAFefBmlmSyv/gbpV0pwFaa3Hr0+6ePwqf/AIet&#10;fBC+tvto+D1raXHRY4NPXj33AD8sUUVLxmKUtJv7w+p4VvWC+4ytN/4Kr+B5bmR9Y+E1rJCpPlFV&#10;+b9Vrd0H/gqf8LDczCP4SWcjNwvmWSkhfqV6/Siito4zFfzv7zJ5fg/5F9xzHiv/AIKieG7e1ntN&#10;D+Fml225jtkFmOOfQLz+NeN+MP8AgpVcXrzQzeHss38UKBP6UUVSxmKt8b+8qnl+Cv8Aw19x4h8T&#10;/wBrnxH41Uw29u1vFzxmvKLnxfqVzcNPJM25myfmoorlnOU5Xk7nfGEaatFWP//ZUEsDBBQABgAI&#10;AAAAIQDRQVjB4AAAAAkBAAAPAAAAZHJzL2Rvd25yZXYueG1sTI/BasMwEETvhf6D2EJvjSS7CY1r&#10;OYTQ9hQKTQolN8Xa2CaWZCzFdv6+21NzXN4w8zZfTbZlA/ah8U6BnAlg6EpvGlcp+N6/P70AC1E7&#10;o1vvUMEVA6yK+7tcZ8aP7guHXawYlbiQaQV1jF3GeShrtDrMfIeO2Mn3Vkc6+4qbXo9UblueCLHg&#10;VjeOFmrd4abG8ry7WAUfox7XqXwbtufT5nrYzz9/thKVenyY1q/AIk7xPwx/+qQOBTkd/cWZwFoF&#10;SSoXFCXwDIz4MpUJsKOCuUgF8CLntx8UvwAAAP//AwBQSwMEFAAGAAgAAAAhAFhgsxu6AAAAIgEA&#10;ABkAAABkcnMvX3JlbHMvZTJvRG9jLnhtbC5yZWxzhI/LCsIwEEX3gv8QZm/TuhCRpm5EcCv1A4Zk&#10;mkabB0kU+/cG3CgILude7jlMu3/aiT0oJuOdgKaqgZGTXhmnBVz642oLLGV0CifvSMBMCfbdctGe&#10;acJcRmk0IbFCcUnAmHPYcZ7kSBZT5QO50gw+WszljJoHlDfUxNd1veHxkwHdF5OdlIB4Ug2wfg7F&#10;/J/th8FIOnh5t+TyDwU3trgLEKOmLMCSMvgOm+oaSAPvWv71WfcCAAD//wMAUEsBAi0AFAAGAAgA&#10;AAAhAIoVP5gMAQAAFQIAABMAAAAAAAAAAAAAAAAAAAAAAFtDb250ZW50X1R5cGVzXS54bWxQSwEC&#10;LQAUAAYACAAAACEAOP0h/9YAAACUAQAACwAAAAAAAAAAAAAAAAA9AQAAX3JlbHMvLnJlbHNQSwEC&#10;LQAUAAYACAAAACEA+TxhBxUHAABTSgAADgAAAAAAAAAAAAAAAAA8AgAAZHJzL2Uyb0RvYy54bWxQ&#10;SwECLQAKAAAAAAAAACEAQXTALyvAAwArwAMAFQAAAAAAAAAAAAAAAAB9CQAAZHJzL21lZGlhL2lt&#10;YWdlMS5qcGVnUEsBAi0AFAAGAAgAAAAhANFBWMHgAAAACQEAAA8AAAAAAAAAAAAAAAAA28kDAGRy&#10;cy9kb3ducmV2LnhtbFBLAQItABQABgAIAAAAIQBYYLMbugAAACIBAAAZAAAAAAAAAAAAAAAAAOjK&#10;AwBkcnMvX3JlbHMvZTJvRG9jLnhtbC5yZWxzUEsFBgAAAAAGAAYAfQEAANnLAwAAAA==&#10;">
-                <v:shapetype id="_x0000_t75" coordsize="21600,21600" o:spt="75" o:preferrelative="t" path="m@4@5l@4@11@9@11@9@5xe" filled="f" stroked="f">
-                  <v:stroke joinstyle="miter"/>
-                  <v:formulas>
-                    <v:f eqn="if lineDrawn pixelLineWidth 0"/>
-                    <v:f eqn="sum @0 1 0"/>
-                    <v:f eqn="sum 0 0 @1"/>
-                    <v:f eqn="prod @2 1 2"/>
-                    <v:f eqn="prod @3 21600 pixelWidth"/>
-                    <v:f eqn="prod @3 21600 pixelHeight"/>
-                    <v:f eqn="sum @0 0 1"/>
-                    <v:f eqn="prod @6 1 2"/>
-                    <v:f eqn="prod @7 21600 pixelWidth"/>
-                    <v:f eqn="sum @8 21600 0"/>
-                    <v:f eqn="prod @7 21600 pixelHeight"/>
-                    <v:f eqn="sum @10 21600 0"/>
-                  </v:formulas>
-                  <v:path o:extrusionok="f" gradientshapeok="t" o:connecttype="rect"/>
-                  <o:lock v:ext="edit" aspectratio="t"/>
-                </v:shapetype>
                 <v:shape id="Picture 28" o:spid="_x0000_s1058" type="#_x0000_t75" style="position:absolute;width:46012;height:31438;visibility:visible;mso-wrap-style:square" o:gfxdata="UEsDBBQABgAIAAAAIQDb4fbL7gAAAIUBAAATAAAAW0NvbnRlbnRfVHlwZXNdLnhtbHyQz07DMAyH&#10;70i8Q+QralM4IITa7kDhCAiNB7ASt43WOlEcyvb2pNu4IODoPz9/n1xv9vOkForiPDdwXVagiI23&#10;jocG3rdPxR0oScgWJ8/UwIEENu3lRb09BBKV0ywNjCmFe63FjDSjlD4Q50nv44wpl3HQAc0OB9I3&#10;VXWrjedEnIq03oC27qjHjympx31un0wiTQLq4bS4shrAECZnMGVTvbD9QSnOhDInjzsyuiBXWQP0&#10;r4R18jfgnHvJr4nOknrFmJ5xzhraRtHWf3Kkpfz/yGo5S+H73hkquyhdjr3R8m2lj09svwAAAP//&#10;AwBQSwMEFAAGAAgAAAAhAFr0LFu/AAAAFQEAAAsAAABfcmVscy8ucmVsc2zPwWrDMAwG4Ptg72B0&#10;X5TuUMaI01uh19I+gLGVxCy2jGSy9e1nemrHjpL4P0nD4SetZiPRyNnCruvBUPYcYp4tXC/Htw8w&#10;Wl0ObuVMFm6kcBhfX4Yzra62kC6xqGlKVgtLreUTUf1CyWnHhXKbTCzJ1VbKjMX5LzcTvvf9HuXR&#10;gPHJNKdgQU5hB+ZyK23zHztFL6w81c5zQp6m6P9TMfB3PtPWFCczVQtB9N4U2rp2HOA44NMz4y8A&#10;AAD//wMAUEsDBBQABgAIAAAAIQAgJ2UbyAAAAOMAAAAPAAAAZHJzL2Rvd25yZXYueG1sRE/LasJA&#10;FN0X/IfhCt3VidLWGB3FB5WCIvj4gEvmmoRk7oTMJKb9emdR6PJw3otVbyrRUeMKywrGowgEcWp1&#10;wZmC2/XrLQbhPLLGyjIp+CEHq+XgZYGJtg8+U3fxmQgh7BJUkHtfJ1K6NCeDbmRr4sDdbWPQB9hk&#10;Ujf4COGmkpMo+pQGCw4NOda0zSktL61R4Df7Q4nTa7dpy3a3pp0rT79HpV6H/XoOwlPv/8V/7m+t&#10;YBLFs49xPH0Po8On8Afk8gkAAP//AwBQSwECLQAUAAYACAAAACEA2+H2y+4AAACFAQAAEwAAAAAA&#10;AAAAAAAAAAAAAAAAW0NvbnRlbnRfVHlwZXNdLnhtbFBLAQItABQABgAIAAAAIQBa9CxbvwAAABUB&#10;AAALAAAAAAAAAAAAAAAAAB8BAABfcmVscy8ucmVsc1BLAQItABQABgAIAAAAIQAgJ2UbyAAAAOMA&#10;AAAPAAAAAAAAAAAAAAAAAAcCAABkcnMvZG93bnJldi54bWxQSwUGAAAAAAMAAwC3AAAA/AIAAAAA&#10;">
                   <v:imagedata r:id="rId17" o:title=""/>
                 </v:shape>
@@ -11598,14 +12035,22 @@
         <w:rPr>
           <w:rFonts w:ascii="Calibri" w:hAnsi="Calibri" w:cs="Calibri"/>
         </w:rPr>
-        <w:t>The device's common or ground wire should be connected to the corresponding - terminal.</w:t>
-      </w:r>
+        <w:t xml:space="preserve">The device's common or ground wire should be connected to the corresponding - </w:t>
+      </w:r>
+      <w:proofErr w:type="gramStart"/>
       <w:r>
         <w:rPr>
           <w:rFonts w:ascii="Calibri" w:hAnsi="Calibri" w:cs="Calibri"/>
         </w:rPr>
+        <w:t>terminal.</w:t>
+      </w:r>
+      <w:r>
+        <w:rPr>
+          <w:rFonts w:ascii="Calibri" w:hAnsi="Calibri" w:cs="Calibri"/>
+        </w:rPr>
         <w:t>.</w:t>
       </w:r>
+      <w:proofErr w:type="gramEnd"/>
     </w:p>
     <w:p>
       <w:pPr>
@@ -15573,8 +16018,8 @@
           </mc:Choice>
           <mc:Fallback>
             <w:pict>
-              <v:group w14:anchorId="778ACD34" id="Group 15976" o:spid="_x0000_s1084" style="width:471.8pt;height:426.1pt;mso-position-horizontal-relative:char;mso-position-vertical-relative:line" coordsize="59918,54114" o:gfxdata="UEsDBBQABgAIAAAAIQAG7fvuFQEAAEYCAAATAAAAW0NvbnRlbnRfVHlwZXNdLnhtbJSSwU7DMAyG&#10;70i8Q5QralN2QAi13YGOIyA0HiBK3DajcaI4lO3tSbtNgmlD4hjb3//7t1Iut3ZgIwQyDit+mxec&#10;ASqnDXYVf18/ZfecUZSo5eAQKr4D4sv6+qpc7zwQSzRSxfsY/YMQpHqwknLnAVOndcHKmJ6hE16q&#10;D9mBWBTFnVAOI2DM4qTB67KBVn4Oka22qbzfZOM7zh73c5NVxY2d+I2HjouziMfzyFQ/TwQY6MRF&#10;ej8YJWM6hxhRn0TJDjHyRM4z1BtPNynrBYep8zvGT4MD95LuH4wG9ipDfJY2hRU6kICFa5zK/9aY&#10;lrSUubY1CvIm0Gqmjjtd0tbuCwOM/xVvEvYG41FdzL+g/gYAAP//AwBQSwMEFAAGAAgAAAAhADj9&#10;If/WAAAAlAEAAAsAAABfcmVscy8ucmVsc6SQwWrDMAyG74O9g9F9cZrDGKNOL6PQa+kewNiKYxpb&#10;RjLZ+vYzg8EyettRv9D3iX9/+EyLWpElUjaw63pQmB35mIOB98vx6QWUVJu9XSijgRsKHMbHh/0Z&#10;F1vbkcyxiGqULAbmWsur1uJmTFY6KpjbZiJOtraRgy7WXW1APfT9s+bfDBg3THXyBvjkB1CXW2nm&#10;P+wUHZPQVDtHSdM0RXePqj195DOujWI5YDXgWb5DxrVrz4G+79390xvYljm6I9uEb+S2fhyoZT96&#10;vely/AIAAP//AwBQSwMEFAAGAAgAAAAhALABVrTvFwAAigABAA4AAABkcnMvZTJvRG9jLnhtbOxd&#10;bY/jOI7+fsD9hyDft8uy5bfC1CwW0zODBRa3jdndH5BOJZXg8oYk3dV9v/4eSqIsuZzEqq6JU3EG&#10;6HHKoRVJNCnyISn99Ndvy8Xg62S7m69XD0PxIRoOJqvx+nG+enoY/uffv/2lGA52+9HqcbRYryYP&#10;w++T3fCvP//3f/30vLmfxOvZevE42Q7QyGp3/7x5GM72+8393d1uPJssR7sP681khS+n6+1ytMef&#10;26e7x+3oGa0vF3dxFGV3z+vt42a7Hk92O9z9qL8c/qzan04n4/0/p9PdZD9YPAzRt736/1b9/zP9&#10;/+7nn0b3T9vRZjYfm26MXtGL5Wi+wo/apj6O9qPBl+38RVPL+Xi73q2n+w/j9fJuPZ3OxxM1BoxG&#10;RLXR/L5df9mosTzdPz9t7DRhamvz9Opmx//z9fft5l+bT1vMxPPmCXOh/qKxfJtul3RFLwff1JR9&#10;t1M2+bYfjHEzLUtRROVwMMZ3qRRCJkJP6niGmX/x3Hj264kn7/iH77zuPG/wguyqOdj92Bz8azba&#10;TNTU7u4xB5+2g/njw7DM8I6sRku8qH/g1RmtnhaTAd1Uk6Mo7VTt7neYtYZ5kqWMZYopoRmJojwT&#10;5jXjOcONHGJBMxbnaZyrCbPDHt1vtrv975P1ckAfHoZb9ES9W6Ov/9jt0ROQMgn9/GJF/1+tf5sv&#10;FvpbuoPZ4x7Sp/23z9/UEEXBg/m8fvyOcc/W2//7JyR4ulg/PwzX5tOQhBo/Tt8OB4u/rzDfJD/8&#10;YcsfPvOH7X7xy1pJme7O377s19O56i91QP+a6RcYSW/bWTgqmjiqppw6AN634Giap5g3xdA4klK/&#10;EKP7y2BoeSkM3czH9/hn1BQ+vRDR0+ocT+2/bCdD08iyVRvL0fZ/v2z+Ao26Ge3nn+eL+f67Wh0g&#10;NtSp1ddP8zHJKv3hSHuZ8buB7+lnByVuQYaYjp4ikaK/vUY+L+Ybkjd61emz6S4WlppibhixVvof&#10;1+Mvy8lqr1ex7WSBnq9Xu9l8sxsOtveT5ecJFNL2749Gne7228l+PKMfnOKHST1pYbdfqF5WHaM+&#10;H9BQIivLokzVC13TTUks4wQKS+tzkZZFkdCMvFY9qU7pbqiP6NW5JL+ECta6XCl78NZKSiupF1GS&#10;yyxRsyRKEWcxTUQl9UIUMo3N0ieyArq8NlPjL1qR01OsvGEiPGo1jnsz/jT+tuKPpO6PWit4x+k5&#10;apQ+DqC1bVdm+Kx7Ql8voc3/vVaEe1qJ8wwmU8V18LSiWKyaKRNZxjwupuHrRrWalmmSQ5KwnAUR&#10;i0ycatqOC20HkzsM4Q7z1XS8KKNYd9xjH1Px9QW1FBWvmYivmria6RBa/ZSWNm6Pr7pdzb2kEODj&#10;Mbrq9+t048V6N9GP0tujJNu+UXgj3Hd2saKXi5TBCKb5FCpK2SHL+R42+2K+BFPiPHK6YpZ3Le+0&#10;vO723xcTegEXqz8mUxggyo6kG7vt0+dfFtvB1xHZDOo/beQsNrORuWuGaEhVV1U79LxWgqZJoR5t&#10;alKP1BDTcxPlFNQ7Mza90Z4B7GsMmv0DTIp9SP3yerW3z6/g1ahuOqOlj9rcoV+nv85n7+DFQNdd&#10;tafuoCPUj1Z6r5BJXmhrh7hbwrrH447ei2WeSWPAljBf+RVjf8F9hf5ctcc9gdrTHaF+VjpNy4wQ&#10;uZDUXygR7mpF48uX4BZJmZ2UMrfl07LrUp/WClmMRVo7EUHELkN4bHx1dUhbuiJLtLkLMeB2+Krb&#10;w6KSSd3TIOLTi4U7Y2HUzGfu6U3rERRitVak9eU1aT3r5mljD1ovzMeDmktzqa2YRKZJlPtar4Q5&#10;QcYCee1FkQqlFCETZ1d63BHoPN2PJp2n7QSWgkPaDkhFmviKkQWGr1rEHUKZx1KahZmJ+KqJyyhL&#10;jVkVRCzgePCscot8NS0bHoAFaSRPEVfdcPnFLfL1RZ/TJC2PD1AWhTALZBBxlqTMEf51vupeaK61&#10;JKs3dVNx167i4heGnfJIWxt2Akoth9SQISTjLC0i5dq7lh08IryjSsllhYTTayT97FpOxKYrUHOm&#10;J016LslyYM4tTTvTIkZflx1fDO1vg1I5OEfVXVJEwnQhiDhLE6EhhYOWVeXFhRG7nOOh8dXTNDIr&#10;LIuZgK+a0OlCVOTtiWUkTwzOYV0WRF1nXl8U368f8486uIIXplceLTC4mkerFNfrFB8wzTxVQZBK&#10;8aWFlCmMPzLuAPQB9utK73FPoPZMR5rUXlykRZ63Unvc4Emt5xCe1mNxWaSmA0HEpTQIewudF0Lr&#10;MY01GF9dlVcUmWUuf8/XusZLo7Q1bRHHOnRwcGAOz4KIb+qub+oOiqim7pQ/EqDusjyKDYIHnyOK&#10;6uquzJIS1qSK2Zci0uoQ03x2My81PYG6S3VHmtRdZYSwMBzyaCvKFniRhM+vZymIGIoy1zN6UNZ5&#10;WFC6gdQuN1gv8VXrJyHj3KCZZso0xs1UfH1BfRpGrGYvhFY/dawT2q89jadWv8985sH0xcYzgRA9&#10;mb2y8RCNrik9FXVsr/QoThkZAC+NgdGo5ysbT+Yi47Qb95U9u87jjkDn6X6cT+XFSZxlZo5OxnU9&#10;4hya8piI86Cg8RIZQEwZY8dbjpMyErrPgcS3IO0tSKsizhcYpLWZRzZcoVzO16k7IVIg0iSfB9Rd&#10;DoulK4+WNQOpO9WPc6o7qzpOW3iOnsmFiHm+2ALhqzareFBQd2HEDie4Rb7qlh2tq6frmNZ1iEMs&#10;thBad6nknvJV9/hm3VFuC73Vt5yUxqxqxGKBVdWsOxVeba/ukiyDLCvEC7l4EhFGX93B4yJgR0cu&#10;kjQGmqcF5+zmHfcE+g6RPOrI+RReAkuptUvrEGcUbeEZY+nmq5ZyHhY0XiC1yw1uk69G55UpWYEU&#10;lzJTdlTpVdQhiiyE9qb0kJx6S8RrV6XTXEoSw7GpBWz1Lbza7dVeUcaJSdlNRZILnUBQWXlplmUF&#10;lKuqJUmjRCi12gmSZ3oCtQc/nDrSpPa0rcC21SEUj0cFfcCkrDD4apSS+VEQmh89pjj0j7cm9H8a&#10;c3rV+bK//fYRS6hZNHuFPCEhomabBNYJXKeQenLSQlI9ehZTvr4QV1+4qtRSTeirCW4kHARWqVS1&#10;7HXUVK4eWU20Slg/lV3enJNucixfl+Z+EQJIFUT4927quQQScViWP5mCLnUP3KaxUOXXJVR0GdfF&#10;Fm6x4/gjFV0o55KoPyITGqWKMAqUgLmGgkDag8lwADxuizbYP+KK0lZFp91VdYGf1qqqSnTV3SDD&#10;CnVtsDL0fMWoh4tr/iTsrtRMF9Lbi4Kdo1dNV2iNrgafyErsRY0uuGczfDyehmX5xIhjS3GEpyIH&#10;iGDC3h0w1eaj94WpNo/BY2pYLkOMGsEI8qAUW5Ogiiguc5hwygM6v6QqtdEnSbWBC4+pYcGLOEaN&#10;6jGmxnmBNL3OmGr1Ti8klWAJq391OErfCllQ0yRLs1gXSyMjOkZBMB6v7A+Us8Es0RzNsPQmXFPM&#10;C+rZiga5J4TP6o68Hqjgtk4CFQ6hN3p2bfjquj+tCX1f6geAinDX6IecnGa/qcHb+iVN/wbTHi8U&#10;BncRrhFp/D99NxrYRQDFfWxCh3lbA4jXKZaeZByCJsJEzqH2xekGTUDm3Ar8i5A/cufx7x1BE2Tu&#10;aFEGBqH2moHlql41GsulQBOmIOwtoQmoIACkGpqQSYTK2pplQHurGFcbVQ3Ji11U3g0yEVv0ybWN&#10;cTfIkJJ5gspV5fBgF7Fc1qYrRdkewVzG30EBr1kX2ZAKmq5gZMJ6b70wjZFXlVvT2GGquh3EVSRo&#10;RUJzNUMyFhjsmcfQBTkxvSOu2lTb3nC1CZsAV+3r3WqnlDRL8/gYV7MsirrjqnXK+8HViNxPvcQ6&#10;okp3gyQV0EMEpauSURokVUL/wirvSFBt1lRfWNokp1EcKKayiNNSs7RIpKjnjqF0r3R4+oM73gUv&#10;qSpxt0cQIhl7DWJq16C2qhdF44d5mkEvQx1YVPi8VpJNIOiLmDaiwtgEJkzzRiIzlm+jmEJ0Uf/e&#10;EU+129InMbU5u95qalegdmJa5CWSddVq2sRTeDhUs9WNmOrNFHrDUgL17XJa4fxhaylqTxENV/zM&#10;semb58QgaxYbY2luYsmVwPvxPeAjdk3PhvFzT4Dxm468HuPntk5i/A6hN3rG9vnqYvytCX1Q8gox&#10;/vLjL8mv/MJcBMZIiuEMGD/tIOxj/LgTsm5en0h6UnEI3w8TN4faF6Ubvn/D953TRV65lTz2Crfg&#10;b4XvawPjkvB9tdgjnvOGm8kDuIwZ3sdO4DW4GlstwfnWNkGC9Kz3i+4njXmHuBuiq5NSqqAujIkC&#10;cY8aCpxL5LB1hhdWQ+mJ15o04oW4G8JRiZRDSp8BR7FjMxJr6ekq7wVJMRmFELrBC6ux9IWl1sFx&#10;ndYkzMcpaFNJDS01sbRTBLgaSi84Sj6rhQsrnzUMK3Q3tAfWm2YqIuvIKMroS+O3onANpzeRDHfh&#10;t6amJ/BbTUde77dyWyf9VofQGz37q3x1/dbWhL6xffNbr+ecicRivlouYQKH4b3XKZaeZBzyXcNE&#10;zqH2xenmu9581zfxXW2aqeO7qrDkJfmuxll6S98VOznmxneNUXOAxPWa9Q5/lb1XVKJE79h7tSij&#10;ZxiHIY1wXiUS95Wvk8Ay00WElSElsL28E3U9c26aLil47k/VHIW/XwbStQdK09AqQoezSHHc0xGm&#10;xiIqyFPuyIO1NkUv/B2kHlkc0RVU3A0BJXCUSoyjSQ5Larc+rI0h94Kn5MPWbGV9K4SjRRKROiXV&#10;K/JSHQ3m40yq/srgrDg3Sx/a1okPa3qifFjVkR/wYU1bp33YihALUzV69l356vuwLQl9o/vmw16P&#10;D1uve4T6DUN/r1MsPRE66MMGiZwuRFP6yxenmw9782HfwoetYOLKh8U9LJKX5MMqa/Zt469FIgo6&#10;s4ssgwK5di982CQhR03b7zisBf4sJsWxDIIKhrrc+aWyojzT2HoIrfwdhOhSHGiqpyvHcQu1fZML&#10;HKrAG+rRdhJnTRzGYYzGKOyFZYzltjHJFHfNNLRjaVFEx1gKazvKTXxH7ftyXp5ajKUvPLVooiem&#10;9tVuxVPymVCIc1hOO80crjCWXvCU3FUrqFUUNlBKkR1hz54A6IT9XSDkFXiIKEdCO6YSzuQZoGfP&#10;HuaevIkHa0Z12oOtCL3Rs+fK15sHO2zYIaS32cNk+fnZw3qL4Nb4L7CkKxRLT4QOerBBIsda4aQk&#10;60Wr7uXeNi/9Rrs5k8bfnePcefL68O8d7RCCslQjypUHq0tVL8mDVYv+23qwJaKGxoNN4Jxhj5Ca&#10;ZeBFYd+zB0sI/suIHe6GuDsiynB6t9YyicTGr9j+0LOkug3DVqGqXtjGOD2zMedUH0DSehkW2J43&#10;M/5OI1O7DcPCMDevaF+YarNOXScWyflBkppAmx2T1E7DsFWooxc8JSfWIhOVExsGS5TYzEpXv8Yo&#10;dkVBuq958zTCYUfGh42l7C4Kyz0hH1Z35PVRWG7rpOXrEJofhbQAaWbfla+eD+tOExPw1SX0Deor&#10;jML29gSOtIYtYUkNhJauUSo9CTrkwoZJnEPtS1MlooclbnR/c2FvLqyKpq70ORpVaHU7mD8i/BjR&#10;nt3av3FcWOWdXJILayJ+b5lIXCJNWHtkKPdDYYMSrwrbxqYZdo9LFMvK9xuDJWv2pQeLu0F2cZHb&#10;mkkcnyo1ZFlNl8QemJQH2U3KKTZJ6Zevg3q4Jp6GpZziTBlR6gTFuJGnXe6bpxNByBnvhasDhMhi&#10;ia77irshYpoiFYJ2IIfd38hSQdvqmYgd4upnTvdHNkjPxLQRPMzCwENEe2y2/+WJqTX7eyGmhEhY&#10;g6lCJGy+SKtECYMDozgpwdlHkIhqGS0jnOiIl0ZF1F03++wRde7JW6AR3NZJNMIh9HwpBhf46ro8&#10;rQl9/+mGRlxPTjjtVuhH1HEnZNm8Oon0hOIQEhEmbQ61L0k3JAK65Hbcxmi/+7DePt29ejuuzGKK&#10;FRKBe5DjS0IiTOD2LZEI7D+g6/4gtdgguRZKx26rBX2vPOv3DUTYWI7n4QSGc9I00w5OEudJVg+k&#10;F1kqS56t8zs4diy9sIbhtFpj2GNpmD2co0LdlDM38rTbkKsdSy9YCgeHUFHXmtK3QswpJCiKBNqc&#10;UIiyLGIgDp6Xw3l5t7xhL+mRvRu+el5O2xJZ3za7Qi+nt3nDVA/jyqWqkLmJpSdCh1wd1jjQSB49&#10;ixpftcg51L443Vydm6vzFpWv1QlllauDexfm6vzJecORxDarSr4q/DO9mrxhnEvWEKELPK3MyxuO&#10;8jIVNUuq09JXHQPuUYiO3PCXkXS9wxhNQyv0X6CgO+cM0yaewt7usPYVp4EYm6IX/g6m2m7047qw&#10;+jD09kyNATxwLngTUzutfdUlKb0RVHJYa7ayvhViLKc50n+AbsBilDjiKtH7clcrFbAnSVJMPiwQ&#10;J9HhyTmmJ4jUmY78QN6waQuDOm758vDro2dDmq+uD+tNExPw1SX0f/oKfdje5g3nFgLmHYhx5yaW&#10;nmQc8mHDRM6h9sXp5sPefNi38GGxaZExhisfVm9kdEnhOthkUC9vW/yaIjfYROxkLlAtVovYwatV&#10;qcUK3i4zit6hD3jrOInn3WzfVFgzyrWNcTdEZecotzThHZnLnOpgFUsm3/aDMdLzs1hmJaIFKsB5&#10;9pBdVcnbE3+naMwzxd0QniIakSbHmNppzK4q5O0HT9Mit7kTjqCq2yFczQDIMVNL1PXjsyepIsLJ&#10;YZ0F16tK3t5w1VrLPlfDTGYnvC6buIpztyUVxHekf/uWE140AsO4GyKpIhbYcgCiqPzvBlHtVv/2&#10;Lim82gjGJoVXoFsrWNjBm5IyweqqwkHNeBNOb6TCeLwwjlF5vpOaK7zJdOS8eJM3eoaP+OrCSK0J&#10;fQf5hjddT2Y4UNlazoTGaVsD+9cplp5ktMCbPHoWNb5qkbvhTRH+U5uljRab2WjwdbSoQPRbevgP&#10;p4fTJi46+OrgTWoRvCi8yWwv85b54Q7elJSIM9aTJly8KY2T94w3NaYTFzYFt5Ul5eJNkSiLSJnW&#10;lSXVMd5knbd+eLFRaXFix4mlu0H+jos3NTG1W3/HvqD94CmApaZMGHU7hKu5KHAQgnZiY5zjoo+D&#10;qyQV94QABN0NMlHtkNEbrlpr2RFVcNVCNK30bwEFfIyrMi4RIOmMqzZ40Q+uRrTdw8ukNV2S0doN&#10;KlKcEmkkNSlFVo/hxIksY5MNc/59JapNMvrC08Z9JbCXS4j2BZqfCUphIgyxiamdrqnVJhn94Ck2&#10;lmA5NakxdCeEn1JS3qjmZ5zhnFxlaVaraZmWCjKm1TSVItPxlC4QRO4JMtZMR16PIEqUl1GYGoPy&#10;Ybx6notDmEaROTcYo2cYg68azsApQrFZxMKocZyTtDPLbfJVt83DJz5ESXqC2u2JyzVuk68N/eb8&#10;+oOjlAjnwT2iyUujEOos0cnfB1vWr2FLsjrjwnctpKVntHkYThejvcJgtusvq0dIj+ogLrTS7Taf&#10;tj//pD7tvy8m9M4tVn9MptgJD2kIZqN7g31q9IYgnVaYjmqHGpzOFwvbZMOpF6pFHq8hpucm0+lk&#10;vLdPnnHXfZqP593G7LqPvx6Gs/1+c393txvPJsvR7sNyPt6ud+vp/sN4vbxbT6fz8eTueb19vIux&#10;d676tNmux5Pdbr56UsoLLKBmYS5+0vsMUv6tXbOqEEnYgoU1qiwgLfp1zXGmak3DpRm2WadXAe8z&#10;MnCwwU5XMRLuCTSc6cjrNRy3dVLDOYTe6FlD8FVrCrNQuNPEBHx1CXkq9XcQq81oP1PyRR/+sdur&#10;z24QarEaPJNYvRPJ7GtOrsAeVH6MhO6EGB5XKpeeDB0KkoTJnEPty1NlhhyWudtuvu46fY4Dac6y&#10;NALhakreorshQigjFL0gE1UtjnDrsDLT8475j11sAa93hKVZV6Yv3pyNVjlQGm3NGcbTApUBR3gq&#10;Ypxo0B1AqtIDSUj6wtSm8BSOgQljKs76iRDCOyiosYS1jDW5I0m1a38/mJqWtN/mC4BU3Q6SVZlh&#10;m9YjbO0WTbOLSW+42gR7g6thee60M1V0bFUVCLfjyJiuhNWuJ12zFQDL0/3z00Z5gU/b0WY2H38c&#10;7Ufu3/j8vLmfxOvZevE42f78/wAAAP//AwBQSwMECgAAAAAAAAAhAMisHyC1+wAAtfsAABQAAABk&#10;cnMvbWVkaWEvaW1hZ2UxLmpwZ//Y/+AAEEpGSUYAAQEBAGAAYAAA/9sAQwADAgIDAgIDAwMDBAMD&#10;BAUIBQUEBAUKBwcGCAwKDAwLCgsLDQ4SEA0OEQ4LCxAWEBETFBUVFQwPFxgWFBgSFBUU/9sAQwED&#10;BAQFBAUJBQUJFA0LDRQUFBQUFBQUFBQUFBQUFBQUFBQUFBQUFBQUFBQUFBQUFBQUFBQUFBQUFBQU&#10;FBQUFBQU/8AAEQgCIAFWAwEiAAIRAQMRAf/EAB8AAAEFAQEBAQEBAAAAAAAAAAABAgMEBQYHCAkK&#10;C//EALUQAAIBAwMCBAMFBQQEAAABfQECAwAEEQUSITFBBhNRYQcicRQygZGhCCNCscEVUtHwJDNi&#10;coIJChYXGBkaJSYnKCkqNDU2Nzg5OkNERUZHSElKU1RVVldYWVpjZGVmZ2hpanN0dXZ3eHl6g4SF&#10;hoeIiYqSk5SVlpeYmZqio6Slpqeoqaqys7S1tre4ubrCw8TFxsfIycrS09TV1tfY2drh4uPk5ebn&#10;6Onq8fLz9PX29/j5+v/EAB8BAAMBAQEBAQEBAQEAAAAAAAABAgMEBQYHCAkKC//EALURAAIBAgQE&#10;AwQHBQQEAAECdwABAgMRBAUhMQYSQVEHYXETIjKBCBRCkaGxwQkjM1LwFWJy0QoWJDThJfEXGBka&#10;JicoKSo1Njc4OTpDREVGR0hJSlNUVVZXWFlaY2RlZmdoaWpzdHV2d3h5eoKDhIWGh4iJipKTlJWW&#10;l5iZmqKjpKWmp6ipqrKztLW2t7i5usLDxMXGx8jJytLT1NXW19jZ2uLj5OXm5+jp6vLz9PX29/j5&#10;+v/aAAwDAQACEQMRAD8A/VOubufH2jWczxS3LB0+98tdHX59ftafGO58JI+laZK0N3dbnd0b+Cs5&#10;S5QPtFPi/wCEnneAaxB5q/w7q008daI3/L+v/fDV+HP/AAuC8s9Z82W+ubm43fcRt9fXv7MH7Q6e&#10;LdXtPDWoSz/aJ4n8j7Qvz7l/gSso1eaRvKl7vMfob/wmGjY/5CMf/j1I3jbQo9u/UrdN3Tc1fK3x&#10;m+Isfw68IXGof8tn+SL/AHq+BPE/x71rUtUlub7VZ03N8qJL92ipV5TKEeaR+1cfivSJU3JqEDL/&#10;AL1Srr+mv92+gP8A20r8p/gP+1F9g1S0sb7V5bmxllRGhuP4P9tHr7gvL+Ow02W+ln2W8Sebv/2a&#10;uMuaI5x5D3w6zp//AD/23/f1aE1nT3+7f23/AH9WvyY+MH7VGvaxrNxFp99/ZumRNsXZ8m6qXw0/&#10;ao1XR9Ui3a59vTd+9t7h/v1j7b3uQv2fu8x+vkN5BP8A6uaN/wDdap6+dPAfxIg1jw9pXiWxbfby&#10;7ZWTd/32leueFPH0Hie+a2RVR/K81drV08xidfRRRVgFFFFABRRRQAUUUUAFFFFABRRRQAUUVBcy&#10;eTBK391d1AGN4i8Sro9lFLD5czy/cJb5a8m+If7UGl/DiBH1aa2WZvuW6/fb/wAfqzf6rc39hLLP&#10;Lv8As6bPk/g2/wByvy28c634x+KPibVdVsbG5uYnndIpfKd327/4EWuapUlA2px55H6H+HP26vDv&#10;iO9W2WI2zu2F81a9Uh+LtzNEksVtA8T/AHfvV+Ntn4h1DQdWisdTRUuJW+X5dm2vvf8AZd8YXniT&#10;wfcQahO1zLay7Fmf+7RTlKcQlGMJH0L4n+P6eD9Jl1DVfsltaRfxvv8AmryQf8FCNEa62JYr5O7H&#10;m5r5Y/a68Q+KPFvxVuPCug2NzqVvpcETslvEzorsm/e9fNWj+IdTh159Mni/0hW2bHXZ89R7SXNY&#10;rk90/Y/wr+0OnjPTUvNMW3df40wflrSv/jNcWFu08628MKLuZ3FfBf7M3i3Z4gtLNWnhil+Se3dv&#10;uNXd/tk+LdT0HwHZWOnrL5t/O6S/Z1/hVKuU5RMoxPVdb/b+07TryWC0to7zZ/Gn3a634d/tc2vx&#10;DbZbeXDcbf8AUutfkR4e8T6rqV1cRf6nyG/1Tr/BXuHwo8TtYaojL5tnqC/d2fcZKKfNIuUOQ/YD&#10;wbr03iDTGnnRUdW2/JXQV518D7h7nwdHLJ95trf+O16LWsfhMQooorQAooooAKKKKAILhtlvIfRG&#10;r8tv25PCWqvr1lrUCs9pdL9iV/7sv9yv1D1N9mnXbf3Yn/8AQa+fL+ws9VSW1vrOC/tJW+aK4Xel&#10;Y1I8xcT8hNN8MX2iap9m1rRbuHa3+uRdm/8A26+u/wBlfwNouveJrTVbFrt00aVLiX7RF8iP/Alf&#10;TT/Cvw07RRfYd8UX3YpfnTZ/c+et7R/DemeHrJ7PTLOOzt2beyQrsrgjRlzc0jslWjGPLE8R/bM0&#10;G81L4Ty6haLvTS2+0Tp/0yr88vHPw08S6JpOleI2+eKXbKyIv+q3fc31+xFzZ21zaywTxLNbyrsl&#10;hdfkZa8/174OaL4ksLjT5V2Wlwvzw7N+2tqkZfZOaly83vHyJ8KPgPY/FHwbZavp8/2myul8qW3/&#10;AI4Jf40/3kr7I8c6JfJ8JdQ0qzl869t9M+zq/wDHKyxVF8Lvgz4c+D+nXcGhxMj3TebPNLLv3PXe&#10;pCvyNRRpyjEuvU5pe6fl/wCA/wBnXxR8YLWXxHOv2PRElZIHlb5Nqu6u/wD30j/98Vx/irw3Y2ev&#10;J4a8LzxeIdQ+5Pd28X7qJ/8AYf8Ai/36/Sv4l/BaLx54U/sHRdan8JWm53lh0+JPKl3Puff/AMCe&#10;sf4Rfss+F/hLL9piZtV1BW3rd3C7HWsZU6k6ptGpTjHlM/8AZ78K6v4A/Z9stP8AEPz6m88sv/AW&#10;f5K6Xwb8a7HwV8RdE0y/bZLqM/lQfL95fkVv/Qq6D4hXLW2jRfN8jT7NlfJ/7RXm6VL4U8QwMyPY&#10;X2xnT+Hds/8AiK6fgOP7R+r1Fc18PvEq+MvA+g62pB+3WcU7j/aK/N/49XS12EBRRRQAUUUUAFFJ&#10;mloAKKKKACikzRmgBaxvFV2LPQLuT/Z21s1xvxPufJ8LzRJ9+d1iX/gfy1nL4QPM9E/490gl+dn+&#10;dk/3q7TxB400T4b+BZb3SdIWa5jjWK20rTIfnnk+6i/KPu5/irzv7Ytnf3cssq20KN8u/wD360Lb&#10;WLaaX5b6B/8AtrUlnj/w7/Yo1Lx94+8TfED4z+XNrOoS7rSxs7jMVv8AJ9//AHUztVP9n5q6P4V/&#10;Byx+DmkahpVjfS6r5t40rXbrs+X+BE/2a9Vm1Vvsf725byl/vy/JWE9/bTNuW5if/trRGPIVKpzH&#10;ZeCtV0nw1oepztZxxXvzXEpij/e3Xy/Kv+2/8NfMv7JX7Kx1Dxl8QvFvxM8MQTXd/dbbOx1FN7Ri&#10;X967f+Pqu7/fr2V9Stofv3MaP/11otvFUT28r22oLsf72yf5HqJU+eUQ5uWJ5jP+znpvgH46arr9&#10;hdLJpEsCtBZ/88pf41b/AHUr2Dwbd6XpusLPqVtCysu1HlXf5X+1XOzarA+zdeQfP/01Ws288VaV&#10;bXX2VrxfNX56v3YkHlvif4VaJ8IP2zdP8Ywafp2o+CvFUTW99b+QktvbvL95/wC4vzbG/wB2uh/a&#10;A/ZT0WLx94X1Twy9vpVl5jLeabEMCNPv7k/3mrs38SaLNa7fPgm/36fN4k0+b5ftkSP/AL1Yxjym&#10;3tJSPZ/hHCltoEsC/diZV/8AHa7yvO/g7fRXmj3vlTxzbJF+5/D8teiV0R+E5wooorQAooooAKKK&#10;KAM3WrJtT0m9tI5fJknheFZMfd3LjNfn94v+Kvifwh4gvdIvlaK6s5WiZK+3vi14nufBvwy8Ua9Y&#10;7De6fptxdQF13LvSNmX+VfmTffELV/ibq17J4iu/t2vwp5qXHlIjyxf3Pk/uVzVfiPNq5jSw+Ihh&#10;pfFI7v8A4aB8Qp8ystH/AA0nryfN8r15i6VnzIqfw/eo5T0uY9g/4af1zZtaKB3/ANhaE/ac1dP+&#10;WC7/APgNeNbIvn/2ai+XfuWjlDmPbf8AhqjV9m1raJ3/AN2rH/DV2ob/AJrGLZ/H8teBO/72iHbv&#10;phzH0VbftXNtfzdPb/gC1etv2tIIU2tpjTV80/LTaXKRzH06nxdtviciW1tbNZywN5vz/wAVcP8A&#10;HjRP7b8C6nAv39u5dn99fuVwnw917+xNei+bYkvytXueq2cWq6DcI3z+bF8tRykVJcp6j+xD8adG&#10;uP2ftMh17WrPTJbCd7dWv7pItyfe/iI/2q94k+N3w+i+9428Pp9dTg/+Kr8jtKsJYfD/AIo8PL89&#10;xpGrRXEEKLvdkl+T5f8AvtKiTwn4h+zwzpoOpGCXzUjl+xvsbbu3/wAP8Ox93+7VxqS5dj47NM+x&#10;OAxHsYUuY/WyX9oH4aw/f8eeHB/3Eov/AIqqr/tLfC2Ic+PNC/4Beq1fkH9pb+/+ldlYfDzxYl1b&#10;tPoN+kTM334Nm5FiSV/++Yn3/wC7VxlzngR4tx0/hox/E/UJv2ofhavXxrpv/AHZv/ZaqyftY/Cd&#10;f+ZytG/3YZW/9kr80rDwtrHi3xtquh+F7Fr+W1nn8q3SVE/dLLs/if8A3a6JPgT8St8SL4WuXLbl&#10;+SWLbuX+H7/yt8y/J96jnl/KRHifNp/BQj/5MfoI/wC118KE/wCZqR/92zn/APiKhf8AbB+Fg6eI&#10;p2/3LCf/AOIr80ZrDV7bRn1eezlh09Lz+z2mf5Nk+zfs/wC+aqQ6q3yVpzGMuKc0WkqUfx/zP00H&#10;7Y3w0f7uqXUn+7ZS/wCFSx/tc/D+b/V3F8/0s3r8/PCvhvV/EkD3NnZyPaJ9642/J/uV6L8CrPw5&#10;4z8R6rour2epJd2UW/ZNL5W7a+102fe/8fruo4StVjzRiexhM0zjFfYifbOh/HrQPEMyQ2FhrE+5&#10;HlWQ2m1Cq9fmZq6IfEWxwgazu0Df3vK/+LrwHxJ5Hh63tLnRbG2s9Q+1RWv2hIt7tFK/73/e+TfR&#10;oni2e/l1a51CKJ7L7Y1vZxJ8joq/I7/9976wrYLFr3qfKffYKrFw/wBq+L+6e5y/FTT1uxbLp9/M&#10;7JvyqJt2/wDfdcJ8UPidZpb6G720yRyXG8xBlZnVfmry3xD8WtG8H/FDQp77WoNN0+6077LLaXCu&#10;7ptd9ku9fur8/wD45XGeM/Hn/CSeJbiKC8gudPsrryrX7JFsiVfs9u//ALPUyoVYU/3sTgqYipGv&#10;yxl7pR/aT+JDP4cspdKlnsJbifYvzbH2LXzU/jnxDMvzavdv/wBta7b9oTXmmvNMs/7kXm/J/tV5&#10;Cl4tRGPunfKR0z+MNe2f8hW7f/tq1Pfxhrz/APMVu/8Av7XPJM2/73yVNvbZ96nyxDmN1PGGufe/&#10;tO5/7+1YTxbrTp82p3P/AH9auahdtvzNViF23/7FLlL5jov+Ek1fyvm1Cf8A7+1ND4k1fYm3ULn/&#10;AL+1gwu2/wCar0NRykc50Ft4k1f/AKCFz/39q7D4k1d5dv8AaE//AH1WFbPXqnwD+HLfEn4hWVg6&#10;/wCiRf6Rcv8A3VWokXzn2j+zT4XufCnwutbnU5WfUL/N7LvHzKn8A/75/wDQq9fB3AGuZ8PXEkc3&#10;2STylaD92ET+7XUjrWsfhRGHre1jzBS0UUzpCiiigAooooA8w/aTfZ8BPH7f9QO7/wDRLV+Sh1Sf&#10;R/EkN/B/rYHVv97/AGa/Wf8AaeH/ABj/AOP/APsC3X/os1+ROrSf6ZKPeuSuflvFc5U8XSnE9W1L&#10;7NNa2+p2Lb7K9TzYv9j++n+8lYTvvaug+F3htde+HN35qts/tNkV/wC7+6SuMh8VeF5tRu7FvtMN&#10;3BK0TJt/u0qcuaJ9/l+IlisJSrS+0adV5f4q2NKttI1iXyLZp/N2u/z/AOzVpPDds/y7ZP8Avqtj&#10;0OU5J0p+ynWHiTwnf3EsS3lyksTPEyOv8ddBpum6VqsvlW11K8u3fspgc7tajZXW/wDCJQf89JK5&#10;yw1LwvfyvFFrXzqzIyOrfeqiSvbO1tOkqfwtX0BpXiRbnRrRomX5l2NXkth4e0/UpfKttT86Xbv2&#10;ba9S0Tw3BoOg2X2zzZnl3vF82zalY1JckeYqUeeJ85eP/EkXw6+Nf/Eztrv+zNZs9k72nyOu1/kd&#10;P/HK9oT9tSCa38QSy+EL13v7byJZvtTvFF+6lgR/ni+X5ZfmdNu5t/8Afpl54J0rxP8AGbwlBrUC&#10;zWWpaZf2Tea38bfc2f7SN8yf7le4fEL4e7/gV/wgttdzvpU89rb3kztvu51a4i/j/wB7bXFLMaGF&#10;lGhKXvSPAxGDqYxTq05cvKfBtnC1y3lRfO+3+Ba+htF+Pl9dJorT/DLUNRi0fSJdLs5oZbpfKs5b&#10;dFl3/J8zbNzb/wDb/wBisHwHoPhrw34q0nV5dNvvsNq0EsUtx+9inZnRX+0RfwJ99d/3GV0r7H8S&#10;afqGlfCjWtLsdTaGK3tXeJ/KV3aKJH/0d/8AZqcRmFDLXGNeXxHyOSZJKtTq1facvKfnKnjBdN+I&#10;f/CR2MSzJb6r/aEEM38e2XzUR69q8B/Frx/c6DdWen/Dv/hIdK1bXZfEUT/Zbh0+1eajxOrJ/DFL&#10;F/wKsq88MaHpWuJpVt4M0103PFL9uvFe+v8A77PFaoz/AHvnVN/39yPs3190fDrQV1LwHbz2d21h&#10;aa3YxXDW9p8iRPKiM7xf3a2zHMqGV04VKn2j0cqympXlOPNynwf8Y/j14l+IulQeG/EelWmm3enX&#10;nnzvboyO8+zyn+XdtX/gH8VcP4b/ALOs7q0vNaaX7E8uzZCu92/vvs/upXvfieHT/A11qt9eafZb&#10;7hp0W7u4FuPtr+a6bHRon27ERG++qbpa+d9eml1jVv3UCw+a37q0h+5Ev8CJX2WU4OOLX1iXwnPT&#10;yqVTE+0rS5j6Y8P6JB420bQv7KurnXv7Dut8F9Y2vyTtv+SKK1b7zfc+f5VSvb/hN+yZeab4pbxb&#10;rt3JotzLuZdNtJvPl+f7zTyt8hf/AHFrqP2T/wBnK0+DHhKO/wBShjl8WahGJLqVl/49lP8AyyX0&#10;/wBr3r6CHWscXj5SlKlS+E+6oUIwicUfhJ4akdHmtJLt0O5WmuHPzfnXIeIv2fLO6vLeXw9rFz4e&#10;tkV91ksSTwuzNv3fN83/AHy1ex4ox3zXke1n/MdnLE/Pb45/sy+PNJutQ1fUra28VaZK+5rvTIm8&#10;63X/AG4vvbf9zdXzrZ69qHw3vEjWX7Zonm+a1u//AHzX7KH7tfEv7Zf7Otjb2d34v0a3jhtbhz/a&#10;Fuv3Y5W+7Kv+8fv19DhMdHEfuMSclSj9qJ8a/EjXovEmvPfQS+daMqJE6f3NlcU82yrulawugxax&#10;p94y7ok82zd/72/7lcrr3xFnsLeVn8j5f9ivKxeGlhanswjLnjzHQQ361YTUl/vVznwx8SXPjOw1&#10;C5vmgTypdkWxdld0ltFbWV3c74neKLevzVwSlyGhVhvF/hq3DNv/AIG/75rkdV8cz6VE8qxRfJ/s&#10;1sfB/wAc3PjNNTlvGgRIpUSDZsSgDqIf+Bf981Y+b+63/fNdQnlQ2F3cq8DvFE7qm7fXOzfEu8tr&#10;Xf8AZoPl/vwUcxnKPKWrB2dvmVv++a++f2RPh4nhbwJL4gnX/TtZf90237sC/wDxTf8AstfD3wf8&#10;Q3Pjy6la8+zQ26yp5Wxdlfpx8Ong/wCEF0RYNvkpAqLspQ+IK0uSmX20/wAjV4rvdLNKvyKm7ald&#10;VG2UXjbx92ubllSbU0RW/ewfN937u6umXp+FaSMcJ9ofRRRUHpBRRRQAUUUUAeVftPbv+GeviDt6&#10;/wBjXGP++DX5Gav/AMhS4/36/Xn9o67tLD4D+P5buPzYDo1yjJ/eLRsqj/vpq/IbUf8AkITf71cl&#10;c/KeMP49L/Cd38LPFl5Bp2oeHo52hd3+22v+22350/75RW/4BXhfxOtp/B/jKLU/9daSy75Yn+5L&#10;/wADrr4dSn0u/tru1bZcW7LLE/8AtV0XxF0Sx8f6DFc2yxIl0u9Um+4j/wAcX/AK5Yn0PC2Ye1w3&#10;1aXxR/8ASTP8K+JF8PReF9Xivo5orqzZ7x0lR9js7o6f7Oxa7W58VXyM8TSxf76LXlmj/Bnw5bRb&#10;b5rR/wC8iM6JXbX6WdtZWkVtPBsgi8rYkv8AAv3K6YxPtZSPDfGF5deD/HizupudLuFZ2RPkZ5P4&#10;fn/z9yvdNEvH8K+IdPiWVX+0WcW7f/el/uf7KfJXC+NvB8HjOK3i3Qb0b5ndtny1q6J8LtMTTktr&#10;zU/tMS/J5X2p9n/odaBGUT0h/G2oJvVooPl/2a+Ytb1K88MfEu4gZd9lKvmr5X3939yvoDWPKS83&#10;RSxvuX+Bt9eaePPh03jPV7KWLb8nySu8uzZVkR+I9Q8PalP4G8b/AGafyrlkX7Psfdv3sn/oP3Pn&#10;r2Oz8c3njDSIp54IIfsf+j7Ivkr550r4br5Vp9u1WSZ4GR12XW37v+396vRvDcy/2pe2Pmrsl/er&#10;8/8AHXLKnzx5ZFSl/Kd15zXPi3wpfeVv+wTxSts++ib3Svdtb8VLc6HaS+Q3lNfWrxO7Innqt1Fv&#10;2V8w+KtKvL/Rri2s5Vh+2WMu6Z93yJE/z/d+b7u+qEM2seIfhHL4TX7F/Zlkq3Gk3yWMqS6a+9Hl&#10;dH2fd2J82yvNxeT08ViaVeUveieFhcXGEK8f5pfoXX+zXOqag9nr2kXMstn9nZIrVft2yJLf777P&#10;u70lRv8Arl/t19K3/wAV7a/8P6hEsSpFdWcsUVxLPF5Us/lP+6+/96vjXwPq+px+KE0O2tNPtriV&#10;JbCe+htf3u37rvv/APHq9a+FdhqeleGYtKttDa50f7Lslhu7Hykll2bN/ms/y08xymjmk6VWp9k8&#10;7IMZH2dX+8UtS8YaVefEuKz/AOEju7DUPty7tJitfNll82Xe6RS7Pl3q6bNj/e319K/Cv4upYeAb&#10;G1jsWubfw5pVq+p3CS/6iJkTY6J/H/er8+tS8Sa98OvEWp6Vpmqqn2WfzVuEtV875kVkfeyuy/8A&#10;fVfTvwQsPEfh7wvo+i6D/aiWkH+lXlxaQK6XiyojvF80v8G/b/t13ZrltDMacKVb7JWTY2UK9X3T&#10;kvjZrdtrfivQdFs55/NvLqWWXyZf9HuIvtEvlb/n+8mx/wDvutr9lL4Vx+NvjHpuoXKq9lYX3msj&#10;/wAXlJv/APQ9lee/E5P+EV+LGiav9pb7PfzvdSw7fkgbfs2fffd8v8de3fsg/E7T/DfxMi0Gd4Ue&#10;/vJ1illbbvZl+Sv0WhCVHK+Sl/KehhffnzyP0KoqD948XPyN/s04Rf3mLV8Ye6Nd0dvL3Lv/ALu6&#10;p6qpZwQTvMkMaSv951X5mp6yMku1/ut91qAJgc1y3xL0SHxH4A8RabcqrxXFjKgDf3tvy/8Aj1dS&#10;Biub8f6vHovg/VLmTyx+5aKNZfus7fKo/Wqh8SsB+Hnj+2W5vZf79ef+LfFSJ8OdT0yXSETULqeB&#10;4prdP4VZ96P/ALNe2/GmaJ/iNqEEVnY2flS7Gh0/d5W+vNLm5tr+KVZdP3xL8rPur6TOuWSpSOCj&#10;7hn/AAus/sHhC0+XZ5rPKyV0fiS8nsPDjrbRyu91OqN5K79iL8//AMRVKwuYraCKCCLZDEuxUrVf&#10;VYpooopbPfs/2q+Wl751HGeP/HKv8MrTRYLG5h1D+0XuJ5YV2RPF5WzY/wDeauh+Fmkf2L4Qso1X&#10;Y8q73qW/sNM1KLyp7P5P96tW2vIraKKJYvkVdi/NR9n3RSkaut63c6PoMX2aCeaW6n+Z0XfsRfm/&#10;4D/BWP8AFr4lz698NvCWg2ttffbbVrhL54oPKt2RtmxH/vN/t/3a201KC5SJZbbfsXYvzVYfR9M1&#10;j/XwMj/71Y8oc3Kel/s0/DH+3r/wv4Vs4tiSsnmun8Cfed/++a/Ud4LbR9Pt7azjVLe38q3jRP4V&#10;X+Gvlr9h/wCHP2HTb3xjeJsedWsrFNn8P8b/APsv/fdfT2qzK6p+6b5W/wBqto/DzHm4mrz+6D3L&#10;Q36Nt3/f/wCB12Vu2+FG9Vrz25uf3qMr/fb/AGq7nR5fO0+JuaIkYCXvSiX6KKKs9sKKKKACiiig&#10;Dyb9qhVb9nrx8G6f2VL/ACr8kNVf/T5W/wBqv1w/alH/ABj549Hrpcq/pX5FXLb2b+9/drkrn5Nx&#10;f/vVL/CR2Gl3Guaxaada+WLm6l8qLzpUiTd/tu33ak8C64txJc6JLIrxXbt5D/3bhfl2f8D+7/3x&#10;WPcyOrBvSvN7nxD/AMIx4guop2Z7eeXcro/zpLXJGMpS90wySnO3tKH8SP5HsWpTeS7qy7NtY73/&#10;AMm2srx/r2gePNUvdc0/xdJokTxRJ/Z01rP5qMsSI7/uvl+d0dv+B1wv/El+yJ5vjq93bV+ZdPlb&#10;/wBnrt5j9Fji5dYnpiX7VbttSV/lrzgDw+q/J4x1l/8Ac07/AO21LbWen6lOq2eveKLl1ZXZLexi&#10;/wDjtEZe8THGx5j0pLn5flqxM6osTearu6/cT+CuIttKihulT+0vFrpt3/dtU/763PTrzWNI0rYs&#10;t54md2/gS6sv/ZUetv8AEXLHROy+0rsrQ0fVfsF/bzr/AAN81cPpWq2epJLPbWevzW8XyM9xqdrF&#10;/wC0q1tBml1hn/s/RdQv9suxXTWIJfn/AO2VvRywK+txt8J7r458Qz+GNE0S5sbnZe3GmXXkP/tt&#10;cOn/AKD/AOPVYsNb1x/g3ruq6nrjeIbu4sbC4ghu9iJFuf76IqJ/frE02Gf4ip4f0q509rZ9Gs5b&#10;eL7Pdb/PlXfcbHlZEVW+dEf/AGKbr3jDTH0vWPAGkeHNURGWK1vL59VSWKJYJU2OvyfPs2fwf36J&#10;c3NE8nB1XUo4qa/7d+40H/4lvhmHxDBoey9utMlumu00dvK+0M7/ADvcPL/tp9xPmWtD4VpFpUUu&#10;oT61qD3c66ii293LPcW8SK8vz+Vv27U2L/BWJ/wkN54kvJfBV9Y202kxT/Z98MDJcfukS3R92/73&#10;lRIlUbnVdF8E+K/sdj4Xub/U79fs99fW/iKX7I6Tp+9T7m3b87/8Do+I83h2qpUq8l/UjodK16xt&#10;orK81eLSNSlg1G/t5YU06eV7qeL/AFUqOsXytt/gd2VlT7i1ifBbW/7b8R6ZearLK97E1hFZ29vL&#10;s81lllT5E/vfIm9/9is/W/i5P4JsNT8F2egWz6YkSxb5by6il2Nvl+fbKnzbrh/977taFz4YsfCV&#10;roWr2PgS28Sah9lguLXypb3zYvuSo7+V8q/vWd66a3vnTldWH1id5GV8e/E9zf65rdtPOuyw1FUg&#10;SaLZLF8j/In95f8Ab/3K8xtvE+oWGs2Wp2k8kN7ayrLBKn30dfuPXd/tJa0174X0/UJ9Di0HVdUZ&#10;bq8T5ndWi/dJsd/m2/8AxFeZfD25sfFv/EuubyPTbtvkiml+5ur77J6kXhuSZ0Yar78on7Nfs2/H&#10;jSvj78PLXV7Zkh1e2VINVst3zW8+P/QW+8vsa9bA9K/Dv4W/Fvxh+zd8Ql1bRpPJul/dXVjcf8e9&#10;5F/db/4v+Cv03+C/7cnw2+LlhBHdapF4T8QMv7zTNYlWJS3/AEzl+4/04b/Zr5rMsrq4WfNS96J9&#10;LRrKcdT6OAp1UYdUsrqISwXkE0TdHSRWWuf8TfFDwr4QEf8Aa3iCws5pW2RW5uF82Rv7qp9414Sh&#10;OXQ6jqs7Er4i/am/aysLHxDceHNJgkvrbTlfzbhH2o1z2/3lX+9WV+0J+3Nba74d1Xw/4UGoaLcs&#10;7W8lxcQLvlT+Pb8/7v8A9Cr4X8W+MLnxDeXFzdSb5p23yv8A3q+ny3K5fxa559ev9mJi+KvEn/IQ&#10;1e8l+7udpf8AbavL7P4hMmo3FtLqLw6Uqq3kpu2Sy/32WtH4m+I/K8L/AGG2bZ9pn2y/9NVX5qxt&#10;D1Pwho3w+1C4uLTWZPiJLcpLpmo292iWVrBu+fzYtu52Zd9cObVva1uT+UVKPunQJ8RNINv5X2lU&#10;Rfm/1Xz1dtvHGlTL8t23/fpq89svHniW8vLe2/ty5TzZVi3/AN2u90fUteubPzVvNbvP7ssM77G/&#10;8hV4PMKXtPslpPHmi7v+P7f/ANsnrQtvG2iv8zXy/wDfLVzfiHWPFWiWEVz/AGvqlsjy+V++nfe3&#10;ybv7ifLVTRfHniG5leKfxRqEKKjP/r2+6qO1XzxMZVJxlynqVn4w0V7BG+2L8j/f2tXZ/Dd7Hx54&#10;v0rQdKvI5r2/nWKJK4HR7zxRc6NF5U/iB/N+f7R/aL/d/wA/7FfQ37Klhqum+IZde1rXL25t1ieK&#10;1tJrzzfKffsd33f7P+x/HRT5asuWJzV69ekuapE++PDz6f4S0PT9K0xWhsrOJIok2fO+3+P79S3P&#10;irfcIv8A3yn8H/odeP3PjZX+Vp45t/8A1yT/ANkrKv8Axts3yyrFsVd7Inlf/EV31KR89Uxx7Rc+&#10;MIN/zbf9b/d/+zr1/wAE3f2zw9bS7lbdvOV/3mr4a8K/GPw942aVvtn2b7PL5Wx4vkZl/wB1K+zP&#10;g5cpefDzSrhMGKQO0b/3l3t81edGUZfCd+T1KtXES/lO6opB0pao+zCiiigAooooA4P40eD7v4gf&#10;CzxN4esGWO91GxeGJn+6GNflj4t+BnimwF0ING1e8urf+CHTpd9fsNkACvM/Ge5Li9bc3yK7Vx1q&#10;cpv4j57M8qo49xq1PiifjppWqx+HvEFpfXNjaaqlrLva0vl328v+w6f3a8E+ITtNqN8s7bJZZXeL&#10;5diba9q1h/8ASJW/vHdXjHj+5le9lf77wS/LWdD4z5fhuclOcDG8HeJpNF16w/dpcu0ixSwzIrpL&#10;E330bdXo99deCtX077TYX8OleVAvm2UulS3TrL/112bdu6vL4N9zreitJ97z0SrHhv7T/wAI/qEE&#10;UFy/2jd/qYGffXbI++9jTl70jsZbfdFp7eVF9oeJldLdfkZlldP4f91a2bPxDPpXhqJdKW2/tBLq&#10;XzUu4Ef90yJs+9/tJVb4QWLzX6QW0sltetZ3TxJcNtSX90/yL8y7Wb+Fv71de9tc2fjmytvEsUEy&#10;adF5UtxC6ypeRea+996/eZ/7/wDuVzcvJ7x8y5eyqykYVn8R9es0/wCJZomm6bqEq+VPe+QvzrXM&#10;Wkur+I/FWsxtBJf6hcGBpUsbb5fk/wB2vbofEPhBNSRorb/iXpPK9rb+R89ujW6Lvf8AvfPv/jrx&#10;bThpFt4p1+DV769sNwXa9orMj/uvkR9v+1soj78uU64VJVYyjc2rzxP4jjSK10rU7nTUs4orWe0l&#10;Xb+9VNj7q63wxrHjzW720gn1qXRNPVvN8nTItiN/Dv2Uz4L3lj4Y1S7vrzTG1jT5WaJbGVdv2r7m&#10;x23f9917xba3babod3Zz6Zevd39j5UV9fReU6It69xs2f3dr/wAH8aVEviOaVarCPuSOPtvidLYW&#10;e3w9PqEMtq3mrcahsfzW+y28T/J/Evm27/8AAXrF8OfFbV/GmlRavf6tIdSuLmV59kvlfvfNd/uL&#10;92safwNeQ6pDpHi1p/BMLz+Vc6jqFrK6W/7rzd+xPnb5Wi+5/fSvKtCh+wXWq6aj/afsep+bBdqv&#10;+tilT5H2/wDAE/77rrjGVU82GXVcxoVfaS5eaR7sl9PFP56TyJL97zUb56kTVbx5Ub7ZO/8A23en&#10;fEbS7Lwp4ri0yz+2QhrOC48m+Ta254lZ9rfxVjWJZ5lrn96Ez83rYerg5ypSZmeKrlrnxRqs7ffa&#10;8lf/AMfrQ8GXk7317F9pm8ldOn2p5rbV+SsnW3X+3tQ/6+pf/Q6veEmVNQvj/wBOM/8A6BXZI9Lm&#10;aOf8Zl7nRJdzs+1l+/XmMPm2d+m1mR1/uV6n4h/0nS5Yv4/v1wV+kXmvLEvyfw19nlcv3Z9Zlsvd&#10;LX/CbT3kSQXzNM6fdepv+Ektvus29K4e8fyd9YN/csn3WZK+mp4tR+M+npR5z2az8W2sOxFlaFP9&#10;hqsTfEKCF/N+0t5q/dmdvnrwVNSmf5d1dLHaWksqKySbNu/55Pn/AO+VrGpjqEfhgbypyXxM7jVf&#10;iaty3+sa8lZv71S6brzPA8888SS7X/cutcFcvGmsxKse+KL7qRKqVpXL7LeJJfvyy/f/AIFWvLr4&#10;mVUky/iPDL5+lvJLvWW13qi/w/O//wATRpXgLXta8E654sttOW58P6NPb2V5d+aieQ8v+q+Xdubd&#10;s/hqtrF/c39pNP8AZlmtYoPK3P8A8sv3r7f/AGarHhXw3qusaRqstjYyzWtlF+/dP4Gb7n/s1fE1&#10;5c8+Y9OPuwOXab7PKsn91t9db4f1S8j0yILfXMMTb2VEnZEqhqXg/UtN8r7dYz2yPJs/ertr0fw5&#10;aa54Ts7ixudKtIVgldIvtMHzvub5dlcfNyxCjKMjjdX1WWawS2kZ5naXzfNd938G3/2audubtrRW&#10;b73ysn/fS17f8ZfAGveD4/7P8UaLDpWtRfZbhUh2f6qdJW+bb/uV5to/hCXxBqtvYxx73n3Ki/8A&#10;AGrOMub3jhqThGtysm0GH7ZFEsX92vsv9m/Un0rwQ9jFKyeVdN9zf827ZWD8KPDHxL019P0rStDs&#10;YZftVvpqyzWKPF5rfc3v92vUNYm1qzTzfEcFpD4givrrT7x7SLYjNBsRPuf7FdWErSlU5eUzzrlp&#10;YT4jpk1uXdt3So/3PvNVq21KVG3JP8//AAOvN/7Vbfu3bKvWGqskqN/H/t13zkfl9Wvqj7s+GHwR&#10;+Huu+CtH1GTwdpHnXVutw7Jb7dzt8zf+PV7TZ2cOn20dtBGsUEa7Y40GFVa4L4CTef8ACXw1J/es&#10;oj/47Xoy9K8tRjE/YMHGPsISiOoooqjuCiiigAooooAb/FXn3jawn+y6rL5XyeRK+/8A4BXoP8VY&#10;Xjl/J8Ia5J/zzsZ3/KNqiRjW+Bn4Xah97/gNcd4p+GOpeLbKbUdGaKWa1dVlsjcxROytvfzfmf5l&#10;XZXeXMPy/wDAal8OXy6Br0N9JAtykUUqeU6/e3ROn/s1ebTlyyPxnLcb9UrKZ4npXw01+HX9NudS&#10;ews7KCVP3tzqFvsVf++/mr2nR0vvDGk2mmLZ6hbWVlazy3j28rfvdsu6V32J+62RMif3qXxbcr4h&#10;0b7HDZw23/Hhti27bdGgt5Yn2ov9/en/AHzVu/8AGWr6letePBp6XC/bFXZFuRUn/wBj7rbP7z/e&#10;+633a75VacviPtf7epuPuyPMvHWjHRdU0+2a2uYVbTopl+0ptd1l3So3/fLr81en+Abyxv8A4Wra&#10;wXOmvq2mzs/9nahZs/m+a7/Oj7027Kg8YeJNb+IOqWuoaxNaJdxWyWrPb2iJu2/xNXX2P7M/iqJB&#10;c2HhnxD4gt54onS9sbFfKfcm7av/AH1SUufmOCjj5VakpUI8xfh/4SXxP4PuLPStI0LWLewWJ59T&#10;uNOiRLP5PuJtl3f9914H4y0BdLl1VLudX1O/lgl8mGDykTb5qv8AJvfb96Lb/e3vX2P8MbbfdeH1&#10;1zyodKi1G3lvvOiSJFVX8p3lddn30RE+evm/yfDVz4t1DULmXX5ruK8n2y2nnu8Sea/lbH2fd8rZ&#10;WnLGEj6el9YxVP3uWJ2vgPXpX8IeH7rw5qrWF9arFb3SXGmW8v8Aqool/dSt83399dhqvif4s6x4&#10;Ziuf+Es0jStPsIni3zRRXF2/73Y7vui83bu+Tfs+9XIWFp4fk+DPhpdMs4n1Z9V16Wd7iJGuPsWx&#10;Nm/d833Pu/3fnr1XxP4k8J/29u8R+Orbw9qFv5tv9n/sBb13i+0S/wAaxfL/AB/x1t7OnL3iJSxV&#10;P91S5T5x+NPiq51jw5ZW0upz69e7llbU03v9qX7Lb26J9xG+T7P/AHP7leL6JYQaxZbmnlhut/2C&#10;fyn2On9z/gP/AMRX0d4/+IS+G9U0rWPC+pwQ6hoeo77HULeCKJ0iaJES42bP959jp8nz14ZqVnPZ&#10;+I9aubNY79b1vtCu7bPNl/j/APQ91XH4jTBc3JL2vxcx7N4p1O8u/Fuj6RrkEtzBPo+m7k8397FL&#10;9li3urf3t2+m+AoItd1PRbO5n+zQ3V0kEtw21di+bt3V6VZ/EWDVfGXgyBryDTZXsLK9a0uLXzbS&#10;VWtYpUeV/N+Vk2ffRN38Neb/AA1FtNf6J9sglvLR75PPt7dd7yp5vzqi/wC7WNaPvn55nVOMan/b&#10;x6hoPwp0PXNc8Qf254evfD0qJFttHvGl8pm+0f6Q/wDFFF+6T533Kvz/AN9K8U8KuqXN2zf8+Mv/&#10;AKBXuujvpj+MtYtteg0vWL3/AFWzSdC+efa9w32XZ9n/ANa6eV86bWXYnz/frwnREks7rUEnVkmi&#10;tJVZX++rVrW9wzxkYxpx5T1bx5NPqWl+JYLnxDBf6fBZ/aNJitJbLZfrFbuzv5UXzJ8ib/8Axx/m&#10;r5Cv7/ZvVG+Rmr1DwlrttpXxE0eS8bZp9xL9iut//PKdHif/AMclryrxNol94f1XUNKvImS606d7&#10;WdP7rq22vpMrq80ZH02Dhzw5jOvH/cbmrlbmbe/3q1NTvW8hY6w3avZlI+ow0LRHw/69F/2v71dv&#10;bXPzbItr/wC3u37v++a4vTlV72LzGZE3fM610um6xFCsSyyr8su9t7faPlryqkjoqRJUm2ancNPt&#10;87+FEi/iq9ptsvinUUtPtbQ7Yt0uxd9ZNmjalLcM0kdtbvudpXrvvAOjWlx4a1XUrbzIfNlSwi/2&#10;9vzu6/8Ajn/fdZzn7pw1PcjKZxqiytrLWtOub1UMEG6DevzSvub/AMe+evQPgj8RF0PwL4u8FT6R&#10;Bf8A/CRxLKmoBmS4sHiV/uY+9v8AlVt38O+uG+wwvHriPD50kTr5kr/OyL81ezfs/wDgu11H4S+L&#10;fF15Yyfbri+isrGXb8iRKrtLtf8A4Ei/8Br5/llPlOtyl7K5y154Viv7B1ltok1Bp/N+0RKibE/9&#10;m+b/ANAr23QbO+ubz+wYNVudSS10yK9l3yvK7syI2x08r/bf7m6uPS2ir1r9krwNpXxc+I/ibw3q&#10;uvWGgR2VhFqEV7LBFLNK+7bs/e/wr975f79XUjGET5zD1Ktefs4yPOPid4J1fW4NVvtYudUv5re8&#10;+yxahM29Lja33H/3Ff7+/wC8+3ZXG+H/AAhLp1xFdRTtDcRfOro3zr/u16f8QtSlv/i14r0WCKBL&#10;eyv/ALFBFpkH2eKdF+VJfKX+J/v/APA6Zc+Hr7R2uILzTruzlgXfKlxA6PEn996KcIyjzHnYqpU9&#10;rKP8p9IeA9Vvnv8AXdBtta1B7LS5fKV7ee4ldn+0bHf5Ytysn+5t3fx1574zm+TT7yW5kuZrr7Q8&#10;/nMn+tW4eJ3Tb/fWJK9Q/Zb1GwvvgvrevSXmk2+uada3MNro8umxSvdKsW5ZXb7zeazMvzfL8tfK&#10;9n4wtfK/0xltpUd0aJP4Pn+5RTqR5uUeNoYmNCP2uY7D7Yqf3f8Ax2rtnf8AzpXD/wDCSQXn+oiu&#10;Zv8AciZ63dKvJ7n5l0zUnRfvbLVqiUj5apleOlH3aZ+pv7N8v2j4JeEZd27NmOfX5mr07OTj1r5e&#10;/Z7/AGhfA/hf4V+HdE1nU5dKvraJ1f7XbSqn+sdvvba+hfDnjPQvFlt9o0bV7PUov79tMr1gfsGD&#10;XJhqUZfym/RRRUncFFFFABRRRQA3sK5P4rTfZfhn4rm/556TeN+ULGus7CuM+MjbfhJ40b00W9/9&#10;EPTOev8AwpH4uXKfNVVLf5q1ZE+YVEEU9q8OR/OntLXKyW1ZWk2CiazZVVGlt2Ztq/e+bbXQJ96s&#10;3Sf9bp//AF5t/wChmrj8Mjro1Jeymeu/DfwrBeaDaXn/AAh0WsbL5kvtTuJfkS1/db9kW9PufP8A&#10;vfl2b0+euJe2ufEml+M9TvNV1T7Raq6WezUWRIIordNn7qL738C732rW3oXj7XNA0mXSrOW2fT5d&#10;+63uLGC4+9tZ/vo38USf98165deBfhv4b0exn/4V14Q8Qa1PB5t02oajdJcK3+4vyozV6UJe77p9&#10;1wtUjVqT/wAJwvga2vLDwl4g8+51C5ifTP7Qgu5oke3SVYvNlt7jdE6/cd3X7u/5FrxrQfGGlf2j&#10;4g1DV21B7i4Xfappk7WSSuu9USVItny/c/74ro/iVp+n6ClrYwJqGjvfwTy/Z0l3pu+0SxI/+1s2&#10;fL/s1wXxr+Dmr/Bz4j3uiz61f3+ieQz2N3bxRPK0q/K6Pu2/cZH/APHK6eb+Y9rBRpzq1JVZfCdb&#10;4GtdetvDmoatpHiW2s7TTp4vt1u7f6XF57ttl+ZPmVmVv4q7XwS+oX8HiO5ttD8QarLfolxBd2mk&#10;z3r3kv73e7uvyo25t2991edeNfhvrHwf1TUNF/t/+29K1mC1eV3gRJUaL5vKfb91kaVq+gPhp48a&#10;z+GOhW1n4j8ReG4rWLZdXFp9qit92/8AgdYvK/4HvqJe9HmIoexw2PlOVT3YxPlH4iw31toP2G+0&#10;ptKuNJ/dT/aLXypXfe7fP8n93ZXnXg/xH5zXUV5crsWXzV/2U/j/APZa+tvH+iRO8U/iGDXfE6at&#10;dS+fcXdnKksr/Z/KR4mnT5m3fMqf7FfP+o/CqK0nVbTwx43bz23pC8EX/jybKuEuWXvHdhMVTcqk&#10;eb7R6L45SJPifoXkeX9kfR7Botn3Nn2VNlb3wXdU1Wxga2nuft6z6en2RkSZXl3RK6bvl3fNVTRP&#10;BuveO9d0XVdD8GeIn0Szs7fTYpZbVpXZoIvKd3dUVd25K9D+FHws8UaPrWhXOr6DqWj29rPLd77u&#10;zdN/lb5fK+bYu5tn99axlGXtT4LNOeeJ/dx+1H9SS5v76wuvEfhy8sfEF5p91FLqS31veRXEtvZr&#10;b7HuEff5X/LLb9/7vy791eSeI/En/CT+L/EuteV5P28z3Hlbt23dXvlzcz+D73xL9h1DT7Pwvoyz&#10;6VfWj6ct/cRRMksru+75fN8+9dNiNt+T5/uV85eKdO/4QzxJrelTzrM1r5tr5qfxf3HrWub4ynLl&#10;jE801b99I1dne3f/AAnPhiXxPAn2nWtOtUtfENvt+eWJflivdn8asu1Jf7rIj/x1xlz87NWTYeMr&#10;3wJ4ih1HTZZ7W/tvuSxIrfe/hZG++jJ/A33q0wleWHqc0T6LL1P4YnC628f2l1VdlZDHmvR/iHrX&#10;hDxXaR6lpGk3Hh/XGf8A0zTbZVfTn/6axNu3xf8AXL5l/utXnLwy/wB1q+jqYuM4+6fZU42iSWaL&#10;LLtZWddv8FXYXtrSKVtv71l+VG+aqVheTabdJPGis6/wutaf9pPqHl2lwI7O0aRfM+yQL8q/3v8A&#10;a/76rg9uXJHVaFpFxd3EWm20cM17LF83nbXRPk+d2/uKq/xf7Nep6StnFpUFlpu5tKsV8qCVl2NO&#10;38crf7zf+O7K82tdZtBCdI0G2ey01tonubg/6Ref9df7q/8ATJP/AB6vStH+TS0WuaNf2p8tmVfk&#10;/dxPLPE2las91e3thdxQRXDvazwG6WJ9ny/eRm+781e0fsp22qX96mg65rclj4Pt7W6nntk1eBot&#10;+x9n+j7tzt5uz5VrzDXvCH9sa24ib7zV6H8LPDK+GTfpu3u3lfPXJzS5jHF5tGhgfd+I7S/sIodU&#10;eCKVXTz/AClfdsT7+yuZ+FutXGk614n1nT9Se11a11Oe1g1ay3rMsX3dqOvzbKs+IZmS4l/2Lr/2&#10;euW+Ecz2j+IllWN7R9VniZJl+58m7dXZL3x5N78JVT1m51ufVb/+1dVaW81iVt8t88T/AGh3X+Pe&#10;3zfJ/v1z/iHxythA9tFPPeJKqL5KStsdN+5E/wC+vnrl/E/jZrmJNM0798+75Zfn+X/YSum8AeG9&#10;M8NwJquvy+dcJ86xPRGJ9JyQOq+Anwx8Z+PNZu4NM1e58H6fdKn257Gd7ffEv9/b96vpOw+F37OP&#10;wfuIovEeqy69qG396/3/AJ6+VNY+M2teJNeitfC8EsN6y/Z1i05X3vXsXwv/AOCdvxN+LktvrXi/&#10;Vz4W0+4+dkl/e3Dr/u1jLlgdEVL7J9E+Hv2mf2bPCX7qztoE2fIv+h1d1X9sb4TTW8q6Hc2KS/wo&#10;8GzdS+GP+CXHwn0pYn1W51nWJ1X5na68pf8Ax2upf/gm78D5F+XQ71G/vpfPUe0ibcsjyh/jBoPi&#10;T7XqECLc2/8Azxt1R9tc5balob+brVtBc+HruJvlu9Pbyn/8dr1HWP8Agmx4V06X7V4J8T6z4buv&#10;4Uml8+Jq+efip8EPjB8LtZtF8RuuseFPN/e6hYr8mz/b/uV2U61KXuyOGpRlD3ons8f7Xfi/4Ly2&#10;UviB18d+FZ/+XlFWLUIP/ZXr6t+Evxn8JfGvw+uq+FdVjvoRxNbt8s0Df3XT+GvyI8W/Fq28Q38t&#10;nFL8kTeUlafwlu/F3w71F/HnhW+bTfsrfvUdtqXSf3Nn8dRUoRn8BdOtKPxn7Q4NJXi/7Of7Smif&#10;Hfw7E6Sx2muxL/pNju/8eX2r2k9a8+UeXRnbGXMOopBRUlCGuH+NT+T8HfGzf3dDvT/5Aeu4LADk&#10;gfWvMv2hPEWl6B8GvGM2pXcVvBJpV1BGHYAySPEyqi/3mLUzjxU1ChM/IB/v0oOKT+OtHQbbTLzU&#10;li1XUJdKsmX5riG1+0Ov/AN6V4x/OijzScSgYhskIP8ADXRfBTw3beI/FVtY3TWUMUeiSzb9Rl2W&#10;6PuXaztvT5f+BVtf2D8O0/5nbWX/ANzw7/8AFXFZPxu0jwN4V8dfZfDGpNcaLFpsDyo0q+UsrP8A&#10;vYlfc3mr/wB9/wDA9lddOHKfQ5Zh/wB7FVPejzI9Q/4Q/T9EurT7ZL4AvEluok8rRNTe9l2b0370&#10;835V2/x/3nSvRvFXiSLTX1P7D4z8V2bwJKkVjYypFbpt/uOr/dr4v+IupeHtS8URLpEunvaRRfvZ&#10;dOi8pHZpd/8ACibv4P8AvivpjQfBmuTeALS8i0i5+yfYPv8AlbE2bKyxVapSjH2R+x5ZgMFTxFWj&#10;GPL7pn+G/FWlfE7Q/t3i/U7TSrqKdliu/EMq372ETW9qyJulSVnV3/8AQ6h8R6X4YnuItOtvGuge&#10;KU1aC6tGeLTrdPscrW8uzc/2dW+/tberfwf7dfN/gO52WulXLQfuopYE85In2LteLf8AP/ubK9Q8&#10;W3+ma38SfBX2HbeJugSV0i/5eFd9/wDf3fJ/Hvb7lepCpKceY8O8ZYepU9n9o53W9b+FOm6XetZr&#10;qV/e3ECxWb3bSxRRTt/G/wDe+fft/wDH6+jfhpDY6Jpuq6DfaUvi270b7PprQ3esXH9nxOtrE7/u&#10;l/2t9fBWr3NjcxWUCXUD7byD5Hb/AG6+8vhdZ6hqvib4hr5X3Ndfa8rLFvRt+x0dvvVlU92J6dCl&#10;SpYqMYw+I8wsLyWw+L+p+HNauYrx72ezuoLTz99pua3ut6JFLv8Al+dE2f7aV0XxI+Gngz4deFZf&#10;EOmaVs1B54rdnu5Ue3gilf53RNnysn8LpWV4z8PXP/DUvhqKJVufKaweV7SVJYl3O/33X5f+WTv/&#10;AMAr0L9pm2n0r4S3c8EsUz/arffFD99k+ff8jf7G+vHrVsTGvGMfhPVoQoSw+JlKPvR5uX7iv4G8&#10;Q+ELmJ59Q0VdeuLddiy2955X2fdK7bP/AB7d/wADritV8Wxal4y8QaDp8Vp4YtL9rLTbOG3i/wBb&#10;Ez/vfNfZ+9b/AEh/n/u/LR8B/CV9eabrEV5eafo+2ddn9rX0Vvu+Tb8m773zI6/8Arj9V01U+NOo&#10;QXU9tqWj2uo2b3lxbzrLaLE32dX+dPl/2XrspVK/t5c3wnz+Zyh/Y8KsI+9L4jrdK0rU/EPjfVf7&#10;P1rVPD22zurhotentUe9uIopYkRPN2LLFsT5t6fL8/3vvVxXjzxnp+sfBHRFn8Nab9rvdWvEbVtz&#10;PfefElq73Dy/8tfN82X5Pu/c2fcrqPE/iTwB4h8fS32r6hLDv0W6t4Ljyld1n/0hf9IRXRV2fIsW&#10;z729HevGtV16xufhj4f0xblX1C11q/uJYtv3YmitVR/+BtE//fFerUkfMQ920Yn1B4P8B+GnuNb8&#10;Q6LodtpWlXsqWtnaRfPsRd+/f/tfOlfAnxXs2s/Gt3EzM7rFFufb/sV+hvwK/wBJ+Haf8sf9Oldt&#10;/wDwCvh39p+zWz+NOuxRLsi/dbf++K4MJL99I/SVCKoR5TyH7ArruZtn/Aai+xxfZ93m/P8A3K07&#10;NF8rZ/fb5PmpnzeU8Sbd/wDH8u+vWMTHfTV+zuzMyP8Awpt+9U2iWcH9rWX25mSy89PPdF/g3/PV&#10;/wCXytvlx7/7+2tjw3bWcOqWkt8sr6fFKjz+V9/yt/z7P+AUpjPfrbwb8Ab/AEaK28PeJb1PEc/+&#10;qe7SeKJW/ub2+Wul8K/szeOPE+ifbtFtrG/t0Z4m2XkSOjf8Cqh4kuf2UfHGgw6X4cg1vRNYl+T7&#10;RMs6JE/+2zu612Xwj/Zw+N2oaDE3hj4lXNtosT/Z/KTU3idEX7nyN97/AIA22vFpVJQlyr/yY58T&#10;gqGI96rH/wABOX1X9l7x/wCErW41XVdFWG1tbaW9ndLqKXbErqrv8r/3mX/vuuX8NuPP1D/gP/s1&#10;fTl78G/jb4c0TxbpWteKtN1LTL7Rbjz7jXrp57tbOJomuPI8rci/N5W7+9XzrDpFvopuClws2PvS&#10;p8sW1f8Aeru9pzU/ePzjiKlSwr9lS5veOX8WvsuL1f8Apr/7PXE+HtSawvfF9jF9+XVZ/n/2d1dP&#10;4tv1mg1C8Xd5T7nXfXM2NnGpuNRdW36pcyz/APAGbdXdA+kyLSjY3fDFh9mle+ni+793fXQeG/Cv&#10;ij43+MrfQfD0DXLu372ZE+SJf9uq9hYXOvT6ZpGkRS3N7fypbxW6fxu1fr3+zH+y9ofwF+HcGnC3&#10;im1+6XzdRv8Ab8zy/wDxNOpU5I8h9TTp83vHKfssfskeCvgVZW99JAuq+KJV/e30q79rf7NfUUUi&#10;yL8teZ3+l33hLUfPlla5sm+6yL9yut0fW4rxUl/2a4tzsOjoqKG4juF3RsGHtUtSAVyniy5iuIms&#10;Z4Fmib7yuvyVtX+qw2auu/8Ae1yU8k+o3Plwr50rVEgPg/8Aal/YzsfEOr/2x4F09rDWJdzy2luv&#10;7qWvCvAcOr6Vo174c8WWcqafbz+VKn3ZYH/v/wC7X7H6XocGnqJGVXuP4pa8O/aW/Z/s/G2lXXib&#10;Q9Pi/wCEotLZ90KrtW/j/uN/tf3a6aFWVIxqU4zPzh17xnefAr4jafrXhBZ7CKLY/wB75J1r9Sv2&#10;cfj/AKJ+0R8P7fXtKlVLyP8AdX1p/FBL6V+P+sal4j8fxReHoNIlme1lZIk2/PF/sV9N/sReBfFn&#10;wC+IEWqateRW2iaon2e8sd3/AHw3+8ldlaHtffic1KXJ7sj9PqKajh1BHSivNO8+bP289am0f4Ix&#10;GKeWFrjVreLfC21tu12/9lr80dQ1Ge/l3Szzvsb5fOlZ9tfor/wUUl2fBnRU/v65CP8AyFLX5wE8&#10;muCvL3j8Y4pnP+0bX+zERKKhnuGVljh+edvuq33VX+81Yc+r2ccrK11fXDL95opFVW/3a5oxPmaW&#10;HlVOmH+rl/3Wro/glrWmeHPiNpV3qt9Y2FvHpR2y38UUkW7zVb7svys2xX+9XnC61YMdrR30yfxK&#10;1xWp4Iv9Xv8A4j6JLpOh2mv6h5+2z0e7i823l/uoyf8Aj1d1GPKe3ldOWHxEZHu3xi+Imqr4q0rT&#10;vEup+HLbRPNtb5UstPtfOZfNif5pYP4Nqu/+01eS/HvxDovjnxlNqHhPxRPbaZcb3vLfU4p3SWVn&#10;f54kX7sWzZUPx0g8XDWtItvHWs6bqky2bLbafpMkWzR4PNb/AEJ1i/1To38L7681RIk+SJdiLXVG&#10;N4n7EoynLnPo7wN8QtKtvC+p2fgLUL3w9qul+bdRTPZy3H2dGit4t8r+U6qrukv3/wC5Wnf/ABX1&#10;7UNRstQ1nxVaeIXsori606xu7V3eWVbeX5FdbdP49n8X3d9fMGkHWBceMP7M+I1p4FRNJie5sbu/&#10;a3/tuPzf9Qv8Lt/F81fROsat8VtS+GGjtr+r6PrHhqCWDyreG+s5bhG8ptj/ALr5vufLu/2KJS5J&#10;HjZlUq4TDSnS+E53xv4N+C0OjafNo2lWj3CaW1619bwMkX9st872/wDeaJF+VU+7uWu917xCvirw&#10;pLOtz4NttY1K1i8177UXtXs3VE+RIlT5fn3/AMbffrxDWnDwLpULfab+efzZHT+Fm/hr3PWhqdl4&#10;e0yz0H4BaPpHiCCOCJdZvPNuNl0u35n2fIrbl3N5v96sf8R5uW5liMfL2nw/ec34J8H6R8H11PSv&#10;FHizw3f3t/LF56aTqKXUqfJcI/zr8q/61E2O/wD3wlebp4Dtk8danq//AAlGkPpW64fTNPm1PzZb&#10;f/n33v8Adb/a2VmeMLbXE8da63iq2srbxQl06X32GKJIkl2IzonlfLt/3Kz67PZwPqfZ/F/ePoXX&#10;pvA/jb+x7xdX8Ow6raz3m6a4+0b5UZ5dkTosT/c81H+/956wn0Hw14P8JXtnY6vpd5rF7axRS/2c&#10;txvn23Hm+a+6JF+RU2V5b4Dm+JSa3p66HpGk+JNAbVp/sGk30EVwzXXlRb98X39u3Z9/5K9/+Mfi&#10;D4kXnhLQrTxn8OdJ8K6PLdIlnqCaYtrKkux9kSbfuL9771c0viPms1hXpYWpS5vd5f5Rv/CrtR1L&#10;wWlnpGr6Nomto/m3linlSvcS74niuHlbf5TIqP8AJ/8AFvXi/wAftC1Ow8Xy6reT2lzbzy/YoHt5&#10;0d18iJETzdv3ZWRkdv8Afr6Yh+IUGvWH2xdB0u5819kU2oWvmypt+X+/t/74r418ffESXxVc3Nlc&#10;y3M2pW+rTtLNcL8jL5UUH/tL/wBBrGniY1pSjH7J1VMpjhcJSq838p9ifApNngHyPubbx/8A0BK+&#10;J/2tIUT4566sSrs2xfc+5X2t+z9ftqvgO7nf7/8AaMqNv/j+SKvkH9qjR2ufjJrEqr/Cv/s9Y4SX&#10;7+R9ZL+BE8Ps4VdX3RM/+4tPtkl8hPln+T+Pb9ytC202RP8Allvfd/HUtnoku918j733n3V65gZV&#10;nYSum5omdP79dt4bsLOFreXUIGeyVledP70X8f8A45SabojbPm/gT5nrqNE/sza7blvIovnnhT+N&#10;K3+ySeteK/EH7JvjTwrcWXh/wRrOhzMzO2reTOixfNt+ZvNdV/4Elb3wH/Yz8X+NtJSfw58T7vTd&#10;EilZFt31G6td6fwbHi3rt/3Kztc+O/7NvjXwbdaNpfwwu/DCFGWe+S2SJF3f32il3NUPwU/Yn8If&#10;EyCa+g+KUGj6bF8qw3Gz5l/6ZS+b/ufNsr5+PuyN5yi9ve/wntniT4P/ABU+B3hrxRFaeOrLxDb3&#10;mgXkt4mrXV1qTxWsWzzYomlXbEzo/wDwLZ975K+QLnVbvVdkFzIqRbt2xF2bq+qtV/ZFvvhR4K8U&#10;T+DPiot5aPot1Lqdukv2j7VaxIjPEn9zfvr5NhT7tejT5ZHwGfRvXjLlM/xJD9pit9Pgl+eeVUqH&#10;xDc+dryW0ar5VqvlLsrqPHiXnhv+xIJdFlsE8r7Qt9dxbHuHZP4P9muFsLn7Te+e332be1d9H+Y+&#10;hy/D+wocv2j7h/4Jj/CD/hJviNq3jPV7bfa6DF5NnvX5TcP/ABf8BT/0Ov1FPAr5Z/4Jy6Imnfs6&#10;W1/8vnapfz3LP/sZ2L/6DX1OelcdSXPM96Pwkc0MdxE8Uih0b7ymuF8QeC7u3Xz9KnYIvzNF/Ea7&#10;+ioLPL9B8cxaVK8V5uSX+JHr0HTdYttUiaSBsotcr8QfA665b/abOPZfL/En8VcV4S1vU9EvX0i8&#10;Znlb+DbVbgd3qW6+1TbBH95q6ew06Owh2KvzfxN/eqloVg0aGeU7netmsogFFFFWB8gfGTwDbfD3&#10;4hS32m2MFtYax+/+SL7sv8dchqrtc27+Vuevon9qK3m/4Vk9/Z2iXl9ZTo8SN6fxV8iP4k8ezWu6&#10;x8OWSb/+e09evhqnuHlYiPLI+5fg14mPiT4eaXdStunjT7PKf9peKK8c/Yr17xLc2PifTPElnBaP&#10;FOtxbi3fcm1h8364orz6kVGTR3Ql7qMX/go7Ls+FPhpf7+up/wCiJq/Orf1r9Df+Cj7f8W68Jp/e&#10;1dj+UD1+eXc141f4z8b4q/5GUv8ADEwtUdkh1ba2z/VLXutt4G+FL3WnxRRWl5dxWvz28V06ebP/&#10;AGfFKkT+bcIsu+V3dXRol/dOrfNsryjwzbW1342sra7gW5tZdWsIpYpfuOm9d6V75rHhj4d6bYXt&#10;zZ6n4XvPKgd4rG0utLe7d9n8H+i/N8/8FdlCUYxPUyTCSxFKUo+X5Hm/hj4b6fd6l4tj0rRrLxbL&#10;a6slrAn2yW3t0sP3vm3EUu/+DZEu7e23f/HUvirwH4esNI8D3moJP4AtLiWK3utQRftEs6fZ9z3S&#10;7X3ff+XZsX7/APv17hD4k8ITeEvDUS32r6bdpp0FxKnh6dordmaLe6eUsqRL87u33N1eHzfFq58S&#10;XWsaZBov/CQ3FlfWcVnoOo3Vxdf2uy3Fx+9eLf8Ae2Om/Z/cq/a0pylTifSyyf6vRhVl9o8n8Zv4&#10;FS9ii8D/ANtzW8Sul9d6yqp9qn3/AOtiRfmVXTZ8j/NXL7/m/wB+vVfj1H41F9oEvjPQ9O8PK+ns&#10;dKsdMgiiSK181vkbb825G+X9781eToi+Ujfx7v71bw+E+mpR9wzrvUvB1nqGtx+KvDeo+ILufS1T&#10;TJtPvPs/2O481/3rJ/Ev+zXpmmJ8J/8AhC7dtHl8V2HiDdF58N9a2627/J8+za+779c94Nf4hfaf&#10;HEXgTVNOsbZ/Dp/txNQe3R57PzfmWLzfvt/uV6dreifFG5+EOlW2veBdJ03w+s9vLBq2n6VBayyt&#10;5W1NzL8zb1/9ArKfxHiZ1GP1aRy2naloOmtK8Fzdb2iaJt1sj/I33/vLX0X44t7Gx+DOmafqfxzs&#10;E0qexil/sS1ZkuFRk3P8kX3pVVm+/Xzmtlpdhc29g1pc6nqLNtZLRv4v7q/7Vep63qvgfQfCaWen&#10;/BLX5vGelwLdX39pyyrFs/jllT723/gC/wAdZP3j4zJXacuaUuX1/wAjwl4dDs9R1CDwvfXOq+H4&#10;p/8AQb67g+zy3EWxPndP4af/AAVkXPiHUPiF421aWxs/D3gZbhvtEWmJa3H2dF8r59u3ftVNm75/&#10;79Sa3pWs6DFbteeLPDaJcf6rZZ3Tbv8Ad2p92u+Mo8p+kKpGfvKRkW2neCZvGySazruo6TrbXmyc&#10;+Q/2eO18qLY6svzbt26vofXtK8JWeg6FL4e+Jdz42me8VJdMms5Yki/df635n/g/3K8o+GqXurav&#10;bafB4T8N+OGgnbVbrUJneweddnlfZ3llZPkX5f8AvuvbPGNxpj6Lotpp/wAM9J8GahFc+bJquman&#10;9r82JN6yxM/mv/3xXNP+Y+bzytT+ryvL7Pmdt4S03Q/D3heKz8Q+M9C0G9iZn+yTT+a+1vnT7v8A&#10;sPXx14n8ON/bura3bXdteaVLqcsUVxbtv3bv3u//AL5r6q8Ua34H8U/Ypb7+1LbyLP7K0VvpkXzs&#10;2ze7P9oRnb5Pk+7tWvKvjH/YcOg6ZY6DY6h9lluvtTXFxaxRRfurdItqIsr/ADfxPvrjo0Y0pSlE&#10;2nm+FxWGpYajU5uU96/Zjtp/+FX6reMv/MYZG/4EiV8u/tD+M9GT4naqtzdx72b5f+Ayuv8A7JX0&#10;rqXxR8L/ALMGspp+vS3d/p+uaLYXsD6YqS7bpU+dJUZ/lavz2+J1rr3i/wAZ6lrv9mXr2t7O9xbS&#10;yxbN0TvuT/0Kow0ZQrSmfZOUfZQidD/wmWgozbbuP/vqlh8b6Ejj/S49q15j/wAIVrQb/kHyL/F8&#10;zLVd/C2op962x/20X/GvV9oc/LE9i/4WR4ee3liaWPY67G+//wDEU3wt8RPDGgT7SY7iF2TdF5T/&#10;AHP4lryqw8HazqKymC2R1iOx988Sbf4v4mrX8P8Awy1+61O3VYLLLNwHvoP/AIuj2pEuWEebmPsz&#10;4j/tXfs/+PvDV1oNr8FYPDxaX/j+S2tYtn+/5XzVP8C/2dvg3420ya81H4n2Hh4r8sEV39i2Sxf3&#10;F835n/jXfXyxq/gd/EHi3WHs7Zv7PW+l2JbruRE3ts+aulsNBjsY7eOJm/cfLFub7lccaPLL3Txa&#10;2a0KP8T3j7s0/wDZY8G6fp+uw+DPitNcy3WlXk+oxaDPav59rEqN9nl8p/uv/wB8/wCxXz7o/gmx&#10;ufNudDs9Qub61X7Qn266iS3/AOB/JXC+FdV8Q6Pc3EHh7U9Qs7rVFSylTTJWSa8X7qRPt+9/uVj/&#10;ABp8Q694EW78EwazI9wjbNTltp9yeb/HFv8A41T7tXKMoHi80czxcKtL3Yx+I5nxz4wn8Sa9dz3O&#10;ptqV2v7pn/5ZJ/sJ/s1maPcypL/sVj6V4Y1Cw01Jby2a2iuvnieb+Oj+0mtp4ot29Eb76V6tD+Fy&#10;n1qP3J/YCvbe8/Zc8JCHaHjEySr/ALXmtX0YelfEv/BLPxtHrfwc1XQwym402/343Z+SX5//AIqv&#10;tuvPnHlkegFFFYmsa39m/dxffqQLV/rUFgn/AD1f+6lZ1pocOolNQvLZEvfm2v8A3VpdC015n+1z&#10;/wDAUroaAPOfFHjvUvB2qQwPYxzae3y+bXVaJ4pttbT5Pkb0aruqaRaaxavBcxK6MteUa14fvvA+&#10;qLPbvIdMb+5VIg9moridB8W/afKZtz/LtrsoZVmXcjbhUlnBfHOXyfhdrpVYnl8n92s33d3aviCH&#10;xh4l0e13S+FftkX/AE6T76+vv2mtZisPh79jZlEt5OqJlq+XrC8ltvlb7lelhPhPNxe56H+yL8TB&#10;4i8W+JrRdJvNPnt7WJpI7pNp+9RXY/ss24vr/wARXzxKflii3bfxornqtc7NKXwI4b/gpO2PA3g7&#10;0/tSTP8A4DvX58j7hr9Af+Ck7Y8IeC1/vahP/wCiq+BmhgQDbOv/AI9/8TXh1/iPyDif/kZT/wC3&#10;TH1CBFaSSWL7RZzbfPVPvxN/Cy1S1LUrGbwRoVtZ/ZEvfn3Soyb12o/3/wDvv/8AarufC09tpfiv&#10;Qrye8iht7e8iuJZX/gRX+Zq9k8bfFfTPGGh3ulWPi/T00yK1aJre4gsvNl+T7/7pHVV/3K2pfCfQ&#10;8N1KccNU9rLlOV+Cnw68Wa94Bsp7XSLm8+/suIoNqMn+xurwe503VbD4m63Bc6z/AMI3Fa6wyT3d&#10;xA3+hbpfvuy/8C/74r6y1jXvAvjbwXptnpni+Kz1W106KyS4h19be3bbEq/6h3SXcjJ/GnzK9eW6&#10;34e8K+EvCssUt5p/iq0uryylvLGx1ZPNuPKeV5fn3v5S/c+f/wAcrGGHjSqykfYY3F0Z4OnQlKPu&#10;8p5D42s/Cttq6y+HPFl74zurjzW1i+uLN4k+1eb/AMsnb5pVf72+uc2N5X3W3+bV/wCMHju61u60&#10;qPRvBWgeD7Wwia3T7DPvluot+9Jbh9/72X/brg7PUtVmf95qEGz77eVbb9rf9913qpE6KWKoqHxG&#10;le2fgO51XWP+E5vtbs3XSy2j/wBjQRS7rzd8qXG//ll/uV6voekfDq1+H9pLovjbxDrHiKVovtWk&#10;rYSwQquxmdtzt/BXn/gLxJrPh7U9Zlg0HRPFh1bTn02RNb0xXS1Vvm82Jt/yNur1a08R2+q+H9N0&#10;RPBHhzw3f2DxXDajp93LLdyqqbHT5n+6+7c1RKUZniZticPPDygpHWW3w+034O6tpni/Vbq7+z6R&#10;qsTL/o0qJcTxOkvlLK0W350roPAHxd0jxJ4g0fRdP0G7v72eCK3sdJtIovs6Tr9o/eoiujfOtw7u&#10;nzfM7/J9zZ0fx416DTfh9d2dnbNqUsXiL+35ZplaW08r7O6Om9f4vnryH4afHvT7D4l+B77UNPiS&#10;LTtRWWV7FXd5fkdf7if3/wC/W3NyE4fLcPTXu1Ds/hp8H9D0fxRb3n7+aVYLpVhvoGt93yPE/wDr&#10;U2/I7p9+p/2lfHPgV/Efw9gsTBf6ZonhufRZ7S0SJkt59zbE2NsX7v3NlbXivxDqWp6PruvCWOyv&#10;Yt/kWUM/lP5TXETfL8+/zfKRv9msH4d/EXwq8V3L4s1OO/hee1WBNR2XXlbnfzX2So/8H33Rd237&#10;lQcqx9PKK31SlCUub7QnwN+JHgfQbr4gXMu3RLe88LS2SvcbNkt19oT7qK77fl2LWL4q8aaLqlnp&#10;8/8AbFi8rz3Hnukq72+S32O9c1+0D/Yv/CltM+zL4dfUJdRR1/szyvtFrb/vf3T/APLV97/N8/yr&#10;sT+/XzJs2NuWumNH2sTpxeG/tvBxjV90/QDwM/w7ttB8L3l94q0K5e/vpf7RsdRa1fyk+z7vv7PN&#10;Vd3+3XhXiHxJob3rwNqsV/E07or+auxdvy76+efmR97fx/3Kt2zs71ccJGEuY9bD4PDYelGMacfd&#10;Ppb4heHvDVtdfBRf+Eeg1XT9etZ4tTmh8r7RLulTZL5sqOu5PN/8c2155B8L2sorSDT9J0qTZOst&#10;5e321pXXZb+asSN8u359v3f+Wvy7fnrovh7/AG9qqeBNQ16zW28H+FJfNgvplbZdbpd/lb9n/TKv&#10;ULC8W806X7H4hl8PXaMyNCkVxLFcfJbqjo6RP8vyS/8AfCVwR5oS5ZHLmePp4eUfZHw/4g8KPp9/&#10;MXtPsxeWX/R/+eG1tuz/AIDWQdMVPuw/+O17d4ks2kgsmn/0i4d5/Nlb+J/N+Zqw7NINK1G0vJYP&#10;OS3nilaL+/tfdsrWMec8mlmkp6SPWvhZ+wLc/GjwBomuaPef2WLm2WW7vr5ml3yt822KJUXaux0+&#10;d3/4DXtnwd/4JgXXhbWf7V1bxzbLLF86W/8AYqyxf8DV5a+WdB8W6nqWnW9z9uuUa6XfsSdti/P8&#10;if7qVa1LxVPbbFlaeZ2+f55X/hrT6ufZ3pzhyyifoTYfsB6Rba2mry+P7Sa4iZ3W3uNFt4rSX/Yl&#10;SKVGb/vuvl/9r3wp4c8EfETTtG8OWCwTWthv1GW1nluIpZfv7lZvm27XT/drxyHVWvLVG8+TYy/L&#10;verGlX/ky66rNvVvD14jP/uvb/8A2VbRo8p4+Pw1Krh5RhE7X4XTReCfC+q+P5WVNQRm0rQN/wDD&#10;dMm6W4/7ZROir/tXCN/BXG6xefD74daJaa1qDS+IfFEq+ati7Lsif/4n/f8A++KPjTry+GLLwv4V&#10;g/5gOiwSzojf8vt0n2qV/wDyLEv/AGyr5n1S/lvLh2ldndvvPUSp80gy2h9XonRX/jzUPGfiOW81&#10;Of8A1vyRRJ9yJf7iVSv92lXT7l+RvuVy6OySoy/fRq9QsLOLxn4Ll27f7QsP9r76f5+WuylLk909&#10;WR9Ff8E+P2jE+EfxXiF5Ls0fVEWyvPm+RPn+R/8Avr/0Ov2utr2G9tIrmKRXikXcrr3r+ZKz1iWz&#10;v0aBfJ21+wn/AATq/a4g+Ifhe08Aa9eL/benxbbWaV/+PiL/AOKWor0/tF05H23q95BGm7dI/wDs&#10;o1Y+kWH9sT+fIrJEv3v9utC60WW5vvLZttv99mratreKzi8uJdiLXAdI9FVE2r91akoooAKrX9hF&#10;qNq8E670arNFAHmOt+GNQ8PSyz2MTXNovz7E+/Vjwl4q+0yon/fVejV5n8YfFPh34ReANf8AFd+I&#10;LTyoW2/wGWX+BV/2qvmI5T4H/wCCnXx687xbo/hrQ9RkifS/3srwt92WvFfg/wDtdTwtFpXi/bNE&#10;3yLfIv8A6HXgvxU8Zy+PPFuoavOzPLcTu+92q18FvhvqPxX+Imi+GdPiZ7jUrpYv9xP43/74rvpy&#10;9lE5pR55cp+3f7Lum+V8L7fUsox1SVrpXX+JD92ivR/C3hi28J+F9J0KxXy7TTrWK1iX0VF2j+VF&#10;cMp8zbN407Kx8if8FKZfK8O+BY/713cn8olr4Ej+cmvvX/gpeM6R4CX1ubv/ANBir88fEWry6NY+&#10;dEqu3monz15lWPPV5T8gzyhLE5xKlH4pcp9d/ssfCzwn4r+Gl1qfiPwXY63qCaxP/pd2q70g+RP4&#10;vvbPn+T/AGHrVs/h74X8Mfti634aufC+mw6F/wAIyqNbpap9kWX5G3/N8u51/wDQ6+V/HP7YHjbx&#10;/wDDK08D6nBYw2UCxJ/aNv5qX0u3+/Lv/j/jpmm/tk/ETSvh9qHg6KexudMv7VrWe4u4ne7dfK8r&#10;/W7/AL2z+OuuFCR+l0MHShRpU/5T6O/a3+GOg6V8L9P/ALK8K6RoOq/2/BZS/wBkwRPK6SxPsdHV&#10;Eb5/u7P7yV77ZeCvCui2mj6RL4e8Pf2PLBFbz74oEm3tEn34tnzfOyK38W56/JyHxnrXlXHm6rqF&#10;/LPPBcNd6hfS3FwjRb/K2Oz/AMG+u7+KP7TPj34xroUfiW+imTRJ/tFmlpF9n2S/J877X+b7iU/Y&#10;TOhYeHtpVJH1X+y18N9B+0fEuLVfDVjfo+ppFot3rlin2d23yo6I7J8+x/l2J/HsWqPxa8GaRD8Z&#10;PhpLpnhzTbD7Bp2qS67Do1qiJatAmx5X2p8qo2xld/u70r5F139pvx7q3wm1Xwbc6gr6FFuZrd4v&#10;n/1vm/f+996sj4beJvEx8HRalEZLPRbVbi01GaG8X/Slnli+R03b9u9Iv9n5ErOUJUvekYypQp4a&#10;MZH3J4hudK8DWF34hl8ey6lpVm32iXRrG8v4ruWL+BElZ9u7/b2V2v7N8NpeeFta8SztZTeJdSg0&#10;tPtGp+Unmutr+9fzdvzNu+/833vv18tfF2aez+DGq3k8E9tb3CxfvXV0T76Vz/wu/af8Z/BbTrvT&#10;PD08U2nysvlW93LcPFF9/wD1SLKm3fv+asqPtK8T0sRhaVCtDlR9Z/tIeHtM1L4tfBWeCKC83X0X&#10;2y3tGSW3i/exNLv2/K2z+/8A3a734x3nhqH4T+OLP+zNGh+1aZdRaPNabXeXbbuzo3yfeRfn/hr8&#10;8vh98f8AxV8Ltc0rVdGZHu7Ce6li+3Sy3CP56bJd+5/u/wB2m+MvjF4p+JXjq+8TazfF7/UI2jlt&#10;4rudbJFaLym2Qbtv3FWun2EzkjS5Paf3j7m/ZZtBoP7PXhu7e1s7aeWe6lkXUFe3d7XzflZW/iRk&#10;3fP935f9quS0CbSNS/bn1rUdLRLzQ10fzY5UiXYi/ZE27vk2q2+vnX4dftUePPh74NvfB2jXNpNo&#10;+oq0Uv25Zbh1Vk8rYj7/AJV21j/Cv42eKvgtrlxq/hqe0S7exXTZZb5GuN8S7HT7z/e+RPnq/YSJ&#10;9kvZ04/yn0b+354/0q5+CMXhe8i0+28QPqdne2b2O/Ze2v71HdN39xvkfZur87X2bd1aPj3x1qXj&#10;n4jeIdR1R45Lu4c3Tv5rfI8sqO/lIz7V+Z2+Vay3/wBU7V30I8sTap8Qb/nq3C6zS7vlT/crJf7/&#10;AN6rFtc/vfut/v10mB9E/BPxBYpoGsLeNvt7OXS5ZYnb5Nv22vpr/hanhXVfBD61Z/a4YV05pYtG&#10;+wfukTyvufaHl83/ALa/e3f98V8V+CbGN/hx8SpxIsrtpVqv2Vl3L/x9JXvPhvw9qv8AwqeK5+wz&#10;vaLo7+bs2b0/df3PvV89i5SjP3SMtoUpqvznAfETQtV1p/7XsdPvb/TIIFlutQSBmiXckXzO/wDv&#10;V5NrfyWste0+HrzUE+Edt4a+x3yW9/Y3mr/vtRZIliglba6RLF/vtt3rv2f7leL6yN1q9dcD4P2X&#10;sq0f73+Y7wZMqeHNM/3K3Zkgmi2yrvT7n+5XL+Cf+Rf09v8AZf7n+/XVvD5yfL9+u2J+krYejxQt&#10;5S/Im3Zs20yGZfP1hV/6AV+nzt/txVE6Lvf71YV5rTWGo3DK2z/iWXif+OJRzHPWX7swvjb4hbWP&#10;ij43uNy7X1F4l/3ElZE/8dVa8xmfe1afjbUmv/Fuq3P8N5L9o/77+b/2arWg6bpFxoN7c310r6gj&#10;bYLff9+seYuMeSJkboPsKhVb7Qz/ADS/3VrU8N6xPok/mxf8CT+8lQX+lXmn+Ul3F9m3/MsT1Ues&#10;fayjIjmNPVb+J9RllgiVLeWul+HvjafwZ4gstV0+5lsL21lSWKWFvuMteePNs+992pobnYv3q9Kn&#10;UjPcrlkfuh+yv+3z4U+MGjWekeJ7yDQvFUSLG7Svst7o/wB5G/hb/Zr64hmSdFkjZXRvustfzH6P&#10;4hvNKTdBOyOjfLsavor4Tft4fE34cJFb2niO5mtIv+Xa5belYzw38htGp/MfvVmjNfm58Nf+Ctlr&#10;JEkHi/Q0d/8An5sW/wDZa+ldE/bZ8Ia/pP8AaNtZ3f2dV3Nu21y+wql+0ifRuTRkmvkDxV/wU0+F&#10;fh5niilu7m6T70PlV8r/ABs/4Kq+J/E8Vxp/gm1j0S0f5ftbrvlo9lIr2kT9D/jF+0v4F+CdjcNr&#10;urw/2gibl0+J/wB69fkn+1h+2F4g/aG1vyGkaz8OW7b7XTkb5E/22/vNXz/4n8ba14z1mXU9X1C5&#10;1K9uG3vLcNvd6z7bzbm4+WLfXVGlGHvSOeVTnCFPtMu1a/WH/gml+zDL4J8PP8RvEFn5OralHs06&#10;GVfnig/v/wDAq8L/AGFv2G7r4kapZeNvF1q1t4Xt5fNgt5l+e9f/AOJr9X7a2isoIoYI1ihjXaqL&#10;91Vrmqz5zopx5SyOlFLRWJofEH/BTJv+JZ4B/wCu95/6BFX5vePX2aTEvy72nT+L/fr9If8AgpZ/&#10;x5+Af96+/wDaFfmn46KxWqfL/wAtVrj/AOX5+WYn3uIf/AfyOUR96fdodN6fIrU1H+SrCTNvTyvv&#10;/cr2T9LK6I2zdt+5Tko+2ffWmo/y/eoApeI3Z9Ev93/PBq6n9mvUoIbTXomuYIbuW1iSD7RKkXzt&#10;cIi/M3+/XJ69u/sTUP8Arg1J8LvDGn654N8Vz3Nu0txb2sLQMrf6p2uok3/98s6/8DrCr7vvHJiJ&#10;RhS5pHul/N8afFXgabSNe8Z3qRbov9BmvoHTarqyb/8Ac2/+OV5pc7vPfc2/5vmevY7aGxtr6K68&#10;i5m0+K1lTTLSXR50TSGa3RPvRJv/AL/3Gb+99+vGbnbNdSr5qo+532bvnoocv2RUcZHG/D9klSHf&#10;sVW/3amezlhuH8p9+1d/3fvtVHZ9z5m3r/HTfOud+5pW3/71dR2F22TZ+9WX54pdmzbV3ZsW4VmV&#10;0+/v2/8A2dVbabfbyyysyPu3t/tVLJ++83/Wf77/AHP9yoLPIPEjr/wnU/lfONq/+gVf3/wt/HWb&#10;4nb/AIre4K/3V/8AQKn3s+xm+etaPwHNVLz/AN1lp0L/ADbaq7/nq7Zou7+/XSZHsHwxv7S88FeO&#10;9Pupdn+g2e5/7qtqFuu//wAfrC8IeGPHF7qFrpWq+JfEVtom/wCzy+S0rp5X+5/dro/gP8MtI8Ya&#10;xrc2oNJNsgtfKtNzIu9r23i+fb975JXr0Lw345/4Sp/ia2mRT6bZaHBaxaclw3myp/pG1337P40S&#10;vHqcvMYYOMearCkcB4117ULPTrLSo9TuYbHyIlnsYp38rzVt4kfcn3fvK6159qs3mWcvz/w17R4P&#10;tltte0f7NFBbf6Ym2aGLY8W50V9lekePLyLWF8W6Rd2d3c2/9sbWmlurj7OkXz/6OkW/b/cf/gFR&#10;9rlPLlk9SEfbykeF/DL4CXviT9m3xh8RovGa6WNBa6WDSWiVnl8pEf8A8e31hfs1Wej/ABI8dXen&#10;/EPx03g/w+tnK8V9LtRJbjcm1PlX+7vb/gFbngnTfFGp/s9+Lbyzlj/4R/TpZYp02L/cR33fxN/r&#10;fv8A8Nea6H9m0ofJYxTSxS+fA7u3yNt2/d/iojKR7NTFxpQjzFzXLG9074kw6Ta67NqPhWfWvsVt&#10;qkM67biDzVXf93cvyOjfN/eru/2wPhjon7P3jK00rRNSudbi1bSJDvmnx5W6Xb93b833Ko+HL3Tf&#10;EPi7wPp+n6FbaKbWeK13rdSypK0jIjSsv97c25m/9lSsP9q7RNa0r4spY65efb7uKxiff/ss71Ep&#10;yNKOIjVjzHF+JdBj1n4aeHfE1lbqHtt+l6hs/wCesXzozf78Tp/36euAhlezuEaJtmz5lavWfhFr&#10;2m6fe6h4e8QSrD4a8QRfZbmZ13fY5f8Al3uv+AP97/Yd64zxv4N1DwH4qvNA1eD7Nd2zfKB8yOv8&#10;Lo38SMv8Vbc3u8xpTqX90yXmlmbzJWZ5W/jeovvvUqJupQkk0oWJfnb5V2VzxiYFG4GxttUDuz8t&#10;bV/p8dsu2Rme4/irHkRjJtroOynYlhu3T5e1e9+GdB8I+J/AaaXbSK3iKKNbhpU+81eC2nlxS5uY&#10;mZfauit9csLGf7TZRyxXG3avlPt213UKvJ8RFaPN8J3HibwXa+FfGOi2NtfLMk7I8qO33K+pHtrG&#10;2063ln1qe2t0i+a3tF+R/wDfr4h03TtW1S+fUGuZFlT5/Olbc9eg2z+I7ZIrmTXp0V1+4ny10xxM&#10;ftHm15Qh8UzM+KlzBN41u/sayQ2/8O9dlc1bQyu+1fnrpofCGqeIdW+16hds/mt9+vcvh14e8IeH&#10;niafRf7VuNyf8fDfJXnVMTGJy1MzwlDSUjzf4XfArxf8VNSis9B0W5v3dvvovyJ/wOv0q/Zp/wCC&#10;aOleFfsmufEF01K+X5k0yL/Ur/v/AN6vtLwV4D8PeB9LitdB0q2023VfuwxbK6bFYyqSmfRwioq5&#10;U0/T7bSrKK0tII7e0iXbHFEu1UWrlFFQaBRRRQB8Of8ABTD/AI9vAP8A2/8A/tvX5r+O4/K0d7uT&#10;mJZVr9Iv+CmMik/D6M9dt+3/AKT18CatAlxayLLEkyf3HX5K4KsuSrzH5DmOI+q53Kp/h/I8bfVb&#10;aGLc3yIv9/5KIfENn5XnrudF/j219YeNraXxN+zpoqeGvD2oWenpFF5GuW+nReasq74tkrr8vzuj&#10;/c/hrlf2evEXjC5i8UfB658Nya7rV/FcXS3CRLLdr5tvErxL937n3/8Avuun63LlP2ClTjOMJS+G&#10;R81/8Jbp+zdulf8A4DT7nxDBbbGaKfY/3Pl+/XZ/FD4T618OL975E8Q2Xh+3uY7K5i1C78q4nl+Z&#10;pUibb/dT+78mV3V9I/H3wV8RPilovhnSNP8ADN3pdi0S3WhanFLFFvRol+SWVH2t8n+5/u/w0Sxf&#10;wnZHCrmlT+1E+NtV1j7XoV00Vjd+VLEy+c8W1K9N/ZftLq3tNX1N7aSLToltUa7ZdsKv9ti2/P8A&#10;d3V6j8DIvH3xJ+APivwUNJ/4SDRtGufs8ohuVS4nillZn+f7/wAj7f4f465LWfhHqPhPUfD866Zq&#10;2m6FqNzLcNpkup/bUaJfK2Iq/e83dv8Avov3kqJ4n3vePNxlCMaMa0fhPT/EGq2Pw08EP4nn1e78&#10;VTWcCN/Y18t/b29w/wBz5pftW5f79fJ9z4h0i51n+0IrmdJUZt0US/Ju/wB/+7X1B8UdN1V/hLq1&#10;zcwXdtbxRb1uHtX2f7/3Kwfgu0GgRXGq+HPDN34w1DVm2y3b7Whlt4nl+fytiSxS/K2752+5WWGx&#10;cpU+aR3V8NClV9nSPn//AITnTHdIomnd/wDYipr+M9PSX97LP/3zXdeE/BHiT4afH7wjr13okiRe&#10;IdSlbT7d2X95FOuz/c2r5/8Ae/h/hrsP2l/gb4o8U+Ktb1m88L3ehavYRR/akuJYooktV3Lv2/3m&#10;/wB5q7vrHvHF7P3Tx228Z2d4jtB577f+mVFn48sbxvIgW5dvvsiL9+vc/wBmuLUPDPwa1DVtG8L3&#10;N/b3E8sGp3Et4jJ5sWxfkTZuT5Zf9r/0KuN/ZY8A+I/DH7REuhW1ik2tS6VdeRaSt97+JP8A0Cj2&#10;8g5fhPAtXnF94quZ4I5fKVcNuX5l+XbUkM3z/wCxXqv7R/gnU9K+JF9dXmjyW2q3V45uSk4lVn/h&#10;RV/4B975t1eWTWFzYS+Xc209tL/cmidHrvw0ueJzVfdkXk2u33atQ7U+b5apW0NyLPz1tZ/Kb5/t&#10;G35NtXYYZfsv2loJ/sjf8tfKbZ/33XTzxMD3v9njVW0S38YahBJ51xa6Pb3S2m5U3eVqVk/365Lx&#10;Truq/DLW/EcWgu2sWXiNYridLmKeV4v3vm7Hfyk3fPvrqP2db99AXxH4giigv4rfQvNWGZf3Urxa&#10;rZNsf/ZfbXpvgl9Q8YePPiFFr2ismlWWmXSadLNLcJFdSrcInm/M+12+d1rya8uT3znwUant5RjI&#10;+WdL+PGt2uoWUqadbRbJ0dW+b5mV91fSdn4q1DVfCl3qGr+Y+oX91FqE9o+nTokW13/dI7fKv+tf&#10;/OyugsPhv4XtreKKXQdI2RNvi/0Nfkeuz8ebf+FjanotjZ6b/wAI/b3lq7Pb7PtEUrW6Js3/AHvK&#10;ffL8n96vOw+KjiZc0TuzWjiKFC8JHy9pmlajomkXGi2mo2v9myqySq1o26Xd/G3zfeqpD8PbJB82&#10;qP8A+A3/ANlXQp9xaa7/ACVi68j8cq5pi6ukpGHY6CPDGq2uq6bqzx3tq26JntN6f+hVyPjLT7nx&#10;Lqj3l9exyXH+xBs/9mrtb981yl4++Wo9tKR6+Cx2J5eXmOR/4RRP+fr/AMh13enXWjeNvDum+D/G&#10;l61rcW4+z6L4m8vc1n/dt7j+/B/db70X+5WKltLO+2NWen/Yzbvb3cirtib5W3fdrWhUlzHuUsdU&#10;jL3pHH6x8Mtb0W5uLZ/LuJYGZGeGTcjp/fRv4lq1oO3wtFqcrLG96qeVBLKv97+NP9qvcPho6pfp&#10;Pq+g3Ot2rSr9h0xJ9js7fc/1sUu9f9ivOPiDPDq5lkk037NcLO29/wCBf9hf7tenzch6P1/nlyM8&#10;umf7ZcP5e15W/v1NY+HLpZRtiV9zfLvqafRI3i8y1ZvNX/lk3/xVQJrFynlQfaZE2Nv+791qvmPV&#10;jLmjaBe8T2EUN19htIF32/ySyp825qqaJpWZ182JUT++60+2+13MrbSzpu++zbd1bttYyfekb/vm&#10;o9vGBzV6/so8pu6ZHaGPGwuq/wB75VeuqNg11H9peP7R/wA9Ik+Xav8As1l+FbOO8v7SBl+V5VWu&#10;w0v5K4JV+c+Ex+LlzD47CC9to5LIL8v3f9qtDRn8hFk/hZflqppvyanfqi7E8xf/AEGpNOf/AIlr&#10;/wDAqwW589U3XyP3Z0iTztIspf70KN/47V4fdrF8FS+d4Q0WT+/YwN+ca1tD7tesfu8P4aHUUUUG&#10;oUUUUAfBv/BTOT/Tvh+vT9zqH84K+Epl3xhK++P+Ci+q2ml6/wCBJbzSLbW43s79Vt7uWVET57f5&#10;v3Tq1fHCeOdFRPl+Hugf8Dur9/8A26rz6/xH43ndOM8zqOUv5fyPefgprHh7U/2YfCvhPUPG2n+G&#10;Giuri7utmrRRXbJ5r7E+/wDuv71cJ8K9V8L+Cf21/EeuQa5paeH7XTvKguJdRXyrj/R7ddnm7/mb&#10;7/8A3w9aln4Z8OalZWN3/wAIvo1t5tvE/lRWaOibk3ffbe//AH21XrTwfpdzKltbaBp8zSttWJbG&#10;JnZv++a8z6/HblP6twfAOMxGDoVvbxjHljLr/Kedftb6P4Js/h9bxaV4vi17WP7W81bR9TW4eKKV&#10;H3/Ir/7ESf8AAEr12bxt8N/Enh/wYt5460azl0jSlspXivtjyq0X3H+f+De+z5KuX3wxvbHdPdeD&#10;SvkfK0sulJsX/wAdrHhsIZn+XSrTH+xZr/8AE1H1z3eXlPRo8FVJ1JV1jKZ5T+yX4q8J6JZfEXQd&#10;a1qysLLUrp0ge4vPK+0RN5v+qf8AvJ8jb/8Acrd8f+KvBPh74ifDqLRfEcepW6XWy8u3vkdLVF2K&#10;nmv/AN9tvr0CGzt0mZUsrZG9fIWsb4hTx2fgfW5PKTYkH3fLX+/UfXo83NylVvDms8P7F14/zfD/&#10;AME4vxC/iPxbb3GnX3xIg1Lw5K2xrG48SWCbot/+qdopf/Z6l+Ffh7SPCVxrdtqGproiX+mWv2HU&#10;7SVrryp1ur1t8VxF8rMiOm//AH3X+/XmWqeKv+LR6h9m0rS49Sg1O18p4dOiilaLZLvTzVTd/wB9&#10;12Hw7+N3gfV/Cej6Bquma7Ne6bE8rf2TZ2qv99/llll+Ztn9zd/HXr0OWcfdPyPGrF4bNZYavy+7&#10;/KUvjB4btn8X/DW58P6rqHjzU4tWb7dfJay/cVYtiJ8ny7Ionb/gD177458K6V4qvdY8Q6reX2t3&#10;dxBK8WnS2svlebs+TYmz+8ifJ8teT+EviX4VfxXpmpz6fdvo91EkVrLrOkpsnXyriL7O+1Nsrb5U&#10;T5933/neuw+J1z4c+HXhK91rSpb28l/1Utpqdjay2jxSvtdPKVPl2K/y7Pu7Eq6kqcJ8sjjozrVv&#10;ayjH4Th/gRoMej/CDU/A/ib+0tB1WfVZ7iW3/sy6Z7X5E+feibfuM/8AH/7JXP2dzoPwx/aM0fxL&#10;9u1n+x4NMaKLWdR0y6ieW/3u33fKTc33PuLXofhX4l/DnxzpemwS6xq1td6bp1qn/Ep0JriWL91s&#10;8p3b7vzVx6fE3w5D4y1CLT9QudS0+z+ypFtsVtbuLbFe28ruv3fPRpUf/a2J/crslGMTzsTiauFw&#10;/t/snG/HZ9D8ZzX0HhyXUr7xHPfQbtGt9JnXyNrOz/fiRv77bXrO8PeErHR/D6L4judX0e73S7ob&#10;u6tbXf8AO/8AqkllSXb/AMA+/XXW1/c+J5bjw/pzeJvE8Mt1YXDOn+u8qBJUlb7zeV8ku1dzfw/f&#10;rskvPEqaRcf2h/ZulawzeVKl9dW9wmz7U9wnlbbhNuzf5Xz/ANyopz973TjwmKeYVPaS908AsLH4&#10;f6ppltb2Y1W6jbckOmy3cXmt/sLB9t3f+O1f0qz8GWejW7WsupabaXsTXEFo8ro8qb3TfsW4f+NH&#10;T/gFbGtadf6v4l8MeLNZutEttQ0Rt39mWN1A3mssrP8A61rj+Pd/wGofA2vS22jaPpTX2n6be2cH&#10;2RvmtbpLjbLLKj7/ALVFt/1v+19ytueR7HLH2n907H4ZWfhyfwDq1tpsF8l3qWnS2Vjpl3+6dV3p&#10;PL97f8221fam/wDgeneKvCvijxCif2ho0k37q4ut0Mr74kX55d6LL+6ZN6Ps2L9/7ldr4e0TVdVi&#10;8OeI9c1PS38S6dBLbwafaT2qW6bkl/5a/anb78u7fs/2ayPFN3q/grXIvEcvhWKwlv2ut+oJefbb&#10;S4uJYnV/KeL5U2bnbyt26uapI+QzVzwtX2lCUoxPGNA+ENzp/jTw/oviPUL22llublvJTV0Hn7EZ&#10;ordpUZ1id5U2fN93fXvnhL+w/ttpZy6RY2EVvqMsV5F/aNv5trFsiZJUl3pu2M77n3t/30leK+Pf&#10;ibN8SNb0O+urZrZ7e/uYG+0XL3Mr7naV90rfNt3PtVf4V2rXpF9441Lwn4C8ER6LdQWCXNndSz7L&#10;OB3ldb24Tezsm77qJWfNCB5+Kx9WLtOcuX/gnml48ULsqyxvtbZvRvkeqL3Kv/Ev/fVd+3xp8bqP&#10;+RglT/dtYP8A4iuW8W/tB/ETSoIms/E2qfxSy/ZNivtXb/sfL96uSMYzlynz+FwtPE1fZxkc+9hc&#10;37eXBBJMzf3VrHudHFod12sjvv2Lb2/zv/3191ar22pfErxO/wBu1DUJdNt7pt+/ULqVPN/29rPu&#10;au32XX2C0il3X96q7Gvnun+b/YRN+1a6fq0YH2VDJZUvtHL6Hp5vZT/aTSadpESNKyr8rS7fupur&#10;nr6TSrhVtzqE9oVl+b/RvNib/wAf3f8Ajtek6xc6fZ6DerP4cXWNSlXyoH3N+6/22215Z8TLxPD/&#10;AIV0dtL0/wCzQ3jMzXcsOHl20U6UTqp5c41OU9s8G2N3c6dpV9p2p2VzqGjbNr299FFuiV/40leJ&#10;lbb8n3Grz/4l+H1tb+W5nvNPs7e6neWBPP8AN+Tf/wBMt61yn9o2n/CP6RqVnL87I3no/wDyydf4&#10;v+B1zHiz4s6t4ptrHT7q7mOn6cnlW653si7v4N33VrsIo4GdWr/hOq0HwP8A23qaJbXNlcp/EiT7&#10;H/8AH9lafj74FarpVvFq+nrbXNuy/v4kuovNt/8Aaf8A2a5Dwh40XQoyb3UbewEjfKos/tEu3/a2&#10;sleoyfFGCbwfqFq9mupRX7K631pBcRP8qPsT50ddu99z/P8AwJRL3j2o4OvS948q/s1tKVPPng3s&#10;u7ZF8+2r2m5vtiw/vnb+BPv1j6jqVlK8rpdw/e+5uq94R1/SrG4mfUr1Ut2XYq/f/wDHfvVn7OJ5&#10;8qE6v2T1fwt8LPGM7I1t4U1t5d3y7LCX/wCJre1PwZrfg6a3j13R77R3nTfEl9A8Xmr/ALO6vMP+&#10;Ew0q2lSVftv2eVd6u611Ou/HTQD4N8O6NBb39xd6bLeSyuV2JtleLZ/6A9cnsj5zG5ZiZuUYUpGj&#10;pxP9taj/AL0X/oNP0sH+z5v96Ra4XSvidBNqN3crYz+TJt+fd9yu58PXEd/bTJHLsldmbY/+1S9n&#10;I82rk+Niub2f8p+4vwwn+0/DjwtL/wA9NLtX/wDIS11A61wPwQu1ufhB4JcOsg/sWyVmVv4vJSu8&#10;3c16lz9bpJ+zjckooorM3CiiigD4H/4KajGt+Av+va8/9Cir4isxbfaovtizvabv3qW7Kku3/Y3V&#10;9s/8FMzu1zwF/wBel7/6FFXxdoOiXXiTW9P0e08v7Vfzraxec2xN7PtTfXn1/jPxfOvezWpy/wB3&#10;8j6Q8O3tlb6JZfZ7BZ7KWzt/IW9be8SbF/u7fmrofDni200nxTomq3NrDaw6fPHLItjFtZlVt38T&#10;fM1ZOgeGTZaSmn6pcJY3dhaxROyFJYt3yr99f4f9pa6Hw34GgvvE3hzT7yRk/tO4WCaKNkZol3L8&#10;ysu75W3fL/u183y1b+4f6D4WphIZXSjiL/w4/wDpH+R7F4l/bA8H+JIU0+Kw1eEv/wAtDAmz/wBC&#10;qzpnxm+GdpC7CCWWbZ91LSpfGX7KnhrR9LlnttR1HzXO2NGaLan/AI5XJ6V+y5dXO8vqezZ/sV6s&#10;frsZfCfBYePDE6XuTqRPLNOFvNHeSxLaS3jTfu4r2XanlfN8y/Mqs33a5r42R2qeC9XWz8rzfsS/&#10;aEtm3RJPu+fa3937tdboepQaDqN8s0l1hX2RxW5+VmVv4vmVv++a5n4xatP4k8PazNLdTTyvbbd8&#10;8ax7f9lVXd8tebLl9n/eP01Rq/W5SXwcv6HyteaX9t+DHiKMzJFdf2tZ+XLu+fd+92pVH4M+A/HG&#10;qrN4l07wdPrdpdWyp9otGg+8rvv3I7p83yV1UOgy3ngjU9O3bJpdf02JXf8A1W5kl+/8n3azLnQZ&#10;/B+g+H9PV11i9g3WTf2T9q+f967fOksUX9/Z8m5vkr6HCfwz+Zs//wCR5XlLyOg0TStc0rSPDXg6&#10;+0G9h1iwvIL2VHiiR03JK7p8vzS/JE7b3+7s2p9+vWP2hPD2tQ/DG4/4kuoTS+bFtRIHR2+dPuV5&#10;bDf6L4YureXU/ENp9ndWsp5reK8ili/0e6iR/wDj1Td+9ldGdNzL8nyV0s3gzydNi1fxD4utLzQW&#10;g+2wRatqN/KksUv+qfymt9zL/uJTrYb2tSNU8DD16eHp14fzHCfCWw8R6Pr0uqr4V1maK90yL7K9&#10;pYve+ajOjJ/qvu/In8brWLpXhXxBYatqUF9o13YO8+6JLuLynbzZZfK+RtjfP5T/AMP8Fe8eFvFm&#10;leL9LtNB8P61d2F3olrFby6z5rWtpOkUSK+3dcRbFdvus6LXO/EDVbTwMun6ompTeJLi8ubW7trn&#10;ymTz/sstwu353dmbe/8Au7USuyUYcvKfJ46WFrYH6vGXwn0fo/gPSPhd4GstFs4le9uPnupUZk89&#10;1+R5ZXX5vvo6In8K1ympeD4NV+Sezkd3/wCeMtx8y/8AfdekeMPEmh3mkaJq9nfR/ZL+13xPM2zc&#10;rO7Jsf8AvfPsdP8AYrH03WNKh2NBrVsiN96HzVriPu8PSpUqUI0vhPN0+Eug3LRL9hl+Zfm2XU77&#10;f/ItXtN+EvhzSriK+g0r96/8b3lx/wDF16Kmq6QlwjLqts/73czvt/77om1XTEid/wC17b73/PVP&#10;mSmdMkM0fUorBEVbZYduxFT7VdJ/7Vrz/wAf+JGubXzb7RVvNPv7prW+t92+We1X+N3/AImT/lk7&#10;/Mr7Pn2u612z6rpiOkS6rZJFt8pXedE+9XM+PPiFplh4auPDkVzBNd6S0X9o6hcL9nSWLfud/wDd&#10;ibZu/vqlHNLm904sTSpVaEo1T4d8VaC/hPxVc6NJIs7ad4hurdJl/wCWqfwv/wADXa1dt4z1AweB&#10;Ph6EVppTZ3irCn/X7LXG+Kta/wCEw8STa6kDRW+pa/LPaROvzNBt2r/44iV6t4U0bRvDOvySeMFa&#10;70Dw5EsuoQbvknuGTzUtf+BPsrKtLlPmsl4fjnWLlGX8OP8AmeWzXesfarWKDTY7nzfn2PL/AAVz&#10;vin4p3nhm+aaz0jRt5dvuI8qRf7m569n8VfFBdN0bW9Lg0O2tvGXjKVfNuEi2Jp1n/zyiT+H+7Xl&#10;uq/BefUvFWm6C0E6RKi+Vb7dryu1YUq3JI/TZcJZbh48uGo+8cd/w0P4zsPLlhtLK3aZX+d7NWeU&#10;N/tt8zVxfib4ieLNZuDLqerXxaX5tnmsif8AfNerR/DCfxT8SLjTrm1ktl06VbKO1/vMtey+B/2Q&#10;bTxp8a77SNeubZLLS4Ele3t2/wBbV4rNaGFpyrVfsmCyFxjLlPiqbVNXuLXzJ765mi+6u+VqiSa7&#10;v4VhmmuJoY/uxEsyL/8AE19W/Gf9ng6WiSadp/2PQP7T+yLc/wANfWmi/sneCvCPwOuL6y+z3Vx9&#10;j3vNt3s9eRjuJsPg6dOap80pGv8AYUoy96R+UEFrc29z5DCb/ZiX+KkvdJntJRm2mj/i2yrt219p&#10;2XwLXRPib4Sudas4rO0vfnV/71ekftOfAHSIf7K1fT1X7JKyW88v8G2sq3E1OljKWGlDWRvLh7lq&#10;fEfn94f8F6pqtpLf2WmTXyw/M77NyVS1GLVHtoprh2eAfIiN/wAs/wDgNfo9+zb8OND+H15qeg+J&#10;YNlrOn2iB0+bejV5JqXw08K638a/EvhqK8WwtLqDzbNJl++9GFz94jH1cG4fCbPJYx90+QdO8OTa&#10;iju+6PdHvjl2/J/u1V+xsqLvh/i2s1fbXgb4P+EP+EXu9F1q8ZPEE/m/Y9n+q2Lv/wDHq4/4Y/Af&#10;/hP7LxK32nT7ZNLl8pkuPked/n+5/wB8f+P19LKvU5uUyhltPl5v+3Txfw94JvNbs91n5r/L+9RP&#10;7v8AfrPm8Bax4Z1a0urktHBJKqrev9xf97/Zr26zhl+GujeINPeWeG+iZXiiRfkuIv8AP/oddxrv&#10;ifQPjB4E1LSPD9j9mTy0lWF/vq1ePisfUwsI1Ps/aO76hSjzRlH3onhl/wCDG8GeLYry+nWz0+dX&#10;SW4hi328rf3P9167PR/CUVt4yu9I1qX/AIRXzbF72xhf5Edl/wCWSN/DvrmNU8Yah/wgH/Ctdbs1&#10;83Tp3ls7t/v7W+fZ/wB9f+h1yHiLxtq3jnQoX1W7a5vtGjSCKVvv7F+VK9CMvax5iOSlS+E/QX9l&#10;79qrQ/hj8VbHwrpmr3d54F1FYreeLUPleyum/wCWv/fXyPs+X+Kv07R1ddy1/NvZ+IZba90fV1/5&#10;a/6PPs/j21+937K/xBPxN+BPhXWpJBPdfZfs87/3pYvlNd1I+cx9OPNzQPYKKZsym1qfXSeOFFFF&#10;AHwD/wAFMv8AkZPAf/Xpe/8AoUVfFuia3eeHtZstVsZVhvrOdLiB3XfsZfufJX2n/wAFMv8AkZPA&#10;n/Xpef8AoUVfGXhK80/TfFGkXmsWv2zSoLyKW5t0X/WxK/zrXn1v4p+MZz/yNZ/9unvnhtHm8L6P&#10;tXzv9Dib5P8AcrY0eW+t7+KTS2kiv1bdA9v99W/vLS6Bq8VpZxyxztqVvc2m1riJPsTyq21t6p/y&#10;y/3P+A10vhvxxZ6P4q0C/ltBp9hpt19plS1ZpW+bbuVd33V+X7v+9XzHLG/vTP8AQ7CVa8MrpRhR&#10;54+zj/6SVbif4pxXX2m41bxLLb/xJKk7JV23+Knj6SLyzrmo7f8AY+WvZPF37XvgrXrRNOtLbVQ7&#10;Nje1sqr/AOhUWHxs+HtpC0ixTy3Gz5lW0r0Y06fN7tc+TpY3GTh+8yqP/gJ85HeJH8z/AFrN82+s&#10;rxsm/wAIasu2T5oNn7n7/wDwGti6uUub64nT7ksrOtY/jn5/B+q/Lv8A3DfJu2f+PV43U/VJfwjw&#10;9LCL/hEtTif+1Nr61Ybk8jfcf6q4/g/4BXEQeBLPXWvNV1BfE0OoaJOjWKX2y3mib7W3/Huuz97/&#10;ALf91q6zZL/wiuoKs62cra7p0Su94iIm5Lhfv79q/fT53evMvH9nqHhjVrK2gk+zWss+/UbeHUUv&#10;U2rcb08qXfK0Xyv83z/er6/Cfwon8qcRSjDMq/NL+X8jvvjl56eHdHWeDVoEW12KmrRRI/8Ax9S7&#10;9mz+Ld9/f/Fvq7qvhjV38L3EU9jpNhpVn4bs72LVrfw3EkV6+yL5EvW+bzfn270b5mR12LWw+paL&#10;Df6PfX1nbTWUEF7axWP9p2+pXdxLsupYv3W+42sm+JPnTbu2b0rd8Q6r8O4dP+zahpC6VdtBqN7p&#10;1xNpzxPKzafFFElxFsRdzy+a2+JdqyxP/C9ehH4D8uxMfelLmOL+BeiJrF/LE+n22pWtuJbie3uL&#10;aW4TakTfOsUTKzsjMjbP9n5qs/GHTdY0TxgdLuoLB/ElvE1qo0+zlt7S2iWV/ni8373+993/ANmz&#10;fEl/BrGvPP4XEFmt5c6XFEmmL9liSVrWJZVT+6vm766qf4MeKNW1e40+W5g8668W/wDCKySvcs7b&#10;/K83bu2f6r/OyuV/ynysKdSalTpx5ve/yOC8EfFLXfB+kz+GI0tvEPhUszTwaruZWlb73kN/B/6D&#10;VC68a6NbfN/wiGP4vl1P/wC1V6D4e+FWueJLrR40t9MttO1J9UisZlll3/6D/rdy7P8AvmsGH4Qa&#10;9qWg3Or3lzaaXbr4Pl8X20VrH5ryxLL5SRS7vutu/u1jyzke3h8Rmsfd5eWJw8nxG0+N/wB14X2f&#10;7183/wARXReDdYn8a3V2lnottbLBF5ss009xL/Ht+5FE7N/3xXR+I/hXbeDdc/sW5njv7uLTrO6l&#10;uPKVN/nxJL/47vrd+E40vwd4mu7ObT2v7XVIvssvlXTW+5V+d03r8211V1+Wjl5PjNaGdVp4+OBq&#10;S945a/sILm38qXUPDflfxPF/aL+Vufb8+23+Vd/9+u4+DOsT+MPFeq2fiG2g+12CvFA/lb0l274p&#10;Ud/4l++//A6Pj3YeCdN8ORT+HPCEHhi7ZvKluLe8uHe4i2P+6fc+3b/F/wAAr07wTc3Ly3d94e8S&#10;22m6J9suImtLvU7i62Msr/P8r7VXZ/AlOnKlKPNE+nxNDEut7DmPA/F3wwl8G6pq+uxRXLaTp8q/&#10;ZpriDasC7/ur/wACrhfDfjmfW/D8VjqLK9pqOv8A9q3j/wAcqL/B/u16x+0h8Qp/FXhW9sYr5dlr&#10;rF1bxWkN1LKn2dbe32Onmu7bXbzX+dv43r5w8IWF9qFnZQWMTTS+RL5SJ/E9Y1o8x9ZwlTeFw8r/&#10;AM0j3jS0g8T+Jb34tSwedaWGsRLZ2j/ceKBk+Su5+Kv7VWkeL/iFp/jDTdEhtLiytvs/lP8Ad3f3&#10;6zvhh4c8/wDZPiVl2XC3N15qbf4t1fLltDI9rrcDffglr5rL8TUxFSvB/Zkfae0j7SMz2LxbqVto&#10;PhK08e6frS3Oq6zLLdTon/LKVvvpXafsHa/ea98SrqS+vf8ASNWR4muLht+3+P8A9kr50W8a5+Fq&#10;Qff8qeVa9b/YnmtrPxhoj3c/2a1fUPKlm/urWWYx5sJNS/mMqc5Tib/x717xHbeNdQ8KxzyXOg2G&#10;p+azp9xa+uPhjdz6n8CtYtFilmils3Tft/i2V8hftbRz6J8XdQn0y5l/sS4uk3Oi/I7V9UfsweI7&#10;y/0eLQ454kt54HbZcfc3bK+XzWlFVMG+h2SqSnR5j5cvPHmueIfEvhXTNTiZE01miilf+LbX094n&#10;8NxePPhlrFi0v+kRWfmxfNXyj488QtZ/HGLSJdqJa3zJvSvpuHxU2g6TcSxLv3WbxNvrz8/lGhmW&#10;Hqy+E25pVafMfLXwZ+Jutaz47tdN1O6aZ7WBrdXf/ZrlP2gdSufDfxMtdStmZJU/jo+GCPD8bYJN&#10;uz7RPL9z/arW/atsP+J9Eyrv+avcXJSzyE19qIqlSXLzHiN5421X+3kvFvJUdG3qm77tdbo/xO1G&#10;z8Nahpm1nS4nWXzk++v+fkrgodHa8+Zvk212Hw60+D7XqFpcxed5tt8u+vu8RU9hT9oeRFyl7p1t&#10;z4nvPiXdQ2ay+TdJavb73/5a1T/Zz1W58MfEv+zbmTi4SW1ZK2rz4aXPwx1vRdXnuY5re6b+Bvuf&#10;w1zX2f8As34yw6hA3+j/AGxXrx8RGU41cO/hlE6Kkvay9obf7R+j/wBm6xpGswL/AK3dFJXkdtD/&#10;AMVFe2yqyLeROy/8Cr6R+PunNf8AhNVWPfLFcrtT+P5q+d7mE22v6KzfIzfuno4drSq4CMJfZOPE&#10;x+GRj6UjTeF9Sj/jtZVlWv2G/wCCVXi1tZ+DOsaVLJ89hfLKqf7Mqf8A2FfkDpRVJ/EMH96KWv1B&#10;/wCCUOq/bNR8VLHu8mXTLWXZ/tK22vrafxHz+Lj+5P0eSn0xKfXWfPBRRRQB8Af8FNefEfgb/ryv&#10;f/Qoq+JbWCS7nhgiXfLK21U3bd1fb/8AwUrtp7nxN4GWCCWZ/sV78sSbv4oq+Jl0XU3/AOYZev8A&#10;9uz1wV/iPxjOoTnmdSy/qx9PeFfC06nRtEuPkljtYFl2srbPkX/a2tW9ZeBjP4i0TT5bqDyNUmWB&#10;XVlaWLc235o1b/ariPDfmw+HNHinWVJUs4kZJvvr8la9vdy2kiTWkjW9zE26OWL5WVv7y181zU76&#10;xP8AQ3LYYieV0FSrcv7uP/pJ9FeJf2UNB0LTDc/23eTS/wAKJDEtcxpP7L91ckudU8tGTf8Adrxm&#10;fxb47urpJLjxlq1xCv8AyxluWZHrqLf4r+Mo4/LOv3SxbPuqErpjWwnN/CPFp5ZxHCGuMX9fI52e&#10;0EV1NEv/ACylZKzfE4xoN7975Yv4FrSkvI3ffJKu9vvM7VkeJr6AeH9Q/exzbYH+TcvzV59nzH31&#10;StH2XvzOS8AarLZ+IbS8giuXuItasPKii0d7qVv3V19yLejN/v712/eruviR4YtvHniHw54hvvDn&#10;jSaLw19oeXTLvR136ltdJfklluN3lbk+++5tteZeFNY1W21y0l0XSrvVdV/t3TorXT7HUYreW4do&#10;rpfkl2bVVFb5vkZNq/PXpevfELxCniFLaL4La3c2+gzz/YbixnS3tL3cjxO/zWu5d+9/ubV/2K+1&#10;wn8D3j+ROKp0p5hVa/unm+l/tkeE7XXtW1q20O/h1C/vLXV7NNqv/Zt7OiRar5T7/mV4kRkb+Jnr&#10;iPj3rzfG74pPqvhGDxNr0U8fy2lxpkqtB833Ik82X5f4m+78/wDDXE/FDwZe6KNHSw+GF74G0+Lz&#10;fKmvrx7q7vPuf6122r8n8OxF+/8AxV237PY1J/GkUENj45vJXtZVa38K3UVrcN9z+N/lVf8A7Cql&#10;Vl8B+b4mcqtSNFfaOZ0LSb7wzFaT+IdI1TTdPt9VtZZ3mtWi3qr/ADxJu+Xzdv8AA9eiw/tA6Gni&#10;W31Of+23RPH0viqdEaBH+y+U6xInyf63d97+GmfH6z1ez8Gyteaf8SrO0/tNNz+KdRiuNPV/K+5s&#10;+95//jm2vnr7NPMyeUvnO39xq3pUoyjzHvYLBRwUZRj9o9y8N/GzRdEi8JJOusu+kRa8919nniTd&#10;Lf8A+q2fJ91E+/8A+OVlTfF3TP8AhFUsf+Jh9oTwD/wisUr3UXlLetLveX/Vf6r/AGPvV41Ybbyd&#10;1lb5E+8+6qmsaU1/bxRSs1t82+J9v366fZRPQPoix+L3iSX4ma/rPgPQ9QvLG88M2ukXSSxxXTxQ&#10;JEkDO77dq7tny1seH/BPiOHxfokGq6Q3hvzW+0Qf2tKqeevyI6L/AHdnmo/z7flrxf4aaDLqTa2k&#10;Hh651iKz0yLf5Wv/ANlpbp5qfPL8/wC9V/7n8P3q9wTVbH4aeIdKnn0jT9BtdSs7q1aXSdfi1yZP&#10;uMm5J96xfc/8frgqUoz5oSPExOCw1HExx1T7PvF39pDwlPpvhCJ4Nc8P3lws+/ybe8eV/uP8mxU/&#10;+xrP+Fenf8It4V1DSJZY3m07U7y1lVF27WWV0fYn+fv10epfD3Q/CWm6w1zea2kstjK8+mO1lb3E&#10;tk0qW7yo627rt83Yn3663xz4w8Y3niG4vPBOkXv9n37S3TXFv9iuPtHmyvLvR2+b+Pb/AMAevOlg&#10;o+z9nE9/CZpQq436z9rlPi28s28Q/GnWtKilih+23Mtur3DbIkfZu+/VvwDoN5a+GtM1KWKV/wDT&#10;J9K/dN/y3X50Su2+JWjajpedY1O18nW7zWkvf9IuYJZZdtrErttib5F83+CuZ8cfFO0tNQ1ceHoG&#10;s9FOsWuufZHT/VS7Nsuz/Z30pR5PcPpchxdKrKvT5vh/9uPoP9mPdq/7Puq6ZP8A8fdnqcsUqP8A&#10;fWvBtB+Ht3/wt/VdMngZLSdd+91+T5n216P+zH8S7af4neNNBlnXytdVby2/uNKv3qrftOeNb7wT&#10;4r8NRWcH2OVFdXuP+esTfwV8ZgV9UzSvSl9v3j6mUbx/wnkVp4Sn0rWfE/hGSLf9lvNyy7fk2t9y&#10;t39nmZvDfigQ3MW9LW+iZ0/vrvrktN+LOoaD8Tbu6uWW5iv5Yml81fvbfuVq6V4ziv8A4n3t8qrb&#10;RXkv3E/vV7GZU5Sw0+U2w0ovmPo/9viaJLyFNPtlsNPutl1FE6bH3/eq3+zx4h+06dap5v3otn3q&#10;yP2vLCfxP8H9E15Wa5e1VUd3rzH9mbxb5N5b2U/yNE9fDZi/7RymNeG8Dpw8fZfu5B8bNNn8K+K4&#10;ruWLZvvPNWb+N/nr2C/8SLN4ATUFvoPntf8AVbvnrzL9snxOureKbTdFs8iD5dn8VeeRapBd/Dea&#10;53T/AGlf++K76+BjmGGwtWR24f3oyOr8AaOsPxQ0KWK6+0pKzSs+37ny16F8bLbSvtuoNqbN5qxR&#10;Pa/71edfs96x/wAJP46smWLyfK3fJXoX7SFt9jdNQZf9RsbZ/u1x46p7LPaUP7px1OWUfdPnfQbO&#10;DVfG+mQeUvlT3iJslrs9V0FfDHxUeJmX7PtZW2L8iV5PJ4pnl+0araJ5Nwsu/en8FS/8JPea3ayz&#10;z3Mj3Dy75ZXr9IxFP2tDlPJ5pe0lItzeJ7zVfF7afPfS3Npayt5SO3yLW94nl/srxbaxSLs3LFKt&#10;eTaGtyuutLFud0ZmZq6jVfEc/iTxzZCVdhUImKxrYZ80VH+Uyo4mPL+9Ppj4hX8UNraSzr5yfaYN&#10;yf3q+avE+658S6VKq7PNnZlT+789dV8e/HzXV1Ho0E0ckMTK7SxfxVx0M3/FW6FA+1/ItkaT/Z/j&#10;rjyLBywmH977Q8XiIfARWNm76n4kmVlSKJXVq/Ub/gkl4ZktfDXirWZI2EflWtkjH/gbv/7JX5e+&#10;G4bnW4taSxiaa41G5W1giRfnd3f5Er96f2Wfg3B8DPgzoHhptr6gI/Pv5f71w33/APvn7v8AwGvp&#10;6cfePAxdX9zyHtVFMRvlp2RXTzHgi0UUUAfHf7aXjbTPA3j3wnd6q+prDLpV5Eh0yWVG3ebD97yr&#10;iD/0Ovnj/hofwdv/ANV4mf8A7er/AP8AlrXpn/BTP/kZvA3/AF43v/ocVfE9lZ/2jf21sk8Ft5rb&#10;POuJVihX/ff+GuWrVlGXKfleZZhVo5lUpU/60Pp+/m8Pa9FFdNplz/pESS+bNdXTu6sn8f8Ap9eT&#10;+OfA15qqOukaVBDs+7L59wjv/wB9Xr16Zpfhy/udOhisoft32WCJJHtH81PuffT+8tbfh/wDrOve&#10;J9O0NLf7Lf3vzQ/aW2rt+b5v/HWr5yWIrT2j/wCSn9p4DhfKKOEhWrVpc3LzS97+6fHt/wDA3x7e&#10;Nu+xxv8A3v8ATv8A4qWqT/s9+OH/AOYVaf8AgYj/APtWv0X8SfsweI/Dmm+fLqGmlv4VjZvm/wDH&#10;a5qz+BXiyZZW+zLsiXcz7vkrXnxcPsGVPBcN1/ehipf+BHwbH+zZ4vb72i2T/wC9PBSv+zx4l0qH&#10;z7nSdMS3i+Z2uLi1b/2WvrmJGmbbGrTN/cRd9YnjVFm8OXauu9H2Iybd/wDHWP1yse1U4NyyMJT5&#10;5f8AgR5h4E8K2OnaJZWNo+j6FrFxqtrZS+IfsdmqWXm7/wB6kq26SxMmz+B/vVlfEf4U6HfeP/EF&#10;1d+L9BtruW+l81LxryK4V9/z+akVkqK3+5Xo/wAOvB+i69qVpoup6VbXmlT+JLBJbSZf3Uv7q4bY&#10;6f7yVs6l8JvhrD400zxL42srLw9o8ui/2ffW99Z/YpW1G6uJYrd2tVeXymWJHZfn/gRvlr6ihGVW&#10;hzSP5m4my6nRx0qdB+78z5f8T+CtN8OfZ/7P1Wx8SPKzeYmnXN0nlf7/AJ8UX/jtdR8GvD8GoeK4&#10;o7rwnbaxF5Df6Pe+Jv7Ph/33l3f+OV718LvgF4a0Hxz4Zk8Q6HoF54etdAi0O8u7h4HSfXF1XY6O&#10;m/5pdn/jtcR4x0TRdK8dfD+TWdD+Hmg+MJbLUW13TtU2RaPFEsrrZS3EUD7UleL+BPv/ACUew5Pe&#10;PjI4KUakZc35/wCZyPxp8N2em+DftkXg7T9BdtT8qK70/wAYf2qmzZ/qkt9//kX/AHFryGb/AECK&#10;L5vnaJtuzb9/5P71erfGO20hPC/m2Nt8Mvtf27Z9o8ITy/bnTZ9zym/5Yf7f97ZXkn9qxO8W6Dfs&#10;XZ/DXfS+A+uj8JFo/mzMnmrv+X+DZvrsrNPO8HorLvi8h3X5fk3/AD1xtg/71En2pDt+WnJr15Db&#10;pbK0flRKyL+6/gb/AG/+B1coymPmNjwNbafeXWrNfWPhK8eKx3xP4svGt/K/ep89ui/61v8AY/u1&#10;6l45v9IubKxltbj4YzeU7IyeHbWWJ4vl/i+X5lrzDwBqVnpWo6n9p1Xw9pXm6dti/t7Smv3lbzU+&#10;S3/uy/x16z8TfFrXuiaei+L7bW2g+ZYU8Jf2eifL/C/8Vcdf4jw8397CyidH4/k1a98N6zYX+m6I&#10;lhpmjWDXc1v9sa4aL91/qpZXZPvyo237rfPt+5WB8GPGg8InXXudTeA28EF/aX9rayyzSbJdqbmi&#10;dPk/e/Ojttb5f7tcbF4g1zX10CwW8v5tNuVnxo4neW3XarfMkX3Vrufgr4Kvru5k8J+JtKWx0+/0&#10;qLUGi1a4fTf9VcfLL5+xtqqssvy7W3bkrDm55HyFBVMRVio/1uec/EW+bU/GerTtu3mVUbzrb7O7&#10;7UVdzozvtb5fm+auE+IXw9vNH8DaJ4t3K9prM91a/Z0++qRbPn/76f8A8cr6q8efBnTb/wAR2+qr&#10;eNr1lP5UUr6NdNKluqIkUS7JbdGZfkRWff8A8DrzPS/iFa+G/DMOmz+H72a1tZ57iz/tPToJf9bs&#10;3rvdN38Fc8Yx5/ePawc8TlGI9pP7R8p6L4wvvDes2GpWNyyX+nvuilTtXsvxi+Oun/Gn4f6f9si+&#10;yeJNOk/gX5JUp3iPSfBHj6WW5vbVtB1B33fa7fY6bP8ArlEifNXlt38PHskLW2qwXO3+DYyu1Z1s&#10;NQq1I1ftRP0DCcQUavuzlynOXl/LdrFI0m6WOtzRNddLtZ1270fzazU8O3Ukr7radIlX7/3ttQT6&#10;TPYyI0cizI38cVaTpxqR5D2qGYU4S5oyP058A3nhP4ufAG40q7vl3z2b/uk++stfDXhLVZfBPjSJ&#10;Z2+SC5a1levPtL8Ra/oMryaLqFzZt/HEjbarWmoXepXUq3sjNLdN/rX/AL1fLYPIPqcKtLn5qcz1&#10;YZlzy9091/ak1uDVfEGkS21zFc7oPmdK8xh1pv8AhGJbZpdnzbNlcZqt3fRahFDe/aGuEZeJf/Za&#10;3PHfhnUPDqWs8tnc2lvcDcEuPv8A/fH8Ne1hcsWHw8KHN8JEc6jSlJfzHuX7HTxW3jS4nuZdlukX&#10;369y/an8Q+HIvAl225Zrt12RbG+7Xy/8Jtfg8G+F0vtvnXE7N9z+Cud+Lmrajrz/ANqtBcpZS/Iv&#10;m/crwMVw1LF5nDHuXwnnf2/TjL2EYnKadcf8SK+Zm2Iz1d0GGN9EvZ2nVF/26gTSc+BYpIIZprue&#10;f5lVfu1Z1LwxqU3h7T7Kysp2/wCWs77fvPX2UqKlE45ZxTp/aM7wJFPqHiiK2gb5X3btn9yrmnTP&#10;c+Lr/UGU+TYFpmZv4dv3a6fwL4QvtIsbsY+z390vlfaF+Z4l/wBmui034ZWIsfskk1w8Ttvl+bb5&#10;r/7VEnTPma/E2Hw/u83MeR6XDJruqS6lqD/6LE3myt/e/wBla6LTfD+r6lJeXFtbP/amo/Kq/dW3&#10;i/vs38NelaX4W0eO/iFhaK9vZ7lZm+ZGb/Zrft1jg1GcRhdixqjbKXteU+fxfFq5f3VP3v7x9l/8&#10;E5P2QfCtr4Z0r4iavK2r6rZXkq2dsy/6Pbzp8jXH+2393+7X6IJXy3/wT6uN/wAApB/zz1q6T/0V&#10;X05DNXTE+mwWJqYvDU6tX4pRNVKfVeF/kqXfTOsmoplFAHwD/wAFMUCeIfAePu/Y73/0OKviNVZw&#10;EX+KvuL/AIKZc6/4E/6873/0OKvjfwTrsXhXxlomtSxPNFp19FdtEn332vurhr/EfjObxjLN5x84&#10;/ke5RIf7MsYmH/LCL5f+ALW54N8V6h4H1+21rSIIZb+2ZvKWddyt8m3/ANmqe08SQJbXsuoWK382&#10;otFLLvVd23Y2/a38LfMn3P7ldh8Jrfwt4j+IeiWWsWsMujLbyJctqPlRrOy7mXcq/L/dX/ar5uNP&#10;nnHlmf6IPEww+WOFehzQjD/wL3f6QuuftP8Aj3xEyRX1hpVvCjbt8ETb/wDx5quj9pnxRJYy2ywa&#10;eiSLt4ib/wCKr2H4i6Z8MLO1ihsLfw7CZW2brXyt3/jtYDeFfh5ZaRfXCXWnSXCwM0a+evDbK9D2&#10;eI9796fDYXHZPOEOXLrHhOgrJdaf9ljknti027zbeRN8ny7djKzJ/wAB/wB6sP4wQELd22pW32dl&#10;WCCRLh1lZtu35pdv8TVb0nXJdLEhit7dpZP+W7bvNX/dZW+WuV+KFsuseGLuCKOOz89ovubti/P/&#10;ALTV5/tY+zjA/RZ4apCtUq293lkcn4P0HTNei0rQbyzjudKuvGGjRS2jt8kqtcXC7K6NPhX8LtY8&#10;b+HPF19p+jW3gW10y6uNT1C3tWtbG8na4+y29v8AZ98rLLF8+7/cSvNE8FT+MPA0vhODUoNNuL/W&#10;NGtV1CZv3UDNcXvzv/3xWLf+C9E+GF3p+n6poGkmKwsPtGra9rd5exbJ2uriJESKCXbubyvuor/x&#10;19dhpctCJ/KfE/N/aVXk949F8JWGkeBtI1XwhfeE/C9/caR480vw3Lqeo6dFLd3FrdPK7y+b/e2o&#10;ux/4Vq18edT8R/Cj4qx3Wi+HPC+g6Wq3EWnS32gWdn5/z/N8kTuku35NrN821/uLXg1xqmnaDe3H&#10;k/DzwvfXbLBLY3Fpc6jLFdea/wAkqb7iu9C6FBb6mth4d8A674g0na2tafDLftcQfwuyPLcbZdj/&#10;ACvsq5S93lPga3Pyy9n9k5Txl461/wAe/YtJ1Q+DoDeajFtm0zToreZN3yfPLEn+qTdu2ViWfwxv&#10;ry/t7OLVdJT7RrsuhNMn2h0i8pN32h/3X+qf+D+KvbPjZ8KrL4f+IfD+saZpK2+m3+oQXH2SC2eJ&#10;IIlRJW2XDb/lb5v4933q6TwfBfeKbW38R6Vp1klvL4rl122/tHWHt3ni2eR8u1H2fPE/z/xfPVQl&#10;KPunRgMfL+HiPiPmnSvh1qGq/wBiN/aGn239qLfv86zv9na13/I+2L/lrs+TZ/wOm23gDULnRkvl&#10;vLR93hv+31i8ifezb9v2X7n3v9v7tfQt/pWveCbfT5/sOgXkuhrqNw1jaa1P5rxXj/O6K0SfKjXC&#10;bvm/uVxGmfEA2+n3Gk3fhyCFoPCraOr/AGxpdy70ff8A+Ofd/wBqnKvKB2Vszw9B/vJHn9ta+Lvh&#10;14nuLLSNajtk1bSoE+0JpzIk+7ZK8SNOnysj/wAaU/xB8U/Gvi+3S01/xLe6mkTfcuHVkX/drW1T&#10;xvf/ABC8V6JcXUX2O3sooreK0Sd3Rdq/e+auMvk/0iX/AK6NXLKV5HyeNzGVetKnGXund/CyYxeL&#10;/CG3UY7FNt+jPKsTJKvlPui/e/L+9+58/wDfrU+KHxa1nRLXTPFXhXxPp5uNUs9WdksrGK3aBGeK&#10;V2lt/m2SvLu3/eVvK+T5K5jwH4jtdB8SeHbq6jnmECXif6Iy+bA0sTokqbv4kd9//AK6O8u/CPx+&#10;8S6y0i6l4esrHR7qZLeFYP3Ts6b3VYkRW3bn3bvvM9XSl7ptlkveiv73+Z5X4z+IvxBjs9EXU/Fk&#10;97b3rRXHk+REmx12Mn3F/wBuora5ktk/dyN/d+9WrqfgXQ9T1fw7YxeJdU1l/tlrCsM2l/ZU8p5V&#10;R/3q/wCwqVznnbGrkr/3T188jzSiXdjOPlT5V+98tZt0/wDartbxfJBG376dF+9/srXeabpK63oV&#10;prN3c23h7SrNGgvNQuFlZJ2Vvk2Kv+tl+dV2L/c/hrM1+4+HnhG3iso5fE2pGWL7Qtxby2sPlbvm&#10;/wBU29ty/wC/Sp0Z8p5OGwtSXvRPP7zQtIik+a42Mn8LT1U0yLR7G/RZJo/Kl/dS4k/gb5a6iHwp&#10;o3iKxeXwnqK628StLPpl9B9n1BP7zbN7rKv+427/AGa4u8toP+eEf/fFP3oS949eMZQ92cpFzw3Y&#10;aZ4f+Jmg22tRNDDb6ta/bFf/AJ5eau/5f92vT/jNCvia61jT9P0FbPUNLvrp577ylTekHmu7/wDf&#10;KVwfxB0mbU9B8H+JbYwYurf+z57jay+VcWzfclb+/wCV5Tf7u2ul0PxxY23wD8RWUmqWCa1dXUsf&#10;yTtvlSXZv+X7zfLvrq5b+8fU4SfJExrjVtD8R6ToV9c6fc3mu6dLsnhSJl3ovzfNXot/4p0/xDol&#10;3I3hf7Bb26wO0Opy+Vu819qOm773zVwHwgvtD1XxjLY69rcmj2l0lxcPcC48hdzRbNvzL8yurNXF&#10;alqNjaaxFbWuprNZWVyyxS3Ctu8rzd67dq/7zbv9utYxM6kZVanNI7/xhcan4Qtbdm0yy0u3n3JB&#10;Kkqy/Mv39j157c6ydSumknvS/wDtvJur0v8AaX8SaT4k1LSF0e902bTLOCS68i0kZ8PK6q3+z/At&#10;eLJexp/yzX/vmp9pPlOSpho83unVQzac+zfcfd/2mrXsILKdf3bNKv8AsyNXLaLbTaq8jboLSyhX&#10;dNdXH+qj/wDsv9la1bTxd4W0S6Lw2mqaw7felluFs4m/3UVXb/x+sOScjz6uCqSj7kjstPtNEP3p&#10;4/8AgUz1vW9v4fC/NJB/38esPwZrvgjW98EU0/h69eXer6sy3Vu3+z5qojRf98NXWx2aW0rxvHB8&#10;n8cOx1/76Ws6nunxeY0Z4eXvSkBv4WiWz0nb935pV+7Gv/xVXbSKO1j8uP8A77b+KmqNq7V2p/uU&#10;m/Brm5j5ypPn92J+lH/BPG53/A/U4v8Anlrtx/6Kir6ohfZXyP8A8E65t/wg11f7uuy/+k8VfWCT&#10;V6UfhP2PJ/8AcKX+E0kmqwlZ6P8APU2+tT2DQ30VXjf5aKAPhX/gpon/ABPvAjf9Ol7/AOhxV8We&#10;G9Kj17xBpmmy3S2EV7dRW7Xb/ciVn27/APgNfav/AAUzGNd8CN/053v/AKHFXwvXDX+M/HM2/wCR&#10;zP1j+R9WXXhxmlvYIGKJZulvHFL80sjfdRfl/i+T/drW8I/CbWvHurW+k2Uds0s8Dz/6RLsRVVtr&#10;7/l3bt3y1gpeXmlPshnks28pIpfKl2/wV03gT4pat8PfEDa1awjWLwWzWyrfSs21a+bj7Dn98/0T&#10;qf2hHAL6ny83IuX/AMBNjxB+yr4g8HqZwdMa4l+RYoJG3P8A+O1nRfBHxTHp11cy2ixxW0TSs/8A&#10;srW/rf7UvizxDeQSXej6dYxQc/uy77qlv/2ntZvtDutOOm2aLcwNEzB2+Xcu2tuXBHgYeXFNoc8I&#10;/wDkp5JDXP8AxKv1sPCks7Lv2SxfLu/263oaxvHPyaGnyq/71fkevPjufoeK/gSued2vixfCHhXW&#10;PErQNc/2c+l3v2fzdm/59S/i/wCB1518ZviXB4jfRJNa0qS/0PW9FtdSl0x79laKX7RdbHSX+9tf&#10;b92vZPho6v4oliigjvJUutDeK3m2ukrq9+2zY3y/wVxfxxS503xfcReGIrZ/F6adFFZ/2h5UqxWv&#10;2q6814vN+Xzfuf8AAK+0ofwIn8Y57zSzavyy+0Yug/Do+J9L0nWLV3jg+zac2leHvDy/aL2JPtUq&#10;JF+9+Vm3Lu812/i+78tV/E+vaHpHiPxLp/gbT4P7f1ad4dT1kMzK6798vlK3yxK8v93+5XE+K9eE&#10;PjXQGmvlhngtrVdabQZfKi8/f+98ryvl3bNn3P499dzqviLVL6LxvH4m1LSf+EVvFaPQF0+WBplf&#10;zf3TRInzbPK3+bu/9DrTm90+RrRqezqcsjtvj3rl94g8ZXfhpoYrfS9O+zyzXar/AKReM1pb/Lu/&#10;up/7NXsvwN+KOlab8OdP0iO+1DRJtO328r6fZxb9/myy/JK6P8u2VPuf7dc3+0WdIi0zQraCTTf7&#10;aiSJp4rdk+17fs6fPLt+Zl/u7/u/7W9a5n4V+G9cvNGuJYNIu7m3uJfNtXt183cq74nfYv3fnif7&#10;9cWKqVaXNyHDkSlPOZUqvw8p0vxI+M1n4n+LsXh7WoNU1LR7rR2soL77Kv2h5WlR0R/ITcy7ov4E&#10;3f3K8z+ImnabYSRNa2EVnqaW11BfPp0V0ll8vlbE/wBK+fzV3tv/ANl0q7qvhrXn+POmwRW62Fwl&#10;i0srXyfPtX5XTyt6M27zURfu7t/3qg8d6jr6fD/w/wD8JE09mtqt5bxWmp2LW97/AMu6q/zfNLFs&#10;VFXf83yOvzLWlGUp0uaZxcQU7YqpaP8AWh5L4XZv7Ys2/wCmqVUuVa5v5Y1VnZpGVU/4FWtodp9h&#10;hjv51ZpW/wCPaD+KRv73+7RNJ/ZDtb2377Wblv3jp/yy3fwL/tU5Hyt/3krGJrNxHoFvLbW7b79v&#10;9dOn/LL/AGVq98CPDK+KPi74X0bVYrl/C+s30Wn6qybkia3Z0Zt7/wAK7kRv+AVnapoRnuotNs1a&#10;+1J2+ZIfmZm/uL/er3Pwf8KNT8bfC/w1YvfXKRWtjexSww3jRbP9KlfYmx9v992d/wC5TgfY5NRj&#10;Vmcr+1VYeB/AvivSl8C2FtYXUV4qWd3p88ruyxMvzp877t+9K8k0bRJ9b8V6VofzWdxf3MVur3C7&#10;Nu59u6vYPHnwcsbaye+udM0+wfTovNifTHd5flT/AK614NZeMDonxP8ADjm5lvdLgcfZ0llZkRZf&#10;7u77q7m3U40/axPqMfgI1Zc0T0n4ueLJdO0eW+0y2kh8GrFFpWnIW+fZ87pLs+78/wA7bv433tXl&#10;Gg/A/wAa+M401LTfD8v2eX5o5tQl2+b/AN9V714V8B+J7bxFpula5/ZOsaKu5IpUiZZYmZE3vt2f&#10;xRRbP9lHr6KtrmCzi2yp/sLsXZsr1JR5DXDQ5In5tX/hPxH8L/E1gdZ0+60yZJPNiZG279v9x1r1&#10;ODwD/wAJl4e/4SqfUFtorjzWnSGBX/e/7Pzp9/5v+Bf7NfVvxN8D6f8AEHwld6bqFtu3xbopv44p&#10;V+61fJuo+Fp/Dfw11LTbjWV/tXzdr6NEyPtlX5/k/i3bNrbv/Qq56kOc0rU4z+Iz/C11Z6hoeteD&#10;nurn7PqkX23SZb6Lyt10vy7Niu/39u3d/wBMlrxK4hltp5I5UZJI22srfwtXTahruoQ6nps9zO32&#10;q3jXaQu1om3s3zf7W/5qs/Em2Se+0rW1Qo2t2C3s6hNqrPvZZdv4pu/4HRGPKXSjyHE0UUVZ0Fuy&#10;fm4/65NVYt81XdKTfJKP+mDVTkRlegn7R0upSusNtocA2pAnmy4/il27nY/7v3f+A1Lpnw08Ta5r&#10;OnaXp2k3F/f6gvm20MSjeyZ+8393/gVEWl3WteKreOybFzeNE0DFtn3lr73/AGRvhkvh7RtQ8U3s&#10;sd/rOvSq6XUUflfuF+4m3+He25n/AOAVcvh5iInz1pf7D/xt0jSpb7TbOx8xl/eWUOoxNK3/ALJ/&#10;49XnWlanrXw78VPp+u6ZcQzWs+y+0m73W7/7Sf7NfsJokyovlRff+/sr5p/b8+AkXjPQdK8Y6HZr&#10;/wAJHFdRWV18yp5sTI+x3/3GT/x+uXmvLlkZ18NTxEeWZ5N40t/DMvhDQtZ8P2f2a3v9rROnm/Mv&#10;lJ5qv5r/AHkl37dn8H3q4HOTWlHpHh7w34G0yxsdTg1vVml+0NfWjbkWJk+4/wDwL5lX+H/gdZXS&#10;uGtHkq8p+PZlRjRxMoQP0Q/4Jyzb/hf4rX+7rX/tvFX1qj18df8ABOWbZ4A8YL/1Fov/AEnSvr1K&#10;7Kfwn6fk/wDuFM0IX+b5qu76zU21YR60PbLu+iq++igD4s/4KZAtqPgOQ/8APG8X/wAehr4bgk8q&#10;7jl2q+11fY6/JX6Cf8FBtRg0bU/Al1c6Np+uI0F/F9m1NJWhHzW/zfI6/NXyv8NvEWh+Ovih4d8K&#10;3XgHwpZpq19FavcxRXW5EZ/4F+0feriqx56nKfkuY0o1M4a5tbx/Q9a0m70221i6udSibY8cvlxL&#10;CsqbmVv4Wrt/hH4W8JeNPidaWVxp00mkPbyyzWt5J8vmL/ut93/Zrkb3wLrE3iP+z7OG2u5bqKW6&#10;g+zXSSp5Sy+V99fl3btnybq5SO1n1i/i0qBWOoS2f9oJb7tj/Z/N8rd/338uyvDjGtB+9SP7sqY7&#10;LMVhXCljownKHL8R9gfFH4d/D7Rre1hi0nSbATybGl2ojf8AAa4rW/hl4G0zwpq13C9lJdwW0rQF&#10;J+jbPlr4/fxJ4a0qLT9Tn1VUi1Lelm7s779r7H/8frr7mN7DVNP0ycqL6/8AN+y26SI7y+V/rfu/&#10;3K0lWl737g8TCZfhaPLzZrH3f73/AASaFMVyPxcx/wAIftz/AMvEVb114g0zTrzVrW5vI4bjSdv2&#10;5H/5YbnRE3/99p/33XKfGvXdO0XQ/wCzrvULaHUPNSX7Ir75tn+6v3f+B15fsqv8p+gYvO8thhpS&#10;liY/+BI828Vbv+FbeP8Ab/DbaGn/AI/e1yPjfwdDqGh+D9a1rUxomgaf4X06Ga8MDTs0stxdbIlj&#10;X7zfI7f8ArYuviHcat4U1nw+ujabBHdW8U9zfIrvd/uN/lRM2/bt/es33f469btvhTqfxR+HXh2/&#10;06fQLzwu+i2elanY62t1En2yC4l8pleJPvf6QqLsf+PZX2OGjz0uU/jHMMxw+YZtXq0/ejI+aF+G&#10;6r4y8P6VDqcd5puutay2OpwxOiSwSvs37G+bcnzfJ/s10918OvBTxeOrXRvGtzqOt+F7eWaW0fSf&#10;KSfbKkT7G3/ws9ej+LfhFqvgnxHpXibxH4x8JaUmkz2VvZ2KRXrxQKqebbxbFi3Ku1d9VZrzwxf2&#10;3iiKx8Q+A7DUvFC+VfX1ppOrvcS7n3/Jui2rvet+XkPKvQ97n/7dOz+Pfw4u9E16y8ay39pNZa5a&#10;RWsVqj/vkaK3i3s/+f4lp2g/EL7N8PtK0ix8WN4VvbLzfPl+yzyu264llTZ5Xy7dkv8AH82/fWZ8&#10;Y/jG3jzWLfw1Y/ZpvD+jwpLa3CQPFM8rRRK+/f8Ad+7/AHV/hryOe5TVkljEn2fSoG/0mfd/rP8A&#10;ZWuWrP8Aee6fH/XKmFx0quHPSNU8QaDreha1qWp+Lp/E99cWMum+b/ZksTujyxP/AK2V/up5TfIi&#10;feevNLu7+1oNR1FW+wx/JaWu75pP/saFeK/RLu4X7NpkHyW1mn3pGq+1lIUnuroL9paNkji/hgXb&#10;91aUpXOfGY2Vepz1TOk1CaFI7hV+0aper+52L8sEf91P9qq08n/COxtbRN52rT/6yVPm8r/ZX/aq&#10;3Zbk1HQP+uNFhpsk9vb3drJHb3UTSfOy7t/zUfCcznGGsj0j4PaF4s1Pwf4h8NeGtTi024eWK7vr&#10;uWCXZbpsdfmuERvKbbu+b/b+9Xt/hiZdY8G6rLfRWk32r7V56WkvmxbP7Qi37H/i3/3/AOLfXinw&#10;vFt4X0vVtUi1ldN1C1lilklT7Ol7KmyVm+zvKjNuaVIk+T7u/c1e0+GJoP8AhCtTlg1CfVYm+3v9&#10;ruJ/NlZ/tEUr75f4mT5/n/i2U5fwj7jh2uqtbT+U6L9p/wCFfh7w98Pru50XRbazuEvLeLfDv+40&#10;qI//AKHX5i/ETww2gz6BvX52tm3f8Bl21+rHxp+Kng7xz4Sl0jSNajvNQuJ7V4oUil/hlRvv7Nv3&#10;K/PL9o/Svs134abb9/7f/wClT15+ElKEZcx9xjZclLmOc0/9onxJafEjTdQ1rUp5tJimTz7JD8ip&#10;6f7W2vtCz1Wx161t9QsbyO5tLhd8UsMu9Gr4G1TwzDrNrE27yp1X5W9a+gvgzrPgTwd8No9G1DVJ&#10;YL+V2lu5XV4sM39x1/h+5Xu0K8avxHi0cbQlH+8e6eKvFVj4V0h2aWJ7uX5Fi/2v/ia+CviLpN5o&#10;tzcLNczXs19cl1uG+XfF/D8m9uN33f8Acr2L9oTx34S1/SNJk8MXc513SZdyXCRvsaJ/vK7t977q&#10;V4Vr2o3etzi+v52ubueRXllepqVox92JtLER+ycs+lzGdf43Zq7PxRC158NPDMu4O1r5yMB95Vd/&#10;4v8AgS/+PVTKPD+9ibZLF86v/dr1Hwj8LPCOqWukT3fiO6s4dRsYrie0uYvK8+XbulRZfubd27b/&#10;ABVjTr+7zSNcNVlVPnhP93fR/HX1XN8F/hdaS/v9QtodzfJ5uptWh/woX4YTwJLHdWyRfxzf2jLs&#10;Wr9tA7eWR8xeGLTztRlT7/8Ao0/3P+uT0j2G/wC8tfRXx2+Evg/4caR4FufB/mLfal9uTUX+0tLu&#10;QJFs+VvufflrxmbTWRvu1y1avve6eNia/sqnKYkb6hpT291YSvDcWbfupU++tfZ/7B/xksdY0e68&#10;F6zfiPXLedrmza6bf9sjb76L/tr/AOg18nwwrv8AmqbTtAsI9cs7+UTLFBMkkkUTbd23/a/hralX&#10;+zMmlj4x/iH7K6D/AKrdXgn7YfjmDxVoMPw90PWls9V81NQvLiFmf7OkX3Ivl/5au7p8n92vF9N/&#10;aftpnt9s+tw26xbG09HTyn+//H96uA1LVVk8T61qulNc2FlqkvmtY+b+6Vtm132f3mrWUqcJc3MY&#10;YvOqFClp8Rzmj6b/AGNYJbfxp96tFAXNMHU17B8J/wBlzx38WNEi1/RI9NTSpWdIvtd5sdtr7fu1&#10;5cuac+Y/NuWvj6spRjzSPpf/AIJ1/J4N8Zp/1EYG/wDIVfYCbv71eAfsk/BfxD8HdC8QW3iRbZJr&#10;+6iliS3l835VTbXv9elT+E/U8np1KWCpxqx5ZFuF/nq0lZqPsarqOtEj2i3voqGimAvjXwjovifT&#10;kOr6RZap5G7yvtcCy+Xu/u5r5T/aO8L6P4E+G03irw/pOn6JrWg31re2N3b2cSusvmon9z7nz19o&#10;yQrLHsb7pFfNv7dujwWf7OOuSxJ8/wBrsz/5MJVzX2jxcxhCOFq1be9yn5ueL/2gPHXiFXgl1VbO&#10;33RbYdPs4rVE2O8qbPKRf433N/epdM+O/wASta1dILC/jn1CWVrjeljF5uxX8103bP8AVbvm2fdr&#10;kDbxP8zFUT+J3/hr3v4TfD2z+HXjDw/4js/HWiXNxcWt1LbXFjay3SRKvlLvX5E/jl+4+2vOjKp8&#10;cpe6fn+VzxONrxpR5jx/4neDPiDfz2mq+I7GOzW3XyrWJIltbeJN+75UVUT52eq6eIfFF58NviBr&#10;2p6hew3H27ZFNb7bf7LLOjrcf7Tb9kSOifd37q6j9pj4oa/4H1eJJPHWoeKtN8Rz79T+3WflRfun&#10;RvkT/wCI2/crwvxX4li1/wAI6hodvb2Mlvf6qdUg1i5idruJfueUvz7VVtu9vlrqo/vY81I+9+oP&#10;C4jl5v8AwI9B8W63cw6N8P7aXULt7jxfZ2en6tcbot95Atx8mx/+WTJsRfn+99560cW/xH+IPjrw&#10;/wCJp7640zw7b3WppMiQf2h5q7fvSqm64RN3y/8AAW+7Xkjatbaj4q8IavF4S0Ka18OW0FvLpkVt&#10;L9n1Rot7ebdfPuZn/j+7Ro97d6JL43nXw5p00/ieCW3WV7SX/iUKz73+z/N/d+X5/wCGuj2UjvdO&#10;m4nodtouhp+zEniNnuf+EjvPEn2L7R5v+jtF9n37G/z83/AK9ns7az0H46/DfwJouteItN8Na5o9&#10;hd6jp9vebPNllR33p8+3+47bP7nyV8n6l4nW5+Gnhzwh/Z1jYW+l3lxdS6nFBL9ov5W/56/Pt+Rf&#10;lSu1tvjrbQ/HB/iN/wAI5o37qz+y2egpA32G122/kI6fP95Pv/71aewlD4TzI4KlCXMegJDY/Ejw&#10;h8Ytc8S6z4i1u68OPF/Y9xcXXm7P9IeJPtCf7r/e/wB/+9XmGhW/2OC3+zIs2rXMfmx4+7bR/wB7&#10;/erG0L4iweGfhrrvg5LO2uf+Ej1O1nvNY8pku4oon/1S/Pt27vm+f+KtK+0ubRvGetaPbXssdjok&#10;0umzX7/I0ixSt/3zXLXjKB4uZYb93E6YaUsWkz2sMjLJOrbp2+8zf3mrNn0PUb60ijmlt4kttvk2&#10;sf3W/wB6rHhqSd7FnkaZrdpP9Haf7zLWqa8rm5T4CeIqYepKIyxtJBP9qvDG86/JHEvzJAv+zXSe&#10;HPDl54z1+x0GxaNL3UZfs8T3D7E3t/erBrvfgT/yWXwb/wBhOL/0Ktoy5pHJF+2rR5jym0f/AImv&#10;hxv4Wg/+KrQ8P/8AILj/AOukn/oVY1u+zVPDH/XP/wBnrT8P/wDINH/XST/0Krl8J24uP7v+v7xq&#10;/IR81an/AAtG20fw54a8KxWN9f3s99PF5Vu3lfNO6eUm/wD77rJXlcVj6pBcCSyubSOOa4s7yK6R&#10;JW27ttRGXvHRkWN+o4vmPQfH+lf8IHa6w2paPrKTaIqS6jbzXWzyl3onyPv+b53T/eWvJfib4n0/&#10;x/YeH1tYpYfsH2hGWVfnZHdGRv8A0Oum8WfEvx94w8P6hot/O72N/AtvOkt80vyq6P8Ad/7ZLXMz&#10;WePu7c1NSR99medU5xjToS5ih4P8Mf8ACR+ItM0hnkh+1Ns3ou9/lRm+Vf73y1383wd02HxK/hqe&#10;28TW2urKsTafdrpsUu9vuJ811/tVuveWfhMpqdl4AnsIotMe9sZrjzfOupViRfNSX/llEiO7unzf&#10;f/3Nlr7Z4X1vS4ry+8ILeahdQJK13NfTu+5k+/8Afq3Knh4/vDpynAxxsJP4pHgHxK8J23h+QfYJ&#10;biS0ubT7Qi30SJPH87xMr7WZd26J/utXE3UP+gQf70ddLqmrzalpMFpPGqf2daNaROjfeTzZX+b/&#10;AL7rQ8MeDrfxXd2djNcvZxeQ91JNFF5rokVu0r7U3J/c/vUR1l7phzckuV/zGJpWian4huLiDSNK&#10;udVlgX975KfdqTSvip4u8OR2ujW7xwvYf6PBbvZq0qfP93/er0f4K6DD4n8V6x4a0HUhNaRJ9vb+&#10;23+wb3+Vfl8p33f99VzXxo8ORfD/AOIepPq+oPc+ICtvdQHSikts2/8Avu/zfdX+FWrpp0+T3T3a&#10;NH2VPmj9om8Q+O/iHpVrFLrljp6W8rfK82mWro7/APfH3qu6J8VPiNqthdNpUGm/ZIt0svk6Taon&#10;y/8AAK9F8c/Bmd/g9/wkNzrlk+mLBb6k0Nvdb7ja2z5ERv4tj1h/sy6RB441jxJoOh6jFY2ln/pc&#10;UuvKqPKrfun+7uXdV8numko1eblUjiNZ8a6z4tt9Lu9c1BNSe1ZktrK3tFibc33/ALlZkjJeXn2a&#10;4t/skrLuVvM3LWx8XPDmm/Brx5JY211ealrVreRXCvZOr2XlMiM6fMm7d8+2vX/iJ+zz4c8NfD0e&#10;LbvX7S4skW3llstJun+0Msuz5F81Nqt8/wDHUSpR+0ePVwFSrzVJy94+byJ5ZWa0tHmt/m2vu+9t&#10;+89bHhLR9Q8b6taaRoNo1/qE6s6xblVYlX77u38K16N+zB4T0z4qnxBZNqtn4et9Lb/RpdYi81pY&#10;JWb5d6p99f8A2euS8dpYfBT4sQaf4auJr+4t5/JvL3zVlsr23bb8qRNErbf992+7S9lHm5Tf6hD3&#10;ecu6h4S1X4fax9i8T2S2MvkfaoJYpVlini/vo6/er0K5+FnjS08EJ4qfS7T+yvI+1SWiXS/bYrdv&#10;+Wrxf3a6v9o/wt4Tg8EWuuX2v2niaWwX7PZ6PoaNYfJL/wAAZf8Ax2q/7L3j5vHfwu1fw14z8XDw&#10;/FbN9lja4sVluLm1ZfuebuRtqVz+z93mOaeRUKtSbl/26eZQOs4SRfuP8y1+nP7G0P8AxYXwvPtV&#10;N8UqfJ/syulfnRql54DsNM13TNOl2ahpd5FBZ3ct47PfxbnV38rbtT+Bv+B1+jn7GDq/7Ofhf/Za&#10;6T/yYlrajHkkeRkmGlh8bKEv5f1PdkqWq6VLXTI+9JqlR6r76ej0yzQSioUeigDsz1/Gvnv9vBN/&#10;7NPiL2ntD/5MJX0Gev414H+3P/ybN4oPpLZn/wAmoq1l8B5WZf7nV/ws/I4eVJNE13E1zapKv+ip&#10;9+5b+5X0X4GmsX1Hxx/xStlpt3ZyxWq3di0W+1i83d5UqRfebd8nmp97Z89eC+GPDes+MfE2jaTo&#10;GnXOo6vLK3lQWi7n+T5t/wDwH+9X0b4D8B/GK28ZafeeIPCuoTaVsa4vIk+z2T3rtE6RJcSp8zNv&#10;dPkfc3z7tleV7OWIpSpx+0fBcP15YTF0qvL7vMfOv7X+65l8LtbRLM6zypslX/ZSvHNTs7nTXtbG&#10;7iWG9i/0eWJF/wCWu9/kr6q+Mfwu8R6bdWV34z1PZN5rRWz6izPbxNsSV0TZF95FZa8d+NPg/wAT&#10;+HIr34jW9kttoWqXksumb1/0iWBpX2XG3btVd3y125dR+qU/ZTP0LF4+ljcbzROP8EzTpFdxxNIi&#10;Oyeeny7HT/b3Vtf23PYaDd3Ns1y+oJK7wTPF/Bv/AI//AB/fXOQeH9c8P+I9A0tLvTEm8QWySxXU&#10;zO9vAj/Ntl+T7yf7O6sm3t9euG8SRrdRI2hROs8L3DK86b9n7r5fmr0ZSjzG3MQa8+qzWsUuoxM6&#10;LK+19qfeasJ3/u1s6lp+sp4V0DU5pVudP1aRltrdJ9zxMr7P3vy/Lu+erH/CttZfx3ceE1ewfUIo&#10;ml+0faf9HZVTf8j7av2sTnkc4zs6xbW+bzV+/XuXi/T5NQ+KfiZbuSP7IurXTLBF/wAtG81/mavH&#10;9H0bULrw5ceIltYGsdNvIopYLiT53dv9j+7/AHq9fsNSudev7jWb5YkvdRf7VKsKbEVm+b5VrzMb&#10;U933T5TPKsqVLQ184oyTXYeDfhL4s+IWs6bpWh6Q1zdajZy39n5zrEksCvsaVXb+Heu2m678KvFX&#10;huzvrzUdN8m0s4IrqW4SeJ4vKlleJNjq3zfOj/Kn92vL9lP4z86+rVeXn5Tkw9d38Dn2fGLwU3/U&#10;Wt//AEOvPBNzXd/A6b/i8vgr/sMWv/o1KKfxRFho/vonlSPs1bw0v+y3/odXvD0u7TG/67Sf+hVk&#10;tN/xOfDW7+8//o169G+D3wy1H4h+H9VubO6itorK+Fu3nW8sqIzbn3uyI/lRfum3O/yrXRKMpe7E&#10;9ivRlOnyx/rVmCZDTHx3r0HRfgxquvaHcarBqeni3TTlv12b2/5+Plf5Pl2/ZZf+BbK7nWLbwv4e&#10;+B1lr0Vn9v1hPDrahPb+RaokTLbps/5d3Zt/zuzvURoTl8ReAyWtjP7p4Ayh8ofv1VlgB+VziqOs&#10;axqGleHGnvvBU72sCb5biLX0dtq/3ti19FX9npmq/wBmafYwfY5dUs0dd9rBLsSWyuPk+4n3JfKZ&#10;X3r9yn9W/mPThw9iYRlKUuUwrfwtr/iJLqzj1r7Np2saFBb/ANrPZxPaTz+UipFt/wCeuz91uT97&#10;8nzfLTPDfwu1d/D1osUtlcxQQLF9o+1JF5+1PvojfMv/AAPbWnonwKXw94q8Iz6D4zi8Z6rLqfy2&#10;NvZxW6NLE+7Y8vm/Krr/AB11F5+zTfarP57eGtUS4iX97Ld+LrJPKf5NkUu21+SV96P9ytqmE+sR&#10;ifW5Ti5ZQpQqR94+KdT8OT6faxzs3mtfwTy7FXbs2XEsW3/a/wBVXNazqUi6ZBBC2xGjXeyt81fT&#10;3xo+CfiPwVo+manc6C2laPZItq+++S9dZ53luH3yrEi/eldfkXbXy94qsfs+r7ofkWT70VKEOSvy&#10;HFSqxqYmUSLTtNbR5fPs/EFzZSuu1nhidX/8den3+jrqs7z33iC5vJf78sDu/wD6HVd7+5h+ZrH5&#10;P9iWp4ZlmgSeL7jL9x697kifR+8W3tmmtfscviXUHtNuzynifZ/3xvqKz0qDTX82DXLuF3+RvJi2&#10;f+z1Em13+ZtlWrlItm5W2f3f9unyEcxXfR7a/neWfVb2aV/43i/+zq3c2EE1v9ml1fUJov7m1P8A&#10;4umW0Ku6fMyVY+xujfe3pu2UyihbaDY2zPtub1N39zbTJvD2lO25mvXfdu+8laDovz7W+SnJD5zv&#10;82zZS5IgRJbWKfw3r7f+mqf/ABFWIUtkl3RW0+9v+mtMSFHTd/fqKZ027dq/L/HUSAt/b7a2bZFB&#10;L/wOWv2A/Yqff+zh4a2/89br/wBKHr8bIZvOb5lr9jf2G33/ALOPhz/rvdf+jXrmrfZHGH7+J9AJ&#10;9+rCVXSrafPWR3hQlP8AJp2z/ZqCx9FCJRQB3PcV4N+3B/ybD4v/AO3X/wBKoq93dtteE/tpuzfs&#10;z+NP+ucH/pVFWsvgPKzH/dKv+Fn5a/BvxV/whnxg8D615sEMVrqaebNcS+VEqN8rb2/u19I6b+2x&#10;4H8PWv2HQ9K1JLe18rbvbejuru+990vzM7v87/eb5PubK+EfGul6jrsdjbWXyRK0stzLu+RFX+/X&#10;k2qaqLbUriDT3X7P9xpW/j/2qxwkuSmfO5LhP9l5z7j/AGjv2iV+Knhfw/Fuzb3V1LqVq+5rf7Lt&#10;T7LLbvbsz/xxb1bd8vm14LB4x1e40rXNOW5ub7Rbi18r7HNK7W/y73+7/ss+/wD3q5rWtThtfh58&#10;OJGjhun/ALPukYM33f8ASnrqPhL8SLXTW1uK41yfwo81rAlnd2Ucsuwx3UUrrtX+8qv/ALNYVOaV&#10;cmphpUq0qkTCm8R31zoOhLPbTv8A2RL/AKHfM7fJ8+/Yn935q63wq+teKvEOu+IdO0+D7JfxPZXy&#10;XGsRWvnuybvvyum77laXxF+KujeMvh3Npkc4TZdPLpWk29nLB9g3XEsr+a+/ypV2y7fu79z/AMO3&#10;5/Mfjv4pttf1vRbmDT5NKeLTEt5x/Z/2VHZflR/l+/8AL/FW8Yx5j0MPCdWXxHef8IZ4lfwR/wAI&#10;02n6bNEt417B/wAVJYbItyfwp5tSX2s6hYfEaxvr7T/s2u+HdtlfL/aCvLKyps+V/u7a8F0a+uHm&#10;T+y1T7R58SxeaqO7fL/tV7d8TPEVzceOb4axo9oLu12W7tbRxRRK237q+V8jfxfdor+5HmiPGU6l&#10;Cn7sveEsbufTNL8TadFZx/ZdeaJvJS8X91sfcm/+9/wGr1mYbO3ijWWF/KVV+8tcedWsmO5dHjP/&#10;AG1qhrevWcWnSmPSkikMbeWyv91q4HeqfI1qdbGuMJ/1+J9keIf2tLzwxq/h3Sr7WtN8T2kGmfZZ&#10;/sLfYvNlZ927zYnR1ZPlX5Nq/L92sr4rfGLU/iX8Jpd+sQ3NoviT7XdW6WMtrsa6illiiRt7LLEm&#10;yX/gT18Hpb3lno02pXMsifaP9V8v36948D3zXH7Mt60k++9XxJbu/wA275fKuFX/ANBr1q38KR7+&#10;NwMYYaXLIclzXd/BSZv+FxeB/wDsN2f/AKNSvL7S+81fm+9XffBq5/4u74H+b/mNWX/pQleHT+KJ&#10;8LClyVYnm87/APE58Pq3/PeX/wBG13vwt1LxLa6XfweHrW4vFg1Br2dLeza4+6jxfP8A7LpLKu3+&#10;KvOdUdovEWlJ/cvbhf8AyPXpvwV+JNp4Cs9UW5sFv/tGs29z8yK/lJF5vzp/01TzVZf9z5q6OaPO&#10;e1Wh7vxcv/Ds3vDfjPxjDo0Vtpmntf2WnRfaIJf7M837Gm+X/SEfZ8v35fn/APiK7XUvCUE3wbtN&#10;V1XWrnR9MutAitWfdaojweVEj7Nz7l+d0+/t+++yuY8PfF+xh0rT7HV7nUryK1i8q6t3tbe4iv0W&#10;4uJUifzf9Uu2X76fd+eofGHg/wAT6l8MLq10/wANa3f/AG3RbBF2RbYk8pLdn+dn+X7j/wDfFdtH&#10;4fd949bJYx973jw3XdIvr7QpYLv4h2s0sq7Wt3vlWJ9336+ivE+laZ4bR4LyXUJtbtdMeytXSe12&#10;b10+Vk3pF8zKi7/nT+Kvnn4h/EfWPHnh24s7rQ7+ysJZ4rpne8+1eVtaVvlXYn/PX/xxa9h8Yf8A&#10;CXeJPEun6reeE/8AhHvD+l6TdIjysnmvut5fnf53bc+9V21dOJ9JOVP2Uv3nMeNfDLxS/hf4ieFN&#10;Ve98m3tdWtbuV5tzxJtlTc7p/FX2PD+294a0e9vWls5Ift8v2i8u4oli+2yrsVLh/Kl3L8kSJs+W&#10;vz6uZnmMUCLveVlVU/vVS0i2u/EjapHJJ89qjSr+6X5a2w1TkOTC0OeN5H2l8b/jr/ws74eWl35G&#10;/T9SvmT/AE6Dypbd7VEXzYtr7dsqy/3P4K+OfFN21zqMV1t2Qf8ALNX/AIl/vV0nhW/u734VRLPO&#10;zxQ6jdLGrfw7oIK5DxZN51rpzL/DHXFKX+08xzUqChjJM1vs1s/zM07p/vRIn/odV/lR9sX3ayrC&#10;5e7ZILaBrmX+4lLqN0+ly+VdxSwy7d2x69X2sT3DqvGHgnVfA2uRaZq62yXbQRXGy3nSXYjJvT7v&#10;8VZkMLPBu3fd/gqI2Woy6Z/aT2s72vleb9odt3y/3qr6KJfEN/8AZtPi+03G3d97ZUxqR5fekXKJ&#10;pImzzW2yps+6+77lWHhX7RKscu9EXevzVlarHPo+o/YbyBkutu7Ynz1rP4V1O20H+2pYF+xeUku/&#10;dvfa3+xR7SP8xBU86jfR4Ys5/GE8ttpm15Yl3t53yItVNYS50fV5dMntme7iXeyQ/OmzZvq/aw+E&#10;vlkWEm+TbvqX/Zareq+GNQ0TRv7Tn8h4tqP5ULNv+aoPCemXni/7Q1tss1gRdzXG7Y27+7WPtqfx&#10;FcsuYhREh+6tfsL+we+/9m7RP9m8uv8A0OvyIg8K6hc31xAs9tiJtm/d8jV+t/7A3yfs8afE3z+V&#10;fXSf+gVzSqxn8JyU8RTnifZRl7x9IJ9+rEP36ro9WIak9st0OjbKsInyUbKsCFEoqbZRWfKB0rzV&#10;4d+2Oizfs3+NVZv+WED/APkxFXret63Y6DpcuoahcrZ2Vum9pZv4a+NP24P2w/AGkfC+98Fafcz6&#10;1r3iWDyrb7PAyxQbZU+aXdtraX8hwYlKrTlS/mifmT+0ELvw/f8A9lWhaDR54lmtnWT57xW/5at/&#10;s/e/75rwYIyBl/8AH67jxZfrdahe4nWba7bpU+TftripX8476Ix9lHlMcLT9jS5D1LxBaww/DvwB&#10;ukaLfBdN8y/9PFd34K8JeDbv4ZTXl8wl11oryWJInl+0N5bRKnlfN5W1d7O6ujMy7ttcHd3Mk3w7&#10;8G+Z0T7aifL/ALaV0Fh8ONVk0Sy1r7TZJb3CLLslZk8pGl8pXZ2XZ97/AGt1cEp/vJe6eViZ2kev&#10;RfDXwzoXjaKG60W98Para6ZFqC27XMrQxXC3sX8Uv+vbymVW2Ns3b/7tTfEXxPBreh6PY6n4a0i5&#10;lurq4t7rUL6C4llit4ovN835ZUb59u9//HK47w38NdXudWtPLu9PmPmwS2b+b/x+bv3v7rcv3tnz&#10;fPt/h/vV3nxot/Cfinwh9m1COXTdQuNRS0sUiguLhzPtbey/P9zb8v8A7JXXSlzRFgJS97micb4e&#10;8H+HvDup+FdW/szw1qUN7fRW8wt47pPL8z+JZWuH+b/gH8D1X8R69rOvfD/W4NTtp7OG1l05IEla&#10;XZOq/aF+0fP/ABP/AH6peB/hLoWneOvCuoQ6nqFpaf2jEi3F3ot1FE8u/anz/wAPz13vxHh0fU/h&#10;xqEHhy0iYK1m8t55su/5WlV7fZK7/KjfNvSrl8Brjqi9nzS908EEjBFr1PSNE8HQ/A/W9e1zwrc3&#10;OoRf6PBqz6j/AKOzy3CKn7pH3RMiJL95G3bK82fQ75B/q1z/ANdFrB8Ram91bf2JKltZi0/ezOof&#10;fcM33d3zfNt3fL8v8VceG5eY8jBQjVqe6RfGPXNNuNXtdE0K7jvtH06LZFcQfdl/z92u38BadIn7&#10;O/iW6huWiZtfsEw3zfdiuP8A4uvGonsvKlkWHZcbfk+dq9Y8BTXMnwJ8W2kfyCLWNOuI3/2tlx/9&#10;jXZVjyxPocSo+x5Sto2pt9p8i6KrOv3f7slem/CKb/i6vgpv+o1Zf+lCV40s51HT2kZdske751/h&#10;Za9A+EWrsvjzwdcyfeGqWbN/39SvEh8R8diMMubnMPxPJ5Pii3/2dSuv/R9eq2ngbRtLfT7FbPxJ&#10;qF7PJaz3MtjHE8N19pi81IoPk+Vt21Nzbt21/k+TZXlHjkMvjWZf4k1m8X/yO1beg+MtesrcQQa3&#10;fwxadeyPZoly2y3b/pl/c+81bc0Y/EViYLk/rueu2ngHw1PdarFp9zd3Op2t5/oaO3+j7YokluE8&#10;1YtsrJ+9X76btiN/HXpHxF1ix1iw8UeHrmzi0qKwvJ3V4WX7RqLT3Ds7u7fN/ubPu18y3PjXX7r7&#10;X5+uahN9qdWnR7pmSfZ93f8A3q69PEniP4o6zrDaHpECXaWtxq91LcXzeUvz732Ls/vv9yrlLmhy&#10;UviPTyOtQhV5apbufBmg3lmkEsV28S7Pk81f4f8AgFc54zm0jwT8WPAkXhxp9YuIrqK4nsZdsTrc&#10;M/3Pl+WqWj6b8V9XTwJKdQ8O2Nv4ygurrTJbt9ibIN3m+b/c+5XJaPYeI7DWdH8S6h4c33d7K91Y&#10;6xNKy28/lPtd0X+JUrDB0K+H5pV5n2+O+pOEY4Snynnsl5LZXVpdx/62CVJV3L/ErV0nwR8WweH/&#10;ABxqk+oSabbJeWjo/wDabbLdm3D/AGXrKv7BXsLtoIvOt7Xb58qfc81vlRKwrm0sJZLhgVDQ/fbf&#10;u/75r16EfdPJoR5Y8sj3H4TaFoOufC6W0fSNZ1W9tdWnb7Lo7N+/Roovvts+78n+z9+uL+IPg2Wf&#10;xVLYeHtD1B0toIHubSK2ll+zStErOvzLv27v79ZHh7V7b+xZdMg3PFFc/aEd12/eRF/9lr1PwT8b&#10;h4Z177dqk2krveKH7PfWCy26wLbyxJsi+78vyVEuWVXlPOu5YnlPPvD3gnxV4fgurmXRbuwsIl82&#10;e4vtOl2J/wCO1yWvWN1rt59puWVn27V2LtWvqN/i9pfxJs9H8K2l3p2q3G2/t4PsWnLZS757eVUS&#10;WXbsddx+Xd92tLwV8O9I+Gug6heeKtBttVW68p9OuLeW3ukl3ROyfOyPsT5kZvkVqPZ+9zFe0rQr&#10;ezPKNJ+Fa3nwci1651i7d47FrptPtZf3vlfa2g/1Wz5ovkb59/yNt+X56u618F7PwfB4insLy+t7&#10;mHUX021uPNX9/t+d9ybP4V2fxfedK6r4i2FrD8YL3RdM0h0FhYweU32v7PDslZNy+VBb/d3y11Xw&#10;l/sXUtW1vSvEOmrDZWbwXU8tvdSyuzXUT/P+9RGVk2RUS5SKtPFy1jLlPnT/AIV9JMqvJezPKrbl&#10;ndvm3V63P8JLfWPhvZa7rOu3t9dRQCV4LeVdyJ9qeBf3Cxbdu1H/AHrP97b8vz12Phh7XSvHOo6v&#10;q4a8soPD1vcS28Srb7pdlrvb5fus/wA33P7z1X+K9+t54v8AD+i2OmXby/8ACOpqXz6ncPF+9f50&#10;SJkdvv7P46xpxjH4pHl4f63iacpRqcxyfxE/ZlsfBGgXtzpepXiypdHz3eRkXyvtFxEi/c2u37pN&#10;2193+xXlg8Dxo8UsVzNDLE26O4il+dW/3q+lPgtpmnTfEPUPDmq6bLeK8EGqy3CajeI7J9oSJ1Rf&#10;k++r7t/3vnT7tc18YrKC01yW2tfN+y2t9qNvAlwzO6RLey7E3t83yLWNdv4oix6xeFpRqSqnjEnh&#10;P7VdG6vb27vrpl2+bdS73psPg6GKNolublIG+9Akn7pv+A10hGDTATmuD2sj595jipe9zkFnpkdl&#10;8ka7Er9NP2DNyfAKLd9z+1rrb/45X5prln96+of2fP2tp/hP4Ji8KPo9pcxRXUtxFdzM/wDF8z/d&#10;rahVjD4ztyrFxw+J9rXl0P0YStC2f568P+A/7Q+n/Ga9vdPWBbbU7WL7R+5VvKeLft/i/ir3CG2+&#10;41elGXPHmifpGGrU8RH2tKXNE1YfuVM6VDbHYtTVsdIyij5VopgfLP8AwUT1mWw+HPhWOKeSFpdX&#10;Z28ptm7bbv8A/FV+TPxy1q51DXNKlnuZHeKNtsry73X56/Uf/gpLNjwB4PK/9BOf/wBJ6/Jj4tz/&#10;APE3s/8Arh/7PXLGP+0nwvLKedSl/dOWubn97cN/rndd7PWGVyKvP87S/wC7/BXYfCfwbpvi7xNA&#10;mt6nb6LpEH76a4uN/wC82/8ALJdiP8zf3ttd9SR9TzRpQ5pHU6r4b1Gw8FeFIry2e2l3Xkqo/wB/&#10;YzRba77wPpXivxVoMSQafZaroWlywRNFqE8Vvb+arSyonzyp8zq0qts/gr1r4y+Jvhd4i+H97pnh&#10;KDSU1WJrN7N4bOW3lZPNuFliX5PvfOn3/vI/+xXkVtZq3hWXw/MzPbveLeyujf8ALVUdP++fnrxK&#10;0+Wp8R8VjcbGMvekeh2cPjW21e41CLQfD/nPcrdK6atBL9nl2bXeLddf3f4H3J8ibU+SrXxr03xT&#10;4/uLS703TNN+22F19otovPgSLZ5XlJ/y1+Vv492/71eV23gDS5H/ANVK/wDwNq3bb4Z6NDsaW1Z/&#10;+2jVUcXGH2TzKee0sL8HMT6P4e+MKT6Bbavp9lf6fZXlvcNcPqMHm7InRvv+b/HsWtjXbXxpqskX&#10;hR0ivdXnsfNgSLykS3giuN/3t+3+Lbs/4FVC38JaAOumr/wJmrSh8LaNby+Yuk2nyr82+PfRLFxn&#10;8UTnr8SUqseWpE5V/g18RnD7dPjfa3zfPF/8VXzt8SdI1Pw/491HTtXge21K3kVJ4nXaynatfV2p&#10;tpOkWUty+jWB2fKn7hfmf+Gvmb453c+ofE++uLlmeaSCzd3f/r1irfCcsvhPoeHMTHFynKMTj4X+&#10;d/8Adr3H4aorfs++LW27X/tqz+f+98r14RZvvZq+k/D2seAvC/wV1WLyLfUfGqp9itX+z/JKlz5U&#10;ssvzfx2+yWJX/wBuuyv8J9HjP4fIeXWH/IPvP+ujV1HwzuPL8SeFn/uahat/5FWuVi/0PTpjMVQt&#10;uZk/u1veBX8rVNBLfw3cH/o1a8f7R4FT/wBuLHxBfZ8Q9XXd/qtevv8A0oajS3+bUPmX/j4atDxZ&#10;oK+JfjB4m0ltSs9FnOuX7R3GoO6xf61v4kRq9j+D6+E/hd8Rdd0vxHeW3iEW62r3iW9y1hv/AHUr&#10;bN/3/kdk3bPvfJXR7Ln942nhZYp8kTxjzfM+61WLb4pwfDnTrv8A4k32+7vUltftHnyxeVE9vLEy&#10;fI6/xujf9sq9/wDjB8RfA95ptlZ+HGi02KVbyK5m/th7p7rdZS7EdGd9qo2za/8Aer5Mh0nTfFd6&#10;lpcaxNabUZ4vNi375f4F+WnTjGE+YrDZf9VxUYzLHhz41f8ACPXPgu5TR7e8l8NJcRf6W8rpfLK7&#10;HZKu/wCVfnb7m2u20i40/VPA2hW8ttp/2iXSWaL+0JUWHf8AbbhXfez7lbbs+5/c+avObf4R38i6&#10;K9yt6n2yKV7nbZy/6OV3bFb5f4v/AGauq8HXEWheHTqGsawdMfR3/suCybRYL1wjs8rs0Uu3+P5d&#10;3+1XfLlnH3T3sT70eWJyvjbTb/QdRW0Zvs7L5Usa286SxN8vyOrL8rfLXnrvi+l+ZkXc1emeJPEv&#10;hTXr43N54g1q+lKqhZdFt4VVV+6iItxtVa81vHX+07hot2ze22roRlH4jXDRlGPLI6PwkmwT/wC6&#10;tbjMlvrGmXl0WgsLe7Tz7r5tkf3tv3fm/hrm/Cc7Ik67q9g+Fmn/ANq/2lAsjwsrRSrLt+T7kq/9&#10;9f8AxLVx8v8AtJ5svcxfNIf4V1jTPE/xs8Pv4cZni2wLLLdyyuu6J2Z33M6Ns2r/AHk/4DXs+vX+&#10;oXPiiy8NXLfb7vXp4kguLFUsk3S/IiO7JLub96m/+7s/irzrxHoiaZPJcz6356QWt15Vp5X+tdoJ&#10;V+X/AHPvfxfdrxy38cvoOoWV3YXBhvIJ1lidP4GVqupOUPhic2JjUq1va0D6K8ZfDmy8S+OL3Xj8&#10;UtJ0u9eNbeUw3d1v+X/bitV+X5E/75q14H8E6N4NXUmufidpGq3F5JEzStJe8rF9xfnsn+781OS+&#10;03Uobe7WDetzEsvz/wC1WlZ22lTL8tmv/fKVx/Wf7p8JV4hxKlKExf7J8KQ6xd3a+N9HSG605NNe&#10;3xqT/ulSL59/2f737pf4Kx/Fvg7w7421TTb25+J9pYXFhZpp8T2lnf8AzRJ9z5/KrovsGlbNy2ce&#10;/wD21qGZLG2+7bR/8ApfWf7pyQz2tCPuFPwJ4b8NfDvW73VbH4owX97cQLb77jTr9tqb9/yN8jfe&#10;Wrvj7R7HxT4f1XxDp/iWx1J9Ibzby3hsbqJ5Wurh98u+d23NvertneQbHXymTd/camaqsF9YXFjJ&#10;572867W3y79lZSr88eUmpndWtHlq/CeKPRVnVtPn0jUZbS5+/F91v7y/3qo764DcmB5qxbzeU61U&#10;ozVEyifYf7AOpb/ifq67vv6O/wD6Nir9BLO/+f5q/OD/AIJ7zf8AF3NQi/vaJP8A+jYq/RCF/kr3&#10;MN/CP0bhyPLguX+8zqkmV1o31VsPniq1XUfUhsooooA+OP8AgpN/yTzwh/2FZf8A0nr8sfGHh+41&#10;TWLW6jiWaGKPay7v9qv1F/4KTP8A8W78H/N/zE5f/SevzgmfJry69SVKvzRPzvHV5YbMp1YHldt4&#10;P1BtQ33EYijdvmZWrutKsYbWNYYV2xL92pn+/Wr4d0ttU1SysVdUeeVIt/8Ad3VyVq86vxGWLx1T&#10;ER9429D0Viv2orz92P8A9maui0K1srxkjitrmZ3b5cN97/x2m/ECP/hG9G8i0CXDuu2OOJvm216D&#10;+yr8HPBl/wCIJtR+JHiWx03T2tf9HT7Z8/m7vm3/ADfL8n3a5acec8ChhHmUeedTlMxLP7H962kh&#10;/wB9qsXn2b7HuZfu/e3tW/4u8G+G/Dvi3Vo9C1m01DTXnzBdW8f+siX7tcZ48vFsfDk/2E/aryU7&#10;I42TarVZ4MsNGNWVCMyXQr+DUrhIHtoIXZfNXfL/AAf3/v1v3MMULvH/AKM7su/YjbvlrpP2R9V8&#10;FeBorzV/iFGtzc3mn/YhpNvZ/aFVvN3+a7t/f/360PiHqPgzxB4uv9X8N2lzp2m3km42r/8ALP5P&#10;ur/s0/d5Trx+WYTC0fa0q8ZS/lPAviPd7LvTbD5fvJLJ/wCy14j8Wk2eO71/syv5tnZ7Wdfut9ni&#10;r1Tx1M1x4ov5WP8Ay9Nt/wB1X+WvNvi58/i4N/fsbX/0UldmDqcsZH2PD37mHLE4TSbNre43GPzf&#10;/Ha7qC6uXgRTaKNv/TauXs0res7jZ8tFapzy949zGT9oI1jNJP510FVV+7Erbq1dEm2azp7f3bqL&#10;/wBDqJH3rT7OP/iY2jf3ZV/9DrHm948z2vP8R6Tc2EVz8cPGCtZ21zLHeao8Ut2kTxWrb32Susvy&#10;sqf7dcX8WNNs4dd8N2Oo+G00O9tSv9sW9vKssS7p33btjb0+X+F23VuePdevvDPxk8Z3Onz/AGaf&#10;+1r2J98SS7laV967W+Vq09F8bWPiO68UL4j+w6il6sXkNqEEVqkr+a77pfKTazfPurvpVYw909DC&#10;VeSpeR518S/C+i+H/G9pp+m6asP7gNPb6fL5vzMzt/z1l2/Jt+XdVzwFcaX4f8caJqN9FeWllBc7&#10;5Z5W2qq16RpaeH7RUVYvC+mzLL5rXGn/ACvtWKX5PlT5t+5f7tebyWVzflLW2tpLy6uG8qK3i++7&#10;t/DRVqe/E0xWLjKvH2Z9I/GD9qD4f+JPh5NoOi6X4Q0q4isZbeOW0sPNuItyp80Uu/8A1vy/fr48&#10;+Iuuf8JJqyXyzvcK0Fum9/7628Sv/wCPLW7e63pP/CrbPTke2GuJJ9nNt9mVrhNs7u7b9nyr93+K&#10;uN1WS50i2j8yNreWRVfbu/gZdyV3xlKMuU96cf3kTm7n/d2VYtL77Mky7d/mrjdtq7/wk955Hlfw&#10;f71VX1q6f7zf/Y10nUdV8OPDreItS8hblbZWWV2+Xc21E3fKv8f+7XrfgrWL74S3+j32la3bJqWq&#10;XkVxY3dv86osG/8Ae/7P3vuOm6vLPhZOt34nC3Fl/aAWCVtjsuxNsT/vX3/LtT7/AM392uv8qC/1&#10;HwrqFjoi2EX797qVJUaJ3b5Pk/iX7n3X+7u/u151SXJKVQ4I0+fF8p6/8evjR4h8YWXh+XxZ4ltv&#10;EP2T7VbxPaRM0v72J/nZ2RN/zf8AfNfJ+o3nn3cC+SyfMv3q9S8dpJNp1vFAu+Vpfubv9lmryxU8&#10;7ULf/rpXJhqzrx9rKJriMPHD4iZ9PfC/U/M0r7I+3fF88W+u9TXrOG6+zT3MEMrLvX9w/wD7KleY&#10;fDPEOq2G9N67trL/AHq9is5tIsPGGiahfaRJf6Za+akunI7fvUb/AGv4a8uMve94/Eq1DD1cdy15&#10;csTHv/EMVteW8S3NtN5v3kSL5/8A0Crr/f3rt/74rY+P194V8bX+nX3gnQbnwyllB5TxT7G83/vm&#10;s3RJrOXSbVp7aR5dvzfvdlEvjPOx1Khh5cuHlzRGJrEEN79mu7mK2fbvV/I/+wrE1jxV9jv7eBbn&#10;zv42TymT5f8Aviu40G80HR/EOk6reaHJqVvayv5tp5v+tRk+5/s1oftG+KNB+MWoWOp6F4buPDtx&#10;ZQfZ498vm70/75o+wdlDDZfPCe1nV/efynlnjbSf7d0c3ca77m2Tcv8AtL/EteVw3W1trV7l4N2/&#10;2Ptu9PZ5Yn2/PuSvGvGNrHpvirVIIF2RRTuiIn8NKMjowE+fmpS6ENFVUuKn31Z6HIfUH7Ac2z43&#10;Ov8Ae0e6/wDQ4q/RtH+dK/NL9hCbZ8d7T/b066T/AMdWv0qhf569nC/wz9C4e/3T/t46Cwf5KvJW&#10;fp/+qq6ldcj6clopv3aKQHxZ/wAFI/8AknPg/wD7C0v/AKT1+cbR7kav0U/4KRPn4f8Ag5f+onL/&#10;AOiq+GvhH4Hb4l/EvQPDK8RX90izv/cgX5pX/wC+FevMxMOevyH5tmcebMJRj5HXeIf2WPEPh34L&#10;WXxGnvIJoZ4oriXTEifzYIJfuPu/4En/AH1XnHguD/iptLPzfLOjNX6l69N4e8YNrvgCWVfN/slP&#10;tVin/LKCXfEn/oH/AKBX55ab4Pl8Ez3thebX1JJXt5WT+BVfbSxtCNDl5TizVRwsPdLN9a2V9PHJ&#10;c2kkvl/d+bbUifZk+7Y7E/3qelPT7leRE+Es5+6S796oqxbEX7qbqHVWRPMgjm2tuVJV3U9E+Sh/&#10;uVY5UeSJYhvJ9n7qC2T/ALZU77ZeO6MzRoif7OyqsO7d92q+u6j9h0t/787eUtQedGnefLE808Ty&#10;LeatdTr9xpWauW+NmkLa+LLHZ/y10q1l/wDHK6K85Ga534uytNq+iS+bv3aRB/46zrXZQl7sj9Oy&#10;aXvchwaIqVYR/mqvUtXI+hkXYblkrW02ZftUX++tYMdXbSXy5Vb/AGqj7Rx1IHf/ABoiUfFvxmq/&#10;9Bi6/wDRr1xghya7X4xvv+LXjD++2pzt/wCP1yNFT4pHNJ+8LH8hrqfh2lzP460JraJZnguluJUd&#10;lRPKi+eV/mZV+RFdq5Wtnwr4kufCetw6rZ/8fEUUqRPu27d0Txbv+A7t1FLljL3yIP3uY9T1S1vo&#10;rm/u5P7KmsoF89reKz+SWLZ5v7p1+aVNvz/Lu+SvC/i54butE1i3tRGspW1t4l+ZN/yxIj7lVvk+&#10;ZfutXcat8UF1Ua7c32ltNrGrQJFLqEN3sdFVNroq7G2q7fOyJt/u/drm/GHjBvFFnY2y2kltFayS&#10;y77i8a6fc2zdtZvmVfk+7Xf7eMfeie/DFyfvSPIRpmquJdsNw6INzbcttFImn6ojbljmBr9I/wBk&#10;v4aQaD8IPt19bK9x4jZ7idHX71r92JP9377/APA6+RfiR4Ak8AfETW/DmxnS1udkH/TWJvni/wDH&#10;GWu2pXlGMZHdUxsox5uU8+8InW7TWUksIZ2vFV9sUMXmswb5W+T+JdtdjDr2pWGouutWUFm6wL9m&#10;tLu1+yxRfe3OqKn3v+A/NX2hc6V4Z/ZF+EGn3kun/b/Et/sin2NslurjZudN/wDDEn+fv1zuk+JP&#10;Dn7U3g7UtN1DTW03ULVkTYzea9vv+5LE3/AaUo+973xERxEo1Of7R8ma14sXUPsrXMmmokDMzLYq&#10;+9vkdf7if368+00b9Vtv+ui1reJtHufD2r6hpl2uy5s53t5f95W21k6P/wAhi1Vv+egrnj8Pumkq&#10;kqsZTkfQfgl/s11ZOzbP3v369VTUry2fYtyyf7leRaMrJBb/AN6vUP8AXW8U/wDfX5q8M/Esxjz1&#10;eY0/7e1BP+X6T/vqmPfzzPuafe/+3WZT9/8AsUHjcpq21/PD/qrlk/3Km/ti827VuZf++qx9zUf8&#10;CoCMTSfUrmZ/muWryX4l6Vcwa9Pesu+C7ber/wC1/dr0jf8A7VUtQsV12xlsp2+Vvuv/AHWoPUwd&#10;f6vV5meI+ZViOTFSappU+kX0tvMuyVGqnWp9l7s4n0r+wrN/xkFoi/37W6T/AMhPX6dp9+vy1/Yf&#10;m2ftCeGf9r7Un/ku9fqaiV7OGl+6Ptch/wB2l/iNvT/9VVqqVh9z71Wq6j6cf81FFFAHxF/wUg3f&#10;8IH4PX/qJy/+iq8t/YL8CKLvxN42vEVEgX+zbN3/AIG+/cP/AN8bE/4G9er/APBR2GV/h54SlVf3&#10;K6nKjP8A70Xyf+gtXkVz8V/C/gn9j+08PeHtXim8S6lA9pdWif62KWV91w7/AN1dnyr/AMArljyw&#10;r88vsnweJ5YZjVqS+yd78S/+Ea8GeKNY8e6B4hudV8UazA1lKlveRS28UWxF+4ifwbE2/PXzvNDL&#10;NK7MrO7/ADs9cr4a8QXdl4Tt4oNqJFKy/ItXX8Vam/3Z9n/AK83E1ZYiXMfD46tPFVbG6lhP/wA8&#10;GqVLC53/AOqauaTXtQd/mvJaZ/bF4/3rmT/vuub2R58YHZpptz/zy/8AHqf/AGbJs/hT/gVcY9/c&#10;v/y3l/76oeadP9bK3z/32q/ZmUoTex2sOlM7/wCvj/76rkvHKywa8tm3/LDZTIZmRvmZqi1WHfeO&#10;zVjKJnQjFTOMv02eb/s1w3xCu/tM2iPt+ZdNVGX/ALay13WrpvXy/wCORttcH4wt2m1lwu59kar/&#10;ALtXSkfb5TLlkc3mn5NT/wBnzf8APNqT7FN/zzb/AL4rfmPouaJHmnI+z5qX7FN/zyanfY59v+qb&#10;/vmpD3T0P4uzb/ir4ob+/fStXLq9b3xTkF/8SddubZlmt5Z9yPD8yN8iVziwy/3G/wC+adT4pHBU&#10;h7xLvopvky/882/75qXyZf8Ank3/AHxWZhZlR7ZnrZ8B+B7nx5400Tw9bf63UrlLff8A3Fb77/8A&#10;AF3NVIW0v/PNv++a9U/Zn8c6H8MPinb694ltrt7KG1liiltoN7wSt/Ht/wB3ev8AwOtKXLze8dFK&#10;TUrSPvC58GWdgmiWcGr/ANiWmkSxPFbwyxJ5sSo6pE+7+H/4ivn/APbG8AR6Tq/g/wCIMS/6PBdR&#10;Wuoun9xX3RP/AOhr/wB8V8/fHjx63xa+KGreIYIbhNPfZb2aTR/OtuqbU/76+dv+B16dYftA6LqX&#10;7Mt74F8QWOoXPiCK1+y2eyDfE6K+6J9/8Oz/ANkr2HXpVYyid0q8KnNE7j9vDR7nWPCHhfX7T99p&#10;Vrcy+bKn8PmonlP/AOOVwX7D/hu8vPEfiXVVgb+z4rNbXzf70rOj7P8AvlK2Pgp+1JY6J4Pi8I+P&#10;9IudV0q3i+zwXcUCXG63/gilib73+9Wr4+/au0DR/B8ujfDXw/PYXFwjp9oezS1itd333RF+81K9&#10;OUvb8wueEpe05j5I+Ojwan8WvF1zZtvt31KXa/8Ae+fbXO6D4ejvdMuruP8A4/LKRJP+AVpTaJdz&#10;MzNBI7/7tavg2wnsdY2SwOkFzG1vJ8v96vOnWl71gniLU/dO10T97BBIv8W2vULOGJ7XypZfJT79&#10;eXeD08q6k06X78Evy16XMn8P+zXB8cT87xULTkNSa2811WWd9v8AHt+/UqTQP/FJ/wB81Sub+z0q&#10;18+8nitol/jdq562+LnhWa5+z/2mEb/bT5K0hA4qeDxFaPPSpHZ77ZPvef8A8AWpv+Je6bvNn/75&#10;qjDcxXMSyxSrNE33XT+KpqrlOPkd7D4X093f5p/++atbNKRdzTy/L/s1yGtfEPw74fn8m91GNZ0/&#10;5ZIN9WtE8U6R4jX/AIl99Hc/3k/jqeRnf9TrQj7WVL3SD4oWGjXPh+3v4G2agrbNzL/rVryRFr13&#10;x3ot5qnh+0+x2ctzsl+byV3Vxun/AA58Q3jr5Wi37/7kDNU68uh7mFcnS5j1f9jGB4Pj74PkX7vn&#10;y/8ApPLX6pJ89fmx+yl4B8TaX8afC91LoeoW1pbyu8800DIir5T1+kqV62E5vZ++fd8OuUqEub+Y&#10;1bD5Ku1jwv8AdrQSavQPrCx81FNooA4Txt4M0Xxzo39ma9pkGq6fu3+TcL/H/f8A9lq8sm/Zj+GH&#10;zr/wh1p/39l/+Lr2h33VVd6XLGZzVMNSq+/KJ8Bftc+AfD/w51DRIdA0yDR7KWKV5UiZtm7+/wDP&#10;XxD4l+L1211LBpKrDBG23zWX52r7/wD+Ci6MLDQ3jX5mgnT/ANAr8s7/AMy3uZo9uA7/AHq4IU4S&#10;qyifKYPL8NPH15Sj8J3WifGDWor5VuWF3Hu+b5a9p07UYtUs4rmB90UqV4F4R8Ni8MTSJ8zN8lex&#10;eCbZbO11CBW85Ip9u9Kxr8vN7py5/gMLDD+3pe7IyviP4+udBubXS9NfZdTrull/urXkV3r2o3dx&#10;k3s7yq3zOZK7T4uaRcJrq3sf39vy1wmi2/n6iEn+RR8zGt6fJycx6mTww9LBQ5Y/4j2f4X+LdQvN&#10;ljq0vm7/APUSv96vWprZptjf7NeL6CIHutPtNP8A9IvfNXc6/cVP491e++T/AKPF/txV49WXvnyu&#10;cYbDQxfNQ+0c/pvhJfEPiW006KDf8ib9n95v/sa+nv8AhUXhNIkX/hGtPfav33g+dq4H9njwrPea&#10;9LqdyvzxbpX/APQU/wDHa+k9nyV3Yal7vMfYZHgowoe0nH4jyR/hL4TT/mV9N/8AAWmf8Ko8K/w+&#10;F9N/8BUr1vZQ6V2cp9H9WpfynlX/AAq7w1t2/wDCNabsRt//AB5pTH+Ffhp3T/imtP8Al/6dVr1X&#10;ZRsqOSJp7Cl/KeXp8LvDm3/kV9N/8A0p6fDTw4n3fDWm/wDgGv8A8RXptFXyh7Cl/KeZJ8NNBT7v&#10;hzTf/ANP/iKl/wCFb6H/ANC5pv8A4Axf/EV6WiLVhEWo5CvYUv5DzJPhvov8PhzT/wDwDi/+IqVP&#10;hvpX/Quaf/4Bxf8AxFepw7f7taFtt/urRyEeypfyHkKfDTT/AOHw9Zf+Aa//ABFWP+FdW235dDsv&#10;/AVf/iK9mRFpz7dtXyxI5IfyHiv/AAgFsn/MFtP/AAFSj/hCYE/5hVt/34SvYnT/AGaieFf7tHKX&#10;yQ/kPIf+EMg/6Blt/wB+EpX8Hxbf+Qfbf9+kr1J4V/urUT2y/wB2jlFOEH9g/PH4leGG8A/FADyt&#10;lrO+0V015D8vy16n+2B4M+32WianbWzPKsuxvJX568nmdkt/m+T5a8SUeSXKfkGaYf2FeUTH8PeO&#10;PhrqV7d2PjbSrma3ibZ50Lbk/wC+fvbq87+Lvg34Mw6dLfeFdcvvtTN+4t9v/oe6uZ160l8M+Irq&#10;3v7Nru2lZmjnj+/tajSru7S436bZKjsuzdcRb9taw5oS5uY/QqGZYWjg4QjE6H4D6pOIr3TWn862&#10;xuh/2a77xn4hbQdGfyP+PiX5FrmPhd4W/sRpblv7v/fVXfiTZXsmmW93YKsrWrfvYn/iWnKXPI/N&#10;vaYatm/tZfCeKeJ9IebxEskvztL8/wB6rdlZyeGNZsZbV2juBJvbbV67gk1V4praya2lVvus1bGl&#10;eG57y+Wef/W/dVErT2suXkPssdj6MISjzH3f+ylocHi/TruR1/hVq+svDHhuLRE2LXzR+xFbNYx6&#10;nbf3Yot1fXCfcr0cNH3TvyFJ4GJKm6paYlPrtPo0kth6Vahf+9VJPkarCPUFmnHc/LRVFX/vUUAZ&#10;VVLn/Yqw9V3qwPj/APb2tt9h4cZl+TdLE1fnzrvw0kvLtnhj3RN/cr9lPH/w38PfEi1itdesVvIr&#10;dt67/wCGuEuf2Wvh89rLFBpC2zuv+thb51rzKlOfNzQPjsRlmNWLlXoS+I/Lnw/8JP8AR981y8MS&#10;fwO22u1s7O10uzitLVNkEf8A4/X6Ew/sr/DuFU3aQ0zp/fnb5607P9nv4d6b80Xheyd0/wCey7//&#10;AEKsfYzfxnm18jzDF/xah+a+s6Ta63B5U3P916x7D4TQPP5rRq8X9/bX6tQ/D3wrYIiweHtNh2/3&#10;LVKvJ4e0pF+XT7RP+2S0fVJfzHTQ4fxNKPJGufmVbaPBpH7jSrGXeyfNMkVdl50uj2FpatoepX92&#10;8W/91au2yv0FfTbNE2rbQJ/uRU1LaJPuqqbf9mj6p/eNafDnLLnnVPJPgD4VlsPh9b3l1bNbXd+3&#10;mtDMvzqn8Fd3c2Dp91a6L5dvy1Xmh312RjyR5T7PDUvY0o0jmnTY1RPWnc22ysyZNlB1DKZRvoqO&#10;YAoooo5gH0+oaP4t1HMMto/z1oQzPurEStCzffRzFG9C9WN9Zls9aCVqYcoP9yoqlplAiu6VXer2&#10;ymeTQBynjnSm1jwpqECRedL5TvEn+3XxbqtzeefLbS6LfW0q/JveJq+/fsdRPpUD/eiV/wDgNc9S&#10;h7U+ezTKf7Q+1yn58/8ACNz36It5ot7Mifdf7K/yU+b4dTp/pP8AYer+V/15vsr9DbbSl3f6pf8A&#10;vmur02ziRPur/wB81j9U/vHi/wCqseX+KfmonhvXHt08jw9qn2dPu7LN6a/hvXPutoOpP/eT7G9f&#10;qEkK/d2r/wB8017Nf7q1r9U/vHN/qjT/AOfp+U4+Hc9zL8uj6lC/9z7G9dl4S+BviPVTNLpmg3Lv&#10;F/HcLs/9Cr9G/scX/PJf++alRFT7qrU/VIwNI8J0/t1ZHg/7LXw38Q+CZdVl1yz+x+eqpEm7fvr6&#10;IqqlWErvpR5In1+CwkcFQjQiWkdafVRKsJW0jsH1L/BTaHrAoclFNH3aKAP/2VBLAwQKAAAAAAAA&#10;ACEAHiEbLpEAAACRAAAAFAAAAGRycy9tZWRpYS9pbWFnZTIucG5niVBORw0KGgoAAAANSUhEUgAA&#10;AHYAAAAgCAYAAADHcIz7AAAAAXNSR0IArs4c6QAAAARnQU1BAACxjwv8YQUAAAAJcEhZcwAADsMA&#10;AA7DAcdvqGQAAAAmSURBVGhD7cEBDQAAAMKg909tDjegAAAAAAAAAAAAAAAAAADgxwA7IAAB857s&#10;tAAAAABJRU5ErkJgglBLAwQKAAAAAAAAACEAIoBfTMAAAADAAAAAFAAAAGRycy9tZWRpYS9pbWFn&#10;ZTMucG5niVBORw0KGgoAAAANSUhEUgAAAIIAAAB7CAYAAAC4nlgsAAAAAXNSR0IArs4c6QAAAARn&#10;QU1BAACxjwv8YQUAAAAJcEhZcwAADsMAAA7DAcdvqGQAAABVSURBVHhe7cExAQAAAMKg9U9tCj+g&#10;AAAAAAAAAAAAAAAAAAAAAAAAAAAAAAAAAAAAAAAAAAAAAAAAAAAAAAAAAAAAAAAAAAAAAAAAAAAA&#10;AAAAAADuBvpTAAHB3FDCAAAAAElFTkSuQmCCUEsDBAoAAAAAAAAAIQAAPLbiswAAALMAAAAUAAAA&#10;ZHJzL21lZGlhL2ltYWdlNC5wbmeJUE5HDQoaCgAAAA1JSERSAAAAnwAAAFAIBgAAAAelp4EAAAAB&#10;c1JHQgCuzhzpAAAABGdBTUEAALGPC/xhBQAAAAlwSFlzAAAOwwAADsMBx2+oZAAAAEhJREFUeF7t&#10;wTEBAAAAwqD1T20ND6AAAAAAAAAAAAAAAAAAAAAAAAAAAAAAAAAAAAAAAAAAAAAAAAAAAAAAAAAA&#10;AAAAAAAAeDDHEAABEFC1igAAAABJRU5ErkJgglBLAwQKAAAAAAAAACEAxwJdB5UAAACVAAAAFAAA&#10;AGRycy9tZWRpYS9pbWFnZTUucG5niVBORw0KGgoAAAANSUhEUgAAAGwAAAAuCAYAAADN9vyqAAAA&#10;AXNSR0IArs4c6QAAAARnQU1BAACxjwv8YQUAAAAJcEhZcwAADsMAAA7DAcdvqGQAAAAqSURBVHhe&#10;7cExAQAAAMKg9U9tBn+gAAAAAAAAAAAAAAAAAAAAAAAAAPgNTc4AAZbpKZkAAAAASUVORK5CYIJQ&#10;SwMECgAAAAAAAAAhAAqUmhSVAAAAlQAAABQAAABkcnMvbWVkaWEvaW1hZ2U2LnBuZ4lQTkcNChoK&#10;AAAADUlIRFIAAABwAAAALAgGAAAAvaw8xwAAAAFzUkdCAK7OHOkAAAAEZ0FNQQAAsY8L/GEFAAAA&#10;CXBIWXMAAA7DAAAOwwHHb6hkAAAAKklEQVR4Xu3BMQEAAADCoPVPbQ0PoAAAAAAAAAAAAAAAAAAA&#10;AAAAAAD+DE0sAAGY+V7fAAAAAElFTkSuQmCCUEsDBAoAAAAAAAAAIQDltsjFlAAAAJQAAAAUAAAA&#10;ZHJzL21lZGlhL2ltYWdlNy5wbmeJUE5HDQoaCgAAAA1JSERSAAAAbAAAACwIBgAAAIA+XaEAAAAB&#10;c1JHQgCuzhzpAAAABGdBTUEAALGPC/xhBQAAAAlwSFlzAAAOwwAADsMBx2+oZAAAAClJREFUeF7t&#10;wQENAAAAwqD3T20PBxQAAAAAAAAAAAAAAAAAAAAAAACvBkpsAAHdNhhmAAAAAElFTkSuQmCCUEsD&#10;BAoAAAAAAAAAIQBm7OC1ngAAAJ4AAAAUAAAAZHJzL21lZGlhL2ltYWdlOC5wbmeJUE5HDQoaCgAA&#10;AA1JSERSAAAAnAAAAC8IBgAAABbmo5YAAAABc1JHQgCuzhzpAAAABGdBTUEAALGPC/xhBQAAAAlw&#10;SFlzAAAOwwAADsMBx2+oZAAAADNJREFUeF7twQENAAAAwqD3T20PBxQAAAAAAAAAAAAAAAAAAAAA&#10;AAAAAAAAAAAAAAAAxwZyvwABe9hKGQAAAABJRU5ErkJgglBLAwQKAAAAAAAAACEAGOeAqKUAAACl&#10;AAAAFAAAAGRycy9tZWRpYS9pbWFnZTkucG5niVBORw0KGgoAAAANSUhEUgAAAL4AAAAvCAYAAABd&#10;TnB7AAAAAXNSR0IArs4c6QAAAARnQU1BAACxjwv8YQUAAAAJcEhZcwAADsMAAA7DAcdvqGQAAAA6&#10;SURBVHhe7cExAQAAAMKg9U9tDQ+gAAAAAAAAAAAAAAAAAAAAAAAAAAAAAAAAAAAAAAAAAAAAAODe&#10;AIu3AAEg0fTCAAAAAElFTkSuQmCCUEsDBAoAAAAAAAAAIQDJhsj8swAAALMAAAAVAAAAZHJzL21l&#10;ZGlhL2ltYWdlMTAucG5niVBORw0KGgoAAAANSUhEUgAAAJkAAABTCAYAAACML6VoAAAAAXNSR0IA&#10;rs4c6QAAAARnQU1BAACxjwv8YQUAAAAJcEhZcwAADsMAAA7DAcdvqGQAAABISURBVHhe7cExAQAA&#10;AMKg9U9tB2+gAAAAAAAAAAAAAAAAAAAAAAAAAAAAAAAAAAAAAAAAAAAAAAAAAAAAAAAAAAAAAAAA&#10;ADgMxr8AAYDdOGMAAAAASUVORK5CYIJQSwMECgAAAAAAAAAhALU5zJrDAAAAwwAAABUAAABkcnMv&#10;bWVkaWEvaW1hZ2UxMS5wbmeJUE5HDQoaCgAAAA1JSERSAAAAmQAAAG4IBgAAADTLsRsAAAABc1JH&#10;QgCuzhzpAAAABGdBTUEAALGPC/xhBQAAAAlwSFlzAAAOwwAADsMBx2+oZAAAAFhJREFUeF7twTEB&#10;AAAAwqD1T20KP6AAAAAAAAAAAAAAAAAAAAAAAAAAAAAAAAAAAAAAAAAAAAAAAAAAAAAAAAAAAAAA&#10;AAAAAAAAAAAAAAAAAAAAAAAAAPgZB3UAAbJcvxAAAAAASUVORK5CYIJQSwMEFAAGAAgAAAAhAMu0&#10;7pfeAAAABQEAAA8AAABkcnMvZG93bnJldi54bWxMj0FrwkAQhe+F/odlCr3VTWIVjdmISNuTFNRC&#10;6W3MjkkwOxuyaxL/fbe9tJeBx3u89022Hk0jeupcbVlBPIlAEBdW11wq+Di+Pi1AOI+ssbFMCm7k&#10;YJ3f32WYajvwnvqDL0UoYZeigsr7NpXSFRUZdBPbEgfvbDuDPsiulLrDIZSbRiZRNJcGaw4LFba0&#10;rai4HK5GwduAw2Yav/S7y3l7+zrO3j93MSn1+DBuViA8jf4vDD/4AR3ywHSyV9ZONArCI/73Bm/5&#10;PJ2DOClYzJIEZJ7J//T5NwAAAP//AwBQSwMEFAAGAAgAAAAhAGL3CLcFAQAATQYAABkAAABkcnMv&#10;X3JlbHMvZTJvRG9jLnhtbC5yZWxzvNXNagMhEAfwe6HvsMy967pJNkmJm0so5FrSBxCd3TVdP1BT&#10;mrevUAoNpPbmUcX//Bhk3O0/9Vx9oA/KGga0bqBCI6xUZmTwdnp52kAVIjeSz9YggysG2PePD7tX&#10;nHlMl8KkXKhSigkMphjdMyFBTKh5qK1Dk04G6zWPaelH4rh45yOStmk64n9nQH+TWR0lA3+Uqf7p&#10;6lLl/7PtMCiBBysuGk28U4IonWqnQO5HjAw0SsW/Nze1MyOQ+4ZFGcMiZ1iXMaxzhraMoc0ZaBkD&#10;rc/uz/fQlTF02T6UagTNKVZlOrHKGWiaWSVGBG1yimUZxDJn2JYxbH8M5OYT6L8AAAD//wMAUEsB&#10;Ai0AFAAGAAgAAAAhAAbt++4VAQAARgIAABMAAAAAAAAAAAAAAAAAAAAAAFtDb250ZW50X1R5cGVz&#10;XS54bWxQSwECLQAUAAYACAAAACEAOP0h/9YAAACUAQAACwAAAAAAAAAAAAAAAABGAQAAX3JlbHMv&#10;LnJlbHNQSwECLQAUAAYACAAAACEAsAFWtO8XAACKAAEADgAAAAAAAAAAAAAAAABFAgAAZHJzL2Uy&#10;b0RvYy54bWxQSwECLQAKAAAAAAAAACEAyKwfILX7AAC1+wAAFAAAAAAAAAAAAAAAAABgGgAAZHJz&#10;L21lZGlhL2ltYWdlMS5qcGdQSwECLQAKAAAAAAAAACEAHiEbLpEAAACRAAAAFAAAAAAAAAAAAAAA&#10;AABHFgEAZHJzL21lZGlhL2ltYWdlMi5wbmdQSwECLQAKAAAAAAAAACEAIoBfTMAAAADAAAAAFAAA&#10;AAAAAAAAAAAAAAAKFwEAZHJzL21lZGlhL2ltYWdlMy5wbmdQSwECLQAKAAAAAAAAACEAADy24rMA&#10;AACzAAAAFAAAAAAAAAAAAAAAAAD8FwEAZHJzL21lZGlhL2ltYWdlNC5wbmdQSwECLQAKAAAAAAAA&#10;ACEAxwJdB5UAAACVAAAAFAAAAAAAAAAAAAAAAADhGAEAZHJzL21lZGlhL2ltYWdlNS5wbmdQSwEC&#10;LQAKAAAAAAAAACEACpSaFJUAAACVAAAAFAAAAAAAAAAAAAAAAACoGQEAZHJzL21lZGlhL2ltYWdl&#10;Ni5wbmdQSwECLQAKAAAAAAAAACEA5bbIxZQAAACUAAAAFAAAAAAAAAAAAAAAAABvGgEAZHJzL21l&#10;ZGlhL2ltYWdlNy5wbmdQSwECLQAKAAAAAAAAACEAZuzgtZ4AAACeAAAAFAAAAAAAAAAAAAAAAAA1&#10;GwEAZHJzL21lZGlhL2ltYWdlOC5wbmdQSwECLQAKAAAAAAAAACEAGOeAqKUAAAClAAAAFAAAAAAA&#10;AAAAAAAAAAAFHAEAZHJzL21lZGlhL2ltYWdlOS5wbmdQSwECLQAKAAAAAAAAACEAyYbI/LMAAACz&#10;AAAAFQAAAAAAAAAAAAAAAADcHAEAZHJzL21lZGlhL2ltYWdlMTAucG5nUEsBAi0ACgAAAAAAAAAh&#10;ALU5zJrDAAAAwwAAABUAAAAAAAAAAAAAAAAAwh0BAGRycy9tZWRpYS9pbWFnZTExLnBuZ1BLAQIt&#10;ABQABgAIAAAAIQDLtO6X3gAAAAUBAAAPAAAAAAAAAAAAAAAAALgeAQBkcnMvZG93bnJldi54bWxQ&#10;SwECLQAUAAYACAAAACEAYvcItwUBAABNBgAAGQAAAAAAAAAAAAAAAADDHwEAZHJzL19yZWxzL2Uy&#10;b0RvYy54bWwucmVsc1BLBQYAAAAAEAAQABIEAAD/IAEAAAA=&#10;">
-                <v:rect id="Rectangle 960" o:spid="_x0000_s1085" style="position:absolute;left:49424;top:50076;width:611;height:2752;visibility:visible;mso-wrap-style:square;v-text-anchor:top" o:gfxdata="UEsDBBQABgAIAAAAIQDb4fbL7gAAAIUBAAATAAAAW0NvbnRlbnRfVHlwZXNdLnhtbHyQz07DMAyH&#10;70i8Q+QralM4IITa7kDhCAiNB7ASt43WOlEcyvb2pNu4IODoPz9/n1xv9vOkForiPDdwXVagiI23&#10;jocG3rdPxR0oScgWJ8/UwIEENu3lRb09BBKV0ywNjCmFe63FjDSjlD4Q50nv44wpl3HQAc0OB9I3&#10;VXWrjedEnIq03oC27qjHjympx31un0wiTQLq4bS4shrAECZnMGVTvbD9QSnOhDInjzsyuiBXWQP0&#10;r4R18jfgnHvJr4nOknrFmJ5xzhraRtHWf3Kkpfz/yGo5S+H73hkquyhdjr3R8m2lj09svwAAAP//&#10;AwBQSwMEFAAGAAgAAAAhAFr0LFu/AAAAFQEAAAsAAABfcmVscy8ucmVsc2zPwWrDMAwG4Ptg72B0&#10;X5TuUMaI01uh19I+gLGVxCy2jGSy9e1nemrHjpL4P0nD4SetZiPRyNnCruvBUPYcYp4tXC/Htw8w&#10;Wl0ObuVMFm6kcBhfX4Yzra62kC6xqGlKVgtLreUTUf1CyWnHhXKbTCzJ1VbKjMX5LzcTvvf9HuXR&#10;gPHJNKdgQU5hB+ZyK23zHztFL6w81c5zQp6m6P9TMfB3PtPWFCczVQtB9N4U2rp2HOA44NMz4y8A&#10;AAD//wMAUEsDBBQABgAIAAAAIQAk+lDZwgAAANwAAAAPAAAAZHJzL2Rvd25yZXYueG1sRE9Na8JA&#10;EL0X+h+WEbzVjR5CEl1FWsUcrQra25CdJqHZ2ZBdk+iv7x4KPT7e92ozmkb01LnasoL5LAJBXFhd&#10;c6ngct6/JSCcR9bYWCYFD3KwWb++rDDTduBP6k++FCGEXYYKKu/bTEpXVGTQzWxLHLhv2xn0AXal&#10;1B0OIdw0chFFsTRYc2iosKX3ioqf090oOCTt9pbb51A2u6/D9XhNP86pV2o6GbdLEJ5G/y/+c+da&#10;QRqH+eFMOAJy/QsAAP//AwBQSwECLQAUAAYACAAAACEA2+H2y+4AAACFAQAAEwAAAAAAAAAAAAAA&#10;AAAAAAAAW0NvbnRlbnRfVHlwZXNdLnhtbFBLAQItABQABgAIAAAAIQBa9CxbvwAAABUBAAALAAAA&#10;AAAAAAAAAAAAAB8BAABfcmVscy8ucmVsc1BLAQItABQABgAIAAAAIQAk+lDZwgAAANwAAAAPAAAA&#10;AAAAAAAAAAAAAAcCAABkcnMvZG93bnJldi54bWxQSwUGAAAAAAMAAwC3AAAA9gIAAAAA&#10;" filled="f" stroked="f">
+              <v:group w14:anchorId="778ACD34" id="Group 15976" o:spid="_x0000_s1093" style="width:471.8pt;height:426.1pt;mso-position-horizontal-relative:char;mso-position-vertical-relative:line" coordsize="59918,54114" o:gfxdata="UEsDBBQABgAIAAAAIQAG7fvuFQEAAEYCAAATAAAAW0NvbnRlbnRfVHlwZXNdLnhtbJSSwU7DMAyG&#10;70i8Q5QralN2QAi13YGOIyA0HiBK3DajcaI4lO3tSbtNgmlD4hjb3//7t1Iut3ZgIwQyDit+mxec&#10;ASqnDXYVf18/ZfecUZSo5eAQKr4D4sv6+qpc7zwQSzRSxfsY/YMQpHqwknLnAVOndcHKmJ6hE16q&#10;D9mBWBTFnVAOI2DM4qTB67KBVn4Oka22qbzfZOM7zh73c5NVxY2d+I2HjouziMfzyFQ/TwQY6MRF&#10;ej8YJWM6hxhRn0TJDjHyRM4z1BtPNynrBYep8zvGT4MD95LuH4wG9ipDfJY2hRU6kICFa5zK/9aY&#10;lrSUubY1CvIm0Gqmjjtd0tbuCwOM/xVvEvYG41FdzL+g/gYAAP//AwBQSwMEFAAGAAgAAAAhADj9&#10;If/WAAAAlAEAAAsAAABfcmVscy8ucmVsc6SQwWrDMAyG74O9g9F9cZrDGKNOL6PQa+kewNiKYxpb&#10;RjLZ+vYzg8EyettRv9D3iX9/+EyLWpElUjaw63pQmB35mIOB98vx6QWUVJu9XSijgRsKHMbHh/0Z&#10;F1vbkcyxiGqULAbmWsur1uJmTFY6KpjbZiJOtraRgy7WXW1APfT9s+bfDBg3THXyBvjkB1CXW2nm&#10;P+wUHZPQVDtHSdM0RXePqj195DOujWI5YDXgWb5DxrVrz4G+79390xvYljm6I9uEb+S2fhyoZT96&#10;vely/AIAAP//AwBQSwMEFAAGAAgAAAAhALABVrTvFwAAigABAA4AAABkcnMvZTJvRG9jLnhtbOxd&#10;bY/jOI7+fsD9hyDft8uy5bfC1CwW0zODBRa3jdndH5BOJZXg8oYk3dV9v/4eSqIsuZzEqq6JU3EG&#10;6HHKoRVJNCnyISn99Ndvy8Xg62S7m69XD0PxIRoOJqvx+nG+enoY/uffv/2lGA52+9HqcbRYryYP&#10;w++T3fCvP//3f/30vLmfxOvZevE42Q7QyGp3/7x5GM72+8393d1uPJssR7sP681khS+n6+1ytMef&#10;26e7x+3oGa0vF3dxFGV3z+vt42a7Hk92O9z9qL8c/qzan04n4/0/p9PdZD9YPAzRt736/1b9/zP9&#10;/+7nn0b3T9vRZjYfm26MXtGL5Wi+wo/apj6O9qPBl+38RVPL+Xi73q2n+w/j9fJuPZ3OxxM1BoxG&#10;RLXR/L5df9mosTzdPz9t7DRhamvz9Opmx//z9fft5l+bT1vMxPPmCXOh/qKxfJtul3RFLwff1JR9&#10;t1M2+bYfjHEzLUtRROVwMMZ3qRRCJkJP6niGmX/x3Hj264kn7/iH77zuPG/wguyqOdj92Bz8azba&#10;TNTU7u4xB5+2g/njw7DM8I6sRku8qH/g1RmtnhaTAd1Uk6Mo7VTt7neYtYZ5kqWMZYopoRmJojwT&#10;5jXjOcONHGJBMxbnaZyrCbPDHt1vtrv975P1ckAfHoZb9ES9W6Ov/9jt0ROQMgn9/GJF/1+tf5sv&#10;FvpbuoPZ4x7Sp/23z9/UEEXBg/m8fvyOcc/W2//7JyR4ulg/PwzX5tOQhBo/Tt8OB4u/rzDfJD/8&#10;YcsfPvOH7X7xy1pJme7O377s19O56i91QP+a6RcYSW/bWTgqmjiqppw6AN634Giap5g3xdA4klK/&#10;EKP7y2BoeSkM3czH9/hn1BQ+vRDR0+ocT+2/bCdD08iyVRvL0fZ/v2z+Ao26Ge3nn+eL+f67Wh0g&#10;NtSp1ddP8zHJKv3hSHuZ8buB7+lnByVuQYaYjp4ikaK/vUY+L+Ybkjd61emz6S4WlppibhixVvof&#10;1+Mvy8lqr1ex7WSBnq9Xu9l8sxsOtveT5ecJFNL2749Gne7228l+PKMfnOKHST1pYbdfqF5WHaM+&#10;H9BQIivLokzVC13TTUks4wQKS+tzkZZFkdCMvFY9qU7pbqiP6NW5JL+ECta6XCl78NZKSiupF1GS&#10;yyxRsyRKEWcxTUQl9UIUMo3N0ieyArq8NlPjL1qR01OsvGEiPGo1jnsz/jT+tuKPpO6PWit4x+k5&#10;apQ+DqC1bVdm+Kx7Ql8voc3/vVaEe1qJ8wwmU8V18LSiWKyaKRNZxjwupuHrRrWalmmSQ5KwnAUR&#10;i0ycatqOC20HkzsM4Q7z1XS8KKNYd9xjH1Px9QW1FBWvmYivmria6RBa/ZSWNm6Pr7pdzb2kEODj&#10;Mbrq9+t048V6N9GP0tujJNu+UXgj3Hd2saKXi5TBCKb5FCpK2SHL+R42+2K+BFPiPHK6YpZ3Le+0&#10;vO723xcTegEXqz8mUxggyo6kG7vt0+dfFtvB1xHZDOo/beQsNrORuWuGaEhVV1U79LxWgqZJoR5t&#10;alKP1BDTcxPlFNQ7Mza90Z4B7GsMmv0DTIp9SP3yerW3z6/g1ahuOqOlj9rcoV+nv85n7+DFQNdd&#10;tafuoCPUj1Z6r5BJXmhrh7hbwrrH447ei2WeSWPAljBf+RVjf8F9hf5ctcc9gdrTHaF+VjpNy4wQ&#10;uZDUXygR7mpF48uX4BZJmZ2UMrfl07LrUp/WClmMRVo7EUHELkN4bHx1dUhbuiJLtLkLMeB2+Krb&#10;w6KSSd3TIOLTi4U7Y2HUzGfu6U3rERRitVak9eU1aT3r5mljD1ovzMeDmktzqa2YRKZJlPtar4Q5&#10;QcYCee1FkQqlFCETZ1d63BHoPN2PJp2n7QSWgkPaDkhFmviKkQWGr1rEHUKZx1KahZmJ+KqJyyhL&#10;jVkVRCzgePCscot8NS0bHoAFaSRPEVfdcPnFLfL1RZ/TJC2PD1AWhTALZBBxlqTMEf51vupeaK61&#10;JKs3dVNx167i4heGnfJIWxt2Akoth9SQISTjLC0i5dq7lh08IryjSsllhYTTayT97FpOxKYrUHOm&#10;J016LslyYM4tTTvTIkZflx1fDO1vg1I5OEfVXVJEwnQhiDhLE6EhhYOWVeXFhRG7nOOh8dXTNDIr&#10;LIuZgK+a0OlCVOTtiWUkTwzOYV0WRF1nXl8U368f8486uIIXplceLTC4mkerFNfrFB8wzTxVQZBK&#10;8aWFlCmMPzLuAPQB9utK73FPoPZMR5rUXlykRZ63Unvc4Emt5xCe1mNxWaSmA0HEpTQIewudF0Lr&#10;MY01GF9dlVcUmWUuf8/XusZLo7Q1bRHHOnRwcGAOz4KIb+qub+oOiqim7pQ/EqDusjyKDYIHnyOK&#10;6uquzJIS1qSK2Zci0uoQ03x2My81PYG6S3VHmtRdZYSwMBzyaCvKFniRhM+vZymIGIoy1zN6UNZ5&#10;WFC6gdQuN1gv8VXrJyHj3KCZZso0xs1UfH1BfRpGrGYvhFY/dawT2q89jadWv8985sH0xcYzgRA9&#10;mb2y8RCNrik9FXVsr/QoThkZAC+NgdGo5ysbT+Yi47Qb95U9u87jjkDn6X6cT+XFSZxlZo5OxnU9&#10;4hya8piI86Cg8RIZQEwZY8dbjpMyErrPgcS3IO0tSKsizhcYpLWZRzZcoVzO16k7IVIg0iSfB9Rd&#10;DoulK4+WNQOpO9WPc6o7qzpOW3iOnsmFiHm+2ALhqzareFBQd2HEDie4Rb7qlh2tq6frmNZ1iEMs&#10;thBad6nknvJV9/hm3VFuC73Vt5yUxqxqxGKBVdWsOxVeba/ukiyDLCvEC7l4EhFGX93B4yJgR0cu&#10;kjQGmqcF5+zmHfcE+g6RPOrI+RReAkuptUvrEGcUbeEZY+nmq5ZyHhY0XiC1yw1uk69G55UpWYEU&#10;lzJTdlTpVdQhiiyE9qb0kJx6S8RrV6XTXEoSw7GpBWz1Lbza7dVeUcaJSdlNRZILnUBQWXlplmUF&#10;lKuqJUmjRCi12gmSZ3oCtQc/nDrSpPa0rcC21SEUj0cFfcCkrDD4apSS+VEQmh89pjj0j7cm9H8a&#10;c3rV+bK//fYRS6hZNHuFPCEhomabBNYJXKeQenLSQlI9ehZTvr4QV1+4qtRSTeirCW4kHARWqVS1&#10;7HXUVK4eWU20Slg/lV3enJNucixfl+Z+EQJIFUT4927quQQScViWP5mCLnUP3KaxUOXXJVR0GdfF&#10;Fm6x4/gjFV0o55KoPyITGqWKMAqUgLmGgkDag8lwADxuizbYP+KK0lZFp91VdYGf1qqqSnTV3SDD&#10;CnVtsDL0fMWoh4tr/iTsrtRMF9Lbi4Kdo1dNV2iNrgafyErsRY0uuGczfDyehmX5xIhjS3GEpyIH&#10;iGDC3h0w1eaj94WpNo/BY2pYLkOMGsEI8qAUW5Ogiiguc5hwygM6v6QqtdEnSbWBC4+pYcGLOEaN&#10;6jGmxnmBNL3OmGr1Ti8klWAJq391OErfCllQ0yRLs1gXSyMjOkZBMB6v7A+Us8Es0RzNsPQmXFPM&#10;C+rZiga5J4TP6o68Hqjgtk4CFQ6hN3p2bfjquj+tCX1f6geAinDX6IecnGa/qcHb+iVN/wbTHi8U&#10;BncRrhFp/D99NxrYRQDFfWxCh3lbA4jXKZaeZByCJsJEzqH2xekGTUDm3Ar8i5A/cufx7x1BE2Tu&#10;aFEGBqH2moHlql41GsulQBOmIOwtoQmoIACkGpqQSYTK2pplQHurGFcbVQ3Ji11U3g0yEVv0ybWN&#10;cTfIkJJ5gspV5fBgF7Fc1qYrRdkewVzG30EBr1kX2ZAKmq5gZMJ6b70wjZFXlVvT2GGquh3EVSRo&#10;RUJzNUMyFhjsmcfQBTkxvSOu2lTb3nC1CZsAV+3r3WqnlDRL8/gYV7MsirrjqnXK+8HViNxPvcQ6&#10;okp3gyQV0EMEpauSURokVUL/wirvSFBt1lRfWNokp1EcKKayiNNSs7RIpKjnjqF0r3R4+oM73gUv&#10;qSpxt0cQIhl7DWJq16C2qhdF44d5mkEvQx1YVPi8VpJNIOiLmDaiwtgEJkzzRiIzlm+jmEJ0Uf/e&#10;EU+129InMbU5u95qalegdmJa5CWSddVq2sRTeDhUs9WNmOrNFHrDUgL17XJa4fxhaylqTxENV/zM&#10;semb58QgaxYbY2luYsmVwPvxPeAjdk3PhvFzT4Dxm468HuPntk5i/A6hN3rG9vnqYvytCX1Q8gox&#10;/vLjL8mv/MJcBMZIiuEMGD/tIOxj/LgTsm5en0h6UnEI3w8TN4faF6Ubvn/D953TRV65lTz2Crfg&#10;b4XvawPjkvB9tdgjnvOGm8kDuIwZ3sdO4DW4GlstwfnWNkGC9Kz3i+4njXmHuBuiq5NSqqAujIkC&#10;cY8aCpxL5LB1hhdWQ+mJ15o04oW4G8JRiZRDSp8BR7FjMxJr6ekq7wVJMRmFELrBC6ux9IWl1sFx&#10;ndYkzMcpaFNJDS01sbRTBLgaSi84Sj6rhQsrnzUMK3Q3tAfWm2YqIuvIKMroS+O3onANpzeRDHfh&#10;t6amJ/BbTUde77dyWyf9VofQGz37q3x1/dbWhL6xffNbr+ecicRivlouYQKH4b3XKZaeZBzyXcNE&#10;zqH2xenmu9581zfxXW2aqeO7qrDkJfmuxll6S98VOznmxneNUXOAxPWa9Q5/lb1XVKJE79h7tSij&#10;ZxiHIY1wXiUS95Wvk8Ay00WElSElsL28E3U9c26aLil47k/VHIW/XwbStQdK09AqQoezSHHc0xGm&#10;xiIqyFPuyIO1NkUv/B2kHlkc0RVU3A0BJXCUSoyjSQ5Larc+rI0h94Kn5MPWbGV9K4SjRRKROiXV&#10;K/JSHQ3m40yq/srgrDg3Sx/a1okPa3qifFjVkR/wYU1bp33YihALUzV69l356vuwLQl9o/vmw16P&#10;D1uve4T6DUN/r1MsPRE66MMGiZwuRFP6yxenmw9782HfwoetYOLKh8U9LJKX5MMqa/Zt469FIgo6&#10;s4ssgwK5di982CQhR03b7zisBf4sJsWxDIIKhrrc+aWyojzT2HoIrfwdhOhSHGiqpyvHcQu1fZML&#10;HKrAG+rRdhJnTRzGYYzGKOyFZYzltjHJFHfNNLRjaVFEx1gKazvKTXxH7ftyXp5ajKUvPLVooiem&#10;9tVuxVPymVCIc1hOO80crjCWXvCU3FUrqFUUNlBKkR1hz54A6IT9XSDkFXiIKEdCO6YSzuQZoGfP&#10;HuaevIkHa0Z12oOtCL3Rs+fK15sHO2zYIaS32cNk+fnZw3qL4Nb4L7CkKxRLT4QOerBBIsda4aQk&#10;60Wr7uXeNi/9Rrs5k8bfnePcefL68O8d7RCCslQjypUHq0tVL8mDVYv+23qwJaKGxoNN4Jxhj5Ca&#10;ZeBFYd+zB0sI/suIHe6GuDsiynB6t9YyicTGr9j+0LOkug3DVqGqXtjGOD2zMedUH0DSehkW2J43&#10;M/5OI1O7DcPCMDevaF+YarNOXScWyflBkppAmx2T1E7DsFWooxc8JSfWIhOVExsGS5TYzEpXv8Yo&#10;dkVBuq958zTCYUfGh42l7C4Kyz0hH1Z35PVRWG7rpOXrEJofhbQAaWbfla+eD+tOExPw1SX0Deor&#10;jML29gSOtIYtYUkNhJauUSo9CTrkwoZJnEPtS1MlooclbnR/c2FvLqyKpq70ORpVaHU7mD8i/BjR&#10;nt3av3FcWOWdXJILayJ+b5lIXCJNWHtkKPdDYYMSrwrbxqYZdo9LFMvK9xuDJWv2pQeLu0F2cZHb&#10;mkkcnyo1ZFlNl8QemJQH2U3KKTZJ6Zevg3q4Jp6GpZziTBlR6gTFuJGnXe6bpxNByBnvhasDhMhi&#10;ia77irshYpoiFYJ2IIfd38hSQdvqmYgd4upnTvdHNkjPxLQRPMzCwENEe2y2/+WJqTX7eyGmhEhY&#10;g6lCJGy+SKtECYMDozgpwdlHkIhqGS0jnOiIl0ZF1F03++wRde7JW6AR3NZJNMIh9HwpBhf46ro8&#10;rQl9/+mGRlxPTjjtVuhH1HEnZNm8Oon0hOIQEhEmbQ61L0k3JAK65Hbcxmi/+7DePt29ejuuzGKK&#10;FRKBe5DjS0IiTOD2LZEI7D+g6/4gtdgguRZKx26rBX2vPOv3DUTYWI7n4QSGc9I00w5OEudJVg+k&#10;F1kqS56t8zs4diy9sIbhtFpj2GNpmD2co0LdlDM38rTbkKsdSy9YCgeHUFHXmtK3QswpJCiKBNqc&#10;UIiyLGIgDp6Xw3l5t7xhL+mRvRu+el5O2xJZ3za7Qi+nt3nDVA/jyqWqkLmJpSdCh1wd1jjQSB49&#10;ixpftcg51L443Vydm6vzFpWv1QlllauDexfm6vzJecORxDarSr4q/DO9mrxhnEvWEKELPK3MyxuO&#10;8jIVNUuq09JXHQPuUYiO3PCXkXS9wxhNQyv0X6CgO+cM0yaewt7usPYVp4EYm6IX/g6m2m7047qw&#10;+jD09kyNATxwLngTUzutfdUlKb0RVHJYa7ayvhViLKc50n+AbsBilDjiKtH7clcrFbAnSVJMPiwQ&#10;J9HhyTmmJ4jUmY78QN6waQuDOm758vDro2dDmq+uD+tNExPw1SX0f/oKfdje5g3nFgLmHYhx5yaW&#10;nmQc8mHDRM6h9sXp5sPefNi38GGxaZExhisfVm9kdEnhOthkUC9vW/yaIjfYROxkLlAtVovYwatV&#10;qcUK3i4zit6hD3jrOInn3WzfVFgzyrWNcTdEZecotzThHZnLnOpgFUsm3/aDMdLzs1hmJaIFKsB5&#10;9pBdVcnbE3+naMwzxd0QniIakSbHmNppzK4q5O0HT9Mit7kTjqCq2yFczQDIMVNL1PXjsyepIsLJ&#10;YZ0F16tK3t5w1VrLPlfDTGYnvC6buIpztyUVxHekf/uWE140AsO4GyKpIhbYcgCiqPzvBlHtVv/2&#10;Lim82gjGJoVXoFsrWNjBm5IyweqqwkHNeBNOb6TCeLwwjlF5vpOaK7zJdOS8eJM3eoaP+OrCSK0J&#10;fQf5hjddT2Y4UNlazoTGaVsD+9cplp5ktMCbPHoWNb5qkbvhTRH+U5uljRab2WjwdbSoQPRbevgP&#10;p4fTJi46+OrgTWoRvCi8yWwv85b54Q7elJSIM9aTJly8KY2T94w3NaYTFzYFt5Ul5eJNkSiLSJnW&#10;lSXVMd5knbd+eLFRaXFix4mlu0H+jos3NTG1W3/HvqD94CmApaZMGHU7hKu5KHAQgnZiY5zjoo+D&#10;qyQV94QABN0NMlHtkNEbrlpr2RFVcNVCNK30bwEFfIyrMi4RIOmMqzZ40Q+uRrTdw8ukNV2S0doN&#10;KlKcEmkkNSlFVo/hxIksY5MNc/59JapNMvrC08Z9JbCXS4j2BZqfCUphIgyxiamdrqnVJhn94Ck2&#10;lmA5NakxdCeEn1JS3qjmZ5zhnFxlaVaraZmWCjKm1TSVItPxlC4QRO4JMtZMR16PIEqUl1GYGoPy&#10;Ybx6notDmEaROTcYo2cYg68azsApQrFZxMKocZyTtDPLbfJVt83DJz5ESXqC2u2JyzVuk68N/eb8&#10;+oOjlAjnwT2iyUujEOos0cnfB1vWr2FLsjrjwnctpKVntHkYThejvcJgtusvq0dIj+ogLrTS7Taf&#10;tj//pD7tvy8m9M4tVn9MptgJD2kIZqN7g31q9IYgnVaYjmqHGpzOFwvbZMOpF6pFHq8hpucm0+lk&#10;vLdPnnHXfZqP593G7LqPvx6Gs/1+c393txvPJsvR7sNyPt6ud+vp/sN4vbxbT6fz8eTueb19vIux&#10;d676tNmux5Pdbr56UsoLLKBmYS5+0vsMUv6tXbOqEEnYgoU1qiwgLfp1zXGmak3DpRm2WadXAe8z&#10;MnCwwU5XMRLuCTSc6cjrNRy3dVLDOYTe6FlD8FVrCrNQuNPEBHx1CXkq9XcQq81oP1PyRR/+sdur&#10;z24QarEaPJNYvRPJ7GtOrsAeVH6MhO6EGB5XKpeeDB0KkoTJnEPty1NlhhyWudtuvu46fY4Dac6y&#10;NALhakreorshQigjFL0gE1UtjnDrsDLT8475j11sAa93hKVZV6Yv3pyNVjlQGm3NGcbTApUBR3gq&#10;Ypxo0B1AqtIDSUj6wtSm8BSOgQljKs76iRDCOyiosYS1jDW5I0m1a38/mJqWtN/mC4BU3Q6SVZlh&#10;m9YjbO0WTbOLSW+42gR7g6thee60M1V0bFUVCLfjyJiuhNWuJ12zFQDL0/3z00Z5gU/b0WY2H38c&#10;7Ufu3/j8vLmfxOvZevE42f78/wAAAP//AwBQSwMECgAAAAAAAAAhAMisHyC1+wAAtfsAABQAAABk&#10;cnMvbWVkaWEvaW1hZ2UxLmpwZ//Y/+AAEEpGSUYAAQEBAGAAYAAA/9sAQwADAgIDAgIDAwMDBAMD&#10;BAUIBQUEBAUKBwcGCAwKDAwLCgsLDQ4SEA0OEQ4LCxAWEBETFBUVFQwPFxgWFBgSFBUU/9sAQwED&#10;BAQFBAUJBQUJFA0LDRQUFBQUFBQUFBQUFBQUFBQUFBQUFBQUFBQUFBQUFBQUFBQUFBQUFBQUFBQU&#10;FBQUFBQU/8AAEQgCIAFWAwEiAAIRAQMRAf/EAB8AAAEFAQEBAQEBAAAAAAAAAAABAgMEBQYHCAkK&#10;C//EALUQAAIBAwMCBAMFBQQEAAABfQECAwAEEQUSITFBBhNRYQcicRQygZGhCCNCscEVUtHwJDNi&#10;coIJChYXGBkaJSYnKCkqNDU2Nzg5OkNERUZHSElKU1RVVldYWVpjZGVmZ2hpanN0dXZ3eHl6g4SF&#10;hoeIiYqSk5SVlpeYmZqio6Slpqeoqaqys7S1tre4ubrCw8TFxsfIycrS09TV1tfY2drh4uPk5ebn&#10;6Onq8fLz9PX29/j5+v/EAB8BAAMBAQEBAQEBAQEAAAAAAAABAgMEBQYHCAkKC//EALURAAIBAgQE&#10;AwQHBQQEAAECdwABAgMRBAUhMQYSQVEHYXETIjKBCBRCkaGxwQkjM1LwFWJy0QoWJDThJfEXGBka&#10;JicoKSo1Njc4OTpDREVGR0hJSlNUVVZXWFlaY2RlZmdoaWpzdHV2d3h5eoKDhIWGh4iJipKTlJWW&#10;l5iZmqKjpKWmp6ipqrKztLW2t7i5usLDxMXGx8jJytLT1NXW19jZ2uLj5OXm5+jp6vLz9PX29/j5&#10;+v/aAAwDAQACEQMRAD8A/VOubufH2jWczxS3LB0+98tdHX59ftafGO58JI+laZK0N3dbnd0b+Cs5&#10;S5QPtFPi/wCEnneAaxB5q/w7q008daI3/L+v/fDV+HP/AAuC8s9Z82W+ubm43fcRt9fXv7MH7Q6e&#10;LdXtPDWoSz/aJ4n8j7Qvz7l/gSso1eaRvKl7vMfob/wmGjY/5CMf/j1I3jbQo9u/UrdN3Tc1fK3x&#10;m+Isfw68IXGof8tn+SL/AHq+BPE/x71rUtUlub7VZ03N8qJL92ipV5TKEeaR+1cfivSJU3JqEDL/&#10;AL1Srr+mv92+gP8A20r8p/gP+1F9g1S0sb7V5bmxllRGhuP4P9tHr7gvL+Ow02W+ln2W8Sebv/2a&#10;uMuaI5x5D3w6zp//AD/23/f1aE1nT3+7f23/AH9WvyY+MH7VGvaxrNxFp99/ZumRNsXZ8m6qXw0/&#10;ao1XR9Ui3a59vTd+9t7h/v1j7b3uQv2fu8x+vkN5BP8A6uaN/wDdap6+dPAfxIg1jw9pXiWxbfby&#10;7ZWTd/32leueFPH0Hie+a2RVR/K81drV08xidfRRRVgFFFFABRRRQAUUUUAFFFFABRRRQAUUVBcy&#10;eTBK391d1AGN4i8Sro9lFLD5czy/cJb5a8m+If7UGl/DiBH1aa2WZvuW6/fb/wAfqzf6rc39hLLP&#10;Lv8As6bPk/g2/wByvy28c634x+KPibVdVsbG5uYnndIpfKd327/4EWuapUlA2px55H6H+HP26vDv&#10;iO9W2WI2zu2F81a9Uh+LtzNEksVtA8T/AHfvV+Ntn4h1DQdWisdTRUuJW+X5dm2vvf8AZd8YXniT&#10;wfcQahO1zLay7Fmf+7RTlKcQlGMJH0L4n+P6eD9Jl1DVfsltaRfxvv8AmryQf8FCNEa62JYr5O7H&#10;m5r5Y/a68Q+KPFvxVuPCug2NzqVvpcETslvEzorsm/e9fNWj+IdTh159Mni/0hW2bHXZ89R7SXNY&#10;rk90/Y/wr+0OnjPTUvNMW3df40wflrSv/jNcWFu08628MKLuZ3FfBf7M3i3Z4gtLNWnhil+Se3dv&#10;uNXd/tk+LdT0HwHZWOnrL5t/O6S/Z1/hVKuU5RMoxPVdb/b+07TryWC0to7zZ/Gn3a634d/tc2vx&#10;DbZbeXDcbf8AUutfkR4e8T6rqV1cRf6nyG/1Tr/BXuHwo8TtYaojL5tnqC/d2fcZKKfNIuUOQ/YD&#10;wbr03iDTGnnRUdW2/JXQV518D7h7nwdHLJ95trf+O16LWsfhMQooorQAooooAKKKKAILhtlvIfRG&#10;r8tv25PCWqvr1lrUCs9pdL9iV/7sv9yv1D1N9mnXbf3Yn/8AQa+fL+ws9VSW1vrOC/tJW+aK4Xel&#10;Y1I8xcT8hNN8MX2iap9m1rRbuHa3+uRdm/8A26+u/wBlfwNouveJrTVbFrt00aVLiX7RF8iP/Alf&#10;TT/Cvw07RRfYd8UX3YpfnTZ/c+et7R/DemeHrJ7PTLOOzt2beyQrsrgjRlzc0jslWjGPLE8R/bM0&#10;G81L4Ty6haLvTS2+0Tp/0yr88vHPw08S6JpOleI2+eKXbKyIv+q3fc31+xFzZ21zaywTxLNbyrsl&#10;hdfkZa8/174OaL4ksLjT5V2Wlwvzw7N+2tqkZfZOaly83vHyJ8KPgPY/FHwbZavp8/2myul8qW3/&#10;AI4Jf40/3kr7I8c6JfJ8JdQ0qzl869t9M+zq/wDHKyxVF8Lvgz4c+D+nXcGhxMj3TebPNLLv3PXe&#10;pCvyNRRpyjEuvU5pe6fl/wCA/wBnXxR8YLWXxHOv2PRElZIHlb5Nqu6u/wD30j/98Vx/irw3Y2ev&#10;J4a8LzxeIdQ+5Pd28X7qJ/8AYf8Ai/36/Sv4l/BaLx54U/sHRdan8JWm53lh0+JPKl3Puff/AMCe&#10;sf4Rfss+F/hLL9piZtV1BW3rd3C7HWsZU6k6ptGpTjHlM/8AZ78K6v4A/Z9stP8AEPz6m88sv/AW&#10;f5K6Xwb8a7HwV8RdE0y/bZLqM/lQfL95fkVv/Qq6D4hXLW2jRfN8jT7NlfJ/7RXm6VL4U8QwMyPY&#10;X2xnT+Hds/8AiK6fgOP7R+r1Fc18PvEq+MvA+g62pB+3WcU7j/aK/N/49XS12EBRRRQAUUUUAFFJ&#10;mloAKKKKACikzRmgBaxvFV2LPQLuT/Z21s1xvxPufJ8LzRJ9+d1iX/gfy1nL4QPM9E/490gl+dn+&#10;dk/3q7TxB400T4b+BZb3SdIWa5jjWK20rTIfnnk+6i/KPu5/irzv7Ytnf3cssq20KN8u/wD360Lb&#10;WLaaX5b6B/8AtrUlnj/w7/Yo1Lx94+8TfED4z+XNrOoS7rSxs7jMVv8AJ9//AHUztVP9n5q6P4V/&#10;Byx+DmkahpVjfS6r5t40rXbrs+X+BE/2a9Vm1Vvsf725byl/vy/JWE9/bTNuW5if/trRGPIVKpzH&#10;ZeCtV0nw1oepztZxxXvzXEpij/e3Xy/Kv+2/8NfMv7JX7Kx1Dxl8QvFvxM8MQTXd/dbbOx1FN7Ri&#10;X967f+Pqu7/fr2V9Stofv3MaP/11otvFUT28r22oLsf72yf5HqJU+eUQ5uWJ5jP+znpvgH46arr9&#10;hdLJpEsCtBZ/88pf41b/AHUr2Dwbd6XpusLPqVtCysu1HlXf5X+1XOzarA+zdeQfP/01Ws288VaV&#10;bXX2VrxfNX56v3YkHlvif4VaJ8IP2zdP8Ywafp2o+CvFUTW99b+QktvbvL95/wC4vzbG/wB2uh/a&#10;A/ZT0WLx94X1Twy9vpVl5jLeabEMCNPv7k/3mrs38SaLNa7fPgm/36fN4k0+b5ftkSP/AL1Yxjym&#10;3tJSPZ/hHCltoEsC/diZV/8AHa7yvO/g7fRXmj3vlTxzbJF+5/D8teiV0R+E5wooorQAooooAKKK&#10;KAM3WrJtT0m9tI5fJknheFZMfd3LjNfn94v+Kvifwh4gvdIvlaK6s5WiZK+3vi14nufBvwy8Ua9Y&#10;7De6fptxdQF13LvSNmX+VfmTffELV/ibq17J4iu/t2vwp5qXHlIjyxf3Pk/uVzVfiPNq5jSw+Ihh&#10;pfFI7v8A4aB8Qp8ystH/AA0nryfN8r15i6VnzIqfw/eo5T0uY9g/4af1zZtaKB3/ANhaE/ac1dP+&#10;WC7/APgNeNbIvn/2ai+XfuWjlDmPbf8AhqjV9m1raJ3/AN2rH/DV2ob/AJrGLZ/H8teBO/72iHbv&#10;phzH0VbftXNtfzdPb/gC1etv2tIIU2tpjTV80/LTaXKRzH06nxdtviciW1tbNZywN5vz/wAVcP8A&#10;HjRP7b8C6nAv39u5dn99fuVwnw917+xNei+bYkvytXueq2cWq6DcI3z+bF8tRykVJcp6j+xD8adG&#10;uP2ftMh17WrPTJbCd7dWv7pItyfe/iI/2q94k+N3w+i+9428Pp9dTg/+Kr8jtKsJYfD/AIo8PL89&#10;xpGrRXEEKLvdkl+T5f8AvtKiTwn4h+zwzpoOpGCXzUjl+xvsbbu3/wAP8Ox93+7VxqS5dj47NM+x&#10;OAxHsYUuY/WyX9oH4aw/f8eeHB/3Eov/AIqqr/tLfC2Ic+PNC/4Beq1fkH9pb+/+ldlYfDzxYl1b&#10;tPoN+kTM334Nm5FiSV/++Yn3/wC7VxlzngR4tx0/hox/E/UJv2ofhavXxrpv/AHZv/ZaqyftY/Cd&#10;f+ZytG/3YZW/9kr80rDwtrHi3xtquh+F7Fr+W1nn8q3SVE/dLLs/if8A3a6JPgT8St8SL4WuXLbl&#10;+SWLbuX+H7/yt8y/J96jnl/KRHifNp/BQj/5MfoI/wC118KE/wCZqR/92zn/APiKhf8AbB+Fg6eI&#10;p2/3LCf/AOIr80ZrDV7bRn1eezlh09Lz+z2mf5Nk+zfs/wC+aqQ6q3yVpzGMuKc0WkqUfx/zP00H&#10;7Y3w0f7uqXUn+7ZS/wCFSx/tc/D+b/V3F8/0s3r8/PCvhvV/EkD3NnZyPaJ9642/J/uV6L8CrPw5&#10;4z8R6rour2epJd2UW/ZNL5W7a+102fe/8fruo4StVjzRiexhM0zjFfYifbOh/HrQPEMyQ2FhrE+5&#10;HlWQ2m1Cq9fmZq6IfEWxwgazu0Df3vK/+LrwHxJ5Hh63tLnRbG2s9Q+1RWv2hIt7tFK/73/e+TfR&#10;oni2e/l1a51CKJ7L7Y1vZxJ8joq/I7/9976wrYLFr3qfKffYKrFw/wBq+L+6e5y/FTT1uxbLp9/M&#10;7JvyqJt2/wDfdcJ8UPidZpb6G720yRyXG8xBlZnVfmry3xD8WtG8H/FDQp77WoNN0+6077LLaXCu&#10;7ptd9ku9fur8/wD45XGeM/Hn/CSeJbiKC8gudPsrryrX7JFsiVfs9u//ALPUyoVYU/3sTgqYipGv&#10;yxl7pR/aT+JDP4cspdKlnsJbifYvzbH2LXzU/jnxDMvzavdv/wBta7b9oTXmmvNMs/7kXm/J/tV5&#10;Cl4tRGPunfKR0z+MNe2f8hW7f/tq1Pfxhrz/APMVu/8Av7XPJM2/73yVNvbZ96nyxDmN1PGGufe/&#10;tO5/7+1YTxbrTp82p3P/AH9auahdtvzNViF23/7FLlL5jov+Ek1fyvm1Cf8A7+1ND4k1fYm3ULn/&#10;AL+1gwu2/wCar0NRykc50Ft4k1f/AKCFz/39q7D4k1d5dv8AaE//AH1WFbPXqnwD+HLfEn4hWVg6&#10;/wCiRf6Rcv8A3VWokXzn2j+zT4XufCnwutbnU5WfUL/N7LvHzKn8A/75/wDQq9fB3AGuZ8PXEkc3&#10;2STylaD92ET+7XUjrWsfhRGHre1jzBS0UUzpCiiigAooooA8w/aTfZ8BPH7f9QO7/wDRLV+Sh1Sf&#10;R/EkN/B/rYHVv97/AGa/Wf8AaeH/ABj/AOP/APsC3X/os1+ROrSf6ZKPeuSuflvFc5U8XSnE9W1L&#10;7NNa2+p2Lb7K9TzYv9j++n+8lYTvvaug+F3htde+HN35qts/tNkV/wC7+6SuMh8VeF5tRu7FvtMN&#10;3BK0TJt/u0qcuaJ9/l+IlisJSrS+0adV5f4q2NKttI1iXyLZp/N2u/z/AOzVpPDds/y7ZP8Avqtj&#10;0OU5J0p+ynWHiTwnf3EsS3lyksTPEyOv8ddBpum6VqsvlW11K8u3fspgc7tajZXW/wDCJQf89JK5&#10;yw1LwvfyvFFrXzqzIyOrfeqiSvbO1tOkqfwtX0BpXiRbnRrRomX5l2NXkth4e0/UpfKttT86Xbv2&#10;ba9S0Tw3BoOg2X2zzZnl3vF82zalY1JckeYqUeeJ85eP/EkXw6+Nf/Eztrv+zNZs9k72nyOu1/kd&#10;P/HK9oT9tSCa38QSy+EL13v7byJZvtTvFF+6lgR/ni+X5ZfmdNu5t/8Afpl54J0rxP8AGbwlBrUC&#10;zWWpaZf2Tea38bfc2f7SN8yf7le4fEL4e7/gV/wgttdzvpU89rb3kztvu51a4i/j/wB7bXFLMaGF&#10;lGhKXvSPAxGDqYxTq05cvKfBtnC1y3lRfO+3+Ba+htF+Pl9dJorT/DLUNRi0fSJdLs5oZbpfKs5b&#10;dFl3/J8zbNzb/wDb/wBisHwHoPhrw34q0nV5dNvvsNq0EsUtx+9inZnRX+0RfwJ99d/3GV0r7H8S&#10;afqGlfCjWtLsdTaGK3tXeJ/KV3aKJH/0d/8AZqcRmFDLXGNeXxHyOSZJKtTq1facvKfnKnjBdN+I&#10;f/CR2MSzJb6r/aEEM38e2XzUR69q8B/Frx/c6DdWen/Dv/hIdK1bXZfEUT/Zbh0+1eajxOrJ/DFL&#10;F/wKsq88MaHpWuJpVt4M0103PFL9uvFe+v8A77PFaoz/AHvnVN/39yPs3190fDrQV1LwHbz2d21h&#10;aa3YxXDW9p8iRPKiM7xf3a2zHMqGV04VKn2j0cqympXlOPNynwf8Y/j14l+IulQeG/EelWmm3enX&#10;nnzvboyO8+zyn+XdtX/gH8VcP4b/ALOs7q0vNaaX7E8uzZCu92/vvs/upXvfieHT/A11qt9eafZb&#10;7hp0W7u4FuPtr+a6bHRon27ERG++qbpa+d9eml1jVv3UCw+a37q0h+5Ev8CJX2WU4OOLX1iXwnPT&#10;yqVTE+0rS5j6Y8P6JB420bQv7KurnXv7Dut8F9Y2vyTtv+SKK1b7zfc+f5VSvb/hN+yZeab4pbxb&#10;rt3JotzLuZdNtJvPl+f7zTyt8hf/AHFrqP2T/wBnK0+DHhKO/wBShjl8WahGJLqVl/49lP8AyyX0&#10;/wBr3r6CHWscXj5SlKlS+E+6oUIwicUfhJ4akdHmtJLt0O5WmuHPzfnXIeIv2fLO6vLeXw9rFz4e&#10;tkV91ksSTwuzNv3fN83/AHy1ex4ox3zXke1n/MdnLE/Pb45/sy+PNJutQ1fUra28VaZK+5rvTIm8&#10;63X/AG4vvbf9zdXzrZ69qHw3vEjWX7Zonm+a1u//AHzX7KH7tfEv7Zf7Otjb2d34v0a3jhtbhz/a&#10;Fuv3Y5W+7Kv+8fv19DhMdHEfuMSclSj9qJ8a/EjXovEmvPfQS+daMqJE6f3NlcU82yrulawugxax&#10;p94y7ok82zd/72/7lcrr3xFnsLeVn8j5f9ivKxeGlhanswjLnjzHQQ361YTUl/vVznwx8SXPjOw1&#10;C5vmgTypdkWxdld0ltFbWV3c74neKLevzVwSlyGhVhvF/hq3DNv/AIG/75rkdV8cz6VE8qxRfJ/s&#10;1sfB/wAc3PjNNTlvGgRIpUSDZsSgDqIf+Bf981Y+b+63/fNdQnlQ2F3cq8DvFE7qm7fXOzfEu8tr&#10;Xf8AZoPl/vwUcxnKPKWrB2dvmVv++a++f2RPh4nhbwJL4gnX/TtZf90237sC/wDxTf8AstfD3wf8&#10;Q3Pjy6la8+zQ26yp5Wxdlfpx8Ong/wCEF0RYNvkpAqLspQ+IK0uSmX20/wAjV4rvdLNKvyKm7ald&#10;VG2UXjbx92ubllSbU0RW/ewfN937u6umXp+FaSMcJ9ofRRRUHpBRRRQAUUUUAeVftPbv+GeviDt6&#10;/wBjXGP++DX5Gav/AMhS4/36/Xn9o67tLD4D+P5buPzYDo1yjJ/eLRsqj/vpq/IbUf8AkITf71cl&#10;c/KeMP49L/Cd38LPFl5Bp2oeHo52hd3+22v+22350/75RW/4BXhfxOtp/B/jKLU/9daSy75Yn+5L&#10;/wADrr4dSn0u/tru1bZcW7LLE/8AtV0XxF0Sx8f6DFc2yxIl0u9Um+4j/wAcX/AK5Yn0PC2Ye1w3&#10;1aXxR/8ASTP8K+JF8PReF9Xivo5orqzZ7x0lR9js7o6f7Oxa7W58VXyM8TSxf76LXlmj/Bnw5bRb&#10;b5rR/wC8iM6JXbX6WdtZWkVtPBsgi8rYkv8AAv3K6YxPtZSPDfGF5deD/HizupudLuFZ2RPkZ5P4&#10;fn/z9yvdNEvH8K+IdPiWVX+0WcW7f/el/uf7KfJXC+NvB8HjOK3i3Qb0b5ndtny1q6J8LtMTTktr&#10;zU/tMS/J5X2p9n/odaBGUT0h/G2oJvVooPl/2a+Ytb1K88MfEu4gZd9lKvmr5X3939yvoDWPKS83&#10;RSxvuX+Bt9eaePPh03jPV7KWLb8nySu8uzZVkR+I9Q8PalP4G8b/AGafyrlkX7Psfdv3sn/oP3Pn&#10;r2Oz8c3njDSIp54IIfsf+j7Ivkr550r4br5Vp9u1WSZ4GR12XW37v+396vRvDcy/2pe2Pmrsl/er&#10;8/8AHXLKnzx5ZFSl/Kd15zXPi3wpfeVv+wTxSts++ib3Svdtb8VLc6HaS+Q3lNfWrxO7Innqt1Fv&#10;2V8w+KtKvL/Rri2s5Vh+2WMu6Z93yJE/z/d+b7u+qEM2seIfhHL4TX7F/Zlkq3Gk3yWMqS6a+9Hl&#10;dH2fd2J82yvNxeT08ViaVeUveieFhcXGEK8f5pfoXX+zXOqag9nr2kXMstn9nZIrVft2yJLf777P&#10;u70lRv8Arl/t19K3/wAV7a/8P6hEsSpFdWcsUVxLPF5Us/lP+6+/96vjXwPq+px+KE0O2tNPtriV&#10;JbCe+htf3u37rvv/APHq9a+FdhqeleGYtKttDa50f7Lslhu7Hykll2bN/ms/y08xymjmk6VWp9k8&#10;7IMZH2dX+8UtS8YaVefEuKz/AOEju7DUPty7tJitfNll82Xe6RS7Pl3q6bNj/e319K/Cv4upYeAb&#10;G1jsWubfw5pVq+p3CS/6iJkTY6J/H/er8+tS8Sa98OvEWp6Vpmqqn2WfzVuEtV875kVkfeyuy/8A&#10;fVfTvwQsPEfh7wvo+i6D/aiWkH+lXlxaQK6XiyojvF80v8G/b/t13ZrltDMacKVb7JWTY2UK9X3T&#10;kvjZrdtrfivQdFs55/NvLqWWXyZf9HuIvtEvlb/n+8mx/wDvutr9lL4Vx+NvjHpuoXKq9lYX3msj&#10;/wAXlJv/APQ9lee/E5P+EV+LGiav9pb7PfzvdSw7fkgbfs2fffd8v8de3fsg/E7T/DfxMi0Gd4Ue&#10;/vJ1illbbvZl+Sv0WhCVHK+Sl/KehhffnzyP0KoqD948XPyN/s04Rf3mLV8Ye6Nd0dvL3Lv/ALu6&#10;p6qpZwQTvMkMaSv951X5mp6yMku1/ut91qAJgc1y3xL0SHxH4A8RabcqrxXFjKgDf3tvy/8Aj1dS&#10;Biub8f6vHovg/VLmTyx+5aKNZfus7fKo/Wqh8SsB+Hnj+2W5vZf79ef+LfFSJ8OdT0yXSETULqeB&#10;4prdP4VZ96P/ALNe2/GmaJ/iNqEEVnY2flS7Gh0/d5W+vNLm5tr+KVZdP3xL8rPur6TOuWSpSOCj&#10;7hn/AAus/sHhC0+XZ5rPKyV0fiS8nsPDjrbRyu91OqN5K79iL8//AMRVKwuYraCKCCLZDEuxUrVf&#10;VYpooopbPfs/2q+Wl751HGeP/HKv8MrTRYLG5h1D+0XuJ5YV2RPF5WzY/wDeauh+Fmkf2L4Qso1X&#10;Y8q73qW/sNM1KLyp7P5P96tW2vIraKKJYvkVdi/NR9n3RSkaut63c6PoMX2aCeaW6n+Z0XfsRfm/&#10;4D/BWP8AFr4lz698NvCWg2ttffbbVrhL54oPKt2RtmxH/vN/t/3a201KC5SJZbbfsXYvzVYfR9M1&#10;j/XwMj/71Y8oc3Kel/s0/DH+3r/wv4Vs4tiSsnmun8Cfed/++a/Ud4LbR9Pt7azjVLe38q3jRP4V&#10;X+Gvlr9h/wCHP2HTb3xjeJsedWsrFNn8P8b/APsv/fdfT2qzK6p+6b5W/wBqto/DzHm4mrz+6D3L&#10;Q36Nt3/f/wCB12Vu2+FG9Vrz25uf3qMr/fb/AGq7nR5fO0+JuaIkYCXvSiX6KKKs9sKKKKACiiig&#10;Dyb9qhVb9nrx8G6f2VL/ACr8kNVf/T5W/wBqv1w/alH/ABj549Hrpcq/pX5FXLb2b+9/drkrn5Nx&#10;f/vVL/CR2Gl3Guaxaada+WLm6l8qLzpUiTd/tu33ak8C64txJc6JLIrxXbt5D/3bhfl2f8D+7/3x&#10;WPcyOrBvSvN7nxD/AMIx4guop2Z7eeXcro/zpLXJGMpS90wySnO3tKH8SP5HsWpTeS7qy7NtY73/&#10;AMm2srx/r2gePNUvdc0/xdJokTxRJ/Z01rP5qMsSI7/uvl+d0dv+B1wv/El+yJ5vjq93bV+ZdPlb&#10;/wBnrt5j9Fji5dYnpiX7VbttSV/lrzgDw+q/J4x1l/8Ac07/AO21LbWen6lOq2eveKLl1ZXZLexi&#10;/wDjtEZe8THGx5j0pLn5flqxM6osTearu6/cT+CuIttKihulT+0vFrpt3/dtU/763PTrzWNI0rYs&#10;t54md2/gS6sv/ZUetv8AEXLHROy+0rsrQ0fVfsF/bzr/AAN81cPpWq2epJLPbWevzW8XyM9xqdrF&#10;/wC0q1tBml1hn/s/RdQv9suxXTWIJfn/AO2VvRywK+txt8J7r458Qz+GNE0S5sbnZe3GmXXkP/tt&#10;cOn/AKD/AOPVYsNb1x/g3ruq6nrjeIbu4sbC4ghu9iJFuf76IqJ/frE02Gf4ip4f0q509rZ9Gs5b&#10;eL7Pdb/PlXfcbHlZEVW+dEf/AGKbr3jDTH0vWPAGkeHNURGWK1vL59VSWKJYJU2OvyfPs2fwf36J&#10;c3NE8nB1XUo4qa/7d+40H/4lvhmHxDBoey9utMlumu00dvK+0M7/ADvcPL/tp9xPmWtD4VpFpUUu&#10;oT61qD3c66ii293LPcW8SK8vz+Vv27U2L/BWJ/wkN54kvJfBV9Y202kxT/Z98MDJcfukS3R92/73&#10;lRIlUbnVdF8E+K/sdj4Xub/U79fs99fW/iKX7I6Tp+9T7m3b87/8Do+I83h2qpUq8l/UjodK16xt&#10;orK81eLSNSlg1G/t5YU06eV7qeL/AFUqOsXytt/gd2VlT7i1ifBbW/7b8R6ZearLK97E1hFZ29vL&#10;s81lllT5E/vfIm9/9is/W/i5P4JsNT8F2egWz6YkSxb5by6il2Nvl+fbKnzbrh/977taFz4YsfCV&#10;roWr2PgS28Sah9lguLXypb3zYvuSo7+V8q/vWd66a3vnTldWH1id5GV8e/E9zf65rdtPOuyw1FUg&#10;SaLZLF8j/In95f8Ab/3K8xtvE+oWGs2Wp2k8kN7ayrLBKn30dfuPXd/tJa0174X0/UJ9Di0HVdUZ&#10;bq8T5ndWi/dJsd/m2/8AxFeZfD25sfFv/EuubyPTbtvkiml+5ur77J6kXhuSZ0Yar78on7Nfs2/H&#10;jSvj78PLXV7Zkh1e2VINVst3zW8+P/QW+8vsa9bA9K/Dv4W/Fvxh+zd8Ql1bRpPJul/dXVjcf8e9&#10;5F/db/4v+Cv03+C/7cnw2+LlhBHdapF4T8QMv7zTNYlWJS3/AEzl+4/04b/Zr5rMsrq4WfNS96J9&#10;LRrKcdT6OAp1UYdUsrqISwXkE0TdHSRWWuf8TfFDwr4QEf8Aa3iCws5pW2RW5uF82Rv7qp9414Sh&#10;OXQ6jqs7Er4i/am/aysLHxDceHNJgkvrbTlfzbhH2o1z2/3lX+9WV+0J+3Nba74d1Xw/4UGoaLcs&#10;7W8lxcQLvlT+Pb8/7v8A9Cr4X8W+MLnxDeXFzdSb5p23yv8A3q+ny3K5fxa559ev9mJi+KvEn/IQ&#10;1e8l+7udpf8AbavL7P4hMmo3FtLqLw6Uqq3kpu2Sy/32WtH4m+I/K8L/AGG2bZ9pn2y/9NVX5qxt&#10;D1Pwho3w+1C4uLTWZPiJLcpLpmo292iWVrBu+fzYtu52Zd9cObVva1uT+UVKPunQJ8RNINv5X2lU&#10;Rfm/1Xz1dtvHGlTL8t23/fpq89svHniW8vLe2/ty5TzZVi3/AN2u90fUteubPzVvNbvP7ssM77G/&#10;8hV4PMKXtPslpPHmi7v+P7f/ANsnrQtvG2iv8zXy/wDfLVzfiHWPFWiWEVz/AGvqlsjy+V++nfe3&#10;ybv7ifLVTRfHniG5leKfxRqEKKjP/r2+6qO1XzxMZVJxlynqVn4w0V7BG+2L8j/f2tXZ/Dd7Hx54&#10;v0rQdKvI5r2/nWKJK4HR7zxRc6NF5U/iB/N+f7R/aL/d/wA/7FfQ37Klhqum+IZde1rXL25t1ieK&#10;1tJrzzfKffsd33f7P+x/HRT5asuWJzV69ekuapE++PDz6f4S0PT9K0xWhsrOJIok2fO+3+P79S3P&#10;irfcIv8A3yn8H/odeP3PjZX+Vp45t/8A1yT/ANkrKv8Axts3yyrFsVd7Inlf/EV31KR89Uxx7Rc+&#10;MIN/zbf9b/d/+zr1/wAE3f2zw9bS7lbdvOV/3mr4a8K/GPw942aVvtn2b7PL5Wx4vkZl/wB1K+zP&#10;g5cpefDzSrhMGKQO0b/3l3t81edGUZfCd+T1KtXES/lO6opB0pao+zCiiigAooooA4P40eD7v4gf&#10;CzxN4esGWO91GxeGJn+6GNflj4t+BnimwF0ING1e8urf+CHTpd9fsNkACvM/Ge5Li9bc3yK7Vx1q&#10;cpv4j57M8qo49xq1PiifjppWqx+HvEFpfXNjaaqlrLva0vl328v+w6f3a8E+ITtNqN8s7bJZZXeL&#10;5diba9q1h/8ASJW/vHdXjHj+5le9lf77wS/LWdD4z5fhuclOcDG8HeJpNF16w/dpcu0ixSwzIrpL&#10;E330bdXo99deCtX077TYX8OleVAvm2UulS3TrL/112bdu6vL4N9zreitJ97z0SrHhv7T/wAI/qEE&#10;UFy/2jd/qYGffXbI++9jTl70jsZbfdFp7eVF9oeJldLdfkZlldP4f91a2bPxDPpXhqJdKW2/tBLq&#10;XzUu4Ef90yJs+9/tJVb4QWLzX6QW0sltetZ3TxJcNtSX90/yL8y7Wb+Fv71de9tc2fjmytvEsUEy&#10;adF5UtxC6ypeRea+996/eZ/7/wDuVzcvJ7x8y5eyqykYVn8R9es0/wCJZomm6bqEq+VPe+QvzrXM&#10;Wkur+I/FWsxtBJf6hcGBpUsbb5fk/wB2vbofEPhBNSRorb/iXpPK9rb+R89ujW6Lvf8AvfPv/jrx&#10;bThpFt4p1+DV769sNwXa9orMj/uvkR9v+1soj78uU64VJVYyjc2rzxP4jjSK10rU7nTUs4orWe0l&#10;Xb+9VNj7q63wxrHjzW720gn1qXRNPVvN8nTItiN/Dv2Uz4L3lj4Y1S7vrzTG1jT5WaJbGVdv2r7m&#10;x23f9917xba3babod3Zz6Zevd39j5UV9fReU6It69xs2f3dr/wAH8aVEviOaVarCPuSOPtvidLYW&#10;e3w9PqEMtq3mrcahsfzW+y28T/J/Evm27/8AAXrF8OfFbV/GmlRavf6tIdSuLmV59kvlfvfNd/uL&#10;92safwNeQ6pDpHi1p/BMLz+Vc6jqFrK6W/7rzd+xPnb5Wi+5/fSvKtCh+wXWq6aj/afsep+bBdqv&#10;+tilT5H2/wDAE/77rrjGVU82GXVcxoVfaS5eaR7sl9PFP56TyJL97zUb56kTVbx5Ub7ZO/8A23en&#10;fEbS7Lwp4ri0yz+2QhrOC48m+Ta254lZ9rfxVjWJZ5lrn96Ez83rYerg5ypSZmeKrlrnxRqs7ffa&#10;8lf/AMfrQ8GXk7317F9pm8ldOn2p5rbV+SsnW3X+3tQ/6+pf/Q6veEmVNQvj/wBOM/8A6BXZI9Lm&#10;aOf8Zl7nRJdzs+1l+/XmMPm2d+m1mR1/uV6n4h/0nS5Yv4/v1wV+kXmvLEvyfw19nlcv3Z9Zlsvd&#10;LX/CbT3kSQXzNM6fdepv+Ektvus29K4e8fyd9YN/csn3WZK+mp4tR+M+npR5z2az8W2sOxFlaFP9&#10;hqsTfEKCF/N+0t5q/dmdvnrwVNSmf5d1dLHaWksqKySbNu/55Pn/AO+VrGpjqEfhgbypyXxM7jVf&#10;iaty3+sa8lZv71S6brzPA8888SS7X/cutcFcvGmsxKse+KL7qRKqVpXL7LeJJfvyy/f/AIFWvLr4&#10;mVUky/iPDL5+lvJLvWW13qi/w/O//wATRpXgLXta8E654sttOW58P6NPb2V5d+aieQ8v+q+Xdubd&#10;s/hqtrF/c39pNP8AZlmtYoPK3P8A8sv3r7f/AGarHhXw3qusaRqstjYyzWtlF+/dP4Gb7n/s1fE1&#10;5c8+Y9OPuwOXab7PKsn91t9db4f1S8j0yILfXMMTb2VEnZEqhqXg/UtN8r7dYz2yPJs/ertr0fw5&#10;aa54Ts7ixudKtIVgldIvtMHzvub5dlcfNyxCjKMjjdX1WWawS2kZ5naXzfNd938G3/2audubtrRW&#10;b73ysn/fS17f8ZfAGveD4/7P8UaLDpWtRfZbhUh2f6qdJW+bb/uV5to/hCXxBqtvYxx73n3Ki/8A&#10;AGrOMub3jhqThGtysm0GH7ZFEsX92vsv9m/Un0rwQ9jFKyeVdN9zf827ZWD8KPDHxL019P0rStDs&#10;YZftVvpqyzWKPF5rfc3v92vUNYm1qzTzfEcFpD4givrrT7x7SLYjNBsRPuf7FdWErSlU5eUzzrlp&#10;YT4jpk1uXdt3So/3PvNVq21KVG3JP8//AAOvN/7Vbfu3bKvWGqskqN/H/t13zkfl9Wvqj7s+GHwR&#10;+Huu+CtH1GTwdpHnXVutw7Jb7dzt8zf+PV7TZ2cOn20dtBGsUEa7Y40GFVa4L4CTef8ACXw1J/es&#10;oj/47Xoy9K8tRjE/YMHGPsISiOoooqjuCiiigAooooAb/FXn3jawn+y6rL5XyeRK+/8A4BXoP8VY&#10;Xjl/J8Ia5J/zzsZ3/KNqiRjW+Bn4Xah97/gNcd4p+GOpeLbKbUdGaKWa1dVlsjcxROytvfzfmf5l&#10;XZXeXMPy/wDAal8OXy6Br0N9JAtykUUqeU6/e3ROn/s1ebTlyyPxnLcb9UrKZ4npXw01+HX9NudS&#10;ews7KCVP3tzqFvsVf++/mr2nR0vvDGk2mmLZ6hbWVlazy3j28rfvdsu6V32J+62RMif3qXxbcr4h&#10;0b7HDZw23/Hhti27bdGgt5Yn2ov9/en/AHzVu/8AGWr6letePBp6XC/bFXZFuRUn/wBj7rbP7z/e&#10;+633a75VacviPtf7epuPuyPMvHWjHRdU0+2a2uYVbTopl+0ptd1l3So3/fLr81en+Abyxv8A4Wra&#10;wXOmvq2mzs/9nahZs/m+a7/Oj7027Kg8YeJNb+IOqWuoaxNaJdxWyWrPb2iJu2/xNXX2P7M/iqJB&#10;c2HhnxD4gt54onS9sbFfKfcm7av/AH1SUufmOCjj5VakpUI8xfh/4SXxP4PuLPStI0LWLewWJ59T&#10;uNOiRLP5PuJtl3f9914H4y0BdLl1VLudX1O/lgl8mGDykTb5qv8AJvfb96Lb/e3vX2P8MbbfdeH1&#10;1zyodKi1G3lvvOiSJFVX8p3lddn30RE+evm/yfDVz4t1DULmXX5ruK8n2y2nnu8Sea/lbH2fd8rZ&#10;WnLGEj6el9YxVP3uWJ2vgPXpX8IeH7rw5qrWF9arFb3SXGmW8v8Aqool/dSt83399dhqvif4s6x4&#10;Ziuf+Es0jStPsIni3zRRXF2/73Y7vui83bu+Tfs+9XIWFp4fk+DPhpdMs4n1Z9V16Wd7iJGuPsWx&#10;Nm/d833Pu/3fnr1XxP4k8J/29u8R+Orbw9qFv5tv9n/sBb13i+0S/wAaxfL/AB/x1t7OnL3iJSxV&#10;P91S5T5x+NPiq51jw5ZW0upz69e7llbU03v9qX7Lb26J9xG+T7P/AHP7leL6JYQaxZbmnlhut/2C&#10;fyn2On9z/gP/AMRX0d4/+IS+G9U0rWPC+pwQ6hoeo77HULeCKJ0iaJES42bP959jp8nz14ZqVnPZ&#10;+I9aubNY79b1vtCu7bPNl/j/APQ91XH4jTBc3JL2vxcx7N4p1O8u/Fuj6RrkEtzBPo+m7k8397FL&#10;9li3urf3t2+m+AoItd1PRbO5n+zQ3V0kEtw21di+bt3V6VZ/EWDVfGXgyBryDTZXsLK9a0uLXzbS&#10;VWtYpUeV/N+Vk2ffRN38Neb/AA1FtNf6J9sglvLR75PPt7dd7yp5vzqi/wC7WNaPvn55nVOMan/b&#10;x6hoPwp0PXNc8Qf254evfD0qJFttHvGl8pm+0f6Q/wDFFF+6T533Kvz/AN9K8U8KuqXN2zf8+Mv/&#10;AKBXuujvpj+MtYtteg0vWL3/AFWzSdC+efa9w32XZ9n/ANa6eV86bWXYnz/frwnREks7rUEnVkmi&#10;tJVZX++rVrW9wzxkYxpx5T1bx5NPqWl+JYLnxDBf6fBZ/aNJitJbLZfrFbuzv5UXzJ8ib/8Axx/m&#10;r5Cv7/ZvVG+Rmr1DwlrttpXxE0eS8bZp9xL9iut//PKdHif/AMclryrxNol94f1XUNKvImS606d7&#10;WdP7rq22vpMrq80ZH02Dhzw5jOvH/cbmrlbmbe/3q1NTvW8hY6w3avZlI+ow0LRHw/69F/2v71dv&#10;bXPzbItr/wC3u37v++a4vTlV72LzGZE3fM610um6xFCsSyyr8su9t7faPlryqkjoqRJUm2ancNPt&#10;87+FEi/iq9ptsvinUUtPtbQ7Yt0uxd9ZNmjalLcM0kdtbvudpXrvvAOjWlx4a1XUrbzIfNlSwi/2&#10;9vzu6/8Ajn/fdZzn7pw1PcjKZxqiytrLWtOub1UMEG6DevzSvub/AMe+evQPgj8RF0PwL4u8FT6R&#10;Bf8A/CRxLKmoBmS4sHiV/uY+9v8AlVt38O+uG+wwvHriPD50kTr5kr/OyL81ezfs/wDgu11H4S+L&#10;fF15Yyfbri+isrGXb8iRKrtLtf8A4Ei/8Br5/llPlOtyl7K5y154Viv7B1ltok1Bp/N+0RKibE/9&#10;m+b/ANAr23QbO+ubz+wYNVudSS10yK9l3yvK7syI2x08r/bf7m6uPS2ir1r9krwNpXxc+I/ibw3q&#10;uvWGgR2VhFqEV7LBFLNK+7bs/e/wr975f79XUjGET5zD1Ktefs4yPOPid4J1fW4NVvtYudUv5re8&#10;+yxahM29Lja33H/3Ff7+/wC8+3ZXG+H/AAhLp1xFdRTtDcRfOro3zr/u16f8QtSlv/i14r0WCKBL&#10;eyv/ALFBFpkH2eKdF+VJfKX+J/v/APA6Zc+Hr7R2uILzTruzlgXfKlxA6PEn996KcIyjzHnYqpU9&#10;rKP8p9IeA9Vvnv8AXdBtta1B7LS5fKV7ee4ldn+0bHf5Ytysn+5t3fx1574zm+TT7yW5kuZrr7Q8&#10;/nMn+tW4eJ3Tb/fWJK9Q/Zb1GwvvgvrevSXmk2+uada3MNro8umxSvdKsW5ZXb7zeazMvzfL8tfK&#10;9n4wtfK/0xltpUd0aJP4Pn+5RTqR5uUeNoYmNCP2uY7D7Yqf3f8Ax2rtnf8AzpXD/wDCSQXn+oiu&#10;Zv8AciZ63dKvJ7n5l0zUnRfvbLVqiUj5apleOlH3aZ+pv7N8v2j4JeEZd27NmOfX5mr07OTj1r5e&#10;/Z7/AGhfA/hf4V+HdE1nU5dKvraJ1f7XbSqn+sdvvba+hfDnjPQvFlt9o0bV7PUov79tMr1gfsGD&#10;XJhqUZfym/RRRUncFFFFABRRRQA3sK5P4rTfZfhn4rm/556TeN+ULGus7CuM+MjbfhJ40b00W9/9&#10;EPTOev8AwpH4uXKfNVVLf5q1ZE+YVEEU9q8OR/OntLXKyW1ZWk2CiazZVVGlt2Ztq/e+bbXQJ96s&#10;3Sf9bp//AF5t/wChmrj8Mjro1Jeymeu/DfwrBeaDaXn/AAh0WsbL5kvtTuJfkS1/db9kW9PufP8A&#10;vfl2b0+euJe2ufEml+M9TvNV1T7Raq6WezUWRIIordNn7qL738C732rW3oXj7XNA0mXSrOW2fT5d&#10;+63uLGC4+9tZ/vo38USf98165deBfhv4b0exn/4V14Q8Qa1PB5t02oajdJcK3+4vyozV6UJe77p9&#10;1wtUjVqT/wAJwvga2vLDwl4g8+51C5ifTP7Qgu5oke3SVYvNlt7jdE6/cd3X7u/5FrxrQfGGlf2j&#10;4g1DV21B7i4Xfappk7WSSuu9USVItny/c/74ro/iVp+n6ClrYwJqGjvfwTy/Z0l3pu+0SxI/+1s2&#10;fL/s1wXxr+Dmr/Bz4j3uiz61f3+ieQz2N3bxRPK0q/K6Pu2/cZH/APHK6eb+Y9rBRpzq1JVZfCdb&#10;4GtdetvDmoatpHiW2s7TTp4vt1u7f6XF57ttl+ZPmVmVv4q7XwS+oX8HiO5ttD8QarLfolxBd2mk&#10;z3r3kv73e7uvyo25t2991edeNfhvrHwf1TUNF/t/+29K1mC1eV3gRJUaL5vKfb91kaVq+gPhp48a&#10;z+GOhW1n4j8ReG4rWLZdXFp9qit92/8AgdYvK/4HvqJe9HmIoexw2PlOVT3YxPlH4iw31toP2G+0&#10;ptKuNJ/dT/aLXypXfe7fP8n93ZXnXg/xH5zXUV5crsWXzV/2U/j/APZa+tvH+iRO8U/iGDXfE6at&#10;dS+fcXdnKksr/Z/KR4mnT5m3fMqf7FfP+o/CqK0nVbTwx43bz23pC8EX/jybKuEuWXvHdhMVTcqk&#10;eb7R6L45SJPifoXkeX9kfR7Botn3Nn2VNlb3wXdU1Wxga2nuft6z6en2RkSZXl3RK6bvl3fNVTRP&#10;BuveO9d0XVdD8GeIn0Szs7fTYpZbVpXZoIvKd3dUVd25K9D+FHws8UaPrWhXOr6DqWj29rPLd77u&#10;zdN/lb5fK+bYu5tn99axlGXtT4LNOeeJ/dx+1H9SS5v76wuvEfhy8sfEF5p91FLqS31veRXEtvZr&#10;b7HuEff5X/LLb9/7vy791eSeI/En/CT+L/EuteV5P28z3Hlbt23dXvlzcz+D73xL9h1DT7Pwvoyz&#10;6VfWj6ct/cRRMksru+75fN8+9dNiNt+T5/uV85eKdO/4QzxJrelTzrM1r5tr5qfxf3HrWub4ynLl&#10;jE801b99I1dne3f/AAnPhiXxPAn2nWtOtUtfENvt+eWJflivdn8asu1Jf7rIj/x1xlz87NWTYeMr&#10;3wJ4ih1HTZZ7W/tvuSxIrfe/hZG++jJ/A33q0wleWHqc0T6LL1P4YnC628f2l1VdlZDHmvR/iHrX&#10;hDxXaR6lpGk3Hh/XGf8A0zTbZVfTn/6axNu3xf8AXL5l/utXnLwy/wB1q+jqYuM4+6fZU42iSWaL&#10;LLtZWddv8FXYXtrSKVtv71l+VG+aqVheTabdJPGis6/wutaf9pPqHl2lwI7O0aRfM+yQL8q/3v8A&#10;a/76rg9uXJHVaFpFxd3EWm20cM17LF83nbXRPk+d2/uKq/xf7Nep6StnFpUFlpu5tKsV8qCVl2NO&#10;38crf7zf+O7K82tdZtBCdI0G2ey01tonubg/6Ref9df7q/8ATJP/AB6vStH+TS0WuaNf2p8tmVfk&#10;/dxPLPE2las91e3thdxQRXDvazwG6WJ9ny/eRm+781e0fsp22qX96mg65rclj4Pt7W6nntk1eBot&#10;+x9n+j7tzt5uz5VrzDXvCH9sa24ib7zV6H8LPDK+GTfpu3u3lfPXJzS5jHF5tGhgfd+I7S/sIodU&#10;eCKVXTz/AClfdsT7+yuZ+FutXGk614n1nT9Se11a11Oe1g1ay3rMsX3dqOvzbKs+IZmS4l/2Lr/2&#10;euW+Ecz2j+IllWN7R9VniZJl+58m7dXZL3x5N78JVT1m51ufVb/+1dVaW81iVt8t88T/AGh3X+Pe&#10;3zfJ/v1z/iHxythA9tFPPeJKqL5KStsdN+5E/wC+vnrl/E/jZrmJNM0798+75Zfn+X/YSum8AeG9&#10;M8NwJquvy+dcJ86xPRGJ9JyQOq+Anwx8Z+PNZu4NM1e58H6fdKn257Gd7ffEv9/b96vpOw+F37OP&#10;wfuIovEeqy69qG396/3/AJ6+VNY+M2teJNeitfC8EsN6y/Z1i05X3vXsXwv/AOCdvxN+LktvrXi/&#10;Vz4W0+4+dkl/e3Dr/u1jLlgdEVL7J9E+Hv2mf2bPCX7qztoE2fIv+h1d1X9sb4TTW8q6Hc2KS/wo&#10;8GzdS+GP+CXHwn0pYn1W51nWJ1X5na68pf8Ax2upf/gm78D5F+XQ71G/vpfPUe0ibcsjyh/jBoPi&#10;T7XqECLc2/8Azxt1R9tc5balob+brVtBc+HruJvlu9Pbyn/8dr1HWP8Agmx4V06X7V4J8T6z4buv&#10;4Uml8+Jq+efip8EPjB8LtZtF8RuuseFPN/e6hYr8mz/b/uV2U61KXuyOGpRlD3ons8f7Xfi/4Ly2&#10;UviB18d+FZ/+XlFWLUIP/ZXr6t+Evxn8JfGvw+uq+FdVjvoRxNbt8s0Df3XT+GvyI8W/Fq28Q38t&#10;nFL8kTeUlafwlu/F3w71F/HnhW+bTfsrfvUdtqXSf3Nn8dRUoRn8BdOtKPxn7Q4NJXi/7Of7Smif&#10;Hfw7E6Sx2muxL/pNju/8eX2r2k9a8+UeXRnbGXMOopBRUlCGuH+NT+T8HfGzf3dDvT/5Aeu4LADk&#10;gfWvMv2hPEWl6B8GvGM2pXcVvBJpV1BGHYAySPEyqi/3mLUzjxU1ChM/IB/v0oOKT+OtHQbbTLzU&#10;li1XUJdKsmX5riG1+0Ov/AN6V4x/OijzScSgYhskIP8ADXRfBTw3beI/FVtY3TWUMUeiSzb9Rl2W&#10;6PuXaztvT5f+BVtf2D8O0/5nbWX/ANzw7/8AFXFZPxu0jwN4V8dfZfDGpNcaLFpsDyo0q+UsrP8A&#10;vYlfc3mr/wB9/wDA9lddOHKfQ5Zh/wB7FVPejzI9Q/4Q/T9EurT7ZL4AvEluok8rRNTe9l2b0370&#10;835V2/x/3nSvRvFXiSLTX1P7D4z8V2bwJKkVjYypFbpt/uOr/dr4v+IupeHtS8URLpEunvaRRfvZ&#10;dOi8pHZpd/8ACibv4P8AvivpjQfBmuTeALS8i0i5+yfYPv8AlbE2bKyxVapSjH2R+x5ZgMFTxFWj&#10;GPL7pn+G/FWlfE7Q/t3i/U7TSrqKdliu/EMq372ETW9qyJulSVnV3/8AQ6h8R6X4YnuItOtvGuge&#10;KU1aC6tGeLTrdPscrW8uzc/2dW+/tberfwf7dfN/gO52WulXLQfuopYE85In2LteLf8AP/ubK9Q8&#10;W3+ma38SfBX2HbeJugSV0i/5eFd9/wDf3fJ/Hvb7lepCpKceY8O8ZYepU9n9o53W9b+FOm6XetZr&#10;qV/e3ECxWb3bSxRRTt/G/wDe+fft/wDH6+jfhpDY6Jpuq6DfaUvi270b7PprQ3esXH9nxOtrE7/u&#10;l/2t9fBWr3NjcxWUCXUD7byD5Hb/AG6+8vhdZ6hqvib4hr5X3Ndfa8rLFvRt+x0dvvVlU92J6dCl&#10;SpYqMYw+I8wsLyWw+L+p+HNauYrx72ezuoLTz99pua3ut6JFLv8Al+dE2f7aV0XxI+Gngz4deFZf&#10;EOmaVs1B54rdnu5Ue3gilf53RNnysn8LpWV4z8PXP/DUvhqKJVufKaweV7SVJYl3O/33X5f+WTv/&#10;AMAr0L9pm2n0r4S3c8EsUz/arffFD99k+ff8jf7G+vHrVsTGvGMfhPVoQoSw+JlKPvR5uX7iv4G8&#10;Q+ELmJ59Q0VdeuLddiy2955X2fdK7bP/AB7d/wADritV8Wxal4y8QaDp8Vp4YtL9rLTbOG3i/wBb&#10;Ez/vfNfZ+9b/AEh/n/u/LR8B/CV9eabrEV5eafo+2ddn9rX0Vvu+Tb8m773zI6/8Arj9V01U+NOo&#10;QXU9tqWj2uo2b3lxbzrLaLE32dX+dPl/2XrspVK/t5c3wnz+Zyh/Y8KsI+9L4jrdK0rU/EPjfVf7&#10;P1rVPD22zurhotentUe9uIopYkRPN2LLFsT5t6fL8/3vvVxXjzxnp+sfBHRFn8Nab9rvdWvEbVtz&#10;PfefElq73Dy/8tfN82X5Pu/c2fcrqPE/iTwB4h8fS32r6hLDv0W6t4Ljyld1n/0hf9IRXRV2fIsW&#10;z729HevGtV16xufhj4f0xblX1C11q/uJYtv3YmitVR/+BtE//fFerUkfMQ920Yn1B4P8B+GnuNb8&#10;Q6LodtpWlXsqWtnaRfPsRd+/f/tfOlfAnxXs2s/Gt3EzM7rFFufb/sV+hvwK/wBJ+Haf8sf9Oldt&#10;/wDwCvh39p+zWz+NOuxRLsi/dbf++K4MJL99I/SVCKoR5TyH7ArruZtn/Aai+xxfZ93m/P8A3K07&#10;NF8rZ/fb5PmpnzeU8Sbd/wDH8u+vWMTHfTV+zuzMyP8Awpt+9U2iWcH9rWX25mSy89PPdF/g3/PV&#10;/wCXytvlx7/7+2tjw3bWcOqWkt8sr6fFKjz+V9/yt/z7P+AUpjPfrbwb8Ab/AEaK28PeJb1PEc/+&#10;qe7SeKJW/ub2+Wul8K/szeOPE+ifbtFtrG/t0Z4m2XkSOjf8Cqh4kuf2UfHGgw6X4cg1vRNYl+T7&#10;RMs6JE/+2zu612Xwj/Zw+N2oaDE3hj4lXNtosT/Z/KTU3idEX7nyN97/AIA22vFpVJQlyr/yY58T&#10;gqGI96rH/wABOX1X9l7x/wCErW41XVdFWG1tbaW9ndLqKXbErqrv8r/3mX/vuuX8NuPP1D/gP/s1&#10;fTl78G/jb4c0TxbpWteKtN1LTL7Rbjz7jXrp57tbOJomuPI8rci/N5W7+9XzrDpFvopuClws2PvS&#10;p8sW1f8Aeru9pzU/ePzjiKlSwr9lS5veOX8WvsuL1f8Apr/7PXE+HtSawvfF9jF9+XVZ/n/2d1dP&#10;4tv1mg1C8Xd5T7nXfXM2NnGpuNRdW36pcyz/APAGbdXdA+kyLSjY3fDFh9mle+ni+793fXQeG/Cv&#10;ij43+MrfQfD0DXLu372ZE+SJf9uq9hYXOvT6ZpGkRS3N7fypbxW6fxu1fr3+zH+y9ofwF+HcGnC3&#10;im1+6XzdRv8Ab8zy/wDxNOpU5I8h9TTp83vHKfssfskeCvgVZW99JAuq+KJV/e30q79rf7NfUUUi&#10;yL8teZ3+l33hLUfPlla5sm+6yL9yut0fW4rxUl/2a4tzsOjoqKG4juF3RsGHtUtSAVyniy5iuIms&#10;Z4Fmib7yuvyVtX+qw2auu/8Ae1yU8k+o3Plwr50rVEgPg/8Aal/YzsfEOr/2x4F09rDWJdzy2luv&#10;7qWvCvAcOr6Vo174c8WWcqafbz+VKn3ZYH/v/wC7X7H6XocGnqJGVXuP4pa8O/aW/Z/s/G2lXXib&#10;Q9Pi/wCEotLZ90KrtW/j/uN/tf3a6aFWVIxqU4zPzh17xnefAr4jafrXhBZ7CKLY/wB75J1r9Sv2&#10;cfj/AKJ+0R8P7fXtKlVLyP8AdX1p/FBL6V+P+sal4j8fxReHoNIlme1lZIk2/PF/sV9N/sReBfFn&#10;wC+IEWqateRW2iaon2e8sd3/AHw3+8ldlaHtffic1KXJ7sj9PqKajh1BHSivNO8+bP289am0f4Ix&#10;GKeWFrjVreLfC21tu12/9lr80dQ1Ge/l3Szzvsb5fOlZ9tfor/wUUl2fBnRU/v65CP8AyFLX5wE8&#10;muCvL3j8Y4pnP+0bX+zERKKhnuGVljh+edvuq33VX+81Yc+r2ccrK11fXDL95opFVW/3a5oxPmaW&#10;HlVOmH+rl/3Wro/glrWmeHPiNpV3qt9Y2FvHpR2y38UUkW7zVb7svys2xX+9XnC61YMdrR30yfxK&#10;1xWp4Iv9Xv8A4j6JLpOh2mv6h5+2z0e7i823l/uoyf8Aj1d1GPKe3ldOWHxEZHu3xi+Imqr4q0rT&#10;vEup+HLbRPNtb5UstPtfOZfNif5pYP4Nqu/+01eS/HvxDovjnxlNqHhPxRPbaZcb3vLfU4p3SWVn&#10;f54kX7sWzZUPx0g8XDWtItvHWs6bqky2bLbafpMkWzR4PNb/AEJ1i/1To38L7681RIk+SJdiLXVG&#10;N4n7EoynLnPo7wN8QtKtvC+p2fgLUL3w9qul+bdRTPZy3H2dGit4t8r+U6qrukv3/wC5Wnf/ABX1&#10;7UNRstQ1nxVaeIXsori606xu7V3eWVbeX5FdbdP49n8X3d9fMGkHWBceMP7M+I1p4FRNJie5sbu/&#10;a3/tuPzf9Qv8Lt/F81fROsat8VtS+GGjtr+r6PrHhqCWDyreG+s5bhG8ptj/ALr5vufLu/2KJS5J&#10;HjZlUq4TDSnS+E53xv4N+C0OjafNo2lWj3CaW1619bwMkX9st872/wDeaJF+VU+7uWu917xCvirw&#10;pLOtz4NttY1K1i8177UXtXs3VE+RIlT5fn3/AMbffrxDWnDwLpULfab+efzZHT+Fm/hr3PWhqdl4&#10;e0yz0H4BaPpHiCCOCJdZvPNuNl0u35n2fIrbl3N5v96sf8R5uW5liMfL2nw/ec34J8H6R8H11PSv&#10;FHizw3f3t/LF56aTqKXUqfJcI/zr8q/61E2O/wD3wlebp4Dtk8danq//AAlGkPpW64fTNPm1PzZb&#10;f/n33v8Adb/a2VmeMLbXE8da63iq2srbxQl06X32GKJIkl2IzonlfLt/3Kz67PZwPqfZ/F/ePoXX&#10;pvA/jb+x7xdX8Ow6raz3m6a4+0b5UZ5dkTosT/c81H+/956wn0Hw14P8JXtnY6vpd5rF7axRS/2c&#10;txvn23Hm+a+6JF+RU2V5b4Dm+JSa3p66HpGk+JNAbVp/sGk30EVwzXXlRb98X39u3Z9/5K9/+Mfi&#10;D4kXnhLQrTxn8OdJ8K6PLdIlnqCaYtrKkux9kSbfuL9771c0viPms1hXpYWpS5vd5f5Rv/CrtR1L&#10;wWlnpGr6Nomto/m3linlSvcS74niuHlbf5TIqP8AJ/8AFvXi/wAftC1Ow8Xy6reT2lzbzy/YoHt5&#10;0d18iJETzdv3ZWRkdv8Afr6Yh+IUGvWH2xdB0u5819kU2oWvmypt+X+/t/74r418ffESXxVc3Nlc&#10;y3M2pW+rTtLNcL8jL5UUH/tL/wBBrGniY1pSjH7J1VMpjhcJSq838p9ifApNngHyPubbx/8A0BK+&#10;J/2tIUT4566sSrs2xfc+5X2t+z9ftqvgO7nf7/8AaMqNv/j+SKvkH9qjR2ufjJrEqr/Cv/s9Y4SX&#10;7+R9ZL+BE8Ps4VdX3RM/+4tPtkl8hPln+T+Pb9ytC202RP8Allvfd/HUtnoku918j733n3V65gZV&#10;nYSum5omdP79dt4bsLOFreXUIGeyVledP70X8f8A45SabojbPm/gT5nrqNE/sza7blvIovnnhT+N&#10;K3+ySeteK/EH7JvjTwrcWXh/wRrOhzMzO2reTOixfNt+ZvNdV/4Elb3wH/Yz8X+NtJSfw58T7vTd&#10;EilZFt31G6td6fwbHi3rt/3Kztc+O/7NvjXwbdaNpfwwu/DCFGWe+S2SJF3f32il3NUPwU/Yn8If&#10;EyCa+g+KUGj6bF8qw3Gz5l/6ZS+b/ufNsr5+PuyN5yi9ve/wntniT4P/ABU+B3hrxRFaeOrLxDb3&#10;mgXkt4mrXV1qTxWsWzzYomlXbEzo/wDwLZ975K+QLnVbvVdkFzIqRbt2xF2bq+qtV/ZFvvhR4K8U&#10;T+DPiot5aPot1Lqdukv2j7VaxIjPEn9zfvr5NhT7tejT5ZHwGfRvXjLlM/xJD9pit9Pgl+eeVUqH&#10;xDc+dryW0ar5VqvlLsrqPHiXnhv+xIJdFlsE8r7Qt9dxbHuHZP4P9muFsLn7Te+e332be1d9H+Y+&#10;hy/D+wocv2j7h/4Jj/CD/hJviNq3jPV7bfa6DF5NnvX5TcP/ABf8BT/0Ov1FPAr5Z/4Jy6Imnfs6&#10;W1/8vnapfz3LP/sZ2L/6DX1OelcdSXPM96Pwkc0MdxE8Uih0b7ymuF8QeC7u3Xz9KnYIvzNF/Ea7&#10;+ioLPL9B8cxaVK8V5uSX+JHr0HTdYttUiaSBsotcr8QfA665b/abOPZfL/En8VcV4S1vU9EvX0i8&#10;Znlb+DbVbgd3qW6+1TbBH95q6ew06Owh2KvzfxN/eqloVg0aGeU7netmsogFFFFWB8gfGTwDbfD3&#10;4hS32m2MFtYax+/+SL7sv8dchqrtc27+Vuevon9qK3m/4Vk9/Z2iXl9ZTo8SN6fxV8iP4k8ezWu6&#10;x8OWSb/+e09evhqnuHlYiPLI+5fg14mPiT4eaXdStunjT7PKf9peKK8c/Yr17xLc2PifTPElnBaP&#10;FOtxbi3fcm1h8364orz6kVGTR3Ql7qMX/go7Ls+FPhpf7+up/wCiJq/Orf1r9Df+Cj7f8W68Jp/e&#10;1dj+UD1+eXc141f4z8b4q/5GUv8ADEwtUdkh1ba2z/VLXutt4G+FL3WnxRRWl5dxWvz28V06ebP/&#10;AGfFKkT+bcIsu+V3dXRol/dOrfNsryjwzbW1342sra7gW5tZdWsIpYpfuOm9d6V75rHhj4d6bYXt&#10;zZ6n4XvPKgd4rG0utLe7d9n8H+i/N8/8FdlCUYxPUyTCSxFKUo+X5Hm/hj4b6fd6l4tj0rRrLxbL&#10;a6slrAn2yW3t0sP3vm3EUu/+DZEu7e23f/HUvirwH4esNI8D3moJP4AtLiWK3utQRftEs6fZ9z3S&#10;7X3ff+XZsX7/APv17hD4k8ITeEvDUS32r6bdpp0FxKnh6dordmaLe6eUsqRL87u33N1eHzfFq58S&#10;XWsaZBov/CQ3FlfWcVnoOo3Vxdf2uy3Fx+9eLf8Ae2Om/Z/cq/a0pylTifSyyf6vRhVl9o8n8Zv4&#10;FS9ii8D/ANtzW8Sul9d6yqp9qn3/AOtiRfmVXTZ8j/NXL7/m/wB+vVfj1H41F9oEvjPQ9O8PK+ns&#10;dKsdMgiiSK181vkbb825G+X9781eToi+Ujfx7v71bw+E+mpR9wzrvUvB1nqGtx+KvDeo+ILufS1T&#10;TJtPvPs/2O481/3rJ/Ev+zXpmmJ8J/8AhC7dtHl8V2HiDdF58N9a2627/J8+za+779c94Nf4hfaf&#10;HEXgTVNOsbZ/Dp/txNQe3R57PzfmWLzfvt/uV6dreifFG5+EOlW2veBdJ03w+s9vLBq2n6VBayyt&#10;5W1NzL8zb1/9ArKfxHiZ1GP1aRy2naloOmtK8Fzdb2iaJt1sj/I33/vLX0X44t7Gx+DOmafqfxzs&#10;E0qexil/sS1ZkuFRk3P8kX3pVVm+/Xzmtlpdhc29g1pc6nqLNtZLRv4v7q/7Vep63qvgfQfCaWen&#10;/BLX5vGelwLdX39pyyrFs/jllT723/gC/wAdZP3j4zJXacuaUuX1/wAjwl4dDs9R1CDwvfXOq+H4&#10;p/8AQb67g+zy3EWxPndP4af/AAVkXPiHUPiF421aWxs/D3gZbhvtEWmJa3H2dF8r59u3ftVNm75/&#10;79Sa3pWs6DFbteeLPDaJcf6rZZ3Tbv8Ad2p92u+Mo8p+kKpGfvKRkW2neCZvGySazruo6TrbXmyc&#10;+Q/2eO18qLY6svzbt26vofXtK8JWeg6FL4e+Jdz42me8VJdMms5Yki/df635n/g/3K8o+GqXurav&#10;bafB4T8N+OGgnbVbrUJneweddnlfZ3llZPkX5f8AvuvbPGNxpj6Lotpp/wAM9J8GahFc+bJquman&#10;9r82JN6yxM/mv/3xXNP+Y+bzytT+ryvL7Pmdt4S03Q/D3heKz8Q+M9C0G9iZn+yTT+a+1vnT7v8A&#10;sPXx14n8ON/bura3bXdteaVLqcsUVxbtv3bv3u//AL5r6q8Ua34H8U/Ypb7+1LbyLP7K0VvpkXzs&#10;2ze7P9oRnb5Pk+7tWvKvjH/YcOg6ZY6DY6h9lluvtTXFxaxRRfurdItqIsr/ADfxPvrjo0Y0pSlE&#10;2nm+FxWGpYajU5uU96/Zjtp/+FX6reMv/MYZG/4EiV8u/tD+M9GT4naqtzdx72b5f+Ayuv8A7JX0&#10;rqXxR8L/ALMGspp+vS3d/p+uaLYXsD6YqS7bpU+dJUZ/lavz2+J1rr3i/wAZ6lrv9mXr2t7O9xbS&#10;yxbN0TvuT/0Kow0ZQrSmfZOUfZQidD/wmWgozbbuP/vqlh8b6Ejj/S49q15j/wAIVrQb/kHyL/F8&#10;zLVd/C2op962x/20X/GvV9oc/LE9i/4WR4ee3liaWPY67G+//wDEU3wt8RPDGgT7SY7iF2TdF5T/&#10;AHP4lryqw8HazqKymC2R1iOx988Sbf4v4mrX8P8Awy1+61O3VYLLLNwHvoP/AIuj2pEuWEebmPsz&#10;4j/tXfs/+PvDV1oNr8FYPDxaX/j+S2tYtn+/5XzVP8C/2dvg3420ya81H4n2Hh4r8sEV39i2Sxf3&#10;F835n/jXfXyxq/gd/EHi3WHs7Zv7PW+l2JbruRE3ts+aulsNBjsY7eOJm/cfLFub7lccaPLL3Txa&#10;2a0KP8T3j7s0/wDZY8G6fp+uw+DPitNcy3WlXk+oxaDPav59rEqN9nl8p/uv/wB8/wCxXz7o/gmx&#10;ufNudDs9Qub61X7Qn266iS3/AOB/JXC+FdV8Q6Pc3EHh7U9Qs7rVFSylTTJWSa8X7qRPt+9/uVj/&#10;ABp8Q694EW78EwazI9wjbNTltp9yeb/HFv8A41T7tXKMoHi80czxcKtL3Yx+I5nxz4wn8Sa9dz3O&#10;ptqV2v7pn/5ZJ/sJ/s1maPcypL/sVj6V4Y1Cw01Jby2a2iuvnieb+Oj+0mtp4ot29Eb76V6tD+Fy&#10;n1qP3J/YCvbe8/Zc8JCHaHjEySr/ALXmtX0YelfEv/BLPxtHrfwc1XQwym402/343Z+SX5//AIqv&#10;tuvPnHlkegFFFYmsa39m/dxffqQLV/rUFgn/AD1f+6lZ1pocOolNQvLZEvfm2v8A3VpdC015n+1z&#10;/wDAUroaAPOfFHjvUvB2qQwPYxzae3y+bXVaJ4pttbT5Pkb0aruqaRaaxavBcxK6MteUa14fvvA+&#10;qLPbvIdMb+5VIg9moridB8W/afKZtz/LtrsoZVmXcjbhUlnBfHOXyfhdrpVYnl8n92s33d3aviCH&#10;xh4l0e13S+FftkX/AE6T76+vv2mtZisPh79jZlEt5OqJlq+XrC8ltvlb7lelhPhPNxe56H+yL8TB&#10;4i8W+JrRdJvNPnt7WJpI7pNp+9RXY/ss24vr/wARXzxKflii3bfxornqtc7NKXwI4b/gpO2PA3g7&#10;0/tSTP8A4DvX58j7hr9Af+Ck7Y8IeC1/vahP/wCiq+BmhgQDbOv/AI9/8TXh1/iPyDif/kZT/wC3&#10;TH1CBFaSSWL7RZzbfPVPvxN/Cy1S1LUrGbwRoVtZ/ZEvfn3Soyb12o/3/wDvv/8AarufC09tpfiv&#10;Qrye8iht7e8iuJZX/gRX+Zq9k8bfFfTPGGh3ulWPi/T00yK1aJre4gsvNl+T7/7pHVV/3K2pfCfQ&#10;8N1KccNU9rLlOV+Cnw68Wa94Bsp7XSLm8+/suIoNqMn+xurwe503VbD4m63Bc6z/AMI3Fa6wyT3d&#10;xA3+hbpfvuy/8C/74r6y1jXvAvjbwXptnpni+Kz1W106KyS4h19be3bbEq/6h3SXcjJ/GnzK9eW6&#10;34e8K+EvCssUt5p/iq0uryylvLGx1ZPNuPKeV5fn3v5S/c+f/wAcrGGHjSqykfYY3F0Z4OnQlKPu&#10;8p5D42s/Cttq6y+HPFl74zurjzW1i+uLN4k+1eb/AMsnb5pVf72+uc2N5X3W3+bV/wCMHju61u60&#10;qPRvBWgeD7Wwia3T7DPvluot+9Jbh9/72X/brg7PUtVmf95qEGz77eVbb9rf9913qpE6KWKoqHxG&#10;le2fgO51XWP+E5vtbs3XSy2j/wBjQRS7rzd8qXG//ll/uV6voekfDq1+H9pLovjbxDrHiKVovtWk&#10;rYSwQquxmdtzt/BXn/gLxJrPh7U9Zlg0HRPFh1bTn02RNb0xXS1Vvm82Jt/yNur1a08R2+q+H9N0&#10;RPBHhzw3f2DxXDajp93LLdyqqbHT5n+6+7c1RKUZniZticPPDygpHWW3w+034O6tpni/Vbq7+z6R&#10;qsTL/o0qJcTxOkvlLK0W350roPAHxd0jxJ4g0fRdP0G7v72eCK3sdJtIovs6Tr9o/eoiujfOtw7u&#10;nzfM7/J9zZ0fx416DTfh9d2dnbNqUsXiL+35ZplaW08r7O6Om9f4vnryH4afHvT7D4l+B77UNPiS&#10;LTtRWWV7FXd5fkdf7if3/wC/W3NyE4fLcPTXu1Ds/hp8H9D0fxRb3n7+aVYLpVhvoGt93yPE/wDr&#10;U2/I7p9+p/2lfHPgV/Efw9gsTBf6ZonhufRZ7S0SJkt59zbE2NsX7v3NlbXivxDqWp6PruvCWOyv&#10;Yt/kWUM/lP5TXETfL8+/zfKRv9msH4d/EXwq8V3L4s1OO/hee1WBNR2XXlbnfzX2So/8H33Rd237&#10;lQcqx9PKK31SlCUub7QnwN+JHgfQbr4gXMu3RLe88LS2SvcbNkt19oT7qK77fl2LWL4q8aaLqlnp&#10;8/8AbFi8rz3Hnukq72+S32O9c1+0D/Yv/CltM+zL4dfUJdRR1/szyvtFrb/vf3T/APLV97/N8/yr&#10;sT+/XzJs2NuWumNH2sTpxeG/tvBxjV90/QDwM/w7ttB8L3l94q0K5e/vpf7RsdRa1fyk+z7vv7PN&#10;Vd3+3XhXiHxJob3rwNqsV/E07or+auxdvy76+efmR97fx/3Kt2zs71ccJGEuY9bD4PDYelGMacfd&#10;Ppb4heHvDVtdfBRf+Eeg1XT9etZ4tTmh8r7RLulTZL5sqOu5PN/8c2155B8L2sorSDT9J0qTZOst&#10;5e321pXXZb+asSN8u359v3f+Wvy7fnrovh7/AG9qqeBNQ16zW28H+FJfNgvplbZdbpd/lb9n/TKv&#10;ULC8W806X7H4hl8PXaMyNCkVxLFcfJbqjo6RP8vyS/8AfCVwR5oS5ZHLmePp4eUfZHw/4g8KPp9/&#10;MXtPsxeWX/R/+eG1tuz/AIDWQdMVPuw/+O17d4ks2kgsmn/0i4d5/Nlb+J/N+Zqw7NINK1G0vJYP&#10;OS3nilaL+/tfdsrWMec8mlmkp6SPWvhZ+wLc/GjwBomuaPef2WLm2WW7vr5ml3yt822KJUXaux0+&#10;d3/4DXtnwd/4JgXXhbWf7V1bxzbLLF86W/8AYqyxf8DV5a+WdB8W6nqWnW9z9uuUa6XfsSdti/P8&#10;if7qVa1LxVPbbFlaeZ2+f55X/hrT6ufZ3pzhyyifoTYfsB6Rba2mry+P7Sa4iZ3W3uNFt4rSX/Yl&#10;SKVGb/vuvl/9r3wp4c8EfETTtG8OWCwTWthv1GW1nluIpZfv7lZvm27XT/drxyHVWvLVG8+TYy/L&#10;verGlX/ky66rNvVvD14jP/uvb/8A2VbRo8p4+Pw1Krh5RhE7X4XTReCfC+q+P5WVNQRm0rQN/wDD&#10;dMm6W4/7ZROir/tXCN/BXG6xefD74daJaa1qDS+IfFEq+ati7Lsif/4n/f8A++KPjTry+GLLwv4V&#10;g/5gOiwSzojf8vt0n2qV/wDyLEv/AGyr5n1S/lvLh2ldndvvPUSp80gy2h9XonRX/jzUPGfiOW81&#10;Of8A1vyRRJ9yJf7iVSv92lXT7l+RvuVy6OySoy/fRq9QsLOLxn4Ll27f7QsP9r76f5+WuylLk909&#10;WR9Ff8E+P2jE+EfxXiF5Ls0fVEWyvPm+RPn+R/8Avr/0Ov2utr2G9tIrmKRXikXcrr3r+ZKz1iWz&#10;v0aBfJ21+wn/AATq/a4g+Ifhe08Aa9eL/benxbbWaV/+PiL/AOKWor0/tF05H23q95BGm7dI/wDs&#10;o1Y+kWH9sT+fIrJEv3v9utC60WW5vvLZttv99mratreKzi8uJdiLXAdI9FVE2r91akoooAKrX9hF&#10;qNq8E670arNFAHmOt+GNQ8PSyz2MTXNovz7E+/Vjwl4q+0yon/fVejV5n8YfFPh34ReANf8AFd+I&#10;LTyoW2/wGWX+BV/2qvmI5T4H/wCCnXx687xbo/hrQ9RkifS/3srwt92WvFfg/wDtdTwtFpXi/bNE&#10;3yLfIv8A6HXgvxU8Zy+PPFuoavOzPLcTu+92q18FvhvqPxX+Imi+GdPiZ7jUrpYv9xP43/74rvpy&#10;9lE5pR55cp+3f7Lum+V8L7fUsox1SVrpXX+JD92ivR/C3hi28J+F9J0KxXy7TTrWK1iX0VF2j+VF&#10;cMp8zbN407Kx8if8FKZfK8O+BY/713cn8olr4Ej+cmvvX/gpeM6R4CX1ubv/ANBir88fEWry6NY+&#10;dEqu3monz15lWPPV5T8gzyhLE5xKlH4pcp9d/ssfCzwn4r+Gl1qfiPwXY63qCaxP/pd2q70g+RP4&#10;vvbPn+T/AGHrVs/h74X8Mfti634aufC+mw6F/wAIyqNbpap9kWX5G3/N8u51/wDQ6+V/HP7YHjbx&#10;/wDDK08D6nBYw2UCxJ/aNv5qX0u3+/Lv/j/jpmm/tk/ETSvh9qHg6KexudMv7VrWe4u4ne7dfK8r&#10;/W7/AL2z+OuuFCR+l0MHShRpU/5T6O/a3+GOg6V8L9P/ALK8K6RoOq/2/BZS/wBkwRPK6SxPsdHV&#10;Eb5/u7P7yV77ZeCvCui2mj6RL4e8Pf2PLBFbz74oEm3tEn34tnzfOyK38W56/JyHxnrXlXHm6rqF&#10;/LPPBcNd6hfS3FwjRb/K2Oz/AMG+u7+KP7TPj34xroUfiW+imTRJ/tFmlpF9n2S/J877X+b7iU/Y&#10;TOhYeHtpVJH1X+y18N9B+0fEuLVfDVjfo+ppFot3rlin2d23yo6I7J8+x/l2J/HsWqPxa8GaRD8Z&#10;PhpLpnhzTbD7Bp2qS67Do1qiJatAmx5X2p8qo2xld/u70r5F139pvx7q3wm1Xwbc6gr6FFuZrd4v&#10;n/1vm/f+996sj4beJvEx8HRalEZLPRbVbi01GaG8X/Slnli+R03b9u9Iv9n5ErOUJUvekYypQp4a&#10;MZH3J4hudK8DWF34hl8ey6lpVm32iXRrG8v4ruWL+BElZ9u7/b2V2v7N8NpeeFta8SztZTeJdSg0&#10;tPtGp+Unmutr+9fzdvzNu+/833vv18tfF2aez+DGq3k8E9tb3CxfvXV0T76Vz/wu/af8Z/BbTrvT&#10;PD08U2nysvlW93LcPFF9/wD1SLKm3fv+asqPtK8T0sRhaVCtDlR9Z/tIeHtM1L4tfBWeCKC83X0X&#10;2y3tGSW3i/exNLv2/K2z+/8A3a734x3nhqH4T+OLP+zNGh+1aZdRaPNabXeXbbuzo3yfeRfn/hr8&#10;8vh98f8AxV8Ltc0rVdGZHu7Ce6li+3Sy3CP56bJd+5/u/wB2m+MvjF4p+JXjq+8TazfF7/UI2jlt&#10;4rudbJFaLym2Qbtv3FWun2EzkjS5Paf3j7m/ZZtBoP7PXhu7e1s7aeWe6lkXUFe3d7XzflZW/iRk&#10;3fP935f9quS0CbSNS/bn1rUdLRLzQ10fzY5UiXYi/ZE27vk2q2+vnX4dftUePPh74NvfB2jXNpNo&#10;+oq0Uv25Zbh1Vk8rYj7/AJV21j/Cv42eKvgtrlxq/hqe0S7exXTZZb5GuN8S7HT7z/e+RPnq/YSJ&#10;9kvZ04/yn0b+354/0q5+CMXhe8i0+28QPqdne2b2O/Ze2v71HdN39xvkfZur87X2bd1aPj3x1qXj&#10;n4jeIdR1R45Lu4c3Tv5rfI8sqO/lIz7V+Z2+Vay3/wBU7V30I8sTap8Qb/nq3C6zS7vlT/crJf7/&#10;AN6rFtc/vfut/v10mB9E/BPxBYpoGsLeNvt7OXS5ZYnb5Nv22vpr/hanhXVfBD61Z/a4YV05pYtG&#10;+wfukTyvufaHl83/ALa/e3f98V8V+CbGN/hx8SpxIsrtpVqv2Vl3L/x9JXvPhvw9qv8AwqeK5+wz&#10;vaLo7+bs2b0/df3PvV89i5SjP3SMtoUpqvznAfETQtV1p/7XsdPvb/TIIFlutQSBmiXckXzO/wDv&#10;V5NrfyWste0+HrzUE+Edt4a+x3yW9/Y3mr/vtRZIliglba6RLF/vtt3rv2f7leL6yN1q9dcD4P2X&#10;sq0f73+Y7wZMqeHNM/3K3Zkgmi2yrvT7n+5XL+Cf+Rf09v8AZf7n+/XVvD5yfL9+u2J+krYejxQt&#10;5S/Im3Zs20yGZfP1hV/6AV+nzt/txVE6Lvf71YV5rTWGo3DK2z/iWXif+OJRzHPWX7swvjb4hbWP&#10;ij43uNy7X1F4l/3ElZE/8dVa8xmfe1afjbUmv/Fuq3P8N5L9o/77+b/2arWg6bpFxoN7c310r6gj&#10;bYLff9+seYuMeSJkboPsKhVb7Qz/ADS/3VrU8N6xPok/mxf8CT+8lQX+lXmn+Ul3F9m3/MsT1Ues&#10;fayjIjmNPVb+J9RllgiVLeWul+HvjafwZ4gstV0+5lsL21lSWKWFvuMteePNs+992pobnYv3q9Kn&#10;UjPcrlkfuh+yv+3z4U+MGjWekeJ7yDQvFUSLG7Svst7o/wB5G/hb/Zr64hmSdFkjZXRvustfzH6P&#10;4hvNKTdBOyOjfLsavor4Tft4fE34cJFb2niO5mtIv+Xa5belYzw38htGp/MfvVmjNfm58Nf+Ctlr&#10;JEkHi/Q0d/8An5sW/wDZa+ldE/bZ8Ia/pP8AaNtZ3f2dV3Nu21y+wql+0ifRuTRkmvkDxV/wU0+F&#10;fh5niilu7m6T70PlV8r/ABs/4Kq+J/E8Vxp/gm1j0S0f5ftbrvlo9lIr2kT9D/jF+0v4F+CdjcNr&#10;urw/2gibl0+J/wB69fkn+1h+2F4g/aG1vyGkaz8OW7b7XTkb5E/22/vNXz/4n8ba14z1mXU9X1C5&#10;1K9uG3vLcNvd6z7bzbm4+WLfXVGlGHvSOeVTnCFPtMu1a/WH/gml+zDL4J8PP8RvEFn5OralHs06&#10;GVfnig/v/wDAq8L/AGFv2G7r4kapZeNvF1q1t4Xt5fNgt5l+e9f/AOJr9X7a2isoIoYI1ihjXaqL&#10;91Vrmqz5zopx5SyOlFLRWJofEH/BTJv+JZ4B/wCu95/6BFX5vePX2aTEvy72nT+L/fr9If8AgpZ/&#10;x5+Af96+/wDaFfmn46KxWqfL/wAtVrj/AOX5+WYn3uIf/AfyOUR96fdodN6fIrU1H+SrCTNvTyvv&#10;/cr2T9LK6I2zdt+5Tko+2ffWmo/y/eoApeI3Z9Ev93/PBq6n9mvUoIbTXomuYIbuW1iSD7RKkXzt&#10;cIi/M3+/XJ69u/sTUP8Arg1J8LvDGn654N8Vz3Nu0txb2sLQMrf6p2uok3/98s6/8DrCr7vvHJiJ&#10;RhS5pHul/N8afFXgabSNe8Z3qRbov9BmvoHTarqyb/8Ac2/+OV5pc7vPfc2/5vmevY7aGxtr6K68&#10;i5m0+K1lTTLSXR50TSGa3RPvRJv/AL/3Gb+99+vGbnbNdSr5qo+532bvnoocv2RUcZHG/D9klSHf&#10;sVW/3amezlhuH8p9+1d/3fvtVHZ9z5m3r/HTfOud+5pW3/71dR2F22TZ+9WX54pdmzbV3ZsW4VmV&#10;0+/v2/8A2dVbabfbyyysyPu3t/tVLJ++83/Wf77/AHP9yoLPIPEjr/wnU/lfONq/+gVf3/wt/HWb&#10;4nb/AIre4K/3V/8AQKn3s+xm+etaPwHNVLz/AN1lp0L/ADbaq7/nq7Zou7+/XSZHsHwxv7S88FeO&#10;9Pupdn+g2e5/7qtqFuu//wAfrC8IeGPHF7qFrpWq+JfEVtom/wCzy+S0rp5X+5/dro/gP8MtI8Ya&#10;xrc2oNJNsgtfKtNzIu9r23i+fb975JXr0Lw345/4Sp/ia2mRT6bZaHBaxaclw3myp/pG1337P40S&#10;vHqcvMYYOMearCkcB4117ULPTrLSo9TuYbHyIlnsYp38rzVt4kfcn3fvK6159qs3mWcvz/w17R4P&#10;tltte0f7NFBbf6Ym2aGLY8W50V9lekePLyLWF8W6Rd2d3c2/9sbWmlurj7OkXz/6OkW/b/cf/gFR&#10;9rlPLlk9SEfbykeF/DL4CXviT9m3xh8RovGa6WNBa6WDSWiVnl8pEf8A8e31hfs1Wej/ABI8dXen&#10;/EPx03g/w+tnK8V9LtRJbjcm1PlX+7vb/gFbngnTfFGp/s9+Lbyzlj/4R/TpZYp02L/cR33fxN/r&#10;fv8A8Nea6H9m0ofJYxTSxS+fA7u3yNt2/d/iojKR7NTFxpQjzFzXLG9074kw6Ta67NqPhWfWvsVt&#10;qkM67biDzVXf93cvyOjfN/eru/2wPhjon7P3jK00rRNSudbi1bSJDvmnx5W6Xb93b833Ko+HL3Tf&#10;EPi7wPp+n6FbaKbWeK13rdSypK0jIjSsv97c25m/9lSsP9q7RNa0r4spY65efb7uKxiff/ss71Ep&#10;yNKOIjVjzHF+JdBj1n4aeHfE1lbqHtt+l6hs/wCesXzozf78Tp/36euAhlezuEaJtmz5lavWfhFr&#10;2m6fe6h4e8QSrD4a8QRfZbmZ13fY5f8Al3uv+AP97/Yd64zxv4N1DwH4qvNA1eD7Nd2zfKB8yOv8&#10;Lo38SMv8Vbc3u8xpTqX90yXmlmbzJWZ5W/jeovvvUqJupQkk0oWJfnb5V2VzxiYFG4GxttUDuz8t&#10;bV/p8dsu2Rme4/irHkRjJtroOynYlhu3T5e1e9+GdB8I+J/AaaXbSK3iKKNbhpU+81eC2nlxS5uY&#10;mZfauit9csLGf7TZRyxXG3avlPt213UKvJ8RFaPN8J3HibwXa+FfGOi2NtfLMk7I8qO33K+pHtrG&#10;2063ln1qe2t0i+a3tF+R/wDfr4h03TtW1S+fUGuZFlT5/Olbc9eg2z+I7ZIrmTXp0V1+4ny10xxM&#10;ftHm15Qh8UzM+KlzBN41u/sayQ2/8O9dlc1bQyu+1fnrpofCGqeIdW+16hds/mt9+vcvh14e8IeH&#10;niafRf7VuNyf8fDfJXnVMTGJy1MzwlDSUjzf4XfArxf8VNSis9B0W5v3dvvovyJ/wOv0q/Zp/wCC&#10;aOleFfsmufEF01K+X5k0yL/Ur/v/AN6vtLwV4D8PeB9LitdB0q2023VfuwxbK6bFYyqSmfRwioq5&#10;U0/T7bSrKK0tII7e0iXbHFEu1UWrlFFQaBRRRQB8Of8ABTD/AI9vAP8A2/8A/tvX5r+O4/K0d7uT&#10;mJZVr9Iv+CmMik/D6M9dt+3/AKT18CatAlxayLLEkyf3HX5K4KsuSrzH5DmOI+q53Kp/h/I8bfVb&#10;aGLc3yIv9/5KIfENn5XnrudF/j219YeNraXxN+zpoqeGvD2oWenpFF5GuW+nReasq74tkrr8vzuj&#10;/c/hrlf2evEXjC5i8UfB658Nya7rV/FcXS3CRLLdr5tvErxL937n3/8Avuun63LlP2ClTjOMJS+G&#10;R81/8Jbp+zdulf8A4DT7nxDBbbGaKfY/3Pl+/XZ/FD4T618OL975E8Q2Xh+3uY7K5i1C78q4nl+Z&#10;pUibb/dT+78mV3V9I/H3wV8RPilovhnSNP8ADN3pdi0S3WhanFLFFvRol+SWVH2t8n+5/u/w0Sxf&#10;wnZHCrmlT+1E+NtV1j7XoV00Vjd+VLEy+c8W1K9N/ZftLq3tNX1N7aSLToltUa7ZdsKv9ti2/P8A&#10;d3V6j8DIvH3xJ+APivwUNJ/4SDRtGufs8ohuVS4nillZn+f7/wAj7f4f465LWfhHqPhPUfD866Zq&#10;2m6FqNzLcNpkup/bUaJfK2Iq/e83dv8Avov3kqJ4n3vePNxlCMaMa0fhPT/EGq2Pw08EP4nn1e78&#10;VTWcCN/Y18t/b29w/wBz5pftW5f79fJ9z4h0i51n+0IrmdJUZt0US/Ju/wB/+7X1B8UdN1V/hLq1&#10;zcwXdtbxRb1uHtX2f7/3Kwfgu0GgRXGq+HPDN34w1DVm2y3b7Whlt4nl+fytiSxS/K2752+5WWGx&#10;cpU+aR3V8NClV9nSPn//AITnTHdIomnd/wDYipr+M9PSX97LP/3zXdeE/BHiT4afH7wjr13okiRe&#10;IdSlbT7d2X95FOuz/c2r5/8Ae/h/hrsP2l/gb4o8U+Ktb1m88L3ehavYRR/akuJYooktV3Lv2/3m&#10;/wB5q7vrHvHF7P3Tx228Z2d4jtB577f+mVFn48sbxvIgW5dvvsiL9+vc/wBmuLUPDPwa1DVtG8L3&#10;N/b3E8sGp3Et4jJ5sWxfkTZuT5Zf9r/0KuN/ZY8A+I/DH7REuhW1ik2tS6VdeRaSt97+JP8A0Cj2&#10;8g5fhPAtXnF94quZ4I5fKVcNuX5l+XbUkM3z/wCxXqv7R/gnU9K+JF9dXmjyW2q3V45uSk4lVn/h&#10;RV/4B975t1eWTWFzYS+Xc209tL/cmidHrvw0ueJzVfdkXk2u33atQ7U+b5apW0NyLPz1tZ/Kb5/t&#10;G35NtXYYZfsv2loJ/sjf8tfKbZ/33XTzxMD3v9njVW0S38YahBJ51xa6Pb3S2m5U3eVqVk/365Lx&#10;Truq/DLW/EcWgu2sWXiNYridLmKeV4v3vm7Hfyk3fPvrqP2db99AXxH4giigv4rfQvNWGZf3Urxa&#10;rZNsf/ZfbXpvgl9Q8YePPiFFr2ismlWWmXSadLNLcJFdSrcInm/M+12+d1rya8uT3znwUant5RjI&#10;+WdL+PGt2uoWUqadbRbJ0dW+b5mV91fSdn4q1DVfCl3qGr+Y+oX91FqE9o+nTokW13/dI7fKv+tf&#10;/OyugsPhv4XtreKKXQdI2RNvi/0Nfkeuz8ebf+FjanotjZ6b/wAI/b3lq7Pb7PtEUrW6Js3/AHvK&#10;ffL8n96vOw+KjiZc0TuzWjiKFC8JHy9pmlajomkXGi2mo2v9myqySq1o26Xd/G3zfeqpD8PbJB82&#10;qP8A+A3/ANlXQp9xaa7/ACVi68j8cq5pi6ukpGHY6CPDGq2uq6bqzx3tq26JntN6f+hVyPjLT7nx&#10;Lqj3l9exyXH+xBs/9mrtb981yl4++Wo9tKR6+Cx2J5eXmOR/4RRP+fr/AMh13enXWjeNvDum+D/G&#10;l61rcW4+z6L4m8vc1n/dt7j+/B/db70X+5WKltLO+2NWen/Yzbvb3cirtib5W3fdrWhUlzHuUsdU&#10;jL3pHH6x8Mtb0W5uLZ/LuJYGZGeGTcjp/fRv4lq1oO3wtFqcrLG96qeVBLKv97+NP9qvcPho6pfp&#10;Pq+g3Ot2rSr9h0xJ9js7fc/1sUu9f9ivOPiDPDq5lkk037NcLO29/wCBf9hf7tenzch6P1/nlyM8&#10;umf7ZcP5e15W/v1NY+HLpZRtiV9zfLvqafRI3i8y1ZvNX/lk3/xVQJrFynlQfaZE2Nv+791qvmPV&#10;jLmjaBe8T2EUN19htIF32/ySyp825qqaJpWZ182JUT++60+2+13MrbSzpu++zbd1bttYyfekb/vm&#10;o9vGBzV6/so8pu6ZHaGPGwuq/wB75VeuqNg11H9peP7R/wA9Ik+Xav8As1l+FbOO8v7SBl+V5VWu&#10;w0v5K4JV+c+Ex+LlzD47CC9to5LIL8v3f9qtDRn8hFk/hZflqppvyanfqi7E8xf/AEGpNOf/AIlr&#10;/wDAqwW589U3XyP3Z0iTztIspf70KN/47V4fdrF8FS+d4Q0WT+/YwN+ca1tD7tesfu8P4aHUUUUG&#10;oUUUUAfBv/BTOT/Tvh+vT9zqH84K+Epl3xhK++P+Ci+q2ml6/wCBJbzSLbW43s79Vt7uWVET57f5&#10;v3Tq1fHCeOdFRPl+Hugf8Dur9/8A26rz6/xH43ndOM8zqOUv5fyPefgprHh7U/2YfCvhPUPG2n+G&#10;Giuri7utmrRRXbJ5r7E+/wDuv71cJ8K9V8L+Cf21/EeuQa5paeH7XTvKguJdRXyrj/R7ddnm7/mb&#10;7/8A3w9aln4Z8OalZWN3/wAIvo1t5tvE/lRWaOibk3ffbe//AH21XrTwfpdzKltbaBp8zSttWJbG&#10;JnZv++a8z6/HblP6twfAOMxGDoVvbxjHljLr/Kedftb6P4Js/h9bxaV4vi17WP7W81bR9TW4eKKV&#10;H3/Ir/7ESf8AAEr12bxt8N/Enh/wYt5460azl0jSlspXivtjyq0X3H+f+De+z5KuX3wxvbHdPdeD&#10;SvkfK0sulJsX/wAdrHhsIZn+XSrTH+xZr/8AE1H1z3eXlPRo8FVJ1JV1jKZ5T+yX4q8J6JZfEXQd&#10;a1qysLLUrp0ge4vPK+0RN5v+qf8AvJ8jb/8Acrd8f+KvBPh74ifDqLRfEcepW6XWy8u3vkdLVF2K&#10;nmv/AN9tvr0CGzt0mZUsrZG9fIWsb4hTx2fgfW5PKTYkH3fLX+/UfXo83NylVvDms8P7F14/zfD/&#10;AME4vxC/iPxbb3GnX3xIg1Lw5K2xrG48SWCbot/+qdopf/Z6l+Ffh7SPCVxrdtqGproiX+mWv2HU&#10;7SVrryp1ur1t8VxF8rMiOm//AH3X+/XmWqeKv+LR6h9m0rS49Sg1O18p4dOiilaLZLvTzVTd/wB9&#10;12Hw7+N3gfV/Cej6Bquma7Ne6bE8rf2TZ2qv99/llll+Ztn9zd/HXr0OWcfdPyPGrF4bNZYavy+7&#10;/KUvjB4btn8X/DW58P6rqHjzU4tWb7dfJay/cVYtiJ8ny7Ionb/gD177458K6V4qvdY8Q6reX2t3&#10;dxBK8WnS2svlebs+TYmz+8ifJ8teT+EviX4VfxXpmpz6fdvo91EkVrLrOkpsnXyriL7O+1Nsrb5U&#10;T5933/neuw+J1z4c+HXhK91rSpb28l/1Utpqdjay2jxSvtdPKVPl2K/y7Pu7Eq6kqcJ8sjjozrVv&#10;ayjH4Th/gRoMej/CDU/A/ib+0tB1WfVZ7iW3/sy6Z7X5E+feibfuM/8AH/7JXP2dzoPwx/aM0fxL&#10;9u1n+x4NMaKLWdR0y6ieW/3u33fKTc33PuLXofhX4l/DnxzpemwS6xq1td6bp1qn/Ep0JriWL91s&#10;8p3b7vzVx6fE3w5D4y1CLT9QudS0+z+ypFtsVtbuLbFe28ruv3fPRpUf/a2J/crslGMTzsTiauFw&#10;/t/snG/HZ9D8ZzX0HhyXUr7xHPfQbtGt9JnXyNrOz/fiRv77bXrO8PeErHR/D6L4judX0e73S7ob&#10;u6tbXf8AO/8AqkllSXb/AMA+/XXW1/c+J5bjw/pzeJvE8Mt1YXDOn+u8qBJUlb7zeV8ku1dzfw/f&#10;rskvPEqaRcf2h/ZulawzeVKl9dW9wmz7U9wnlbbhNuzf5Xz/ANyopz973TjwmKeYVPaS908AsLH4&#10;f6ppltb2Y1W6jbckOmy3cXmt/sLB9t3f+O1f0qz8GWejW7WsupabaXsTXEFo8ro8qb3TfsW4f+NH&#10;T/gFbGtadf6v4l8MeLNZutEttQ0Rt39mWN1A3mssrP8A61rj+Pd/wGofA2vS22jaPpTX2n6be2cH&#10;2RvmtbpLjbLLKj7/ALVFt/1v+19ytueR7HLH2n907H4ZWfhyfwDq1tpsF8l3qWnS2Vjpl3+6dV3p&#10;PL97f8221fam/wDgeneKvCvijxCif2ho0k37q4ut0Mr74kX55d6LL+6ZN6Ps2L9/7ldr4e0TVdVi&#10;8OeI9c1PS38S6dBLbwafaT2qW6bkl/5a/anb78u7fs/2ayPFN3q/grXIvEcvhWKwlv2ut+oJefbb&#10;S4uJYnV/KeL5U2bnbyt26uapI+QzVzwtX2lCUoxPGNA+ENzp/jTw/oviPUL22llublvJTV0Hn7EZ&#10;ordpUZ1id5U2fN93fXvnhL+w/ttpZy6RY2EVvqMsV5F/aNv5trFsiZJUl3pu2M77n3t/30leK+Pf&#10;ibN8SNb0O+urZrZ7e/uYG+0XL3Mr7naV90rfNt3PtVf4V2rXpF9441Lwn4C8ER6LdQWCXNndSz7L&#10;OB3ldb24Tezsm77qJWfNCB5+Kx9WLtOcuX/gnml48ULsqyxvtbZvRvkeqL3Kv/Ev/fVd+3xp8bqP&#10;+RglT/dtYP8A4iuW8W/tB/ETSoIms/E2qfxSy/ZNivtXb/sfL96uSMYzlynz+FwtPE1fZxkc+9hc&#10;37eXBBJMzf3VrHudHFod12sjvv2Lb2/zv/3191ar22pfErxO/wBu1DUJdNt7pt+/ULqVPN/29rPu&#10;au32XX2C0il3X96q7Gvnun+b/YRN+1a6fq0YH2VDJZUvtHL6Hp5vZT/aTSadpESNKyr8rS7fupur&#10;nr6TSrhVtzqE9oVl+b/RvNib/wAf3f8Ajtek6xc6fZ6DerP4cXWNSlXyoH3N+6/22215Z8TLxPD/&#10;AIV0dtL0/wCzQ3jMzXcsOHl20U6UTqp5c41OU9s8G2N3c6dpV9p2p2VzqGjbNr299FFuiV/40leJ&#10;lbb8n3Grz/4l+H1tb+W5nvNPs7e6neWBPP8AN+Tf/wBMt61yn9o2n/CP6RqVnL87I3no/wDyydf4&#10;v+B1zHiz4s6t4ptrHT7q7mOn6cnlW653si7v4N33VrsIo4GdWr/hOq0HwP8A23qaJbXNlcp/EiT7&#10;H/8AH9lafj74FarpVvFq+nrbXNuy/v4kuovNt/8Aaf8A2a5Dwh40XQoyb3UbewEjfKos/tEu3/a2&#10;sleoyfFGCbwfqFq9mupRX7K631pBcRP8qPsT50ddu99z/P8AwJRL3j2o4OvS948q/s1tKVPPng3s&#10;u7ZF8+2r2m5vtiw/vnb+BPv1j6jqVlK8rpdw/e+5uq94R1/SrG4mfUr1Ut2XYq/f/wDHfvVn7OJ5&#10;8qE6v2T1fwt8LPGM7I1t4U1t5d3y7LCX/wCJre1PwZrfg6a3j13R77R3nTfEl9A8Xmr/ALO6vMP+&#10;Ew0q2lSVftv2eVd6u611Ou/HTQD4N8O6NBb39xd6bLeSyuV2JtleLZ/6A9cnsj5zG5ZiZuUYUpGj&#10;pxP9taj/AL0X/oNP0sH+z5v96Ra4XSvidBNqN3crYz+TJt+fd9yu58PXEd/bTJHLsldmbY/+1S9n&#10;I82rk+Niub2f8p+4vwwn+0/DjwtL/wA9NLtX/wDIS11A61wPwQu1ufhB4JcOsg/sWyVmVv4vJSu8&#10;3c16lz9bpJ+zjckooorM3CiiigD4H/4KajGt+Av+va8/9Cir4isxbfaovtizvabv3qW7Kku3/Y3V&#10;9s/8FMzu1zwF/wBel7/6FFXxdoOiXXiTW9P0e08v7Vfzraxec2xN7PtTfXn1/jPxfOvezWpy/wB3&#10;8j6Q8O3tlb6JZfZ7BZ7KWzt/IW9be8SbF/u7fmrofDni200nxTomq3NrDaw6fPHLItjFtZlVt38T&#10;fM1ZOgeGTZaSmn6pcJY3dhaxROyFJYt3yr99f4f9pa6Hw34GgvvE3hzT7yRk/tO4WCaKNkZol3L8&#10;ysu75W3fL/u183y1b+4f6D4WphIZXSjiL/w4/wDpH+R7F4l/bA8H+JIU0+Kw1eEv/wAtDAmz/wBC&#10;qzpnxm+GdpC7CCWWbZ91LSpfGX7KnhrR9LlnttR1HzXO2NGaLan/AI5XJ6V+y5dXO8vqezZ/sV6s&#10;frsZfCfBYePDE6XuTqRPLNOFvNHeSxLaS3jTfu4r2XanlfN8y/Mqs33a5r42R2qeC9XWz8rzfsS/&#10;aEtm3RJPu+fa3937tdboepQaDqN8s0l1hX2RxW5+VmVv4vmVv++a5n4xatP4k8PazNLdTTyvbbd8&#10;8ax7f9lVXd8tebLl9n/eP01Rq/W5SXwcv6HyteaX9t+DHiKMzJFdf2tZ+XLu+fd+92pVH4M+A/HG&#10;qrN4l07wdPrdpdWyp9otGg+8rvv3I7p83yV1UOgy3ngjU9O3bJpdf02JXf8A1W5kl+/8n3azLnQZ&#10;/B+g+H9PV11i9g3WTf2T9q+f967fOksUX9/Z8m5vkr6HCfwz+Zs//wCR5XlLyOg0TStc0rSPDXg6&#10;+0G9h1iwvIL2VHiiR03JK7p8vzS/JE7b3+7s2p9+vWP2hPD2tQ/DG4/4kuoTS+bFtRIHR2+dPuV5&#10;bDf6L4YureXU/ENp9ndWsp5reK8ili/0e6iR/wDj1Td+9ldGdNzL8nyV0s3gzydNi1fxD4utLzQW&#10;g+2wRatqN/KksUv+qfymt9zL/uJTrYb2tSNU8DD16eHp14fzHCfCWw8R6Pr0uqr4V1maK90yL7K9&#10;pYve+ajOjJ/qvu/In8brWLpXhXxBYatqUF9o13YO8+6JLuLynbzZZfK+RtjfP5T/AMP8Fe8eFvFm&#10;leL9LtNB8P61d2F3olrFby6z5rWtpOkUSK+3dcRbFdvus6LXO/EDVbTwMun6ompTeJLi8ubW7trn&#10;ymTz/sstwu353dmbe/8Au7USuyUYcvKfJ46WFrYH6vGXwn0fo/gPSPhd4GstFs4le9uPnupUZk89&#10;1+R5ZXX5vvo6In8K1ympeD4NV+Sezkd3/wCeMtx8y/8AfdekeMPEmh3mkaJq9nfR/ZL+13xPM2zc&#10;rO7Jsf8AvfPsdP8AYrH03WNKh2NBrVsiN96HzVriPu8PSpUqUI0vhPN0+Eug3LRL9hl+Zfm2XU77&#10;f/ItXtN+EvhzSriK+g0r96/8b3lx/wDF16Kmq6QlwjLqts/73czvt/77om1XTEid/wC17b73/PVP&#10;mSmdMkM0fUorBEVbZYduxFT7VdJ/7Vrz/wAf+JGubXzb7RVvNPv7prW+t92+We1X+N3/AImT/lk7&#10;/Mr7Pn2u612z6rpiOkS6rZJFt8pXedE+9XM+PPiFplh4auPDkVzBNd6S0X9o6hcL9nSWLfud/wDd&#10;ibZu/vqlHNLm904sTSpVaEo1T4d8VaC/hPxVc6NJIs7ad4hurdJl/wCWqfwv/wADXa1dt4z1AweB&#10;Ph6EVppTZ3irCn/X7LXG+Kta/wCEw8STa6kDRW+pa/LPaROvzNBt2r/44iV6t4U0bRvDOvySeMFa&#10;70Dw5EsuoQbvknuGTzUtf+BPsrKtLlPmsl4fjnWLlGX8OP8AmeWzXesfarWKDTY7nzfn2PL/AAVz&#10;vin4p3nhm+aaz0jRt5dvuI8qRf7m569n8VfFBdN0bW9Lg0O2tvGXjKVfNuEi2Jp1n/zyiT+H+7Xl&#10;uq/BefUvFWm6C0E6RKi+Vb7dryu1YUq3JI/TZcJZbh48uGo+8cd/w0P4zsPLlhtLK3aZX+d7NWeU&#10;N/tt8zVxfib4ieLNZuDLqerXxaX5tnmsif8AfNerR/DCfxT8SLjTrm1ktl06VbKO1/vMtey+B/2Q&#10;bTxp8a77SNeubZLLS4Ele3t2/wBbV4rNaGFpyrVfsmCyFxjLlPiqbVNXuLXzJ765mi+6u+VqiSa7&#10;v4VhmmuJoY/uxEsyL/8AE19W/Gf9ng6WiSadp/2PQP7T+yLc/wANfWmi/sneCvCPwOuL6y+z3Vx9&#10;j3vNt3s9eRjuJsPg6dOap80pGv8AYUoy96R+UEFrc29z5DCb/ZiX+KkvdJntJRm2mj/i2yrt219p&#10;2XwLXRPib4Sudas4rO0vfnV/71ekftOfAHSIf7K1fT1X7JKyW88v8G2sq3E1OljKWGlDWRvLh7lq&#10;fEfn94f8F6pqtpLf2WmTXyw/M77NyVS1GLVHtoprh2eAfIiN/wAs/wDgNfo9+zb8OND+H15qeg+J&#10;YNlrOn2iB0+bejV5JqXw08K638a/EvhqK8WwtLqDzbNJl++9GFz94jH1cG4fCbPJYx90+QdO8OTa&#10;iju+6PdHvjl2/J/u1V+xsqLvh/i2s1fbXgb4P+EP+EXu9F1q8ZPEE/m/Y9n+q2Lv/wDHq4/4Y/Af&#10;/hP7LxK32nT7ZNLl8pkuPked/n+5/wB8f+P19LKvU5uUyhltPl5v+3Txfw94JvNbs91n5r/L+9RP&#10;7v8AfrPm8Bax4Z1a0urktHBJKqrev9xf97/Zr26zhl+GujeINPeWeG+iZXiiRfkuIv8AP/oddxrv&#10;ifQPjB4E1LSPD9j9mTy0lWF/vq1ePisfUwsI1Ps/aO76hSjzRlH3onhl/wCDG8GeLYry+nWz0+dX&#10;SW4hi328rf3P9167PR/CUVt4yu9I1qX/AIRXzbF72xhf5Edl/wCWSN/DvrmNU8Yah/wgH/Ctdbs1&#10;83Tp3ls7t/v7W+fZ/wB9f+h1yHiLxtq3jnQoX1W7a5vtGjSCKVvv7F+VK9CMvax5iOSlS+E/QX9l&#10;79qrQ/hj8VbHwrpmr3d54F1FYreeLUPleyum/wCWv/fXyPs+X+Kv07R1ddy1/NvZ+IZba90fV1/5&#10;a/6PPs/j21+937K/xBPxN+BPhXWpJBPdfZfs87/3pYvlNd1I+cx9OPNzQPYKKZsym1qfXSeOFFFF&#10;AHwD/wAFMv8AkZPAf/Xpe/8AoUVfFuia3eeHtZstVsZVhvrOdLiB3XfsZfufJX2n/wAFMv8AkZPA&#10;n/Xpef8AoUVfGXhK80/TfFGkXmsWv2zSoLyKW5t0X/WxK/zrXn1v4p+MZz/yNZ/9unvnhtHm8L6P&#10;tXzv9Dib5P8AcrY0eW+t7+KTS2kiv1bdA9v99W/vLS6Bq8VpZxyxztqVvc2m1riJPsTyq21t6p/y&#10;y/3P+A10vhvxxZ6P4q0C/ltBp9hpt19plS1ZpW+bbuVd33V+X7v+9XzHLG/vTP8AQ7CVa8MrpRhR&#10;54+zj/6SVbif4pxXX2m41bxLLb/xJKk7JV23+Knj6SLyzrmo7f8AY+WvZPF37XvgrXrRNOtLbVQ7&#10;Nje1sqr/AOhUWHxs+HtpC0ixTy3Gz5lW0r0Y06fN7tc+TpY3GTh+8yqP/gJ85HeJH8z/AFrN82+s&#10;rxsm/wAIasu2T5oNn7n7/wDwGti6uUub64nT7ksrOtY/jn5/B+q/Lv8A3DfJu2f+PV43U/VJfwjw&#10;9LCL/hEtTif+1Nr61Ybk8jfcf6q4/g/4BXEQeBLPXWvNV1BfE0OoaJOjWKX2y3mib7W3/Huuz97/&#10;ALf91q6zZL/wiuoKs62cra7p0Su94iIm5Lhfv79q/fT53evMvH9nqHhjVrK2gk+zWss+/UbeHUUv&#10;U2rcb08qXfK0Xyv83z/er6/Cfwon8qcRSjDMq/NL+X8jvvjl56eHdHWeDVoEW12KmrRRI/8Ax9S7&#10;9mz+Ld9/f/Fvq7qvhjV38L3EU9jpNhpVn4bs72LVrfw3EkV6+yL5EvW+bzfn270b5mR12LWw+paL&#10;Df6PfX1nbTWUEF7axWP9p2+pXdxLsupYv3W+42sm+JPnTbu2b0rd8Q6r8O4dP+zahpC6VdtBqN7p&#10;1xNpzxPKzafFFElxFsRdzy+a2+JdqyxP/C9ehH4D8uxMfelLmOL+BeiJrF/LE+n22pWtuJbie3uL&#10;aW4TakTfOsUTKzsjMjbP9n5qs/GHTdY0TxgdLuoLB/ElvE1qo0+zlt7S2iWV/ni8373+993/ANmz&#10;fEl/BrGvPP4XEFmt5c6XFEmmL9liSVrWJZVT+6vm766qf4MeKNW1e40+W5g8668W/wDCKySvcs7b&#10;/K83bu2f6r/OyuV/ynysKdSalTpx5ve/yOC8EfFLXfB+kz+GI0tvEPhUszTwaruZWlb73kN/B/6D&#10;VC68a6NbfN/wiGP4vl1P/wC1V6D4e+FWueJLrR40t9MttO1J9UisZlll3/6D/rdy7P8AvmsGH4Qa&#10;9qWg3Or3lzaaXbr4Pl8X20VrH5ryxLL5SRS7vutu/u1jyzke3h8Rmsfd5eWJw8nxG0+N/wB14X2f&#10;7183/wARXReDdYn8a3V2lnottbLBF5ss009xL/Ht+5FE7N/3xXR+I/hXbeDdc/sW5njv7uLTrO6l&#10;uPKVN/nxJL/47vrd+E40vwd4mu7ObT2v7XVIvssvlXTW+5V+d03r8211V1+Wjl5PjNaGdVp4+OBq&#10;S945a/sILm38qXUPDflfxPF/aL+Vufb8+23+Vd/9+u4+DOsT+MPFeq2fiG2g+12CvFA/lb0l274p&#10;Ud/4l++//A6Pj3YeCdN8ORT+HPCEHhi7ZvKluLe8uHe4i2P+6fc+3b/F/wAAr07wTc3Ly3d94e8S&#10;22m6J9suImtLvU7i62Msr/P8r7VXZ/AlOnKlKPNE+nxNDEut7DmPA/F3wwl8G6pq+uxRXLaTp8q/&#10;ZpriDasC7/ur/wACrhfDfjmfW/D8VjqLK9pqOv8A9q3j/wAcqL/B/u16x+0h8Qp/FXhW9sYr5dlr&#10;rF1bxWkN1LKn2dbe32Onmu7bXbzX+dv43r5w8IWF9qFnZQWMTTS+RL5SJ/E9Y1o8x9ZwlTeFw8r/&#10;AM0j3jS0g8T+Jb34tSwedaWGsRLZ2j/ceKBk+Su5+Kv7VWkeL/iFp/jDTdEhtLiytvs/lP8Ad3f3&#10;6zvhh4c8/wDZPiVl2XC3N15qbf4t1fLltDI9rrcDffglr5rL8TUxFSvB/Zkfae0j7SMz2LxbqVto&#10;PhK08e6frS3Oq6zLLdTon/LKVvvpXafsHa/ea98SrqS+vf8ASNWR4muLht+3+P8A9kr50W8a5+Fq&#10;Qff8qeVa9b/YnmtrPxhoj3c/2a1fUPKlm/urWWYx5sJNS/mMqc5Tib/x717xHbeNdQ8KxzyXOg2G&#10;p+azp9xa+uPhjdz6n8CtYtFilmils3Tft/i2V8hftbRz6J8XdQn0y5l/sS4uk3Oi/I7V9UfsweI7&#10;y/0eLQ454kt54HbZcfc3bK+XzWlFVMG+h2SqSnR5j5cvPHmueIfEvhXTNTiZE01miilf+LbX094n&#10;8NxePPhlrFi0v+kRWfmxfNXyj488QtZ/HGLSJdqJa3zJvSvpuHxU2g6TcSxLv3WbxNvrz8/lGhmW&#10;Hqy+E25pVafMfLXwZ+Jutaz47tdN1O6aZ7WBrdXf/ZrlP2gdSufDfxMtdStmZJU/jo+GCPD8bYJN&#10;uz7RPL9z/arW/atsP+J9Eyrv+avcXJSzyE19qIqlSXLzHiN5421X+3kvFvJUdG3qm77tdbo/xO1G&#10;z8Nahpm1nS4nWXzk++v+fkrgodHa8+Zvk212Hw60+D7XqFpcxed5tt8u+vu8RU9hT9oeRFyl7p1t&#10;z4nvPiXdQ2ay+TdJavb73/5a1T/Zz1W58MfEv+zbmTi4SW1ZK2rz4aXPwx1vRdXnuY5re6b+Bvuf&#10;w1zX2f8As34yw6hA3+j/AGxXrx8RGU41cO/hlE6Kkvay9obf7R+j/wBm6xpGswL/AK3dFJXkdtD/&#10;AMVFe2yqyLeROy/8Cr6R+PunNf8AhNVWPfLFcrtT+P5q+d7mE22v6KzfIzfuno4drSq4CMJfZOPE&#10;x+GRj6UjTeF9Sj/jtZVlWv2G/wCCVXi1tZ+DOsaVLJ89hfLKqf7Mqf8A2FfkDpRVJ/EMH96KWv1B&#10;/wCCUOq/bNR8VLHu8mXTLWXZ/tK22vrafxHz+Lj+5P0eSn0xKfXWfPBRRRQB8Af8FNefEfgb/ryv&#10;f/Qoq+JbWCS7nhgiXfLK21U3bd1fb/8AwUrtp7nxN4GWCCWZ/sV78sSbv4oq+Jl0XU3/AOYZev8A&#10;9uz1wV/iPxjOoTnmdSy/qx9PeFfC06nRtEuPkljtYFl2srbPkX/a2tW9ZeBjP4i0TT5bqDyNUmWB&#10;XVlaWLc235o1b/ariPDfmw+HNHinWVJUs4kZJvvr8la9vdy2kiTWkjW9zE26OWL5WVv7y181zU76&#10;xP8AQ3LYYieV0FSrcv7uP/pJ9FeJf2UNB0LTDc/23eTS/wAKJDEtcxpP7L91ckudU8tGTf8Adrxm&#10;fxb47urpJLjxlq1xCv8AyxluWZHrqLf4r+Mo4/LOv3SxbPuqErpjWwnN/CPFp5ZxHCGuMX9fI52e&#10;0EV1NEv/ACylZKzfE4xoN7975Yv4FrSkvI3ffJKu9vvM7VkeJr6AeH9Q/exzbYH+TcvzV59nzH31&#10;StH2XvzOS8AarLZ+IbS8giuXuItasPKii0d7qVv3V19yLejN/v712/eruviR4YtvHniHw54hvvDn&#10;jSaLw19oeXTLvR136ltdJfklluN3lbk+++5tteZeFNY1W21y0l0XSrvVdV/t3TorXT7HUYreW4do&#10;rpfkl2bVVFb5vkZNq/PXpevfELxCniFLaL4La3c2+gzz/YbixnS3tL3cjxO/zWu5d+9/ubV/2K+1&#10;wn8D3j+ROKp0p5hVa/unm+l/tkeE7XXtW1q20O/h1C/vLXV7NNqv/Zt7OiRar5T7/mV4kRkb+Jnr&#10;iPj3rzfG74pPqvhGDxNr0U8fy2lxpkqtB833Ik82X5f4m+78/wDDXE/FDwZe6KNHSw+GF74G0+Lz&#10;fKmvrx7q7vPuf6122r8n8OxF+/8AxV237PY1J/GkUENj45vJXtZVa38K3UVrcN9z+N/lVf8A7Cql&#10;Vl8B+b4mcqtSNFfaOZ0LSb7wzFaT+IdI1TTdPt9VtZZ3mtWi3qr/ADxJu+Xzdv8AA9eiw/tA6Gni&#10;W31Of+23RPH0viqdEaBH+y+U6xInyf63d97+GmfH6z1ez8Gyteaf8SrO0/tNNz+KdRiuNPV/K+5s&#10;+95//jm2vnr7NPMyeUvnO39xq3pUoyjzHvYLBRwUZRj9o9y8N/GzRdEi8JJOusu+kRa8919nniTd&#10;Lf8A+q2fJ91E+/8A+OVlTfF3TP8AhFUsf+Jh9oTwD/wisUr3UXlLetLveX/Vf6r/AGPvV41Ybbyd&#10;1lb5E+8+6qmsaU1/bxRSs1t82+J9v366fZRPQPoix+L3iSX4ma/rPgPQ9QvLG88M2ukXSSxxXTxQ&#10;JEkDO77dq7tny1seH/BPiOHxfokGq6Q3hvzW+0Qf2tKqeevyI6L/AHdnmo/z7flrxf4aaDLqTa2k&#10;Hh651iKz0yLf5Wv/ANlpbp5qfPL8/wC9V/7n8P3q9wTVbH4aeIdKnn0jT9BtdSs7q1aXSdfi1yZP&#10;uMm5J96xfc/8frgqUoz5oSPExOCw1HExx1T7PvF39pDwlPpvhCJ4Nc8P3lws+/ybe8eV/uP8mxU/&#10;+xrP+Fenf8It4V1DSJZY3m07U7y1lVF27WWV0fYn+fv10epfD3Q/CWm6w1zea2kstjK8+mO1lb3E&#10;tk0qW7yo627rt83Yn3663xz4w8Y3niG4vPBOkXv9n37S3TXFv9iuPtHmyvLvR2+b+Pb/AMAevOlg&#10;o+z9nE9/CZpQq436z9rlPi28s28Q/GnWtKilih+23Mtur3DbIkfZu+/VvwDoN5a+GtM1KWKV/wDT&#10;J9K/dN/y3X50Su2+JWjajpedY1O18nW7zWkvf9IuYJZZdtrErttib5F83+CuZ8cfFO0tNQ1ceHoG&#10;s9FOsWuufZHT/VS7Nsuz/Z30pR5PcPpchxdKrKvT5vh/9uPoP9mPdq/7Puq6ZP8A8fdnqcsUqP8A&#10;fWvBtB+Ht3/wt/VdMngZLSdd+91+T5n216P+zH8S7af4neNNBlnXytdVby2/uNKv3qrftOeNb7wT&#10;4r8NRWcH2OVFdXuP+esTfwV8ZgV9UzSvSl9v3j6mUbx/wnkVp4Sn0rWfE/hGSLf9lvNyy7fk2t9y&#10;t39nmZvDfigQ3MW9LW+iZ0/vrvrktN+LOoaD8Tbu6uWW5iv5Yml81fvbfuVq6V4ziv8A4n3t8qrb&#10;RXkv3E/vV7GZU5Sw0+U2w0ovmPo/9viaJLyFNPtlsNPutl1FE6bH3/eq3+zx4h+06dap5v3otn3q&#10;yP2vLCfxP8H9E15Wa5e1VUd3rzH9mbxb5N5b2U/yNE9fDZi/7RymNeG8Dpw8fZfu5B8bNNn8K+K4&#10;ruWLZvvPNWb+N/nr2C/8SLN4ATUFvoPntf8AVbvnrzL9snxOureKbTdFs8iD5dn8VeeRapBd/Dea&#10;53T/AGlf++K76+BjmGGwtWR24f3oyOr8AaOsPxQ0KWK6+0pKzSs+37ny16F8bLbSvtuoNqbN5qxR&#10;Pa/71edfs96x/wAJP46smWLyfK3fJXoX7SFt9jdNQZf9RsbZ/u1x46p7LPaUP7px1OWUfdPnfQbO&#10;DVfG+mQeUvlT3iJslrs9V0FfDHxUeJmX7PtZW2L8iV5PJ4pnl+0araJ5Nwsu/en8FS/8JPea3ayz&#10;z3Mj3Dy75ZXr9IxFP2tDlPJ5pe0lItzeJ7zVfF7afPfS3Npayt5SO3yLW94nl/srxbaxSLs3LFKt&#10;eTaGtyuutLFud0ZmZq6jVfEc/iTxzZCVdhUImKxrYZ80VH+Uyo4mPL+9Ppj4hX8UNraSzr5yfaYN&#10;yf3q+avE+658S6VKq7PNnZlT+789dV8e/HzXV1Ho0E0ckMTK7SxfxVx0M3/FW6FA+1/ItkaT/Z/j&#10;rjyLBywmH977Q8XiIfARWNm76n4kmVlSKJXVq/Ub/gkl4ZktfDXirWZI2EflWtkjH/gbv/7JX5e+&#10;G4bnW4taSxiaa41G5W1giRfnd3f5Er96f2Wfg3B8DPgzoHhptr6gI/Pv5f71w33/APvn7v8AwGvp&#10;6cfePAxdX9zyHtVFMRvlp2RXTzHgi0UUUAfHf7aXjbTPA3j3wnd6q+prDLpV5Eh0yWVG3ebD97yr&#10;iD/0Ovnj/hofwdv/ANV4mf8A7er/AP8AlrXpn/BTP/kZvA3/AF43v/ocVfE9lZ/2jf21sk8Ft5rb&#10;POuJVihX/ff+GuWrVlGXKfleZZhVo5lUpU/60Pp+/m8Pa9FFdNplz/pESS+bNdXTu6sn8f8Ap9eT&#10;+OfA15qqOukaVBDs+7L59wjv/wB9Xr16Zpfhy/udOhisoft32WCJJHtH81PuffT+8tbfh/wDrOve&#10;J9O0NLf7Lf3vzQ/aW2rt+b5v/HWr5yWIrT2j/wCSn9p4DhfKKOEhWrVpc3LzS97+6fHt/wDA3x7e&#10;Nu+xxv8A3v8ATv8A4qWqT/s9+OH/AOYVaf8AgYj/APtWv0X8SfsweI/Dmm+fLqGmlv4VjZvm/wDH&#10;a5qz+BXiyZZW+zLsiXcz7vkrXnxcPsGVPBcN1/ehipf+BHwbH+zZ4vb72i2T/wC9PBSv+zx4l0qH&#10;z7nSdMS3i+Z2uLi1b/2WvrmJGmbbGrTN/cRd9YnjVFm8OXauu9H2Iybd/wDHWP1yse1U4NyyMJT5&#10;5f8AgR5h4E8K2OnaJZWNo+j6FrFxqtrZS+IfsdmqWXm7/wB6kq26SxMmz+B/vVlfEf4U6HfeP/EF&#10;1d+L9BtruW+l81LxryK4V9/z+akVkqK3+5Xo/wAOvB+i69qVpoup6VbXmlT+JLBJbSZf3Uv7q4bY&#10;6f7yVs6l8JvhrD400zxL42srLw9o8ui/2ffW99Z/YpW1G6uJYrd2tVeXymWJHZfn/gRvlr6ihGVW&#10;hzSP5m4my6nRx0qdB+78z5f8T+CtN8OfZ/7P1Wx8SPKzeYmnXN0nlf7/AJ8UX/jtdR8GvD8GoeK4&#10;o7rwnbaxF5Df6Pe+Jv7Ph/33l3f+OV718LvgF4a0Hxz4Zk8Q6HoF54etdAi0O8u7h4HSfXF1XY6O&#10;m/5pdn/jtcR4x0TRdK8dfD+TWdD+Hmg+MJbLUW13TtU2RaPFEsrrZS3EUD7UleL+BPv/ACUew5Pe&#10;PjI4KUakZc35/wCZyPxp8N2em+DftkXg7T9BdtT8qK70/wAYf2qmzZ/qkt9//kX/AHFryGb/AECK&#10;L5vnaJtuzb9/5P71erfGO20hPC/m2Nt8Mvtf27Z9o8ITy/bnTZ9zym/5Yf7f97ZXkn9qxO8W6Dfs&#10;XZ/DXfS+A+uj8JFo/mzMnmrv+X+DZvrsrNPO8HorLvi8h3X5fk3/AD1xtg/71En2pDt+WnJr15Db&#10;pbK0flRKyL+6/gb/AG/+B1coymPmNjwNbafeXWrNfWPhK8eKx3xP4svGt/K/ep89ui/61v8AY/u1&#10;6l45v9IubKxltbj4YzeU7IyeHbWWJ4vl/i+X5lrzDwBqVnpWo6n9p1Xw9pXm6dti/t7Smv3lbzU+&#10;S3/uy/x16z8TfFrXuiaei+L7bW2g+ZYU8Jf2eifL/C/8Vcdf4jw8397CyidH4/k1a98N6zYX+m6I&#10;lhpmjWDXc1v9sa4aL91/qpZXZPvyo237rfPt+5WB8GPGg8InXXudTeA28EF/aX9rayyzSbJdqbmi&#10;dPk/e/Ojttb5f7tcbF4g1zX10CwW8v5tNuVnxo4neW3XarfMkX3Vrufgr4Kvru5k8J+JtKWx0+/0&#10;qLUGi1a4fTf9VcfLL5+xtqqssvy7W3bkrDm55HyFBVMRVio/1uec/EW+bU/GerTtu3mVUbzrb7O7&#10;7UVdzozvtb5fm+auE+IXw9vNH8DaJ4t3K9prM91a/Z0++qRbPn/76f8A8cr6q8efBnTb/wAR2+qr&#10;eNr1lP5UUr6NdNKluqIkUS7JbdGZfkRWff8A8DrzPS/iFa+G/DMOmz+H72a1tZ57iz/tPToJf9bs&#10;3rvdN38Fc8Yx5/ePawc8TlGI9pP7R8p6L4wvvDes2GpWNyyX+nvuilTtXsvxi+Oun/Gn4f6f9si+&#10;yeJNOk/gX5JUp3iPSfBHj6WW5vbVtB1B33fa7fY6bP8ArlEifNXlt38PHskLW2qwXO3+DYyu1Z1s&#10;NQq1I1ftRP0DCcQUavuzlynOXl/LdrFI0m6WOtzRNddLtZ1270fzazU8O3Ukr7radIlX7/3ttQT6&#10;TPYyI0cizI38cVaTpxqR5D2qGYU4S5oyP058A3nhP4ufAG40q7vl3z2b/uk++stfDXhLVZfBPjSJ&#10;Z2+SC5a1levPtL8Ra/oMryaLqFzZt/HEjbarWmoXepXUq3sjNLdN/rX/AL1fLYPIPqcKtLn5qcz1&#10;YZlzy9091/ak1uDVfEGkS21zFc7oPmdK8xh1pv8AhGJbZpdnzbNlcZqt3fRahFDe/aGuEZeJf/Za&#10;3PHfhnUPDqWs8tnc2lvcDcEuPv8A/fH8Ne1hcsWHw8KHN8JEc6jSlJfzHuX7HTxW3jS4nuZdlukX&#10;369y/an8Q+HIvAl225Zrt12RbG+7Xy/8Jtfg8G+F0vtvnXE7N9z+Cud+Lmrajrz/ANqtBcpZS/Iv&#10;m/crwMVw1LF5nDHuXwnnf2/TjL2EYnKadcf8SK+Zm2Iz1d0GGN9EvZ2nVF/26gTSc+BYpIIZprue&#10;f5lVfu1Z1LwxqU3h7T7Kysp2/wCWs77fvPX2UqKlE45ZxTp/aM7wJFPqHiiK2gb5X3btn9yrmnTP&#10;c+Lr/UGU+TYFpmZv4dv3a6fwL4QvtIsbsY+z390vlfaF+Z4l/wBmui034ZWIsfskk1w8Ttvl+bb5&#10;r/7VEnTPma/E2Hw/u83MeR6XDJruqS6lqD/6LE3myt/e/wBla6LTfD+r6lJeXFtbP/amo/Kq/dW3&#10;i/vs38NelaX4W0eO/iFhaK9vZ7lZm+ZGb/Zrft1jg1GcRhdixqjbKXteU+fxfFq5f3VP3v7x9l/8&#10;E5P2QfCtr4Z0r4iavK2r6rZXkq2dsy/6Pbzp8jXH+2393+7X6IJXy3/wT6uN/wAApB/zz1q6T/0V&#10;X05DNXTE+mwWJqYvDU6tX4pRNVKfVeF/kqXfTOsmoplFAHwD/wAFMUCeIfAePu/Y73/0OKviNVZw&#10;EX+KvuL/AIKZc6/4E/6873/0OKvjfwTrsXhXxlomtSxPNFp19FdtEn332vurhr/EfjObxjLN5x84&#10;/ke5RIf7MsYmH/LCL5f+ALW54N8V6h4H1+21rSIIZb+2ZvKWddyt8m3/ANmqe08SQJbXsuoWK382&#10;otFLLvVd23Y2/a38LfMn3P7ldh8Jrfwt4j+IeiWWsWsMujLbyJctqPlRrOy7mXcq/L/dX/ar5uNP&#10;nnHlmf6IPEww+WOFehzQjD/wL3f6QuuftP8Aj3xEyRX1hpVvCjbt8ETb/wDx5quj9pnxRJYy2ywa&#10;eiSLt4ib/wCKr2H4i6Z8MLO1ihsLfw7CZW2brXyt3/jtYDeFfh5ZaRfXCXWnSXCwM0a+evDbK9D2&#10;eI9796fDYXHZPOEOXLrHhOgrJdaf9ljknti027zbeRN8ny7djKzJ/wAB/wB6sP4wQELd22pW32dl&#10;WCCRLh1lZtu35pdv8TVb0nXJdLEhit7dpZP+W7bvNX/dZW+WuV+KFsuseGLuCKOOz89ovubti/P/&#10;ALTV5/tY+zjA/RZ4apCtUq293lkcn4P0HTNei0rQbyzjudKuvGGjRS2jt8kqtcXC7K6NPhX8LtY8&#10;b+HPF19p+jW3gW10y6uNT1C3tWtbG8na4+y29v8AZ98rLLF8+7/cSvNE8FT+MPA0vhODUoNNuL/W&#10;NGtV1CZv3UDNcXvzv/3xWLf+C9E+GF3p+n6poGkmKwsPtGra9rd5exbJ2uriJESKCXbubyvuor/x&#10;19dhpctCJ/KfE/N/aVXk949F8JWGkeBtI1XwhfeE/C9/caR480vw3Lqeo6dFLd3FrdPK7y+b/e2o&#10;ux/4Vq18edT8R/Cj4qx3Wi+HPC+g6Wq3EWnS32gWdn5/z/N8kTuku35NrN821/uLXg1xqmnaDe3H&#10;k/DzwvfXbLBLY3Fpc6jLFdea/wAkqb7iu9C6FBb6mth4d8A674g0na2tafDLftcQfwuyPLcbZdj/&#10;ACvsq5S93lPga3Pyy9n9k5Txl461/wAe/YtJ1Q+DoDeajFtm0zToreZN3yfPLEn+qTdu2ViWfwxv&#10;ry/t7OLVdJT7RrsuhNMn2h0i8pN32h/3X+qf+D+KvbPjZ8KrL4f+IfD+saZpK2+m3+oQXH2SC2eJ&#10;IIlRJW2XDb/lb5v4933q6TwfBfeKbW38R6Vp1klvL4rl122/tHWHt3ni2eR8u1H2fPE/z/xfPVQl&#10;KPunRgMfL+HiPiPmnSvh1qGq/wBiN/aGn239qLfv86zv9na13/I+2L/lrs+TZ/wOm23gDULnRkvl&#10;vLR93hv+31i8ifezb9v2X7n3v9v7tfQt/pWveCbfT5/sOgXkuhrqNw1jaa1P5rxXj/O6K0SfKjXC&#10;bvm/uVxGmfEA2+n3Gk3fhyCFoPCraOr/AGxpdy70ff8A+Ofd/wBqnKvKB2Vszw9B/vJHn9ta+Lvh&#10;14nuLLSNajtk1bSoE+0JpzIk+7ZK8SNOnysj/wAaU/xB8U/Gvi+3S01/xLe6mkTfcuHVkX/drW1T&#10;xvf/ABC8V6JcXUX2O3sooreK0Sd3Rdq/e+auMvk/0iX/AK6NXLKV5HyeNzGVetKnGXund/CyYxeL&#10;/CG3UY7FNt+jPKsTJKvlPui/e/L+9+58/wDfrU+KHxa1nRLXTPFXhXxPp5uNUs9WdksrGK3aBGeK&#10;V2lt/m2SvLu3/eVvK+T5K5jwH4jtdB8SeHbq6jnmECXif6Iy+bA0sTokqbv4kd9//AK6O8u/CPx+&#10;8S6y0i6l4esrHR7qZLeFYP3Ts6b3VYkRW3bn3bvvM9XSl7ptlkveiv73+Z5X4z+IvxBjs9EXU/Fk&#10;97b3rRXHk+REmx12Mn3F/wBuora5ktk/dyN/d+9WrqfgXQ9T1fw7YxeJdU1l/tlrCsM2l/ZU8p5V&#10;R/3q/wCwqVznnbGrkr/3T188jzSiXdjOPlT5V+98tZt0/wDartbxfJBG376dF+9/srXeabpK63oV&#10;prN3c23h7SrNGgvNQuFlZJ2Vvk2Kv+tl+dV2L/c/hrM1+4+HnhG3iso5fE2pGWL7Qtxby2sPlbvm&#10;/wBU29ty/wC/Sp0Z8p5OGwtSXvRPP7zQtIik+a42Mn8LT1U0yLR7G/RZJo/Kl/dS4k/gb5a6iHwp&#10;o3iKxeXwnqK628StLPpl9B9n1BP7zbN7rKv+427/AGa4u8toP+eEf/fFP3oS949eMZQ92cpFzw3Y&#10;aZ4f+Jmg22tRNDDb6ta/bFf/AJ5eau/5f92vT/jNCvia61jT9P0FbPUNLvrp577ylTekHmu7/wDf&#10;KVwfxB0mbU9B8H+JbYwYurf+z57jay+VcWzfclb+/wCV5Tf7u2ul0PxxY23wD8RWUmqWCa1dXUsf&#10;yTtvlSXZv+X7zfLvrq5b+8fU4SfJExrjVtD8R6ToV9c6fc3mu6dLsnhSJl3ovzfNXot/4p0/xDol&#10;3I3hf7Bb26wO0Opy+Vu819qOm773zVwHwgvtD1XxjLY69rcmj2l0lxcPcC48hdzRbNvzL8yurNXF&#10;alqNjaaxFbWuprNZWVyyxS3Ctu8rzd67dq/7zbv9utYxM6kZVanNI7/xhcan4Qtbdm0yy0u3n3JB&#10;Kkqy/Mv39j157c6ydSumknvS/wDtvJur0v8AaX8SaT4k1LSF0e902bTLOCS68i0kZ8PK6q3+z/At&#10;eLJexp/yzX/vmp9pPlOSpho83unVQzac+zfcfd/2mrXsILKdf3bNKv8AsyNXLaLbTaq8jboLSyhX&#10;dNdXH+qj/wDsv9la1bTxd4W0S6Lw2mqaw7felluFs4m/3UVXb/x+sOScjz6uCqSj7kjstPtNEP3p&#10;4/8AgUz1vW9v4fC/NJB/38esPwZrvgjW98EU0/h69eXer6sy3Vu3+z5qojRf98NXWx2aW0rxvHB8&#10;n8cOx1/76Ws6nunxeY0Z4eXvSkBv4WiWz0nb935pV+7Gv/xVXbSKO1j8uP8A77b+KmqNq7V2p/uU&#10;m/Brm5j5ypPn92J+lH/BPG53/A/U4v8Anlrtx/6Kir6ohfZXyP8A8E65t/wg11f7uuy/+k8VfWCT&#10;V6UfhP2PJ/8AcKX+E0kmqwlZ6P8APU2+tT2DQ30VXjf5aKAPhX/gpon/ABPvAjf9Ol7/AOhxV8We&#10;G9Kj17xBpmmy3S2EV7dRW7Xb/ciVn27/APgNfav/AAUzGNd8CN/053v/AKHFXwvXDX+M/HM2/wCR&#10;zP1j+R9WXXhxmlvYIGKJZulvHFL80sjfdRfl/i+T/drW8I/CbWvHurW+k2Uds0s8Dz/6RLsRVVtr&#10;7/l3bt3y1gpeXmlPshnks28pIpfKl2/wV03gT4pat8PfEDa1awjWLwWzWyrfSs21a+bj7Dn98/0T&#10;qf2hHAL6ny83IuX/AMBNjxB+yr4g8HqZwdMa4l+RYoJG3P8A+O1nRfBHxTHp11cy2ixxW0TSs/8A&#10;srW/rf7UvizxDeQSXej6dYxQc/uy77qlv/2ntZvtDutOOm2aLcwNEzB2+Xcu2tuXBHgYeXFNoc8I&#10;/wDkp5JDXP8AxKv1sPCks7Lv2SxfLu/263oaxvHPyaGnyq/71fkevPjufoeK/gSued2vixfCHhXW&#10;PErQNc/2c+l3v2fzdm/59S/i/wCB1518ZviXB4jfRJNa0qS/0PW9FtdSl0x79laKX7RdbHSX+9tf&#10;b92vZPho6v4oliigjvJUutDeK3m2ukrq9+2zY3y/wVxfxxS503xfcReGIrZ/F6adFFZ/2h5UqxWv&#10;2q6814vN+Xzfuf8AAK+0ofwIn8Y57zSzavyy+0Yug/Do+J9L0nWLV3jg+zac2leHvDy/aL2JPtUq&#10;JF+9+Vm3Lu812/i+78tV/E+vaHpHiPxLp/gbT4P7f1ad4dT1kMzK6798vlK3yxK8v93+5XE+K9eE&#10;PjXQGmvlhngtrVdabQZfKi8/f+98ryvl3bNn3P499dzqviLVL6LxvH4m1LSf+EVvFaPQF0+WBplf&#10;zf3TRInzbPK3+bu/9DrTm90+RrRqezqcsjtvj3rl94g8ZXfhpoYrfS9O+zyzXar/AKReM1pb/Lu/&#10;up/7NXsvwN+KOlab8OdP0iO+1DRJtO328r6fZxb9/myy/JK6P8u2VPuf7dc3+0WdIi0zQraCTTf7&#10;aiSJp4rdk+17fs6fPLt+Zl/u7/u/7W9a5n4V+G9cvNGuJYNIu7m3uJfNtXt183cq74nfYv3fnif7&#10;9cWKqVaXNyHDkSlPOZUqvw8p0vxI+M1n4n+LsXh7WoNU1LR7rR2soL77Kv2h5WlR0R/ITcy7ov4E&#10;3f3K8z+ImnabYSRNa2EVnqaW11BfPp0V0ll8vlbE/wBK+fzV3tv/ANl0q7qvhrXn+POmwRW62Fwl&#10;i0srXyfPtX5XTyt6M27zURfu7t/3qg8d6jr6fD/w/wD8JE09mtqt5bxWmp2LW97/AMu6q/zfNLFs&#10;VFXf83yOvzLWlGUp0uaZxcQU7YqpaP8AWh5L4XZv7Ys2/wCmqVUuVa5v5Y1VnZpGVU/4FWtodp9h&#10;hjv51ZpW/wCPaD+KRv73+7RNJ/ZDtb2377Wblv3jp/yy3fwL/tU5Hyt/3krGJrNxHoFvLbW7b79v&#10;9dOn/LL/AGVq98CPDK+KPi74X0bVYrl/C+s30Wn6qybkia3Z0Zt7/wAK7kRv+AVnapoRnuotNs1a&#10;+1J2+ZIfmZm/uL/er3Pwf8KNT8bfC/w1YvfXKRWtjexSww3jRbP9KlfYmx9v992d/wC5TgfY5NRj&#10;Vmcr+1VYeB/AvivSl8C2FtYXUV4qWd3p88ruyxMvzp877t+9K8k0bRJ9b8V6VofzWdxf3MVur3C7&#10;Nu59u6vYPHnwcsbaye+udM0+wfTovNifTHd5flT/AK614NZeMDonxP8ADjm5lvdLgcfZ0llZkRZf&#10;7u77q7m3U40/axPqMfgI1Zc0T0n4ueLJdO0eW+0y2kh8GrFFpWnIW+fZ87pLs+78/wA7bv433tXl&#10;Gg/A/wAa+M401LTfD8v2eX5o5tQl2+b/AN9V714V8B+J7bxFpula5/ZOsaKu5IpUiZZYmZE3vt2f&#10;xRRbP9lHr6KtrmCzi2yp/sLsXZsr1JR5DXDQ5In5tX/hPxH8L/E1gdZ0+60yZJPNiZG279v9x1r1&#10;ODwD/wAJl4e/4SqfUFtorjzWnSGBX/e/7Pzp9/5v+Bf7NfVvxN8D6f8AEHwld6bqFtu3xbopv44p&#10;V+61fJuo+Fp/Dfw11LTbjWV/tXzdr6NEyPtlX5/k/i3bNrbv/Qq56kOc0rU4z+Iz/C11Z6hoeteD&#10;nurn7PqkX23SZb6Lyt10vy7Niu/39u3d/wBMlrxK4hltp5I5UZJI22srfwtXTahruoQ6nps9zO32&#10;q3jXaQu1om3s3zf7W/5qs/Em2Se+0rW1Qo2t2C3s6hNqrPvZZdv4pu/4HRGPKXSjyHE0UUVZ0Fuy&#10;fm4/65NVYt81XdKTfJKP+mDVTkRlegn7R0upSusNtocA2pAnmy4/il27nY/7v3f+A1Lpnw08Ta5r&#10;OnaXp2k3F/f6gvm20MSjeyZ+8393/gVEWl3WteKreOybFzeNE0DFtn3lr73/AGRvhkvh7RtQ8U3s&#10;sd/rOvSq6XUUflfuF+4m3+He25n/AOAVcvh5iInz1pf7D/xt0jSpb7TbOx8xl/eWUOoxNK3/ALJ/&#10;49XnWlanrXw78VPp+u6ZcQzWs+y+0m73W7/7Sf7NfsJokyovlRff+/sr5p/b8+AkXjPQdK8Y6HZr&#10;/wAJHFdRWV18yp5sTI+x3/3GT/x+uXmvLlkZ18NTxEeWZ5N40t/DMvhDQtZ8P2f2a3v9rROnm/Mv&#10;lJ5qv5r/AHkl37dn8H3q4HOTWlHpHh7w34G0yxsdTg1vVml+0NfWjbkWJk+4/wDwL5lX+H/gdZXS&#10;uGtHkq8p+PZlRjRxMoQP0Q/4Jyzb/hf4rX+7rX/tvFX1qj18df8ABOWbZ4A8YL/1Fov/AEnSvr1K&#10;7Kfwn6fk/wDuFM0IX+b5qu76zU21YR60PbLu+iq++igD4s/4KZAtqPgOQ/8APG8X/wAehr4bgk8q&#10;7jl2q+11fY6/JX6Cf8FBtRg0bU/Al1c6Np+uI0F/F9m1NJWhHzW/zfI6/NXyv8NvEWh+Ovih4d8K&#10;3XgHwpZpq19FavcxRXW5EZ/4F+0feriqx56nKfkuY0o1M4a5tbx/Q9a0m70221i6udSibY8cvlxL&#10;CsqbmVv4Wrt/hH4W8JeNPidaWVxp00mkPbyyzWt5J8vmL/ut93/Zrkb3wLrE3iP+z7OG2u5bqKW6&#10;g+zXSSp5Sy+V99fl3btnybq5SO1n1i/i0qBWOoS2f9oJb7tj/Z/N8rd/338uyvDjGtB+9SP7sqY7&#10;LMVhXCljownKHL8R9gfFH4d/D7Rre1hi0nSbATybGl2ojf8AAa4rW/hl4G0zwpq13C9lJdwW0rQF&#10;J+jbPlr4/fxJ4a0qLT9Tn1VUi1Lelm7s779r7H/8frr7mN7DVNP0ycqL6/8AN+y26SI7y+V/rfu/&#10;3K0lWl737g8TCZfhaPLzZrH3f73/AASaFMVyPxcx/wAIftz/AMvEVb114g0zTrzVrW5vI4bjSdv2&#10;5H/5YbnRE3/99p/33XKfGvXdO0XQ/wCzrvULaHUPNSX7Ir75tn+6v3f+B15fsqv8p+gYvO8thhpS&#10;liY/+BI828Vbv+FbeP8Ab/DbaGn/AI/e1yPjfwdDqGh+D9a1rUxomgaf4X06Ga8MDTs0stxdbIlj&#10;X7zfI7f8ArYuviHcat4U1nw+ujabBHdW8U9zfIrvd/uN/lRM2/bt/es33f469btvhTqfxR+HXh2/&#10;06fQLzwu+i2elanY62t1En2yC4l8pleJPvf6QqLsf+PZX2OGjz0uU/jHMMxw+YZtXq0/ejI+aF+G&#10;6r4y8P6VDqcd5puutay2OpwxOiSwSvs37G+bcnzfJ/s10918OvBTxeOrXRvGtzqOt+F7eWaW0fSf&#10;KSfbKkT7G3/ws9ej+LfhFqvgnxHpXibxH4x8JaUmkz2VvZ2KRXrxQKqebbxbFi3Ku1d9VZrzwxf2&#10;3iiKx8Q+A7DUvFC+VfX1ppOrvcS7n3/Jui2rvet+XkPKvQ97n/7dOz+Pfw4u9E16y8ay39pNZa5a&#10;RWsVqj/vkaK3i3s/+f4lp2g/EL7N8PtK0ix8WN4VvbLzfPl+yzyu264llTZ5Xy7dkv8AH82/fWZ8&#10;Y/jG3jzWLfw1Y/ZpvD+jwpLa3CQPFM8rRRK+/f8Ad+7/AHV/hryOe5TVkljEn2fSoG/0mfd/rP8A&#10;ZWuWrP8Aee6fH/XKmFx0quHPSNU8QaDreha1qWp+Lp/E99cWMum+b/ZksTujyxP/AK2V/up5TfIi&#10;feevNLu7+1oNR1FW+wx/JaWu75pP/saFeK/RLu4X7NpkHyW1mn3pGq+1lIUnuroL9paNkji/hgXb&#10;91aUpXOfGY2Vepz1TOk1CaFI7hV+0aper+52L8sEf91P9qq08n/COxtbRN52rT/6yVPm8r/ZX/aq&#10;3Zbk1HQP+uNFhpsk9vb3drJHb3UTSfOy7t/zUfCcznGGsj0j4PaF4s1Pwf4h8NeGtTi024eWK7vr&#10;uWCXZbpsdfmuERvKbbu+b/b+9Xt/hiZdY8G6rLfRWk32r7V56WkvmxbP7Qi37H/i3/3/AOLfXinw&#10;vFt4X0vVtUi1ldN1C1lilklT7Ol7KmyVm+zvKjNuaVIk+T7u/c1e0+GJoP8AhCtTlg1CfVYm+3v9&#10;ruJ/NlZ/tEUr75f4mT5/n/i2U5fwj7jh2uqtbT+U6L9p/wCFfh7w98Pru50XRbazuEvLeLfDv+40&#10;qI//AKHX5i/ETww2gz6BvX52tm3f8Bl21+rHxp+Kng7xz4Sl0jSNajvNQuJ7V4oUil/hlRvv7Nv3&#10;K/PL9o/Svs134abb9/7f/wClT15+ElKEZcx9xjZclLmOc0/9onxJafEjTdQ1rUp5tJimTz7JD8ip&#10;6f7W2vtCz1Wx161t9QsbyO5tLhd8UsMu9Gr4G1TwzDrNrE27yp1X5W9a+gvgzrPgTwd8No9G1DVJ&#10;YL+V2lu5XV4sM39x1/h+5Xu0K8avxHi0cbQlH+8e6eKvFVj4V0h2aWJ7uX5Fi/2v/ia+CviLpN5o&#10;tzcLNczXs19cl1uG+XfF/D8m9uN33f8Acr2L9oTx34S1/SNJk8MXc513SZdyXCRvsaJ/vK7t977q&#10;V4Vr2o3etzi+v52ubueRXllepqVox92JtLER+ycs+lzGdf43Zq7PxRC158NPDMu4O1r5yMB95Vd/&#10;4v8AgS/+PVTKPD+9ibZLF86v/dr1Hwj8LPCOqWukT3fiO6s4dRsYrie0uYvK8+XbulRZfubd27b/&#10;ABVjTr+7zSNcNVlVPnhP93fR/HX1XN8F/hdaS/v9QtodzfJ5uptWh/woX4YTwJLHdWyRfxzf2jLs&#10;Wr9tA7eWR8xeGLTztRlT7/8Ao0/3P+uT0j2G/wC8tfRXx2+Evg/4caR4FufB/mLfal9uTUX+0tLu&#10;QJFs+VvufflrxmbTWRvu1y1avve6eNia/sqnKYkb6hpT291YSvDcWbfupU++tfZ/7B/xksdY0e68&#10;F6zfiPXLedrmza6bf9sjb76L/tr/AOg18nwwrv8AmqbTtAsI9cs7+UTLFBMkkkUTbd23/a/hralX&#10;+zMmlj4x/iH7K6D/AKrdXgn7YfjmDxVoMPw90PWls9V81NQvLiFmf7OkX3Ivl/5au7p8n92vF9N/&#10;aftpnt9s+tw26xbG09HTyn+//H96uA1LVVk8T61qulNc2FlqkvmtY+b+6Vtm132f3mrWUqcJc3MY&#10;YvOqFClp8Rzmj6b/AGNYJbfxp96tFAXNMHU17B8J/wBlzx38WNEi1/RI9NTSpWdIvtd5sdtr7fu1&#10;5cuac+Y/NuWvj6spRjzSPpf/AIJ1/J4N8Zp/1EYG/wDIVfYCbv71eAfsk/BfxD8HdC8QW3iRbZJr&#10;+6iliS3l835VTbXv9elT+E/U8np1KWCpxqx5ZFuF/nq0lZqPsarqOtEj2i3voqGimAvjXwjovifT&#10;kOr6RZap5G7yvtcCy+Xu/u5r5T/aO8L6P4E+G03irw/pOn6JrWg31re2N3b2cSusvmon9z7nz19o&#10;yQrLHsb7pFfNv7dujwWf7OOuSxJ8/wBrsz/5MJVzX2jxcxhCOFq1be9yn5ueL/2gPHXiFXgl1VbO&#10;33RbYdPs4rVE2O8qbPKRf433N/epdM+O/wASta1dILC/jn1CWVrjeljF5uxX8103bP8AVbvm2fdr&#10;kDbxP8zFUT+J3/hr3v4TfD2z+HXjDw/4js/HWiXNxcWt1LbXFjay3SRKvlLvX5E/jl+4+2vOjKp8&#10;cpe6fn+VzxONrxpR5jx/4neDPiDfz2mq+I7GOzW3XyrWJIltbeJN+75UVUT52eq6eIfFF58NviBr&#10;2p6hew3H27ZFNb7bf7LLOjrcf7Tb9kSOifd37q6j9pj4oa/4H1eJJPHWoeKtN8Rz79T+3WflRfun&#10;RvkT/wCI2/crwvxX4li1/wAI6hodvb2Mlvf6qdUg1i5idruJfueUvz7VVtu9vlrqo/vY81I+9+oP&#10;C4jl5v8AwI9B8W63cw6N8P7aXULt7jxfZ2en6tcbot95Atx8mx/+WTJsRfn+99560cW/xH+IPjrw&#10;/wCJp7640zw7b3WppMiQf2h5q7fvSqm64RN3y/8AAW+7Xkjatbaj4q8IavF4S0Ka18OW0FvLpkVt&#10;L9n1Rot7ebdfPuZn/j+7Ro97d6JL43nXw5p00/ieCW3WV7SX/iUKz73+z/N/d+X5/wCGuj2UjvdO&#10;m4nodtouhp+zEniNnuf+EjvPEn2L7R5v+jtF9n37G/z83/AK9ns7az0H46/DfwJouteItN8Na5o9&#10;hd6jp9vebPNllR33p8+3+47bP7nyV8n6l4nW5+Gnhzwh/Z1jYW+l3lxdS6nFBL9ov5W/56/Pt+Rf&#10;lSu1tvjrbQ/HB/iN/wAI5o37qz+y2egpA32G122/kI6fP95Pv/71aewlD4TzI4KlCXMegJDY/Ejw&#10;h8Ytc8S6z4i1u68OPF/Y9xcXXm7P9IeJPtCf7r/e/wB/+9XmGhW/2OC3+zIs2rXMfmx4+7bR/wB7&#10;/erG0L4iweGfhrrvg5LO2uf+Ej1O1nvNY8pku4oon/1S/Pt27vm+f+KtK+0ubRvGetaPbXssdjok&#10;0umzX7/I0ixSt/3zXLXjKB4uZYb93E6YaUsWkz2sMjLJOrbp2+8zf3mrNn0PUb60ijmlt4kttvk2&#10;sf3W/wB6rHhqSd7FnkaZrdpP9Haf7zLWqa8rm5T4CeIqYepKIyxtJBP9qvDG86/JHEvzJAv+zXSe&#10;HPDl54z1+x0GxaNL3UZfs8T3D7E3t/erBrvfgT/yWXwb/wBhOL/0Ktoy5pHJF+2rR5jym0f/AImv&#10;hxv4Wg/+KrQ8P/8AILj/AOukn/oVY1u+zVPDH/XP/wBnrT8P/wDINH/XST/0Krl8J24uP7v+v7xq&#10;/IR81an/AAtG20fw54a8KxWN9f3s99PF5Vu3lfNO6eUm/wD77rJXlcVj6pBcCSyubSOOa4s7yK6R&#10;JW27ttRGXvHRkWN+o4vmPQfH+lf8IHa6w2paPrKTaIqS6jbzXWzyl3onyPv+b53T/eWvJfib4n0/&#10;x/YeH1tYpYfsH2hGWVfnZHdGRv8A0Oum8WfEvx94w8P6hot/O72N/AtvOkt80vyq6P8Ad/7ZLXMz&#10;WePu7c1NSR99medU5xjToS5ih4P8Mf8ACR+ItM0hnkh+1Ns3ou9/lRm+Vf73y1383wd02HxK/hqe&#10;28TW2urKsTafdrpsUu9vuJ811/tVuveWfhMpqdl4AnsIotMe9sZrjzfOupViRfNSX/llEiO7unzf&#10;f/3Nlr7Z4X1vS4ry+8ILeahdQJK13NfTu+5k+/8Afq3Knh4/vDpynAxxsJP4pHgHxK8J23h+QfYJ&#10;biS0ubT7Qi30SJPH87xMr7WZd26J/utXE3UP+gQf70ddLqmrzalpMFpPGqf2daNaROjfeTzZX+b/&#10;AL7rQ8MeDrfxXd2djNcvZxeQ91JNFF5rokVu0r7U3J/c/vUR1l7phzckuV/zGJpWian4huLiDSNK&#10;udVlgX975KfdqTSvip4u8OR2ujW7xwvYf6PBbvZq0qfP93/er0f4K6DD4n8V6x4a0HUhNaRJ9vb+&#10;23+wb3+Vfl8p33f99VzXxo8ORfD/AOIepPq+oPc+ICtvdQHSikts2/8Avu/zfdX+FWrpp0+T3T3a&#10;NH2VPmj9om8Q+O/iHpVrFLrljp6W8rfK82mWro7/APfH3qu6J8VPiNqthdNpUGm/ZIt0svk6Taon&#10;y/8AAK9F8c/Bmd/g9/wkNzrlk+mLBb6k0Nvdb7ja2z5ERv4tj1h/sy6RB441jxJoOh6jFY2ln/pc&#10;UuvKqPKrfun+7uXdV8numko1eblUjiNZ8a6z4tt9Lu9c1BNSe1ZktrK3tFibc33/ALlZkjJeXn2a&#10;4t/skrLuVvM3LWx8XPDmm/Brx5JY211ealrVreRXCvZOr2XlMiM6fMm7d8+2vX/iJ+zz4c8NfD0e&#10;LbvX7S4skW3llstJun+0Msuz5F81Nqt8/wDHUSpR+0ePVwFSrzVJy94+byJ5ZWa0tHmt/m2vu+9t&#10;+89bHhLR9Q8b6taaRoNo1/qE6s6xblVYlX77u38K16N+zB4T0z4qnxBZNqtn4et9Lb/RpdYi81pY&#10;JWb5d6p99f8A2euS8dpYfBT4sQaf4auJr+4t5/JvL3zVlsr23bb8qRNErbf992+7S9lHm5Tf6hD3&#10;ecu6h4S1X4fax9i8T2S2MvkfaoJYpVlini/vo6/er0K5+FnjS08EJ4qfS7T+yvI+1SWiXS/bYrdv&#10;+Wrxf3a6v9o/wt4Tg8EWuuX2v2niaWwX7PZ6PoaNYfJL/wAAZf8Ax2q/7L3j5vHfwu1fw14z8XDw&#10;/FbN9lja4sVluLm1ZfuebuRtqVz+z93mOaeRUKtSbl/26eZQOs4SRfuP8y1+nP7G0P8AxYXwvPtV&#10;N8UqfJ/syulfnRql54DsNM13TNOl2ahpd5FBZ3ct47PfxbnV38rbtT+Bv+B1+jn7GDq/7Ofhf/Za&#10;6T/yYlrajHkkeRkmGlh8bKEv5f1PdkqWq6VLXTI+9JqlR6r76ej0yzQSioUeigDsz1/Gvnv9vBN/&#10;7NPiL2ntD/5MJX0Gev414H+3P/ybN4oPpLZn/wAmoq1l8B5WZf7nV/ws/I4eVJNE13E1zapKv+ip&#10;9+5b+5X0X4GmsX1Hxx/xStlpt3ZyxWq3di0W+1i83d5UqRfebd8nmp97Z89eC+GPDes+MfE2jaTo&#10;GnXOo6vLK3lQWi7n+T5t/wDwH+9X0b4D8B/GK28ZafeeIPCuoTaVsa4vIk+z2T3rtE6RJcSp8zNv&#10;dPkfc3z7tleV7OWIpSpx+0fBcP15YTF0qvL7vMfOv7X+65l8LtbRLM6zypslX/ZSvHNTs7nTXtbG&#10;7iWG9i/0eWJF/wCWu9/kr6q+Mfwu8R6bdWV34z1PZN5rRWz6izPbxNsSV0TZF95FZa8d+NPg/wAT&#10;+HIr34jW9kttoWqXksumb1/0iWBpX2XG3btVd3y125dR+qU/ZTP0LF4+ljcbzROP8EzTpFdxxNIi&#10;Oyeeny7HT/b3Vtf23PYaDd3Ns1y+oJK7wTPF/Bv/AI//AB/fXOQeH9c8P+I9A0tLvTEm8QWySxXU&#10;zO9vAj/Ntl+T7yf7O6sm3t9euG8SRrdRI2hROs8L3DK86b9n7r5fmr0ZSjzG3MQa8+qzWsUuoxM6&#10;LK+19qfeasJ3/u1s6lp+sp4V0DU5pVudP1aRltrdJ9zxMr7P3vy/Lu+erH/CttZfx3ceE1ewfUIo&#10;ml+0faf9HZVTf8j7av2sTnkc4zs6xbW+bzV+/XuXi/T5NQ+KfiZbuSP7IurXTLBF/wAtG81/mavH&#10;9H0bULrw5ceIltYGsdNvIopYLiT53dv9j+7/AHq9fsNSudev7jWb5YkvdRf7VKsKbEVm+b5VrzMb&#10;U933T5TPKsqVLQ184oyTXYeDfhL4s+IWs6bpWh6Q1zdajZy39n5zrEksCvsaVXb+Heu2m678KvFX&#10;huzvrzUdN8m0s4IrqW4SeJ4vKlleJNjq3zfOj/Kn92vL9lP4z86+rVeXn5Tkw9d38Dn2fGLwU3/U&#10;Wt//AEOvPBNzXd/A6b/i8vgr/sMWv/o1KKfxRFho/vonlSPs1bw0v+y3/odXvD0u7TG/67Sf+hVk&#10;tN/xOfDW7+8//o169G+D3wy1H4h+H9VubO6itorK+Fu3nW8sqIzbn3uyI/lRfum3O/yrXRKMpe7E&#10;9ivRlOnyx/rVmCZDTHx3r0HRfgxquvaHcarBqeni3TTlv12b2/5+Plf5Pl2/ZZf+BbK7nWLbwv4e&#10;+B1lr0Vn9v1hPDrahPb+RaokTLbps/5d3Zt/zuzvURoTl8ReAyWtjP7p4Ayh8ofv1VlgB+VziqOs&#10;axqGleHGnvvBU72sCb5biLX0dtq/3ti19FX9npmq/wBmafYwfY5dUs0dd9rBLsSWyuPk+4n3JfKZ&#10;X3r9yn9W/mPThw9iYRlKUuUwrfwtr/iJLqzj1r7Np2saFBb/ANrPZxPaTz+UipFt/wCeuz91uT97&#10;8nzfLTPDfwu1d/D1osUtlcxQQLF9o+1JF5+1PvojfMv/AAPbWnonwKXw94q8Iz6D4zi8Z6rLqfy2&#10;NvZxW6NLE+7Y8vm/Krr/AB11F5+zTfarP57eGtUS4iX97Ld+LrJPKf5NkUu21+SV96P9ytqmE+sR&#10;ifW5Ti5ZQpQqR94+KdT8OT6faxzs3mtfwTy7FXbs2XEsW3/a/wBVXNazqUi6ZBBC2xGjXeyt81fT&#10;3xo+CfiPwVo+manc6C2laPZItq+++S9dZ53luH3yrEi/eldfkXbXy94qsfs+r7ofkWT70VKEOSvy&#10;HFSqxqYmUSLTtNbR5fPs/EFzZSuu1nhidX/8den3+jrqs7z33iC5vJf78sDu/wD6HVd7+5h+ZrH5&#10;P9iWp4ZlmgSeL7jL9x697kifR+8W3tmmtfscviXUHtNuzynifZ/3xvqKz0qDTX82DXLuF3+RvJi2&#10;f+z1Em13+ZtlWrlItm5W2f3f9unyEcxXfR7a/neWfVb2aV/43i/+zq3c2EE1v9ml1fUJov7m1P8A&#10;4umW0Ku6fMyVY+xujfe3pu2UyihbaDY2zPtub1N39zbTJvD2lO25mvXfdu+8laDovz7W+SnJD5zv&#10;82zZS5IgRJbWKfw3r7f+mqf/ABFWIUtkl3RW0+9v+mtMSFHTd/fqKZ027dq/L/HUSAt/b7a2bZFB&#10;L/wOWv2A/Yqff+zh4a2/89br/wBKHr8bIZvOb5lr9jf2G33/ALOPhz/rvdf+jXrmrfZHGH7+J9AJ&#10;9+rCVXSrafPWR3hQlP8AJp2z/ZqCx9FCJRQB3PcV4N+3B/ybD4v/AO3X/wBKoq93dtteE/tpuzfs&#10;z+NP+ucH/pVFWsvgPKzH/dKv+Fn5a/BvxV/whnxg8D615sEMVrqaebNcS+VEqN8rb2/u19I6b+2x&#10;4H8PWv2HQ9K1JLe18rbvbejuru+990vzM7v87/eb5PubK+EfGul6jrsdjbWXyRK0stzLu+RFX+/X&#10;k2qaqLbUriDT3X7P9xpW/j/2qxwkuSmfO5LhP9l5z7j/AGjv2iV+Knhfw/Fuzb3V1LqVq+5rf7Lt&#10;T7LLbvbsz/xxb1bd8vm14LB4x1e40rXNOW5ub7Rbi18r7HNK7W/y73+7/ss+/wD3q5rWtThtfh58&#10;OJGjhun/ALPukYM33f8ASnrqPhL8SLXTW1uK41yfwo81rAlnd2Ucsuwx3UUrrtX+8qv/ALNYVOaV&#10;cmphpUq0qkTCm8R31zoOhLPbTv8A2RL/AKHfM7fJ8+/Yn935q63wq+teKvEOu+IdO0+D7JfxPZXy&#10;XGsRWvnuybvvyum77laXxF+KujeMvh3Npkc4TZdPLpWk29nLB9g3XEsr+a+/ypV2y7fu79z/AMO3&#10;5/Mfjv4pttf1vRbmDT5NKeLTEt5x/Z/2VHZflR/l+/8AL/FW8Yx5j0MPCdWXxHef8IZ4lfwR/wAI&#10;02n6bNEt417B/wAVJYbItyfwp5tSX2s6hYfEaxvr7T/s2u+HdtlfL/aCvLKyps+V/u7a8F0a+uHm&#10;T+y1T7R58SxeaqO7fL/tV7d8TPEVzceOb4axo9oLu12W7tbRxRRK237q+V8jfxfdor+5HmiPGU6l&#10;Cn7sveEsbufTNL8TadFZx/ZdeaJvJS8X91sfcm/+9/wGr1mYbO3ijWWF/KVV+8tcedWsmO5dHjP/&#10;AG1qhrevWcWnSmPSkikMbeWyv91q4HeqfI1qdbGuMJ/1+J9keIf2tLzwxq/h3Sr7WtN8T2kGmfZZ&#10;/sLfYvNlZ927zYnR1ZPlX5Nq/L92sr4rfGLU/iX8Jpd+sQ3NoviT7XdW6WMtrsa6illiiRt7LLEm&#10;yX/gT18Hpb3lno02pXMsifaP9V8v36948D3zXH7Mt60k++9XxJbu/wA275fKuFX/ANBr1q38KR7+&#10;NwMYYaXLIclzXd/BSZv+FxeB/wDsN2f/AKNSvL7S+81fm+9XffBq5/4u74H+b/mNWX/pQleHT+KJ&#10;8LClyVYnm87/APE58Pq3/PeX/wBG13vwt1LxLa6XfweHrW4vFg1Br2dLeza4+6jxfP8A7LpLKu3+&#10;KvOdUdovEWlJ/cvbhf8AyPXpvwV+JNp4Cs9UW5sFv/tGs29z8yK/lJF5vzp/01TzVZf9z5q6OaPO&#10;e1Wh7vxcv/Ds3vDfjPxjDo0Vtpmntf2WnRfaIJf7M837Gm+X/SEfZ8v35fn/APiK7XUvCUE3wbtN&#10;V1XWrnR9MutAitWfdaojweVEj7Nz7l+d0+/t+++yuY8PfF+xh0rT7HV7nUryK1i8q6t3tbe4iv0W&#10;4uJUifzf9Uu2X76fd+eofGHg/wAT6l8MLq10/wANa3f/AG3RbBF2RbYk8pLdn+dn+X7j/wDfFdtH&#10;4fd949bJYx973jw3XdIvr7QpYLv4h2s0sq7Wt3vlWJ9336+ivE+laZ4bR4LyXUJtbtdMeytXSe12&#10;b10+Vk3pF8zKi7/nT+Kvnn4h/EfWPHnh24s7rQ7+ysJZ4rpne8+1eVtaVvlXYn/PX/xxa9h8Yf8A&#10;CXeJPEun6reeE/8AhHvD+l6TdIjysnmvut5fnf53bc+9V21dOJ9JOVP2Uv3nMeNfDLxS/hf4ieFN&#10;Ve98m3tdWtbuV5tzxJtlTc7p/FX2PD+294a0e9vWls5Ift8v2i8u4oli+2yrsVLh/Kl3L8kSJs+W&#10;vz6uZnmMUCLveVlVU/vVS0i2u/EjapHJJ89qjSr+6X5a2w1TkOTC0OeN5H2l8b/jr/ws74eWl35G&#10;/T9SvmT/AE6Dypbd7VEXzYtr7dsqy/3P4K+OfFN21zqMV1t2Qf8ALNX/AIl/vV0nhW/u734VRLPO&#10;zxQ6jdLGrfw7oIK5DxZN51rpzL/DHXFKX+08xzUqChjJM1vs1s/zM07p/vRIn/odV/lR9sX3ayrC&#10;5e7ZILaBrmX+4lLqN0+ly+VdxSwy7d2x69X2sT3DqvGHgnVfA2uRaZq62yXbQRXGy3nSXYjJvT7v&#10;8VZkMLPBu3fd/gqI2Woy6Z/aT2s72vleb9odt3y/3qr6KJfEN/8AZtPi+03G3d97ZUxqR5fekXKJ&#10;pImzzW2yps+6+77lWHhX7RKscu9EXevzVlarHPo+o/YbyBkutu7Ynz1rP4V1O20H+2pYF+xeUku/&#10;dvfa3+xR7SP8xBU86jfR4Ys5/GE8ttpm15Yl3t53yItVNYS50fV5dMntme7iXeyQ/OmzZvq/aw+E&#10;vlkWEm+TbvqX/Zareq+GNQ0TRv7Tn8h4tqP5ULNv+aoPCemXni/7Q1tss1gRdzXG7Y27+7WPtqfx&#10;FcsuYhREh+6tfsL+we+/9m7RP9m8uv8A0OvyIg8K6hc31xAs9tiJtm/d8jV+t/7A3yfs8afE3z+V&#10;fXSf+gVzSqxn8JyU8RTnifZRl7x9IJ9+rEP36ro9WIak9st0OjbKsInyUbKsCFEoqbZRWfKB0rzV&#10;4d+2Oizfs3+NVZv+WED/APkxFXret63Y6DpcuoahcrZ2Vum9pZv4a+NP24P2w/AGkfC+98Fafcz6&#10;1r3iWDyrb7PAyxQbZU+aXdtraX8hwYlKrTlS/mifmT+0ELvw/f8A9lWhaDR54lmtnWT57xW/5at/&#10;s/e/75rwYIyBl/8AH67jxZfrdahe4nWba7bpU+TftripX8476Ix9lHlMcLT9jS5D1LxBaww/DvwB&#10;ukaLfBdN8y/9PFd34K8JeDbv4ZTXl8wl11oryWJInl+0N5bRKnlfN5W1d7O6ujMy7ttcHd3Mk3w7&#10;8G+Z0T7aifL/ALaV0Fh8ONVk0Sy1r7TZJb3CLLslZk8pGl8pXZ2XZ97/AGt1cEp/vJe6eViZ2kev&#10;RfDXwzoXjaKG60W98Para6ZFqC27XMrQxXC3sX8Uv+vbymVW2Ns3b/7tTfEXxPBreh6PY6n4a0i5&#10;lurq4t7rUL6C4llit4ovN835ZUb59u9//HK47w38NdXudWtPLu9PmPmwS2b+b/x+bv3v7rcv3tnz&#10;fPt/h/vV3nxot/Cfinwh9m1COXTdQuNRS0sUiguLhzPtbey/P9zb8v8A7JXXSlzRFgJS97micb4e&#10;8H+HvDup+FdW/szw1qUN7fRW8wt47pPL8z+JZWuH+b/gH8D1X8R69rOvfD/W4NTtp7OG1l05IEla&#10;XZOq/aF+0fP/ABP/AH6peB/hLoWneOvCuoQ6nqFpaf2jEi3F3ot1FE8u/anz/wAPz13vxHh0fU/h&#10;xqEHhy0iYK1m8t55su/5WlV7fZK7/KjfNvSrl8Brjqi9nzS908EEjBFr1PSNE8HQ/A/W9e1zwrc3&#10;OoRf6PBqz6j/AKOzy3CKn7pH3RMiJL95G3bK82fQ75B/q1z/ANdFrB8Ram91bf2JKltZi0/ezOof&#10;fcM33d3zfNt3fL8v8VceG5eY8jBQjVqe6RfGPXNNuNXtdE0K7jvtH06LZFcQfdl/z92u38BadIn7&#10;O/iW6huWiZtfsEw3zfdiuP8A4uvGonsvKlkWHZcbfk+dq9Y8BTXMnwJ8W2kfyCLWNOuI3/2tlx/9&#10;jXZVjyxPocSo+x5Sto2pt9p8i6KrOv3f7slem/CKb/i6vgpv+o1Zf+lCV40s51HT2kZdske751/h&#10;Za9A+EWrsvjzwdcyfeGqWbN/39SvEh8R8diMMubnMPxPJ5Pii3/2dSuv/R9eq2ngbRtLfT7FbPxJ&#10;qF7PJaz3MtjHE8N19pi81IoPk+Vt21Nzbt21/k+TZXlHjkMvjWZf4k1m8X/yO1beg+MtesrcQQa3&#10;fwxadeyPZoly2y3b/pl/c+81bc0Y/EViYLk/rueu2ngHw1PdarFp9zd3Op2t5/oaO3+j7YokluE8&#10;1YtsrJ+9X76btiN/HXpHxF1ix1iw8UeHrmzi0qKwvJ3V4WX7RqLT3Ds7u7fN/ubPu18y3PjXX7r7&#10;X5+uahN9qdWnR7pmSfZ93f8A3q69PEniP4o6zrDaHpECXaWtxq91LcXzeUvz732Ls/vv9yrlLmhy&#10;UviPTyOtQhV5apbufBmg3lmkEsV28S7Pk81f4f8AgFc54zm0jwT8WPAkXhxp9YuIrqK4nsZdsTrc&#10;M/3Pl+WqWj6b8V9XTwJKdQ8O2Nv4ygurrTJbt9ibIN3m+b/c+5XJaPYeI7DWdH8S6h4c33d7K91Y&#10;6xNKy28/lPtd0X+JUrDB0K+H5pV5n2+O+pOEY4Snynnsl5LZXVpdx/62CVJV3L/ErV0nwR8WweH/&#10;ABxqk+oSabbJeWjo/wDabbLdm3D/AGXrKv7BXsLtoIvOt7Xb58qfc81vlRKwrm0sJZLhgVDQ/fbf&#10;u/75r16EfdPJoR5Y8sj3H4TaFoOufC6W0fSNZ1W9tdWnb7Lo7N+/Roovvts+78n+z9+uL+IPg2Wf&#10;xVLYeHtD1B0toIHubSK2ll+zStErOvzLv27v79ZHh7V7b+xZdMg3PFFc/aEd12/eRF/9lr1PwT8b&#10;h4Z177dqk2krveKH7PfWCy26wLbyxJsi+78vyVEuWVXlPOu5YnlPPvD3gnxV4fgurmXRbuwsIl82&#10;e4vtOl2J/wCO1yWvWN1rt59puWVn27V2LtWvqN/i9pfxJs9H8K2l3p2q3G2/t4PsWnLZS757eVUS&#10;WXbsddx+Xd92tLwV8O9I+Gug6heeKtBttVW68p9OuLeW3ukl3ROyfOyPsT5kZvkVqPZ+9zFe0rQr&#10;ezPKNJ+Fa3nwci1651i7d47FrptPtZf3vlfa2g/1Wz5ovkb59/yNt+X56u618F7PwfB4insLy+t7&#10;mHUX021uPNX9/t+d9ybP4V2fxfedK6r4i2FrD8YL3RdM0h0FhYweU32v7PDslZNy+VBb/d3y11Xw&#10;l/sXUtW1vSvEOmrDZWbwXU8tvdSyuzXUT/P+9RGVk2RUS5SKtPFy1jLlPnT/AIV9JMqvJezPKrbl&#10;ndvm3V63P8JLfWPhvZa7rOu3t9dRQCV4LeVdyJ9qeBf3Cxbdu1H/AHrP97b8vz12Phh7XSvHOo6v&#10;q4a8soPD1vcS28Srb7pdlrvb5fus/wA33P7z1X+K9+t54v8AD+i2OmXby/8ACOpqXz6ncPF+9f50&#10;SJkdvv7P46xpxjH4pHl4f63iacpRqcxyfxE/ZlsfBGgXtzpepXiypdHz3eRkXyvtFxEi/c2u37pN&#10;2193+xXlg8Dxo8UsVzNDLE26O4il+dW/3q+lPgtpmnTfEPUPDmq6bLeK8EGqy3CajeI7J9oSJ1Rf&#10;k++r7t/3vnT7tc18YrKC01yW2tfN+y2t9qNvAlwzO6RLey7E3t83yLWNdv4oix6xeFpRqSqnjEnh&#10;P7VdG6vb27vrpl2+bdS73psPg6GKNolublIG+9Akn7pv+A10hGDTATmuD2sj595jipe9zkFnpkdl&#10;8ka7Er9NP2DNyfAKLd9z+1rrb/45X5prln96+of2fP2tp/hP4Ji8KPo9pcxRXUtxFdzM/wDF8z/d&#10;rahVjD4ztyrFxw+J9rXl0P0YStC2f568P+A/7Q+n/Ga9vdPWBbbU7WL7R+5VvKeLft/i/ir3CG2+&#10;41elGXPHmifpGGrU8RH2tKXNE1YfuVM6VDbHYtTVsdIyij5VopgfLP8AwUT1mWw+HPhWOKeSFpdX&#10;Z28ptm7bbv8A/FV+TPxy1q51DXNKlnuZHeKNtsry73X56/Uf/gpLNjwB4PK/9BOf/wBJ6/Jj4tz/&#10;APE3s/8Arh/7PXLGP+0nwvLKedSl/dOWubn97cN/rndd7PWGVyKvP87S/wC7/BXYfCfwbpvi7xNA&#10;mt6nb6LpEH76a4uN/wC82/8ALJdiP8zf3ttd9SR9TzRpQ5pHU6r4b1Gw8FeFIry2e2l3Xkqo/wB/&#10;YzRba77wPpXivxVoMSQafZaroWlywRNFqE8Vvb+arSyonzyp8zq0qts/gr1r4y+Jvhd4i+H97pnh&#10;KDSU1WJrN7N4bOW3lZPNuFliX5PvfOn3/vI/+xXkVtZq3hWXw/MzPbveLeyujf8ALVUdP++fnrxK&#10;0+Wp8R8VjcbGMvekeh2cPjW21e41CLQfD/nPcrdK6atBL9nl2bXeLddf3f4H3J8ibU+SrXxr03xT&#10;4/uLS703TNN+22F19otovPgSLZ5XlJ/y1+Vv492/71eV23gDS5H/ANVK/wDwNq3bb4Z6NDsaW1Z/&#10;+2jVUcXGH2TzKee0sL8HMT6P4e+MKT6Bbavp9lf6fZXlvcNcPqMHm7InRvv+b/HsWtjXbXxpqskX&#10;hR0ivdXnsfNgSLykS3giuN/3t+3+Lbs/4FVC38JaAOumr/wJmrSh8LaNby+Yuk2nyr82+PfRLFxn&#10;8UTnr8SUqseWpE5V/g18RnD7dPjfa3zfPF/8VXzt8SdI1Pw/491HTtXge21K3kVJ4nXaynatfV2p&#10;tpOkWUty+jWB2fKn7hfmf+Gvmb453c+ofE++uLlmeaSCzd3f/r1irfCcsvhPoeHMTHFynKMTj4X+&#10;d/8Adr3H4aorfs++LW27X/tqz+f+98r14RZvvZq+k/D2seAvC/wV1WLyLfUfGqp9itX+z/JKlz5U&#10;ssvzfx2+yWJX/wBuuyv8J9HjP4fIeXWH/IPvP+ujV1HwzuPL8SeFn/uahat/5FWuVi/0PTpjMVQt&#10;uZk/u1veBX8rVNBLfw3cH/o1a8f7R4FT/wBuLHxBfZ8Q9XXd/qtevv8A0oajS3+bUPmX/j4atDxZ&#10;oK+JfjB4m0ltSs9FnOuX7R3GoO6xf61v4kRq9j+D6+E/hd8Rdd0vxHeW3iEW62r3iW9y1hv/AHUr&#10;bN/3/kdk3bPvfJXR7Ln942nhZYp8kTxjzfM+61WLb4pwfDnTrv8A4k32+7vUltftHnyxeVE9vLEy&#10;fI6/xujf9sq9/wDjB8RfA95ptlZ+HGi02KVbyK5m/th7p7rdZS7EdGd9qo2za/8Aer5Mh0nTfFd6&#10;lpcaxNabUZ4vNi375f4F+WnTjGE+YrDZf9VxUYzLHhz41f8ACPXPgu5TR7e8l8NJcRf6W8rpfLK7&#10;HZKu/wCVfnb7m2u20i40/VPA2hW8ttp/2iXSWaL+0JUWHf8AbbhXfez7lbbs+5/c+avObf4R38i6&#10;K9yt6n2yKV7nbZy/6OV3bFb5f4v/AGauq8HXEWheHTqGsawdMfR3/suCybRYL1wjs8rs0Uu3+P5d&#10;3+1XfLlnH3T3sT70eWJyvjbTb/QdRW0Zvs7L5Usa286SxN8vyOrL8rfLXnrvi+l+ZkXc1emeJPEv&#10;hTXr43N54g1q+lKqhZdFt4VVV+6iItxtVa81vHX+07hot2ze22roRlH4jXDRlGPLI6PwkmwT/wC6&#10;tbjMlvrGmXl0WgsLe7Tz7r5tkf3tv3fm/hrm/Cc7Ik67q9g+Fmn/ANq/2lAsjwsrRSrLt+T7kq/9&#10;9f8AxLVx8v8AtJ5svcxfNIf4V1jTPE/xs8Pv4cZni2wLLLdyyuu6J2Z33M6Ns2r/AHk/4DXs+vX+&#10;oXPiiy8NXLfb7vXp4kguLFUsk3S/IiO7JLub96m/+7s/irzrxHoiaZPJcz6356QWt15Vp5X+tdoJ&#10;V+X/AHPvfxfdrxy38cvoOoWV3YXBhvIJ1lidP4GVqupOUPhic2JjUq1va0D6K8ZfDmy8S+OL3Xj8&#10;UtJ0u9eNbeUw3d1v+X/bitV+X5E/75q14H8E6N4NXUmufidpGq3F5JEzStJe8rF9xfnsn+781OS+&#10;03Uobe7WDetzEsvz/wC1WlZ22lTL8tmv/fKVx/Wf7p8JV4hxKlKExf7J8KQ6xd3a+N9HSG605NNe&#10;3xqT/ulSL59/2f737pf4Kx/Fvg7w7421TTb25+J9pYXFhZpp8T2lnf8AzRJ9z5/KrovsGlbNy2ce&#10;/wD21qGZLG2+7bR/8ApfWf7pyQz2tCPuFPwJ4b8NfDvW73VbH4owX97cQLb77jTr9tqb9/yN8jfe&#10;Wrvj7R7HxT4f1XxDp/iWx1J9Ibzby3hsbqJ5Wurh98u+d23NvertneQbHXymTd/camaqsF9YXFjJ&#10;572867W3y79lZSr88eUmpndWtHlq/CeKPRVnVtPn0jUZbS5+/F91v7y/3qo764DcmB5qxbzeU61U&#10;ozVEyifYf7AOpb/ifq67vv6O/wD6Nir9BLO/+f5q/OD/AIJ7zf8AF3NQi/vaJP8A+jYq/RCF/kr3&#10;MN/CP0bhyPLguX+8zqkmV1o31VsPniq1XUfUhsooooA+OP8AgpN/yTzwh/2FZf8A0nr8sfGHh+41&#10;TWLW6jiWaGKPay7v9qv1F/4KTP8A8W78H/N/zE5f/SevzgmfJry69SVKvzRPzvHV5YbMp1YHldt4&#10;P1BtQ33EYijdvmZWrutKsYbWNYYV2xL92pn+/Wr4d0ttU1SysVdUeeVIt/8Ad3VyVq86vxGWLx1T&#10;ER9429D0Viv2orz92P8A9maui0K1srxkjitrmZ3b5cN97/x2m/ECP/hG9G8i0CXDuu2OOJvm216D&#10;+yr8HPBl/wCIJtR+JHiWx03T2tf9HT7Z8/m7vm3/ADfL8n3a5acec8ChhHmUeedTlMxLP7H962kh&#10;/wB9qsXn2b7HuZfu/e3tW/4u8G+G/Dvi3Vo9C1m01DTXnzBdW8f+siX7tcZ48vFsfDk/2E/aryU7&#10;I42TarVZ4MsNGNWVCMyXQr+DUrhIHtoIXZfNXfL/AAf3/v1v3MMULvH/AKM7su/YjbvlrpP2R9V8&#10;FeBorzV/iFGtzc3mn/YhpNvZ/aFVvN3+a7t/f/360PiHqPgzxB4uv9X8N2lzp2m3km42r/8ALP5P&#10;ur/s0/d5Trx+WYTC0fa0q8ZS/lPAviPd7LvTbD5fvJLJ/wCy14j8Wk2eO71/syv5tnZ7Wdfut9ni&#10;r1Tx1M1x4ov5WP8Ay9Nt/wB1X+WvNvi58/i4N/fsbX/0UldmDqcsZH2PD37mHLE4TSbNre43GPzf&#10;/Ha7qC6uXgRTaKNv/TauXs0res7jZ8tFapzy949zGT9oI1jNJP510FVV+7Erbq1dEm2azp7f3bqL&#10;/wBDqJH3rT7OP/iY2jf3ZV/9DrHm948z2vP8R6Tc2EVz8cPGCtZ21zLHeao8Ut2kTxWrb32Susvy&#10;sqf7dcX8WNNs4dd8N2Oo+G00O9tSv9sW9vKssS7p33btjb0+X+F23VuePdevvDPxk8Z3Onz/AGaf&#10;+1r2J98SS7laV967W+Vq09F8bWPiO68UL4j+w6il6sXkNqEEVqkr+a77pfKTazfPurvpVYw909DC&#10;VeSpeR518S/C+i+H/G9pp+m6asP7gNPb6fL5vzMzt/z1l2/Jt+XdVzwFcaX4f8caJqN9FeWllBc7&#10;5Z5W2qq16RpaeH7RUVYvC+mzLL5rXGn/ACvtWKX5PlT5t+5f7tebyWVzflLW2tpLy6uG8qK3i++7&#10;t/DRVqe/E0xWLjKvH2Z9I/GD9qD4f+JPh5NoOi6X4Q0q4isZbeOW0sPNuItyp80Uu/8A1vy/fr48&#10;+Iuuf8JJqyXyzvcK0Fum9/7628Sv/wCPLW7e63pP/CrbPTke2GuJJ9nNt9mVrhNs7u7b9nyr93+K&#10;uN1WS50i2j8yNreWRVfbu/gZdyV3xlKMuU96cf3kTm7n/d2VYtL77Mky7d/mrjdtq7/wk955Hlfw&#10;f71VX1q6f7zf/Y10nUdV8OPDreItS8hblbZWWV2+Xc21E3fKv8f+7XrfgrWL74S3+j32la3bJqWq&#10;XkVxY3dv86osG/8Ae/7P3vuOm6vLPhZOt34nC3Fl/aAWCVtjsuxNsT/vX3/LtT7/AM392uv8qC/1&#10;HwrqFjoi2EX797qVJUaJ3b5Pk/iX7n3X+7u/u151SXJKVQ4I0+fF8p6/8evjR4h8YWXh+XxZ4ltv&#10;EP2T7VbxPaRM0v72J/nZ2RN/zf8AfNfJ+o3nn3cC+SyfMv3q9S8dpJNp1vFAu+Vpfubv9lmryxU8&#10;7ULf/rpXJhqzrx9rKJriMPHD4iZ9PfC/U/M0r7I+3fF88W+u9TXrOG6+zT3MEMrLvX9w/wD7KleY&#10;fDPEOq2G9N67trL/AHq9is5tIsPGGiahfaRJf6Za+akunI7fvUb/AGv4a8uMve94/Eq1DD1cdy15&#10;csTHv/EMVteW8S3NtN5v3kSL5/8A0Crr/f3rt/74rY+P194V8bX+nX3gnQbnwyllB5TxT7G83/vm&#10;s3RJrOXSbVp7aR5dvzfvdlEvjPOx1Khh5cuHlzRGJrEEN79mu7mK2fbvV/I/+wrE1jxV9jv7eBbn&#10;zv42TymT5f8Aviu40G80HR/EOk6reaHJqVvayv5tp5v+tRk+5/s1oftG+KNB+MWoWOp6F4buPDtx&#10;ZQfZ498vm70/75o+wdlDDZfPCe1nV/efynlnjbSf7d0c3ca77m2Tcv8AtL/EteVw3W1trV7l4N2/&#10;2Ptu9PZ5Yn2/PuSvGvGNrHpvirVIIF2RRTuiIn8NKMjowE+fmpS6ENFVUuKn31Z6HIfUH7Ac2z43&#10;Ov8Ae0e6/wDQ4q/RtH+dK/NL9hCbZ8d7T/b066T/AMdWv0qhf569nC/wz9C4e/3T/t46Cwf5KvJW&#10;fp/+qq6ldcj6clopv3aKQHxZ/wAFI/8AknPg/wD7C0v/AKT1+cbR7kav0U/4KRPn4f8Ag5f+onL/&#10;AOiq+GvhH4Hb4l/EvQPDK8RX90izv/cgX5pX/wC+FevMxMOevyH5tmcebMJRj5HXeIf2WPEPh34L&#10;WXxGnvIJoZ4oriXTEifzYIJfuPu/4En/AH1XnHguD/iptLPzfLOjNX6l69N4e8YNrvgCWVfN/slP&#10;tVin/LKCXfEn/oH/AKBX55ab4Pl8Ez3thebX1JJXt5WT+BVfbSxtCNDl5TizVRwsPdLN9a2V9PHJ&#10;c2kkvl/d+bbUifZk+7Y7E/3qelPT7leRE+Es5+6S796oqxbEX7qbqHVWRPMgjm2tuVJV3U9E+Sh/&#10;uVY5UeSJYhvJ9n7qC2T/ALZU77ZeO6MzRoif7OyqsO7d92q+u6j9h0t/787eUtQedGnefLE808Ty&#10;LeatdTr9xpWauW+NmkLa+LLHZ/y10q1l/wDHK6K85Ga534uytNq+iS+bv3aRB/46zrXZQl7sj9Oy&#10;aXvchwaIqVYR/mqvUtXI+hkXYblkrW02ZftUX++tYMdXbSXy5Vb/AGqj7Rx1IHf/ABoiUfFvxmq/&#10;9Bi6/wDRr1xghya7X4xvv+LXjD++2pzt/wCP1yNFT4pHNJ+8LH8hrqfh2lzP460JraJZnguluJUd&#10;lRPKi+eV/mZV+RFdq5Wtnwr4kufCetw6rZ/8fEUUqRPu27d0Txbv+A7t1FLljL3yIP3uY9T1S1vo&#10;rm/u5P7KmsoF89reKz+SWLZ5v7p1+aVNvz/Lu+SvC/i54butE1i3tRGspW1t4l+ZN/yxIj7lVvk+&#10;ZfutXcat8UF1Ua7c32ltNrGrQJFLqEN3sdFVNroq7G2q7fOyJt/u/drm/GHjBvFFnY2y2kltFayS&#10;y77i8a6fc2zdtZvmVfk+7Xf7eMfeie/DFyfvSPIRpmquJdsNw6INzbcttFImn6ojbljmBr9I/wBk&#10;v4aQaD8IPt19bK9x4jZ7idHX71r92JP9377/APA6+RfiR4Ak8AfETW/DmxnS1udkH/TWJvni/wDH&#10;GWu2pXlGMZHdUxsox5uU8+8InW7TWUksIZ2vFV9sUMXmswb5W+T+JdtdjDr2pWGouutWUFm6wL9m&#10;tLu1+yxRfe3OqKn3v+A/NX2hc6V4Z/ZF+EGn3kun/b/Et/sin2NslurjZudN/wDDEn+fv1zuk+JP&#10;Dn7U3g7UtN1DTW03ULVkTYzea9vv+5LE3/AaUo+973xERxEo1Of7R8ma14sXUPsrXMmmokDMzLYq&#10;+9vkdf7if368+00b9Vtv+ui1reJtHufD2r6hpl2uy5s53t5f95W21k6P/wAhi1Vv+egrnj8Pumkq&#10;kqsZTkfQfgl/s11ZOzbP3v369VTUry2fYtyyf7leRaMrJBb/AN6vUP8AXW8U/wDfX5q8M/Esxjz1&#10;eY0/7e1BP+X6T/vqmPfzzPuafe/+3WZT9/8AsUHjcpq21/PD/qrlk/3Km/ti827VuZf++qx9zUf8&#10;CoCMTSfUrmZ/muWryX4l6Vcwa9Pesu+C7ber/wC1/dr0jf8A7VUtQsV12xlsp2+Vvuv/AHWoPUwd&#10;f6vV5meI+ZViOTFSappU+kX0tvMuyVGqnWp9l7s4n0r+wrN/xkFoi/37W6T/AMhPX6dp9+vy1/Yf&#10;m2ftCeGf9r7Un/ku9fqaiV7OGl+6Ptch/wB2l/iNvT/9VVqqVh9z71Wq6j6cf81FFFAHxF/wUg3f&#10;8IH4PX/qJy/+iq8t/YL8CKLvxN42vEVEgX+zbN3/AIG+/cP/AN8bE/4G9er/APBR2GV/h54SlVf3&#10;K6nKjP8A70Xyf+gtXkVz8V/C/gn9j+08PeHtXim8S6lA9pdWif62KWV91w7/AN1dnyr/AMArljyw&#10;r88vsnweJ5YZjVqS+yd78S/+Ea8GeKNY8e6B4hudV8UazA1lKlveRS28UWxF+4ifwbE2/PXzvNDL&#10;NK7MrO7/ADs9cr4a8QXdl4Tt4oNqJFKy/ItXX8Vam/3Z9n/AK83E1ZYiXMfD46tPFVbG6lhP/wA8&#10;GqVLC53/AOqauaTXtQd/mvJaZ/bF4/3rmT/vuub2R58YHZpptz/zy/8AHqf/AGbJs/hT/gVcY9/c&#10;v/y3l/76oeadP9bK3z/32q/ZmUoTex2sOlM7/wCvj/76rkvHKywa8tm3/LDZTIZmRvmZqi1WHfeO&#10;zVjKJnQjFTOMv02eb/s1w3xCu/tM2iPt+ZdNVGX/ALay13WrpvXy/wCORttcH4wt2m1lwu59kar/&#10;ALtXSkfb5TLlkc3mn5NT/wBnzf8APNqT7FN/zzb/AL4rfmPouaJHmnI+z5qX7FN/zyanfY59v+qb&#10;/vmpD3T0P4uzb/ir4ob+/fStXLq9b3xTkF/8SddubZlmt5Z9yPD8yN8iVziwy/3G/wC+adT4pHBU&#10;h7xLvopvky/882/75qXyZf8Ank3/AHxWZhZlR7ZnrZ8B+B7nx5400Tw9bf63UrlLff8A3Fb77/8A&#10;AF3NVIW0v/PNv++a9U/Zn8c6H8MPinb694ltrt7KG1liiltoN7wSt/Ht/wB3ev8AwOtKXLze8dFK&#10;TUrSPvC58GWdgmiWcGr/ANiWmkSxPFbwyxJ5sSo6pE+7+H/4ivn/APbG8AR6Tq/g/wCIMS/6PBdR&#10;Wuoun9xX3RP/AOhr/wB8V8/fHjx63xa+KGreIYIbhNPfZb2aTR/OtuqbU/76+dv+B16dYftA6LqX&#10;7Mt74F8QWOoXPiCK1+y2eyDfE6K+6J9/8Oz/ANkr2HXpVYyid0q8KnNE7j9vDR7nWPCHhfX7T99p&#10;Vrcy+bKn8PmonlP/AOOVwX7D/hu8vPEfiXVVgb+z4rNbXzf70rOj7P8AvlK2Pgp+1JY6J4Pi8I+P&#10;9IudV0q3i+zwXcUCXG63/gilib73+9Wr4+/au0DR/B8ujfDXw/PYXFwjp9oezS1itd333RF+81K9&#10;OUvb8wueEpe05j5I+Ojwan8WvF1zZtvt31KXa/8Ae+fbXO6D4ejvdMuruP8A4/LKRJP+AVpTaJdz&#10;MzNBI7/7tavg2wnsdY2SwOkFzG1vJ8v96vOnWl71gniLU/dO10T97BBIv8W2vULOGJ7XypZfJT79&#10;eXeD08q6k06X78Evy16XMn8P+zXB8cT87xULTkNSa2811WWd9v8AHt+/UqTQP/FJ/wB81Sub+z0q&#10;18+8nitol/jdq562+LnhWa5+z/2mEb/bT5K0hA4qeDxFaPPSpHZ77ZPvef8A8AWpv+Je6bvNn/75&#10;qjDcxXMSyxSrNE33XT+KpqrlOPkd7D4X093f5p/++atbNKRdzTy/L/s1yGtfEPw74fn8m91GNZ0/&#10;5ZIN9WtE8U6R4jX/AIl99Hc/3k/jqeRnf9TrQj7WVL3SD4oWGjXPh+3v4G2agrbNzL/rVryRFr13&#10;x3ot5qnh+0+x2ctzsl+byV3Vxun/AA58Q3jr5Wi37/7kDNU68uh7mFcnS5j1f9jGB4Pj74PkX7vn&#10;y/8ApPLX6pJ89fmx+yl4B8TaX8afC91LoeoW1pbyu8800DIir5T1+kqV62E5vZ++fd8OuUqEub+Y&#10;1bD5Ku1jwv8AdrQSavQPrCx81FNooA4Txt4M0Xxzo39ma9pkGq6fu3+TcL/H/f8A9lq8sm/Zj+GH&#10;zr/wh1p/39l/+Lr2h33VVd6XLGZzVMNSq+/KJ8Bftc+AfD/w51DRIdA0yDR7KWKV5UiZtm7+/wDP&#10;XxD4l+L1211LBpKrDBG23zWX52r7/wD+Ci6MLDQ3jX5mgnT/ANAr8s7/AMy3uZo9uA7/AHq4IU4S&#10;qyifKYPL8NPH15Sj8J3WifGDWor5VuWF3Hu+b5a9p07UYtUs4rmB90UqV4F4R8Ni8MTSJ8zN8lex&#10;eCbZbO11CBW85Ip9u9Kxr8vN7py5/gMLDD+3pe7IyviP4+udBubXS9NfZdTrull/urXkV3r2o3dx&#10;k3s7yq3zOZK7T4uaRcJrq3sf39vy1wmi2/n6iEn+RR8zGt6fJycx6mTww9LBQ5Y/4j2f4X+LdQvN&#10;ljq0vm7/APUSv96vWprZptjf7NeL6CIHutPtNP8A9IvfNXc6/cVP491e++T/AKPF/txV49WXvnyu&#10;cYbDQxfNQ+0c/pvhJfEPiW006KDf8ib9n95v/sa+nv8AhUXhNIkX/hGtPfav33g+dq4H9njwrPea&#10;9LqdyvzxbpX/APQU/wDHa+k9nyV3Yal7vMfYZHgowoe0nH4jyR/hL4TT/mV9N/8AAWmf8Ko8K/w+&#10;F9N/8BUr1vZQ6V2cp9H9WpfynlX/AAq7w1t2/wDCNabsRt//AB5pTH+Ffhp3T/imtP8Al/6dVr1X&#10;ZRsqOSJp7Cl/KeXp8LvDm3/kV9N/8A0p6fDTw4n3fDWm/wDgGv8A8RXptFXyh7Cl/KeZJ8NNBT7v&#10;hzTf/ANP/iKl/wCFb6H/ANC5pv8A4Axf/EV6WiLVhEWo5CvYUv5DzJPhvov8PhzT/wDwDi/+IqVP&#10;hvpX/Quaf/4Bxf8AxFepw7f7taFtt/urRyEeypfyHkKfDTT/AOHw9Zf+Aa//ABFWP+FdW235dDsv&#10;/AVf/iK9mRFpz7dtXyxI5IfyHiv/AAgFsn/MFtP/AAFSj/hCYE/5hVt/34SvYnT/AGaieFf7tHKX&#10;yQ/kPIf+EMg/6Blt/wB+EpX8Hxbf+Qfbf9+kr1J4V/urUT2y/wB2jlFOEH9g/PH4leGG8A/FADyt&#10;lrO+0V015D8vy16n+2B4M+32WianbWzPKsuxvJX568nmdkt/m+T5a8SUeSXKfkGaYf2FeUTH8PeO&#10;PhrqV7d2PjbSrma3ibZ50Lbk/wC+fvbq87+Lvg34Mw6dLfeFdcvvtTN+4t9v/oe6uZ160l8M+Irq&#10;3v7Nru2lZmjnj+/tajSru7S436bZKjsuzdcRb9taw5oS5uY/QqGZYWjg4QjE6H4D6pOIr3TWn862&#10;xuh/2a77xn4hbQdGfyP+PiX5FrmPhd4W/sRpblv7v/fVXfiTZXsmmW93YKsrWrfvYn/iWnKXPI/N&#10;vaYatm/tZfCeKeJ9IebxEskvztL8/wB6rdlZyeGNZsZbV2juBJvbbV67gk1V4praya2lVvus1bGl&#10;eG57y+Wef/W/dVErT2suXkPssdj6MISjzH3f+ylocHi/TruR1/hVq+svDHhuLRE2LXzR+xFbNYx6&#10;nbf3Yot1fXCfcr0cNH3TvyFJ4GJKm6paYlPrtPo0kth6Vahf+9VJPkarCPUFmnHc/LRVFX/vUUAZ&#10;VVLn/Yqw9V3qwPj/APb2tt9h4cZl+TdLE1fnzrvw0kvLtnhj3RN/cr9lPH/w38PfEi1itdesVvIr&#10;dt67/wCGuEuf2Wvh89rLFBpC2zuv+thb51rzKlOfNzQPjsRlmNWLlXoS+I/Lnw/8JP8AR981y8MS&#10;fwO22u1s7O10uzitLVNkEf8A4/X6Ew/sr/DuFU3aQ0zp/fnb5607P9nv4d6b80Xheyd0/wCey7//&#10;AEKsfYzfxnm18jzDF/xah+a+s6Ta63B5U3P916x7D4TQPP5rRq8X9/bX6tQ/D3wrYIiweHtNh2/3&#10;LVKvJ4e0pF+XT7RP+2S0fVJfzHTQ4fxNKPJGufmVbaPBpH7jSrGXeyfNMkVdl50uj2FpatoepX92&#10;8W/91au2yv0FfTbNE2rbQJ/uRU1LaJPuqqbf9mj6p/eNafDnLLnnVPJPgD4VlsPh9b3l1bNbXd+3&#10;mtDMvzqn8Fd3c2Dp91a6L5dvy1Xmh312RjyR5T7PDUvY0o0jmnTY1RPWnc22ysyZNlB1DKZRvoqO&#10;YAoooo5gH0+oaP4t1HMMto/z1oQzPurEStCzffRzFG9C9WN9Zls9aCVqYcoP9yoqlplAiu6VXer2&#10;ymeTQBynjnSm1jwpqECRedL5TvEn+3XxbqtzeefLbS6LfW0q/JveJq+/fsdRPpUD/eiV/wDgNc9S&#10;h7U+ezTKf7Q+1yn58/8ACNz36It5ot7Mifdf7K/yU+b4dTp/pP8AYer+V/15vsr9DbbSl3f6pf8A&#10;vmur02ziRPur/wB81j9U/vHi/wCqseX+KfmonhvXHt08jw9qn2dPu7LN6a/hvXPutoOpP/eT7G9f&#10;qEkK/d2r/wB8017Nf7q1r9U/vHN/qjT/AOfp+U4+Hc9zL8uj6lC/9z7G9dl4S+BviPVTNLpmg3Lv&#10;F/HcLs/9Cr9G/scX/PJf++alRFT7qrU/VIwNI8J0/t1ZHg/7LXw38Q+CZdVl1yz+x+eqpEm7fvr6&#10;IqqlWErvpR5In1+CwkcFQjQiWkdafVRKsJW0jsH1L/BTaHrAoclFNH3aKAP/2VBLAwQKAAAAAAAA&#10;ACEAHiEbLpEAAACRAAAAFAAAAGRycy9tZWRpYS9pbWFnZTIucG5niVBORw0KGgoAAAANSUhEUgAA&#10;AHYAAAAgCAYAAADHcIz7AAAAAXNSR0IArs4c6QAAAARnQU1BAACxjwv8YQUAAAAJcEhZcwAADsMA&#10;AA7DAcdvqGQAAAAmSURBVGhD7cEBDQAAAMKg909tDjegAAAAAAAAAAAAAAAAAADgxwA7IAAB857s&#10;tAAAAABJRU5ErkJgglBLAwQKAAAAAAAAACEAIoBfTMAAAADAAAAAFAAAAGRycy9tZWRpYS9pbWFn&#10;ZTMucG5niVBORw0KGgoAAAANSUhEUgAAAIIAAAB7CAYAAAC4nlgsAAAAAXNSR0IArs4c6QAAAARn&#10;QU1BAACxjwv8YQUAAAAJcEhZcwAADsMAAA7DAcdvqGQAAABVSURBVHhe7cExAQAAAMKg9U9tCj+g&#10;AAAAAAAAAAAAAAAAAAAAAAAAAAAAAAAAAAAAAAAAAAAAAAAAAAAAAAAAAAAAAAAAAAAAAAAAAAAA&#10;AAAAAADuBvpTAAHB3FDCAAAAAElFTkSuQmCCUEsDBAoAAAAAAAAAIQAAPLbiswAAALMAAAAUAAAA&#10;ZHJzL21lZGlhL2ltYWdlNC5wbmeJUE5HDQoaCgAAAA1JSERSAAAAnwAAAFAIBgAAAAelp4EAAAAB&#10;c1JHQgCuzhzpAAAABGdBTUEAALGPC/xhBQAAAAlwSFlzAAAOwwAADsMBx2+oZAAAAEhJREFUeF7t&#10;wTEBAAAAwqD1T20ND6AAAAAAAAAAAAAAAAAAAAAAAAAAAAAAAAAAAAAAAAAAAAAAAAAAAAAAAAAA&#10;AAAAAAAAeDDHEAABEFC1igAAAABJRU5ErkJgglBLAwQKAAAAAAAAACEAxwJdB5UAAACVAAAAFAAA&#10;AGRycy9tZWRpYS9pbWFnZTUucG5niVBORw0KGgoAAAANSUhEUgAAAGwAAAAuCAYAAADN9vyqAAAA&#10;AXNSR0IArs4c6QAAAARnQU1BAACxjwv8YQUAAAAJcEhZcwAADsMAAA7DAcdvqGQAAAAqSURBVHhe&#10;7cExAQAAAMKg9U9tBn+gAAAAAAAAAAAAAAAAAAAAAAAAAPgNTc4AAZbpKZkAAAAASUVORK5CYIJQ&#10;SwMECgAAAAAAAAAhAAqUmhSVAAAAlQAAABQAAABkcnMvbWVkaWEvaW1hZ2U2LnBuZ4lQTkcNChoK&#10;AAAADUlIRFIAAABwAAAALAgGAAAAvaw8xwAAAAFzUkdCAK7OHOkAAAAEZ0FNQQAAsY8L/GEFAAAA&#10;CXBIWXMAAA7DAAAOwwHHb6hkAAAAKklEQVR4Xu3BMQEAAADCoPVPbQ0PoAAAAAAAAAAAAAAAAAAA&#10;AAAAAAD+DE0sAAGY+V7fAAAAAElFTkSuQmCCUEsDBAoAAAAAAAAAIQDltsjFlAAAAJQAAAAUAAAA&#10;ZHJzL21lZGlhL2ltYWdlNy5wbmeJUE5HDQoaCgAAAA1JSERSAAAAbAAAACwIBgAAAIA+XaEAAAAB&#10;c1JHQgCuzhzpAAAABGdBTUEAALGPC/xhBQAAAAlwSFlzAAAOwwAADsMBx2+oZAAAAClJREFUeF7t&#10;wQENAAAAwqD3T20PBxQAAAAAAAAAAAAAAAAAAAAAAACvBkpsAAHdNhhmAAAAAElFTkSuQmCCUEsD&#10;BAoAAAAAAAAAIQBm7OC1ngAAAJ4AAAAUAAAAZHJzL21lZGlhL2ltYWdlOC5wbmeJUE5HDQoaCgAA&#10;AA1JSERSAAAAnAAAAC8IBgAAABbmo5YAAAABc1JHQgCuzhzpAAAABGdBTUEAALGPC/xhBQAAAAlw&#10;SFlzAAAOwwAADsMBx2+oZAAAADNJREFUeF7twQENAAAAwqD3T20PBxQAAAAAAAAAAAAAAAAAAAAA&#10;AAAAAAAAAAAAAAAAxwZyvwABe9hKGQAAAABJRU5ErkJgglBLAwQKAAAAAAAAACEAGOeAqKUAAACl&#10;AAAAFAAAAGRycy9tZWRpYS9pbWFnZTkucG5niVBORw0KGgoAAAANSUhEUgAAAL4AAAAvCAYAAABd&#10;TnB7AAAAAXNSR0IArs4c6QAAAARnQU1BAACxjwv8YQUAAAAJcEhZcwAADsMAAA7DAcdvqGQAAAA6&#10;SURBVHhe7cExAQAAAMKg9U9tDQ+gAAAAAAAAAAAAAAAAAAAAAAAAAAAAAAAAAAAAAAAAAAAAAODe&#10;AIu3AAEg0fTCAAAAAElFTkSuQmCCUEsDBAoAAAAAAAAAIQDJhsj8swAAALMAAAAVAAAAZHJzL21l&#10;ZGlhL2ltYWdlMTAucG5niVBORw0KGgoAAAANSUhEUgAAAJkAAABTCAYAAACML6VoAAAAAXNSR0IA&#10;rs4c6QAAAARnQU1BAACxjwv8YQUAAAAJcEhZcwAADsMAAA7DAcdvqGQAAABISURBVHhe7cExAQAA&#10;AMKg9U9tB2+gAAAAAAAAAAAAAAAAAAAAAAAAAAAAAAAAAAAAAAAAAAAAAAAAAAAAAAAAAAAAAAAA&#10;ADgMxr8AAYDdOGMAAAAASUVORK5CYIJQSwMECgAAAAAAAAAhALU5zJrDAAAAwwAAABUAAABkcnMv&#10;bWVkaWEvaW1hZ2UxMS5wbmeJUE5HDQoaCgAAAA1JSERSAAAAmQAAAG4IBgAAADTLsRsAAAABc1JH&#10;QgCuzhzpAAAABGdBTUEAALGPC/xhBQAAAAlwSFlzAAAOwwAADsMBx2+oZAAAAFhJREFUeF7twTEB&#10;AAAAwqD1T20KP6AAAAAAAAAAAAAAAAAAAAAAAAAAAAAAAAAAAAAAAAAAAAAAAAAAAAAAAAAAAAAA&#10;AAAAAAAAAAAAAAAAAAAAAAAAAPgZB3UAAbJcvxAAAAAASUVORK5CYIJQSwMEFAAGAAgAAAAhAMu0&#10;7pfeAAAABQEAAA8AAABkcnMvZG93bnJldi54bWxMj0FrwkAQhe+F/odlCr3VTWIVjdmISNuTFNRC&#10;6W3MjkkwOxuyaxL/fbe9tJeBx3u89022Hk0jeupcbVlBPIlAEBdW11wq+Di+Pi1AOI+ssbFMCm7k&#10;YJ3f32WYajvwnvqDL0UoYZeigsr7NpXSFRUZdBPbEgfvbDuDPsiulLrDIZSbRiZRNJcGaw4LFba0&#10;rai4HK5GwduAw2Yav/S7y3l7+zrO3j93MSn1+DBuViA8jf4vDD/4AR3ywHSyV9ZONArCI/73Bm/5&#10;PJ2DOClYzJIEZJ7J//T5NwAAAP//AwBQSwMEFAAGAAgAAAAhAGL3CLcFAQAATQYAABkAAABkcnMv&#10;X3JlbHMvZTJvRG9jLnhtbC5yZWxzvNXNagMhEAfwe6HvsMy967pJNkmJm0so5FrSBxCd3TVdP1BT&#10;mrevUAoNpPbmUcX//Bhk3O0/9Vx9oA/KGga0bqBCI6xUZmTwdnp52kAVIjeSz9YggysG2PePD7tX&#10;nHlMl8KkXKhSigkMphjdMyFBTKh5qK1Dk04G6zWPaelH4rh45yOStmk64n9nQH+TWR0lA3+Uqf7p&#10;6lLl/7PtMCiBBysuGk28U4IonWqnQO5HjAw0SsW/Nze1MyOQ+4ZFGcMiZ1iXMaxzhraMoc0ZaBkD&#10;rc/uz/fQlTF02T6UagTNKVZlOrHKGWiaWSVGBG1yimUZxDJn2JYxbH8M5OYT6L8AAAD//wMAUEsB&#10;Ai0AFAAGAAgAAAAhAAbt++4VAQAARgIAABMAAAAAAAAAAAAAAAAAAAAAAFtDb250ZW50X1R5cGVz&#10;XS54bWxQSwECLQAUAAYACAAAACEAOP0h/9YAAACUAQAACwAAAAAAAAAAAAAAAABGAQAAX3JlbHMv&#10;LnJlbHNQSwECLQAUAAYACAAAACEAsAFWtO8XAACKAAEADgAAAAAAAAAAAAAAAABFAgAAZHJzL2Uy&#10;b0RvYy54bWxQSwECLQAKAAAAAAAAACEAyKwfILX7AAC1+wAAFAAAAAAAAAAAAAAAAABgGgAAZHJz&#10;L21lZGlhL2ltYWdlMS5qcGdQSwECLQAKAAAAAAAAACEAHiEbLpEAAACRAAAAFAAAAAAAAAAAAAAA&#10;AABHFgEAZHJzL21lZGlhL2ltYWdlMi5wbmdQSwECLQAKAAAAAAAAACEAIoBfTMAAAADAAAAAFAAA&#10;AAAAAAAAAAAAAAAKFwEAZHJzL21lZGlhL2ltYWdlMy5wbmdQSwECLQAKAAAAAAAAACEAADy24rMA&#10;AACzAAAAFAAAAAAAAAAAAAAAAAD8FwEAZHJzL21lZGlhL2ltYWdlNC5wbmdQSwECLQAKAAAAAAAA&#10;ACEAxwJdB5UAAACVAAAAFAAAAAAAAAAAAAAAAADhGAEAZHJzL21lZGlhL2ltYWdlNS5wbmdQSwEC&#10;LQAKAAAAAAAAACEACpSaFJUAAACVAAAAFAAAAAAAAAAAAAAAAACoGQEAZHJzL21lZGlhL2ltYWdl&#10;Ni5wbmdQSwECLQAKAAAAAAAAACEA5bbIxZQAAACUAAAAFAAAAAAAAAAAAAAAAABvGgEAZHJzL21l&#10;ZGlhL2ltYWdlNy5wbmdQSwECLQAKAAAAAAAAACEAZuzgtZ4AAACeAAAAFAAAAAAAAAAAAAAAAAA1&#10;GwEAZHJzL21lZGlhL2ltYWdlOC5wbmdQSwECLQAKAAAAAAAAACEAGOeAqKUAAAClAAAAFAAAAAAA&#10;AAAAAAAAAAAFHAEAZHJzL21lZGlhL2ltYWdlOS5wbmdQSwECLQAKAAAAAAAAACEAyYbI/LMAAACz&#10;AAAAFQAAAAAAAAAAAAAAAADcHAEAZHJzL21lZGlhL2ltYWdlMTAucG5nUEsBAi0ACgAAAAAAAAAh&#10;ALU5zJrDAAAAwwAAABUAAAAAAAAAAAAAAAAAwh0BAGRycy9tZWRpYS9pbWFnZTExLnBuZ1BLAQIt&#10;ABQABgAIAAAAIQDLtO6X3gAAAAUBAAAPAAAAAAAAAAAAAAAAALgeAQBkcnMvZG93bnJldi54bWxQ&#10;SwECLQAUAAYACAAAACEAYvcItwUBAABNBgAAGQAAAAAAAAAAAAAAAADDHwEAZHJzL19yZWxzL2Uy&#10;b0RvYy54bWwucmVsc1BLBQYAAAAAEAAQABIEAAD/IAEAAAA=&#10;">
+                <v:rect id="Rectangle 960" o:spid="_x0000_s1094" style="position:absolute;left:49424;top:50076;width:611;height:2752;visibility:visible;mso-wrap-style:square;v-text-anchor:top" o:gfxdata="UEsDBBQABgAIAAAAIQDb4fbL7gAAAIUBAAATAAAAW0NvbnRlbnRfVHlwZXNdLnhtbHyQz07DMAyH&#10;70i8Q+QralM4IITa7kDhCAiNB7ASt43WOlEcyvb2pNu4IODoPz9/n1xv9vOkForiPDdwXVagiI23&#10;jocG3rdPxR0oScgWJ8/UwIEENu3lRb09BBKV0ywNjCmFe63FjDSjlD4Q50nv44wpl3HQAc0OB9I3&#10;VXWrjedEnIq03oC27qjHjympx31un0wiTQLq4bS4shrAECZnMGVTvbD9QSnOhDInjzsyuiBXWQP0&#10;r4R18jfgnHvJr4nOknrFmJ5xzhraRtHWf3Kkpfz/yGo5S+H73hkquyhdjr3R8m2lj09svwAAAP//&#10;AwBQSwMEFAAGAAgAAAAhAFr0LFu/AAAAFQEAAAsAAABfcmVscy8ucmVsc2zPwWrDMAwG4Ptg72B0&#10;X5TuUMaI01uh19I+gLGVxCy2jGSy9e1nemrHjpL4P0nD4SetZiPRyNnCruvBUPYcYp4tXC/Htw8w&#10;Wl0ObuVMFm6kcBhfX4Yzra62kC6xqGlKVgtLreUTUf1CyWnHhXKbTCzJ1VbKjMX5LzcTvvf9HuXR&#10;gPHJNKdgQU5hB+ZyK23zHztFL6w81c5zQp6m6P9TMfB3PtPWFCczVQtB9N4U2rp2HOA44NMz4y8A&#10;AAD//wMAUEsDBBQABgAIAAAAIQAk+lDZwgAAANwAAAAPAAAAZHJzL2Rvd25yZXYueG1sRE9Na8JA&#10;EL0X+h+WEbzVjR5CEl1FWsUcrQra25CdJqHZ2ZBdk+iv7x4KPT7e92ozmkb01LnasoL5LAJBXFhd&#10;c6ngct6/JSCcR9bYWCYFD3KwWb++rDDTduBP6k++FCGEXYYKKu/bTEpXVGTQzWxLHLhv2xn0AXal&#10;1B0OIdw0chFFsTRYc2iosKX3ioqf090oOCTt9pbb51A2u6/D9XhNP86pV2o6GbdLEJ5G/y/+c+da&#10;QRqH+eFMOAJy/QsAAP//AwBQSwECLQAUAAYACAAAACEA2+H2y+4AAACFAQAAEwAAAAAAAAAAAAAA&#10;AAAAAAAAW0NvbnRlbnRfVHlwZXNdLnhtbFBLAQItABQABgAIAAAAIQBa9CxbvwAAABUBAAALAAAA&#10;AAAAAAAAAAAAAB8BAABfcmVscy8ucmVsc1BLAQItABQABgAIAAAAIQAk+lDZwgAAANwAAAAPAAAA&#10;AAAAAAAAAAAAAAcCAABkcnMvZG93bnJldi54bWxQSwUGAAAAAAMAAwC3AAAA9gIAAAAA&#10;" filled="f" stroked="f">
                   <v:textbox inset="0,0,0,0">
                     <w:txbxContent>
                       <w:p>
@@ -15589,7 +16034,7 @@
                     </w:txbxContent>
                   </v:textbox>
                 </v:rect>
-                <v:rect id="Rectangle 961" o:spid="_x0000_s1086" style="position:absolute;left:4575;top:52044;width:610;height:2753;visibility:visible;mso-wrap-style:square;v-text-anchor:top" o:gfxdata="UEsDBBQABgAIAAAAIQDb4fbL7gAAAIUBAAATAAAAW0NvbnRlbnRfVHlwZXNdLnhtbHyQz07DMAyH&#10;70i8Q+QralM4IITa7kDhCAiNB7ASt43WOlEcyvb2pNu4IODoPz9/n1xv9vOkForiPDdwXVagiI23&#10;jocG3rdPxR0oScgWJ8/UwIEENu3lRb09BBKV0ywNjCmFe63FjDSjlD4Q50nv44wpl3HQAc0OB9I3&#10;VXWrjedEnIq03oC27qjHjympx31un0wiTQLq4bS4shrAECZnMGVTvbD9QSnOhDInjzsyuiBXWQP0&#10;r4R18jfgnHvJr4nOknrFmJ5xzhraRtHWf3Kkpfz/yGo5S+H73hkquyhdjr3R8m2lj09svwAAAP//&#10;AwBQSwMEFAAGAAgAAAAhAFr0LFu/AAAAFQEAAAsAAABfcmVscy8ucmVsc2zPwWrDMAwG4Ptg72B0&#10;X5TuUMaI01uh19I+gLGVxCy2jGSy9e1nemrHjpL4P0nD4SetZiPRyNnCruvBUPYcYp4tXC/Htw8w&#10;Wl0ObuVMFm6kcBhfX4Yzra62kC6xqGlKVgtLreUTUf1CyWnHhXKbTCzJ1VbKjMX5LzcTvvf9HuXR&#10;gPHJNKdgQU5hB+ZyK23zHztFL6w81c5zQp6m6P9TMfB3PtPWFCczVQtB9N4U2rp2HOA44NMz4y8A&#10;AAD//wMAUEsDBBQABgAIAAAAIQBLtvVCxAAAANwAAAAPAAAAZHJzL2Rvd25yZXYueG1sRI9Pi8Iw&#10;FMTvwn6H8Ba8aaoHsV2jyK6iR/9B3dujebbF5qU00VY/vVlY8DjMzG+Y2aIzlbhT40rLCkbDCARx&#10;ZnXJuYLTcT2YgnAeWWNlmRQ8yMFi/tGbYaJty3u6H3wuAoRdggoK7+tESpcVZNANbU0cvIttDPog&#10;m1zqBtsAN5UcR9FEGiw5LBRY03dB2fVwMwo203p53tpnm1er3026S+OfY+yV6n92yy8Qnjr/Dv+3&#10;t1pBPBnB35lwBOT8BQAA//8DAFBLAQItABQABgAIAAAAIQDb4fbL7gAAAIUBAAATAAAAAAAAAAAA&#10;AAAAAAAAAABbQ29udGVudF9UeXBlc10ueG1sUEsBAi0AFAAGAAgAAAAhAFr0LFu/AAAAFQEAAAsA&#10;AAAAAAAAAAAAAAAAHwEAAF9yZWxzLy5yZWxzUEsBAi0AFAAGAAgAAAAhAEu29ULEAAAA3AAAAA8A&#10;AAAAAAAAAAAAAAAABwIAAGRycy9kb3ducmV2LnhtbFBLBQYAAAAAAwADALcAAAD4AgAAAAA=&#10;" filled="f" stroked="f">
+                <v:rect id="Rectangle 961" o:spid="_x0000_s1095" style="position:absolute;left:4575;top:52044;width:610;height:2753;visibility:visible;mso-wrap-style:square;v-text-anchor:top" o:gfxdata="UEsDBBQABgAIAAAAIQDb4fbL7gAAAIUBAAATAAAAW0NvbnRlbnRfVHlwZXNdLnhtbHyQz07DMAyH&#10;70i8Q+QralM4IITa7kDhCAiNB7ASt43WOlEcyvb2pNu4IODoPz9/n1xv9vOkForiPDdwXVagiI23&#10;jocG3rdPxR0oScgWJ8/UwIEENu3lRb09BBKV0ywNjCmFe63FjDSjlD4Q50nv44wpl3HQAc0OB9I3&#10;VXWrjedEnIq03oC27qjHjympx31un0wiTQLq4bS4shrAECZnMGVTvbD9QSnOhDInjzsyuiBXWQP0&#10;r4R18jfgnHvJr4nOknrFmJ5xzhraRtHWf3Kkpfz/yGo5S+H73hkquyhdjr3R8m2lj09svwAAAP//&#10;AwBQSwMEFAAGAAgAAAAhAFr0LFu/AAAAFQEAAAsAAABfcmVscy8ucmVsc2zPwWrDMAwG4Ptg72B0&#10;X5TuUMaI01uh19I+gLGVxCy2jGSy9e1nemrHjpL4P0nD4SetZiPRyNnCruvBUPYcYp4tXC/Htw8w&#10;Wl0ObuVMFm6kcBhfX4Yzra62kC6xqGlKVgtLreUTUf1CyWnHhXKbTCzJ1VbKjMX5LzcTvvf9HuXR&#10;gPHJNKdgQU5hB+ZyK23zHztFL6w81c5zQp6m6P9TMfB3PtPWFCczVQtB9N4U2rp2HOA44NMz4y8A&#10;AAD//wMAUEsDBBQABgAIAAAAIQBLtvVCxAAAANwAAAAPAAAAZHJzL2Rvd25yZXYueG1sRI9Pi8Iw&#10;FMTvwn6H8Ba8aaoHsV2jyK6iR/9B3dujebbF5qU00VY/vVlY8DjMzG+Y2aIzlbhT40rLCkbDCARx&#10;ZnXJuYLTcT2YgnAeWWNlmRQ8yMFi/tGbYaJty3u6H3wuAoRdggoK7+tESpcVZNANbU0cvIttDPog&#10;m1zqBtsAN5UcR9FEGiw5LBRY03dB2fVwMwo203p53tpnm1er3026S+OfY+yV6n92yy8Qnjr/Dv+3&#10;t1pBPBnB35lwBOT8BQAA//8DAFBLAQItABQABgAIAAAAIQDb4fbL7gAAAIUBAAATAAAAAAAAAAAA&#10;AAAAAAAAAABbQ29udGVudF9UeXBlc10ueG1sUEsBAi0AFAAGAAgAAAAhAFr0LFu/AAAAFQEAAAsA&#10;AAAAAAAAAAAAAAAAHwEAAF9yZWxzLy5yZWxzUEsBAi0AFAAGAAgAAAAhAEu29ULEAAAA3AAAAA8A&#10;AAAAAAAAAAAAAAAABwIAAGRycy9kb3ducmV2LnhtbFBLBQYAAAAAAwADALcAAAD4AgAAAAA=&#10;" filled="f" stroked="f">
                   <v:textbox inset="0,0,0,0">
                     <w:txbxContent>
                       <w:p>
@@ -15604,56 +16049,56 @@
                     </w:txbxContent>
                   </v:textbox>
                 </v:rect>
-                <v:shape id="Picture 996" o:spid="_x0000_s1087" type="#_x0000_t75" style="position:absolute;left:16998;width:32424;height:51598;visibility:visible;mso-wrap-style:square" o:gfxdata="UEsDBBQABgAIAAAAIQDb4fbL7gAAAIUBAAATAAAAW0NvbnRlbnRfVHlwZXNdLnhtbHyQz07DMAyH&#10;70i8Q+QralM4IITa7kDhCAiNB7ASt43WOlEcyvb2pNu4IODoPz9/n1xv9vOkForiPDdwXVagiI23&#10;jocG3rdPxR0oScgWJ8/UwIEENu3lRb09BBKV0ywNjCmFe63FjDSjlD4Q50nv44wpl3HQAc0OB9I3&#10;VXWrjedEnIq03oC27qjHjympx31un0wiTQLq4bS4shrAECZnMGVTvbD9QSnOhDInjzsyuiBXWQP0&#10;r4R18jfgnHvJr4nOknrFmJ5xzhraRtHWf3Kkpfz/yGo5S+H73hkquyhdjr3R8m2lj09svwAAAP//&#10;AwBQSwMEFAAGAAgAAAAhAFr0LFu/AAAAFQEAAAsAAABfcmVscy8ucmVsc2zPwWrDMAwG4Ptg72B0&#10;X5TuUMaI01uh19I+gLGVxCy2jGSy9e1nemrHjpL4P0nD4SetZiPRyNnCruvBUPYcYp4tXC/Htw8w&#10;Wl0ObuVMFm6kcBhfX4Yzra62kC6xqGlKVgtLreUTUf1CyWnHhXKbTCzJ1VbKjMX5LzcTvvf9HuXR&#10;gPHJNKdgQU5hB+ZyK23zHztFL6w81c5zQp6m6P9TMfB3PtPWFCczVQtB9N4U2rp2HOA44NMz4y8A&#10;AAD//wMAUEsDBBQABgAIAAAAIQAh8/1nwgAAANwAAAAPAAAAZHJzL2Rvd25yZXYueG1sRI/dagIx&#10;EIXvC75DGKF3NVFa0dUoIggFacuuPsCwGTeLm8mSpLq+fVMo9PJwfj7Oeju4TtwoxNazhulEgSCu&#10;vWm50XA+HV4WIGJCNth5Jg0PirDdjJ7WWBh/55JuVWpEHuFYoAabUl9IGWtLDuPE98TZu/jgMGUZ&#10;GmkC3vO46+RMqbl02HImWOxpb6m+Vt8ucz/fPrryGPZlOr3KL3VQ18oqrZ/Hw24FItGQ/sN/7Xej&#10;Ybmcw++ZfATk5gcAAP//AwBQSwECLQAUAAYACAAAACEA2+H2y+4AAACFAQAAEwAAAAAAAAAAAAAA&#10;AAAAAAAAW0NvbnRlbnRfVHlwZXNdLnhtbFBLAQItABQABgAIAAAAIQBa9CxbvwAAABUBAAALAAAA&#10;AAAAAAAAAAAAAB8BAABfcmVscy8ucmVsc1BLAQItABQABgAIAAAAIQAh8/1nwgAAANwAAAAPAAAA&#10;AAAAAAAAAAAAAAcCAABkcnMvZG93bnJldi54bWxQSwUGAAAAAAMAAwC3AAAA9gIAAAAA&#10;">
+                <v:shape id="Picture 996" o:spid="_x0000_s1096" type="#_x0000_t75" style="position:absolute;left:16998;width:32424;height:51598;visibility:visible;mso-wrap-style:square" o:gfxdata="UEsDBBQABgAIAAAAIQDb4fbL7gAAAIUBAAATAAAAW0NvbnRlbnRfVHlwZXNdLnhtbHyQz07DMAyH&#10;70i8Q+QralM4IITa7kDhCAiNB7ASt43WOlEcyvb2pNu4IODoPz9/n1xv9vOkForiPDdwXVagiI23&#10;jocG3rdPxR0oScgWJ8/UwIEENu3lRb09BBKV0ywNjCmFe63FjDSjlD4Q50nv44wpl3HQAc0OB9I3&#10;VXWrjedEnIq03oC27qjHjympx31un0wiTQLq4bS4shrAECZnMGVTvbD9QSnOhDInjzsyuiBXWQP0&#10;r4R18jfgnHvJr4nOknrFmJ5xzhraRtHWf3Kkpfz/yGo5S+H73hkquyhdjr3R8m2lj09svwAAAP//&#10;AwBQSwMEFAAGAAgAAAAhAFr0LFu/AAAAFQEAAAsAAABfcmVscy8ucmVsc2zPwWrDMAwG4Ptg72B0&#10;X5TuUMaI01uh19I+gLGVxCy2jGSy9e1nemrHjpL4P0nD4SetZiPRyNnCruvBUPYcYp4tXC/Htw8w&#10;Wl0ObuVMFm6kcBhfX4Yzra62kC6xqGlKVgtLreUTUf1CyWnHhXKbTCzJ1VbKjMX5LzcTvvf9HuXR&#10;gPHJNKdgQU5hB+ZyK23zHztFL6w81c5zQp6m6P9TMfB3PtPWFCczVQtB9N4U2rp2HOA44NMz4y8A&#10;AAD//wMAUEsDBBQABgAIAAAAIQAh8/1nwgAAANwAAAAPAAAAZHJzL2Rvd25yZXYueG1sRI/dagIx&#10;EIXvC75DGKF3NVFa0dUoIggFacuuPsCwGTeLm8mSpLq+fVMo9PJwfj7Oeju4TtwoxNazhulEgSCu&#10;vWm50XA+HV4WIGJCNth5Jg0PirDdjJ7WWBh/55JuVWpEHuFYoAabUl9IGWtLDuPE98TZu/jgMGUZ&#10;GmkC3vO46+RMqbl02HImWOxpb6m+Vt8ucz/fPrryGPZlOr3KL3VQ18oqrZ/Hw24FItGQ/sN/7Xej&#10;Ybmcw++ZfATk5gcAAP//AwBQSwECLQAUAAYACAAAACEA2+H2y+4AAACFAQAAEwAAAAAAAAAAAAAA&#10;AAAAAAAAW0NvbnRlbnRfVHlwZXNdLnhtbFBLAQItABQABgAIAAAAIQBa9CxbvwAAABUBAAALAAAA&#10;AAAAAAAAAAAAAB8BAABfcmVscy8ucmVsc1BLAQItABQABgAIAAAAIQAh8/1nwgAAANwAAAAPAAAA&#10;AAAAAAAAAAAAAAcCAABkcnMvZG93bnJldi54bWxQSwUGAAAAAAMAAwC3AAAA9gIAAAAA&#10;">
                   <v:imagedata r:id="rId31" o:title=""/>
                 </v:shape>
-                <v:shape id="Shape 999" o:spid="_x0000_s1088" style="position:absolute;left:10374;top:1912;width:11845;height:1683;visibility:visible;mso-wrap-style:square;v-text-anchor:top" coordsize="1184529,168275" o:gfxdata="UEsDBBQABgAIAAAAIQDb4fbL7gAAAIUBAAATAAAAW0NvbnRlbnRfVHlwZXNdLnhtbHyQz07DMAyH&#10;70i8Q+QralM4IITa7kDhCAiNB7ASt43WOlEcyvb2pNu4IODoPz9/n1xv9vOkForiPDdwXVagiI23&#10;jocG3rdPxR0oScgWJ8/UwIEENu3lRb09BBKV0ywNjCmFe63FjDSjlD4Q50nv44wpl3HQAc0OB9I3&#10;VXWrjedEnIq03oC27qjHjympx31un0wiTQLq4bS4shrAECZnMGVTvbD9QSnOhDInjzsyuiBXWQP0&#10;r4R18jfgnHvJr4nOknrFmJ5xzhraRtHWf3Kkpfz/yGo5S+H73hkquyhdjr3R8m2lj09svwAAAP//&#10;AwBQSwMEFAAGAAgAAAAhAFr0LFu/AAAAFQEAAAsAAABfcmVscy8ucmVsc2zPwWrDMAwG4Ptg72B0&#10;X5TuUMaI01uh19I+gLGVxCy2jGSy9e1nemrHjpL4P0nD4SetZiPRyNnCruvBUPYcYp4tXC/Htw8w&#10;Wl0ObuVMFm6kcBhfX4Yzra62kC6xqGlKVgtLreUTUf1CyWnHhXKbTCzJ1VbKjMX5LzcTvvf9HuXR&#10;gPHJNKdgQU5hB+ZyK23zHztFL6w81c5zQp6m6P9TMfB3PtPWFCczVQtB9N4U2rp2HOA44NMz4y8A&#10;AAD//wMAUEsDBBQABgAIAAAAIQAfK+DMxAAAANwAAAAPAAAAZHJzL2Rvd25yZXYueG1sRI/RasJA&#10;FETfhf7Dcgt9M5umoE3qGlqrUMQX037AJXtNYrN3w+6q6d93BcHHYWbOMItyNL04k/OdZQXPSQqC&#10;uLa640bBz/dm+grCB2SNvWVS8EceyuXDZIGFthfe07kKjYgQ9gUqaEMYCil93ZJBn9iBOHoH6wyG&#10;KF0jtcNLhJteZmk6kwY7jgstDrRqqf6tTkbBy65xtK6PVfaBu88TznFcr7ZKPT2O728gAo3hHr61&#10;v7SCPM/heiYeAbn8BwAA//8DAFBLAQItABQABgAIAAAAIQDb4fbL7gAAAIUBAAATAAAAAAAAAAAA&#10;AAAAAAAAAABbQ29udGVudF9UeXBlc10ueG1sUEsBAi0AFAAGAAgAAAAhAFr0LFu/AAAAFQEAAAsA&#10;AAAAAAAAAAAAAAAAHwEAAF9yZWxzLy5yZWxzUEsBAi0AFAAGAAgAAAAhAB8r4MzEAAAA3AAAAA8A&#10;AAAAAAAAAAAAAAAABwIAAGRycy9kb3ducmV2LnhtbFBLBQYAAAAAAwADALcAAAD4AgAAAAA=&#10;" path="m76200,r,34925l595376,34925r,127000l1184529,161925r,6350l589026,168275r,-127000l76200,41275r,34925l,38100,76200,xe" fillcolor="black" stroked="f" strokeweight="0">
+                <v:shape id="Shape 999" o:spid="_x0000_s1097" style="position:absolute;left:10374;top:1912;width:11845;height:1683;visibility:visible;mso-wrap-style:square;v-text-anchor:top" coordsize="1184529,168275" o:gfxdata="UEsDBBQABgAIAAAAIQDb4fbL7gAAAIUBAAATAAAAW0NvbnRlbnRfVHlwZXNdLnhtbHyQz07DMAyH&#10;70i8Q+QralM4IITa7kDhCAiNB7ASt43WOlEcyvb2pNu4IODoPz9/n1xv9vOkForiPDdwXVagiI23&#10;jocG3rdPxR0oScgWJ8/UwIEENu3lRb09BBKV0ywNjCmFe63FjDSjlD4Q50nv44wpl3HQAc0OB9I3&#10;VXWrjedEnIq03oC27qjHjympx31un0wiTQLq4bS4shrAECZnMGVTvbD9QSnOhDInjzsyuiBXWQP0&#10;r4R18jfgnHvJr4nOknrFmJ5xzhraRtHWf3Kkpfz/yGo5S+H73hkquyhdjr3R8m2lj09svwAAAP//&#10;AwBQSwMEFAAGAAgAAAAhAFr0LFu/AAAAFQEAAAsAAABfcmVscy8ucmVsc2zPwWrDMAwG4Ptg72B0&#10;X5TuUMaI01uh19I+gLGVxCy2jGSy9e1nemrHjpL4P0nD4SetZiPRyNnCruvBUPYcYp4tXC/Htw8w&#10;Wl0ObuVMFm6kcBhfX4Yzra62kC6xqGlKVgtLreUTUf1CyWnHhXKbTCzJ1VbKjMX5LzcTvvf9HuXR&#10;gPHJNKdgQU5hB+ZyK23zHztFL6w81c5zQp6m6P9TMfB3PtPWFCczVQtB9N4U2rp2HOA44NMz4y8A&#10;AAD//wMAUEsDBBQABgAIAAAAIQAfK+DMxAAAANwAAAAPAAAAZHJzL2Rvd25yZXYueG1sRI/RasJA&#10;FETfhf7Dcgt9M5umoE3qGlqrUMQX037AJXtNYrN3w+6q6d93BcHHYWbOMItyNL04k/OdZQXPSQqC&#10;uLa640bBz/dm+grCB2SNvWVS8EceyuXDZIGFthfe07kKjYgQ9gUqaEMYCil93ZJBn9iBOHoH6wyG&#10;KF0jtcNLhJteZmk6kwY7jgstDrRqqf6tTkbBy65xtK6PVfaBu88TznFcr7ZKPT2O728gAo3hHr61&#10;v7SCPM/heiYeAbn8BwAA//8DAFBLAQItABQABgAIAAAAIQDb4fbL7gAAAIUBAAATAAAAAAAAAAAA&#10;AAAAAAAAAABbQ29udGVudF9UeXBlc10ueG1sUEsBAi0AFAAGAAgAAAAhAFr0LFu/AAAAFQEAAAsA&#10;AAAAAAAAAAAAAAAAHwEAAF9yZWxzLy5yZWxzUEsBAi0AFAAGAAgAAAAhAB8r4MzEAAAA3AAAAA8A&#10;AAAAAAAAAAAAAAAABwIAAGRycy9kb3ducmV2LnhtbFBLBQYAAAAAAwADALcAAAD4AgAAAAA=&#10;" path="m76200,r,34925l595376,34925r,127000l1184529,161925r,6350l589026,168275r,-127000l76200,41275r,34925l,38100,76200,xe" fillcolor="black" stroked="f" strokeweight="0">
                   <v:stroke miterlimit="83231f" joinstyle="miter"/>
                   <v:path arrowok="t" textboxrect="0,0,1184529,168275"/>
                 </v:shape>
-                <v:shape id="Shape 1000" o:spid="_x0000_s1089" style="position:absolute;left:8437;top:27009;width:12477;height:927;visibility:visible;mso-wrap-style:square;v-text-anchor:top" coordsize="1247648,92710" o:gfxdata="UEsDBBQABgAIAAAAIQDb4fbL7gAAAIUBAAATAAAAW0NvbnRlbnRfVHlwZXNdLnhtbHyQz07DMAyH&#10;70i8Q+QralM4IITa7kDhCAiNB7ASt43WOlEcyvb2pNu4IODoPz9/n1xv9vOkForiPDdwXVagiI23&#10;jocG3rdPxR0oScgWJ8/UwIEENu3lRb09BBKV0ywNjCmFe63FjDSjlD4Q50nv44wpl3HQAc0OB9I3&#10;VXWrjedEnIq03oC27qjHjympx31un0wiTQLq4bS4shrAECZnMGVTvbD9QSnOhDInjzsyuiBXWQP0&#10;r4R18jfgnHvJr4nOknrFmJ5xzhraRtHWf3Kkpfz/yGo5S+H73hkquyhdjr3R8m2lj09svwAAAP//&#10;AwBQSwMEFAAGAAgAAAAhAFr0LFu/AAAAFQEAAAsAAABfcmVscy8ucmVsc2zPwWrDMAwG4Ptg72B0&#10;X5TuUMaI01uh19I+gLGVxCy2jGSy9e1nemrHjpL4P0nD4SetZiPRyNnCruvBUPYcYp4tXC/Htw8w&#10;Wl0ObuVMFm6kcBhfX4Yzra62kC6xqGlKVgtLreUTUf1CyWnHhXKbTCzJ1VbKjMX5LzcTvvf9HuXR&#10;gPHJNKdgQU5hB+ZyK23zHztFL6w81c5zQp6m6P9TMfB3PtPWFCczVQtB9N4U2rp2HOA44NMz4y8A&#10;AAD//wMAUEsDBBQABgAIAAAAIQCvyIZnxQAAAN0AAAAPAAAAZHJzL2Rvd25yZXYueG1sRI9BawIx&#10;EIXvhf6HMIIX0aQLalmNYluFXmtL8Thsxt3FzWRJUt3213cOhd5meG/e+2a9HXynrhRTG9jCw8yA&#10;Iq6Ca7m28PF+mD6CShnZYReYLHxTgu3m/m6NpQs3fqPrMddKQjiVaKHJuS+1TlVDHtMs9MSinUP0&#10;mGWNtXYRbxLuO10Ys9AeW5aGBnt6bqi6HL+8BX7au+K0GIoXmkS9W34uJ/OfaO14NOxWoDIN+d/8&#10;d/3qBN8Y4ZdvZAS9+QUAAP//AwBQSwECLQAUAAYACAAAACEA2+H2y+4AAACFAQAAEwAAAAAAAAAA&#10;AAAAAAAAAAAAW0NvbnRlbnRfVHlwZXNdLnhtbFBLAQItABQABgAIAAAAIQBa9CxbvwAAABUBAAAL&#10;AAAAAAAAAAAAAAAAAB8BAABfcmVscy8ucmVsc1BLAQItABQABgAIAAAAIQCvyIZnxQAAAN0AAAAP&#10;AAAAAAAAAAAAAAAAAAcCAABkcnMvZG93bnJldi54bWxQSwUGAAAAAAMAAwC3AAAA+QIAAAAA&#10;" path="m1171448,r76200,38100l1171448,76200r,-34925l626999,41275r,51435l,92710,,86360r620649,l620649,34925r550799,l1171448,xe" fillcolor="black" stroked="f" strokeweight="0">
+                <v:shape id="Shape 1000" o:spid="_x0000_s1098" style="position:absolute;left:8437;top:27009;width:12477;height:927;visibility:visible;mso-wrap-style:square;v-text-anchor:top" coordsize="1247648,92710" o:gfxdata="UEsDBBQABgAIAAAAIQDb4fbL7gAAAIUBAAATAAAAW0NvbnRlbnRfVHlwZXNdLnhtbHyQz07DMAyH&#10;70i8Q+QralM4IITa7kDhCAiNB7ASt43WOlEcyvb2pNu4IODoPz9/n1xv9vOkForiPDdwXVagiI23&#10;jocG3rdPxR0oScgWJ8/UwIEENu3lRb09BBKV0ywNjCmFe63FjDSjlD4Q50nv44wpl3HQAc0OB9I3&#10;VXWrjedEnIq03oC27qjHjympx31un0wiTQLq4bS4shrAECZnMGVTvbD9QSnOhDInjzsyuiBXWQP0&#10;r4R18jfgnHvJr4nOknrFmJ5xzhraRtHWf3Kkpfz/yGo5S+H73hkquyhdjr3R8m2lj09svwAAAP//&#10;AwBQSwMEFAAGAAgAAAAhAFr0LFu/AAAAFQEAAAsAAABfcmVscy8ucmVsc2zPwWrDMAwG4Ptg72B0&#10;X5TuUMaI01uh19I+gLGVxCy2jGSy9e1nemrHjpL4P0nD4SetZiPRyNnCruvBUPYcYp4tXC/Htw8w&#10;Wl0ObuVMFm6kcBhfX4Yzra62kC6xqGlKVgtLreUTUf1CyWnHhXKbTCzJ1VbKjMX5LzcTvvf9HuXR&#10;gPHJNKdgQU5hB+ZyK23zHztFL6w81c5zQp6m6P9TMfB3PtPWFCczVQtB9N4U2rp2HOA44NMz4y8A&#10;AAD//wMAUEsDBBQABgAIAAAAIQCvyIZnxQAAAN0AAAAPAAAAZHJzL2Rvd25yZXYueG1sRI9BawIx&#10;EIXvhf6HMIIX0aQLalmNYluFXmtL8Thsxt3FzWRJUt3213cOhd5meG/e+2a9HXynrhRTG9jCw8yA&#10;Iq6Ca7m28PF+mD6CShnZYReYLHxTgu3m/m6NpQs3fqPrMddKQjiVaKHJuS+1TlVDHtMs9MSinUP0&#10;mGWNtXYRbxLuO10Ys9AeW5aGBnt6bqi6HL+8BX7au+K0GIoXmkS9W34uJ/OfaO14NOxWoDIN+d/8&#10;d/3qBN8Y4ZdvZAS9+QUAAP//AwBQSwECLQAUAAYACAAAACEA2+H2y+4AAACFAQAAEwAAAAAAAAAA&#10;AAAAAAAAAAAAW0NvbnRlbnRfVHlwZXNdLnhtbFBLAQItABQABgAIAAAAIQBa9CxbvwAAABUBAAAL&#10;AAAAAAAAAAAAAAAAAB8BAABfcmVscy8ucmVsc1BLAQItABQABgAIAAAAIQCvyIZnxQAAAN0AAAAP&#10;AAAAAAAAAAAAAAAAAAcCAABkcnMvZG93bnJldi54bWxQSwUGAAAAAAMAAwC3AAAA+QIAAAAA&#10;" path="m1171448,r76200,38100l1171448,76200r,-34925l626999,41275r,51435l,92710,,86360r620649,l620649,34925r550799,l1171448,xe" fillcolor="black" stroked="f" strokeweight="0">
                   <v:stroke miterlimit="83231f" joinstyle="miter"/>
                   <v:path arrowok="t" textboxrect="0,0,1247648,92710"/>
                 </v:shape>
-                <v:shape id="Shape 1001" o:spid="_x0000_s1090" style="position:absolute;left:9095;top:33453;width:9828;height:885;visibility:visible;mso-wrap-style:square;v-text-anchor:top" coordsize="982726,88519" o:gfxdata="UEsDBBQABgAIAAAAIQDb4fbL7gAAAIUBAAATAAAAW0NvbnRlbnRfVHlwZXNdLnhtbHyQz07DMAyH&#10;70i8Q+QralM4IITa7kDhCAiNB7ASt43WOlEcyvb2pNu4IODoPz9/n1xv9vOkForiPDdwXVagiI23&#10;jocG3rdPxR0oScgWJ8/UwIEENu3lRb09BBKV0ywNjCmFe63FjDSjlD4Q50nv44wpl3HQAc0OB9I3&#10;VXWrjedEnIq03oC27qjHjympx31un0wiTQLq4bS4shrAECZnMGVTvbD9QSnOhDInjzsyuiBXWQP0&#10;r4R18jfgnHvJr4nOknrFmJ5xzhraRtHWf3Kkpfz/yGo5S+H73hkquyhdjr3R8m2lj09svwAAAP//&#10;AwBQSwMEFAAGAAgAAAAhAFr0LFu/AAAAFQEAAAsAAABfcmVscy8ucmVsc2zPwWrDMAwG4Ptg72B0&#10;X5TuUMaI01uh19I+gLGVxCy2jGSy9e1nemrHjpL4P0nD4SetZiPRyNnCruvBUPYcYp4tXC/Htw8w&#10;Wl0ObuVMFm6kcBhfX4Yzra62kC6xqGlKVgtLreUTUf1CyWnHhXKbTCzJ1VbKjMX5LzcTvvf9HuXR&#10;gPHJNKdgQU5hB+ZyK23zHztFL6w81c5zQp6m6P9TMfB3PtPWFCczVQtB9N4U2rp2HOA44NMz4y8A&#10;AAD//wMAUEsDBBQABgAIAAAAIQCWP4huwwAAAN0AAAAPAAAAZHJzL2Rvd25yZXYueG1sRE9LawIx&#10;EL4X/A9hBG81UaGV1SiLWBDx4hOPw2bcXdxMliTVbX99Uyj0Nh/fc+bLzjbiQT7UjjWMhgoEceFM&#10;zaWG0/HjdQoiRGSDjWPS8EUBloveyxwz4568p8chliKFcMhQQxVjm0kZiooshqFriRN3c95iTNCX&#10;0nh8pnDbyLFSb9JizamhwpZWFRX3w6fVsG7OW6PW1+9xftlPfL4L7919p/Wg3+UzEJG6+C/+c29M&#10;mq/UCH6/SSfIxQ8AAAD//wMAUEsBAi0AFAAGAAgAAAAhANvh9svuAAAAhQEAABMAAAAAAAAAAAAA&#10;AAAAAAAAAFtDb250ZW50X1R5cGVzXS54bWxQSwECLQAUAAYACAAAACEAWvQsW78AAAAVAQAACwAA&#10;AAAAAAAAAAAAAAAfAQAAX3JlbHMvLnJlbHNQSwECLQAUAAYACAAAACEAlj+IbsMAAADdAAAADwAA&#10;AAAAAAAAAAAAAAAHAgAAZHJzL2Rvd25yZXYueG1sUEsFBgAAAAADAAMAtwAAAPcCAAAAAA==&#10;" path="m,l494538,r,47244l906526,47244r,-34925l982726,50419,906526,88519r,-34925l488188,53594r,-47244l,6350,,xe" fillcolor="black" stroked="f" strokeweight="0">
+                <v:shape id="Shape 1001" o:spid="_x0000_s1099" style="position:absolute;left:9095;top:33453;width:9828;height:885;visibility:visible;mso-wrap-style:square;v-text-anchor:top" coordsize="982726,88519" o:gfxdata="UEsDBBQABgAIAAAAIQDb4fbL7gAAAIUBAAATAAAAW0NvbnRlbnRfVHlwZXNdLnhtbHyQz07DMAyH&#10;70i8Q+QralM4IITa7kDhCAiNB7ASt43WOlEcyvb2pNu4IODoPz9/n1xv9vOkForiPDdwXVagiI23&#10;jocG3rdPxR0oScgWJ8/UwIEENu3lRb09BBKV0ywNjCmFe63FjDSjlD4Q50nv44wpl3HQAc0OB9I3&#10;VXWrjedEnIq03oC27qjHjympx31un0wiTQLq4bS4shrAECZnMGVTvbD9QSnOhDInjzsyuiBXWQP0&#10;r4R18jfgnHvJr4nOknrFmJ5xzhraRtHWf3Kkpfz/yGo5S+H73hkquyhdjr3R8m2lj09svwAAAP//&#10;AwBQSwMEFAAGAAgAAAAhAFr0LFu/AAAAFQEAAAsAAABfcmVscy8ucmVsc2zPwWrDMAwG4Ptg72B0&#10;X5TuUMaI01uh19I+gLGVxCy2jGSy9e1nemrHjpL4P0nD4SetZiPRyNnCruvBUPYcYp4tXC/Htw8w&#10;Wl0ObuVMFm6kcBhfX4Yzra62kC6xqGlKVgtLreUTUf1CyWnHhXKbTCzJ1VbKjMX5LzcTvvf9HuXR&#10;gPHJNKdgQU5hB+ZyK23zHztFL6w81c5zQp6m6P9TMfB3PtPWFCczVQtB9N4U2rp2HOA44NMz4y8A&#10;AAD//wMAUEsDBBQABgAIAAAAIQCWP4huwwAAAN0AAAAPAAAAZHJzL2Rvd25yZXYueG1sRE9LawIx&#10;EL4X/A9hBG81UaGV1SiLWBDx4hOPw2bcXdxMliTVbX99Uyj0Nh/fc+bLzjbiQT7UjjWMhgoEceFM&#10;zaWG0/HjdQoiRGSDjWPS8EUBloveyxwz4568p8chliKFcMhQQxVjm0kZiooshqFriRN3c95iTNCX&#10;0nh8pnDbyLFSb9JizamhwpZWFRX3w6fVsG7OW6PW1+9xftlPfL4L7919p/Wg3+UzEJG6+C/+c29M&#10;mq/UCH6/SSfIxQ8AAAD//wMAUEsBAi0AFAAGAAgAAAAhANvh9svuAAAAhQEAABMAAAAAAAAAAAAA&#10;AAAAAAAAAFtDb250ZW50X1R5cGVzXS54bWxQSwECLQAUAAYACAAAACEAWvQsW78AAAAVAQAACwAA&#10;AAAAAAAAAAAAAAAfAQAAX3JlbHMvLnJlbHNQSwECLQAUAAYACAAAACEAlj+IbsMAAADdAAAADwAA&#10;AAAAAAAAAAAAAAAHAgAAZHJzL2Rvd25yZXYueG1sUEsFBgAAAAADAAMAtwAAAPcCAAAAAA==&#10;" path="m,l494538,r,47244l906526,47244r,-34925l982726,50419,906526,88519r,-34925l488188,53594r,-47244l,6350,,xe" fillcolor="black" stroked="f" strokeweight="0">
                   <v:stroke miterlimit="83231f" joinstyle="miter"/>
                   <v:path arrowok="t" textboxrect="0,0,982726,88519"/>
                 </v:shape>
-                <v:shape id="Shape 1002" o:spid="_x0000_s1091" style="position:absolute;left:13077;top:42658;width:12890;height:6849;visibility:visible;mso-wrap-style:square;v-text-anchor:top" coordsize="1289050,684912" o:gfxdata="UEsDBBQABgAIAAAAIQDb4fbL7gAAAIUBAAATAAAAW0NvbnRlbnRfVHlwZXNdLnhtbHyQz07DMAyH&#10;70i8Q+QralM4IITa7kDhCAiNB7ASt43WOlEcyvb2pNu4IODoPz9/n1xv9vOkForiPDdwXVagiI23&#10;jocG3rdPxR0oScgWJ8/UwIEENu3lRb09BBKV0ywNjCmFe63FjDSjlD4Q50nv44wpl3HQAc0OB9I3&#10;VXWrjedEnIq03oC27qjHjympx31un0wiTQLq4bS4shrAECZnMGVTvbD9QSnOhDInjzsyuiBXWQP0&#10;r4R18jfgnHvJr4nOknrFmJ5xzhraRtHWf3Kkpfz/yGo5S+H73hkquyhdjr3R8m2lj09svwAAAP//&#10;AwBQSwMEFAAGAAgAAAAhAFr0LFu/AAAAFQEAAAsAAABfcmVscy8ucmVsc2zPwWrDMAwG4Ptg72B0&#10;X5TuUMaI01uh19I+gLGVxCy2jGSy9e1nemrHjpL4P0nD4SetZiPRyNnCruvBUPYcYp4tXC/Htw8w&#10;Wl0ObuVMFm6kcBhfX4Yzra62kC6xqGlKVgtLreUTUf1CyWnHhXKbTCzJ1VbKjMX5LzcTvvf9HuXR&#10;gPHJNKdgQU5hB+ZyK23zHztFL6w81c5zQp6m6P9TMfB3PtPWFCczVQtB9N4U2rp2HOA44NMz4y8A&#10;AAD//wMAUEsDBBQABgAIAAAAIQDw//R9wgAAAN0AAAAPAAAAZHJzL2Rvd25yZXYueG1sRE9Na8JA&#10;EL0X+h+WKXiru/WgIbpKtSpejVLobciOSTQ7m2ZXTf69KxR6m8f7nNmis7W4Uesrxxo+hgoEce5M&#10;xYWG42HznoDwAdlg7Zg09ORhMX99mWFq3J33dMtCIWII+xQ1lCE0qZQ+L8miH7qGOHIn11oMEbaF&#10;NC3eY7it5UipsbRYcWwosaFVSfklu1oNtd+t++QHJ79nk2yX1bJffX1nWg/eus8piEBd+Bf/uXcm&#10;zldqBM9v4gly/gAAAP//AwBQSwECLQAUAAYACAAAACEA2+H2y+4AAACFAQAAEwAAAAAAAAAAAAAA&#10;AAAAAAAAW0NvbnRlbnRfVHlwZXNdLnhtbFBLAQItABQABgAIAAAAIQBa9CxbvwAAABUBAAALAAAA&#10;AAAAAAAAAAAAAB8BAABfcmVscy8ucmVsc1BLAQItABQABgAIAAAAIQDw//R9wgAAAN0AAAAPAAAA&#10;AAAAAAAAAAAAAAcCAABkcnMvZG93bnJldi54bWxQSwUGAAAAAAMAAwC3AAAA9gIAAAAA&#10;" path="m367411,r921639,l1289050,12700r-908939,l380111,653162r-303911,l76200,684912,,646812,76200,608712r,31750l367411,640462,367411,xe" fillcolor="#ed7d31" stroked="f" strokeweight="0">
+                <v:shape id="Shape 1002" o:spid="_x0000_s1100" style="position:absolute;left:13077;top:42658;width:12890;height:6849;visibility:visible;mso-wrap-style:square;v-text-anchor:top" coordsize="1289050,684912" o:gfxdata="UEsDBBQABgAIAAAAIQDb4fbL7gAAAIUBAAATAAAAW0NvbnRlbnRfVHlwZXNdLnhtbHyQz07DMAyH&#10;70i8Q+QralM4IITa7kDhCAiNB7ASt43WOlEcyvb2pNu4IODoPz9/n1xv9vOkForiPDdwXVagiI23&#10;jocG3rdPxR0oScgWJ8/UwIEENu3lRb09BBKV0ywNjCmFe63FjDSjlD4Q50nv44wpl3HQAc0OB9I3&#10;VXWrjedEnIq03oC27qjHjympx31un0wiTQLq4bS4shrAECZnMGVTvbD9QSnOhDInjzsyuiBXWQP0&#10;r4R18jfgnHvJr4nOknrFmJ5xzhraRtHWf3Kkpfz/yGo5S+H73hkquyhdjr3R8m2lj09svwAAAP//&#10;AwBQSwMEFAAGAAgAAAAhAFr0LFu/AAAAFQEAAAsAAABfcmVscy8ucmVsc2zPwWrDMAwG4Ptg72B0&#10;X5TuUMaI01uh19I+gLGVxCy2jGSy9e1nemrHjpL4P0nD4SetZiPRyNnCruvBUPYcYp4tXC/Htw8w&#10;Wl0ObuVMFm6kcBhfX4Yzra62kC6xqGlKVgtLreUTUf1CyWnHhXKbTCzJ1VbKjMX5LzcTvvf9HuXR&#10;gPHJNKdgQU5hB+ZyK23zHztFL6w81c5zQp6m6P9TMfB3PtPWFCczVQtB9N4U2rp2HOA44NMz4y8A&#10;AAD//wMAUEsDBBQABgAIAAAAIQDw//R9wgAAAN0AAAAPAAAAZHJzL2Rvd25yZXYueG1sRE9Na8JA&#10;EL0X+h+WKXiru/WgIbpKtSpejVLobciOSTQ7m2ZXTf69KxR6m8f7nNmis7W4Uesrxxo+hgoEce5M&#10;xYWG42HznoDwAdlg7Zg09ORhMX99mWFq3J33dMtCIWII+xQ1lCE0qZQ+L8miH7qGOHIn11oMEbaF&#10;NC3eY7it5UipsbRYcWwosaFVSfklu1oNtd+t++QHJ79nk2yX1bJffX1nWg/eus8piEBd+Bf/uXcm&#10;zldqBM9v4gly/gAAAP//AwBQSwECLQAUAAYACAAAACEA2+H2y+4AAACFAQAAEwAAAAAAAAAAAAAA&#10;AAAAAAAAW0NvbnRlbnRfVHlwZXNdLnhtbFBLAQItABQABgAIAAAAIQBa9CxbvwAAABUBAAALAAAA&#10;AAAAAAAAAAAAAB8BAABfcmVscy8ucmVsc1BLAQItABQABgAIAAAAIQDw//R9wgAAAN0AAAAPAAAA&#10;AAAAAAAAAAAAAAcCAABkcnMvZG93bnJldi54bWxQSwUGAAAAAAMAAwC3AAAA9gIAAAAA&#10;" path="m367411,r921639,l1289050,12700r-908939,l380111,653162r-303911,l76200,684912,,646812,76200,608712r,31750l367411,640462,367411,xe" fillcolor="#ed7d31" stroked="f" strokeweight="0">
                   <v:stroke miterlimit="83231f" joinstyle="miter"/>
                   <v:path arrowok="t" textboxrect="0,0,1289050,684912"/>
                 </v:shape>
-                <v:shape id="Shape 1003" o:spid="_x0000_s1092" style="position:absolute;left:13077;top:41597;width:5844;height:1268;visibility:visible;mso-wrap-style:square;v-text-anchor:top" coordsize="584454,126746" o:gfxdata="UEsDBBQABgAIAAAAIQDb4fbL7gAAAIUBAAATAAAAW0NvbnRlbnRfVHlwZXNdLnhtbHyQz07DMAyH&#10;70i8Q+QralM4IITa7kDhCAiNB7ASt43WOlEcyvb2pNu4IODoPz9/n1xv9vOkForiPDdwXVagiI23&#10;jocG3rdPxR0oScgWJ8/UwIEENu3lRb09BBKV0ywNjCmFe63FjDSjlD4Q50nv44wpl3HQAc0OB9I3&#10;VXWrjedEnIq03oC27qjHjympx31un0wiTQLq4bS4shrAECZnMGVTvbD9QSnOhDInjzsyuiBXWQP0&#10;r4R18jfgnHvJr4nOknrFmJ5xzhraRtHWf3Kkpfz/yGo5S+H73hkquyhdjr3R8m2lj09svwAAAP//&#10;AwBQSwMEFAAGAAgAAAAhAFr0LFu/AAAAFQEAAAsAAABfcmVscy8ucmVsc2zPwWrDMAwG4Ptg72B0&#10;X5TuUMaI01uh19I+gLGVxCy2jGSy9e1nemrHjpL4P0nD4SetZiPRyNnCruvBUPYcYp4tXC/Htw8w&#10;Wl0ObuVMFm6kcBhfX4Yzra62kC6xqGlKVgtLreUTUf1CyWnHhXKbTCzJ1VbKjMX5LzcTvvf9HuXR&#10;gPHJNKdgQU5hB+ZyK23zHztFL6w81c5zQp6m6P9TMfB3PtPWFCczVQtB9N4U2rp2HOA44NMz4y8A&#10;AAD//wMAUEsDBBQABgAIAAAAIQCX1PMixAAAAN0AAAAPAAAAZHJzL2Rvd25yZXYueG1sRE9Na8JA&#10;EL0L/odlhF6k7tpCkdRVRBHEUxtF29uYHZNodjZkV5P++26h4G0e73Om885W4k6NLx1rGI8UCOLM&#10;mZJzDfvd+nkCwgdkg5Vj0vBDHuazfm+KiXEtf9I9DbmIIewT1FCEUCdS+qwgi37kauLInV1jMUTY&#10;5NI02MZwW8kXpd6kxZJjQ4E1LQvKrunNatimq8NtOD5dJuuP7+PX9sDYWtb6adAt3kEE6sJD/O/e&#10;mDhfqVf4+yaeIGe/AAAA//8DAFBLAQItABQABgAIAAAAIQDb4fbL7gAAAIUBAAATAAAAAAAAAAAA&#10;AAAAAAAAAABbQ29udGVudF9UeXBlc10ueG1sUEsBAi0AFAAGAAgAAAAhAFr0LFu/AAAAFQEAAAsA&#10;AAAAAAAAAAAAAAAAHwEAAF9yZWxzLy5yZWxzUEsBAi0AFAAGAAgAAAAhAJfU8yLEAAAA3QAAAA8A&#10;AAAAAAAAAAAAAAAABwIAAGRycy9kb3ducmV2LnhtbFBLBQYAAAAAAwADALcAAAD4AgAAAAA=&#10;" path="m285877,l584454,r,12700l298577,12700r,82296l76200,94996r,31750l,88646,76200,50546r,31750l285877,82296,285877,xe" fillcolor="#ed7d31" stroked="f" strokeweight="0">
+                <v:shape id="Shape 1003" o:spid="_x0000_s1101" style="position:absolute;left:13077;top:41597;width:5844;height:1268;visibility:visible;mso-wrap-style:square;v-text-anchor:top" coordsize="584454,126746" o:gfxdata="UEsDBBQABgAIAAAAIQDb4fbL7gAAAIUBAAATAAAAW0NvbnRlbnRfVHlwZXNdLnhtbHyQz07DMAyH&#10;70i8Q+QralM4IITa7kDhCAiNB7ASt43WOlEcyvb2pNu4IODoPz9/n1xv9vOkForiPDdwXVagiI23&#10;jocG3rdPxR0oScgWJ8/UwIEENu3lRb09BBKV0ywNjCmFe63FjDSjlD4Q50nv44wpl3HQAc0OB9I3&#10;VXWrjedEnIq03oC27qjHjympx31un0wiTQLq4bS4shrAECZnMGVTvbD9QSnOhDInjzsyuiBXWQP0&#10;r4R18jfgnHvJr4nOknrFmJ5xzhraRtHWf3Kkpfz/yGo5S+H73hkquyhdjr3R8m2lj09svwAAAP//&#10;AwBQSwMEFAAGAAgAAAAhAFr0LFu/AAAAFQEAAAsAAABfcmVscy8ucmVsc2zPwWrDMAwG4Ptg72B0&#10;X5TuUMaI01uh19I+gLGVxCy2jGSy9e1nemrHjpL4P0nD4SetZiPRyNnCruvBUPYcYp4tXC/Htw8w&#10;Wl0ObuVMFm6kcBhfX4Yzra62kC6xqGlKVgtLreUTUf1CyWnHhXKbTCzJ1VbKjMX5LzcTvvf9HuXR&#10;gPHJNKdgQU5hB+ZyK23zHztFL6w81c5zQp6m6P9TMfB3PtPWFCczVQtB9N4U2rp2HOA44NMz4y8A&#10;AAD//wMAUEsDBBQABgAIAAAAIQCX1PMixAAAAN0AAAAPAAAAZHJzL2Rvd25yZXYueG1sRE9Na8JA&#10;EL0L/odlhF6k7tpCkdRVRBHEUxtF29uYHZNodjZkV5P++26h4G0e73Om885W4k6NLx1rGI8UCOLM&#10;mZJzDfvd+nkCwgdkg5Vj0vBDHuazfm+KiXEtf9I9DbmIIewT1FCEUCdS+qwgi37kauLInV1jMUTY&#10;5NI02MZwW8kXpd6kxZJjQ4E1LQvKrunNatimq8NtOD5dJuuP7+PX9sDYWtb6adAt3kEE6sJD/O/e&#10;mDhfqVf4+yaeIGe/AAAA//8DAFBLAQItABQABgAIAAAAIQDb4fbL7gAAAIUBAAATAAAAAAAAAAAA&#10;AAAAAAAAAABbQ29udGVudF9UeXBlc10ueG1sUEsBAi0AFAAGAAgAAAAhAFr0LFu/AAAAFQEAAAsA&#10;AAAAAAAAAAAAAAAAHwEAAF9yZWxzLy5yZWxzUEsBAi0AFAAGAAgAAAAhAJfU8yLEAAAA3QAAAA8A&#10;AAAAAAAAAAAAAAAABwIAAGRycy9kb3ducmV2LnhtbFBLBQYAAAAAAwADALcAAAD4AgAAAAA=&#10;" path="m285877,l584454,r,12700l298577,12700r,82296l76200,94996r,31750l,88646,76200,50546r,31750l285877,82296,285877,xe" fillcolor="#ed7d31" stroked="f" strokeweight="0">
                   <v:stroke miterlimit="83231f" joinstyle="miter"/>
                   <v:path arrowok="t" textboxrect="0,0,584454,126746"/>
                 </v:shape>
-                <v:shape id="Shape 1004" o:spid="_x0000_s1093" style="position:absolute;left:13670;top:23500;width:5964;height:5910;visibility:visible;mso-wrap-style:square;v-text-anchor:top" coordsize="596392,591058" o:gfxdata="UEsDBBQABgAIAAAAIQDb4fbL7gAAAIUBAAATAAAAW0NvbnRlbnRfVHlwZXNdLnhtbHyQz07DMAyH&#10;70i8Q+QralM4IITa7kDhCAiNB7ASt43WOlEcyvb2pNu4IODoPz9/n1xv9vOkForiPDdwXVagiI23&#10;jocG3rdPxR0oScgWJ8/UwIEENu3lRb09BBKV0ywNjCmFe63FjDSjlD4Q50nv44wpl3HQAc0OB9I3&#10;VXWrjedEnIq03oC27qjHjympx31un0wiTQLq4bS4shrAECZnMGVTvbD9QSnOhDInjzsyuiBXWQP0&#10;r4R18jfgnHvJr4nOknrFmJ5xzhraRtHWf3Kkpfz/yGo5S+H73hkquyhdjr3R8m2lj09svwAAAP//&#10;AwBQSwMEFAAGAAgAAAAhAFr0LFu/AAAAFQEAAAsAAABfcmVscy8ucmVsc2zPwWrDMAwG4Ptg72B0&#10;X5TuUMaI01uh19I+gLGVxCy2jGSy9e1nemrHjpL4P0nD4SetZiPRyNnCruvBUPYcYp4tXC/Htw8w&#10;Wl0ObuVMFm6kcBhfX4Yzra62kC6xqGlKVgtLreUTUf1CyWnHhXKbTCzJ1VbKjMX5LzcTvvf9HuXR&#10;gPHJNKdgQU5hB+ZyK23zHztFL6w81c5zQp6m6P9TMfB3PtPWFCczVQtB9N4U2rp2HOA44NMz4y8A&#10;AAD//wMAUEsDBBQABgAIAAAAIQA4J/6zwwAAAN0AAAAPAAAAZHJzL2Rvd25yZXYueG1sRE/fa8Iw&#10;EH4f+D+EG+xtJhOZszYWEQbCBkOn0MezOdvS5lKarHb//TIQfLuP7+el2WhbMVDva8caXqYKBHHh&#10;TM2lhuP3+/MbCB+QDbaOScMvecjWk4cUE+OuvKfhEEoRQ9gnqKEKoUuk9EVFFv3UdcSRu7jeYoiw&#10;L6Xp8RrDbStnSr1KizXHhgo72lZUNIcfq+HUdkv8LC3l50v4Wuw/1DEfGq2fHsfNCkSgMdzFN/fO&#10;xPlKzeH/m3iCXP8BAAD//wMAUEsBAi0AFAAGAAgAAAAhANvh9svuAAAAhQEAABMAAAAAAAAAAAAA&#10;AAAAAAAAAFtDb250ZW50X1R5cGVzXS54bWxQSwECLQAUAAYACAAAACEAWvQsW78AAAAVAQAACwAA&#10;AAAAAAAAAAAAAAAfAQAAX3JlbHMvLnJlbHNQSwECLQAUAAYACAAAACEAOCf+s8MAAADdAAAADwAA&#10;AAAAAAAAAAAAAAAHAgAAZHJzL2Rvd25yZXYueG1sUEsFBgAAAAADAAMAtwAAAPcCAAAAAA==&#10;" path="m76200,r,34925l149098,34925r,549783l596392,584708r,6350l142748,591058r,-549783l76200,41275r,34925l,38100,76200,xe" fillcolor="black" stroked="f" strokeweight="0">
+                <v:shape id="Shape 1004" o:spid="_x0000_s1102" style="position:absolute;left:13670;top:23500;width:5964;height:5910;visibility:visible;mso-wrap-style:square;v-text-anchor:top" coordsize="596392,591058" o:gfxdata="UEsDBBQABgAIAAAAIQDb4fbL7gAAAIUBAAATAAAAW0NvbnRlbnRfVHlwZXNdLnhtbHyQz07DMAyH&#10;70i8Q+QralM4IITa7kDhCAiNB7ASt43WOlEcyvb2pNu4IODoPz9/n1xv9vOkForiPDdwXVagiI23&#10;jocG3rdPxR0oScgWJ8/UwIEENu3lRb09BBKV0ywNjCmFe63FjDSjlD4Q50nv44wpl3HQAc0OB9I3&#10;VXWrjedEnIq03oC27qjHjympx31un0wiTQLq4bS4shrAECZnMGVTvbD9QSnOhDInjzsyuiBXWQP0&#10;r4R18jfgnHvJr4nOknrFmJ5xzhraRtHWf3Kkpfz/yGo5S+H73hkquyhdjr3R8m2lj09svwAAAP//&#10;AwBQSwMEFAAGAAgAAAAhAFr0LFu/AAAAFQEAAAsAAABfcmVscy8ucmVsc2zPwWrDMAwG4Ptg72B0&#10;X5TuUMaI01uh19I+gLGVxCy2jGSy9e1nemrHjpL4P0nD4SetZiPRyNnCruvBUPYcYp4tXC/Htw8w&#10;Wl0ObuVMFm6kcBhfX4Yzra62kC6xqGlKVgtLreUTUf1CyWnHhXKbTCzJ1VbKjMX5LzcTvvf9HuXR&#10;gPHJNKdgQU5hB+ZyK23zHztFL6w81c5zQp6m6P9TMfB3PtPWFCczVQtB9N4U2rp2HOA44NMz4y8A&#10;AAD//wMAUEsDBBQABgAIAAAAIQA4J/6zwwAAAN0AAAAPAAAAZHJzL2Rvd25yZXYueG1sRE/fa8Iw&#10;EH4f+D+EG+xtJhOZszYWEQbCBkOn0MezOdvS5lKarHb//TIQfLuP7+el2WhbMVDva8caXqYKBHHh&#10;TM2lhuP3+/MbCB+QDbaOScMvecjWk4cUE+OuvKfhEEoRQ9gnqKEKoUuk9EVFFv3UdcSRu7jeYoiw&#10;L6Xp8RrDbStnSr1KizXHhgo72lZUNIcfq+HUdkv8LC3l50v4Wuw/1DEfGq2fHsfNCkSgMdzFN/fO&#10;xPlKzeH/m3iCXP8BAAD//wMAUEsBAi0AFAAGAAgAAAAhANvh9svuAAAAhQEAABMAAAAAAAAAAAAA&#10;AAAAAAAAAFtDb250ZW50X1R5cGVzXS54bWxQSwECLQAUAAYACAAAACEAWvQsW78AAAAVAQAACwAA&#10;AAAAAAAAAAAAAAAfAQAAX3JlbHMvLnJlbHNQSwECLQAUAAYACAAAACEAOCf+s8MAAADdAAAADwAA&#10;AAAAAAAAAAAAAAAHAgAAZHJzL2Rvd25yZXYueG1sUEsFBgAAAAADAAMAtwAAAPcCAAAAAA==&#10;" path="m76200,r,34925l149098,34925r,549783l596392,584708r,6350l142748,591058r,-549783l76200,41275r,34925l,38100,76200,xe" fillcolor="black" stroked="f" strokeweight="0">
                   <v:stroke miterlimit="83231f" joinstyle="miter"/>
                   <v:path arrowok="t" textboxrect="0,0,596392,591058"/>
                 </v:shape>
-                <v:shape id="Shape 1005" o:spid="_x0000_s1094" style="position:absolute;left:14925;top:35248;width:4716;height:762;visibility:visible;mso-wrap-style:square;v-text-anchor:top" coordsize="471678,76200" o:gfxdata="UEsDBBQABgAIAAAAIQDb4fbL7gAAAIUBAAATAAAAW0NvbnRlbnRfVHlwZXNdLnhtbHyQz07DMAyH&#10;70i8Q+QralM4IITa7kDhCAiNB7ASt43WOlEcyvb2pNu4IODoPz9/n1xv9vOkForiPDdwXVagiI23&#10;jocG3rdPxR0oScgWJ8/UwIEENu3lRb09BBKV0ywNjCmFe63FjDSjlD4Q50nv44wpl3HQAc0OB9I3&#10;VXWrjedEnIq03oC27qjHjympx31un0wiTQLq4bS4shrAECZnMGVTvbD9QSnOhDInjzsyuiBXWQP0&#10;r4R18jfgnHvJr4nOknrFmJ5xzhraRtHWf3Kkpfz/yGo5S+H73hkquyhdjr3R8m2lj09svwAAAP//&#10;AwBQSwMEFAAGAAgAAAAhAFr0LFu/AAAAFQEAAAsAAABfcmVscy8ucmVsc2zPwWrDMAwG4Ptg72B0&#10;X5TuUMaI01uh19I+gLGVxCy2jGSy9e1nemrHjpL4P0nD4SetZiPRyNnCruvBUPYcYp4tXC/Htw8w&#10;Wl0ObuVMFm6kcBhfX4Yzra62kC6xqGlKVgtLreUTUf1CyWnHhXKbTCzJ1VbKjMX5LzcTvvf9HuXR&#10;gPHJNKdgQU5hB+ZyK23zHztFL6w81c5zQp6m6P9TMfB3PtPWFCczVQtB9N4U2rp2HOA44NMz4y8A&#10;AAD//wMAUEsDBBQABgAIAAAAIQDpuMffwgAAAN0AAAAPAAAAZHJzL2Rvd25yZXYueG1sRE9Na8JA&#10;EL0X/A/LCL3VXQWlRlcxUksPUtDofciOSTQ7G7LbmP57Vyj0No/3Oct1b2vRUesrxxrGIwWCOHem&#10;4kLDKdu9vYPwAdlg7Zg0/JKH9WrwssTEuDsfqDuGQsQQ9glqKENoEil9XpJFP3INceQurrUYImwL&#10;aVq8x3Bby4lSM2mx4thQYkPbkvLb8cdquEzSTs3zLNzonH7svz+ztHZXrV+H/WYBIlAf/sV/7i8T&#10;5ys1hec38QS5egAAAP//AwBQSwECLQAUAAYACAAAACEA2+H2y+4AAACFAQAAEwAAAAAAAAAAAAAA&#10;AAAAAAAAW0NvbnRlbnRfVHlwZXNdLnhtbFBLAQItABQABgAIAAAAIQBa9CxbvwAAABUBAAALAAAA&#10;AAAAAAAAAAAAAB8BAABfcmVscy8ucmVsc1BLAQItABQABgAIAAAAIQDpuMffwgAAAN0AAAAPAAAA&#10;AAAAAAAAAAAAAAcCAABkcnMvZG93bnJldi54bWxQSwUGAAAAAAMAAwC3AAAA9gIAAAAA&#10;" path="m76200,r,34925l232664,34925r,-127l471678,34798r,6350l239014,41148r,127l76200,41275r,34925l,38100,76200,xe" fillcolor="black" stroked="f" strokeweight="0">
+                <v:shape id="Shape 1005" o:spid="_x0000_s1103" style="position:absolute;left:14925;top:35248;width:4716;height:762;visibility:visible;mso-wrap-style:square;v-text-anchor:top" coordsize="471678,76200" o:gfxdata="UEsDBBQABgAIAAAAIQDb4fbL7gAAAIUBAAATAAAAW0NvbnRlbnRfVHlwZXNdLnhtbHyQz07DMAyH&#10;70i8Q+QralM4IITa7kDhCAiNB7ASt43WOlEcyvb2pNu4IODoPz9/n1xv9vOkForiPDdwXVagiI23&#10;jocG3rdPxR0oScgWJ8/UwIEENu3lRb09BBKV0ywNjCmFe63FjDSjlD4Q50nv44wpl3HQAc0OB9I3&#10;VXWrjedEnIq03oC27qjHjympx31un0wiTQLq4bS4shrAECZnMGVTvbD9QSnOhDInjzsyuiBXWQP0&#10;r4R18jfgnHvJr4nOknrFmJ5xzhraRtHWf3Kkpfz/yGo5S+H73hkquyhdjr3R8m2lj09svwAAAP//&#10;AwBQSwMEFAAGAAgAAAAhAFr0LFu/AAAAFQEAAAsAAABfcmVscy8ucmVsc2zPwWrDMAwG4Ptg72B0&#10;X5TuUMaI01uh19I+gLGVxCy2jGSy9e1nemrHjpL4P0nD4SetZiPRyNnCruvBUPYcYp4tXC/Htw8w&#10;Wl0ObuVMFm6kcBhfX4Yzra62kC6xqGlKVgtLreUTUf1CyWnHhXKbTCzJ1VbKjMX5LzcTvvf9HuXR&#10;gPHJNKdgQU5hB+ZyK23zHztFL6w81c5zQp6m6P9TMfB3PtPWFCczVQtB9N4U2rp2HOA44NMz4y8A&#10;AAD//wMAUEsDBBQABgAIAAAAIQDpuMffwgAAAN0AAAAPAAAAZHJzL2Rvd25yZXYueG1sRE9Na8JA&#10;EL0X/A/LCL3VXQWlRlcxUksPUtDofciOSTQ7G7LbmP57Vyj0No/3Oct1b2vRUesrxxrGIwWCOHem&#10;4kLDKdu9vYPwAdlg7Zg0/JKH9WrwssTEuDsfqDuGQsQQ9glqKENoEil9XpJFP3INceQurrUYImwL&#10;aVq8x3Bby4lSM2mx4thQYkPbkvLb8cdquEzSTs3zLNzonH7svz+ztHZXrV+H/WYBIlAf/sV/7i8T&#10;5ys1hec38QS5egAAAP//AwBQSwECLQAUAAYACAAAACEA2+H2y+4AAACFAQAAEwAAAAAAAAAAAAAA&#10;AAAAAAAAW0NvbnRlbnRfVHlwZXNdLnhtbFBLAQItABQABgAIAAAAIQBa9CxbvwAAABUBAAALAAAA&#10;AAAAAAAAAAAAAB8BAABfcmVscy8ucmVsc1BLAQItABQABgAIAAAAIQDpuMffwgAAAN0AAAAPAAAA&#10;AAAAAAAAAAAAAAcCAABkcnMvZG93bnJldi54bWxQSwUGAAAAAAMAAwC3AAAA9gIAAAAA&#10;" path="m76200,r,34925l232664,34925r,-127l471678,34798r,6350l239014,41148r,127l76200,41275r,34925l,38100,76200,xe" fillcolor="black" stroked="f" strokeweight="0">
                   <v:stroke miterlimit="83231f" joinstyle="miter"/>
                   <v:path arrowok="t" textboxrect="0,0,471678,76200"/>
                 </v:shape>
-                <v:shape id="Shape 1006" o:spid="_x0000_s1095" style="position:absolute;left:14925;top:31158;width:4716;height:774;visibility:visible;mso-wrap-style:square;v-text-anchor:top" coordsize="471678,77470" o:gfxdata="UEsDBBQABgAIAAAAIQDb4fbL7gAAAIUBAAATAAAAW0NvbnRlbnRfVHlwZXNdLnhtbHyQz07DMAyH&#10;70i8Q+QralM4IITa7kDhCAiNB7ASt43WOlEcyvb2pNu4IODoPz9/n1xv9vOkForiPDdwXVagiI23&#10;jocG3rdPxR0oScgWJ8/UwIEENu3lRb09BBKV0ywNjCmFe63FjDSjlD4Q50nv44wpl3HQAc0OB9I3&#10;VXWrjedEnIq03oC27qjHjympx31un0wiTQLq4bS4shrAECZnMGVTvbD9QSnOhDInjzsyuiBXWQP0&#10;r4R18jfgnHvJr4nOknrFmJ5xzhraRtHWf3Kkpfz/yGo5S+H73hkquyhdjr3R8m2lj09svwAAAP//&#10;AwBQSwMEFAAGAAgAAAAhAFr0LFu/AAAAFQEAAAsAAABfcmVscy8ucmVsc2zPwWrDMAwG4Ptg72B0&#10;X5TuUMaI01uh19I+gLGVxCy2jGSy9e1nemrHjpL4P0nD4SetZiPRyNnCruvBUPYcYp4tXC/Htw8w&#10;Wl0ObuVMFm6kcBhfX4Yzra62kC6xqGlKVgtLreUTUf1CyWnHhXKbTCzJ1VbKjMX5LzcTvvf9HuXR&#10;gPHJNKdgQU5hB+ZyK23zHztFL6w81c5zQp6m6P9TMfB3PtPWFCczVQtB9N4U2rp2HOA44NMz4y8A&#10;AAD//wMAUEsDBBQABgAIAAAAIQAJdymKwwAAAN0AAAAPAAAAZHJzL2Rvd25yZXYueG1sRI9BawIx&#10;EIXvBf9DGMFL0WyFLrIaRYSi0Eur4nlIxt3gZhI20V3/fVMo9DbDe++bN6vN4FrxoC5azwreZgUI&#10;Yu2N5VrB+fQxXYCICdlg65kUPCnCZj16WWFlfM/f9DimWmQIxwoVNCmFSsqoG3IYZz4QZ+3qO4cp&#10;r10tTYd9hrtWzouilA4t5wsNBto1pG/Hu1Pwfg36M+B2b86XBdrXVNtT+aXUZDxslyASDenf/Jc+&#10;mFw/E+H3mzyCXP8AAAD//wMAUEsBAi0AFAAGAAgAAAAhANvh9svuAAAAhQEAABMAAAAAAAAAAAAA&#10;AAAAAAAAAFtDb250ZW50X1R5cGVzXS54bWxQSwECLQAUAAYACAAAACEAWvQsW78AAAAVAQAACwAA&#10;AAAAAAAAAAAAAAAfAQAAX3JlbHMvLnJlbHNQSwECLQAUAAYACAAAACEACXcpisMAAADdAAAADwAA&#10;AAAAAAAAAAAAAAAHAgAAZHJzL2Rvd25yZXYueG1sUEsFBgAAAAADAAMAtwAAAPcCAAAAAA==&#10;" path="m76200,r,34925l239014,34925r,36195l471678,71120r,6350l232664,77470r,-36195l76200,41275r,34925l,38100,76200,xe" fillcolor="black" stroked="f" strokeweight="0">
+                <v:shape id="Shape 1006" o:spid="_x0000_s1104" style="position:absolute;left:14925;top:31158;width:4716;height:774;visibility:visible;mso-wrap-style:square;v-text-anchor:top" coordsize="471678,77470" o:gfxdata="UEsDBBQABgAIAAAAIQDb4fbL7gAAAIUBAAATAAAAW0NvbnRlbnRfVHlwZXNdLnhtbHyQz07DMAyH&#10;70i8Q+QralM4IITa7kDhCAiNB7ASt43WOlEcyvb2pNu4IODoPz9/n1xv9vOkForiPDdwXVagiI23&#10;jocG3rdPxR0oScgWJ8/UwIEENu3lRb09BBKV0ywNjCmFe63FjDSjlD4Q50nv44wpl3HQAc0OB9I3&#10;VXWrjedEnIq03oC27qjHjympx31un0wiTQLq4bS4shrAECZnMGVTvbD9QSnOhDInjzsyuiBXWQP0&#10;r4R18jfgnHvJr4nOknrFmJ5xzhraRtHWf3Kkpfz/yGo5S+H73hkquyhdjr3R8m2lj09svwAAAP//&#10;AwBQSwMEFAAGAAgAAAAhAFr0LFu/AAAAFQEAAAsAAABfcmVscy8ucmVsc2zPwWrDMAwG4Ptg72B0&#10;X5TuUMaI01uh19I+gLGVxCy2jGSy9e1nemrHjpL4P0nD4SetZiPRyNnCruvBUPYcYp4tXC/Htw8w&#10;Wl0ObuVMFm6kcBhfX4Yzra62kC6xqGlKVgtLreUTUf1CyWnHhXKbTCzJ1VbKjMX5LzcTvvf9HuXR&#10;gPHJNKdgQU5hB+ZyK23zHztFL6w81c5zQp6m6P9TMfB3PtPWFCczVQtB9N4U2rp2HOA44NMz4y8A&#10;AAD//wMAUEsDBBQABgAIAAAAIQAJdymKwwAAAN0AAAAPAAAAZHJzL2Rvd25yZXYueG1sRI9BawIx&#10;EIXvBf9DGMFL0WyFLrIaRYSi0Eur4nlIxt3gZhI20V3/fVMo9DbDe++bN6vN4FrxoC5azwreZgUI&#10;Yu2N5VrB+fQxXYCICdlg65kUPCnCZj16WWFlfM/f9DimWmQIxwoVNCmFSsqoG3IYZz4QZ+3qO4cp&#10;r10tTYd9hrtWzouilA4t5wsNBto1pG/Hu1Pwfg36M+B2b86XBdrXVNtT+aXUZDxslyASDenf/Jc+&#10;mFw/E+H3mzyCXP8AAAD//wMAUEsBAi0AFAAGAAgAAAAhANvh9svuAAAAhQEAABMAAAAAAAAAAAAA&#10;AAAAAAAAAFtDb250ZW50X1R5cGVzXS54bWxQSwECLQAUAAYACAAAACEAWvQsW78AAAAVAQAACwAA&#10;AAAAAAAAAAAAAAAfAQAAX3JlbHMvLnJlbHNQSwECLQAUAAYACAAAACEACXcpisMAAADdAAAADwAA&#10;AAAAAAAAAAAAAAAHAgAAZHJzL2Rvd25yZXYueG1sUEsFBgAAAAADAAMAtwAAAPcCAAAAAA==&#10;" path="m76200,r,34925l239014,34925r,36195l471678,71120r,6350l232664,77470r,-36195l76200,41275r,34925l,38100,76200,xe" fillcolor="black" stroked="f" strokeweight="0">
                   <v:stroke miterlimit="83231f" joinstyle="miter"/>
                   <v:path arrowok="t" textboxrect="0,0,471678,77470"/>
                 </v:shape>
-                <v:shape id="Shape 1007" o:spid="_x0000_s1096" style="position:absolute;left:13669;top:19146;width:5966;height:6353;visibility:visible;mso-wrap-style:square;v-text-anchor:top" coordsize="596646,635254" o:gfxdata="UEsDBBQABgAIAAAAIQDb4fbL7gAAAIUBAAATAAAAW0NvbnRlbnRfVHlwZXNdLnhtbHyQz07DMAyH&#10;70i8Q+QralM4IITa7kDhCAiNB7ASt43WOlEcyvb2pNu4IODoPz9/n1xv9vOkForiPDdwXVagiI23&#10;jocG3rdPxR0oScgWJ8/UwIEENu3lRb09BBKV0ywNjCmFe63FjDSjlD4Q50nv44wpl3HQAc0OB9I3&#10;VXWrjedEnIq03oC27qjHjympx31un0wiTQLq4bS4shrAECZnMGVTvbD9QSnOhDInjzsyuiBXWQP0&#10;r4R18jfgnHvJr4nOknrFmJ5xzhraRtHWf3Kkpfz/yGo5S+H73hkquyhdjr3R8m2lj09svwAAAP//&#10;AwBQSwMEFAAGAAgAAAAhAFr0LFu/AAAAFQEAAAsAAABfcmVscy8ucmVsc2zPwWrDMAwG4Ptg72B0&#10;X5TuUMaI01uh19I+gLGVxCy2jGSy9e1nemrHjpL4P0nD4SetZiPRyNnCruvBUPYcYp4tXC/Htw8w&#10;Wl0ObuVMFm6kcBhfX4Yzra62kC6xqGlKVgtLreUTUf1CyWnHhXKbTCzJ1VbKjMX5LzcTvvf9HuXR&#10;gPHJNKdgQU5hB+ZyK23zHztFL6w81c5zQp6m6P9TMfB3PtPWFCczVQtB9N4U2rp2HOA44NMz4y8A&#10;AAD//wMAUEsDBBQABgAIAAAAIQA80MblwwAAAN0AAAAPAAAAZHJzL2Rvd25yZXYueG1sRE9La8JA&#10;EL4X/A/LCL3VXcUX0VWCVKj0VFPxOmTHJJidjdmtif/eLRR6m4/vOettb2txp9ZXjjWMRwoEce5M&#10;xYWG72z/tgThA7LB2jFpeJCH7WbwssbEuI6/6H4MhYgh7BPUUIbQJFL6vCSLfuQa4shdXGsxRNgW&#10;0rTYxXBby4lSc2mx4thQYkO7kvLr8cdqqLvsXZ6ml3N2+vS722GWnhfzVOvXYZ+uQATqw7/4z/1h&#10;4nylFvD7TTxBbp4AAAD//wMAUEsBAi0AFAAGAAgAAAAhANvh9svuAAAAhQEAABMAAAAAAAAAAAAA&#10;AAAAAAAAAFtDb250ZW50X1R5cGVzXS54bWxQSwECLQAUAAYACAAAACEAWvQsW78AAAAVAQAACwAA&#10;AAAAAAAAAAAAAAAfAQAAX3JlbHMvLnJlbHNQSwECLQAUAAYACAAAACEAPNDG5cMAAADdAAAADwAA&#10;AAAAAAAAAAAAAAAHAgAAZHJzL2Rvd25yZXYueG1sUEsFBgAAAAADAAMAtwAAAPcCAAAAAA==&#10;" path="m76200,r,34925l301498,34925r,593979l596646,628904r,6350l295148,635254r,-593979l76200,41275r,34925l,38100,76200,xe" fillcolor="black" stroked="f" strokeweight="0">
+                <v:shape id="Shape 1007" o:spid="_x0000_s1105" style="position:absolute;left:13669;top:19146;width:5966;height:6353;visibility:visible;mso-wrap-style:square;v-text-anchor:top" coordsize="596646,635254" o:gfxdata="UEsDBBQABgAIAAAAIQDb4fbL7gAAAIUBAAATAAAAW0NvbnRlbnRfVHlwZXNdLnhtbHyQz07DMAyH&#10;70i8Q+QralM4IITa7kDhCAiNB7ASt43WOlEcyvb2pNu4IODoPz9/n1xv9vOkForiPDdwXVagiI23&#10;jocG3rdPxR0oScgWJ8/UwIEENu3lRb09BBKV0ywNjCmFe63FjDSjlD4Q50nv44wpl3HQAc0OB9I3&#10;VXWrjedEnIq03oC27qjHjympx31un0wiTQLq4bS4shrAECZnMGVTvbD9QSnOhDInjzsyuiBXWQP0&#10;r4R18jfgnHvJr4nOknrFmJ5xzhraRtHWf3Kkpfz/yGo5S+H73hkquyhdjr3R8m2lj09svwAAAP//&#10;AwBQSwMEFAAGAAgAAAAhAFr0LFu/AAAAFQEAAAsAAABfcmVscy8ucmVsc2zPwWrDMAwG4Ptg72B0&#10;X5TuUMaI01uh19I+gLGVxCy2jGSy9e1nemrHjpL4P0nD4SetZiPRyNnCruvBUPYcYp4tXC/Htw8w&#10;Wl0ObuVMFm6kcBhfX4Yzra62kC6xqGlKVgtLreUTUf1CyWnHhXKbTCzJ1VbKjMX5LzcTvvf9HuXR&#10;gPHJNKdgQU5hB+ZyK23zHztFL6w81c5zQp6m6P9TMfB3PtPWFCczVQtB9N4U2rp2HOA44NMz4y8A&#10;AAD//wMAUEsDBBQABgAIAAAAIQA80MblwwAAAN0AAAAPAAAAZHJzL2Rvd25yZXYueG1sRE9La8JA&#10;EL4X/A/LCL3VXcUX0VWCVKj0VFPxOmTHJJidjdmtif/eLRR6m4/vOettb2txp9ZXjjWMRwoEce5M&#10;xYWG72z/tgThA7LB2jFpeJCH7WbwssbEuI6/6H4MhYgh7BPUUIbQJFL6vCSLfuQa4shdXGsxRNgW&#10;0rTYxXBby4lSc2mx4thQYkO7kvLr8cdqqLvsXZ6ml3N2+vS722GWnhfzVOvXYZ+uQATqw7/4z/1h&#10;4nylFvD7TTxBbp4AAAD//wMAUEsBAi0AFAAGAAgAAAAhANvh9svuAAAAhQEAABMAAAAAAAAAAAAA&#10;AAAAAAAAAFtDb250ZW50X1R5cGVzXS54bWxQSwECLQAUAAYACAAAACEAWvQsW78AAAAVAQAACwAA&#10;AAAAAAAAAAAAAAAfAQAAX3JlbHMvLnJlbHNQSwECLQAUAAYACAAAACEAPNDG5cMAAADdAAAADwAA&#10;AAAAAAAAAAAAAAAHAgAAZHJzL2Rvd25yZXYueG1sUEsFBgAAAAADAAMAtwAAAPcCAAAAAA==&#10;" path="m76200,r,34925l301498,34925r,593979l596646,628904r,6350l295148,635254r,-593979l76200,41275r,34925l,38100,76200,xe" fillcolor="black" stroked="f" strokeweight="0">
                   <v:stroke miterlimit="83231f" joinstyle="miter"/>
                   <v:path arrowok="t" textboxrect="0,0,596646,635254"/>
                 </v:shape>
-                <v:shape id="Shape 21142" o:spid="_x0000_s1097" style="position:absolute;left:18923;top:51371;width:5666;height:2503;visibility:visible;mso-wrap-style:square;v-text-anchor:top" coordsize="566687,250317" o:gfxdata="UEsDBBQABgAIAAAAIQDb4fbL7gAAAIUBAAATAAAAW0NvbnRlbnRfVHlwZXNdLnhtbHyQz07DMAyH&#10;70i8Q+QralM4IITa7kDhCAiNB7ASt43WOlEcyvb2pNu4IODoPz9/n1xv9vOkForiPDdwXVagiI23&#10;jocG3rdPxR0oScgWJ8/UwIEENu3lRb09BBKV0ywNjCmFe63FjDSjlD4Q50nv44wpl3HQAc0OB9I3&#10;VXWrjedEnIq03oC27qjHjympx31un0wiTQLq4bS4shrAECZnMGVTvbD9QSnOhDInjzsyuiBXWQP0&#10;r4R18jfgnHvJr4nOknrFmJ5xzhraRtHWf3Kkpfz/yGo5S+H73hkquyhdjr3R8m2lj09svwAAAP//&#10;AwBQSwMEFAAGAAgAAAAhAFr0LFu/AAAAFQEAAAsAAABfcmVscy8ucmVsc2zPwWrDMAwG4Ptg72B0&#10;X5TuUMaI01uh19I+gLGVxCy2jGSy9e1nemrHjpL4P0nD4SetZiPRyNnCruvBUPYcYp4tXC/Htw8w&#10;Wl0ObuVMFm6kcBhfX4Yzra62kC6xqGlKVgtLreUTUf1CyWnHhXKbTCzJ1VbKjMX5LzcTvvf9HuXR&#10;gPHJNKdgQU5hB+ZyK23zHztFL6w81c5zQp6m6P9TMfB3PtPWFCczVQtB9N4U2rp2HOA44NMz4y8A&#10;AAD//wMAUEsDBBQABgAIAAAAIQDdGc73wwAAAN4AAAAPAAAAZHJzL2Rvd25yZXYueG1sRE9da8Iw&#10;FH0f+B/CFfa2pu1kSGcsKhQ28GUq6+uluWs7m5uSZFr//SIM9ng436tyMoO4kPO9ZQVZkoIgbqzu&#10;uVVwOlZPSxA+IGscLJOCG3ko17OHFRbaXvmDLofQihjCvkAFXQhjIaVvOjLoEzsSR+7LOoMhQtdK&#10;7fAaw80g8zR9kQZ7jg0djrTrqDkffoyC7/32U7rpua/d4tbW7xWndZynHufT5hVEoCn8i//cb1pB&#10;nmWLHO534hWQ618AAAD//wMAUEsBAi0AFAAGAAgAAAAhANvh9svuAAAAhQEAABMAAAAAAAAAAAAA&#10;AAAAAAAAAFtDb250ZW50X1R5cGVzXS54bWxQSwECLQAUAAYACAAAACEAWvQsW78AAAAVAQAACwAA&#10;AAAAAAAAAAAAAAAfAQAAX3JlbHMvLnJlbHNQSwECLQAUAAYACAAAACEA3RnO98MAAADeAAAADwAA&#10;AAAAAAAAAAAAAAAHAgAAZHJzL2Rvd25yZXYueG1sUEsFBgAAAAADAAMAtwAAAPcCAAAAAA==&#10;" path="m,l566687,r,250317l,250317,,e" fillcolor="#ffd966" stroked="f" strokeweight="0">
+                <v:shape id="Shape 21142" o:spid="_x0000_s1106" style="position:absolute;left:18923;top:51371;width:5666;height:2503;visibility:visible;mso-wrap-style:square;v-text-anchor:top" coordsize="566687,250317" o:gfxdata="UEsDBBQABgAIAAAAIQDb4fbL7gAAAIUBAAATAAAAW0NvbnRlbnRfVHlwZXNdLnhtbHyQz07DMAyH&#10;70i8Q+QralM4IITa7kDhCAiNB7ASt43WOlEcyvb2pNu4IODoPz9/n1xv9vOkForiPDdwXVagiI23&#10;jocG3rdPxR0oScgWJ8/UwIEENu3lRb09BBKV0ywNjCmFe63FjDSjlD4Q50nv44wpl3HQAc0OB9I3&#10;VXWrjedEnIq03oC27qjHjympx31un0wiTQLq4bS4shrAECZnMGVTvbD9QSnOhDInjzsyuiBXWQP0&#10;r4R18jfgnHvJr4nOknrFmJ5xzhraRtHWf3Kkpfz/yGo5S+H73hkquyhdjr3R8m2lj09svwAAAP//&#10;AwBQSwMEFAAGAAgAAAAhAFr0LFu/AAAAFQEAAAsAAABfcmVscy8ucmVsc2zPwWrDMAwG4Ptg72B0&#10;X5TuUMaI01uh19I+gLGVxCy2jGSy9e1nemrHjpL4P0nD4SetZiPRyNnCruvBUPYcYp4tXC/Htw8w&#10;Wl0ObuVMFm6kcBhfX4Yzra62kC6xqGlKVgtLreUTUf1CyWnHhXKbTCzJ1VbKjMX5LzcTvvf9HuXR&#10;gPHJNKdgQU5hB+ZyK23zHztFL6w81c5zQp6m6P9TMfB3PtPWFCczVQtB9N4U2rp2HOA44NMz4y8A&#10;AAD//wMAUEsDBBQABgAIAAAAIQDdGc73wwAAAN4AAAAPAAAAZHJzL2Rvd25yZXYueG1sRE9da8Iw&#10;FH0f+B/CFfa2pu1kSGcsKhQ28GUq6+uluWs7m5uSZFr//SIM9ng436tyMoO4kPO9ZQVZkoIgbqzu&#10;uVVwOlZPSxA+IGscLJOCG3ko17OHFRbaXvmDLofQihjCvkAFXQhjIaVvOjLoEzsSR+7LOoMhQtdK&#10;7fAaw80g8zR9kQZ7jg0djrTrqDkffoyC7/32U7rpua/d4tbW7xWndZynHufT5hVEoCn8i//cb1pB&#10;nmWLHO534hWQ618AAAD//wMAUEsBAi0AFAAGAAgAAAAhANvh9svuAAAAhQEAABMAAAAAAAAAAAAA&#10;AAAAAAAAAFtDb250ZW50X1R5cGVzXS54bWxQSwECLQAUAAYACAAAACEAWvQsW78AAAAVAQAACwAA&#10;AAAAAAAAAAAAAAAfAQAAX3JlbHMvLnJlbHNQSwECLQAUAAYACAAAACEA3RnO98MAAADeAAAADwAA&#10;AAAAAAAAAAAAAAAHAgAAZHJzL2Rvd25yZXYueG1sUEsFBgAAAAADAAMAtwAAAPcCAAAAAA==&#10;" path="m,l566687,r,250317l,250317,,e" fillcolor="#ffd966" stroked="f" strokeweight="0">
                   <v:stroke miterlimit="83231f" joinstyle="miter"/>
                   <v:path arrowok="t" textboxrect="0,0,566687,250317"/>
                 </v:shape>
-                <v:shape id="Shape 1009" o:spid="_x0000_s1098" style="position:absolute;left:18923;top:51371;width:5666;height:2503;visibility:visible;mso-wrap-style:square;v-text-anchor:top" coordsize="566687,250317" o:gfxdata="UEsDBBQABgAIAAAAIQDb4fbL7gAAAIUBAAATAAAAW0NvbnRlbnRfVHlwZXNdLnhtbHyQz07DMAyH&#10;70i8Q+QralM4IITa7kDhCAiNB7ASt43WOlEcyvb2pNu4IODoPz9/n1xv9vOkForiPDdwXVagiI23&#10;jocG3rdPxR0oScgWJ8/UwIEENu3lRb09BBKV0ywNjCmFe63FjDSjlD4Q50nv44wpl3HQAc0OB9I3&#10;VXWrjedEnIq03oC27qjHjympx31un0wiTQLq4bS4shrAECZnMGVTvbD9QSnOhDInjzsyuiBXWQP0&#10;r4R18jfgnHvJr4nOknrFmJ5xzhraRtHWf3Kkpfz/yGo5S+H73hkquyhdjr3R8m2lj09svwAAAP//&#10;AwBQSwMEFAAGAAgAAAAhAFr0LFu/AAAAFQEAAAsAAABfcmVscy8ucmVsc2zPwWrDMAwG4Ptg72B0&#10;X5TuUMaI01uh19I+gLGVxCy2jGSy9e1nemrHjpL4P0nD4SetZiPRyNnCruvBUPYcYp4tXC/Htw8w&#10;Wl0ObuVMFm6kcBhfX4Yzra62kC6xqGlKVgtLreUTUf1CyWnHhXKbTCzJ1VbKjMX5LzcTvvf9HuXR&#10;gPHJNKdgQU5hB+ZyK23zHztFL6w81c5zQp6m6P9TMfB3PtPWFCczVQtB9N4U2rp2HOA44NMz4y8A&#10;AAD//wMAUEsDBBQABgAIAAAAIQDsp86WvgAAAN0AAAAPAAAAZHJzL2Rvd25yZXYueG1sRE/NagIx&#10;EL4XfIcwgreaWMTqahQpVDxa9QGGzbhZ3EyWJF13394UCt7m4/udza53jegoxNqzhtlUgSAuvam5&#10;0nC9fL8vQcSEbLDxTBoGirDbjt42WBj/4B/qzqkSOYRjgRpsSm0hZSwtOYxT3xJn7uaDw5RhqKQJ&#10;+MjhrpEfSi2kw5pzg8WWviyV9/Ov00CrZOf2ZG8ndyBnu3ngYfjUejLu92sQifr0Ev+7jybPV2oF&#10;f9/kE+T2CQAA//8DAFBLAQItABQABgAIAAAAIQDb4fbL7gAAAIUBAAATAAAAAAAAAAAAAAAAAAAA&#10;AABbQ29udGVudF9UeXBlc10ueG1sUEsBAi0AFAAGAAgAAAAhAFr0LFu/AAAAFQEAAAsAAAAAAAAA&#10;AAAAAAAAHwEAAF9yZWxzLy5yZWxzUEsBAi0AFAAGAAgAAAAhAOynzpa+AAAA3QAAAA8AAAAAAAAA&#10;AAAAAAAABwIAAGRycy9kb3ducmV2LnhtbFBLBQYAAAAAAwADALcAAADyAgAAAAA=&#10;" path="m,250317r566687,l566687,,,,,250317xe" filled="f" strokeweight=".5pt">
+                <v:shape id="Shape 1009" o:spid="_x0000_s1107" style="position:absolute;left:18923;top:51371;width:5666;height:2503;visibility:visible;mso-wrap-style:square;v-text-anchor:top" coordsize="566687,250317" o:gfxdata="UEsDBBQABgAIAAAAIQDb4fbL7gAAAIUBAAATAAAAW0NvbnRlbnRfVHlwZXNdLnhtbHyQz07DMAyH&#10;70i8Q+QralM4IITa7kDhCAiNB7ASt43WOlEcyvb2pNu4IODoPz9/n1xv9vOkForiPDdwXVagiI23&#10;jocG3rdPxR0oScgWJ8/UwIEENu3lRb09BBKV0ywNjCmFe63FjDSjlD4Q50nv44wpl3HQAc0OB9I3&#10;VXWrjedEnIq03oC27qjHjympx31un0wiTQLq4bS4shrAECZnMGVTvbD9QSnOhDInjzsyuiBXWQP0&#10;r4R18jfgnHvJr4nOknrFmJ5xzhraRtHWf3Kkpfz/yGo5S+H73hkquyhdjr3R8m2lj09svwAAAP//&#10;AwBQSwMEFAAGAAgAAAAhAFr0LFu/AAAAFQEAAAsAAABfcmVscy8ucmVsc2zPwWrDMAwG4Ptg72B0&#10;X5TuUMaI01uh19I+gLGVxCy2jGSy9e1nemrHjpL4P0nD4SetZiPRyNnCruvBUPYcYp4tXC/Htw8w&#10;Wl0ObuVMFm6kcBhfX4Yzra62kC6xqGlKVgtLreUTUf1CyWnHhXKbTCzJ1VbKjMX5LzcTvvf9HuXR&#10;gPHJNKdgQU5hB+ZyK23zHztFL6w81c5zQp6m6P9TMfB3PtPWFCczVQtB9N4U2rp2HOA44NMz4y8A&#10;AAD//wMAUEsDBBQABgAIAAAAIQDsp86WvgAAAN0AAAAPAAAAZHJzL2Rvd25yZXYueG1sRE/NagIx&#10;EL4XfIcwgreaWMTqahQpVDxa9QGGzbhZ3EyWJF13394UCt7m4/udza53jegoxNqzhtlUgSAuvam5&#10;0nC9fL8vQcSEbLDxTBoGirDbjt42WBj/4B/qzqkSOYRjgRpsSm0hZSwtOYxT3xJn7uaDw5RhqKQJ&#10;+MjhrpEfSi2kw5pzg8WWviyV9/Ov00CrZOf2ZG8ndyBnu3ngYfjUejLu92sQifr0Ev+7jybPV2oF&#10;f9/kE+T2CQAA//8DAFBLAQItABQABgAIAAAAIQDb4fbL7gAAAIUBAAATAAAAAAAAAAAAAAAAAAAA&#10;AABbQ29udGVudF9UeXBlc10ueG1sUEsBAi0AFAAGAAgAAAAhAFr0LFu/AAAAFQEAAAsAAAAAAAAA&#10;AAAAAAAAHwEAAF9yZWxzLy5yZWxzUEsBAi0AFAAGAAgAAAAhAOynzpa+AAAA3QAAAA8AAAAAAAAA&#10;AAAAAAAABwIAAGRycy9kb3ducmV2LnhtbFBLBQYAAAAAAwADALcAAADyAgAAAAA=&#10;" path="m,250317r566687,l566687,,,,,250317xe" filled="f" strokeweight=".5pt">
                   <v:path arrowok="t" textboxrect="0,0,566687,250317"/>
                 </v:shape>
-                <v:shape id="Picture 1011" o:spid="_x0000_s1099" type="#_x0000_t75" style="position:absolute;left:18954;top:51866;width:5620;height:1524;visibility:visible;mso-wrap-style:square" o:gfxdata="UEsDBBQABgAIAAAAIQDb4fbL7gAAAIUBAAATAAAAW0NvbnRlbnRfVHlwZXNdLnhtbHyQz07DMAyH&#10;70i8Q+QralM4IITa7kDhCAiNB7ASt43WOlEcyvb2pNu4IODoPz9/n1xv9vOkForiPDdwXVagiI23&#10;jocG3rdPxR0oScgWJ8/UwIEENu3lRb09BBKV0ywNjCmFe63FjDSjlD4Q50nv44wpl3HQAc0OB9I3&#10;VXWrjedEnIq03oC27qjHjympx31un0wiTQLq4bS4shrAECZnMGVTvbD9QSnOhDInjzsyuiBXWQP0&#10;r4R18jfgnHvJr4nOknrFmJ5xzhraRtHWf3Kkpfz/yGo5S+H73hkquyhdjr3R8m2lj09svwAAAP//&#10;AwBQSwMEFAAGAAgAAAAhAFr0LFu/AAAAFQEAAAsAAABfcmVscy8ucmVsc2zPwWrDMAwG4Ptg72B0&#10;X5TuUMaI01uh19I+gLGVxCy2jGSy9e1nemrHjpL4P0nD4SetZiPRyNnCruvBUPYcYp4tXC/Htw8w&#10;Wl0ObuVMFm6kcBhfX4Yzra62kC6xqGlKVgtLreUTUf1CyWnHhXKbTCzJ1VbKjMX5LzcTvvf9HuXR&#10;gPHJNKdgQU5hB+ZyK23zHztFL6w81c5zQp6m6P9TMfB3PtPWFCczVQtB9N4U2rp2HOA44NMz4y8A&#10;AAD//wMAUEsDBBQABgAIAAAAIQCdXJeqxAAAAN0AAAAPAAAAZHJzL2Rvd25yZXYueG1sRE9Na8JA&#10;EL0L/odlhN50k1KLpK6hKEKF9mCqYm9DdpqEZGfD7lbjv+8Khd7m8T5nmQ+mExdyvrGsIJ0lIIhL&#10;qxuuFBw+t9MFCB+QNXaWScGNPOSr8WiJmbZX3tOlCJWIIewzVFCH0GdS+rImg35me+LIfVtnMETo&#10;KqkdXmO46eRjkjxLgw3Hhhp7WtdUtsWPUXDefPH8/djap8W2cI077crhY6fUw2R4fQERaAj/4j/3&#10;m47zkzSF+zfxBLn6BQAA//8DAFBLAQItABQABgAIAAAAIQDb4fbL7gAAAIUBAAATAAAAAAAAAAAA&#10;AAAAAAAAAABbQ29udGVudF9UeXBlc10ueG1sUEsBAi0AFAAGAAgAAAAhAFr0LFu/AAAAFQEAAAsA&#10;AAAAAAAAAAAAAAAAHwEAAF9yZWxzLy5yZWxzUEsBAi0AFAAGAAgAAAAhAJ1cl6rEAAAA3QAAAA8A&#10;AAAAAAAAAAAAAAAABwIAAGRycy9kb3ducmV2LnhtbFBLBQYAAAAAAwADALcAAAD4AgAAAAA=&#10;">
+                <v:shape id="Picture 1011" o:spid="_x0000_s1108" type="#_x0000_t75" style="position:absolute;left:18954;top:51866;width:5620;height:1524;visibility:visible;mso-wrap-style:square" o:gfxdata="UEsDBBQABgAIAAAAIQDb4fbL7gAAAIUBAAATAAAAW0NvbnRlbnRfVHlwZXNdLnhtbHyQz07DMAyH&#10;70i8Q+QralM4IITa7kDhCAiNB7ASt43WOlEcyvb2pNu4IODoPz9/n1xv9vOkForiPDdwXVagiI23&#10;jocG3rdPxR0oScgWJ8/UwIEENu3lRb09BBKV0ywNjCmFe63FjDSjlD4Q50nv44wpl3HQAc0OB9I3&#10;VXWrjedEnIq03oC27qjHjympx31un0wiTQLq4bS4shrAECZnMGVTvbD9QSnOhDInjzsyuiBXWQP0&#10;r4R18jfgnHvJr4nOknrFmJ5xzhraRtHWf3Kkpfz/yGo5S+H73hkquyhdjr3R8m2lj09svwAAAP//&#10;AwBQSwMEFAAGAAgAAAAhAFr0LFu/AAAAFQEAAAsAAABfcmVscy8ucmVsc2zPwWrDMAwG4Ptg72B0&#10;X5TuUMaI01uh19I+gLGVxCy2jGSy9e1nemrHjpL4P0nD4SetZiPRyNnCruvBUPYcYp4tXC/Htw8w&#10;Wl0ObuVMFm6kcBhfX4Yzra62kC6xqGlKVgtLreUTUf1CyWnHhXKbTCzJ1VbKjMX5LzcTvvf9HuXR&#10;gPHJNKdgQU5hB+ZyK23zHztFL6w81c5zQp6m6P9TMfB3PtPWFCczVQtB9N4U2rp2HOA44NMz4y8A&#10;AAD//wMAUEsDBBQABgAIAAAAIQCdXJeqxAAAAN0AAAAPAAAAZHJzL2Rvd25yZXYueG1sRE9Na8JA&#10;EL0L/odlhN50k1KLpK6hKEKF9mCqYm9DdpqEZGfD7lbjv+8Khd7m8T5nmQ+mExdyvrGsIJ0lIIhL&#10;qxuuFBw+t9MFCB+QNXaWScGNPOSr8WiJmbZX3tOlCJWIIewzVFCH0GdS+rImg35me+LIfVtnMETo&#10;KqkdXmO46eRjkjxLgw3Hhhp7WtdUtsWPUXDefPH8/djap8W2cI077crhY6fUw2R4fQERaAj/4j/3&#10;m47zkzSF+zfxBLn6BQAA//8DAFBLAQItABQABgAIAAAAIQDb4fbL7gAAAIUBAAATAAAAAAAAAAAA&#10;AAAAAAAAAABbQ29udGVudF9UeXBlc10ueG1sUEsBAi0AFAAGAAgAAAAhAFr0LFu/AAAAFQEAAAsA&#10;AAAAAAAAAAAAAAAAHwEAAF9yZWxzLy5yZWxzUEsBAi0AFAAGAAgAAAAhAJ1cl6rEAAAA3QAAAA8A&#10;AAAAAAAAAAAAAAAABwIAAGRycy9kb3ducmV2LnhtbFBLBQYAAAAAAwADALcAAAD4AgAAAAA=&#10;">
                   <v:imagedata r:id="rId32" o:title=""/>
                 </v:shape>
-                <v:rect id="Rectangle 1012" o:spid="_x0000_s1100" style="position:absolute;left:19885;top:52169;width:924;height:2069;visibility:visible;mso-wrap-style:square;v-text-anchor:top" o:gfxdata="UEsDBBQABgAIAAAAIQDb4fbL7gAAAIUBAAATAAAAW0NvbnRlbnRfVHlwZXNdLnhtbHyQz07DMAyH&#10;70i8Q+QralM4IITa7kDhCAiNB7ASt43WOlEcyvb2pNu4IODoPz9/n1xv9vOkForiPDdwXVagiI23&#10;jocG3rdPxR0oScgWJ8/UwIEENu3lRb09BBKV0ywNjCmFe63FjDSjlD4Q50nv44wpl3HQAc0OB9I3&#10;VXWrjedEnIq03oC27qjHjympx31un0wiTQLq4bS4shrAECZnMGVTvbD9QSnOhDInjzsyuiBXWQP0&#10;r4R18jfgnHvJr4nOknrFmJ5xzhraRtHWf3Kkpfz/yGo5S+H73hkquyhdjr3R8m2lj09svwAAAP//&#10;AwBQSwMEFAAGAAgAAAAhAFr0LFu/AAAAFQEAAAsAAABfcmVscy8ucmVsc2zPwWrDMAwG4Ptg72B0&#10;X5TuUMaI01uh19I+gLGVxCy2jGSy9e1nemrHjpL4P0nD4SetZiPRyNnCruvBUPYcYp4tXC/Htw8w&#10;Wl0ObuVMFm6kcBhfX4Yzra62kC6xqGlKVgtLreUTUf1CyWnHhXKbTCzJ1VbKjMX5LzcTvvf9HuXR&#10;gPHJNKdgQU5hB+ZyK23zHztFL6w81c5zQp6m6P9TMfB3PtPWFCczVQtB9N4U2rp2HOA44NMz4y8A&#10;AAD//wMAUEsDBBQABgAIAAAAIQCz7Ae4wgAAAN0AAAAPAAAAZHJzL2Rvd25yZXYueG1sRE/LqsIw&#10;EN0L/kMY4e401YVoNYr4QJe+QN0Nzdy23GZSmmh7/XojCO7mcJ4znTemEA+qXG5ZQb8XgSBOrM45&#10;VXA+bbojEM4jaywsk4J/cjCftVtTjLWt+UCPo09FCGEXo4LM+zKW0iUZGXQ9WxIH7tdWBn2AVSp1&#10;hXUIN4UcRNFQGsw5NGRY0jKj5O94Nwq2o3Jx3dlnnRbr2/ayv4xXp7FX6qfTLCYgPDX+K/64dzrM&#10;j/oDeH8TTpCzFwAAAP//AwBQSwECLQAUAAYACAAAACEA2+H2y+4AAACFAQAAEwAAAAAAAAAAAAAA&#10;AAAAAAAAW0NvbnRlbnRfVHlwZXNdLnhtbFBLAQItABQABgAIAAAAIQBa9CxbvwAAABUBAAALAAAA&#10;AAAAAAAAAAAAAB8BAABfcmVscy8ucmVsc1BLAQItABQABgAIAAAAIQCz7Ae4wgAAAN0AAAAPAAAA&#10;AAAAAAAAAAAAAAcCAABkcnMvZG93bnJldi54bWxQSwUGAAAAAAMAAwC3AAAA9gIAAAAA&#10;" filled="f" stroked="f">
+                <v:rect id="Rectangle 1012" o:spid="_x0000_s1109" style="position:absolute;left:19885;top:52169;width:924;height:2069;visibility:visible;mso-wrap-style:square;v-text-anchor:top" o:gfxdata="UEsDBBQABgAIAAAAIQDb4fbL7gAAAIUBAAATAAAAW0NvbnRlbnRfVHlwZXNdLnhtbHyQz07DMAyH&#10;70i8Q+QralM4IITa7kDhCAiNB7ASt43WOlEcyvb2pNu4IODoPz9/n1xv9vOkForiPDdwXVagiI23&#10;jocG3rdPxR0oScgWJ8/UwIEENu3lRb09BBKV0ywNjCmFe63FjDSjlD4Q50nv44wpl3HQAc0OB9I3&#10;VXWrjedEnIq03oC27qjHjympx31un0wiTQLq4bS4shrAECZnMGVTvbD9QSnOhDInjzsyuiBXWQP0&#10;r4R18jfgnHvJr4nOknrFmJ5xzhraRtHWf3Kkpfz/yGo5S+H73hkquyhdjr3R8m2lj09svwAAAP//&#10;AwBQSwMEFAAGAAgAAAAhAFr0LFu/AAAAFQEAAAsAAABfcmVscy8ucmVsc2zPwWrDMAwG4Ptg72B0&#10;X5TuUMaI01uh19I+gLGVxCy2jGSy9e1nemrHjpL4P0nD4SetZiPRyNnCruvBUPYcYp4tXC/Htw8w&#10;Wl0ObuVMFm6kcBhfX4Yzra62kC6xqGlKVgtLreUTUf1CyWnHhXKbTCzJ1VbKjMX5LzcTvvf9HuXR&#10;gPHJNKdgQU5hB+ZyK23zHztFL6w81c5zQp6m6P9TMfB3PtPWFCczVQtB9N4U2rp2HOA44NMz4y8A&#10;AAD//wMAUEsDBBQABgAIAAAAIQCz7Ae4wgAAAN0AAAAPAAAAZHJzL2Rvd25yZXYueG1sRE/LqsIw&#10;EN0L/kMY4e401YVoNYr4QJe+QN0Nzdy23GZSmmh7/XojCO7mcJ4znTemEA+qXG5ZQb8XgSBOrM45&#10;VXA+bbojEM4jaywsk4J/cjCftVtTjLWt+UCPo09FCGEXo4LM+zKW0iUZGXQ9WxIH7tdWBn2AVSp1&#10;hXUIN4UcRNFQGsw5NGRY0jKj5O94Nwq2o3Jx3dlnnRbr2/ayv4xXp7FX6qfTLCYgPDX+K/64dzrM&#10;j/oDeH8TTpCzFwAAAP//AwBQSwECLQAUAAYACAAAACEA2+H2y+4AAACFAQAAEwAAAAAAAAAAAAAA&#10;AAAAAAAAW0NvbnRlbnRfVHlwZXNdLnhtbFBLAQItABQABgAIAAAAIQBa9CxbvwAAABUBAAALAAAA&#10;AAAAAAAAAAAAAB8BAABfcmVscy8ucmVsc1BLAQItABQABgAIAAAAIQCz7Ae4wgAAAN0AAAAPAAAA&#10;AAAAAAAAAAAAAAcCAABkcnMvZG93bnJldi54bWxQSwUGAAAAAAMAAwC3AAAA9gIAAAAA&#10;" filled="f" stroked="f">
                   <v:textbox inset="0,0,0,0">
                     <w:txbxContent>
                       <w:p>
@@ -15667,7 +16112,7 @@
                     </w:txbxContent>
                   </v:textbox>
                 </v:rect>
-                <v:rect id="Rectangle 1013" o:spid="_x0000_s1101" style="position:absolute;left:20584;top:52169;width:1767;height:2069;visibility:visible;mso-wrap-style:square;v-text-anchor:top" o:gfxdata="UEsDBBQABgAIAAAAIQDb4fbL7gAAAIUBAAATAAAAW0NvbnRlbnRfVHlwZXNdLnhtbHyQz07DMAyH&#10;70i8Q+QralM4IITa7kDhCAiNB7ASt43WOlEcyvb2pNu4IODoPz9/n1xv9vOkForiPDdwXVagiI23&#10;jocG3rdPxR0oScgWJ8/UwIEENu3lRb09BBKV0ywNjCmFe63FjDSjlD4Q50nv44wpl3HQAc0OB9I3&#10;VXWrjedEnIq03oC27qjHjympx31un0wiTQLq4bS4shrAECZnMGVTvbD9QSnOhDInjzsyuiBXWQP0&#10;r4R18jfgnHvJr4nOknrFmJ5xzhraRtHWf3Kkpfz/yGo5S+H73hkquyhdjr3R8m2lj09svwAAAP//&#10;AwBQSwMEFAAGAAgAAAAhAFr0LFu/AAAAFQEAAAsAAABfcmVscy8ucmVsc2zPwWrDMAwG4Ptg72B0&#10;X5TuUMaI01uh19I+gLGVxCy2jGSy9e1nemrHjpL4P0nD4SetZiPRyNnCruvBUPYcYp4tXC/Htw8w&#10;Wl0ObuVMFm6kcBhfX4Yzra62kC6xqGlKVgtLreUTUf1CyWnHhXKbTCzJ1VbKjMX5LzcTvvf9HuXR&#10;gPHJNKdgQU5hB+ZyK23zHztFL6w81c5zQp6m6P9TMfB3PtPWFCczVQtB9N4U2rp2HOA44NMz4y8A&#10;AAD//wMAUEsDBBQABgAIAAAAIQDcoKIjwgAAAN0AAAAPAAAAZHJzL2Rvd25yZXYueG1sRE9Li8Iw&#10;EL4L/ocwgjdNVRDtGkV8oEdXBXdvQzPbFptJaaKt/nqzIHibj+85s0VjCnGnyuWWFQz6EQjixOqc&#10;UwXn07Y3AeE8ssbCMil4kIPFvN2aYaxtzd90P/pUhBB2MSrIvC9jKV2SkUHXtyVx4P5sZdAHWKVS&#10;V1iHcFPIYRSNpcGcQ0OGJa0ySq7Hm1Gwm5TLn7191mmx+d1dDpfp+jT1SnU7zfILhKfGf8Rv916H&#10;+dFgBP/fhBPk/AUAAP//AwBQSwECLQAUAAYACAAAACEA2+H2y+4AAACFAQAAEwAAAAAAAAAAAAAA&#10;AAAAAAAAW0NvbnRlbnRfVHlwZXNdLnhtbFBLAQItABQABgAIAAAAIQBa9CxbvwAAABUBAAALAAAA&#10;AAAAAAAAAAAAAB8BAABfcmVscy8ucmVsc1BLAQItABQABgAIAAAAIQDcoKIjwgAAAN0AAAAPAAAA&#10;AAAAAAAAAAAAAAcCAABkcnMvZG93bnJldi54bWxQSwUGAAAAAAMAAwC3AAAA9gIAAAAA&#10;" filled="f" stroked="f">
+                <v:rect id="Rectangle 1013" o:spid="_x0000_s1110" style="position:absolute;left:20584;top:52169;width:1767;height:2069;visibility:visible;mso-wrap-style:square;v-text-anchor:top" o:gfxdata="UEsDBBQABgAIAAAAIQDb4fbL7gAAAIUBAAATAAAAW0NvbnRlbnRfVHlwZXNdLnhtbHyQz07DMAyH&#10;70i8Q+QralM4IITa7kDhCAiNB7ASt43WOlEcyvb2pNu4IODoPz9/n1xv9vOkForiPDdwXVagiI23&#10;jocG3rdPxR0oScgWJ8/UwIEENu3lRb09BBKV0ywNjCmFe63FjDSjlD4Q50nv44wpl3HQAc0OB9I3&#10;VXWrjedEnIq03oC27qjHjympx31un0wiTQLq4bS4shrAECZnMGVTvbD9QSnOhDInjzsyuiBXWQP0&#10;r4R18jfgnHvJr4nOknrFmJ5xzhraRtHWf3Kkpfz/yGo5S+H73hkquyhdjr3R8m2lj09svwAAAP//&#10;AwBQSwMEFAAGAAgAAAAhAFr0LFu/AAAAFQEAAAsAAABfcmVscy8ucmVsc2zPwWrDMAwG4Ptg72B0&#10;X5TuUMaI01uh19I+gLGVxCy2jGSy9e1nemrHjpL4P0nD4SetZiPRyNnCruvBUPYcYp4tXC/Htw8w&#10;Wl0ObuVMFm6kcBhfX4Yzra62kC6xqGlKVgtLreUTUf1CyWnHhXKbTCzJ1VbKjMX5LzcTvvf9HuXR&#10;gPHJNKdgQU5hB+ZyK23zHztFL6w81c5zQp6m6P9TMfB3PtPWFCczVQtB9N4U2rp2HOA44NMz4y8A&#10;AAD//wMAUEsDBBQABgAIAAAAIQDcoKIjwgAAAN0AAAAPAAAAZHJzL2Rvd25yZXYueG1sRE9Li8Iw&#10;EL4L/ocwgjdNVRDtGkV8oEdXBXdvQzPbFptJaaKt/nqzIHibj+85s0VjCnGnyuWWFQz6EQjixOqc&#10;UwXn07Y3AeE8ssbCMil4kIPFvN2aYaxtzd90P/pUhBB2MSrIvC9jKV2SkUHXtyVx4P5sZdAHWKVS&#10;V1iHcFPIYRSNpcGcQ0OGJa0ySq7Hm1Gwm5TLn7191mmx+d1dDpfp+jT1SnU7zfILhKfGf8Rv916H&#10;+dFgBP/fhBPk/AUAAP//AwBQSwECLQAUAAYACAAAACEA2+H2y+4AAACFAQAAEwAAAAAAAAAAAAAA&#10;AAAAAAAAW0NvbnRlbnRfVHlwZXNdLnhtbFBLAQItABQABgAIAAAAIQBa9CxbvwAAABUBAAALAAAA&#10;AAAAAAAAAAAAAB8BAABfcmVscy8ucmVsc1BLAQItABQABgAIAAAAIQDcoKIjwgAAAN0AAAAPAAAA&#10;AAAAAAAAAAAAAAcCAABkcnMvZG93bnJldi54bWxQSwUGAAAAAAMAAwC3AAAA9gIAAAAA&#10;" filled="f" stroked="f">
                   <v:textbox inset="0,0,0,0">
                     <w:txbxContent>
                       <w:p>
@@ -15681,7 +16126,7 @@
                     </w:txbxContent>
                   </v:textbox>
                 </v:rect>
-                <v:rect id="Rectangle 1014" o:spid="_x0000_s1102" style="position:absolute;left:21920;top:52169;width:1029;height:2069;visibility:visible;mso-wrap-style:square;v-text-anchor:top" o:gfxdata="UEsDBBQABgAIAAAAIQDb4fbL7gAAAIUBAAATAAAAW0NvbnRlbnRfVHlwZXNdLnhtbHyQz07DMAyH&#10;70i8Q+QralM4IITa7kDhCAiNB7ASt43WOlEcyvb2pNu4IODoPz9/n1xv9vOkForiPDdwXVagiI23&#10;jocG3rdPxR0oScgWJ8/UwIEENu3lRb09BBKV0ywNjCmFe63FjDSjlD4Q50nv44wpl3HQAc0OB9I3&#10;VXWrjedEnIq03oC27qjHjympx31un0wiTQLq4bS4shrAECZnMGVTvbD9QSnOhDInjzsyuiBXWQP0&#10;r4R18jfgnHvJr4nOknrFmJ5xzhraRtHWf3Kkpfz/yGo5S+H73hkquyhdjr3R8m2lj09svwAAAP//&#10;AwBQSwMEFAAGAAgAAAAhAFr0LFu/AAAAFQEAAAsAAABfcmVscy8ucmVsc2zPwWrDMAwG4Ptg72B0&#10;X5TuUMaI01uh19I+gLGVxCy2jGSy9e1nemrHjpL4P0nD4SetZiPRyNnCruvBUPYcYp4tXC/Htw8w&#10;Wl0ObuVMFm6kcBhfX4Yzra62kC6xqGlKVgtLreUTUf1CyWnHhXKbTCzJ1VbKjMX5LzcTvvf9HuXR&#10;gPHJNKdgQU5hB+ZyK23zHztFL6w81c5zQp6m6P9TMfB3PtPWFCczVQtB9N4U2rp2HOA44NMz4y8A&#10;AAD//wMAUEsDBBQABgAIAAAAIQBTSTpXwgAAAN0AAAAPAAAAZHJzL2Rvd25yZXYueG1sRE9Li8Iw&#10;EL4L/ocwgjdNFRHtGkV8oEdXBXdvQzPbFptJaaKt/nqzIHibj+85s0VjCnGnyuWWFQz6EQjixOqc&#10;UwXn07Y3AeE8ssbCMil4kIPFvN2aYaxtzd90P/pUhBB2MSrIvC9jKV2SkUHXtyVx4P5sZdAHWKVS&#10;V1iHcFPIYRSNpcGcQ0OGJa0ySq7Hm1Gwm5TLn7191mmx+d1dDpfp+jT1SnU7zfILhKfGf8Rv916H&#10;+dFgBP/fhBPk/AUAAP//AwBQSwECLQAUAAYACAAAACEA2+H2y+4AAACFAQAAEwAAAAAAAAAAAAAA&#10;AAAAAAAAW0NvbnRlbnRfVHlwZXNdLnhtbFBLAQItABQABgAIAAAAIQBa9CxbvwAAABUBAAALAAAA&#10;AAAAAAAAAAAAAB8BAABfcmVscy8ucmVsc1BLAQItABQABgAIAAAAIQBTSTpXwgAAAN0AAAAPAAAA&#10;AAAAAAAAAAAAAAcCAABkcnMvZG93bnJldi54bWxQSwUGAAAAAAMAAwC3AAAA9gIAAAAA&#10;" filled="f" stroked="f">
+                <v:rect id="Rectangle 1014" o:spid="_x0000_s1111" style="position:absolute;left:21920;top:52169;width:1029;height:2069;visibility:visible;mso-wrap-style:square;v-text-anchor:top" o:gfxdata="UEsDBBQABgAIAAAAIQDb4fbL7gAAAIUBAAATAAAAW0NvbnRlbnRfVHlwZXNdLnhtbHyQz07DMAyH&#10;70i8Q+QralM4IITa7kDhCAiNB7ASt43WOlEcyvb2pNu4IODoPz9/n1xv9vOkForiPDdwXVagiI23&#10;jocG3rdPxR0oScgWJ8/UwIEENu3lRb09BBKV0ywNjCmFe63FjDSjlD4Q50nv44wpl3HQAc0OB9I3&#10;VXWrjedEnIq03oC27qjHjympx31un0wiTQLq4bS4shrAECZnMGVTvbD9QSnOhDInjzsyuiBXWQP0&#10;r4R18jfgnHvJr4nOknrFmJ5xzhraRtHWf3Kkpfz/yGo5S+H73hkquyhdjr3R8m2lj09svwAAAP//&#10;AwBQSwMEFAAGAAgAAAAhAFr0LFu/AAAAFQEAAAsAAABfcmVscy8ucmVsc2zPwWrDMAwG4Ptg72B0&#10;X5TuUMaI01uh19I+gLGVxCy2jGSy9e1nemrHjpL4P0nD4SetZiPRyNnCruvBUPYcYp4tXC/Htw8w&#10;Wl0ObuVMFm6kcBhfX4Yzra62kC6xqGlKVgtLreUTUf1CyWnHhXKbTCzJ1VbKjMX5LzcTvvf9HuXR&#10;gPHJNKdgQU5hB+ZyK23zHztFL6w81c5zQp6m6P9TMfB3PtPWFCczVQtB9N4U2rp2HOA44NMz4y8A&#10;AAD//wMAUEsDBBQABgAIAAAAIQBTSTpXwgAAAN0AAAAPAAAAZHJzL2Rvd25yZXYueG1sRE9Li8Iw&#10;EL4L/ocwgjdNFRHtGkV8oEdXBXdvQzPbFptJaaKt/nqzIHibj+85s0VjCnGnyuWWFQz6EQjixOqc&#10;UwXn07Y3AeE8ssbCMil4kIPFvN2aYaxtzd90P/pUhBB2MSrIvC9jKV2SkUHXtyVx4P5sZdAHWKVS&#10;V1iHcFPIYRSNpcGcQ0OGJa0ySq7Hm1Gwm5TLn7191mmx+d1dDpfp+jT1SnU7zfILhKfGf8Rv916H&#10;+dFgBP/fhBPk/AUAAP//AwBQSwECLQAUAAYACAAAACEA2+H2y+4AAACFAQAAEwAAAAAAAAAAAAAA&#10;AAAAAAAAW0NvbnRlbnRfVHlwZXNdLnhtbFBLAQItABQABgAIAAAAIQBa9CxbvwAAABUBAAALAAAA&#10;AAAAAAAAAAAAAB8BAABfcmVscy8ucmVsc1BLAQItABQABgAIAAAAIQBTSTpXwgAAAN0AAAAPAAAA&#10;AAAAAAAAAAAAAAcCAABkcnMvZG93bnJldi54bWxQSwUGAAAAAAMAAwC3AAAA9gIAAAAA&#10;" filled="f" stroked="f">
                   <v:textbox inset="0,0,0,0">
                     <w:txbxContent>
                       <w:p>
@@ -15695,7 +16140,7 @@
                     </w:txbxContent>
                   </v:textbox>
                 </v:rect>
-                <v:rect id="Rectangle 1016" o:spid="_x0000_s1103" style="position:absolute;left:22682;top:52169;width:2781;height:2069;visibility:visible;mso-wrap-style:square;v-text-anchor:top" o:gfxdata="UEsDBBQABgAIAAAAIQDb4fbL7gAAAIUBAAATAAAAW0NvbnRlbnRfVHlwZXNdLnhtbHyQz07DMAyH&#10;70i8Q+QralM4IITa7kDhCAiNB7ASt43WOlEcyvb2pNu4IODoPz9/n1xv9vOkForiPDdwXVagiI23&#10;jocG3rdPxR0oScgWJ8/UwIEENu3lRb09BBKV0ywNjCmFe63FjDSjlD4Q50nv44wpl3HQAc0OB9I3&#10;VXWrjedEnIq03oC27qjHjympx31un0wiTQLq4bS4shrAECZnMGVTvbD9QSnOhDInjzsyuiBXWQP0&#10;r4R18jfgnHvJr4nOknrFmJ5xzhraRtHWf3Kkpfz/yGo5S+H73hkquyhdjr3R8m2lj09svwAAAP//&#10;AwBQSwMEFAAGAAgAAAAhAFr0LFu/AAAAFQEAAAsAAABfcmVscy8ucmVsc2zPwWrDMAwG4Ptg72B0&#10;X5TuUMaI01uh19I+gLGVxCy2jGSy9e1nemrHjpL4P0nD4SetZiPRyNnCruvBUPYcYp4tXC/Htw8w&#10;Wl0ObuVMFm6kcBhfX4Yzra62kC6xqGlKVgtLreUTUf1CyWnHhXKbTCzJ1VbKjMX5LzcTvvf9HuXR&#10;gPHJNKdgQU5hB+ZyK23zHztFL6w81c5zQp6m6P9TMfB3PtPWFCczVQtB9N4U2rp2HOA44NMz4y8A&#10;AAD//wMAUEsDBBQABgAIAAAAIQDM1wG7wgAAAN0AAAAPAAAAZHJzL2Rvd25yZXYueG1sRE/LqsIw&#10;EN0L/kMYwZ2muhCtRhEf6NIXqLuhmduW20xKE231682FC+7mcJ4zWzSmEE+qXG5ZwaAfgSBOrM45&#10;VXA5b3tjEM4jaywsk4IXOVjM260ZxtrWfKTnyacihLCLUUHmfRlL6ZKMDLq+LYkD92Mrgz7AKpW6&#10;wjqEm0IOo2gkDeYcGjIsaZVR8nt6GAW7cbm87e27TovNfXc9XCfr88Qr1e00yykIT43/iv/dex3m&#10;R4MR/H0TTpDzDwAAAP//AwBQSwECLQAUAAYACAAAACEA2+H2y+4AAACFAQAAEwAAAAAAAAAAAAAA&#10;AAAAAAAAW0NvbnRlbnRfVHlwZXNdLnhtbFBLAQItABQABgAIAAAAIQBa9CxbvwAAABUBAAALAAAA&#10;AAAAAAAAAAAAAB8BAABfcmVscy8ucmVsc1BLAQItABQABgAIAAAAIQDM1wG7wgAAAN0AAAAPAAAA&#10;AAAAAAAAAAAAAAcCAABkcnMvZG93bnJldi54bWxQSwUGAAAAAAMAAwC3AAAA9gIAAAAA&#10;" filled="f" stroked="f">
+                <v:rect id="Rectangle 1016" o:spid="_x0000_s1112" style="position:absolute;left:22682;top:52169;width:2781;height:2069;visibility:visible;mso-wrap-style:square;v-text-anchor:top" o:gfxdata="UEsDBBQABgAIAAAAIQDb4fbL7gAAAIUBAAATAAAAW0NvbnRlbnRfVHlwZXNdLnhtbHyQz07DMAyH&#10;70i8Q+QralM4IITa7kDhCAiNB7ASt43WOlEcyvb2pNu4IODoPz9/n1xv9vOkForiPDdwXVagiI23&#10;jocG3rdPxR0oScgWJ8/UwIEENu3lRb09BBKV0ywNjCmFe63FjDSjlD4Q50nv44wpl3HQAc0OB9I3&#10;VXWrjedEnIq03oC27qjHjympx31un0wiTQLq4bS4shrAECZnMGVTvbD9QSnOhDInjzsyuiBXWQP0&#10;r4R18jfgnHvJr4nOknrFmJ5xzhraRtHWf3Kkpfz/yGo5S+H73hkquyhdjr3R8m2lj09svwAAAP//&#10;AwBQSwMEFAAGAAgAAAAhAFr0LFu/AAAAFQEAAAsAAABfcmVscy8ucmVsc2zPwWrDMAwG4Ptg72B0&#10;X5TuUMaI01uh19I+gLGVxCy2jGSy9e1nemrHjpL4P0nD4SetZiPRyNnCruvBUPYcYp4tXC/Htw8w&#10;Wl0ObuVMFm6kcBhfX4Yzra62kC6xqGlKVgtLreUTUf1CyWnHhXKbTCzJ1VbKjMX5LzcTvvf9HuXR&#10;gPHJNKdgQU5hB+ZyK23zHztFL6w81c5zQp6m6P9TMfB3PtPWFCczVQtB9N4U2rp2HOA44NMz4y8A&#10;AAD//wMAUEsDBBQABgAIAAAAIQDM1wG7wgAAAN0AAAAPAAAAZHJzL2Rvd25yZXYueG1sRE/LqsIw&#10;EN0L/kMYwZ2muhCtRhEf6NIXqLuhmduW20xKE231682FC+7mcJ4zWzSmEE+qXG5ZwaAfgSBOrM45&#10;VXA5b3tjEM4jaywsk4IXOVjM260ZxtrWfKTnyacihLCLUUHmfRlL6ZKMDLq+LYkD92Mrgz7AKpW6&#10;wjqEm0IOo2gkDeYcGjIsaZVR8nt6GAW7cbm87e27TovNfXc9XCfr88Qr1e00yykIT43/iv/dex3m&#10;R4MR/H0TTpDzDwAAAP//AwBQSwECLQAUAAYACAAAACEA2+H2y+4AAACFAQAAEwAAAAAAAAAAAAAA&#10;AAAAAAAAW0NvbnRlbnRfVHlwZXNdLnhtbFBLAQItABQABgAIAAAAIQBa9CxbvwAAABUBAAALAAAA&#10;AAAAAAAAAAAAAB8BAABfcmVscy8ucmVsc1BLAQItABQABgAIAAAAIQDM1wG7wgAAAN0AAAAPAAAA&#10;AAAAAAAAAAAAAAcCAABkcnMvZG93bnJldi54bWxQSwUGAAAAAAMAAwC3AAAA9gIAAAAA&#10;" filled="f" stroked="f">
                   <v:textbox inset="0,0,0,0">
                     <w:txbxContent>
                       <w:p>
@@ -15709,16 +16154,16 @@
                     </w:txbxContent>
                   </v:textbox>
                 </v:rect>
-                <v:shape id="Shape 21143" o:spid="_x0000_s1104" style="position:absolute;left:53656;top:3802;width:6262;height:6857;visibility:visible;mso-wrap-style:square;v-text-anchor:top" coordsize="626186,685635" o:gfxdata="UEsDBBQABgAIAAAAIQDb4fbL7gAAAIUBAAATAAAAW0NvbnRlbnRfVHlwZXNdLnhtbHyQz07DMAyH&#10;70i8Q+QralM4IITa7kDhCAiNB7ASt43WOlEcyvb2pNu4IODoPz9/n1xv9vOkForiPDdwXVagiI23&#10;jocG3rdPxR0oScgWJ8/UwIEENu3lRb09BBKV0ywNjCmFe63FjDSjlD4Q50nv44wpl3HQAc0OB9I3&#10;VXWrjedEnIq03oC27qjHjympx31un0wiTQLq4bS4shrAECZnMGVTvbD9QSnOhDInjzsyuiBXWQP0&#10;r4R18jfgnHvJr4nOknrFmJ5xzhraRtHWf3Kkpfz/yGo5S+H73hkquyhdjr3R8m2lj09svwAAAP//&#10;AwBQSwMEFAAGAAgAAAAhAFr0LFu/AAAAFQEAAAsAAABfcmVscy8ucmVsc2zPwWrDMAwG4Ptg72B0&#10;X5TuUMaI01uh19I+gLGVxCy2jGSy9e1nemrHjpL4P0nD4SetZiPRyNnCruvBUPYcYp4tXC/Htw8w&#10;Wl0ObuVMFm6kcBhfX4Yzra62kC6xqGlKVgtLreUTUf1CyWnHhXKbTCzJ1VbKjMX5LzcTvvf9HuXR&#10;gPHJNKdgQU5hB+ZyK23zHztFL6w81c5zQp6m6P9TMfB3PtPWFCczVQtB9N4U2rp2HOA44NMz4y8A&#10;AAD//wMAUEsDBBQABgAIAAAAIQBsVOXayAAAAN4AAAAPAAAAZHJzL2Rvd25yZXYueG1sRI9Ba8JA&#10;FITvhf6H5RV6Ed0kllKjq6SFFlEoVAWvj+xrNjT7NmS3MfrrXaHQ4zAz3zCL1WAb0VPna8cK0kkC&#10;grh0uuZKwWH/Pn4B4QOyxsYxKTiTh9Xy/m6BuXYn/qJ+FyoRIexzVGBCaHMpfWnIop+4ljh6366z&#10;GKLsKqk7PEW4bWSWJM/SYs1xwWBLb4bKn92vVRCKzYeemS2Oepu9XorjKN20n0o9PgzFHESgIfyH&#10;/9prrSBL06cp3O7EKyCXVwAAAP//AwBQSwECLQAUAAYACAAAACEA2+H2y+4AAACFAQAAEwAAAAAA&#10;AAAAAAAAAAAAAAAAW0NvbnRlbnRfVHlwZXNdLnhtbFBLAQItABQABgAIAAAAIQBa9CxbvwAAABUB&#10;AAALAAAAAAAAAAAAAAAAAB8BAABfcmVscy8ucmVsc1BLAQItABQABgAIAAAAIQBsVOXayAAAAN4A&#10;AAAPAAAAAAAAAAAAAAAAAAcCAABkcnMvZG93bnJldi54bWxQSwUGAAAAAAMAAwC3AAAA/AIAAAAA&#10;" path="m,l626186,r,685635l,685635,,e" fillcolor="#c55a11" stroked="f" strokeweight="0">
+                <v:shape id="Shape 21143" o:spid="_x0000_s1113" style="position:absolute;left:53656;top:3802;width:6262;height:6857;visibility:visible;mso-wrap-style:square;v-text-anchor:top" coordsize="626186,685635" o:gfxdata="UEsDBBQABgAIAAAAIQDb4fbL7gAAAIUBAAATAAAAW0NvbnRlbnRfVHlwZXNdLnhtbHyQz07DMAyH&#10;70i8Q+QralM4IITa7kDhCAiNB7ASt43WOlEcyvb2pNu4IODoPz9/n1xv9vOkForiPDdwXVagiI23&#10;jocG3rdPxR0oScgWJ8/UwIEENu3lRb09BBKV0ywNjCmFe63FjDSjlD4Q50nv44wpl3HQAc0OB9I3&#10;VXWrjedEnIq03oC27qjHjympx31un0wiTQLq4bS4shrAECZnMGVTvbD9QSnOhDInjzsyuiBXWQP0&#10;r4R18jfgnHvJr4nOknrFmJ5xzhraRtHWf3Kkpfz/yGo5S+H73hkquyhdjr3R8m2lj09svwAAAP//&#10;AwBQSwMEFAAGAAgAAAAhAFr0LFu/AAAAFQEAAAsAAABfcmVscy8ucmVsc2zPwWrDMAwG4Ptg72B0&#10;X5TuUMaI01uh19I+gLGVxCy2jGSy9e1nemrHjpL4P0nD4SetZiPRyNnCruvBUPYcYp4tXC/Htw8w&#10;Wl0ObuVMFm6kcBhfX4Yzra62kC6xqGlKVgtLreUTUf1CyWnHhXKbTCzJ1VbKjMX5LzcTvvf9HuXR&#10;gPHJNKdgQU5hB+ZyK23zHztFL6w81c5zQp6m6P9TMfB3PtPWFCczVQtB9N4U2rp2HOA44NMz4y8A&#10;AAD//wMAUEsDBBQABgAIAAAAIQBsVOXayAAAAN4AAAAPAAAAZHJzL2Rvd25yZXYueG1sRI9Ba8JA&#10;FITvhf6H5RV6Ed0kllKjq6SFFlEoVAWvj+xrNjT7NmS3MfrrXaHQ4zAz3zCL1WAb0VPna8cK0kkC&#10;grh0uuZKwWH/Pn4B4QOyxsYxKTiTh9Xy/m6BuXYn/qJ+FyoRIexzVGBCaHMpfWnIop+4ljh6366z&#10;GKLsKqk7PEW4bWSWJM/SYs1xwWBLb4bKn92vVRCKzYeemS2Oepu9XorjKN20n0o9PgzFHESgIfyH&#10;/9prrSBL06cp3O7EKyCXVwAAAP//AwBQSwECLQAUAAYACAAAACEA2+H2y+4AAACFAQAAEwAAAAAA&#10;AAAAAAAAAAAAAAAAW0NvbnRlbnRfVHlwZXNdLnhtbFBLAQItABQABgAIAAAAIQBa9CxbvwAAABUB&#10;AAALAAAAAAAAAAAAAAAAAB8BAABfcmVscy8ucmVsc1BLAQItABQABgAIAAAAIQBsVOXayAAAAN4A&#10;AAAPAAAAAAAAAAAAAAAAAAcCAABkcnMvZG93bnJldi54bWxQSwUGAAAAAAMAAwC3AAAA/AIAAAAA&#10;" path="m,l626186,r,685635l,685635,,e" fillcolor="#c55a11" stroked="f" strokeweight="0">
                   <v:path arrowok="t" textboxrect="0,0,626186,685635"/>
                 </v:shape>
-                <v:shape id="Shape 1018" o:spid="_x0000_s1105" style="position:absolute;left:53656;top:3802;width:6262;height:6857;visibility:visible;mso-wrap-style:square;v-text-anchor:top" coordsize="626186,685635" o:gfxdata="UEsDBBQABgAIAAAAIQDb4fbL7gAAAIUBAAATAAAAW0NvbnRlbnRfVHlwZXNdLnhtbHyQz07DMAyH&#10;70i8Q+QralM4IITa7kDhCAiNB7ASt43WOlEcyvb2pNu4IODoPz9/n1xv9vOkForiPDdwXVagiI23&#10;jocG3rdPxR0oScgWJ8/UwIEENu3lRb09BBKV0ywNjCmFe63FjDSjlD4Q50nv44wpl3HQAc0OB9I3&#10;VXWrjedEnIq03oC27qjHjympx31un0wiTQLq4bS4shrAECZnMGVTvbD9QSnOhDInjzsyuiBXWQP0&#10;r4R18jfgnHvJr4nOknrFmJ5xzhraRtHWf3Kkpfz/yGo5S+H73hkquyhdjr3R8m2lj09svwAAAP//&#10;AwBQSwMEFAAGAAgAAAAhAFr0LFu/AAAAFQEAAAsAAABfcmVscy8ucmVsc2zPwWrDMAwG4Ptg72B0&#10;X5TuUMaI01uh19I+gLGVxCy2jGSy9e1nemrHjpL4P0nD4SetZiPRyNnCruvBUPYcYp4tXC/Htw8w&#10;Wl0ObuVMFm6kcBhfX4Yzra62kC6xqGlKVgtLreUTUf1CyWnHhXKbTCzJ1VbKjMX5LzcTvvf9HuXR&#10;gPHJNKdgQU5hB+ZyK23zHztFL6w81c5zQp6m6P9TMfB3PtPWFCczVQtB9N4U2rp2HOA44NMz4y8A&#10;AAD//wMAUEsDBBQABgAIAAAAIQDgZoa8xQAAAN0AAAAPAAAAZHJzL2Rvd25yZXYueG1sRI9Ba8JA&#10;EIXvBf/DMkJvutGKtKmriGBpL9ZaxeuQnSbB7GzY3Zr4751DobcZ3pv3vlmseteoK4VYezYwGWeg&#10;iAtvay4NHL+3o2dQMSFbbDyTgRtFWC0HDwvMre/4i66HVCoJ4ZijgSqlNtc6FhU5jGPfEov244PD&#10;JGsotQ3YSbhr9DTL5tphzdJQYUubiorL4dcZcHx8ejntu490CXYX32bnvvlkYx6H/foVVKI+/Zv/&#10;rt+t4GcTwZVvZAS9vAMAAP//AwBQSwECLQAUAAYACAAAACEA2+H2y+4AAACFAQAAEwAAAAAAAAAA&#10;AAAAAAAAAAAAW0NvbnRlbnRfVHlwZXNdLnhtbFBLAQItABQABgAIAAAAIQBa9CxbvwAAABUBAAAL&#10;AAAAAAAAAAAAAAAAAB8BAABfcmVscy8ucmVsc1BLAQItABQABgAIAAAAIQDgZoa8xQAAAN0AAAAP&#10;AAAAAAAAAAAAAAAAAAcCAABkcnMvZG93bnJldi54bWxQSwUGAAAAAAMAAwC3AAAA+QIAAAAA&#10;" path="m,685635r626186,l626186,,,,,685635xe" filled="f" strokeweight=".5pt">
+                <v:shape id="Shape 1018" o:spid="_x0000_s1114" style="position:absolute;left:53656;top:3802;width:6262;height:6857;visibility:visible;mso-wrap-style:square;v-text-anchor:top" coordsize="626186,685635" o:gfxdata="UEsDBBQABgAIAAAAIQDb4fbL7gAAAIUBAAATAAAAW0NvbnRlbnRfVHlwZXNdLnhtbHyQz07DMAyH&#10;70i8Q+QralM4IITa7kDhCAiNB7ASt43WOlEcyvb2pNu4IODoPz9/n1xv9vOkForiPDdwXVagiI23&#10;jocG3rdPxR0oScgWJ8/UwIEENu3lRb09BBKV0ywNjCmFe63FjDSjlD4Q50nv44wpl3HQAc0OB9I3&#10;VXWrjedEnIq03oC27qjHjympx31un0wiTQLq4bS4shrAECZnMGVTvbD9QSnOhDInjzsyuiBXWQP0&#10;r4R18jfgnHvJr4nOknrFmJ5xzhraRtHWf3Kkpfz/yGo5S+H73hkquyhdjr3R8m2lj09svwAAAP//&#10;AwBQSwMEFAAGAAgAAAAhAFr0LFu/AAAAFQEAAAsAAABfcmVscy8ucmVsc2zPwWrDMAwG4Ptg72B0&#10;X5TuUMaI01uh19I+gLGVxCy2jGSy9e1nemrHjpL4P0nD4SetZiPRyNnCruvBUPYcYp4tXC/Htw8w&#10;Wl0ObuVMFm6kcBhfX4Yzra62kC6xqGlKVgtLreUTUf1CyWnHhXKbTCzJ1VbKjMX5LzcTvvf9HuXR&#10;gPHJNKdgQU5hB+ZyK23zHztFL6w81c5zQp6m6P9TMfB3PtPWFCczVQtB9N4U2rp2HOA44NMz4y8A&#10;AAD//wMAUEsDBBQABgAIAAAAIQDgZoa8xQAAAN0AAAAPAAAAZHJzL2Rvd25yZXYueG1sRI9Ba8JA&#10;EIXvBf/DMkJvutGKtKmriGBpL9ZaxeuQnSbB7GzY3Zr4751DobcZ3pv3vlmseteoK4VYezYwGWeg&#10;iAtvay4NHL+3o2dQMSFbbDyTgRtFWC0HDwvMre/4i66HVCoJ4ZijgSqlNtc6FhU5jGPfEov244PD&#10;JGsotQ3YSbhr9DTL5tphzdJQYUubiorL4dcZcHx8ejntu490CXYX32bnvvlkYx6H/foVVKI+/Zv/&#10;rt+t4GcTwZVvZAS9vAMAAP//AwBQSwECLQAUAAYACAAAACEA2+H2y+4AAACFAQAAEwAAAAAAAAAA&#10;AAAAAAAAAAAAW0NvbnRlbnRfVHlwZXNdLnhtbFBLAQItABQABgAIAAAAIQBa9CxbvwAAABUBAAAL&#10;AAAAAAAAAAAAAAAAAB8BAABfcmVscy8ucmVsc1BLAQItABQABgAIAAAAIQDgZoa8xQAAAN0AAAAP&#10;AAAAAAAAAAAAAAAAAAcCAABkcnMvZG93bnJldi54bWxQSwUGAAAAAAMAAwC3AAAA+QIAAAAA&#10;" path="m,685635r626186,l626186,,,,,685635xe" filled="f" strokeweight=".5pt">
                   <v:path arrowok="t" textboxrect="0,0,626186,685635"/>
                 </v:shape>
-                <v:shape id="Picture 1020" o:spid="_x0000_s1106" type="#_x0000_t75" style="position:absolute;left:53689;top:4305;width:6191;height:5874;visibility:visible;mso-wrap-style:square" o:gfxdata="UEsDBBQABgAIAAAAIQDb4fbL7gAAAIUBAAATAAAAW0NvbnRlbnRfVHlwZXNdLnhtbHyQz07DMAyH&#10;70i8Q+QralM4IITa7kDhCAiNB7ASt43WOlEcyvb2pNu4IODoPz9/n1xv9vOkForiPDdwXVagiI23&#10;jocG3rdPxR0oScgWJ8/UwIEENu3lRb09BBKV0ywNjCmFe63FjDSjlD4Q50nv44wpl3HQAc0OB9I3&#10;VXWrjedEnIq03oC27qjHjympx31un0wiTQLq4bS4shrAECZnMGVTvbD9QSnOhDInjzsyuiBXWQP0&#10;r4R18jfgnHvJr4nOknrFmJ5xzhraRtHWf3Kkpfz/yGo5S+H73hkquyhdjr3R8m2lj09svwAAAP//&#10;AwBQSwMEFAAGAAgAAAAhAFr0LFu/AAAAFQEAAAsAAABfcmVscy8ucmVsc2zPwWrDMAwG4Ptg72B0&#10;X5TuUMaI01uh19I+gLGVxCy2jGSy9e1nemrHjpL4P0nD4SetZiPRyNnCruvBUPYcYp4tXC/Htw8w&#10;Wl0ObuVMFm6kcBhfX4Yzra62kC6xqGlKVgtLreUTUf1CyWnHhXKbTCzJ1VbKjMX5LzcTvvf9HuXR&#10;gPHJNKdgQU5hB+ZyK23zHztFL6w81c5zQp6m6P9TMfB3PtPWFCczVQtB9N4U2rp2HOA44NMz4y8A&#10;AAD//wMAUEsDBBQABgAIAAAAIQCUJc3tyAAAAN0AAAAPAAAAZHJzL2Rvd25yZXYueG1sRI9Ba8JA&#10;EIXvhf6HZQre6qYKoaSu0hZED6Wippbexuw0Cc3Oht2tpv/eORS8zfDevPfNbDG4Tp0oxNazgYdx&#10;Boq48rbl2kC5X94/gooJ2WLnmQz8UYTF/PZmhoX1Z97SaZdqJSEcCzTQpNQXWseqIYdx7Hti0b59&#10;cJhkDbW2Ac8S7jo9ybJcO2xZGhrs6bWh6mf36wys8vKt+zrk7+Xn5kDHzcvyGKYfxozuhucnUImG&#10;dDX/X6+t4GcT4ZdvZAQ9vwAAAP//AwBQSwECLQAUAAYACAAAACEA2+H2y+4AAACFAQAAEwAAAAAA&#10;AAAAAAAAAAAAAAAAW0NvbnRlbnRfVHlwZXNdLnhtbFBLAQItABQABgAIAAAAIQBa9CxbvwAAABUB&#10;AAALAAAAAAAAAAAAAAAAAB8BAABfcmVscy8ucmVsc1BLAQItABQABgAIAAAAIQCUJc3tyAAAAN0A&#10;AAAPAAAAAAAAAAAAAAAAAAcCAABkcnMvZG93bnJldi54bWxQSwUGAAAAAAMAAwC3AAAA/AIAAAAA&#10;">
+                <v:shape id="Picture 1020" o:spid="_x0000_s1115" type="#_x0000_t75" style="position:absolute;left:53689;top:4305;width:6191;height:5874;visibility:visible;mso-wrap-style:square" o:gfxdata="UEsDBBQABgAIAAAAIQDb4fbL7gAAAIUBAAATAAAAW0NvbnRlbnRfVHlwZXNdLnhtbHyQz07DMAyH&#10;70i8Q+QralM4IITa7kDhCAiNB7ASt43WOlEcyvb2pNu4IODoPz9/n1xv9vOkForiPDdwXVagiI23&#10;jocG3rdPxR0oScgWJ8/UwIEENu3lRb09BBKV0ywNjCmFe63FjDSjlD4Q50nv44wpl3HQAc0OB9I3&#10;VXWrjedEnIq03oC27qjHjympx31un0wiTQLq4bS4shrAECZnMGVTvbD9QSnOhDInjzsyuiBXWQP0&#10;r4R18jfgnHvJr4nOknrFmJ5xzhraRtHWf3Kkpfz/yGo5S+H73hkquyhdjr3R8m2lj09svwAAAP//&#10;AwBQSwMEFAAGAAgAAAAhAFr0LFu/AAAAFQEAAAsAAABfcmVscy8ucmVsc2zPwWrDMAwG4Ptg72B0&#10;X5TuUMaI01uh19I+gLGVxCy2jGSy9e1nemrHjpL4P0nD4SetZiPRyNnCruvBUPYcYp4tXC/Htw8w&#10;Wl0ObuVMFm6kcBhfX4Yzra62kC6xqGlKVgtLreUTUf1CyWnHhXKbTCzJ1VbKjMX5LzcTvvf9HuXR&#10;gPHJNKdgQU5hB+ZyK23zHztFL6w81c5zQp6m6P9TMfB3PtPWFCczVQtB9N4U2rp2HOA44NMz4y8A&#10;AAD//wMAUEsDBBQABgAIAAAAIQCUJc3tyAAAAN0AAAAPAAAAZHJzL2Rvd25yZXYueG1sRI9Ba8JA&#10;EIXvhf6HZQre6qYKoaSu0hZED6Wippbexuw0Cc3Oht2tpv/eORS8zfDevPfNbDG4Tp0oxNazgYdx&#10;Boq48rbl2kC5X94/gooJ2WLnmQz8UYTF/PZmhoX1Z97SaZdqJSEcCzTQpNQXWseqIYdx7Hti0b59&#10;cJhkDbW2Ac8S7jo9ybJcO2xZGhrs6bWh6mf36wys8vKt+zrk7+Xn5kDHzcvyGKYfxozuhucnUImG&#10;dDX/X6+t4GcT4ZdvZAQ9vwAAAP//AwBQSwECLQAUAAYACAAAACEA2+H2y+4AAACFAQAAEwAAAAAA&#10;AAAAAAAAAAAAAAAAW0NvbnRlbnRfVHlwZXNdLnhtbFBLAQItABQABgAIAAAAIQBa9CxbvwAAABUB&#10;AAALAAAAAAAAAAAAAAAAAB8BAABfcmVscy8ucmVsc1BLAQItABQABgAIAAAAIQCUJc3tyAAAAN0A&#10;AAAPAAAAAAAAAAAAAAAAAAcCAABkcnMvZG93bnJldi54bWxQSwUGAAAAAAMAAwC3AAAA/AIAAAAA&#10;">
                   <v:imagedata r:id="rId33" o:title=""/>
                 </v:shape>
-                <v:rect id="Rectangle 1021" o:spid="_x0000_s1107" style="position:absolute;left:54730;top:4597;width:5580;height:2064;visibility:visible;mso-wrap-style:square;v-text-anchor:top" o:gfxdata="UEsDBBQABgAIAAAAIQDb4fbL7gAAAIUBAAATAAAAW0NvbnRlbnRfVHlwZXNdLnhtbHyQz07DMAyH&#10;70i8Q+QralM4IITa7kDhCAiNB7ASt43WOlEcyvb2pNu4IODoPz9/n1xv9vOkForiPDdwXVagiI23&#10;jocG3rdPxR0oScgWJ8/UwIEENu3lRb09BBKV0ywNjCmFe63FjDSjlD4Q50nv44wpl3HQAc0OB9I3&#10;VXWrjedEnIq03oC27qjHjympx31un0wiTQLq4bS4shrAECZnMGVTvbD9QSnOhDInjzsyuiBXWQP0&#10;r4R18jfgnHvJr4nOknrFmJ5xzhraRtHWf3Kkpfz/yGo5S+H73hkquyhdjr3R8m2lj09svwAAAP//&#10;AwBQSwMEFAAGAAgAAAAhAFr0LFu/AAAAFQEAAAsAAABfcmVscy8ucmVsc2zPwWrDMAwG4Ptg72B0&#10;X5TuUMaI01uh19I+gLGVxCy2jGSy9e1nemrHjpL4P0nD4SetZiPRyNnCruvBUPYcYp4tXC/Htw8w&#10;Wl0ObuVMFm6kcBhfX4Yzra62kC6xqGlKVgtLreUTUf1CyWnHhXKbTCzJ1VbKjMX5LzcTvvf9HuXR&#10;gPHJNKdgQU5hB+ZyK23zHztFL6w81c5zQp6m6P9TMfB3PtPWFCczVQtB9N4U2rp2HOA44NMz4y8A&#10;AAD//wMAUEsDBBQABgAIAAAAIQCNUlNywgAAAN0AAAAPAAAAZHJzL2Rvd25yZXYueG1sRE/LqsIw&#10;EN0L/kMY4e401YVoNYr4QJe+QN0Nzdy23GZSmmh7/XojCO7mcJ4znTemEA+qXG5ZQb8XgSBOrM45&#10;VXA+bbojEM4jaywsk4J/cjCftVtTjLWt+UCPo09FCGEXo4LM+zKW0iUZGXQ9WxIH7tdWBn2AVSp1&#10;hXUIN4UcRNFQGsw5NGRY0jKj5O94Nwq2o3Jx3dlnnRbr2/ayv4xXp7FX6qfTLCYgPDX+K/64dzrM&#10;jwZ9eH8TTpCzFwAAAP//AwBQSwECLQAUAAYACAAAACEA2+H2y+4AAACFAQAAEwAAAAAAAAAAAAAA&#10;AAAAAAAAW0NvbnRlbnRfVHlwZXNdLnhtbFBLAQItABQABgAIAAAAIQBa9CxbvwAAABUBAAALAAAA&#10;AAAAAAAAAAAAAB8BAABfcmVscy8ucmVsc1BLAQItABQABgAIAAAAIQCNUlNywgAAAN0AAAAPAAAA&#10;AAAAAAAAAAAAAAcCAABkcnMvZG93bnJldi54bWxQSwUGAAAAAAMAAwC3AAAA9gIAAAAA&#10;" filled="f" stroked="f">
+                <v:rect id="Rectangle 1021" o:spid="_x0000_s1116" style="position:absolute;left:54730;top:4597;width:5580;height:2064;visibility:visible;mso-wrap-style:square;v-text-anchor:top" o:gfxdata="UEsDBBQABgAIAAAAIQDb4fbL7gAAAIUBAAATAAAAW0NvbnRlbnRfVHlwZXNdLnhtbHyQz07DMAyH&#10;70i8Q+QralM4IITa7kDhCAiNB7ASt43WOlEcyvb2pNu4IODoPz9/n1xv9vOkForiPDdwXVagiI23&#10;jocG3rdPxR0oScgWJ8/UwIEENu3lRb09BBKV0ywNjCmFe63FjDSjlD4Q50nv44wpl3HQAc0OB9I3&#10;VXWrjedEnIq03oC27qjHjympx31un0wiTQLq4bS4shrAECZnMGVTvbD9QSnOhDInjzsyuiBXWQP0&#10;r4R18jfgnHvJr4nOknrFmJ5xzhraRtHWf3Kkpfz/yGo5S+H73hkquyhdjr3R8m2lj09svwAAAP//&#10;AwBQSwMEFAAGAAgAAAAhAFr0LFu/AAAAFQEAAAsAAABfcmVscy8ucmVsc2zPwWrDMAwG4Ptg72B0&#10;X5TuUMaI01uh19I+gLGVxCy2jGSy9e1nemrHjpL4P0nD4SetZiPRyNnCruvBUPYcYp4tXC/Htw8w&#10;Wl0ObuVMFm6kcBhfX4Yzra62kC6xqGlKVgtLreUTUf1CyWnHhXKbTCzJ1VbKjMX5LzcTvvf9HuXR&#10;gPHJNKdgQU5hB+ZyK23zHztFL6w81c5zQp6m6P9TMfB3PtPWFCczVQtB9N4U2rp2HOA44NMz4y8A&#10;AAD//wMAUEsDBBQABgAIAAAAIQCNUlNywgAAAN0AAAAPAAAAZHJzL2Rvd25yZXYueG1sRE/LqsIw&#10;EN0L/kMY4e401YVoNYr4QJe+QN0Nzdy23GZSmmh7/XojCO7mcJ4znTemEA+qXG5ZQb8XgSBOrM45&#10;VXA+bbojEM4jaywsk4J/cjCftVtTjLWt+UCPo09FCGEXo4LM+zKW0iUZGXQ9WxIH7tdWBn2AVSp1&#10;hXUIN4UcRNFQGsw5NGRY0jKj5O94Nwq2o3Jx3dlnnRbr2/ayv4xXp7FX6qfTLCYgPDX+K/64dzrM&#10;jwZ9eH8TTpCzFwAAAP//AwBQSwECLQAUAAYACAAAACEA2+H2y+4AAACFAQAAEwAAAAAAAAAAAAAA&#10;AAAAAAAAW0NvbnRlbnRfVHlwZXNdLnhtbFBLAQItABQABgAIAAAAIQBa9CxbvwAAABUBAAALAAAA&#10;AAAAAAAAAAAAAB8BAABfcmVscy8ucmVsc1BLAQItABQABgAIAAAAIQCNUlNywgAAAN0AAAAPAAAA&#10;AAAAAAAAAAAAAAcCAABkcnMvZG93bnJldi54bWxQSwUGAAAAAAMAAwC3AAAA9gIAAAAA&#10;" filled="f" stroked="f">
                   <v:textbox inset="0,0,0,0">
                     <w:txbxContent>
                       <w:p>
@@ -15733,7 +16178,7 @@
                     </w:txbxContent>
                   </v:textbox>
                 </v:rect>
-                <v:rect id="Rectangle 15873" o:spid="_x0000_s1108" style="position:absolute;left:55810;top:6470;width:1027;height:2065;visibility:visible;mso-wrap-style:square;v-text-anchor:top" o:gfxdata="UEsDBBQABgAIAAAAIQDb4fbL7gAAAIUBAAATAAAAW0NvbnRlbnRfVHlwZXNdLnhtbHyQz07DMAyH&#10;70i8Q+QralM4IITa7kDhCAiNB7ASt43WOlEcyvb2pNu4IODoPz9/n1xv9vOkForiPDdwXVagiI23&#10;jocG3rdPxR0oScgWJ8/UwIEENu3lRb09BBKV0ywNjCmFe63FjDSjlD4Q50nv44wpl3HQAc0OB9I3&#10;VXWrjedEnIq03oC27qjHjympx31un0wiTQLq4bS4shrAECZnMGVTvbD9QSnOhDInjzsyuiBXWQP0&#10;r4R18jfgnHvJr4nOknrFmJ5xzhraRtHWf3Kkpfz/yGo5S+H73hkquyhdjr3R8m2lj09svwAAAP//&#10;AwBQSwMEFAAGAAgAAAAhAFr0LFu/AAAAFQEAAAsAAABfcmVscy8ucmVsc2zPwWrDMAwG4Ptg72B0&#10;X5TuUMaI01uh19I+gLGVxCy2jGSy9e1nemrHjpL4P0nD4SetZiPRyNnCruvBUPYcYp4tXC/Htw8w&#10;Wl0ObuVMFm6kcBhfX4Yzra62kC6xqGlKVgtLreUTUf1CyWnHhXKbTCzJ1VbKjMX5LzcTvvf9HuXR&#10;gPHJNKdgQU5hB+ZyK23zHztFL6w81c5zQp6m6P9TMfB3PtPWFCczVQtB9N4U2rp2HOA44NMz4y8A&#10;AAD//wMAUEsDBBQABgAIAAAAIQBBXYsnxQAAAN4AAAAPAAAAZHJzL2Rvd25yZXYueG1sRE9La8JA&#10;EL4X/A/LCN7qRqU1RlcRbdFjfYB6G7JjEszOhuzWpP31rlDobT6+58wWrSnFnWpXWFYw6EcgiFOr&#10;C84UHA+frzEI55E1lpZJwQ85WMw7LzNMtG14R/e9z0QIYZeggtz7KpHSpTkZdH1bEQfuamuDPsA6&#10;k7rGJoSbUg6j6F0aLDg05FjRKqf0tv82CjZxtTxv7W+TlR+XzenrNFkfJl6pXrddTkF4av2/+M+9&#10;1WH+WzwewfOdcIOcPwAAAP//AwBQSwECLQAUAAYACAAAACEA2+H2y+4AAACFAQAAEwAAAAAAAAAA&#10;AAAAAAAAAAAAW0NvbnRlbnRfVHlwZXNdLnhtbFBLAQItABQABgAIAAAAIQBa9CxbvwAAABUBAAAL&#10;AAAAAAAAAAAAAAAAAB8BAABfcmVscy8ucmVsc1BLAQItABQABgAIAAAAIQBBXYsnxQAAAN4AAAAP&#10;AAAAAAAAAAAAAAAAAAcCAABkcnMvZG93bnJldi54bWxQSwUGAAAAAAMAAwC3AAAA+QIAAAAA&#10;" filled="f" stroked="f">
+                <v:rect id="Rectangle 15873" o:spid="_x0000_s1117" style="position:absolute;left:55810;top:6470;width:1027;height:2065;visibility:visible;mso-wrap-style:square;v-text-anchor:top" o:gfxdata="UEsDBBQABgAIAAAAIQDb4fbL7gAAAIUBAAATAAAAW0NvbnRlbnRfVHlwZXNdLnhtbHyQz07DMAyH&#10;70i8Q+QralM4IITa7kDhCAiNB7ASt43WOlEcyvb2pNu4IODoPz9/n1xv9vOkForiPDdwXVagiI23&#10;jocG3rdPxR0oScgWJ8/UwIEENu3lRb09BBKV0ywNjCmFe63FjDSjlD4Q50nv44wpl3HQAc0OB9I3&#10;VXWrjedEnIq03oC27qjHjympx31un0wiTQLq4bS4shrAECZnMGVTvbD9QSnOhDInjzsyuiBXWQP0&#10;r4R18jfgnHvJr4nOknrFmJ5xzhraRtHWf3Kkpfz/yGo5S+H73hkquyhdjr3R8m2lj09svwAAAP//&#10;AwBQSwMEFAAGAAgAAAAhAFr0LFu/AAAAFQEAAAsAAABfcmVscy8ucmVsc2zPwWrDMAwG4Ptg72B0&#10;X5TuUMaI01uh19I+gLGVxCy2jGSy9e1nemrHjpL4P0nD4SetZiPRyNnCruvBUPYcYp4tXC/Htw8w&#10;Wl0ObuVMFm6kcBhfX4Yzra62kC6xqGlKVgtLreUTUf1CyWnHhXKbTCzJ1VbKjMX5LzcTvvf9HuXR&#10;gPHJNKdgQU5hB+ZyK23zHztFL6w81c5zQp6m6P9TMfB3PtPWFCczVQtB9N4U2rp2HOA44NMz4y8A&#10;AAD//wMAUEsDBBQABgAIAAAAIQBBXYsnxQAAAN4AAAAPAAAAZHJzL2Rvd25yZXYueG1sRE9La8JA&#10;EL4X/A/LCN7qRqU1RlcRbdFjfYB6G7JjEszOhuzWpP31rlDobT6+58wWrSnFnWpXWFYw6EcgiFOr&#10;C84UHA+frzEI55E1lpZJwQ85WMw7LzNMtG14R/e9z0QIYZeggtz7KpHSpTkZdH1bEQfuamuDPsA6&#10;k7rGJoSbUg6j6F0aLDg05FjRKqf0tv82CjZxtTxv7W+TlR+XzenrNFkfJl6pXrddTkF4av2/+M+9&#10;1WH+WzwewfOdcIOcPwAAAP//AwBQSwECLQAUAAYACAAAACEA2+H2y+4AAACFAQAAEwAAAAAAAAAA&#10;AAAAAAAAAAAAW0NvbnRlbnRfVHlwZXNdLnhtbFBLAQItABQABgAIAAAAIQBa9CxbvwAAABUBAAAL&#10;AAAAAAAAAAAAAAAAAB8BAABfcmVscy8ucmVsc1BLAQItABQABgAIAAAAIQBBXYsnxQAAAN4AAAAP&#10;AAAAAAAAAAAAAAAAAAcCAABkcnMvZG93bnJldi54bWxQSwUGAAAAAAMAAwC3AAAA+QIAAAAA&#10;" filled="f" stroked="f">
                   <v:textbox inset="0,0,0,0">
                     <w:txbxContent>
                       <w:p>
@@ -15748,7 +16193,7 @@
                     </w:txbxContent>
                   </v:textbox>
                 </v:rect>
-                <v:rect id="Rectangle 15874" o:spid="_x0000_s1109" style="position:absolute;left:56572;top:6470;width:1660;height:2065;visibility:visible;mso-wrap-style:square;v-text-anchor:top" o:gfxdata="UEsDBBQABgAIAAAAIQDb4fbL7gAAAIUBAAATAAAAW0NvbnRlbnRfVHlwZXNdLnhtbHyQz07DMAyH&#10;70i8Q+QralM4IITa7kDhCAiNB7ASt43WOlEcyvb2pNu4IODoPz9/n1xv9vOkForiPDdwXVagiI23&#10;jocG3rdPxR0oScgWJ8/UwIEENu3lRb09BBKV0ywNjCmFe63FjDSjlD4Q50nv44wpl3HQAc0OB9I3&#10;VXWrjedEnIq03oC27qjHjympx31un0wiTQLq4bS4shrAECZnMGVTvbD9QSnOhDInjzsyuiBXWQP0&#10;r4R18jfgnHvJr4nOknrFmJ5xzhraRtHWf3Kkpfz/yGo5S+H73hkquyhdjr3R8m2lj09svwAAAP//&#10;AwBQSwMEFAAGAAgAAAAhAFr0LFu/AAAAFQEAAAsAAABfcmVscy8ucmVsc2zPwWrDMAwG4Ptg72B0&#10;X5TuUMaI01uh19I+gLGVxCy2jGSy9e1nemrHjpL4P0nD4SetZiPRyNnCruvBUPYcYp4tXC/Htw8w&#10;Wl0ObuVMFm6kcBhfX4Yzra62kC6xqGlKVgtLreUTUf1CyWnHhXKbTCzJ1VbKjMX5LzcTvvf9HuXR&#10;gPHJNKdgQU5hB+ZyK23zHztFL6w81c5zQp6m6P9TMfB3PtPWFCczVQtB9N4U2rp2HOA44NMz4y8A&#10;AAD//wMAUEsDBBQABgAIAAAAIQDOtBNTxQAAAN4AAAAPAAAAZHJzL2Rvd25yZXYueG1sRE9La8JA&#10;EL4X/A/LCN7qRrE1RlcRbdFjfYB6G7JjEszOhuzWpP31rlDobT6+58wWrSnFnWpXWFYw6EcgiFOr&#10;C84UHA+frzEI55E1lpZJwQ85WMw7LzNMtG14R/e9z0QIYZeggtz7KpHSpTkZdH1bEQfuamuDPsA6&#10;k7rGJoSbUg6j6F0aLDg05FjRKqf0tv82CjZxtTxv7W+TlR+XzenrNFkfJl6pXrddTkF4av2/+M+9&#10;1WH+WzwewfOdcIOcPwAAAP//AwBQSwECLQAUAAYACAAAACEA2+H2y+4AAACFAQAAEwAAAAAAAAAA&#10;AAAAAAAAAAAAW0NvbnRlbnRfVHlwZXNdLnhtbFBLAQItABQABgAIAAAAIQBa9CxbvwAAABUBAAAL&#10;AAAAAAAAAAAAAAAAAB8BAABfcmVscy8ucmVsc1BLAQItABQABgAIAAAAIQDOtBNTxQAAAN4AAAAP&#10;AAAAAAAAAAAAAAAAAAcCAABkcnMvZG93bnJldi54bWxQSwUGAAAAAAMAAwC3AAAA+QIAAAAA&#10;" filled="f" stroked="f">
+                <v:rect id="Rectangle 15874" o:spid="_x0000_s1118" style="position:absolute;left:56572;top:6470;width:1660;height:2065;visibility:visible;mso-wrap-style:square;v-text-anchor:top" o:gfxdata="UEsDBBQABgAIAAAAIQDb4fbL7gAAAIUBAAATAAAAW0NvbnRlbnRfVHlwZXNdLnhtbHyQz07DMAyH&#10;70i8Q+QralM4IITa7kDhCAiNB7ASt43WOlEcyvb2pNu4IODoPz9/n1xv9vOkForiPDdwXVagiI23&#10;jocG3rdPxR0oScgWJ8/UwIEENu3lRb09BBKV0ywNjCmFe63FjDSjlD4Q50nv44wpl3HQAc0OB9I3&#10;VXWrjedEnIq03oC27qjHjympx31un0wiTQLq4bS4shrAECZnMGVTvbD9QSnOhDInjzsyuiBXWQP0&#10;r4R18jfgnHvJr4nOknrFmJ5xzhraRtHWf3Kkpfz/yGo5S+H73hkquyhdjr3R8m2lj09svwAAAP//&#10;AwBQSwMEFAAGAAgAAAAhAFr0LFu/AAAAFQEAAAsAAABfcmVscy8ucmVsc2zPwWrDMAwG4Ptg72B0&#10;X5TuUMaI01uh19I+gLGVxCy2jGSy9e1nemrHjpL4P0nD4SetZiPRyNnCruvBUPYcYp4tXC/Htw8w&#10;Wl0ObuVMFm6kcBhfX4Yzra62kC6xqGlKVgtLreUTUf1CyWnHhXKbTCzJ1VbKjMX5LzcTvvf9HuXR&#10;gPHJNKdgQU5hB+ZyK23zHztFL6w81c5zQp6m6P9TMfB3PtPWFCczVQtB9N4U2rp2HOA44NMz4y8A&#10;AAD//wMAUEsDBBQABgAIAAAAIQDOtBNTxQAAAN4AAAAPAAAAZHJzL2Rvd25yZXYueG1sRE9La8JA&#10;EL4X/A/LCN7qRrE1RlcRbdFjfYB6G7JjEszOhuzWpP31rlDobT6+58wWrSnFnWpXWFYw6EcgiFOr&#10;C84UHA+frzEI55E1lpZJwQ85WMw7LzNMtG14R/e9z0QIYZeggtz7KpHSpTkZdH1bEQfuamuDPsA6&#10;k7rGJoSbUg6j6F0aLDg05FjRKqf0tv82CjZxtTxv7W+TlR+XzenrNFkfJl6pXrddTkF4av2/+M+9&#10;1WH+WzwewfOdcIOcPwAAAP//AwBQSwECLQAUAAYACAAAACEA2+H2y+4AAACFAQAAEwAAAAAAAAAA&#10;AAAAAAAAAAAAW0NvbnRlbnRfVHlwZXNdLnhtbFBLAQItABQABgAIAAAAIQBa9CxbvwAAABUBAAAL&#10;AAAAAAAAAAAAAAAAAB8BAABfcmVscy8ucmVsc1BLAQItABQABgAIAAAAIQDOtBNTxQAAAN4AAAAP&#10;AAAAAAAAAAAAAAAAAAcCAABkcnMvZG93bnJldi54bWxQSwUGAAAAAAMAAwC3AAAA+QIAAAAA&#10;" filled="f" stroked="f">
                   <v:textbox inset="0,0,0,0">
                     <w:txbxContent>
                       <w:p>
@@ -15763,7 +16208,7 @@
                     </w:txbxContent>
                   </v:textbox>
                 </v:rect>
-                <v:rect id="Rectangle 1023" o:spid="_x0000_s1110" style="position:absolute;left:57810;top:6470;width:458;height:2065;visibility:visible;mso-wrap-style:square;v-text-anchor:top" o:gfxdata="UEsDBBQABgAIAAAAIQDb4fbL7gAAAIUBAAATAAAAW0NvbnRlbnRfVHlwZXNdLnhtbHyQz07DMAyH&#10;70i8Q+QralM4IITa7kDhCAiNB7ASt43WOlEcyvb2pNu4IODoPz9/n1xv9vOkForiPDdwXVagiI23&#10;jocG3rdPxR0oScgWJ8/UwIEENu3lRb09BBKV0ywNjCmFe63FjDSjlD4Q50nv44wpl3HQAc0OB9I3&#10;VXWrjedEnIq03oC27qjHjympx31un0wiTQLq4bS4shrAECZnMGVTvbD9QSnOhDInjzsyuiBXWQP0&#10;r4R18jfgnHvJr4nOknrFmJ5xzhraRtHWf3Kkpfz/yGo5S+H73hkquyhdjr3R8m2lj09svwAAAP//&#10;AwBQSwMEFAAGAAgAAAAhAFr0LFu/AAAAFQEAAAsAAABfcmVscy8ucmVsc2zPwWrDMAwG4Ptg72B0&#10;X5TuUMaI01uh19I+gLGVxCy2jGSy9e1nemrHjpL4P0nD4SetZiPRyNnCruvBUPYcYp4tXC/Htw8w&#10;Wl0ObuVMFm6kcBhfX4Yzra62kC6xqGlKVgtLreUTUf1CyWnHhXKbTCzJ1VbKjMX5LzcTvvf9HuXR&#10;gPHJNKdgQU5hB+ZyK23zHztFL6w81c5zQp6m6P9TMfB3PtPWFCczVQtB9N4U2rp2HOA44NMz4y8A&#10;AAD//wMAUEsDBBQABgAIAAAAIQASzGiewwAAAN0AAAAPAAAAZHJzL2Rvd25yZXYueG1sRE9Ni8Iw&#10;EL0L+x/CLHjTdF0QrUYR3UWPagX1NjRjW7aZlCZrq7/eCIK3ebzPmc5bU4or1a6wrOCrH4EgTq0u&#10;OFNwSH57IxDOI2ssLZOCGzmYzz46U4y1bXhH173PRAhhF6OC3PsqltKlORl0fVsRB+5ia4M+wDqT&#10;usYmhJtSDqJoKA0WHBpyrGiZU/q3/zcK1qNqcdrYe5OVP+f1cXscr5KxV6r72S4mIDy1/i1+uTc6&#10;zI8G3/D8JpwgZw8AAAD//wMAUEsBAi0AFAAGAAgAAAAhANvh9svuAAAAhQEAABMAAAAAAAAAAAAA&#10;AAAAAAAAAFtDb250ZW50X1R5cGVzXS54bWxQSwECLQAUAAYACAAAACEAWvQsW78AAAAVAQAACwAA&#10;AAAAAAAAAAAAAAAfAQAAX3JlbHMvLnJlbHNQSwECLQAUAAYACAAAACEAEsxonsMAAADdAAAADwAA&#10;AAAAAAAAAAAAAAAHAgAAZHJzL2Rvd25yZXYueG1sUEsFBgAAAAADAAMAtwAAAPcCAAAAAA==&#10;" filled="f" stroked="f">
+                <v:rect id="Rectangle 1023" o:spid="_x0000_s1119" style="position:absolute;left:57810;top:6470;width:458;height:2065;visibility:visible;mso-wrap-style:square;v-text-anchor:top" o:gfxdata="UEsDBBQABgAIAAAAIQDb4fbL7gAAAIUBAAATAAAAW0NvbnRlbnRfVHlwZXNdLnhtbHyQz07DMAyH&#10;70i8Q+QralM4IITa7kDhCAiNB7ASt43WOlEcyvb2pNu4IODoPz9/n1xv9vOkForiPDdwXVagiI23&#10;jocG3rdPxR0oScgWJ8/UwIEENu3lRb09BBKV0ywNjCmFe63FjDSjlD4Q50nv44wpl3HQAc0OB9I3&#10;VXWrjedEnIq03oC27qjHjympx31un0wiTQLq4bS4shrAECZnMGVTvbD9QSnOhDInjzsyuiBXWQP0&#10;r4R18jfgnHvJr4nOknrFmJ5xzhraRtHWf3Kkpfz/yGo5S+H73hkquyhdjr3R8m2lj09svwAAAP//&#10;AwBQSwMEFAAGAAgAAAAhAFr0LFu/AAAAFQEAAAsAAABfcmVscy8ucmVsc2zPwWrDMAwG4Ptg72B0&#10;X5TuUMaI01uh19I+gLGVxCy2jGSy9e1nemrHjpL4P0nD4SetZiPRyNnCruvBUPYcYp4tXC/Htw8w&#10;Wl0ObuVMFm6kcBhfX4Yzra62kC6xqGlKVgtLreUTUf1CyWnHhXKbTCzJ1VbKjMX5LzcTvvf9HuXR&#10;gPHJNKdgQU5hB+ZyK23zHztFL6w81c5zQp6m6P9TMfB3PtPWFCczVQtB9N4U2rp2HOA44NMz4y8A&#10;AAD//wMAUEsDBBQABgAIAAAAIQASzGiewwAAAN0AAAAPAAAAZHJzL2Rvd25yZXYueG1sRE9Ni8Iw&#10;EL0L+x/CLHjTdF0QrUYR3UWPagX1NjRjW7aZlCZrq7/eCIK3ebzPmc5bU4or1a6wrOCrH4EgTq0u&#10;OFNwSH57IxDOI2ssLZOCGzmYzz46U4y1bXhH173PRAhhF6OC3PsqltKlORl0fVsRB+5ia4M+wDqT&#10;usYmhJtSDqJoKA0WHBpyrGiZU/q3/zcK1qNqcdrYe5OVP+f1cXscr5KxV6r72S4mIDy1/i1+uTc6&#10;zI8G3/D8JpwgZw8AAAD//wMAUEsBAi0AFAAGAAgAAAAhANvh9svuAAAAhQEAABMAAAAAAAAAAAAA&#10;AAAAAAAAAFtDb250ZW50X1R5cGVzXS54bWxQSwECLQAUAAYACAAAACEAWvQsW78AAAAVAQAACwAA&#10;AAAAAAAAAAAAAAAfAQAAX3JlbHMvLnJlbHNQSwECLQAUAAYACAAAACEAEsxonsMAAADdAAAADwAA&#10;AAAAAAAAAAAAAAAHAgAAZHJzL2Rvd25yZXYueG1sUEsFBgAAAAADAAMAtwAAAPcCAAAAAA==&#10;" filled="f" stroked="f">
                   <v:textbox inset="0,0,0,0">
                     <w:txbxContent>
                       <w:p>
@@ -15778,7 +16223,7 @@
                     </w:txbxContent>
                   </v:textbox>
                 </v:rect>
-                <v:rect id="Rectangle 1024" o:spid="_x0000_s1111" style="position:absolute;left:54825;top:8341;width:2299;height:2069;visibility:visible;mso-wrap-style:square;v-text-anchor:top" o:gfxdata="UEsDBBQABgAIAAAAIQDb4fbL7gAAAIUBAAATAAAAW0NvbnRlbnRfVHlwZXNdLnhtbHyQz07DMAyH&#10;70i8Q+QralM4IITa7kDhCAiNB7ASt43WOlEcyvb2pNu4IODoPz9/n1xv9vOkForiPDdwXVagiI23&#10;jocG3rdPxR0oScgWJ8/UwIEENu3lRb09BBKV0ywNjCmFe63FjDSjlD4Q50nv44wpl3HQAc0OB9I3&#10;VXWrjedEnIq03oC27qjHjympx31un0wiTQLq4bS4shrAECZnMGVTvbD9QSnOhDInjzsyuiBXWQP0&#10;r4R18jfgnHvJr4nOknrFmJ5xzhraRtHWf3Kkpfz/yGo5S+H73hkquyhdjr3R8m2lj09svwAAAP//&#10;AwBQSwMEFAAGAAgAAAAhAFr0LFu/AAAAFQEAAAsAAABfcmVscy8ucmVsc2zPwWrDMAwG4Ptg72B0&#10;X5TuUMaI01uh19I+gLGVxCy2jGSy9e1nemrHjpL4P0nD4SetZiPRyNnCruvBUPYcYp4tXC/Htw8w&#10;Wl0ObuVMFm6kcBhfX4Yzra62kC6xqGlKVgtLreUTUf1CyWnHhXKbTCzJ1VbKjMX5LzcTvvf9HuXR&#10;gPHJNKdgQU5hB+ZyK23zHztFL6w81c5zQp6m6P9TMfB3PtPWFCczVQtB9N4U2rp2HOA44NMz4y8A&#10;AAD//wMAUEsDBBQABgAIAAAAIQCdJfDqwwAAAN0AAAAPAAAAZHJzL2Rvd25yZXYueG1sRE9Ni8Iw&#10;EL0L+x/CLHjTdGURrUYR3UWPagX1NjRjW7aZlCZrq7/eCIK3ebzPmc5bU4or1a6wrOCrH4EgTq0u&#10;OFNwSH57IxDOI2ssLZOCGzmYzz46U4y1bXhH173PRAhhF6OC3PsqltKlORl0fVsRB+5ia4M+wDqT&#10;usYmhJtSDqJoKA0WHBpyrGiZU/q3/zcK1qNqcdrYe5OVP+f1cXscr5KxV6r72S4mIDy1/i1+uTc6&#10;zI8G3/D8JpwgZw8AAAD//wMAUEsBAi0AFAAGAAgAAAAhANvh9svuAAAAhQEAABMAAAAAAAAAAAAA&#10;AAAAAAAAAFtDb250ZW50X1R5cGVzXS54bWxQSwECLQAUAAYACAAAACEAWvQsW78AAAAVAQAACwAA&#10;AAAAAAAAAAAAAAAfAQAAX3JlbHMvLnJlbHNQSwECLQAUAAYACAAAACEAnSXw6sMAAADdAAAADwAA&#10;AAAAAAAAAAAAAAAHAgAAZHJzL2Rvd25yZXYueG1sUEsFBgAAAAADAAMAtwAAAPcCAAAAAA==&#10;" filled="f" stroked="f">
+                <v:rect id="Rectangle 1024" o:spid="_x0000_s1120" style="position:absolute;left:54825;top:8341;width:2299;height:2069;visibility:visible;mso-wrap-style:square;v-text-anchor:top" o:gfxdata="UEsDBBQABgAIAAAAIQDb4fbL7gAAAIUBAAATAAAAW0NvbnRlbnRfVHlwZXNdLnhtbHyQz07DMAyH&#10;70i8Q+QralM4IITa7kDhCAiNB7ASt43WOlEcyvb2pNu4IODoPz9/n1xv9vOkForiPDdwXVagiI23&#10;jocG3rdPxR0oScgWJ8/UwIEENu3lRb09BBKV0ywNjCmFe63FjDSjlD4Q50nv44wpl3HQAc0OB9I3&#10;VXWrjedEnIq03oC27qjHjympx31un0wiTQLq4bS4shrAECZnMGVTvbD9QSnOhDInjzsyuiBXWQP0&#10;r4R18jfgnHvJr4nOknrFmJ5xzhraRtHWf3Kkpfz/yGo5S+H73hkquyhdjr3R8m2lj09svwAAAP//&#10;AwBQSwMEFAAGAAgAAAAhAFr0LFu/AAAAFQEAAAsAAABfcmVscy8ucmVsc2zPwWrDMAwG4Ptg72B0&#10;X5TuUMaI01uh19I+gLGVxCy2jGSy9e1nemrHjpL4P0nD4SetZiPRyNnCruvBUPYcYp4tXC/Htw8w&#10;Wl0ObuVMFm6kcBhfX4Yzra62kC6xqGlKVgtLreUTUf1CyWnHhXKbTCzJ1VbKjMX5LzcTvvf9HuXR&#10;gPHJNKdgQU5hB+ZyK23zHztFL6w81c5zQp6m6P9TMfB3PtPWFCczVQtB9N4U2rp2HOA44NMz4y8A&#10;AAD//wMAUEsDBBQABgAIAAAAIQCdJfDqwwAAAN0AAAAPAAAAZHJzL2Rvd25yZXYueG1sRE9Ni8Iw&#10;EL0L+x/CLHjTdGURrUYR3UWPagX1NjRjW7aZlCZrq7/eCIK3ebzPmc5bU4or1a6wrOCrH4EgTq0u&#10;OFNwSH57IxDOI2ssLZOCGzmYzz46U4y1bXhH173PRAhhF6OC3PsqltKlORl0fVsRB+5ia4M+wDqT&#10;usYmhJtSDqJoKA0WHBpyrGiZU/q3/zcK1qNqcdrYe5OVP+f1cXscr5KxV6r72S4mIDy1/i1+uTc6&#10;zI8G3/D8JpwgZw8AAAD//wMAUEsBAi0AFAAGAAgAAAAhANvh9svuAAAAhQEAABMAAAAAAAAAAAAA&#10;AAAAAAAAAFtDb250ZW50X1R5cGVzXS54bWxQSwECLQAUAAYACAAAACEAWvQsW78AAAAVAQAACwAA&#10;AAAAAAAAAAAAAAAfAQAAX3JlbHMvLnJlbHNQSwECLQAUAAYACAAAACEAnSXw6sMAAADdAAAADwAA&#10;AAAAAAAAAAAAAAAHAgAAZHJzL2Rvd25yZXYueG1sUEsFBgAAAAADAAMAtwAAAPcCAAAAAA==&#10;" filled="f" stroked="f">
                   <v:textbox inset="0,0,0,0">
                     <w:txbxContent>
                       <w:p>
@@ -15793,7 +16238,7 @@
                     </w:txbxContent>
                   </v:textbox>
                 </v:rect>
-                <v:rect id="Rectangle 1025" o:spid="_x0000_s1112" style="position:absolute;left:56540;top:8341;width:621;height:2069;visibility:visible;mso-wrap-style:square;v-text-anchor:top" o:gfxdata="UEsDBBQABgAIAAAAIQDb4fbL7gAAAIUBAAATAAAAW0NvbnRlbnRfVHlwZXNdLnhtbHyQz07DMAyH&#10;70i8Q+QralM4IITa7kDhCAiNB7ASt43WOlEcyvb2pNu4IODoPz9/n1xv9vOkForiPDdwXVagiI23&#10;jocG3rdPxR0oScgWJ8/UwIEENu3lRb09BBKV0ywNjCmFe63FjDSjlD4Q50nv44wpl3HQAc0OB9I3&#10;VXWrjedEnIq03oC27qjHjympx31un0wiTQLq4bS4shrAECZnMGVTvbD9QSnOhDInjzsyuiBXWQP0&#10;r4R18jfgnHvJr4nOknrFmJ5xzhraRtHWf3Kkpfz/yGo5S+H73hkquyhdjr3R8m2lj09svwAAAP//&#10;AwBQSwMEFAAGAAgAAAAhAFr0LFu/AAAAFQEAAAsAAABfcmVscy8ucmVsc2zPwWrDMAwG4Ptg72B0&#10;X5TuUMaI01uh19I+gLGVxCy2jGSy9e1nemrHjpL4P0nD4SetZiPRyNnCruvBUPYcYp4tXC/Htw8w&#10;Wl0ObuVMFm6kcBhfX4Yzra62kC6xqGlKVgtLreUTUf1CyWnHhXKbTCzJ1VbKjMX5LzcTvvf9HuXR&#10;gPHJNKdgQU5hB+ZyK23zHztFL6w81c5zQp6m6P9TMfB3PtPWFCczVQtB9N4U2rp2HOA44NMz4y8A&#10;AAD//wMAUEsDBBQABgAIAAAAIQDyaVVxwwAAAN0AAAAPAAAAZHJzL2Rvd25yZXYueG1sRE9Ni8Iw&#10;EL0L+x/CLHjTdIUVrUYR3UWPagX1NjRjW7aZlCZrq7/eCIK3ebzPmc5bU4or1a6wrOCrH4EgTq0u&#10;OFNwSH57IxDOI2ssLZOCGzmYzz46U4y1bXhH173PRAhhF6OC3PsqltKlORl0fVsRB+5ia4M+wDqT&#10;usYmhJtSDqJoKA0WHBpyrGiZU/q3/zcK1qNqcdrYe5OVP+f1cXscr5KxV6r72S4mIDy1/i1+uTc6&#10;zI8G3/D8JpwgZw8AAAD//wMAUEsBAi0AFAAGAAgAAAAhANvh9svuAAAAhQEAABMAAAAAAAAAAAAA&#10;AAAAAAAAAFtDb250ZW50X1R5cGVzXS54bWxQSwECLQAUAAYACAAAACEAWvQsW78AAAAVAQAACwAA&#10;AAAAAAAAAAAAAAAfAQAAX3JlbHMvLnJlbHNQSwECLQAUAAYACAAAACEA8mlVccMAAADdAAAADwAA&#10;AAAAAAAAAAAAAAAHAgAAZHJzL2Rvd25yZXYueG1sUEsFBgAAAAADAAMAtwAAAPcCAAAAAA==&#10;" filled="f" stroked="f">
+                <v:rect id="Rectangle 1025" o:spid="_x0000_s1121" style="position:absolute;left:56540;top:8341;width:621;height:2069;visibility:visible;mso-wrap-style:square;v-text-anchor:top" o:gfxdata="UEsDBBQABgAIAAAAIQDb4fbL7gAAAIUBAAATAAAAW0NvbnRlbnRfVHlwZXNdLnhtbHyQz07DMAyH&#10;70i8Q+QralM4IITa7kDhCAiNB7ASt43WOlEcyvb2pNu4IODoPz9/n1xv9vOkForiPDdwXVagiI23&#10;jocG3rdPxR0oScgWJ8/UwIEENu3lRb09BBKV0ywNjCmFe63FjDSjlD4Q50nv44wpl3HQAc0OB9I3&#10;VXWrjedEnIq03oC27qjHjympx31un0wiTQLq4bS4shrAECZnMGVTvbD9QSnOhDInjzsyuiBXWQP0&#10;r4R18jfgnHvJr4nOknrFmJ5xzhraRtHWf3Kkpfz/yGo5S+H73hkquyhdjr3R8m2lj09svwAAAP//&#10;AwBQSwMEFAAGAAgAAAAhAFr0LFu/AAAAFQEAAAsAAABfcmVscy8ucmVsc2zPwWrDMAwG4Ptg72B0&#10;X5TuUMaI01uh19I+gLGVxCy2jGSy9e1nemrHjpL4P0nD4SetZiPRyNnCruvBUPYcYp4tXC/Htw8w&#10;Wl0ObuVMFm6kcBhfX4Yzra62kC6xqGlKVgtLreUTUf1CyWnHhXKbTCzJ1VbKjMX5LzcTvvf9HuXR&#10;gPHJNKdgQU5hB+ZyK23zHztFL6w81c5zQp6m6P9TMfB3PtPWFCczVQtB9N4U2rp2HOA44NMz4y8A&#10;AAD//wMAUEsDBBQABgAIAAAAIQDyaVVxwwAAAN0AAAAPAAAAZHJzL2Rvd25yZXYueG1sRE9Ni8Iw&#10;EL0L+x/CLHjTdIUVrUYR3UWPagX1NjRjW7aZlCZrq7/eCIK3ebzPmc5bU4or1a6wrOCrH4EgTq0u&#10;OFNwSH57IxDOI2ssLZOCGzmYzz46U4y1bXhH173PRAhhF6OC3PsqltKlORl0fVsRB+5ia4M+wDqT&#10;usYmhJtSDqJoKA0WHBpyrGiZU/q3/zcK1qNqcdrYe5OVP+f1cXscr5KxV6r72S4mIDy1/i1+uTc6&#10;zI8G3/D8JpwgZw8AAAD//wMAUEsBAi0AFAAGAAgAAAAhANvh9svuAAAAhQEAABMAAAAAAAAAAAAA&#10;AAAAAAAAAFtDb250ZW50X1R5cGVzXS54bWxQSwECLQAUAAYACAAAACEAWvQsW78AAAAVAQAACwAA&#10;AAAAAAAAAAAAAAAfAQAAX3JlbHMvLnJlbHNQSwECLQAUAAYACAAAACEA8mlVccMAAADdAAAADwAA&#10;AAAAAAAAAAAAAAAHAgAAZHJzL2Rvd25yZXYueG1sUEsFBgAAAAADAAMAtwAAAPcCAAAAAA==&#10;" filled="f" stroked="f">
                   <v:textbox inset="0,0,0,0">
                     <w:txbxContent>
                       <w:p>
@@ -15808,7 +16253,7 @@
                     </w:txbxContent>
                   </v:textbox>
                 </v:rect>
-                <v:rect id="Rectangle 1026" o:spid="_x0000_s1113" style="position:absolute;left:57016;top:8341;width:2341;height:2069;visibility:visible;mso-wrap-style:square;v-text-anchor:top" o:gfxdata="UEsDBBQABgAIAAAAIQDb4fbL7gAAAIUBAAATAAAAW0NvbnRlbnRfVHlwZXNdLnhtbHyQz07DMAyH&#10;70i8Q+QralM4IITa7kDhCAiNB7ASt43WOlEcyvb2pNu4IODoPz9/n1xv9vOkForiPDdwXVagiI23&#10;jocG3rdPxR0oScgWJ8/UwIEENu3lRb09BBKV0ywNjCmFe63FjDSjlD4Q50nv44wpl3HQAc0OB9I3&#10;VXWrjedEnIq03oC27qjHjympx31un0wiTQLq4bS4shrAECZnMGVTvbD9QSnOhDInjzsyuiBXWQP0&#10;r4R18jfgnHvJr4nOknrFmJ5xzhraRtHWf3Kkpfz/yGo5S+H73hkquyhdjr3R8m2lj09svwAAAP//&#10;AwBQSwMEFAAGAAgAAAAhAFr0LFu/AAAAFQEAAAsAAABfcmVscy8ucmVsc2zPwWrDMAwG4Ptg72B0&#10;X5TuUMaI01uh19I+gLGVxCy2jGSy9e1nemrHjpL4P0nD4SetZiPRyNnCruvBUPYcYp4tXC/Htw8w&#10;Wl0ObuVMFm6kcBhfX4Yzra62kC6xqGlKVgtLreUTUf1CyWnHhXKbTCzJ1VbKjMX5LzcTvvf9HuXR&#10;gPHJNKdgQU5hB+ZyK23zHztFL6w81c5zQp6m6P9TMfB3PtPWFCczVQtB9N4U2rp2HOA44NMz4y8A&#10;AAD//wMAUEsDBBQABgAIAAAAIQACu8sGxAAAAN0AAAAPAAAAZHJzL2Rvd25yZXYueG1sRE9Na8JA&#10;EL0X/A/LCL3VTXMIMXUVaSvJsVVBexuyYxLMzobsmqT99d1Cwds83uesNpNpxUC9aywreF5EIIhL&#10;qxuuFBwPu6cUhPPIGlvLpOCbHGzWs4cVZtqO/EnD3lcihLDLUEHtfZdJ6cqaDLqF7YgDd7G9QR9g&#10;X0nd4xjCTSvjKEqkwYZDQ40dvdZUXvc3oyBPu+25sD9j1b5/5aeP0/LtsPRKPc6n7QsIT5O/i//d&#10;hQ7zoziBv2/CCXL9CwAA//8DAFBLAQItABQABgAIAAAAIQDb4fbL7gAAAIUBAAATAAAAAAAAAAAA&#10;AAAAAAAAAABbQ29udGVudF9UeXBlc10ueG1sUEsBAi0AFAAGAAgAAAAhAFr0LFu/AAAAFQEAAAsA&#10;AAAAAAAAAAAAAAAAHwEAAF9yZWxzLy5yZWxzUEsBAi0AFAAGAAgAAAAhAAK7ywbEAAAA3QAAAA8A&#10;AAAAAAAAAAAAAAAABwIAAGRycy9kb3ducmV2LnhtbFBLBQYAAAAAAwADALcAAAD4AgAAAAA=&#10;" filled="f" stroked="f">
+                <v:rect id="Rectangle 1026" o:spid="_x0000_s1122" style="position:absolute;left:57016;top:8341;width:2341;height:2069;visibility:visible;mso-wrap-style:square;v-text-anchor:top" o:gfxdata="UEsDBBQABgAIAAAAIQDb4fbL7gAAAIUBAAATAAAAW0NvbnRlbnRfVHlwZXNdLnhtbHyQz07DMAyH&#10;70i8Q+QralM4IITa7kDhCAiNB7ASt43WOlEcyvb2pNu4IODoPz9/n1xv9vOkForiPDdwXVagiI23&#10;jocG3rdPxR0oScgWJ8/UwIEENu3lRb09BBKV0ywNjCmFe63FjDSjlD4Q50nv44wpl3HQAc0OB9I3&#10;VXWrjedEnIq03oC27qjHjympx31un0wiTQLq4bS4shrAECZnMGVTvbD9QSnOhDInjzsyuiBXWQP0&#10;r4R18jfgnHvJr4nOknrFmJ5xzhraRtHWf3Kkpfz/yGo5S+H73hkquyhdjr3R8m2lj09svwAAAP//&#10;AwBQSwMEFAAGAAgAAAAhAFr0LFu/AAAAFQEAAAsAAABfcmVscy8ucmVsc2zPwWrDMAwG4Ptg72B0&#10;X5TuUMaI01uh19I+gLGVxCy2jGSy9e1nemrHjpL4P0nD4SetZiPRyNnCruvBUPYcYp4tXC/Htw8w&#10;Wl0ObuVMFm6kcBhfX4Yzra62kC6xqGlKVgtLreUTUf1CyWnHhXKbTCzJ1VbKjMX5LzcTvvf9HuXR&#10;gPHJNKdgQU5hB+ZyK23zHztFL6w81c5zQp6m6P9TMfB3PtPWFCczVQtB9N4U2rp2HOA44NMz4y8A&#10;AAD//wMAUEsDBBQABgAIAAAAIQACu8sGxAAAAN0AAAAPAAAAZHJzL2Rvd25yZXYueG1sRE9Na8JA&#10;EL0X/A/LCL3VTXMIMXUVaSvJsVVBexuyYxLMzobsmqT99d1Cwds83uesNpNpxUC9aywreF5EIIhL&#10;qxuuFBwPu6cUhPPIGlvLpOCbHGzWs4cVZtqO/EnD3lcihLDLUEHtfZdJ6cqaDLqF7YgDd7G9QR9g&#10;X0nd4xjCTSvjKEqkwYZDQ40dvdZUXvc3oyBPu+25sD9j1b5/5aeP0/LtsPRKPc6n7QsIT5O/i//d&#10;hQ7zoziBv2/CCXL9CwAA//8DAFBLAQItABQABgAIAAAAIQDb4fbL7gAAAIUBAAATAAAAAAAAAAAA&#10;AAAAAAAAAABbQ29udGVudF9UeXBlc10ueG1sUEsBAi0AFAAGAAgAAAAhAFr0LFu/AAAAFQEAAAsA&#10;AAAAAAAAAAAAAAAAHwEAAF9yZWxzLy5yZWxzUEsBAi0AFAAGAAgAAAAhAAK7ywbEAAAA3QAAAA8A&#10;AAAAAAAAAAAAAAAABwIAAGRycy9kb3ducmV2LnhtbFBLBQYAAAAAAwADALcAAAD4AgAAAAA=&#10;" filled="f" stroked="f">
                   <v:textbox inset="0,0,0,0">
                     <w:txbxContent>
                       <w:p>
@@ -15823,7 +16268,7 @@
                     </w:txbxContent>
                   </v:textbox>
                 </v:rect>
-                <v:rect id="Rectangle 1027" o:spid="_x0000_s1114" style="position:absolute;left:58794;top:8341;width:459;height:2069;visibility:visible;mso-wrap-style:square;v-text-anchor:top" o:gfxdata="UEsDBBQABgAIAAAAIQDb4fbL7gAAAIUBAAATAAAAW0NvbnRlbnRfVHlwZXNdLnhtbHyQz07DMAyH&#10;70i8Q+QralM4IITa7kDhCAiNB7ASt43WOlEcyvb2pNu4IODoPz9/n1xv9vOkForiPDdwXVagiI23&#10;jocG3rdPxR0oScgWJ8/UwIEENu3lRb09BBKV0ywNjCmFe63FjDSjlD4Q50nv44wpl3HQAc0OB9I3&#10;VXWrjedEnIq03oC27qjHjympx31un0wiTQLq4bS4shrAECZnMGVTvbD9QSnOhDInjzsyuiBXWQP0&#10;r4R18jfgnHvJr4nOknrFmJ5xzhraRtHWf3Kkpfz/yGo5S+H73hkquyhdjr3R8m2lj09svwAAAP//&#10;AwBQSwMEFAAGAAgAAAAhAFr0LFu/AAAAFQEAAAsAAABfcmVscy8ucmVsc2zPwWrDMAwG4Ptg72B0&#10;X5TuUMaI01uh19I+gLGVxCy2jGSy9e1nemrHjpL4P0nD4SetZiPRyNnCruvBUPYcYp4tXC/Htw8w&#10;Wl0ObuVMFm6kcBhfX4Yzra62kC6xqGlKVgtLreUTUf1CyWnHhXKbTCzJ1VbKjMX5LzcTvvf9HuXR&#10;gPHJNKdgQU5hB+ZyK23zHztFL6w81c5zQp6m6P9TMfB3PtPWFCczVQtB9N4U2rp2HOA44NMz4y8A&#10;AAD//wMAUEsDBBQABgAIAAAAIQBt926dwwAAAN0AAAAPAAAAZHJzL2Rvd25yZXYueG1sRE9Ni8Iw&#10;EL0L+x/CLHjTdD2sWo0iuose1QrqbWjGtmwzKU3WVn+9EQRv83ifM523phRXql1hWcFXPwJBnFpd&#10;cKbgkPz2RiCcR9ZYWiYFN3Iwn310phhr2/COrnufiRDCLkYFufdVLKVLczLo+rYiDtzF1gZ9gHUm&#10;dY1NCDelHETRtzRYcGjIsaJlTunf/t8oWI+qxWlj701W/pzXx+1xvErGXqnuZ7uYgPDU+rf45d7o&#10;MD8aDOH5TThBzh4AAAD//wMAUEsBAi0AFAAGAAgAAAAhANvh9svuAAAAhQEAABMAAAAAAAAAAAAA&#10;AAAAAAAAAFtDb250ZW50X1R5cGVzXS54bWxQSwECLQAUAAYACAAAACEAWvQsW78AAAAVAQAACwAA&#10;AAAAAAAAAAAAAAAfAQAAX3JlbHMvLnJlbHNQSwECLQAUAAYACAAAACEAbfduncMAAADdAAAADwAA&#10;AAAAAAAAAAAAAAAHAgAAZHJzL2Rvd25yZXYueG1sUEsFBgAAAAADAAMAtwAAAPcCAAAAAA==&#10;" filled="f" stroked="f">
+                <v:rect id="Rectangle 1027" o:spid="_x0000_s1123" style="position:absolute;left:58794;top:8341;width:459;height:2069;visibility:visible;mso-wrap-style:square;v-text-anchor:top" o:gfxdata="UEsDBBQABgAIAAAAIQDb4fbL7gAAAIUBAAATAAAAW0NvbnRlbnRfVHlwZXNdLnhtbHyQz07DMAyH&#10;70i8Q+QralM4IITa7kDhCAiNB7ASt43WOlEcyvb2pNu4IODoPz9/n1xv9vOkForiPDdwXVagiI23&#10;jocG3rdPxR0oScgWJ8/UwIEENu3lRb09BBKV0ywNjCmFe63FjDSjlD4Q50nv44wpl3HQAc0OB9I3&#10;VXWrjedEnIq03oC27qjHjympx31un0wiTQLq4bS4shrAECZnMGVTvbD9QSnOhDInjzsyuiBXWQP0&#10;r4R18jfgnHvJr4nOknrFmJ5xzhraRtHWf3Kkpfz/yGo5S+H73hkquyhdjr3R8m2lj09svwAAAP//&#10;AwBQSwMEFAAGAAgAAAAhAFr0LFu/AAAAFQEAAAsAAABfcmVscy8ucmVsc2zPwWrDMAwG4Ptg72B0&#10;X5TuUMaI01uh19I+gLGVxCy2jGSy9e1nemrHjpL4P0nD4SetZiPRyNnCruvBUPYcYp4tXC/Htw8w&#10;Wl0ObuVMFm6kcBhfX4Yzra62kC6xqGlKVgtLreUTUf1CyWnHhXKbTCzJ1VbKjMX5LzcTvvf9HuXR&#10;gPHJNKdgQU5hB+ZyK23zHztFL6w81c5zQp6m6P9TMfB3PtPWFCczVQtB9N4U2rp2HOA44NMz4y8A&#10;AAD//wMAUEsDBBQABgAIAAAAIQBt926dwwAAAN0AAAAPAAAAZHJzL2Rvd25yZXYueG1sRE9Ni8Iw&#10;EL0L+x/CLHjTdD2sWo0iuose1QrqbWjGtmwzKU3WVn+9EQRv83ifM523phRXql1hWcFXPwJBnFpd&#10;cKbgkPz2RiCcR9ZYWiYFN3Iwn310phhr2/COrnufiRDCLkYFufdVLKVLczLo+rYiDtzF1gZ9gHUm&#10;dY1NCDelHETRtzRYcGjIsaJlTunf/t8oWI+qxWlj701W/pzXx+1xvErGXqnuZ7uYgPDU+rf45d7o&#10;MD8aDOH5TThBzh4AAAD//wMAUEsBAi0AFAAGAAgAAAAhANvh9svuAAAAhQEAABMAAAAAAAAAAAAA&#10;AAAAAAAAAFtDb250ZW50X1R5cGVzXS54bWxQSwECLQAUAAYACAAAACEAWvQsW78AAAAVAQAACwAA&#10;AAAAAAAAAAAAAAAfAQAAX3JlbHMvLnJlbHNQSwECLQAUAAYACAAAACEAbfduncMAAADdAAAADwAA&#10;AAAAAAAAAAAAAAAHAgAAZHJzL2Rvd25yZXYueG1sUEsFBgAAAAADAAMAtwAAAPcCAAAAAA==&#10;" filled="f" stroked="f">
                   <v:textbox inset="0,0,0,0">
                     <w:txbxContent>
                       <w:p>
@@ -15838,16 +16283,16 @@
                     </w:txbxContent>
                   </v:textbox>
                 </v:rect>
-                <v:shape id="Shape 21144" o:spid="_x0000_s1115" style="position:absolute;left:2746;top:7;width:7629;height:4825;visibility:visible;mso-wrap-style:square;v-text-anchor:top" coordsize="762851,482486" o:gfxdata="UEsDBBQABgAIAAAAIQDb4fbL7gAAAIUBAAATAAAAW0NvbnRlbnRfVHlwZXNdLnhtbHyQz07DMAyH&#10;70i8Q+QralM4IITa7kDhCAiNB7ASt43WOlEcyvb2pNu4IODoPz9/n1xv9vOkForiPDdwXVagiI23&#10;jocG3rdPxR0oScgWJ8/UwIEENu3lRb09BBKV0ywNjCmFe63FjDSjlD4Q50nv44wpl3HQAc0OB9I3&#10;VXWrjedEnIq03oC27qjHjympx31un0wiTQLq4bS4shrAECZnMGVTvbD9QSnOhDInjzsyuiBXWQP0&#10;r4R18jfgnHvJr4nOknrFmJ5xzhraRtHWf3Kkpfz/yGo5S+H73hkquyhdjr3R8m2lj09svwAAAP//&#10;AwBQSwMEFAAGAAgAAAAhAFr0LFu/AAAAFQEAAAsAAABfcmVscy8ucmVsc2zPwWrDMAwG4Ptg72B0&#10;X5TuUMaI01uh19I+gLGVxCy2jGSy9e1nemrHjpL4P0nD4SetZiPRyNnCruvBUPYcYp4tXC/Htw8w&#10;Wl0ObuVMFm6kcBhfX4Yzra62kC6xqGlKVgtLreUTUf1CyWnHhXKbTCzJ1VbKjMX5LzcTvvf9HuXR&#10;gPHJNKdgQU5hB+ZyK23zHztFL6w81c5zQp6m6P9TMfB3PtPWFCczVQtB9N4U2rp2HOA44NMz4y8A&#10;AAD//wMAUEsDBBQABgAIAAAAIQCsTV8fxgAAAN4AAAAPAAAAZHJzL2Rvd25yZXYueG1sRI9PawIx&#10;FMTvBb9DeII3za5I/2yNUooWD/bgVnp+3bzuLk1e1iTq+u2NIPQ4zMxvmPmyt0acyIfWsYJ8koEg&#10;rpxuuVaw/1qPn0GEiKzROCYFFwqwXAwe5lhod+YdncpYiwThUKCCJsaukDJUDVkME9cRJ+/XeYsx&#10;SV9L7fGc4NbIaZY9Sostp4UGO3pvqPorj1bBC25+6GDaUH6u9r3f1h+HJ/Ot1GjYv72CiNTH//C9&#10;vdEKpnk+m8HtTroCcnEFAAD//wMAUEsBAi0AFAAGAAgAAAAhANvh9svuAAAAhQEAABMAAAAAAAAA&#10;AAAAAAAAAAAAAFtDb250ZW50X1R5cGVzXS54bWxQSwECLQAUAAYACAAAACEAWvQsW78AAAAVAQAA&#10;CwAAAAAAAAAAAAAAAAAfAQAAX3JlbHMvLnJlbHNQSwECLQAUAAYACAAAACEArE1fH8YAAADeAAAA&#10;DwAAAAAAAAAAAAAAAAAHAgAAZHJzL2Rvd25yZXYueG1sUEsFBgAAAAADAAMAtwAAAPoCAAAAAA==&#10;" path="m,l762851,r,482486l,482486,,e" fillcolor="#9dc3e6" stroked="f" strokeweight="0">
+                <v:shape id="Shape 21144" o:spid="_x0000_s1124" style="position:absolute;left:2746;top:7;width:7629;height:4825;visibility:visible;mso-wrap-style:square;v-text-anchor:top" coordsize="762851,482486" o:gfxdata="UEsDBBQABgAIAAAAIQDb4fbL7gAAAIUBAAATAAAAW0NvbnRlbnRfVHlwZXNdLnhtbHyQz07DMAyH&#10;70i8Q+QralM4IITa7kDhCAiNB7ASt43WOlEcyvb2pNu4IODoPz9/n1xv9vOkForiPDdwXVagiI23&#10;jocG3rdPxR0oScgWJ8/UwIEENu3lRb09BBKV0ywNjCmFe63FjDSjlD4Q50nv44wpl3HQAc0OB9I3&#10;VXWrjedEnIq03oC27qjHjympx31un0wiTQLq4bS4shrAECZnMGVTvbD9QSnOhDInjzsyuiBXWQP0&#10;r4R18jfgnHvJr4nOknrFmJ5xzhraRtHWf3Kkpfz/yGo5S+H73hkquyhdjr3R8m2lj09svwAAAP//&#10;AwBQSwMEFAAGAAgAAAAhAFr0LFu/AAAAFQEAAAsAAABfcmVscy8ucmVsc2zPwWrDMAwG4Ptg72B0&#10;X5TuUMaI01uh19I+gLGVxCy2jGSy9e1nemrHjpL4P0nD4SetZiPRyNnCruvBUPYcYp4tXC/Htw8w&#10;Wl0ObuVMFm6kcBhfX4Yzra62kC6xqGlKVgtLreUTUf1CyWnHhXKbTCzJ1VbKjMX5LzcTvvf9HuXR&#10;gPHJNKdgQU5hB+ZyK23zHztFL6w81c5zQp6m6P9TMfB3PtPWFCczVQtB9N4U2rp2HOA44NMz4y8A&#10;AAD//wMAUEsDBBQABgAIAAAAIQCsTV8fxgAAAN4AAAAPAAAAZHJzL2Rvd25yZXYueG1sRI9PawIx&#10;FMTvBb9DeII3za5I/2yNUooWD/bgVnp+3bzuLk1e1iTq+u2NIPQ4zMxvmPmyt0acyIfWsYJ8koEg&#10;rpxuuVaw/1qPn0GEiKzROCYFFwqwXAwe5lhod+YdncpYiwThUKCCJsaukDJUDVkME9cRJ+/XeYsx&#10;SV9L7fGc4NbIaZY9Sostp4UGO3pvqPorj1bBC25+6GDaUH6u9r3f1h+HJ/Ot1GjYv72CiNTH//C9&#10;vdEKpnk+m8HtTroCcnEFAAD//wMAUEsBAi0AFAAGAAgAAAAhANvh9svuAAAAhQEAABMAAAAAAAAA&#10;AAAAAAAAAAAAAFtDb250ZW50X1R5cGVzXS54bWxQSwECLQAUAAYACAAAACEAWvQsW78AAAAVAQAA&#10;CwAAAAAAAAAAAAAAAAAfAQAAX3JlbHMvLnJlbHNQSwECLQAUAAYACAAAACEArE1fH8YAAADeAAAA&#10;DwAAAAAAAAAAAAAAAAAHAgAAZHJzL2Rvd25yZXYueG1sUEsFBgAAAAADAAMAtwAAAPoCAAAAAA==&#10;" path="m,l762851,r,482486l,482486,,e" fillcolor="#9dc3e6" stroked="f" strokeweight="0">
                   <v:path arrowok="t" textboxrect="0,0,762851,482486"/>
                 </v:shape>
-                <v:shape id="Shape 1029" o:spid="_x0000_s1116" style="position:absolute;left:2746;top:7;width:7629;height:4825;visibility:visible;mso-wrap-style:square;v-text-anchor:top" coordsize="762851,482486" o:gfxdata="UEsDBBQABgAIAAAAIQDb4fbL7gAAAIUBAAATAAAAW0NvbnRlbnRfVHlwZXNdLnhtbHyQz07DMAyH&#10;70i8Q+QralM4IITa7kDhCAiNB7ASt43WOlEcyvb2pNu4IODoPz9/n1xv9vOkForiPDdwXVagiI23&#10;jocG3rdPxR0oScgWJ8/UwIEENu3lRb09BBKV0ywNjCmFe63FjDSjlD4Q50nv44wpl3HQAc0OB9I3&#10;VXWrjedEnIq03oC27qjHjympx31un0wiTQLq4bS4shrAECZnMGVTvbD9QSnOhDInjzsyuiBXWQP0&#10;r4R18jfgnHvJr4nOknrFmJ5xzhraRtHWf3Kkpfz/yGo5S+H73hkquyhdjr3R8m2lj09svwAAAP//&#10;AwBQSwMEFAAGAAgAAAAhAFr0LFu/AAAAFQEAAAsAAABfcmVscy8ucmVsc2zPwWrDMAwG4Ptg72B0&#10;X5TuUMaI01uh19I+gLGVxCy2jGSy9e1nemrHjpL4P0nD4SetZiPRyNnCruvBUPYcYp4tXC/Htw8w&#10;Wl0ObuVMFm6kcBhfX4Yzra62kC6xqGlKVgtLreUTUf1CyWnHhXKbTCzJ1VbKjMX5LzcTvvf9HuXR&#10;gPHJNKdgQU5hB+ZyK23zHztFL6w81c5zQp6m6P9TMfB3PtPWFCczVQtB9N4U2rp2HOA44NMz4y8A&#10;AAD//wMAUEsDBBQABgAIAAAAIQBRP6/uwgAAAN0AAAAPAAAAZHJzL2Rvd25yZXYueG1sRE/JasMw&#10;EL0H+g9iCrnFkn0IqRvFlEIglELIAr1Oraltao1cSYmdv48Khd7m8dZZV5PtxZV86BxryDMFgrh2&#10;puNGw/m0XaxAhIhssHdMGm4UoNo8zNZYGjfyga7H2IgUwqFEDW2MQyllqFuyGDI3ECfuy3mLMUHf&#10;SONxTOG2l4VSS2mx49TQ4kCvLdXfx4vVoFby1OzfPn98vuvy99F9oKxZ6/nj9PIMItIU/8V/7p1J&#10;81XxBL/fpBPk5g4AAP//AwBQSwECLQAUAAYACAAAACEA2+H2y+4AAACFAQAAEwAAAAAAAAAAAAAA&#10;AAAAAAAAW0NvbnRlbnRfVHlwZXNdLnhtbFBLAQItABQABgAIAAAAIQBa9CxbvwAAABUBAAALAAAA&#10;AAAAAAAAAAAAAB8BAABfcmVscy8ucmVsc1BLAQItABQABgAIAAAAIQBRP6/uwgAAAN0AAAAPAAAA&#10;AAAAAAAAAAAAAAcCAABkcnMvZG93bnJldi54bWxQSwUGAAAAAAMAAwC3AAAA9gIAAAAA&#10;" path="m,482486r762851,l762851,,,,,482486xe" filled="f" strokeweight=".5pt">
+                <v:shape id="Shape 1029" o:spid="_x0000_s1125" style="position:absolute;left:2746;top:7;width:7629;height:4825;visibility:visible;mso-wrap-style:square;v-text-anchor:top" coordsize="762851,482486" o:gfxdata="UEsDBBQABgAIAAAAIQDb4fbL7gAAAIUBAAATAAAAW0NvbnRlbnRfVHlwZXNdLnhtbHyQz07DMAyH&#10;70i8Q+QralM4IITa7kDhCAiNB7ASt43WOlEcyvb2pNu4IODoPz9/n1xv9vOkForiPDdwXVagiI23&#10;jocG3rdPxR0oScgWJ8/UwIEENu3lRb09BBKV0ywNjCmFe63FjDSjlD4Q50nv44wpl3HQAc0OB9I3&#10;VXWrjedEnIq03oC27qjHjympx31un0wiTQLq4bS4shrAECZnMGVTvbD9QSnOhDInjzsyuiBXWQP0&#10;r4R18jfgnHvJr4nOknrFmJ5xzhraRtHWf3Kkpfz/yGo5S+H73hkquyhdjr3R8m2lj09svwAAAP//&#10;AwBQSwMEFAAGAAgAAAAhAFr0LFu/AAAAFQEAAAsAAABfcmVscy8ucmVsc2zPwWrDMAwG4Ptg72B0&#10;X5TuUMaI01uh19I+gLGVxCy2jGSy9e1nemrHjpL4P0nD4SetZiPRyNnCruvBUPYcYp4tXC/Htw8w&#10;Wl0ObuVMFm6kcBhfX4Yzra62kC6xqGlKVgtLreUTUf1CyWnHhXKbTCzJ1VbKjMX5LzcTvvf9HuXR&#10;gPHJNKdgQU5hB+ZyK23zHztFL6w81c5zQp6m6P9TMfB3PtPWFCczVQtB9N4U2rp2HOA44NMz4y8A&#10;AAD//wMAUEsDBBQABgAIAAAAIQBRP6/uwgAAAN0AAAAPAAAAZHJzL2Rvd25yZXYueG1sRE/JasMw&#10;EL0H+g9iCrnFkn0IqRvFlEIglELIAr1Oraltao1cSYmdv48Khd7m8dZZV5PtxZV86BxryDMFgrh2&#10;puNGw/m0XaxAhIhssHdMGm4UoNo8zNZYGjfyga7H2IgUwqFEDW2MQyllqFuyGDI3ECfuy3mLMUHf&#10;SONxTOG2l4VSS2mx49TQ4kCvLdXfx4vVoFby1OzfPn98vuvy99F9oKxZ6/nj9PIMItIU/8V/7p1J&#10;81XxBL/fpBPk5g4AAP//AwBQSwECLQAUAAYACAAAACEA2+H2y+4AAACFAQAAEwAAAAAAAAAAAAAA&#10;AAAAAAAAW0NvbnRlbnRfVHlwZXNdLnhtbFBLAQItABQABgAIAAAAIQBa9CxbvwAAABUBAAALAAAA&#10;AAAAAAAAAAAAAB8BAABfcmVscy8ucmVsc1BLAQItABQABgAIAAAAIQBRP6/uwgAAAN0AAAAPAAAA&#10;AAAAAAAAAAAAAAcCAABkcnMvZG93bnJldi54bWxQSwUGAAAAAAMAAwC3AAAA9gIAAAAA&#10;" path="m,482486r762851,l762851,,,,,482486xe" filled="f" strokeweight=".5pt">
                   <v:path arrowok="t" textboxrect="0,0,762851,482486"/>
                 </v:shape>
-                <v:shape id="Picture 1031" o:spid="_x0000_s1117" type="#_x0000_t75" style="position:absolute;left:2762;top:495;width:7588;height:3842;visibility:visible;mso-wrap-style:square" o:gfxdata="UEsDBBQABgAIAAAAIQDb4fbL7gAAAIUBAAATAAAAW0NvbnRlbnRfVHlwZXNdLnhtbHyQz07DMAyH&#10;70i8Q+QralM4IITa7kDhCAiNB7ASt43WOlEcyvb2pNu4IODoPz9/n1xv9vOkForiPDdwXVagiI23&#10;jocG3rdPxR0oScgWJ8/UwIEENu3lRb09BBKV0ywNjCmFe63FjDSjlD4Q50nv44wpl3HQAc0OB9I3&#10;VXWrjedEnIq03oC27qjHjympx31un0wiTQLq4bS4shrAECZnMGVTvbD9QSnOhDInjzsyuiBXWQP0&#10;r4R18jfgnHvJr4nOknrFmJ5xzhraRtHWf3Kkpfz/yGo5S+H73hkquyhdjr3R8m2lj09svwAAAP//&#10;AwBQSwMEFAAGAAgAAAAhAFr0LFu/AAAAFQEAAAsAAABfcmVscy8ucmVsc2zPwWrDMAwG4Ptg72B0&#10;X5TuUMaI01uh19I+gLGVxCy2jGSy9e1nemrHjpL4P0nD4SetZiPRyNnCruvBUPYcYp4tXC/Htw8w&#10;Wl0ObuVMFm6kcBhfX4Yzra62kC6xqGlKVgtLreUTUf1CyWnHhXKbTCzJ1VbKjMX5LzcTvvf9HuXR&#10;gPHJNKdgQU5hB+ZyK23zHztFL6w81c5zQp6m6P9TMfB3PtPWFCczVQtB9N4U2rp2HOA44NMz4y8A&#10;AAD//wMAUEsDBBQABgAIAAAAIQDSErPtwQAAAN0AAAAPAAAAZHJzL2Rvd25yZXYueG1sRE9Ni8Iw&#10;EL0L/ocwgjdNuuKydE2LiIJ40/XibWjGttpMSpOt3X+/EQRv83ifs8oH24ieOl871pDMFQjiwpma&#10;Sw3nn93sC4QPyAYbx6Thjzzk2Xi0wtS4Bx+pP4VSxBD2KWqoQmhTKX1RkUU/dy1x5K6usxgi7Epp&#10;OnzEcNvID6U+pcWaY0OFLW0qKu6nX6tBYXI8+wvVbX9ZbodbcvD73UHr6WRYf4MINIS3+OXemzhf&#10;LRJ4fhNPkNk/AAAA//8DAFBLAQItABQABgAIAAAAIQDb4fbL7gAAAIUBAAATAAAAAAAAAAAAAAAA&#10;AAAAAABbQ29udGVudF9UeXBlc10ueG1sUEsBAi0AFAAGAAgAAAAhAFr0LFu/AAAAFQEAAAsAAAAA&#10;AAAAAAAAAAAAHwEAAF9yZWxzLy5yZWxzUEsBAi0AFAAGAAgAAAAhANISs+3BAAAA3QAAAA8AAAAA&#10;AAAAAAAAAAAABwIAAGRycy9kb3ducmV2LnhtbFBLBQYAAAAAAwADALcAAAD1AgAAAAA=&#10;">
+                <v:shape id="Picture 1031" o:spid="_x0000_s1126" type="#_x0000_t75" style="position:absolute;left:2762;top:495;width:7588;height:3842;visibility:visible;mso-wrap-style:square" o:gfxdata="UEsDBBQABgAIAAAAIQDb4fbL7gAAAIUBAAATAAAAW0NvbnRlbnRfVHlwZXNdLnhtbHyQz07DMAyH&#10;70i8Q+QralM4IITa7kDhCAiNB7ASt43WOlEcyvb2pNu4IODoPz9/n1xv9vOkForiPDdwXVagiI23&#10;jocG3rdPxR0oScgWJ8/UwIEENu3lRb09BBKV0ywNjCmFe63FjDSjlD4Q50nv44wpl3HQAc0OB9I3&#10;VXWrjedEnIq03oC27qjHjympx31un0wiTQLq4bS4shrAECZnMGVTvbD9QSnOhDInjzsyuiBXWQP0&#10;r4R18jfgnHvJr4nOknrFmJ5xzhraRtHWf3Kkpfz/yGo5S+H73hkquyhdjr3R8m2lj09svwAAAP//&#10;AwBQSwMEFAAGAAgAAAAhAFr0LFu/AAAAFQEAAAsAAABfcmVscy8ucmVsc2zPwWrDMAwG4Ptg72B0&#10;X5TuUMaI01uh19I+gLGVxCy2jGSy9e1nemrHjpL4P0nD4SetZiPRyNnCruvBUPYcYp4tXC/Htw8w&#10;Wl0ObuVMFm6kcBhfX4Yzra62kC6xqGlKVgtLreUTUf1CyWnHhXKbTCzJ1VbKjMX5LzcTvvf9HuXR&#10;gPHJNKdgQU5hB+ZyK23zHztFL6w81c5zQp6m6P9TMfB3PtPWFCczVQtB9N4U2rp2HOA44NMz4y8A&#10;AAD//wMAUEsDBBQABgAIAAAAIQDSErPtwQAAAN0AAAAPAAAAZHJzL2Rvd25yZXYueG1sRE9Ni8Iw&#10;EL0L/ocwgjdNuuKydE2LiIJ40/XibWjGttpMSpOt3X+/EQRv83ifs8oH24ieOl871pDMFQjiwpma&#10;Sw3nn93sC4QPyAYbx6Thjzzk2Xi0wtS4Bx+pP4VSxBD2KWqoQmhTKX1RkUU/dy1x5K6usxgi7Epp&#10;OnzEcNvID6U+pcWaY0OFLW0qKu6nX6tBYXI8+wvVbX9ZbodbcvD73UHr6WRYf4MINIS3+OXemzhf&#10;LRJ4fhNPkNk/AAAA//8DAFBLAQItABQABgAIAAAAIQDb4fbL7gAAAIUBAAATAAAAAAAAAAAAAAAA&#10;AAAAAABbQ29udGVudF9UeXBlc10ueG1sUEsBAi0AFAAGAAgAAAAhAFr0LFu/AAAAFQEAAAsAAAAA&#10;AAAAAAAAAAAAHwEAAF9yZWxzLy5yZWxzUEsBAi0AFAAGAAgAAAAhANISs+3BAAAA3QAAAA8AAAAA&#10;AAAAAAAAAAAABwIAAGRycy9kb3ducmV2LnhtbFBLBQYAAAAAAwADALcAAAD1AgAAAAA=&#10;">
                   <v:imagedata r:id="rId34" o:title=""/>
                 </v:shape>
-                <v:rect id="Rectangle 1032" o:spid="_x0000_s1118" style="position:absolute;left:3940;top:819;width:7420;height:2064;visibility:visible;mso-wrap-style:square;v-text-anchor:top" o:gfxdata="UEsDBBQABgAIAAAAIQDb4fbL7gAAAIUBAAATAAAAW0NvbnRlbnRfVHlwZXNdLnhtbHyQz07DMAyH&#10;70i8Q+QralM4IITa7kDhCAiNB7ASt43WOlEcyvb2pNu4IODoPz9/n1xv9vOkForiPDdwXVagiI23&#10;jocG3rdPxR0oScgWJ8/UwIEENu3lRb09BBKV0ywNjCmFe63FjDSjlD4Q50nv44wpl3HQAc0OB9I3&#10;VXWrjedEnIq03oC27qjHjympx31un0wiTQLq4bS4shrAECZnMGVTvbD9QSnOhDInjzsyuiBXWQP0&#10;r4R18jfgnHvJr4nOknrFmJ5xzhraRtHWf3Kkpfz/yGo5S+H73hkquyhdjr3R8m2lj09svwAAAP//&#10;AwBQSwMEFAAGAAgAAAAhAFr0LFu/AAAAFQEAAAsAAABfcmVscy8ucmVsc2zPwWrDMAwG4Ptg72B0&#10;X5TuUMaI01uh19I+gLGVxCy2jGSy9e1nemrHjpL4P0nD4SetZiPRyNnCruvBUPYcYp4tXC/Htw8w&#10;Wl0ObuVMFm6kcBhfX4Yzra62kC6xqGlKVgtLreUTUf1CyWnHhXKbTCzJ1VbKjMX5LzcTvvf9HuXR&#10;gPHJNKdgQU5hB+ZyK23zHztFL6w81c5zQp6m6P9TMfB3PtPWFCczVQtB9N4U2rp2HOA44NMz4y8A&#10;AAD//wMAUEsDBBQABgAIAAAAIQD4WVvYwwAAAN0AAAAPAAAAZHJzL2Rvd25yZXYueG1sRE9Ni8Iw&#10;EL0L+x/CLHjTdF0QrUYR3UWPagX1NjRjW7aZlCZrq7/eCIK3ebzPmc5bU4or1a6wrOCrH4EgTq0u&#10;OFNwSH57IxDOI2ssLZOCGzmYzz46U4y1bXhH173PRAhhF6OC3PsqltKlORl0fVsRB+5ia4M+wDqT&#10;usYmhJtSDqJoKA0WHBpyrGiZU/q3/zcK1qNqcdrYe5OVP+f1cXscr5KxV6r72S4mIDy1/i1+uTc6&#10;zI++B/D8JpwgZw8AAAD//wMAUEsBAi0AFAAGAAgAAAAhANvh9svuAAAAhQEAABMAAAAAAAAAAAAA&#10;AAAAAAAAAFtDb250ZW50X1R5cGVzXS54bWxQSwECLQAUAAYACAAAACEAWvQsW78AAAAVAQAACwAA&#10;AAAAAAAAAAAAAAAfAQAAX3JlbHMvLnJlbHNQSwECLQAUAAYACAAAACEA+Flb2MMAAADdAAAADwAA&#10;AAAAAAAAAAAAAAAHAgAAZHJzL2Rvd25yZXYueG1sUEsFBgAAAAADAAMAtwAAAPcCAAAAAA==&#10;" filled="f" stroked="f">
+                <v:rect id="Rectangle 1032" o:spid="_x0000_s1127" style="position:absolute;left:3940;top:819;width:7420;height:2064;visibility:visible;mso-wrap-style:square;v-text-anchor:top" o:gfxdata="UEsDBBQABgAIAAAAIQDb4fbL7gAAAIUBAAATAAAAW0NvbnRlbnRfVHlwZXNdLnhtbHyQz07DMAyH&#10;70i8Q+QralM4IITa7kDhCAiNB7ASt43WOlEcyvb2pNu4IODoPz9/n1xv9vOkForiPDdwXVagiI23&#10;jocG3rdPxR0oScgWJ8/UwIEENu3lRb09BBKV0ywNjCmFe63FjDSjlD4Q50nv44wpl3HQAc0OB9I3&#10;VXWrjedEnIq03oC27qjHjympx31un0wiTQLq4bS4shrAECZnMGVTvbD9QSnOhDInjzsyuiBXWQP0&#10;r4R18jfgnHvJr4nOknrFmJ5xzhraRtHWf3Kkpfz/yGo5S+H73hkquyhdjr3R8m2lj09svwAAAP//&#10;AwBQSwMEFAAGAAgAAAAhAFr0LFu/AAAAFQEAAAsAAABfcmVscy8ucmVsc2zPwWrDMAwG4Ptg72B0&#10;X5TuUMaI01uh19I+gLGVxCy2jGSy9e1nemrHjpL4P0nD4SetZiPRyNnCruvBUPYcYp4tXC/Htw8w&#10;Wl0ObuVMFm6kcBhfX4Yzra62kC6xqGlKVgtLreUTUf1CyWnHhXKbTCzJ1VbKjMX5LzcTvvf9HuXR&#10;gPHJNKdgQU5hB+ZyK23zHztFL6w81c5zQp6m6P9TMfB3PtPWFCczVQtB9N4U2rp2HOA44NMz4y8A&#10;AAD//wMAUEsDBBQABgAIAAAAIQD4WVvYwwAAAN0AAAAPAAAAZHJzL2Rvd25yZXYueG1sRE9Ni8Iw&#10;EL0L+x/CLHjTdF0QrUYR3UWPagX1NjRjW7aZlCZrq7/eCIK3ebzPmc5bU4or1a6wrOCrH4EgTq0u&#10;OFNwSH57IxDOI2ssLZOCGzmYzz46U4y1bXhH173PRAhhF6OC3PsqltKlORl0fVsRB+5ia4M+wDqT&#10;usYmhJtSDqJoKA0WHBpyrGiZU/q3/zcK1qNqcdrYe5OVP+f1cXscr5KxV6r72S4mIDy1/i1+uTc6&#10;zI++B/D8JpwgZw8AAAD//wMAUEsBAi0AFAAGAAgAAAAhANvh9svuAAAAhQEAABMAAAAAAAAAAAAA&#10;AAAAAAAAAFtDb250ZW50X1R5cGVzXS54bWxQSwECLQAUAAYACAAAACEAWvQsW78AAAAVAQAACwAA&#10;AAAAAAAAAAAAAAAfAQAAX3JlbHMvLnJlbHNQSwECLQAUAAYACAAAACEA+Flb2MMAAADdAAAADwAA&#10;AAAAAAAAAAAAAAAHAgAAZHJzL2Rvd25yZXYueG1sUEsFBgAAAAADAAMAtwAAAPcCAAAAAA==&#10;" filled="f" stroked="f">
                   <v:textbox inset="0,0,0,0">
                     <w:txbxContent>
                       <w:p>
@@ -15861,7 +16306,7 @@
                     </w:txbxContent>
                   </v:textbox>
                 </v:rect>
-                <v:rect id="Rectangle 1033" o:spid="_x0000_s1119" style="position:absolute;left:4416;top:2692;width:5627;height:2064;visibility:visible;mso-wrap-style:square;v-text-anchor:top" o:gfxdata="UEsDBBQABgAIAAAAIQDb4fbL7gAAAIUBAAATAAAAW0NvbnRlbnRfVHlwZXNdLnhtbHyQz07DMAyH&#10;70i8Q+QralM4IITa7kDhCAiNB7ASt43WOlEcyvb2pNu4IODoPz9/n1xv9vOkForiPDdwXVagiI23&#10;jocG3rdPxR0oScgWJ8/UwIEENu3lRb09BBKV0ywNjCmFe63FjDSjlD4Q50nv44wpl3HQAc0OB9I3&#10;VXWrjedEnIq03oC27qjHjympx31un0wiTQLq4bS4shrAECZnMGVTvbD9QSnOhDInjzsyuiBXWQP0&#10;r4R18jfgnHvJr4nOknrFmJ5xzhraRtHWf3Kkpfz/yGo5S+H73hkquyhdjr3R8m2lj09svwAAAP//&#10;AwBQSwMEFAAGAAgAAAAhAFr0LFu/AAAAFQEAAAsAAABfcmVscy8ucmVsc2zPwWrDMAwG4Ptg72B0&#10;X5TuUMaI01uh19I+gLGVxCy2jGSy9e1nemrHjpL4P0nD4SetZiPRyNnCruvBUPYcYp4tXC/Htw8w&#10;Wl0ObuVMFm6kcBhfX4Yzra62kC6xqGlKVgtLreUTUf1CyWnHhXKbTCzJ1VbKjMX5LzcTvvf9HuXR&#10;gPHJNKdgQU5hB+ZyK23zHztFL6w81c5zQp6m6P9TMfB3PtPWFCczVQtB9N4U2rp2HOA44NMz4y8A&#10;AAD//wMAUEsDBBQABgAIAAAAIQCXFf5DxAAAAN0AAAAPAAAAZHJzL2Rvd25yZXYueG1sRE9Na8JA&#10;EL0X/A/LCL01GxsQTV1FtKLHVoW0tyE7TYLZ2ZBdk9Rf3y0I3ubxPmexGkwtOmpdZVnBJIpBEOdW&#10;V1woOJ92LzMQziNrrC2Tgl9ysFqOnhaYatvzJ3VHX4gQwi5FBaX3TSqly0sy6CLbEAfux7YGfYBt&#10;IXWLfQg3tXyN46k0WHFoKLGhTUn55Xg1CvazZv11sLe+qN+/99lHNt+e5l6p5/GwfgPhafAP8d19&#10;0GF+nCTw/004QS7/AAAA//8DAFBLAQItABQABgAIAAAAIQDb4fbL7gAAAIUBAAATAAAAAAAAAAAA&#10;AAAAAAAAAABbQ29udGVudF9UeXBlc10ueG1sUEsBAi0AFAAGAAgAAAAhAFr0LFu/AAAAFQEAAAsA&#10;AAAAAAAAAAAAAAAAHwEAAF9yZWxzLy5yZWxzUEsBAi0AFAAGAAgAAAAhAJcV/kPEAAAA3QAAAA8A&#10;AAAAAAAAAAAAAAAABwIAAGRycy9kb3ducmV2LnhtbFBLBQYAAAAAAwADALcAAAD4AgAAAAA=&#10;" filled="f" stroked="f">
+                <v:rect id="Rectangle 1033" o:spid="_x0000_s1128" style="position:absolute;left:4416;top:2692;width:5627;height:2064;visibility:visible;mso-wrap-style:square;v-text-anchor:top" o:gfxdata="UEsDBBQABgAIAAAAIQDb4fbL7gAAAIUBAAATAAAAW0NvbnRlbnRfVHlwZXNdLnhtbHyQz07DMAyH&#10;70i8Q+QralM4IITa7kDhCAiNB7ASt43WOlEcyvb2pNu4IODoPz9/n1xv9vOkForiPDdwXVagiI23&#10;jocG3rdPxR0oScgWJ8/UwIEENu3lRb09BBKV0ywNjCmFe63FjDSjlD4Q50nv44wpl3HQAc0OB9I3&#10;VXWrjedEnIq03oC27qjHjympx31un0wiTQLq4bS4shrAECZnMGVTvbD9QSnOhDInjzsyuiBXWQP0&#10;r4R18jfgnHvJr4nOknrFmJ5xzhraRtHWf3Kkpfz/yGo5S+H73hkquyhdjr3R8m2lj09svwAAAP//&#10;AwBQSwMEFAAGAAgAAAAhAFr0LFu/AAAAFQEAAAsAAABfcmVscy8ucmVsc2zPwWrDMAwG4Ptg72B0&#10;X5TuUMaI01uh19I+gLGVxCy2jGSy9e1nemrHjpL4P0nD4SetZiPRyNnCruvBUPYcYp4tXC/Htw8w&#10;Wl0ObuVMFm6kcBhfX4Yzra62kC6xqGlKVgtLreUTUf1CyWnHhXKbTCzJ1VbKjMX5LzcTvvf9HuXR&#10;gPHJNKdgQU5hB+ZyK23zHztFL6w81c5zQp6m6P9TMfB3PtPWFCczVQtB9N4U2rp2HOA44NMz4y8A&#10;AAD//wMAUEsDBBQABgAIAAAAIQCXFf5DxAAAAN0AAAAPAAAAZHJzL2Rvd25yZXYueG1sRE9Na8JA&#10;EL0X/A/LCL01GxsQTV1FtKLHVoW0tyE7TYLZ2ZBdk9Rf3y0I3ubxPmexGkwtOmpdZVnBJIpBEOdW&#10;V1woOJ92LzMQziNrrC2Tgl9ysFqOnhaYatvzJ3VHX4gQwi5FBaX3TSqly0sy6CLbEAfux7YGfYBt&#10;IXWLfQg3tXyN46k0WHFoKLGhTUn55Xg1CvazZv11sLe+qN+/99lHNt+e5l6p5/GwfgPhafAP8d19&#10;0GF+nCTw/004QS7/AAAA//8DAFBLAQItABQABgAIAAAAIQDb4fbL7gAAAIUBAAATAAAAAAAAAAAA&#10;AAAAAAAAAABbQ29udGVudF9UeXBlc10ueG1sUEsBAi0AFAAGAAgAAAAhAFr0LFu/AAAAFQEAAAsA&#10;AAAAAAAAAAAAAAAAHwEAAF9yZWxzLy5yZWxzUEsBAi0AFAAGAAgAAAAhAJcV/kPEAAAA3QAAAA8A&#10;AAAAAAAAAAAAAAAABwIAAGRycy9kb3ducmV2LnhtbFBLBQYAAAAAAwADALcAAAD4AgAAAAA=&#10;" filled="f" stroked="f">
                   <v:textbox inset="0,0,0,0">
                     <w:txbxContent>
                       <w:p>
@@ -15875,7 +16320,7 @@
                     </w:txbxContent>
                   </v:textbox>
                 </v:rect>
-                <v:rect id="Rectangle 1034" o:spid="_x0000_s1120" style="position:absolute;left:8674;top:2692;width:458;height:2064;visibility:visible;mso-wrap-style:square;v-text-anchor:top" o:gfxdata="UEsDBBQABgAIAAAAIQDb4fbL7gAAAIUBAAATAAAAW0NvbnRlbnRfVHlwZXNdLnhtbHyQz07DMAyH&#10;70i8Q+QralM4IITa7kDhCAiNB7ASt43WOlEcyvb2pNu4IODoPz9/n1xv9vOkForiPDdwXVagiI23&#10;jocG3rdPxR0oScgWJ8/UwIEENu3lRb09BBKV0ywNjCmFe63FjDSjlD4Q50nv44wpl3HQAc0OB9I3&#10;VXWrjedEnIq03oC27qjHjympx31un0wiTQLq4bS4shrAECZnMGVTvbD9QSnOhDInjzsyuiBXWQP0&#10;r4R18jfgnHvJr4nOknrFmJ5xzhraRtHWf3Kkpfz/yGo5S+H73hkquyhdjr3R8m2lj09svwAAAP//&#10;AwBQSwMEFAAGAAgAAAAhAFr0LFu/AAAAFQEAAAsAAABfcmVscy8ucmVsc2zPwWrDMAwG4Ptg72B0&#10;X5TuUMaI01uh19I+gLGVxCy2jGSy9e1nemrHjpL4P0nD4SetZiPRyNnCruvBUPYcYp4tXC/Htw8w&#10;Wl0ObuVMFm6kcBhfX4Yzra62kC6xqGlKVgtLreUTUf1CyWnHhXKbTCzJ1VbKjMX5LzcTvvf9HuXR&#10;gPHJNKdgQU5hB+ZyK23zHztFL6w81c5zQp6m6P9TMfB3PtPWFCczVQtB9N4U2rp2HOA44NMz4y8A&#10;AAD//wMAUEsDBBQABgAIAAAAIQAY/GY3xQAAAN0AAAAPAAAAZHJzL2Rvd25yZXYueG1sRE9La8JA&#10;EL4X+h+WKXirm2opMXUV8UFyrEawvQ3ZaRKanQ3Z1aT+erdQ8DYf33Pmy8E04kKdqy0reBlHIIgL&#10;q2suFRzz3XMMwnlkjY1lUvBLDpaLx4c5Jtr2vKfLwZcihLBLUEHlfZtI6YqKDLqxbYkD9207gz7A&#10;rpS6wz6Em0ZOouhNGqw5NFTY0rqi4udwNgrSuF19Zvbal832Kz19nGabfOaVGj0Nq3cQngZ/F/+7&#10;Mx3mR9NX+PsmnCAXNwAAAP//AwBQSwECLQAUAAYACAAAACEA2+H2y+4AAACFAQAAEwAAAAAAAAAA&#10;AAAAAAAAAAAAW0NvbnRlbnRfVHlwZXNdLnhtbFBLAQItABQABgAIAAAAIQBa9CxbvwAAABUBAAAL&#10;AAAAAAAAAAAAAAAAAB8BAABfcmVscy8ucmVsc1BLAQItABQABgAIAAAAIQAY/GY3xQAAAN0AAAAP&#10;AAAAAAAAAAAAAAAAAAcCAABkcnMvZG93bnJldi54bWxQSwUGAAAAAAMAAwC3AAAA+QIAAAAA&#10;" filled="f" stroked="f">
+                <v:rect id="Rectangle 1034" o:spid="_x0000_s1129" style="position:absolute;left:8674;top:2692;width:458;height:2064;visibility:visible;mso-wrap-style:square;v-text-anchor:top" o:gfxdata="UEsDBBQABgAIAAAAIQDb4fbL7gAAAIUBAAATAAAAW0NvbnRlbnRfVHlwZXNdLnhtbHyQz07DMAyH&#10;70i8Q+QralM4IITa7kDhCAiNB7ASt43WOlEcyvb2pNu4IODoPz9/n1xv9vOkForiPDdwXVagiI23&#10;jocG3rdPxR0oScgWJ8/UwIEENu3lRb09BBKV0ywNjCmFe63FjDSjlD4Q50nv44wpl3HQAc0OB9I3&#10;VXWrjedEnIq03oC27qjHjympx31un0wiTQLq4bS4shrAECZnMGVTvbD9QSnOhDInjzsyuiBXWQP0&#10;r4R18jfgnHvJr4nOknrFmJ5xzhraRtHWf3Kkpfz/yGo5S+H73hkquyhdjr3R8m2lj09svwAAAP//&#10;AwBQSwMEFAAGAAgAAAAhAFr0LFu/AAAAFQEAAAsAAABfcmVscy8ucmVsc2zPwWrDMAwG4Ptg72B0&#10;X5TuUMaI01uh19I+gLGVxCy2jGSy9e1nemrHjpL4P0nD4SetZiPRyNnCruvBUPYcYp4tXC/Htw8w&#10;Wl0ObuVMFm6kcBhfX4Yzra62kC6xqGlKVgtLreUTUf1CyWnHhXKbTCzJ1VbKjMX5LzcTvvf9HuXR&#10;gPHJNKdgQU5hB+ZyK23zHztFL6w81c5zQp6m6P9TMfB3PtPWFCczVQtB9N4U2rp2HOA44NMz4y8A&#10;AAD//wMAUEsDBBQABgAIAAAAIQAY/GY3xQAAAN0AAAAPAAAAZHJzL2Rvd25yZXYueG1sRE9La8JA&#10;EL4X+h+WKXirm2opMXUV8UFyrEawvQ3ZaRKanQ3Z1aT+erdQ8DYf33Pmy8E04kKdqy0reBlHIIgL&#10;q2suFRzz3XMMwnlkjY1lUvBLDpaLx4c5Jtr2vKfLwZcihLBLUEHlfZtI6YqKDLqxbYkD9207gz7A&#10;rpS6wz6Em0ZOouhNGqw5NFTY0rqi4udwNgrSuF19Zvbal832Kz19nGabfOaVGj0Nq3cQngZ/F/+7&#10;Mx3mR9NX+PsmnCAXNwAAAP//AwBQSwECLQAUAAYACAAAACEA2+H2y+4AAACFAQAAEwAAAAAAAAAA&#10;AAAAAAAAAAAAW0NvbnRlbnRfVHlwZXNdLnhtbFBLAQItABQABgAIAAAAIQBa9CxbvwAAABUBAAAL&#10;AAAAAAAAAAAAAAAAAB8BAABfcmVscy8ucmVsc1BLAQItABQABgAIAAAAIQAY/GY3xQAAAN0AAAAP&#10;AAAAAAAAAAAAAAAAAAcCAABkcnMvZG93bnJldi54bWxQSwUGAAAAAAMAAwC3AAAA+QIAAAAA&#10;" filled="f" stroked="f">
                   <v:textbox inset="0,0,0,0">
                     <w:txbxContent>
                       <w:p>
@@ -15889,16 +16334,16 @@
                     </w:txbxContent>
                   </v:textbox>
                 </v:rect>
-                <v:shape id="Shape 21145" o:spid="_x0000_s1121" style="position:absolute;left:8437;top:22295;width:5233;height:3174;visibility:visible;mso-wrap-style:square;v-text-anchor:top" coordsize="523291,317424" o:gfxdata="UEsDBBQABgAIAAAAIQDb4fbL7gAAAIUBAAATAAAAW0NvbnRlbnRfVHlwZXNdLnhtbHyQz07DMAyH&#10;70i8Q+QralM4IITa7kDhCAiNB7ASt43WOlEcyvb2pNu4IODoPz9/n1xv9vOkForiPDdwXVagiI23&#10;jocG3rdPxR0oScgWJ8/UwIEENu3lRb09BBKV0ywNjCmFe63FjDSjlD4Q50nv44wpl3HQAc0OB9I3&#10;VXWrjedEnIq03oC27qjHjympx31un0wiTQLq4bS4shrAECZnMGVTvbD9QSnOhDInjzsyuiBXWQP0&#10;r4R18jfgnHvJr4nOknrFmJ5xzhraRtHWf3Kkpfz/yGo5S+H73hkquyhdjr3R8m2lj09svwAAAP//&#10;AwBQSwMEFAAGAAgAAAAhAFr0LFu/AAAAFQEAAAsAAABfcmVscy8ucmVsc2zPwWrDMAwG4Ptg72B0&#10;X5TuUMaI01uh19I+gLGVxCy2jGSy9e1nemrHjpL4P0nD4SetZiPRyNnCruvBUPYcYp4tXC/Htw8w&#10;Wl0ObuVMFm6kcBhfX4Yzra62kC6xqGlKVgtLreUTUf1CyWnHhXKbTCzJ1VbKjMX5LzcTvvf9HuXR&#10;gPHJNKdgQU5hB+ZyK23zHztFL6w81c5zQp6m6P9TMfB3PtPWFCczVQtB9N4U2rp2HOA44NMz4y8A&#10;AAD//wMAUEsDBBQABgAIAAAAIQCqPPOAxwAAAN4AAAAPAAAAZHJzL2Rvd25yZXYueG1sRI9Ba8JA&#10;FITvBf/D8oTe6ibBVo2uUgRrb8W0gsdn9jVJm30bdrea+uvdQsHjMDPfMItVb1pxIucbywrSUQKC&#10;uLS64UrBx/vmYQrCB2SNrWVS8EseVsvB3QJzbc+8o1MRKhEh7HNUUIfQ5VL6siaDfmQ74uh9Wmcw&#10;ROkqqR2eI9y0MkuSJ2mw4bhQY0frmsrv4sco4Nn+ONHbl+1bd/lKD0Vw2X5zVOp+2D/PQQTqwy38&#10;337VCrI0HT/C3514BeTyCgAA//8DAFBLAQItABQABgAIAAAAIQDb4fbL7gAAAIUBAAATAAAAAAAA&#10;AAAAAAAAAAAAAABbQ29udGVudF9UeXBlc10ueG1sUEsBAi0AFAAGAAgAAAAhAFr0LFu/AAAAFQEA&#10;AAsAAAAAAAAAAAAAAAAAHwEAAF9yZWxzLy5yZWxzUEsBAi0AFAAGAAgAAAAhAKo884DHAAAA3gAA&#10;AA8AAAAAAAAAAAAAAAAABwIAAGRycy9kb3ducmV2LnhtbFBLBQYAAAAAAwADALcAAAD7AgAAAAA=&#10;" path="m,l523291,r,317424l,317424,,e" fillcolor="#9dc3e6" stroked="f" strokeweight="0">
+                <v:shape id="Shape 21145" o:spid="_x0000_s1130" style="position:absolute;left:8437;top:22295;width:5233;height:3174;visibility:visible;mso-wrap-style:square;v-text-anchor:top" coordsize="523291,317424" o:gfxdata="UEsDBBQABgAIAAAAIQDb4fbL7gAAAIUBAAATAAAAW0NvbnRlbnRfVHlwZXNdLnhtbHyQz07DMAyH&#10;70i8Q+QralM4IITa7kDhCAiNB7ASt43WOlEcyvb2pNu4IODoPz9/n1xv9vOkForiPDdwXVagiI23&#10;jocG3rdPxR0oScgWJ8/UwIEENu3lRb09BBKV0ywNjCmFe63FjDSjlD4Q50nv44wpl3HQAc0OB9I3&#10;VXWrjedEnIq03oC27qjHjympx31un0wiTQLq4bS4shrAECZnMGVTvbD9QSnOhDInjzsyuiBXWQP0&#10;r4R18jfgnHvJr4nOknrFmJ5xzhraRtHWf3Kkpfz/yGo5S+H73hkquyhdjr3R8m2lj09svwAAAP//&#10;AwBQSwMEFAAGAAgAAAAhAFr0LFu/AAAAFQEAAAsAAABfcmVscy8ucmVsc2zPwWrDMAwG4Ptg72B0&#10;X5TuUMaI01uh19I+gLGVxCy2jGSy9e1nemrHjpL4P0nD4SetZiPRyNnCruvBUPYcYp4tXC/Htw8w&#10;Wl0ObuVMFm6kcBhfX4Yzra62kC6xqGlKVgtLreUTUf1CyWnHhXKbTCzJ1VbKjMX5LzcTvvf9HuXR&#10;gPHJNKdgQU5hB+ZyK23zHztFL6w81c5zQp6m6P9TMfB3PtPWFCczVQtB9N4U2rp2HOA44NMz4y8A&#10;AAD//wMAUEsDBBQABgAIAAAAIQCqPPOAxwAAAN4AAAAPAAAAZHJzL2Rvd25yZXYueG1sRI9Ba8JA&#10;FITvBf/D8oTe6ibBVo2uUgRrb8W0gsdn9jVJm30bdrea+uvdQsHjMDPfMItVb1pxIucbywrSUQKC&#10;uLS64UrBx/vmYQrCB2SNrWVS8EseVsvB3QJzbc+8o1MRKhEh7HNUUIfQ5VL6siaDfmQ74uh9Wmcw&#10;ROkqqR2eI9y0MkuSJ2mw4bhQY0frmsrv4sco4Nn+ONHbl+1bd/lKD0Vw2X5zVOp+2D/PQQTqwy38&#10;337VCrI0HT/C3514BeTyCgAA//8DAFBLAQItABQABgAIAAAAIQDb4fbL7gAAAIUBAAATAAAAAAAA&#10;AAAAAAAAAAAAAABbQ29udGVudF9UeXBlc10ueG1sUEsBAi0AFAAGAAgAAAAhAFr0LFu/AAAAFQEA&#10;AAsAAAAAAAAAAAAAAAAAHwEAAF9yZWxzLy5yZWxzUEsBAi0AFAAGAAgAAAAhAKo884DHAAAA3gAA&#10;AA8AAAAAAAAAAAAAAAAABwIAAGRycy9kb3ducmV2LnhtbFBLBQYAAAAAAwADALcAAAD7AgAAAAA=&#10;" path="m,l523291,r,317424l,317424,,e" fillcolor="#9dc3e6" stroked="f" strokeweight="0">
                   <v:path arrowok="t" textboxrect="0,0,523291,317424"/>
                 </v:shape>
-                <v:shape id="Shape 1036" o:spid="_x0000_s1122" style="position:absolute;left:8437;top:22295;width:5233;height:3174;visibility:visible;mso-wrap-style:square;v-text-anchor:top" coordsize="523291,317424" o:gfxdata="UEsDBBQABgAIAAAAIQDb4fbL7gAAAIUBAAATAAAAW0NvbnRlbnRfVHlwZXNdLnhtbHyQz07DMAyH&#10;70i8Q+QralM4IITa7kDhCAiNB7ASt43WOlEcyvb2pNu4IODoPz9/n1xv9vOkForiPDdwXVagiI23&#10;jocG3rdPxR0oScgWJ8/UwIEENu3lRb09BBKV0ywNjCmFe63FjDSjlD4Q50nv44wpl3HQAc0OB9I3&#10;VXWrjedEnIq03oC27qjHjympx31un0wiTQLq4bS4shrAECZnMGVTvbD9QSnOhDInjzsyuiBXWQP0&#10;r4R18jfgnHvJr4nOknrFmJ5xzhraRtHWf3Kkpfz/yGo5S+H73hkquyhdjr3R8m2lj09svwAAAP//&#10;AwBQSwMEFAAGAAgAAAAhAFr0LFu/AAAAFQEAAAsAAABfcmVscy8ucmVsc2zPwWrDMAwG4Ptg72B0&#10;X5TuUMaI01uh19I+gLGVxCy2jGSy9e1nemrHjpL4P0nD4SetZiPRyNnCruvBUPYcYp4tXC/Htw8w&#10;Wl0ObuVMFm6kcBhfX4Yzra62kC6xqGlKVgtLreUTUf1CyWnHhXKbTCzJ1VbKjMX5LzcTvvf9HuXR&#10;gPHJNKdgQU5hB+ZyK23zHztFL6w81c5zQp6m6P9TMfB3PtPWFCczVQtB9N4U2rp2HOA44NMz4y8A&#10;AAD//wMAUEsDBBQABgAIAAAAIQAIqRwmxAAAAN0AAAAPAAAAZHJzL2Rvd25yZXYueG1sRE9Na8JA&#10;EL0L/odlCr2I7tZCKNFVirRQ6KmxtHgbs2MSzM6G7Cam+fVdQfA2j/c56+1ga9FT6yvHGp4WCgRx&#10;7kzFhYbv/fv8BYQPyAZrx6ThjzxsN9PJGlPjLvxFfRYKEUPYp6ihDKFJpfR5SRb9wjXEkTu51mKI&#10;sC2kafESw20tl0ol0mLFsaHEhnYl5eessxrGInHq7fBzmo1L9LXrjodf9an148PwugIRaAh38c39&#10;YeJ89ZzA9Zt4gtz8AwAA//8DAFBLAQItABQABgAIAAAAIQDb4fbL7gAAAIUBAAATAAAAAAAAAAAA&#10;AAAAAAAAAABbQ29udGVudF9UeXBlc10ueG1sUEsBAi0AFAAGAAgAAAAhAFr0LFu/AAAAFQEAAAsA&#10;AAAAAAAAAAAAAAAAHwEAAF9yZWxzLy5yZWxzUEsBAi0AFAAGAAgAAAAhAAipHCbEAAAA3QAAAA8A&#10;AAAAAAAAAAAAAAAABwIAAGRycy9kb3ducmV2LnhtbFBLBQYAAAAAAwADALcAAAD4AgAAAAA=&#10;" path="m,317424r523291,l523291,,,,,317424xe" filled="f" strokeweight=".5pt">
+                <v:shape id="Shape 1036" o:spid="_x0000_s1131" style="position:absolute;left:8437;top:22295;width:5233;height:3174;visibility:visible;mso-wrap-style:square;v-text-anchor:top" coordsize="523291,317424" o:gfxdata="UEsDBBQABgAIAAAAIQDb4fbL7gAAAIUBAAATAAAAW0NvbnRlbnRfVHlwZXNdLnhtbHyQz07DMAyH&#10;70i8Q+QralM4IITa7kDhCAiNB7ASt43WOlEcyvb2pNu4IODoPz9/n1xv9vOkForiPDdwXVagiI23&#10;jocG3rdPxR0oScgWJ8/UwIEENu3lRb09BBKV0ywNjCmFe63FjDSjlD4Q50nv44wpl3HQAc0OB9I3&#10;VXWrjedEnIq03oC27qjHjympx31un0wiTQLq4bS4shrAECZnMGVTvbD9QSnOhDInjzsyuiBXWQP0&#10;r4R18jfgnHvJr4nOknrFmJ5xzhraRtHWf3Kkpfz/yGo5S+H73hkquyhdjr3R8m2lj09svwAAAP//&#10;AwBQSwMEFAAGAAgAAAAhAFr0LFu/AAAAFQEAAAsAAABfcmVscy8ucmVsc2zPwWrDMAwG4Ptg72B0&#10;X5TuUMaI01uh19I+gLGVxCy2jGSy9e1nemrHjpL4P0nD4SetZiPRyNnCruvBUPYcYp4tXC/Htw8w&#10;Wl0ObuVMFm6kcBhfX4Yzra62kC6xqGlKVgtLreUTUf1CyWnHhXKbTCzJ1VbKjMX5LzcTvvf9HuXR&#10;gPHJNKdgQU5hB+ZyK23zHztFL6w81c5zQp6m6P9TMfB3PtPWFCczVQtB9N4U2rp2HOA44NMz4y8A&#10;AAD//wMAUEsDBBQABgAIAAAAIQAIqRwmxAAAAN0AAAAPAAAAZHJzL2Rvd25yZXYueG1sRE9Na8JA&#10;EL0L/odlCr2I7tZCKNFVirRQ6KmxtHgbs2MSzM6G7Cam+fVdQfA2j/c56+1ga9FT6yvHGp4WCgRx&#10;7kzFhYbv/fv8BYQPyAZrx6ThjzxsN9PJGlPjLvxFfRYKEUPYp6ihDKFJpfR5SRb9wjXEkTu51mKI&#10;sC2kafESw20tl0ol0mLFsaHEhnYl5eessxrGInHq7fBzmo1L9LXrjodf9an148PwugIRaAh38c39&#10;YeJ89ZzA9Zt4gtz8AwAA//8DAFBLAQItABQABgAIAAAAIQDb4fbL7gAAAIUBAAATAAAAAAAAAAAA&#10;AAAAAAAAAABbQ29udGVudF9UeXBlc10ueG1sUEsBAi0AFAAGAAgAAAAhAFr0LFu/AAAAFQEAAAsA&#10;AAAAAAAAAAAAAAAAHwEAAF9yZWxzLy5yZWxzUEsBAi0AFAAGAAgAAAAhAAipHCbEAAAA3QAAAA8A&#10;AAAAAAAAAAAAAAAABwIAAGRycy9kb3ducmV2LnhtbFBLBQYAAAAAAwADALcAAAD4AgAAAAA=&#10;" path="m,317424r523291,l523291,,,,,317424xe" filled="f" strokeweight=".5pt">
                   <v:path arrowok="t" textboxrect="0,0,523291,317424"/>
                 </v:shape>
-                <v:shape id="Picture 1038" o:spid="_x0000_s1123" type="#_x0000_t75" style="position:absolute;left:8477;top:22783;width:5175;height:2191;visibility:visible;mso-wrap-style:square" o:gfxdata="UEsDBBQABgAIAAAAIQDb4fbL7gAAAIUBAAATAAAAW0NvbnRlbnRfVHlwZXNdLnhtbHyQz07DMAyH&#10;70i8Q+QralM4IITa7kDhCAiNB7ASt43WOlEcyvb2pNu4IODoPz9/n1xv9vOkForiPDdwXVagiI23&#10;jocG3rdPxR0oScgWJ8/UwIEENu3lRb09BBKV0ywNjCmFe63FjDSjlD4Q50nv44wpl3HQAc0OB9I3&#10;VXWrjedEnIq03oC27qjHjympx31un0wiTQLq4bS4shrAECZnMGVTvbD9QSnOhDInjzsyuiBXWQP0&#10;r4R18jfgnHvJr4nOknrFmJ5xzhraRtHWf3Kkpfz/yGo5S+H73hkquyhdjr3R8m2lj09svwAAAP//&#10;AwBQSwMEFAAGAAgAAAAhAFr0LFu/AAAAFQEAAAsAAABfcmVscy8ucmVsc2zPwWrDMAwG4Ptg72B0&#10;X5TuUMaI01uh19I+gLGVxCy2jGSy9e1nemrHjpL4P0nD4SetZiPRyNnCruvBUPYcYp4tXC/Htw8w&#10;Wl0ObuVMFm6kcBhfX4Yzra62kC6xqGlKVgtLreUTUf1CyWnHhXKbTCzJ1VbKjMX5LzcTvvf9HuXR&#10;gPHJNKdgQU5hB+ZyK23zHztFL6w81c5zQp6m6P9TMfB3PtPWFCczVQtB9N4U2rp2HOA44NMz4y8A&#10;AAD//wMAUEsDBBQABgAIAAAAIQDOvN5OxwAAAN0AAAAPAAAAZHJzL2Rvd25yZXYueG1sRI9BT8JA&#10;EIXvJv6HzZhwk10hGiwsxGhMmngB9CC3SXdsq93Z0l1o4dczBxNuM3lv3vtmsRp8o47UxTqwhYex&#10;AUVcBFdzaeHr8/1+BiomZIdNYLJwogir5e3NAjMXet7QcZtKJSEcM7RQpdRmWseiIo9xHFpi0X5C&#10;5zHJ2pXaddhLuG/0xJgn7bFmaaiwpdeKir/twVs4nE2/rsud3n+cn3/z2Vt4/M6DtaO74WUOKtGQ&#10;rub/69wJvpkKrnwjI+jlBQAA//8DAFBLAQItABQABgAIAAAAIQDb4fbL7gAAAIUBAAATAAAAAAAA&#10;AAAAAAAAAAAAAABbQ29udGVudF9UeXBlc10ueG1sUEsBAi0AFAAGAAgAAAAhAFr0LFu/AAAAFQEA&#10;AAsAAAAAAAAAAAAAAAAAHwEAAF9yZWxzLy5yZWxzUEsBAi0AFAAGAAgAAAAhAM683k7HAAAA3QAA&#10;AA8AAAAAAAAAAAAAAAAABwIAAGRycy9kb3ducmV2LnhtbFBLBQYAAAAAAwADALcAAAD7AgAAAAA=&#10;">
+                <v:shape id="Picture 1038" o:spid="_x0000_s1132" type="#_x0000_t75" style="position:absolute;left:8477;top:22783;width:5175;height:2191;visibility:visible;mso-wrap-style:square" o:gfxdata="UEsDBBQABgAIAAAAIQDb4fbL7gAAAIUBAAATAAAAW0NvbnRlbnRfVHlwZXNdLnhtbHyQz07DMAyH&#10;70i8Q+QralM4IITa7kDhCAiNB7ASt43WOlEcyvb2pNu4IODoPz9/n1xv9vOkForiPDdwXVagiI23&#10;jocG3rdPxR0oScgWJ8/UwIEENu3lRb09BBKV0ywNjCmFe63FjDSjlD4Q50nv44wpl3HQAc0OB9I3&#10;VXWrjedEnIq03oC27qjHjympx31un0wiTQLq4bS4shrAECZnMGVTvbD9QSnOhDInjzsyuiBXWQP0&#10;r4R18jfgnHvJr4nOknrFmJ5xzhraRtHWf3Kkpfz/yGo5S+H73hkquyhdjr3R8m2lj09svwAAAP//&#10;AwBQSwMEFAAGAAgAAAAhAFr0LFu/AAAAFQEAAAsAAABfcmVscy8ucmVsc2zPwWrDMAwG4Ptg72B0&#10;X5TuUMaI01uh19I+gLGVxCy2jGSy9e1nemrHjpL4P0nD4SetZiPRyNnCruvBUPYcYp4tXC/Htw8w&#10;Wl0ObuVMFm6kcBhfX4Yzra62kC6xqGlKVgtLreUTUf1CyWnHhXKbTCzJ1VbKjMX5LzcTvvf9HuXR&#10;gPHJNKdgQU5hB+ZyK23zHztFL6w81c5zQp6m6P9TMfB3PtPWFCczVQtB9N4U2rp2HOA44NMz4y8A&#10;AAD//wMAUEsDBBQABgAIAAAAIQDOvN5OxwAAAN0AAAAPAAAAZHJzL2Rvd25yZXYueG1sRI9BT8JA&#10;EIXvJv6HzZhwk10hGiwsxGhMmngB9CC3SXdsq93Z0l1o4dczBxNuM3lv3vtmsRp8o47UxTqwhYex&#10;AUVcBFdzaeHr8/1+BiomZIdNYLJwogir5e3NAjMXet7QcZtKJSEcM7RQpdRmWseiIo9xHFpi0X5C&#10;5zHJ2pXaddhLuG/0xJgn7bFmaaiwpdeKir/twVs4nE2/rsud3n+cn3/z2Vt4/M6DtaO74WUOKtGQ&#10;rub/69wJvpkKrnwjI+jlBQAA//8DAFBLAQItABQABgAIAAAAIQDb4fbL7gAAAIUBAAATAAAAAAAA&#10;AAAAAAAAAAAAAABbQ29udGVudF9UeXBlc10ueG1sUEsBAi0AFAAGAAgAAAAhAFr0LFu/AAAAFQEA&#10;AAsAAAAAAAAAAAAAAAAAHwEAAF9yZWxzLy5yZWxzUEsBAi0AFAAGAAgAAAAhAM683k7HAAAA3QAA&#10;AA8AAAAAAAAAAAAAAAAABwIAAGRycy9kb3ducmV2LnhtbFBLBQYAAAAAAwADALcAAAD7AgAAAAA=&#10;">
                   <v:imagedata r:id="rId35" o:title=""/>
                 </v:shape>
-                <v:rect id="Rectangle 1039" o:spid="_x0000_s1124" style="position:absolute;left:9404;top:23114;width:1771;height:2064;visibility:visible;mso-wrap-style:square;v-text-anchor:top" o:gfxdata="UEsDBBQABgAIAAAAIQDb4fbL7gAAAIUBAAATAAAAW0NvbnRlbnRfVHlwZXNdLnhtbHyQz07DMAyH&#10;70i8Q+QralM4IITa7kDhCAiNB7ASt43WOlEcyvb2pNu4IODoPz9/n1xv9vOkForiPDdwXVagiI23&#10;jocG3rdPxR0oScgWJ8/UwIEENu3lRb09BBKV0ywNjCmFe63FjDSjlD4Q50nv44wpl3HQAc0OB9I3&#10;VXWrjedEnIq03oC27qjHjympx31un0wiTQLq4bS4shrAECZnMGVTvbD9QSnOhDInjzsyuiBXWQP0&#10;r4R18jfgnHvJr4nOknrFmJ5xzhraRtHWf3Kkpfz/yGo5S+H73hkquyhdjr3R8m2lj09svwAAAP//&#10;AwBQSwMEFAAGAAgAAAAhAFr0LFu/AAAAFQEAAAsAAABfcmVscy8ucmVsc2zPwWrDMAwG4Ptg72B0&#10;X5TuUMaI01uh19I+gLGVxCy2jGSy9e1nemrHjpL4P0nD4SetZiPRyNnCruvBUPYcYp4tXC/Htw8w&#10;Wl0ObuVMFm6kcBhfX4Yzra62kC6xqGlKVgtLreUTUf1CyWnHhXKbTCzJ1VbKjMX5LzcTvvf9HuXR&#10;gPHJNKdgQU5hB+ZyK23zHztFL6w81c5zQp6m6P9TMfB3PtPWFCczVQtB9N4U2rp2HOA44NMz4y8A&#10;AAD//wMAUEsDBBQABgAIAAAAIQD2/cmpwwAAAN0AAAAPAAAAZHJzL2Rvd25yZXYueG1sRE9Li8Iw&#10;EL4v+B/CCN7WVAWxXaOID/S4PkD3NjSzbdlmUppoq79+Iwje5uN7znTemlLcqHaFZQWDfgSCOLW6&#10;4EzB6bj5nIBwHlljaZkU3MnBfNb5mGKibcN7uh18JkIIuwQV5N5XiZQuzcmg69uKOHC/tjboA6wz&#10;qWtsQrgp5TCKxtJgwaEhx4qWOaV/h6tRsJ1Ui8vOPpqsXP9sz9/neHWMvVK9brv4AuGp9W/xy73T&#10;YX40iuH5TThBzv4BAAD//wMAUEsBAi0AFAAGAAgAAAAhANvh9svuAAAAhQEAABMAAAAAAAAAAAAA&#10;AAAAAAAAAFtDb250ZW50X1R5cGVzXS54bWxQSwECLQAUAAYACAAAACEAWvQsW78AAAAVAQAACwAA&#10;AAAAAAAAAAAAAAAfAQAAX3JlbHMvLnJlbHNQSwECLQAUAAYACAAAACEA9v3JqcMAAADdAAAADwAA&#10;AAAAAAAAAAAAAAAHAgAAZHJzL2Rvd25yZXYueG1sUEsFBgAAAAADAAMAtwAAAPcCAAAAAA==&#10;" filled="f" stroked="f">
+                <v:rect id="Rectangle 1039" o:spid="_x0000_s1133" style="position:absolute;left:9404;top:23114;width:1771;height:2064;visibility:visible;mso-wrap-style:square;v-text-anchor:top" o:gfxdata="UEsDBBQABgAIAAAAIQDb4fbL7gAAAIUBAAATAAAAW0NvbnRlbnRfVHlwZXNdLnhtbHyQz07DMAyH&#10;70i8Q+QralM4IITa7kDhCAiNB7ASt43WOlEcyvb2pNu4IODoPz9/n1xv9vOkForiPDdwXVagiI23&#10;jocG3rdPxR0oScgWJ8/UwIEENu3lRb09BBKV0ywNjCmFe63FjDSjlD4Q50nv44wpl3HQAc0OB9I3&#10;VXWrjedEnIq03oC27qjHjympx31un0wiTQLq4bS4shrAECZnMGVTvbD9QSnOhDInjzsyuiBXWQP0&#10;r4R18jfgnHvJr4nOknrFmJ5xzhraRtHWf3Kkpfz/yGo5S+H73hkquyhdjr3R8m2lj09svwAAAP//&#10;AwBQSwMEFAAGAAgAAAAhAFr0LFu/AAAAFQEAAAsAAABfcmVscy8ucmVsc2zPwWrDMAwG4Ptg72B0&#10;X5TuUMaI01uh19I+gLGVxCy2jGSy9e1nemrHjpL4P0nD4SetZiPRyNnCruvBUPYcYp4tXC/Htw8w&#10;Wl0ObuVMFm6kcBhfX4Yzra62kC6xqGlKVgtLreUTUf1CyWnHhXKbTCzJ1VbKjMX5LzcTvvf9HuXR&#10;gPHJNKdgQU5hB+ZyK23zHztFL6w81c5zQp6m6P9TMfB3PtPWFCczVQtB9N4U2rp2HOA44NMz4y8A&#10;AAD//wMAUEsDBBQABgAIAAAAIQD2/cmpwwAAAN0AAAAPAAAAZHJzL2Rvd25yZXYueG1sRE9Li8Iw&#10;EL4v+B/CCN7WVAWxXaOID/S4PkD3NjSzbdlmUppoq79+Iwje5uN7znTemlLcqHaFZQWDfgSCOLW6&#10;4EzB6bj5nIBwHlljaZkU3MnBfNb5mGKibcN7uh18JkIIuwQV5N5XiZQuzcmg69uKOHC/tjboA6wz&#10;qWtsQrgp5TCKxtJgwaEhx4qWOaV/h6tRsJ1Ui8vOPpqsXP9sz9/neHWMvVK9brv4AuGp9W/xy73T&#10;YX40iuH5TThBzv4BAAD//wMAUEsBAi0AFAAGAAgAAAAhANvh9svuAAAAhQEAABMAAAAAAAAAAAAA&#10;AAAAAAAAAFtDb250ZW50X1R5cGVzXS54bWxQSwECLQAUAAYACAAAACEAWvQsW78AAAAVAQAACwAA&#10;AAAAAAAAAAAAAAAfAQAAX3JlbHMvLnJlbHNQSwECLQAUAAYACAAAACEA9v3JqcMAAADdAAAADwAA&#10;AAAAAAAAAAAAAAAHAgAAZHJzL2Rvd25yZXYueG1sUEsFBgAAAAADAAMAtwAAAPcCAAAAAA==&#10;" filled="f" stroked="f">
                   <v:textbox inset="0,0,0,0">
                     <w:txbxContent>
                       <w:p>
@@ -15912,7 +16357,7 @@
                     </w:txbxContent>
                   </v:textbox>
                 </v:rect>
-                <v:rect id="Rectangle 1040" o:spid="_x0000_s1125" style="position:absolute;left:10737;top:23114;width:2109;height:2064;visibility:visible;mso-wrap-style:square;v-text-anchor:top" o:gfxdata="UEsDBBQABgAIAAAAIQDb4fbL7gAAAIUBAAATAAAAW0NvbnRlbnRfVHlwZXNdLnhtbHyQz07DMAyH&#10;70i8Q+QralM4IITa7kDhCAiNB7ASt43WOlEcyvb2pNu4IODoPz9/n1xv9vOkForiPDdwXVagiI23&#10;jocG3rdPxR0oScgWJ8/UwIEENu3lRb09BBKV0ywNjCmFe63FjDSjlD4Q50nv44wpl3HQAc0OB9I3&#10;VXWrjedEnIq03oC27qjHjympx31un0wiTQLq4bS4shrAECZnMGVTvbD9QSnOhDInjzsyuiBXWQP0&#10;r4R18jfgnHvJr4nOknrFmJ5xzhraRtHWf3Kkpfz/yGo5S+H73hkquyhdjr3R8m2lj09svwAAAP//&#10;AwBQSwMEFAAGAAgAAAAhAFr0LFu/AAAAFQEAAAsAAABfcmVscy8ucmVsc2zPwWrDMAwG4Ptg72B0&#10;X5TuUMaI01uh19I+gLGVxCy2jGSy9e1nemrHjpL4P0nD4SetZiPRyNnCruvBUPYcYp4tXC/Htw8w&#10;Wl0ObuVMFm6kcBhfX4Yzra62kC6xqGlKVgtLreUTUf1CyWnHhXKbTCzJ1VbKjMX5LzcTvvf9HuXR&#10;gPHJNKdgQU5hB+ZyK23zHztFL6w81c5zQp6m6P9TMfB3PtPWFCczVQtB9N4U2rp2HOA44NMz4y8A&#10;AAD//wMAUEsDBBQABgAIAAAAIQA/wRNJxwAAAN0AAAAPAAAAZHJzL2Rvd25yZXYueG1sRI9Ba8JA&#10;EIXvBf/DMkJvdaOUojEbEW3RY9WC9TZkp0lodjZktybtr+8cBG8zvDfvfZOtBteoK3Wh9mxgOklA&#10;ERfe1lwa+Di9Pc1BhYhssfFMBn4pwCofPWSYWt/zga7HWCoJ4ZCigSrGNtU6FBU5DBPfEov25TuH&#10;Udau1LbDXsJdo2dJ8qId1iwNFba0qaj4Pv44A7t5u/7c+7++bF4vu/P7ebE9LaIxj+NhvQQVaYh3&#10;8+16bwU/eRZ++UZG0Pk/AAAA//8DAFBLAQItABQABgAIAAAAIQDb4fbL7gAAAIUBAAATAAAAAAAA&#10;AAAAAAAAAAAAAABbQ29udGVudF9UeXBlc10ueG1sUEsBAi0AFAAGAAgAAAAhAFr0LFu/AAAAFQEA&#10;AAsAAAAAAAAAAAAAAAAAHwEAAF9yZWxzLy5yZWxzUEsBAi0AFAAGAAgAAAAhAD/BE0nHAAAA3QAA&#10;AA8AAAAAAAAAAAAAAAAABwIAAGRycy9kb3ducmV2LnhtbFBLBQYAAAAAAwADALcAAAD7AgAAAAA=&#10;" filled="f" stroked="f">
+                <v:rect id="Rectangle 1040" o:spid="_x0000_s1134" style="position:absolute;left:10737;top:23114;width:2109;height:2064;visibility:visible;mso-wrap-style:square;v-text-anchor:top" o:gfxdata="UEsDBBQABgAIAAAAIQDb4fbL7gAAAIUBAAATAAAAW0NvbnRlbnRfVHlwZXNdLnhtbHyQz07DMAyH&#10;70i8Q+QralM4IITa7kDhCAiNB7ASt43WOlEcyvb2pNu4IODoPz9/n1xv9vOkForiPDdwXVagiI23&#10;jocG3rdPxR0oScgWJ8/UwIEENu3lRb09BBKV0ywNjCmFe63FjDSjlD4Q50nv44wpl3HQAc0OB9I3&#10;VXWrjedEnIq03oC27qjHjympx31un0wiTQLq4bS4shrAECZnMGVTvbD9QSnOhDInjzsyuiBXWQP0&#10;r4R18jfgnHvJr4nOknrFmJ5xzhraRtHWf3Kkpfz/yGo5S+H73hkquyhdjr3R8m2lj09svwAAAP//&#10;AwBQSwMEFAAGAAgAAAAhAFr0LFu/AAAAFQEAAAsAAABfcmVscy8ucmVsc2zPwWrDMAwG4Ptg72B0&#10;X5TuUMaI01uh19I+gLGVxCy2jGSy9e1nemrHjpL4P0nD4SetZiPRyNnCruvBUPYcYp4tXC/Htw8w&#10;Wl0ObuVMFm6kcBhfX4Yzra62kC6xqGlKVgtLreUTUf1CyWnHhXKbTCzJ1VbKjMX5LzcTvvf9HuXR&#10;gPHJNKdgQU5hB+ZyK23zHztFL6w81c5zQp6m6P9TMfB3PtPWFCczVQtB9N4U2rp2HOA44NMz4y8A&#10;AAD//wMAUEsDBBQABgAIAAAAIQA/wRNJxwAAAN0AAAAPAAAAZHJzL2Rvd25yZXYueG1sRI9Ba8JA&#10;EIXvBf/DMkJvdaOUojEbEW3RY9WC9TZkp0lodjZktybtr+8cBG8zvDfvfZOtBteoK3Wh9mxgOklA&#10;ERfe1lwa+Di9Pc1BhYhssfFMBn4pwCofPWSYWt/zga7HWCoJ4ZCigSrGNtU6FBU5DBPfEov25TuH&#10;Udau1LbDXsJdo2dJ8qId1iwNFba0qaj4Pv44A7t5u/7c+7++bF4vu/P7ebE9LaIxj+NhvQQVaYh3&#10;8+16bwU/eRZ++UZG0Pk/AAAA//8DAFBLAQItABQABgAIAAAAIQDb4fbL7gAAAIUBAAATAAAAAAAA&#10;AAAAAAAAAAAAAABbQ29udGVudF9UeXBlc10ueG1sUEsBAi0AFAAGAAgAAAAhAFr0LFu/AAAAFQEA&#10;AAsAAAAAAAAAAAAAAAAAHwEAAF9yZWxzLy5yZWxzUEsBAi0AFAAGAAgAAAAhAD/BE0nHAAAA3QAA&#10;AA8AAAAAAAAAAAAAAAAABwIAAGRycy9kb3ducmV2LnhtbFBLBQYAAAAAAwADALcAAAD7AgAAAAA=&#10;" filled="f" stroked="f">
                   <v:textbox inset="0,0,0,0">
                     <w:txbxContent>
                       <w:p>
@@ -15926,7 +16371,7 @@
                     </w:txbxContent>
                   </v:textbox>
                 </v:rect>
-                <v:rect id="Rectangle 1041" o:spid="_x0000_s1126" style="position:absolute;left:12325;top:23114;width:458;height:2064;visibility:visible;mso-wrap-style:square;v-text-anchor:top" o:gfxdata="UEsDBBQABgAIAAAAIQDb4fbL7gAAAIUBAAATAAAAW0NvbnRlbnRfVHlwZXNdLnhtbHyQz07DMAyH&#10;70i8Q+QralM4IITa7kDhCAiNB7ASt43WOlEcyvb2pNu4IODoPz9/n1xv9vOkForiPDdwXVagiI23&#10;jocG3rdPxR0oScgWJ8/UwIEENu3lRb09BBKV0ywNjCmFe63FjDSjlD4Q50nv44wpl3HQAc0OB9I3&#10;VXWrjedEnIq03oC27qjHjympx31un0wiTQLq4bS4shrAECZnMGVTvbD9QSnOhDInjzsyuiBXWQP0&#10;r4R18jfgnHvJr4nOknrFmJ5xzhraRtHWf3Kkpfz/yGo5S+H73hkquyhdjr3R8m2lj09svwAAAP//&#10;AwBQSwMEFAAGAAgAAAAhAFr0LFu/AAAAFQEAAAsAAABfcmVscy8ucmVsc2zPwWrDMAwG4Ptg72B0&#10;X5TuUMaI01uh19I+gLGVxCy2jGSy9e1nemrHjpL4P0nD4SetZiPRyNnCruvBUPYcYp4tXC/Htw8w&#10;Wl0ObuVMFm6kcBhfX4Yzra62kC6xqGlKVgtLreUTUf1CyWnHhXKbTCzJ1VbKjMX5LzcTvvf9HuXR&#10;gPHJNKdgQU5hB+ZyK23zHztFL6w81c5zQp6m6P9TMfB3PtPWFCczVQtB9N4U2rp2HOA44NMz4y8A&#10;AAD//wMAUEsDBBQABgAIAAAAIQBQjbbSwgAAAN0AAAAPAAAAZHJzL2Rvd25yZXYueG1sRE9Li8Iw&#10;EL4L/ocwgjdNFRHtGkV8oEdXBXdvQzPbFptJaaKt/nqzIHibj+85s0VjCnGnyuWWFQz6EQjixOqc&#10;UwXn07Y3AeE8ssbCMil4kIPFvN2aYaxtzd90P/pUhBB2MSrIvC9jKV2SkUHXtyVx4P5sZdAHWKVS&#10;V1iHcFPIYRSNpcGcQ0OGJa0ySq7Hm1Gwm5TLn7191mmx+d1dDpfp+jT1SnU7zfILhKfGf8Rv916H&#10;+dFoAP/fhBPk/AUAAP//AwBQSwECLQAUAAYACAAAACEA2+H2y+4AAACFAQAAEwAAAAAAAAAAAAAA&#10;AAAAAAAAW0NvbnRlbnRfVHlwZXNdLnhtbFBLAQItABQABgAIAAAAIQBa9CxbvwAAABUBAAALAAAA&#10;AAAAAAAAAAAAAB8BAABfcmVscy8ucmVsc1BLAQItABQABgAIAAAAIQBQjbbSwgAAAN0AAAAPAAAA&#10;AAAAAAAAAAAAAAcCAABkcnMvZG93bnJldi54bWxQSwUGAAAAAAMAAwC3AAAA9gIAAAAA&#10;" filled="f" stroked="f">
+                <v:rect id="Rectangle 1041" o:spid="_x0000_s1135" style="position:absolute;left:12325;top:23114;width:458;height:2064;visibility:visible;mso-wrap-style:square;v-text-anchor:top" o:gfxdata="UEsDBBQABgAIAAAAIQDb4fbL7gAAAIUBAAATAAAAW0NvbnRlbnRfVHlwZXNdLnhtbHyQz07DMAyH&#10;70i8Q+QralM4IITa7kDhCAiNB7ASt43WOlEcyvb2pNu4IODoPz9/n1xv9vOkForiPDdwXVagiI23&#10;jocG3rdPxR0oScgWJ8/UwIEENu3lRb09BBKV0ywNjCmFe63FjDSjlD4Q50nv44wpl3HQAc0OB9I3&#10;VXWrjedEnIq03oC27qjHjympx31un0wiTQLq4bS4shrAECZnMGVTvbD9QSnOhDInjzsyuiBXWQP0&#10;r4R18jfgnHvJr4nOknrFmJ5xzhraRtHWf3Kkpfz/yGo5S+H73hkquyhdjr3R8m2lj09svwAAAP//&#10;AwBQSwMEFAAGAAgAAAAhAFr0LFu/AAAAFQEAAAsAAABfcmVscy8ucmVsc2zPwWrDMAwG4Ptg72B0&#10;X5TuUMaI01uh19I+gLGVxCy2jGSy9e1nemrHjpL4P0nD4SetZiPRyNnCruvBUPYcYp4tXC/Htw8w&#10;Wl0ObuVMFm6kcBhfX4Yzra62kC6xqGlKVgtLreUTUf1CyWnHhXKbTCzJ1VbKjMX5LzcTvvf9HuXR&#10;gPHJNKdgQU5hB+ZyK23zHztFL6w81c5zQp6m6P9TMfB3PtPWFCczVQtB9N4U2rp2HOA44NMz4y8A&#10;AAD//wMAUEsDBBQABgAIAAAAIQBQjbbSwgAAAN0AAAAPAAAAZHJzL2Rvd25yZXYueG1sRE9Li8Iw&#10;EL4L/ocwgjdNFRHtGkV8oEdXBXdvQzPbFptJaaKt/nqzIHibj+85s0VjCnGnyuWWFQz6EQjixOqc&#10;UwXn07Y3AeE8ssbCMil4kIPFvN2aYaxtzd90P/pUhBB2MSrIvC9jKV2SkUHXtyVx4P5sZdAHWKVS&#10;V1iHcFPIYRSNpcGcQ0OGJa0ySq7Hm1Gwm5TLn7191mmx+d1dDpfp+jT1SnU7zfILhKfGf8Rv916H&#10;+dFoAP/fhBPk/AUAAP//AwBQSwECLQAUAAYACAAAACEA2+H2y+4AAACFAQAAEwAAAAAAAAAAAAAA&#10;AAAAAAAAW0NvbnRlbnRfVHlwZXNdLnhtbFBLAQItABQABgAIAAAAIQBa9CxbvwAAABUBAAALAAAA&#10;AAAAAAAAAAAAAB8BAABfcmVscy8ucmVsc1BLAQItABQABgAIAAAAIQBQjbbSwgAAAN0AAAAPAAAA&#10;AAAAAAAAAAAAAAcCAABkcnMvZG93bnJldi54bWxQSwUGAAAAAAMAAwC3AAAA9gIAAAAA&#10;" filled="f" stroked="f">
                   <v:textbox inset="0,0,0,0">
                     <w:txbxContent>
                       <w:p>
@@ -15940,16 +16385,16 @@
                     </w:txbxContent>
                   </v:textbox>
                 </v:rect>
-                <v:shape id="Shape 21146" o:spid="_x0000_s1127" style="position:absolute;left:8304;top:17969;width:5366;height:3118;visibility:visible;mso-wrap-style:square;v-text-anchor:top" coordsize="536562,311709" o:gfxdata="UEsDBBQABgAIAAAAIQDb4fbL7gAAAIUBAAATAAAAW0NvbnRlbnRfVHlwZXNdLnhtbHyQz07DMAyH&#10;70i8Q+QralM4IITa7kDhCAiNB7ASt43WOlEcyvb2pNu4IODoPz9/n1xv9vOkForiPDdwXVagiI23&#10;jocG3rdPxR0oScgWJ8/UwIEENu3lRb09BBKV0ywNjCmFe63FjDSjlD4Q50nv44wpl3HQAc0OB9I3&#10;VXWrjedEnIq03oC27qjHjympx31un0wiTQLq4bS4shrAECZnMGVTvbD9QSnOhDInjzsyuiBXWQP0&#10;r4R18jfgnHvJr4nOknrFmJ5xzhraRtHWf3Kkpfz/yGo5S+H73hkquyhdjr3R8m2lj09svwAAAP//&#10;AwBQSwMEFAAGAAgAAAAhAFr0LFu/AAAAFQEAAAsAAABfcmVscy8ucmVsc2zPwWrDMAwG4Ptg72B0&#10;X5TuUMaI01uh19I+gLGVxCy2jGSy9e1nemrHjpL4P0nD4SetZiPRyNnCruvBUPYcYp4tXC/Htw8w&#10;Wl0ObuVMFm6kcBhfX4Yzra62kC6xqGlKVgtLreUTUf1CyWnHhXKbTCzJ1VbKjMX5LzcTvvf9HuXR&#10;gPHJNKdgQU5hB+ZyK23zHztFL6w81c5zQp6m6P9TMfB3PtPWFCczVQtB9N4U2rp2HOA44NMz4y8A&#10;AAD//wMAUEsDBBQABgAIAAAAIQDLk3eDxwAAAN4AAAAPAAAAZHJzL2Rvd25yZXYueG1sRI9Pi8Iw&#10;FMTvC36H8AQvsqYVlaUaRaQLsqf1D+jx0Tzb0uSlNFmt334jLOxxmJnfMKtNb424U+drxwrSSQKC&#10;uHC65lLB+fT5/gHCB2SNxjEpeJKHzXrwtsJMuwcf6H4MpYgQ9hkqqEJoMyl9UZFFP3EtcfRurrMY&#10;ouxKqTt8RLg1cpokC2mx5rhQYUu7iorm+GMV5Lf5/GDc3n6bcdOPr5fmK69zpUbDfrsEEagP/+G/&#10;9l4rmKbpbAGvO/EKyPUvAAAA//8DAFBLAQItABQABgAIAAAAIQDb4fbL7gAAAIUBAAATAAAAAAAA&#10;AAAAAAAAAAAAAABbQ29udGVudF9UeXBlc10ueG1sUEsBAi0AFAAGAAgAAAAhAFr0LFu/AAAAFQEA&#10;AAsAAAAAAAAAAAAAAAAAHwEAAF9yZWxzLy5yZWxzUEsBAi0AFAAGAAgAAAAhAMuTd4PHAAAA3gAA&#10;AA8AAAAAAAAAAAAAAAAABwIAAGRycy9kb3ducmV2LnhtbFBLBQYAAAAAAwADALcAAAD7AgAAAAA=&#10;" path="m,l536562,r,311709l,311709,,e" fillcolor="#9dc3e6" stroked="f" strokeweight="0">
+                <v:shape id="Shape 21146" o:spid="_x0000_s1136" style="position:absolute;left:8304;top:17969;width:5366;height:3118;visibility:visible;mso-wrap-style:square;v-text-anchor:top" coordsize="536562,311709" o:gfxdata="UEsDBBQABgAIAAAAIQDb4fbL7gAAAIUBAAATAAAAW0NvbnRlbnRfVHlwZXNdLnhtbHyQz07DMAyH&#10;70i8Q+QralM4IITa7kDhCAiNB7ASt43WOlEcyvb2pNu4IODoPz9/n1xv9vOkForiPDdwXVagiI23&#10;jocG3rdPxR0oScgWJ8/UwIEENu3lRb09BBKV0ywNjCmFe63FjDSjlD4Q50nv44wpl3HQAc0OB9I3&#10;VXWrjedEnIq03oC27qjHjympx31un0wiTQLq4bS4shrAECZnMGVTvbD9QSnOhDInjzsyuiBXWQP0&#10;r4R18jfgnHvJr4nOknrFmJ5xzhraRtHWf3Kkpfz/yGo5S+H73hkquyhdjr3R8m2lj09svwAAAP//&#10;AwBQSwMEFAAGAAgAAAAhAFr0LFu/AAAAFQEAAAsAAABfcmVscy8ucmVsc2zPwWrDMAwG4Ptg72B0&#10;X5TuUMaI01uh19I+gLGVxCy2jGSy9e1nemrHjpL4P0nD4SetZiPRyNnCruvBUPYcYp4tXC/Htw8w&#10;Wl0ObuVMFm6kcBhfX4Yzra62kC6xqGlKVgtLreUTUf1CyWnHhXKbTCzJ1VbKjMX5LzcTvvf9HuXR&#10;gPHJNKdgQU5hB+ZyK23zHztFL6w81c5zQp6m6P9TMfB3PtPWFCczVQtB9N4U2rp2HOA44NMz4y8A&#10;AAD//wMAUEsDBBQABgAIAAAAIQDLk3eDxwAAAN4AAAAPAAAAZHJzL2Rvd25yZXYueG1sRI9Pi8Iw&#10;FMTvC36H8AQvsqYVlaUaRaQLsqf1D+jx0Tzb0uSlNFmt334jLOxxmJnfMKtNb424U+drxwrSSQKC&#10;uHC65lLB+fT5/gHCB2SNxjEpeJKHzXrwtsJMuwcf6H4MpYgQ9hkqqEJoMyl9UZFFP3EtcfRurrMY&#10;ouxKqTt8RLg1cpokC2mx5rhQYUu7iorm+GMV5Lf5/GDc3n6bcdOPr5fmK69zpUbDfrsEEagP/+G/&#10;9l4rmKbpbAGvO/EKyPUvAAAA//8DAFBLAQItABQABgAIAAAAIQDb4fbL7gAAAIUBAAATAAAAAAAA&#10;AAAAAAAAAAAAAABbQ29udGVudF9UeXBlc10ueG1sUEsBAi0AFAAGAAgAAAAhAFr0LFu/AAAAFQEA&#10;AAsAAAAAAAAAAAAAAAAAHwEAAF9yZWxzLy5yZWxzUEsBAi0AFAAGAAgAAAAhAMuTd4PHAAAA3gAA&#10;AA8AAAAAAAAAAAAAAAAABwIAAGRycy9kb3ducmV2LnhtbFBLBQYAAAAAAwADALcAAAD7AgAAAAA=&#10;" path="m,l536562,r,311709l,311709,,e" fillcolor="#9dc3e6" stroked="f" strokeweight="0">
                   <v:path arrowok="t" textboxrect="0,0,536562,311709"/>
                 </v:shape>
-                <v:shape id="Shape 1043" o:spid="_x0000_s1128" style="position:absolute;left:8304;top:17969;width:5366;height:3118;visibility:visible;mso-wrap-style:square;v-text-anchor:top" coordsize="536562,311709" o:gfxdata="UEsDBBQABgAIAAAAIQDb4fbL7gAAAIUBAAATAAAAW0NvbnRlbnRfVHlwZXNdLnhtbHyQz07DMAyH&#10;70i8Q+QralM4IITa7kDhCAiNB7ASt43WOlEcyvb2pNu4IODoPz9/n1xv9vOkForiPDdwXVagiI23&#10;jocG3rdPxR0oScgWJ8/UwIEENu3lRb09BBKV0ywNjCmFe63FjDSjlD4Q50nv44wpl3HQAc0OB9I3&#10;VXWrjedEnIq03oC27qjHjympx31un0wiTQLq4bS4shrAECZnMGVTvbD9QSnOhDInjzsyuiBXWQP0&#10;r4R18jfgnHvJr4nOknrFmJ5xzhraRtHWf3Kkpfz/yGo5S+H73hkquyhdjr3R8m2lj09svwAAAP//&#10;AwBQSwMEFAAGAAgAAAAhAFr0LFu/AAAAFQEAAAsAAABfcmVscy8ucmVsc2zPwWrDMAwG4Ptg72B0&#10;X5TuUMaI01uh19I+gLGVxCy2jGSy9e1nemrHjpL4P0nD4SetZiPRyNnCruvBUPYcYp4tXC/Htw8w&#10;Wl0ObuVMFm6kcBhfX4Yzra62kC6xqGlKVgtLreUTUf1CyWnHhXKbTCzJ1VbKjMX5LzcTvvf9HuXR&#10;gPHJNKdgQU5hB+ZyK23zHztFL6w81c5zQp6m6P9TMfB3PtPWFCczVQtB9N4U2rp2HOA44NMz4y8A&#10;AAD//wMAUEsDBBQABgAIAAAAIQC+zKtmwwAAAN0AAAAPAAAAZHJzL2Rvd25yZXYueG1sRE9Na8JA&#10;EL0L/Q/LFLzpplZDSV1FCkLBi0bbehyyk2xodjZkV43/3hUEb/N4nzNf9rYRZ+p87VjB2zgBQVw4&#10;XXOl4LBfjz5A+ICssXFMCq7kYbl4Gcwx0+7COzrnoRIxhH2GCkwIbSalLwxZ9GPXEkeudJ3FEGFX&#10;Sd3hJYbbRk6SJJUWa44NBlv6MlT85yerYFocf46rcvZXl+nW5zTbrTe/Rqnha7/6BBGoD0/xw/2t&#10;4/xk+g73b+IJcnEDAAD//wMAUEsBAi0AFAAGAAgAAAAhANvh9svuAAAAhQEAABMAAAAAAAAAAAAA&#10;AAAAAAAAAFtDb250ZW50X1R5cGVzXS54bWxQSwECLQAUAAYACAAAACEAWvQsW78AAAAVAQAACwAA&#10;AAAAAAAAAAAAAAAfAQAAX3JlbHMvLnJlbHNQSwECLQAUAAYACAAAACEAvsyrZsMAAADdAAAADwAA&#10;AAAAAAAAAAAAAAAHAgAAZHJzL2Rvd25yZXYueG1sUEsFBgAAAAADAAMAtwAAAPcCAAAAAA==&#10;" path="m,311709r536562,l536562,,,,,311709xe" filled="f" strokeweight=".5pt">
+                <v:shape id="Shape 1043" o:spid="_x0000_s1137" style="position:absolute;left:8304;top:17969;width:5366;height:3118;visibility:visible;mso-wrap-style:square;v-text-anchor:top" coordsize="536562,311709" o:gfxdata="UEsDBBQABgAIAAAAIQDb4fbL7gAAAIUBAAATAAAAW0NvbnRlbnRfVHlwZXNdLnhtbHyQz07DMAyH&#10;70i8Q+QralM4IITa7kDhCAiNB7ASt43WOlEcyvb2pNu4IODoPz9/n1xv9vOkForiPDdwXVagiI23&#10;jocG3rdPxR0oScgWJ8/UwIEENu3lRb09BBKV0ywNjCmFe63FjDSjlD4Q50nv44wpl3HQAc0OB9I3&#10;VXWrjedEnIq03oC27qjHjympx31un0wiTQLq4bS4shrAECZnMGVTvbD9QSnOhDInjzsyuiBXWQP0&#10;r4R18jfgnHvJr4nOknrFmJ5xzhraRtHWf3Kkpfz/yGo5S+H73hkquyhdjr3R8m2lj09svwAAAP//&#10;AwBQSwMEFAAGAAgAAAAhAFr0LFu/AAAAFQEAAAsAAABfcmVscy8ucmVsc2zPwWrDMAwG4Ptg72B0&#10;X5TuUMaI01uh19I+gLGVxCy2jGSy9e1nemrHjpL4P0nD4SetZiPRyNnCruvBUPYcYp4tXC/Htw8w&#10;Wl0ObuVMFm6kcBhfX4Yzra62kC6xqGlKVgtLreUTUf1CyWnHhXKbTCzJ1VbKjMX5LzcTvvf9HuXR&#10;gPHJNKdgQU5hB+ZyK23zHztFL6w81c5zQp6m6P9TMfB3PtPWFCczVQtB9N4U2rp2HOA44NMz4y8A&#10;AAD//wMAUEsDBBQABgAIAAAAIQC+zKtmwwAAAN0AAAAPAAAAZHJzL2Rvd25yZXYueG1sRE9Na8JA&#10;EL0L/Q/LFLzpplZDSV1FCkLBi0bbehyyk2xodjZkV43/3hUEb/N4nzNf9rYRZ+p87VjB2zgBQVw4&#10;XXOl4LBfjz5A+ICssXFMCq7kYbl4Gcwx0+7COzrnoRIxhH2GCkwIbSalLwxZ9GPXEkeudJ3FEGFX&#10;Sd3hJYbbRk6SJJUWa44NBlv6MlT85yerYFocf46rcvZXl+nW5zTbrTe/Rqnha7/6BBGoD0/xw/2t&#10;4/xk+g73b+IJcnEDAAD//wMAUEsBAi0AFAAGAAgAAAAhANvh9svuAAAAhQEAABMAAAAAAAAAAAAA&#10;AAAAAAAAAFtDb250ZW50X1R5cGVzXS54bWxQSwECLQAUAAYACAAAACEAWvQsW78AAAAVAQAACwAA&#10;AAAAAAAAAAAAAAAfAQAAX3JlbHMvLnJlbHNQSwECLQAUAAYACAAAACEAvsyrZsMAAADdAAAADwAA&#10;AAAAAAAAAAAAAAAHAgAAZHJzL2Rvd25yZXYueG1sUEsFBgAAAAADAAMAtwAAAPcCAAAAAA==&#10;" path="m,311709r536562,l536562,,,,,311709xe" filled="f" strokeweight=".5pt">
                   <v:path arrowok="t" textboxrect="0,0,536562,311709"/>
                 </v:shape>
-                <v:shape id="Picture 1045" o:spid="_x0000_s1129" type="#_x0000_t75" style="position:absolute;left:8318;top:18465;width:5334;height:2128;visibility:visible;mso-wrap-style:square" o:gfxdata="UEsDBBQABgAIAAAAIQDb4fbL7gAAAIUBAAATAAAAW0NvbnRlbnRfVHlwZXNdLnhtbHyQz07DMAyH&#10;70i8Q+QralM4IITa7kDhCAiNB7ASt43WOlEcyvb2pNu4IODoPz9/n1xv9vOkForiPDdwXVagiI23&#10;jocG3rdPxR0oScgWJ8/UwIEENu3lRb09BBKV0ywNjCmFe63FjDSjlD4Q50nv44wpl3HQAc0OB9I3&#10;VXWrjedEnIq03oC27qjHjympx31un0wiTQLq4bS4shrAECZnMGVTvbD9QSnOhDInjzsyuiBXWQP0&#10;r4R18jfgnHvJr4nOknrFmJ5xzhraRtHWf3Kkpfz/yGo5S+H73hkquyhdjr3R8m2lj09svwAAAP//&#10;AwBQSwMEFAAGAAgAAAAhAFr0LFu/AAAAFQEAAAsAAABfcmVscy8ucmVsc2zPwWrDMAwG4Ptg72B0&#10;X5TuUMaI01uh19I+gLGVxCy2jGSy9e1nemrHjpL4P0nD4SetZiPRyNnCruvBUPYcYp4tXC/Htw8w&#10;Wl0ObuVMFm6kcBhfX4Yzra62kC6xqGlKVgtLreUTUf1CyWnHhXKbTCzJ1VbKjMX5LzcTvvf9HuXR&#10;gPHJNKdgQU5hB+ZyK23zHztFL6w81c5zQp6m6P9TMfB3PtPWFCczVQtB9N4U2rp2HOA44NMz4y8A&#10;AAD//wMAUEsDBBQABgAIAAAAIQDiie0hwwAAAN0AAAAPAAAAZHJzL2Rvd25yZXYueG1sRE9LawIx&#10;EL4X/A9hBG818dFSVqOIuLLQU20PPU4342ZxM1k20V3/vSkUepuP7znr7eAacaMu1J41zKYKBHHp&#10;Tc2Vhq/P/PkNRIjIBhvPpOFOAbab0dMaM+N7/qDbKVYihXDIUIONsc2kDKUlh2HqW+LEnX3nMCbY&#10;VdJ02Kdw18i5Uq/SYc2pwWJLe0vl5XR1Gnb50b0X9/xQ/CyOh2VuVV98K60n42G3AhFpiP/iP3dh&#10;0ny1fIHfb9IJcvMAAAD//wMAUEsBAi0AFAAGAAgAAAAhANvh9svuAAAAhQEAABMAAAAAAAAAAAAA&#10;AAAAAAAAAFtDb250ZW50X1R5cGVzXS54bWxQSwECLQAUAAYACAAAACEAWvQsW78AAAAVAQAACwAA&#10;AAAAAAAAAAAAAAAfAQAAX3JlbHMvLnJlbHNQSwECLQAUAAYACAAAACEA4ontIcMAAADdAAAADwAA&#10;AAAAAAAAAAAAAAAHAgAAZHJzL2Rvd25yZXYueG1sUEsFBgAAAAADAAMAtwAAAPcCAAAAAA==&#10;">
+                <v:shape id="Picture 1045" o:spid="_x0000_s1138" type="#_x0000_t75" style="position:absolute;left:8318;top:18465;width:5334;height:2128;visibility:visible;mso-wrap-style:square" o:gfxdata="UEsDBBQABgAIAAAAIQDb4fbL7gAAAIUBAAATAAAAW0NvbnRlbnRfVHlwZXNdLnhtbHyQz07DMAyH&#10;70i8Q+QralM4IITa7kDhCAiNB7ASt43WOlEcyvb2pNu4IODoPz9/n1xv9vOkForiPDdwXVagiI23&#10;jocG3rdPxR0oScgWJ8/UwIEENu3lRb09BBKV0ywNjCmFe63FjDSjlD4Q50nv44wpl3HQAc0OB9I3&#10;VXWrjedEnIq03oC27qjHjympx31un0wiTQLq4bS4shrAECZnMGVTvbD9QSnOhDInjzsyuiBXWQP0&#10;r4R18jfgnHvJr4nOknrFmJ5xzhraRtHWf3Kkpfz/yGo5S+H73hkquyhdjr3R8m2lj09svwAAAP//&#10;AwBQSwMEFAAGAAgAAAAhAFr0LFu/AAAAFQEAAAsAAABfcmVscy8ucmVsc2zPwWrDMAwG4Ptg72B0&#10;X5TuUMaI01uh19I+gLGVxCy2jGSy9e1nemrHjpL4P0nD4SetZiPRyNnCruvBUPYcYp4tXC/Htw8w&#10;Wl0ObuVMFm6kcBhfX4Yzra62kC6xqGlKVgtLreUTUf1CyWnHhXKbTCzJ1VbKjMX5LzcTvvf9HuXR&#10;gPHJNKdgQU5hB+ZyK23zHztFL6w81c5zQp6m6P9TMfB3PtPWFCczVQtB9N4U2rp2HOA44NMz4y8A&#10;AAD//wMAUEsDBBQABgAIAAAAIQDiie0hwwAAAN0AAAAPAAAAZHJzL2Rvd25yZXYueG1sRE9LawIx&#10;EL4X/A9hBG818dFSVqOIuLLQU20PPU4342ZxM1k20V3/vSkUepuP7znr7eAacaMu1J41zKYKBHHp&#10;Tc2Vhq/P/PkNRIjIBhvPpOFOAbab0dMaM+N7/qDbKVYihXDIUIONsc2kDKUlh2HqW+LEnX3nMCbY&#10;VdJ02Kdw18i5Uq/SYc2pwWJLe0vl5XR1Gnb50b0X9/xQ/CyOh2VuVV98K60n42G3AhFpiP/iP3dh&#10;0ny1fIHfb9IJcvMAAAD//wMAUEsBAi0AFAAGAAgAAAAhANvh9svuAAAAhQEAABMAAAAAAAAAAAAA&#10;AAAAAAAAAFtDb250ZW50X1R5cGVzXS54bWxQSwECLQAUAAYACAAAACEAWvQsW78AAAAVAQAACwAA&#10;AAAAAAAAAAAAAAAfAQAAX3JlbHMvLnJlbHNQSwECLQAUAAYACAAAACEA4ontIcMAAADdAAAADwAA&#10;AAAAAAAAAAAAAAAHAgAAZHJzL2Rvd25yZXYueG1sUEsFBgAAAAADAAMAtwAAAPcCAAAAAA==&#10;">
                   <v:imagedata r:id="rId36" o:title=""/>
                 </v:shape>
-                <v:rect id="Rectangle 1046" o:spid="_x0000_s1130" style="position:absolute;left:9245;top:18791;width:859;height:2068;visibility:visible;mso-wrap-style:square;v-text-anchor:top" o:gfxdata="UEsDBBQABgAIAAAAIQDb4fbL7gAAAIUBAAATAAAAW0NvbnRlbnRfVHlwZXNdLnhtbHyQz07DMAyH&#10;70i8Q+QralM4IITa7kDhCAiNB7ASt43WOlEcyvb2pNu4IODoPz9/n1xv9vOkForiPDdwXVagiI23&#10;jocG3rdPxR0oScgWJ8/UwIEENu3lRb09BBKV0ywNjCmFe63FjDSjlD4Q50nv44wpl3HQAc0OB9I3&#10;VXWrjedEnIq03oC27qjHjympx31un0wiTQLq4bS4shrAECZnMGVTvbD9QSnOhDInjzsyuiBXWQP0&#10;r4R18jfgnHvJr4nOknrFmJ5xzhraRtHWf3Kkpfz/yGo5S+H73hkquyhdjr3R8m2lj09svwAAAP//&#10;AwBQSwMEFAAGAAgAAAAhAFr0LFu/AAAAFQEAAAsAAABfcmVscy8ucmVsc2zPwWrDMAwG4Ptg72B0&#10;X5TuUMaI01uh19I+gLGVxCy2jGSy9e1nemrHjpL4P0nD4SetZiPRyNnCruvBUPYcYp4tXC/Htw8w&#10;Wl0ObuVMFm6kcBhfX4Yzra62kC6xqGlKVgtLreUTUf1CyWnHhXKbTCzJ1VbKjMX5LzcTvvf9HuXR&#10;gPHJNKdgQU5hB+ZyK23zHztFL6w81c5zQp6m6P9TMfB3PtPWFCczVQtB9N4U2rp2HOA44NMz4y8A&#10;AAD//wMAUEsDBBQABgAIAAAAIQDfZC6mxAAAAN0AAAAPAAAAZHJzL2Rvd25yZXYueG1sRE9Na8JA&#10;EL0X+h+WKfTWbFqKaHQV0ZZ4tCpEb0N2TEKzsyG7TaK/3i0I3ubxPme2GEwtOmpdZVnBexSDIM6t&#10;rrhQcNh/v41BOI+ssbZMCi7kYDF/fpphom3PP9TtfCFCCLsEFZTeN4mULi/JoItsQxy4s20N+gDb&#10;QuoW+xBuavkRxyNpsOLQUGJDq5Ly392fUZCOm+VxY699UX+d0mybTdb7iVfq9WVYTkF4GvxDfHdv&#10;dJgff47g/5twgpzfAAAA//8DAFBLAQItABQABgAIAAAAIQDb4fbL7gAAAIUBAAATAAAAAAAAAAAA&#10;AAAAAAAAAABbQ29udGVudF9UeXBlc10ueG1sUEsBAi0AFAAGAAgAAAAhAFr0LFu/AAAAFQEAAAsA&#10;AAAAAAAAAAAAAAAAHwEAAF9yZWxzLy5yZWxzUEsBAi0AFAAGAAgAAAAhAN9kLqbEAAAA3QAAAA8A&#10;AAAAAAAAAAAAAAAABwIAAGRycy9kb3ducmV2LnhtbFBLBQYAAAAAAwADALcAAAD4AgAAAAA=&#10;" filled="f" stroked="f">
+                <v:rect id="Rectangle 1046" o:spid="_x0000_s1139" style="position:absolute;left:9245;top:18791;width:859;height:2068;visibility:visible;mso-wrap-style:square;v-text-anchor:top" o:gfxdata="UEsDBBQABgAIAAAAIQDb4fbL7gAAAIUBAAATAAAAW0NvbnRlbnRfVHlwZXNdLnhtbHyQz07DMAyH&#10;70i8Q+QralM4IITa7kDhCAiNB7ASt43WOlEcyvb2pNu4IODoPz9/n1xv9vOkForiPDdwXVagiI23&#10;jocG3rdPxR0oScgWJ8/UwIEENu3lRb09BBKV0ywNjCmFe63FjDSjlD4Q50nv44wpl3HQAc0OB9I3&#10;VXWrjedEnIq03oC27qjHjympx31un0wiTQLq4bS4shrAECZnMGVTvbD9QSnOhDInjzsyuiBXWQP0&#10;r4R18jfgnHvJr4nOknrFmJ5xzhraRtHWf3Kkpfz/yGo5S+H73hkquyhdjr3R8m2lj09svwAAAP//&#10;AwBQSwMEFAAGAAgAAAAhAFr0LFu/AAAAFQEAAAsAAABfcmVscy8ucmVsc2zPwWrDMAwG4Ptg72B0&#10;X5TuUMaI01uh19I+gLGVxCy2jGSy9e1nemrHjpL4P0nD4SetZiPRyNnCruvBUPYcYp4tXC/Htw8w&#10;Wl0ObuVMFm6kcBhfX4Yzra62kC6xqGlKVgtLreUTUf1CyWnHhXKbTCzJ1VbKjMX5LzcTvvf9HuXR&#10;gPHJNKdgQU5hB+ZyK23zHztFL6w81c5zQp6m6P9TMfB3PtPWFCczVQtB9N4U2rp2HOA44NMz4y8A&#10;AAD//wMAUEsDBBQABgAIAAAAIQDfZC6mxAAAAN0AAAAPAAAAZHJzL2Rvd25yZXYueG1sRE9Na8JA&#10;EL0X+h+WKfTWbFqKaHQV0ZZ4tCpEb0N2TEKzsyG7TaK/3i0I3ubxPme2GEwtOmpdZVnBexSDIM6t&#10;rrhQcNh/v41BOI+ssbZMCi7kYDF/fpphom3PP9TtfCFCCLsEFZTeN4mULi/JoItsQxy4s20N+gDb&#10;QuoW+xBuavkRxyNpsOLQUGJDq5Ly392fUZCOm+VxY699UX+d0mybTdb7iVfq9WVYTkF4GvxDfHdv&#10;dJgff47g/5twgpzfAAAA//8DAFBLAQItABQABgAIAAAAIQDb4fbL7gAAAIUBAAATAAAAAAAAAAAA&#10;AAAAAAAAAABbQ29udGVudF9UeXBlc10ueG1sUEsBAi0AFAAGAAgAAAAhAFr0LFu/AAAAFQEAAAsA&#10;AAAAAAAAAAAAAAAAHwEAAF9yZWxzLy5yZWxzUEsBAi0AFAAGAAgAAAAhAN9kLqbEAAAA3QAAAA8A&#10;AAAAAAAAAAAAAAAABwIAAGRycy9kb3ducmV2LnhtbFBLBQYAAAAAAwADALcAAAD4AgAAAAA=&#10;" filled="f" stroked="f">
                   <v:textbox inset="0,0,0,0">
                     <w:txbxContent>
                       <w:p>
@@ -15963,7 +16408,7 @@
                     </w:txbxContent>
                   </v:textbox>
                 </v:rect>
-                <v:rect id="Rectangle 1047" o:spid="_x0000_s1131" style="position:absolute;left:9880;top:18791;width:2111;height:2068;visibility:visible;mso-wrap-style:square;v-text-anchor:top" o:gfxdata="UEsDBBQABgAIAAAAIQDb4fbL7gAAAIUBAAATAAAAW0NvbnRlbnRfVHlwZXNdLnhtbHyQz07DMAyH&#10;70i8Q+QralM4IITa7kDhCAiNB7ASt43WOlEcyvb2pNu4IODoPz9/n1xv9vOkForiPDdwXVagiI23&#10;jocG3rdPxR0oScgWJ8/UwIEENu3lRb09BBKV0ywNjCmFe63FjDSjlD4Q50nv44wpl3HQAc0OB9I3&#10;VXWrjedEnIq03oC27qjHjympx31un0wiTQLq4bS4shrAECZnMGVTvbD9QSnOhDInjzsyuiBXWQP0&#10;r4R18jfgnHvJr4nOknrFmJ5xzhraRtHWf3Kkpfz/yGo5S+H73hkquyhdjr3R8m2lj09svwAAAP//&#10;AwBQSwMEFAAGAAgAAAAhAFr0LFu/AAAAFQEAAAsAAABfcmVscy8ucmVsc2zPwWrDMAwG4Ptg72B0&#10;X5TuUMaI01uh19I+gLGVxCy2jGSy9e1nemrHjpL4P0nD4SetZiPRyNnCruvBUPYcYp4tXC/Htw8w&#10;Wl0ObuVMFm6kcBhfX4Yzra62kC6xqGlKVgtLreUTUf1CyWnHhXKbTCzJ1VbKjMX5LzcTvvf9HuXR&#10;gPHJNKdgQU5hB+ZyK23zHztFL6w81c5zQp6m6P9TMfB3PtPWFCczVQtB9N4U2rp2HOA44NMz4y8A&#10;AAD//wMAUEsDBBQABgAIAAAAIQCwKIs9xQAAAN0AAAAPAAAAZHJzL2Rvd25yZXYueG1sRE9La8JA&#10;EL4X+h+WKXirm4q0MXUV8UFyrEawvQ3ZaRKanQ3Z1aT+erdQ8DYf33Pmy8E04kKdqy0reBlHIIgL&#10;q2suFRzz3XMMwnlkjY1lUvBLDpaLx4c5Jtr2vKfLwZcihLBLUEHlfZtI6YqKDLqxbYkD9207gz7A&#10;rpS6wz6Em0ZOouhVGqw5NFTY0rqi4udwNgrSuF19Zvbal832Kz19nGabfOaVGj0Nq3cQngZ/F/+7&#10;Mx3mR9M3+PsmnCAXNwAAAP//AwBQSwECLQAUAAYACAAAACEA2+H2y+4AAACFAQAAEwAAAAAAAAAA&#10;AAAAAAAAAAAAW0NvbnRlbnRfVHlwZXNdLnhtbFBLAQItABQABgAIAAAAIQBa9CxbvwAAABUBAAAL&#10;AAAAAAAAAAAAAAAAAB8BAABfcmVscy8ucmVsc1BLAQItABQABgAIAAAAIQCwKIs9xQAAAN0AAAAP&#10;AAAAAAAAAAAAAAAAAAcCAABkcnMvZG93bnJldi54bWxQSwUGAAAAAAMAAwC3AAAA+QIAAAAA&#10;" filled="f" stroked="f">
+                <v:rect id="Rectangle 1047" o:spid="_x0000_s1140" style="position:absolute;left:9880;top:18791;width:2111;height:2068;visibility:visible;mso-wrap-style:square;v-text-anchor:top" o:gfxdata="UEsDBBQABgAIAAAAIQDb4fbL7gAAAIUBAAATAAAAW0NvbnRlbnRfVHlwZXNdLnhtbHyQz07DMAyH&#10;70i8Q+QralM4IITa7kDhCAiNB7ASt43WOlEcyvb2pNu4IODoPz9/n1xv9vOkForiPDdwXVagiI23&#10;jocG3rdPxR0oScgWJ8/UwIEENu3lRb09BBKV0ywNjCmFe63FjDSjlD4Q50nv44wpl3HQAc0OB9I3&#10;VXWrjedEnIq03oC27qjHjympx31un0wiTQLq4bS4shrAECZnMGVTvbD9QSnOhDInjzsyuiBXWQP0&#10;r4R18jfgnHvJr4nOknrFmJ5xzhraRtHWf3Kkpfz/yGo5S+H73hkquyhdjr3R8m2lj09svwAAAP//&#10;AwBQSwMEFAAGAAgAAAAhAFr0LFu/AAAAFQEAAAsAAABfcmVscy8ucmVsc2zPwWrDMAwG4Ptg72B0&#10;X5TuUMaI01uh19I+gLGVxCy2jGSy9e1nemrHjpL4P0nD4SetZiPRyNnCruvBUPYcYp4tXC/Htw8w&#10;Wl0ObuVMFm6kcBhfX4Yzra62kC6xqGlKVgtLreUTUf1CyWnHhXKbTCzJ1VbKjMX5LzcTvvf9HuXR&#10;gPHJNKdgQU5hB+ZyK23zHztFL6w81c5zQp6m6P9TMfB3PtPWFCczVQtB9N4U2rp2HOA44NMz4y8A&#10;AAD//wMAUEsDBBQABgAIAAAAIQCwKIs9xQAAAN0AAAAPAAAAZHJzL2Rvd25yZXYueG1sRE9La8JA&#10;EL4X+h+WKXirm4q0MXUV8UFyrEawvQ3ZaRKanQ3Z1aT+erdQ8DYf33Pmy8E04kKdqy0reBlHIIgL&#10;q2suFRzz3XMMwnlkjY1lUvBLDpaLx4c5Jtr2vKfLwZcihLBLUEHlfZtI6YqKDLqxbYkD9207gz7A&#10;rpS6wz6Em0ZOouhVGqw5NFTY0rqi4udwNgrSuF19Zvbal832Kz19nGabfOaVGj0Nq3cQngZ/F/+7&#10;Mx3mR9M3+PsmnCAXNwAAAP//AwBQSwECLQAUAAYACAAAACEA2+H2y+4AAACFAQAAEwAAAAAAAAAA&#10;AAAAAAAAAAAAW0NvbnRlbnRfVHlwZXNdLnhtbFBLAQItABQABgAIAAAAIQBa9CxbvwAAABUBAAAL&#10;AAAAAAAAAAAAAAAAAB8BAABfcmVscy8ucmVsc1BLAQItABQABgAIAAAAIQCwKIs9xQAAAN0AAAAP&#10;AAAAAAAAAAAAAAAAAAcCAABkcnMvZG93bnJldi54bWxQSwUGAAAAAAMAAwC3AAAA+QIAAAAA&#10;" filled="f" stroked="f">
                   <v:textbox inset="0,0,0,0">
                     <w:txbxContent>
                       <w:p>
@@ -15977,7 +16422,7 @@
                     </w:txbxContent>
                   </v:textbox>
                 </v:rect>
-                <v:rect id="Rectangle 1048" o:spid="_x0000_s1132" style="position:absolute;left:11468;top:18791;width:459;height:2068;visibility:visible;mso-wrap-style:square;v-text-anchor:top" o:gfxdata="UEsDBBQABgAIAAAAIQDb4fbL7gAAAIUBAAATAAAAW0NvbnRlbnRfVHlwZXNdLnhtbHyQz07DMAyH&#10;70i8Q+QralM4IITa7kDhCAiNB7ASt43WOlEcyvb2pNu4IODoPz9/n1xv9vOkForiPDdwXVagiI23&#10;jocG3rdPxR0oScgWJ8/UwIEENu3lRb09BBKV0ywNjCmFe63FjDSjlD4Q50nv44wpl3HQAc0OB9I3&#10;VXWrjedEnIq03oC27qjHjympx31un0wiTQLq4bS4shrAECZnMGVTvbD9QSnOhDInjzsyuiBXWQP0&#10;r4R18jfgnHvJr4nOknrFmJ5xzhraRtHWf3Kkpfz/yGo5S+H73hkquyhdjr3R8m2lj09svwAAAP//&#10;AwBQSwMEFAAGAAgAAAAhAFr0LFu/AAAAFQEAAAsAAABfcmVscy8ucmVsc2zPwWrDMAwG4Ptg72B0&#10;X5TuUMaI01uh19I+gLGVxCy2jGSy9e1nemrHjpL4P0nD4SetZiPRyNnCruvBUPYcYp4tXC/Htw8w&#10;Wl0ObuVMFm6kcBhfX4Yzra62kC6xqGlKVgtLreUTUf1CyWnHhXKbTCzJ1VbKjMX5LzcTvvf9HuXR&#10;gPHJNKdgQU5hB+ZyK23zHztFL6w81c5zQp6m6P9TMfB3PtPWFCczVQtB9N4U2rp2HOA44NMz4y8A&#10;AAD//wMAUEsDBBQABgAIAAAAIQDBtx9PxwAAAN0AAAAPAAAAZHJzL2Rvd25yZXYueG1sRI9Ba8JA&#10;EIXvBf/DMkJvdaOUojEbEW3RY9WC9TZkp0lodjZktybtr+8cBG8zvDfvfZOtBteoK3Wh9mxgOklA&#10;ERfe1lwa+Di9Pc1BhYhssfFMBn4pwCofPWSYWt/zga7HWCoJ4ZCigSrGNtU6FBU5DBPfEov25TuH&#10;Udau1LbDXsJdo2dJ8qId1iwNFba0qaj4Pv44A7t5u/7c+7++bF4vu/P7ebE9LaIxj+NhvQQVaYh3&#10;8+16bwU/eRZc+UZG0Pk/AAAA//8DAFBLAQItABQABgAIAAAAIQDb4fbL7gAAAIUBAAATAAAAAAAA&#10;AAAAAAAAAAAAAABbQ29udGVudF9UeXBlc10ueG1sUEsBAi0AFAAGAAgAAAAhAFr0LFu/AAAAFQEA&#10;AAsAAAAAAAAAAAAAAAAAHwEAAF9yZWxzLy5yZWxzUEsBAi0AFAAGAAgAAAAhAMG3H0/HAAAA3QAA&#10;AA8AAAAAAAAAAAAAAAAABwIAAGRycy9kb3ducmV2LnhtbFBLBQYAAAAAAwADALcAAAD7AgAAAAA=&#10;" filled="f" stroked="f">
+                <v:rect id="Rectangle 1048" o:spid="_x0000_s1141" style="position:absolute;left:11468;top:18791;width:459;height:2068;visibility:visible;mso-wrap-style:square;v-text-anchor:top" o:gfxdata="UEsDBBQABgAIAAAAIQDb4fbL7gAAAIUBAAATAAAAW0NvbnRlbnRfVHlwZXNdLnhtbHyQz07DMAyH&#10;70i8Q+QralM4IITa7kDhCAiNB7ASt43WOlEcyvb2pNu4IODoPz9/n1xv9vOkForiPDdwXVagiI23&#10;jocG3rdPxR0oScgWJ8/UwIEENu3lRb09BBKV0ywNjCmFe63FjDSjlD4Q50nv44wpl3HQAc0OB9I3&#10;VXWrjedEnIq03oC27qjHjympx31un0wiTQLq4bS4shrAECZnMGVTvbD9QSnOhDInjzsyuiBXWQP0&#10;r4R18jfgnHvJr4nOknrFmJ5xzhraRtHWf3Kkpfz/yGo5S+H73hkquyhdjr3R8m2lj09svwAAAP//&#10;AwBQSwMEFAAGAAgAAAAhAFr0LFu/AAAAFQEAAAsAAABfcmVscy8ucmVsc2zPwWrDMAwG4Ptg72B0&#10;X5TuUMaI01uh19I+gLGVxCy2jGSy9e1nemrHjpL4P0nD4SetZiPRyNnCruvBUPYcYp4tXC/Htw8w&#10;Wl0ObuVMFm6kcBhfX4Yzra62kC6xqGlKVgtLreUTUf1CyWnHhXKbTCzJ1VbKjMX5LzcTvvf9HuXR&#10;gPHJNKdgQU5hB+ZyK23zHztFL6w81c5zQp6m6P9TMfB3PtPWFCczVQtB9N4U2rp2HOA44NMz4y8A&#10;AAD//wMAUEsDBBQABgAIAAAAIQDBtx9PxwAAAN0AAAAPAAAAZHJzL2Rvd25yZXYueG1sRI9Ba8JA&#10;EIXvBf/DMkJvdaOUojEbEW3RY9WC9TZkp0lodjZktybtr+8cBG8zvDfvfZOtBteoK3Wh9mxgOklA&#10;ERfe1lwa+Di9Pc1BhYhssfFMBn4pwCofPWSYWt/zga7HWCoJ4ZCigSrGNtU6FBU5DBPfEov25TuH&#10;Udau1LbDXsJdo2dJ8qId1iwNFba0qaj4Pv44A7t5u/7c+7++bF4vu/P7ebE9LaIxj+NhvQQVaYh3&#10;8+16bwU/eRZc+UZG0Pk/AAAA//8DAFBLAQItABQABgAIAAAAIQDb4fbL7gAAAIUBAAATAAAAAAAA&#10;AAAAAAAAAAAAAABbQ29udGVudF9UeXBlc10ueG1sUEsBAi0AFAAGAAgAAAAhAFr0LFu/AAAAFQEA&#10;AAsAAAAAAAAAAAAAAAAAHwEAAF9yZWxzLy5yZWxzUEsBAi0AFAAGAAgAAAAhAMG3H0/HAAAA3QAA&#10;AA8AAAAAAAAAAAAAAAAABwIAAGRycy9kb3ducmV2LnhtbFBLBQYAAAAAAwADALcAAAD7AgAAAAA=&#10;" filled="f" stroked="f">
                   <v:textbox inset="0,0,0,0">
                     <w:txbxContent>
                       <w:p>
@@ -15991,16 +16436,16 @@
                     </w:txbxContent>
                   </v:textbox>
                 </v:rect>
-                <v:shape id="Shape 21147" o:spid="_x0000_s1133" style="position:absolute;left:9692;top:34073;width:5234;height:3117;visibility:visible;mso-wrap-style:square;v-text-anchor:top" coordsize="523342,311709" o:gfxdata="UEsDBBQABgAIAAAAIQDb4fbL7gAAAIUBAAATAAAAW0NvbnRlbnRfVHlwZXNdLnhtbHyQz07DMAyH&#10;70i8Q+QralM4IITa7kDhCAiNB7ASt43WOlEcyvb2pNu4IODoPz9/n1xv9vOkForiPDdwXVagiI23&#10;jocG3rdPxR0oScgWJ8/UwIEENu3lRb09BBKV0ywNjCmFe63FjDSjlD4Q50nv44wpl3HQAc0OB9I3&#10;VXWrjedEnIq03oC27qjHjympx31un0wiTQLq4bS4shrAECZnMGVTvbD9QSnOhDInjzsyuiBXWQP0&#10;r4R18jfgnHvJr4nOknrFmJ5xzhraRtHWf3Kkpfz/yGo5S+H73hkquyhdjr3R8m2lj09svwAAAP//&#10;AwBQSwMEFAAGAAgAAAAhAFr0LFu/AAAAFQEAAAsAAABfcmVscy8ucmVsc2zPwWrDMAwG4Ptg72B0&#10;X5TuUMaI01uh19I+gLGVxCy2jGSy9e1nemrHjpL4P0nD4SetZiPRyNnCruvBUPYcYp4tXC/Htw8w&#10;Wl0ObuVMFm6kcBhfX4Yzra62kC6xqGlKVgtLreUTUf1CyWnHhXKbTCzJ1VbKjMX5LzcTvvf9HuXR&#10;gPHJNKdgQU5hB+ZyK23zHztFL6w81c5zQp6m6P9TMfB3PtPWFCczVQtB9N4U2rp2HOA44NMz4y8A&#10;AAD//wMAUEsDBBQABgAIAAAAIQBCmBMpxwAAAN4AAAAPAAAAZHJzL2Rvd25yZXYueG1sRI9Ba8JA&#10;FITvQv/D8gpeRDcJkpbUNZRCqdKLTXPx9sy+JqHZtyG7jfHfuwXB4zAz3zCbfDKdGGlwrWUF8SoC&#10;QVxZ3XKtoPx+Xz6DcB5ZY2eZFFzIQb59mG0w0/bMXzQWvhYBwi5DBY33fSalqxoy6Fa2Jw7ejx0M&#10;+iCHWuoBzwFuOplEUSoNthwWGuzpraHqt/gzCvqPz/RwmPa79HQsfbTYSzraUan54/T6AsLT5O/h&#10;W3unFSRxvH6C/zvhCsjtFQAA//8DAFBLAQItABQABgAIAAAAIQDb4fbL7gAAAIUBAAATAAAAAAAA&#10;AAAAAAAAAAAAAABbQ29udGVudF9UeXBlc10ueG1sUEsBAi0AFAAGAAgAAAAhAFr0LFu/AAAAFQEA&#10;AAsAAAAAAAAAAAAAAAAAHwEAAF9yZWxzLy5yZWxzUEsBAi0AFAAGAAgAAAAhAEKYEynHAAAA3gAA&#10;AA8AAAAAAAAAAAAAAAAABwIAAGRycy9kb3ducmV2LnhtbFBLBQYAAAAAAwADALcAAAD7AgAAAAA=&#10;" path="m,l523342,r,311709l,311709,,e" fillcolor="#9dc3e6" stroked="f" strokeweight="0">
+                <v:shape id="Shape 21147" o:spid="_x0000_s1142" style="position:absolute;left:9692;top:34073;width:5234;height:3117;visibility:visible;mso-wrap-style:square;v-text-anchor:top" coordsize="523342,311709" o:gfxdata="UEsDBBQABgAIAAAAIQDb4fbL7gAAAIUBAAATAAAAW0NvbnRlbnRfVHlwZXNdLnhtbHyQz07DMAyH&#10;70i8Q+QralM4IITa7kDhCAiNB7ASt43WOlEcyvb2pNu4IODoPz9/n1xv9vOkForiPDdwXVagiI23&#10;jocG3rdPxR0oScgWJ8/UwIEENu3lRb09BBKV0ywNjCmFe63FjDSjlD4Q50nv44wpl3HQAc0OB9I3&#10;VXWrjedEnIq03oC27qjHjympx31un0wiTQLq4bS4shrAECZnMGVTvbD9QSnOhDInjzsyuiBXWQP0&#10;r4R18jfgnHvJr4nOknrFmJ5xzhraRtHWf3Kkpfz/yGo5S+H73hkquyhdjr3R8m2lj09svwAAAP//&#10;AwBQSwMEFAAGAAgAAAAhAFr0LFu/AAAAFQEAAAsAAABfcmVscy8ucmVsc2zPwWrDMAwG4Ptg72B0&#10;X5TuUMaI01uh19I+gLGVxCy2jGSy9e1nemrHjpL4P0nD4SetZiPRyNnCruvBUPYcYp4tXC/Htw8w&#10;Wl0ObuVMFm6kcBhfX4Yzra62kC6xqGlKVgtLreUTUf1CyWnHhXKbTCzJ1VbKjMX5LzcTvvf9HuXR&#10;gPHJNKdgQU5hB+ZyK23zHztFL6w81c5zQp6m6P9TMfB3PtPWFCczVQtB9N4U2rp2HOA44NMz4y8A&#10;AAD//wMAUEsDBBQABgAIAAAAIQBCmBMpxwAAAN4AAAAPAAAAZHJzL2Rvd25yZXYueG1sRI9Ba8JA&#10;FITvQv/D8gpeRDcJkpbUNZRCqdKLTXPx9sy+JqHZtyG7jfHfuwXB4zAz3zCbfDKdGGlwrWUF8SoC&#10;QVxZ3XKtoPx+Xz6DcB5ZY2eZFFzIQb59mG0w0/bMXzQWvhYBwi5DBY33fSalqxoy6Fa2Jw7ejx0M&#10;+iCHWuoBzwFuOplEUSoNthwWGuzpraHqt/gzCvqPz/RwmPa79HQsfbTYSzraUan54/T6AsLT5O/h&#10;W3unFSRxvH6C/zvhCsjtFQAA//8DAFBLAQItABQABgAIAAAAIQDb4fbL7gAAAIUBAAATAAAAAAAA&#10;AAAAAAAAAAAAAABbQ29udGVudF9UeXBlc10ueG1sUEsBAi0AFAAGAAgAAAAhAFr0LFu/AAAAFQEA&#10;AAsAAAAAAAAAAAAAAAAAHwEAAF9yZWxzLy5yZWxzUEsBAi0AFAAGAAgAAAAhAEKYEynHAAAA3gAA&#10;AA8AAAAAAAAAAAAAAAAABwIAAGRycy9kb3ducmV2LnhtbFBLBQYAAAAAAwADALcAAAD7AgAAAAA=&#10;" path="m,l523342,r,311709l,311709,,e" fillcolor="#9dc3e6" stroked="f" strokeweight="0">
                   <v:path arrowok="t" textboxrect="0,0,523342,311709"/>
                 </v:shape>
-                <v:shape id="Shape 1050" o:spid="_x0000_s1134" style="position:absolute;left:9692;top:34073;width:5234;height:3117;visibility:visible;mso-wrap-style:square;v-text-anchor:top" coordsize="523342,311709" o:gfxdata="UEsDBBQABgAIAAAAIQDb4fbL7gAAAIUBAAATAAAAW0NvbnRlbnRfVHlwZXNdLnhtbHyQz07DMAyH&#10;70i8Q+QralM4IITa7kDhCAiNB7ASt43WOlEcyvb2pNu4IODoPz9/n1xv9vOkForiPDdwXVagiI23&#10;jocG3rdPxR0oScgWJ8/UwIEENu3lRb09BBKV0ywNjCmFe63FjDSjlD4Q50nv44wpl3HQAc0OB9I3&#10;VXWrjedEnIq03oC27qjHjympx31un0wiTQLq4bS4shrAECZnMGVTvbD9QSnOhDInjzsyuiBXWQP0&#10;r4R18jfgnHvJr4nOknrFmJ5xzhraRtHWf3Kkpfz/yGo5S+H73hkquyhdjr3R8m2lj09svwAAAP//&#10;AwBQSwMEFAAGAAgAAAAhAFr0LFu/AAAAFQEAAAsAAABfcmVscy8ucmVsc2zPwWrDMAwG4Ptg72B0&#10;X5TuUMaI01uh19I+gLGVxCy2jGSy9e1nemrHjpL4P0nD4SetZiPRyNnCruvBUPYcYp4tXC/Htw8w&#10;Wl0ObuVMFm6kcBhfX4Yzra62kC6xqGlKVgtLreUTUf1CyWnHhXKbTCzJ1VbKjMX5LzcTvvf9HuXR&#10;gPHJNKdgQU5hB+ZyK23zHztFL6w81c5zQp6m6P9TMfB3PtPWFCczVQtB9N4U2rp2HOA44NMz4y8A&#10;AAD//wMAUEsDBBQABgAIAAAAIQDDGEqqxgAAAN0AAAAPAAAAZHJzL2Rvd25yZXYueG1sRI9BSwMx&#10;EIXvgv8hjOBFbKJYtWvTokKh0EOxLnodNtPN0s1kSWK7/vvOQfA2w3vz3jfz5Rh6daSUu8gW7iYG&#10;FHETXcethfpzdfsMKhdkh31ksvBLGZaLy4s5Vi6e+IOOu9IqCeFcoQVfylBpnRtPAfMkDsSi7WMK&#10;WGRNrXYJTxIeen1vzKMO2LE0eBzo3VNz2P0ECzd6tXlI9eHpe7Yx+Pa1HdDXU2uvr8bXF1CFxvJv&#10;/rteO8E3U+GXb2QEvTgDAAD//wMAUEsBAi0AFAAGAAgAAAAhANvh9svuAAAAhQEAABMAAAAAAAAA&#10;AAAAAAAAAAAAAFtDb250ZW50X1R5cGVzXS54bWxQSwECLQAUAAYACAAAACEAWvQsW78AAAAVAQAA&#10;CwAAAAAAAAAAAAAAAAAfAQAAX3JlbHMvLnJlbHNQSwECLQAUAAYACAAAACEAwxhKqsYAAADdAAAA&#10;DwAAAAAAAAAAAAAAAAAHAgAAZHJzL2Rvd25yZXYueG1sUEsFBgAAAAADAAMAtwAAAPoCAAAAAA==&#10;" path="m,311709r523342,l523342,,,,,311709xe" filled="f" strokeweight=".5pt">
+                <v:shape id="Shape 1050" o:spid="_x0000_s1143" style="position:absolute;left:9692;top:34073;width:5234;height:3117;visibility:visible;mso-wrap-style:square;v-text-anchor:top" coordsize="523342,311709" o:gfxdata="UEsDBBQABgAIAAAAIQDb4fbL7gAAAIUBAAATAAAAW0NvbnRlbnRfVHlwZXNdLnhtbHyQz07DMAyH&#10;70i8Q+QralM4IITa7kDhCAiNB7ASt43WOlEcyvb2pNu4IODoPz9/n1xv9vOkForiPDdwXVagiI23&#10;jocG3rdPxR0oScgWJ8/UwIEENu3lRb09BBKV0ywNjCmFe63FjDSjlD4Q50nv44wpl3HQAc0OB9I3&#10;VXWrjedEnIq03oC27qjHjympx31un0wiTQLq4bS4shrAECZnMGVTvbD9QSnOhDInjzsyuiBXWQP0&#10;r4R18jfgnHvJr4nOknrFmJ5xzhraRtHWf3Kkpfz/yGo5S+H73hkquyhdjr3R8m2lj09svwAAAP//&#10;AwBQSwMEFAAGAAgAAAAhAFr0LFu/AAAAFQEAAAsAAABfcmVscy8ucmVsc2zPwWrDMAwG4Ptg72B0&#10;X5TuUMaI01uh19I+gLGVxCy2jGSy9e1nemrHjpL4P0nD4SetZiPRyNnCruvBUPYcYp4tXC/Htw8w&#10;Wl0ObuVMFm6kcBhfX4Yzra62kC6xqGlKVgtLreUTUf1CyWnHhXKbTCzJ1VbKjMX5LzcTvvf9HuXR&#10;gPHJNKdgQU5hB+ZyK23zHztFL6w81c5zQp6m6P9TMfB3PtPWFCczVQtB9N4U2rp2HOA44NMz4y8A&#10;AAD//wMAUEsDBBQABgAIAAAAIQDDGEqqxgAAAN0AAAAPAAAAZHJzL2Rvd25yZXYueG1sRI9BSwMx&#10;EIXvgv8hjOBFbKJYtWvTokKh0EOxLnodNtPN0s1kSWK7/vvOQfA2w3vz3jfz5Rh6daSUu8gW7iYG&#10;FHETXcethfpzdfsMKhdkh31ksvBLGZaLy4s5Vi6e+IOOu9IqCeFcoQVfylBpnRtPAfMkDsSi7WMK&#10;WGRNrXYJTxIeen1vzKMO2LE0eBzo3VNz2P0ECzd6tXlI9eHpe7Yx+Pa1HdDXU2uvr8bXF1CFxvJv&#10;/rteO8E3U+GXb2QEvTgDAAD//wMAUEsBAi0AFAAGAAgAAAAhANvh9svuAAAAhQEAABMAAAAAAAAA&#10;AAAAAAAAAAAAAFtDb250ZW50X1R5cGVzXS54bWxQSwECLQAUAAYACAAAACEAWvQsW78AAAAVAQAA&#10;CwAAAAAAAAAAAAAAAAAfAQAAX3JlbHMvLnJlbHNQSwECLQAUAAYACAAAACEAwxhKqsYAAADdAAAA&#10;DwAAAAAAAAAAAAAAAAAHAgAAZHJzL2Rvd25yZXYueG1sUEsFBgAAAAADAAMAtwAAAPoCAAAAAA==&#10;" path="m,311709r523342,l523342,,,,,311709xe" filled="f" strokeweight=".5pt">
                   <v:path arrowok="t" textboxrect="0,0,523342,311709"/>
                 </v:shape>
-                <v:shape id="Picture 1052" o:spid="_x0000_s1135" type="#_x0000_t75" style="position:absolute;left:9715;top:34563;width:5175;height:2127;visibility:visible;mso-wrap-style:square" o:gfxdata="UEsDBBQABgAIAAAAIQDb4fbL7gAAAIUBAAATAAAAW0NvbnRlbnRfVHlwZXNdLnhtbHyQz07DMAyH&#10;70i8Q+QralM4IITa7kDhCAiNB7ASt43WOlEcyvb2pNu4IODoPz9/n1xv9vOkForiPDdwXVagiI23&#10;jocG3rdPxR0oScgWJ8/UwIEENu3lRb09BBKV0ywNjCmFe63FjDSjlD4Q50nv44wpl3HQAc0OB9I3&#10;VXWrjedEnIq03oC27qjHjympx31un0wiTQLq4bS4shrAECZnMGVTvbD9QSnOhDInjzsyuiBXWQP0&#10;r4R18jfgnHvJr4nOknrFmJ5xzhraRtHWf3Kkpfz/yGo5S+H73hkquyhdjr3R8m2lj09svwAAAP//&#10;AwBQSwMEFAAGAAgAAAAhAFr0LFu/AAAAFQEAAAsAAABfcmVscy8ucmVsc2zPwWrDMAwG4Ptg72B0&#10;X5TuUMaI01uh19I+gLGVxCy2jGSy9e1nemrHjpL4P0nD4SetZiPRyNnCruvBUPYcYp4tXC/Htw8w&#10;Wl0ObuVMFm6kcBhfX4Yzra62kC6xqGlKVgtLreUTUf1CyWnHhXKbTCzJ1VbKjMX5LzcTvvf9HuXR&#10;gPHJNKdgQU5hB+ZyK23zHztFL6w81c5zQp6m6P9TMfB3PtPWFCczVQtB9N4U2rp2HOA44NMz4y8A&#10;AAD//wMAUEsDBBQABgAIAAAAIQAfXHuhxQAAAN0AAAAPAAAAZHJzL2Rvd25yZXYueG1sRE/fa8Iw&#10;EH4f7H8IN9iLaGrBMapR3MZExhCmvvh2NGdTbC61yZruv18Gwt7u4/t5i9VgG9FT52vHCqaTDARx&#10;6XTNlYLj4X38DMIHZI2NY1LwQx5Wy/u7BRbaRf6ifh8qkULYF6jAhNAWUvrSkEU/cS1x4s6usxgS&#10;7CqpO4wp3DYyz7InabHm1GCwpVdD5WX/bRWcI25O29HOvLx9VvlHv4nH2TUq9fgwrOcgAg3hX3xz&#10;b3Wan81y+PsmnSCXvwAAAP//AwBQSwECLQAUAAYACAAAACEA2+H2y+4AAACFAQAAEwAAAAAAAAAA&#10;AAAAAAAAAAAAW0NvbnRlbnRfVHlwZXNdLnhtbFBLAQItABQABgAIAAAAIQBa9CxbvwAAABUBAAAL&#10;AAAAAAAAAAAAAAAAAB8BAABfcmVscy8ucmVsc1BLAQItABQABgAIAAAAIQAfXHuhxQAAAN0AAAAP&#10;AAAAAAAAAAAAAAAAAAcCAABkcnMvZG93bnJldi54bWxQSwUGAAAAAAMAAwC3AAAA+QIAAAAA&#10;">
+                <v:shape id="Picture 1052" o:spid="_x0000_s1144" type="#_x0000_t75" style="position:absolute;left:9715;top:34563;width:5175;height:2127;visibility:visible;mso-wrap-style:square" o:gfxdata="UEsDBBQABgAIAAAAIQDb4fbL7gAAAIUBAAATAAAAW0NvbnRlbnRfVHlwZXNdLnhtbHyQz07DMAyH&#10;70i8Q+QralM4IITa7kDhCAiNB7ASt43WOlEcyvb2pNu4IODoPz9/n1xv9vOkForiPDdwXVagiI23&#10;jocG3rdPxR0oScgWJ8/UwIEENu3lRb09BBKV0ywNjCmFe63FjDSjlD4Q50nv44wpl3HQAc0OB9I3&#10;VXWrjedEnIq03oC27qjHjympx31un0wiTQLq4bS4shrAECZnMGVTvbD9QSnOhDInjzsyuiBXWQP0&#10;r4R18jfgnHvJr4nOknrFmJ5xzhraRtHWf3Kkpfz/yGo5S+H73hkquyhdjr3R8m2lj09svwAAAP//&#10;AwBQSwMEFAAGAAgAAAAhAFr0LFu/AAAAFQEAAAsAAABfcmVscy8ucmVsc2zPwWrDMAwG4Ptg72B0&#10;X5TuUMaI01uh19I+gLGVxCy2jGSy9e1nemrHjpL4P0nD4SetZiPRyNnCruvBUPYcYp4tXC/Htw8w&#10;Wl0ObuVMFm6kcBhfX4Yzra62kC6xqGlKVgtLreUTUf1CyWnHhXKbTCzJ1VbKjMX5LzcTvvf9HuXR&#10;gPHJNKdgQU5hB+ZyK23zHztFL6w81c5zQp6m6P9TMfB3PtPWFCczVQtB9N4U2rp2HOA44NMz4y8A&#10;AAD//wMAUEsDBBQABgAIAAAAIQAfXHuhxQAAAN0AAAAPAAAAZHJzL2Rvd25yZXYueG1sRE/fa8Iw&#10;EH4f7H8IN9iLaGrBMapR3MZExhCmvvh2NGdTbC61yZruv18Gwt7u4/t5i9VgG9FT52vHCqaTDARx&#10;6XTNlYLj4X38DMIHZI2NY1LwQx5Wy/u7BRbaRf6ifh8qkULYF6jAhNAWUvrSkEU/cS1x4s6usxgS&#10;7CqpO4wp3DYyz7InabHm1GCwpVdD5WX/bRWcI25O29HOvLx9VvlHv4nH2TUq9fgwrOcgAg3hX3xz&#10;b3Wan81y+PsmnSCXvwAAAP//AwBQSwECLQAUAAYACAAAACEA2+H2y+4AAACFAQAAEwAAAAAAAAAA&#10;AAAAAAAAAAAAW0NvbnRlbnRfVHlwZXNdLnhtbFBLAQItABQABgAIAAAAIQBa9CxbvwAAABUBAAAL&#10;AAAAAAAAAAAAAAAAAB8BAABfcmVscy8ucmVsc1BLAQItABQABgAIAAAAIQAfXHuhxQAAAN0AAAAP&#10;AAAAAAAAAAAAAAAAAAcCAABkcnMvZG93bnJldi54bWxQSwUGAAAAAAMAAwC3AAAA+QIAAAAA&#10;">
                   <v:imagedata r:id="rId37" o:title=""/>
                 </v:shape>
-                <v:rect id="Rectangle 1053" o:spid="_x0000_s1136" style="position:absolute;left:10642;top:34895;width:1772;height:2065;visibility:visible;mso-wrap-style:square;v-text-anchor:top" o:gfxdata="UEsDBBQABgAIAAAAIQDb4fbL7gAAAIUBAAATAAAAW0NvbnRlbnRfVHlwZXNdLnhtbHyQz07DMAyH&#10;70i8Q+QralM4IITa7kDhCAiNB7ASt43WOlEcyvb2pNu4IODoPz9/n1xv9vOkForiPDdwXVagiI23&#10;jocG3rdPxR0oScgWJ8/UwIEENu3lRb09BBKV0ywNjCmFe63FjDSjlD4Q50nv44wpl3HQAc0OB9I3&#10;VXWrjedEnIq03oC27qjHjympx31un0wiTQLq4bS4shrAECZnMGVTvbD9QSnOhDInjzsyuiBXWQP0&#10;r4R18jfgnHvJr4nOknrFmJ5xzhraRtHWf3Kkpfz/yGo5S+H73hkquyhdjr3R8m2lj09svwAAAP//&#10;AwBQSwMEFAAGAAgAAAAhAFr0LFu/AAAAFQEAAAsAAABfcmVscy8ucmVsc2zPwWrDMAwG4Ptg72B0&#10;X5TuUMaI01uh19I+gLGVxCy2jGSy9e1nemrHjpL4P0nD4SetZiPRyNnCruvBUPYcYp4tXC/Htw8w&#10;Wl0ObuVMFm6kcBhfX4Yzra62kC6xqGlKVgtLreUTUf1CyWnHhXKbTCzJ1VbKjMX5LzcTvvf9HuXR&#10;gPHJNKdgQU5hB+ZyK23zHztFL6w81c5zQp6m6P9TMfB3PtPWFCczVQtB9N4U2rp2HOA44NMz4y8A&#10;AAD//wMAUEsDBBQABgAIAAAAIQBKyhvjxQAAAN0AAAAPAAAAZHJzL2Rvd25yZXYueG1sRE9La8JA&#10;EL4X+h+WKXirmyotMXUV8UFyrEawvQ3ZaRKanQ3Z1aT+erdQ8DYf33Pmy8E04kKdqy0reBlHIIgL&#10;q2suFRzz3XMMwnlkjY1lUvBLDpaLx4c5Jtr2vKfLwZcihLBLUEHlfZtI6YqKDLqxbYkD9207gz7A&#10;rpS6wz6Em0ZOouhNGqw5NFTY0rqi4udwNgrSuF19Zvbal832Kz19nGabfOaVGj0Nq3cQngZ/F/+7&#10;Mx3mR69T+PsmnCAXNwAAAP//AwBQSwECLQAUAAYACAAAACEA2+H2y+4AAACFAQAAEwAAAAAAAAAA&#10;AAAAAAAAAAAAW0NvbnRlbnRfVHlwZXNdLnhtbFBLAQItABQABgAIAAAAIQBa9CxbvwAAABUBAAAL&#10;AAAAAAAAAAAAAAAAAB8BAABfcmVscy8ucmVsc1BLAQItABQABgAIAAAAIQBKyhvjxQAAAN0AAAAP&#10;AAAAAAAAAAAAAAAAAAcCAABkcnMvZG93bnJldi54bWxQSwUGAAAAAAMAAwC3AAAA+QIAAAAA&#10;" filled="f" stroked="f">
+                <v:rect id="Rectangle 1053" o:spid="_x0000_s1145" style="position:absolute;left:10642;top:34895;width:1772;height:2065;visibility:visible;mso-wrap-style:square;v-text-anchor:top" o:gfxdata="UEsDBBQABgAIAAAAIQDb4fbL7gAAAIUBAAATAAAAW0NvbnRlbnRfVHlwZXNdLnhtbHyQz07DMAyH&#10;70i8Q+QralM4IITa7kDhCAiNB7ASt43WOlEcyvb2pNu4IODoPz9/n1xv9vOkForiPDdwXVagiI23&#10;jocG3rdPxR0oScgWJ8/UwIEENu3lRb09BBKV0ywNjCmFe63FjDSjlD4Q50nv44wpl3HQAc0OB9I3&#10;VXWrjedEnIq03oC27qjHjympx31un0wiTQLq4bS4shrAECZnMGVTvbD9QSnOhDInjzsyuiBXWQP0&#10;r4R18jfgnHvJr4nOknrFmJ5xzhraRtHWf3Kkpfz/yGo5S+H73hkquyhdjr3R8m2lj09svwAAAP//&#10;AwBQSwMEFAAGAAgAAAAhAFr0LFu/AAAAFQEAAAsAAABfcmVscy8ucmVsc2zPwWrDMAwG4Ptg72B0&#10;X5TuUMaI01uh19I+gLGVxCy2jGSy9e1nemrHjpL4P0nD4SetZiPRyNnCruvBUPYcYp4tXC/Htw8w&#10;Wl0ObuVMFm6kcBhfX4Yzra62kC6xqGlKVgtLreUTUf1CyWnHhXKbTCzJ1VbKjMX5LzcTvvf9HuXR&#10;gPHJNKdgQU5hB+ZyK23zHztFL6w81c5zQp6m6P9TMfB3PtPWFCczVQtB9N4U2rp2HOA44NMz4y8A&#10;AAD//wMAUEsDBBQABgAIAAAAIQBKyhvjxQAAAN0AAAAPAAAAZHJzL2Rvd25yZXYueG1sRE9La8JA&#10;EL4X+h+WKXirmyotMXUV8UFyrEawvQ3ZaRKanQ3Z1aT+erdQ8DYf33Pmy8E04kKdqy0reBlHIIgL&#10;q2suFRzz3XMMwnlkjY1lUvBLDpaLx4c5Jtr2vKfLwZcihLBLUEHlfZtI6YqKDLqxbYkD9207gz7A&#10;rpS6wz6Em0ZOouhNGqw5NFTY0rqi4udwNgrSuF19Zvbal832Kz19nGabfOaVGj0Nq3cQngZ/F/+7&#10;Mx3mR69T+PsmnCAXNwAAAP//AwBQSwECLQAUAAYACAAAACEA2+H2y+4AAACFAQAAEwAAAAAAAAAA&#10;AAAAAAAAAAAAW0NvbnRlbnRfVHlwZXNdLnhtbFBLAQItABQABgAIAAAAIQBa9CxbvwAAABUBAAAL&#10;AAAAAAAAAAAAAAAAAB8BAABfcmVscy8ucmVsc1BLAQItABQABgAIAAAAIQBKyhvjxQAAAN0AAAAP&#10;AAAAAAAAAAAAAAAAAAcCAABkcnMvZG93bnJldi54bWxQSwUGAAAAAAMAAwC3AAAA+QIAAAAA&#10;" filled="f" stroked="f">
                   <v:textbox inset="0,0,0,0">
                     <w:txbxContent>
                       <w:p>
@@ -16014,7 +16459,7 @@
                     </w:txbxContent>
                   </v:textbox>
                 </v:rect>
-                <v:rect id="Rectangle 1054" o:spid="_x0000_s1137" style="position:absolute;left:11976;top:34895;width:2108;height:2065;visibility:visible;mso-wrap-style:square;v-text-anchor:top" o:gfxdata="UEsDBBQABgAIAAAAIQDb4fbL7gAAAIUBAAATAAAAW0NvbnRlbnRfVHlwZXNdLnhtbHyQz07DMAyH&#10;70i8Q+QralM4IITa7kDhCAiNB7ASt43WOlEcyvb2pNu4IODoPz9/n1xv9vOkForiPDdwXVagiI23&#10;jocG3rdPxR0oScgWJ8/UwIEENu3lRb09BBKV0ywNjCmFe63FjDSjlD4Q50nv44wpl3HQAc0OB9I3&#10;VXWrjedEnIq03oC27qjHjympx31un0wiTQLq4bS4shrAECZnMGVTvbD9QSnOhDInjzsyuiBXWQP0&#10;r4R18jfgnHvJr4nOknrFmJ5xzhraRtHWf3Kkpfz/yGo5S+H73hkquyhdjr3R8m2lj09svwAAAP//&#10;AwBQSwMEFAAGAAgAAAAhAFr0LFu/AAAAFQEAAAsAAABfcmVscy8ucmVsc2zPwWrDMAwG4Ptg72B0&#10;X5TuUMaI01uh19I+gLGVxCy2jGSy9e1nemrHjpL4P0nD4SetZiPRyNnCruvBUPYcYp4tXC/Htw8w&#10;Wl0ObuVMFm6kcBhfX4Yzra62kC6xqGlKVgtLreUTUf1CyWnHhXKbTCzJ1VbKjMX5LzcTvvf9HuXR&#10;gPHJNKdgQU5hB+ZyK23zHztFL6w81c5zQp6m6P9TMfB3PtPWFCczVQtB9N4U2rp2HOA44NMz4y8A&#10;AAD//wMAUEsDBBQABgAIAAAAIQDFI4OXxQAAAN0AAAAPAAAAZHJzL2Rvd25yZXYueG1sRE9La8JA&#10;EL4X+h+WKXirm4otMXUV8UFyrEawvQ3ZaRKanQ3Z1aT+erdQ8DYf33Pmy8E04kKdqy0reBlHIIgL&#10;q2suFRzz3XMMwnlkjY1lUvBLDpaLx4c5Jtr2vKfLwZcihLBLUEHlfZtI6YqKDLqxbYkD9207gz7A&#10;rpS6wz6Em0ZOouhNGqw5NFTY0rqi4udwNgrSuF19Zvbal832Kz19nGabfOaVGj0Nq3cQngZ/F/+7&#10;Mx3mR69T+PsmnCAXNwAAAP//AwBQSwECLQAUAAYACAAAACEA2+H2y+4AAACFAQAAEwAAAAAAAAAA&#10;AAAAAAAAAAAAW0NvbnRlbnRfVHlwZXNdLnhtbFBLAQItABQABgAIAAAAIQBa9CxbvwAAABUBAAAL&#10;AAAAAAAAAAAAAAAAAB8BAABfcmVscy8ucmVsc1BLAQItABQABgAIAAAAIQDFI4OXxQAAAN0AAAAP&#10;AAAAAAAAAAAAAAAAAAcCAABkcnMvZG93bnJldi54bWxQSwUGAAAAAAMAAwC3AAAA+QIAAAAA&#10;" filled="f" stroked="f">
+                <v:rect id="Rectangle 1054" o:spid="_x0000_s1146" style="position:absolute;left:11976;top:34895;width:2108;height:2065;visibility:visible;mso-wrap-style:square;v-text-anchor:top" o:gfxdata="UEsDBBQABgAIAAAAIQDb4fbL7gAAAIUBAAATAAAAW0NvbnRlbnRfVHlwZXNdLnhtbHyQz07DMAyH&#10;70i8Q+QralM4IITa7kDhCAiNB7ASt43WOlEcyvb2pNu4IODoPz9/n1xv9vOkForiPDdwXVagiI23&#10;jocG3rdPxR0oScgWJ8/UwIEENu3lRb09BBKV0ywNjCmFe63FjDSjlD4Q50nv44wpl3HQAc0OB9I3&#10;VXWrjedEnIq03oC27qjHjympx31un0wiTQLq4bS4shrAECZnMGVTvbD9QSnOhDInjzsyuiBXWQP0&#10;r4R18jfgnHvJr4nOknrFmJ5xzhraRtHWf3Kkpfz/yGo5S+H73hkquyhdjr3R8m2lj09svwAAAP//&#10;AwBQSwMEFAAGAAgAAAAhAFr0LFu/AAAAFQEAAAsAAABfcmVscy8ucmVsc2zPwWrDMAwG4Ptg72B0&#10;X5TuUMaI01uh19I+gLGVxCy2jGSy9e1nemrHjpL4P0nD4SetZiPRyNnCruvBUPYcYp4tXC/Htw8w&#10;Wl0ObuVMFm6kcBhfX4Yzra62kC6xqGlKVgtLreUTUf1CyWnHhXKbTCzJ1VbKjMX5LzcTvvf9HuXR&#10;gPHJNKdgQU5hB+ZyK23zHztFL6w81c5zQp6m6P9TMfB3PtPWFCczVQtB9N4U2rp2HOA44NMz4y8A&#10;AAD//wMAUEsDBBQABgAIAAAAIQDFI4OXxQAAAN0AAAAPAAAAZHJzL2Rvd25yZXYueG1sRE9La8JA&#10;EL4X+h+WKXirm4otMXUV8UFyrEawvQ3ZaRKanQ3Z1aT+erdQ8DYf33Pmy8E04kKdqy0reBlHIIgL&#10;q2suFRzz3XMMwnlkjY1lUvBLDpaLx4c5Jtr2vKfLwZcihLBLUEHlfZtI6YqKDLqxbYkD9207gz7A&#10;rpS6wz6Em0ZOouhNGqw5NFTY0rqi4udwNgrSuF19Zvbal832Kz19nGabfOaVGj0Nq3cQngZ/F/+7&#10;Mx3mR69T+PsmnCAXNwAAAP//AwBQSwECLQAUAAYACAAAACEA2+H2y+4AAACFAQAAEwAAAAAAAAAA&#10;AAAAAAAAAAAAW0NvbnRlbnRfVHlwZXNdLnhtbFBLAQItABQABgAIAAAAIQBa9CxbvwAAABUBAAAL&#10;AAAAAAAAAAAAAAAAAB8BAABfcmVscy8ucmVsc1BLAQItABQABgAIAAAAIQDFI4OXxQAAAN0AAAAP&#10;AAAAAAAAAAAAAAAAAAcCAABkcnMvZG93bnJldi54bWxQSwUGAAAAAAMAAwC3AAAA+QIAAAAA&#10;" filled="f" stroked="f">
                   <v:textbox inset="0,0,0,0">
                     <w:txbxContent>
                       <w:p>
@@ -16028,7 +16473,7 @@
                     </w:txbxContent>
                   </v:textbox>
                 </v:rect>
-                <v:rect id="Rectangle 1055" o:spid="_x0000_s1138" style="position:absolute;left:13563;top:34895;width:458;height:2065;visibility:visible;mso-wrap-style:square;v-text-anchor:top" o:gfxdata="UEsDBBQABgAIAAAAIQDb4fbL7gAAAIUBAAATAAAAW0NvbnRlbnRfVHlwZXNdLnhtbHyQz07DMAyH&#10;70i8Q+QralM4IITa7kDhCAiNB7ASt43WOlEcyvb2pNu4IODoPz9/n1xv9vOkForiPDdwXVagiI23&#10;jocG3rdPxR0oScgWJ8/UwIEENu3lRb09BBKV0ywNjCmFe63FjDSjlD4Q50nv44wpl3HQAc0OB9I3&#10;VXWrjedEnIq03oC27qjHjympx31un0wiTQLq4bS4shrAECZnMGVTvbD9QSnOhDInjzsyuiBXWQP0&#10;r4R18jfgnHvJr4nOknrFmJ5xzhraRtHWf3Kkpfz/yGo5S+H73hkquyhdjr3R8m2lj09svwAAAP//&#10;AwBQSwMEFAAGAAgAAAAhAFr0LFu/AAAAFQEAAAsAAABfcmVscy8ucmVsc2zPwWrDMAwG4Ptg72B0&#10;X5TuUMaI01uh19I+gLGVxCy2jGSy9e1nemrHjpL4P0nD4SetZiPRyNnCruvBUPYcYp4tXC/Htw8w&#10;Wl0ObuVMFm6kcBhfX4Yzra62kC6xqGlKVgtLreUTUf1CyWnHhXKbTCzJ1VbKjMX5LzcTvvf9HuXR&#10;gPHJNKdgQU5hB+ZyK23zHztFL6w81c5zQp6m6P9TMfB3PtPWFCczVQtB9N4U2rp2HOA44NMz4y8A&#10;AAD//wMAUEsDBBQABgAIAAAAIQCqbyYMxAAAAN0AAAAPAAAAZHJzL2Rvd25yZXYueG1sRE9Na8JA&#10;EL0X/A/LCL01GwsRTV1FtKLHVoW0tyE7TYLZ2ZBdk9Rf3y0I3ubxPmexGkwtOmpdZVnBJIpBEOdW&#10;V1woOJ92LzMQziNrrC2Tgl9ysFqOnhaYatvzJ3VHX4gQwi5FBaX3TSqly0sy6CLbEAfux7YGfYBt&#10;IXWLfQg3tXyN46k0WHFoKLGhTUn55Xg1CvazZv11sLe+qN+/99lHNt+e5l6p5/GwfgPhafAP8d19&#10;0GF+nCTw/004QS7/AAAA//8DAFBLAQItABQABgAIAAAAIQDb4fbL7gAAAIUBAAATAAAAAAAAAAAA&#10;AAAAAAAAAABbQ29udGVudF9UeXBlc10ueG1sUEsBAi0AFAAGAAgAAAAhAFr0LFu/AAAAFQEAAAsA&#10;AAAAAAAAAAAAAAAAHwEAAF9yZWxzLy5yZWxzUEsBAi0AFAAGAAgAAAAhAKpvJgzEAAAA3QAAAA8A&#10;AAAAAAAAAAAAAAAABwIAAGRycy9kb3ducmV2LnhtbFBLBQYAAAAAAwADALcAAAD4AgAAAAA=&#10;" filled="f" stroked="f">
+                <v:rect id="Rectangle 1055" o:spid="_x0000_s1147" style="position:absolute;left:13563;top:34895;width:458;height:2065;visibility:visible;mso-wrap-style:square;v-text-anchor:top" o:gfxdata="UEsDBBQABgAIAAAAIQDb4fbL7gAAAIUBAAATAAAAW0NvbnRlbnRfVHlwZXNdLnhtbHyQz07DMAyH&#10;70i8Q+QralM4IITa7kDhCAiNB7ASt43WOlEcyvb2pNu4IODoPz9/n1xv9vOkForiPDdwXVagiI23&#10;jocG3rdPxR0oScgWJ8/UwIEENu3lRb09BBKV0ywNjCmFe63FjDSjlD4Q50nv44wpl3HQAc0OB9I3&#10;VXWrjedEnIq03oC27qjHjympx31un0wiTQLq4bS4shrAECZnMGVTvbD9QSnOhDInjzsyuiBXWQP0&#10;r4R18jfgnHvJr4nOknrFmJ5xzhraRtHWf3Kkpfz/yGo5S+H73hkquyhdjr3R8m2lj09svwAAAP//&#10;AwBQSwMEFAAGAAgAAAAhAFr0LFu/AAAAFQEAAAsAAABfcmVscy8ucmVsc2zPwWrDMAwG4Ptg72B0&#10;X5TuUMaI01uh19I+gLGVxCy2jGSy9e1nemrHjpL4P0nD4SetZiPRyNnCruvBUPYcYp4tXC/Htw8w&#10;Wl0ObuVMFm6kcBhfX4Yzra62kC6xqGlKVgtLreUTUf1CyWnHhXKbTCzJ1VbKjMX5LzcTvvf9HuXR&#10;gPHJNKdgQU5hB+ZyK23zHztFL6w81c5zQp6m6P9TMfB3PtPWFCczVQtB9N4U2rp2HOA44NMz4y8A&#10;AAD//wMAUEsDBBQABgAIAAAAIQCqbyYMxAAAAN0AAAAPAAAAZHJzL2Rvd25yZXYueG1sRE9Na8JA&#10;EL0X/A/LCL01GwsRTV1FtKLHVoW0tyE7TYLZ2ZBdk9Rf3y0I3ubxPmexGkwtOmpdZVnBJIpBEOdW&#10;V1woOJ92LzMQziNrrC2Tgl9ysFqOnhaYatvzJ3VHX4gQwi5FBaX3TSqly0sy6CLbEAfux7YGfYBt&#10;IXWLfQg3tXyN46k0WHFoKLGhTUn55Xg1CvazZv11sLe+qN+/99lHNt+e5l6p5/GwfgPhafAP8d19&#10;0GF+nCTw/004QS7/AAAA//8DAFBLAQItABQABgAIAAAAIQDb4fbL7gAAAIUBAAATAAAAAAAAAAAA&#10;AAAAAAAAAABbQ29udGVudF9UeXBlc10ueG1sUEsBAi0AFAAGAAgAAAAhAFr0LFu/AAAAFQEAAAsA&#10;AAAAAAAAAAAAAAAAHwEAAF9yZWxzLy5yZWxzUEsBAi0AFAAGAAgAAAAhAKpvJgzEAAAA3QAAAA8A&#10;AAAAAAAAAAAAAAAABwIAAGRycy9kb3ducmV2LnhtbFBLBQYAAAAAAwADALcAAAD4AgAAAAA=&#10;" filled="f" stroked="f">
                   <v:textbox inset="0,0,0,0">
                     <w:txbxContent>
                       <w:p>
@@ -16042,16 +16487,16 @@
                     </w:txbxContent>
                   </v:textbox>
                 </v:rect>
-                <v:shape id="Shape 21148" o:spid="_x0000_s1139" style="position:absolute;left:936;top:26283;width:7501;height:3244;visibility:visible;mso-wrap-style:square;v-text-anchor:top" coordsize="750100,324409" o:gfxdata="UEsDBBQABgAIAAAAIQDb4fbL7gAAAIUBAAATAAAAW0NvbnRlbnRfVHlwZXNdLnhtbHyQz07DMAyH&#10;70i8Q+QralM4IITa7kDhCAiNB7ASt43WOlEcyvb2pNu4IODoPz9/n1xv9vOkForiPDdwXVagiI23&#10;jocG3rdPxR0oScgWJ8/UwIEENu3lRb09BBKV0ywNjCmFe63FjDSjlD4Q50nv44wpl3HQAc0OB9I3&#10;VXWrjedEnIq03oC27qjHjympx31un0wiTQLq4bS4shrAECZnMGVTvbD9QSnOhDInjzsyuiBXWQP0&#10;r4R18jfgnHvJr4nOknrFmJ5xzhraRtHWf3Kkpfz/yGo5S+H73hkquyhdjr3R8m2lj09svwAAAP//&#10;AwBQSwMEFAAGAAgAAAAhAFr0LFu/AAAAFQEAAAsAAABfcmVscy8ucmVsc2zPwWrDMAwG4Ptg72B0&#10;X5TuUMaI01uh19I+gLGVxCy2jGSy9e1nemrHjpL4P0nD4SetZiPRyNnCruvBUPYcYp4tXC/Htw8w&#10;Wl0ObuVMFm6kcBhfX4Yzra62kC6xqGlKVgtLreUTUf1CyWnHhXKbTCzJ1VbKjMX5LzcTvvf9HuXR&#10;gPHJNKdgQU5hB+ZyK23zHztFL6w81c5zQp6m6P9TMfB3PtPWFCczVQtB9N4U2rp2HOA44NMz4y8A&#10;AAD//wMAUEsDBBQABgAIAAAAIQBc5jVpxAAAAN4AAAAPAAAAZHJzL2Rvd25yZXYueG1sRE/LasJA&#10;FN0L/sNwC93pJCKtpI4iPqAurDXW/SVzTUIzd8LMNMa/dxZCl4fzni9704iOnK8tK0jHCQjiwuqa&#10;SwU/591oBsIHZI2NZVJwJw/LxXAwx0zbG5+oy0MpYgj7DBVUIbSZlL6oyKAf25Y4clfrDIYIXSm1&#10;w1sMN42cJMmbNFhzbKiwpXVFxW/+ZxTklw3SeX9cf1++thu3eu/2h+tRqdeXfvUBIlAf/sVP96dW&#10;MEnTadwb78QrIBcPAAAA//8DAFBLAQItABQABgAIAAAAIQDb4fbL7gAAAIUBAAATAAAAAAAAAAAA&#10;AAAAAAAAAABbQ29udGVudF9UeXBlc10ueG1sUEsBAi0AFAAGAAgAAAAhAFr0LFu/AAAAFQEAAAsA&#10;AAAAAAAAAAAAAAAAHwEAAF9yZWxzLy5yZWxzUEsBAi0AFAAGAAgAAAAhAFzmNWnEAAAA3gAAAA8A&#10;AAAAAAAAAAAAAAAABwIAAGRycy9kb3ducmV2LnhtbFBLBQYAAAAAAwADALcAAAD4AgAAAAA=&#10;" path="m,l750100,r,324409l,324409,,e" fillcolor="#ffd966" stroked="f" strokeweight="0">
+                <v:shape id="Shape 21148" o:spid="_x0000_s1148" style="position:absolute;left:936;top:26283;width:7501;height:3244;visibility:visible;mso-wrap-style:square;v-text-anchor:top" coordsize="750100,324409" o:gfxdata="UEsDBBQABgAIAAAAIQDb4fbL7gAAAIUBAAATAAAAW0NvbnRlbnRfVHlwZXNdLnhtbHyQz07DMAyH&#10;70i8Q+QralM4IITa7kDhCAiNB7ASt43WOlEcyvb2pNu4IODoPz9/n1xv9vOkForiPDdwXVagiI23&#10;jocG3rdPxR0oScgWJ8/UwIEENu3lRb09BBKV0ywNjCmFe63FjDSjlD4Q50nv44wpl3HQAc0OB9I3&#10;VXWrjedEnIq03oC27qjHjympx31un0wiTQLq4bS4shrAECZnMGVTvbD9QSnOhDInjzsyuiBXWQP0&#10;r4R18jfgnHvJr4nOknrFmJ5xzhraRtHWf3Kkpfz/yGo5S+H73hkquyhdjr3R8m2lj09svwAAAP//&#10;AwBQSwMEFAAGAAgAAAAhAFr0LFu/AAAAFQEAAAsAAABfcmVscy8ucmVsc2zPwWrDMAwG4Ptg72B0&#10;X5TuUMaI01uh19I+gLGVxCy2jGSy9e1nemrHjpL4P0nD4SetZiPRyNnCruvBUPYcYp4tXC/Htw8w&#10;Wl0ObuVMFm6kcBhfX4Yzra62kC6xqGlKVgtLreUTUf1CyWnHhXKbTCzJ1VbKjMX5LzcTvvf9HuXR&#10;gPHJNKdgQU5hB+ZyK23zHztFL6w81c5zQp6m6P9TMfB3PtPWFCczVQtB9N4U2rp2HOA44NMz4y8A&#10;AAD//wMAUEsDBBQABgAIAAAAIQBc5jVpxAAAAN4AAAAPAAAAZHJzL2Rvd25yZXYueG1sRE/LasJA&#10;FN0L/sNwC93pJCKtpI4iPqAurDXW/SVzTUIzd8LMNMa/dxZCl4fzni9704iOnK8tK0jHCQjiwuqa&#10;SwU/591oBsIHZI2NZVJwJw/LxXAwx0zbG5+oy0MpYgj7DBVUIbSZlL6oyKAf25Y4clfrDIYIXSm1&#10;w1sMN42cJMmbNFhzbKiwpXVFxW/+ZxTklw3SeX9cf1++thu3eu/2h+tRqdeXfvUBIlAf/sVP96dW&#10;MEnTadwb78QrIBcPAAAA//8DAFBLAQItABQABgAIAAAAIQDb4fbL7gAAAIUBAAATAAAAAAAAAAAA&#10;AAAAAAAAAABbQ29udGVudF9UeXBlc10ueG1sUEsBAi0AFAAGAAgAAAAhAFr0LFu/AAAAFQEAAAsA&#10;AAAAAAAAAAAAAAAAHwEAAF9yZWxzLy5yZWxzUEsBAi0AFAAGAAgAAAAhAFzmNWnEAAAA3gAAAA8A&#10;AAAAAAAAAAAAAAAABwIAAGRycy9kb3ducmV2LnhtbFBLBQYAAAAAAwADALcAAAD4AgAAAAA=&#10;" path="m,l750100,r,324409l,324409,,e" fillcolor="#ffd966" stroked="f" strokeweight="0">
                   <v:path arrowok="t" textboxrect="0,0,750100,324409"/>
                 </v:shape>
-                <v:shape id="Shape 1057" o:spid="_x0000_s1140" style="position:absolute;left:936;top:26283;width:7501;height:3244;visibility:visible;mso-wrap-style:square;v-text-anchor:top" coordsize="750100,324409" o:gfxdata="UEsDBBQABgAIAAAAIQDb4fbL7gAAAIUBAAATAAAAW0NvbnRlbnRfVHlwZXNdLnhtbHyQz07DMAyH&#10;70i8Q+QralM4IITa7kDhCAiNB7ASt43WOlEcyvb2pNu4IODoPz9/n1xv9vOkForiPDdwXVagiI23&#10;jocG3rdPxR0oScgWJ8/UwIEENu3lRb09BBKV0ywNjCmFe63FjDSjlD4Q50nv44wpl3HQAc0OB9I3&#10;VXWrjedEnIq03oC27qjHjympx31un0wiTQLq4bS4shrAECZnMGVTvbD9QSnOhDInjzsyuiBXWQP0&#10;r4R18jfgnHvJr4nOknrFmJ5xzhraRtHWf3Kkpfz/yGo5S+H73hkquyhdjr3R8m2lj09svwAAAP//&#10;AwBQSwMEFAAGAAgAAAAhAFr0LFu/AAAAFQEAAAsAAABfcmVscy8ucmVsc2zPwWrDMAwG4Ptg72B0&#10;X5TuUMaI01uh19I+gLGVxCy2jGSy9e1nemrHjpL4P0nD4SetZiPRyNnCruvBUPYcYp4tXC/Htw8w&#10;Wl0ObuVMFm6kcBhfX4Yzra62kC6xqGlKVgtLreUTUf1CyWnHhXKbTCzJ1VbKjMX5LzcTvvf9HuXR&#10;gPHJNKdgQU5hB+ZyK23zHztFL6w81c5zQp6m6P9TMfB3PtPWFCczVQtB9N4U2rp2HOA44NMz4y8A&#10;AAD//wMAUEsDBBQABgAIAAAAIQBPf5+FxAAAAN0AAAAPAAAAZHJzL2Rvd25yZXYueG1sRE9La8JA&#10;EL4X/A/LCN7qRqU+oquIIHpoC42KeBuyYxLMzobsmqT/vlso9DYf33NWm86UoqHaFZYVjIYRCOLU&#10;6oIzBefT/nUOwnlkjaVlUvBNDjbr3ssKY21b/qIm8ZkIIexiVJB7X8VSujQng25oK+LA3W1t0AdY&#10;Z1LX2IZwU8pxFE2lwYJDQ44V7XJKH8nTKPjkj+l7c5OL8joZueulZZonB6UG/W67BOGp8//iP/dR&#10;h/nR2wx+vwknyPUPAAAA//8DAFBLAQItABQABgAIAAAAIQDb4fbL7gAAAIUBAAATAAAAAAAAAAAA&#10;AAAAAAAAAABbQ29udGVudF9UeXBlc10ueG1sUEsBAi0AFAAGAAgAAAAhAFr0LFu/AAAAFQEAAAsA&#10;AAAAAAAAAAAAAAAAHwEAAF9yZWxzLy5yZWxzUEsBAi0AFAAGAAgAAAAhAE9/n4XEAAAA3QAAAA8A&#10;AAAAAAAAAAAAAAAABwIAAGRycy9kb3ducmV2LnhtbFBLBQYAAAAAAwADALcAAAD4AgAAAAA=&#10;" path="m,324409r750100,l750100,,,,,324409xe" filled="f" strokeweight=".5pt">
+                <v:shape id="Shape 1057" o:spid="_x0000_s1149" style="position:absolute;left:936;top:26283;width:7501;height:3244;visibility:visible;mso-wrap-style:square;v-text-anchor:top" coordsize="750100,324409" o:gfxdata="UEsDBBQABgAIAAAAIQDb4fbL7gAAAIUBAAATAAAAW0NvbnRlbnRfVHlwZXNdLnhtbHyQz07DMAyH&#10;70i8Q+QralM4IITa7kDhCAiNB7ASt43WOlEcyvb2pNu4IODoPz9/n1xv9vOkForiPDdwXVagiI23&#10;jocG3rdPxR0oScgWJ8/UwIEENu3lRb09BBKV0ywNjCmFe63FjDSjlD4Q50nv44wpl3HQAc0OB9I3&#10;VXWrjedEnIq03oC27qjHjympx31un0wiTQLq4bS4shrAECZnMGVTvbD9QSnOhDInjzsyuiBXWQP0&#10;r4R18jfgnHvJr4nOknrFmJ5xzhraRtHWf3Kkpfz/yGo5S+H73hkquyhdjr3R8m2lj09svwAAAP//&#10;AwBQSwMEFAAGAAgAAAAhAFr0LFu/AAAAFQEAAAsAAABfcmVscy8ucmVsc2zPwWrDMAwG4Ptg72B0&#10;X5TuUMaI01uh19I+gLGVxCy2jGSy9e1nemrHjpL4P0nD4SetZiPRyNnCruvBUPYcYp4tXC/Htw8w&#10;Wl0ObuVMFm6kcBhfX4Yzra62kC6xqGlKVgtLreUTUf1CyWnHhXKbTCzJ1VbKjMX5LzcTvvf9HuXR&#10;gPHJNKdgQU5hB+ZyK23zHztFL6w81c5zQp6m6P9TMfB3PtPWFCczVQtB9N4U2rp2HOA44NMz4y8A&#10;AAD//wMAUEsDBBQABgAIAAAAIQBPf5+FxAAAAN0AAAAPAAAAZHJzL2Rvd25yZXYueG1sRE9La8JA&#10;EL4X/A/LCN7qRqU+oquIIHpoC42KeBuyYxLMzobsmqT/vlso9DYf33NWm86UoqHaFZYVjIYRCOLU&#10;6oIzBefT/nUOwnlkjaVlUvBNDjbr3ssKY21b/qIm8ZkIIexiVJB7X8VSujQng25oK+LA3W1t0AdY&#10;Z1LX2IZwU8pxFE2lwYJDQ44V7XJKH8nTKPjkj+l7c5OL8joZueulZZonB6UG/W67BOGp8//iP/dR&#10;h/nR2wx+vwknyPUPAAAA//8DAFBLAQItABQABgAIAAAAIQDb4fbL7gAAAIUBAAATAAAAAAAAAAAA&#10;AAAAAAAAAABbQ29udGVudF9UeXBlc10ueG1sUEsBAi0AFAAGAAgAAAAhAFr0LFu/AAAAFQEAAAsA&#10;AAAAAAAAAAAAAAAAHwEAAF9yZWxzLy5yZWxzUEsBAi0AFAAGAAgAAAAhAE9/n4XEAAAA3QAAAA8A&#10;AAAAAAAAAAAAAAAABwIAAGRycy9kb3ducmV2LnhtbFBLBQYAAAAAAwADALcAAAD4AgAAAAA=&#10;" path="m,324409r750100,l750100,,,,,324409xe" filled="f" strokeweight=".5pt">
                   <v:path arrowok="t" textboxrect="0,0,750100,324409"/>
                 </v:shape>
-                <v:shape id="Picture 1059" o:spid="_x0000_s1141" type="#_x0000_t75" style="position:absolute;left:952;top:26784;width:7461;height:2254;visibility:visible;mso-wrap-style:square" o:gfxdata="UEsDBBQABgAIAAAAIQDb4fbL7gAAAIUBAAATAAAAW0NvbnRlbnRfVHlwZXNdLnhtbHyQz07DMAyH&#10;70i8Q+QralM4IITa7kDhCAiNB7ASt43WOlEcyvb2pNu4IODoPz9/n1xv9vOkForiPDdwXVagiI23&#10;jocG3rdPxR0oScgWJ8/UwIEENu3lRb09BBKV0ywNjCmFe63FjDSjlD4Q50nv44wpl3HQAc0OB9I3&#10;VXWrjedEnIq03oC27qjHjympx31un0wiTQLq4bS4shrAECZnMGVTvbD9QSnOhDInjzsyuiBXWQP0&#10;r4R18jfgnHvJr4nOknrFmJ5xzhraRtHWf3Kkpfz/yGo5S+H73hkquyhdjr3R8m2lj09svwAAAP//&#10;AwBQSwMEFAAGAAgAAAAhAFr0LFu/AAAAFQEAAAsAAABfcmVscy8ucmVsc2zPwWrDMAwG4Ptg72B0&#10;X5TuUMaI01uh19I+gLGVxCy2jGSy9e1nemrHjpL4P0nD4SetZiPRyNnCruvBUPYcYp4tXC/Htw8w&#10;Wl0ObuVMFm6kcBhfX4Yzra62kC6xqGlKVgtLreUTUf1CyWnHhXKbTCzJ1VbKjMX5LzcTvvf9HuXR&#10;gPHJNKdgQU5hB+ZyK23zHztFL6w81c5zQp6m6P9TMfB3PtPWFCczVQtB9N4U2rp2HOA44NMz4y8A&#10;AAD//wMAUEsDBBQABgAIAAAAIQCShQxOwgAAAN0AAAAPAAAAZHJzL2Rvd25yZXYueG1sRE9Na8JA&#10;EL0X+h+WKXirmwraNHWVIgrFizSK5yE7ZmOysyG7auqvdwXB2zze50znvW3EmTpfOVbwMUxAEBdO&#10;V1wq2G1X7ykIH5A1No5JwT95mM9eX6aYaXfhPzrnoRQxhH2GCkwIbSalLwxZ9EPXEkfu4DqLIcKu&#10;lLrDSwy3jRwlyURarDg2GGxpYaio85NVcNys2z2ZfbM06fWa27r+9KOdUoO3/ucbRKA+PMUP96+O&#10;85PxF9y/iSfI2Q0AAP//AwBQSwECLQAUAAYACAAAACEA2+H2y+4AAACFAQAAEwAAAAAAAAAAAAAA&#10;AAAAAAAAW0NvbnRlbnRfVHlwZXNdLnhtbFBLAQItABQABgAIAAAAIQBa9CxbvwAAABUBAAALAAAA&#10;AAAAAAAAAAAAAB8BAABfcmVscy8ucmVsc1BLAQItABQABgAIAAAAIQCShQxOwgAAAN0AAAAPAAAA&#10;AAAAAAAAAAAAAAcCAABkcnMvZG93bnJldi54bWxQSwUGAAAAAAMAAwC3AAAA9gIAAAAA&#10;">
+                <v:shape id="Picture 1059" o:spid="_x0000_s1150" type="#_x0000_t75" style="position:absolute;left:952;top:26784;width:7461;height:2254;visibility:visible;mso-wrap-style:square" o:gfxdata="UEsDBBQABgAIAAAAIQDb4fbL7gAAAIUBAAATAAAAW0NvbnRlbnRfVHlwZXNdLnhtbHyQz07DMAyH&#10;70i8Q+QralM4IITa7kDhCAiNB7ASt43WOlEcyvb2pNu4IODoPz9/n1xv9vOkForiPDdwXVagiI23&#10;jocG3rdPxR0oScgWJ8/UwIEENu3lRb09BBKV0ywNjCmFe63FjDSjlD4Q50nv44wpl3HQAc0OB9I3&#10;VXWrjedEnIq03oC27qjHjympx31un0wiTQLq4bS4shrAECZnMGVTvbD9QSnOhDInjzsyuiBXWQP0&#10;r4R18jfgnHvJr4nOknrFmJ5xzhraRtHWf3Kkpfz/yGo5S+H73hkquyhdjr3R8m2lj09svwAAAP//&#10;AwBQSwMEFAAGAAgAAAAhAFr0LFu/AAAAFQEAAAsAAABfcmVscy8ucmVsc2zPwWrDMAwG4Ptg72B0&#10;X5TuUMaI01uh19I+gLGVxCy2jGSy9e1nemrHjpL4P0nD4SetZiPRyNnCruvBUPYcYp4tXC/Htw8w&#10;Wl0ObuVMFm6kcBhfX4Yzra62kC6xqGlKVgtLreUTUf1CyWnHhXKbTCzJ1VbKjMX5LzcTvvf9HuXR&#10;gPHJNKdgQU5hB+ZyK23zHztFL6w81c5zQp6m6P9TMfB3PtPWFCczVQtB9N4U2rp2HOA44NMz4y8A&#10;AAD//wMAUEsDBBQABgAIAAAAIQCShQxOwgAAAN0AAAAPAAAAZHJzL2Rvd25yZXYueG1sRE9Na8JA&#10;EL0X+h+WKXirmwraNHWVIgrFizSK5yE7ZmOysyG7auqvdwXB2zze50znvW3EmTpfOVbwMUxAEBdO&#10;V1wq2G1X7ykIH5A1No5JwT95mM9eX6aYaXfhPzrnoRQxhH2GCkwIbSalLwxZ9EPXEkfu4DqLIcKu&#10;lLrDSwy3jRwlyURarDg2GGxpYaio85NVcNys2z2ZfbM06fWa27r+9KOdUoO3/ucbRKA+PMUP96+O&#10;85PxF9y/iSfI2Q0AAP//AwBQSwECLQAUAAYACAAAACEA2+H2y+4AAACFAQAAEwAAAAAAAAAAAAAA&#10;AAAAAAAAW0NvbnRlbnRfVHlwZXNdLnhtbFBLAQItABQABgAIAAAAIQBa9CxbvwAAABUBAAALAAAA&#10;AAAAAAAAAAAAAB8BAABfcmVscy8ucmVsc1BLAQItABQABgAIAAAAIQCShQxOwgAAAN0AAAAPAAAA&#10;AAAAAAAAAAAAAAcCAABkcnMvZG93bnJldi54bWxQSwUGAAAAAAMAAwC3AAAA9gIAAAAA&#10;">
                   <v:imagedata r:id="rId38" o:title=""/>
                 </v:shape>
-                <v:rect id="Rectangle 1060" o:spid="_x0000_s1142" style="position:absolute;left:1876;top:27114;width:4473;height:2065;visibility:visible;mso-wrap-style:square;v-text-anchor:top" o:gfxdata="UEsDBBQABgAIAAAAIQDb4fbL7gAAAIUBAAATAAAAW0NvbnRlbnRfVHlwZXNdLnhtbHyQz07DMAyH&#10;70i8Q+QralM4IITa7kDhCAiNB7ASt43WOlEcyvb2pNu4IODoPz9/n1xv9vOkForiPDdwXVagiI23&#10;jocG3rdPxR0oScgWJ8/UwIEENu3lRb09BBKV0ywNjCmFe63FjDSjlD4Q50nv44wpl3HQAc0OB9I3&#10;VXWrjedEnIq03oC27qjHjympx31un0wiTQLq4bS4shrAECZnMGVTvbD9QSnOhDInjzsyuiBXWQP0&#10;r4R18jfgnHvJr4nOknrFmJ5xzhraRtHWf3Kkpfz/yGo5S+H73hkquyhdjr3R8m2lj09svwAAAP//&#10;AwBQSwMEFAAGAAgAAAAhAFr0LFu/AAAAFQEAAAsAAABfcmVscy8ucmVsc2zPwWrDMAwG4Ptg72B0&#10;X5TuUMaI01uh19I+gLGVxCy2jGSy9e1nemrHjpL4P0nD4SetZiPRyNnCruvBUPYcYp4tXC/Htw8w&#10;Wl0ObuVMFm6kcBhfX4Yzra62kC6xqGlKVgtLreUTUf1CyWnHhXKbTCzJ1VbKjMX5LzcTvvf9HuXR&#10;gPHJNKdgQU5hB+ZyK23zHztFL6w81c5zQp6m6P9TMfB3PtPWFCczVQtB9N4U2rp2HOA44NMz4y8A&#10;AAD//wMAUEsDBBQABgAIAAAAIQB0dE8pxQAAAN0AAAAPAAAAZHJzL2Rvd25yZXYueG1sRI9Bb8Iw&#10;DIXvk/gPkZG4jZQdEBQCQrAJjhsgATerMW1F41RNRst+/XxA4mbrPb/3eb7sXKXu1ITSs4HRMAFF&#10;nHlbcm7gePh6n4AKEdli5ZkMPCjActF7m2Nqfcs/dN/HXEkIhxQNFDHWqdYhK8hhGPqaWLSrbxxG&#10;WZtc2wZbCXeV/kiSsXZYsjQUWNO6oOy2/3UGtpN6dd75vzavPi/b0/dpujlMozGDfreagYrUxZf5&#10;eb2zgp+MhV++kRH04h8AAP//AwBQSwECLQAUAAYACAAAACEA2+H2y+4AAACFAQAAEwAAAAAAAAAA&#10;AAAAAAAAAAAAW0NvbnRlbnRfVHlwZXNdLnhtbFBLAQItABQABgAIAAAAIQBa9CxbvwAAABUBAAAL&#10;AAAAAAAAAAAAAAAAAB8BAABfcmVscy8ucmVsc1BLAQItABQABgAIAAAAIQB0dE8pxQAAAN0AAAAP&#10;AAAAAAAAAAAAAAAAAAcCAABkcnMvZG93bnJldi54bWxQSwUGAAAAAAMAAwC3AAAA+QIAAAAA&#10;" filled="f" stroked="f">
+                <v:rect id="Rectangle 1060" o:spid="_x0000_s1151" style="position:absolute;left:1876;top:27114;width:4473;height:2065;visibility:visible;mso-wrap-style:square;v-text-anchor:top" o:gfxdata="UEsDBBQABgAIAAAAIQDb4fbL7gAAAIUBAAATAAAAW0NvbnRlbnRfVHlwZXNdLnhtbHyQz07DMAyH&#10;70i8Q+QralM4IITa7kDhCAiNB7ASt43WOlEcyvb2pNu4IODoPz9/n1xv9vOkForiPDdwXVagiI23&#10;jocG3rdPxR0oScgWJ8/UwIEENu3lRb09BBKV0ywNjCmFe63FjDSjlD4Q50nv44wpl3HQAc0OB9I3&#10;VXWrjedEnIq03oC27qjHjympx31un0wiTQLq4bS4shrAECZnMGVTvbD9QSnOhDInjzsyuiBXWQP0&#10;r4R18jfgnHvJr4nOknrFmJ5xzhraRtHWf3Kkpfz/yGo5S+H73hkquyhdjr3R8m2lj09svwAAAP//&#10;AwBQSwMEFAAGAAgAAAAhAFr0LFu/AAAAFQEAAAsAAABfcmVscy8ucmVsc2zPwWrDMAwG4Ptg72B0&#10;X5TuUMaI01uh19I+gLGVxCy2jGSy9e1nemrHjpL4P0nD4SetZiPRyNnCruvBUPYcYp4tXC/Htw8w&#10;Wl0ObuVMFm6kcBhfX4Yzra62kC6xqGlKVgtLreUTUf1CyWnHhXKbTCzJ1VbKjMX5LzcTvvf9HuXR&#10;gPHJNKdgQU5hB+ZyK23zHztFL6w81c5zQp6m6P9TMfB3PtPWFCczVQtB9N4U2rp2HOA44NMz4y8A&#10;AAD//wMAUEsDBBQABgAIAAAAIQB0dE8pxQAAAN0AAAAPAAAAZHJzL2Rvd25yZXYueG1sRI9Bb8Iw&#10;DIXvk/gPkZG4jZQdEBQCQrAJjhsgATerMW1F41RNRst+/XxA4mbrPb/3eb7sXKXu1ITSs4HRMAFF&#10;nHlbcm7gePh6n4AKEdli5ZkMPCjActF7m2Nqfcs/dN/HXEkIhxQNFDHWqdYhK8hhGPqaWLSrbxxG&#10;WZtc2wZbCXeV/kiSsXZYsjQUWNO6oOy2/3UGtpN6dd75vzavPi/b0/dpujlMozGDfreagYrUxZf5&#10;eb2zgp+MhV++kRH04h8AAP//AwBQSwECLQAUAAYACAAAACEA2+H2y+4AAACFAQAAEwAAAAAAAAAA&#10;AAAAAAAAAAAAW0NvbnRlbnRfVHlwZXNdLnhtbFBLAQItABQABgAIAAAAIQBa9CxbvwAAABUBAAAL&#10;AAAAAAAAAAAAAAAAAB8BAABfcmVscy8ucmVsc1BLAQItABQABgAIAAAAIQB0dE8pxQAAAN0AAAAP&#10;AAAAAAAAAAAAAAAAAAcCAABkcnMvZG93bnJldi54bWxQSwUGAAAAAAMAAwC3AAAA+QIAAAAA&#10;" filled="f" stroked="f">
                   <v:textbox inset="0,0,0,0">
                     <w:txbxContent>
                       <w:p>
@@ -16065,7 +16510,7 @@
                     </w:txbxContent>
                   </v:textbox>
                 </v:rect>
-                <v:rect id="Rectangle 1061" o:spid="_x0000_s1143" style="position:absolute;left:5241;top:27114;width:459;height:2065;visibility:visible;mso-wrap-style:square;v-text-anchor:top" o:gfxdata="UEsDBBQABgAIAAAAIQDb4fbL7gAAAIUBAAATAAAAW0NvbnRlbnRfVHlwZXNdLnhtbHyQz07DMAyH&#10;70i8Q+QralM4IITa7kDhCAiNB7ASt43WOlEcyvb2pNu4IODoPz9/n1xv9vOkForiPDdwXVagiI23&#10;jocG3rdPxR0oScgWJ8/UwIEENu3lRb09BBKV0ywNjCmFe63FjDSjlD4Q50nv44wpl3HQAc0OB9I3&#10;VXWrjedEnIq03oC27qjHjympx31un0wiTQLq4bS4shrAECZnMGVTvbD9QSnOhDInjzsyuiBXWQP0&#10;r4R18jfgnHvJr4nOknrFmJ5xzhraRtHWf3Kkpfz/yGo5S+H73hkquyhdjr3R8m2lj09svwAAAP//&#10;AwBQSwMEFAAGAAgAAAAhAFr0LFu/AAAAFQEAAAsAAABfcmVscy8ucmVsc2zPwWrDMAwG4Ptg72B0&#10;X5TuUMaI01uh19I+gLGVxCy2jGSy9e1nemrHjpL4P0nD4SetZiPRyNnCruvBUPYcYp4tXC/Htw8w&#10;Wl0ObuVMFm6kcBhfX4Yzra62kC6xqGlKVgtLreUTUf1CyWnHhXKbTCzJ1VbKjMX5LzcTvvf9HuXR&#10;gPHJNKdgQU5hB+ZyK23zHztFL6w81c5zQp6m6P9TMfB3PtPWFCczVQtB9N4U2rp2HOA44NMz4y8A&#10;AAD//wMAUEsDBBQABgAIAAAAIQAbOOqywgAAAN0AAAAPAAAAZHJzL2Rvd25yZXYueG1sRE/LqsIw&#10;EN0L/kMYwZ2muhCtRhEf6NIXqLuhmduW20xKE231682FC+7mcJ4zWzSmEE+qXG5ZwaAfgSBOrM45&#10;VXA5b3tjEM4jaywsk4IXOVjM260ZxtrWfKTnyacihLCLUUHmfRlL6ZKMDLq+LYkD92Mrgz7AKpW6&#10;wjqEm0IOo2gkDeYcGjIsaZVR8nt6GAW7cbm87e27TovNfXc9XCfr88Qr1e00yykIT43/iv/dex3m&#10;R6MB/H0TTpDzDwAAAP//AwBQSwECLQAUAAYACAAAACEA2+H2y+4AAACFAQAAEwAAAAAAAAAAAAAA&#10;AAAAAAAAW0NvbnRlbnRfVHlwZXNdLnhtbFBLAQItABQABgAIAAAAIQBa9CxbvwAAABUBAAALAAAA&#10;AAAAAAAAAAAAAB8BAABfcmVscy8ucmVsc1BLAQItABQABgAIAAAAIQAbOOqywgAAAN0AAAAPAAAA&#10;AAAAAAAAAAAAAAcCAABkcnMvZG93bnJldi54bWxQSwUGAAAAAAMAAwC3AAAA9gIAAAAA&#10;" filled="f" stroked="f">
+                <v:rect id="Rectangle 1061" o:spid="_x0000_s1152" style="position:absolute;left:5241;top:27114;width:459;height:2065;visibility:visible;mso-wrap-style:square;v-text-anchor:top" o:gfxdata="UEsDBBQABgAIAAAAIQDb4fbL7gAAAIUBAAATAAAAW0NvbnRlbnRfVHlwZXNdLnhtbHyQz07DMAyH&#10;70i8Q+QralM4IITa7kDhCAiNB7ASt43WOlEcyvb2pNu4IODoPz9/n1xv9vOkForiPDdwXVagiI23&#10;jocG3rdPxR0oScgWJ8/UwIEENu3lRb09BBKV0ywNjCmFe63FjDSjlD4Q50nv44wpl3HQAc0OB9I3&#10;VXWrjedEnIq03oC27qjHjympx31un0wiTQLq4bS4shrAECZnMGVTvbD9QSnOhDInjzsyuiBXWQP0&#10;r4R18jfgnHvJr4nOknrFmJ5xzhraRtHWf3Kkpfz/yGo5S+H73hkquyhdjr3R8m2lj09svwAAAP//&#10;AwBQSwMEFAAGAAgAAAAhAFr0LFu/AAAAFQEAAAsAAABfcmVscy8ucmVsc2zPwWrDMAwG4Ptg72B0&#10;X5TuUMaI01uh19I+gLGVxCy2jGSy9e1nemrHjpL4P0nD4SetZiPRyNnCruvBUPYcYp4tXC/Htw8w&#10;Wl0ObuVMFm6kcBhfX4Yzra62kC6xqGlKVgtLreUTUf1CyWnHhXKbTCzJ1VbKjMX5LzcTvvf9HuXR&#10;gPHJNKdgQU5hB+ZyK23zHztFL6w81c5zQp6m6P9TMfB3PtPWFCczVQtB9N4U2rp2HOA44NMz4y8A&#10;AAD//wMAUEsDBBQABgAIAAAAIQAbOOqywgAAAN0AAAAPAAAAZHJzL2Rvd25yZXYueG1sRE/LqsIw&#10;EN0L/kMYwZ2muhCtRhEf6NIXqLuhmduW20xKE231682FC+7mcJ4zWzSmEE+qXG5ZwaAfgSBOrM45&#10;VXA5b3tjEM4jaywsk4IXOVjM260ZxtrWfKTnyacihLCLUUHmfRlL6ZKMDLq+LYkD92Mrgz7AKpW6&#10;wjqEm0IOo2gkDeYcGjIsaZVR8nt6GAW7cbm87e27TovNfXc9XCfr88Qr1e00yykIT43/iv/dex3m&#10;R6MB/H0TTpDzDwAAAP//AwBQSwECLQAUAAYACAAAACEA2+H2y+4AAACFAQAAEwAAAAAAAAAAAAAA&#10;AAAAAAAAW0NvbnRlbnRfVHlwZXNdLnhtbFBLAQItABQABgAIAAAAIQBa9CxbvwAAABUBAAALAAAA&#10;AAAAAAAAAAAAAB8BAABfcmVscy8ucmVsc1BLAQItABQABgAIAAAAIQAbOOqywgAAAN0AAAAPAAAA&#10;AAAAAAAAAAAAAAcCAABkcnMvZG93bnJldi54bWxQSwUGAAAAAAMAAwC3AAAA9gIAAAAA&#10;" filled="f" stroked="f">
                   <v:textbox inset="0,0,0,0">
                     <w:txbxContent>
                       <w:p>
@@ -16079,7 +16524,7 @@
                     </w:txbxContent>
                   </v:textbox>
                 </v:rect>
-                <v:rect id="Rectangle 1062" o:spid="_x0000_s1144" style="position:absolute;left:5591;top:27114;width:1826;height:2065;visibility:visible;mso-wrap-style:square;v-text-anchor:top" o:gfxdata="UEsDBBQABgAIAAAAIQDb4fbL7gAAAIUBAAATAAAAW0NvbnRlbnRfVHlwZXNdLnhtbHyQz07DMAyH&#10;70i8Q+QralM4IITa7kDhCAiNB7ASt43WOlEcyvb2pNu4IODoPz9/n1xv9vOkForiPDdwXVagiI23&#10;jocG3rdPxR0oScgWJ8/UwIEENu3lRb09BBKV0ywNjCmFe63FjDSjlD4Q50nv44wpl3HQAc0OB9I3&#10;VXWrjedEnIq03oC27qjHjympx31un0wiTQLq4bS4shrAECZnMGVTvbD9QSnOhDInjzsyuiBXWQP0&#10;r4R18jfgnHvJr4nOknrFmJ5xzhraRtHWf3Kkpfz/yGo5S+H73hkquyhdjr3R8m2lj09svwAAAP//&#10;AwBQSwMEFAAGAAgAAAAhAFr0LFu/AAAAFQEAAAsAAABfcmVscy8ucmVsc2zPwWrDMAwG4Ptg72B0&#10;X5TuUMaI01uh19I+gLGVxCy2jGSy9e1nemrHjpL4P0nD4SetZiPRyNnCruvBUPYcYp4tXC/Htw8w&#10;Wl0ObuVMFm6kcBhfX4Yzra62kC6xqGlKVgtLreUTUf1CyWnHhXKbTCzJ1VbKjMX5LzcTvvf9HuXR&#10;gPHJNKdgQU5hB+ZyK23zHztFL6w81c5zQp6m6P9TMfB3PtPWFCczVQtB9N4U2rp2HOA44NMz4y8A&#10;AAD//wMAUEsDBBQABgAIAAAAIQDr6nTFxAAAAN0AAAAPAAAAZHJzL2Rvd25yZXYueG1sRE9Na8JA&#10;EL0X/A/LCL3VTXMIMXUVaSvJsVVBexuyYxLMzobsmqT99d1Cwds83uesNpNpxUC9aywreF5EIIhL&#10;qxuuFBwPu6cUhPPIGlvLpOCbHGzWs4cVZtqO/EnD3lcihLDLUEHtfZdJ6cqaDLqF7YgDd7G9QR9g&#10;X0nd4xjCTSvjKEqkwYZDQ40dvdZUXvc3oyBPu+25sD9j1b5/5aeP0/LtsPRKPc6n7QsIT5O/i//d&#10;hQ7zoySGv2/CCXL9CwAA//8DAFBLAQItABQABgAIAAAAIQDb4fbL7gAAAIUBAAATAAAAAAAAAAAA&#10;AAAAAAAAAABbQ29udGVudF9UeXBlc10ueG1sUEsBAi0AFAAGAAgAAAAhAFr0LFu/AAAAFQEAAAsA&#10;AAAAAAAAAAAAAAAAHwEAAF9yZWxzLy5yZWxzUEsBAi0AFAAGAAgAAAAhAOvqdMXEAAAA3QAAAA8A&#10;AAAAAAAAAAAAAAAABwIAAGRycy9kb3ducmV2LnhtbFBLBQYAAAAAAwADALcAAAD4AgAAAAA=&#10;" filled="f" stroked="f">
+                <v:rect id="Rectangle 1062" o:spid="_x0000_s1153" style="position:absolute;left:5591;top:27114;width:1826;height:2065;visibility:visible;mso-wrap-style:square;v-text-anchor:top" o:gfxdata="UEsDBBQABgAIAAAAIQDb4fbL7gAAAIUBAAATAAAAW0NvbnRlbnRfVHlwZXNdLnhtbHyQz07DMAyH&#10;70i8Q+QralM4IITa7kDhCAiNB7ASt43WOlEcyvb2pNu4IODoPz9/n1xv9vOkForiPDdwXVagiI23&#10;jocG3rdPxR0oScgWJ8/UwIEENu3lRb09BBKV0ywNjCmFe63FjDSjlD4Q50nv44wpl3HQAc0OB9I3&#10;VXWrjedEnIq03oC27qjHjympx31un0wiTQLq4bS4shrAECZnMGVTvbD9QSnOhDInjzsyuiBXWQP0&#10;r4R18jfgnHvJr4nOknrFmJ5xzhraRtHWf3Kkpfz/yGo5S+H73hkquyhdjr3R8m2lj09svwAAAP//&#10;AwBQSwMEFAAGAAgAAAAhAFr0LFu/AAAAFQEAAAsAAABfcmVscy8ucmVsc2zPwWrDMAwG4Ptg72B0&#10;X5TuUMaI01uh19I+gLGVxCy2jGSy9e1nemrHjpL4P0nD4SetZiPRyNnCruvBUPYcYp4tXC/Htw8w&#10;Wl0ObuVMFm6kcBhfX4Yzra62kC6xqGlKVgtLreUTUf1CyWnHhXKbTCzJ1VbKjMX5LzcTvvf9HuXR&#10;gPHJNKdgQU5hB+ZyK23zHztFL6w81c5zQp6m6P9TMfB3PtPWFCczVQtB9N4U2rp2HOA44NMz4y8A&#10;AAD//wMAUEsDBBQABgAIAAAAIQDr6nTFxAAAAN0AAAAPAAAAZHJzL2Rvd25yZXYueG1sRE9Na8JA&#10;EL0X/A/LCL3VTXMIMXUVaSvJsVVBexuyYxLMzobsmqT99d1Cwds83uesNpNpxUC9aywreF5EIIhL&#10;qxuuFBwPu6cUhPPIGlvLpOCbHGzWs4cVZtqO/EnD3lcihLDLUEHtfZdJ6cqaDLqF7YgDd7G9QR9g&#10;X0nd4xjCTSvjKEqkwYZDQ40dvdZUXvc3oyBPu+25sD9j1b5/5aeP0/LtsPRKPc6n7QsIT5O/i//d&#10;hQ7zoySGv2/CCXL9CwAA//8DAFBLAQItABQABgAIAAAAIQDb4fbL7gAAAIUBAAATAAAAAAAAAAAA&#10;AAAAAAAAAABbQ29udGVudF9UeXBlc10ueG1sUEsBAi0AFAAGAAgAAAAhAFr0LFu/AAAAFQEAAAsA&#10;AAAAAAAAAAAAAAAAHwEAAF9yZWxzLy5yZWxzUEsBAi0AFAAGAAgAAAAhAOvqdMXEAAAA3QAAAA8A&#10;AAAAAAAAAAAAAAAABwIAAGRycy9kb3ducmV2LnhtbFBLBQYAAAAAAwADALcAAAD4AgAAAAA=&#10;" filled="f" stroked="f">
                   <v:textbox inset="0,0,0,0">
                     <w:txbxContent>
                       <w:p>
@@ -16093,7 +16538,7 @@
                     </w:txbxContent>
                   </v:textbox>
                 </v:rect>
-                <v:rect id="Rectangle 1063" o:spid="_x0000_s1145" style="position:absolute;left:6927;top:27114;width:458;height:2065;visibility:visible;mso-wrap-style:square;v-text-anchor:top" o:gfxdata="UEsDBBQABgAIAAAAIQDb4fbL7gAAAIUBAAATAAAAW0NvbnRlbnRfVHlwZXNdLnhtbHyQz07DMAyH&#10;70i8Q+QralM4IITa7kDhCAiNB7ASt43WOlEcyvb2pNu4IODoPz9/n1xv9vOkForiPDdwXVagiI23&#10;jocG3rdPxR0oScgWJ8/UwIEENu3lRb09BBKV0ywNjCmFe63FjDSjlD4Q50nv44wpl3HQAc0OB9I3&#10;VXWrjedEnIq03oC27qjHjympx31un0wiTQLq4bS4shrAECZnMGVTvbD9QSnOhDInjzsyuiBXWQP0&#10;r4R18jfgnHvJr4nOknrFmJ5xzhraRtHWf3Kkpfz/yGo5S+H73hkquyhdjr3R8m2lj09svwAAAP//&#10;AwBQSwMEFAAGAAgAAAAhAFr0LFu/AAAAFQEAAAsAAABfcmVscy8ucmVsc2zPwWrDMAwG4Ptg72B0&#10;X5TuUMaI01uh19I+gLGVxCy2jGSy9e1nemrHjpL4P0nD4SetZiPRyNnCruvBUPYcYp4tXC/Htw8w&#10;Wl0ObuVMFm6kcBhfX4Yzra62kC6xqGlKVgtLreUTUf1CyWnHhXKbTCzJ1VbKjMX5LzcTvvf9HuXR&#10;gPHJNKdgQU5hB+ZyK23zHztFL6w81c5zQp6m6P9TMfB3PtPWFCczVQtB9N4U2rp2HOA44NMz4y8A&#10;AAD//wMAUEsDBBQABgAIAAAAIQCEptFexAAAAN0AAAAPAAAAZHJzL2Rvd25yZXYueG1sRE9Na8JA&#10;EL0X+h+WKfTWbNqCaHQV0ZZ4tCpEb0N2TEKzsyG7TaK/3i0I3ubxPme2GEwtOmpdZVnBexSDIM6t&#10;rrhQcNh/v41BOI+ssbZMCi7kYDF/fpphom3PP9TtfCFCCLsEFZTeN4mULi/JoItsQxy4s20N+gDb&#10;QuoW+xBuavkRxyNpsOLQUGJDq5Ly392fUZCOm+VxY699UX+d0mybTdb7iVfq9WVYTkF4GvxDfHdv&#10;dJgfjz7h/5twgpzfAAAA//8DAFBLAQItABQABgAIAAAAIQDb4fbL7gAAAIUBAAATAAAAAAAAAAAA&#10;AAAAAAAAAABbQ29udGVudF9UeXBlc10ueG1sUEsBAi0AFAAGAAgAAAAhAFr0LFu/AAAAFQEAAAsA&#10;AAAAAAAAAAAAAAAAHwEAAF9yZWxzLy5yZWxzUEsBAi0AFAAGAAgAAAAhAISm0V7EAAAA3QAAAA8A&#10;AAAAAAAAAAAAAAAABwIAAGRycy9kb3ducmV2LnhtbFBLBQYAAAAAAwADALcAAAD4AgAAAAA=&#10;" filled="f" stroked="f">
+                <v:rect id="Rectangle 1063" o:spid="_x0000_s1154" style="position:absolute;left:6927;top:27114;width:458;height:2065;visibility:visible;mso-wrap-style:square;v-text-anchor:top" o:gfxdata="UEsDBBQABgAIAAAAIQDb4fbL7gAAAIUBAAATAAAAW0NvbnRlbnRfVHlwZXNdLnhtbHyQz07DMAyH&#10;70i8Q+QralM4IITa7kDhCAiNB7ASt43WOlEcyvb2pNu4IODoPz9/n1xv9vOkForiPDdwXVagiI23&#10;jocG3rdPxR0oScgWJ8/UwIEENu3lRb09BBKV0ywNjCmFe63FjDSjlD4Q50nv44wpl3HQAc0OB9I3&#10;VXWrjedEnIq03oC27qjHjympx31un0wiTQLq4bS4shrAECZnMGVTvbD9QSnOhDInjzsyuiBXWQP0&#10;r4R18jfgnHvJr4nOknrFmJ5xzhraRtHWf3Kkpfz/yGo5S+H73hkquyhdjr3R8m2lj09svwAAAP//&#10;AwBQSwMEFAAGAAgAAAAhAFr0LFu/AAAAFQEAAAsAAABfcmVscy8ucmVsc2zPwWrDMAwG4Ptg72B0&#10;X5TuUMaI01uh19I+gLGVxCy2jGSy9e1nemrHjpL4P0nD4SetZiPRyNnCruvBUPYcYp4tXC/Htw8w&#10;Wl0ObuVMFm6kcBhfX4Yzra62kC6xqGlKVgtLreUTUf1CyWnHhXKbTCzJ1VbKjMX5LzcTvvf9HuXR&#10;gPHJNKdgQU5hB+ZyK23zHztFL6w81c5zQp6m6P9TMfB3PtPWFCczVQtB9N4U2rp2HOA44NMz4y8A&#10;AAD//wMAUEsDBBQABgAIAAAAIQCEptFexAAAAN0AAAAPAAAAZHJzL2Rvd25yZXYueG1sRE9Na8JA&#10;EL0X+h+WKfTWbNqCaHQV0ZZ4tCpEb0N2TEKzsyG7TaK/3i0I3ubxPme2GEwtOmpdZVnBexSDIM6t&#10;rrhQcNh/v41BOI+ssbZMCi7kYDF/fpphom3PP9TtfCFCCLsEFZTeN4mULi/JoItsQxy4s20N+gDb&#10;QuoW+xBuavkRxyNpsOLQUGJDq5Ly392fUZCOm+VxY699UX+d0mybTdb7iVfq9WVYTkF4GvxDfHdv&#10;dJgfjz7h/5twgpzfAAAA//8DAFBLAQItABQABgAIAAAAIQDb4fbL7gAAAIUBAAATAAAAAAAAAAAA&#10;AAAAAAAAAABbQ29udGVudF9UeXBlc10ueG1sUEsBAi0AFAAGAAgAAAAhAFr0LFu/AAAAFQEAAAsA&#10;AAAAAAAAAAAAAAAAHwEAAF9yZWxzLy5yZWxzUEsBAi0AFAAGAAgAAAAhAISm0V7EAAAA3QAAAA8A&#10;AAAAAAAAAAAAAAAABwIAAGRycy9kb3ducmV2LnhtbFBLBQYAAAAAAwADALcAAAD4AgAAAAA=&#10;" filled="f" stroked="f">
                   <v:textbox inset="0,0,0,0">
                     <w:txbxContent>
                       <w:p>
@@ -16107,16 +16552,16 @@
                     </w:txbxContent>
                   </v:textbox>
                 </v:rect>
-                <v:shape id="Shape 21149" o:spid="_x0000_s1146" style="position:absolute;top:31903;width:9096;height:3244;visibility:visible;mso-wrap-style:square;v-text-anchor:top" coordsize="909663,324409" o:gfxdata="UEsDBBQABgAIAAAAIQDb4fbL7gAAAIUBAAATAAAAW0NvbnRlbnRfVHlwZXNdLnhtbHyQz07DMAyH&#10;70i8Q+QralM4IITa7kDhCAiNB7ASt43WOlEcyvb2pNu4IODoPz9/n1xv9vOkForiPDdwXVagiI23&#10;jocG3rdPxR0oScgWJ8/UwIEENu3lRb09BBKV0ywNjCmFe63FjDSjlD4Q50nv44wpl3HQAc0OB9I3&#10;VXWrjedEnIq03oC27qjHjympx31un0wiTQLq4bS4shrAECZnMGVTvbD9QSnOhDInjzsyuiBXWQP0&#10;r4R18jfgnHvJr4nOknrFmJ5xzhraRtHWf3Kkpfz/yGo5S+H73hkquyhdjr3R8m2lj09svwAAAP//&#10;AwBQSwMEFAAGAAgAAAAhAFr0LFu/AAAAFQEAAAsAAABfcmVscy8ucmVsc2zPwWrDMAwG4Ptg72B0&#10;X5TuUMaI01uh19I+gLGVxCy2jGSy9e1nemrHjpL4P0nD4SetZiPRyNnCruvBUPYcYp4tXC/Htw8w&#10;Wl0ObuVMFm6kcBhfX4Yzra62kC6xqGlKVgtLreUTUf1CyWnHhXKbTCzJ1VbKjMX5LzcTvvf9HuXR&#10;gPHJNKdgQU5hB+ZyK23zHztFL6w81c5zQp6m6P9TMfB3PtPWFCczVQtB9N4U2rp2HOA44NMz4y8A&#10;AAD//wMAUEsDBBQABgAIAAAAIQB6uqWgxQAAAN4AAAAPAAAAZHJzL2Rvd25yZXYueG1sRI/RasJA&#10;FETfhf7DcgXfzCYqYlNXEaFQ+iKNfsAle90Es3fT7GrSfH23UPBxmJkzzHY/2EY8qPO1YwVZkoIg&#10;Lp2u2Si4nN/nGxA+IGtsHJOCH/Kw371Mtphr1/MXPYpgRISwz1FBFUKbS+nLiiz6xLXE0bu6zmKI&#10;sjNSd9hHuG3kIk3X0mLNcaHClo4VlbfibhWMzph7z8vTtWhOQX/7MVt9jkrNpsPhDUSgITzD/+0P&#10;rWCRZatX+LsTr4Dc/QIAAP//AwBQSwECLQAUAAYACAAAACEA2+H2y+4AAACFAQAAEwAAAAAAAAAA&#10;AAAAAAAAAAAAW0NvbnRlbnRfVHlwZXNdLnhtbFBLAQItABQABgAIAAAAIQBa9CxbvwAAABUBAAAL&#10;AAAAAAAAAAAAAAAAAB8BAABfcmVscy8ucmVsc1BLAQItABQABgAIAAAAIQB6uqWgxQAAAN4AAAAP&#10;AAAAAAAAAAAAAAAAAAcCAABkcnMvZG93bnJldi54bWxQSwUGAAAAAAMAAwC3AAAA+QIAAAAA&#10;" path="m,l909663,r,324409l,324409,,e" fillcolor="#ffd966" stroked="f" strokeweight="0">
+                <v:shape id="Shape 21149" o:spid="_x0000_s1155" style="position:absolute;top:31903;width:9096;height:3244;visibility:visible;mso-wrap-style:square;v-text-anchor:top" coordsize="909663,324409" o:gfxdata="UEsDBBQABgAIAAAAIQDb4fbL7gAAAIUBAAATAAAAW0NvbnRlbnRfVHlwZXNdLnhtbHyQz07DMAyH&#10;70i8Q+QralM4IITa7kDhCAiNB7ASt43WOlEcyvb2pNu4IODoPz9/n1xv9vOkForiPDdwXVagiI23&#10;jocG3rdPxR0oScgWJ8/UwIEENu3lRb09BBKV0ywNjCmFe63FjDSjlD4Q50nv44wpl3HQAc0OB9I3&#10;VXWrjedEnIq03oC27qjHjympx31un0wiTQLq4bS4shrAECZnMGVTvbD9QSnOhDInjzsyuiBXWQP0&#10;r4R18jfgnHvJr4nOknrFmJ5xzhraRtHWf3Kkpfz/yGo5S+H73hkquyhdjr3R8m2lj09svwAAAP//&#10;AwBQSwMEFAAGAAgAAAAhAFr0LFu/AAAAFQEAAAsAAABfcmVscy8ucmVsc2zPwWrDMAwG4Ptg72B0&#10;X5TuUMaI01uh19I+gLGVxCy2jGSy9e1nemrHjpL4P0nD4SetZiPRyNnCruvBUPYcYp4tXC/Htw8w&#10;Wl0ObuVMFm6kcBhfX4Yzra62kC6xqGlKVgtLreUTUf1CyWnHhXKbTCzJ1VbKjMX5LzcTvvf9HuXR&#10;gPHJNKdgQU5hB+ZyK23zHztFL6w81c5zQp6m6P9TMfB3PtPWFCczVQtB9N4U2rp2HOA44NMz4y8A&#10;AAD//wMAUEsDBBQABgAIAAAAIQB6uqWgxQAAAN4AAAAPAAAAZHJzL2Rvd25yZXYueG1sRI/RasJA&#10;FETfhf7DcgXfzCYqYlNXEaFQ+iKNfsAle90Es3fT7GrSfH23UPBxmJkzzHY/2EY8qPO1YwVZkoIg&#10;Lp2u2Si4nN/nGxA+IGtsHJOCH/Kw371Mtphr1/MXPYpgRISwz1FBFUKbS+nLiiz6xLXE0bu6zmKI&#10;sjNSd9hHuG3kIk3X0mLNcaHClo4VlbfibhWMzph7z8vTtWhOQX/7MVt9jkrNpsPhDUSgITzD/+0P&#10;rWCRZatX+LsTr4Dc/QIAAP//AwBQSwECLQAUAAYACAAAACEA2+H2y+4AAACFAQAAEwAAAAAAAAAA&#10;AAAAAAAAAAAAW0NvbnRlbnRfVHlwZXNdLnhtbFBLAQItABQABgAIAAAAIQBa9CxbvwAAABUBAAAL&#10;AAAAAAAAAAAAAAAAAB8BAABfcmVscy8ucmVsc1BLAQItABQABgAIAAAAIQB6uqWgxQAAAN4AAAAP&#10;AAAAAAAAAAAAAAAAAAcCAABkcnMvZG93bnJldi54bWxQSwUGAAAAAAMAAwC3AAAA+QIAAAAA&#10;" path="m,l909663,r,324409l,324409,,e" fillcolor="#ffd966" stroked="f" strokeweight="0">
                   <v:path arrowok="t" textboxrect="0,0,909663,324409"/>
                 </v:shape>
-                <v:shape id="Shape 1065" o:spid="_x0000_s1147" style="position:absolute;top:31903;width:9096;height:3244;visibility:visible;mso-wrap-style:square;v-text-anchor:top" coordsize="909663,324409" o:gfxdata="UEsDBBQABgAIAAAAIQDb4fbL7gAAAIUBAAATAAAAW0NvbnRlbnRfVHlwZXNdLnhtbHyQz07DMAyH&#10;70i8Q+QralM4IITa7kDhCAiNB7ASt43WOlEcyvb2pNu4IODoPz9/n1xv9vOkForiPDdwXVagiI23&#10;jocG3rdPxR0oScgWJ8/UwIEENu3lRb09BBKV0ywNjCmFe63FjDSjlD4Q50nv44wpl3HQAc0OB9I3&#10;VXWrjedEnIq03oC27qjHjympx31un0wiTQLq4bS4shrAECZnMGVTvbD9QSnOhDInjzsyuiBXWQP0&#10;r4R18jfgnHvJr4nOknrFmJ5xzhraRtHWf3Kkpfz/yGo5S+H73hkquyhdjr3R8m2lj09svwAAAP//&#10;AwBQSwMEFAAGAAgAAAAhAFr0LFu/AAAAFQEAAAsAAABfcmVscy8ucmVsc2zPwWrDMAwG4Ptg72B0&#10;X5TuUMaI01uh19I+gLGVxCy2jGSy9e1nemrHjpL4P0nD4SetZiPRyNnCruvBUPYcYp4tXC/Htw8w&#10;Wl0ObuVMFm6kcBhfX4Yzra62kC6xqGlKVgtLreUTUf1CyWnHhXKbTCzJ1VbKjMX5LzcTvvf9HuXR&#10;gPHJNKdgQU5hB+ZyK23zHztFL6w81c5zQp6m6P9TMfB3PtPWFCczVQtB9N4U2rp2HOA44NMz4y8A&#10;AAD//wMAUEsDBBQABgAIAAAAIQBcykGoxQAAAN0AAAAPAAAAZHJzL2Rvd25yZXYueG1sRE9NawIx&#10;EL0L/ocwQi9SswrKdmsUFQoVenHbQ4/DZpps3UyWTbpu++tNQfA2j/c56+3gGtFTF2rPCuazDARx&#10;5XXNRsHH+8tjDiJEZI2NZ1LwSwG2m/FojYX2Fz5RX0YjUgiHAhXYGNtCylBZchhmviVO3JfvHMYE&#10;OyN1h5cU7hq5yLKVdFhzarDY0sFSdS5/nIJ2Wn73+enPmP3xc97Yxdt0+RSUepgMu2cQkYZ4F9/c&#10;rzrNz1ZL+P8mnSA3VwAAAP//AwBQSwECLQAUAAYACAAAACEA2+H2y+4AAACFAQAAEwAAAAAAAAAA&#10;AAAAAAAAAAAAW0NvbnRlbnRfVHlwZXNdLnhtbFBLAQItABQABgAIAAAAIQBa9CxbvwAAABUBAAAL&#10;AAAAAAAAAAAAAAAAAB8BAABfcmVscy8ucmVsc1BLAQItABQABgAIAAAAIQBcykGoxQAAAN0AAAAP&#10;AAAAAAAAAAAAAAAAAAcCAABkcnMvZG93bnJldi54bWxQSwUGAAAAAAMAAwC3AAAA+QIAAAAA&#10;" path="m,324409r909663,l909663,,,,,324409xe" filled="f" strokeweight=".5pt">
+                <v:shape id="Shape 1065" o:spid="_x0000_s1156" style="position:absolute;top:31903;width:9096;height:3244;visibility:visible;mso-wrap-style:square;v-text-anchor:top" coordsize="909663,324409" o:gfxdata="UEsDBBQABgAIAAAAIQDb4fbL7gAAAIUBAAATAAAAW0NvbnRlbnRfVHlwZXNdLnhtbHyQz07DMAyH&#10;70i8Q+QralM4IITa7kDhCAiNB7ASt43WOlEcyvb2pNu4IODoPz9/n1xv9vOkForiPDdwXVagiI23&#10;jocG3rdPxR0oScgWJ8/UwIEENu3lRb09BBKV0ywNjCmFe63FjDSjlD4Q50nv44wpl3HQAc0OB9I3&#10;VXWrjedEnIq03oC27qjHjympx31un0wiTQLq4bS4shrAECZnMGVTvbD9QSnOhDInjzsyuiBXWQP0&#10;r4R18jfgnHvJr4nOknrFmJ5xzhraRtHWf3Kkpfz/yGo5S+H73hkquyhdjr3R8m2lj09svwAAAP//&#10;AwBQSwMEFAAGAAgAAAAhAFr0LFu/AAAAFQEAAAsAAABfcmVscy8ucmVsc2zPwWrDMAwG4Ptg72B0&#10;X5TuUMaI01uh19I+gLGVxCy2jGSy9e1nemrHjpL4P0nD4SetZiPRyNnCruvBUPYcYp4tXC/Htw8w&#10;Wl0ObuVMFm6kcBhfX4Yzra62kC6xqGlKVgtLreUTUf1CyWnHhXKbTCzJ1VbKjMX5LzcTvvf9HuXR&#10;gPHJNKdgQU5hB+ZyK23zHztFL6w81c5zQp6m6P9TMfB3PtPWFCczVQtB9N4U2rp2HOA44NMz4y8A&#10;AAD//wMAUEsDBBQABgAIAAAAIQBcykGoxQAAAN0AAAAPAAAAZHJzL2Rvd25yZXYueG1sRE9NawIx&#10;EL0L/ocwQi9SswrKdmsUFQoVenHbQ4/DZpps3UyWTbpu++tNQfA2j/c56+3gGtFTF2rPCuazDARx&#10;5XXNRsHH+8tjDiJEZI2NZ1LwSwG2m/FojYX2Fz5RX0YjUgiHAhXYGNtCylBZchhmviVO3JfvHMYE&#10;OyN1h5cU7hq5yLKVdFhzarDY0sFSdS5/nIJ2Wn73+enPmP3xc97Yxdt0+RSUepgMu2cQkYZ4F9/c&#10;rzrNz1ZL+P8mnSA3VwAAAP//AwBQSwECLQAUAAYACAAAACEA2+H2y+4AAACFAQAAEwAAAAAAAAAA&#10;AAAAAAAAAAAAW0NvbnRlbnRfVHlwZXNdLnhtbFBLAQItABQABgAIAAAAIQBa9CxbvwAAABUBAAAL&#10;AAAAAAAAAAAAAAAAAB8BAABfcmVscy8ucmVsc1BLAQItABQABgAIAAAAIQBcykGoxQAAAN0AAAAP&#10;AAAAAAAAAAAAAAAAAAcCAABkcnMvZG93bnJldi54bWxQSwUGAAAAAAMAAwC3AAAA+QIAAAAA&#10;" path="m,324409r909663,l909663,,,,,324409xe" filled="f" strokeweight=".5pt">
                   <v:path arrowok="t" textboxrect="0,0,909663,324409"/>
                 </v:shape>
-                <v:shape id="Picture 1067" o:spid="_x0000_s1148" type="#_x0000_t75" style="position:absolute;left:31;top:32404;width:9049;height:2254;visibility:visible;mso-wrap-style:square" o:gfxdata="UEsDBBQABgAIAAAAIQDb4fbL7gAAAIUBAAATAAAAW0NvbnRlbnRfVHlwZXNdLnhtbHyQz07DMAyH&#10;70i8Q+QralM4IITa7kDhCAiNB7ASt43WOlEcyvb2pNu4IODoPz9/n1xv9vOkForiPDdwXVagiI23&#10;jocG3rdPxR0oScgWJ8/UwIEENu3lRb09BBKV0ywNjCmFe63FjDSjlD4Q50nv44wpl3HQAc0OB9I3&#10;VXWrjedEnIq03oC27qjHjympx31un0wiTQLq4bS4shrAECZnMGVTvbD9QSnOhDInjzsyuiBXWQP0&#10;r4R18jfgnHvJr4nOknrFmJ5xzhraRtHWf3Kkpfz/yGo5S+H73hkquyhdjr3R8m2lj09svwAAAP//&#10;AwBQSwMEFAAGAAgAAAAhAFr0LFu/AAAAFQEAAAsAAABfcmVscy8ucmVsc2zPwWrDMAwG4Ptg72B0&#10;X5TuUMaI01uh19I+gLGVxCy2jGSy9e1nemrHjpL4P0nD4SetZiPRyNnCruvBUPYcYp4tXC/Htw8w&#10;Wl0ObuVMFm6kcBhfX4Yzra62kC6xqGlKVgtLreUTUf1CyWnHhXKbTCzJ1VbKjMX5LzcTvvf9HuXR&#10;gPHJNKdgQU5hB+ZyK23zHztFL6w81c5zQp6m6P9TMfB3PtPWFCczVQtB9N4U2rp2HOA44NMz4y8A&#10;AAD//wMAUEsDBBQABgAIAAAAIQCZrMgEwwAAAN0AAAAPAAAAZHJzL2Rvd25yZXYueG1sRE9Na8JA&#10;EL0X/A/LCF6KbrSgIbqKpIjtwYPRi7dhd0yC2dmQ3Zr033cLhd7m8T5nsxtsI57U+dqxgvksAUGs&#10;nam5VHC9HKYpCB+QDTaOScE3edhtRy8bzIzr+UzPIpQihrDPUEEVQptJ6XVFFv3MtcSRu7vOYoiw&#10;K6XpsI/htpGLJFlKizXHhgpbyivSj+LLKrjlOb2dXt+LT7qlp344aprrVKnJeNivQQQawr/4z/1h&#10;4vxkuYLfb+IJcvsDAAD//wMAUEsBAi0AFAAGAAgAAAAhANvh9svuAAAAhQEAABMAAAAAAAAAAAAA&#10;AAAAAAAAAFtDb250ZW50X1R5cGVzXS54bWxQSwECLQAUAAYACAAAACEAWvQsW78AAAAVAQAACwAA&#10;AAAAAAAAAAAAAAAfAQAAX3JlbHMvLnJlbHNQSwECLQAUAAYACAAAACEAmazIBMMAAADdAAAADwAA&#10;AAAAAAAAAAAAAAAHAgAAZHJzL2Rvd25yZXYueG1sUEsFBgAAAAADAAMAtwAAAPcCAAAAAA==&#10;">
+                <v:shape id="Picture 1067" o:spid="_x0000_s1157" type="#_x0000_t75" style="position:absolute;left:31;top:32404;width:9049;height:2254;visibility:visible;mso-wrap-style:square" o:gfxdata="UEsDBBQABgAIAAAAIQDb4fbL7gAAAIUBAAATAAAAW0NvbnRlbnRfVHlwZXNdLnhtbHyQz07DMAyH&#10;70i8Q+QralM4IITa7kDhCAiNB7ASt43WOlEcyvb2pNu4IODoPz9/n1xv9vOkForiPDdwXVagiI23&#10;jocG3rdPxR0oScgWJ8/UwIEENu3lRb09BBKV0ywNjCmFe63FjDSjlD4Q50nv44wpl3HQAc0OB9I3&#10;VXWrjedEnIq03oC27qjHjympx31un0wiTQLq4bS4shrAECZnMGVTvbD9QSnOhDInjzsyuiBXWQP0&#10;r4R18jfgnHvJr4nOknrFmJ5xzhraRtHWf3Kkpfz/yGo5S+H73hkquyhdjr3R8m2lj09svwAAAP//&#10;AwBQSwMEFAAGAAgAAAAhAFr0LFu/AAAAFQEAAAsAAABfcmVscy8ucmVsc2zPwWrDMAwG4Ptg72B0&#10;X5TuUMaI01uh19I+gLGVxCy2jGSy9e1nemrHjpL4P0nD4SetZiPRyNnCruvBUPYcYp4tXC/Htw8w&#10;Wl0ObuVMFm6kcBhfX4Yzra62kC6xqGlKVgtLreUTUf1CyWnHhXKbTCzJ1VbKjMX5LzcTvvf9HuXR&#10;gPHJNKdgQU5hB+ZyK23zHztFL6w81c5zQp6m6P9TMfB3PtPWFCczVQtB9N4U2rp2HOA44NMz4y8A&#10;AAD//wMAUEsDBBQABgAIAAAAIQCZrMgEwwAAAN0AAAAPAAAAZHJzL2Rvd25yZXYueG1sRE9Na8JA&#10;EL0X/A/LCF6KbrSgIbqKpIjtwYPRi7dhd0yC2dmQ3Zr033cLhd7m8T5nsxtsI57U+dqxgvksAUGs&#10;nam5VHC9HKYpCB+QDTaOScE3edhtRy8bzIzr+UzPIpQihrDPUEEVQptJ6XVFFv3MtcSRu7vOYoiw&#10;K6XpsI/htpGLJFlKizXHhgpbyivSj+LLKrjlOb2dXt+LT7qlp344aprrVKnJeNivQQQawr/4z/1h&#10;4vxkuYLfb+IJcvsDAAD//wMAUEsBAi0AFAAGAAgAAAAhANvh9svuAAAAhQEAABMAAAAAAAAAAAAA&#10;AAAAAAAAAFtDb250ZW50X1R5cGVzXS54bWxQSwECLQAUAAYACAAAACEAWvQsW78AAAAVAQAACwAA&#10;AAAAAAAAAAAAAAAfAQAAX3JlbHMvLnJlbHNQSwECLQAUAAYACAAAACEAmazIBMMAAADdAAAADwAA&#10;AAAAAAAAAAAAAAAHAgAAZHJzL2Rvd25yZXYueG1sUEsFBgAAAAADAAMAtwAAAPcCAAAAAA==&#10;">
                   <v:imagedata r:id="rId39" o:title=""/>
                 </v:shape>
-                <v:rect id="Rectangle 1068" o:spid="_x0000_s1149" style="position:absolute;left:955;top:32736;width:8655;height:2065;visibility:visible;mso-wrap-style:square;v-text-anchor:top" o:gfxdata="UEsDBBQABgAIAAAAIQDb4fbL7gAAAIUBAAATAAAAW0NvbnRlbnRfVHlwZXNdLnhtbHyQz07DMAyH&#10;70i8Q+QralM4IITa7kDhCAiNB7ASt43WOlEcyvb2pNu4IODoPz9/n1xv9vOkForiPDdwXVagiI23&#10;jocG3rdPxR0oScgWJ8/UwIEENu3lRb09BBKV0ywNjCmFe63FjDSjlD4Q50nv44wpl3HQAc0OB9I3&#10;VXWrjedEnIq03oC27qjHjympx31un0wiTQLq4bS4shrAECZnMGVTvbD9QSnOhDInjzsyuiBXWQP0&#10;r4R18jfgnHvJr4nOknrFmJ5xzhraRtHWf3Kkpfz/yGo5S+H73hkquyhdjr3R8m2lj09svwAAAP//&#10;AwBQSwMEFAAGAAgAAAAhAFr0LFu/AAAAFQEAAAsAAABfcmVscy8ucmVsc2zPwWrDMAwG4Ptg72B0&#10;X5TuUMaI01uh19I+gLGVxCy2jGSy9e1nemrHjpL4P0nD4SetZiPRyNnCruvBUPYcYp4tXC/Htw8w&#10;Wl0ObuVMFm6kcBhfX4Yzra62kC6xqGlKVgtLreUTUf1CyWnHhXKbTCzJ1VbKjMX5LzcTvvf9HuXR&#10;gPHJNKdgQU5hB+ZyK23zHztFL6w81c5zQp6m6P9TMfB3PtPWFCczVQtB9N4U2rp2HOA44NMz4y8A&#10;AAD//wMAUEsDBBQABgAIAAAAIQCKAkMvxQAAAN0AAAAPAAAAZHJzL2Rvd25yZXYueG1sRI9Bb8Iw&#10;DIXvk/gPkZG4jZQdEBQCQrAJjhsgATerMW1F41RNRst+/XxA4mbrPb/3eb7sXKXu1ITSs4HRMAFF&#10;nHlbcm7gePh6n4AKEdli5ZkMPCjActF7m2Nqfcs/dN/HXEkIhxQNFDHWqdYhK8hhGPqaWLSrbxxG&#10;WZtc2wZbCXeV/kiSsXZYsjQUWNO6oOy2/3UGtpN6dd75vzavPi/b0/dpujlMozGDfreagYrUxZf5&#10;eb2zgp+MBVe+kRH04h8AAP//AwBQSwECLQAUAAYACAAAACEA2+H2y+4AAACFAQAAEwAAAAAAAAAA&#10;AAAAAAAAAAAAW0NvbnRlbnRfVHlwZXNdLnhtbFBLAQItABQABgAIAAAAIQBa9CxbvwAAABUBAAAL&#10;AAAAAAAAAAAAAAAAAB8BAABfcmVscy8ucmVsc1BLAQItABQABgAIAAAAIQCKAkMvxQAAAN0AAAAP&#10;AAAAAAAAAAAAAAAAAAcCAABkcnMvZG93bnJldi54bWxQSwUGAAAAAAMAAwC3AAAA+QIAAAAA&#10;" filled="f" stroked="f">
+                <v:rect id="Rectangle 1068" o:spid="_x0000_s1158" style="position:absolute;left:955;top:32736;width:8655;height:2065;visibility:visible;mso-wrap-style:square;v-text-anchor:top" o:gfxdata="UEsDBBQABgAIAAAAIQDb4fbL7gAAAIUBAAATAAAAW0NvbnRlbnRfVHlwZXNdLnhtbHyQz07DMAyH&#10;70i8Q+QralM4IITa7kDhCAiNB7ASt43WOlEcyvb2pNu4IODoPz9/n1xv9vOkForiPDdwXVagiI23&#10;jocG3rdPxR0oScgWJ8/UwIEENu3lRb09BBKV0ywNjCmFe63FjDSjlD4Q50nv44wpl3HQAc0OB9I3&#10;VXWrjedEnIq03oC27qjHjympx31un0wiTQLq4bS4shrAECZnMGVTvbD9QSnOhDInjzsyuiBXWQP0&#10;r4R18jfgnHvJr4nOknrFmJ5xzhraRtHWf3Kkpfz/yGo5S+H73hkquyhdjr3R8m2lj09svwAAAP//&#10;AwBQSwMEFAAGAAgAAAAhAFr0LFu/AAAAFQEAAAsAAABfcmVscy8ucmVsc2zPwWrDMAwG4Ptg72B0&#10;X5TuUMaI01uh19I+gLGVxCy2jGSy9e1nemrHjpL4P0nD4SetZiPRyNnCruvBUPYcYp4tXC/Htw8w&#10;Wl0ObuVMFm6kcBhfX4Yzra62kC6xqGlKVgtLreUTUf1CyWnHhXKbTCzJ1VbKjMX5LzcTvvf9HuXR&#10;gPHJNKdgQU5hB+ZyK23zHztFL6w81c5zQp6m6P9TMfB3PtPWFCczVQtB9N4U2rp2HOA44NMz4y8A&#10;AAD//wMAUEsDBBQABgAIAAAAIQCKAkMvxQAAAN0AAAAPAAAAZHJzL2Rvd25yZXYueG1sRI9Bb8Iw&#10;DIXvk/gPkZG4jZQdEBQCQrAJjhsgATerMW1F41RNRst+/XxA4mbrPb/3eb7sXKXu1ITSs4HRMAFF&#10;nHlbcm7gePh6n4AKEdli5ZkMPCjActF7m2Nqfcs/dN/HXEkIhxQNFDHWqdYhK8hhGPqaWLSrbxxG&#10;WZtc2wZbCXeV/kiSsXZYsjQUWNO6oOy2/3UGtpN6dd75vzavPi/b0/dpujlMozGDfreagYrUxZf5&#10;eb2zgp+MBVe+kRH04h8AAP//AwBQSwECLQAUAAYACAAAACEA2+H2y+4AAACFAQAAEwAAAAAAAAAA&#10;AAAAAAAAAAAAW0NvbnRlbnRfVHlwZXNdLnhtbFBLAQItABQABgAIAAAAIQBa9CxbvwAAABUBAAAL&#10;AAAAAAAAAAAAAAAAAB8BAABfcmVscy8ucmVsc1BLAQItABQABgAIAAAAIQCKAkMvxQAAAN0AAAAP&#10;AAAAAAAAAAAAAAAAAAcCAABkcnMvZG93bnJldi54bWxQSwUGAAAAAAMAAwC3AAAA+QIAAAAA&#10;" filled="f" stroked="f">
                   <v:textbox inset="0,0,0,0">
                     <w:txbxContent>
                       <w:p>
@@ -16130,7 +16575,7 @@
                     </w:txbxContent>
                   </v:textbox>
                 </v:rect>
-                <v:rect id="Rectangle 1069" o:spid="_x0000_s1150" style="position:absolute;left:7435;top:32736;width:458;height:2065;visibility:visible;mso-wrap-style:square;v-text-anchor:top" o:gfxdata="UEsDBBQABgAIAAAAIQDb4fbL7gAAAIUBAAATAAAAW0NvbnRlbnRfVHlwZXNdLnhtbHyQz07DMAyH&#10;70i8Q+QralM4IITa7kDhCAiNB7ASt43WOlEcyvb2pNu4IODoPz9/n1xv9vOkForiPDdwXVagiI23&#10;jocG3rdPxR0oScgWJ8/UwIEENu3lRb09BBKV0ywNjCmFe63FjDSjlD4Q50nv44wpl3HQAc0OB9I3&#10;VXWrjedEnIq03oC27qjHjympx31un0wiTQLq4bS4shrAECZnMGVTvbD9QSnOhDInjzsyuiBXWQP0&#10;r4R18jfgnHvJr4nOknrFmJ5xzhraRtHWf3Kkpfz/yGo5S+H73hkquyhdjr3R8m2lj09svwAAAP//&#10;AwBQSwMEFAAGAAgAAAAhAFr0LFu/AAAAFQEAAAsAAABfcmVscy8ucmVsc2zPwWrDMAwG4Ptg72B0&#10;X5TuUMaI01uh19I+gLGVxCy2jGSy9e1nemrHjpL4P0nD4SetZiPRyNnCruvBUPYcYp4tXC/Htw8w&#10;Wl0ObuVMFm6kcBhfX4Yzra62kC6xqGlKVgtLreUTUf1CyWnHhXKbTCzJ1VbKjMX5LzcTvvf9HuXR&#10;gPHJNKdgQU5hB+ZyK23zHztFL6w81c5zQp6m6P9TMfB3PtPWFCczVQtB9N4U2rp2HOA44NMz4y8A&#10;AAD//wMAUEsDBBQABgAIAAAAIQDlTua0wgAAAN0AAAAPAAAAZHJzL2Rvd25yZXYueG1sRE9Li8Iw&#10;EL4L/ocwgjdN3YPYahTRFT36At3b0My2xWZSmmirv94sLHibj+85s0VrSvGg2hWWFYyGEQji1OqC&#10;MwXn02YwAeE8ssbSMil4koPFvNuZYaJtwwd6HH0mQgi7BBXk3leJlC7NyaAb2oo4cL+2NugDrDOp&#10;a2xCuCnlVxSNpcGCQ0OOFa1ySm/Hu1GwnVTL686+mqz8/tle9pd4fYq9Uv1eu5yC8NT6j/jfvdNh&#10;fjSO4e+bcIKcvwEAAP//AwBQSwECLQAUAAYACAAAACEA2+H2y+4AAACFAQAAEwAAAAAAAAAAAAAA&#10;AAAAAAAAW0NvbnRlbnRfVHlwZXNdLnhtbFBLAQItABQABgAIAAAAIQBa9CxbvwAAABUBAAALAAAA&#10;AAAAAAAAAAAAAB8BAABfcmVscy8ucmVsc1BLAQItABQABgAIAAAAIQDlTua0wgAAAN0AAAAPAAAA&#10;AAAAAAAAAAAAAAcCAABkcnMvZG93bnJldi54bWxQSwUGAAAAAAMAAwC3AAAA9gIAAAAA&#10;" filled="f" stroked="f">
+                <v:rect id="Rectangle 1069" o:spid="_x0000_s1159" style="position:absolute;left:7435;top:32736;width:458;height:2065;visibility:visible;mso-wrap-style:square;v-text-anchor:top" o:gfxdata="UEsDBBQABgAIAAAAIQDb4fbL7gAAAIUBAAATAAAAW0NvbnRlbnRfVHlwZXNdLnhtbHyQz07DMAyH&#10;70i8Q+QralM4IITa7kDhCAiNB7ASt43WOlEcyvb2pNu4IODoPz9/n1xv9vOkForiPDdwXVagiI23&#10;jocG3rdPxR0oScgWJ8/UwIEENu3lRb09BBKV0ywNjCmFe63FjDSjlD4Q50nv44wpl3HQAc0OB9I3&#10;VXWrjedEnIq03oC27qjHjympx31un0wiTQLq4bS4shrAECZnMGVTvbD9QSnOhDInjzsyuiBXWQP0&#10;r4R18jfgnHvJr4nOknrFmJ5xzhraRtHWf3Kkpfz/yGo5S+H73hkquyhdjr3R8m2lj09svwAAAP//&#10;AwBQSwMEFAAGAAgAAAAhAFr0LFu/AAAAFQEAAAsAAABfcmVscy8ucmVsc2zPwWrDMAwG4Ptg72B0&#10;X5TuUMaI01uh19I+gLGVxCy2jGSy9e1nemrHjpL4P0nD4SetZiPRyNnCruvBUPYcYp4tXC/Htw8w&#10;Wl0ObuVMFm6kcBhfX4Yzra62kC6xqGlKVgtLreUTUf1CyWnHhXKbTCzJ1VbKjMX5LzcTvvf9HuXR&#10;gPHJNKdgQU5hB+ZyK23zHztFL6w81c5zQp6m6P9TMfB3PtPWFCczVQtB9N4U2rp2HOA44NMz4y8A&#10;AAD//wMAUEsDBBQABgAIAAAAIQDlTua0wgAAAN0AAAAPAAAAZHJzL2Rvd25yZXYueG1sRE9Li8Iw&#10;EL4L/ocwgjdN3YPYahTRFT36At3b0My2xWZSmmirv94sLHibj+85s0VrSvGg2hWWFYyGEQji1OqC&#10;MwXn02YwAeE8ssbSMil4koPFvNuZYaJtwwd6HH0mQgi7BBXk3leJlC7NyaAb2oo4cL+2NugDrDOp&#10;a2xCuCnlVxSNpcGCQ0OOFa1ySm/Hu1GwnVTL686+mqz8/tle9pd4fYq9Uv1eu5yC8NT6j/jfvdNh&#10;fjSO4e+bcIKcvwEAAP//AwBQSwECLQAUAAYACAAAACEA2+H2y+4AAACFAQAAEwAAAAAAAAAAAAAA&#10;AAAAAAAAW0NvbnRlbnRfVHlwZXNdLnhtbFBLAQItABQABgAIAAAAIQBa9CxbvwAAABUBAAALAAAA&#10;AAAAAAAAAAAAAB8BAABfcmVscy8ucmVsc1BLAQItABQABgAIAAAAIQDlTua0wgAAAN0AAAAPAAAA&#10;AAAAAAAAAAAAAAcCAABkcnMvZG93bnJldi54bWxQSwUGAAAAAAMAAwC3AAAA9gIAAAAA&#10;" filled="f" stroked="f">
                   <v:textbox inset="0,0,0,0">
                     <w:txbxContent>
                       <w:p>
@@ -16144,16 +16589,16 @@
                     </w:txbxContent>
                   </v:textbox>
                 </v:rect>
-                <v:shape id="Shape 21150" o:spid="_x0000_s1151" style="position:absolute;left:9691;top:29982;width:5233;height:3118;visibility:visible;mso-wrap-style:square;v-text-anchor:top" coordsize="523342,311709" o:gfxdata="UEsDBBQABgAIAAAAIQDb4fbL7gAAAIUBAAATAAAAW0NvbnRlbnRfVHlwZXNdLnhtbHyQz07DMAyH&#10;70i8Q+QralM4IITa7kDhCAiNB7ASt43WOlEcyvb2pNu4IODoPz9/n1xv9vOkForiPDdwXVagiI23&#10;jocG3rdPxR0oScgWJ8/UwIEENu3lRb09BBKV0ywNjCmFe63FjDSjlD4Q50nv44wpl3HQAc0OB9I3&#10;VXWrjedEnIq03oC27qjHjympx31un0wiTQLq4bS4shrAECZnMGVTvbD9QSnOhDInjzsyuiBXWQP0&#10;r4R18jfgnHvJr4nOknrFmJ5xzhraRtHWf3Kkpfz/yGo5S+H73hkquyhdjr3R8m2lj09svwAAAP//&#10;AwBQSwMEFAAGAAgAAAAhAFr0LFu/AAAAFQEAAAsAAABfcmVscy8ucmVsc2zPwWrDMAwG4Ptg72B0&#10;X5TuUMaI01uh19I+gLGVxCy2jGSy9e1nemrHjpL4P0nD4SetZiPRyNnCruvBUPYcYp4tXC/Htw8w&#10;Wl0ObuVMFm6kcBhfX4Yzra62kC6xqGlKVgtLreUTUf1CyWnHhXKbTCzJ1VbKjMX5LzcTvvf9HuXR&#10;gPHJNKdgQU5hB+ZyK23zHztFL6w81c5zQp6m6P9TMfB3PtPWFCczVQtB9N4U2rp2HOA44NMz4y8A&#10;AAD//wMAUEsDBBQABgAIAAAAIQBIqB2AwwAAAN4AAAAPAAAAZHJzL2Rvd25yZXYueG1sRI/LisIw&#10;FIb3gu8QjuBGxrSCRTpGEUFU3HjbuDvTnGmLzUlpYq1vbxaCy5//xjdfdqYSLTWutKwgHkcgiDOr&#10;S84VXC+bnxkI55E1VpZJwYscLBf93hxTbZ98ovbscxFG2KWooPC+TqV0WUEG3djWxMH7t41BH2ST&#10;S93gM4ybSk6iKJEGSw4PBda0Lii7nx9GQb09JMdjt98lf7erj0Z7STfbKjUcdKtfEJ46/w1/2jut&#10;YBLH0wAQcAIKyMUbAAD//wMAUEsBAi0AFAAGAAgAAAAhANvh9svuAAAAhQEAABMAAAAAAAAAAAAA&#10;AAAAAAAAAFtDb250ZW50X1R5cGVzXS54bWxQSwECLQAUAAYACAAAACEAWvQsW78AAAAVAQAACwAA&#10;AAAAAAAAAAAAAAAfAQAAX3JlbHMvLnJlbHNQSwECLQAUAAYACAAAACEASKgdgMMAAADeAAAADwAA&#10;AAAAAAAAAAAAAAAHAgAAZHJzL2Rvd25yZXYueG1sUEsFBgAAAAADAAMAtwAAAPcCAAAAAA==&#10;" path="m,l523342,r,311709l,311709,,e" fillcolor="#9dc3e6" stroked="f" strokeweight="0">
+                <v:shape id="Shape 21150" o:spid="_x0000_s1160" style="position:absolute;left:9691;top:29982;width:5233;height:3118;visibility:visible;mso-wrap-style:square;v-text-anchor:top" coordsize="523342,311709" o:gfxdata="UEsDBBQABgAIAAAAIQDb4fbL7gAAAIUBAAATAAAAW0NvbnRlbnRfVHlwZXNdLnhtbHyQz07DMAyH&#10;70i8Q+QralM4IITa7kDhCAiNB7ASt43WOlEcyvb2pNu4IODoPz9/n1xv9vOkForiPDdwXVagiI23&#10;jocG3rdPxR0oScgWJ8/UwIEENu3lRb09BBKV0ywNjCmFe63FjDSjlD4Q50nv44wpl3HQAc0OB9I3&#10;VXWrjedEnIq03oC27qjHjympx31un0wiTQLq4bS4shrAECZnMGVTvbD9QSnOhDInjzsyuiBXWQP0&#10;r4R18jfgnHvJr4nOknrFmJ5xzhraRtHWf3Kkpfz/yGo5S+H73hkquyhdjr3R8m2lj09svwAAAP//&#10;AwBQSwMEFAAGAAgAAAAhAFr0LFu/AAAAFQEAAAsAAABfcmVscy8ucmVsc2zPwWrDMAwG4Ptg72B0&#10;X5TuUMaI01uh19I+gLGVxCy2jGSy9e1nemrHjpL4P0nD4SetZiPRyNnCruvBUPYcYp4tXC/Htw8w&#10;Wl0ObuVMFm6kcBhfX4Yzra62kC6xqGlKVgtLreUTUf1CyWnHhXKbTCzJ1VbKjMX5LzcTvvf9HuXR&#10;gPHJNKdgQU5hB+ZyK23zHztFL6w81c5zQp6m6P9TMfB3PtPWFCczVQtB9N4U2rp2HOA44NMz4y8A&#10;AAD//wMAUEsDBBQABgAIAAAAIQBIqB2AwwAAAN4AAAAPAAAAZHJzL2Rvd25yZXYueG1sRI/LisIw&#10;FIb3gu8QjuBGxrSCRTpGEUFU3HjbuDvTnGmLzUlpYq1vbxaCy5//xjdfdqYSLTWutKwgHkcgiDOr&#10;S84VXC+bnxkI55E1VpZJwYscLBf93hxTbZ98ovbscxFG2KWooPC+TqV0WUEG3djWxMH7t41BH2ST&#10;S93gM4ybSk6iKJEGSw4PBda0Lii7nx9GQb09JMdjt98lf7erj0Z7STfbKjUcdKtfEJ46/w1/2jut&#10;YBLH0wAQcAIKyMUbAAD//wMAUEsBAi0AFAAGAAgAAAAhANvh9svuAAAAhQEAABMAAAAAAAAAAAAA&#10;AAAAAAAAAFtDb250ZW50X1R5cGVzXS54bWxQSwECLQAUAAYACAAAACEAWvQsW78AAAAVAQAACwAA&#10;AAAAAAAAAAAAAAAfAQAAX3JlbHMvLnJlbHNQSwECLQAUAAYACAAAACEASKgdgMMAAADeAAAADwAA&#10;AAAAAAAAAAAAAAAHAgAAZHJzL2Rvd25yZXYueG1sUEsFBgAAAAADAAMAtwAAAPcCAAAAAA==&#10;" path="m,l523342,r,311709l,311709,,e" fillcolor="#9dc3e6" stroked="f" strokeweight="0">
                   <v:path arrowok="t" textboxrect="0,0,523342,311709"/>
                 </v:shape>
-                <v:shape id="Shape 1071" o:spid="_x0000_s1152" style="position:absolute;left:9691;top:29982;width:5233;height:3118;visibility:visible;mso-wrap-style:square;v-text-anchor:top" coordsize="523342,311709" o:gfxdata="UEsDBBQABgAIAAAAIQDb4fbL7gAAAIUBAAATAAAAW0NvbnRlbnRfVHlwZXNdLnhtbHyQz07DMAyH&#10;70i8Q+QralM4IITa7kDhCAiNB7ASt43WOlEcyvb2pNu4IODoPz9/n1xv9vOkForiPDdwXVagiI23&#10;jocG3rdPxR0oScgWJ8/UwIEENu3lRb09BBKV0ywNjCmFe63FjDSjlD4Q50nv44wpl3HQAc0OB9I3&#10;VXWrjedEnIq03oC27qjHjympx31un0wiTQLq4bS4shrAECZnMGVTvbD9QSnOhDInjzsyuiBXWQP0&#10;r4R18jfgnHvJr4nOknrFmJ5xzhraRtHWf3Kkpfz/yGo5S+H73hkquyhdjr3R8m2lj09svwAAAP//&#10;AwBQSwMEFAAGAAgAAAAhAFr0LFu/AAAAFQEAAAsAAABfcmVscy8ucmVsc2zPwWrDMAwG4Ptg72B0&#10;X5TuUMaI01uh19I+gLGVxCy2jGSy9e1nemrHjpL4P0nD4SetZiPRyNnCruvBUPYcYp4tXC/Htw8w&#10;Wl0ObuVMFm6kcBhfX4Yzra62kC6xqGlKVgtLreUTUf1CyWnHhXKbTCzJ1VbKjMX5LzcTvvf9HuXR&#10;gPHJNKdgQU5hB+ZyK23zHztFL6w81c5zQp6m6P9TMfB3PtPWFCczVQtB9N4U2rp2HOA44NMz4y8A&#10;AAD//wMAUEsDBBQABgAIAAAAIQDn4bNRxAAAAN0AAAAPAAAAZHJzL2Rvd25yZXYueG1sRE9NawIx&#10;EL0L/Q9hCr1ITSy12q1RWkEoeJDaxV6HzXSzuJksSdTtv28Ewds83ufMl71rxYlCbDxrGI8UCOLK&#10;m4ZrDeX3+nEGIiZkg61n0vBHEZaLu8EcC+PP/EWnXapFDuFYoAabUldIGStLDuPId8SZ+/XBYcow&#10;1NIEPOdw18onpV6kw4Zzg8WOVpaqw+7oNAzlevMcysP053Wj8GO/7dCWE60f7vv3NxCJ+nQTX92f&#10;Js9X0zFcvsknyMU/AAAA//8DAFBLAQItABQABgAIAAAAIQDb4fbL7gAAAIUBAAATAAAAAAAAAAAA&#10;AAAAAAAAAABbQ29udGVudF9UeXBlc10ueG1sUEsBAi0AFAAGAAgAAAAhAFr0LFu/AAAAFQEAAAsA&#10;AAAAAAAAAAAAAAAAHwEAAF9yZWxzLy5yZWxzUEsBAi0AFAAGAAgAAAAhAOfhs1HEAAAA3QAAAA8A&#10;AAAAAAAAAAAAAAAABwIAAGRycy9kb3ducmV2LnhtbFBLBQYAAAAAAwADALcAAAD4AgAAAAA=&#10;" path="m,311709r523342,l523342,,,,,311709xe" filled="f" strokeweight=".5pt">
+                <v:shape id="Shape 1071" o:spid="_x0000_s1161" style="position:absolute;left:9691;top:29982;width:5233;height:3118;visibility:visible;mso-wrap-style:square;v-text-anchor:top" coordsize="523342,311709" o:gfxdata="UEsDBBQABgAIAAAAIQDb4fbL7gAAAIUBAAATAAAAW0NvbnRlbnRfVHlwZXNdLnhtbHyQz07DMAyH&#10;70i8Q+QralM4IITa7kDhCAiNB7ASt43WOlEcyvb2pNu4IODoPz9/n1xv9vOkForiPDdwXVagiI23&#10;jocG3rdPxR0oScgWJ8/UwIEENu3lRb09BBKV0ywNjCmFe63FjDSjlD4Q50nv44wpl3HQAc0OB9I3&#10;VXWrjedEnIq03oC27qjHjympx31un0wiTQLq4bS4shrAECZnMGVTvbD9QSnOhDInjzsyuiBXWQP0&#10;r4R18jfgnHvJr4nOknrFmJ5xzhraRtHWf3Kkpfz/yGo5S+H73hkquyhdjr3R8m2lj09svwAAAP//&#10;AwBQSwMEFAAGAAgAAAAhAFr0LFu/AAAAFQEAAAsAAABfcmVscy8ucmVsc2zPwWrDMAwG4Ptg72B0&#10;X5TuUMaI01uh19I+gLGVxCy2jGSy9e1nemrHjpL4P0nD4SetZiPRyNnCruvBUPYcYp4tXC/Htw8w&#10;Wl0ObuVMFm6kcBhfX4Yzra62kC6xqGlKVgtLreUTUf1CyWnHhXKbTCzJ1VbKjMX5LzcTvvf9HuXR&#10;gPHJNKdgQU5hB+ZyK23zHztFL6w81c5zQp6m6P9TMfB3PtPWFCczVQtB9N4U2rp2HOA44NMz4y8A&#10;AAD//wMAUEsDBBQABgAIAAAAIQDn4bNRxAAAAN0AAAAPAAAAZHJzL2Rvd25yZXYueG1sRE9NawIx&#10;EL0L/Q9hCr1ITSy12q1RWkEoeJDaxV6HzXSzuJksSdTtv28Ewds83ufMl71rxYlCbDxrGI8UCOLK&#10;m4ZrDeX3+nEGIiZkg61n0vBHEZaLu8EcC+PP/EWnXapFDuFYoAabUldIGStLDuPId8SZ+/XBYcow&#10;1NIEPOdw18onpV6kw4Zzg8WOVpaqw+7oNAzlevMcysP053Wj8GO/7dCWE60f7vv3NxCJ+nQTX92f&#10;Js9X0zFcvsknyMU/AAAA//8DAFBLAQItABQABgAIAAAAIQDb4fbL7gAAAIUBAAATAAAAAAAAAAAA&#10;AAAAAAAAAABbQ29udGVudF9UeXBlc10ueG1sUEsBAi0AFAAGAAgAAAAhAFr0LFu/AAAAFQEAAAsA&#10;AAAAAAAAAAAAAAAAHwEAAF9yZWxzLy5yZWxzUEsBAi0AFAAGAAgAAAAhAOfhs1HEAAAA3QAAAA8A&#10;AAAAAAAAAAAAAAAABwIAAGRycy9kb3ducmV2LnhtbFBLBQYAAAAAAwADALcAAAD4AgAAAAA=&#10;" path="m,311709r523342,l523342,,,,,311709xe" filled="f" strokeweight=".5pt">
                   <v:path arrowok="t" textboxrect="0,0,523342,311709"/>
                 </v:shape>
-                <v:shape id="Picture 1073" o:spid="_x0000_s1153" type="#_x0000_t75" style="position:absolute;left:9715;top:30467;width:5175;height:2127;visibility:visible;mso-wrap-style:square" o:gfxdata="UEsDBBQABgAIAAAAIQDb4fbL7gAAAIUBAAATAAAAW0NvbnRlbnRfVHlwZXNdLnhtbHyQz07DMAyH&#10;70i8Q+QralM4IITa7kDhCAiNB7ASt43WOlEcyvb2pNu4IODoPz9/n1xv9vOkForiPDdwXVagiI23&#10;jocG3rdPxR0oScgWJ8/UwIEENu3lRb09BBKV0ywNjCmFe63FjDSjlD4Q50nv44wpl3HQAc0OB9I3&#10;VXWrjedEnIq03oC27qjHjympx31un0wiTQLq4bS4shrAECZnMGVTvbD9QSnOhDInjzsyuiBXWQP0&#10;r4R18jfgnHvJr4nOknrFmJ5xzhraRtHWf3Kkpfz/yGo5S+H73hkquyhdjr3R8m2lj09svwAAAP//&#10;AwBQSwMEFAAGAAgAAAAhAFr0LFu/AAAAFQEAAAsAAABfcmVscy8ucmVsc2zPwWrDMAwG4Ptg72B0&#10;X5TuUMaI01uh19I+gLGVxCy2jGSy9e1nemrHjpL4P0nD4SetZiPRyNnCruvBUPYcYp4tXC/Htw8w&#10;Wl0ObuVMFm6kcBhfX4Yzra62kC6xqGlKVgtLreUTUf1CyWnHhXKbTCzJ1VbKjMX5LzcTvvf9HuXR&#10;gPHJNKdgQU5hB+ZyK23zHztFL6w81c5zQp6m6P9TMfB3PtPWFCczVQtB9N4U2rp2HOA44NMz4y8A&#10;AAD//wMAUEsDBBQABgAIAAAAIQA7pYJaxgAAAN0AAAAPAAAAZHJzL2Rvd25yZXYueG1sRE9NawIx&#10;EL0L/ocwhV5KzdaiLVujtJWKlCLUeult2Iybxc1ku4mb9d8boeBtHu9zZove1qKj1leOFTyMMhDE&#10;hdMVlwp2Px/3zyB8QNZYOyYFJ/KwmA8HM8y1i/xN3TaUIoWwz1GBCaHJpfSFIYt+5BrixO1dazEk&#10;2JZStxhTuK3lOMum0mLFqcFgQ++GisP2aBXsI65+13cb87b8Ksef3SruJn9Rqdub/vUFRKA+XMX/&#10;7rVO87OnR7h8k06Q8zMAAAD//wMAUEsBAi0AFAAGAAgAAAAhANvh9svuAAAAhQEAABMAAAAAAAAA&#10;AAAAAAAAAAAAAFtDb250ZW50X1R5cGVzXS54bWxQSwECLQAUAAYACAAAACEAWvQsW78AAAAVAQAA&#10;CwAAAAAAAAAAAAAAAAAfAQAAX3JlbHMvLnJlbHNQSwECLQAUAAYACAAAACEAO6WCWsYAAADdAAAA&#10;DwAAAAAAAAAAAAAAAAAHAgAAZHJzL2Rvd25yZXYueG1sUEsFBgAAAAADAAMAtwAAAPoCAAAAAA==&#10;">
+                <v:shape id="Picture 1073" o:spid="_x0000_s1162" type="#_x0000_t75" style="position:absolute;left:9715;top:30467;width:5175;height:2127;visibility:visible;mso-wrap-style:square" o:gfxdata="UEsDBBQABgAIAAAAIQDb4fbL7gAAAIUBAAATAAAAW0NvbnRlbnRfVHlwZXNdLnhtbHyQz07DMAyH&#10;70i8Q+QralM4IITa7kDhCAiNB7ASt43WOlEcyvb2pNu4IODoPz9/n1xv9vOkForiPDdwXVagiI23&#10;jocG3rdPxR0oScgWJ8/UwIEENu3lRb09BBKV0ywNjCmFe63FjDSjlD4Q50nv44wpl3HQAc0OB9I3&#10;VXWrjedEnIq03oC27qjHjympx31un0wiTQLq4bS4shrAECZnMGVTvbD9QSnOhDInjzsyuiBXWQP0&#10;r4R18jfgnHvJr4nOknrFmJ5xzhraRtHWf3Kkpfz/yGo5S+H73hkquyhdjr3R8m2lj09svwAAAP//&#10;AwBQSwMEFAAGAAgAAAAhAFr0LFu/AAAAFQEAAAsAAABfcmVscy8ucmVsc2zPwWrDMAwG4Ptg72B0&#10;X5TuUMaI01uh19I+gLGVxCy2jGSy9e1nemrHjpL4P0nD4SetZiPRyNnCruvBUPYcYp4tXC/Htw8w&#10;Wl0ObuVMFm6kcBhfX4Yzra62kC6xqGlKVgtLreUTUf1CyWnHhXKbTCzJ1VbKjMX5LzcTvvf9HuXR&#10;gPHJNKdgQU5hB+ZyK23zHztFL6w81c5zQp6m6P9TMfB3PtPWFCczVQtB9N4U2rp2HOA44NMz4y8A&#10;AAD//wMAUEsDBBQABgAIAAAAIQA7pYJaxgAAAN0AAAAPAAAAZHJzL2Rvd25yZXYueG1sRE9NawIx&#10;EL0L/ocwhV5KzdaiLVujtJWKlCLUeult2Iybxc1ku4mb9d8boeBtHu9zZove1qKj1leOFTyMMhDE&#10;hdMVlwp2Px/3zyB8QNZYOyYFJ/KwmA8HM8y1i/xN3TaUIoWwz1GBCaHJpfSFIYt+5BrixO1dazEk&#10;2JZStxhTuK3lOMum0mLFqcFgQ++GisP2aBXsI65+13cb87b8Ksef3SruJn9Rqdub/vUFRKA+XMX/&#10;7rVO87OnR7h8k06Q8zMAAAD//wMAUEsBAi0AFAAGAAgAAAAhANvh9svuAAAAhQEAABMAAAAAAAAA&#10;AAAAAAAAAAAAAFtDb250ZW50X1R5cGVzXS54bWxQSwECLQAUAAYACAAAACEAWvQsW78AAAAVAQAA&#10;CwAAAAAAAAAAAAAAAAAfAQAAX3JlbHMvLnJlbHNQSwECLQAUAAYACAAAACEAO6WCWsYAAADdAAAA&#10;DwAAAAAAAAAAAAAAAAAHAgAAZHJzL2Rvd25yZXYueG1sUEsFBgAAAAADAAMAtwAAAPoCAAAAAA==&#10;">
                   <v:imagedata r:id="rId37" o:title=""/>
                 </v:shape>
-                <v:rect id="Rectangle 1074" o:spid="_x0000_s1154" style="position:absolute;left:10642;top:30795;width:859;height:2068;visibility:visible;mso-wrap-style:square;v-text-anchor:top" o:gfxdata="UEsDBBQABgAIAAAAIQDb4fbL7gAAAIUBAAATAAAAW0NvbnRlbnRfVHlwZXNdLnhtbHyQz07DMAyH&#10;70i8Q+QralM4IITa7kDhCAiNB7ASt43WOlEcyvb2pNu4IODoPz9/n1xv9vOkForiPDdwXVagiI23&#10;jocG3rdPxR0oScgWJ8/UwIEENu3lRb09BBKV0ywNjCmFe63FjDSjlD4Q50nv44wpl3HQAc0OB9I3&#10;VXWrjedEnIq03oC27qjHjympx31un0wiTQLq4bS4shrAECZnMGVTvbD9QSnOhDInjzsyuiBXWQP0&#10;r4R18jfgnHvJr4nOknrFmJ5xzhraRtHWf3Kkpfz/yGo5S+H73hkquyhdjr3R8m2lj09svwAAAP//&#10;AwBQSwMEFAAGAAgAAAAhAFr0LFu/AAAAFQEAAAsAAABfcmVscy8ucmVsc2zPwWrDMAwG4Ptg72B0&#10;X5TuUMaI01uh19I+gLGVxCy2jGSy9e1nemrHjpL4P0nD4SetZiPRyNnCruvBUPYcYp4tXC/Htw8w&#10;Wl0ObuVMFm6kcBhfX4Yzra62kC6xqGlKVgtLreUTUf1CyWnHhXKbTCzJ1VbKjMX5LzcTvvf9HuXR&#10;gPHJNKdgQU5hB+ZyK23zHztFL6w81c5zQp6m6P9TMfB3PtPWFCczVQtB9N4U2rp2HOA44NMz4y8A&#10;AAD//wMAUEsDBBQABgAIAAAAIQCOlt/3xQAAAN0AAAAPAAAAZHJzL2Rvd25yZXYueG1sRE9La8JA&#10;EL4X+h+WKXirm4q0MXUV8UFyrEawvQ3ZaRKanQ3Z1aT+erdQ8DYf33Pmy8E04kKdqy0reBlHIIgL&#10;q2suFRzz3XMMwnlkjY1lUvBLDpaLx4c5Jtr2vKfLwZcihLBLUEHlfZtI6YqKDLqxbYkD9207gz7A&#10;rpS6wz6Em0ZOouhVGqw5NFTY0rqi4udwNgrSuF19Zvbal832Kz19nGabfOaVGj0Nq3cQngZ/F/+7&#10;Mx3mR29T+PsmnCAXNwAAAP//AwBQSwECLQAUAAYACAAAACEA2+H2y+4AAACFAQAAEwAAAAAAAAAA&#10;AAAAAAAAAAAAW0NvbnRlbnRfVHlwZXNdLnhtbFBLAQItABQABgAIAAAAIQBa9CxbvwAAABUBAAAL&#10;AAAAAAAAAAAAAAAAAB8BAABfcmVscy8ucmVsc1BLAQItABQABgAIAAAAIQCOlt/3xQAAAN0AAAAP&#10;AAAAAAAAAAAAAAAAAAcCAABkcnMvZG93bnJldi54bWxQSwUGAAAAAAMAAwC3AAAA+QIAAAAA&#10;" filled="f" stroked="f">
+                <v:rect id="Rectangle 1074" o:spid="_x0000_s1163" style="position:absolute;left:10642;top:30795;width:859;height:2068;visibility:visible;mso-wrap-style:square;v-text-anchor:top" o:gfxdata="UEsDBBQABgAIAAAAIQDb4fbL7gAAAIUBAAATAAAAW0NvbnRlbnRfVHlwZXNdLnhtbHyQz07DMAyH&#10;70i8Q+QralM4IITa7kDhCAiNB7ASt43WOlEcyvb2pNu4IODoPz9/n1xv9vOkForiPDdwXVagiI23&#10;jocG3rdPxR0oScgWJ8/UwIEENu3lRb09BBKV0ywNjCmFe63FjDSjlD4Q50nv44wpl3HQAc0OB9I3&#10;VXWrjedEnIq03oC27qjHjympx31un0wiTQLq4bS4shrAECZnMGVTvbD9QSnOhDInjzsyuiBXWQP0&#10;r4R18jfgnHvJr4nOknrFmJ5xzhraRtHWf3Kkpfz/yGo5S+H73hkquyhdjr3R8m2lj09svwAAAP//&#10;AwBQSwMEFAAGAAgAAAAhAFr0LFu/AAAAFQEAAAsAAABfcmVscy8ucmVsc2zPwWrDMAwG4Ptg72B0&#10;X5TuUMaI01uh19I+gLGVxCy2jGSy9e1nemrHjpL4P0nD4SetZiPRyNnCruvBUPYcYp4tXC/Htw8w&#10;Wl0ObuVMFm6kcBhfX4Yzra62kC6xqGlKVgtLreUTUf1CyWnHhXKbTCzJ1VbKjMX5LzcTvvf9HuXR&#10;gPHJNKdgQU5hB+ZyK23zHztFL6w81c5zQp6m6P9TMfB3PtPWFCczVQtB9N4U2rp2HOA44NMz4y8A&#10;AAD//wMAUEsDBBQABgAIAAAAIQCOlt/3xQAAAN0AAAAPAAAAZHJzL2Rvd25yZXYueG1sRE9La8JA&#10;EL4X+h+WKXirm4q0MXUV8UFyrEawvQ3ZaRKanQ3Z1aT+erdQ8DYf33Pmy8E04kKdqy0reBlHIIgL&#10;q2suFRzz3XMMwnlkjY1lUvBLDpaLx4c5Jtr2vKfLwZcihLBLUEHlfZtI6YqKDLqxbYkD9207gz7A&#10;rpS6wz6Em0ZOouhVGqw5NFTY0rqi4udwNgrSuF19Zvbal832Kz19nGabfOaVGj0Nq3cQngZ/F/+7&#10;Mx3mR29T+PsmnCAXNwAAAP//AwBQSwECLQAUAAYACAAAACEA2+H2y+4AAACFAQAAEwAAAAAAAAAA&#10;AAAAAAAAAAAAW0NvbnRlbnRfVHlwZXNdLnhtbFBLAQItABQABgAIAAAAIQBa9CxbvwAAABUBAAAL&#10;AAAAAAAAAAAAAAAAAB8BAABfcmVscy8ucmVsc1BLAQItABQABgAIAAAAIQCOlt/3xQAAAN0AAAAP&#10;AAAAAAAAAAAAAAAAAAcCAABkcnMvZG93bnJldi54bWxQSwUGAAAAAAMAAwC3AAAA+QIAAAAA&#10;" filled="f" stroked="f">
                   <v:textbox inset="0,0,0,0">
                     <w:txbxContent>
                       <w:p>
@@ -16167,7 +16612,7 @@
                     </w:txbxContent>
                   </v:textbox>
                 </v:rect>
-                <v:rect id="Rectangle 1075" o:spid="_x0000_s1155" style="position:absolute;left:11277;top:30795;width:2111;height:2068;visibility:visible;mso-wrap-style:square;v-text-anchor:top" o:gfxdata="UEsDBBQABgAIAAAAIQDb4fbL7gAAAIUBAAATAAAAW0NvbnRlbnRfVHlwZXNdLnhtbHyQz07DMAyH&#10;70i8Q+QralM4IITa7kDhCAiNB7ASt43WOlEcyvb2pNu4IODoPz9/n1xv9vOkForiPDdwXVagiI23&#10;jocG3rdPxR0oScgWJ8/UwIEENu3lRb09BBKV0ywNjCmFe63FjDSjlD4Q50nv44wpl3HQAc0OB9I3&#10;VXWrjedEnIq03oC27qjHjympx31un0wiTQLq4bS4shrAECZnMGVTvbD9QSnOhDInjzsyuiBXWQP0&#10;r4R18jfgnHvJr4nOknrFmJ5xzhraRtHWf3Kkpfz/yGo5S+H73hkquyhdjr3R8m2lj09svwAAAP//&#10;AwBQSwMEFAAGAAgAAAAhAFr0LFu/AAAAFQEAAAsAAABfcmVscy8ucmVsc2zPwWrDMAwG4Ptg72B0&#10;X5TuUMaI01uh19I+gLGVxCy2jGSy9e1nemrHjpL4P0nD4SetZiPRyNnCruvBUPYcYp4tXC/Htw8w&#10;Wl0ObuVMFm6kcBhfX4Yzra62kC6xqGlKVgtLreUTUf1CyWnHhXKbTCzJ1VbKjMX5LzcTvvf9HuXR&#10;gPHJNKdgQU5hB+ZyK23zHztFL6w81c5zQp6m6P9TMfB3PtPWFCczVQtB9N4U2rp2HOA44NMz4y8A&#10;AAD//wMAUEsDBBQABgAIAAAAIQDh2npsxQAAAN0AAAAPAAAAZHJzL2Rvd25yZXYueG1sRE9La8JA&#10;EL4X+h+WKXirmwq2MXUV8UFyrEawvQ3ZaRKanQ3Z1aT+erdQ8DYf33Pmy8E04kKdqy0reBlHIIgL&#10;q2suFRzz3XMMwnlkjY1lUvBLDpaLx4c5Jtr2vKfLwZcihLBLUEHlfZtI6YqKDLqxbYkD9207gz7A&#10;rpS6wz6Em0ZOouhVGqw5NFTY0rqi4udwNgrSuF19Zvbal832Kz19nGabfOaVGj0Nq3cQngZ/F/+7&#10;Mx3mR29T+PsmnCAXNwAAAP//AwBQSwECLQAUAAYACAAAACEA2+H2y+4AAACFAQAAEwAAAAAAAAAA&#10;AAAAAAAAAAAAW0NvbnRlbnRfVHlwZXNdLnhtbFBLAQItABQABgAIAAAAIQBa9CxbvwAAABUBAAAL&#10;AAAAAAAAAAAAAAAAAB8BAABfcmVscy8ucmVsc1BLAQItABQABgAIAAAAIQDh2npsxQAAAN0AAAAP&#10;AAAAAAAAAAAAAAAAAAcCAABkcnMvZG93bnJldi54bWxQSwUGAAAAAAMAAwC3AAAA+QIAAAAA&#10;" filled="f" stroked="f">
+                <v:rect id="Rectangle 1075" o:spid="_x0000_s1164" style="position:absolute;left:11277;top:30795;width:2111;height:2068;visibility:visible;mso-wrap-style:square;v-text-anchor:top" o:gfxdata="UEsDBBQABgAIAAAAIQDb4fbL7gAAAIUBAAATAAAAW0NvbnRlbnRfVHlwZXNdLnhtbHyQz07DMAyH&#10;70i8Q+QralM4IITa7kDhCAiNB7ASt43WOlEcyvb2pNu4IODoPz9/n1xv9vOkForiPDdwXVagiI23&#10;jocG3rdPxR0oScgWJ8/UwIEENu3lRb09BBKV0ywNjCmFe63FjDSjlD4Q50nv44wpl3HQAc0OB9I3&#10;VXWrjedEnIq03oC27qjHjympx31un0wiTQLq4bS4shrAECZnMGVTvbD9QSnOhDInjzsyuiBXWQP0&#10;r4R18jfgnHvJr4nOknrFmJ5xzhraRtHWf3Kkpfz/yGo5S+H73hkquyhdjr3R8m2lj09svwAAAP//&#10;AwBQSwMEFAAGAAgAAAAhAFr0LFu/AAAAFQEAAAsAAABfcmVscy8ucmVsc2zPwWrDMAwG4Ptg72B0&#10;X5TuUMaI01uh19I+gLGVxCy2jGSy9e1nemrHjpL4P0nD4SetZiPRyNnCruvBUPYcYp4tXC/Htw8w&#10;Wl0ObuVMFm6kcBhfX4Yzra62kC6xqGlKVgtLreUTUf1CyWnHhXKbTCzJ1VbKjMX5LzcTvvf9HuXR&#10;gPHJNKdgQU5hB+ZyK23zHztFL6w81c5zQp6m6P9TMfB3PtPWFCczVQtB9N4U2rp2HOA44NMz4y8A&#10;AAD//wMAUEsDBBQABgAIAAAAIQDh2npsxQAAAN0AAAAPAAAAZHJzL2Rvd25yZXYueG1sRE9La8JA&#10;EL4X+h+WKXirmwq2MXUV8UFyrEawvQ3ZaRKanQ3Z1aT+erdQ8DYf33Pmy8E04kKdqy0reBlHIIgL&#10;q2suFRzz3XMMwnlkjY1lUvBLDpaLx4c5Jtr2vKfLwZcihLBLUEHlfZtI6YqKDLqxbYkD9207gz7A&#10;rpS6wz6Em0ZOouhVGqw5NFTY0rqi4udwNgrSuF19Zvbal832Kz19nGabfOaVGj0Nq3cQngZ/F/+7&#10;Mx3mR29T+PsmnCAXNwAAAP//AwBQSwECLQAUAAYACAAAACEA2+H2y+4AAACFAQAAEwAAAAAAAAAA&#10;AAAAAAAAAAAAW0NvbnRlbnRfVHlwZXNdLnhtbFBLAQItABQABgAIAAAAIQBa9CxbvwAAABUBAAAL&#10;AAAAAAAAAAAAAAAAAB8BAABfcmVscy8ucmVsc1BLAQItABQABgAIAAAAIQDh2npsxQAAAN0AAAAP&#10;AAAAAAAAAAAAAAAAAAcCAABkcnMvZG93bnJldi54bWxQSwUGAAAAAAMAAwC3AAAA+QIAAAAA&#10;" filled="f" stroked="f">
                   <v:textbox inset="0,0,0,0">
                     <w:txbxContent>
                       <w:p>
@@ -16181,7 +16626,7 @@
                     </w:txbxContent>
                   </v:textbox>
                 </v:rect>
-                <v:rect id="Rectangle 1076" o:spid="_x0000_s1156" style="position:absolute;left:12865;top:30795;width:459;height:2068;visibility:visible;mso-wrap-style:square;v-text-anchor:top" o:gfxdata="UEsDBBQABgAIAAAAIQDb4fbL7gAAAIUBAAATAAAAW0NvbnRlbnRfVHlwZXNdLnhtbHyQz07DMAyH&#10;70i8Q+QralM4IITa7kDhCAiNB7ASt43WOlEcyvb2pNu4IODoPz9/n1xv9vOkForiPDdwXVagiI23&#10;jocG3rdPxR0oScgWJ8/UwIEENu3lRb09BBKV0ywNjCmFe63FjDSjlD4Q50nv44wpl3HQAc0OB9I3&#10;VXWrjedEnIq03oC27qjHjympx31un0wiTQLq4bS4shrAECZnMGVTvbD9QSnOhDInjzsyuiBXWQP0&#10;r4R18jfgnHvJr4nOknrFmJ5xzhraRtHWf3Kkpfz/yGo5S+H73hkquyhdjr3R8m2lj09svwAAAP//&#10;AwBQSwMEFAAGAAgAAAAhAFr0LFu/AAAAFQEAAAsAAABfcmVscy8ucmVsc2zPwWrDMAwG4Ptg72B0&#10;X5TuUMaI01uh19I+gLGVxCy2jGSy9e1nemrHjpL4P0nD4SetZiPRyNnCruvBUPYcYp4tXC/Htw8w&#10;Wl0ObuVMFm6kcBhfX4Yzra62kC6xqGlKVgtLreUTUf1CyWnHhXKbTCzJ1VbKjMX5LzcTvvf9HuXR&#10;gPHJNKdgQU5hB+ZyK23zHztFL6w81c5zQp6m6P9TMfB3PtPWFCczVQtB9N4U2rp2HOA44NMz4y8A&#10;AAD//wMAUEsDBBQABgAIAAAAIQARCOQbxAAAAN0AAAAPAAAAZHJzL2Rvd25yZXYueG1sRE9Na8JA&#10;EL0X/A/LCL01G3uImrqKaEWPrQppb0N2mgSzsyG7Jqm/vlsQvM3jfc5iNZhadNS6yrKCSRSDIM6t&#10;rrhQcD7tXmYgnEfWWFsmBb/kYLUcPS0w1bbnT+qOvhAhhF2KCkrvm1RKl5dk0EW2IQ7cj20N+gDb&#10;QuoW+xBuavkax4k0WHFoKLGhTUn55Xg1CvazZv11sLe+qN+/99lHNt+e5l6p5/GwfgPhafAP8d19&#10;0GF+PE3g/5twglz+AQAA//8DAFBLAQItABQABgAIAAAAIQDb4fbL7gAAAIUBAAATAAAAAAAAAAAA&#10;AAAAAAAAAABbQ29udGVudF9UeXBlc10ueG1sUEsBAi0AFAAGAAgAAAAhAFr0LFu/AAAAFQEAAAsA&#10;AAAAAAAAAAAAAAAAHwEAAF9yZWxzLy5yZWxzUEsBAi0AFAAGAAgAAAAhABEI5BvEAAAA3QAAAA8A&#10;AAAAAAAAAAAAAAAABwIAAGRycy9kb3ducmV2LnhtbFBLBQYAAAAAAwADALcAAAD4AgAAAAA=&#10;" filled="f" stroked="f">
+                <v:rect id="Rectangle 1076" o:spid="_x0000_s1165" style="position:absolute;left:12865;top:30795;width:459;height:2068;visibility:visible;mso-wrap-style:square;v-text-anchor:top" o:gfxdata="UEsDBBQABgAIAAAAIQDb4fbL7gAAAIUBAAATAAAAW0NvbnRlbnRfVHlwZXNdLnhtbHyQz07DMAyH&#10;70i8Q+QralM4IITa7kDhCAiNB7ASt43WOlEcyvb2pNu4IODoPz9/n1xv9vOkForiPDdwXVagiI23&#10;jocG3rdPxR0oScgWJ8/UwIEENu3lRb09BBKV0ywNjCmFe63FjDSjlD4Q50nv44wpl3HQAc0OB9I3&#10;VXWrjedEnIq03oC27qjHjympx31un0wiTQLq4bS4shrAECZnMGVTvbD9QSnOhDInjzsyuiBXWQP0&#10;r4R18jfgnHvJr4nOknrFmJ5xzhraRtHWf3Kkpfz/yGo5S+H73hkquyhdjr3R8m2lj09svwAAAP//&#10;AwBQSwMEFAAGAAgAAAAhAFr0LFu/AAAAFQEAAAsAAABfcmVscy8ucmVsc2zPwWrDMAwG4Ptg72B0&#10;X5TuUMaI01uh19I+gLGVxCy2jGSy9e1nemrHjpL4P0nD4SetZiPRyNnCruvBUPYcYp4tXC/Htw8w&#10;Wl0ObuVMFm6kcBhfX4Yzra62kC6xqGlKVgtLreUTUf1CyWnHhXKbTCzJ1VbKjMX5LzcTvvf9HuXR&#10;gPHJNKdgQU5hB+ZyK23zHztFL6w81c5zQp6m6P9TMfB3PtPWFCczVQtB9N4U2rp2HOA44NMz4y8A&#10;AAD//wMAUEsDBBQABgAIAAAAIQARCOQbxAAAAN0AAAAPAAAAZHJzL2Rvd25yZXYueG1sRE9Na8JA&#10;EL0X/A/LCL01G3uImrqKaEWPrQppb0N2mgSzsyG7Jqm/vlsQvM3jfc5iNZhadNS6yrKCSRSDIM6t&#10;rrhQcD7tXmYgnEfWWFsmBb/kYLUcPS0w1bbnT+qOvhAhhF2KCkrvm1RKl5dk0EW2IQ7cj20N+gDb&#10;QuoW+xBuavkax4k0WHFoKLGhTUn55Xg1CvazZv11sLe+qN+/99lHNt+e5l6p5/GwfgPhafAP8d19&#10;0GF+PE3g/5twglz+AQAA//8DAFBLAQItABQABgAIAAAAIQDb4fbL7gAAAIUBAAATAAAAAAAAAAAA&#10;AAAAAAAAAABbQ29udGVudF9UeXBlc10ueG1sUEsBAi0AFAAGAAgAAAAhAFr0LFu/AAAAFQEAAAsA&#10;AAAAAAAAAAAAAAAAHwEAAF9yZWxzLy5yZWxzUEsBAi0AFAAGAAgAAAAhABEI5BvEAAAA3QAAAA8A&#10;AAAAAAAAAAAAAAAABwIAAGRycy9kb3ducmV2LnhtbFBLBQYAAAAAAwADALcAAAD4AgAAAAA=&#10;" filled="f" stroked="f">
                   <v:textbox inset="0,0,0,0">
                     <w:txbxContent>
                       <w:p>
@@ -16195,16 +16640,16 @@
                     </w:txbxContent>
                   </v:textbox>
                 </v:rect>
-                <v:shape id="Shape 21151" o:spid="_x0000_s1157" style="position:absolute;left:5712;top:46653;width:7365;height:4952;visibility:visible;mso-wrap-style:square;v-text-anchor:top" coordsize="736460,495186" o:gfxdata="UEsDBBQABgAIAAAAIQDb4fbL7gAAAIUBAAATAAAAW0NvbnRlbnRfVHlwZXNdLnhtbHyQz07DMAyH&#10;70i8Q+QralM4IITa7kDhCAiNB7ASt43WOlEcyvb2pNu4IODoPz9/n1xv9vOkForiPDdwXVagiI23&#10;jocG3rdPxR0oScgWJ8/UwIEENu3lRb09BBKV0ywNjCmFe63FjDSjlD4Q50nv44wpl3HQAc0OB9I3&#10;VXWrjedEnIq03oC27qjHjympx31un0wiTQLq4bS4shrAECZnMGVTvbD9QSnOhDInjzsyuiBXWQP0&#10;r4R18jfgnHvJr4nOknrFmJ5xzhraRtHWf3Kkpfz/yGo5S+H73hkquyhdjr3R8m2lj09svwAAAP//&#10;AwBQSwMEFAAGAAgAAAAhAFr0LFu/AAAAFQEAAAsAAABfcmVscy8ucmVsc2zPwWrDMAwG4Ptg72B0&#10;X5TuUMaI01uh19I+gLGVxCy2jGSy9e1nemrHjpL4P0nD4SetZiPRyNnCruvBUPYcYp4tXC/Htw8w&#10;Wl0ObuVMFm6kcBhfX4Yzra62kC6xqGlKVgtLreUTUf1CyWnHhXKbTCzJ1VbKjMX5LzcTvvf9HuXR&#10;gPHJNKdgQU5hB+ZyK23zHztFL6w81c5zQp6m6P9TMfB3PtPWFCczVQtB9N4U2rp2HOA44NMz4y8A&#10;AAD//wMAUEsDBBQABgAIAAAAIQCB4NEQwwAAAN4AAAAPAAAAZHJzL2Rvd25yZXYueG1sRI9Pi8Iw&#10;FMTvC36H8ARva5KCu1KNorKC1/UPXh/Nsy02L6XJ2vrtzcLCHoeZ+Q2zXA+uEQ/qQu3ZgJ4qEMSF&#10;tzWXBs6n/fscRIjIFhvPZOBJAdar0dsSc+t7/qbHMZYiQTjkaKCKsc2lDEVFDsPUt8TJu/nOYUyy&#10;K6XtsE9w18hMqQ/psOa0UGFLu4qK+/HHGTgdttFn/Sdm6npulZMX/fXUxkzGw2YBItIQ/8N/7YM1&#10;kGk90/B7J10BuXoBAAD//wMAUEsBAi0AFAAGAAgAAAAhANvh9svuAAAAhQEAABMAAAAAAAAAAAAA&#10;AAAAAAAAAFtDb250ZW50X1R5cGVzXS54bWxQSwECLQAUAAYACAAAACEAWvQsW78AAAAVAQAACwAA&#10;AAAAAAAAAAAAAAAfAQAAX3JlbHMvLnJlbHNQSwECLQAUAAYACAAAACEAgeDREMMAAADeAAAADwAA&#10;AAAAAAAAAAAAAAAHAgAAZHJzL2Rvd25yZXYueG1sUEsFBgAAAAADAAMAtwAAAPcCAAAAAA==&#10;" path="m,l736460,r,495186l,495186,,e" fillcolor="#ffd966" stroked="f" strokeweight="0">
+                <v:shape id="Shape 21151" o:spid="_x0000_s1166" style="position:absolute;left:5712;top:46653;width:7365;height:4952;visibility:visible;mso-wrap-style:square;v-text-anchor:top" coordsize="736460,495186" o:gfxdata="UEsDBBQABgAIAAAAIQDb4fbL7gAAAIUBAAATAAAAW0NvbnRlbnRfVHlwZXNdLnhtbHyQz07DMAyH&#10;70i8Q+QralM4IITa7kDhCAiNB7ASt43WOlEcyvb2pNu4IODoPz9/n1xv9vOkForiPDdwXVagiI23&#10;jocG3rdPxR0oScgWJ8/UwIEENu3lRb09BBKV0ywNjCmFe63FjDSjlD4Q50nv44wpl3HQAc0OB9I3&#10;VXWrjedEnIq03oC27qjHjympx31un0wiTQLq4bS4shrAECZnMGVTvbD9QSnOhDInjzsyuiBXWQP0&#10;r4R18jfgnHvJr4nOknrFmJ5xzhraRtHWf3Kkpfz/yGo5S+H73hkquyhdjr3R8m2lj09svwAAAP//&#10;AwBQSwMEFAAGAAgAAAAhAFr0LFu/AAAAFQEAAAsAAABfcmVscy8ucmVsc2zPwWrDMAwG4Ptg72B0&#10;X5TuUMaI01uh19I+gLGVxCy2jGSy9e1nemrHjpL4P0nD4SetZiPRyNnCruvBUPYcYp4tXC/Htw8w&#10;Wl0ObuVMFm6kcBhfX4Yzra62kC6xqGlKVgtLreUTUf1CyWnHhXKbTCzJ1VbKjMX5LzcTvvf9HuXR&#10;gPHJNKdgQU5hB+ZyK23zHztFL6w81c5zQp6m6P9TMfB3PtPWFCczVQtB9N4U2rp2HOA44NMz4y8A&#10;AAD//wMAUEsDBBQABgAIAAAAIQCB4NEQwwAAAN4AAAAPAAAAZHJzL2Rvd25yZXYueG1sRI9Pi8Iw&#10;FMTvC36H8ARva5KCu1KNorKC1/UPXh/Nsy02L6XJ2vrtzcLCHoeZ+Q2zXA+uEQ/qQu3ZgJ4qEMSF&#10;tzWXBs6n/fscRIjIFhvPZOBJAdar0dsSc+t7/qbHMZYiQTjkaKCKsc2lDEVFDsPUt8TJu/nOYUyy&#10;K6XtsE9w18hMqQ/psOa0UGFLu4qK+/HHGTgdttFn/Sdm6npulZMX/fXUxkzGw2YBItIQ/8N/7YM1&#10;kGk90/B7J10BuXoBAAD//wMAUEsBAi0AFAAGAAgAAAAhANvh9svuAAAAhQEAABMAAAAAAAAAAAAA&#10;AAAAAAAAAFtDb250ZW50X1R5cGVzXS54bWxQSwECLQAUAAYACAAAACEAWvQsW78AAAAVAQAACwAA&#10;AAAAAAAAAAAAAAAfAQAAX3JlbHMvLnJlbHNQSwECLQAUAAYACAAAACEAgeDREMMAAADeAAAADwAA&#10;AAAAAAAAAAAAAAAHAgAAZHJzL2Rvd25yZXYueG1sUEsFBgAAAAADAAMAtwAAAPcCAAAAAA==&#10;" path="m,l736460,r,495186l,495186,,e" fillcolor="#ffd966" stroked="f" strokeweight="0">
                   <v:path arrowok="t" textboxrect="0,0,736460,495186"/>
                 </v:shape>
-                <v:shape id="Shape 1078" o:spid="_x0000_s1158" style="position:absolute;left:5712;top:46653;width:7365;height:4952;visibility:visible;mso-wrap-style:square;v-text-anchor:top" coordsize="736460,495186" o:gfxdata="UEsDBBQABgAIAAAAIQDb4fbL7gAAAIUBAAATAAAAW0NvbnRlbnRfVHlwZXNdLnhtbHyQz07DMAyH&#10;70i8Q+QralM4IITa7kDhCAiNB7ASt43WOlEcyvb2pNu4IODoPz9/n1xv9vOkForiPDdwXVagiI23&#10;jocG3rdPxR0oScgWJ8/UwIEENu3lRb09BBKV0ywNjCmFe63FjDSjlD4Q50nv44wpl3HQAc0OB9I3&#10;VXWrjedEnIq03oC27qjHjympx31un0wiTQLq4bS4shrAECZnMGVTvbD9QSnOhDInjzsyuiBXWQP0&#10;r4R18jfgnHvJr4nOknrFmJ5xzhraRtHWf3Kkpfz/yGo5S+H73hkquyhdjr3R8m2lj09svwAAAP//&#10;AwBQSwMEFAAGAAgAAAAhAFr0LFu/AAAAFQEAAAsAAABfcmVscy8ucmVsc2zPwWrDMAwG4Ptg72B0&#10;X5TuUMaI01uh19I+gLGVxCy2jGSy9e1nemrHjpL4P0nD4SetZiPRyNnCruvBUPYcYp4tXC/Htw8w&#10;Wl0ObuVMFm6kcBhfX4Yzra62kC6xqGlKVgtLreUTUf1CyWnHhXKbTCzJ1VbKjMX5LzcTvvf9HuXR&#10;gPHJNKdgQU5hB+ZyK23zHztFL6w81c5zQp6m6P9TMfB3PtPWFCczVQtB9N4U2rp2HOA44NMz4y8A&#10;AAD//wMAUEsDBBQABgAIAAAAIQBda1biyAAAAN0AAAAPAAAAZHJzL2Rvd25yZXYueG1sRI9BT8JA&#10;EIXvJv6HzZhwk10NgqkshGAA5YIi0evYHduG7mzTXWj11zsHE28zeW/e+2Y6732tztTGKrCFm6EB&#10;RZwHV3Fh4fC2ur4HFROywzowWfimCPPZ5cUUMxc6fqXzPhVKQjhmaKFMqcm0jnlJHuMwNMSifYXW&#10;Y5K1LbRrsZNwX+tbY8baY8XSUGJDy5Ly4/7kLRy7w2j8Ylbbn49d3Nw9fq43z/W7tYOrfvEAKlGf&#10;/s1/109O8M1EcOUbGUHPfgEAAP//AwBQSwECLQAUAAYACAAAACEA2+H2y+4AAACFAQAAEwAAAAAA&#10;AAAAAAAAAAAAAAAAW0NvbnRlbnRfVHlwZXNdLnhtbFBLAQItABQABgAIAAAAIQBa9CxbvwAAABUB&#10;AAALAAAAAAAAAAAAAAAAAB8BAABfcmVscy8ucmVsc1BLAQItABQABgAIAAAAIQBda1biyAAAAN0A&#10;AAAPAAAAAAAAAAAAAAAAAAcCAABkcnMvZG93bnJldi54bWxQSwUGAAAAAAMAAwC3AAAA/AIAAAAA&#10;" path="m,495186r736460,l736460,,,,,495186xe" filled="f" strokeweight=".5pt">
+                <v:shape id="Shape 1078" o:spid="_x0000_s1167" style="position:absolute;left:5712;top:46653;width:7365;height:4952;visibility:visible;mso-wrap-style:square;v-text-anchor:top" coordsize="736460,495186" o:gfxdata="UEsDBBQABgAIAAAAIQDb4fbL7gAAAIUBAAATAAAAW0NvbnRlbnRfVHlwZXNdLnhtbHyQz07DMAyH&#10;70i8Q+QralM4IITa7kDhCAiNB7ASt43WOlEcyvb2pNu4IODoPz9/n1xv9vOkForiPDdwXVagiI23&#10;jocG3rdPxR0oScgWJ8/UwIEENu3lRb09BBKV0ywNjCmFe63FjDSjlD4Q50nv44wpl3HQAc0OB9I3&#10;VXWrjedEnIq03oC27qjHjympx31un0wiTQLq4bS4shrAECZnMGVTvbD9QSnOhDInjzsyuiBXWQP0&#10;r4R18jfgnHvJr4nOknrFmJ5xzhraRtHWf3Kkpfz/yGo5S+H73hkquyhdjr3R8m2lj09svwAAAP//&#10;AwBQSwMEFAAGAAgAAAAhAFr0LFu/AAAAFQEAAAsAAABfcmVscy8ucmVsc2zPwWrDMAwG4Ptg72B0&#10;X5TuUMaI01uh19I+gLGVxCy2jGSy9e1nemrHjpL4P0nD4SetZiPRyNnCruvBUPYcYp4tXC/Htw8w&#10;Wl0ObuVMFm6kcBhfX4Yzra62kC6xqGlKVgtLreUTUf1CyWnHhXKbTCzJ1VbKjMX5LzcTvvf9HuXR&#10;gPHJNKdgQU5hB+ZyK23zHztFL6w81c5zQp6m6P9TMfB3PtPWFCczVQtB9N4U2rp2HOA44NMz4y8A&#10;AAD//wMAUEsDBBQABgAIAAAAIQBda1biyAAAAN0AAAAPAAAAZHJzL2Rvd25yZXYueG1sRI9BT8JA&#10;EIXvJv6HzZhwk10NgqkshGAA5YIi0evYHduG7mzTXWj11zsHE28zeW/e+2Y6732tztTGKrCFm6EB&#10;RZwHV3Fh4fC2ur4HFROywzowWfimCPPZ5cUUMxc6fqXzPhVKQjhmaKFMqcm0jnlJHuMwNMSifYXW&#10;Y5K1LbRrsZNwX+tbY8baY8XSUGJDy5Ly4/7kLRy7w2j8Ylbbn49d3Nw9fq43z/W7tYOrfvEAKlGf&#10;/s1/109O8M1EcOUbGUHPfgEAAP//AwBQSwECLQAUAAYACAAAACEA2+H2y+4AAACFAQAAEwAAAAAA&#10;AAAAAAAAAAAAAAAAW0NvbnRlbnRfVHlwZXNdLnhtbFBLAQItABQABgAIAAAAIQBa9CxbvwAAABUB&#10;AAALAAAAAAAAAAAAAAAAAB8BAABfcmVscy8ucmVsc1BLAQItABQABgAIAAAAIQBda1biyAAAAN0A&#10;AAAPAAAAAAAAAAAAAAAAAAcCAABkcnMvZG93bnJldi54bWxQSwUGAAAAAAMAAwC3AAAA/AIAAAAA&#10;" path="m,495186r736460,l736460,,,,,495186xe" filled="f" strokeweight=".5pt">
                   <v:path arrowok="t" textboxrect="0,0,736460,495186"/>
                 </v:shape>
-                <v:shape id="Picture 1080" o:spid="_x0000_s1159" type="#_x0000_t75" style="position:absolute;left:5746;top:47136;width:7303;height:3968;visibility:visible;mso-wrap-style:square" o:gfxdata="UEsDBBQABgAIAAAAIQDb4fbL7gAAAIUBAAATAAAAW0NvbnRlbnRfVHlwZXNdLnhtbHyQz07DMAyH&#10;70i8Q+QralM4IITa7kDhCAiNB7ASt43WOlEcyvb2pNu4IODoPz9/n1xv9vOkForiPDdwXVagiI23&#10;jocG3rdPxR0oScgWJ8/UwIEENu3lRb09BBKV0ywNjCmFe63FjDSjlD4Q50nv44wpl3HQAc0OB9I3&#10;VXWrjedEnIq03oC27qjHjympx31un0wiTQLq4bS4shrAECZnMGVTvbD9QSnOhDInjzsyuiBXWQP0&#10;r4R18jfgnHvJr4nOknrFmJ5xzhraRtHWf3Kkpfz/yGo5S+H73hkquyhdjr3R8m2lj09svwAAAP//&#10;AwBQSwMEFAAGAAgAAAAhAFr0LFu/AAAAFQEAAAsAAABfcmVscy8ucmVsc2zPwWrDMAwG4Ptg72B0&#10;X5TuUMaI01uh19I+gLGVxCy2jGSy9e1nemrHjpL4P0nD4SetZiPRyNnCruvBUPYcYp4tXC/Htw8w&#10;Wl0ObuVMFm6kcBhfX4Yzra62kC6xqGlKVgtLreUTUf1CyWnHhXKbTCzJ1VbKjMX5LzcTvvf9HuXR&#10;gPHJNKdgQU5hB+ZyK23zHztFL6w81c5zQp6m6P9TMfB3PtPWFCczVQtB9N4U2rp2HOA44NMz4y8A&#10;AAD//wMAUEsDBBQABgAIAAAAIQB0nAkgxwAAAN0AAAAPAAAAZHJzL2Rvd25yZXYueG1sRI9BS8NA&#10;EIXvQv/DMgVvdlcPEmO3RQtFoVg0sc11yI5JaHY2ZNc2/nvnIHib4b1575vlevK9OtMYu8AWbhcG&#10;FHEdXMeNhc9ye5OBignZYR+YLPxQhPVqdrXE3IULf9C5SI2SEI45WmhTGnKtY92Sx7gIA7FoX2H0&#10;mGQdG+1GvEi47/WdMffaY8fS0OJAm5bqU/HtLVSVL8p9tmtO+4e38nh4rnbv5sXa6/n09Agq0ZT+&#10;zX/Xr07wTSb88o2MoFe/AAAA//8DAFBLAQItABQABgAIAAAAIQDb4fbL7gAAAIUBAAATAAAAAAAA&#10;AAAAAAAAAAAAAABbQ29udGVudF9UeXBlc10ueG1sUEsBAi0AFAAGAAgAAAAhAFr0LFu/AAAAFQEA&#10;AAsAAAAAAAAAAAAAAAAAHwEAAF9yZWxzLy5yZWxzUEsBAi0AFAAGAAgAAAAhAHScCSDHAAAA3QAA&#10;AA8AAAAAAAAAAAAAAAAABwIAAGRycy9kb3ducmV2LnhtbFBLBQYAAAAAAwADALcAAAD7AgAAAAA=&#10;">
+                <v:shape id="Picture 1080" o:spid="_x0000_s1168" type="#_x0000_t75" style="position:absolute;left:5746;top:47136;width:7303;height:3968;visibility:visible;mso-wrap-style:square" o:gfxdata="UEsDBBQABgAIAAAAIQDb4fbL7gAAAIUBAAATAAAAW0NvbnRlbnRfVHlwZXNdLnhtbHyQz07DMAyH&#10;70i8Q+QralM4IITa7kDhCAiNB7ASt43WOlEcyvb2pNu4IODoPz9/n1xv9vOkForiPDdwXVagiI23&#10;jocG3rdPxR0oScgWJ8/UwIEENu3lRb09BBKV0ywNjCmFe63FjDSjlD4Q50nv44wpl3HQAc0OB9I3&#10;VXWrjedEnIq03oC27qjHjympx31un0wiTQLq4bS4shrAECZnMGVTvbD9QSnOhDInjzsyuiBXWQP0&#10;r4R18jfgnHvJr4nOknrFmJ5xzhraRtHWf3Kkpfz/yGo5S+H73hkquyhdjr3R8m2lj09svwAAAP//&#10;AwBQSwMEFAAGAAgAAAAhAFr0LFu/AAAAFQEAAAsAAABfcmVscy8ucmVsc2zPwWrDMAwG4Ptg72B0&#10;X5TuUMaI01uh19I+gLGVxCy2jGSy9e1nemrHjpL4P0nD4SetZiPRyNnCruvBUPYcYp4tXC/Htw8w&#10;Wl0ObuVMFm6kcBhfX4Yzra62kC6xqGlKVgtLreUTUf1CyWnHhXKbTCzJ1VbKjMX5LzcTvvf9HuXR&#10;gPHJNKdgQU5hB+ZyK23zHztFL6w81c5zQp6m6P9TMfB3PtPWFCczVQtB9N4U2rp2HOA44NMz4y8A&#10;AAD//wMAUEsDBBQABgAIAAAAIQB0nAkgxwAAAN0AAAAPAAAAZHJzL2Rvd25yZXYueG1sRI9BS8NA&#10;EIXvQv/DMgVvdlcPEmO3RQtFoVg0sc11yI5JaHY2ZNc2/nvnIHib4b1575vlevK9OtMYu8AWbhcG&#10;FHEdXMeNhc9ye5OBignZYR+YLPxQhPVqdrXE3IULf9C5SI2SEI45WmhTGnKtY92Sx7gIA7FoX2H0&#10;mGQdG+1GvEi47/WdMffaY8fS0OJAm5bqU/HtLVSVL8p9tmtO+4e38nh4rnbv5sXa6/n09Agq0ZT+&#10;zX/Xr07wTSb88o2MoFe/AAAA//8DAFBLAQItABQABgAIAAAAIQDb4fbL7gAAAIUBAAATAAAAAAAA&#10;AAAAAAAAAAAAAABbQ29udGVudF9UeXBlc10ueG1sUEsBAi0AFAAGAAgAAAAhAFr0LFu/AAAAFQEA&#10;AAsAAAAAAAAAAAAAAAAAHwEAAF9yZWxzLy5yZWxzUEsBAi0AFAAGAAgAAAAhAHScCSDHAAAA3QAA&#10;AA8AAAAAAAAAAAAAAAAABwIAAGRycy9kb3ducmV2LnhtbFBLBQYAAAAAAwADALcAAAD7AgAAAAA=&#10;">
                   <v:imagedata r:id="rId40" o:title=""/>
                 </v:shape>
-                <v:rect id="Rectangle 1081" o:spid="_x0000_s1160" style="position:absolute;left:7054;top:47472;width:6247;height:2065;visibility:visible;mso-wrap-style:square;v-text-anchor:top" o:gfxdata="UEsDBBQABgAIAAAAIQDb4fbL7gAAAIUBAAATAAAAW0NvbnRlbnRfVHlwZXNdLnhtbHyQz07DMAyH&#10;70i8Q+QralM4IITa7kDhCAiNB7ASt43WOlEcyvb2pNu4IODoPz9/n1xv9vOkForiPDdwXVagiI23&#10;jocG3rdPxR0oScgWJ8/UwIEENu3lRb09BBKV0ywNjCmFe63FjDSjlD4Q50nv44wpl3HQAc0OB9I3&#10;VXWrjedEnIq03oC27qjHjympx31un0wiTQLq4bS4shrAECZnMGVTvbD9QSnOhDInjzsyuiBXWQP0&#10;r4R18jfgnHvJr4nOknrFmJ5xzhraRtHWf3Kkpfz/yGo5S+H73hkquyhdjr3R8m2lj09svwAAAP//&#10;AwBQSwMEFAAGAAgAAAAhAFr0LFu/AAAAFQEAAAsAAABfcmVscy8ucmVsc2zPwWrDMAwG4Ptg72B0&#10;X5TuUMaI01uh19I+gLGVxCy2jGSy9e1nemrHjpL4P0nD4SetZiPRyNnCruvBUPYcYp4tXC/Htw8w&#10;Wl0ObuVMFm6kcBhfX4Yzra62kC6xqGlKVgtLreUTUf1CyWnHhXKbTCzJ1VbKjMX5LzcTvvf9HuXR&#10;gPHJNKdgQU5hB+ZyK23zHztFL6w81c5zQp6m6P9TMfB3PtPWFCczVQtB9N4U2rp2HOA44NMz4y8A&#10;AAD//wMAUEsDBBQABgAIAAAAIQCrNAxIxAAAAN0AAAAPAAAAZHJzL2Rvd25yZXYueG1sRE9Na8JA&#10;EL0L/odlhN7MRg8lpllFqmKOrRHS3obsNAnNzobs1qT99d1Cwds83udku8l04kaDay0rWEUxCOLK&#10;6pZrBdfitExAOI+ssbNMCr7JwW47n2WYajvyK90uvhYhhF2KChrv+1RKVzVk0EW2Jw7chx0M+gCH&#10;WuoBxxBuOrmO40dpsOXQ0GBPzw1Vn5cvo+Cc9Pu33P6MdXd8P5cv5eZQbLxSD4tp/wTC0+Tv4n93&#10;rsP8OFnB3zfhBLn9BQAA//8DAFBLAQItABQABgAIAAAAIQDb4fbL7gAAAIUBAAATAAAAAAAAAAAA&#10;AAAAAAAAAABbQ29udGVudF9UeXBlc10ueG1sUEsBAi0AFAAGAAgAAAAhAFr0LFu/AAAAFQEAAAsA&#10;AAAAAAAAAAAAAAAAHwEAAF9yZWxzLy5yZWxzUEsBAi0AFAAGAAgAAAAhAKs0DEjEAAAA3QAAAA8A&#10;AAAAAAAAAAAAAAAABwIAAGRycy9kb3ducmV2LnhtbFBLBQYAAAAAAwADALcAAAD4AgAAAAA=&#10;" filled="f" stroked="f">
+                <v:rect id="Rectangle 1081" o:spid="_x0000_s1169" style="position:absolute;left:7054;top:47472;width:6247;height:2065;visibility:visible;mso-wrap-style:square;v-text-anchor:top" o:gfxdata="UEsDBBQABgAIAAAAIQDb4fbL7gAAAIUBAAATAAAAW0NvbnRlbnRfVHlwZXNdLnhtbHyQz07DMAyH&#10;70i8Q+QralM4IITa7kDhCAiNB7ASt43WOlEcyvb2pNu4IODoPz9/n1xv9vOkForiPDdwXVagiI23&#10;jocG3rdPxR0oScgWJ8/UwIEENu3lRb09BBKV0ywNjCmFe63FjDSjlD4Q50nv44wpl3HQAc0OB9I3&#10;VXWrjedEnIq03oC27qjHjympx31un0wiTQLq4bS4shrAECZnMGVTvbD9QSnOhDInjzsyuiBXWQP0&#10;r4R18jfgnHvJr4nOknrFmJ5xzhraRtHWf3Kkpfz/yGo5S+H73hkquyhdjr3R8m2lj09svwAAAP//&#10;AwBQSwMEFAAGAAgAAAAhAFr0LFu/AAAAFQEAAAsAAABfcmVscy8ucmVsc2zPwWrDMAwG4Ptg72B0&#10;X5TuUMaI01uh19I+gLGVxCy2jGSy9e1nemrHjpL4P0nD4SetZiPRyNnCruvBUPYcYp4tXC/Htw8w&#10;Wl0ObuVMFm6kcBhfX4Yzra62kC6xqGlKVgtLreUTUf1CyWnHhXKbTCzJ1VbKjMX5LzcTvvf9HuXR&#10;gPHJNKdgQU5hB+ZyK23zHztFL6w81c5zQp6m6P9TMfB3PtPWFCczVQtB9N4U2rp2HOA44NMz4y8A&#10;AAD//wMAUEsDBBQABgAIAAAAIQCrNAxIxAAAAN0AAAAPAAAAZHJzL2Rvd25yZXYueG1sRE9Na8JA&#10;EL0L/odlhN7MRg8lpllFqmKOrRHS3obsNAnNzobs1qT99d1Cwds83udku8l04kaDay0rWEUxCOLK&#10;6pZrBdfitExAOI+ssbNMCr7JwW47n2WYajvyK90uvhYhhF2KChrv+1RKVzVk0EW2Jw7chx0M+gCH&#10;WuoBxxBuOrmO40dpsOXQ0GBPzw1Vn5cvo+Cc9Pu33P6MdXd8P5cv5eZQbLxSD4tp/wTC0+Tv4n93&#10;rsP8OFnB3zfhBLn9BQAA//8DAFBLAQItABQABgAIAAAAIQDb4fbL7gAAAIUBAAATAAAAAAAAAAAA&#10;AAAAAAAAAABbQ29udGVudF9UeXBlc10ueG1sUEsBAi0AFAAGAAgAAAAhAFr0LFu/AAAAFQEAAAsA&#10;AAAAAAAAAAAAAAAAHwEAAF9yZWxzLy5yZWxzUEsBAi0AFAAGAAgAAAAhAKs0DEjEAAAA3QAAAA8A&#10;AAAAAAAAAAAAAAAABwIAAGRycy9kb3ducmV2LnhtbFBLBQYAAAAAAwADALcAAAD4AgAAAAA=&#10;" filled="f" stroked="f">
                   <v:textbox inset="0,0,0,0">
                     <w:txbxContent>
                       <w:p>
@@ -16218,7 +16663,7 @@
                     </w:txbxContent>
                   </v:textbox>
                 </v:rect>
-                <v:rect id="Rectangle 1082" o:spid="_x0000_s1161" style="position:absolute;left:11753;top:47472;width:458;height:2065;visibility:visible;mso-wrap-style:square;v-text-anchor:top" o:gfxdata="UEsDBBQABgAIAAAAIQDb4fbL7gAAAIUBAAATAAAAW0NvbnRlbnRfVHlwZXNdLnhtbHyQz07DMAyH&#10;70i8Q+QralM4IITa7kDhCAiNB7ASt43WOlEcyvb2pNu4IODoPz9/n1xv9vOkForiPDdwXVagiI23&#10;jocG3rdPxR0oScgWJ8/UwIEENu3lRb09BBKV0ywNjCmFe63FjDSjlD4Q50nv44wpl3HQAc0OB9I3&#10;VXWrjedEnIq03oC27qjHjympx31un0wiTQLq4bS4shrAECZnMGVTvbD9QSnOhDInjzsyuiBXWQP0&#10;r4R18jfgnHvJr4nOknrFmJ5xzhraRtHWf3Kkpfz/yGo5S+H73hkquyhdjr3R8m2lj09svwAAAP//&#10;AwBQSwMEFAAGAAgAAAAhAFr0LFu/AAAAFQEAAAsAAABfcmVscy8ucmVsc2zPwWrDMAwG4Ptg72B0&#10;X5TuUMaI01uh19I+gLGVxCy2jGSy9e1nemrHjpL4P0nD4SetZiPRyNnCruvBUPYcYp4tXC/Htw8w&#10;Wl0ObuVMFm6kcBhfX4Yzra62kC6xqGlKVgtLreUTUf1CyWnHhXKbTCzJ1VbKjMX5LzcTvvf9HuXR&#10;gPHJNKdgQU5hB+ZyK23zHztFL6w81c5zQp6m6P9TMfB3PtPWFCczVQtB9N4U2rp2HOA44NMz4y8A&#10;AAD//wMAUEsDBBQABgAIAAAAIQBb5pI/wwAAAN0AAAAPAAAAZHJzL2Rvd25yZXYueG1sRE9Li8Iw&#10;EL4v+B/CCN7WVA9L7RpFVkWPvqDrbWjGtmwzKU3WVn+9EQRv8/E9ZzrvTCWu1LjSsoLRMAJBnFld&#10;cq7gdFx/xiCcR9ZYWSYFN3Iwn/U+ppho2/KergefixDCLkEFhfd1IqXLCjLohrYmDtzFNgZ9gE0u&#10;dYNtCDeVHEfRlzRYcmgosKafgrK/w79RsInrxe/W3tu8Wp036S6dLI8Tr9Sg3y2+QXjq/Fv8cm91&#10;mB/FY3h+E06QswcAAAD//wMAUEsBAi0AFAAGAAgAAAAhANvh9svuAAAAhQEAABMAAAAAAAAAAAAA&#10;AAAAAAAAAFtDb250ZW50X1R5cGVzXS54bWxQSwECLQAUAAYACAAAACEAWvQsW78AAAAVAQAACwAA&#10;AAAAAAAAAAAAAAAfAQAAX3JlbHMvLnJlbHNQSwECLQAUAAYACAAAACEAW+aSP8MAAADdAAAADwAA&#10;AAAAAAAAAAAAAAAHAgAAZHJzL2Rvd25yZXYueG1sUEsFBgAAAAADAAMAtwAAAPcCAAAAAA==&#10;" filled="f" stroked="f">
+                <v:rect id="Rectangle 1082" o:spid="_x0000_s1170" style="position:absolute;left:11753;top:47472;width:458;height:2065;visibility:visible;mso-wrap-style:square;v-text-anchor:top" o:gfxdata="UEsDBBQABgAIAAAAIQDb4fbL7gAAAIUBAAATAAAAW0NvbnRlbnRfVHlwZXNdLnhtbHyQz07DMAyH&#10;70i8Q+QralM4IITa7kDhCAiNB7ASt43WOlEcyvb2pNu4IODoPz9/n1xv9vOkForiPDdwXVagiI23&#10;jocG3rdPxR0oScgWJ8/UwIEENu3lRb09BBKV0ywNjCmFe63FjDSjlD4Q50nv44wpl3HQAc0OB9I3&#10;VXWrjedEnIq03oC27qjHjympx31un0wiTQLq4bS4shrAECZnMGVTvbD9QSnOhDInjzsyuiBXWQP0&#10;r4R18jfgnHvJr4nOknrFmJ5xzhraRtHWf3Kkpfz/yGo5S+H73hkquyhdjr3R8m2lj09svwAAAP//&#10;AwBQSwMEFAAGAAgAAAAhAFr0LFu/AAAAFQEAAAsAAABfcmVscy8ucmVsc2zPwWrDMAwG4Ptg72B0&#10;X5TuUMaI01uh19I+gLGVxCy2jGSy9e1nemrHjpL4P0nD4SetZiPRyNnCruvBUPYcYp4tXC/Htw8w&#10;Wl0ObuVMFm6kcBhfX4Yzra62kC6xqGlKVgtLreUTUf1CyWnHhXKbTCzJ1VbKjMX5LzcTvvf9HuXR&#10;gPHJNKdgQU5hB+ZyK23zHztFL6w81c5zQp6m6P9TMfB3PtPWFCczVQtB9N4U2rp2HOA44NMz4y8A&#10;AAD//wMAUEsDBBQABgAIAAAAIQBb5pI/wwAAAN0AAAAPAAAAZHJzL2Rvd25yZXYueG1sRE9Li8Iw&#10;EL4v+B/CCN7WVA9L7RpFVkWPvqDrbWjGtmwzKU3WVn+9EQRv8/E9ZzrvTCWu1LjSsoLRMAJBnFld&#10;cq7gdFx/xiCcR9ZYWSYFN3Iwn/U+ppho2/KergefixDCLkEFhfd1IqXLCjLohrYmDtzFNgZ9gE0u&#10;dYNtCDeVHEfRlzRYcmgosKafgrK/w79RsInrxe/W3tu8Wp036S6dLI8Tr9Sg3y2+QXjq/Fv8cm91&#10;mB/FY3h+E06QswcAAAD//wMAUEsBAi0AFAAGAAgAAAAhANvh9svuAAAAhQEAABMAAAAAAAAAAAAA&#10;AAAAAAAAAFtDb250ZW50X1R5cGVzXS54bWxQSwECLQAUAAYACAAAACEAWvQsW78AAAAVAQAACwAA&#10;AAAAAAAAAAAAAAAfAQAAX3JlbHMvLnJlbHNQSwECLQAUAAYACAAAACEAW+aSP8MAAADdAAAADwAA&#10;AAAAAAAAAAAAAAAHAgAAZHJzL2Rvd25yZXYueG1sUEsFBgAAAAADAAMAtwAAAPcCAAAAAA==&#10;" filled="f" stroked="f">
                   <v:textbox inset="0,0,0,0">
                     <w:txbxContent>
                       <w:p>
@@ -16232,7 +16677,7 @@
                     </w:txbxContent>
                   </v:textbox>
                 </v:rect>
-                <v:rect id="Rectangle 15877" o:spid="_x0000_s1162" style="position:absolute;left:6673;top:49345;width:1028;height:2065;visibility:visible;mso-wrap-style:square;v-text-anchor:top" o:gfxdata="UEsDBBQABgAIAAAAIQDb4fbL7gAAAIUBAAATAAAAW0NvbnRlbnRfVHlwZXNdLnhtbHyQz07DMAyH&#10;70i8Q+QralM4IITa7kDhCAiNB7ASt43WOlEcyvb2pNu4IODoPz9/n1xv9vOkForiPDdwXVagiI23&#10;jocG3rdPxR0oScgWJ8/UwIEENu3lRb09BBKV0ywNjCmFe63FjDSjlD4Q50nv44wpl3HQAc0OB9I3&#10;VXWrjedEnIq03oC27qjHjympx31un0wiTQLq4bS4shrAECZnMGVTvbD9QSnOhDInjzsyuiBXWQP0&#10;r4R18jfgnHvJr4nOknrFmJ5xzhraRtHWf3Kkpfz/yGo5S+H73hkquyhdjr3R8m2lj09svwAAAP//&#10;AwBQSwMEFAAGAAgAAAAhAFr0LFu/AAAAFQEAAAsAAABfcmVscy8ucmVsc2zPwWrDMAwG4Ptg72B0&#10;X5TuUMaI01uh19I+gLGVxCy2jGSy9e1nemrHjpL4P0nD4SetZiPRyNnCruvBUPYcYp4tXC/Htw8w&#10;Wl0ObuVMFm6kcBhfX4Yzra62kC6xqGlKVgtLreUTUf1CyWnHhXKbTCzJ1VbKjMX5LzcTvvf9HuXR&#10;gPHJNKdgQU5hB+ZyK23zHztFL6w81c5zQp6m6P9TMfB3PtPWFCczVQtB9N4U2rp2HOA44NMz4y8A&#10;AAD//wMAUEsDBBQABgAIAAAAIQA+Zo0kxQAAAN4AAAAPAAAAZHJzL2Rvd25yZXYueG1sRE9La8JA&#10;EL4L/Q/LFHozmxZaY3QV6QM9+iik3obsmASzsyG7NdFf7wqCt/n4njOd96YWJ2pdZVnBaxSDIM6t&#10;rrhQ8Lv7GSYgnEfWWFsmBWdyMJ89DaaYatvxhk5bX4gQwi5FBaX3TSqly0sy6CLbEAfuYFuDPsC2&#10;kLrFLoSbWr7F8Yc0WHFoKLGhz5Ly4/bfKFgmzeJvZS9dUX/vl9k6G3/txl6pl+d+MQHhqfcP8d29&#10;0mH+ezIawe2dcIOcXQEAAP//AwBQSwECLQAUAAYACAAAACEA2+H2y+4AAACFAQAAEwAAAAAAAAAA&#10;AAAAAAAAAAAAW0NvbnRlbnRfVHlwZXNdLnhtbFBLAQItABQABgAIAAAAIQBa9CxbvwAAABUBAAAL&#10;AAAAAAAAAAAAAAAAAB8BAABfcmVscy8ucmVsc1BLAQItABQABgAIAAAAIQA+Zo0kxQAAAN4AAAAP&#10;AAAAAAAAAAAAAAAAAAcCAABkcnMvZG93bnJldi54bWxQSwUGAAAAAAMAAwC3AAAA+QIAAAAA&#10;" filled="f" stroked="f">
+                <v:rect id="Rectangle 15877" o:spid="_x0000_s1171" style="position:absolute;left:6673;top:49345;width:1028;height:2065;visibility:visible;mso-wrap-style:square;v-text-anchor:top" o:gfxdata="UEsDBBQABgAIAAAAIQDb4fbL7gAAAIUBAAATAAAAW0NvbnRlbnRfVHlwZXNdLnhtbHyQz07DMAyH&#10;70i8Q+QralM4IITa7kDhCAiNB7ASt43WOlEcyvb2pNu4IODoPz9/n1xv9vOkForiPDdwXVagiI23&#10;jocG3rdPxR0oScgWJ8/UwIEENu3lRb09BBKV0ywNjCmFe63FjDSjlD4Q50nv44wpl3HQAc0OB9I3&#10;VXWrjedEnIq03oC27qjHjympx31un0wiTQLq4bS4shrAECZnMGVTvbD9QSnOhDInjzsyuiBXWQP0&#10;r4R18jfgnHvJr4nOknrFmJ5xzhraRtHWf3Kkpfz/yGo5S+H73hkquyhdjr3R8m2lj09svwAAAP//&#10;AwBQSwMEFAAGAAgAAAAhAFr0LFu/AAAAFQEAAAsAAABfcmVscy8ucmVsc2zPwWrDMAwG4Ptg72B0&#10;X5TuUMaI01uh19I+gLGVxCy2jGSy9e1nemrHjpL4P0nD4SetZiPRyNnCruvBUPYcYp4tXC/Htw8w&#10;Wl0ObuVMFm6kcBhfX4Yzra62kC6xqGlKVgtLreUTUf1CyWnHhXKbTCzJ1VbKjMX5LzcTvvf9HuXR&#10;gPHJNKdgQU5hB+ZyK23zHztFL6w81c5zQp6m6P9TMfB3PtPWFCczVQtB9N4U2rp2HOA44NMz4y8A&#10;AAD//wMAUEsDBBQABgAIAAAAIQA+Zo0kxQAAAN4AAAAPAAAAZHJzL2Rvd25yZXYueG1sRE9La8JA&#10;EL4L/Q/LFHozmxZaY3QV6QM9+iik3obsmASzsyG7NdFf7wqCt/n4njOd96YWJ2pdZVnBaxSDIM6t&#10;rrhQ8Lv7GSYgnEfWWFsmBWdyMJ89DaaYatvxhk5bX4gQwi5FBaX3TSqly0sy6CLbEAfuYFuDPsC2&#10;kLrFLoSbWr7F8Yc0WHFoKLGhz5Ly4/bfKFgmzeJvZS9dUX/vl9k6G3/txl6pl+d+MQHhqfcP8d29&#10;0mH+ezIawe2dcIOcXQEAAP//AwBQSwECLQAUAAYACAAAACEA2+H2y+4AAACFAQAAEwAAAAAAAAAA&#10;AAAAAAAAAAAAW0NvbnRlbnRfVHlwZXNdLnhtbFBLAQItABQABgAIAAAAIQBa9CxbvwAAABUBAAAL&#10;AAAAAAAAAAAAAAAAAB8BAABfcmVscy8ucmVsc1BLAQItABQABgAIAAAAIQA+Zo0kxQAAAN4AAAAP&#10;AAAAAAAAAAAAAAAAAAcCAABkcnMvZG93bnJldi54bWxQSwUGAAAAAAMAAwC3AAAA+QIAAAAA&#10;" filled="f" stroked="f">
                   <v:textbox inset="0,0,0,0">
                     <w:txbxContent>
                       <w:p>
@@ -16246,7 +16691,7 @@
                     </w:txbxContent>
                   </v:textbox>
                 </v:rect>
-                <v:rect id="Rectangle 15878" o:spid="_x0000_s1163" style="position:absolute;left:7435;top:49345;width:6215;height:2065;visibility:visible;mso-wrap-style:square;v-text-anchor:top" o:gfxdata="UEsDBBQABgAIAAAAIQDb4fbL7gAAAIUBAAATAAAAW0NvbnRlbnRfVHlwZXNdLnhtbHyQz07DMAyH&#10;70i8Q+QralM4IITa7kDhCAiNB7ASt43WOlEcyvb2pNu4IODoPz9/n1xv9vOkForiPDdwXVagiI23&#10;jocG3rdPxR0oScgWJ8/UwIEENu3lRb09BBKV0ywNjCmFe63FjDSjlD4Q50nv44wpl3HQAc0OB9I3&#10;VXWrjedEnIq03oC27qjHjympx31un0wiTQLq4bS4shrAECZnMGVTvbD9QSnOhDInjzsyuiBXWQP0&#10;r4R18jfgnHvJr4nOknrFmJ5xzhraRtHWf3Kkpfz/yGo5S+H73hkquyhdjr3R8m2lj09svwAAAP//&#10;AwBQSwMEFAAGAAgAAAAhAFr0LFu/AAAAFQEAAAsAAABfcmVscy8ucmVsc2zPwWrDMAwG4Ptg72B0&#10;X5TuUMaI01uh19I+gLGVxCy2jGSy9e1nemrHjpL4P0nD4SetZiPRyNnCruvBUPYcYp4tXC/Htw8w&#10;Wl0ObuVMFm6kcBhfX4Yzra62kC6xqGlKVgtLreUTUf1CyWnHhXKbTCzJ1VbKjMX5LzcTvvf9HuXR&#10;gPHJNKdgQU5hB+ZyK23zHztFL6w81c5zQp6m6P9TMfB3PtPWFCczVQtB9N4U2rp2HOA44NMz4y8A&#10;AAD//wMAUEsDBBQABgAIAAAAIQBP+RlWyAAAAN4AAAAPAAAAZHJzL2Rvd25yZXYueG1sRI9Ba8JA&#10;EIXvBf/DMkJvdWNBG1NXEavo0aqgvQ3ZaRKanQ3ZrUn7651DobcZ3pv3vpkve1erG7Wh8mxgPEpA&#10;EefeVlwYOJ+2TymoEJEt1p7JwA8FWC4GD3PMrO/4nW7HWCgJ4ZChgTLGJtM65CU5DCPfEIv26VuH&#10;Uda20LbFTsJdrZ+TZKodViwNJTa0Lin/On47A7u0WV33/rcr6s3H7nK4zN5Os2jM47BfvYKK1Md/&#10;89/13gr+JH0RXnlHZtCLOwAAAP//AwBQSwECLQAUAAYACAAAACEA2+H2y+4AAACFAQAAEwAAAAAA&#10;AAAAAAAAAAAAAAAAW0NvbnRlbnRfVHlwZXNdLnhtbFBLAQItABQABgAIAAAAIQBa9CxbvwAAABUB&#10;AAALAAAAAAAAAAAAAAAAAB8BAABfcmVscy8ucmVsc1BLAQItABQABgAIAAAAIQBP+RlWyAAAAN4A&#10;AAAPAAAAAAAAAAAAAAAAAAcCAABkcnMvZG93bnJldi54bWxQSwUGAAAAAAMAAwC3AAAA/AIAAAAA&#10;" filled="f" stroked="f">
+                <v:rect id="Rectangle 15878" o:spid="_x0000_s1172" style="position:absolute;left:7435;top:49345;width:6215;height:2065;visibility:visible;mso-wrap-style:square;v-text-anchor:top" o:gfxdata="UEsDBBQABgAIAAAAIQDb4fbL7gAAAIUBAAATAAAAW0NvbnRlbnRfVHlwZXNdLnhtbHyQz07DMAyH&#10;70i8Q+QralM4IITa7kDhCAiNB7ASt43WOlEcyvb2pNu4IODoPz9/n1xv9vOkForiPDdwXVagiI23&#10;jocG3rdPxR0oScgWJ8/UwIEENu3lRb09BBKV0ywNjCmFe63FjDSjlD4Q50nv44wpl3HQAc0OB9I3&#10;VXWrjedEnIq03oC27qjHjympx31un0wiTQLq4bS4shrAECZnMGVTvbD9QSnOhDInjzsyuiBXWQP0&#10;r4R18jfgnHvJr4nOknrFmJ5xzhraRtHWf3Kkpfz/yGo5S+H73hkquyhdjr3R8m2lj09svwAAAP//&#10;AwBQSwMEFAAGAAgAAAAhAFr0LFu/AAAAFQEAAAsAAABfcmVscy8ucmVsc2zPwWrDMAwG4Ptg72B0&#10;X5TuUMaI01uh19I+gLGVxCy2jGSy9e1nemrHjpL4P0nD4SetZiPRyNnCruvBUPYcYp4tXC/Htw8w&#10;Wl0ObuVMFm6kcBhfX4Yzra62kC6xqGlKVgtLreUTUf1CyWnHhXKbTCzJ1VbKjMX5LzcTvvf9HuXR&#10;gPHJNKdgQU5hB+ZyK23zHztFL6w81c5zQp6m6P9TMfB3PtPWFCczVQtB9N4U2rp2HOA44NMz4y8A&#10;AAD//wMAUEsDBBQABgAIAAAAIQBP+RlWyAAAAN4AAAAPAAAAZHJzL2Rvd25yZXYueG1sRI9Ba8JA&#10;EIXvBf/DMkJvdWNBG1NXEavo0aqgvQ3ZaRKanQ3ZrUn7651DobcZ3pv3vpkve1erG7Wh8mxgPEpA&#10;EefeVlwYOJ+2TymoEJEt1p7JwA8FWC4GD3PMrO/4nW7HWCgJ4ZChgTLGJtM65CU5DCPfEIv26VuH&#10;Uda20LbFTsJdrZ+TZKodViwNJTa0Lin/On47A7u0WV33/rcr6s3H7nK4zN5Os2jM47BfvYKK1Md/&#10;89/13gr+JH0RXnlHZtCLOwAAAP//AwBQSwECLQAUAAYACAAAACEA2+H2y+4AAACFAQAAEwAAAAAA&#10;AAAAAAAAAAAAAAAAW0NvbnRlbnRfVHlwZXNdLnhtbFBLAQItABQABgAIAAAAIQBa9CxbvwAAABUB&#10;AAALAAAAAAAAAAAAAAAAAB8BAABfcmVscy8ucmVsc1BLAQItABQABgAIAAAAIQBP+RlWyAAAAN4A&#10;AAAPAAAAAAAAAAAAAAAAAAcCAABkcnMvZG93bnJldi54bWxQSwUGAAAAAAMAAwC3AAAA/AIAAAAA&#10;" filled="f" stroked="f">
                   <v:textbox inset="0,0,0,0">
                     <w:txbxContent>
                       <w:p>
@@ -16260,7 +16705,7 @@
                     </w:txbxContent>
                   </v:textbox>
                 </v:rect>
-                <v:rect id="Rectangle 1084" o:spid="_x0000_s1164" style="position:absolute;left:12134;top:49345;width:458;height:2065;visibility:visible;mso-wrap-style:square;v-text-anchor:top" o:gfxdata="UEsDBBQABgAIAAAAIQDb4fbL7gAAAIUBAAATAAAAW0NvbnRlbnRfVHlwZXNdLnhtbHyQz07DMAyH&#10;70i8Q+QralM4IITa7kDhCAiNB7ASt43WOlEcyvb2pNu4IODoPz9/n1xv9vOkForiPDdwXVagiI23&#10;jocG3rdPxR0oScgWJ8/UwIEENu3lRb09BBKV0ywNjCmFe63FjDSjlD4Q50nv44wpl3HQAc0OB9I3&#10;VXWrjedEnIq03oC27qjHjympx31un0wiTQLq4bS4shrAECZnMGVTvbD9QSnOhDInjzsyuiBXWQP0&#10;r4R18jfgnHvJr4nOknrFmJ5xzhraRtHWf3Kkpfz/yGo5S+H73hkquyhdjr3R8m2lj09svwAAAP//&#10;AwBQSwMEFAAGAAgAAAAhAFr0LFu/AAAAFQEAAAsAAABfcmVscy8ucmVsc2zPwWrDMAwG4Ptg72B0&#10;X5TuUMaI01uh19I+gLGVxCy2jGSy9e1nemrHjpL4P0nD4SetZiPRyNnCruvBUPYcYp4tXC/Htw8w&#10;Wl0ObuVMFm6kcBhfX4Yzra62kC6xqGlKVgtLreUTUf1CyWnHhXKbTCzJ1VbKjMX5LzcTvvf9HuXR&#10;gPHJNKdgQU5hB+ZyK23zHztFL6w81c5zQp6m6P9TMfB3PtPWFCczVQtB9N4U2rp2HOA44NMz4y8A&#10;AAD//wMAUEsDBBQABgAIAAAAIQC7Q6/QwwAAAN0AAAAPAAAAZHJzL2Rvd25yZXYueG1sRE9Li8Iw&#10;EL4L/ocwgjdNFZHaNYr4QI/rA3RvQzPblm0mpYm2+us3wsLe5uN7znzZmlI8qHaFZQWjYQSCOLW6&#10;4EzB5bwbxCCcR9ZYWiYFT3KwXHQ7c0y0bfhIj5PPRAhhl6CC3PsqkdKlORl0Q1sRB+7b1gZ9gHUm&#10;dY1NCDelHEfRVBosODTkWNE6p/TndDcK9nG1uh3sq8nK7df++nmdbc4zr1S/164+QHhq/b/4z33Q&#10;YX4UT+D9TThBLn4BAAD//wMAUEsBAi0AFAAGAAgAAAAhANvh9svuAAAAhQEAABMAAAAAAAAAAAAA&#10;AAAAAAAAAFtDb250ZW50X1R5cGVzXS54bWxQSwECLQAUAAYACAAAACEAWvQsW78AAAAVAQAACwAA&#10;AAAAAAAAAAAAAAAfAQAAX3JlbHMvLnJlbHNQSwECLQAUAAYACAAAACEAu0Ov0MMAAADdAAAADwAA&#10;AAAAAAAAAAAAAAAHAgAAZHJzL2Rvd25yZXYueG1sUEsFBgAAAAADAAMAtwAAAPcCAAAAAA==&#10;" filled="f" stroked="f">
+                <v:rect id="Rectangle 1084" o:spid="_x0000_s1173" style="position:absolute;left:12134;top:49345;width:458;height:2065;visibility:visible;mso-wrap-style:square;v-text-anchor:top" o:gfxdata="UEsDBBQABgAIAAAAIQDb4fbL7gAAAIUBAAATAAAAW0NvbnRlbnRfVHlwZXNdLnhtbHyQz07DMAyH&#10;70i8Q+QralM4IITa7kDhCAiNB7ASt43WOlEcyvb2pNu4IODoPz9/n1xv9vOkForiPDdwXVagiI23&#10;jocG3rdPxR0oScgWJ8/UwIEENu3lRb09BBKV0ywNjCmFe63FjDSjlD4Q50nv44wpl3HQAc0OB9I3&#10;VXWrjedEnIq03oC27qjHjympx31un0wiTQLq4bS4shrAECZnMGVTvbD9QSnOhDInjzsyuiBXWQP0&#10;r4R18jfgnHvJr4nOknrFmJ5xzhraRtHWf3Kkpfz/yGo5S+H73hkquyhdjr3R8m2lj09svwAAAP//&#10;AwBQSwMEFAAGAAgAAAAhAFr0LFu/AAAAFQEAAAsAAABfcmVscy8ucmVsc2zPwWrDMAwG4Ptg72B0&#10;X5TuUMaI01uh19I+gLGVxCy2jGSy9e1nemrHjpL4P0nD4SetZiPRyNnCruvBUPYcYp4tXC/Htw8w&#10;Wl0ObuVMFm6kcBhfX4Yzra62kC6xqGlKVgtLreUTUf1CyWnHhXKbTCzJ1VbKjMX5LzcTvvf9HuXR&#10;gPHJNKdgQU5hB+ZyK23zHztFL6w81c5zQp6m6P9TMfB3PtPWFCczVQtB9N4U2rp2HOA44NMz4y8A&#10;AAD//wMAUEsDBBQABgAIAAAAIQC7Q6/QwwAAAN0AAAAPAAAAZHJzL2Rvd25yZXYueG1sRE9Li8Iw&#10;EL4L/ocwgjdNFZHaNYr4QI/rA3RvQzPblm0mpYm2+us3wsLe5uN7znzZmlI8qHaFZQWjYQSCOLW6&#10;4EzB5bwbxCCcR9ZYWiYFT3KwXHQ7c0y0bfhIj5PPRAhhl6CC3PsqkdKlORl0Q1sRB+7b1gZ9gHUm&#10;dY1NCDelHEfRVBosODTkWNE6p/TndDcK9nG1uh3sq8nK7df++nmdbc4zr1S/164+QHhq/b/4z33Q&#10;YX4UT+D9TThBLn4BAAD//wMAUEsBAi0AFAAGAAgAAAAhANvh9svuAAAAhQEAABMAAAAAAAAAAAAA&#10;AAAAAAAAAFtDb250ZW50X1R5cGVzXS54bWxQSwECLQAUAAYACAAAACEAWvQsW78AAAAVAQAACwAA&#10;AAAAAAAAAAAAAAAfAQAAX3JlbHMvLnJlbHNQSwECLQAUAAYACAAAACEAu0Ov0MMAAADdAAAADwAA&#10;AAAAAAAAAAAAAAAHAgAAZHJzL2Rvd25yZXYueG1sUEsFBgAAAAADAAMAtwAAAPcCAAAAAA==&#10;" filled="f" stroked="f">
                   <v:textbox inset="0,0,0,0">
                     <w:txbxContent>
                       <w:p>
@@ -16274,16 +16719,16 @@
                     </w:txbxContent>
                   </v:textbox>
                 </v:rect>
-                <v:shape id="Shape 21152" o:spid="_x0000_s1165" style="position:absolute;left:5712;top:39375;width:7365;height:6221;visibility:visible;mso-wrap-style:square;v-text-anchor:top" coordsize="736460,622148" o:gfxdata="UEsDBBQABgAIAAAAIQDb4fbL7gAAAIUBAAATAAAAW0NvbnRlbnRfVHlwZXNdLnhtbHyQz07DMAyH&#10;70i8Q+QralM4IITa7kDhCAiNB7ASt43WOlEcyvb2pNu4IODoPz9/n1xv9vOkForiPDdwXVagiI23&#10;jocG3rdPxR0oScgWJ8/UwIEENu3lRb09BBKV0ywNjCmFe63FjDSjlD4Q50nv44wpl3HQAc0OB9I3&#10;VXWrjedEnIq03oC27qjHjympx31un0wiTQLq4bS4shrAECZnMGVTvbD9QSnOhDInjzsyuiBXWQP0&#10;r4R18jfgnHvJr4nOknrFmJ5xzhraRtHWf3Kkpfz/yGo5S+H73hkquyhdjr3R8m2lj09svwAAAP//&#10;AwBQSwMEFAAGAAgAAAAhAFr0LFu/AAAAFQEAAAsAAABfcmVscy8ucmVsc2zPwWrDMAwG4Ptg72B0&#10;X5TuUMaI01uh19I+gLGVxCy2jGSy9e1nemrHjpL4P0nD4SetZiPRyNnCruvBUPYcYp4tXC/Htw8w&#10;Wl0ObuVMFm6kcBhfX4Yzra62kC6xqGlKVgtLreUTUf1CyWnHhXKbTCzJ1VbKjMX5LzcTvvf9HuXR&#10;gPHJNKdgQU5hB+ZyK23zHztFL6w81c5zQp6m6P9TMfB3PtPWFCczVQtB9N4U2rp2HOA44NMz4y8A&#10;AAD//wMAUEsDBBQABgAIAAAAIQCAW7RUxAAAAN4AAAAPAAAAZHJzL2Rvd25yZXYueG1sRI9BawIx&#10;FITvhf6H8ArearJbKrI1ii0Ueumh0R/w3Lwmi5uXZZPq+u9NQfA4zMw3zGozhV6caExdZA3VXIEg&#10;bqPt2GnY7z6flyBSRrbYRyYNF0qwWT8+rLCx8cw/dDLZiQLh1KAGn/PQSJlaTwHTPA7ExfuNY8Bc&#10;5OikHfFc4KGXtVILGbDjsuBxoA9P7dH8BQ3qgmb58u38u+qGiVNr3MEbrWdP0/YNRKYp38O39pfV&#10;UFfVaw3/d8oVkOsrAAAA//8DAFBLAQItABQABgAIAAAAIQDb4fbL7gAAAIUBAAATAAAAAAAAAAAA&#10;AAAAAAAAAABbQ29udGVudF9UeXBlc10ueG1sUEsBAi0AFAAGAAgAAAAhAFr0LFu/AAAAFQEAAAsA&#10;AAAAAAAAAAAAAAAAHwEAAF9yZWxzLy5yZWxzUEsBAi0AFAAGAAgAAAAhAIBbtFTEAAAA3gAAAA8A&#10;AAAAAAAAAAAAAAAABwIAAGRycy9kb3ducmV2LnhtbFBLBQYAAAAAAwADALcAAAD4AgAAAAA=&#10;" path="m,l736460,r,622148l,622148,,e" fillcolor="#ffd966" stroked="f" strokeweight="0">
+                <v:shape id="Shape 21152" o:spid="_x0000_s1174" style="position:absolute;left:5712;top:39375;width:7365;height:6221;visibility:visible;mso-wrap-style:square;v-text-anchor:top" coordsize="736460,622148" o:gfxdata="UEsDBBQABgAIAAAAIQDb4fbL7gAAAIUBAAATAAAAW0NvbnRlbnRfVHlwZXNdLnhtbHyQz07DMAyH&#10;70i8Q+QralM4IITa7kDhCAiNB7ASt43WOlEcyvb2pNu4IODoPz9/n1xv9vOkForiPDdwXVagiI23&#10;jocG3rdPxR0oScgWJ8/UwIEENu3lRb09BBKV0ywNjCmFe63FjDSjlD4Q50nv44wpl3HQAc0OB9I3&#10;VXWrjedEnIq03oC27qjHjympx31un0wiTQLq4bS4shrAECZnMGVTvbD9QSnOhDInjzsyuiBXWQP0&#10;r4R18jfgnHvJr4nOknrFmJ5xzhraRtHWf3Kkpfz/yGo5S+H73hkquyhdjr3R8m2lj09svwAAAP//&#10;AwBQSwMEFAAGAAgAAAAhAFr0LFu/AAAAFQEAAAsAAABfcmVscy8ucmVsc2zPwWrDMAwG4Ptg72B0&#10;X5TuUMaI01uh19I+gLGVxCy2jGSy9e1nemrHjpL4P0nD4SetZiPRyNnCruvBUPYcYp4tXC/Htw8w&#10;Wl0ObuVMFm6kcBhfX4Yzra62kC6xqGlKVgtLreUTUf1CyWnHhXKbTCzJ1VbKjMX5LzcTvvf9HuXR&#10;gPHJNKdgQU5hB+ZyK23zHztFL6w81c5zQp6m6P9TMfB3PtPWFCczVQtB9N4U2rp2HOA44NMz4y8A&#10;AAD//wMAUEsDBBQABgAIAAAAIQCAW7RUxAAAAN4AAAAPAAAAZHJzL2Rvd25yZXYueG1sRI9BawIx&#10;FITvhf6H8ArearJbKrI1ii0Ueumh0R/w3Lwmi5uXZZPq+u9NQfA4zMw3zGozhV6caExdZA3VXIEg&#10;bqPt2GnY7z6flyBSRrbYRyYNF0qwWT8+rLCx8cw/dDLZiQLh1KAGn/PQSJlaTwHTPA7ExfuNY8Bc&#10;5OikHfFc4KGXtVILGbDjsuBxoA9P7dH8BQ3qgmb58u38u+qGiVNr3MEbrWdP0/YNRKYp38O39pfV&#10;UFfVaw3/d8oVkOsrAAAA//8DAFBLAQItABQABgAIAAAAIQDb4fbL7gAAAIUBAAATAAAAAAAAAAAA&#10;AAAAAAAAAABbQ29udGVudF9UeXBlc10ueG1sUEsBAi0AFAAGAAgAAAAhAFr0LFu/AAAAFQEAAAsA&#10;AAAAAAAAAAAAAAAAHwEAAF9yZWxzLy5yZWxzUEsBAi0AFAAGAAgAAAAhAIBbtFTEAAAA3gAAAA8A&#10;AAAAAAAAAAAAAAAABwIAAGRycy9kb3ducmV2LnhtbFBLBQYAAAAAAwADALcAAAD4AgAAAAA=&#10;" path="m,l736460,r,622148l,622148,,e" fillcolor="#ffd966" stroked="f" strokeweight="0">
                   <v:path arrowok="t" textboxrect="0,0,736460,622148"/>
                 </v:shape>
-                <v:shape id="Shape 1086" o:spid="_x0000_s1166" style="position:absolute;left:5712;top:39375;width:7365;height:6221;visibility:visible;mso-wrap-style:square;v-text-anchor:top" coordsize="736460,622148" o:gfxdata="UEsDBBQABgAIAAAAIQDb4fbL7gAAAIUBAAATAAAAW0NvbnRlbnRfVHlwZXNdLnhtbHyQz07DMAyH&#10;70i8Q+QralM4IITa7kDhCAiNB7ASt43WOlEcyvb2pNu4IODoPz9/n1xv9vOkForiPDdwXVagiI23&#10;jocG3rdPxR0oScgWJ8/UwIEENu3lRb09BBKV0ywNjCmFe63FjDSjlD4Q50nv44wpl3HQAc0OB9I3&#10;VXWrjedEnIq03oC27qjHjympx31un0wiTQLq4bS4shrAECZnMGVTvbD9QSnOhDInjzsyuiBXWQP0&#10;r4R18jfgnHvJr4nOknrFmJ5xzhraRtHWf3Kkpfz/yGo5S+H73hkquyhdjr3R8m2lj09svwAAAP//&#10;AwBQSwMEFAAGAAgAAAAhAFr0LFu/AAAAFQEAAAsAAABfcmVscy8ucmVsc2zPwWrDMAwG4Ptg72B0&#10;X5TuUMaI01uh19I+gLGVxCy2jGSy9e1nemrHjpL4P0nD4SetZiPRyNnCruvBUPYcYp4tXC/Htw8w&#10;Wl0ObuVMFm6kcBhfX4Yzra62kC6xqGlKVgtLreUTUf1CyWnHhXKbTCzJ1VbKjMX5LzcTvvf9HuXR&#10;gPHJNKdgQU5hB+ZyK23zHztFL6w81c5zQp6m6P9TMfB3PtPWFCczVQtB9N4U2rp2HOA44NMz4y8A&#10;AAD//wMAUEsDBBQABgAIAAAAIQDhpsCcwQAAAN0AAAAPAAAAZHJzL2Rvd25yZXYueG1sRE9Na8JA&#10;EL0L/odlCr3pphVSia4ihVBPBdNCr2N2TILZ2ZidJum/7wqF3ubxPme7n1yrBupD49nA0zIBRVx6&#10;23Bl4PMjX6xBBUG22HomAz8UYL+bz7aYWT/yiYZCKhVDOGRooBbpMq1DWZPDsPQdceQuvncoEfaV&#10;tj2OMdy1+jlJUu2w4dhQY0evNZXX4tsZYPGtFGV+fnm7VV8W3erybtmYx4fpsAElNMm/+M99tHF+&#10;sk7h/k08Qe9+AQAA//8DAFBLAQItABQABgAIAAAAIQDb4fbL7gAAAIUBAAATAAAAAAAAAAAAAAAA&#10;AAAAAABbQ29udGVudF9UeXBlc10ueG1sUEsBAi0AFAAGAAgAAAAhAFr0LFu/AAAAFQEAAAsAAAAA&#10;AAAAAAAAAAAAHwEAAF9yZWxzLy5yZWxzUEsBAi0AFAAGAAgAAAAhAOGmwJzBAAAA3QAAAA8AAAAA&#10;AAAAAAAAAAAABwIAAGRycy9kb3ducmV2LnhtbFBLBQYAAAAAAwADALcAAAD1AgAAAAA=&#10;" path="m,622148r736460,l736460,,,,,622148xe" filled="f" strokeweight=".5pt">
+                <v:shape id="Shape 1086" o:spid="_x0000_s1175" style="position:absolute;left:5712;top:39375;width:7365;height:6221;visibility:visible;mso-wrap-style:square;v-text-anchor:top" coordsize="736460,622148" o:gfxdata="UEsDBBQABgAIAAAAIQDb4fbL7gAAAIUBAAATAAAAW0NvbnRlbnRfVHlwZXNdLnhtbHyQz07DMAyH&#10;70i8Q+QralM4IITa7kDhCAiNB7ASt43WOlEcyvb2pNu4IODoPz9/n1xv9vOkForiPDdwXVagiI23&#10;jocG3rdPxR0oScgWJ8/UwIEENu3lRb09BBKV0ywNjCmFe63FjDSjlD4Q50nv44wpl3HQAc0OB9I3&#10;VXWrjedEnIq03oC27qjHjympx31un0wiTQLq4bS4shrAECZnMGVTvbD9QSnOhDInjzsyuiBXWQP0&#10;r4R18jfgnHvJr4nOknrFmJ5xzhraRtHWf3Kkpfz/yGo5S+H73hkquyhdjr3R8m2lj09svwAAAP//&#10;AwBQSwMEFAAGAAgAAAAhAFr0LFu/AAAAFQEAAAsAAABfcmVscy8ucmVsc2zPwWrDMAwG4Ptg72B0&#10;X5TuUMaI01uh19I+gLGVxCy2jGSy9e1nemrHjpL4P0nD4SetZiPRyNnCruvBUPYcYp4tXC/Htw8w&#10;Wl0ObuVMFm6kcBhfX4Yzra62kC6xqGlKVgtLreUTUf1CyWnHhXKbTCzJ1VbKjMX5LzcTvvf9HuXR&#10;gPHJNKdgQU5hB+ZyK23zHztFL6w81c5zQp6m6P9TMfB3PtPWFCczVQtB9N4U2rp2HOA44NMz4y8A&#10;AAD//wMAUEsDBBQABgAIAAAAIQDhpsCcwQAAAN0AAAAPAAAAZHJzL2Rvd25yZXYueG1sRE9Na8JA&#10;EL0L/odlCr3pphVSia4ihVBPBdNCr2N2TILZ2ZidJum/7wqF3ubxPme7n1yrBupD49nA0zIBRVx6&#10;23Bl4PMjX6xBBUG22HomAz8UYL+bz7aYWT/yiYZCKhVDOGRooBbpMq1DWZPDsPQdceQuvncoEfaV&#10;tj2OMdy1+jlJUu2w4dhQY0evNZXX4tsZYPGtFGV+fnm7VV8W3erybtmYx4fpsAElNMm/+M99tHF+&#10;sk7h/k08Qe9+AQAA//8DAFBLAQItABQABgAIAAAAIQDb4fbL7gAAAIUBAAATAAAAAAAAAAAAAAAA&#10;AAAAAABbQ29udGVudF9UeXBlc10ueG1sUEsBAi0AFAAGAAgAAAAhAFr0LFu/AAAAFQEAAAsAAAAA&#10;AAAAAAAAAAAAHwEAAF9yZWxzLy5yZWxzUEsBAi0AFAAGAAgAAAAhAOGmwJzBAAAA3QAAAA8AAAAA&#10;AAAAAAAAAAAABwIAAGRycy9kb3ducmV2LnhtbFBLBQYAAAAAAwADALcAAAD1AgAAAAA=&#10;" path="m,622148r736460,l736460,,,,,622148xe" filled="f" strokeweight=".5pt">
                   <v:path arrowok="t" textboxrect="0,0,736460,622148"/>
                 </v:shape>
-                <v:shape id="Picture 1088" o:spid="_x0000_s1167" type="#_x0000_t75" style="position:absolute;left:5746;top:39865;width:7303;height:5239;visibility:visible;mso-wrap-style:square" o:gfxdata="UEsDBBQABgAIAAAAIQDb4fbL7gAAAIUBAAATAAAAW0NvbnRlbnRfVHlwZXNdLnhtbHyQz07DMAyH&#10;70i8Q+QralM4IITa7kDhCAiNB7ASt43WOlEcyvb2pNu4IODoPz9/n1xv9vOkForiPDdwXVagiI23&#10;jocG3rdPxR0oScgWJ8/UwIEENu3lRb09BBKV0ywNjCmFe63FjDSjlD4Q50nv44wpl3HQAc0OB9I3&#10;VXWrjedEnIq03oC27qjHjympx31un0wiTQLq4bS4shrAECZnMGVTvbD9QSnOhDInjzsyuiBXWQP0&#10;r4R18jfgnHvJr4nOknrFmJ5xzhraRtHWf3Kkpfz/yGo5S+H73hkquyhdjr3R8m2lj09svwAAAP//&#10;AwBQSwMEFAAGAAgAAAAhAFr0LFu/AAAAFQEAAAsAAABfcmVscy8ucmVsc2zPwWrDMAwG4Ptg72B0&#10;X5TuUMaI01uh19I+gLGVxCy2jGSy9e1nemrHjpL4P0nD4SetZiPRyNnCruvBUPYcYp4tXC/Htw8w&#10;Wl0ObuVMFm6kcBhfX4Yzra62kC6xqGlKVgtLreUTUf1CyWnHhXKbTCzJ1VbKjMX5LzcTvvf9HuXR&#10;gPHJNKdgQU5hB+ZyK23zHztFL6w81c5zQp6m6P9TMfB3PtPWFCczVQtB9N4U2rp2HOA44NMz4y8A&#10;AAD//wMAUEsDBBQABgAIAAAAIQB7dZjywQAAAN0AAAAPAAAAZHJzL2Rvd25yZXYueG1sRI9LiwIx&#10;DMfvgt+hRNibdhQRmbWKKwjiydfewzTzYKfp0FYdv/3mIHhLyP/xy2rTu1Y9KMTGs4HpJANFXHjb&#10;cGXgdt2Pl6BiQrbYeiYDL4qwWQ8HK8ytf/KZHpdUKQnhmKOBOqUu1zoWNTmME98Ry630wWGSNVTa&#10;BnxKuGv1LMsW2mHD0lBjR7uair/L3Unvzync7aw9Hm/z+XZxfZW/FZbGfI367TeoRH36iN/ugxX8&#10;bCm48o2MoNf/AAAA//8DAFBLAQItABQABgAIAAAAIQDb4fbL7gAAAIUBAAATAAAAAAAAAAAAAAAA&#10;AAAAAABbQ29udGVudF9UeXBlc10ueG1sUEsBAi0AFAAGAAgAAAAhAFr0LFu/AAAAFQEAAAsAAAAA&#10;AAAAAAAAAAAAHwEAAF9yZWxzLy5yZWxzUEsBAi0AFAAGAAgAAAAhAHt1mPLBAAAA3QAAAA8AAAAA&#10;AAAAAAAAAAAABwIAAGRycy9kb3ducmV2LnhtbFBLBQYAAAAAAwADALcAAAD1AgAAAAA=&#10;">
+                <v:shape id="Picture 1088" o:spid="_x0000_s1176" type="#_x0000_t75" style="position:absolute;left:5746;top:39865;width:7303;height:5239;visibility:visible;mso-wrap-style:square" o:gfxdata="UEsDBBQABgAIAAAAIQDb4fbL7gAAAIUBAAATAAAAW0NvbnRlbnRfVHlwZXNdLnhtbHyQz07DMAyH&#10;70i8Q+QralM4IITa7kDhCAiNB7ASt43WOlEcyvb2pNu4IODoPz9/n1xv9vOkForiPDdwXVagiI23&#10;jocG3rdPxR0oScgWJ8/UwIEENu3lRb09BBKV0ywNjCmFe63FjDSjlD4Q50nv44wpl3HQAc0OB9I3&#10;VXWrjedEnIq03oC27qjHjympx31un0wiTQLq4bS4shrAECZnMGVTvbD9QSnOhDInjzsyuiBXWQP0&#10;r4R18jfgnHvJr4nOknrFmJ5xzhraRtHWf3Kkpfz/yGo5S+H73hkquyhdjr3R8m2lj09svwAAAP//&#10;AwBQSwMEFAAGAAgAAAAhAFr0LFu/AAAAFQEAAAsAAABfcmVscy8ucmVsc2zPwWrDMAwG4Ptg72B0&#10;X5TuUMaI01uh19I+gLGVxCy2jGSy9e1nemrHjpL4P0nD4SetZiPRyNnCruvBUPYcYp4tXC/Htw8w&#10;Wl0ObuVMFm6kcBhfX4Yzra62kC6xqGlKVgtLreUTUf1CyWnHhXKbTCzJ1VbKjMX5LzcTvvf9HuXR&#10;gPHJNKdgQU5hB+ZyK23zHztFL6w81c5zQp6m6P9TMfB3PtPWFCczVQtB9N4U2rp2HOA44NMz4y8A&#10;AAD//wMAUEsDBBQABgAIAAAAIQB7dZjywQAAAN0AAAAPAAAAZHJzL2Rvd25yZXYueG1sRI9LiwIx&#10;DMfvgt+hRNibdhQRmbWKKwjiydfewzTzYKfp0FYdv/3mIHhLyP/xy2rTu1Y9KMTGs4HpJANFXHjb&#10;cGXgdt2Pl6BiQrbYeiYDL4qwWQ8HK8ytf/KZHpdUKQnhmKOBOqUu1zoWNTmME98Ry630wWGSNVTa&#10;BnxKuGv1LMsW2mHD0lBjR7uair/L3Unvzync7aw9Hm/z+XZxfZW/FZbGfI367TeoRH36iN/ugxX8&#10;bCm48o2MoNf/AAAA//8DAFBLAQItABQABgAIAAAAIQDb4fbL7gAAAIUBAAATAAAAAAAAAAAAAAAA&#10;AAAAAABbQ29udGVudF9UeXBlc10ueG1sUEsBAi0AFAAGAAgAAAAhAFr0LFu/AAAAFQEAAAsAAAAA&#10;AAAAAAAAAAAAHwEAAF9yZWxzLy5yZWxzUEsBAi0AFAAGAAgAAAAhAHt1mPLBAAAA3QAAAA8AAAAA&#10;AAAAAAAAAAAABwIAAGRycy9kb3ducmV2LnhtbFBLBQYAAAAAAwADALcAAAD1AgAAAAA=&#10;">
                   <v:imagedata r:id="rId41" o:title=""/>
                 </v:shape>
-                <v:rect id="Rectangle 1089" o:spid="_x0000_s1168" style="position:absolute;left:7054;top:40198;width:6247;height:2064;visibility:visible;mso-wrap-style:square;v-text-anchor:top" o:gfxdata="UEsDBBQABgAIAAAAIQDb4fbL7gAAAIUBAAATAAAAW0NvbnRlbnRfVHlwZXNdLnhtbHyQz07DMAyH&#10;70i8Q+QralM4IITa7kDhCAiNB7ASt43WOlEcyvb2pNu4IODoPz9/n1xv9vOkForiPDdwXVagiI23&#10;jocG3rdPxR0oScgWJ8/UwIEENu3lRb09BBKV0ywNjCmFe63FjDSjlD4Q50nv44wpl3HQAc0OB9I3&#10;VXWrjedEnIq03oC27qjHjympx31un0wiTQLq4bS4shrAECZnMGVTvbD9QSnOhDInjzsyuiBXWQP0&#10;r4R18jfgnHvJr4nOknrFmJ5xzhraRtHWf3Kkpfz/yGo5S+H73hkquyhdjr3R8m2lj09svwAAAP//&#10;AwBQSwMEFAAGAAgAAAAhAFr0LFu/AAAAFQEAAAsAAABfcmVscy8ucmVsc2zPwWrDMAwG4Ptg72B0&#10;X5TuUMaI01uh19I+gLGVxCy2jGSy9e1nemrHjpL4P0nD4SetZiPRyNnCruvBUPYcYp4tXC/Htw8w&#10;Wl0ObuVMFm6kcBhfX4Yzra62kC6xqGlKVgtLreUTUf1CyWnHhXKbTCzJ1VbKjMX5LzcTvvf9HuXR&#10;gPHJNKdgQU5hB+ZyK23zHztFL6w81c5zQp6m6P9TMfB3PtPWFCczVQtB9N4U2rp2HOA44NMz4y8A&#10;AAD//wMAUEsDBBQABgAIAAAAIQBVQgBOwgAAAN0AAAAPAAAAZHJzL2Rvd25yZXYueG1sRE9Ni8Iw&#10;EL0v+B/CCN7W1D1IW40i6qJHVwX1NjRjW2wmpYm2+us3Cwve5vE+ZzrvTCUe1LjSsoLRMAJBnFld&#10;cq7gePj+jEE4j6yxskwKnuRgPut9TDHVtuUfeux9LkIIuxQVFN7XqZQuK8igG9qaOHBX2xj0ATa5&#10;1A22IdxU8iuKxtJgyaGhwJqWBWW3/d0o2MT14ry1rzav1pfNaXdKVofEKzXod4sJCE+df4v/3Vsd&#10;5kdxAn/fhBPk7BcAAP//AwBQSwECLQAUAAYACAAAACEA2+H2y+4AAACFAQAAEwAAAAAAAAAAAAAA&#10;AAAAAAAAW0NvbnRlbnRfVHlwZXNdLnhtbFBLAQItABQABgAIAAAAIQBa9CxbvwAAABUBAAALAAAA&#10;AAAAAAAAAAAAAB8BAABfcmVscy8ucmVsc1BLAQItABQABgAIAAAAIQBVQgBOwgAAAN0AAAAPAAAA&#10;AAAAAAAAAAAAAAcCAABkcnMvZG93bnJldi54bWxQSwUGAAAAAAMAAwC3AAAA9gIAAAAA&#10;" filled="f" stroked="f">
+                <v:rect id="Rectangle 1089" o:spid="_x0000_s1177" style="position:absolute;left:7054;top:40198;width:6247;height:2064;visibility:visible;mso-wrap-style:square;v-text-anchor:top" o:gfxdata="UEsDBBQABgAIAAAAIQDb4fbL7gAAAIUBAAATAAAAW0NvbnRlbnRfVHlwZXNdLnhtbHyQz07DMAyH&#10;70i8Q+QralM4IITa7kDhCAiNB7ASt43WOlEcyvb2pNu4IODoPz9/n1xv9vOkForiPDdwXVagiI23&#10;jocG3rdPxR0oScgWJ8/UwIEENu3lRb09BBKV0ywNjCmFe63FjDSjlD4Q50nv44wpl3HQAc0OB9I3&#10;VXWrjedEnIq03oC27qjHjympx31un0wiTQLq4bS4shrAECZnMGVTvbD9QSnOhDInjzsyuiBXWQP0&#10;r4R18jfgnHvJr4nOknrFmJ5xzhraRtHWf3Kkpfz/yGo5S+H73hkquyhdjr3R8m2lj09svwAAAP//&#10;AwBQSwMEFAAGAAgAAAAhAFr0LFu/AAAAFQEAAAsAAABfcmVscy8ucmVsc2zPwWrDMAwG4Ptg72B0&#10;X5TuUMaI01uh19I+gLGVxCy2jGSy9e1nemrHjpL4P0nD4SetZiPRyNnCruvBUPYcYp4tXC/Htw8w&#10;Wl0ObuVMFm6kcBhfX4Yzra62kC6xqGlKVgtLreUTUf1CyWnHhXKbTCzJ1VbKjMX5LzcTvvf9HuXR&#10;gPHJNKdgQU5hB+ZyK23zHztFL6w81c5zQp6m6P9TMfB3PtPWFCczVQtB9N4U2rp2HOA44NMz4y8A&#10;AAD//wMAUEsDBBQABgAIAAAAIQBVQgBOwgAAAN0AAAAPAAAAZHJzL2Rvd25yZXYueG1sRE9Ni8Iw&#10;EL0v+B/CCN7W1D1IW40i6qJHVwX1NjRjW2wmpYm2+us3Cwve5vE+ZzrvTCUe1LjSsoLRMAJBnFld&#10;cq7gePj+jEE4j6yxskwKnuRgPut9TDHVtuUfeux9LkIIuxQVFN7XqZQuK8igG9qaOHBX2xj0ATa5&#10;1A22IdxU8iuKxtJgyaGhwJqWBWW3/d0o2MT14ry1rzav1pfNaXdKVofEKzXod4sJCE+df4v/3Vsd&#10;5kdxAn/fhBPk7BcAAP//AwBQSwECLQAUAAYACAAAACEA2+H2y+4AAACFAQAAEwAAAAAAAAAAAAAA&#10;AAAAAAAAW0NvbnRlbnRfVHlwZXNdLnhtbFBLAQItABQABgAIAAAAIQBa9CxbvwAAABUBAAALAAAA&#10;AAAAAAAAAAAAAB8BAABfcmVscy8ucmVsc1BLAQItABQABgAIAAAAIQBVQgBOwgAAAN0AAAAPAAAA&#10;AAAAAAAAAAAAAAcCAABkcnMvZG93bnJldi54bWxQSwUGAAAAAAMAAwC3AAAA9gIAAAAA&#10;" filled="f" stroked="f">
                   <v:textbox inset="0,0,0,0">
                     <w:txbxContent>
                       <w:p>
@@ -16297,7 +16742,7 @@
                     </w:txbxContent>
                   </v:textbox>
                 </v:rect>
-                <v:rect id="Rectangle 1090" o:spid="_x0000_s1169" style="position:absolute;left:11753;top:40198;width:458;height:2064;visibility:visible;mso-wrap-style:square;v-text-anchor:top" o:gfxdata="UEsDBBQABgAIAAAAIQDb4fbL7gAAAIUBAAATAAAAW0NvbnRlbnRfVHlwZXNdLnhtbHyQz07DMAyH&#10;70i8Q+QralM4IITa7kDhCAiNB7ASt43WOlEcyvb2pNu4IODoPz9/n1xv9vOkForiPDdwXVagiI23&#10;jocG3rdPxR0oScgWJ8/UwIEENu3lRb09BBKV0ywNjCmFe63FjDSjlD4Q50nv44wpl3HQAc0OB9I3&#10;VXWrjedEnIq03oC27qjHjympx31un0wiTQLq4bS4shrAECZnMGVTvbD9QSnOhDInjzsyuiBXWQP0&#10;r4R18jfgnHvJr4nOknrFmJ5xzhraRtHWf3Kkpfz/yGo5S+H73hkquyhdjr3R8m2lj09svwAAAP//&#10;AwBQSwMEFAAGAAgAAAAhAFr0LFu/AAAAFQEAAAsAAABfcmVscy8ucmVsc2zPwWrDMAwG4Ptg72B0&#10;X5TuUMaI01uh19I+gLGVxCy2jGSy9e1nemrHjpL4P0nD4SetZiPRyNnCruvBUPYcYp4tXC/Htw8w&#10;Wl0ObuVMFm6kcBhfX4Yzra62kC6xqGlKVgtLreUTUf1CyWnHhXKbTCzJ1VbKjMX5LzcTvvf9HuXR&#10;gPHJNKdgQU5hB+ZyK23zHztFL6w81c5zQp6m6P9TMfB3PtPWFCczVQtB9N4U2rp2HOA44NMz4y8A&#10;AAD//wMAUEsDBBQABgAIAAAAIQBBoT8OxgAAAN0AAAAPAAAAZHJzL2Rvd25yZXYueG1sRI9Bb8Iw&#10;DIXvk/YfIk/iNlJ2QLQQEGKb4MhgEuNmNaataJyqCbTw6+cDEjdb7/m9z7NF72p1pTZUng2Mhgko&#10;4tzbigsDv/vv9wmoEJEt1p7JwI0CLOavLzPMrO/4h667WCgJ4ZChgTLGJtM65CU5DEPfEIt28q3D&#10;KGtbaNtiJ+Gu1h9JMtYOK5aGEhtalZSfdxdnYD1pln8bf++K+uu4PmwP6ec+jcYM3vrlFFSkPj7N&#10;j+uNFfwkFX75RkbQ838AAAD//wMAUEsBAi0AFAAGAAgAAAAhANvh9svuAAAAhQEAABMAAAAAAAAA&#10;AAAAAAAAAAAAAFtDb250ZW50X1R5cGVzXS54bWxQSwECLQAUAAYACAAAACEAWvQsW78AAAAVAQAA&#10;CwAAAAAAAAAAAAAAAAAfAQAAX3JlbHMvLnJlbHNQSwECLQAUAAYACAAAACEAQaE/DsYAAADdAAAA&#10;DwAAAAAAAAAAAAAAAAAHAgAAZHJzL2Rvd25yZXYueG1sUEsFBgAAAAADAAMAtwAAAPoCAAAAAA==&#10;" filled="f" stroked="f">
+                <v:rect id="Rectangle 1090" o:spid="_x0000_s1178" style="position:absolute;left:11753;top:40198;width:458;height:2064;visibility:visible;mso-wrap-style:square;v-text-anchor:top" o:gfxdata="UEsDBBQABgAIAAAAIQDb4fbL7gAAAIUBAAATAAAAW0NvbnRlbnRfVHlwZXNdLnhtbHyQz07DMAyH&#10;70i8Q+QralM4IITa7kDhCAiNB7ASt43WOlEcyvb2pNu4IODoPz9/n1xv9vOkForiPDdwXVagiI23&#10;jocG3rdPxR0oScgWJ8/UwIEENu3lRb09BBKV0ywNjCmFe63FjDSjlD4Q50nv44wpl3HQAc0OB9I3&#10;VXWrjedEnIq03oC27qjHjympx31un0wiTQLq4bS4shrAECZnMGVTvbD9QSnOhDInjzsyuiBXWQP0&#10;r4R18jfgnHvJr4nOknrFmJ5xzhraRtHWf3Kkpfz/yGo5S+H73hkquyhdjr3R8m2lj09svwAAAP//&#10;AwBQSwMEFAAGAAgAAAAhAFr0LFu/AAAAFQEAAAsAAABfcmVscy8ucmVsc2zPwWrDMAwG4Ptg72B0&#10;X5TuUMaI01uh19I+gLGVxCy2jGSy9e1nemrHjpL4P0nD4SetZiPRyNnCruvBUPYcYp4tXC/Htw8w&#10;Wl0ObuVMFm6kcBhfX4Yzra62kC6xqGlKVgtLreUTUf1CyWnHhXKbTCzJ1VbKjMX5LzcTvvf9HuXR&#10;gPHJNKdgQU5hB+ZyK23zHztFL6w81c5zQp6m6P9TMfB3PtPWFCczVQtB9N4U2rp2HOA44NMz4y8A&#10;AAD//wMAUEsDBBQABgAIAAAAIQBBoT8OxgAAAN0AAAAPAAAAZHJzL2Rvd25yZXYueG1sRI9Bb8Iw&#10;DIXvk/YfIk/iNlJ2QLQQEGKb4MhgEuNmNaataJyqCbTw6+cDEjdb7/m9z7NF72p1pTZUng2Mhgko&#10;4tzbigsDv/vv9wmoEJEt1p7JwI0CLOavLzPMrO/4h667WCgJ4ZChgTLGJtM65CU5DEPfEIt28q3D&#10;KGtbaNtiJ+Gu1h9JMtYOK5aGEhtalZSfdxdnYD1pln8bf++K+uu4PmwP6ec+jcYM3vrlFFSkPj7N&#10;j+uNFfwkFX75RkbQ838AAAD//wMAUEsBAi0AFAAGAAgAAAAhANvh9svuAAAAhQEAABMAAAAAAAAA&#10;AAAAAAAAAAAAAFtDb250ZW50X1R5cGVzXS54bWxQSwECLQAUAAYACAAAACEAWvQsW78AAAAVAQAA&#10;CwAAAAAAAAAAAAAAAAAfAQAAX3JlbHMvLnJlbHNQSwECLQAUAAYACAAAACEAQaE/DsYAAADdAAAA&#10;DwAAAAAAAAAAAAAAAAAHAgAAZHJzL2Rvd25yZXYueG1sUEsFBgAAAAADAAMAtwAAAPoCAAAAAA==&#10;" filled="f" stroked="f">
                   <v:textbox inset="0,0,0,0">
                     <w:txbxContent>
                       <w:p>
@@ -16311,7 +16756,7 @@
                     </w:txbxContent>
                   </v:textbox>
                 </v:rect>
-                <v:rect id="Rectangle 15875" o:spid="_x0000_s1170" style="position:absolute;left:7181;top:42043;width:2041;height:2064;visibility:visible;mso-wrap-style:square;v-text-anchor:top" o:gfxdata="UEsDBBQABgAIAAAAIQDb4fbL7gAAAIUBAAATAAAAW0NvbnRlbnRfVHlwZXNdLnhtbHyQz07DMAyH&#10;70i8Q+QralM4IITa7kDhCAiNB7ASt43WOlEcyvb2pNu4IODoPz9/n1xv9vOkForiPDdwXVagiI23&#10;jocG3rdPxR0oScgWJ8/UwIEENu3lRb09BBKV0ywNjCmFe63FjDSjlD4Q50nv44wpl3HQAc0OB9I3&#10;VXWrjedEnIq03oC27qjHjympx31un0wiTQLq4bS4shrAECZnMGVTvbD9QSnOhDInjzsyuiBXWQP0&#10;r4R18jfgnHvJr4nOknrFmJ5xzhraRtHWf3Kkpfz/yGo5S+H73hkquyhdjr3R8m2lj09svwAAAP//&#10;AwBQSwMEFAAGAAgAAAAhAFr0LFu/AAAAFQEAAAsAAABfcmVscy8ucmVsc2zPwWrDMAwG4Ptg72B0&#10;X5TuUMaI01uh19I+gLGVxCy2jGSy9e1nemrHjpL4P0nD4SetZiPRyNnCruvBUPYcYp4tXC/Htw8w&#10;Wl0ObuVMFm6kcBhfX4Yzra62kC6xqGlKVgtLreUTUf1CyWnHhXKbTCzJ1VbKjMX5LzcTvvf9HuXR&#10;gPHJNKdgQU5hB+ZyK23zHztFL6w81c5zQp6m6P9TMfB3PtPWFCczVQtB9N4U2rp2HOA44NMz4y8A&#10;AAD//wMAUEsDBBQABgAIAAAAIQCh+LbIxAAAAN4AAAAPAAAAZHJzL2Rvd25yZXYueG1sRE9Li8Iw&#10;EL4L+x/CCHvT1AXXWo0i+0CPvkC9Dc3YFptJabK26683guBtPr7nTOetKcWValdYVjDoRyCIU6sL&#10;zhTsd7+9GITzyBpLy6TgnxzMZ2+dKSbaNryh69ZnIoSwS1BB7n2VSOnSnAy6vq2IA3e2tUEfYJ1J&#10;XWMTwk0pP6LoUxosODTkWNFXTull+2cULONqcVzZW5OVP6flYX0Yf+/GXqn3bruYgPDU+pf46V7p&#10;MH8Yj4bweCfcIGd3AAAA//8DAFBLAQItABQABgAIAAAAIQDb4fbL7gAAAIUBAAATAAAAAAAAAAAA&#10;AAAAAAAAAABbQ29udGVudF9UeXBlc10ueG1sUEsBAi0AFAAGAAgAAAAhAFr0LFu/AAAAFQEAAAsA&#10;AAAAAAAAAAAAAAAAHwEAAF9yZWxzLy5yZWxzUEsBAi0AFAAGAAgAAAAhAKH4tsjEAAAA3gAAAA8A&#10;AAAAAAAAAAAAAAAABwIAAGRycy9kb3ducmV2LnhtbFBLBQYAAAAAAwADALcAAAD4AgAAAAA=&#10;" filled="f" stroked="f">
+                <v:rect id="Rectangle 15875" o:spid="_x0000_s1179" style="position:absolute;left:7181;top:42043;width:2041;height:2064;visibility:visible;mso-wrap-style:square;v-text-anchor:top" o:gfxdata="UEsDBBQABgAIAAAAIQDb4fbL7gAAAIUBAAATAAAAW0NvbnRlbnRfVHlwZXNdLnhtbHyQz07DMAyH&#10;70i8Q+QralM4IITa7kDhCAiNB7ASt43WOlEcyvb2pNu4IODoPz9/n1xv9vOkForiPDdwXVagiI23&#10;jocG3rdPxR0oScgWJ8/UwIEENu3lRb09BBKV0ywNjCmFe63FjDSjlD4Q50nv44wpl3HQAc0OB9I3&#10;VXWrjedEnIq03oC27qjHjympx31un0wiTQLq4bS4shrAECZnMGVTvbD9QSnOhDInjzsyuiBXWQP0&#10;r4R18jfgnHvJr4nOknrFmJ5xzhraRtHWf3Kkpfz/yGo5S+H73hkquyhdjr3R8m2lj09svwAAAP//&#10;AwBQSwMEFAAGAAgAAAAhAFr0LFu/AAAAFQEAAAsAAABfcmVscy8ucmVsc2zPwWrDMAwG4Ptg72B0&#10;X5TuUMaI01uh19I+gLGVxCy2jGSy9e1nemrHjpL4P0nD4SetZiPRyNnCruvBUPYcYp4tXC/Htw8w&#10;Wl0ObuVMFm6kcBhfX4Yzra62kC6xqGlKVgtLreUTUf1CyWnHhXKbTCzJ1VbKjMX5LzcTvvf9HuXR&#10;gPHJNKdgQU5hB+ZyK23zHztFL6w81c5zQp6m6P9TMfB3PtPWFCczVQtB9N4U2rp2HOA44NMz4y8A&#10;AAD//wMAUEsDBBQABgAIAAAAIQCh+LbIxAAAAN4AAAAPAAAAZHJzL2Rvd25yZXYueG1sRE9Li8Iw&#10;EL4L+x/CCHvT1AXXWo0i+0CPvkC9Dc3YFptJabK26683guBtPr7nTOetKcWValdYVjDoRyCIU6sL&#10;zhTsd7+9GITzyBpLy6TgnxzMZ2+dKSbaNryh69ZnIoSwS1BB7n2VSOnSnAy6vq2IA3e2tUEfYJ1J&#10;XWMTwk0pP6LoUxosODTkWNFXTull+2cULONqcVzZW5OVP6flYX0Yf+/GXqn3bruYgPDU+pf46V7p&#10;MH8Yj4bweCfcIGd3AAAA//8DAFBLAQItABQABgAIAAAAIQDb4fbL7gAAAIUBAAATAAAAAAAAAAAA&#10;AAAAAAAAAABbQ29udGVudF9UeXBlc10ueG1sUEsBAi0AFAAGAAgAAAAhAFr0LFu/AAAAFQEAAAsA&#10;AAAAAAAAAAAAAAAAHwEAAF9yZWxzLy5yZWxzUEsBAi0AFAAGAAgAAAAhAKH4tsjEAAAA3gAAAA8A&#10;AAAAAAAAAAAAAAAABwIAAGRycy9kb3ducmV2LnhtbFBLBQYAAAAAAwADALcAAAD4AgAAAAA=&#10;" filled="f" stroked="f">
                   <v:textbox inset="0,0,0,0">
                     <w:txbxContent>
                       <w:p>
@@ -16325,7 +16770,7 @@
                     </w:txbxContent>
                   </v:textbox>
                 </v:rect>
-                <v:rect id="Rectangle 15876" o:spid="_x0000_s1171" style="position:absolute;left:8705;top:42043;width:4293;height:2064;visibility:visible;mso-wrap-style:square;v-text-anchor:top" o:gfxdata="UEsDBBQABgAIAAAAIQDb4fbL7gAAAIUBAAATAAAAW0NvbnRlbnRfVHlwZXNdLnhtbHyQz07DMAyH&#10;70i8Q+QralM4IITa7kDhCAiNB7ASt43WOlEcyvb2pNu4IODoPz9/n1xv9vOkForiPDdwXVagiI23&#10;jocG3rdPxR0oScgWJ8/UwIEENu3lRb09BBKV0ywNjCmFe63FjDSjlD4Q50nv44wpl3HQAc0OB9I3&#10;VXWrjedEnIq03oC27qjHjympx31un0wiTQLq4bS4shrAECZnMGVTvbD9QSnOhDInjzsyuiBXWQP0&#10;r4R18jfgnHvJr4nOknrFmJ5xzhraRtHWf3Kkpfz/yGo5S+H73hkquyhdjr3R8m2lj09svwAAAP//&#10;AwBQSwMEFAAGAAgAAAAhAFr0LFu/AAAAFQEAAAsAAABfcmVscy8ucmVsc2zPwWrDMAwG4Ptg72B0&#10;X5TuUMaI01uh19I+gLGVxCy2jGSy9e1nemrHjpL4P0nD4SetZiPRyNnCruvBUPYcYp4tXC/Htw8w&#10;Wl0ObuVMFm6kcBhfX4Yzra62kC6xqGlKVgtLreUTUf1CyWnHhXKbTCzJ1VbKjMX5LzcTvvf9HuXR&#10;gPHJNKdgQU5hB+ZyK23zHztFL6w81c5zQp6m6P9TMfB3PtPWFCczVQtB9N4U2rp2HOA44NMz4y8A&#10;AAD//wMAUEsDBBQABgAIAAAAIQBRKii/xQAAAN4AAAAPAAAAZHJzL2Rvd25yZXYueG1sRE9Na8JA&#10;EL0X+h+WKXhrNhVqY3QVqS161FhIvQ3ZMQlmZ0N2NWl/fVcoeJvH+5z5cjCNuFLnassKXqIYBHFh&#10;dc2lgq/D53MCwnlkjY1lUvBDDpaLx4c5ptr2vKdr5ksRQtilqKDyvk2ldEVFBl1kW+LAnWxn0AfY&#10;lVJ32Idw08hxHE+kwZpDQ4UtvVdUnLOLUbBJ2tX31v72ZfNx3OS7fLo+TL1So6dhNQPhafB38b97&#10;q8P81+RtArd3wg1y8QcAAP//AwBQSwECLQAUAAYACAAAACEA2+H2y+4AAACFAQAAEwAAAAAAAAAA&#10;AAAAAAAAAAAAW0NvbnRlbnRfVHlwZXNdLnhtbFBLAQItABQABgAIAAAAIQBa9CxbvwAAABUBAAAL&#10;AAAAAAAAAAAAAAAAAB8BAABfcmVscy8ucmVsc1BLAQItABQABgAIAAAAIQBRKii/xQAAAN4AAAAP&#10;AAAAAAAAAAAAAAAAAAcCAABkcnMvZG93bnJldi54bWxQSwUGAAAAAAMAAwC3AAAA+QIAAAAA&#10;" filled="f" stroked="f">
+                <v:rect id="Rectangle 15876" o:spid="_x0000_s1180" style="position:absolute;left:8705;top:42043;width:4293;height:2064;visibility:visible;mso-wrap-style:square;v-text-anchor:top" o:gfxdata="UEsDBBQABgAIAAAAIQDb4fbL7gAAAIUBAAATAAAAW0NvbnRlbnRfVHlwZXNdLnhtbHyQz07DMAyH&#10;70i8Q+QralM4IITa7kDhCAiNB7ASt43WOlEcyvb2pNu4IODoPz9/n1xv9vOkForiPDdwXVagiI23&#10;jocG3rdPxR0oScgWJ8/UwIEENu3lRb09BBKV0ywNjCmFe63FjDSjlD4Q50nv44wpl3HQAc0OB9I3&#10;VXWrjedEnIq03oC27qjHjympx31un0wiTQLq4bS4shrAECZnMGVTvbD9QSnOhDInjzsyuiBXWQP0&#10;r4R18jfgnHvJr4nOknrFmJ5xzhraRtHWf3Kkpfz/yGo5S+H73hkquyhdjr3R8m2lj09svwAAAP//&#10;AwBQSwMEFAAGAAgAAAAhAFr0LFu/AAAAFQEAAAsAAABfcmVscy8ucmVsc2zPwWrDMAwG4Ptg72B0&#10;X5TuUMaI01uh19I+gLGVxCy2jGSy9e1nemrHjpL4P0nD4SetZiPRyNnCruvBUPYcYp4tXC/Htw8w&#10;Wl0ObuVMFm6kcBhfX4Yzra62kC6xqGlKVgtLreUTUf1CyWnHhXKbTCzJ1VbKjMX5LzcTvvf9HuXR&#10;gPHJNKdgQU5hB+ZyK23zHztFL6w81c5zQp6m6P9TMfB3PtPWFCczVQtB9N4U2rp2HOA44NMz4y8A&#10;AAD//wMAUEsDBBQABgAIAAAAIQBRKii/xQAAAN4AAAAPAAAAZHJzL2Rvd25yZXYueG1sRE9Na8JA&#10;EL0X+h+WKXhrNhVqY3QVqS161FhIvQ3ZMQlmZ0N2NWl/fVcoeJvH+5z5cjCNuFLnassKXqIYBHFh&#10;dc2lgq/D53MCwnlkjY1lUvBDDpaLx4c5ptr2vKdr5ksRQtilqKDyvk2ldEVFBl1kW+LAnWxn0AfY&#10;lVJ32Idw08hxHE+kwZpDQ4UtvVdUnLOLUbBJ2tX31v72ZfNx3OS7fLo+TL1So6dhNQPhafB38b97&#10;q8P81+RtArd3wg1y8QcAAP//AwBQSwECLQAUAAYACAAAACEA2+H2y+4AAACFAQAAEwAAAAAAAAAA&#10;AAAAAAAAAAAAW0NvbnRlbnRfVHlwZXNdLnhtbFBLAQItABQABgAIAAAAIQBa9CxbvwAAABUBAAAL&#10;AAAAAAAAAAAAAAAAAB8BAABfcmVscy8ucmVsc1BLAQItABQABgAIAAAAIQBRKii/xQAAAN4AAAAP&#10;AAAAAAAAAAAAAAAAAAcCAABkcnMvZG93bnJldi54bWxQSwUGAAAAAAMAAwC3AAAA+QIAAAAA&#10;" filled="f" stroked="f">
                   <v:textbox inset="0,0,0,0">
                     <w:txbxContent>
                       <w:p>
@@ -16339,7 +16784,7 @@
                     </w:txbxContent>
                   </v:textbox>
                 </v:rect>
-                <v:rect id="Rectangle 1092" o:spid="_x0000_s1172" style="position:absolute;left:8515;top:43916;width:2349;height:2065;visibility:visible;mso-wrap-style:square;v-text-anchor:top" o:gfxdata="UEsDBBQABgAIAAAAIQDb4fbL7gAAAIUBAAATAAAAW0NvbnRlbnRfVHlwZXNdLnhtbHyQz07DMAyH&#10;70i8Q+QralM4IITa7kDhCAiNB7ASt43WOlEcyvb2pNu4IODoPz9/n1xv9vOkForiPDdwXVagiI23&#10;jocG3rdPxR0oScgWJ8/UwIEENu3lRb09BBKV0ywNjCmFe63FjDSjlD4Q50nv44wpl3HQAc0OB9I3&#10;VXWrjedEnIq03oC27qjHjympx31un0wiTQLq4bS4shrAECZnMGVTvbD9QSnOhDInjzsyuiBXWQP0&#10;r4R18jfgnHvJr4nOknrFmJ5xzhraRtHWf3Kkpfz/yGo5S+H73hkquyhdjr3R8m2lj09svwAAAP//&#10;AwBQSwMEFAAGAAgAAAAhAFr0LFu/AAAAFQEAAAsAAABfcmVscy8ucmVsc2zPwWrDMAwG4Ptg72B0&#10;X5TuUMaI01uh19I+gLGVxCy2jGSy9e1nemrHjpL4P0nD4SetZiPRyNnCruvBUPYcYp4tXC/Htw8w&#10;Wl0ObuVMFm6kcBhfX4Yzra62kC6xqGlKVgtLreUTUf1CyWnHhXKbTCzJ1VbKjMX5LzcTvvf9HuXR&#10;gPHJNKdgQU5hB+ZyK23zHztFL6w81c5zQp6m6P9TMfB3PtPWFCczVQtB9N4U2rp2HOA44NMz4y8A&#10;AAD//wMAUEsDBBQABgAIAAAAIQDePwTixAAAAN0AAAAPAAAAZHJzL2Rvd25yZXYueG1sRE9Na8JA&#10;EL0X/A/LCL3VjTmUJHWVUBVzbFVIexuy0yQ0OxuyW5P213cFwds83uesNpPpxIUG11pWsFxEIIgr&#10;q1uuFZxP+6cEhPPIGjvLpOCXHGzWs4cVZtqO/E6Xo69FCGGXoYLG+z6T0lUNGXQL2xMH7ssOBn2A&#10;Qy31gGMIN52Mo+hZGmw5NDTY02tD1ffxxyg4JH3+Udi/se52n4fyrUy3p9Qr9Tif8hcQniZ/F9/c&#10;hQ7zozSG6zfhBLn+BwAA//8DAFBLAQItABQABgAIAAAAIQDb4fbL7gAAAIUBAAATAAAAAAAAAAAA&#10;AAAAAAAAAABbQ29udGVudF9UeXBlc10ueG1sUEsBAi0AFAAGAAgAAAAhAFr0LFu/AAAAFQEAAAsA&#10;AAAAAAAAAAAAAAAAHwEAAF9yZWxzLy5yZWxzUEsBAi0AFAAGAAgAAAAhAN4/BOLEAAAA3QAAAA8A&#10;AAAAAAAAAAAAAAAABwIAAGRycy9kb3ducmV2LnhtbFBLBQYAAAAAAwADALcAAAD4AgAAAAA=&#10;" filled="f" stroked="f">
+                <v:rect id="Rectangle 1092" o:spid="_x0000_s1181" style="position:absolute;left:8515;top:43916;width:2349;height:2065;visibility:visible;mso-wrap-style:square;v-text-anchor:top" o:gfxdata="UEsDBBQABgAIAAAAIQDb4fbL7gAAAIUBAAATAAAAW0NvbnRlbnRfVHlwZXNdLnhtbHyQz07DMAyH&#10;70i8Q+QralM4IITa7kDhCAiNB7ASt43WOlEcyvb2pNu4IODoPz9/n1xv9vOkForiPDdwXVagiI23&#10;jocG3rdPxR0oScgWJ8/UwIEENu3lRb09BBKV0ywNjCmFe63FjDSjlD4Q50nv44wpl3HQAc0OB9I3&#10;VXWrjedEnIq03oC27qjHjympx31un0wiTQLq4bS4shrAECZnMGVTvbD9QSnOhDInjzsyuiBXWQP0&#10;r4R18jfgnHvJr4nOknrFmJ5xzhraRtHWf3Kkpfz/yGo5S+H73hkquyhdjr3R8m2lj09svwAAAP//&#10;AwBQSwMEFAAGAAgAAAAhAFr0LFu/AAAAFQEAAAsAAABfcmVscy8ucmVsc2zPwWrDMAwG4Ptg72B0&#10;X5TuUMaI01uh19I+gLGVxCy2jGSy9e1nemrHjpL4P0nD4SetZiPRyNnCruvBUPYcYp4tXC/Htw8w&#10;Wl0ObuVMFm6kcBhfX4Yzra62kC6xqGlKVgtLreUTUf1CyWnHhXKbTCzJ1VbKjMX5LzcTvvf9HuXR&#10;gPHJNKdgQU5hB+ZyK23zHztFL6w81c5zQp6m6P9TMfB3PtPWFCczVQtB9N4U2rp2HOA44NMz4y8A&#10;AAD//wMAUEsDBBQABgAIAAAAIQDePwTixAAAAN0AAAAPAAAAZHJzL2Rvd25yZXYueG1sRE9Na8JA&#10;EL0X/A/LCL3VjTmUJHWVUBVzbFVIexuy0yQ0OxuyW5P213cFwds83uesNpPpxIUG11pWsFxEIIgr&#10;q1uuFZxP+6cEhPPIGjvLpOCXHGzWs4cVZtqO/E6Xo69FCGGXoYLG+z6T0lUNGXQL2xMH7ssOBn2A&#10;Qy31gGMIN52Mo+hZGmw5NDTY02tD1ffxxyg4JH3+Udi/se52n4fyrUy3p9Qr9Tif8hcQniZ/F9/c&#10;hQ7zozSG6zfhBLn+BwAA//8DAFBLAQItABQABgAIAAAAIQDb4fbL7gAAAIUBAAATAAAAAAAAAAAA&#10;AAAAAAAAAABbQ29udGVudF9UeXBlc10ueG1sUEsBAi0AFAAGAAgAAAAhAFr0LFu/AAAAFQEAAAsA&#10;AAAAAAAAAAAAAAAAHwEAAF9yZWxzLy5yZWxzUEsBAi0AFAAGAAgAAAAhAN4/BOLEAAAA3QAAAA8A&#10;AAAAAAAAAAAAAAAABwIAAGRycy9kb3ducmV2LnhtbFBLBQYAAAAAAwADALcAAAD4AgAAAAA=&#10;" filled="f" stroked="f">
                   <v:textbox inset="0,0,0,0">
                     <w:txbxContent>
                       <w:p>
@@ -16353,7 +16798,7 @@
                     </w:txbxContent>
                   </v:textbox>
                 </v:rect>
-                <v:rect id="Rectangle 1093" o:spid="_x0000_s1173" style="position:absolute;left:10261;top:43916;width:458;height:2065;visibility:visible;mso-wrap-style:square;v-text-anchor:top" o:gfxdata="UEsDBBQABgAIAAAAIQDb4fbL7gAAAIUBAAATAAAAW0NvbnRlbnRfVHlwZXNdLnhtbHyQz07DMAyH&#10;70i8Q+QralM4IITa7kDhCAiNB7ASt43WOlEcyvb2pNu4IODoPz9/n1xv9vOkForiPDdwXVagiI23&#10;jocG3rdPxR0oScgWJ8/UwIEENu3lRb09BBKV0ywNjCmFe63FjDSjlD4Q50nv44wpl3HQAc0OB9I3&#10;VXWrjedEnIq03oC27qjHjympx31un0wiTQLq4bS4shrAECZnMGVTvbD9QSnOhDInjzsyuiBXWQP0&#10;r4R18jfgnHvJr4nOknrFmJ5xzhraRtHWf3Kkpfz/yGo5S+H73hkquyhdjr3R8m2lj09svwAAAP//&#10;AwBQSwMEFAAGAAgAAAAhAFr0LFu/AAAAFQEAAAsAAABfcmVscy8ucmVsc2zPwWrDMAwG4Ptg72B0&#10;X5TuUMaI01uh19I+gLGVxCy2jGSy9e1nemrHjpL4P0nD4SetZiPRyNnCruvBUPYcYp4tXC/Htw8w&#10;Wl0ObuVMFm6kcBhfX4Yzra62kC6xqGlKVgtLreUTUf1CyWnHhXKbTCzJ1VbKjMX5LzcTvvf9HuXR&#10;gPHJNKdgQU5hB+ZyK23zHztFL6w81c5zQp6m6P9TMfB3PtPWFCczVQtB9N4U2rp2HOA44NMz4y8A&#10;AAD//wMAUEsDBBQABgAIAAAAIQCxc6F5wwAAAN0AAAAPAAAAZHJzL2Rvd25yZXYueG1sRE9Li8Iw&#10;EL4v+B/CCN7WVAWxXaOID/S4PkD3NjSzbdlmUppoq79+Iwje5uN7znTemlLcqHaFZQWDfgSCOLW6&#10;4EzB6bj5nIBwHlljaZkU3MnBfNb5mGKibcN7uh18JkIIuwQV5N5XiZQuzcmg69uKOHC/tjboA6wz&#10;qWtsQrgp5TCKxtJgwaEhx4qWOaV/h6tRsJ1Ui8vOPpqsXP9sz9/neHWMvVK9brv4AuGp9W/xy73T&#10;YX4Uj+D5TThBzv4BAAD//wMAUEsBAi0AFAAGAAgAAAAhANvh9svuAAAAhQEAABMAAAAAAAAAAAAA&#10;AAAAAAAAAFtDb250ZW50X1R5cGVzXS54bWxQSwECLQAUAAYACAAAACEAWvQsW78AAAAVAQAACwAA&#10;AAAAAAAAAAAAAAAfAQAAX3JlbHMvLnJlbHNQSwECLQAUAAYACAAAACEAsXOhecMAAADdAAAADwAA&#10;AAAAAAAAAAAAAAAHAgAAZHJzL2Rvd25yZXYueG1sUEsFBgAAAAADAAMAtwAAAPcCAAAAAA==&#10;" filled="f" stroked="f">
+                <v:rect id="Rectangle 1093" o:spid="_x0000_s1182" style="position:absolute;left:10261;top:43916;width:458;height:2065;visibility:visible;mso-wrap-style:square;v-text-anchor:top" o:gfxdata="UEsDBBQABgAIAAAAIQDb4fbL7gAAAIUBAAATAAAAW0NvbnRlbnRfVHlwZXNdLnhtbHyQz07DMAyH&#10;70i8Q+QralM4IITa7kDhCAiNB7ASt43WOlEcyvb2pNu4IODoPz9/n1xv9vOkForiPDdwXVagiI23&#10;jocG3rdPxR0oScgWJ8/UwIEENu3lRb09BBKV0ywNjCmFe63FjDSjlD4Q50nv44wpl3HQAc0OB9I3&#10;VXWrjedEnIq03oC27qjHjympx31un0wiTQLq4bS4shrAECZnMGVTvbD9QSnOhDInjzsyuiBXWQP0&#10;r4R18jfgnHvJr4nOknrFmJ5xzhraRtHWf3Kkpfz/yGo5S+H73hkquyhdjr3R8m2lj09svwAAAP//&#10;AwBQSwMEFAAGAAgAAAAhAFr0LFu/AAAAFQEAAAsAAABfcmVscy8ucmVsc2zPwWrDMAwG4Ptg72B0&#10;X5TuUMaI01uh19I+gLGVxCy2jGSy9e1nemrHjpL4P0nD4SetZiPRyNnCruvBUPYcYp4tXC/Htw8w&#10;Wl0ObuVMFm6kcBhfX4Yzra62kC6xqGlKVgtLreUTUf1CyWnHhXKbTCzJ1VbKjMX5LzcTvvf9HuXR&#10;gPHJNKdgQU5hB+ZyK23zHztFL6w81c5zQp6m6P9TMfB3PtPWFCczVQtB9N4U2rp2HOA44NMz4y8A&#10;AAD//wMAUEsDBBQABgAIAAAAIQCxc6F5wwAAAN0AAAAPAAAAZHJzL2Rvd25yZXYueG1sRE9Li8Iw&#10;EL4v+B/CCN7WVAWxXaOID/S4PkD3NjSzbdlmUppoq79+Iwje5uN7znTemlLcqHaFZQWDfgSCOLW6&#10;4EzB6bj5nIBwHlljaZkU3MnBfNb5mGKibcN7uh18JkIIuwQV5N5XiZQuzcmg69uKOHC/tjboA6wz&#10;qWtsQrgp5TCKxtJgwaEhx4qWOaV/h6tRsJ1Ui8vOPpqsXP9sz9/neHWMvVK9brv4AuGp9W/xy73T&#10;YX4Uj+D5TThBzv4BAAD//wMAUEsBAi0AFAAGAAgAAAAhANvh9svuAAAAhQEAABMAAAAAAAAAAAAA&#10;AAAAAAAAAFtDb250ZW50X1R5cGVzXS54bWxQSwECLQAUAAYACAAAACEAWvQsW78AAAAVAQAACwAA&#10;AAAAAAAAAAAAAAAfAQAAX3JlbHMvLnJlbHNQSwECLQAUAAYACAAAACEAsXOhecMAAADdAAAADwAA&#10;AAAAAAAAAAAAAAAHAgAAZHJzL2Rvd25yZXYueG1sUEsFBgAAAAADAAMAtwAAAPcCAAAAAA==&#10;" filled="f" stroked="f">
                   <v:textbox inset="0,0,0,0">
                     <w:txbxContent>
                       <w:p>
@@ -16367,16 +16812,16 @@
                     </w:txbxContent>
                   </v:textbox>
                 </v:rect>
-                <v:shape id="Shape 1114" o:spid="_x0000_s1174" style="position:absolute;left:44107;top:2684;width:9594;height:5417;visibility:visible;mso-wrap-style:square;v-text-anchor:top" coordsize="959485,541655" o:gfxdata="UEsDBBQABgAIAAAAIQDb4fbL7gAAAIUBAAATAAAAW0NvbnRlbnRfVHlwZXNdLnhtbHyQz07DMAyH&#10;70i8Q+QralM4IITa7kDhCAiNB7ASt43WOlEcyvb2pNu4IODoPz9/n1xv9vOkForiPDdwXVagiI23&#10;jocG3rdPxR0oScgWJ8/UwIEENu3lRb09BBKV0ywNjCmFe63FjDSjlD4Q50nv44wpl3HQAc0OB9I3&#10;VXWrjedEnIq03oC27qjHjympx31un0wiTQLq4bS4shrAECZnMGVTvbD9QSnOhDInjzsyuiBXWQP0&#10;r4R18jfgnHvJr4nOknrFmJ5xzhraRtHWf3Kkpfz/yGo5S+H73hkquyhdjr3R8m2lj09svwAAAP//&#10;AwBQSwMEFAAGAAgAAAAhAFr0LFu/AAAAFQEAAAsAAABfcmVscy8ucmVsc2zPwWrDMAwG4Ptg72B0&#10;X5TuUMaI01uh19I+gLGVxCy2jGSy9e1nemrHjpL4P0nD4SetZiPRyNnCruvBUPYcYp4tXC/Htw8w&#10;Wl0ObuVMFm6kcBhfX4Yzra62kC6xqGlKVgtLreUTUf1CyWnHhXKbTCzJ1VbKjMX5LzcTvvf9HuXR&#10;gPHJNKdgQU5hB+ZyK23zHztFL6w81c5zQp6m6P9TMfB3PtPWFCczVQtB9N4U2rp2HOA44NMz4y8A&#10;AAD//wMAUEsDBBQABgAIAAAAIQBTUlQsxAAAAN0AAAAPAAAAZHJzL2Rvd25yZXYueG1sRE9Na8JA&#10;EL0L/Q/LCL01m4jYEl1Fi0IRLG3qJbcxOybB7GzIrhr/vSsUvM3jfc5s0ZtGXKhztWUFSRSDIC6s&#10;rrlUsP/bvH2AcB5ZY2OZFNzIwWL+Mphhqu2Vf+mS+VKEEHYpKqi8b1MpXVGRQRfZljhwR9sZ9AF2&#10;pdQdXkO4aeQojifSYM2hocKWPisqTtnZKDg3uV+P8vygf7bv9Wq5o/Uq+1bqddgvpyA89f4p/nd/&#10;6TA/Scbw+CacIOd3AAAA//8DAFBLAQItABQABgAIAAAAIQDb4fbL7gAAAIUBAAATAAAAAAAAAAAA&#10;AAAAAAAAAABbQ29udGVudF9UeXBlc10ueG1sUEsBAi0AFAAGAAgAAAAhAFr0LFu/AAAAFQEAAAsA&#10;AAAAAAAAAAAAAAAAHwEAAF9yZWxzLy5yZWxzUEsBAi0AFAAGAAgAAAAhAFNSVCzEAAAA3QAAAA8A&#10;AAAAAAAAAAAAAAAABwIAAGRycy9kb3ducmV2LnhtbFBLBQYAAAAAAwADALcAAAD4AgAAAAA=&#10;" path="m,l482981,r,500380l883285,500380r,-34925l959485,503555r-76200,38100l883285,506730r-406781,l476504,6350,,6350,,xe" fillcolor="black" stroked="f" strokeweight="0">
+                <v:shape id="Shape 1114" o:spid="_x0000_s1183" style="position:absolute;left:44107;top:2684;width:9594;height:5417;visibility:visible;mso-wrap-style:square;v-text-anchor:top" coordsize="959485,541655" o:gfxdata="UEsDBBQABgAIAAAAIQDb4fbL7gAAAIUBAAATAAAAW0NvbnRlbnRfVHlwZXNdLnhtbHyQz07DMAyH&#10;70i8Q+QralM4IITa7kDhCAiNB7ASt43WOlEcyvb2pNu4IODoPz9/n1xv9vOkForiPDdwXVagiI23&#10;jocG3rdPxR0oScgWJ8/UwIEENu3lRb09BBKV0ywNjCmFe63FjDSjlD4Q50nv44wpl3HQAc0OB9I3&#10;VXWrjedEnIq03oC27qjHjympx31un0wiTQLq4bS4shrAECZnMGVTvbD9QSnOhDInjzsyuiBXWQP0&#10;r4R18jfgnHvJr4nOknrFmJ5xzhraRtHWf3Kkpfz/yGo5S+H73hkquyhdjr3R8m2lj09svwAAAP//&#10;AwBQSwMEFAAGAAgAAAAhAFr0LFu/AAAAFQEAAAsAAABfcmVscy8ucmVsc2zPwWrDMAwG4Ptg72B0&#10;X5TuUMaI01uh19I+gLGVxCy2jGSy9e1nemrHjpL4P0nD4SetZiPRyNnCruvBUPYcYp4tXC/Htw8w&#10;Wl0ObuVMFm6kcBhfX4Yzra62kC6xqGlKVgtLreUTUf1CyWnHhXKbTCzJ1VbKjMX5LzcTvvf9HuXR&#10;gPHJNKdgQU5hB+ZyK23zHztFL6w81c5zQp6m6P9TMfB3PtPWFCczVQtB9N4U2rp2HOA44NMz4y8A&#10;AAD//wMAUEsDBBQABgAIAAAAIQBTUlQsxAAAAN0AAAAPAAAAZHJzL2Rvd25yZXYueG1sRE9Na8JA&#10;EL0L/Q/LCL01m4jYEl1Fi0IRLG3qJbcxOybB7GzIrhr/vSsUvM3jfc5s0ZtGXKhztWUFSRSDIC6s&#10;rrlUsP/bvH2AcB5ZY2OZFNzIwWL+Mphhqu2Vf+mS+VKEEHYpKqi8b1MpXVGRQRfZljhwR9sZ9AF2&#10;pdQdXkO4aeQojifSYM2hocKWPisqTtnZKDg3uV+P8vygf7bv9Wq5o/Uq+1bqddgvpyA89f4p/nd/&#10;6TA/Scbw+CacIOd3AAAA//8DAFBLAQItABQABgAIAAAAIQDb4fbL7gAAAIUBAAATAAAAAAAAAAAA&#10;AAAAAAAAAABbQ29udGVudF9UeXBlc10ueG1sUEsBAi0AFAAGAAgAAAAhAFr0LFu/AAAAFQEAAAsA&#10;AAAAAAAAAAAAAAAAHwEAAF9yZWxzLy5yZWxzUEsBAi0AFAAGAAgAAAAhAFNSVCzEAAAA3QAAAA8A&#10;AAAAAAAAAAAAAAAABwIAAGRycy9kb3ducmV2LnhtbFBLBQYAAAAAAwADALcAAAD4AgAAAAA=&#10;" path="m,l482981,r,500380l883285,500380r,-34925l959485,503555r-76200,38100l883285,506730r-406781,l476504,6350,,6350,,xe" fillcolor="black" stroked="f" strokeweight="0">
                   <v:path arrowok="t" textboxrect="0,0,959485,541655"/>
                 </v:shape>
-                <v:shape id="Shape 21153" o:spid="_x0000_s1175" style="position:absolute;left:39198;top:50779;width:5664;height:2502;visibility:visible;mso-wrap-style:square;v-text-anchor:top" coordsize="566420,250190" o:gfxdata="UEsDBBQABgAIAAAAIQDb4fbL7gAAAIUBAAATAAAAW0NvbnRlbnRfVHlwZXNdLnhtbHyQz07DMAyH&#10;70i8Q+QralM4IITa7kDhCAiNB7ASt43WOlEcyvb2pNu4IODoPz9/n1xv9vOkForiPDdwXVagiI23&#10;jocG3rdPxR0oScgWJ8/UwIEENu3lRb09BBKV0ywNjCmFe63FjDSjlD4Q50nv44wpl3HQAc0OB9I3&#10;VXWrjedEnIq03oC27qjHjympx31un0wiTQLq4bS4shrAECZnMGVTvbD9QSnOhDInjzsyuiBXWQP0&#10;r4R18jfgnHvJr4nOknrFmJ5xzhraRtHWf3Kkpfz/yGo5S+H73hkquyhdjr3R8m2lj09svwAAAP//&#10;AwBQSwMEFAAGAAgAAAAhAFr0LFu/AAAAFQEAAAsAAABfcmVscy8ucmVsc2zPwWrDMAwG4Ptg72B0&#10;X5TuUMaI01uh19I+gLGVxCy2jGSy9e1nemrHjpL4P0nD4SetZiPRyNnCruvBUPYcYp4tXC/Htw8w&#10;Wl0ObuVMFm6kcBhfX4Yzra62kC6xqGlKVgtLreUTUf1CyWnHhXKbTCzJ1VbKjMX5LzcTvvf9HuXR&#10;gPHJNKdgQU5hB+ZyK23zHztFL6w81c5zQp6m6P9TMfB3PtPWFCczVQtB9N4U2rp2HOA44NMz4y8A&#10;AAD//wMAUEsDBBQABgAIAAAAIQBli6O0xgAAAN4AAAAPAAAAZHJzL2Rvd25yZXYueG1sRI9Ba8JA&#10;FITvBf/D8gq96SYWRVJXqYVCTQ9qlJ4f2ddsaPZtml1N/PddQehxmJlvmOV6sI24UOdrxwrSSQKC&#10;uHS65krB6fg+XoDwAVlj45gUXMnDejV6WGKmXc8HuhShEhHCPkMFJoQ2k9KXhiz6iWuJo/ftOosh&#10;yq6SusM+wm0jp0kylxZrjgsGW3ozVP4UZ6tgl29Kc+LPfH7Iiy/9a3um7V6pp8fh9QVEoCH8h+/t&#10;D61gmqazZ7jdiVdArv4AAAD//wMAUEsBAi0AFAAGAAgAAAAhANvh9svuAAAAhQEAABMAAAAAAAAA&#10;AAAAAAAAAAAAAFtDb250ZW50X1R5cGVzXS54bWxQSwECLQAUAAYACAAAACEAWvQsW78AAAAVAQAA&#10;CwAAAAAAAAAAAAAAAAAfAQAAX3JlbHMvLnJlbHNQSwECLQAUAAYACAAAACEAZYujtMYAAADeAAAA&#10;DwAAAAAAAAAAAAAAAAAHAgAAZHJzL2Rvd25yZXYueG1sUEsFBgAAAAADAAMAtwAAAPoCAAAAAA==&#10;" path="m,l566420,r,250190l,250190,,e" fillcolor="#ffd966" stroked="f" strokeweight="0">
+                <v:shape id="Shape 21153" o:spid="_x0000_s1184" style="position:absolute;left:39198;top:50779;width:5664;height:2502;visibility:visible;mso-wrap-style:square;v-text-anchor:top" coordsize="566420,250190" o:gfxdata="UEsDBBQABgAIAAAAIQDb4fbL7gAAAIUBAAATAAAAW0NvbnRlbnRfVHlwZXNdLnhtbHyQz07DMAyH&#10;70i8Q+QralM4IITa7kDhCAiNB7ASt43WOlEcyvb2pNu4IODoPz9/n1xv9vOkForiPDdwXVagiI23&#10;jocG3rdPxR0oScgWJ8/UwIEENu3lRb09BBKV0ywNjCmFe63FjDSjlD4Q50nv44wpl3HQAc0OB9I3&#10;VXWrjedEnIq03oC27qjHjympx31un0wiTQLq4bS4shrAECZnMGVTvbD9QSnOhDInjzsyuiBXWQP0&#10;r4R18jfgnHvJr4nOknrFmJ5xzhraRtHWf3Kkpfz/yGo5S+H73hkquyhdjr3R8m2lj09svwAAAP//&#10;AwBQSwMEFAAGAAgAAAAhAFr0LFu/AAAAFQEAAAsAAABfcmVscy8ucmVsc2zPwWrDMAwG4Ptg72B0&#10;X5TuUMaI01uh19I+gLGVxCy2jGSy9e1nemrHjpL4P0nD4SetZiPRyNnCruvBUPYcYp4tXC/Htw8w&#10;Wl0ObuVMFm6kcBhfX4Yzra62kC6xqGlKVgtLreUTUf1CyWnHhXKbTCzJ1VbKjMX5LzcTvvf9HuXR&#10;gPHJNKdgQU5hB+ZyK23zHztFL6w81c5zQp6m6P9TMfB3PtPWFCczVQtB9N4U2rp2HOA44NMz4y8A&#10;AAD//wMAUEsDBBQABgAIAAAAIQBli6O0xgAAAN4AAAAPAAAAZHJzL2Rvd25yZXYueG1sRI9Ba8JA&#10;FITvBf/D8gq96SYWRVJXqYVCTQ9qlJ4f2ddsaPZtml1N/PddQehxmJlvmOV6sI24UOdrxwrSSQKC&#10;uHS65krB6fg+XoDwAVlj45gUXMnDejV6WGKmXc8HuhShEhHCPkMFJoQ2k9KXhiz6iWuJo/ftOosh&#10;yq6SusM+wm0jp0kylxZrjgsGW3ozVP4UZ6tgl29Kc+LPfH7Iiy/9a3um7V6pp8fh9QVEoCH8h+/t&#10;D61gmqazZ7jdiVdArv4AAAD//wMAUEsBAi0AFAAGAAgAAAAhANvh9svuAAAAhQEAABMAAAAAAAAA&#10;AAAAAAAAAAAAAFtDb250ZW50X1R5cGVzXS54bWxQSwECLQAUAAYACAAAACEAWvQsW78AAAAVAQAA&#10;CwAAAAAAAAAAAAAAAAAfAQAAX3JlbHMvLnJlbHNQSwECLQAUAAYACAAAACEAZYujtMYAAADeAAAA&#10;DwAAAAAAAAAAAAAAAAAHAgAAZHJzL2Rvd25yZXYueG1sUEsFBgAAAAADAAMAtwAAAPoCAAAAAA==&#10;" path="m,l566420,r,250190l,250190,,e" fillcolor="#ffd966" stroked="f" strokeweight="0">
                   <v:path arrowok="t" textboxrect="0,0,566420,250190"/>
                 </v:shape>
-                <v:shape id="Shape 1116" o:spid="_x0000_s1176" style="position:absolute;left:39198;top:50779;width:5664;height:2502;visibility:visible;mso-wrap-style:square;v-text-anchor:top" coordsize="566420,250190" o:gfxdata="UEsDBBQABgAIAAAAIQDb4fbL7gAAAIUBAAATAAAAW0NvbnRlbnRfVHlwZXNdLnhtbHyQz07DMAyH&#10;70i8Q+QralM4IITa7kDhCAiNB7ASt43WOlEcyvb2pNu4IODoPz9/n1xv9vOkForiPDdwXVagiI23&#10;jocG3rdPxR0oScgWJ8/UwIEENu3lRb09BBKV0ywNjCmFe63FjDSjlD4Q50nv44wpl3HQAc0OB9I3&#10;VXWrjedEnIq03oC27qjHjympx31un0wiTQLq4bS4shrAECZnMGVTvbD9QSnOhDInjzsyuiBXWQP0&#10;r4R18jfgnHvJr4nOknrFmJ5xzhraRtHWf3Kkpfz/yGo5S+H73hkquyhdjr3R8m2lj09svwAAAP//&#10;AwBQSwMEFAAGAAgAAAAhAFr0LFu/AAAAFQEAAAsAAABfcmVscy8ucmVsc2zPwWrDMAwG4Ptg72B0&#10;X5TuUMaI01uh19I+gLGVxCy2jGSy9e1nemrHjpL4P0nD4SetZiPRyNnCruvBUPYcYp4tXC/Htw8w&#10;Wl0ObuVMFm6kcBhfX4Yzra62kC6xqGlKVgtLreUTUf1CyWnHhXKbTCzJ1VbKjMX5LzcTvvf9HuXR&#10;gPHJNKdgQU5hB+ZyK23zHztFL6w81c5zQp6m6P9TMfB3PtPWFCczVQtB9N4U2rp2HOA44NMz4y8A&#10;AAD//wMAUEsDBBQABgAIAAAAIQCO1YA4wwAAAN0AAAAPAAAAZHJzL2Rvd25yZXYueG1sRE9NawIx&#10;EL0L/Q9hCt40uwW3ZWuUUloQ8aIW2uOwmW5CN5Mlie76740g9DaP9znL9eg6caYQrWcF5bwAQdx4&#10;bblV8HX8nL2AiAlZY+eZFFwownr1MFlirf3AezofUityCMcaFZiU+lrK2BhyGOe+J87crw8OU4ah&#10;lTrgkMNdJ5+KopIOLecGgz29G2r+Dien4LT42ezisw3WDLtt9bH32/bbKzV9HN9eQSQa07/47t7o&#10;PL8sK7h9k0+QqysAAAD//wMAUEsBAi0AFAAGAAgAAAAhANvh9svuAAAAhQEAABMAAAAAAAAAAAAA&#10;AAAAAAAAAFtDb250ZW50X1R5cGVzXS54bWxQSwECLQAUAAYACAAAACEAWvQsW78AAAAVAQAACwAA&#10;AAAAAAAAAAAAAAAfAQAAX3JlbHMvLnJlbHNQSwECLQAUAAYACAAAACEAjtWAOMMAAADdAAAADwAA&#10;AAAAAAAAAAAAAAAHAgAAZHJzL2Rvd25yZXYueG1sUEsFBgAAAAADAAMAtwAAAPcCAAAAAA==&#10;" path="m,250190r566420,l566420,,,,,250190xe" filled="f" strokeweight=".5pt">
+                <v:shape id="Shape 1116" o:spid="_x0000_s1185" style="position:absolute;left:39198;top:50779;width:5664;height:2502;visibility:visible;mso-wrap-style:square;v-text-anchor:top" coordsize="566420,250190" o:gfxdata="UEsDBBQABgAIAAAAIQDb4fbL7gAAAIUBAAATAAAAW0NvbnRlbnRfVHlwZXNdLnhtbHyQz07DMAyH&#10;70i8Q+QralM4IITa7kDhCAiNB7ASt43WOlEcyvb2pNu4IODoPz9/n1xv9vOkForiPDdwXVagiI23&#10;jocG3rdPxR0oScgWJ8/UwIEENu3lRb09BBKV0ywNjCmFe63FjDSjlD4Q50nv44wpl3HQAc0OB9I3&#10;VXWrjedEnIq03oC27qjHjympx31un0wiTQLq4bS4shrAECZnMGVTvbD9QSnOhDInjzsyuiBXWQP0&#10;r4R18jfgnHvJr4nOknrFmJ5xzhraRtHWf3Kkpfz/yGo5S+H73hkquyhdjr3R8m2lj09svwAAAP//&#10;AwBQSwMEFAAGAAgAAAAhAFr0LFu/AAAAFQEAAAsAAABfcmVscy8ucmVsc2zPwWrDMAwG4Ptg72B0&#10;X5TuUMaI01uh19I+gLGVxCy2jGSy9e1nemrHjpL4P0nD4SetZiPRyNnCruvBUPYcYp4tXC/Htw8w&#10;Wl0ObuVMFm6kcBhfX4Yzra62kC6xqGlKVgtLreUTUf1CyWnHhXKbTCzJ1VbKjMX5LzcTvvf9HuXR&#10;gPHJNKdgQU5hB+ZyK23zHztFL6w81c5zQp6m6P9TMfB3PtPWFCczVQtB9N4U2rp2HOA44NMz4y8A&#10;AAD//wMAUEsDBBQABgAIAAAAIQCO1YA4wwAAAN0AAAAPAAAAZHJzL2Rvd25yZXYueG1sRE9NawIx&#10;EL0L/Q9hCt40uwW3ZWuUUloQ8aIW2uOwmW5CN5Mlie76740g9DaP9znL9eg6caYQrWcF5bwAQdx4&#10;bblV8HX8nL2AiAlZY+eZFFwownr1MFlirf3AezofUityCMcaFZiU+lrK2BhyGOe+J87crw8OU4ah&#10;lTrgkMNdJ5+KopIOLecGgz29G2r+Dien4LT42ezisw3WDLtt9bH32/bbKzV9HN9eQSQa07/47t7o&#10;PL8sK7h9k0+QqysAAAD//wMAUEsBAi0AFAAGAAgAAAAhANvh9svuAAAAhQEAABMAAAAAAAAAAAAA&#10;AAAAAAAAAFtDb250ZW50X1R5cGVzXS54bWxQSwECLQAUAAYACAAAACEAWvQsW78AAAAVAQAACwAA&#10;AAAAAAAAAAAAAAAfAQAAX3JlbHMvLnJlbHNQSwECLQAUAAYACAAAACEAjtWAOMMAAADdAAAADwAA&#10;AAAAAAAAAAAAAAAHAgAAZHJzL2Rvd25yZXYueG1sUEsFBgAAAAADAAMAtwAAAPcCAAAAAA==&#10;" path="m,250190r566420,l566420,,,,,250190xe" filled="f" strokeweight=".5pt">
                   <v:path arrowok="t" textboxrect="0,0,566420,250190"/>
                 </v:shape>
-                <v:rect id="Rectangle 1117" o:spid="_x0000_s1177" style="position:absolute;left:40151;top:51600;width:922;height:2064;visibility:visible;mso-wrap-style:square;v-text-anchor:top" o:gfxdata="UEsDBBQABgAIAAAAIQDb4fbL7gAAAIUBAAATAAAAW0NvbnRlbnRfVHlwZXNdLnhtbHyQz07DMAyH&#10;70i8Q+QralM4IITa7kDhCAiNB7ASt43WOlEcyvb2pNu4IODoPz9/n1xv9vOkForiPDdwXVagiI23&#10;jocG3rdPxR0oScgWJ8/UwIEENu3lRb09BBKV0ywNjCmFe63FjDSjlD4Q50nv44wpl3HQAc0OB9I3&#10;VXWrjedEnIq03oC27qjHjympx31un0wiTQLq4bS4shrAECZnMGVTvbD9QSnOhDInjzsyuiBXWQP0&#10;r4R18jfgnHvJr4nOknrFmJ5xzhraRtHWf3Kkpfz/yGo5S+H73hkquyhdjr3R8m2lj09svwAAAP//&#10;AwBQSwMEFAAGAAgAAAAhAFr0LFu/AAAAFQEAAAsAAABfcmVscy8ucmVsc2zPwWrDMAwG4Ptg72B0&#10;X5TuUMaI01uh19I+gLGVxCy2jGSy9e1nemrHjpL4P0nD4SetZiPRyNnCruvBUPYcYp4tXC/Htw8w&#10;Wl0ObuVMFm6kcBhfX4Yzra62kC6xqGlKVgtLreUTUf1CyWnHhXKbTCzJ1VbKjMX5LzcTvvf9HuXR&#10;gPHJNKdgQU5hB+ZyK23zHztFL6w81c5zQp6m6P9TMfB3PtPWFCczVQtB9N4U2rp2HOA44NMz4y8A&#10;AAD//wMAUEsDBBQABgAIAAAAIQDVequ9xAAAAN0AAAAPAAAAZHJzL2Rvd25yZXYueG1sRE9Na8JA&#10;EL0X+h+WKXirm3ioGl0l1BY9VlNIexuyYxKanQ3ZbRL99V1B6G0e73PW29E0oqfO1ZYVxNMIBHFh&#10;dc2lgs/s/XkBwnlkjY1lUnAhB9vN48MaE20HPlJ/8qUIIewSVFB53yZSuqIig25qW+LAnW1n0AfY&#10;lVJ3OIRw08hZFL1IgzWHhgpbeq2o+Dn9GgX7RZt+Hex1KJu3733+kS932dIrNXka0xUIT6P/F9/d&#10;Bx3mx/Ecbt+EE+TmDwAA//8DAFBLAQItABQABgAIAAAAIQDb4fbL7gAAAIUBAAATAAAAAAAAAAAA&#10;AAAAAAAAAABbQ29udGVudF9UeXBlc10ueG1sUEsBAi0AFAAGAAgAAAAhAFr0LFu/AAAAFQEAAAsA&#10;AAAAAAAAAAAAAAAAHwEAAF9yZWxzLy5yZWxzUEsBAi0AFAAGAAgAAAAhANV6q73EAAAA3QAAAA8A&#10;AAAAAAAAAAAAAAAABwIAAGRycy9kb3ducmV2LnhtbFBLBQYAAAAAAwADALcAAAD4AgAAAAA=&#10;" filled="f" stroked="f">
+                <v:rect id="Rectangle 1117" o:spid="_x0000_s1186" style="position:absolute;left:40151;top:51600;width:922;height:2064;visibility:visible;mso-wrap-style:square;v-text-anchor:top" o:gfxdata="UEsDBBQABgAIAAAAIQDb4fbL7gAAAIUBAAATAAAAW0NvbnRlbnRfVHlwZXNdLnhtbHyQz07DMAyH&#10;70i8Q+QralM4IITa7kDhCAiNB7ASt43WOlEcyvb2pNu4IODoPz9/n1xv9vOkForiPDdwXVagiI23&#10;jocG3rdPxR0oScgWJ8/UwIEENu3lRb09BBKV0ywNjCmFe63FjDSjlD4Q50nv44wpl3HQAc0OB9I3&#10;VXWrjedEnIq03oC27qjHjympx31un0wiTQLq4bS4shrAECZnMGVTvbD9QSnOhDInjzsyuiBXWQP0&#10;r4R18jfgnHvJr4nOknrFmJ5xzhraRtHWf3Kkpfz/yGo5S+H73hkquyhdjr3R8m2lj09svwAAAP//&#10;AwBQSwMEFAAGAAgAAAAhAFr0LFu/AAAAFQEAAAsAAABfcmVscy8ucmVsc2zPwWrDMAwG4Ptg72B0&#10;X5TuUMaI01uh19I+gLGVxCy2jGSy9e1nemrHjpL4P0nD4SetZiPRyNnCruvBUPYcYp4tXC/Htw8w&#10;Wl0ObuVMFm6kcBhfX4Yzra62kC6xqGlKVgtLreUTUf1CyWnHhXKbTCzJ1VbKjMX5LzcTvvf9HuXR&#10;gPHJNKdgQU5hB+ZyK23zHztFL6w81c5zQp6m6P9TMfB3PtPWFCczVQtB9N4U2rp2HOA44NMz4y8A&#10;AAD//wMAUEsDBBQABgAIAAAAIQDVequ9xAAAAN0AAAAPAAAAZHJzL2Rvd25yZXYueG1sRE9Na8JA&#10;EL0X+h+WKXirm3ioGl0l1BY9VlNIexuyYxKanQ3ZbRL99V1B6G0e73PW29E0oqfO1ZYVxNMIBHFh&#10;dc2lgs/s/XkBwnlkjY1lUnAhB9vN48MaE20HPlJ/8qUIIewSVFB53yZSuqIig25qW+LAnW1n0AfY&#10;lVJ3OIRw08hZFL1IgzWHhgpbeq2o+Dn9GgX7RZt+Hex1KJu3733+kS932dIrNXka0xUIT6P/F9/d&#10;Bx3mx/Ecbt+EE+TmDwAA//8DAFBLAQItABQABgAIAAAAIQDb4fbL7gAAAIUBAAATAAAAAAAAAAAA&#10;AAAAAAAAAABbQ29udGVudF9UeXBlc10ueG1sUEsBAi0AFAAGAAgAAAAhAFr0LFu/AAAAFQEAAAsA&#10;AAAAAAAAAAAAAAAAHwEAAF9yZWxzLy5yZWxzUEsBAi0AFAAGAAgAAAAhANV6q73EAAAA3QAAAA8A&#10;AAAAAAAAAAAAAAAABwIAAGRycy9kb3ducmV2LnhtbFBLBQYAAAAAAwADALcAAAD4AgAAAAA=&#10;" filled="f" stroked="f">
                   <v:textbox inset="0,0,0,0">
                     <w:txbxContent>
                       <w:p>
@@ -16390,7 +16835,7 @@
                     </w:txbxContent>
                   </v:textbox>
                 </v:rect>
-                <v:rect id="Rectangle 1118" o:spid="_x0000_s1178" style="position:absolute;left:40849;top:51600;width:1228;height:2064;visibility:visible;mso-wrap-style:square;v-text-anchor:top" o:gfxdata="UEsDBBQABgAIAAAAIQDb4fbL7gAAAIUBAAATAAAAW0NvbnRlbnRfVHlwZXNdLnhtbHyQz07DMAyH&#10;70i8Q+QralM4IITa7kDhCAiNB7ASt43WOlEcyvb2pNu4IODoPz9/n1xv9vOkForiPDdwXVagiI23&#10;jocG3rdPxR0oScgWJ8/UwIEENu3lRb09BBKV0ywNjCmFe63FjDSjlD4Q50nv44wpl3HQAc0OB9I3&#10;VXWrjedEnIq03oC27qjHjympx31un0wiTQLq4bS4shrAECZnMGVTvbD9QSnOhDInjzsyuiBXWQP0&#10;r4R18jfgnHvJr4nOknrFmJ5xzhraRtHWf3Kkpfz/yGo5S+H73hkquyhdjr3R8m2lj09svwAAAP//&#10;AwBQSwMEFAAGAAgAAAAhAFr0LFu/AAAAFQEAAAsAAABfcmVscy8ucmVsc2zPwWrDMAwG4Ptg72B0&#10;X5TuUMaI01uh19I+gLGVxCy2jGSy9e1nemrHjpL4P0nD4SetZiPRyNnCruvBUPYcYp4tXC/Htw8w&#10;Wl0ObuVMFm6kcBhfX4Yzra62kC6xqGlKVgtLreUTUf1CyWnHhXKbTCzJ1VbKjMX5LzcTvvf9HuXR&#10;gPHJNKdgQU5hB+ZyK23zHztFL6w81c5zQp6m6P9TMfB3PtPWFCczVQtB9N4U2rp2HOA44NMz4y8A&#10;AAD//wMAUEsDBBQABgAIAAAAIQCk5T/PxgAAAN0AAAAPAAAAZHJzL2Rvd25yZXYueG1sRI9Bb8Iw&#10;DIXvk/gPkZG4jbQ7ICgEhAYTHBkgwW5W47XVGqdqAi38+vkwaTdb7/m9z4tV72p1pzZUng2k4wQU&#10;ce5txYWB8+njdQoqRGSLtWcy8KAAq+XgZYGZ9R1/0v0YCyUhHDI0UMbYZFqHvCSHYewbYtG+fesw&#10;ytoW2rbYSbir9VuSTLTDiqWhxIbeS8p/jjdnYDdt1te9f3ZFvf3aXQ6X2eY0i8aMhv16DipSH//N&#10;f9d7K/hpKrjyjYygl78AAAD//wMAUEsBAi0AFAAGAAgAAAAhANvh9svuAAAAhQEAABMAAAAAAAAA&#10;AAAAAAAAAAAAAFtDb250ZW50X1R5cGVzXS54bWxQSwECLQAUAAYACAAAACEAWvQsW78AAAAVAQAA&#10;CwAAAAAAAAAAAAAAAAAfAQAAX3JlbHMvLnJlbHNQSwECLQAUAAYACAAAACEApOU/z8YAAADdAAAA&#10;DwAAAAAAAAAAAAAAAAAHAgAAZHJzL2Rvd25yZXYueG1sUEsFBgAAAAADAAMAtwAAAPoCAAAAAA==&#10;" filled="f" stroked="f">
+                <v:rect id="Rectangle 1118" o:spid="_x0000_s1187" style="position:absolute;left:40849;top:51600;width:1228;height:2064;visibility:visible;mso-wrap-style:square;v-text-anchor:top" o:gfxdata="UEsDBBQABgAIAAAAIQDb4fbL7gAAAIUBAAATAAAAW0NvbnRlbnRfVHlwZXNdLnhtbHyQz07DMAyH&#10;70i8Q+QralM4IITa7kDhCAiNB7ASt43WOlEcyvb2pNu4IODoPz9/n1xv9vOkForiPDdwXVagiI23&#10;jocG3rdPxR0oScgWJ8/UwIEENu3lRb09BBKV0ywNjCmFe63FjDSjlD4Q50nv44wpl3HQAc0OB9I3&#10;VXWrjedEnIq03oC27qjHjympx31un0wiTQLq4bS4shrAECZnMGVTvbD9QSnOhDInjzsyuiBXWQP0&#10;r4R18jfgnHvJr4nOknrFmJ5xzhraRtHWf3Kkpfz/yGo5S+H73hkquyhdjr3R8m2lj09svwAAAP//&#10;AwBQSwMEFAAGAAgAAAAhAFr0LFu/AAAAFQEAAAsAAABfcmVscy8ucmVsc2zPwWrDMAwG4Ptg72B0&#10;X5TuUMaI01uh19I+gLGVxCy2jGSy9e1nemrHjpL4P0nD4SetZiPRyNnCruvBUPYcYp4tXC/Htw8w&#10;Wl0ObuVMFm6kcBhfX4Yzra62kC6xqGlKVgtLreUTUf1CyWnHhXKbTCzJ1VbKjMX5LzcTvvf9HuXR&#10;gPHJNKdgQU5hB+ZyK23zHztFL6w81c5zQp6m6P9TMfB3PtPWFCczVQtB9N4U2rp2HOA44NMz4y8A&#10;AAD//wMAUEsDBBQABgAIAAAAIQCk5T/PxgAAAN0AAAAPAAAAZHJzL2Rvd25yZXYueG1sRI9Bb8Iw&#10;DIXvk/gPkZG4jbQ7ICgEhAYTHBkgwW5W47XVGqdqAi38+vkwaTdb7/m9z4tV72p1pzZUng2k4wQU&#10;ce5txYWB8+njdQoqRGSLtWcy8KAAq+XgZYGZ9R1/0v0YCyUhHDI0UMbYZFqHvCSHYewbYtG+fesw&#10;ytoW2rbYSbir9VuSTLTDiqWhxIbeS8p/jjdnYDdt1te9f3ZFvf3aXQ6X2eY0i8aMhv16DipSH//N&#10;f9d7K/hpKrjyjYygl78AAAD//wMAUEsBAi0AFAAGAAgAAAAhANvh9svuAAAAhQEAABMAAAAAAAAA&#10;AAAAAAAAAAAAAFtDb250ZW50X1R5cGVzXS54bWxQSwECLQAUAAYACAAAACEAWvQsW78AAAAVAQAA&#10;CwAAAAAAAAAAAAAAAAAfAQAAX3JlbHMvLnJlbHNQSwECLQAUAAYACAAAACEApOU/z8YAAADdAAAA&#10;DwAAAAAAAAAAAAAAAAAHAgAAZHJzL2Rvd25yZXYueG1sUEsFBgAAAAADAAMAtwAAAPoCAAAAAA==&#10;" filled="f" stroked="f">
                   <v:textbox inset="0,0,0,0">
                     <w:txbxContent>
                       <w:p>
@@ -16404,7 +16849,7 @@
                     </w:txbxContent>
                   </v:textbox>
                 </v:rect>
-                <v:rect id="Rectangle 1119" o:spid="_x0000_s1179" style="position:absolute;left:41770;top:51600;width:2421;height:2064;visibility:visible;mso-wrap-style:square;v-text-anchor:top" o:gfxdata="UEsDBBQABgAIAAAAIQDb4fbL7gAAAIUBAAATAAAAW0NvbnRlbnRfVHlwZXNdLnhtbHyQz07DMAyH&#10;70i8Q+QralM4IITa7kDhCAiNB7ASt43WOlEcyvb2pNu4IODoPz9/n1xv9vOkForiPDdwXVagiI23&#10;jocG3rdPxR0oScgWJ8/UwIEENu3lRb09BBKV0ywNjCmFe63FjDSjlD4Q50nv44wpl3HQAc0OB9I3&#10;VXWrjedEnIq03oC27qjHjympx31un0wiTQLq4bS4shrAECZnMGVTvbD9QSnOhDInjzsyuiBXWQP0&#10;r4R18jfgnHvJr4nOknrFmJ5xzhraRtHWf3Kkpfz/yGo5S+H73hkquyhdjr3R8m2lj09svwAAAP//&#10;AwBQSwMEFAAGAAgAAAAhAFr0LFu/AAAAFQEAAAsAAABfcmVscy8ucmVsc2zPwWrDMAwG4Ptg72B0&#10;X5TuUMaI01uh19I+gLGVxCy2jGSy9e1nemrHjpL4P0nD4SetZiPRyNnCruvBUPYcYp4tXC/Htw8w&#10;Wl0ObuVMFm6kcBhfX4Yzra62kC6xqGlKVgtLreUTUf1CyWnHhXKbTCzJ1VbKjMX5LzcTvvf9HuXR&#10;gPHJNKdgQU5hB+ZyK23zHztFL6w81c5zQp6m6P9TMfB3PtPWFCczVQtB9N4U2rp2HOA44NMz4y8A&#10;AAD//wMAUEsDBBQABgAIAAAAIQDLqZpUxAAAAN0AAAAPAAAAZHJzL2Rvd25yZXYueG1sRE9Na8JA&#10;EL0X+h+WKXhrNulBktRVxLaYY6uF1NuQHZNgdjZkVxP767uC0Ns83ucsVpPpxIUG11pWkEQxCOLK&#10;6pZrBd/7j+cUhPPIGjvLpOBKDlbLx4cF5tqO/EWXna9FCGGXo4LG+z6X0lUNGXSR7YkDd7SDQR/g&#10;UEs94BjCTSdf4nguDbYcGhrsadNQddqdjYJt2q9/Cvs71t37YVt+ltnbPvNKzZ6m9SsIT5P/F9/d&#10;hQ7zkySD2zfhBLn8AwAA//8DAFBLAQItABQABgAIAAAAIQDb4fbL7gAAAIUBAAATAAAAAAAAAAAA&#10;AAAAAAAAAABbQ29udGVudF9UeXBlc10ueG1sUEsBAi0AFAAGAAgAAAAhAFr0LFu/AAAAFQEAAAsA&#10;AAAAAAAAAAAAAAAAHwEAAF9yZWxzLy5yZWxzUEsBAi0AFAAGAAgAAAAhAMupmlTEAAAA3QAAAA8A&#10;AAAAAAAAAAAAAAAABwIAAGRycy9kb3ducmV2LnhtbFBLBQYAAAAAAwADALcAAAD4AgAAAAA=&#10;" filled="f" stroked="f">
+                <v:rect id="Rectangle 1119" o:spid="_x0000_s1188" style="position:absolute;left:41770;top:51600;width:2421;height:2064;visibility:visible;mso-wrap-style:square;v-text-anchor:top" o:gfxdata="UEsDBBQABgAIAAAAIQDb4fbL7gAAAIUBAAATAAAAW0NvbnRlbnRfVHlwZXNdLnhtbHyQz07DMAyH&#10;70i8Q+QralM4IITa7kDhCAiNB7ASt43WOlEcyvb2pNu4IODoPz9/n1xv9vOkForiPDdwXVagiI23&#10;jocG3rdPxR0oScgWJ8/UwIEENu3lRb09BBKV0ywNjCmFe63FjDSjlD4Q50nv44wpl3HQAc0OB9I3&#10;VXWrjedEnIq03oC27qjHjympx31un0wiTQLq4bS4shrAECZnMGVTvbD9QSnOhDInjzsyuiBXWQP0&#10;r4R18jfgnHvJr4nOknrFmJ5xzhraRtHWf3Kkpfz/yGo5S+H73hkquyhdjr3R8m2lj09svwAAAP//&#10;AwBQSwMEFAAGAAgAAAAhAFr0LFu/AAAAFQEAAAsAAABfcmVscy8ucmVsc2zPwWrDMAwG4Ptg72B0&#10;X5TuUMaI01uh19I+gLGVxCy2jGSy9e1nemrHjpL4P0nD4SetZiPRyNnCruvBUPYcYp4tXC/Htw8w&#10;Wl0ObuVMFm6kcBhfX4Yzra62kC6xqGlKVgtLreUTUf1CyWnHhXKbTCzJ1VbKjMX5LzcTvvf9HuXR&#10;gPHJNKdgQU5hB+ZyK23zHztFL6w81c5zQp6m6P9TMfB3PtPWFCczVQtB9N4U2rp2HOA44NMz4y8A&#10;AAD//wMAUEsDBBQABgAIAAAAIQDLqZpUxAAAAN0AAAAPAAAAZHJzL2Rvd25yZXYueG1sRE9Na8JA&#10;EL0X+h+WKXhrNulBktRVxLaYY6uF1NuQHZNgdjZkVxP767uC0Ns83ucsVpPpxIUG11pWkEQxCOLK&#10;6pZrBd/7j+cUhPPIGjvLpOBKDlbLx4cF5tqO/EWXna9FCGGXo4LG+z6X0lUNGXSR7YkDd7SDQR/g&#10;UEs94BjCTSdf4nguDbYcGhrsadNQddqdjYJt2q9/Cvs71t37YVt+ltnbPvNKzZ6m9SsIT5P/F9/d&#10;hQ7zkySD2zfhBLn8AwAA//8DAFBLAQItABQABgAIAAAAIQDb4fbL7gAAAIUBAAATAAAAAAAAAAAA&#10;AAAAAAAAAABbQ29udGVudF9UeXBlc10ueG1sUEsBAi0AFAAGAAgAAAAhAFr0LFu/AAAAFQEAAAsA&#10;AAAAAAAAAAAAAAAAHwEAAF9yZWxzLy5yZWxzUEsBAi0AFAAGAAgAAAAhAMupmlTEAAAA3QAAAA8A&#10;AAAAAAAAAAAAAAAABwIAAGRycy9kb3ducmV2LnhtbFBLBQYAAAAAAwADALcAAAD4AgAAAAA=&#10;" filled="f" stroked="f">
                   <v:textbox inset="0,0,0,0">
                     <w:txbxContent>
                       <w:p>
@@ -16418,7 +16863,7 @@
                     </w:txbxContent>
                   </v:textbox>
                 </v:rect>
-                <v:rect id="Rectangle 15963" o:spid="_x0000_s1180" style="position:absolute;left:44627;top:51600;width:458;height:2064;visibility:visible;mso-wrap-style:square;v-text-anchor:top" o:gfxdata="UEsDBBQABgAIAAAAIQDb4fbL7gAAAIUBAAATAAAAW0NvbnRlbnRfVHlwZXNdLnhtbHyQz07DMAyH&#10;70i8Q+QralM4IITa7kDhCAiNB7ASt43WOlEcyvb2pNu4IODoPz9/n1xv9vOkForiPDdwXVagiI23&#10;jocG3rdPxR0oScgWJ8/UwIEENu3lRb09BBKV0ywNjCmFe63FjDSjlD4Q50nv44wpl3HQAc0OB9I3&#10;VXWrjedEnIq03oC27qjHjympx31un0wiTQLq4bS4shrAECZnMGVTvbD9QSnOhDInjzsyuiBXWQP0&#10;r4R18jfgnHvJr4nOknrFmJ5xzhraRtHWf3Kkpfz/yGo5S+H73hkquyhdjr3R8m2lj09svwAAAP//&#10;AwBQSwMEFAAGAAgAAAAhAFr0LFu/AAAAFQEAAAsAAABfcmVscy8ucmVsc2zPwWrDMAwG4Ptg72B0&#10;X5TuUMaI01uh19I+gLGVxCy2jGSy9e1nemrHjpL4P0nD4SetZiPRyNnCruvBUPYcYp4tXC/Htw8w&#10;Wl0ObuVMFm6kcBhfX4Yzra62kC6xqGlKVgtLreUTUf1CyWnHhXKbTCzJ1VbKjMX5LzcTvvf9HuXR&#10;gPHJNKdgQU5hB+ZyK23zHztFL6w81c5zQp6m6P9TMfB3PtPWFCczVQtB9N4U2rp2HOA44NMz4y8A&#10;AAD//wMAUEsDBBQABgAIAAAAIQCyZRJnxQAAAN4AAAAPAAAAZHJzL2Rvd25yZXYueG1sRE9Na8JA&#10;EL0L/odlCr3pphUlia4iVtFj1YL1NmTHJJidDdmtSfvrXaHgbR7vc2aLzlTiRo0rLSt4G0YgiDOr&#10;S84VfB03gxiE88gaK8uk4JccLOb93gxTbVve0+3gcxFC2KWooPC+TqV0WUEG3dDWxIG72MagD7DJ&#10;pW6wDeGmku9RNJEGSw4NBda0Kii7Hn6Mgm1cL7939q/Nq/V5e/o8JR/HxCv1+tItpyA8df4p/nfv&#10;dJg/TiYjeLwTbpDzOwAAAP//AwBQSwECLQAUAAYACAAAACEA2+H2y+4AAACFAQAAEwAAAAAAAAAA&#10;AAAAAAAAAAAAW0NvbnRlbnRfVHlwZXNdLnhtbFBLAQItABQABgAIAAAAIQBa9CxbvwAAABUBAAAL&#10;AAAAAAAAAAAAAAAAAB8BAABfcmVscy8ucmVsc1BLAQItABQABgAIAAAAIQCyZRJnxQAAAN4AAAAP&#10;AAAAAAAAAAAAAAAAAAcCAABkcnMvZG93bnJldi54bWxQSwUGAAAAAAMAAwC3AAAA+QIAAAAA&#10;" filled="f" stroked="f">
+                <v:rect id="Rectangle 15963" o:spid="_x0000_s1189" style="position:absolute;left:44627;top:51600;width:458;height:2064;visibility:visible;mso-wrap-style:square;v-text-anchor:top" o:gfxdata="UEsDBBQABgAIAAAAIQDb4fbL7gAAAIUBAAATAAAAW0NvbnRlbnRfVHlwZXNdLnhtbHyQz07DMAyH&#10;70i8Q+QralM4IITa7kDhCAiNB7ASt43WOlEcyvb2pNu4IODoPz9/n1xv9vOkForiPDdwXVagiI23&#10;jocG3rdPxR0oScgWJ8/UwIEENu3lRb09BBKV0ywNjCmFe63FjDSjlD4Q50nv44wpl3HQAc0OB9I3&#10;VXWrjedEnIq03oC27qjHjympx31un0wiTQLq4bS4shrAECZnMGVTvbD9QSnOhDInjzsyuiBXWQP0&#10;r4R18jfgnHvJr4nOknrFmJ5xzhraRtHWf3Kkpfz/yGo5S+H73hkquyhdjr3R8m2lj09svwAAAP//&#10;AwBQSwMEFAAGAAgAAAAhAFr0LFu/AAAAFQEAAAsAAABfcmVscy8ucmVsc2zPwWrDMAwG4Ptg72B0&#10;X5TuUMaI01uh19I+gLGVxCy2jGSy9e1nemrHjpL4P0nD4SetZiPRyNnCruvBUPYcYp4tXC/Htw8w&#10;Wl0ObuVMFm6kcBhfX4Yzra62kC6xqGlKVgtLreUTUf1CyWnHhXKbTCzJ1VbKjMX5LzcTvvf9HuXR&#10;gPHJNKdgQU5hB+ZyK23zHztFL6w81c5zQp6m6P9TMfB3PtPWFCczVQtB9N4U2rp2HOA44NMz4y8A&#10;AAD//wMAUEsDBBQABgAIAAAAIQCyZRJnxQAAAN4AAAAPAAAAZHJzL2Rvd25yZXYueG1sRE9Na8JA&#10;EL0L/odlCr3pphUlia4iVtFj1YL1NmTHJJidDdmtSfvrXaHgbR7vc2aLzlTiRo0rLSt4G0YgiDOr&#10;S84VfB03gxiE88gaK8uk4JccLOb93gxTbVve0+3gcxFC2KWooPC+TqV0WUEG3dDWxIG72MagD7DJ&#10;pW6wDeGmku9RNJEGSw4NBda0Kii7Hn6Mgm1cL7939q/Nq/V5e/o8JR/HxCv1+tItpyA8df4p/nfv&#10;dJg/TiYjeLwTbpDzOwAAAP//AwBQSwECLQAUAAYACAAAACEA2+H2y+4AAACFAQAAEwAAAAAAAAAA&#10;AAAAAAAAAAAAW0NvbnRlbnRfVHlwZXNdLnhtbFBLAQItABQABgAIAAAAIQBa9CxbvwAAABUBAAAL&#10;AAAAAAAAAAAAAAAAAB8BAABfcmVscy8ucmVsc1BLAQItABQABgAIAAAAIQCyZRJnxQAAAN4AAAAP&#10;AAAAAAAAAAAAAAAAAAcCAABkcnMvZG93bnJldi54bWxQSwUGAAAAAAMAAwC3AAAA+QIAAAAA&#10;" filled="f" stroked="f">
                   <v:textbox inset="0,0,0,0">
                     <w:txbxContent>
                       <w:p>
@@ -16432,7 +16877,7 @@
                     </w:txbxContent>
                   </v:textbox>
                 </v:rect>
-                <v:rect id="Rectangle 15962" o:spid="_x0000_s1181" style="position:absolute;left:43580;top:51600;width:1387;height:2064;visibility:visible;mso-wrap-style:square;v-text-anchor:top" o:gfxdata="UEsDBBQABgAIAAAAIQDb4fbL7gAAAIUBAAATAAAAW0NvbnRlbnRfVHlwZXNdLnhtbHyQz07DMAyH&#10;70i8Q+QralM4IITa7kDhCAiNB7ASt43WOlEcyvb2pNu4IODoPz9/n1xv9vOkForiPDdwXVagiI23&#10;jocG3rdPxR0oScgWJ8/UwIEENu3lRb09BBKV0ywNjCmFe63FjDSjlD4Q50nv44wpl3HQAc0OB9I3&#10;VXWrjedEnIq03oC27qjHjympx31un0wiTQLq4bS4shrAECZnMGVTvbD9QSnOhDInjzsyuiBXWQP0&#10;r4R18jfgnHvJr4nOknrFmJ5xzhraRtHWf3Kkpfz/yGo5S+H73hkquyhdjr3R8m2lj09svwAAAP//&#10;AwBQSwMEFAAGAAgAAAAhAFr0LFu/AAAAFQEAAAsAAABfcmVscy8ucmVsc2zPwWrDMAwG4Ptg72B0&#10;X5TuUMaI01uh19I+gLGVxCy2jGSy9e1nemrHjpL4P0nD4SetZiPRyNnCruvBUPYcYp4tXC/Htw8w&#10;Wl0ObuVMFm6kcBhfX4Yzra62kC6xqGlKVgtLreUTUf1CyWnHhXKbTCzJ1VbKjMX5LzcTvvf9HuXR&#10;gPHJNKdgQU5hB+ZyK23zHztFL6w81c5zQp6m6P9TMfB3PtPWFCczVQtB9N4U2rp2HOA44NMz4y8A&#10;AAD//wMAUEsDBBQABgAIAAAAIQDdKbf8xAAAAN4AAAAPAAAAZHJzL2Rvd25yZXYueG1sRE9Li8Iw&#10;EL4v7H8Is+BtTVdQbDWKrC569AXqbWjGtthMSpO11V9vBMHbfHzPGU9bU4or1a6wrOCnG4EgTq0u&#10;OFOw3/19D0E4j6yxtEwKbuRgOvn8GGOibcMbum59JkIIuwQV5N5XiZQuzcmg69qKOHBnWxv0AdaZ&#10;1DU2IdyUshdFA2mw4NCQY0W/OaWX7b9RsBxWs+PK3pusXJyWh/Uhnu9ir1Tnq52NQHhq/Vv8cq90&#10;mN+PBz14vhNukJMHAAAA//8DAFBLAQItABQABgAIAAAAIQDb4fbL7gAAAIUBAAATAAAAAAAAAAAA&#10;AAAAAAAAAABbQ29udGVudF9UeXBlc10ueG1sUEsBAi0AFAAGAAgAAAAhAFr0LFu/AAAAFQEAAAsA&#10;AAAAAAAAAAAAAAAAHwEAAF9yZWxzLy5yZWxzUEsBAi0AFAAGAAgAAAAhAN0pt/zEAAAA3gAAAA8A&#10;AAAAAAAAAAAAAAAABwIAAGRycy9kb3ducmV2LnhtbFBLBQYAAAAAAwADALcAAAD4AgAAAAA=&#10;" filled="f" stroked="f">
+                <v:rect id="Rectangle 15962" o:spid="_x0000_s1190" style="position:absolute;left:43580;top:51600;width:1387;height:2064;visibility:visible;mso-wrap-style:square;v-text-anchor:top" o:gfxdata="UEsDBBQABgAIAAAAIQDb4fbL7gAAAIUBAAATAAAAW0NvbnRlbnRfVHlwZXNdLnhtbHyQz07DMAyH&#10;70i8Q+QralM4IITa7kDhCAiNB7ASt43WOlEcyvb2pNu4IODoPz9/n1xv9vOkForiPDdwXVagiI23&#10;jocG3rdPxR0oScgWJ8/UwIEENu3lRb09BBKV0ywNjCmFe63FjDSjlD4Q50nv44wpl3HQAc0OB9I3&#10;VXWrjedEnIq03oC27qjHjympx31un0wiTQLq4bS4shrAECZnMGVTvbD9QSnOhDInjzsyuiBXWQP0&#10;r4R18jfgnHvJr4nOknrFmJ5xzhraRtHWf3Kkpfz/yGo5S+H73hkquyhdjr3R8m2lj09svwAAAP//&#10;AwBQSwMEFAAGAAgAAAAhAFr0LFu/AAAAFQEAAAsAAABfcmVscy8ucmVsc2zPwWrDMAwG4Ptg72B0&#10;X5TuUMaI01uh19I+gLGVxCy2jGSy9e1nemrHjpL4P0nD4SetZiPRyNnCruvBUPYcYp4tXC/Htw8w&#10;Wl0ObuVMFm6kcBhfX4Yzra62kC6xqGlKVgtLreUTUf1CyWnHhXKbTCzJ1VbKjMX5LzcTvvf9HuXR&#10;gPHJNKdgQU5hB+ZyK23zHztFL6w81c5zQp6m6P9TMfB3PtPWFCczVQtB9N4U2rp2HOA44NMz4y8A&#10;AAD//wMAUEsDBBQABgAIAAAAIQDdKbf8xAAAAN4AAAAPAAAAZHJzL2Rvd25yZXYueG1sRE9Li8Iw&#10;EL4v7H8Is+BtTVdQbDWKrC569AXqbWjGtthMSpO11V9vBMHbfHzPGU9bU4or1a6wrOCnG4EgTq0u&#10;OFOw3/19D0E4j6yxtEwKbuRgOvn8GGOibcMbum59JkIIuwQV5N5XiZQuzcmg69qKOHBnWxv0AdaZ&#10;1DU2IdyUshdFA2mw4NCQY0W/OaWX7b9RsBxWs+PK3pusXJyWh/Uhnu9ir1Tnq52NQHhq/Vv8cq90&#10;mN+PBz14vhNukJMHAAAA//8DAFBLAQItABQABgAIAAAAIQDb4fbL7gAAAIUBAAATAAAAAAAAAAAA&#10;AAAAAAAAAABbQ29udGVudF9UeXBlc10ueG1sUEsBAi0AFAAGAAgAAAAhAFr0LFu/AAAAFQEAAAsA&#10;AAAAAAAAAAAAAAAAHwEAAF9yZWxzLy5yZWxzUEsBAi0AFAAGAAgAAAAhAN0pt/zEAAAA3gAAAA8A&#10;AAAAAAAAAAAAAAAABwIAAGRycy9kb3ducmV2LnhtbFBLBQYAAAAAAwADALcAAAD4AgAAAAA=&#10;" filled="f" stroked="f">
                   <v:textbox inset="0,0,0,0">
                     <w:txbxContent>
                       <w:p>
@@ -16816,6 +17261,7 @@
               <w:dataBinding w:prefixMappings="xmlns:ns0='http://purl.org/dc/elements/1.1/' xmlns:ns1='http://schemas.openxmlformats.org/package/2006/metadata/core-properties' " w:xpath="/ns1:coreProperties[1]/ns0:title[1]" w:storeItemID="{6C3C8BC8-F283-45AE-878A-BAB7291924A1}"/>
               <w:text/>
             </w:sdtPr>
+            <w:sdtEndPr/>
             <w:sdtContent>
               <w:r>
                 <w:rPr>
@@ -16857,6 +17303,7 @@
             <w:dataBinding w:prefixMappings="xmlns:ns0='http://purl.org/dc/elements/1.1/' xmlns:ns1='http://schemas.openxmlformats.org/package/2006/metadata/core-properties' " w:xpath="/ns1:coreProperties[1]/ns0:creator[1]" w:storeItemID="{6C3C8BC8-F283-45AE-878A-BAB7291924A1}"/>
             <w:text/>
           </w:sdtPr>
+          <w:sdtEndPr/>
           <w:sdtContent>
             <w:p>
               <w:pPr>
@@ -17064,6 +17511,7 @@
                             <w:dataBinding w:prefixMappings="xmlns:ns0='http://purl.org/dc/elements/1.1/' xmlns:ns1='http://schemas.openxmlformats.org/package/2006/metadata/core-properties' " w:xpath="/ns1:coreProperties[1]/ns0:title[1]" w:storeItemID="{6C3C8BC8-F283-45AE-878A-BAB7291924A1}"/>
                             <w:text/>
                           </w:sdtPr>
+                          <w:sdtEndPr/>
                           <w:sdtContent>
                             <w:p>
                               <w:pPr>
@@ -17123,7 +17571,7 @@
         </mc:Choice>
         <mc:Fallback>
           <w:pict>
-            <v:rect w14:anchorId="607B2B35" id="Rectangle 197" o:spid="_x0000_s1182" style="position:absolute;margin-left:63.1pt;margin-top:38pt;width:323.55pt;height:21.25pt;z-index:-251657216;visibility:visible;mso-wrap-style:square;mso-width-percent:0;mso-height-percent:27;mso-wrap-distance-left:9.35pt;mso-wrap-distance-top:0;mso-wrap-distance-right:9.35pt;mso-wrap-distance-bottom:0;mso-position-horizontal:absolute;mso-position-horizontal-relative:margin;mso-position-vertical:absolute;mso-position-vertical-relative:page;mso-width-percent:0;mso-height-percent:27;mso-width-relative:margin;mso-height-relative:page;v-text-anchor:middle" o:gfxdata="UEsDBBQABgAIAAAAIQC2gziS/gAAAOEBAAATAAAAW0NvbnRlbnRfVHlwZXNdLnhtbJSRQU7DMBBF&#10;90jcwfIWJU67QAgl6YK0S0CoHGBkTxKLZGx5TGhvj5O2G0SRWNoz/78nu9wcxkFMGNg6quQqL6RA&#10;0s5Y6ir5vt9lD1JwBDIwOMJKHpHlpr69KfdHjyxSmriSfYz+USnWPY7AufNIadK6MEJMx9ApD/oD&#10;OlTrorhX2lFEilmcO2RdNtjC5xDF9pCuTyYBB5bi6bQ4syoJ3g9WQ0ymaiLzg5KdCXlKLjvcW893&#10;SUOqXwnz5DrgnHtJTxOsQfEKIT7DmDSUCaxw7Rqn8787ZsmRM9e2VmPeBN4uqYvTtW7jvijg9N/y&#10;JsXecLq0q+WD6m8AAAD//wMAUEsDBBQABgAIAAAAIQA4/SH/1gAAAJQBAAALAAAAX3JlbHMvLnJl&#10;bHOkkMFqwzAMhu+DvYPRfXGawxijTi+j0GvpHsDYimMaW0Yy2fr2M4PBMnrbUb/Q94l/f/hMi1qR&#10;JVI2sOt6UJgd+ZiDgffL8ekFlFSbvV0oo4EbChzGx4f9GRdb25HMsYhqlCwG5lrLq9biZkxWOiqY&#10;22YiTra2kYMu1l1tQD30/bPm3wwYN0x18gb45AdQl1tp5j/sFB2T0FQ7R0nTNEV3j6o9feQzro1i&#10;OWA14Fm+Q8a1a8+Bvu/d/dMb2JY5uiPbhG/ktn4cqGU/er3pcvwCAAD//wMAUEsDBBQABgAIAAAA&#10;IQAMjWuOeQIAAG0FAAAOAAAAZHJzL2Uyb0RvYy54bWysVG1r2zAQ/j7YfxD6vtgOSZuGOiW0ZAxC&#10;W9qOflZkqTbIknZSYme/fif5JV1bNhjLB+Wke+7t8d1dXrW1IgcBrjI6p9kkpURobopKv+T0+9Pm&#10;y4IS55kumDJa5PQoHL1aff502dilmJrSqEIAQSfaLRub09J7u0wSx0tRMzcxVmhUSgM183iFl6QA&#10;1qD3WiXTND1LGgOFBcOFc/h60ynpKvqXUnB/J6UTnqicYm4+nhDPXTiT1SVbvgCzZcX7NNg/ZFGz&#10;SmPQ0dUN84zsoXrnqq44GGekn3BTJ0bKiotYA1aTpW+qeSyZFbEWJMfZkSb3/9zy28OjvQekobFu&#10;6VAMVbQS6vCP+ZE2knUcyRKtJxwfZ1l6kS7mlHDUTc8uFufzwGZysrbg/FdhahKEnAJ+jMgRO2yd&#10;76ADJARzRlXFplIqXkIDiGsF5MDw0zHOhfZZH+A3pNIBr02w7JyGl+RUTpT8UYmAU/pBSFIVWMA0&#10;JhM77X2gmEPJCtHFn6f4G6IPqcVio8OAlhh/9J39yXeXZY8PpiI26mic/t14tIiRjfajcV1pAx85&#10;UCN9ssMPJHXUBJZ8u2sxuSDuTHG8BwKmmxhn+abCr7hlzt8zwBHBYcKx93d4SGWanJpeoqQ08POj&#10;94DHzkUtJQ2OXE7djz0DQYn6prGnL7LZLMxovMzm51O8wGvN7rVG7+trg62R4YKxPIoB79UgSjD1&#10;M26HdYiKKqY5xs4p9zBcrn23CnC/cLFeRxjOpWV+qx8tD84DwaFLn9pnBrZvZY9DcGuG8WTLNx3d&#10;YYOls+u9x9aM7X7itaceZzr2UL9/wtJ4fY+o05Zc/QIAAP//AwBQSwMEFAAGAAgAAAAhAHSd1Ubc&#10;AAAACgEAAA8AAABkcnMvZG93bnJldi54bWxMj8FOwzAQRO9I/QdrkbhRp6lIqhCnqpB6BNEW7m68&#10;TaLGaxM7afh7lhMcRzOaeVNuZ9uLCYfQOVKwWiYgkGpnOmoUfJz2jxsQIWoyuneECr4xwLZa3JW6&#10;MO5GB5yOsRFcQqHQCtoYfSFlqFu0OiydR2Lv4garI8uhkWbQNy63vUyTJJNWd8QLrfb40mJ9PY5W&#10;QbP3Ml5c/eXfXj/lmA7T4fo+KfVwP++eQUSc418YfvEZHSpmOruRTBA96zRLOaogz/gTB/J8vQZx&#10;Zme1eQJZlfL/heoHAAD//wMAUEsBAi0AFAAGAAgAAAAhALaDOJL+AAAA4QEAABMAAAAAAAAAAAAA&#10;AAAAAAAAAFtDb250ZW50X1R5cGVzXS54bWxQSwECLQAUAAYACAAAACEAOP0h/9YAAACUAQAACwAA&#10;AAAAAAAAAAAAAAAvAQAAX3JlbHMvLnJlbHNQSwECLQAUAAYACAAAACEADI1rjnkCAABtBQAADgAA&#10;AAAAAAAAAAAAAAAuAgAAZHJzL2Uyb0RvYy54bWxQSwECLQAUAAYACAAAACEAdJ3VRtwAAAAKAQAA&#10;DwAAAAAAAAAAAAAAAADTBAAAZHJzL2Rvd25yZXYueG1sUEsFBgAAAAAEAAQA8wAAANwFAAAAAA==&#10;" o:allowoverlap="f" fillcolor="#4472c4 [3204]" stroked="f" strokeweight="1pt">
+            <v:rect w14:anchorId="607B2B35" id="Rectangle 197" o:spid="_x0000_s1191" style="position:absolute;margin-left:63.1pt;margin-top:38pt;width:323.55pt;height:21.25pt;z-index:-251657216;visibility:visible;mso-wrap-style:square;mso-width-percent:0;mso-height-percent:27;mso-wrap-distance-left:9.35pt;mso-wrap-distance-top:0;mso-wrap-distance-right:9.35pt;mso-wrap-distance-bottom:0;mso-position-horizontal:absolute;mso-position-horizontal-relative:margin;mso-position-vertical:absolute;mso-position-vertical-relative:page;mso-width-percent:0;mso-height-percent:27;mso-width-relative:margin;mso-height-relative:page;v-text-anchor:middle" o:gfxdata="UEsDBBQABgAIAAAAIQC2gziS/gAAAOEBAAATAAAAW0NvbnRlbnRfVHlwZXNdLnhtbJSRQU7DMBBF&#10;90jcwfIWJU67QAgl6YK0S0CoHGBkTxKLZGx5TGhvj5O2G0SRWNoz/78nu9wcxkFMGNg6quQqL6RA&#10;0s5Y6ir5vt9lD1JwBDIwOMJKHpHlpr69KfdHjyxSmriSfYz+USnWPY7AufNIadK6MEJMx9ApD/oD&#10;OlTrorhX2lFEilmcO2RdNtjC5xDF9pCuTyYBB5bi6bQ4syoJ3g9WQ0ymaiLzg5KdCXlKLjvcW893&#10;SUOqXwnz5DrgnHtJTxOsQfEKIT7DmDSUCaxw7Rqn8787ZsmRM9e2VmPeBN4uqYvTtW7jvijg9N/y&#10;JsXecLq0q+WD6m8AAAD//wMAUEsDBBQABgAIAAAAIQA4/SH/1gAAAJQBAAALAAAAX3JlbHMvLnJl&#10;bHOkkMFqwzAMhu+DvYPRfXGawxijTi+j0GvpHsDYimMaW0Yy2fr2M4PBMnrbUb/Q94l/f/hMi1qR&#10;JVI2sOt6UJgd+ZiDgffL8ekFlFSbvV0oo4EbChzGx4f9GRdb25HMsYhqlCwG5lrLq9biZkxWOiqY&#10;22YiTra2kYMu1l1tQD30/bPm3wwYN0x18gb45AdQl1tp5j/sFB2T0FQ7R0nTNEV3j6o9feQzro1i&#10;OWA14Fm+Q8a1a8+Bvu/d/dMb2JY5uiPbhG/ktn4cqGU/er3pcvwCAAD//wMAUEsDBBQABgAIAAAA&#10;IQAMjWuOeQIAAG0FAAAOAAAAZHJzL2Uyb0RvYy54bWysVG1r2zAQ/j7YfxD6vtgOSZuGOiW0ZAxC&#10;W9qOflZkqTbIknZSYme/fif5JV1bNhjLB+Wke+7t8d1dXrW1IgcBrjI6p9kkpURobopKv+T0+9Pm&#10;y4IS55kumDJa5PQoHL1aff502dilmJrSqEIAQSfaLRub09J7u0wSx0tRMzcxVmhUSgM183iFl6QA&#10;1qD3WiXTND1LGgOFBcOFc/h60ynpKvqXUnB/J6UTnqicYm4+nhDPXTiT1SVbvgCzZcX7NNg/ZFGz&#10;SmPQ0dUN84zsoXrnqq44GGekn3BTJ0bKiotYA1aTpW+qeSyZFbEWJMfZkSb3/9zy28OjvQekobFu&#10;6VAMVbQS6vCP+ZE2knUcyRKtJxwfZ1l6kS7mlHDUTc8uFufzwGZysrbg/FdhahKEnAJ+jMgRO2yd&#10;76ADJARzRlXFplIqXkIDiGsF5MDw0zHOhfZZH+A3pNIBr02w7JyGl+RUTpT8UYmAU/pBSFIVWMA0&#10;JhM77X2gmEPJCtHFn6f4G6IPqcVio8OAlhh/9J39yXeXZY8PpiI26mic/t14tIiRjfajcV1pAx85&#10;UCN9ssMPJHXUBJZ8u2sxuSDuTHG8BwKmmxhn+abCr7hlzt8zwBHBYcKx93d4SGWanJpeoqQ08POj&#10;94DHzkUtJQ2OXE7djz0DQYn6prGnL7LZLMxovMzm51O8wGvN7rVG7+trg62R4YKxPIoB79UgSjD1&#10;M26HdYiKKqY5xs4p9zBcrn23CnC/cLFeRxjOpWV+qx8tD84DwaFLn9pnBrZvZY9DcGuG8WTLNx3d&#10;YYOls+u9x9aM7X7itaceZzr2UL9/wtJ4fY+o05Zc/QIAAP//AwBQSwMEFAAGAAgAAAAhAHSd1Ubc&#10;AAAACgEAAA8AAABkcnMvZG93bnJldi54bWxMj8FOwzAQRO9I/QdrkbhRp6lIqhCnqpB6BNEW7m68&#10;TaLGaxM7afh7lhMcRzOaeVNuZ9uLCYfQOVKwWiYgkGpnOmoUfJz2jxsQIWoyuneECr4xwLZa3JW6&#10;MO5GB5yOsRFcQqHQCtoYfSFlqFu0OiydR2Lv4garI8uhkWbQNy63vUyTJJNWd8QLrfb40mJ9PY5W&#10;QbP3Ml5c/eXfXj/lmA7T4fo+KfVwP++eQUSc418YfvEZHSpmOruRTBA96zRLOaogz/gTB/J8vQZx&#10;Zme1eQJZlfL/heoHAAD//wMAUEsBAi0AFAAGAAgAAAAhALaDOJL+AAAA4QEAABMAAAAAAAAAAAAA&#10;AAAAAAAAAFtDb250ZW50X1R5cGVzXS54bWxQSwECLQAUAAYACAAAACEAOP0h/9YAAACUAQAACwAA&#10;AAAAAAAAAAAAAAAvAQAAX3JlbHMvLnJlbHNQSwECLQAUAAYACAAAACEADI1rjnkCAABtBQAADgAA&#10;AAAAAAAAAAAAAAAuAgAAZHJzL2Uyb0RvYy54bWxQSwECLQAUAAYACAAAACEAdJ3VRtwAAAAKAQAA&#10;DwAAAAAAAAAAAAAAAADTBAAAZHJzL2Rvd25yZXYueG1sUEsFBgAAAAAEAAQA8wAAANwFAAAAAA==&#10;" o:allowoverlap="f" fillcolor="#4472c4 [3204]" stroked="f" strokeweight="1pt">
               <v:textbox style="mso-fit-shape-to-text:t">
                 <w:txbxContent>
                   <w:sdt>
@@ -19607,6 +20055,7 @@
     <w:rsid w:val="00173248"/>
     <w:rsid w:val="00195E96"/>
     <w:rsid w:val="001F05AE"/>
+    <w:rsid w:val="002129D4"/>
     <w:rsid w:val="002747EA"/>
     <w:rsid w:val="0028025C"/>
     <w:rsid w:val="002A6E08"/>
@@ -19634,6 +20083,7 @@
     <w:rsid w:val="00AC340C"/>
     <w:rsid w:val="00B0305B"/>
     <w:rsid w:val="00C70FFB"/>
+    <w:rsid w:val="00C749BD"/>
     <w:rsid w:val="00C973DD"/>
     <w:rsid w:val="00D32FA7"/>
     <w:rsid w:val="00D70848"/>
